--- a/__ms-praca__/Zak/soc_sablona_2025.docx
+++ b/__ms-praca__/Zak/soc_sablona_2025.docx
@@ -4156,6 +4156,28 @@
       <w:r>
         <w:t xml:space="preserve"> a jednoduchému spôsobu aktualizácie. Na rozdiel od klasických desktopových aplikácií nevyžadujú zložitú inštaláciu ani pravidelné manuálne aktualizácie na strane používateľa. Funkčnosť aplikácie sa spravidla sústreďuje na serveri, čo umožňuje zjednodušenú správu, bezpečnostné aktualizácie a centrálne ukladanie dát.</w:t>
       </w:r>
+      <w:r>
+        <w:t xml:space="preserve"> </w:t>
+      </w:r>
+      <w:r>
+        <w:t>(</w:t>
+      </w:r>
+      <w:proofErr w:type="spellStart"/>
+      <w:r>
+        <w:t>Encyclopedia</w:t>
+      </w:r>
+      <w:proofErr w:type="spellEnd"/>
+      <w:r>
+        <w:t xml:space="preserve"> </w:t>
+      </w:r>
+      <w:proofErr w:type="spellStart"/>
+      <w:r>
+        <w:t>Britannica</w:t>
+      </w:r>
+      <w:proofErr w:type="spellEnd"/>
+      <w:r>
+        <w:t>, n. d.)</w:t>
+      </w:r>
     </w:p>
     <w:p>
       <w:pPr>
@@ -4164,6 +4186,12 @@
       <w:r>
         <w:t>Význam webových aplikácií prudko stúpa najmä v ekonomike. Moderné podniky sú čoraz viac závislé od digitálnych riešení, ktoré zvyšujú efektivitu, znižujú náklady a automatizujú interné procesy. V oblastiach ako maloobchod, logistika, zdravotníctvo alebo financie sa webové aplikácie stávajú základným pilierom prevádzky. Poskytujú možnosť spracovávať dáta v reálnom čase, sledovať ekonomické ukazovatele, digitalizovať služby a komunikovať so zákazníkmi rýchlejšie než tradičné postupy.</w:t>
       </w:r>
+      <w:r>
+        <w:t xml:space="preserve"> </w:t>
+      </w:r>
+      <w:r>
+        <w:t>(IBM, 2023)</w:t>
+      </w:r>
     </w:p>
     <w:p>
       <w:pPr>
@@ -4172,6 +4200,12 @@
       <w:r>
         <w:t>Digitálna transformácia, ktorá v posledných rokoch výrazne zrýchlila, posunula webové aplikácie do role strategického nástroja pre rast firiem. Zákazníci aj zamestnanci očakávajú rýchly prístup k informáciám, pohodlné používanie služieb a transparentnosť procesov. Webové riešenia umožňujú vytvárať komplexné informačné systémy, ktoré prepájajú rôzne oddelenia v podniku a tým zlepšujú komunikáciu aj rozhodovanie.</w:t>
       </w:r>
+      <w:r>
+        <w:t xml:space="preserve"> </w:t>
+      </w:r>
+      <w:r>
+        <w:t>(IBM, 2023)</w:t>
+      </w:r>
     </w:p>
     <w:p>
       <w:pPr>
@@ -4195,6 +4229,12 @@
       <w:proofErr w:type="spellEnd"/>
       <w:r>
         <w:t xml:space="preserve"> znižuje investičné náklady a umožňuje škálovanie podľa potreby. Malé aj stredné podniky tak získavajú rovnaké technologické výhody ako veľké firmy. Webové aplikácie sa stali základom elektronického obchodu, digitálneho marketingu, online finančných operácií a automatizácie procesov. Ich prínos spočíva nielen v znižovaní nákladov, ale najmä v zvyšovaní produktivity, rýchlosti práce a dostupnosti služieb.</w:t>
+      </w:r>
+      <w:r>
+        <w:t xml:space="preserve"> </w:t>
+      </w:r>
+      <w:r>
+        <w:t>(IBM, 2023)</w:t>
       </w:r>
     </w:p>
     <w:p>
@@ -4237,7 +4277,25 @@
         <w:rPr>
           <w:noProof/>
         </w:rPr>
-        <w:t>Architektúra softvérového systému predstavuje spôsob, akým sú jednotlivé časti aplikácie navrhnuté, prepojené a usporiadané. Správna architektúra je predpokladom spoľahlivej, udržateľnej a rozšíriteľnej aplikácie. V prípade projektu EPOS ide o pokladničný systém, ktorý má umožňovať spracovanie položiek, prácu s databázou, generovanie bločkov a interakciu používateľa prostredníctvom grafického rozhrania.</w:t>
+        <w:t>Architektúra softvérového systému predstavuje spôsob, akým sú jednotlivé časti aplikácie navrhnuté, prepojené a usporiadané. Správna architektúra je predpokladom spoľahlivej, udržateľnej a rozšíriteľnej aplikácie.</w:t>
+      </w:r>
+      <w:r>
+        <w:rPr>
+          <w:noProof/>
+        </w:rPr>
+        <w:t xml:space="preserve"> </w:t>
+      </w:r>
+      <w:r>
+        <w:rPr>
+          <w:noProof/>
+        </w:rPr>
+        <w:t>(IBM, 2023)</w:t>
+      </w:r>
+      <w:r>
+        <w:rPr>
+          <w:noProof/>
+        </w:rPr>
+        <w:t xml:space="preserve"> V prípade projektu EPOS ide o pokladničný systém, ktorý má umožňovať spracovanie položiek, prácu s databázou, generovanie bločkov a interakciu používateľa prostredníctvom grafického rozhrania.</w:t>
       </w:r>
     </w:p>
     <w:p>
@@ -4267,7 +4325,16 @@
         <w:pStyle w:val="text"/>
       </w:pPr>
       <w:r>
-        <w:t>Klientsko-serverový model je základným architektonickým princípom, na ktorom funguje väčšina moderných aplikácií. V tomto modeli sa aplikácia delí na dve hlavné časti: klienta a server. Klient predstavuje zariadenie alebo program, ktorý používateľ ovláda, zatiaľ čo server zabezpečuje spracovanie požiadaviek, komunikáciu s databázou a poskytovanie výsledkov.</w:t>
+        <w:t>Klientsko-serverový model je základným architektonickým princípom, na ktorom funguje väčšina moderných aplikácií. V tomto modeli sa aplikácia delí na dve hlavné časti: klienta a server.</w:t>
+      </w:r>
+      <w:r>
+        <w:t xml:space="preserve"> </w:t>
+      </w:r>
+      <w:r>
+        <w:t>(IBM, 2023)</w:t>
+      </w:r>
+      <w:r>
+        <w:t xml:space="preserve"> Klient predstavuje zariadenie alebo program, ktorý používateľ ovláda, zatiaľ čo server zabezpečuje spracovanie požiadaviek, komunikáciu s databázou a poskytovanie výsledkov.</w:t>
       </w:r>
     </w:p>
     <w:p>
@@ -4283,7 +4350,16 @@
       </w:r>
       <w:proofErr w:type="spellEnd"/>
       <w:r>
-        <w:t>. Klient zabezpečuje vizuálnu stránku, zobrazuje informácie a umožňuje používateľovi pracovať s jednotlivými funkciami. Keď pokladník naskenuje produkt, klient odošle požiadavku na server, ktorý následne produkt vyhľadá v databáze, vráti jeho údaje a vypočíta cenu.</w:t>
+        <w:t xml:space="preserve">. </w:t>
+      </w:r>
+      <w:r>
+        <w:t>(Microsoft, 2024)</w:t>
+      </w:r>
+      <w:r>
+        <w:t xml:space="preserve"> </w:t>
+      </w:r>
+      <w:r>
+        <w:t>Klient zabezpečuje vizuálnu stránku, zobrazuje informácie a umožňuje používateľovi pracovať s jednotlivými funkciami. Keď pokladník naskenuje produkt, klient odošle požiadavku na server, ktorý následne produkt vyhľadá v databáze, vráti jeho údaje a vypočíta cenu.</w:t>
       </w:r>
     </w:p>
     <w:p>
@@ -4291,7 +4367,16 @@
         <w:pStyle w:val="text"/>
       </w:pPr>
       <w:r>
-        <w:t>Jednou z najväčších výhod klientsko-serverového modelu je jeho rozdelenie zodpovedností. Klient nemusí obsahovať žiadnu zložitejšiu logiku ani veľké množstvo údajov. Všetko, čo je náročné na výpočty, vykonáva server. Vďaka tomu je klient ľahký, rýchly a jednoduchý na aktualizáciu. Ak je potrebné opraviť chybu alebo pridať novú funkciu, môže sa to urobiť na serveri bez nutnosti zasahovať do každej klientsky nainštalovanej verzie aplikácie.</w:t>
+        <w:t>Jednou z najväčších výhod klientsko-serverového modelu je jeho rozdelenie zodpovedností.</w:t>
+      </w:r>
+      <w:r>
+        <w:t xml:space="preserve"> </w:t>
+      </w:r>
+      <w:r>
+        <w:t>(IBM, 2023)</w:t>
+      </w:r>
+      <w:r>
+        <w:t xml:space="preserve"> Klient nemusí obsahovať žiadnu zložitejšiu logiku ani veľké množstvo údajov. Všetko, čo je náročné na výpočty, vykonáva server. Vďaka tomu je klient ľahký, rýchly a jednoduchý na aktualizáciu. Ak je potrebné opraviť chybu alebo pridať novú funkciu, môže sa to urobiť na serveri bez nutnosti zasahovať do každej klientsky nainštalovanej verzie aplikácie.</w:t>
       </w:r>
     </w:p>
     <w:p>
@@ -4299,7 +4384,16 @@
         <w:pStyle w:val="text"/>
       </w:pPr>
       <w:r>
-        <w:t>Tento model taktiež poskytuje vysokú bezpečnosť. Dáta nevznikajú na strane klienta, ale ukladajú sa a spracúvajú na serveri, kde sú pod kontrolou administrátorov. Znižuje sa tým riziko straty údajov, ich poškodenia alebo neoprávneného zásahu. Navyše, klientsko-serverová architektúra umožňuje jednoduché škálovanie. Server je možné posilniť výkonnejším hardvérom alebo prerozdeliť úlohy medzi viacero serverov.</w:t>
+        <w:t xml:space="preserve">Tento model taktiež poskytuje vysokú bezpečnosť. Dáta nevznikajú na strane klienta, ale ukladajú sa a spracúvajú na serveri, kde sú pod kontrolou administrátorov. Znižuje sa tým riziko straty údajov, ich poškodenia alebo neoprávneného zásahu. Navyše, klientsko-serverová architektúra umožňuje jednoduché škálovanie. </w:t>
+      </w:r>
+      <w:r>
+        <w:t>(IBM, 2023)</w:t>
+      </w:r>
+      <w:r>
+        <w:t xml:space="preserve"> </w:t>
+      </w:r>
+      <w:r>
+        <w:t>Server je možné posilniť výkonnejším hardvérom alebo prerozdeliť úlohy medzi viacero serverov.</w:t>
       </w:r>
     </w:p>
     <w:p>
@@ -4442,7 +4536,16 @@
       </w:r>
       <w:proofErr w:type="spellEnd"/>
       <w:r>
-        <w:t xml:space="preserve"> slúži na zobrazenie údajov a umožňuje používateľovi ovládať aplikáciu intuitívnym spôsobom. Obsahuje formuláre, tlačidlá, tabuľky, okná pre zadávanie údajov a ďalšie grafické komponenty. Jeho úlohou je vytvoriť prehľadné prostredie, v ktorom sa používateľ dokáže okamžite orientovať a efektívne pracovať.</w:t>
+        <w:t xml:space="preserve"> slúži na zobrazenie údajov a umožňuje používateľovi ovládať aplikáciu intuitívnym spôsobom. </w:t>
+      </w:r>
+      <w:r>
+        <w:t>(Microsoft, 2024)</w:t>
+      </w:r>
+      <w:r>
+        <w:t xml:space="preserve"> </w:t>
+      </w:r>
+      <w:r>
+        <w:t>Obsahuje formuláre, tlačidlá, tabuľky, okná pre zadávanie údajov a ďalšie grafické komponenty. Jeho úlohou je vytvoriť prehľadné prostredie, v ktorom sa používateľ dokáže okamžite orientovať a efektívne pracovať.</w:t>
       </w:r>
     </w:p>
     <w:p>
@@ -4450,7 +4553,32 @@
         <w:pStyle w:val="text"/>
       </w:pPr>
       <w:r>
-        <w:t>Návrh UI zohľadňuje základné princípy ergonómie, konzistentnosti a vizuálnej hierarchie. V pokladničnom systéme je mimoriadne dôležité, aby používatelia nemuseli premýšľať nad ovládaním a mohli sa sústrediť na samotnú prácu.</w:t>
+        <w:t xml:space="preserve">Návrh UI zohľadňuje základné princípy ergonómie, konzistentnosti a vizuálnej hierarchie. </w:t>
+      </w:r>
+      <w:r>
+        <w:t>(</w:t>
+      </w:r>
+      <w:proofErr w:type="spellStart"/>
+      <w:r>
+        <w:t>Nielsen</w:t>
+      </w:r>
+      <w:proofErr w:type="spellEnd"/>
+      <w:r>
+        <w:t xml:space="preserve"> </w:t>
+      </w:r>
+      <w:proofErr w:type="spellStart"/>
+      <w:r>
+        <w:t>Norman</w:t>
+      </w:r>
+      <w:proofErr w:type="spellEnd"/>
+      <w:r>
+        <w:t xml:space="preserve"> Group, 2020)</w:t>
+      </w:r>
+      <w:r>
+        <w:t xml:space="preserve"> </w:t>
+      </w:r>
+      <w:r>
+        <w:t>V pokladničnom systéme je mimoriadne dôležité, aby používatelia nemuseli premýšľať nad ovládaním a mohli sa sústrediť na samotnú prácu.</w:t>
       </w:r>
     </w:p>
     <w:p>
@@ -4472,6 +4600,28 @@
       </w:pPr>
       <w:r>
         <w:t>Pred začatím implementácie je nevyhnutné definovať požiadavky používateľov. Tie určujú, čo má aplikácia robiť, aké funkcie má obsahovať a aké problémy má riešiť. Analýza požiadaviek slúži ako základ projektu a ovplyvňuje návrh databázy, architektúry aj používateľského rozhrania.</w:t>
+      </w:r>
+      <w:r>
+        <w:t xml:space="preserve"> </w:t>
+      </w:r>
+      <w:r>
+        <w:t>(</w:t>
+      </w:r>
+      <w:proofErr w:type="spellStart"/>
+      <w:r>
+        <w:t>Interaction</w:t>
+      </w:r>
+      <w:proofErr w:type="spellEnd"/>
+      <w:r>
+        <w:t xml:space="preserve"> Design </w:t>
+      </w:r>
+      <w:proofErr w:type="spellStart"/>
+      <w:r>
+        <w:t>Foundation</w:t>
+      </w:r>
+      <w:proofErr w:type="spellEnd"/>
+      <w:r>
+        <w:t>, n. d.)</w:t>
       </w:r>
     </w:p>
     <w:p>
@@ -4498,7 +4648,32 @@
         <w:pStyle w:val="text"/>
       </w:pPr>
       <w:r>
-        <w:t>Pri návrhu softvéru je identifikácia používateľov jedným z najdôležitejších krokov. Každá skupina používateľov má iné potreby, očakávania a pracovné postupy. Ak má byť aplikácia úspešná, musí byť navrhnutá tak, aby týmto skupinám čo najviac vyhovovala. Pokladničný systém EPOS preto analyzuje rôzne typy používateľov, ich úlohy a spôsob interakcie so systémom.</w:t>
+        <w:t xml:space="preserve">Pri návrhu softvéru je identifikácia používateľov jedným z najdôležitejších krokov. Každá skupina používateľov má iné potreby, očakávania a pracovné postupy. Ak má byť aplikácia úspešná, musí byť navrhnutá tak, aby týmto skupinám čo najviac vyhovovala. </w:t>
+      </w:r>
+      <w:r>
+        <w:t>(</w:t>
+      </w:r>
+      <w:proofErr w:type="spellStart"/>
+      <w:r>
+        <w:t>Interaction</w:t>
+      </w:r>
+      <w:proofErr w:type="spellEnd"/>
+      <w:r>
+        <w:t xml:space="preserve"> Design </w:t>
+      </w:r>
+      <w:proofErr w:type="spellStart"/>
+      <w:r>
+        <w:t>Foundation</w:t>
+      </w:r>
+      <w:proofErr w:type="spellEnd"/>
+      <w:r>
+        <w:t>, n. d.)</w:t>
+      </w:r>
+      <w:r>
+        <w:t xml:space="preserve"> </w:t>
+      </w:r>
+      <w:r>
+        <w:t>Pokladničný systém EPOS preto analyzuje rôzne typy používateľov, ich úlohy a spôsob interakcie so systémom.</w:t>
       </w:r>
     </w:p>
     <w:p>
@@ -4517,6 +4692,28 @@
       <w:r>
         <w:t>, ktorí so systémom pracujú denne a musia vedieť vykonávať operácie rýchlo a presne. Ich práca je do veľkej miery rutinná a opakuje sa pri každom zákazníkovi. Preto je dôležité, aby boli najčastejšie používané funkcie dostupné okamžite a bez zbytočných krokov. Rýchle načítanie produktov, prehľadné zobrazenie položiek a jednoznačné tlačidlá sú základným predpokladom pre vytvorenie použiteľného rozhrania.</w:t>
       </w:r>
+      <w:r>
+        <w:t xml:space="preserve"> </w:t>
+      </w:r>
+      <w:r>
+        <w:t>(</w:t>
+      </w:r>
+      <w:proofErr w:type="spellStart"/>
+      <w:r>
+        <w:t>Nielsen</w:t>
+      </w:r>
+      <w:proofErr w:type="spellEnd"/>
+      <w:r>
+        <w:t xml:space="preserve"> </w:t>
+      </w:r>
+      <w:proofErr w:type="spellStart"/>
+      <w:r>
+        <w:t>Norman</w:t>
+      </w:r>
+      <w:proofErr w:type="spellEnd"/>
+      <w:r>
+        <w:t xml:space="preserve"> Group, 2020)</w:t>
+      </w:r>
     </w:p>
     <w:p>
       <w:pPr>
@@ -4558,6 +4755,28 @@
       </w:pPr>
       <w:r>
         <w:t>Tým, že sú tieto skupiny identifikované, môže byť aplikácia navrhnutá tak, aby riešila ich špecifické potreby. Dobrá analýza používateľov znižuje počet chýb, uľahčuje implementáciu a zvyšuje celkovú spokojnosť s finálnym produktom.</w:t>
+      </w:r>
+      <w:r>
+        <w:t xml:space="preserve"> </w:t>
+      </w:r>
+      <w:r>
+        <w:t>(</w:t>
+      </w:r>
+      <w:proofErr w:type="spellStart"/>
+      <w:r>
+        <w:t>Interaction</w:t>
+      </w:r>
+      <w:proofErr w:type="spellEnd"/>
+      <w:r>
+        <w:t xml:space="preserve"> Design </w:t>
+      </w:r>
+      <w:proofErr w:type="spellStart"/>
+      <w:r>
+        <w:t>Foundation</w:t>
+      </w:r>
+      <w:proofErr w:type="spellEnd"/>
+      <w:r>
+        <w:t>, n. d.)</w:t>
       </w:r>
     </w:p>
     <w:p>
@@ -5308,6 +5527,7 @@
       <w:pPr>
         <w:pStyle w:val="text"/>
         <w:ind w:firstLine="0"/>
+        <w:jc w:val="left"/>
         <w:rPr>
           <w:noProof/>
         </w:rPr>
@@ -5323,55 +5543,372 @@
       <w:pPr>
         <w:pStyle w:val="text"/>
         <w:ind w:firstLine="0"/>
-        <w:rPr>
-          <w:noProof/>
-        </w:rPr>
-      </w:pPr>
-      <w:r>
-        <w:rPr>
-          <w:noProof/>
-        </w:rPr>
-        <w:t>[2]</w:t>
+        <w:jc w:val="left"/>
+        <w:rPr>
+          <w:noProof/>
+        </w:rPr>
+      </w:pPr>
+      <w:r>
+        <w:t xml:space="preserve">LAUDON, </w:t>
+      </w:r>
+      <w:proofErr w:type="spellStart"/>
+      <w:r>
+        <w:t>Kenneth</w:t>
+      </w:r>
+      <w:proofErr w:type="spellEnd"/>
+      <w:r>
+        <w:t xml:space="preserve"> C. </w:t>
+      </w:r>
+      <w:proofErr w:type="spellStart"/>
+      <w:r>
+        <w:t>What</w:t>
+      </w:r>
+      <w:proofErr w:type="spellEnd"/>
+      <w:r>
+        <w:t xml:space="preserve"> Are Web </w:t>
+      </w:r>
+      <w:proofErr w:type="spellStart"/>
+      <w:r>
+        <w:t>Applications</w:t>
+      </w:r>
+      <w:proofErr w:type="spellEnd"/>
+      <w:r>
+        <w:t xml:space="preserve"> and </w:t>
+      </w:r>
+      <w:proofErr w:type="spellStart"/>
+      <w:r>
+        <w:t>Why</w:t>
+      </w:r>
+      <w:proofErr w:type="spellEnd"/>
+      <w:r>
+        <w:t xml:space="preserve"> Are </w:t>
+      </w:r>
+      <w:proofErr w:type="spellStart"/>
+      <w:r>
+        <w:t>They</w:t>
+      </w:r>
+      <w:proofErr w:type="spellEnd"/>
+      <w:r>
+        <w:t xml:space="preserve"> </w:t>
+      </w:r>
+      <w:proofErr w:type="spellStart"/>
+      <w:r>
+        <w:t>Important</w:t>
+      </w:r>
+      <w:proofErr w:type="spellEnd"/>
+      <w:r>
+        <w:t>?</w:t>
+      </w:r>
+      <w:r>
+        <w:br/>
+        <w:t xml:space="preserve">In: </w:t>
+      </w:r>
+      <w:proofErr w:type="spellStart"/>
+      <w:r>
+        <w:rPr>
+          <w:rStyle w:val="Emphasis"/>
+        </w:rPr>
+        <w:t>Encyclopedia</w:t>
+      </w:r>
+      <w:proofErr w:type="spellEnd"/>
+      <w:r>
+        <w:rPr>
+          <w:rStyle w:val="Emphasis"/>
+        </w:rPr>
+        <w:t xml:space="preserve"> </w:t>
+      </w:r>
+      <w:proofErr w:type="spellStart"/>
+      <w:r>
+        <w:rPr>
+          <w:rStyle w:val="Emphasis"/>
+        </w:rPr>
+        <w:t>Britannica</w:t>
+      </w:r>
+      <w:proofErr w:type="spellEnd"/>
+      <w:r>
+        <w:t xml:space="preserve"> [online].</w:t>
+      </w:r>
+      <w:r>
+        <w:br/>
+        <w:t>[cit. 2025-03-16].</w:t>
+      </w:r>
+      <w:r>
+        <w:br/>
+        <w:t>Dostupné na: https://www.britannica.com/technology/web-application</w:t>
       </w:r>
     </w:p>
     <w:p>
       <w:pPr>
         <w:pStyle w:val="text"/>
         <w:ind w:firstLine="0"/>
-        <w:rPr>
-          <w:noProof/>
-        </w:rPr>
-      </w:pPr>
-      <w:r>
-        <w:rPr>
-          <w:noProof/>
-        </w:rPr>
-        <w:t>[3]</w:t>
+        <w:jc w:val="left"/>
+        <w:rPr>
+          <w:noProof/>
+        </w:rPr>
+      </w:pPr>
+      <w:r>
+        <w:rPr>
+          <w:noProof/>
+        </w:rPr>
+        <w:t>[2]</w:t>
       </w:r>
     </w:p>
     <w:p>
       <w:pPr>
         <w:pStyle w:val="text"/>
         <w:ind w:firstLine="0"/>
-        <w:rPr>
-          <w:noProof/>
-        </w:rPr>
-      </w:pPr>
-      <w:r>
-        <w:rPr>
-          <w:noProof/>
-        </w:rPr>
-        <w:t>[4]</w:t>
+        <w:jc w:val="left"/>
+        <w:rPr>
+          <w:noProof/>
+        </w:rPr>
+      </w:pPr>
+      <w:r>
+        <w:t xml:space="preserve">IBM. </w:t>
+      </w:r>
+      <w:proofErr w:type="spellStart"/>
+      <w:r>
+        <w:t>What</w:t>
+      </w:r>
+      <w:proofErr w:type="spellEnd"/>
+      <w:r>
+        <w:t xml:space="preserve"> </w:t>
+      </w:r>
+      <w:proofErr w:type="spellStart"/>
+      <w:r>
+        <w:t>is</w:t>
+      </w:r>
+      <w:proofErr w:type="spellEnd"/>
+      <w:r>
+        <w:t xml:space="preserve"> a web </w:t>
+      </w:r>
+      <w:proofErr w:type="spellStart"/>
+      <w:r>
+        <w:t>application</w:t>
+      </w:r>
+      <w:proofErr w:type="spellEnd"/>
+      <w:r>
+        <w:t>?</w:t>
+      </w:r>
+      <w:r>
+        <w:br/>
+        <w:t xml:space="preserve">[online]. IBM </w:t>
+      </w:r>
+      <w:proofErr w:type="spellStart"/>
+      <w:r>
+        <w:t>Cloud</w:t>
+      </w:r>
+      <w:proofErr w:type="spellEnd"/>
+      <w:r>
+        <w:t xml:space="preserve"> </w:t>
+      </w:r>
+      <w:proofErr w:type="spellStart"/>
+      <w:r>
+        <w:t>Education</w:t>
+      </w:r>
+      <w:proofErr w:type="spellEnd"/>
+      <w:r>
+        <w:t>, 2023.</w:t>
+      </w:r>
+      <w:r>
+        <w:br/>
+        <w:t>[cit. 2025-03-16].</w:t>
+      </w:r>
+      <w:r>
+        <w:br/>
+        <w:t>Dostupné na: https://www.ibm.com/topics/web-application</w:t>
       </w:r>
     </w:p>
     <w:p>
       <w:pPr>
         <w:pStyle w:val="text"/>
         <w:ind w:firstLine="0"/>
-        <w:rPr>
-          <w:noProof/>
-        </w:rPr>
-      </w:pPr>
+        <w:jc w:val="left"/>
+        <w:rPr>
+          <w:noProof/>
+        </w:rPr>
+      </w:pPr>
+      <w:r>
+        <w:rPr>
+          <w:noProof/>
+        </w:rPr>
+        <w:t>[3]</w:t>
+      </w:r>
+    </w:p>
+    <w:p>
+      <w:pPr>
+        <w:pStyle w:val="text"/>
+        <w:ind w:firstLine="0"/>
+        <w:jc w:val="left"/>
+        <w:rPr>
+          <w:noProof/>
+        </w:rPr>
+      </w:pPr>
+      <w:r>
+        <w:t xml:space="preserve">MICROSOFT. Windows </w:t>
+      </w:r>
+      <w:proofErr w:type="spellStart"/>
+      <w:r>
+        <w:t>Forms</w:t>
+      </w:r>
+      <w:proofErr w:type="spellEnd"/>
+      <w:r>
+        <w:t xml:space="preserve"> </w:t>
+      </w:r>
+      <w:proofErr w:type="spellStart"/>
+      <w:r>
+        <w:t>overview</w:t>
+      </w:r>
+      <w:proofErr w:type="spellEnd"/>
+      <w:r>
+        <w:t>.</w:t>
+      </w:r>
+      <w:r>
+        <w:br/>
+        <w:t xml:space="preserve">[online]. Microsoft </w:t>
+      </w:r>
+      <w:proofErr w:type="spellStart"/>
+      <w:r>
+        <w:t>Learn</w:t>
+      </w:r>
+      <w:proofErr w:type="spellEnd"/>
+      <w:r>
+        <w:t>, 2024.</w:t>
+      </w:r>
+      <w:r>
+        <w:br/>
+        <w:t>[cit. 2025-03-16].</w:t>
+      </w:r>
+      <w:r>
+        <w:br/>
+        <w:t xml:space="preserve">Dostupné na: </w:t>
+      </w:r>
+      <w:hyperlink r:id="rId11" w:tgtFrame="_new" w:history="1">
+        <w:r>
+          <w:rPr>
+            <w:rStyle w:val="Hyperlink"/>
+          </w:rPr>
+          <w:t>https://learn.microsoft.com/en-us/dotnet/desktop/winforms/overview/</w:t>
+        </w:r>
+      </w:hyperlink>
+      <w:r>
+        <w:rPr>
+          <w:noProof/>
+        </w:rPr>
+        <w:t xml:space="preserve"> </w:t>
+      </w:r>
+    </w:p>
+    <w:p>
+      <w:pPr>
+        <w:pStyle w:val="text"/>
+        <w:ind w:firstLine="0"/>
+        <w:jc w:val="left"/>
+        <w:rPr>
+          <w:noProof/>
+        </w:rPr>
+      </w:pPr>
+      <w:r>
+        <w:rPr>
+          <w:noProof/>
+        </w:rPr>
+        <w:t>[4]</w:t>
+      </w:r>
+    </w:p>
+    <w:p>
+      <w:pPr>
+        <w:pStyle w:val="text"/>
+        <w:ind w:firstLine="0"/>
+        <w:jc w:val="left"/>
+      </w:pPr>
+      <w:r>
+        <w:t xml:space="preserve">NIELSEN, </w:t>
+      </w:r>
+      <w:proofErr w:type="spellStart"/>
+      <w:r>
+        <w:t>Jakob</w:t>
+      </w:r>
+      <w:proofErr w:type="spellEnd"/>
+      <w:r>
+        <w:t xml:space="preserve">. </w:t>
+      </w:r>
+      <w:proofErr w:type="spellStart"/>
+      <w:r>
+        <w:t>Usability</w:t>
+      </w:r>
+      <w:proofErr w:type="spellEnd"/>
+      <w:r>
+        <w:t xml:space="preserve"> 101: </w:t>
+      </w:r>
+      <w:proofErr w:type="spellStart"/>
+      <w:r>
+        <w:t>Introduction</w:t>
+      </w:r>
+      <w:proofErr w:type="spellEnd"/>
+      <w:r>
+        <w:t xml:space="preserve"> to </w:t>
+      </w:r>
+      <w:proofErr w:type="spellStart"/>
+      <w:r>
+        <w:t>Usability</w:t>
+      </w:r>
+      <w:proofErr w:type="spellEnd"/>
+      <w:r>
+        <w:t>.</w:t>
+      </w:r>
+    </w:p>
+    <w:p>
+      <w:pPr>
+        <w:pStyle w:val="text"/>
+        <w:ind w:firstLine="0"/>
+        <w:jc w:val="left"/>
+      </w:pPr>
+      <w:r>
+        <w:t xml:space="preserve">[online]. </w:t>
+      </w:r>
+      <w:proofErr w:type="spellStart"/>
+      <w:r>
+        <w:t>Nielsen</w:t>
+      </w:r>
+      <w:proofErr w:type="spellEnd"/>
+      <w:r>
+        <w:t xml:space="preserve"> </w:t>
+      </w:r>
+      <w:proofErr w:type="spellStart"/>
+      <w:r>
+        <w:t>Norman</w:t>
+      </w:r>
+      <w:proofErr w:type="spellEnd"/>
+      <w:r>
+        <w:t xml:space="preserve"> Group, 2020.</w:t>
+      </w:r>
+    </w:p>
+    <w:p>
+      <w:pPr>
+        <w:pStyle w:val="text"/>
+        <w:ind w:firstLine="0"/>
+        <w:jc w:val="left"/>
+      </w:pPr>
+      <w:r>
+        <w:t>[cit. 2025-03-16].</w:t>
+      </w:r>
+    </w:p>
+    <w:p>
+      <w:pPr>
+        <w:pStyle w:val="text"/>
+        <w:ind w:firstLine="0"/>
+        <w:jc w:val="left"/>
+        <w:rPr>
+          <w:noProof/>
+        </w:rPr>
+      </w:pPr>
+      <w:r>
+        <w:t>Dostupné na: https://www.nngroup.com/articles/usability-101-introduction-to-usability/</w:t>
+      </w:r>
+      <w:r>
+        <w:rPr>
+          <w:noProof/>
+        </w:rPr>
+        <w:t xml:space="preserve"> </w:t>
+      </w:r>
       <w:r>
         <w:rPr>
           <w:noProof/>
@@ -5381,11 +5918,12 @@
     </w:p>
     <w:p>
       <w:pPr>
+        <w:spacing w:line="360" w:lineRule="auto"/>
         <w:rPr>
           <w:noProof/>
         </w:rPr>
         <w:sectPr>
-          <w:footerReference w:type="default" r:id="rId11"/>
+          <w:footerReference w:type="default" r:id="rId12"/>
           <w:pgSz w:w="11906" w:h="16838" w:code="9"/>
           <w:pgMar w:top="1418" w:right="1418" w:bottom="1418" w:left="1985" w:header="709" w:footer="709" w:gutter="0"/>
           <w:pgNumType w:start="6"/>
@@ -5395,6 +5933,69 @@
       </w:pPr>
       <w:r>
         <w:rPr>
+          <w:rFonts w:ascii="Times New Roman" w:hAnsi="Times New Roman"/>
+          <w:sz w:val="24"/>
+        </w:rPr>
+        <w:t xml:space="preserve">INTERACTION DESIGN FOUNDATION. User </w:t>
+      </w:r>
+      <w:proofErr w:type="spellStart"/>
+      <w:r>
+        <w:rPr>
+          <w:rFonts w:ascii="Times New Roman" w:hAnsi="Times New Roman"/>
+          <w:sz w:val="24"/>
+        </w:rPr>
+        <w:t>Requirements</w:t>
+      </w:r>
+      <w:proofErr w:type="spellEnd"/>
+      <w:r>
+        <w:rPr>
+          <w:rFonts w:ascii="Times New Roman" w:hAnsi="Times New Roman"/>
+          <w:sz w:val="24"/>
+        </w:rPr>
+        <w:t xml:space="preserve"> </w:t>
+      </w:r>
+      <w:proofErr w:type="spellStart"/>
+      <w:r>
+        <w:rPr>
+          <w:rFonts w:ascii="Times New Roman" w:hAnsi="Times New Roman"/>
+          <w:sz w:val="24"/>
+        </w:rPr>
+        <w:t>Analysis</w:t>
+      </w:r>
+      <w:proofErr w:type="spellEnd"/>
+      <w:r>
+        <w:rPr>
+          <w:rFonts w:ascii="Times New Roman" w:hAnsi="Times New Roman"/>
+          <w:sz w:val="24"/>
+        </w:rPr>
+        <w:t>.</w:t>
+      </w:r>
+      <w:r>
+        <w:rPr>
+          <w:rFonts w:ascii="Times New Roman" w:hAnsi="Times New Roman"/>
+          <w:sz w:val="24"/>
+        </w:rPr>
+        <w:br/>
+        <w:t>[online].</w:t>
+      </w:r>
+      <w:r>
+        <w:rPr>
+          <w:rFonts w:ascii="Times New Roman" w:hAnsi="Times New Roman"/>
+          <w:sz w:val="24"/>
+        </w:rPr>
+        <w:br/>
+        <w:t>[cit. 2025-03-16].</w:t>
+      </w:r>
+      <w:r>
+        <w:rPr>
+          <w:rFonts w:ascii="Times New Roman" w:hAnsi="Times New Roman"/>
+          <w:sz w:val="24"/>
+        </w:rPr>
+        <w:br/>
+        <w:t>Dostupné na: https://www.interaction-design.org/literature/topics/user-requirements</w:t>
+      </w:r>
+      <w:r>
+        <w:rPr>
           <w:noProof/>
         </w:rPr>
         <w:br w:type="page"/>
@@ -5557,7 +6158,7 @@
           <w:noProof/>
         </w:rPr>
         <w:sectPr>
-          <w:footerReference w:type="default" r:id="rId12"/>
+          <w:footerReference w:type="default" r:id="rId13"/>
           <w:pgSz w:w="11906" w:h="16838" w:code="9"/>
           <w:pgMar w:top="1418" w:right="1418" w:bottom="1418" w:left="1985" w:header="709" w:footer="709" w:gutter="0"/>
           <w:pgNumType w:start="7"/>
@@ -5665,7 +6266,7 @@
       </w:r>
     </w:p>
     <w:sectPr>
-      <w:footerReference w:type="default" r:id="rId13"/>
+      <w:footerReference w:type="default" r:id="rId14"/>
       <w:pgSz w:w="11906" w:h="16838" w:code="9"/>
       <w:pgMar w:top="1418" w:right="1418" w:bottom="1418" w:left="1985" w:header="709" w:footer="709" w:gutter="0"/>
       <w:pgNumType w:fmt="upperRoman" w:start="1"/>
@@ -6967,7 +7568,6 @@
   <w:style w:type="character" w:default="1" w:styleId="DefaultParagraphFont">
     <w:name w:val="Default Paragraph Font"/>
     <w:uiPriority w:val="1"/>
-    <w:semiHidden/>
     <w:unhideWhenUsed/>
   </w:style>
   <w:style w:type="table" w:default="1" w:styleId="TableNormal">
@@ -7474,6 +8074,29 @@
     <w:rPr>
       <w:b/>
       <w:bCs/>
+    </w:rPr>
+  </w:style>
+  <w:style w:type="character" w:styleId="Emphasis">
+    <w:name w:val="Emphasis"/>
+    <w:basedOn w:val="DefaultParagraphFont"/>
+    <w:uiPriority w:val="20"/>
+    <w:qFormat/>
+    <w:rsid w:val="00300891"/>
+    <w:rPr>
+      <w:i/>
+      <w:iCs/>
+    </w:rPr>
+  </w:style>
+  <w:style w:type="character" w:styleId="UnresolvedMention">
+    <w:name w:val="Unresolved Mention"/>
+    <w:basedOn w:val="DefaultParagraphFont"/>
+    <w:uiPriority w:val="99"/>
+    <w:semiHidden/>
+    <w:unhideWhenUsed/>
+    <w:rsid w:val="00F42EEF"/>
+    <w:rPr>
+      <w:color w:val="605E5C"/>
+      <w:shd w:val="clear" w:color="auto" w:fill="E1DFDD"/>
     </w:rPr>
   </w:style>
 </w:styles>

--- a/__ms-praca__/Zak/soc_sablona_2025.docx
+++ b/__ms-praca__/Zak/soc_sablona_2025.docx
@@ -1997,7 +1997,7 @@
             </w:rPr>
             <w:fldChar w:fldCharType="separate"/>
           </w:r>
-          <w:hyperlink w:anchor="_Toc216460217" w:history="1">
+          <w:hyperlink w:anchor="_Toc218603549" w:history="1">
             <w:r>
               <w:rPr>
                 <w:rStyle w:val="Hyperlink"/>
@@ -2041,7 +2041,7 @@
                 <w:noProof/>
                 <w:webHidden/>
               </w:rPr>
-              <w:instrText xml:space="preserve"> PAGEREF _Toc216460217 \h </w:instrText>
+              <w:instrText xml:space="preserve"> PAGEREF _Toc218603549 \h </w:instrText>
             </w:r>
             <w:r>
               <w:rPr>
@@ -2087,7 +2087,7 @@
               <w:lang w:val="en-SK" w:eastAsia="en-GB"/>
             </w:rPr>
           </w:pPr>
-          <w:hyperlink w:anchor="_Toc216460218" w:history="1">
+          <w:hyperlink w:anchor="_Toc218603550" w:history="1">
             <w:r>
               <w:rPr>
                 <w:rStyle w:val="Hyperlink"/>
@@ -2131,7 +2131,7 @@
                 <w:noProof/>
                 <w:webHidden/>
               </w:rPr>
-              <w:instrText xml:space="preserve"> PAGEREF _Toc216460218 \h </w:instrText>
+              <w:instrText xml:space="preserve"> PAGEREF _Toc218603550 \h </w:instrText>
             </w:r>
             <w:r>
               <w:rPr>
@@ -2177,7 +2177,7 @@
               <w:lang w:val="en-SK" w:eastAsia="en-GB"/>
             </w:rPr>
           </w:pPr>
-          <w:hyperlink w:anchor="_Toc216460219" w:history="1">
+          <w:hyperlink w:anchor="_Toc218603551" w:history="1">
             <w:r>
               <w:rPr>
                 <w:rStyle w:val="Hyperlink"/>
@@ -2221,7 +2221,7 @@
                 <w:noProof/>
                 <w:webHidden/>
               </w:rPr>
-              <w:instrText xml:space="preserve"> PAGEREF _Toc216460219 \h </w:instrText>
+              <w:instrText xml:space="preserve"> PAGEREF _Toc218603551 \h </w:instrText>
             </w:r>
             <w:r>
               <w:rPr>
@@ -2267,7 +2267,7 @@
               <w:lang w:val="en-SK" w:eastAsia="en-GB"/>
             </w:rPr>
           </w:pPr>
-          <w:hyperlink w:anchor="_Toc216460220" w:history="1">
+          <w:hyperlink w:anchor="_Toc218603552" w:history="1">
             <w:r>
               <w:rPr>
                 <w:rStyle w:val="Hyperlink"/>
@@ -2311,7 +2311,7 @@
                 <w:noProof/>
                 <w:webHidden/>
               </w:rPr>
-              <w:instrText xml:space="preserve"> PAGEREF _Toc216460220 \h </w:instrText>
+              <w:instrText xml:space="preserve"> PAGEREF _Toc218603552 \h </w:instrText>
             </w:r>
             <w:r>
               <w:rPr>
@@ -2357,7 +2357,7 @@
               <w:lang w:val="en-SK" w:eastAsia="en-GB"/>
             </w:rPr>
           </w:pPr>
-          <w:hyperlink w:anchor="_Toc216460221" w:history="1">
+          <w:hyperlink w:anchor="_Toc218603553" w:history="1">
             <w:r>
               <w:rPr>
                 <w:rStyle w:val="Hyperlink"/>
@@ -2401,7 +2401,7 @@
                 <w:noProof/>
                 <w:webHidden/>
               </w:rPr>
-              <w:instrText xml:space="preserve"> PAGEREF _Toc216460221 \h </w:instrText>
+              <w:instrText xml:space="preserve"> PAGEREF _Toc218603553 \h </w:instrText>
             </w:r>
             <w:r>
               <w:rPr>
@@ -2447,7 +2447,7 @@
               <w:lang w:val="en-SK" w:eastAsia="en-GB"/>
             </w:rPr>
           </w:pPr>
-          <w:hyperlink w:anchor="_Toc216460222" w:history="1">
+          <w:hyperlink w:anchor="_Toc218603554" w:history="1">
             <w:r>
               <w:rPr>
                 <w:rStyle w:val="Hyperlink"/>
@@ -2491,7 +2491,7 @@
                 <w:noProof/>
                 <w:webHidden/>
               </w:rPr>
-              <w:instrText xml:space="preserve"> PAGEREF _Toc216460222 \h </w:instrText>
+              <w:instrText xml:space="preserve"> PAGEREF _Toc218603554 \h </w:instrText>
             </w:r>
             <w:r>
               <w:rPr>
@@ -2537,7 +2537,7 @@
               <w:lang w:val="en-SK" w:eastAsia="en-GB"/>
             </w:rPr>
           </w:pPr>
-          <w:hyperlink w:anchor="_Toc216460223" w:history="1">
+          <w:hyperlink w:anchor="_Toc218603555" w:history="1">
             <w:r>
               <w:rPr>
                 <w:rStyle w:val="Hyperlink"/>
@@ -2581,7 +2581,7 @@
                 <w:noProof/>
                 <w:webHidden/>
               </w:rPr>
-              <w:instrText xml:space="preserve"> PAGEREF _Toc216460223 \h </w:instrText>
+              <w:instrText xml:space="preserve"> PAGEREF _Toc218603555 \h </w:instrText>
             </w:r>
             <w:r>
               <w:rPr>
@@ -2627,7 +2627,7 @@
               <w:lang w:val="en-SK" w:eastAsia="en-GB"/>
             </w:rPr>
           </w:pPr>
-          <w:hyperlink w:anchor="_Toc216460224" w:history="1">
+          <w:hyperlink w:anchor="_Toc218603556" w:history="1">
             <w:r>
               <w:rPr>
                 <w:rStyle w:val="Hyperlink"/>
@@ -2671,7 +2671,7 @@
                 <w:noProof/>
                 <w:webHidden/>
               </w:rPr>
-              <w:instrText xml:space="preserve"> PAGEREF _Toc216460224 \h </w:instrText>
+              <w:instrText xml:space="preserve"> PAGEREF _Toc218603556 \h </w:instrText>
             </w:r>
             <w:r>
               <w:rPr>
@@ -2717,7 +2717,7 @@
               <w:lang w:val="en-SK" w:eastAsia="en-GB"/>
             </w:rPr>
           </w:pPr>
-          <w:hyperlink w:anchor="_Toc216460225" w:history="1">
+          <w:hyperlink w:anchor="_Toc218603557" w:history="1">
             <w:r>
               <w:rPr>
                 <w:rStyle w:val="Hyperlink"/>
@@ -2761,7 +2761,7 @@
                 <w:noProof/>
                 <w:webHidden/>
               </w:rPr>
-              <w:instrText xml:space="preserve"> PAGEREF _Toc216460225 \h </w:instrText>
+              <w:instrText xml:space="preserve"> PAGEREF _Toc218603557 \h </w:instrText>
             </w:r>
             <w:r>
               <w:rPr>
@@ -2807,7 +2807,7 @@
               <w:lang w:val="en-SK" w:eastAsia="en-GB"/>
             </w:rPr>
           </w:pPr>
-          <w:hyperlink w:anchor="_Toc216460226" w:history="1">
+          <w:hyperlink w:anchor="_Toc218603558" w:history="1">
             <w:r>
               <w:rPr>
                 <w:rStyle w:val="Hyperlink"/>
@@ -2851,7 +2851,7 @@
                 <w:noProof/>
                 <w:webHidden/>
               </w:rPr>
-              <w:instrText xml:space="preserve"> PAGEREF _Toc216460226 \h </w:instrText>
+              <w:instrText xml:space="preserve"> PAGEREF _Toc218603558 \h </w:instrText>
             </w:r>
             <w:r>
               <w:rPr>
@@ -2897,7 +2897,7 @@
               <w:lang w:val="en-SK" w:eastAsia="en-GB"/>
             </w:rPr>
           </w:pPr>
-          <w:hyperlink w:anchor="_Toc216460227" w:history="1">
+          <w:hyperlink w:anchor="_Toc218603559" w:history="1">
             <w:r>
               <w:rPr>
                 <w:rStyle w:val="Hyperlink"/>
@@ -2920,7 +2920,7 @@
                 <w:rStyle w:val="Hyperlink"/>
                 <w:noProof/>
               </w:rPr>
-              <w:t>neFunkčné požiadavky</w:t>
+              <w:t>Nefunkčné požiadavky</w:t>
             </w:r>
             <w:r>
               <w:rPr>
@@ -2941,7 +2941,7 @@
                 <w:noProof/>
                 <w:webHidden/>
               </w:rPr>
-              <w:instrText xml:space="preserve"> PAGEREF _Toc216460227 \h </w:instrText>
+              <w:instrText xml:space="preserve"> PAGEREF _Toc218603559 \h </w:instrText>
             </w:r>
             <w:r>
               <w:rPr>
@@ -2987,7 +2987,7 @@
               <w:lang w:val="en-SK" w:eastAsia="en-GB"/>
             </w:rPr>
           </w:pPr>
-          <w:hyperlink w:anchor="_Toc216460228" w:history="1">
+          <w:hyperlink w:anchor="_Toc218603560" w:history="1">
             <w:r>
               <w:rPr>
                 <w:rStyle w:val="Hyperlink"/>
@@ -3031,7 +3031,7 @@
                 <w:noProof/>
                 <w:webHidden/>
               </w:rPr>
-              <w:instrText xml:space="preserve"> PAGEREF _Toc216460228 \h </w:instrText>
+              <w:instrText xml:space="preserve"> PAGEREF _Toc218603560 \h </w:instrText>
             </w:r>
             <w:r>
               <w:rPr>
@@ -3077,7 +3077,7 @@
               <w:lang w:val="en-SK" w:eastAsia="en-GB"/>
             </w:rPr>
           </w:pPr>
-          <w:hyperlink w:anchor="_Toc216460229" w:history="1">
+          <w:hyperlink w:anchor="_Toc218603561" w:history="1">
             <w:r>
               <w:rPr>
                 <w:rStyle w:val="Hyperlink"/>
@@ -3121,7 +3121,7 @@
                 <w:noProof/>
                 <w:webHidden/>
               </w:rPr>
-              <w:instrText xml:space="preserve"> PAGEREF _Toc216460229 \h </w:instrText>
+              <w:instrText xml:space="preserve"> PAGEREF _Toc218603561 \h </w:instrText>
             </w:r>
             <w:r>
               <w:rPr>
@@ -3167,7 +3167,7 @@
               <w:lang w:val="en-SK" w:eastAsia="en-GB"/>
             </w:rPr>
           </w:pPr>
-          <w:hyperlink w:anchor="_Toc216460230" w:history="1">
+          <w:hyperlink w:anchor="_Toc218603562" w:history="1">
             <w:r>
               <w:rPr>
                 <w:rStyle w:val="Hyperlink"/>
@@ -3211,7 +3211,7 @@
                 <w:noProof/>
                 <w:webHidden/>
               </w:rPr>
-              <w:instrText xml:space="preserve"> PAGEREF _Toc216460230 \h </w:instrText>
+              <w:instrText xml:space="preserve"> PAGEREF _Toc218603562 \h </w:instrText>
             </w:r>
             <w:r>
               <w:rPr>
@@ -3257,7 +3257,7 @@
               <w:lang w:val="en-SK" w:eastAsia="en-GB"/>
             </w:rPr>
           </w:pPr>
-          <w:hyperlink w:anchor="_Toc216460231" w:history="1">
+          <w:hyperlink w:anchor="_Toc218603563" w:history="1">
             <w:r>
               <w:rPr>
                 <w:rStyle w:val="Hyperlink"/>
@@ -3301,7 +3301,7 @@
                 <w:noProof/>
                 <w:webHidden/>
               </w:rPr>
-              <w:instrText xml:space="preserve"> PAGEREF _Toc216460231 \h </w:instrText>
+              <w:instrText xml:space="preserve"> PAGEREF _Toc218603563 \h </w:instrText>
             </w:r>
             <w:r>
               <w:rPr>
@@ -3347,7 +3347,7 @@
               <w:lang w:val="en-SK" w:eastAsia="en-GB"/>
             </w:rPr>
           </w:pPr>
-          <w:hyperlink w:anchor="_Toc216460232" w:history="1">
+          <w:hyperlink w:anchor="_Toc218603564" w:history="1">
             <w:r>
               <w:rPr>
                 <w:rStyle w:val="Hyperlink"/>
@@ -3391,7 +3391,7 @@
                 <w:noProof/>
                 <w:webHidden/>
               </w:rPr>
-              <w:instrText xml:space="preserve"> PAGEREF _Toc216460232 \h </w:instrText>
+              <w:instrText xml:space="preserve"> PAGEREF _Toc218603564 \h </w:instrText>
             </w:r>
             <w:r>
               <w:rPr>
@@ -3437,7 +3437,7 @@
               <w:lang w:val="en-SK" w:eastAsia="en-GB"/>
             </w:rPr>
           </w:pPr>
-          <w:hyperlink w:anchor="_Toc216460233" w:history="1">
+          <w:hyperlink w:anchor="_Toc218603565" w:history="1">
             <w:r>
               <w:rPr>
                 <w:rStyle w:val="Hyperlink"/>
@@ -3481,7 +3481,7 @@
                 <w:noProof/>
                 <w:webHidden/>
               </w:rPr>
-              <w:instrText xml:space="preserve"> PAGEREF _Toc216460233 \h </w:instrText>
+              <w:instrText xml:space="preserve"> PAGEREF _Toc218603565 \h </w:instrText>
             </w:r>
             <w:r>
               <w:rPr>
@@ -3527,7 +3527,7 @@
               <w:lang w:val="en-SK" w:eastAsia="en-GB"/>
             </w:rPr>
           </w:pPr>
-          <w:hyperlink w:anchor="_Toc216460234" w:history="1">
+          <w:hyperlink w:anchor="_Toc218603566" w:history="1">
             <w:r>
               <w:rPr>
                 <w:rStyle w:val="Hyperlink"/>
@@ -3571,7 +3571,7 @@
                 <w:noProof/>
                 <w:webHidden/>
               </w:rPr>
-              <w:instrText xml:space="preserve"> PAGEREF _Toc216460234 \h </w:instrText>
+              <w:instrText xml:space="preserve"> PAGEREF _Toc218603566 \h </w:instrText>
             </w:r>
             <w:r>
               <w:rPr>
@@ -3617,7 +3617,7 @@
               <w:lang w:val="en-SK" w:eastAsia="en-GB"/>
             </w:rPr>
           </w:pPr>
-          <w:hyperlink w:anchor="_Toc216460235" w:history="1">
+          <w:hyperlink w:anchor="_Toc218603567" w:history="1">
             <w:r>
               <w:rPr>
                 <w:rStyle w:val="Hyperlink"/>
@@ -3661,7 +3661,7 @@
                 <w:noProof/>
                 <w:webHidden/>
               </w:rPr>
-              <w:instrText xml:space="preserve"> PAGEREF _Toc216460235 \h </w:instrText>
+              <w:instrText xml:space="preserve"> PAGEREF _Toc218603567 \h </w:instrText>
             </w:r>
             <w:r>
               <w:rPr>
@@ -3707,7 +3707,7 @@
               <w:lang w:val="en-SK" w:eastAsia="en-GB"/>
             </w:rPr>
           </w:pPr>
-          <w:hyperlink w:anchor="_Toc216460236" w:history="1">
+          <w:hyperlink w:anchor="_Toc218603568" w:history="1">
             <w:r>
               <w:rPr>
                 <w:rStyle w:val="Hyperlink"/>
@@ -3751,7 +3751,7 @@
                 <w:noProof/>
                 <w:webHidden/>
               </w:rPr>
-              <w:instrText xml:space="preserve"> PAGEREF _Toc216460236 \h </w:instrText>
+              <w:instrText xml:space="preserve"> PAGEREF _Toc218603568 \h </w:instrText>
             </w:r>
             <w:r>
               <w:rPr>
@@ -4000,7 +4000,7 @@
         </w:numPr>
         <w:ind w:left="426" w:hanging="426"/>
       </w:pPr>
-      <w:bookmarkStart w:id="0" w:name="_Toc216460217"/>
+      <w:bookmarkStart w:id="0" w:name="_Toc218603549"/>
       <w:r>
         <w:lastRenderedPageBreak/>
         <w:t>ÚVOD</w:t>
@@ -4133,7 +4133,7 @@
         <w:br w:type="page"/>
       </w:r>
       <w:bookmarkStart w:id="1" w:name="_Toc216377758"/>
-      <w:bookmarkStart w:id="2" w:name="_Toc216460218"/>
+      <w:bookmarkStart w:id="2" w:name="_Toc218603550"/>
       <w:r>
         <w:lastRenderedPageBreak/>
         <w:t>Charakteristika webových aplikácií a ich význam v ekonomike</w:t>
@@ -4258,7 +4258,7 @@
         <w:pStyle w:val="Kapitola"/>
       </w:pPr>
       <w:bookmarkStart w:id="3" w:name="_Toc216377759"/>
-      <w:bookmarkStart w:id="4" w:name="_Toc216460219"/>
+      <w:bookmarkStart w:id="4" w:name="_Toc218603551"/>
       <w:r>
         <w:lastRenderedPageBreak/>
         <w:t>Architektúra aplikácie</w:t>
@@ -4310,7 +4310,7 @@
         </w:rPr>
       </w:pPr>
       <w:bookmarkStart w:id="5" w:name="_Toc216377760"/>
-      <w:bookmarkStart w:id="6" w:name="_Toc216460220"/>
+      <w:bookmarkStart w:id="6" w:name="_Toc218603552"/>
       <w:r>
         <w:rPr>
           <w:noProof/>
@@ -4432,7 +4432,7 @@
         </w:rPr>
       </w:pPr>
       <w:bookmarkStart w:id="7" w:name="_Toc216377761"/>
-      <w:bookmarkStart w:id="8" w:name="_Toc216460221"/>
+      <w:bookmarkStart w:id="8" w:name="_Toc218603553"/>
       <w:r>
         <w:lastRenderedPageBreak/>
         <w:t>Databázová vrstva</w:t>
@@ -4468,7 +4468,7 @@
         </w:rPr>
       </w:pPr>
       <w:bookmarkStart w:id="9" w:name="_Toc216377762"/>
-      <w:bookmarkStart w:id="10" w:name="_Toc216460222"/>
+      <w:bookmarkStart w:id="10" w:name="_Toc218603554"/>
       <w:r>
         <w:t>Logická vrstva aplikácie</w:t>
       </w:r>
@@ -4511,7 +4511,7 @@
         </w:rPr>
       </w:pPr>
       <w:bookmarkStart w:id="11" w:name="_Toc216377763"/>
-      <w:bookmarkStart w:id="12" w:name="_Toc216460223"/>
+      <w:bookmarkStart w:id="12" w:name="_Toc218603555"/>
       <w:r>
         <w:t>Užívateľské rozhranie (UI)</w:t>
       </w:r>
@@ -4586,7 +4586,7 @@
         <w:pStyle w:val="Kapitola"/>
       </w:pPr>
       <w:bookmarkStart w:id="13" w:name="_Toc216377764"/>
-      <w:bookmarkStart w:id="14" w:name="_Toc216460224"/>
+      <w:bookmarkStart w:id="14" w:name="_Toc218603556"/>
       <w:r>
         <w:lastRenderedPageBreak/>
         <w:t>Analýza požiadaviek používateľov</w:t>
@@ -4636,7 +4636,7 @@
         </w:rPr>
       </w:pPr>
       <w:bookmarkStart w:id="15" w:name="_Toc216377765"/>
-      <w:bookmarkStart w:id="16" w:name="_Toc216460225"/>
+      <w:bookmarkStart w:id="16" w:name="_Toc218603557"/>
       <w:r>
         <w:t>Identifikácia používateľov</w:t>
       </w:r>
@@ -4791,7 +4791,7 @@
         </w:rPr>
       </w:pPr>
       <w:bookmarkStart w:id="17" w:name="_Toc216377766"/>
-      <w:bookmarkStart w:id="18" w:name="_Toc216460226"/>
+      <w:bookmarkStart w:id="18" w:name="_Toc218603558"/>
       <w:r>
         <w:lastRenderedPageBreak/>
         <w:t>Funkčné požiadavky</w:t>
@@ -4914,9 +4914,12 @@
         </w:rPr>
       </w:pPr>
       <w:bookmarkStart w:id="19" w:name="_Toc216377767"/>
-      <w:bookmarkStart w:id="20" w:name="_Toc216460227"/>
-      <w:r>
-        <w:t>neFunkčné požiadavky</w:t>
+      <w:bookmarkStart w:id="20" w:name="_Toc218603559"/>
+      <w:r>
+        <w:t>Nef</w:t>
+      </w:r>
+      <w:r>
+        <w:t>unkčné požiadavky</w:t>
       </w:r>
       <w:bookmarkEnd w:id="19"/>
       <w:bookmarkEnd w:id="20"/>
@@ -5042,7 +5045,7 @@
         </w:rPr>
       </w:pPr>
       <w:bookmarkStart w:id="21" w:name="_Toc216377768"/>
-      <w:bookmarkStart w:id="22" w:name="_Toc216460228"/>
+      <w:bookmarkStart w:id="22" w:name="_Toc218603560"/>
       <w:r>
         <w:t>Zber požiadaviek a komunikácia so zadávateľom</w:t>
       </w:r>
@@ -5086,7 +5089,7 @@
       <w:pPr>
         <w:pStyle w:val="Kapitola"/>
       </w:pPr>
-      <w:bookmarkStart w:id="23" w:name="_Toc216460229"/>
+      <w:bookmarkStart w:id="23" w:name="_Toc218603561"/>
       <w:r>
         <w:lastRenderedPageBreak/>
         <w:t>Ciele práce</w:t>
@@ -5153,7 +5156,7 @@
       <w:pPr>
         <w:pStyle w:val="Kapitola"/>
       </w:pPr>
-      <w:bookmarkStart w:id="24" w:name="_Toc216460230"/>
+      <w:bookmarkStart w:id="24" w:name="_Toc218603562"/>
       <w:r>
         <w:lastRenderedPageBreak/>
         <w:t>Materiál a</w:t>
@@ -5191,7 +5194,7 @@
           <w:noProof/>
         </w:rPr>
       </w:pPr>
-      <w:bookmarkStart w:id="25" w:name="_Toc216460231"/>
+      <w:bookmarkStart w:id="25" w:name="_Toc218603563"/>
       <w:r>
         <w:rPr>
           <w:noProof/>
@@ -5271,7 +5274,7 @@
           <w:noProof/>
         </w:rPr>
       </w:pPr>
-      <w:bookmarkStart w:id="26" w:name="_Toc216460232"/>
+      <w:bookmarkStart w:id="26" w:name="_Toc218603564"/>
       <w:r>
         <w:rPr>
           <w:noProof/>
@@ -5345,7 +5348,7 @@
           <w:noProof/>
         </w:rPr>
       </w:pPr>
-      <w:bookmarkStart w:id="27" w:name="_Toc216460233"/>
+      <w:bookmarkStart w:id="27" w:name="_Toc218603565"/>
       <w:r>
         <w:rPr>
           <w:noProof/>
@@ -5427,7 +5430,7 @@
           <w:noProof/>
         </w:rPr>
       </w:pPr>
-      <w:bookmarkStart w:id="28" w:name="_Toc216460234"/>
+      <w:bookmarkStart w:id="28" w:name="_Toc218603566"/>
       <w:r>
         <w:rPr>
           <w:noProof/>
@@ -5513,7 +5516,7 @@
           <w:noProof/>
         </w:rPr>
       </w:pPr>
-      <w:bookmarkStart w:id="29" w:name="_Toc216460235"/>
+      <w:bookmarkStart w:id="29" w:name="_Toc218603567"/>
       <w:r>
         <w:rPr>
           <w:noProof/>
@@ -5536,8 +5539,116 @@
         <w:rPr>
           <w:noProof/>
         </w:rPr>
-        <w:t xml:space="preserve">[1] </w:t>
-      </w:r>
+        <w:t>[1]</w:t>
+      </w:r>
+      <w:r>
+        <w:rPr>
+          <w:noProof/>
+        </w:rPr>
+        <w:t xml:space="preserve"> </w:t>
+      </w:r>
+      <w:r>
+        <w:t xml:space="preserve">LAUDON, </w:t>
+      </w:r>
+      <w:proofErr w:type="spellStart"/>
+      <w:r>
+        <w:t>Kenneth</w:t>
+      </w:r>
+      <w:proofErr w:type="spellEnd"/>
+      <w:r>
+        <w:t xml:space="preserve"> C. </w:t>
+      </w:r>
+      <w:proofErr w:type="spellStart"/>
+      <w:r>
+        <w:t>What</w:t>
+      </w:r>
+      <w:proofErr w:type="spellEnd"/>
+      <w:r>
+        <w:t xml:space="preserve"> Are Web </w:t>
+      </w:r>
+      <w:proofErr w:type="spellStart"/>
+      <w:r>
+        <w:t>Applications</w:t>
+      </w:r>
+      <w:proofErr w:type="spellEnd"/>
+      <w:r>
+        <w:t xml:space="preserve"> and </w:t>
+      </w:r>
+      <w:proofErr w:type="spellStart"/>
+      <w:r>
+        <w:t>Why</w:t>
+      </w:r>
+      <w:proofErr w:type="spellEnd"/>
+      <w:r>
+        <w:t xml:space="preserve"> Are </w:t>
+      </w:r>
+      <w:proofErr w:type="spellStart"/>
+      <w:r>
+        <w:t>They</w:t>
+      </w:r>
+      <w:proofErr w:type="spellEnd"/>
+      <w:r>
+        <w:t xml:space="preserve"> </w:t>
+      </w:r>
+      <w:proofErr w:type="spellStart"/>
+      <w:r>
+        <w:t>Important</w:t>
+      </w:r>
+      <w:proofErr w:type="spellEnd"/>
+      <w:r>
+        <w:t>?</w:t>
+      </w:r>
+      <w:r>
+        <w:t xml:space="preserve"> </w:t>
+      </w:r>
+      <w:r>
+        <w:t xml:space="preserve">In: </w:t>
+      </w:r>
+      <w:proofErr w:type="spellStart"/>
+      <w:r>
+        <w:rPr>
+          <w:rStyle w:val="Emphasis"/>
+        </w:rPr>
+        <w:t>Encyclopedia</w:t>
+      </w:r>
+      <w:proofErr w:type="spellEnd"/>
+      <w:r>
+        <w:rPr>
+          <w:rStyle w:val="Emphasis"/>
+        </w:rPr>
+        <w:t xml:space="preserve"> </w:t>
+      </w:r>
+      <w:proofErr w:type="spellStart"/>
+      <w:r>
+        <w:rPr>
+          <w:rStyle w:val="Emphasis"/>
+        </w:rPr>
+        <w:t>Britannica</w:t>
+      </w:r>
+      <w:proofErr w:type="spellEnd"/>
+      <w:r>
+        <w:t xml:space="preserve"> [online].</w:t>
+      </w:r>
+      <w:r>
+        <w:t xml:space="preserve"> </w:t>
+      </w:r>
+      <w:r>
+        <w:t>[cit. 2025-03-16].</w:t>
+      </w:r>
+      <w:r>
+        <w:t xml:space="preserve"> </w:t>
+      </w:r>
+      <w:r>
+        <w:t xml:space="preserve">Dostupné na: </w:t>
+      </w:r>
+      <w:hyperlink r:id="rId11" w:history="1">
+        <w:r>
+          <w:rPr>
+            <w:rStyle w:val="Hyperlink"/>
+          </w:rPr>
+          <w:t>https://www.britannica.com/technology/web-application</w:t>
+        </w:r>
+      </w:hyperlink>
     </w:p>
     <w:p>
       <w:pPr>
@@ -5549,93 +5660,92 @@
         </w:rPr>
       </w:pPr>
       <w:r>
-        <w:t xml:space="preserve">LAUDON, </w:t>
+        <w:rPr>
+          <w:noProof/>
+        </w:rPr>
+        <w:t>[2]</w:t>
+      </w:r>
+      <w:r>
+        <w:rPr>
+          <w:noProof/>
+        </w:rPr>
+        <w:t xml:space="preserve"> </w:t>
+      </w:r>
+      <w:r>
+        <w:t>IBM</w:t>
+      </w:r>
+      <w:r>
+        <w:t>, 2023.</w:t>
+      </w:r>
+      <w:r>
+        <w:t xml:space="preserve"> </w:t>
       </w:r>
       <w:proofErr w:type="spellStart"/>
       <w:r>
-        <w:t>Kenneth</w:t>
+        <w:t>What</w:t>
       </w:r>
       <w:proofErr w:type="spellEnd"/>
       <w:r>
-        <w:t xml:space="preserve"> C. </w:t>
+        <w:t xml:space="preserve"> </w:t>
       </w:r>
       <w:proofErr w:type="spellStart"/>
       <w:r>
-        <w:t>What</w:t>
+        <w:t>is</w:t>
       </w:r>
       <w:proofErr w:type="spellEnd"/>
       <w:r>
-        <w:t xml:space="preserve"> Are Web </w:t>
+        <w:t xml:space="preserve"> a web </w:t>
       </w:r>
       <w:proofErr w:type="spellStart"/>
       <w:r>
-        <w:t>Applications</w:t>
+        <w:t>application</w:t>
       </w:r>
       <w:proofErr w:type="spellEnd"/>
       <w:r>
-        <w:t xml:space="preserve"> and </w:t>
+        <w:t>?</w:t>
+      </w:r>
+      <w:r>
+        <w:t xml:space="preserve"> </w:t>
+      </w:r>
+      <w:r>
+        <w:t xml:space="preserve">[online]. IBM </w:t>
       </w:r>
       <w:proofErr w:type="spellStart"/>
       <w:r>
-        <w:t>Why</w:t>
+        <w:t>Cloud</w:t>
       </w:r>
       <w:proofErr w:type="spellEnd"/>
       <w:r>
-        <w:t xml:space="preserve"> Are </w:t>
+        <w:t xml:space="preserve"> </w:t>
       </w:r>
       <w:proofErr w:type="spellStart"/>
       <w:r>
-        <w:t>They</w:t>
+        <w:t>Education</w:t>
       </w:r>
       <w:proofErr w:type="spellEnd"/>
       <w:r>
+        <w:t>.</w:t>
+      </w:r>
+      <w:r>
         <w:t xml:space="preserve"> </w:t>
       </w:r>
-      <w:proofErr w:type="spellStart"/>
-      <w:r>
-        <w:t>Important</w:t>
-      </w:r>
-      <w:proofErr w:type="spellEnd"/>
-      <w:r>
-        <w:t>?</w:t>
-      </w:r>
-      <w:r>
-        <w:br/>
-        <w:t xml:space="preserve">In: </w:t>
-      </w:r>
-      <w:proofErr w:type="spellStart"/>
-      <w:r>
-        <w:rPr>
-          <w:rStyle w:val="Emphasis"/>
-        </w:rPr>
-        <w:t>Encyclopedia</w:t>
-      </w:r>
-      <w:proofErr w:type="spellEnd"/>
-      <w:r>
-        <w:rPr>
-          <w:rStyle w:val="Emphasis"/>
-        </w:rPr>
+      <w:r>
+        <w:t>[cit. 2025-03-16].</w:t>
+      </w:r>
+      <w:r>
         <w:t xml:space="preserve"> </w:t>
       </w:r>
-      <w:proofErr w:type="spellStart"/>
-      <w:r>
-        <w:rPr>
-          <w:rStyle w:val="Emphasis"/>
-        </w:rPr>
-        <w:t>Britannica</w:t>
-      </w:r>
-      <w:proofErr w:type="spellEnd"/>
-      <w:r>
-        <w:t xml:space="preserve"> [online].</w:t>
-      </w:r>
-      <w:r>
-        <w:br/>
-        <w:t>[cit. 2025-03-16].</w:t>
-      </w:r>
-      <w:r>
-        <w:br/>
-        <w:t>Dostupné na: https://www.britannica.com/technology/web-application</w:t>
-      </w:r>
+      <w:r>
+        <w:t xml:space="preserve">Dostupné na: </w:t>
+      </w:r>
+      <w:hyperlink r:id="rId12" w:history="1">
+        <w:r>
+          <w:rPr>
+            <w:rStyle w:val="Hyperlink"/>
+          </w:rPr>
+          <w:t>https://www.ibm.com/topics/web-application</w:t>
+        </w:r>
+      </w:hyperlink>
     </w:p>
     <w:p>
       <w:pPr>
@@ -5650,24 +5760,26 @@
         <w:rPr>
           <w:noProof/>
         </w:rPr>
-        <w:t>[2]</w:t>
-      </w:r>
-    </w:p>
-    <w:p>
-      <w:pPr>
-        <w:pStyle w:val="text"/>
-        <w:ind w:firstLine="0"/>
-        <w:jc w:val="left"/>
-        <w:rPr>
-          <w:noProof/>
-        </w:rPr>
-      </w:pPr>
-      <w:r>
-        <w:t xml:space="preserve">IBM. </w:t>
+        <w:t>[3]</w:t>
+      </w:r>
+      <w:r>
+        <w:rPr>
+          <w:noProof/>
+        </w:rPr>
+        <w:t xml:space="preserve"> </w:t>
+      </w:r>
+      <w:r>
+        <w:t>MICROSOFT</w:t>
+      </w:r>
+      <w:r>
+        <w:t>, 2024.</w:t>
+      </w:r>
+      <w:r>
+        <w:t xml:space="preserve"> Windows </w:t>
       </w:r>
       <w:proofErr w:type="spellStart"/>
       <w:r>
-        <w:t>What</w:t>
+        <w:t>Forms</w:t>
       </w:r>
       <w:proofErr w:type="spellEnd"/>
       <w:r>
@@ -5675,114 +5787,39 @@
       </w:r>
       <w:proofErr w:type="spellStart"/>
       <w:r>
-        <w:t>is</w:t>
+        <w:t>overview</w:t>
       </w:r>
       <w:proofErr w:type="spellEnd"/>
       <w:r>
-        <w:t xml:space="preserve"> a web </w:t>
+        <w:t>.</w:t>
+      </w:r>
+      <w:r>
+        <w:t xml:space="preserve"> </w:t>
+      </w:r>
+      <w:r>
+        <w:t xml:space="preserve">[online]. Microsoft </w:t>
       </w:r>
       <w:proofErr w:type="spellStart"/>
       <w:r>
-        <w:t>application</w:t>
+        <w:t>Learn</w:t>
       </w:r>
       <w:proofErr w:type="spellEnd"/>
       <w:r>
-        <w:t>?</w:t>
-      </w:r>
-      <w:r>
-        <w:br/>
-        <w:t xml:space="preserve">[online]. IBM </w:t>
-      </w:r>
-      <w:proofErr w:type="spellStart"/>
-      <w:r>
-        <w:t>Cloud</w:t>
-      </w:r>
-      <w:proofErr w:type="spellEnd"/>
+        <w:t>.</w:t>
+      </w:r>
       <w:r>
         <w:t xml:space="preserve"> </w:t>
       </w:r>
-      <w:proofErr w:type="spellStart"/>
-      <w:r>
-        <w:t>Education</w:t>
-      </w:r>
-      <w:proofErr w:type="spellEnd"/>
-      <w:r>
-        <w:t>, 2023.</w:t>
-      </w:r>
-      <w:r>
-        <w:br/>
+      <w:r>
         <w:t>[cit. 2025-03-16].</w:t>
       </w:r>
       <w:r>
-        <w:br/>
-        <w:t>Dostupné na: https://www.ibm.com/topics/web-application</w:t>
-      </w:r>
-    </w:p>
-    <w:p>
-      <w:pPr>
-        <w:pStyle w:val="text"/>
-        <w:ind w:firstLine="0"/>
-        <w:jc w:val="left"/>
-        <w:rPr>
-          <w:noProof/>
-        </w:rPr>
-      </w:pPr>
-      <w:r>
-        <w:rPr>
-          <w:noProof/>
-        </w:rPr>
-        <w:t>[3]</w:t>
-      </w:r>
-    </w:p>
-    <w:p>
-      <w:pPr>
-        <w:pStyle w:val="text"/>
-        <w:ind w:firstLine="0"/>
-        <w:jc w:val="left"/>
-        <w:rPr>
-          <w:noProof/>
-        </w:rPr>
-      </w:pPr>
-      <w:r>
-        <w:t xml:space="preserve">MICROSOFT. Windows </w:t>
-      </w:r>
-      <w:proofErr w:type="spellStart"/>
-      <w:r>
-        <w:t>Forms</w:t>
-      </w:r>
-      <w:proofErr w:type="spellEnd"/>
-      <w:r>
         <w:t xml:space="preserve"> </w:t>
       </w:r>
-      <w:proofErr w:type="spellStart"/>
-      <w:r>
-        <w:t>overview</w:t>
-      </w:r>
-      <w:proofErr w:type="spellEnd"/>
-      <w:r>
-        <w:t>.</w:t>
-      </w:r>
-      <w:r>
-        <w:br/>
-        <w:t xml:space="preserve">[online]. Microsoft </w:t>
-      </w:r>
-      <w:proofErr w:type="spellStart"/>
-      <w:r>
-        <w:t>Learn</w:t>
-      </w:r>
-      <w:proofErr w:type="spellEnd"/>
-      <w:r>
-        <w:t>, 2024.</w:t>
-      </w:r>
-      <w:r>
-        <w:br/>
-        <w:t>[cit. 2025-03-16].</w:t>
-      </w:r>
-      <w:r>
-        <w:br/>
+      <w:r>
         <w:t xml:space="preserve">Dostupné na: </w:t>
       </w:r>
-      <w:hyperlink r:id="rId11" w:tgtFrame="_new" w:history="1">
+      <w:hyperlink r:id="rId13" w:tgtFrame="_new" w:history="1">
         <w:r>
           <w:rPr>
             <w:rStyle w:val="Hyperlink"/>
@@ -5810,120 +5847,28 @@
         <w:rPr>
           <w:noProof/>
         </w:rPr>
-        <w:t>[4]</w:t>
-      </w:r>
+        <w:t xml:space="preserve">[4] NIELSEN NORMAN GROUP, 2020. Usability 101: Introduction to Usability. [online]. [cit. 2025-03-16]. Dostupné na: </w:t>
+      </w:r>
+      <w:hyperlink r:id="rId14" w:history="1">
+        <w:r>
+          <w:rPr>
+            <w:rStyle w:val="Hyperlink"/>
+            <w:noProof/>
+          </w:rPr>
+          <w:t>https://www.nngroup.com/articles/usability-101-introduction-to-usability/</w:t>
+        </w:r>
+      </w:hyperlink>
     </w:p>
     <w:p>
       <w:pPr>
         <w:pStyle w:val="text"/>
         <w:ind w:firstLine="0"/>
         <w:jc w:val="left"/>
-      </w:pPr>
-      <w:r>
-        <w:t xml:space="preserve">NIELSEN, </w:t>
-      </w:r>
-      <w:proofErr w:type="spellStart"/>
-      <w:r>
-        <w:t>Jakob</w:t>
-      </w:r>
-      <w:proofErr w:type="spellEnd"/>
-      <w:r>
-        <w:t xml:space="preserve">. </w:t>
-      </w:r>
-      <w:proofErr w:type="spellStart"/>
-      <w:r>
-        <w:t>Usability</w:t>
-      </w:r>
-      <w:proofErr w:type="spellEnd"/>
-      <w:r>
-        <w:t xml:space="preserve"> 101: </w:t>
-      </w:r>
-      <w:proofErr w:type="spellStart"/>
-      <w:r>
-        <w:t>Introduction</w:t>
-      </w:r>
-      <w:proofErr w:type="spellEnd"/>
-      <w:r>
-        <w:t xml:space="preserve"> to </w:t>
-      </w:r>
-      <w:proofErr w:type="spellStart"/>
-      <w:r>
-        <w:t>Usability</w:t>
-      </w:r>
-      <w:proofErr w:type="spellEnd"/>
-      <w:r>
-        <w:t>.</w:t>
-      </w:r>
-    </w:p>
-    <w:p>
-      <w:pPr>
-        <w:pStyle w:val="text"/>
-        <w:ind w:firstLine="0"/>
-        <w:jc w:val="left"/>
-      </w:pPr>
-      <w:r>
-        <w:t xml:space="preserve">[online]. </w:t>
-      </w:r>
-      <w:proofErr w:type="spellStart"/>
-      <w:r>
-        <w:t>Nielsen</w:t>
-      </w:r>
-      <w:proofErr w:type="spellEnd"/>
-      <w:r>
-        <w:t xml:space="preserve"> </w:t>
-      </w:r>
-      <w:proofErr w:type="spellStart"/>
-      <w:r>
-        <w:t>Norman</w:t>
-      </w:r>
-      <w:proofErr w:type="spellEnd"/>
-      <w:r>
-        <w:t xml:space="preserve"> Group, 2020.</w:t>
-      </w:r>
-    </w:p>
-    <w:p>
-      <w:pPr>
-        <w:pStyle w:val="text"/>
-        <w:ind w:firstLine="0"/>
-        <w:jc w:val="left"/>
-      </w:pPr>
-      <w:r>
-        <w:t>[cit. 2025-03-16].</w:t>
-      </w:r>
-    </w:p>
-    <w:p>
-      <w:pPr>
-        <w:pStyle w:val="text"/>
-        <w:ind w:firstLine="0"/>
-        <w:jc w:val="left"/>
-        <w:rPr>
-          <w:noProof/>
-        </w:rPr>
-      </w:pPr>
-      <w:r>
-        <w:t>Dostupné na: https://www.nngroup.com/articles/usability-101-introduction-to-usability/</w:t>
-      </w:r>
-      <w:r>
-        <w:rPr>
-          <w:noProof/>
-        </w:rPr>
-        <w:t xml:space="preserve"> </w:t>
-      </w:r>
-      <w:r>
-        <w:rPr>
-          <w:noProof/>
-        </w:rPr>
-        <w:t>[5]</w:t>
-      </w:r>
-    </w:p>
-    <w:p>
-      <w:pPr>
-        <w:spacing w:line="360" w:lineRule="auto"/>
         <w:rPr>
           <w:noProof/>
         </w:rPr>
         <w:sectPr>
-          <w:footerReference w:type="default" r:id="rId12"/>
+          <w:footerReference w:type="default" r:id="rId15"/>
           <w:pgSz w:w="11906" w:h="16838" w:code="9"/>
           <w:pgMar w:top="1418" w:right="1418" w:bottom="1418" w:left="1985" w:header="709" w:footer="709" w:gutter="0"/>
           <w:pgNumType w:start="6"/>
@@ -5933,73 +5878,19 @@
       </w:pPr>
       <w:r>
         <w:rPr>
-          <w:rFonts w:ascii="Times New Roman" w:hAnsi="Times New Roman"/>
-          <w:sz w:val="24"/>
-        </w:rPr>
-        <w:t xml:space="preserve">INTERACTION DESIGN FOUNDATION. User </w:t>
-      </w:r>
-      <w:proofErr w:type="spellStart"/>
-      <w:r>
-        <w:rPr>
-          <w:rFonts w:ascii="Times New Roman" w:hAnsi="Times New Roman"/>
-          <w:sz w:val="24"/>
-        </w:rPr>
-        <w:t>Requirements</w:t>
-      </w:r>
-      <w:proofErr w:type="spellEnd"/>
-      <w:r>
-        <w:rPr>
-          <w:rFonts w:ascii="Times New Roman" w:hAnsi="Times New Roman"/>
-          <w:sz w:val="24"/>
-        </w:rPr>
-        <w:t xml:space="preserve"> </w:t>
-      </w:r>
-      <w:proofErr w:type="spellStart"/>
-      <w:r>
-        <w:rPr>
-          <w:rFonts w:ascii="Times New Roman" w:hAnsi="Times New Roman"/>
-          <w:sz w:val="24"/>
-        </w:rPr>
-        <w:t>Analysis</w:t>
-      </w:r>
-      <w:proofErr w:type="spellEnd"/>
-      <w:r>
-        <w:rPr>
-          <w:rFonts w:ascii="Times New Roman" w:hAnsi="Times New Roman"/>
-          <w:sz w:val="24"/>
-        </w:rPr>
-        <w:t>.</w:t>
-      </w:r>
-      <w:r>
-        <w:rPr>
-          <w:rFonts w:ascii="Times New Roman" w:hAnsi="Times New Roman"/>
-          <w:sz w:val="24"/>
-        </w:rPr>
-        <w:br/>
-        <w:t>[online].</w:t>
-      </w:r>
-      <w:r>
-        <w:rPr>
-          <w:rFonts w:ascii="Times New Roman" w:hAnsi="Times New Roman"/>
-          <w:sz w:val="24"/>
-        </w:rPr>
-        <w:br/>
-        <w:t>[cit. 2025-03-16].</w:t>
-      </w:r>
-      <w:r>
-        <w:rPr>
-          <w:rFonts w:ascii="Times New Roman" w:hAnsi="Times New Roman"/>
-          <w:sz w:val="24"/>
-        </w:rPr>
-        <w:br/>
-        <w:t>Dostupné na: https://www.interaction-design.org/literature/topics/user-requirements</w:t>
-      </w:r>
-      <w:r>
-        <w:rPr>
-          <w:noProof/>
-        </w:rPr>
-        <w:br w:type="page"/>
-      </w:r>
+          <w:noProof/>
+        </w:rPr>
+        <w:t xml:space="preserve">[5] INTERACTION DESIGN FOUNDATION, n. d. User Requirements Analysis. [online]. [cit. 2025-03-16]. Dostupné na: </w:t>
+      </w:r>
+      <w:hyperlink r:id="rId16" w:history="1">
+        <w:r>
+          <w:rPr>
+            <w:rStyle w:val="Hyperlink"/>
+            <w:noProof/>
+          </w:rPr>
+          <w:t>https://www.interaction-design.org/literature/topics/user-requirements</w:t>
+        </w:r>
+      </w:hyperlink>
     </w:p>
     <w:p>
       <w:pPr>
@@ -6143,7 +6034,7 @@
           <w:noProof/>
         </w:rPr>
       </w:pPr>
-      <w:bookmarkStart w:id="30" w:name="_Toc216460236"/>
+      <w:bookmarkStart w:id="30" w:name="_Toc218603568"/>
       <w:r>
         <w:rPr>
           <w:noProof/>
@@ -6158,7 +6049,7 @@
           <w:noProof/>
         </w:rPr>
         <w:sectPr>
-          <w:footerReference w:type="default" r:id="rId13"/>
+          <w:footerReference w:type="default" r:id="rId17"/>
           <w:pgSz w:w="11906" w:h="16838" w:code="9"/>
           <w:pgMar w:top="1418" w:right="1418" w:bottom="1418" w:left="1985" w:header="709" w:footer="709" w:gutter="0"/>
           <w:pgNumType w:start="7"/>
@@ -6266,7 +6157,7 @@
       </w:r>
     </w:p>
     <w:sectPr>
-      <w:footerReference w:type="default" r:id="rId14"/>
+      <w:footerReference w:type="default" r:id="rId18"/>
       <w:pgSz w:w="11906" w:h="16838" w:code="9"/>
       <w:pgMar w:top="1418" w:right="1418" w:bottom="1418" w:left="1985" w:header="709" w:footer="709" w:gutter="0"/>
       <w:pgNumType w:fmt="upperRoman" w:start="1"/>
@@ -7568,6 +7459,7 @@
   <w:style w:type="character" w:default="1" w:styleId="DefaultParagraphFont">
     <w:name w:val="Default Paragraph Font"/>
     <w:uiPriority w:val="1"/>
+    <w:semiHidden/>
     <w:unhideWhenUsed/>
   </w:style>
   <w:style w:type="table" w:default="1" w:styleId="TableNormal">
@@ -8398,27 +8290,6 @@
 </file>
 
 <file path=customXml/item1.xml><?xml version="1.0" encoding="utf-8"?>
-<b:Sources xmlns:b="http://schemas.openxmlformats.org/officeDocument/2006/bibliography" xmlns="http://schemas.openxmlformats.org/officeDocument/2006/bibliography" SelectedStyle="\APASixthEditionOfficeOnline.xsl" StyleName="APA" Version="6"/>
-</file>
-
-<file path=customXml/item2.xml><?xml version="1.0" encoding="utf-8"?>
-<p:properties xmlns:p="http://schemas.microsoft.com/office/2006/metadata/properties" xmlns:xsi="http://www.w3.org/2001/XMLSchema-instance" xmlns:pc="http://schemas.microsoft.com/office/infopath/2007/PartnerControls">
-  <documentManagement>
-    <_activity xmlns="a94799e5-846a-4ad9-b31d-5ba5d0428847" xsi:nil="true"/>
-  </documentManagement>
-</p:properties>
-</file>
-
-<file path=customXml/item3.xml><?xml version="1.0" encoding="utf-8"?>
-<?mso-contentType ?>
-<FormTemplates xmlns="http://schemas.microsoft.com/sharepoint/v3/contenttype/forms">
-  <Display>DocumentLibraryForm</Display>
-  <Edit>DocumentLibraryForm</Edit>
-  <New>DocumentLibraryForm</New>
-</FormTemplates>
-</file>
-
-<file path=customXml/item4.xml><?xml version="1.0" encoding="utf-8"?>
 <ct:contentTypeSchema xmlns:ct="http://schemas.microsoft.com/office/2006/metadata/contentType" xmlns:ma="http://schemas.microsoft.com/office/2006/metadata/properties/metaAttributes" ct:_="" ma:_="" ma:contentTypeName="Dokument" ma:contentTypeID="0x010100FF914F332154174D803A7B644D03395C" ma:contentTypeVersion="16" ma:contentTypeDescription="Umožňuje vytvoriť nový dokument." ma:contentTypeScope="" ma:versionID="fd77751d24e8168fda22eab337079d00">
   <xsd:schema xmlns:xsd="http://www.w3.org/2001/XMLSchema" xmlns:xs="http://www.w3.org/2001/XMLSchema" xmlns:p="http://schemas.microsoft.com/office/2006/metadata/properties" xmlns:ns3="a94799e5-846a-4ad9-b31d-5ba5d0428847" xmlns:ns4="b0f22963-9bb8-4dce-be88-550968040c8c" targetNamespace="http://schemas.microsoft.com/office/2006/metadata/properties" ma:root="true" ma:fieldsID="b71646f853d82629af3ee6a4474bd060" ns3:_="" ns4:_="">
     <xsd:import namespace="a94799e5-846a-4ad9-b31d-5ba5d0428847"/>
@@ -8657,33 +8528,28 @@
 </ct:contentTypeSchema>
 </file>
 
-<file path=customXml/itemProps1.xml><?xml version="1.0" encoding="utf-8"?>
-<ds:datastoreItem xmlns:ds="http://schemas.openxmlformats.org/officeDocument/2006/customXml" ds:itemID="{33B51BA0-60DC-4A69-874E-22CBA927F23E}">
-  <ds:schemaRefs>
-    <ds:schemaRef ds:uri="http://schemas.openxmlformats.org/officeDocument/2006/bibliography"/>
-  </ds:schemaRefs>
-</ds:datastoreItem>
+<file path=customXml/item2.xml><?xml version="1.0" encoding="utf-8"?>
+<b:Sources xmlns:b="http://schemas.openxmlformats.org/officeDocument/2006/bibliography" xmlns="http://schemas.openxmlformats.org/officeDocument/2006/bibliography" SelectedStyle="\APASixthEditionOfficeOnline.xsl" StyleName="APA" Version="6"/>
 </file>
 
-<file path=customXml/itemProps2.xml><?xml version="1.0" encoding="utf-8"?>
-<ds:datastoreItem xmlns:ds="http://schemas.openxmlformats.org/officeDocument/2006/customXml" ds:itemID="{8A7D4A20-64F2-4259-949F-7A93E612CEDE}">
-  <ds:schemaRefs>
-    <ds:schemaRef ds:uri="http://schemas.microsoft.com/office/2006/metadata/properties"/>
-    <ds:schemaRef ds:uri="http://schemas.microsoft.com/office/infopath/2007/PartnerControls"/>
-    <ds:schemaRef ds:uri="a94799e5-846a-4ad9-b31d-5ba5d0428847"/>
-  </ds:schemaRefs>
-</ds:datastoreItem>
+<file path=customXml/item3.xml><?xml version="1.0" encoding="utf-8"?>
+<p:properties xmlns:p="http://schemas.microsoft.com/office/2006/metadata/properties" xmlns:xsi="http://www.w3.org/2001/XMLSchema-instance" xmlns:pc="http://schemas.microsoft.com/office/infopath/2007/PartnerControls">
+  <documentManagement>
+    <_activity xmlns="a94799e5-846a-4ad9-b31d-5ba5d0428847" xsi:nil="true"/>
+  </documentManagement>
+</p:properties>
 </file>
 
-<file path=customXml/itemProps3.xml><?xml version="1.0" encoding="utf-8"?>
-<ds:datastoreItem xmlns:ds="http://schemas.openxmlformats.org/officeDocument/2006/customXml" ds:itemID="{1F4F2074-9665-40AE-AC4D-38B5428FDE6E}">
-  <ds:schemaRefs>
-    <ds:schemaRef ds:uri="http://schemas.microsoft.com/sharepoint/v3/contenttype/forms"/>
-  </ds:schemaRefs>
-</ds:datastoreItem>
+<file path=customXml/item4.xml><?xml version="1.0" encoding="utf-8"?>
+<?mso-contentType ?>
+<FormTemplates xmlns="http://schemas.microsoft.com/sharepoint/v3/contenttype/forms">
+  <Display>DocumentLibraryForm</Display>
+  <Edit>DocumentLibraryForm</Edit>
+  <New>DocumentLibraryForm</New>
+</FormTemplates>
 </file>
 
-<file path=customXml/itemProps4.xml><?xml version="1.0" encoding="utf-8"?>
+<file path=customXml/itemProps1.xml><?xml version="1.0" encoding="utf-8"?>
 <ds:datastoreItem xmlns:ds="http://schemas.openxmlformats.org/officeDocument/2006/customXml" ds:itemID="{C3329A49-AD3D-4BA1-96E5-F249191C1F65}">
   <ds:schemaRefs>
     <ds:schemaRef ds:uri="http://schemas.microsoft.com/office/2006/metadata/contentType"/>
@@ -8700,4 +8566,30 @@
     <ds:schemaRef ds:uri="http://schemas.microsoft.com/internal/obd"/>
   </ds:schemaRefs>
 </ds:datastoreItem>
+</file>
+
+<file path=customXml/itemProps2.xml><?xml version="1.0" encoding="utf-8"?>
+<ds:datastoreItem xmlns:ds="http://schemas.openxmlformats.org/officeDocument/2006/customXml" ds:itemID="{33B51BA0-60DC-4A69-874E-22CBA927F23E}">
+  <ds:schemaRefs>
+    <ds:schemaRef ds:uri="http://schemas.openxmlformats.org/officeDocument/2006/bibliography"/>
+  </ds:schemaRefs>
+</ds:datastoreItem>
+</file>
+
+<file path=customXml/itemProps3.xml><?xml version="1.0" encoding="utf-8"?>
+<ds:datastoreItem xmlns:ds="http://schemas.openxmlformats.org/officeDocument/2006/customXml" ds:itemID="{8A7D4A20-64F2-4259-949F-7A93E612CEDE}">
+  <ds:schemaRefs>
+    <ds:schemaRef ds:uri="http://schemas.microsoft.com/office/2006/metadata/properties"/>
+    <ds:schemaRef ds:uri="http://schemas.microsoft.com/office/infopath/2007/PartnerControls"/>
+    <ds:schemaRef ds:uri="a94799e5-846a-4ad9-b31d-5ba5d0428847"/>
+  </ds:schemaRefs>
+</ds:datastoreItem>
+</file>
+
+<file path=customXml/itemProps4.xml><?xml version="1.0" encoding="utf-8"?>
+<ds:datastoreItem xmlns:ds="http://schemas.openxmlformats.org/officeDocument/2006/customXml" ds:itemID="{1F4F2074-9665-40AE-AC4D-38B5428FDE6E}">
+  <ds:schemaRefs>
+    <ds:schemaRef ds:uri="http://schemas.microsoft.com/sharepoint/v3/contenttype/forms"/>
+  </ds:schemaRefs>
+</ds:datastoreItem>
 </file>
--- a/__ms-praca__/Zak/soc_sablona_2025.docx
+++ b/__ms-praca__/Zak/soc_sablona_2025.docx
@@ -1997,7 +1997,7 @@
             </w:rPr>
             <w:fldChar w:fldCharType="separate"/>
           </w:r>
-          <w:hyperlink w:anchor="_Toc218603549" w:history="1">
+          <w:hyperlink w:anchor="_Toc218953835" w:history="1">
             <w:r>
               <w:rPr>
                 <w:rStyle w:val="Hyperlink"/>
@@ -2041,7 +2041,7 @@
                 <w:noProof/>
                 <w:webHidden/>
               </w:rPr>
-              <w:instrText xml:space="preserve"> PAGEREF _Toc218603549 \h </w:instrText>
+              <w:instrText xml:space="preserve"> PAGEREF _Toc218953835 \h </w:instrText>
             </w:r>
             <w:r>
               <w:rPr>
@@ -2087,7 +2087,7 @@
               <w:lang w:val="en-SK" w:eastAsia="en-GB"/>
             </w:rPr>
           </w:pPr>
-          <w:hyperlink w:anchor="_Toc218603550" w:history="1">
+          <w:hyperlink w:anchor="_Toc218953836" w:history="1">
             <w:r>
               <w:rPr>
                 <w:rStyle w:val="Hyperlink"/>
@@ -2131,7 +2131,7 @@
                 <w:noProof/>
                 <w:webHidden/>
               </w:rPr>
-              <w:instrText xml:space="preserve"> PAGEREF _Toc218603550 \h </w:instrText>
+              <w:instrText xml:space="preserve"> PAGEREF _Toc218953836 \h </w:instrText>
             </w:r>
             <w:r>
               <w:rPr>
@@ -2177,7 +2177,7 @@
               <w:lang w:val="en-SK" w:eastAsia="en-GB"/>
             </w:rPr>
           </w:pPr>
-          <w:hyperlink w:anchor="_Toc218603551" w:history="1">
+          <w:hyperlink w:anchor="_Toc218953837" w:history="1">
             <w:r>
               <w:rPr>
                 <w:rStyle w:val="Hyperlink"/>
@@ -2221,7 +2221,7 @@
                 <w:noProof/>
                 <w:webHidden/>
               </w:rPr>
-              <w:instrText xml:space="preserve"> PAGEREF _Toc218603551 \h </w:instrText>
+              <w:instrText xml:space="preserve"> PAGEREF _Toc218953837 \h </w:instrText>
             </w:r>
             <w:r>
               <w:rPr>
@@ -2267,7 +2267,7 @@
               <w:lang w:val="en-SK" w:eastAsia="en-GB"/>
             </w:rPr>
           </w:pPr>
-          <w:hyperlink w:anchor="_Toc218603552" w:history="1">
+          <w:hyperlink w:anchor="_Toc218953838" w:history="1">
             <w:r>
               <w:rPr>
                 <w:rStyle w:val="Hyperlink"/>
@@ -2311,7 +2311,7 @@
                 <w:noProof/>
                 <w:webHidden/>
               </w:rPr>
-              <w:instrText xml:space="preserve"> PAGEREF _Toc218603552 \h </w:instrText>
+              <w:instrText xml:space="preserve"> PAGEREF _Toc218953838 \h </w:instrText>
             </w:r>
             <w:r>
               <w:rPr>
@@ -2357,7 +2357,7 @@
               <w:lang w:val="en-SK" w:eastAsia="en-GB"/>
             </w:rPr>
           </w:pPr>
-          <w:hyperlink w:anchor="_Toc218603553" w:history="1">
+          <w:hyperlink w:anchor="_Toc218953839" w:history="1">
             <w:r>
               <w:rPr>
                 <w:rStyle w:val="Hyperlink"/>
@@ -2401,7 +2401,7 @@
                 <w:noProof/>
                 <w:webHidden/>
               </w:rPr>
-              <w:instrText xml:space="preserve"> PAGEREF _Toc218603553 \h </w:instrText>
+              <w:instrText xml:space="preserve"> PAGEREF _Toc218953839 \h </w:instrText>
             </w:r>
             <w:r>
               <w:rPr>
@@ -2447,7 +2447,7 @@
               <w:lang w:val="en-SK" w:eastAsia="en-GB"/>
             </w:rPr>
           </w:pPr>
-          <w:hyperlink w:anchor="_Toc218603554" w:history="1">
+          <w:hyperlink w:anchor="_Toc218953840" w:history="1">
             <w:r>
               <w:rPr>
                 <w:rStyle w:val="Hyperlink"/>
@@ -2491,7 +2491,7 @@
                 <w:noProof/>
                 <w:webHidden/>
               </w:rPr>
-              <w:instrText xml:space="preserve"> PAGEREF _Toc218603554 \h </w:instrText>
+              <w:instrText xml:space="preserve"> PAGEREF _Toc218953840 \h </w:instrText>
             </w:r>
             <w:r>
               <w:rPr>
@@ -2537,7 +2537,7 @@
               <w:lang w:val="en-SK" w:eastAsia="en-GB"/>
             </w:rPr>
           </w:pPr>
-          <w:hyperlink w:anchor="_Toc218603555" w:history="1">
+          <w:hyperlink w:anchor="_Toc218953841" w:history="1">
             <w:r>
               <w:rPr>
                 <w:rStyle w:val="Hyperlink"/>
@@ -2581,7 +2581,7 @@
                 <w:noProof/>
                 <w:webHidden/>
               </w:rPr>
-              <w:instrText xml:space="preserve"> PAGEREF _Toc218603555 \h </w:instrText>
+              <w:instrText xml:space="preserve"> PAGEREF _Toc218953841 \h </w:instrText>
             </w:r>
             <w:r>
               <w:rPr>
@@ -2627,7 +2627,7 @@
               <w:lang w:val="en-SK" w:eastAsia="en-GB"/>
             </w:rPr>
           </w:pPr>
-          <w:hyperlink w:anchor="_Toc218603556" w:history="1">
+          <w:hyperlink w:anchor="_Toc218953842" w:history="1">
             <w:r>
               <w:rPr>
                 <w:rStyle w:val="Hyperlink"/>
@@ -2671,7 +2671,7 @@
                 <w:noProof/>
                 <w:webHidden/>
               </w:rPr>
-              <w:instrText xml:space="preserve"> PAGEREF _Toc218603556 \h </w:instrText>
+              <w:instrText xml:space="preserve"> PAGEREF _Toc218953842 \h </w:instrText>
             </w:r>
             <w:r>
               <w:rPr>
@@ -2717,7 +2717,7 @@
               <w:lang w:val="en-SK" w:eastAsia="en-GB"/>
             </w:rPr>
           </w:pPr>
-          <w:hyperlink w:anchor="_Toc218603557" w:history="1">
+          <w:hyperlink w:anchor="_Toc218953843" w:history="1">
             <w:r>
               <w:rPr>
                 <w:rStyle w:val="Hyperlink"/>
@@ -2761,7 +2761,7 @@
                 <w:noProof/>
                 <w:webHidden/>
               </w:rPr>
-              <w:instrText xml:space="preserve"> PAGEREF _Toc218603557 \h </w:instrText>
+              <w:instrText xml:space="preserve"> PAGEREF _Toc218953843 \h </w:instrText>
             </w:r>
             <w:r>
               <w:rPr>
@@ -2807,7 +2807,7 @@
               <w:lang w:val="en-SK" w:eastAsia="en-GB"/>
             </w:rPr>
           </w:pPr>
-          <w:hyperlink w:anchor="_Toc218603558" w:history="1">
+          <w:hyperlink w:anchor="_Toc218953844" w:history="1">
             <w:r>
               <w:rPr>
                 <w:rStyle w:val="Hyperlink"/>
@@ -2851,7 +2851,7 @@
                 <w:noProof/>
                 <w:webHidden/>
               </w:rPr>
-              <w:instrText xml:space="preserve"> PAGEREF _Toc218603558 \h </w:instrText>
+              <w:instrText xml:space="preserve"> PAGEREF _Toc218953844 \h </w:instrText>
             </w:r>
             <w:r>
               <w:rPr>
@@ -2897,7 +2897,7 @@
               <w:lang w:val="en-SK" w:eastAsia="en-GB"/>
             </w:rPr>
           </w:pPr>
-          <w:hyperlink w:anchor="_Toc218603559" w:history="1">
+          <w:hyperlink w:anchor="_Toc218953845" w:history="1">
             <w:r>
               <w:rPr>
                 <w:rStyle w:val="Hyperlink"/>
@@ -2941,7 +2941,7 @@
                 <w:noProof/>
                 <w:webHidden/>
               </w:rPr>
-              <w:instrText xml:space="preserve"> PAGEREF _Toc218603559 \h </w:instrText>
+              <w:instrText xml:space="preserve"> PAGEREF _Toc218953845 \h </w:instrText>
             </w:r>
             <w:r>
               <w:rPr>
@@ -2987,7 +2987,7 @@
               <w:lang w:val="en-SK" w:eastAsia="en-GB"/>
             </w:rPr>
           </w:pPr>
-          <w:hyperlink w:anchor="_Toc218603560" w:history="1">
+          <w:hyperlink w:anchor="_Toc218953846" w:history="1">
             <w:r>
               <w:rPr>
                 <w:rStyle w:val="Hyperlink"/>
@@ -3031,7 +3031,7 @@
                 <w:noProof/>
                 <w:webHidden/>
               </w:rPr>
-              <w:instrText xml:space="preserve"> PAGEREF _Toc218603560 \h </w:instrText>
+              <w:instrText xml:space="preserve"> PAGEREF _Toc218953846 \h </w:instrText>
             </w:r>
             <w:r>
               <w:rPr>
@@ -3077,7 +3077,7 @@
               <w:lang w:val="en-SK" w:eastAsia="en-GB"/>
             </w:rPr>
           </w:pPr>
-          <w:hyperlink w:anchor="_Toc218603561" w:history="1">
+          <w:hyperlink w:anchor="_Toc218953847" w:history="1">
             <w:r>
               <w:rPr>
                 <w:rStyle w:val="Hyperlink"/>
@@ -3100,7 +3100,7 @@
                 <w:rStyle w:val="Hyperlink"/>
                 <w:noProof/>
               </w:rPr>
-              <w:t>Ciele práce</w:t>
+              <w:t>Ciele a zadanie práce</w:t>
             </w:r>
             <w:r>
               <w:rPr>
@@ -3121,7 +3121,7 @@
                 <w:noProof/>
                 <w:webHidden/>
               </w:rPr>
-              <w:instrText xml:space="preserve"> PAGEREF _Toc218603561 \h </w:instrText>
+              <w:instrText xml:space="preserve"> PAGEREF _Toc218953847 \h </w:instrText>
             </w:r>
             <w:r>
               <w:rPr>
@@ -3142,6 +3142,546 @@
                 <w:webHidden/>
               </w:rPr>
               <w:t>12</w:t>
+            </w:r>
+            <w:r>
+              <w:rPr>
+                <w:noProof/>
+                <w:webHidden/>
+              </w:rPr>
+              <w:fldChar w:fldCharType="end"/>
+            </w:r>
+          </w:hyperlink>
+        </w:p>
+        <w:p>
+          <w:pPr>
+            <w:pStyle w:val="TOC1"/>
+            <w:tabs>
+              <w:tab w:val="left" w:pos="720"/>
+              <w:tab w:val="right" w:leader="dot" w:pos="8493"/>
+            </w:tabs>
+            <w:rPr>
+              <w:rFonts w:eastAsiaTheme="minorEastAsia"/>
+              <w:noProof/>
+              <w:sz w:val="24"/>
+              <w:szCs w:val="24"/>
+              <w:lang w:val="en-SK" w:eastAsia="en-GB"/>
+            </w:rPr>
+          </w:pPr>
+          <w:hyperlink w:anchor="_Toc218953848" w:history="1">
+            <w:r>
+              <w:rPr>
+                <w:rStyle w:val="Hyperlink"/>
+                <w:noProof/>
+              </w:rPr>
+              <w:t>4.1</w:t>
+            </w:r>
+            <w:r>
+              <w:rPr>
+                <w:rFonts w:eastAsiaTheme="minorEastAsia"/>
+                <w:noProof/>
+                <w:sz w:val="24"/>
+                <w:szCs w:val="24"/>
+                <w:lang w:val="en-SK" w:eastAsia="en-GB"/>
+              </w:rPr>
+              <w:tab/>
+            </w:r>
+            <w:r>
+              <w:rPr>
+                <w:rStyle w:val="Hyperlink"/>
+                <w:noProof/>
+              </w:rPr>
+              <w:t>Hlavný cieľ práce</w:t>
+            </w:r>
+            <w:r>
+              <w:rPr>
+                <w:noProof/>
+                <w:webHidden/>
+              </w:rPr>
+              <w:tab/>
+            </w:r>
+            <w:r>
+              <w:rPr>
+                <w:noProof/>
+                <w:webHidden/>
+              </w:rPr>
+              <w:fldChar w:fldCharType="begin"/>
+            </w:r>
+            <w:r>
+              <w:rPr>
+                <w:noProof/>
+                <w:webHidden/>
+              </w:rPr>
+              <w:instrText xml:space="preserve"> PAGEREF _Toc218953848 \h </w:instrText>
+            </w:r>
+            <w:r>
+              <w:rPr>
+                <w:noProof/>
+                <w:webHidden/>
+              </w:rPr>
+            </w:r>
+            <w:r>
+              <w:rPr>
+                <w:noProof/>
+                <w:webHidden/>
+              </w:rPr>
+              <w:fldChar w:fldCharType="separate"/>
+            </w:r>
+            <w:r>
+              <w:rPr>
+                <w:noProof/>
+                <w:webHidden/>
+              </w:rPr>
+              <w:t>12</w:t>
+            </w:r>
+            <w:r>
+              <w:rPr>
+                <w:noProof/>
+                <w:webHidden/>
+              </w:rPr>
+              <w:fldChar w:fldCharType="end"/>
+            </w:r>
+          </w:hyperlink>
+        </w:p>
+        <w:p>
+          <w:pPr>
+            <w:pStyle w:val="TOC1"/>
+            <w:tabs>
+              <w:tab w:val="left" w:pos="720"/>
+              <w:tab w:val="right" w:leader="dot" w:pos="8493"/>
+            </w:tabs>
+            <w:rPr>
+              <w:rFonts w:eastAsiaTheme="minorEastAsia"/>
+              <w:noProof/>
+              <w:sz w:val="24"/>
+              <w:szCs w:val="24"/>
+              <w:lang w:val="en-SK" w:eastAsia="en-GB"/>
+            </w:rPr>
+          </w:pPr>
+          <w:hyperlink w:anchor="_Toc218953849" w:history="1">
+            <w:r>
+              <w:rPr>
+                <w:rStyle w:val="Hyperlink"/>
+                <w:noProof/>
+              </w:rPr>
+              <w:t>4.2</w:t>
+            </w:r>
+            <w:r>
+              <w:rPr>
+                <w:rFonts w:eastAsiaTheme="minorEastAsia"/>
+                <w:noProof/>
+                <w:sz w:val="24"/>
+                <w:szCs w:val="24"/>
+                <w:lang w:val="en-SK" w:eastAsia="en-GB"/>
+              </w:rPr>
+              <w:tab/>
+            </w:r>
+            <w:r>
+              <w:rPr>
+                <w:rStyle w:val="Hyperlink"/>
+                <w:noProof/>
+              </w:rPr>
+              <w:t>Čiastkové ciele práce</w:t>
+            </w:r>
+            <w:r>
+              <w:rPr>
+                <w:noProof/>
+                <w:webHidden/>
+              </w:rPr>
+              <w:tab/>
+            </w:r>
+            <w:r>
+              <w:rPr>
+                <w:noProof/>
+                <w:webHidden/>
+              </w:rPr>
+              <w:fldChar w:fldCharType="begin"/>
+            </w:r>
+            <w:r>
+              <w:rPr>
+                <w:noProof/>
+                <w:webHidden/>
+              </w:rPr>
+              <w:instrText xml:space="preserve"> PAGEREF _Toc218953849 \h </w:instrText>
+            </w:r>
+            <w:r>
+              <w:rPr>
+                <w:noProof/>
+                <w:webHidden/>
+              </w:rPr>
+            </w:r>
+            <w:r>
+              <w:rPr>
+                <w:noProof/>
+                <w:webHidden/>
+              </w:rPr>
+              <w:fldChar w:fldCharType="separate"/>
+            </w:r>
+            <w:r>
+              <w:rPr>
+                <w:noProof/>
+                <w:webHidden/>
+              </w:rPr>
+              <w:t>12</w:t>
+            </w:r>
+            <w:r>
+              <w:rPr>
+                <w:noProof/>
+                <w:webHidden/>
+              </w:rPr>
+              <w:fldChar w:fldCharType="end"/>
+            </w:r>
+          </w:hyperlink>
+        </w:p>
+        <w:p>
+          <w:pPr>
+            <w:pStyle w:val="TOC1"/>
+            <w:tabs>
+              <w:tab w:val="left" w:pos="720"/>
+              <w:tab w:val="right" w:leader="dot" w:pos="8493"/>
+            </w:tabs>
+            <w:rPr>
+              <w:rFonts w:eastAsiaTheme="minorEastAsia"/>
+              <w:noProof/>
+              <w:sz w:val="24"/>
+              <w:szCs w:val="24"/>
+              <w:lang w:val="en-SK" w:eastAsia="en-GB"/>
+            </w:rPr>
+          </w:pPr>
+          <w:hyperlink w:anchor="_Toc218953850" w:history="1">
+            <w:r>
+              <w:rPr>
+                <w:rStyle w:val="Hyperlink"/>
+                <w:noProof/>
+              </w:rPr>
+              <w:t>4.3</w:t>
+            </w:r>
+            <w:r>
+              <w:rPr>
+                <w:rFonts w:eastAsiaTheme="minorEastAsia"/>
+                <w:noProof/>
+                <w:sz w:val="24"/>
+                <w:szCs w:val="24"/>
+                <w:lang w:val="en-SK" w:eastAsia="en-GB"/>
+              </w:rPr>
+              <w:tab/>
+            </w:r>
+            <w:r>
+              <w:rPr>
+                <w:rStyle w:val="Hyperlink"/>
+                <w:noProof/>
+              </w:rPr>
+              <w:t>Zameranie práce na frontendovú časť aplikácie</w:t>
+            </w:r>
+            <w:r>
+              <w:rPr>
+                <w:noProof/>
+                <w:webHidden/>
+              </w:rPr>
+              <w:tab/>
+            </w:r>
+            <w:r>
+              <w:rPr>
+                <w:noProof/>
+                <w:webHidden/>
+              </w:rPr>
+              <w:fldChar w:fldCharType="begin"/>
+            </w:r>
+            <w:r>
+              <w:rPr>
+                <w:noProof/>
+                <w:webHidden/>
+              </w:rPr>
+              <w:instrText xml:space="preserve"> PAGEREF _Toc218953850 \h </w:instrText>
+            </w:r>
+            <w:r>
+              <w:rPr>
+                <w:noProof/>
+                <w:webHidden/>
+              </w:rPr>
+            </w:r>
+            <w:r>
+              <w:rPr>
+                <w:noProof/>
+                <w:webHidden/>
+              </w:rPr>
+              <w:fldChar w:fldCharType="separate"/>
+            </w:r>
+            <w:r>
+              <w:rPr>
+                <w:noProof/>
+                <w:webHidden/>
+              </w:rPr>
+              <w:t>12</w:t>
+            </w:r>
+            <w:r>
+              <w:rPr>
+                <w:noProof/>
+                <w:webHidden/>
+              </w:rPr>
+              <w:fldChar w:fldCharType="end"/>
+            </w:r>
+          </w:hyperlink>
+        </w:p>
+        <w:p>
+          <w:pPr>
+            <w:pStyle w:val="TOC1"/>
+            <w:tabs>
+              <w:tab w:val="left" w:pos="720"/>
+              <w:tab w:val="right" w:leader="dot" w:pos="8493"/>
+            </w:tabs>
+            <w:rPr>
+              <w:rFonts w:eastAsiaTheme="minorEastAsia"/>
+              <w:noProof/>
+              <w:sz w:val="24"/>
+              <w:szCs w:val="24"/>
+              <w:lang w:val="en-SK" w:eastAsia="en-GB"/>
+            </w:rPr>
+          </w:pPr>
+          <w:hyperlink w:anchor="_Toc218953851" w:history="1">
+            <w:r>
+              <w:rPr>
+                <w:rStyle w:val="Hyperlink"/>
+                <w:noProof/>
+              </w:rPr>
+              <w:t>4.4</w:t>
+            </w:r>
+            <w:r>
+              <w:rPr>
+                <w:rFonts w:eastAsiaTheme="minorEastAsia"/>
+                <w:noProof/>
+                <w:sz w:val="24"/>
+                <w:szCs w:val="24"/>
+                <w:lang w:val="en-SK" w:eastAsia="en-GB"/>
+              </w:rPr>
+              <w:tab/>
+            </w:r>
+            <w:r>
+              <w:rPr>
+                <w:rStyle w:val="Hyperlink"/>
+                <w:noProof/>
+              </w:rPr>
+              <w:t>Praktická orientácia a simulácia reálnej prevádzky</w:t>
+            </w:r>
+            <w:r>
+              <w:rPr>
+                <w:noProof/>
+                <w:webHidden/>
+              </w:rPr>
+              <w:tab/>
+            </w:r>
+            <w:r>
+              <w:rPr>
+                <w:noProof/>
+                <w:webHidden/>
+              </w:rPr>
+              <w:fldChar w:fldCharType="begin"/>
+            </w:r>
+            <w:r>
+              <w:rPr>
+                <w:noProof/>
+                <w:webHidden/>
+              </w:rPr>
+              <w:instrText xml:space="preserve"> PAGEREF _Toc218953851 \h </w:instrText>
+            </w:r>
+            <w:r>
+              <w:rPr>
+                <w:noProof/>
+                <w:webHidden/>
+              </w:rPr>
+            </w:r>
+            <w:r>
+              <w:rPr>
+                <w:noProof/>
+                <w:webHidden/>
+              </w:rPr>
+              <w:fldChar w:fldCharType="separate"/>
+            </w:r>
+            <w:r>
+              <w:rPr>
+                <w:noProof/>
+                <w:webHidden/>
+              </w:rPr>
+              <w:t>13</w:t>
+            </w:r>
+            <w:r>
+              <w:rPr>
+                <w:noProof/>
+                <w:webHidden/>
+              </w:rPr>
+              <w:fldChar w:fldCharType="end"/>
+            </w:r>
+          </w:hyperlink>
+        </w:p>
+        <w:p>
+          <w:pPr>
+            <w:pStyle w:val="TOC1"/>
+            <w:tabs>
+              <w:tab w:val="left" w:pos="720"/>
+              <w:tab w:val="right" w:leader="dot" w:pos="8493"/>
+            </w:tabs>
+            <w:rPr>
+              <w:rFonts w:eastAsiaTheme="minorEastAsia"/>
+              <w:noProof/>
+              <w:sz w:val="24"/>
+              <w:szCs w:val="24"/>
+              <w:lang w:val="en-SK" w:eastAsia="en-GB"/>
+            </w:rPr>
+          </w:pPr>
+          <w:hyperlink w:anchor="_Toc218953852" w:history="1">
+            <w:r>
+              <w:rPr>
+                <w:rStyle w:val="Hyperlink"/>
+                <w:noProof/>
+              </w:rPr>
+              <w:t>4.5</w:t>
+            </w:r>
+            <w:r>
+              <w:rPr>
+                <w:rFonts w:eastAsiaTheme="minorEastAsia"/>
+                <w:noProof/>
+                <w:sz w:val="24"/>
+                <w:szCs w:val="24"/>
+                <w:lang w:val="en-SK" w:eastAsia="en-GB"/>
+              </w:rPr>
+              <w:tab/>
+            </w:r>
+            <w:r>
+              <w:rPr>
+                <w:rStyle w:val="Hyperlink"/>
+                <w:noProof/>
+              </w:rPr>
+              <w:t>Tímová spolupráca a rozdelenie úloh</w:t>
+            </w:r>
+            <w:r>
+              <w:rPr>
+                <w:noProof/>
+                <w:webHidden/>
+              </w:rPr>
+              <w:tab/>
+            </w:r>
+            <w:r>
+              <w:rPr>
+                <w:noProof/>
+                <w:webHidden/>
+              </w:rPr>
+              <w:fldChar w:fldCharType="begin"/>
+            </w:r>
+            <w:r>
+              <w:rPr>
+                <w:noProof/>
+                <w:webHidden/>
+              </w:rPr>
+              <w:instrText xml:space="preserve"> PAGEREF _Toc218953852 \h </w:instrText>
+            </w:r>
+            <w:r>
+              <w:rPr>
+                <w:noProof/>
+                <w:webHidden/>
+              </w:rPr>
+            </w:r>
+            <w:r>
+              <w:rPr>
+                <w:noProof/>
+                <w:webHidden/>
+              </w:rPr>
+              <w:fldChar w:fldCharType="separate"/>
+            </w:r>
+            <w:r>
+              <w:rPr>
+                <w:noProof/>
+                <w:webHidden/>
+              </w:rPr>
+              <w:t>13</w:t>
+            </w:r>
+            <w:r>
+              <w:rPr>
+                <w:noProof/>
+                <w:webHidden/>
+              </w:rPr>
+              <w:fldChar w:fldCharType="end"/>
+            </w:r>
+          </w:hyperlink>
+        </w:p>
+        <w:p>
+          <w:pPr>
+            <w:pStyle w:val="TOC1"/>
+            <w:tabs>
+              <w:tab w:val="left" w:pos="720"/>
+              <w:tab w:val="right" w:leader="dot" w:pos="8493"/>
+            </w:tabs>
+            <w:rPr>
+              <w:rFonts w:eastAsiaTheme="minorEastAsia"/>
+              <w:noProof/>
+              <w:sz w:val="24"/>
+              <w:szCs w:val="24"/>
+              <w:lang w:val="en-SK" w:eastAsia="en-GB"/>
+            </w:rPr>
+          </w:pPr>
+          <w:hyperlink w:anchor="_Toc218953853" w:history="1">
+            <w:r>
+              <w:rPr>
+                <w:rStyle w:val="Hyperlink"/>
+                <w:noProof/>
+              </w:rPr>
+              <w:t>4.6</w:t>
+            </w:r>
+            <w:r>
+              <w:rPr>
+                <w:rFonts w:eastAsiaTheme="minorEastAsia"/>
+                <w:noProof/>
+                <w:sz w:val="24"/>
+                <w:szCs w:val="24"/>
+                <w:lang w:val="en-SK" w:eastAsia="en-GB"/>
+              </w:rPr>
+              <w:tab/>
+            </w:r>
+            <w:r>
+              <w:rPr>
+                <w:rStyle w:val="Hyperlink"/>
+                <w:noProof/>
+              </w:rPr>
+              <w:t>Očakávaný prínos práce</w:t>
+            </w:r>
+            <w:r>
+              <w:rPr>
+                <w:noProof/>
+                <w:webHidden/>
+              </w:rPr>
+              <w:tab/>
+            </w:r>
+            <w:r>
+              <w:rPr>
+                <w:noProof/>
+                <w:webHidden/>
+              </w:rPr>
+              <w:fldChar w:fldCharType="begin"/>
+            </w:r>
+            <w:r>
+              <w:rPr>
+                <w:noProof/>
+                <w:webHidden/>
+              </w:rPr>
+              <w:instrText xml:space="preserve"> PAGEREF _Toc218953853 \h </w:instrText>
+            </w:r>
+            <w:r>
+              <w:rPr>
+                <w:noProof/>
+                <w:webHidden/>
+              </w:rPr>
+            </w:r>
+            <w:r>
+              <w:rPr>
+                <w:noProof/>
+                <w:webHidden/>
+              </w:rPr>
+              <w:fldChar w:fldCharType="separate"/>
+            </w:r>
+            <w:r>
+              <w:rPr>
+                <w:noProof/>
+                <w:webHidden/>
+              </w:rPr>
+              <w:t>13</w:t>
             </w:r>
             <w:r>
               <w:rPr>
@@ -3167,7 +3707,7 @@
               <w:lang w:val="en-SK" w:eastAsia="en-GB"/>
             </w:rPr>
           </w:pPr>
-          <w:hyperlink w:anchor="_Toc218603562" w:history="1">
+          <w:hyperlink w:anchor="_Toc218953854" w:history="1">
             <w:r>
               <w:rPr>
                 <w:rStyle w:val="Hyperlink"/>
@@ -3190,7 +3730,7 @@
                 <w:rStyle w:val="Hyperlink"/>
                 <w:noProof/>
               </w:rPr>
-              <w:t>Materiál a metodika</w:t>
+              <w:t>NÁVRH RIEŠENIA POKLADNIČNÉHO SYSTÉMU EPOS</w:t>
             </w:r>
             <w:r>
               <w:rPr>
@@ -3211,7 +3751,7 @@
                 <w:noProof/>
                 <w:webHidden/>
               </w:rPr>
-              <w:instrText xml:space="preserve"> PAGEREF _Toc218603562 \h </w:instrText>
+              <w:instrText xml:space="preserve"> PAGEREF _Toc218953854 \h </w:instrText>
             </w:r>
             <w:r>
               <w:rPr>
@@ -3231,7 +3771,7 @@
                 <w:noProof/>
                 <w:webHidden/>
               </w:rPr>
-              <w:t>13</w:t>
+              <w:t>14</w:t>
             </w:r>
             <w:r>
               <w:rPr>
@@ -3257,7 +3797,7 @@
               <w:lang w:val="en-SK" w:eastAsia="en-GB"/>
             </w:rPr>
           </w:pPr>
-          <w:hyperlink w:anchor="_Toc218603563" w:history="1">
+          <w:hyperlink w:anchor="_Toc218953855" w:history="1">
             <w:r>
               <w:rPr>
                 <w:rStyle w:val="Hyperlink"/>
@@ -3280,7 +3820,7 @@
                 <w:rStyle w:val="Hyperlink"/>
                 <w:noProof/>
               </w:rPr>
-              <w:t>Podnadpis</w:t>
+              <w:t>Voľba typu aplikácie a použitej technológie</w:t>
             </w:r>
             <w:r>
               <w:rPr>
@@ -3301,7 +3841,7 @@
                 <w:noProof/>
                 <w:webHidden/>
               </w:rPr>
-              <w:instrText xml:space="preserve"> PAGEREF _Toc218603563 \h </w:instrText>
+              <w:instrText xml:space="preserve"> PAGEREF _Toc218953855 \h </w:instrText>
             </w:r>
             <w:r>
               <w:rPr>
@@ -3321,7 +3861,547 @@
                 <w:noProof/>
                 <w:webHidden/>
               </w:rPr>
-              <w:t>13</w:t>
+              <w:t>14</w:t>
+            </w:r>
+            <w:r>
+              <w:rPr>
+                <w:noProof/>
+                <w:webHidden/>
+              </w:rPr>
+              <w:fldChar w:fldCharType="end"/>
+            </w:r>
+          </w:hyperlink>
+        </w:p>
+        <w:p>
+          <w:pPr>
+            <w:pStyle w:val="TOC1"/>
+            <w:tabs>
+              <w:tab w:val="left" w:pos="720"/>
+              <w:tab w:val="right" w:leader="dot" w:pos="8493"/>
+            </w:tabs>
+            <w:rPr>
+              <w:rFonts w:eastAsiaTheme="minorEastAsia"/>
+              <w:noProof/>
+              <w:sz w:val="24"/>
+              <w:szCs w:val="24"/>
+              <w:lang w:val="en-SK" w:eastAsia="en-GB"/>
+            </w:rPr>
+          </w:pPr>
+          <w:hyperlink w:anchor="_Toc218953856" w:history="1">
+            <w:r>
+              <w:rPr>
+                <w:rStyle w:val="Hyperlink"/>
+                <w:noProof/>
+              </w:rPr>
+              <w:t>5.2</w:t>
+            </w:r>
+            <w:r>
+              <w:rPr>
+                <w:rFonts w:eastAsiaTheme="minorEastAsia"/>
+                <w:noProof/>
+                <w:sz w:val="24"/>
+                <w:szCs w:val="24"/>
+                <w:lang w:val="en-SK" w:eastAsia="en-GB"/>
+              </w:rPr>
+              <w:tab/>
+            </w:r>
+            <w:r>
+              <w:rPr>
+                <w:rStyle w:val="Hyperlink"/>
+                <w:noProof/>
+              </w:rPr>
+              <w:t>Koncepcia riešenia a architektúra systému</w:t>
+            </w:r>
+            <w:r>
+              <w:rPr>
+                <w:noProof/>
+                <w:webHidden/>
+              </w:rPr>
+              <w:tab/>
+            </w:r>
+            <w:r>
+              <w:rPr>
+                <w:noProof/>
+                <w:webHidden/>
+              </w:rPr>
+              <w:fldChar w:fldCharType="begin"/>
+            </w:r>
+            <w:r>
+              <w:rPr>
+                <w:noProof/>
+                <w:webHidden/>
+              </w:rPr>
+              <w:instrText xml:space="preserve"> PAGEREF _Toc218953856 \h </w:instrText>
+            </w:r>
+            <w:r>
+              <w:rPr>
+                <w:noProof/>
+                <w:webHidden/>
+              </w:rPr>
+            </w:r>
+            <w:r>
+              <w:rPr>
+                <w:noProof/>
+                <w:webHidden/>
+              </w:rPr>
+              <w:fldChar w:fldCharType="separate"/>
+            </w:r>
+            <w:r>
+              <w:rPr>
+                <w:noProof/>
+                <w:webHidden/>
+              </w:rPr>
+              <w:t>14</w:t>
+            </w:r>
+            <w:r>
+              <w:rPr>
+                <w:noProof/>
+                <w:webHidden/>
+              </w:rPr>
+              <w:fldChar w:fldCharType="end"/>
+            </w:r>
+          </w:hyperlink>
+        </w:p>
+        <w:p>
+          <w:pPr>
+            <w:pStyle w:val="TOC1"/>
+            <w:tabs>
+              <w:tab w:val="left" w:pos="720"/>
+              <w:tab w:val="right" w:leader="dot" w:pos="8493"/>
+            </w:tabs>
+            <w:rPr>
+              <w:rFonts w:eastAsiaTheme="minorEastAsia"/>
+              <w:noProof/>
+              <w:sz w:val="24"/>
+              <w:szCs w:val="24"/>
+              <w:lang w:val="en-SK" w:eastAsia="en-GB"/>
+            </w:rPr>
+          </w:pPr>
+          <w:hyperlink w:anchor="_Toc218953857" w:history="1">
+            <w:r>
+              <w:rPr>
+                <w:rStyle w:val="Hyperlink"/>
+                <w:noProof/>
+              </w:rPr>
+              <w:t>5.3</w:t>
+            </w:r>
+            <w:r>
+              <w:rPr>
+                <w:rFonts w:eastAsiaTheme="minorEastAsia"/>
+                <w:noProof/>
+                <w:sz w:val="24"/>
+                <w:szCs w:val="24"/>
+                <w:lang w:val="en-SK" w:eastAsia="en-GB"/>
+              </w:rPr>
+              <w:tab/>
+            </w:r>
+            <w:r>
+              <w:rPr>
+                <w:rStyle w:val="Hyperlink"/>
+                <w:noProof/>
+              </w:rPr>
+              <w:t>Návrh pracovného procesu pokladníka</w:t>
+            </w:r>
+            <w:r>
+              <w:rPr>
+                <w:noProof/>
+                <w:webHidden/>
+              </w:rPr>
+              <w:tab/>
+            </w:r>
+            <w:r>
+              <w:rPr>
+                <w:noProof/>
+                <w:webHidden/>
+              </w:rPr>
+              <w:fldChar w:fldCharType="begin"/>
+            </w:r>
+            <w:r>
+              <w:rPr>
+                <w:noProof/>
+                <w:webHidden/>
+              </w:rPr>
+              <w:instrText xml:space="preserve"> PAGEREF _Toc218953857 \h </w:instrText>
+            </w:r>
+            <w:r>
+              <w:rPr>
+                <w:noProof/>
+                <w:webHidden/>
+              </w:rPr>
+            </w:r>
+            <w:r>
+              <w:rPr>
+                <w:noProof/>
+                <w:webHidden/>
+              </w:rPr>
+              <w:fldChar w:fldCharType="separate"/>
+            </w:r>
+            <w:r>
+              <w:rPr>
+                <w:noProof/>
+                <w:webHidden/>
+              </w:rPr>
+              <w:t>14</w:t>
+            </w:r>
+            <w:r>
+              <w:rPr>
+                <w:noProof/>
+                <w:webHidden/>
+              </w:rPr>
+              <w:fldChar w:fldCharType="end"/>
+            </w:r>
+          </w:hyperlink>
+        </w:p>
+        <w:p>
+          <w:pPr>
+            <w:pStyle w:val="TOC1"/>
+            <w:tabs>
+              <w:tab w:val="left" w:pos="720"/>
+              <w:tab w:val="right" w:leader="dot" w:pos="8493"/>
+            </w:tabs>
+            <w:rPr>
+              <w:rFonts w:eastAsiaTheme="minorEastAsia"/>
+              <w:noProof/>
+              <w:sz w:val="24"/>
+              <w:szCs w:val="24"/>
+              <w:lang w:val="en-SK" w:eastAsia="en-GB"/>
+            </w:rPr>
+          </w:pPr>
+          <w:hyperlink w:anchor="_Toc218953858" w:history="1">
+            <w:r>
+              <w:rPr>
+                <w:rStyle w:val="Hyperlink"/>
+                <w:noProof/>
+              </w:rPr>
+              <w:t>5.4</w:t>
+            </w:r>
+            <w:r>
+              <w:rPr>
+                <w:rFonts w:eastAsiaTheme="minorEastAsia"/>
+                <w:noProof/>
+                <w:sz w:val="24"/>
+                <w:szCs w:val="24"/>
+                <w:lang w:val="en-SK" w:eastAsia="en-GB"/>
+              </w:rPr>
+              <w:tab/>
+            </w:r>
+            <w:r>
+              <w:rPr>
+                <w:rStyle w:val="Hyperlink"/>
+                <w:noProof/>
+              </w:rPr>
+              <w:t>Spôsob spracovania čiarových kódov</w:t>
+            </w:r>
+            <w:r>
+              <w:rPr>
+                <w:noProof/>
+                <w:webHidden/>
+              </w:rPr>
+              <w:tab/>
+            </w:r>
+            <w:r>
+              <w:rPr>
+                <w:noProof/>
+                <w:webHidden/>
+              </w:rPr>
+              <w:fldChar w:fldCharType="begin"/>
+            </w:r>
+            <w:r>
+              <w:rPr>
+                <w:noProof/>
+                <w:webHidden/>
+              </w:rPr>
+              <w:instrText xml:space="preserve"> PAGEREF _Toc218953858 \h </w:instrText>
+            </w:r>
+            <w:r>
+              <w:rPr>
+                <w:noProof/>
+                <w:webHidden/>
+              </w:rPr>
+            </w:r>
+            <w:r>
+              <w:rPr>
+                <w:noProof/>
+                <w:webHidden/>
+              </w:rPr>
+              <w:fldChar w:fldCharType="separate"/>
+            </w:r>
+            <w:r>
+              <w:rPr>
+                <w:noProof/>
+                <w:webHidden/>
+              </w:rPr>
+              <w:t>15</w:t>
+            </w:r>
+            <w:r>
+              <w:rPr>
+                <w:noProof/>
+                <w:webHidden/>
+              </w:rPr>
+              <w:fldChar w:fldCharType="end"/>
+            </w:r>
+          </w:hyperlink>
+        </w:p>
+        <w:p>
+          <w:pPr>
+            <w:pStyle w:val="TOC1"/>
+            <w:tabs>
+              <w:tab w:val="left" w:pos="720"/>
+              <w:tab w:val="right" w:leader="dot" w:pos="8493"/>
+            </w:tabs>
+            <w:rPr>
+              <w:rFonts w:eastAsiaTheme="minorEastAsia"/>
+              <w:noProof/>
+              <w:sz w:val="24"/>
+              <w:szCs w:val="24"/>
+              <w:lang w:val="en-SK" w:eastAsia="en-GB"/>
+            </w:rPr>
+          </w:pPr>
+          <w:hyperlink w:anchor="_Toc218953859" w:history="1">
+            <w:r>
+              <w:rPr>
+                <w:rStyle w:val="Hyperlink"/>
+                <w:noProof/>
+              </w:rPr>
+              <w:t>5.5</w:t>
+            </w:r>
+            <w:r>
+              <w:rPr>
+                <w:rFonts w:eastAsiaTheme="minorEastAsia"/>
+                <w:noProof/>
+                <w:sz w:val="24"/>
+                <w:szCs w:val="24"/>
+                <w:lang w:val="en-SK" w:eastAsia="en-GB"/>
+              </w:rPr>
+              <w:tab/>
+            </w:r>
+            <w:r>
+              <w:rPr>
+                <w:rStyle w:val="Hyperlink"/>
+                <w:noProof/>
+              </w:rPr>
+              <w:t>Návrh správy produktov a práce s databázou</w:t>
+            </w:r>
+            <w:r>
+              <w:rPr>
+                <w:noProof/>
+                <w:webHidden/>
+              </w:rPr>
+              <w:tab/>
+            </w:r>
+            <w:r>
+              <w:rPr>
+                <w:noProof/>
+                <w:webHidden/>
+              </w:rPr>
+              <w:fldChar w:fldCharType="begin"/>
+            </w:r>
+            <w:r>
+              <w:rPr>
+                <w:noProof/>
+                <w:webHidden/>
+              </w:rPr>
+              <w:instrText xml:space="preserve"> PAGEREF _Toc218953859 \h </w:instrText>
+            </w:r>
+            <w:r>
+              <w:rPr>
+                <w:noProof/>
+                <w:webHidden/>
+              </w:rPr>
+            </w:r>
+            <w:r>
+              <w:rPr>
+                <w:noProof/>
+                <w:webHidden/>
+              </w:rPr>
+              <w:fldChar w:fldCharType="separate"/>
+            </w:r>
+            <w:r>
+              <w:rPr>
+                <w:noProof/>
+                <w:webHidden/>
+              </w:rPr>
+              <w:t>15</w:t>
+            </w:r>
+            <w:r>
+              <w:rPr>
+                <w:noProof/>
+                <w:webHidden/>
+              </w:rPr>
+              <w:fldChar w:fldCharType="end"/>
+            </w:r>
+          </w:hyperlink>
+        </w:p>
+        <w:p>
+          <w:pPr>
+            <w:pStyle w:val="TOC1"/>
+            <w:tabs>
+              <w:tab w:val="left" w:pos="720"/>
+              <w:tab w:val="right" w:leader="dot" w:pos="8493"/>
+            </w:tabs>
+            <w:rPr>
+              <w:rFonts w:eastAsiaTheme="minorEastAsia"/>
+              <w:noProof/>
+              <w:sz w:val="24"/>
+              <w:szCs w:val="24"/>
+              <w:lang w:val="en-SK" w:eastAsia="en-GB"/>
+            </w:rPr>
+          </w:pPr>
+          <w:hyperlink w:anchor="_Toc218953860" w:history="1">
+            <w:r>
+              <w:rPr>
+                <w:rStyle w:val="Hyperlink"/>
+                <w:noProof/>
+              </w:rPr>
+              <w:t>5.6</w:t>
+            </w:r>
+            <w:r>
+              <w:rPr>
+                <w:rFonts w:eastAsiaTheme="minorEastAsia"/>
+                <w:noProof/>
+                <w:sz w:val="24"/>
+                <w:szCs w:val="24"/>
+                <w:lang w:val="en-SK" w:eastAsia="en-GB"/>
+              </w:rPr>
+              <w:tab/>
+            </w:r>
+            <w:r>
+              <w:rPr>
+                <w:rStyle w:val="Hyperlink"/>
+                <w:noProof/>
+              </w:rPr>
+              <w:t>Návrh generovania a správy bločkov</w:t>
+            </w:r>
+            <w:r>
+              <w:rPr>
+                <w:noProof/>
+                <w:webHidden/>
+              </w:rPr>
+              <w:tab/>
+            </w:r>
+            <w:r>
+              <w:rPr>
+                <w:noProof/>
+                <w:webHidden/>
+              </w:rPr>
+              <w:fldChar w:fldCharType="begin"/>
+            </w:r>
+            <w:r>
+              <w:rPr>
+                <w:noProof/>
+                <w:webHidden/>
+              </w:rPr>
+              <w:instrText xml:space="preserve"> PAGEREF _Toc218953860 \h </w:instrText>
+            </w:r>
+            <w:r>
+              <w:rPr>
+                <w:noProof/>
+                <w:webHidden/>
+              </w:rPr>
+            </w:r>
+            <w:r>
+              <w:rPr>
+                <w:noProof/>
+                <w:webHidden/>
+              </w:rPr>
+              <w:fldChar w:fldCharType="separate"/>
+            </w:r>
+            <w:r>
+              <w:rPr>
+                <w:noProof/>
+                <w:webHidden/>
+              </w:rPr>
+              <w:t>15</w:t>
+            </w:r>
+            <w:r>
+              <w:rPr>
+                <w:noProof/>
+                <w:webHidden/>
+              </w:rPr>
+              <w:fldChar w:fldCharType="end"/>
+            </w:r>
+          </w:hyperlink>
+        </w:p>
+        <w:p>
+          <w:pPr>
+            <w:pStyle w:val="TOC1"/>
+            <w:tabs>
+              <w:tab w:val="left" w:pos="720"/>
+              <w:tab w:val="right" w:leader="dot" w:pos="8493"/>
+            </w:tabs>
+            <w:rPr>
+              <w:rFonts w:eastAsiaTheme="minorEastAsia"/>
+              <w:noProof/>
+              <w:sz w:val="24"/>
+              <w:szCs w:val="24"/>
+              <w:lang w:val="en-SK" w:eastAsia="en-GB"/>
+            </w:rPr>
+          </w:pPr>
+          <w:hyperlink w:anchor="_Toc218953861" w:history="1">
+            <w:r>
+              <w:rPr>
+                <w:rStyle w:val="Hyperlink"/>
+                <w:noProof/>
+              </w:rPr>
+              <w:t>5.7</w:t>
+            </w:r>
+            <w:r>
+              <w:rPr>
+                <w:rFonts w:eastAsiaTheme="minorEastAsia"/>
+                <w:noProof/>
+                <w:sz w:val="24"/>
+                <w:szCs w:val="24"/>
+                <w:lang w:val="en-SK" w:eastAsia="en-GB"/>
+              </w:rPr>
+              <w:tab/>
+            </w:r>
+            <w:r>
+              <w:rPr>
+                <w:rStyle w:val="Hyperlink"/>
+                <w:noProof/>
+              </w:rPr>
+              <w:t>Možnosti rozšírenia navrhnutého riešenia</w:t>
+            </w:r>
+            <w:r>
+              <w:rPr>
+                <w:noProof/>
+                <w:webHidden/>
+              </w:rPr>
+              <w:tab/>
+            </w:r>
+            <w:r>
+              <w:rPr>
+                <w:noProof/>
+                <w:webHidden/>
+              </w:rPr>
+              <w:fldChar w:fldCharType="begin"/>
+            </w:r>
+            <w:r>
+              <w:rPr>
+                <w:noProof/>
+                <w:webHidden/>
+              </w:rPr>
+              <w:instrText xml:space="preserve"> PAGEREF _Toc218953861 \h </w:instrText>
+            </w:r>
+            <w:r>
+              <w:rPr>
+                <w:noProof/>
+                <w:webHidden/>
+              </w:rPr>
+            </w:r>
+            <w:r>
+              <w:rPr>
+                <w:noProof/>
+                <w:webHidden/>
+              </w:rPr>
+              <w:fldChar w:fldCharType="separate"/>
+            </w:r>
+            <w:r>
+              <w:rPr>
+                <w:noProof/>
+                <w:webHidden/>
+              </w:rPr>
+              <w:t>16</w:t>
             </w:r>
             <w:r>
               <w:rPr>
@@ -3347,7 +4427,7 @@
               <w:lang w:val="en-SK" w:eastAsia="en-GB"/>
             </w:rPr>
           </w:pPr>
-          <w:hyperlink w:anchor="_Toc218603564" w:history="1">
+          <w:hyperlink w:anchor="_Toc218953862" w:history="1">
             <w:r>
               <w:rPr>
                 <w:rStyle w:val="Hyperlink"/>
@@ -3370,7 +4450,7 @@
                 <w:rStyle w:val="Hyperlink"/>
                 <w:noProof/>
               </w:rPr>
-              <w:t>Diskusia</w:t>
+              <w:t>Materiál a metodika</w:t>
             </w:r>
             <w:r>
               <w:rPr>
@@ -3391,7 +4471,7 @@
                 <w:noProof/>
                 <w:webHidden/>
               </w:rPr>
-              <w:instrText xml:space="preserve"> PAGEREF _Toc218603564 \h </w:instrText>
+              <w:instrText xml:space="preserve"> PAGEREF _Toc218953862 \h </w:instrText>
             </w:r>
             <w:r>
               <w:rPr>
@@ -3411,7 +4491,97 @@
                 <w:noProof/>
                 <w:webHidden/>
               </w:rPr>
-              <w:t>14</w:t>
+              <w:t>17</w:t>
+            </w:r>
+            <w:r>
+              <w:rPr>
+                <w:noProof/>
+                <w:webHidden/>
+              </w:rPr>
+              <w:fldChar w:fldCharType="end"/>
+            </w:r>
+          </w:hyperlink>
+        </w:p>
+        <w:p>
+          <w:pPr>
+            <w:pStyle w:val="TOC1"/>
+            <w:tabs>
+              <w:tab w:val="left" w:pos="720"/>
+              <w:tab w:val="right" w:leader="dot" w:pos="8493"/>
+            </w:tabs>
+            <w:rPr>
+              <w:rFonts w:eastAsiaTheme="minorEastAsia"/>
+              <w:noProof/>
+              <w:sz w:val="24"/>
+              <w:szCs w:val="24"/>
+              <w:lang w:val="en-SK" w:eastAsia="en-GB"/>
+            </w:rPr>
+          </w:pPr>
+          <w:hyperlink w:anchor="_Toc218953863" w:history="1">
+            <w:r>
+              <w:rPr>
+                <w:rStyle w:val="Hyperlink"/>
+                <w:noProof/>
+              </w:rPr>
+              <w:t>6.1</w:t>
+            </w:r>
+            <w:r>
+              <w:rPr>
+                <w:rFonts w:eastAsiaTheme="minorEastAsia"/>
+                <w:noProof/>
+                <w:sz w:val="24"/>
+                <w:szCs w:val="24"/>
+                <w:lang w:val="en-SK" w:eastAsia="en-GB"/>
+              </w:rPr>
+              <w:tab/>
+            </w:r>
+            <w:r>
+              <w:rPr>
+                <w:rStyle w:val="Hyperlink"/>
+                <w:noProof/>
+              </w:rPr>
+              <w:t>Podnadpis</w:t>
+            </w:r>
+            <w:r>
+              <w:rPr>
+                <w:noProof/>
+                <w:webHidden/>
+              </w:rPr>
+              <w:tab/>
+            </w:r>
+            <w:r>
+              <w:rPr>
+                <w:noProof/>
+                <w:webHidden/>
+              </w:rPr>
+              <w:fldChar w:fldCharType="begin"/>
+            </w:r>
+            <w:r>
+              <w:rPr>
+                <w:noProof/>
+                <w:webHidden/>
+              </w:rPr>
+              <w:instrText xml:space="preserve"> PAGEREF _Toc218953863 \h </w:instrText>
+            </w:r>
+            <w:r>
+              <w:rPr>
+                <w:noProof/>
+                <w:webHidden/>
+              </w:rPr>
+            </w:r>
+            <w:r>
+              <w:rPr>
+                <w:noProof/>
+                <w:webHidden/>
+              </w:rPr>
+              <w:fldChar w:fldCharType="separate"/>
+            </w:r>
+            <w:r>
+              <w:rPr>
+                <w:noProof/>
+                <w:webHidden/>
+              </w:rPr>
+              <w:t>17</w:t>
             </w:r>
             <w:r>
               <w:rPr>
@@ -3437,7 +4607,7 @@
               <w:lang w:val="en-SK" w:eastAsia="en-GB"/>
             </w:rPr>
           </w:pPr>
-          <w:hyperlink w:anchor="_Toc218603565" w:history="1">
+          <w:hyperlink w:anchor="_Toc218953864" w:history="1">
             <w:r>
               <w:rPr>
                 <w:rStyle w:val="Hyperlink"/>
@@ -3460,7 +4630,7 @@
                 <w:rStyle w:val="Hyperlink"/>
                 <w:noProof/>
               </w:rPr>
-              <w:t>Závery práce</w:t>
+              <w:t>Diskusia</w:t>
             </w:r>
             <w:r>
               <w:rPr>
@@ -3481,7 +4651,7 @@
                 <w:noProof/>
                 <w:webHidden/>
               </w:rPr>
-              <w:instrText xml:space="preserve"> PAGEREF _Toc218603565 \h </w:instrText>
+              <w:instrText xml:space="preserve"> PAGEREF _Toc218953864 \h </w:instrText>
             </w:r>
             <w:r>
               <w:rPr>
@@ -3501,7 +4671,7 @@
                 <w:noProof/>
                 <w:webHidden/>
               </w:rPr>
-              <w:t>15</w:t>
+              <w:t>18</w:t>
             </w:r>
             <w:r>
               <w:rPr>
@@ -3527,7 +4697,7 @@
               <w:lang w:val="en-SK" w:eastAsia="en-GB"/>
             </w:rPr>
           </w:pPr>
-          <w:hyperlink w:anchor="_Toc218603566" w:history="1">
+          <w:hyperlink w:anchor="_Toc218953865" w:history="1">
             <w:r>
               <w:rPr>
                 <w:rStyle w:val="Hyperlink"/>
@@ -3550,7 +4720,7 @@
                 <w:rStyle w:val="Hyperlink"/>
                 <w:noProof/>
               </w:rPr>
-              <w:t>Zhrnutie</w:t>
+              <w:t>Závery práce</w:t>
             </w:r>
             <w:r>
               <w:rPr>
@@ -3571,7 +4741,7 @@
                 <w:noProof/>
                 <w:webHidden/>
               </w:rPr>
-              <w:instrText xml:space="preserve"> PAGEREF _Toc218603566 \h </w:instrText>
+              <w:instrText xml:space="preserve"> PAGEREF _Toc218953865 \h </w:instrText>
             </w:r>
             <w:r>
               <w:rPr>
@@ -3591,7 +4761,7 @@
                 <w:noProof/>
                 <w:webHidden/>
               </w:rPr>
-              <w:t>16</w:t>
+              <w:t>19</w:t>
             </w:r>
             <w:r>
               <w:rPr>
@@ -3617,7 +4787,7 @@
               <w:lang w:val="en-SK" w:eastAsia="en-GB"/>
             </w:rPr>
           </w:pPr>
-          <w:hyperlink w:anchor="_Toc218603567" w:history="1">
+          <w:hyperlink w:anchor="_Toc218953866" w:history="1">
             <w:r>
               <w:rPr>
                 <w:rStyle w:val="Hyperlink"/>
@@ -3640,7 +4810,7 @@
                 <w:rStyle w:val="Hyperlink"/>
                 <w:noProof/>
               </w:rPr>
-              <w:t>Zoznam použitej literatúry</w:t>
+              <w:t>Zhrnutie</w:t>
             </w:r>
             <w:r>
               <w:rPr>
@@ -3661,7 +4831,7 @@
                 <w:noProof/>
                 <w:webHidden/>
               </w:rPr>
-              <w:instrText xml:space="preserve"> PAGEREF _Toc218603567 \h </w:instrText>
+              <w:instrText xml:space="preserve"> PAGEREF _Toc218953866 \h </w:instrText>
             </w:r>
             <w:r>
               <w:rPr>
@@ -3681,7 +4851,7 @@
                 <w:noProof/>
                 <w:webHidden/>
               </w:rPr>
-              <w:t>17</w:t>
+              <w:t>20</w:t>
             </w:r>
             <w:r>
               <w:rPr>
@@ -3707,7 +4877,7 @@
               <w:lang w:val="en-SK" w:eastAsia="en-GB"/>
             </w:rPr>
           </w:pPr>
-          <w:hyperlink w:anchor="_Toc218603568" w:history="1">
+          <w:hyperlink w:anchor="_Toc218953867" w:history="1">
             <w:r>
               <w:rPr>
                 <w:rStyle w:val="Hyperlink"/>
@@ -3730,6 +4900,96 @@
                 <w:rStyle w:val="Hyperlink"/>
                 <w:noProof/>
               </w:rPr>
+              <w:t>Zoznam použitej literatúry</w:t>
+            </w:r>
+            <w:r>
+              <w:rPr>
+                <w:noProof/>
+                <w:webHidden/>
+              </w:rPr>
+              <w:tab/>
+            </w:r>
+            <w:r>
+              <w:rPr>
+                <w:noProof/>
+                <w:webHidden/>
+              </w:rPr>
+              <w:fldChar w:fldCharType="begin"/>
+            </w:r>
+            <w:r>
+              <w:rPr>
+                <w:noProof/>
+                <w:webHidden/>
+              </w:rPr>
+              <w:instrText xml:space="preserve"> PAGEREF _Toc218953867 \h </w:instrText>
+            </w:r>
+            <w:r>
+              <w:rPr>
+                <w:noProof/>
+                <w:webHidden/>
+              </w:rPr>
+            </w:r>
+            <w:r>
+              <w:rPr>
+                <w:noProof/>
+                <w:webHidden/>
+              </w:rPr>
+              <w:fldChar w:fldCharType="separate"/>
+            </w:r>
+            <w:r>
+              <w:rPr>
+                <w:noProof/>
+                <w:webHidden/>
+              </w:rPr>
+              <w:t>21</w:t>
+            </w:r>
+            <w:r>
+              <w:rPr>
+                <w:noProof/>
+                <w:webHidden/>
+              </w:rPr>
+              <w:fldChar w:fldCharType="end"/>
+            </w:r>
+          </w:hyperlink>
+        </w:p>
+        <w:p>
+          <w:pPr>
+            <w:pStyle w:val="TOC1"/>
+            <w:tabs>
+              <w:tab w:val="left" w:pos="480"/>
+              <w:tab w:val="right" w:leader="dot" w:pos="8493"/>
+            </w:tabs>
+            <w:rPr>
+              <w:rFonts w:eastAsiaTheme="minorEastAsia"/>
+              <w:noProof/>
+              <w:sz w:val="24"/>
+              <w:szCs w:val="24"/>
+              <w:lang w:val="en-SK" w:eastAsia="en-GB"/>
+            </w:rPr>
+          </w:pPr>
+          <w:hyperlink w:anchor="_Toc218953868" w:history="1">
+            <w:r>
+              <w:rPr>
+                <w:rStyle w:val="Hyperlink"/>
+                <w:noProof/>
+              </w:rPr>
+              <w:t>11</w:t>
+            </w:r>
+            <w:r>
+              <w:rPr>
+                <w:rFonts w:eastAsiaTheme="minorEastAsia"/>
+                <w:noProof/>
+                <w:sz w:val="24"/>
+                <w:szCs w:val="24"/>
+                <w:lang w:val="en-SK" w:eastAsia="en-GB"/>
+              </w:rPr>
+              <w:tab/>
+            </w:r>
+            <w:r>
+              <w:rPr>
+                <w:rStyle w:val="Hyperlink"/>
+                <w:noProof/>
+              </w:rPr>
               <w:t>Prílohy</w:t>
             </w:r>
             <w:r>
@@ -3751,7 +5011,7 @@
                 <w:noProof/>
                 <w:webHidden/>
               </w:rPr>
-              <w:instrText xml:space="preserve"> PAGEREF _Toc218603568 \h </w:instrText>
+              <w:instrText xml:space="preserve"> PAGEREF _Toc218953868 \h </w:instrText>
             </w:r>
             <w:r>
               <w:rPr>
@@ -4000,7 +5260,7 @@
         </w:numPr>
         <w:ind w:left="426" w:hanging="426"/>
       </w:pPr>
-      <w:bookmarkStart w:id="0" w:name="_Toc218603549"/>
+      <w:bookmarkStart w:id="0" w:name="_Toc218953835"/>
       <w:r>
         <w:lastRenderedPageBreak/>
         <w:t>ÚVOD</w:t>
@@ -4133,7 +5393,7 @@
         <w:br w:type="page"/>
       </w:r>
       <w:bookmarkStart w:id="1" w:name="_Toc216377758"/>
-      <w:bookmarkStart w:id="2" w:name="_Toc218603550"/>
+      <w:bookmarkStart w:id="2" w:name="_Toc218953836"/>
       <w:r>
         <w:lastRenderedPageBreak/>
         <w:t>Charakteristika webových aplikácií a ich význam v ekonomike</w:t>
@@ -4258,7 +5518,7 @@
         <w:pStyle w:val="Kapitola"/>
       </w:pPr>
       <w:bookmarkStart w:id="3" w:name="_Toc216377759"/>
-      <w:bookmarkStart w:id="4" w:name="_Toc218603551"/>
+      <w:bookmarkStart w:id="4" w:name="_Toc218953837"/>
       <w:r>
         <w:lastRenderedPageBreak/>
         <w:t>Architektúra aplikácie</w:t>
@@ -4310,7 +5570,7 @@
         </w:rPr>
       </w:pPr>
       <w:bookmarkStart w:id="5" w:name="_Toc216377760"/>
-      <w:bookmarkStart w:id="6" w:name="_Toc218603552"/>
+      <w:bookmarkStart w:id="6" w:name="_Toc218953838"/>
       <w:r>
         <w:rPr>
           <w:noProof/>
@@ -4432,7 +5692,7 @@
         </w:rPr>
       </w:pPr>
       <w:bookmarkStart w:id="7" w:name="_Toc216377761"/>
-      <w:bookmarkStart w:id="8" w:name="_Toc218603553"/>
+      <w:bookmarkStart w:id="8" w:name="_Toc218953839"/>
       <w:r>
         <w:lastRenderedPageBreak/>
         <w:t>Databázová vrstva</w:t>
@@ -4468,7 +5728,7 @@
         </w:rPr>
       </w:pPr>
       <w:bookmarkStart w:id="9" w:name="_Toc216377762"/>
-      <w:bookmarkStart w:id="10" w:name="_Toc218603554"/>
+      <w:bookmarkStart w:id="10" w:name="_Toc218953840"/>
       <w:r>
         <w:t>Logická vrstva aplikácie</w:t>
       </w:r>
@@ -4511,7 +5771,7 @@
         </w:rPr>
       </w:pPr>
       <w:bookmarkStart w:id="11" w:name="_Toc216377763"/>
-      <w:bookmarkStart w:id="12" w:name="_Toc218603555"/>
+      <w:bookmarkStart w:id="12" w:name="_Toc218953841"/>
       <w:r>
         <w:t>Užívateľské rozhranie (UI)</w:t>
       </w:r>
@@ -4586,7 +5846,7 @@
         <w:pStyle w:val="Kapitola"/>
       </w:pPr>
       <w:bookmarkStart w:id="13" w:name="_Toc216377764"/>
-      <w:bookmarkStart w:id="14" w:name="_Toc218603556"/>
+      <w:bookmarkStart w:id="14" w:name="_Toc218953842"/>
       <w:r>
         <w:lastRenderedPageBreak/>
         <w:t>Analýza požiadaviek používateľov</w:t>
@@ -4636,7 +5896,7 @@
         </w:rPr>
       </w:pPr>
       <w:bookmarkStart w:id="15" w:name="_Toc216377765"/>
-      <w:bookmarkStart w:id="16" w:name="_Toc218603557"/>
+      <w:bookmarkStart w:id="16" w:name="_Toc218953843"/>
       <w:r>
         <w:t>Identifikácia používateľov</w:t>
       </w:r>
@@ -4791,7 +6051,7 @@
         </w:rPr>
       </w:pPr>
       <w:bookmarkStart w:id="17" w:name="_Toc216377766"/>
-      <w:bookmarkStart w:id="18" w:name="_Toc218603558"/>
+      <w:bookmarkStart w:id="18" w:name="_Toc218953844"/>
       <w:r>
         <w:lastRenderedPageBreak/>
         <w:t>Funkčné požiadavky</w:t>
@@ -4815,7 +6075,7 @@
         <w:pStyle w:val="text"/>
         <w:numPr>
           <w:ilvl w:val="0"/>
-          <w:numId w:val="5"/>
+          <w:numId w:val="11"/>
         </w:numPr>
       </w:pPr>
       <w:r>
@@ -4827,7 +6087,7 @@
         <w:pStyle w:val="text"/>
         <w:numPr>
           <w:ilvl w:val="0"/>
-          <w:numId w:val="5"/>
+          <w:numId w:val="11"/>
         </w:numPr>
       </w:pPr>
       <w:r>
@@ -4839,7 +6099,7 @@
         <w:pStyle w:val="text"/>
         <w:numPr>
           <w:ilvl w:val="0"/>
-          <w:numId w:val="5"/>
+          <w:numId w:val="11"/>
         </w:numPr>
       </w:pPr>
       <w:r>
@@ -4851,7 +6111,7 @@
         <w:pStyle w:val="text"/>
         <w:numPr>
           <w:ilvl w:val="0"/>
-          <w:numId w:val="5"/>
+          <w:numId w:val="11"/>
         </w:numPr>
       </w:pPr>
       <w:r>
@@ -4863,7 +6123,7 @@
         <w:pStyle w:val="text"/>
         <w:numPr>
           <w:ilvl w:val="0"/>
-          <w:numId w:val="5"/>
+          <w:numId w:val="11"/>
         </w:numPr>
       </w:pPr>
       <w:r>
@@ -4875,7 +6135,7 @@
         <w:pStyle w:val="text"/>
         <w:numPr>
           <w:ilvl w:val="0"/>
-          <w:numId w:val="5"/>
+          <w:numId w:val="11"/>
         </w:numPr>
       </w:pPr>
       <w:r>
@@ -4887,7 +6147,7 @@
         <w:pStyle w:val="text"/>
         <w:numPr>
           <w:ilvl w:val="0"/>
-          <w:numId w:val="5"/>
+          <w:numId w:val="11"/>
         </w:numPr>
       </w:pPr>
       <w:r>
@@ -4914,7 +6174,7 @@
         </w:rPr>
       </w:pPr>
       <w:bookmarkStart w:id="19" w:name="_Toc216377767"/>
-      <w:bookmarkStart w:id="20" w:name="_Toc218603559"/>
+      <w:bookmarkStart w:id="20" w:name="_Toc218953845"/>
       <w:r>
         <w:t>Nef</w:t>
       </w:r>
@@ -4940,7 +6200,7 @@
         <w:pStyle w:val="text"/>
         <w:numPr>
           <w:ilvl w:val="0"/>
-          <w:numId w:val="5"/>
+          <w:numId w:val="8"/>
         </w:numPr>
       </w:pPr>
       <w:r>
@@ -4958,7 +6218,7 @@
         <w:pStyle w:val="text"/>
         <w:numPr>
           <w:ilvl w:val="0"/>
-          <w:numId w:val="5"/>
+          <w:numId w:val="8"/>
         </w:numPr>
       </w:pPr>
       <w:r>
@@ -4976,7 +6236,7 @@
         <w:pStyle w:val="text"/>
         <w:numPr>
           <w:ilvl w:val="0"/>
-          <w:numId w:val="5"/>
+          <w:numId w:val="8"/>
         </w:numPr>
       </w:pPr>
       <w:r>
@@ -4994,7 +6254,7 @@
         <w:pStyle w:val="text"/>
         <w:numPr>
           <w:ilvl w:val="0"/>
-          <w:numId w:val="5"/>
+          <w:numId w:val="8"/>
         </w:numPr>
       </w:pPr>
       <w:r>
@@ -5012,7 +6272,7 @@
         <w:pStyle w:val="text"/>
         <w:numPr>
           <w:ilvl w:val="0"/>
-          <w:numId w:val="5"/>
+          <w:numId w:val="8"/>
         </w:numPr>
       </w:pPr>
       <w:r>
@@ -5045,7 +6305,7 @@
         </w:rPr>
       </w:pPr>
       <w:bookmarkStart w:id="21" w:name="_Toc216377768"/>
-      <w:bookmarkStart w:id="22" w:name="_Toc218603560"/>
+      <w:bookmarkStart w:id="22" w:name="_Toc218953846"/>
       <w:r>
         <w:t>Zber požiadaviek a komunikácia so zadávateľom</w:t>
       </w:r>
@@ -5065,123 +6325,29 @@
     </w:p>
     <w:p>
       <w:pPr>
-        <w:pStyle w:val="text"/>
-      </w:pPr>
-    </w:p>
-    <w:p>
-      <w:pPr>
-        <w:rPr>
-          <w:rFonts w:ascii="Times New Roman" w:hAnsi="Times New Roman" w:cs="Times New Roman"/>
-          <w:sz w:val="24"/>
-          <w:szCs w:val="24"/>
-        </w:rPr>
-      </w:pPr>
-      <w:r>
-        <w:rPr>
-          <w:rFonts w:ascii="Times New Roman" w:hAnsi="Times New Roman" w:cs="Times New Roman"/>
-          <w:sz w:val="24"/>
-          <w:szCs w:val="24"/>
-        </w:rPr>
-        <w:br w:type="page"/>
-      </w:r>
+        <w:rPr>
+          <w:rFonts w:ascii="Times New Roman" w:hAnsi="Times New Roman" w:cs="Times New Roman"/>
+          <w:sz w:val="24"/>
+          <w:szCs w:val="24"/>
+        </w:rPr>
+      </w:pPr>
     </w:p>
     <w:p>
       <w:pPr>
         <w:pStyle w:val="Kapitola"/>
       </w:pPr>
-      <w:bookmarkStart w:id="23" w:name="_Toc218603561"/>
+      <w:bookmarkStart w:id="23" w:name="_Toc218953847"/>
       <w:r>
         <w:lastRenderedPageBreak/>
-        <w:t>Ciele práce</w:t>
+        <w:t xml:space="preserve">Ciele </w:t>
+      </w:r>
+      <w:r>
+        <w:t xml:space="preserve">a zadanie </w:t>
+      </w:r>
+      <w:r>
+        <w:t>práce</w:t>
       </w:r>
       <w:bookmarkEnd w:id="23"/>
-    </w:p>
-    <w:p>
-      <w:pPr>
-        <w:pStyle w:val="text"/>
-        <w:rPr>
-          <w:noProof/>
-        </w:rPr>
-      </w:pPr>
-      <w:r>
-        <w:rPr>
-          <w:noProof/>
-        </w:rPr>
-        <w:t>Lorem ipsum dolor sit amet, consectetuer adipiscing elit. Maecenas porttitor congue massa. Fusce posuere, magna sed pulvinar ultricies, purus lectus malesuada libero, sit amet commodo magna eros quis urna. Nunc viverra imperdiet enim. Fusce est. Vivamus a tellus. Pellentesque habitant morbi tristique senectus et netus et malesuada fames ac turpis egestas. Proin pharetra nonummy pede. Mauris et orci. Aenean nec lorem.</w:t>
-      </w:r>
-    </w:p>
-    <w:p>
-      <w:pPr>
-        <w:pStyle w:val="text"/>
-        <w:rPr>
-          <w:noProof/>
-        </w:rPr>
-      </w:pPr>
-      <w:r>
-        <w:rPr>
-          <w:noProof/>
-        </w:rPr>
-        <w:t>In porttitor. Donec laoreet nonummy augue. Suspendisse dui purus, scelerisque at, vulputate vitae, pretium mattis, nunc. Mauris eget neque at sem venenatis eleifend. Ut nonummy. Fusce aliquet pede non pede. Suspendisse dapibus lorem pellentesque magna. Integer nulla. Donec blandit feugiat ligula. Donec hendrerit, felis et imperdiet euismod, purus ipsum pretium metus, in lacinia nulla nisl eget sapien.</w:t>
-      </w:r>
-    </w:p>
-    <w:p>
-      <w:pPr>
-        <w:pStyle w:val="text"/>
-      </w:pPr>
-      <w:r>
-        <w:rPr>
-          <w:noProof/>
-        </w:rPr>
-        <w:t>Donec ut est in lectus consequat consequat. Etiam eget dui. Aliquam erat volutpat. Sed at lorem in nunc porta tristique. Proin nec augue. Quisque aliquam tempor magna. Pellentesque habitant morbi tristique senectus et netus et malesuada fames ac turpis egestas. Nunc ac magna. Maecenas odio dolor, vulputate vel, auctor ac, accumsan id, felis. Pellentesque cursus sagittis felis.</w:t>
-      </w:r>
-    </w:p>
-    <w:p>
-      <w:pPr>
-        <w:rPr>
-          <w:rFonts w:ascii="Times New Roman" w:hAnsi="Times New Roman" w:cs="Times New Roman"/>
-          <w:sz w:val="24"/>
-          <w:szCs w:val="24"/>
-        </w:rPr>
-      </w:pPr>
-      <w:r>
-        <w:rPr>
-          <w:rFonts w:ascii="Times New Roman" w:hAnsi="Times New Roman" w:cs="Times New Roman"/>
-          <w:sz w:val="24"/>
-          <w:szCs w:val="24"/>
-        </w:rPr>
-        <w:br w:type="page"/>
-      </w:r>
-    </w:p>
-    <w:p>
-      <w:pPr>
-        <w:pStyle w:val="Kapitola"/>
-      </w:pPr>
-      <w:bookmarkStart w:id="24" w:name="_Toc218603562"/>
-      <w:r>
-        <w:lastRenderedPageBreak/>
-        <w:t>Materiál a</w:t>
-      </w:r>
-      <w:r>
-        <w:t> </w:t>
-      </w:r>
-      <w:r>
-        <w:t>metodika</w:t>
-      </w:r>
-      <w:bookmarkEnd w:id="24"/>
-    </w:p>
-    <w:p>
-      <w:pPr>
-        <w:pStyle w:val="text"/>
-        <w:rPr>
-          <w:noProof/>
-        </w:rPr>
-      </w:pPr>
-      <w:r>
-        <w:rPr>
-          <w:noProof/>
-        </w:rPr>
-        <w:t>Lorem ipsum dolor sit amet, consectetuer adipiscing elit. Maecenas porttitor congue massa. Fusce posuere, magna sed pulvinar ultricies, purus lectus malesuada libero, sit amet commodo magna eros quis urna. Nunc viverra imperdiet enim. Fusce est. Vivamus a tellus. Pellentesque habitant morbi tristique senectus et netus et malesuada fames ac turpis egestas. Proin pharetra nonummy pede. Mauris et orci. Aenean nec lorem.</w:t>
-      </w:r>
     </w:p>
     <w:p>
       <w:pPr>
@@ -5194,18 +6360,64 @@
           <w:noProof/>
         </w:rPr>
       </w:pPr>
-      <w:bookmarkStart w:id="25" w:name="_Toc218603563"/>
-      <w:r>
-        <w:rPr>
-          <w:noProof/>
-        </w:rPr>
-        <w:t>Pod</w:t>
-      </w:r>
-      <w:r>
-        <w:rPr>
-          <w:noProof/>
-        </w:rPr>
-        <w:t>nadpis</w:t>
+      <w:bookmarkStart w:id="24" w:name="_Toc218953848"/>
+      <w:r>
+        <w:t>Hlavný cieľ práce</w:t>
+      </w:r>
+      <w:bookmarkEnd w:id="24"/>
+    </w:p>
+    <w:p>
+      <w:pPr>
+        <w:pStyle w:val="text"/>
+        <w:rPr>
+          <w:noProof/>
+          <w:lang w:val="en-SK"/>
+        </w:rPr>
+      </w:pPr>
+      <w:r>
+        <w:rPr>
+          <w:noProof/>
+          <w:lang w:val="en-SK"/>
+        </w:rPr>
+        <w:t>Hlavným cieľom praktickej časti maturitnej práce bolo navrhnúť a implementovať funkčný pokladničný systém EPOS so zameraním na používateľské rozhranie a jeho praktickú využiteľnosť. Cieľom nebolo vytvoriť iba teoretický model systému, ale aplikáciu, ktorá simuluje reálne prostredie malej obchodnej prevádzky a umožňuje vykonávať základné úkony spojené s predajom tovaru.</w:t>
+      </w:r>
+    </w:p>
+    <w:p>
+      <w:pPr>
+        <w:pStyle w:val="text"/>
+        <w:rPr>
+          <w:noProof/>
+          <w:lang w:val="en-SK"/>
+        </w:rPr>
+      </w:pPr>
+      <w:r>
+        <w:rPr>
+          <w:noProof/>
+          <w:lang w:val="en-SK"/>
+        </w:rPr>
+        <w:t>Systém EPOS bol navrhnutý ako desktopová aplikácia v technológii Windows Forms, pričom dôraz bol kladený na prehľadnosť, rýchlosť obsluhy a intuitívne ovládanie. Aplikácia má umožniť pokladníkovi efektívne pracovať bez potreby zdĺhavého zaškolenia a zároveň poskytovať dostatočný komfort pri každodennom používaní.</w:t>
+      </w:r>
+    </w:p>
+    <w:p>
+      <w:pPr>
+        <w:pStyle w:val="Kapitola"/>
+        <w:numPr>
+          <w:ilvl w:val="1"/>
+          <w:numId w:val="3"/>
+        </w:numPr>
+        <w:rPr>
+          <w:noProof/>
+        </w:rPr>
+      </w:pPr>
+      <w:bookmarkStart w:id="25" w:name="_Toc218953849"/>
+      <w:r>
+        <w:t>Čiastkové ciele</w:t>
+      </w:r>
+      <w:r>
+        <w:t xml:space="preserve"> </w:t>
+      </w:r>
+      <w:r>
+        <w:t>práce</w:t>
       </w:r>
       <w:bookmarkEnd w:id="25"/>
     </w:p>
@@ -5214,129 +6426,772 @@
         <w:pStyle w:val="text"/>
         <w:rPr>
           <w:noProof/>
-        </w:rPr>
-      </w:pPr>
-      <w:r>
-        <w:rPr>
-          <w:noProof/>
-        </w:rPr>
-        <w:t>In porttitor. Donec laoreet nonummy augue. Suspendisse dui purus, scelerisque at, vulputate vitae, pretium mattis, nunc. Mauris eget neque at sem venenatis eleifend. Ut nonummy. Fusce aliquet pede non pede. Suspendisse dapibus lorem pellentesque magna. Integer nulla. Donec blandit feugiat ligula. Donec hendrerit, felis et imperdiet euismod, purus ipsum pretium metus, in lacinia nulla nisl eget sapien.</w:t>
-      </w:r>
-    </w:p>
-    <w:p>
-      <w:pPr>
-        <w:pStyle w:val="text"/>
-        <w:rPr>
-          <w:noProof/>
-        </w:rPr>
-      </w:pPr>
-      <w:r>
-        <w:rPr>
-          <w:noProof/>
-        </w:rPr>
-        <w:t>Donec ut est in lectus consequat consequat. Etiam eget dui. Aliquam erat volutpat. Sed at lorem in nunc porta tristique. Proin nec augue. Quisque aliquam tempor magna. Pellentesque habitant morbi tristique senectus et netus et malesuada fames ac turpis egestas. Nunc ac magna. Maecenas odio dolor, vulputate vel, auctor ac, accumsan id, felis. Pellentesque cursus sagittis felis</w:t>
-      </w:r>
-      <w:r>
-        <w:rPr>
-          <w:noProof/>
-        </w:rPr>
-        <w:t>.</w:t>
-      </w:r>
-    </w:p>
-    <w:p>
-      <w:pPr>
-        <w:pStyle w:val="text"/>
-        <w:ind w:firstLine="0"/>
-        <w:rPr>
-          <w:noProof/>
-        </w:rPr>
-      </w:pPr>
-    </w:p>
-    <w:p>
-      <w:pPr>
-        <w:rPr>
-          <w:rFonts w:ascii="Times New Roman" w:hAnsi="Times New Roman"/>
-          <w:noProof/>
-          <w:sz w:val="24"/>
-        </w:rPr>
-      </w:pPr>
-      <w:r>
-        <w:rPr>
-          <w:noProof/>
+          <w:lang w:val="en-SK"/>
+        </w:rPr>
+      </w:pPr>
+      <w:r>
+        <w:rPr>
+          <w:noProof/>
+          <w:lang w:val="en-SK"/>
+        </w:rPr>
+        <w:t>Na dosiahnutie hlavného cieľa bolo potrebné splniť viacero čiastkových cieľov, ktoré spolu tvoria funkčný a ucelený systém. Medzi najdôležitejšie čiastkové ciele patrilo:</w:t>
+      </w:r>
+    </w:p>
+    <w:p>
+      <w:pPr>
+        <w:pStyle w:val="text"/>
+        <w:numPr>
+          <w:ilvl w:val="0"/>
+          <w:numId w:val="10"/>
+        </w:numPr>
+        <w:rPr>
+          <w:noProof/>
+          <w:lang w:val="en-SK"/>
+        </w:rPr>
+      </w:pPr>
+      <w:r>
+        <w:rPr>
+          <w:noProof/>
+          <w:lang w:val="en-SK"/>
+        </w:rPr>
+        <w:t>návrh logickej štruktúry používateľského rozhrania,</w:t>
+      </w:r>
+    </w:p>
+    <w:p>
+      <w:pPr>
+        <w:pStyle w:val="text"/>
+        <w:numPr>
+          <w:ilvl w:val="0"/>
+          <w:numId w:val="10"/>
+        </w:numPr>
+        <w:rPr>
+          <w:noProof/>
+          <w:lang w:val="en-SK"/>
+        </w:rPr>
+      </w:pPr>
+      <w:r>
+        <w:rPr>
+          <w:noProof/>
+          <w:lang w:val="en-SK"/>
+        </w:rPr>
+        <w:t>implementácia prihlasovania pokladníka pomocou číselného kódu,</w:t>
+      </w:r>
+    </w:p>
+    <w:p>
+      <w:pPr>
+        <w:pStyle w:val="text"/>
+        <w:numPr>
+          <w:ilvl w:val="0"/>
+          <w:numId w:val="10"/>
+        </w:numPr>
+        <w:rPr>
+          <w:noProof/>
+          <w:lang w:val="en-SK"/>
+        </w:rPr>
+      </w:pPr>
+      <w:r>
+        <w:rPr>
+          <w:noProof/>
+          <w:lang w:val="en-SK"/>
+        </w:rPr>
+        <w:t>zabezpečenie práce s čiarovými kódmi produktov,</w:t>
+      </w:r>
+    </w:p>
+    <w:p>
+      <w:pPr>
+        <w:pStyle w:val="text"/>
+        <w:numPr>
+          <w:ilvl w:val="0"/>
+          <w:numId w:val="10"/>
+        </w:numPr>
+        <w:rPr>
+          <w:noProof/>
+          <w:lang w:val="en-SK"/>
+        </w:rPr>
+      </w:pPr>
+      <w:r>
+        <w:rPr>
+          <w:noProof/>
+          <w:lang w:val="en-SK"/>
+        </w:rPr>
+        <w:t>prepojenie používateľského rozhrania s backendovou logikou a databázou,</w:t>
+      </w:r>
+    </w:p>
+    <w:p>
+      <w:pPr>
+        <w:pStyle w:val="text"/>
+        <w:numPr>
+          <w:ilvl w:val="0"/>
+          <w:numId w:val="10"/>
+        </w:numPr>
+        <w:rPr>
+          <w:noProof/>
+          <w:lang w:val="en-SK"/>
+        </w:rPr>
+      </w:pPr>
+      <w:r>
+        <w:rPr>
+          <w:noProof/>
+          <w:lang w:val="en-SK"/>
+        </w:rPr>
+        <w:t>návrh systému správy produktov,</w:t>
+      </w:r>
+    </w:p>
+    <w:p>
+      <w:pPr>
+        <w:pStyle w:val="text"/>
+        <w:numPr>
+          <w:ilvl w:val="0"/>
+          <w:numId w:val="10"/>
+        </w:numPr>
+        <w:rPr>
+          <w:noProof/>
+          <w:lang w:val="en-SK"/>
+        </w:rPr>
+      </w:pPr>
+      <w:r>
+        <w:rPr>
+          <w:noProof/>
+          <w:lang w:val="en-SK"/>
+        </w:rPr>
+        <w:t>generovanie bločku vo formáte PDF.</w:t>
+      </w:r>
+    </w:p>
+    <w:p>
+      <w:pPr>
+        <w:pStyle w:val="text"/>
+        <w:rPr>
+          <w:noProof/>
+          <w:lang w:val="en-SK"/>
+        </w:rPr>
+      </w:pPr>
+      <w:r>
+        <w:rPr>
+          <w:noProof/>
+          <w:lang w:val="en-SK"/>
+        </w:rPr>
+        <w:t>Každý z týchto cieľov bol riešený samostatne, no zároveň s ohľadom na celkovú konzistentnosť systému. Výsledkom je aplikácia, ktorá dokáže pokryť základné potreby pokladničného systému v menšej prevádzke.</w:t>
+      </w:r>
+    </w:p>
+    <w:p>
+      <w:pPr>
+        <w:pStyle w:val="Kapitola"/>
+        <w:numPr>
+          <w:ilvl w:val="1"/>
+          <w:numId w:val="3"/>
+        </w:numPr>
+        <w:rPr>
+          <w:noProof/>
+        </w:rPr>
+      </w:pPr>
+      <w:bookmarkStart w:id="26" w:name="_Toc218953850"/>
+      <w:r>
+        <w:t>Zameranie práce na frontendovú časť aplikácie</w:t>
+      </w:r>
+      <w:bookmarkEnd w:id="26"/>
+    </w:p>
+    <w:p>
+      <w:pPr>
+        <w:pStyle w:val="text"/>
+        <w:rPr>
+          <w:noProof/>
+          <w:lang w:val="en-SK"/>
+        </w:rPr>
+      </w:pPr>
+      <w:r>
+        <w:rPr>
+          <w:noProof/>
+          <w:lang w:val="en-SK"/>
+        </w:rPr>
+        <w:t>Práca je zameraná predovšetkým na frontendovú časť systému EPOS. Autor sa venoval návrhu používateľského rozhrania, jeho vizuálnemu spracovaniu a implementácii jednotlivých obrazoviek v prostredí Windows Forms. Cieľom bolo vytvoriť rozhranie, ktoré je nielen funkčné, ale aj vizuálne čisté a prehľadné.</w:t>
+      </w:r>
+    </w:p>
+    <w:p>
+      <w:pPr>
+        <w:pStyle w:val="text"/>
+        <w:rPr>
+          <w:noProof/>
+          <w:lang w:val="en-SK"/>
+        </w:rPr>
+      </w:pPr>
+      <w:r>
+        <w:rPr>
+          <w:noProof/>
+          <w:lang w:val="en-SK"/>
+        </w:rPr>
+        <w:lastRenderedPageBreak/>
+        <w:t>Osobitná pozornosť bola venovaná tomu, aby používateľ nemusel nad ovládaním aplikácie premýšľať a mohol sa sústrediť na samotnú prácu s nákupom. Rozloženie prvkov, veľkosť ovládacích tlačidiel a farebné odlíšenie stavov aplikácie boli navrhnuté s dôrazom na ergonomické zásady.</w:t>
+      </w:r>
+    </w:p>
+    <w:p>
+      <w:pPr>
+        <w:pStyle w:val="Kapitola"/>
+        <w:numPr>
+          <w:ilvl w:val="1"/>
+          <w:numId w:val="3"/>
+        </w:numPr>
+        <w:rPr>
+          <w:noProof/>
+        </w:rPr>
+      </w:pPr>
+      <w:bookmarkStart w:id="27" w:name="_Toc218953851"/>
+      <w:r>
+        <w:t>Praktická orientácia a simulácia reálnej prevádzky</w:t>
+      </w:r>
+      <w:bookmarkEnd w:id="27"/>
+    </w:p>
+    <w:p>
+      <w:pPr>
+        <w:pStyle w:val="text"/>
+        <w:rPr>
+          <w:noProof/>
+          <w:lang w:val="en-SK"/>
+        </w:rPr>
+      </w:pPr>
+      <w:r>
+        <w:rPr>
+          <w:noProof/>
+          <w:lang w:val="en-SK"/>
+        </w:rPr>
+        <w:t>Jedným z dôležitých cieľov práce bolo priblížiť sa čo najviac k reálnemu použitiu pokladničného systému. Aplikácia bola navrhnutá tak, aby simulovala procesy, ktoré prebiehajú v malej obchodnej prevádzke. Patria sem prihlasovanie obsluhy, blokovanie produktov, priebežné zobrazovanie nákupu a generovanie bločku.</w:t>
+      </w:r>
+    </w:p>
+    <w:p>
+      <w:pPr>
+        <w:pStyle w:val="text"/>
+        <w:rPr>
+          <w:noProof/>
+          <w:lang w:val="en-SK"/>
+        </w:rPr>
+      </w:pPr>
+      <w:r>
+        <w:rPr>
+          <w:noProof/>
+          <w:lang w:val="en-SK"/>
+        </w:rPr>
+        <w:t>Použitie kamery na skenovanie čiarových kódov umožňuje realistickú simuláciu práce pokladníka bez potreby špecializovaného hardvéru. Zároveň bol systém navrhnutý tak, aby bolo možné v budúcnosti rozšíriť ho o podporu klasickej čítačky čiarových kódov.</w:t>
+      </w:r>
+    </w:p>
+    <w:p>
+      <w:pPr>
+        <w:pStyle w:val="Kapitola"/>
+        <w:numPr>
+          <w:ilvl w:val="1"/>
+          <w:numId w:val="3"/>
+        </w:numPr>
+        <w:rPr>
+          <w:noProof/>
+        </w:rPr>
+      </w:pPr>
+      <w:bookmarkStart w:id="28" w:name="_Toc218953852"/>
+      <w:r>
+        <w:t>Tímová spolupráca a rozdelenie úloh</w:t>
+      </w:r>
+      <w:bookmarkEnd w:id="28"/>
+    </w:p>
+    <w:p>
+      <w:pPr>
+        <w:pStyle w:val="text"/>
+        <w:rPr>
+          <w:noProof/>
+          <w:lang w:val="en-SK"/>
+        </w:rPr>
+      </w:pPr>
+      <w:r>
+        <w:rPr>
+          <w:noProof/>
+          <w:lang w:val="en-SK"/>
+        </w:rPr>
+        <w:t>Projekt EPOS bol realizovaný tímovo. Autor práce sa zameral na frontendovú časť aplikácie, návrh dizajnu, implementáciu používateľského rozhrania, testovanie použiteľnosti a analýzu praktického nasadenia systému. Backendová časť aplikácie, databázová logika a ekonomické výpočty boli riešené druhým členom tímu.</w:t>
+      </w:r>
+    </w:p>
+    <w:p>
+      <w:pPr>
+        <w:pStyle w:val="text"/>
+        <w:rPr>
+          <w:noProof/>
+          <w:lang w:val="en-SK"/>
+        </w:rPr>
+      </w:pPr>
+      <w:r>
+        <w:rPr>
+          <w:noProof/>
+          <w:lang w:val="en-SK"/>
+        </w:rPr>
+        <w:t>Takéto rozdelenie práce umožnilo sústrediť sa na konkrétne oblasti vývoja a zároveň simulovalo reálne podmienky pri vývoji softvéru, kde sa na projekte podieľa viacero vývojárov s rôznym zameraním.</w:t>
+      </w:r>
+    </w:p>
+    <w:p>
+      <w:pPr>
+        <w:pStyle w:val="Kapitola"/>
+        <w:numPr>
+          <w:ilvl w:val="1"/>
+          <w:numId w:val="3"/>
+        </w:numPr>
+        <w:rPr>
+          <w:noProof/>
+        </w:rPr>
+      </w:pPr>
+      <w:bookmarkStart w:id="29" w:name="_Toc218953853"/>
+      <w:r>
+        <w:t>Očakávaný prínos práce</w:t>
+      </w:r>
+      <w:bookmarkEnd w:id="29"/>
+    </w:p>
+    <w:p>
+      <w:pPr>
+        <w:pStyle w:val="text"/>
+        <w:rPr>
+          <w:noProof/>
+          <w:lang w:val="en-SK"/>
+        </w:rPr>
+      </w:pPr>
+      <w:r>
+        <w:rPr>
+          <w:noProof/>
+          <w:lang w:val="en-SK"/>
+        </w:rPr>
+        <w:t>Výsledkom práce je funkčný prototyp pokladničného systému, ktorý demonštruje možnosti využitia technológie Windows Forms pri tvorbe desktopových aplikácií. Prínos práce spočíva najmä v praktickej ukážke návrhu a implementácie používateľského rozhrania, ktoré je prispôsobené potrebám reálnej prevádzky.</w:t>
+      </w:r>
+    </w:p>
+    <w:p>
+      <w:pPr>
+        <w:pStyle w:val="text"/>
+        <w:rPr>
+          <w:noProof/>
+          <w:lang w:val="en-SK"/>
+        </w:rPr>
+      </w:pPr>
+      <w:r>
+        <w:rPr>
+          <w:noProof/>
+          <w:lang w:val="en-SK"/>
+        </w:rPr>
+        <w:t>Zároveň práca poskytuje základ pre ďalšie rozširovanie systému, či už o nové funkcionality, alebo o prechod na iné technologické riešenia v budúcnosti.</w:t>
+      </w:r>
+    </w:p>
+    <w:p>
+      <w:pPr>
+        <w:pStyle w:val="Kapitola"/>
+      </w:pPr>
+      <w:r>
+        <w:rPr>
+          <w:sz w:val="24"/>
+          <w:szCs w:val="24"/>
         </w:rPr>
         <w:br w:type="page"/>
       </w:r>
+      <w:bookmarkStart w:id="30" w:name="_Toc218953854"/>
+      <w:r>
+        <w:lastRenderedPageBreak/>
+        <w:t>NÁVRH RIEŠENIA POKLADNIČNÉHO SYSTÉMU EPOS</w:t>
+      </w:r>
+      <w:bookmarkEnd w:id="30"/>
+    </w:p>
+    <w:p>
+      <w:pPr>
+        <w:pStyle w:val="text"/>
+      </w:pPr>
+      <w:r>
+        <w:t>Táto kapitola sa zameriava na praktický návrh riešenia pokladničného systému EPOS z pohľadu používateľského rozhrania a celkovej koncepcie aplikácie. Opisuje základné rozhodnutia, ktoré boli prijaté pri návrhu systému, spôsob jeho fungovania a prepojenie jednotlivých častí aplikácie. Dôraz je kladený najmä na jednoduchosť riešenia, jeho praktickú využiteľnosť a možnosť ďalšieho rozširovania.</w:t>
+      </w:r>
     </w:p>
     <w:p>
       <w:pPr>
         <w:pStyle w:val="Kapitola"/>
-        <w:rPr>
-          <w:noProof/>
-        </w:rPr>
-      </w:pPr>
-      <w:bookmarkStart w:id="26" w:name="_Toc218603564"/>
-      <w:r>
-        <w:rPr>
-          <w:noProof/>
+        <w:numPr>
+          <w:ilvl w:val="1"/>
+          <w:numId w:val="3"/>
+        </w:numPr>
+        <w:rPr>
+          <w:noProof/>
+        </w:rPr>
+      </w:pPr>
+      <w:bookmarkStart w:id="31" w:name="_Toc218953855"/>
+      <w:r>
+        <w:t>Voľba typu aplikácie a použitej technológie</w:t>
+      </w:r>
+      <w:bookmarkEnd w:id="31"/>
+    </w:p>
+    <w:p>
+      <w:pPr>
+        <w:pStyle w:val="text"/>
+        <w:rPr>
+          <w:noProof/>
+          <w:lang w:val="en-SK"/>
+        </w:rPr>
+      </w:pPr>
+      <w:r>
+        <w:rPr>
+          <w:noProof/>
+          <w:lang w:val="en-SK"/>
+        </w:rPr>
+        <w:t>Pokladničný systém EPOS bol navrhnutý ako desktopová aplikácia vytvorená v technológii Windows Forms. Voľba desktopového riešenia vychádzala z predpokladu, že v malých prevádzkach sa často používa jeden počítač ako centrálna pokladňa, na ktorom je aplikácia nainštalovaná lokálne. Takýto prístup umožňuje rýchlu odozvu systému, jednoduché ovládanie a priamy prístup k periférnym zariadeniam.</w:t>
+      </w:r>
+    </w:p>
+    <w:p>
+      <w:pPr>
+        <w:pStyle w:val="text"/>
+        <w:rPr>
+          <w:noProof/>
+          <w:lang w:val="en-SK"/>
+        </w:rPr>
+      </w:pPr>
+      <w:r>
+        <w:rPr>
+          <w:noProof/>
+          <w:lang w:val="en-SK"/>
+        </w:rPr>
+        <w:t>Technológia Windows Forms bola zvolená najmä z dôvodu jej dostupnosti, jednoduchosti implementácie a vhodnosti pre školský projekt. Napriek tomu, že ide o staršiu technológiu, pri správnom návrhu umožňuje vytvárať stabilné a prehľadné aplikácie. Cieľom práce bolo ukázať, že aj pomocou tejto technológie je možné navrhnúť moderný a funkčný pokladničný systém.</w:t>
+      </w:r>
+    </w:p>
+    <w:p>
+      <w:pPr>
+        <w:pStyle w:val="Kapitola"/>
+        <w:numPr>
+          <w:ilvl w:val="1"/>
+          <w:numId w:val="3"/>
+        </w:numPr>
+        <w:rPr>
+          <w:noProof/>
+        </w:rPr>
+      </w:pPr>
+      <w:bookmarkStart w:id="32" w:name="_Toc218953856"/>
+      <w:r>
+        <w:t>Koncepcia riešenia a architektúra systému</w:t>
+      </w:r>
+      <w:bookmarkEnd w:id="32"/>
+    </w:p>
+    <w:p>
+      <w:pPr>
+        <w:pStyle w:val="text"/>
+        <w:rPr>
+          <w:noProof/>
+          <w:lang w:val="en-SK"/>
+        </w:rPr>
+      </w:pPr>
+      <w:r>
+        <w:rPr>
+          <w:noProof/>
+          <w:lang w:val="en-SK"/>
+        </w:rPr>
+        <w:t>Navrhované riešenie EPOS systému je postavené na oddelení frontendovej a backendovej časti aplikácie. Frontend zabezpečuje používateľské rozhranie a interakciu s obsluhou, zatiaľ čo backendová časť spracúva aplikačnú logiku a komunikáciu s databázou.</w:t>
+      </w:r>
+    </w:p>
+    <w:p>
+      <w:pPr>
+        <w:pStyle w:val="text"/>
+        <w:rPr>
+          <w:noProof/>
+          <w:lang w:val="en-SK"/>
+        </w:rPr>
+      </w:pPr>
+      <w:r>
+        <w:rPr>
+          <w:noProof/>
+          <w:lang w:val="en-SK"/>
+        </w:rPr>
+        <w:t>Frontendová časť aplikácie slúži ako hlavný pracovný nástroj pokladníka. Zobrazuje informácie o produktoch, aktuálnom nákupe a umožňuje ovládanie jednotlivých funkcií systému. Backend prijíma požiadavky z používateľského rozhrania, vyhodnocuje ich a vracia spracované údaje späť do aplikácie.</w:t>
+      </w:r>
+    </w:p>
+    <w:p>
+      <w:pPr>
+        <w:pStyle w:val="text"/>
+        <w:rPr>
+          <w:noProof/>
+          <w:lang w:val="en-SK"/>
+        </w:rPr>
+      </w:pPr>
+      <w:r>
+        <w:rPr>
+          <w:noProof/>
+          <w:lang w:val="en-SK"/>
+        </w:rPr>
+        <w:t>Takéto rozdelenie umožňuje jednoduchšiu údržbu systému, lepšiu prehľadnosť kódu a jednoduchšie rozširovanie aplikácie v budúcnosti.</w:t>
+      </w:r>
+    </w:p>
+    <w:p>
+      <w:pPr>
+        <w:pStyle w:val="Kapitola"/>
+        <w:numPr>
+          <w:ilvl w:val="1"/>
+          <w:numId w:val="3"/>
+        </w:numPr>
+        <w:rPr>
+          <w:noProof/>
+        </w:rPr>
+      </w:pPr>
+      <w:bookmarkStart w:id="33" w:name="_Toc218953857"/>
+      <w:r>
+        <w:t>Návrh pracovného procesu pokladníka</w:t>
+      </w:r>
+      <w:bookmarkEnd w:id="33"/>
+    </w:p>
+    <w:p>
+      <w:pPr>
+        <w:pStyle w:val="text"/>
+        <w:rPr>
+          <w:noProof/>
+          <w:lang w:val="en-SK"/>
+        </w:rPr>
+      </w:pPr>
+      <w:r>
+        <w:rPr>
+          <w:noProof/>
+          <w:lang w:val="en-SK"/>
+        </w:rPr>
+        <w:t xml:space="preserve">Pri návrhu riešenia bol kladený dôraz na to, aby pracovný proces pokladníka bol čo najjednoduchší a intuitívny. Po spustení aplikácie je používateľ vyzvaný na prihlásenie </w:t>
+      </w:r>
+      <w:r>
+        <w:rPr>
+          <w:noProof/>
+          <w:lang w:val="en-SK"/>
         </w:rPr>
         <w:lastRenderedPageBreak/>
-        <w:t>Diskusia</w:t>
-      </w:r>
-      <w:bookmarkEnd w:id="26"/>
-    </w:p>
-    <w:p>
-      <w:pPr>
-        <w:pStyle w:val="text"/>
-        <w:rPr>
-          <w:noProof/>
-        </w:rPr>
-      </w:pPr>
-      <w:r>
-        <w:rPr>
-          <w:noProof/>
-        </w:rPr>
-        <w:t>Lorem ipsum dolor sit amet, consectetuer adipiscing elit. Maecenas porttitor congue massa. Fusce posuere, magna sed pulvinar ultricies, purus lectus malesuada libero, sit amet commodo magna eros quis urna. Nunc viverra imperdiet enim. Fusce est. Vivamus a tellus. Pellentesque habitant morbi tristique senectus et netus et malesuada fames ac turpis egestas. Proin pharetra nonummy pede. Mauris et orci. Aenean nec lorem.</w:t>
-      </w:r>
-    </w:p>
-    <w:p>
-      <w:pPr>
-        <w:pStyle w:val="text"/>
-        <w:rPr>
-          <w:noProof/>
-        </w:rPr>
-      </w:pPr>
-      <w:r>
-        <w:rPr>
-          <w:noProof/>
-        </w:rPr>
-        <w:t>In porttitor. Donec laoreet nonummy augue. Suspendisse dui purus, scelerisque at, vulputate vitae, pretium mattis, nunc. Mauris eget neque at sem venenatis eleifend. Ut nonummy. Fusce aliquet pede non pede. Suspendisse dapibus lorem pellentesque magna. Integer nulla. Donec blandit feugiat ligula. Donec hendrerit, felis et imperdiet euismod, purus ipsum pretium metus, in lacinia nulla nisl eget sapien.</w:t>
-      </w:r>
-    </w:p>
-    <w:p>
-      <w:pPr>
-        <w:pStyle w:val="text"/>
-        <w:rPr>
-          <w:noProof/>
-        </w:rPr>
-      </w:pPr>
-      <w:r>
-        <w:rPr>
-          <w:noProof/>
-        </w:rPr>
-        <w:t>Donec ut est in lectus consequat consequat. Etiam eget dui. Aliquam erat volutpat. Sed at lorem in nunc porta tristique. Proin nec augue. Quisque aliquam tempor magna. Pellentesque habitant morbi tristique senectus et netus et malesuada fames ac turpis egestas. Nunc ac magna. Maecenas odio dolor, vulputate vel, auctor ac, accumsan id, felis. Pellentesque cursus sagittis felis.</w:t>
-      </w:r>
-    </w:p>
-    <w:p>
-      <w:pPr>
-        <w:rPr>
-          <w:rFonts w:ascii="Times New Roman" w:hAnsi="Times New Roman"/>
-          <w:noProof/>
-          <w:sz w:val="24"/>
-        </w:rPr>
-      </w:pPr>
-      <w:r>
-        <w:rPr>
-          <w:noProof/>
+        <w:t>pomocou štvorciferného číselného kódu. Po úspešnom prihlásení sa zobrazí hlavná obrazovka aplikácie, ktorá slúži na blokovanie nákupu.</w:t>
+      </w:r>
+    </w:p>
+    <w:p>
+      <w:pPr>
+        <w:pStyle w:val="text"/>
+        <w:rPr>
+          <w:noProof/>
+          <w:lang w:val="en-SK"/>
+        </w:rPr>
+      </w:pPr>
+      <w:r>
+        <w:rPr>
+          <w:noProof/>
+          <w:lang w:val="en-SK"/>
+        </w:rPr>
+        <w:t>Na hlavnej obrazovke môže pokladník pridávať produkty pomocou skenovania čiarových kódov alebo manuálne zadaním kódu. Každý pridaný produkt sa okamžite zobrazí v zozname nákupu a zároveň sa aktualizuje náhľad bločku. Pokladník tak má neustály prehľad o priebehu nákupu bez potreby prepínania medzi obrazovkami.</w:t>
+      </w:r>
+    </w:p>
+    <w:p>
+      <w:pPr>
+        <w:pStyle w:val="text"/>
+        <w:rPr>
+          <w:noProof/>
+          <w:lang w:val="en-SK"/>
+        </w:rPr>
+      </w:pPr>
+      <w:r>
+        <w:rPr>
+          <w:noProof/>
+          <w:lang w:val="en-SK"/>
+        </w:rPr>
+        <w:t>Po dokončení nákupu má používateľ možnosť vygenerovať bloček, ktorý si môže stiahnuť vo formáte PDF a následne vytlačiť. Tento postup bol zvolený z dôvodu zachovania jednoduchosti systému a kontroly nad tlačou zo strany používateľa.</w:t>
+      </w:r>
+    </w:p>
+    <w:p>
+      <w:pPr>
+        <w:pStyle w:val="Kapitola"/>
+        <w:numPr>
+          <w:ilvl w:val="1"/>
+          <w:numId w:val="3"/>
+        </w:numPr>
+        <w:rPr>
+          <w:noProof/>
+        </w:rPr>
+      </w:pPr>
+      <w:bookmarkStart w:id="34" w:name="_Toc218953858"/>
+      <w:r>
+        <w:t>Spôsob spracovania čiarových kódov</w:t>
+      </w:r>
+      <w:bookmarkEnd w:id="34"/>
+    </w:p>
+    <w:p>
+      <w:pPr>
+        <w:pStyle w:val="text"/>
+        <w:rPr>
+          <w:noProof/>
+          <w:lang w:val="en-SK"/>
+        </w:rPr>
+      </w:pPr>
+      <w:r>
+        <w:rPr>
+          <w:noProof/>
+          <w:lang w:val="en-SK"/>
+        </w:rPr>
+        <w:t>Súčasťou návrhu riešenia je aj spracovanie čiarových kódov produktov. Aplikácia umožňuje využívať kameru mobilného zariadenia ako vstupné zariadenie na skenovanie čiarových kódov. Mobilné zariadenie je prepojené s aplikáciou pomocou nástroja DroidCam, ktorý zabezpečuje prenos obrazu do desktopovej aplikácie.</w:t>
+      </w:r>
+    </w:p>
+    <w:p>
+      <w:pPr>
+        <w:pStyle w:val="text"/>
+        <w:rPr>
+          <w:noProof/>
+          <w:lang w:val="en-SK"/>
+        </w:rPr>
+      </w:pPr>
+      <w:r>
+        <w:rPr>
+          <w:noProof/>
+          <w:lang w:val="en-SK"/>
+        </w:rPr>
+        <w:t>Takéto riešenie umožňuje simulovať reálnu prevádzku pokladničného systému aj bez použitia špecializovaného hardvéru. Zároveň bol systém navrhnutý tak, aby bolo možné v budúcnosti jednoducho pripojiť klasickú hardvérovú čítačku čiarových kódov, čo zvyšuje jeho praktickú využiteľnosť.</w:t>
+      </w:r>
+    </w:p>
+    <w:p>
+      <w:pPr>
+        <w:pStyle w:val="Kapitola"/>
+        <w:numPr>
+          <w:ilvl w:val="1"/>
+          <w:numId w:val="3"/>
+        </w:numPr>
+        <w:rPr>
+          <w:noProof/>
+        </w:rPr>
+      </w:pPr>
+      <w:bookmarkStart w:id="35" w:name="_Toc218953859"/>
+      <w:r>
+        <w:t>Návrh správy produktov a práce s databázou</w:t>
+      </w:r>
+      <w:bookmarkEnd w:id="35"/>
+    </w:p>
+    <w:p>
+      <w:pPr>
+        <w:pStyle w:val="text"/>
+        <w:rPr>
+          <w:noProof/>
+          <w:lang w:val="en-SK"/>
+        </w:rPr>
+      </w:pPr>
+      <w:r>
+        <w:rPr>
+          <w:noProof/>
+          <w:lang w:val="en-SK"/>
+        </w:rPr>
+        <w:t>Dôležitou súčasťou návrhu riešenia je správa produktov uložených v databáze. Aplikácia obsahuje samostatnú sekciu určenú na prehľad všetkých produktov, kde je možné jednotlivé položky prezerať, upravovať alebo odstraňovať.</w:t>
+      </w:r>
+    </w:p>
+    <w:p>
+      <w:pPr>
+        <w:pStyle w:val="text"/>
+        <w:rPr>
+          <w:noProof/>
+          <w:lang w:val="en-SK"/>
+        </w:rPr>
+      </w:pPr>
+      <w:r>
+        <w:rPr>
+          <w:noProof/>
+          <w:lang w:val="en-SK"/>
+        </w:rPr>
+        <w:t>Pridávanie nových produktov je riešené prostredníctvom dedikovanej obrazovky, ktorá umožňuje zadanie čiarového kódu a základných údajov o produkte. Tento prístup umožňuje udržiavať databázu produktov aktuálnu a zabezpečuje správne fungovanie systému pri blokovaní nákupu.</w:t>
+      </w:r>
+    </w:p>
+    <w:p>
+      <w:pPr>
+        <w:pStyle w:val="Kapitola"/>
+        <w:numPr>
+          <w:ilvl w:val="1"/>
+          <w:numId w:val="3"/>
+        </w:numPr>
+        <w:rPr>
+          <w:noProof/>
+        </w:rPr>
+      </w:pPr>
+      <w:bookmarkStart w:id="36" w:name="_Toc218953860"/>
+      <w:r>
+        <w:t>Návrh generovania a správy bločkov</w:t>
+      </w:r>
+      <w:bookmarkEnd w:id="36"/>
+    </w:p>
+    <w:p>
+      <w:pPr>
+        <w:pStyle w:val="text"/>
+        <w:rPr>
+          <w:noProof/>
+          <w:lang w:val="en-SK"/>
+        </w:rPr>
+      </w:pPr>
+      <w:r>
+        <w:rPr>
+          <w:noProof/>
+          <w:lang w:val="en-SK"/>
+        </w:rPr>
+        <w:t>Generovanie bločku je navrhnuté ako jednoduchý a prehľadný proces. Po ukončení nákupu má pokladník možnosť vygenerovať bloček vo formáte PDF. Bloček nie je automaticky ukladaný do databázy, ale je stiahnutý lokálne do zariadenia používateľa.</w:t>
+      </w:r>
+    </w:p>
+    <w:p>
+      <w:pPr>
+        <w:pStyle w:val="text"/>
+        <w:rPr>
+          <w:noProof/>
+          <w:lang w:val="en-SK"/>
+        </w:rPr>
+      </w:pPr>
+      <w:r>
+        <w:rPr>
+          <w:noProof/>
+          <w:lang w:val="en-SK"/>
+        </w:rPr>
+        <w:lastRenderedPageBreak/>
+        <w:t>Takéto riešenie znižuje nároky na ukladanie dát a zároveň poskytuje používateľovi plnú kontrolu nad ďalším spracovaním bločku, napríklad jeho tlačou alebo archiváciou. Náhľad bločku počas nákupu umožňuje okamžitú kontrolu správnosti zablokovaných položiek.</w:t>
+      </w:r>
+    </w:p>
+    <w:p>
+      <w:pPr>
+        <w:pStyle w:val="Kapitola"/>
+        <w:numPr>
+          <w:ilvl w:val="1"/>
+          <w:numId w:val="3"/>
+        </w:numPr>
+        <w:rPr>
+          <w:noProof/>
+        </w:rPr>
+      </w:pPr>
+      <w:bookmarkStart w:id="37" w:name="_Toc218953861"/>
+      <w:r>
+        <w:t>Možnosti rozšírenia navrhnutého riešenia</w:t>
+      </w:r>
+      <w:bookmarkEnd w:id="37"/>
+    </w:p>
+    <w:p>
+      <w:pPr>
+        <w:pStyle w:val="text"/>
+        <w:rPr>
+          <w:noProof/>
+          <w:lang w:val="en-SK"/>
+        </w:rPr>
+      </w:pPr>
+      <w:r>
+        <w:rPr>
+          <w:noProof/>
+          <w:lang w:val="en-SK"/>
+        </w:rPr>
+        <w:t>Navrhnuté riešenie EPOS systému je koncipované tak, aby bolo možné ho v budúcnosti ďalej rozširovať. Medzi možné rozšírenia patrí napríklad ukladanie histórie bločkov, pridanie štatistických prehľadov predaja alebo rozšírenie systému o podporu viacerých pokladní.</w:t>
+      </w:r>
+    </w:p>
+    <w:p>
+      <w:pPr>
+        <w:pStyle w:val="text"/>
+        <w:rPr>
+          <w:noProof/>
+          <w:lang w:val="en-SK"/>
+        </w:rPr>
+      </w:pPr>
+      <w:r>
+        <w:rPr>
+          <w:noProof/>
+          <w:lang w:val="en-SK"/>
+        </w:rPr>
+        <w:t>Vďaka oddeleniu frontendovej a backendovej časti aplikácie je možné tieto funkcionality dopĺňať bez zásadných zásahov do existujúceho riešenia.</w:t>
+      </w:r>
+    </w:p>
+    <w:p>
+      <w:pPr>
+        <w:pStyle w:val="text"/>
+        <w:rPr>
+          <w:noProof/>
+          <w:lang w:val="en-SK"/>
+        </w:rPr>
+      </w:pPr>
+      <w:r>
+        <w:rPr>
+          <w:noProof/>
+          <w:lang w:val="en-SK"/>
         </w:rPr>
         <w:br w:type="page"/>
       </w:r>
@@ -5344,11 +7199,1337 @@
     <w:p>
       <w:pPr>
         <w:pStyle w:val="Kapitola"/>
-        <w:rPr>
-          <w:noProof/>
-        </w:rPr>
-      </w:pPr>
-      <w:bookmarkStart w:id="27" w:name="_Toc218603565"/>
+      </w:pPr>
+      <w:r>
+        <w:lastRenderedPageBreak/>
+        <w:t>IMPLEMENTÁCIA POUŽÍVATEĽSKÉHO ROZHRANIA</w:t>
+      </w:r>
+    </w:p>
+    <w:p>
+      <w:pPr>
+        <w:pStyle w:val="text"/>
+        <w:rPr>
+          <w:noProof/>
+        </w:rPr>
+      </w:pPr>
+      <w:r>
+        <w:t xml:space="preserve">Táto kapitola sa venuje implementácii používateľského rozhrania pokladničného systému EPOS. Zameriava sa na praktickú realizáciu návrhu rozhrania v technológii Windows </w:t>
+      </w:r>
+      <w:proofErr w:type="spellStart"/>
+      <w:r>
+        <w:t>Forms</w:t>
+      </w:r>
+      <w:proofErr w:type="spellEnd"/>
+      <w:r>
+        <w:t>, opisuje zvolené dizajnové princípy, spôsob práce s grafickými prvkami a riešenia, ktoré boli použité na zabezpečenie prehľadnosti a intuitívneho ovládania aplikácie. Používateľské rozhranie zohráva v pokladničnom systéme kľúčovú úlohu, pretože s ním obsluha pracuje nepretržite počas celej prevádzky.</w:t>
+      </w:r>
+    </w:p>
+    <w:p>
+      <w:pPr>
+        <w:pStyle w:val="Kapitola"/>
+        <w:numPr>
+          <w:ilvl w:val="1"/>
+          <w:numId w:val="3"/>
+        </w:numPr>
+        <w:rPr>
+          <w:noProof/>
+        </w:rPr>
+      </w:pPr>
+      <w:r>
+        <w:t>Návrh používateľského rozhrania a dizajnový koncept</w:t>
+      </w:r>
+    </w:p>
+    <w:p>
+      <w:pPr>
+        <w:pStyle w:val="text"/>
+        <w:rPr>
+          <w:noProof/>
+          <w:lang w:val="en-SK"/>
+        </w:rPr>
+      </w:pPr>
+      <w:r>
+        <w:rPr>
+          <w:noProof/>
+          <w:lang w:val="en-SK"/>
+        </w:rPr>
+        <w:t>Návrh používateľského rozhrania aplikácie EPOS vychádzal z požiadavky na jednoduchosť, prehľadnosť a minimalizmus. Už v počiatočnej fáze návrhu bol kladený dôraz na to, aby rozhranie neobsahovalo nadbytočné grafické prvky, ktoré by mohli odvádzať pozornosť používateľa od samotnej práce. Z tohto dôvodu bol zvolený čiernobiely dizajnový koncept, ktorý pôsobí moderne a zároveň zabezpečuje vysokú čitateľnosť.</w:t>
+      </w:r>
+    </w:p>
+    <w:p>
+      <w:pPr>
+        <w:pStyle w:val="text"/>
+        <w:rPr>
+          <w:noProof/>
+          <w:lang w:val="en-SK"/>
+        </w:rPr>
+      </w:pPr>
+      <w:r>
+        <w:rPr>
+          <w:noProof/>
+          <w:lang w:val="en-SK"/>
+        </w:rPr>
+        <w:t>Ako základ pre implementáciu rozhrania slúžili dizajnové návrhy vytvorené v nástroji Figma. Tieto návrhy umožnili experimentovať s rozložením jednotlivých prvkov ešte pred samotnou implementáciou v prostredí Windows Forms. Vďaka tomu bolo možné vopred identifikovať potenciálne problémy s orientáciou používateľa alebo s veľkosťou ovládacích prvkov. Počas návrhu sa dbalo na konzistentnosť rozhrania, jednotné rozloženie obrazoviek a jasné oddelenie jednotlivých funkčných častí aplikácie.</w:t>
+      </w:r>
+    </w:p>
+    <w:p>
+      <w:pPr>
+        <w:pStyle w:val="text"/>
+        <w:rPr>
+          <w:noProof/>
+          <w:lang w:val="en-SK"/>
+        </w:rPr>
+      </w:pPr>
+      <w:r>
+        <w:rPr>
+          <w:noProof/>
+          <w:lang w:val="en-SK"/>
+        </w:rPr>
+        <w:t>Zvolená farebná paleta pozostáva z tmavého pozadia s jemným gradientom, svetlých textov a neutrálnych plôch určených na zobrazovanie obsahu. Farebné zvýraznenie je použité len v prípadoch, keď je potrebné upozorniť používateľa na stav aplikácie, napríklad pri úspešnej operácii, chybe alebo varovaní. Takýto prístup minimalizuje vizuálny šum a umožňuje používateľovi sústrediť sa na podstatné informácie.</w:t>
+      </w:r>
+    </w:p>
+    <w:p>
+      <w:pPr>
+        <w:pStyle w:val="Kapitola"/>
+        <w:numPr>
+          <w:ilvl w:val="1"/>
+          <w:numId w:val="3"/>
+        </w:numPr>
+        <w:rPr>
+          <w:noProof/>
+        </w:rPr>
+      </w:pPr>
+      <w:r>
+        <w:t>Implementácia rozhrania v prostredí Windows Forms</w:t>
+      </w:r>
+    </w:p>
+    <w:p>
+      <w:pPr>
+        <w:pStyle w:val="text"/>
+        <w:rPr>
+          <w:noProof/>
+          <w:lang w:val="en-SK"/>
+        </w:rPr>
+      </w:pPr>
+      <w:r>
+        <w:rPr>
+          <w:noProof/>
+          <w:lang w:val="en-SK"/>
+        </w:rPr>
+        <w:t xml:space="preserve">Používateľské rozhranie bolo implementované pomocou štandardných komponentov technológie Windows Forms. Jednotlivé obrazovky aplikácie sú riešené </w:t>
+      </w:r>
+      <w:r>
+        <w:rPr>
+          <w:noProof/>
+          <w:lang w:val="en-SK"/>
+        </w:rPr>
+        <w:lastRenderedPageBreak/>
+        <w:t>ako formuláre, ktoré obsahujú ovládacie prvky ako tlačidlá, textové polia, tabuľky a panely. Tento prístup umožňuje jednoduchú správu rozhrania a jasné oddelenie jednotlivých funkcií aplikácie.</w:t>
+      </w:r>
+    </w:p>
+    <w:p>
+      <w:pPr>
+        <w:pStyle w:val="text"/>
+        <w:rPr>
+          <w:noProof/>
+          <w:lang w:val="en-SK"/>
+        </w:rPr>
+      </w:pPr>
+      <w:r>
+        <w:rPr>
+          <w:noProof/>
+          <w:lang w:val="en-SK"/>
+        </w:rPr>
+        <w:t>Hlavná obrazovka aplikácie bola navrhnutá tak, aby poskytovala čo najviac informácií na jednom mieste bez toho, aby pôsobila preplnene. Nachádza sa na nej zoznam aktuálne blokovaných produktov, základné informácie o nákupe a náhľad bločku. Rozloženie prvkov bolo navrhnuté s ohľadom na prirodzený pohyb očí používateľa, pričom najdôležitejšie informácie sú umiestnené v centrálnej časti obrazovky.</w:t>
+      </w:r>
+    </w:p>
+    <w:p>
+      <w:pPr>
+        <w:pStyle w:val="text"/>
+        <w:rPr>
+          <w:noProof/>
+          <w:lang w:val="en-SK"/>
+        </w:rPr>
+      </w:pPr>
+      <w:r>
+        <w:rPr>
+          <w:noProof/>
+          <w:lang w:val="en-SK"/>
+        </w:rPr>
+        <w:t>Navigácia medzi jednotlivými časťami aplikácie je riešená prostredníctvom navigačného panela, ktorý umožňuje rýchly prístup k správe produktov, pridávaniu nových produktov, nastaveniam a odhláseniu používateľa. Takéto riešenie znižuje počet krokov potrebných na vykonanie jednotlivých operácií a zvyšuje efektivitu práce obsluhy.</w:t>
+      </w:r>
+    </w:p>
+    <w:p>
+      <w:pPr>
+        <w:pStyle w:val="Kapitola"/>
+        <w:numPr>
+          <w:ilvl w:val="1"/>
+          <w:numId w:val="3"/>
+        </w:numPr>
+        <w:rPr>
+          <w:noProof/>
+        </w:rPr>
+      </w:pPr>
+      <w:r>
+        <w:t>Ergonomické zásady a intuitívne ovládanie</w:t>
+      </w:r>
+    </w:p>
+    <w:p>
+      <w:pPr>
+        <w:pStyle w:val="text"/>
+        <w:rPr>
+          <w:noProof/>
+          <w:lang w:val="en-SK"/>
+        </w:rPr>
+      </w:pPr>
+      <w:r>
+        <w:rPr>
+          <w:noProof/>
+          <w:lang w:val="en-SK"/>
+        </w:rPr>
+        <w:t>Pri implementácii používateľského rozhrania boli zohľadnené základné ergonomické zásady, ktoré sú dôležité najmä pri aplikáciách určených na dlhodobé používanie. Ovládacie prvky sú dostatočne veľké, jasne označené a umiestnené tak, aby sa minimalizovalo riziko nesprávneho kliknutia. Najčastejšie používané funkcie sú dostupné bez potreby prepínania medzi viacerými obrazovkami.</w:t>
+      </w:r>
+    </w:p>
+    <w:p>
+      <w:pPr>
+        <w:pStyle w:val="text"/>
+        <w:rPr>
+          <w:noProof/>
+          <w:lang w:val="en-SK"/>
+        </w:rPr>
+      </w:pPr>
+      <w:r>
+        <w:rPr>
+          <w:noProof/>
+          <w:lang w:val="en-SK"/>
+        </w:rPr>
+        <w:t>Intuitívnosť ovládania bola dosiahnutá najmä logickým rozdelením obrazoviek a konzistentným správaním aplikácie. Používateľ sa po krátkom oboznámení s rozhraním dokáže v aplikácii orientovať bez potreby ďalších inštrukcií. Každá obrazovka má jasne definovaný účel a neobsahuje funkcie, ktoré by s danou činnosťou nesúviseli.</w:t>
+      </w:r>
+    </w:p>
+    <w:p>
+      <w:pPr>
+        <w:pStyle w:val="text"/>
+        <w:rPr>
+          <w:noProof/>
+          <w:lang w:val="en-SK"/>
+        </w:rPr>
+      </w:pPr>
+      <w:r>
+        <w:rPr>
+          <w:noProof/>
+          <w:lang w:val="en-SK"/>
+        </w:rPr>
+        <w:t>Dôležitou súčasťou rozhrania je aj vizuálna spätná väzba. Aplikácia používateľa informuje o výsledku jeho akcií prostredníctvom systémových hlášok. Úspešné operácie, chyby a upozornenia sú farebne odlíšené, čo umožňuje rýchlu orientáciu aj v prípade, že používateľ nečíta celý text hlášky.</w:t>
+      </w:r>
+    </w:p>
+    <w:p>
+      <w:pPr>
+        <w:pStyle w:val="Kapitola"/>
+        <w:numPr>
+          <w:ilvl w:val="1"/>
+          <w:numId w:val="3"/>
+        </w:numPr>
+        <w:rPr>
+          <w:noProof/>
+        </w:rPr>
+      </w:pPr>
+      <w:r>
+        <w:t>Práca s chybovými stavmi a spätná väzba používateľovi</w:t>
+      </w:r>
+    </w:p>
+    <w:p>
+      <w:pPr>
+        <w:pStyle w:val="text"/>
+        <w:rPr>
+          <w:noProof/>
+          <w:lang w:val="en-SK"/>
+        </w:rPr>
+      </w:pPr>
+      <w:r>
+        <w:rPr>
+          <w:noProof/>
+          <w:lang w:val="en-SK"/>
+        </w:rPr>
+        <w:t xml:space="preserve">Používateľské rozhranie aplikácie EPOS bolo navrhnuté tak, aby dokázalo efektívne pracovať aj s chybovými stavmi. Pri zadávaní údajov alebo pri práci s databázou môže dôjsť k situáciám, ktoré si vyžadujú upozornenie používateľa. Tieto </w:t>
+      </w:r>
+      <w:r>
+        <w:rPr>
+          <w:noProof/>
+          <w:lang w:val="en-SK"/>
+        </w:rPr>
+        <w:lastRenderedPageBreak/>
+        <w:t>situácie sú riešené prostredníctvom chybových hlášok, ktoré sú jasné, stručné a jednoznačné.</w:t>
+      </w:r>
+    </w:p>
+    <w:p>
+      <w:pPr>
+        <w:pStyle w:val="text"/>
+        <w:rPr>
+          <w:noProof/>
+          <w:lang w:val="en-SK"/>
+        </w:rPr>
+      </w:pPr>
+      <w:r>
+        <w:rPr>
+          <w:noProof/>
+          <w:lang w:val="en-SK"/>
+        </w:rPr>
+        <w:t>Chybové hlášky sú vizuálne odlíšené červenou farbou, upozornenia žltou a úspešné operácie zelenou. Farebné rozlíšenie je použité konzistentne v celej aplikácii, čím sa znižuje riziko nepochopenia významu jednotlivých správ. Používateľ tak okamžite vie, či operácia prebehla úspešne alebo je potrebné vykonať nápravu.</w:t>
+      </w:r>
+    </w:p>
+    <w:p>
+      <w:pPr>
+        <w:pStyle w:val="text"/>
+        <w:rPr>
+          <w:noProof/>
+          <w:lang w:val="en-SK"/>
+        </w:rPr>
+      </w:pPr>
+      <w:r>
+        <w:rPr>
+          <w:noProof/>
+          <w:lang w:val="en-SK"/>
+        </w:rPr>
+        <w:t>Spätná väzba zo strany aplikácie zohráva dôležitú úlohu pri budovaní dôvery používateľa v systém. Jasné informovanie o stave aplikácie znižuje počet chýb pri obsluhe a prispieva k plynulejšiemu priebehu práce. V prípade pokladničného systému, kde je rýchlosť a presnosť kľúčová, je takýto prístup nevyhnutný.</w:t>
+      </w:r>
+    </w:p>
+    <w:p>
+      <w:pPr>
+        <w:pStyle w:val="text"/>
+        <w:rPr>
+          <w:noProof/>
+          <w:lang w:val="en-SK"/>
+        </w:rPr>
+      </w:pPr>
+      <w:r>
+        <w:rPr>
+          <w:noProof/>
+        </w:rPr>
+        <w:br w:type="page"/>
+      </w:r>
+    </w:p>
+    <w:p>
+      <w:pPr>
+        <w:pStyle w:val="Kapitola"/>
+        <w:rPr>
+          <w:noProof/>
+        </w:rPr>
+      </w:pPr>
+      <w:r>
+        <w:lastRenderedPageBreak/>
+        <w:t>IMPLEMENTÁCIA FUNKČNÝCH ČASTÍ SYSTÉMU</w:t>
+      </w:r>
+    </w:p>
+    <w:p>
+      <w:pPr>
+        <w:pStyle w:val="text"/>
+        <w:rPr>
+          <w:noProof/>
+          <w:lang w:val="en-SK"/>
+        </w:rPr>
+      </w:pPr>
+      <w:r>
+        <w:rPr>
+          <w:noProof/>
+          <w:lang w:val="en-SK"/>
+        </w:rPr>
+        <w:t>Táto kapitola sa venuje implementácii hlavných funkčných častí pokladničného systému EPOS z pohľadu používateľského rozhrania a jeho prepojenia na aplikačnú logiku. Funkčné časti systému predstavujú jadro celej aplikácie, pretože zabezpečujú reálnu prácu s nákupom, produktmi a používateľmi. Cieľom implementácie bolo vytvoriť systém, ktorý je spoľahlivý, prehľadný a zároveň dostatočne jednoduchý na každodenné používanie v prevádzke.</w:t>
+      </w:r>
+    </w:p>
+    <w:p>
+      <w:pPr>
+        <w:pStyle w:val="text"/>
+        <w:rPr>
+          <w:noProof/>
+          <w:lang w:val="en-SK"/>
+        </w:rPr>
+      </w:pPr>
+      <w:r>
+        <w:rPr>
+          <w:noProof/>
+          <w:lang w:val="en-SK"/>
+        </w:rPr>
+        <w:t>Pri návrhu a implementácii funkcionalít sa kládol dôraz na plynulosť práce a minimalizáciu zbytočných krokov. Jednotlivé funkcie boli navrhnuté tak, aby logicky nadväzovali jedna na druhú a používateľ nemusel premýšľať nad tým, kde sa nachádza alebo aký krok má vykonať ako ďalší. Implementácia rešpektuje princíp, že pokladničný systém má obsluhu podporovať, nie spomaľovať.</w:t>
+      </w:r>
+    </w:p>
+    <w:p>
+      <w:pPr>
+        <w:pStyle w:val="text"/>
+        <w:rPr>
+          <w:noProof/>
+          <w:lang w:val="en-SK"/>
+        </w:rPr>
+      </w:pPr>
+      <w:r>
+        <w:rPr>
+          <w:noProof/>
+          <w:lang w:val="en-SK"/>
+        </w:rPr>
+        <w:t>Systém EPOS je navrhnutý ako modulárny, pričom jednotlivé funkčné časti sú oddelené do samostatných obrazoviek a logických celkov. Tento prístup umožňuje lepšiu orientáciu v aplikácii, jednoduchšiu údržbu a zároveň vytvára priestor na budúce rozšírenia systému o ďalšie funkcie.</w:t>
+      </w:r>
+    </w:p>
+    <w:p>
+      <w:pPr>
+        <w:pStyle w:val="Kapitola"/>
+        <w:numPr>
+          <w:ilvl w:val="1"/>
+          <w:numId w:val="3"/>
+        </w:numPr>
+        <w:rPr>
+          <w:noProof/>
+        </w:rPr>
+      </w:pPr>
+      <w:r>
+        <w:t>Prihlasovanie používateľa a zabezpečenie prístupu</w:t>
+      </w:r>
+    </w:p>
+    <w:p>
+      <w:pPr>
+        <w:pStyle w:val="text"/>
+        <w:rPr>
+          <w:noProof/>
+          <w:lang w:val="en-SK"/>
+        </w:rPr>
+      </w:pPr>
+      <w:r>
+        <w:rPr>
+          <w:noProof/>
+          <w:lang w:val="en-SK"/>
+        </w:rPr>
+        <w:t>Po spustení aplikácie je používateľ vyzvaný na prihlásenie pomocou štvorciferného číselného kódu pokladníka. Tento spôsob autentifikácie bol zvolený z dôvodu jednoduchosti a rýchlosti, ktoré sú v prostredí malej prevádzky kľúčové. Kód je uložený v databáze a jeho správnosť je overovaná ešte pred sprístupnením hlavného rozhrania aplikácie.</w:t>
+      </w:r>
+    </w:p>
+    <w:p>
+      <w:pPr>
+        <w:pStyle w:val="text"/>
+        <w:rPr>
+          <w:noProof/>
+          <w:lang w:val="en-SK"/>
+        </w:rPr>
+      </w:pPr>
+      <w:r>
+        <w:rPr>
+          <w:noProof/>
+          <w:lang w:val="en-SK"/>
+        </w:rPr>
+        <w:t>Po úspešnom prihlásení je používateľ presmerovaný na hlavnú obrazovku systému, kde môže okamžite začať pracovať s nákupom. V prípade nesprávne zadaného kódu je používateľ upozornený chybovou hláškou a nemá prístup k ďalším funkciám systému. Kód pokladníka je možné meniť v nastaveniach aplikácie, čo umožňuje základnú správu prístupov bez potreby zásahu do databázy alebo zdrojového kódu aplikácie.</w:t>
+      </w:r>
+    </w:p>
+    <w:p>
+      <w:pPr>
+        <w:pStyle w:val="Kapitola"/>
+        <w:numPr>
+          <w:ilvl w:val="1"/>
+          <w:numId w:val="3"/>
+        </w:numPr>
+        <w:rPr>
+          <w:noProof/>
+        </w:rPr>
+      </w:pPr>
+      <w:r>
+        <w:t>Hlavná obrazovka a blokovanie nákupu</w:t>
+      </w:r>
+    </w:p>
+    <w:p>
+      <w:pPr>
+        <w:pStyle w:val="text"/>
+        <w:rPr>
+          <w:noProof/>
+          <w:lang w:val="en-SK"/>
+        </w:rPr>
+      </w:pPr>
+      <w:r>
+        <w:rPr>
+          <w:noProof/>
+          <w:lang w:val="en-SK"/>
+        </w:rPr>
+        <w:t xml:space="preserve">Hlavná obrazovka predstavuje centrálny bod celej aplikácie EPOS. Slúži na samotné blokovanie nákupu a poskytuje používateľovi prehľad o všetkých aktuálne </w:t>
+      </w:r>
+      <w:r>
+        <w:rPr>
+          <w:noProof/>
+          <w:lang w:val="en-SK"/>
+        </w:rPr>
+        <w:lastRenderedPageBreak/>
+        <w:t>vykonávaných operáciách. Na tejto obrazovke sa zobrazuje zoznam naskenovaných alebo manuálne pridaných produktov spolu so základnými informáciami, ako je názov produktu a cena.</w:t>
+      </w:r>
+    </w:p>
+    <w:p>
+      <w:pPr>
+        <w:pStyle w:val="text"/>
+        <w:rPr>
+          <w:noProof/>
+          <w:lang w:val="en-SK"/>
+        </w:rPr>
+      </w:pPr>
+      <w:r>
+        <w:rPr>
+          <w:noProof/>
+          <w:lang w:val="en-SK"/>
+        </w:rPr>
+        <w:t>Produkty je možné pridávať dvoma spôsobmi. Prvým je skenovanie čiarového kódu pomocou kamery, ktorá je do aplikácie prenášaná prostredníctvom mobilného zariadenia a nástroja DroidCam. Druhým spôsobom je manuálne zadanie čiarového kódu, ktoré slúži ako alternatíva v prípade technických problémov alebo nečitateľného kódu. Po pridaní produktu systém okamžite vyhľadá zodpovedajúci záznam v databáze a zobrazí ho v zozname nákupu.</w:t>
+      </w:r>
+    </w:p>
+    <w:p>
+      <w:pPr>
+        <w:pStyle w:val="text"/>
+        <w:rPr>
+          <w:noProof/>
+          <w:lang w:val="en-SK"/>
+        </w:rPr>
+      </w:pPr>
+      <w:r>
+        <w:rPr>
+          <w:noProof/>
+          <w:lang w:val="en-SK"/>
+        </w:rPr>
+        <w:t>Súčasťou hlavnej obrazovky je aj náhľad bločku, ktorý sa priebežne aktualizuje s každým pridaným produktom. Používateľ tak má neustály prehľad o obsahu nákupu a môže okamžite odhaliť prípadné chyby ešte pred jeho dokončením.</w:t>
+      </w:r>
+    </w:p>
+    <w:p>
+      <w:pPr>
+        <w:pStyle w:val="Kapitola"/>
+        <w:numPr>
+          <w:ilvl w:val="1"/>
+          <w:numId w:val="3"/>
+        </w:numPr>
+        <w:rPr>
+          <w:noProof/>
+        </w:rPr>
+      </w:pPr>
+      <w:r>
+        <w:t>Správa produktov a úprava údajov</w:t>
+      </w:r>
+    </w:p>
+    <w:p>
+      <w:pPr>
+        <w:pStyle w:val="text"/>
+        <w:rPr>
+          <w:noProof/>
+          <w:lang w:val="en-SK"/>
+        </w:rPr>
+      </w:pPr>
+      <w:r>
+        <w:rPr>
+          <w:noProof/>
+          <w:lang w:val="en-SK"/>
+        </w:rPr>
+        <w:t>Systém EPOS obsahuje samostatnú funkčnú časť určenú na správu produktov uložených v databáze. Táto obrazovka zobrazuje prehľad všetkých dostupných produktov a umožňuje používateľovi vykonávať základné operácie, ako je úprava alebo odstránenie produktu. Správa produktov je dôležitá najmä v prípade zmien cien alebo opravy nesprávne zadaných údajov.</w:t>
+      </w:r>
+    </w:p>
+    <w:p>
+      <w:pPr>
+        <w:pStyle w:val="text"/>
+        <w:rPr>
+          <w:noProof/>
+          <w:lang w:val="en-SK"/>
+        </w:rPr>
+      </w:pPr>
+      <w:r>
+        <w:rPr>
+          <w:noProof/>
+          <w:lang w:val="en-SK"/>
+        </w:rPr>
+        <w:t>Pridávanie nových produktov je realizované prostredníctvom dedikovanej obrazovky, ktorá obsahuje formulár na zadanie čiarového kódu a základných informácií o produkte. Tento spôsob umožňuje jednoducho rozširovať databázu produktov bez potreby technických zásahov. Správna evidencia produktov je kľúčová pre bezchybné fungovanie pokladničného systému a presné blokovanie nákupov.</w:t>
+      </w:r>
+    </w:p>
+    <w:p>
+      <w:pPr>
+        <w:pStyle w:val="Kapitola"/>
+        <w:numPr>
+          <w:ilvl w:val="1"/>
+          <w:numId w:val="3"/>
+        </w:numPr>
+        <w:rPr>
+          <w:noProof/>
+        </w:rPr>
+      </w:pPr>
+      <w:r>
+        <w:t>Nastavenia aplikácie a odhlásenie používateľa</w:t>
+      </w:r>
+    </w:p>
+    <w:p>
+      <w:pPr>
+        <w:pStyle w:val="text"/>
+        <w:rPr>
+          <w:noProof/>
+          <w:lang w:val="en-SK"/>
+        </w:rPr>
+      </w:pPr>
+      <w:r>
+        <w:rPr>
+          <w:noProof/>
+          <w:lang w:val="en-SK"/>
+        </w:rPr>
+        <w:t>Nastavenia aplikácie umožňujú používateľovi prispôsobiť základné parametre systému konkrétnym podmienkam prevádzky. V tejto časti je možné meniť aktívnu kameru používanú na skenovanie čiarových kódov a upravovať prihlasovací kód pokladníka. Takéto riešenie zvyšuje flexibilitu systému a umožňuje jeho jednoduché prispôsobenie bez potreby zásahu vývojára.</w:t>
+      </w:r>
+    </w:p>
+    <w:p>
+      <w:pPr>
+        <w:pStyle w:val="text"/>
+        <w:rPr>
+          <w:noProof/>
+          <w:lang w:val="en-SK"/>
+        </w:rPr>
+      </w:pPr>
+      <w:r>
+        <w:rPr>
+          <w:noProof/>
+          <w:lang w:val="en-SK"/>
+        </w:rPr>
+        <w:t xml:space="preserve">Odhlásenie používateľa je dostupné priamo z navigačného panela aplikácie. Po odhlásení sa systém vráti na prihlasovaciu obrazovku a znemožní ďalšiu prácu bez </w:t>
+      </w:r>
+      <w:r>
+        <w:rPr>
+          <w:noProof/>
+          <w:lang w:val="en-SK"/>
+        </w:rPr>
+        <w:lastRenderedPageBreak/>
+        <w:t>opätovného zadania kódu. Tento mechanizmus zabezpečuje základnú ochranu pred neoprávneným používaním systému v prípade opustenia pracoviska.</w:t>
+      </w:r>
+    </w:p>
+    <w:p>
+      <w:pPr>
+        <w:pStyle w:val="Kapitola"/>
+        <w:numPr>
+          <w:ilvl w:val="1"/>
+          <w:numId w:val="3"/>
+        </w:numPr>
+        <w:rPr>
+          <w:noProof/>
+        </w:rPr>
+      </w:pPr>
+      <w:r>
+        <w:t>Generovanie a spracovanie bločku</w:t>
+      </w:r>
+    </w:p>
+    <w:p>
+      <w:pPr>
+        <w:pStyle w:val="text"/>
+        <w:rPr>
+          <w:noProof/>
+          <w:lang w:val="en-SK"/>
+        </w:rPr>
+      </w:pPr>
+      <w:r>
+        <w:rPr>
+          <w:noProof/>
+          <w:lang w:val="en-SK"/>
+        </w:rPr>
+        <w:t>Po dokončení nákupu má používateľ možnosť vygenerovať bloček vo formáte PDF. Generovanie bločku je realizované na základe údajov o aktuálnom nákupe, ktoré sú počas celého procesu priebežne aktualizované. Používateľ si môže bloček stiahnuť do zariadenia a následne ho vytlačiť pomocou bežnej tlačiarne.</w:t>
+      </w:r>
+    </w:p>
+    <w:p>
+      <w:pPr>
+        <w:pStyle w:val="text"/>
+        <w:rPr>
+          <w:noProof/>
+          <w:lang w:val="en-SK"/>
+        </w:rPr>
+      </w:pPr>
+      <w:r>
+        <w:rPr>
+          <w:noProof/>
+          <w:lang w:val="en-SK"/>
+        </w:rPr>
+        <w:t>Bloček nie je automaticky ukladaný do databázy systému, čo zjednodušuje implementáciu a znižuje nároky na ukladanie dát. Používateľ má plnú kontrolu nad tým, či bloček uloží alebo vytlačí. Tento prístup je vhodný najmä pre menšie prevádzky, kde nie je potrebná rozsiahla archivácia nákupov priamo v systéme.</w:t>
+      </w:r>
+    </w:p>
+    <w:p>
+      <w:pPr>
+        <w:pStyle w:val="Kapitola"/>
+        <w:rPr>
+          <w:noProof/>
+        </w:rPr>
+      </w:pPr>
+      <w:r>
+        <w:rPr>
+          <w:noProof/>
+        </w:rPr>
+        <w:br w:type="page"/>
+      </w:r>
+      <w:r>
+        <w:lastRenderedPageBreak/>
+        <w:t>TESTOVANIE A OPTIMALIZÁCIA APLIKÁCIE</w:t>
+      </w:r>
+    </w:p>
+    <w:p>
+      <w:pPr>
+        <w:pStyle w:val="text"/>
+        <w:rPr>
+          <w:noProof/>
+          <w:lang w:val="en-SK"/>
+        </w:rPr>
+      </w:pPr>
+      <w:r>
+        <w:rPr>
+          <w:noProof/>
+          <w:lang w:val="en-SK"/>
+        </w:rPr>
+        <w:t>Testovanie a optimalizácia aplikácie EPOS predstavovali dôležitú fázu vývoja, ktorej cieľom bolo overiť funkčnosť systému, jeho stabilitu a najmä použiteľnosť z pohľadu koncového používateľa. Keďže ide o pokladničný systém určený na každodenné používanie, bolo nevyhnutné zabezpečiť, aby aplikácia fungovala spoľahlivo, reagovala rýchlo a nespôsobovala zbytočné komplikácie pri obsluhe zákazníkov.</w:t>
+      </w:r>
+    </w:p>
+    <w:p>
+      <w:pPr>
+        <w:pStyle w:val="text"/>
+        <w:rPr>
+          <w:noProof/>
+          <w:lang w:val="en-SK"/>
+        </w:rPr>
+      </w:pPr>
+      <w:r>
+        <w:rPr>
+          <w:noProof/>
+          <w:lang w:val="en-SK"/>
+        </w:rPr>
+        <w:t>Testovanie neprebiehalo len formou technickej kontroly funkcií, ale aj ako proces postupného vylepšovania používateľského rozhrania. Počas vývoja sa ukázalo, že aj funkčne správna aplikácia môže byť pre používateľa neprehľadná alebo zbytočne komplikovaná. Z tohto dôvodu bola významná časť testovania zameraná na identifikáciu problémov v intuitívnosti ovládania a následnú optimalizáciu rozhrania.</w:t>
+      </w:r>
+    </w:p>
+    <w:p>
+      <w:pPr>
+        <w:pStyle w:val="Kapitola"/>
+        <w:numPr>
+          <w:ilvl w:val="1"/>
+          <w:numId w:val="3"/>
+        </w:numPr>
+        <w:rPr>
+          <w:noProof/>
+        </w:rPr>
+      </w:pPr>
+      <w:r>
+        <w:t>Spôsob a priebeh testovania aplikácie</w:t>
+      </w:r>
+    </w:p>
+    <w:p>
+      <w:pPr>
+        <w:pStyle w:val="text"/>
+        <w:rPr>
+          <w:noProof/>
+          <w:lang w:val="en-SK"/>
+        </w:rPr>
+      </w:pPr>
+      <w:r>
+        <w:rPr>
+          <w:noProof/>
+          <w:lang w:val="en-SK"/>
+        </w:rPr>
+        <w:t>Testovanie aplikácie EPOS prebiehalo priebežne počas celého vývoja, pričom sa kombinovalo interné testovanie s testovaním z pohľadu používateľa. Na testovaní sa podieľali obaja členovia tímu, pričom každý z nich sa zameriaval na inú oblasť systému. Autor práce testoval najmä používateľské rozhranie, logiku ovládania a prehľadnosť jednotlivých obrazoviek, zatiaľ čo druhý člen tímu sa venoval testovaniu backendovej logiky a práce s databázou.</w:t>
+      </w:r>
+    </w:p>
+    <w:p>
+      <w:pPr>
+        <w:pStyle w:val="text"/>
+        <w:rPr>
+          <w:noProof/>
+          <w:lang w:val="en-SK"/>
+        </w:rPr>
+      </w:pPr>
+      <w:r>
+        <w:rPr>
+          <w:noProof/>
+          <w:lang w:val="en-SK"/>
+        </w:rPr>
+        <w:t>Testovanie prebiehalo formou simulácie reálnej prevádzky pokladničného systému. Scenáre testovania zahŕňali prihlasovanie pokladníka, blokovanie rôznych kombinácií produktov, prácu s čiarovými kódmi, správu produktov a generovanie bločkov. Takýto prístup umožnil odhaliť problémy, ktoré by sa pri izolovanom testovaní jednotlivých funkcií nemuseli prejaviť.</w:t>
+      </w:r>
+    </w:p>
+    <w:p>
+      <w:pPr>
+        <w:pStyle w:val="Kapitola"/>
+        <w:numPr>
+          <w:ilvl w:val="1"/>
+          <w:numId w:val="3"/>
+        </w:numPr>
+        <w:rPr>
+          <w:noProof/>
+        </w:rPr>
+      </w:pPr>
+      <w:r>
+        <w:t>Identifikácia problémov a nedostatkov</w:t>
+      </w:r>
+    </w:p>
+    <w:p>
+      <w:pPr>
+        <w:pStyle w:val="text"/>
+        <w:rPr>
+          <w:noProof/>
+          <w:lang w:val="en-SK"/>
+        </w:rPr>
+      </w:pPr>
+      <w:r>
+        <w:rPr>
+          <w:noProof/>
+          <w:lang w:val="en-SK"/>
+        </w:rPr>
+        <w:t>Počas testovania boli identifikované viaceré nedostatky, ktoré sa týkali najmä používateľského rozhrania a celkovej intuitívnosti aplikácie. Ukázalo sa, že niektoré prvky na hlavnej obrazovke boli zbytočné alebo nejednoznačné, čo mohlo používateľa mýliť a spomaľovať jeho prácu. Tieto problémy sa prejavili najmä pri prvom kontakte s aplikáciou, keď používateľ ešte nepoznal jej štruktúru.</w:t>
+      </w:r>
+    </w:p>
+    <w:p>
+      <w:pPr>
+        <w:pStyle w:val="text"/>
+        <w:rPr>
+          <w:noProof/>
+          <w:lang w:val="en-SK"/>
+        </w:rPr>
+      </w:pPr>
+      <w:r>
+        <w:rPr>
+          <w:noProof/>
+          <w:lang w:val="en-SK"/>
+        </w:rPr>
+        <w:t xml:space="preserve">Ďalším identifikovaným problémom bola nadmerná komplexnosť niektorých obrazoviek, kde bolo zobrazených príliš veľa informácií naraz. Hoci všetky údaje boli technicky správne, ich množstvo mohlo viesť k zníženiu prehľadnosti a zvýšeniu rizika </w:t>
+      </w:r>
+      <w:r>
+        <w:rPr>
+          <w:noProof/>
+          <w:lang w:val="en-SK"/>
+        </w:rPr>
+        <w:lastRenderedPageBreak/>
+        <w:t>chýb pri obsluhe. Tieto zistenia viedli k potrebe prehodnotiť rozloženie prvkov a zjednodušiť pracovné postupy.</w:t>
+      </w:r>
+    </w:p>
+    <w:p>
+      <w:pPr>
+        <w:pStyle w:val="Kapitola"/>
+        <w:numPr>
+          <w:ilvl w:val="1"/>
+          <w:numId w:val="3"/>
+        </w:numPr>
+        <w:rPr>
+          <w:noProof/>
+        </w:rPr>
+      </w:pPr>
+      <w:r>
+        <w:t>Optimalizácia používateľského rozhrania</w:t>
+      </w:r>
+    </w:p>
+    <w:p>
+      <w:pPr>
+        <w:pStyle w:val="text"/>
+        <w:rPr>
+          <w:noProof/>
+          <w:lang w:val="en-SK"/>
+        </w:rPr>
+      </w:pPr>
+      <w:r>
+        <w:rPr>
+          <w:noProof/>
+          <w:lang w:val="en-SK"/>
+        </w:rPr>
+        <w:t>Na základe výsledkov testovania boli vykonané viaceré úpravy používateľského rozhrania s cieľom zvýšiť jeho intuitívnosť a efektivitu. Hlavná obrazovka aplikácie bola prepracovaná tak, aby obsahovala len najdôležitejšie informácie potrebné na blokovanie nákupu. Menej používané funkcie boli presunuté do samostatných sekcií aplikácie.</w:t>
+      </w:r>
+    </w:p>
+    <w:p>
+      <w:pPr>
+        <w:pStyle w:val="text"/>
+        <w:rPr>
+          <w:noProof/>
+          <w:lang w:val="en-SK"/>
+        </w:rPr>
+      </w:pPr>
+      <w:r>
+        <w:rPr>
+          <w:noProof/>
+          <w:lang w:val="en-SK"/>
+        </w:rPr>
+        <w:t>Optimalizácia sa zamerala aj na zjednodušenie ovládania. Počet krokov potrebných na vykonanie základných operácií bol minimalizovaný a ovládacie prvky boli preskupené tak, aby zodpovedali prirodzenému pracovnému postupu pokladníka. Týmto spôsobom sa podarilo dosiahnuť plynulejší priebeh práce a znížiť mentálnu záťaž používateľa.</w:t>
+      </w:r>
+    </w:p>
+    <w:p>
+      <w:pPr>
+        <w:pStyle w:val="text"/>
+        <w:rPr>
+          <w:noProof/>
+          <w:lang w:val="en-SK"/>
+        </w:rPr>
+      </w:pPr>
+      <w:r>
+        <w:rPr>
+          <w:noProof/>
+          <w:lang w:val="en-SK"/>
+        </w:rPr>
+        <w:t>Dôležitou súčasťou optimalizácie bolo aj zlepšenie spätnej väzby zo strany aplikácie. Systémové hlášky boli upravené tak, aby boli jasnejšie a jednoznačnejšie, čím sa znížila pravdepodobnosť nesprávnej interpretácie stavu aplikácie.</w:t>
+      </w:r>
+    </w:p>
+    <w:p>
+      <w:pPr>
+        <w:pStyle w:val="Kapitola"/>
+        <w:numPr>
+          <w:ilvl w:val="1"/>
+          <w:numId w:val="3"/>
+        </w:numPr>
+        <w:rPr>
+          <w:noProof/>
+        </w:rPr>
+      </w:pPr>
+      <w:r>
+        <w:t>Overenie použiteľnosti po úpravách</w:t>
+      </w:r>
+    </w:p>
+    <w:p>
+      <w:pPr>
+        <w:pStyle w:val="text"/>
+        <w:rPr>
+          <w:noProof/>
+          <w:lang w:val="en-SK"/>
+        </w:rPr>
+      </w:pPr>
+      <w:r>
+        <w:rPr>
+          <w:noProof/>
+          <w:lang w:val="en-SK"/>
+        </w:rPr>
+        <w:t>Po vykonaní optimalizačných úprav bolo aplikáciu potrebné opätovne otestovať, aby sa overilo, či zmeny priniesli požadovaný efekt. Opakované testovanie potvrdilo, že prepracované rozhranie je pre používateľa prehľadnejšie a jednoduchšie na ovládanie. Používatelia sa v aplikácii dokázali rýchlejšie zorientovať a vykonávať jednotlivé operácie s menším počtom chýb.</w:t>
+      </w:r>
+    </w:p>
+    <w:p>
+      <w:pPr>
+        <w:pStyle w:val="text"/>
+        <w:rPr>
+          <w:noProof/>
+          <w:lang w:val="en-SK"/>
+        </w:rPr>
+      </w:pPr>
+      <w:r>
+        <w:rPr>
+          <w:noProof/>
+          <w:lang w:val="en-SK"/>
+        </w:rPr>
+        <w:t>Zlepšená intuitívnosť ovládania mala pozitívny vplyv aj na celkový dojem z aplikácie. Používateľské rozhranie pôsobilo kompaktnejšie a menej rušivo, čo je v prostredí pokladničného systému mimoriadne dôležité. Výsledky testovania potvrdili, že optimalizácia rozhrania je nevyhnutnou súčasťou vývoja aplikácie a výrazne prispieva k jej praktickej použiteľnosti.</w:t>
+      </w:r>
+    </w:p>
+    <w:p>
+      <w:pPr>
+        <w:pStyle w:val="Kapitola"/>
+        <w:rPr>
+          <w:noProof/>
+        </w:rPr>
+      </w:pPr>
+      <w:r>
+        <w:rPr>
+          <w:noProof/>
+        </w:rPr>
+        <w:br w:type="page"/>
+      </w:r>
+      <w:r>
+        <w:lastRenderedPageBreak/>
+        <w:t>DISKUSIA, OBMEDZENIA A MOŽNOSTI ROZŠÍRENIA</w:t>
+      </w:r>
+    </w:p>
+    <w:p>
+      <w:pPr>
+        <w:pStyle w:val="text"/>
+        <w:rPr>
+          <w:noProof/>
+          <w:lang w:val="en-SK"/>
+        </w:rPr>
+      </w:pPr>
+      <w:r>
+        <w:rPr>
+          <w:noProof/>
+          <w:lang w:val="en-SK"/>
+        </w:rPr>
+        <w:t>Pri vývoji pokladničného systému EPOS sa ukázalo, že aj relatívne jednoduchá aplikácia môže priniesť množstvo rozhodnutí, kompromisov a technických obmedzení. Táto kapitola sa preto nezameriava na opis implementácie, ale na zhodnotenie vytvoreného riešenia, jeho silné a slabé stránky a možnosti ďalšieho rozvoja systému v prípade jeho reálneho nasadenia.</w:t>
+      </w:r>
+    </w:p>
+    <w:p>
+      <w:pPr>
+        <w:pStyle w:val="text"/>
+        <w:rPr>
+          <w:noProof/>
+          <w:lang w:val="en-SK"/>
+        </w:rPr>
+      </w:pPr>
+      <w:r>
+        <w:rPr>
+          <w:noProof/>
+          <w:lang w:val="en-SK"/>
+        </w:rPr>
+        <w:t>Výsledný systém spĺňa základné požiadavky kladené na pokladničnú aplikáciu v prostredí malej prevádzky. Umožňuje rýchlu obsluhu, prehľadné blokovanie produktov a generovanie bločku. Zároveň však odráža aj limity školského projektu, časové obmedzenia a zvolenú technológiu, ktoré mali priamy vplyv na rozsah implementovaných funkcií.</w:t>
+      </w:r>
+    </w:p>
+    <w:p>
+      <w:pPr>
+        <w:pStyle w:val="Kapitola"/>
+        <w:numPr>
+          <w:ilvl w:val="1"/>
+          <w:numId w:val="3"/>
+        </w:numPr>
+        <w:rPr>
+          <w:noProof/>
+        </w:rPr>
+      </w:pPr>
+      <w:r>
+        <w:t>Zhodnotenie navrhnutého riešenia</w:t>
+      </w:r>
+    </w:p>
+    <w:p>
+      <w:pPr>
+        <w:pStyle w:val="text"/>
+        <w:rPr>
+          <w:noProof/>
+          <w:lang w:val="en-SK"/>
+        </w:rPr>
+      </w:pPr>
+      <w:r>
+        <w:rPr>
+          <w:noProof/>
+          <w:lang w:val="en-SK"/>
+        </w:rPr>
+        <w:t>Z pohľadu používateľského rozhrania možno riešenie hodnotiť ako prehľadné a intuitívne. Aplikácia je navrhnutá tak, aby používateľa nezaťažovala nadbytočnými prvkami a umožnila mu sústrediť sa na samotný proces predaja. Minimalistický dizajn a logické rozdelenie obrazoviek prispievajú k rýchlej orientácii v systéme aj pri prvom použití.</w:t>
+      </w:r>
+    </w:p>
+    <w:p>
+      <w:pPr>
+        <w:pStyle w:val="text"/>
+        <w:rPr>
+          <w:noProof/>
+          <w:lang w:val="en-SK"/>
+        </w:rPr>
+      </w:pPr>
+      <w:r>
+        <w:rPr>
+          <w:noProof/>
+          <w:lang w:val="en-SK"/>
+        </w:rPr>
+        <w:t>Pozitívne možno hodnotiť aj zvolený pracovný postup pokladníka, ktorý zodpovedá reálnym procesom v predajni. Prihlasovanie pomocou kódu, priebežné zobrazovanie nákupu a náhľad bločku vytvárajú ucelený pracovný tok, ktorý pôsobí prirodzene a zrozumiteľne.</w:t>
+      </w:r>
+    </w:p>
+    <w:p>
+      <w:pPr>
+        <w:pStyle w:val="Kapitola"/>
+        <w:numPr>
+          <w:ilvl w:val="1"/>
+          <w:numId w:val="3"/>
+        </w:numPr>
+        <w:rPr>
+          <w:noProof/>
+        </w:rPr>
+      </w:pPr>
+      <w:r>
+        <w:t>Technické a časové obmedzenia projektu</w:t>
+      </w:r>
+    </w:p>
+    <w:p>
+      <w:pPr>
+        <w:pStyle w:val="text"/>
+        <w:rPr>
+          <w:noProof/>
+          <w:lang w:val="en-SK"/>
+        </w:rPr>
+      </w:pPr>
+      <w:r>
+        <w:rPr>
+          <w:noProof/>
+          <w:lang w:val="en-SK"/>
+        </w:rPr>
+        <w:t>Jedným z hlavných obmedzení projektu bola zvolená technológia Windows Forms. Hoci táto technológia umožňuje vytvárať stabilné desktopové aplikácie, jej použitie je viazané na operačný systém Windows. To znamená, že aplikácia nie je prenositeľná na iné platformy, ako sú macOS alebo Linux, čo môže predstavovať limit pri širšom nasadení systému.</w:t>
+      </w:r>
+    </w:p>
+    <w:p>
+      <w:pPr>
+        <w:pStyle w:val="text"/>
+        <w:rPr>
+          <w:noProof/>
+          <w:lang w:val="en-SK"/>
+        </w:rPr>
+      </w:pPr>
+      <w:r>
+        <w:rPr>
+          <w:noProof/>
+          <w:lang w:val="en-SK"/>
+        </w:rPr>
+        <w:t>Ďalším obmedzením bol časový rámec školského projektu. Vývoj aplikácie prebiehal popri ďalších školských povinnostiach, čo si vyžadovalo uprednostniť kľúčové funkcionality pred menej podstatnými rozšíreniami. Z tohto dôvodu neboli implementované niektoré pokročilejšie funkcie, ktoré by boli bežnou súčasťou komerčných pokladničných systémov.</w:t>
+      </w:r>
+    </w:p>
+    <w:p>
+      <w:pPr>
+        <w:pStyle w:val="Kapitola"/>
+        <w:numPr>
+          <w:ilvl w:val="1"/>
+          <w:numId w:val="3"/>
+        </w:numPr>
+        <w:rPr>
+          <w:noProof/>
+        </w:rPr>
+      </w:pPr>
+      <w:r>
+        <w:lastRenderedPageBreak/>
+        <w:t>Neimplementované funkcie a ich dopad</w:t>
+      </w:r>
+    </w:p>
+    <w:p>
+      <w:pPr>
+        <w:pStyle w:val="text"/>
+        <w:rPr>
+          <w:noProof/>
+          <w:lang w:val="en-SK"/>
+        </w:rPr>
+      </w:pPr>
+      <w:r>
+        <w:rPr>
+          <w:noProof/>
+          <w:lang w:val="en-SK"/>
+        </w:rPr>
+        <w:t>V aktuálnej verzii systému nie je implementované ukladanie histórie bločkov do databázy ani prehľad štatistík predaja. Tieto funkcie by boli prínosné najmä z pohľadu manažérskeho prehľadu a kontroly predaja, avšak ich implementácia by si vyžadovala rozsiahlejšie zásahy do databázovej štruktúry a backendovej logiky.</w:t>
+      </w:r>
+    </w:p>
+    <w:p>
+      <w:pPr>
+        <w:pStyle w:val="text"/>
+        <w:rPr>
+          <w:noProof/>
+          <w:lang w:val="en-SK"/>
+        </w:rPr>
+      </w:pPr>
+      <w:r>
+        <w:rPr>
+          <w:noProof/>
+          <w:lang w:val="en-SK"/>
+        </w:rPr>
+        <w:t>Rovnako nie je implementovaný systém používateľských rolí alebo podrobnejšie prístupové práva. V prostredí malej prevádzky to nemusí predstavovať zásadný problém, avšak pri väčšom nasadení by bolo potrebné tieto mechanizmy doplniť. Ich absencia je dôsledkom zamerania projektu na základnú funkcionalitu a jednoduchosť riešenia.</w:t>
+      </w:r>
+    </w:p>
+    <w:p>
+      <w:pPr>
+        <w:pStyle w:val="Kapitola"/>
+        <w:numPr>
+          <w:ilvl w:val="1"/>
+          <w:numId w:val="3"/>
+        </w:numPr>
+        <w:rPr>
+          <w:noProof/>
+        </w:rPr>
+      </w:pPr>
+      <w:r>
+        <w:t>Možnosti ďalšieho rozšírenia systému</w:t>
+      </w:r>
+    </w:p>
+    <w:p>
+      <w:pPr>
+        <w:pStyle w:val="text"/>
+        <w:rPr>
+          <w:noProof/>
+          <w:lang w:val="en-SK"/>
+        </w:rPr>
+      </w:pPr>
+      <w:r>
+        <w:rPr>
+          <w:noProof/>
+          <w:lang w:val="en-SK"/>
+        </w:rPr>
+        <w:t>Napriek uvedeným obmedzeniam je navrhnutý systém EPOS vhodným základom pre ďalšie rozširovanie. Jednou z najvýznamnejších možností je doplnenie modulu pre ukladanie a správu histórie bločkov, ktorý by umožnil spätnú kontrolu nákupov a jednoduchú archiváciu transakcií.</w:t>
+      </w:r>
+    </w:p>
+    <w:p>
+      <w:pPr>
+        <w:pStyle w:val="text"/>
+        <w:rPr>
+          <w:noProof/>
+          <w:lang w:val="en-SK"/>
+        </w:rPr>
+      </w:pPr>
+      <w:r>
+        <w:rPr>
+          <w:noProof/>
+          <w:lang w:val="en-SK"/>
+        </w:rPr>
+        <w:t>Ďalším možným rozšírením je implementácia štatistických prehľadov, ktoré by poskytovali informácie o predaji jednotlivých produktov, obrate alebo frekvencii nákupov. Takéto rozšírenie by posunulo systém z jednoduchého pokladničného nástroja smerom k manažérskemu informačnému systému.</w:t>
+      </w:r>
+    </w:p>
+    <w:p>
+      <w:pPr>
+        <w:pStyle w:val="text"/>
+        <w:rPr>
+          <w:noProof/>
+          <w:lang w:val="en-SK"/>
+        </w:rPr>
+      </w:pPr>
+      <w:r>
+        <w:rPr>
+          <w:noProof/>
+          <w:lang w:val="en-SK"/>
+        </w:rPr>
+        <w:t>Z technického hľadiska by bolo možné systém rozšíriť aj o podporu hardvérovej čítačky čiarových kódov, čím by sa zvýšila jeho praktická využiteľnosť v reálnej prevádzke. V dlhodobejšom horizonte by bolo možné zvážiť aj prechod na modernejšie technologické riešenie, ktoré by umožnilo multiplatformové nasadenie aplikácie.</w:t>
+      </w:r>
+    </w:p>
+    <w:p>
+      <w:pPr>
+        <w:pStyle w:val="Kapitola"/>
+        <w:numPr>
+          <w:ilvl w:val="1"/>
+          <w:numId w:val="3"/>
+        </w:numPr>
+        <w:rPr>
+          <w:noProof/>
+        </w:rPr>
+      </w:pPr>
+      <w:r>
+        <w:t>Celkové zhodnotenie kapitoly</w:t>
+      </w:r>
+    </w:p>
+    <w:p>
+      <w:pPr>
+        <w:pStyle w:val="text"/>
+        <w:rPr>
+          <w:noProof/>
+          <w:lang w:val="en-SK"/>
+        </w:rPr>
+      </w:pPr>
+      <w:r>
+        <w:rPr>
+          <w:noProof/>
+          <w:lang w:val="en-SK"/>
+        </w:rPr>
+        <w:t>Diskusia nad navrhnutým riešením ukazuje, že vytvorený systém EPOS spĺňa ciele stanovené v praktickej časti práce a zároveň poskytuje priestor na ďalší rozvoj. Projekt demonštruje, že aj v rámci školského zadania je možné vytvoriť funkčný a prakticky použiteľný systém, ktorý reflektuje reálne potreby používateľov.</w:t>
+      </w:r>
+    </w:p>
+    <w:p>
+      <w:pPr>
+        <w:pStyle w:val="text"/>
+        <w:rPr>
+          <w:noProof/>
+          <w:lang w:val="en-SK"/>
+        </w:rPr>
+      </w:pPr>
+      <w:r>
+        <w:rPr>
+          <w:noProof/>
+          <w:lang w:val="en-SK"/>
+        </w:rPr>
+        <w:br w:type="page"/>
+      </w:r>
+    </w:p>
+    <w:p>
+      <w:pPr>
+        <w:pStyle w:val="Kapitola"/>
+        <w:rPr>
+          <w:noProof/>
+        </w:rPr>
+      </w:pPr>
+      <w:r>
+        <w:lastRenderedPageBreak/>
+        <w:t>PRAKTICKÉ VYUŽITIE APLIKÁCIE V REÁLNEJ PREVÁDZKE</w:t>
+      </w:r>
+    </w:p>
+    <w:p>
+      <w:pPr>
+        <w:pStyle w:val="text"/>
+        <w:rPr>
+          <w:noProof/>
+          <w:lang w:val="en-SK"/>
+        </w:rPr>
+      </w:pPr>
+      <w:r>
+        <w:rPr>
+          <w:noProof/>
+          <w:lang w:val="en-SK"/>
+        </w:rPr>
+        <w:t>Táto kapitola sa zameriava na zhodnotenie praktického využitia vytvoreného pokladničného systému EPOS v reálnych podmienkach malej obchodnej prevádzky. Cieľom nie je porovnávať systém s komerčnými riešeniami, ale posúdiť, do akej miery je vytvorená aplikácia schopná plniť svoju funkciu v každodennej praxi a aký prínos môže mať pre používateľa.</w:t>
+      </w:r>
+    </w:p>
+    <w:p>
+      <w:pPr>
+        <w:pStyle w:val="text"/>
+        <w:rPr>
+          <w:noProof/>
+          <w:lang w:val="en-SK"/>
+        </w:rPr>
+      </w:pPr>
+      <w:r>
+        <w:rPr>
+          <w:noProof/>
+          <w:lang w:val="en-SK"/>
+        </w:rPr>
+        <w:t>Navrhnutý systém EPOS je svojím rozsahom a funkcionalitou vhodný najmä pre menšie prevádzky, kde nie je potrebná komplexná infraštruktúra ani rozsiahla administrácia. Aplikácia umožňuje rýchle a prehľadné blokovanie nákupov, prácu s produktmi a generovanie bločkov bez zbytočných krokov. Vďaka desktopovému riešeniu je systém stabilný a nezávislý od internetového pripojenia, čo je v niektorých prevádzkach významnou výhodou.</w:t>
+      </w:r>
+    </w:p>
+    <w:p>
+      <w:pPr>
+        <w:pStyle w:val="text"/>
+        <w:rPr>
+          <w:noProof/>
+          <w:lang w:val="en-SK"/>
+        </w:rPr>
+      </w:pPr>
+      <w:r>
+        <w:rPr>
+          <w:noProof/>
+          <w:lang w:val="en-SK"/>
+        </w:rPr>
+        <w:t>Z pohľadu obsluhy je prínos aplikácie najmä v jej jednoduchosti a intuitívnom ovládaní. Pokladník sa po krátkom oboznámení dokáže v systéme orientovať a vykonávať základné operácie bez potreby dlhého zaškolenia. Priebežný náhľad nákupu a bločku znižuje riziko chýb a zvyšuje kontrolu nad procesom predaja. Použitie kamery na skenovanie čiarových kódov zároveň umožňuje flexibilné nasadenie systému aj bez špecializovaného hardvéru.</w:t>
+      </w:r>
+    </w:p>
+    <w:p>
+      <w:pPr>
+        <w:pStyle w:val="text"/>
+        <w:rPr>
+          <w:noProof/>
+          <w:lang w:val="en-SK"/>
+        </w:rPr>
+      </w:pPr>
+      <w:r>
+        <w:rPr>
+          <w:noProof/>
+          <w:lang w:val="en-SK"/>
+        </w:rPr>
+        <w:t>Z technického hľadiska aplikácia demonštruje, že aj pomocou technológie Windows Forms je možné vytvoriť použiteľný a vizuálne čistý pokladničný systém. Hoci ide o školský projekt, jeho architektúra a rozdelenie funkcií umožňujú ďalší rozvoj a rozširovanie bez zásadných zásahov do existujúceho riešenia.</w:t>
+      </w:r>
+    </w:p>
+    <w:p>
+      <w:pPr>
+        <w:pStyle w:val="text"/>
+        <w:rPr>
+          <w:noProof/>
+          <w:lang w:val="en-SK"/>
+        </w:rPr>
+      </w:pPr>
+      <w:r>
+        <w:rPr>
+          <w:noProof/>
+          <w:lang w:val="en-SK"/>
+        </w:rPr>
+        <w:t>Výsledný pokladničný systém EPOS tak predstavuje funkčný a prakticky využiteľný prototyp, ktorý spĺňa ciele praktickej časti maturitnej práce a reflektuje reálne potreby používateľov.</w:t>
+      </w:r>
+    </w:p>
+    <w:p>
+      <w:pPr>
+        <w:pStyle w:val="text"/>
+        <w:rPr>
+          <w:noProof/>
+          <w:lang w:val="en-SK"/>
+        </w:rPr>
+      </w:pPr>
+    </w:p>
+    <w:p>
+      <w:pPr>
+        <w:pStyle w:val="text"/>
+        <w:rPr>
+          <w:noProof/>
+          <w:lang w:val="en-SK"/>
+        </w:rPr>
+      </w:pPr>
+    </w:p>
+    <w:p>
+      <w:pPr>
+        <w:pStyle w:val="text"/>
+        <w:rPr>
+          <w:noProof/>
+        </w:rPr>
+      </w:pPr>
+      <w:r>
+        <w:rPr>
+          <w:noProof/>
+        </w:rPr>
+        <w:br w:type="page"/>
+      </w:r>
+    </w:p>
+    <w:p>
+      <w:pPr>
+        <w:pStyle w:val="Kapitola"/>
+        <w:rPr>
+          <w:noProof/>
+        </w:rPr>
+      </w:pPr>
+      <w:bookmarkStart w:id="38" w:name="_Toc218953865"/>
       <w:r>
         <w:rPr>
           <w:noProof/>
@@ -5356,7 +8537,7 @@
         <w:lastRenderedPageBreak/>
         <w:t>Závery práce</w:t>
       </w:r>
-      <w:bookmarkEnd w:id="27"/>
+      <w:bookmarkEnd w:id="38"/>
     </w:p>
     <w:p>
       <w:pPr>
@@ -5430,7 +8611,7 @@
           <w:noProof/>
         </w:rPr>
       </w:pPr>
-      <w:bookmarkStart w:id="28" w:name="_Toc218603566"/>
+      <w:bookmarkStart w:id="39" w:name="_Toc218953866"/>
       <w:r>
         <w:rPr>
           <w:noProof/>
@@ -5438,7 +8619,7 @@
         <w:lastRenderedPageBreak/>
         <w:t>Zhrnutie</w:t>
       </w:r>
-      <w:bookmarkEnd w:id="28"/>
+      <w:bookmarkEnd w:id="39"/>
     </w:p>
     <w:p>
       <w:pPr>
@@ -5516,7 +8697,7 @@
           <w:noProof/>
         </w:rPr>
       </w:pPr>
-      <w:bookmarkStart w:id="29" w:name="_Toc218603567"/>
+      <w:bookmarkStart w:id="40" w:name="_Toc218953867"/>
       <w:r>
         <w:rPr>
           <w:noProof/>
@@ -5524,7 +8705,7 @@
         <w:lastRenderedPageBreak/>
         <w:t>Zoznam použitej literatúry</w:t>
       </w:r>
-      <w:bookmarkEnd w:id="29"/>
+      <w:bookmarkEnd w:id="40"/>
     </w:p>
     <w:p>
       <w:pPr>
@@ -6034,14 +9215,14 @@
           <w:noProof/>
         </w:rPr>
       </w:pPr>
-      <w:bookmarkStart w:id="30" w:name="_Toc218603568"/>
+      <w:bookmarkStart w:id="41" w:name="_Toc218953868"/>
       <w:r>
         <w:rPr>
           <w:noProof/>
         </w:rPr>
         <w:t>Prílohy</w:t>
       </w:r>
-      <w:bookmarkEnd w:id="30"/>
+      <w:bookmarkEnd w:id="41"/>
     </w:p>
     <w:p>
       <w:pPr>
@@ -6438,6 +9619,119 @@
     </w:lvl>
   </w:abstractNum>
   <w:abstractNum w:abstractNumId="1" w15:restartNumberingAfterBreak="0">
+    <w:nsid w:val="04887B22"/>
+    <w:multiLevelType w:val="hybridMultilevel"/>
+    <w:tmpl w:val="D9949414"/>
+    <w:lvl w:ilvl="0" w:tplc="08090001">
+      <w:start w:val="1"/>
+      <w:numFmt w:val="bullet"/>
+      <w:lvlText w:val=""/>
+      <w:lvlJc w:val="left"/>
+      <w:pPr>
+        <w:ind w:left="1069" w:hanging="360"/>
+      </w:pPr>
+      <w:rPr>
+        <w:rFonts w:ascii="Symbol" w:hAnsi="Symbol" w:hint="default"/>
+      </w:rPr>
+    </w:lvl>
+    <w:lvl w:ilvl="1" w:tplc="FFFFFFFF" w:tentative="1">
+      <w:start w:val="1"/>
+      <w:numFmt w:val="bullet"/>
+      <w:lvlText w:val="o"/>
+      <w:lvlJc w:val="left"/>
+      <w:pPr>
+        <w:ind w:left="1789" w:hanging="360"/>
+      </w:pPr>
+      <w:rPr>
+        <w:rFonts w:ascii="Courier New" w:hAnsi="Courier New" w:hint="default"/>
+      </w:rPr>
+    </w:lvl>
+    <w:lvl w:ilvl="2" w:tplc="FFFFFFFF" w:tentative="1">
+      <w:start w:val="1"/>
+      <w:numFmt w:val="bullet"/>
+      <w:lvlText w:val=""/>
+      <w:lvlJc w:val="left"/>
+      <w:pPr>
+        <w:ind w:left="2509" w:hanging="360"/>
+      </w:pPr>
+      <w:rPr>
+        <w:rFonts w:ascii="Wingdings" w:hAnsi="Wingdings" w:hint="default"/>
+      </w:rPr>
+    </w:lvl>
+    <w:lvl w:ilvl="3" w:tplc="FFFFFFFF" w:tentative="1">
+      <w:start w:val="1"/>
+      <w:numFmt w:val="bullet"/>
+      <w:lvlText w:val=""/>
+      <w:lvlJc w:val="left"/>
+      <w:pPr>
+        <w:ind w:left="3229" w:hanging="360"/>
+      </w:pPr>
+      <w:rPr>
+        <w:rFonts w:ascii="Symbol" w:hAnsi="Symbol" w:hint="default"/>
+      </w:rPr>
+    </w:lvl>
+    <w:lvl w:ilvl="4" w:tplc="FFFFFFFF" w:tentative="1">
+      <w:start w:val="1"/>
+      <w:numFmt w:val="bullet"/>
+      <w:lvlText w:val="o"/>
+      <w:lvlJc w:val="left"/>
+      <w:pPr>
+        <w:ind w:left="3949" w:hanging="360"/>
+      </w:pPr>
+      <w:rPr>
+        <w:rFonts w:ascii="Courier New" w:hAnsi="Courier New" w:hint="default"/>
+      </w:rPr>
+    </w:lvl>
+    <w:lvl w:ilvl="5" w:tplc="FFFFFFFF" w:tentative="1">
+      <w:start w:val="1"/>
+      <w:numFmt w:val="bullet"/>
+      <w:lvlText w:val=""/>
+      <w:lvlJc w:val="left"/>
+      <w:pPr>
+        <w:ind w:left="4669" w:hanging="360"/>
+      </w:pPr>
+      <w:rPr>
+        <w:rFonts w:ascii="Wingdings" w:hAnsi="Wingdings" w:hint="default"/>
+      </w:rPr>
+    </w:lvl>
+    <w:lvl w:ilvl="6" w:tplc="FFFFFFFF" w:tentative="1">
+      <w:start w:val="1"/>
+      <w:numFmt w:val="bullet"/>
+      <w:lvlText w:val=""/>
+      <w:lvlJc w:val="left"/>
+      <w:pPr>
+        <w:ind w:left="5389" w:hanging="360"/>
+      </w:pPr>
+      <w:rPr>
+        <w:rFonts w:ascii="Symbol" w:hAnsi="Symbol" w:hint="default"/>
+      </w:rPr>
+    </w:lvl>
+    <w:lvl w:ilvl="7" w:tplc="FFFFFFFF" w:tentative="1">
+      <w:start w:val="1"/>
+      <w:numFmt w:val="bullet"/>
+      <w:lvlText w:val="o"/>
+      <w:lvlJc w:val="left"/>
+      <w:pPr>
+        <w:ind w:left="6109" w:hanging="360"/>
+      </w:pPr>
+      <w:rPr>
+        <w:rFonts w:ascii="Courier New" w:hAnsi="Courier New" w:hint="default"/>
+      </w:rPr>
+    </w:lvl>
+    <w:lvl w:ilvl="8" w:tplc="FFFFFFFF" w:tentative="1">
+      <w:start w:val="1"/>
+      <w:numFmt w:val="bullet"/>
+      <w:lvlText w:val=""/>
+      <w:lvlJc w:val="left"/>
+      <w:pPr>
+        <w:ind w:left="6829" w:hanging="360"/>
+      </w:pPr>
+      <w:rPr>
+        <w:rFonts w:ascii="Wingdings" w:hAnsi="Wingdings" w:hint="default"/>
+      </w:rPr>
+    </w:lvl>
+  </w:abstractNum>
+  <w:abstractNum w:abstractNumId="2" w15:restartNumberingAfterBreak="0">
     <w:nsid w:val="05F0064E"/>
     <w:multiLevelType w:val="multilevel"/>
     <w:tmpl w:val="4710A888"/>
@@ -6550,7 +9844,7 @@
       </w:rPr>
     </w:lvl>
   </w:abstractNum>
-  <w:abstractNum w:abstractNumId="2" w15:restartNumberingAfterBreak="0">
+  <w:abstractNum w:abstractNumId="3" w15:restartNumberingAfterBreak="0">
     <w:nsid w:val="1D9D5753"/>
     <w:multiLevelType w:val="hybridMultilevel"/>
     <w:tmpl w:val="B4FA8EAE"/>
@@ -6638,7 +9932,7 @@
       </w:pPr>
     </w:lvl>
   </w:abstractNum>
-  <w:abstractNum w:abstractNumId="3" w15:restartNumberingAfterBreak="0">
+  <w:abstractNum w:abstractNumId="4" w15:restartNumberingAfterBreak="0">
     <w:nsid w:val="21741724"/>
     <w:multiLevelType w:val="hybridMultilevel"/>
     <w:tmpl w:val="6A1E9422"/>
@@ -6750,7 +10044,7 @@
       </w:rPr>
     </w:lvl>
   </w:abstractNum>
-  <w:abstractNum w:abstractNumId="4" w15:restartNumberingAfterBreak="0">
+  <w:abstractNum w:abstractNumId="5" w15:restartNumberingAfterBreak="0">
     <w:nsid w:val="2BA87E13"/>
     <w:multiLevelType w:val="hybridMultilevel"/>
     <w:tmpl w:val="D722B6B2"/>
@@ -6839,20 +10133,705 @@
       </w:pPr>
     </w:lvl>
   </w:abstractNum>
+  <w:abstractNum w:abstractNumId="6" w15:restartNumberingAfterBreak="0">
+    <w:nsid w:val="35332755"/>
+    <w:multiLevelType w:val="hybridMultilevel"/>
+    <w:tmpl w:val="9DEE6010"/>
+    <w:lvl w:ilvl="0" w:tplc="08090005">
+      <w:start w:val="1"/>
+      <w:numFmt w:val="bullet"/>
+      <w:lvlText w:val=""/>
+      <w:lvlJc w:val="left"/>
+      <w:pPr>
+        <w:ind w:left="1069" w:hanging="360"/>
+      </w:pPr>
+      <w:rPr>
+        <w:rFonts w:ascii="Wingdings" w:hAnsi="Wingdings" w:hint="default"/>
+      </w:rPr>
+    </w:lvl>
+    <w:lvl w:ilvl="1" w:tplc="FFFFFFFF" w:tentative="1">
+      <w:start w:val="1"/>
+      <w:numFmt w:val="bullet"/>
+      <w:lvlText w:val="o"/>
+      <w:lvlJc w:val="left"/>
+      <w:pPr>
+        <w:ind w:left="1789" w:hanging="360"/>
+      </w:pPr>
+      <w:rPr>
+        <w:rFonts w:ascii="Courier New" w:hAnsi="Courier New" w:hint="default"/>
+      </w:rPr>
+    </w:lvl>
+    <w:lvl w:ilvl="2" w:tplc="FFFFFFFF" w:tentative="1">
+      <w:start w:val="1"/>
+      <w:numFmt w:val="bullet"/>
+      <w:lvlText w:val=""/>
+      <w:lvlJc w:val="left"/>
+      <w:pPr>
+        <w:ind w:left="2509" w:hanging="360"/>
+      </w:pPr>
+      <w:rPr>
+        <w:rFonts w:ascii="Wingdings" w:hAnsi="Wingdings" w:hint="default"/>
+      </w:rPr>
+    </w:lvl>
+    <w:lvl w:ilvl="3" w:tplc="FFFFFFFF" w:tentative="1">
+      <w:start w:val="1"/>
+      <w:numFmt w:val="bullet"/>
+      <w:lvlText w:val=""/>
+      <w:lvlJc w:val="left"/>
+      <w:pPr>
+        <w:ind w:left="3229" w:hanging="360"/>
+      </w:pPr>
+      <w:rPr>
+        <w:rFonts w:ascii="Symbol" w:hAnsi="Symbol" w:hint="default"/>
+      </w:rPr>
+    </w:lvl>
+    <w:lvl w:ilvl="4" w:tplc="FFFFFFFF" w:tentative="1">
+      <w:start w:val="1"/>
+      <w:numFmt w:val="bullet"/>
+      <w:lvlText w:val="o"/>
+      <w:lvlJc w:val="left"/>
+      <w:pPr>
+        <w:ind w:left="3949" w:hanging="360"/>
+      </w:pPr>
+      <w:rPr>
+        <w:rFonts w:ascii="Courier New" w:hAnsi="Courier New" w:hint="default"/>
+      </w:rPr>
+    </w:lvl>
+    <w:lvl w:ilvl="5" w:tplc="FFFFFFFF" w:tentative="1">
+      <w:start w:val="1"/>
+      <w:numFmt w:val="bullet"/>
+      <w:lvlText w:val=""/>
+      <w:lvlJc w:val="left"/>
+      <w:pPr>
+        <w:ind w:left="4669" w:hanging="360"/>
+      </w:pPr>
+      <w:rPr>
+        <w:rFonts w:ascii="Wingdings" w:hAnsi="Wingdings" w:hint="default"/>
+      </w:rPr>
+    </w:lvl>
+    <w:lvl w:ilvl="6" w:tplc="FFFFFFFF" w:tentative="1">
+      <w:start w:val="1"/>
+      <w:numFmt w:val="bullet"/>
+      <w:lvlText w:val=""/>
+      <w:lvlJc w:val="left"/>
+      <w:pPr>
+        <w:ind w:left="5389" w:hanging="360"/>
+      </w:pPr>
+      <w:rPr>
+        <w:rFonts w:ascii="Symbol" w:hAnsi="Symbol" w:hint="default"/>
+      </w:rPr>
+    </w:lvl>
+    <w:lvl w:ilvl="7" w:tplc="FFFFFFFF" w:tentative="1">
+      <w:start w:val="1"/>
+      <w:numFmt w:val="bullet"/>
+      <w:lvlText w:val="o"/>
+      <w:lvlJc w:val="left"/>
+      <w:pPr>
+        <w:ind w:left="6109" w:hanging="360"/>
+      </w:pPr>
+      <w:rPr>
+        <w:rFonts w:ascii="Courier New" w:hAnsi="Courier New" w:hint="default"/>
+      </w:rPr>
+    </w:lvl>
+    <w:lvl w:ilvl="8" w:tplc="FFFFFFFF" w:tentative="1">
+      <w:start w:val="1"/>
+      <w:numFmt w:val="bullet"/>
+      <w:lvlText w:val=""/>
+      <w:lvlJc w:val="left"/>
+      <w:pPr>
+        <w:ind w:left="6829" w:hanging="360"/>
+      </w:pPr>
+      <w:rPr>
+        <w:rFonts w:ascii="Wingdings" w:hAnsi="Wingdings" w:hint="default"/>
+      </w:rPr>
+    </w:lvl>
+  </w:abstractNum>
+  <w:abstractNum w:abstractNumId="7" w15:restartNumberingAfterBreak="0">
+    <w:nsid w:val="442167E8"/>
+    <w:multiLevelType w:val="multilevel"/>
+    <w:tmpl w:val="535EA238"/>
+    <w:lvl w:ilvl="0">
+      <w:start w:val="1"/>
+      <w:numFmt w:val="bullet"/>
+      <w:lvlText w:val=""/>
+      <w:lvlJc w:val="left"/>
+      <w:pPr>
+        <w:ind w:left="1069" w:hanging="360"/>
+      </w:pPr>
+      <w:rPr>
+        <w:rFonts w:ascii="Symbol" w:hAnsi="Symbol" w:hint="default"/>
+        <w:sz w:val="20"/>
+      </w:rPr>
+    </w:lvl>
+    <w:lvl w:ilvl="1" w:tentative="1">
+      <w:start w:val="1"/>
+      <w:numFmt w:val="bullet"/>
+      <w:lvlText w:val="o"/>
+      <w:lvlJc w:val="left"/>
+      <w:pPr>
+        <w:tabs>
+          <w:tab w:val="num" w:pos="1440"/>
+        </w:tabs>
+        <w:ind w:left="1440" w:hanging="360"/>
+      </w:pPr>
+      <w:rPr>
+        <w:rFonts w:ascii="Courier New" w:hAnsi="Courier New" w:hint="default"/>
+        <w:sz w:val="20"/>
+      </w:rPr>
+    </w:lvl>
+    <w:lvl w:ilvl="2" w:tentative="1">
+      <w:start w:val="1"/>
+      <w:numFmt w:val="bullet"/>
+      <w:lvlText w:val=""/>
+      <w:lvlJc w:val="left"/>
+      <w:pPr>
+        <w:tabs>
+          <w:tab w:val="num" w:pos="2160"/>
+        </w:tabs>
+        <w:ind w:left="2160" w:hanging="360"/>
+      </w:pPr>
+      <w:rPr>
+        <w:rFonts w:ascii="Wingdings" w:hAnsi="Wingdings" w:hint="default"/>
+        <w:sz w:val="20"/>
+      </w:rPr>
+    </w:lvl>
+    <w:lvl w:ilvl="3" w:tentative="1">
+      <w:start w:val="1"/>
+      <w:numFmt w:val="bullet"/>
+      <w:lvlText w:val=""/>
+      <w:lvlJc w:val="left"/>
+      <w:pPr>
+        <w:tabs>
+          <w:tab w:val="num" w:pos="2880"/>
+        </w:tabs>
+        <w:ind w:left="2880" w:hanging="360"/>
+      </w:pPr>
+      <w:rPr>
+        <w:rFonts w:ascii="Wingdings" w:hAnsi="Wingdings" w:hint="default"/>
+        <w:sz w:val="20"/>
+      </w:rPr>
+    </w:lvl>
+    <w:lvl w:ilvl="4" w:tentative="1">
+      <w:start w:val="1"/>
+      <w:numFmt w:val="bullet"/>
+      <w:lvlText w:val=""/>
+      <w:lvlJc w:val="left"/>
+      <w:pPr>
+        <w:tabs>
+          <w:tab w:val="num" w:pos="3600"/>
+        </w:tabs>
+        <w:ind w:left="3600" w:hanging="360"/>
+      </w:pPr>
+      <w:rPr>
+        <w:rFonts w:ascii="Wingdings" w:hAnsi="Wingdings" w:hint="default"/>
+        <w:sz w:val="20"/>
+      </w:rPr>
+    </w:lvl>
+    <w:lvl w:ilvl="5" w:tentative="1">
+      <w:start w:val="1"/>
+      <w:numFmt w:val="bullet"/>
+      <w:lvlText w:val=""/>
+      <w:lvlJc w:val="left"/>
+      <w:pPr>
+        <w:tabs>
+          <w:tab w:val="num" w:pos="4320"/>
+        </w:tabs>
+        <w:ind w:left="4320" w:hanging="360"/>
+      </w:pPr>
+      <w:rPr>
+        <w:rFonts w:ascii="Wingdings" w:hAnsi="Wingdings" w:hint="default"/>
+        <w:sz w:val="20"/>
+      </w:rPr>
+    </w:lvl>
+    <w:lvl w:ilvl="6" w:tentative="1">
+      <w:start w:val="1"/>
+      <w:numFmt w:val="bullet"/>
+      <w:lvlText w:val=""/>
+      <w:lvlJc w:val="left"/>
+      <w:pPr>
+        <w:tabs>
+          <w:tab w:val="num" w:pos="5040"/>
+        </w:tabs>
+        <w:ind w:left="5040" w:hanging="360"/>
+      </w:pPr>
+      <w:rPr>
+        <w:rFonts w:ascii="Wingdings" w:hAnsi="Wingdings" w:hint="default"/>
+        <w:sz w:val="20"/>
+      </w:rPr>
+    </w:lvl>
+    <w:lvl w:ilvl="7" w:tentative="1">
+      <w:start w:val="1"/>
+      <w:numFmt w:val="bullet"/>
+      <w:lvlText w:val=""/>
+      <w:lvlJc w:val="left"/>
+      <w:pPr>
+        <w:tabs>
+          <w:tab w:val="num" w:pos="5760"/>
+        </w:tabs>
+        <w:ind w:left="5760" w:hanging="360"/>
+      </w:pPr>
+      <w:rPr>
+        <w:rFonts w:ascii="Wingdings" w:hAnsi="Wingdings" w:hint="default"/>
+        <w:sz w:val="20"/>
+      </w:rPr>
+    </w:lvl>
+    <w:lvl w:ilvl="8" w:tentative="1">
+      <w:start w:val="1"/>
+      <w:numFmt w:val="bullet"/>
+      <w:lvlText w:val=""/>
+      <w:lvlJc w:val="left"/>
+      <w:pPr>
+        <w:tabs>
+          <w:tab w:val="num" w:pos="6480"/>
+        </w:tabs>
+        <w:ind w:left="6480" w:hanging="360"/>
+      </w:pPr>
+      <w:rPr>
+        <w:rFonts w:ascii="Wingdings" w:hAnsi="Wingdings" w:hint="default"/>
+        <w:sz w:val="20"/>
+      </w:rPr>
+    </w:lvl>
+  </w:abstractNum>
+  <w:abstractNum w:abstractNumId="8" w15:restartNumberingAfterBreak="0">
+    <w:nsid w:val="4E887DE0"/>
+    <w:multiLevelType w:val="multilevel"/>
+    <w:tmpl w:val="A9407BBA"/>
+    <w:lvl w:ilvl="0">
+      <w:start w:val="1"/>
+      <w:numFmt w:val="bullet"/>
+      <w:lvlText w:val=""/>
+      <w:lvlJc w:val="left"/>
+      <w:pPr>
+        <w:tabs>
+          <w:tab w:val="num" w:pos="720"/>
+        </w:tabs>
+        <w:ind w:left="720" w:hanging="360"/>
+      </w:pPr>
+      <w:rPr>
+        <w:rFonts w:ascii="Symbol" w:hAnsi="Symbol" w:hint="default"/>
+        <w:sz w:val="20"/>
+      </w:rPr>
+    </w:lvl>
+    <w:lvl w:ilvl="1" w:tentative="1">
+      <w:start w:val="1"/>
+      <w:numFmt w:val="bullet"/>
+      <w:lvlText w:val="o"/>
+      <w:lvlJc w:val="left"/>
+      <w:pPr>
+        <w:tabs>
+          <w:tab w:val="num" w:pos="1440"/>
+        </w:tabs>
+        <w:ind w:left="1440" w:hanging="360"/>
+      </w:pPr>
+      <w:rPr>
+        <w:rFonts w:ascii="Courier New" w:hAnsi="Courier New" w:hint="default"/>
+        <w:sz w:val="20"/>
+      </w:rPr>
+    </w:lvl>
+    <w:lvl w:ilvl="2" w:tentative="1">
+      <w:start w:val="1"/>
+      <w:numFmt w:val="bullet"/>
+      <w:lvlText w:val=""/>
+      <w:lvlJc w:val="left"/>
+      <w:pPr>
+        <w:tabs>
+          <w:tab w:val="num" w:pos="2160"/>
+        </w:tabs>
+        <w:ind w:left="2160" w:hanging="360"/>
+      </w:pPr>
+      <w:rPr>
+        <w:rFonts w:ascii="Wingdings" w:hAnsi="Wingdings" w:hint="default"/>
+        <w:sz w:val="20"/>
+      </w:rPr>
+    </w:lvl>
+    <w:lvl w:ilvl="3" w:tentative="1">
+      <w:start w:val="1"/>
+      <w:numFmt w:val="bullet"/>
+      <w:lvlText w:val=""/>
+      <w:lvlJc w:val="left"/>
+      <w:pPr>
+        <w:tabs>
+          <w:tab w:val="num" w:pos="2880"/>
+        </w:tabs>
+        <w:ind w:left="2880" w:hanging="360"/>
+      </w:pPr>
+      <w:rPr>
+        <w:rFonts w:ascii="Wingdings" w:hAnsi="Wingdings" w:hint="default"/>
+        <w:sz w:val="20"/>
+      </w:rPr>
+    </w:lvl>
+    <w:lvl w:ilvl="4" w:tentative="1">
+      <w:start w:val="1"/>
+      <w:numFmt w:val="bullet"/>
+      <w:lvlText w:val=""/>
+      <w:lvlJc w:val="left"/>
+      <w:pPr>
+        <w:tabs>
+          <w:tab w:val="num" w:pos="3600"/>
+        </w:tabs>
+        <w:ind w:left="3600" w:hanging="360"/>
+      </w:pPr>
+      <w:rPr>
+        <w:rFonts w:ascii="Wingdings" w:hAnsi="Wingdings" w:hint="default"/>
+        <w:sz w:val="20"/>
+      </w:rPr>
+    </w:lvl>
+    <w:lvl w:ilvl="5" w:tentative="1">
+      <w:start w:val="1"/>
+      <w:numFmt w:val="bullet"/>
+      <w:lvlText w:val=""/>
+      <w:lvlJc w:val="left"/>
+      <w:pPr>
+        <w:tabs>
+          <w:tab w:val="num" w:pos="4320"/>
+        </w:tabs>
+        <w:ind w:left="4320" w:hanging="360"/>
+      </w:pPr>
+      <w:rPr>
+        <w:rFonts w:ascii="Wingdings" w:hAnsi="Wingdings" w:hint="default"/>
+        <w:sz w:val="20"/>
+      </w:rPr>
+    </w:lvl>
+    <w:lvl w:ilvl="6" w:tentative="1">
+      <w:start w:val="1"/>
+      <w:numFmt w:val="bullet"/>
+      <w:lvlText w:val=""/>
+      <w:lvlJc w:val="left"/>
+      <w:pPr>
+        <w:tabs>
+          <w:tab w:val="num" w:pos="5040"/>
+        </w:tabs>
+        <w:ind w:left="5040" w:hanging="360"/>
+      </w:pPr>
+      <w:rPr>
+        <w:rFonts w:ascii="Wingdings" w:hAnsi="Wingdings" w:hint="default"/>
+        <w:sz w:val="20"/>
+      </w:rPr>
+    </w:lvl>
+    <w:lvl w:ilvl="7" w:tentative="1">
+      <w:start w:val="1"/>
+      <w:numFmt w:val="bullet"/>
+      <w:lvlText w:val=""/>
+      <w:lvlJc w:val="left"/>
+      <w:pPr>
+        <w:tabs>
+          <w:tab w:val="num" w:pos="5760"/>
+        </w:tabs>
+        <w:ind w:left="5760" w:hanging="360"/>
+      </w:pPr>
+      <w:rPr>
+        <w:rFonts w:ascii="Wingdings" w:hAnsi="Wingdings" w:hint="default"/>
+        <w:sz w:val="20"/>
+      </w:rPr>
+    </w:lvl>
+    <w:lvl w:ilvl="8" w:tentative="1">
+      <w:start w:val="1"/>
+      <w:numFmt w:val="bullet"/>
+      <w:lvlText w:val=""/>
+      <w:lvlJc w:val="left"/>
+      <w:pPr>
+        <w:tabs>
+          <w:tab w:val="num" w:pos="6480"/>
+        </w:tabs>
+        <w:ind w:left="6480" w:hanging="360"/>
+      </w:pPr>
+      <w:rPr>
+        <w:rFonts w:ascii="Wingdings" w:hAnsi="Wingdings" w:hint="default"/>
+        <w:sz w:val="20"/>
+      </w:rPr>
+    </w:lvl>
+  </w:abstractNum>
+  <w:abstractNum w:abstractNumId="9" w15:restartNumberingAfterBreak="0">
+    <w:nsid w:val="51AE4D14"/>
+    <w:multiLevelType w:val="multilevel"/>
+    <w:tmpl w:val="950674EC"/>
+    <w:lvl w:ilvl="0">
+      <w:start w:val="1"/>
+      <w:numFmt w:val="bullet"/>
+      <w:lvlText w:val=""/>
+      <w:lvlJc w:val="left"/>
+      <w:pPr>
+        <w:ind w:left="1069" w:hanging="360"/>
+      </w:pPr>
+      <w:rPr>
+        <w:rFonts w:ascii="Symbol" w:hAnsi="Symbol" w:hint="default"/>
+        <w:sz w:val="20"/>
+      </w:rPr>
+    </w:lvl>
+    <w:lvl w:ilvl="1" w:tentative="1">
+      <w:start w:val="1"/>
+      <w:numFmt w:val="bullet"/>
+      <w:lvlText w:val="o"/>
+      <w:lvlJc w:val="left"/>
+      <w:pPr>
+        <w:tabs>
+          <w:tab w:val="num" w:pos="1440"/>
+        </w:tabs>
+        <w:ind w:left="1440" w:hanging="360"/>
+      </w:pPr>
+      <w:rPr>
+        <w:rFonts w:ascii="Courier New" w:hAnsi="Courier New" w:hint="default"/>
+        <w:sz w:val="20"/>
+      </w:rPr>
+    </w:lvl>
+    <w:lvl w:ilvl="2" w:tentative="1">
+      <w:start w:val="1"/>
+      <w:numFmt w:val="bullet"/>
+      <w:lvlText w:val=""/>
+      <w:lvlJc w:val="left"/>
+      <w:pPr>
+        <w:tabs>
+          <w:tab w:val="num" w:pos="2160"/>
+        </w:tabs>
+        <w:ind w:left="2160" w:hanging="360"/>
+      </w:pPr>
+      <w:rPr>
+        <w:rFonts w:ascii="Wingdings" w:hAnsi="Wingdings" w:hint="default"/>
+        <w:sz w:val="20"/>
+      </w:rPr>
+    </w:lvl>
+    <w:lvl w:ilvl="3" w:tentative="1">
+      <w:start w:val="1"/>
+      <w:numFmt w:val="bullet"/>
+      <w:lvlText w:val=""/>
+      <w:lvlJc w:val="left"/>
+      <w:pPr>
+        <w:tabs>
+          <w:tab w:val="num" w:pos="2880"/>
+        </w:tabs>
+        <w:ind w:left="2880" w:hanging="360"/>
+      </w:pPr>
+      <w:rPr>
+        <w:rFonts w:ascii="Wingdings" w:hAnsi="Wingdings" w:hint="default"/>
+        <w:sz w:val="20"/>
+      </w:rPr>
+    </w:lvl>
+    <w:lvl w:ilvl="4" w:tentative="1">
+      <w:start w:val="1"/>
+      <w:numFmt w:val="bullet"/>
+      <w:lvlText w:val=""/>
+      <w:lvlJc w:val="left"/>
+      <w:pPr>
+        <w:tabs>
+          <w:tab w:val="num" w:pos="3600"/>
+        </w:tabs>
+        <w:ind w:left="3600" w:hanging="360"/>
+      </w:pPr>
+      <w:rPr>
+        <w:rFonts w:ascii="Wingdings" w:hAnsi="Wingdings" w:hint="default"/>
+        <w:sz w:val="20"/>
+      </w:rPr>
+    </w:lvl>
+    <w:lvl w:ilvl="5" w:tentative="1">
+      <w:start w:val="1"/>
+      <w:numFmt w:val="bullet"/>
+      <w:lvlText w:val=""/>
+      <w:lvlJc w:val="left"/>
+      <w:pPr>
+        <w:tabs>
+          <w:tab w:val="num" w:pos="4320"/>
+        </w:tabs>
+        <w:ind w:left="4320" w:hanging="360"/>
+      </w:pPr>
+      <w:rPr>
+        <w:rFonts w:ascii="Wingdings" w:hAnsi="Wingdings" w:hint="default"/>
+        <w:sz w:val="20"/>
+      </w:rPr>
+    </w:lvl>
+    <w:lvl w:ilvl="6" w:tentative="1">
+      <w:start w:val="1"/>
+      <w:numFmt w:val="bullet"/>
+      <w:lvlText w:val=""/>
+      <w:lvlJc w:val="left"/>
+      <w:pPr>
+        <w:tabs>
+          <w:tab w:val="num" w:pos="5040"/>
+        </w:tabs>
+        <w:ind w:left="5040" w:hanging="360"/>
+      </w:pPr>
+      <w:rPr>
+        <w:rFonts w:ascii="Wingdings" w:hAnsi="Wingdings" w:hint="default"/>
+        <w:sz w:val="20"/>
+      </w:rPr>
+    </w:lvl>
+    <w:lvl w:ilvl="7" w:tentative="1">
+      <w:start w:val="1"/>
+      <w:numFmt w:val="bullet"/>
+      <w:lvlText w:val=""/>
+      <w:lvlJc w:val="left"/>
+      <w:pPr>
+        <w:tabs>
+          <w:tab w:val="num" w:pos="5760"/>
+        </w:tabs>
+        <w:ind w:left="5760" w:hanging="360"/>
+      </w:pPr>
+      <w:rPr>
+        <w:rFonts w:ascii="Wingdings" w:hAnsi="Wingdings" w:hint="default"/>
+        <w:sz w:val="20"/>
+      </w:rPr>
+    </w:lvl>
+    <w:lvl w:ilvl="8" w:tentative="1">
+      <w:start w:val="1"/>
+      <w:numFmt w:val="bullet"/>
+      <w:lvlText w:val=""/>
+      <w:lvlJc w:val="left"/>
+      <w:pPr>
+        <w:tabs>
+          <w:tab w:val="num" w:pos="6480"/>
+        </w:tabs>
+        <w:ind w:left="6480" w:hanging="360"/>
+      </w:pPr>
+      <w:rPr>
+        <w:rFonts w:ascii="Wingdings" w:hAnsi="Wingdings" w:hint="default"/>
+        <w:sz w:val="20"/>
+      </w:rPr>
+    </w:lvl>
+  </w:abstractNum>
+  <w:abstractNum w:abstractNumId="10" w15:restartNumberingAfterBreak="0">
+    <w:nsid w:val="67DC2C5C"/>
+    <w:multiLevelType w:val="hybridMultilevel"/>
+    <w:tmpl w:val="77C650F0"/>
+    <w:lvl w:ilvl="0" w:tplc="08090001">
+      <w:start w:val="1"/>
+      <w:numFmt w:val="bullet"/>
+      <w:lvlText w:val=""/>
+      <w:lvlJc w:val="left"/>
+      <w:pPr>
+        <w:ind w:left="1069" w:hanging="360"/>
+      </w:pPr>
+      <w:rPr>
+        <w:rFonts w:ascii="Symbol" w:hAnsi="Symbol" w:hint="default"/>
+      </w:rPr>
+    </w:lvl>
+    <w:lvl w:ilvl="1" w:tplc="FFFFFFFF" w:tentative="1">
+      <w:start w:val="1"/>
+      <w:numFmt w:val="bullet"/>
+      <w:lvlText w:val="o"/>
+      <w:lvlJc w:val="left"/>
+      <w:pPr>
+        <w:ind w:left="1789" w:hanging="360"/>
+      </w:pPr>
+      <w:rPr>
+        <w:rFonts w:ascii="Courier New" w:hAnsi="Courier New" w:hint="default"/>
+      </w:rPr>
+    </w:lvl>
+    <w:lvl w:ilvl="2" w:tplc="FFFFFFFF" w:tentative="1">
+      <w:start w:val="1"/>
+      <w:numFmt w:val="bullet"/>
+      <w:lvlText w:val=""/>
+      <w:lvlJc w:val="left"/>
+      <w:pPr>
+        <w:ind w:left="2509" w:hanging="360"/>
+      </w:pPr>
+      <w:rPr>
+        <w:rFonts w:ascii="Wingdings" w:hAnsi="Wingdings" w:hint="default"/>
+      </w:rPr>
+    </w:lvl>
+    <w:lvl w:ilvl="3" w:tplc="FFFFFFFF" w:tentative="1">
+      <w:start w:val="1"/>
+      <w:numFmt w:val="bullet"/>
+      <w:lvlText w:val=""/>
+      <w:lvlJc w:val="left"/>
+      <w:pPr>
+        <w:ind w:left="3229" w:hanging="360"/>
+      </w:pPr>
+      <w:rPr>
+        <w:rFonts w:ascii="Symbol" w:hAnsi="Symbol" w:hint="default"/>
+      </w:rPr>
+    </w:lvl>
+    <w:lvl w:ilvl="4" w:tplc="FFFFFFFF" w:tentative="1">
+      <w:start w:val="1"/>
+      <w:numFmt w:val="bullet"/>
+      <w:lvlText w:val="o"/>
+      <w:lvlJc w:val="left"/>
+      <w:pPr>
+        <w:ind w:left="3949" w:hanging="360"/>
+      </w:pPr>
+      <w:rPr>
+        <w:rFonts w:ascii="Courier New" w:hAnsi="Courier New" w:hint="default"/>
+      </w:rPr>
+    </w:lvl>
+    <w:lvl w:ilvl="5" w:tplc="FFFFFFFF" w:tentative="1">
+      <w:start w:val="1"/>
+      <w:numFmt w:val="bullet"/>
+      <w:lvlText w:val=""/>
+      <w:lvlJc w:val="left"/>
+      <w:pPr>
+        <w:ind w:left="4669" w:hanging="360"/>
+      </w:pPr>
+      <w:rPr>
+        <w:rFonts w:ascii="Wingdings" w:hAnsi="Wingdings" w:hint="default"/>
+      </w:rPr>
+    </w:lvl>
+    <w:lvl w:ilvl="6" w:tplc="FFFFFFFF" w:tentative="1">
+      <w:start w:val="1"/>
+      <w:numFmt w:val="bullet"/>
+      <w:lvlText w:val=""/>
+      <w:lvlJc w:val="left"/>
+      <w:pPr>
+        <w:ind w:left="5389" w:hanging="360"/>
+      </w:pPr>
+      <w:rPr>
+        <w:rFonts w:ascii="Symbol" w:hAnsi="Symbol" w:hint="default"/>
+      </w:rPr>
+    </w:lvl>
+    <w:lvl w:ilvl="7" w:tplc="FFFFFFFF" w:tentative="1">
+      <w:start w:val="1"/>
+      <w:numFmt w:val="bullet"/>
+      <w:lvlText w:val="o"/>
+      <w:lvlJc w:val="left"/>
+      <w:pPr>
+        <w:ind w:left="6109" w:hanging="360"/>
+      </w:pPr>
+      <w:rPr>
+        <w:rFonts w:ascii="Courier New" w:hAnsi="Courier New" w:hint="default"/>
+      </w:rPr>
+    </w:lvl>
+    <w:lvl w:ilvl="8" w:tplc="FFFFFFFF" w:tentative="1">
+      <w:start w:val="1"/>
+      <w:numFmt w:val="bullet"/>
+      <w:lvlText w:val=""/>
+      <w:lvlJc w:val="left"/>
+      <w:pPr>
+        <w:ind w:left="6829" w:hanging="360"/>
+      </w:pPr>
+      <w:rPr>
+        <w:rFonts w:ascii="Wingdings" w:hAnsi="Wingdings" w:hint="default"/>
+      </w:rPr>
+    </w:lvl>
+  </w:abstractNum>
   <w:num w:numId="1" w16cid:durableId="506942378">
-    <w:abstractNumId w:val="4"/>
+    <w:abstractNumId w:val="5"/>
   </w:num>
   <w:num w:numId="2" w16cid:durableId="90709627">
-    <w:abstractNumId w:val="1"/>
+    <w:abstractNumId w:val="2"/>
   </w:num>
   <w:num w:numId="3" w16cid:durableId="826212601">
     <w:abstractNumId w:val="0"/>
   </w:num>
   <w:num w:numId="4" w16cid:durableId="930360657">
-    <w:abstractNumId w:val="2"/>
+    <w:abstractNumId w:val="3"/>
   </w:num>
   <w:num w:numId="5" w16cid:durableId="816189420">
-    <w:abstractNumId w:val="3"/>
+    <w:abstractNumId w:val="4"/>
+  </w:num>
+  <w:num w:numId="6" w16cid:durableId="39213531">
+    <w:abstractNumId w:val="8"/>
+  </w:num>
+  <w:num w:numId="7" w16cid:durableId="541672994">
+    <w:abstractNumId w:val="6"/>
+  </w:num>
+  <w:num w:numId="8" w16cid:durableId="383140387">
+    <w:abstractNumId w:val="1"/>
+  </w:num>
+  <w:num w:numId="9" w16cid:durableId="865364336">
+    <w:abstractNumId w:val="9"/>
+  </w:num>
+  <w:num w:numId="10" w16cid:durableId="29654088">
+    <w:abstractNumId w:val="7"/>
+  </w:num>
+  <w:num w:numId="11" w16cid:durableId="2116250342">
+    <w:abstractNumId w:val="10"/>
   </w:num>
 </w:numbering>
 </file>
@@ -7459,7 +11438,6 @@
   <w:style w:type="character" w:default="1" w:styleId="DefaultParagraphFont">
     <w:name w:val="Default Paragraph Font"/>
     <w:uiPriority w:val="1"/>
-    <w:semiHidden/>
     <w:unhideWhenUsed/>
   </w:style>
   <w:style w:type="table" w:default="1" w:styleId="TableNormal">
@@ -7989,6 +11967,19 @@
     <w:rPr>
       <w:color w:val="605E5C"/>
       <w:shd w:val="clear" w:color="auto" w:fill="E1DFDD"/>
+    </w:rPr>
+  </w:style>
+  <w:style w:type="paragraph" w:styleId="NormalWeb">
+    <w:name w:val="Normal (Web)"/>
+    <w:basedOn w:val="Normal"/>
+    <w:uiPriority w:val="99"/>
+    <w:semiHidden/>
+    <w:unhideWhenUsed/>
+    <w:rsid w:val="00E06425"/>
+    <w:rPr>
+      <w:rFonts w:ascii="Times New Roman" w:hAnsi="Times New Roman" w:cs="Times New Roman"/>
+      <w:sz w:val="24"/>
+      <w:szCs w:val="24"/>
     </w:rPr>
   </w:style>
 </w:styles>
@@ -8529,7 +12520,12 @@
 </file>
 
 <file path=customXml/item2.xml><?xml version="1.0" encoding="utf-8"?>
-<b:Sources xmlns:b="http://schemas.openxmlformats.org/officeDocument/2006/bibliography" xmlns="http://schemas.openxmlformats.org/officeDocument/2006/bibliography" SelectedStyle="\APASixthEditionOfficeOnline.xsl" StyleName="APA" Version="6"/>
+<?mso-contentType ?>
+<FormTemplates xmlns="http://schemas.microsoft.com/sharepoint/v3/contenttype/forms">
+  <Display>DocumentLibraryForm</Display>
+  <Edit>DocumentLibraryForm</Edit>
+  <New>DocumentLibraryForm</New>
+</FormTemplates>
 </file>
 
 <file path=customXml/item3.xml><?xml version="1.0" encoding="utf-8"?>
@@ -8541,12 +12537,7 @@
 </file>
 
 <file path=customXml/item4.xml><?xml version="1.0" encoding="utf-8"?>
-<?mso-contentType ?>
-<FormTemplates xmlns="http://schemas.microsoft.com/sharepoint/v3/contenttype/forms">
-  <Display>DocumentLibraryForm</Display>
-  <Edit>DocumentLibraryForm</Edit>
-  <New>DocumentLibraryForm</New>
-</FormTemplates>
+<b:Sources xmlns:b="http://schemas.openxmlformats.org/officeDocument/2006/bibliography" xmlns="http://schemas.openxmlformats.org/officeDocument/2006/bibliography" SelectedStyle="\APASixthEditionOfficeOnline.xsl" StyleName="APA" Version="6"/>
 </file>
 
 <file path=customXml/itemProps1.xml><?xml version="1.0" encoding="utf-8"?>
@@ -8569,9 +12560,9 @@
 </file>
 
 <file path=customXml/itemProps2.xml><?xml version="1.0" encoding="utf-8"?>
-<ds:datastoreItem xmlns:ds="http://schemas.openxmlformats.org/officeDocument/2006/customXml" ds:itemID="{33B51BA0-60DC-4A69-874E-22CBA927F23E}">
+<ds:datastoreItem xmlns:ds="http://schemas.openxmlformats.org/officeDocument/2006/customXml" ds:itemID="{1F4F2074-9665-40AE-AC4D-38B5428FDE6E}">
   <ds:schemaRefs>
-    <ds:schemaRef ds:uri="http://schemas.openxmlformats.org/officeDocument/2006/bibliography"/>
+    <ds:schemaRef ds:uri="http://schemas.microsoft.com/sharepoint/v3/contenttype/forms"/>
   </ds:schemaRefs>
 </ds:datastoreItem>
 </file>
@@ -8587,9 +12578,9 @@
 </file>
 
 <file path=customXml/itemProps4.xml><?xml version="1.0" encoding="utf-8"?>
-<ds:datastoreItem xmlns:ds="http://schemas.openxmlformats.org/officeDocument/2006/customXml" ds:itemID="{1F4F2074-9665-40AE-AC4D-38B5428FDE6E}">
+<ds:datastoreItem xmlns:ds="http://schemas.openxmlformats.org/officeDocument/2006/customXml" ds:itemID="{33B51BA0-60DC-4A69-874E-22CBA927F23E}">
   <ds:schemaRefs>
-    <ds:schemaRef ds:uri="http://schemas.microsoft.com/sharepoint/v3/contenttype/forms"/>
+    <ds:schemaRef ds:uri="http://schemas.openxmlformats.org/officeDocument/2006/bibliography"/>
   </ds:schemaRefs>
 </ds:datastoreItem>
 </file>
--- a/__ms-praca__/Zak/soc_sablona_2025.docx
+++ b/__ms-praca__/Zak/soc_sablona_2025.docx
@@ -1997,7 +1997,7 @@
             </w:rPr>
             <w:fldChar w:fldCharType="separate"/>
           </w:r>
-          <w:hyperlink w:anchor="_Toc218953835" w:history="1">
+          <w:hyperlink w:anchor="_Toc219804026" w:history="1">
             <w:r>
               <w:rPr>
                 <w:rStyle w:val="Hyperlink"/>
@@ -2041,7 +2041,7 @@
                 <w:noProof/>
                 <w:webHidden/>
               </w:rPr>
-              <w:instrText xml:space="preserve"> PAGEREF _Toc218953835 \h </w:instrText>
+              <w:instrText xml:space="preserve"> PAGEREF _Toc219804026 \h </w:instrText>
             </w:r>
             <w:r>
               <w:rPr>
@@ -2087,7 +2087,7 @@
               <w:lang w:val="en-SK" w:eastAsia="en-GB"/>
             </w:rPr>
           </w:pPr>
-          <w:hyperlink w:anchor="_Toc218953836" w:history="1">
+          <w:hyperlink w:anchor="_Toc219804027" w:history="1">
             <w:r>
               <w:rPr>
                 <w:rStyle w:val="Hyperlink"/>
@@ -2110,7 +2110,7 @@
                 <w:rStyle w:val="Hyperlink"/>
                 <w:noProof/>
               </w:rPr>
-              <w:t>Charakteristika webových aplikácií a ich význam v ekonomike</w:t>
+              <w:t>CHARAKTERISTIKA WEBOVÝCH APLIKÁCIÍ A ICH VÝZNAM V EKONOMIKE</w:t>
             </w:r>
             <w:r>
               <w:rPr>
@@ -2131,7 +2131,7 @@
                 <w:noProof/>
                 <w:webHidden/>
               </w:rPr>
-              <w:instrText xml:space="preserve"> PAGEREF _Toc218953836 \h </w:instrText>
+              <w:instrText xml:space="preserve"> PAGEREF _Toc219804027 \h </w:instrText>
             </w:r>
             <w:r>
               <w:rPr>
@@ -2177,7 +2177,7 @@
               <w:lang w:val="en-SK" w:eastAsia="en-GB"/>
             </w:rPr>
           </w:pPr>
-          <w:hyperlink w:anchor="_Toc218953837" w:history="1">
+          <w:hyperlink w:anchor="_Toc219804028" w:history="1">
             <w:r>
               <w:rPr>
                 <w:rStyle w:val="Hyperlink"/>
@@ -2200,7 +2200,7 @@
                 <w:rStyle w:val="Hyperlink"/>
                 <w:noProof/>
               </w:rPr>
-              <w:t>Architektúra aplikácie</w:t>
+              <w:t>ARCHITEKTÚRA APLIKÁCIE</w:t>
             </w:r>
             <w:r>
               <w:rPr>
@@ -2221,7 +2221,7 @@
                 <w:noProof/>
                 <w:webHidden/>
               </w:rPr>
-              <w:instrText xml:space="preserve"> PAGEREF _Toc218953837 \h </w:instrText>
+              <w:instrText xml:space="preserve"> PAGEREF _Toc219804028 \h </w:instrText>
             </w:r>
             <w:r>
               <w:rPr>
@@ -2267,7 +2267,7 @@
               <w:lang w:val="en-SK" w:eastAsia="en-GB"/>
             </w:rPr>
           </w:pPr>
-          <w:hyperlink w:anchor="_Toc218953838" w:history="1">
+          <w:hyperlink w:anchor="_Toc219804029" w:history="1">
             <w:r>
               <w:rPr>
                 <w:rStyle w:val="Hyperlink"/>
@@ -2311,7 +2311,7 @@
                 <w:noProof/>
                 <w:webHidden/>
               </w:rPr>
-              <w:instrText xml:space="preserve"> PAGEREF _Toc218953838 \h </w:instrText>
+              <w:instrText xml:space="preserve"> PAGEREF _Toc219804029 \h </w:instrText>
             </w:r>
             <w:r>
               <w:rPr>
@@ -2357,7 +2357,7 @@
               <w:lang w:val="en-SK" w:eastAsia="en-GB"/>
             </w:rPr>
           </w:pPr>
-          <w:hyperlink w:anchor="_Toc218953839" w:history="1">
+          <w:hyperlink w:anchor="_Toc219804030" w:history="1">
             <w:r>
               <w:rPr>
                 <w:rStyle w:val="Hyperlink"/>
@@ -2401,7 +2401,7 @@
                 <w:noProof/>
                 <w:webHidden/>
               </w:rPr>
-              <w:instrText xml:space="preserve"> PAGEREF _Toc218953839 \h </w:instrText>
+              <w:instrText xml:space="preserve"> PAGEREF _Toc219804030 \h </w:instrText>
             </w:r>
             <w:r>
               <w:rPr>
@@ -2447,7 +2447,7 @@
               <w:lang w:val="en-SK" w:eastAsia="en-GB"/>
             </w:rPr>
           </w:pPr>
-          <w:hyperlink w:anchor="_Toc218953840" w:history="1">
+          <w:hyperlink w:anchor="_Toc219804031" w:history="1">
             <w:r>
               <w:rPr>
                 <w:rStyle w:val="Hyperlink"/>
@@ -2491,7 +2491,7 @@
                 <w:noProof/>
                 <w:webHidden/>
               </w:rPr>
-              <w:instrText xml:space="preserve"> PAGEREF _Toc218953840 \h </w:instrText>
+              <w:instrText xml:space="preserve"> PAGEREF _Toc219804031 \h </w:instrText>
             </w:r>
             <w:r>
               <w:rPr>
@@ -2537,7 +2537,7 @@
               <w:lang w:val="en-SK" w:eastAsia="en-GB"/>
             </w:rPr>
           </w:pPr>
-          <w:hyperlink w:anchor="_Toc218953841" w:history="1">
+          <w:hyperlink w:anchor="_Toc219804032" w:history="1">
             <w:r>
               <w:rPr>
                 <w:rStyle w:val="Hyperlink"/>
@@ -2581,7 +2581,7 @@
                 <w:noProof/>
                 <w:webHidden/>
               </w:rPr>
-              <w:instrText xml:space="preserve"> PAGEREF _Toc218953841 \h </w:instrText>
+              <w:instrText xml:space="preserve"> PAGEREF _Toc219804032 \h </w:instrText>
             </w:r>
             <w:r>
               <w:rPr>
@@ -2627,7 +2627,7 @@
               <w:lang w:val="en-SK" w:eastAsia="en-GB"/>
             </w:rPr>
           </w:pPr>
-          <w:hyperlink w:anchor="_Toc218953842" w:history="1">
+          <w:hyperlink w:anchor="_Toc219804033" w:history="1">
             <w:r>
               <w:rPr>
                 <w:rStyle w:val="Hyperlink"/>
@@ -2650,7 +2650,7 @@
                 <w:rStyle w:val="Hyperlink"/>
                 <w:noProof/>
               </w:rPr>
-              <w:t>Analýza požiadaviek používateľov</w:t>
+              <w:t>ANALÝZA POŽIADAVIEK POUŽÍVATEĽOV</w:t>
             </w:r>
             <w:r>
               <w:rPr>
@@ -2671,7 +2671,7 @@
                 <w:noProof/>
                 <w:webHidden/>
               </w:rPr>
-              <w:instrText xml:space="preserve"> PAGEREF _Toc218953842 \h </w:instrText>
+              <w:instrText xml:space="preserve"> PAGEREF _Toc219804033 \h </w:instrText>
             </w:r>
             <w:r>
               <w:rPr>
@@ -2717,7 +2717,7 @@
               <w:lang w:val="en-SK" w:eastAsia="en-GB"/>
             </w:rPr>
           </w:pPr>
-          <w:hyperlink w:anchor="_Toc218953843" w:history="1">
+          <w:hyperlink w:anchor="_Toc219804034" w:history="1">
             <w:r>
               <w:rPr>
                 <w:rStyle w:val="Hyperlink"/>
@@ -2761,7 +2761,7 @@
                 <w:noProof/>
                 <w:webHidden/>
               </w:rPr>
-              <w:instrText xml:space="preserve"> PAGEREF _Toc218953843 \h </w:instrText>
+              <w:instrText xml:space="preserve"> PAGEREF _Toc219804034 \h </w:instrText>
             </w:r>
             <w:r>
               <w:rPr>
@@ -2807,7 +2807,7 @@
               <w:lang w:val="en-SK" w:eastAsia="en-GB"/>
             </w:rPr>
           </w:pPr>
-          <w:hyperlink w:anchor="_Toc218953844" w:history="1">
+          <w:hyperlink w:anchor="_Toc219804035" w:history="1">
             <w:r>
               <w:rPr>
                 <w:rStyle w:val="Hyperlink"/>
@@ -2851,7 +2851,7 @@
                 <w:noProof/>
                 <w:webHidden/>
               </w:rPr>
-              <w:instrText xml:space="preserve"> PAGEREF _Toc218953844 \h </w:instrText>
+              <w:instrText xml:space="preserve"> PAGEREF _Toc219804035 \h </w:instrText>
             </w:r>
             <w:r>
               <w:rPr>
@@ -2897,7 +2897,7 @@
               <w:lang w:val="en-SK" w:eastAsia="en-GB"/>
             </w:rPr>
           </w:pPr>
-          <w:hyperlink w:anchor="_Toc218953845" w:history="1">
+          <w:hyperlink w:anchor="_Toc219804036" w:history="1">
             <w:r>
               <w:rPr>
                 <w:rStyle w:val="Hyperlink"/>
@@ -2941,7 +2941,7 @@
                 <w:noProof/>
                 <w:webHidden/>
               </w:rPr>
-              <w:instrText xml:space="preserve"> PAGEREF _Toc218953845 \h </w:instrText>
+              <w:instrText xml:space="preserve"> PAGEREF _Toc219804036 \h </w:instrText>
             </w:r>
             <w:r>
               <w:rPr>
@@ -2987,7 +2987,7 @@
               <w:lang w:val="en-SK" w:eastAsia="en-GB"/>
             </w:rPr>
           </w:pPr>
-          <w:hyperlink w:anchor="_Toc218953846" w:history="1">
+          <w:hyperlink w:anchor="_Toc219804037" w:history="1">
             <w:r>
               <w:rPr>
                 <w:rStyle w:val="Hyperlink"/>
@@ -3031,7 +3031,7 @@
                 <w:noProof/>
                 <w:webHidden/>
               </w:rPr>
-              <w:instrText xml:space="preserve"> PAGEREF _Toc218953846 \h </w:instrText>
+              <w:instrText xml:space="preserve"> PAGEREF _Toc219804037 \h </w:instrText>
             </w:r>
             <w:r>
               <w:rPr>
@@ -3077,7 +3077,7 @@
               <w:lang w:val="en-SK" w:eastAsia="en-GB"/>
             </w:rPr>
           </w:pPr>
-          <w:hyperlink w:anchor="_Toc218953847" w:history="1">
+          <w:hyperlink w:anchor="_Toc219804038" w:history="1">
             <w:r>
               <w:rPr>
                 <w:rStyle w:val="Hyperlink"/>
@@ -3100,7 +3100,7 @@
                 <w:rStyle w:val="Hyperlink"/>
                 <w:noProof/>
               </w:rPr>
-              <w:t>Ciele a zadanie práce</w:t>
+              <w:t>CIELE A ZADANIE PRÁCE</w:t>
             </w:r>
             <w:r>
               <w:rPr>
@@ -3121,7 +3121,7 @@
                 <w:noProof/>
                 <w:webHidden/>
               </w:rPr>
-              <w:instrText xml:space="preserve"> PAGEREF _Toc218953847 \h </w:instrText>
+              <w:instrText xml:space="preserve"> PAGEREF _Toc219804038 \h </w:instrText>
             </w:r>
             <w:r>
               <w:rPr>
@@ -3167,7 +3167,7 @@
               <w:lang w:val="en-SK" w:eastAsia="en-GB"/>
             </w:rPr>
           </w:pPr>
-          <w:hyperlink w:anchor="_Toc218953848" w:history="1">
+          <w:hyperlink w:anchor="_Toc219804039" w:history="1">
             <w:r>
               <w:rPr>
                 <w:rStyle w:val="Hyperlink"/>
@@ -3190,7 +3190,7 @@
                 <w:rStyle w:val="Hyperlink"/>
                 <w:noProof/>
               </w:rPr>
-              <w:t>Hlavný cieľ práce</w:t>
+              <w:t>cieLe práce</w:t>
             </w:r>
             <w:r>
               <w:rPr>
@@ -3211,7 +3211,7 @@
                 <w:noProof/>
                 <w:webHidden/>
               </w:rPr>
-              <w:instrText xml:space="preserve"> PAGEREF _Toc218953848 \h </w:instrText>
+              <w:instrText xml:space="preserve"> PAGEREF _Toc219804039 \h </w:instrText>
             </w:r>
             <w:r>
               <w:rPr>
@@ -3257,7 +3257,7 @@
               <w:lang w:val="en-SK" w:eastAsia="en-GB"/>
             </w:rPr>
           </w:pPr>
-          <w:hyperlink w:anchor="_Toc218953849" w:history="1">
+          <w:hyperlink w:anchor="_Toc219804040" w:history="1">
             <w:r>
               <w:rPr>
                 <w:rStyle w:val="Hyperlink"/>
@@ -3280,7 +3280,7 @@
                 <w:rStyle w:val="Hyperlink"/>
                 <w:noProof/>
               </w:rPr>
-              <w:t>Čiastkové ciele práce</w:t>
+              <w:t>Zameranie práce a spôsob realizácie</w:t>
             </w:r>
             <w:r>
               <w:rPr>
@@ -3301,7 +3301,7 @@
                 <w:noProof/>
                 <w:webHidden/>
               </w:rPr>
-              <w:instrText xml:space="preserve"> PAGEREF _Toc218953849 \h </w:instrText>
+              <w:instrText xml:space="preserve"> PAGEREF _Toc219804040 \h </w:instrText>
             </w:r>
             <w:r>
               <w:rPr>
@@ -3347,7 +3347,7 @@
               <w:lang w:val="en-SK" w:eastAsia="en-GB"/>
             </w:rPr>
           </w:pPr>
-          <w:hyperlink w:anchor="_Toc218953850" w:history="1">
+          <w:hyperlink w:anchor="_Toc219804041" w:history="1">
             <w:r>
               <w:rPr>
                 <w:rStyle w:val="Hyperlink"/>
@@ -3370,7 +3370,7 @@
                 <w:rStyle w:val="Hyperlink"/>
                 <w:noProof/>
               </w:rPr>
-              <w:t>Zameranie práce na frontendovú časť aplikácie</w:t>
+              <w:t>Očakávaný prínos a tímová spolupráca</w:t>
             </w:r>
             <w:r>
               <w:rPr>
@@ -3391,7 +3391,7 @@
                 <w:noProof/>
                 <w:webHidden/>
               </w:rPr>
-              <w:instrText xml:space="preserve"> PAGEREF _Toc218953850 \h </w:instrText>
+              <w:instrText xml:space="preserve"> PAGEREF _Toc219804041 \h </w:instrText>
             </w:r>
             <w:r>
               <w:rPr>
@@ -3411,7 +3411,97 @@
                 <w:noProof/>
                 <w:webHidden/>
               </w:rPr>
-              <w:t>12</w:t>
+              <w:t>13</w:t>
+            </w:r>
+            <w:r>
+              <w:rPr>
+                <w:noProof/>
+                <w:webHidden/>
+              </w:rPr>
+              <w:fldChar w:fldCharType="end"/>
+            </w:r>
+          </w:hyperlink>
+        </w:p>
+        <w:p>
+          <w:pPr>
+            <w:pStyle w:val="TOC1"/>
+            <w:tabs>
+              <w:tab w:val="left" w:pos="480"/>
+              <w:tab w:val="right" w:leader="dot" w:pos="8493"/>
+            </w:tabs>
+            <w:rPr>
+              <w:rFonts w:eastAsiaTheme="minorEastAsia"/>
+              <w:noProof/>
+              <w:sz w:val="24"/>
+              <w:szCs w:val="24"/>
+              <w:lang w:val="en-SK" w:eastAsia="en-GB"/>
+            </w:rPr>
+          </w:pPr>
+          <w:hyperlink w:anchor="_Toc219804042" w:history="1">
+            <w:r>
+              <w:rPr>
+                <w:rStyle w:val="Hyperlink"/>
+                <w:noProof/>
+              </w:rPr>
+              <w:t>5</w:t>
+            </w:r>
+            <w:r>
+              <w:rPr>
+                <w:rFonts w:eastAsiaTheme="minorEastAsia"/>
+                <w:noProof/>
+                <w:sz w:val="24"/>
+                <w:szCs w:val="24"/>
+                <w:lang w:val="en-SK" w:eastAsia="en-GB"/>
+              </w:rPr>
+              <w:tab/>
+            </w:r>
+            <w:r>
+              <w:rPr>
+                <w:rStyle w:val="Hyperlink"/>
+                <w:noProof/>
+              </w:rPr>
+              <w:t>NÁVRH RIEŠENIA POKLADNIČNÉHO SYSTÉMU EPOS</w:t>
+            </w:r>
+            <w:r>
+              <w:rPr>
+                <w:noProof/>
+                <w:webHidden/>
+              </w:rPr>
+              <w:tab/>
+            </w:r>
+            <w:r>
+              <w:rPr>
+                <w:noProof/>
+                <w:webHidden/>
+              </w:rPr>
+              <w:fldChar w:fldCharType="begin"/>
+            </w:r>
+            <w:r>
+              <w:rPr>
+                <w:noProof/>
+                <w:webHidden/>
+              </w:rPr>
+              <w:instrText xml:space="preserve"> PAGEREF _Toc219804042 \h </w:instrText>
+            </w:r>
+            <w:r>
+              <w:rPr>
+                <w:noProof/>
+                <w:webHidden/>
+              </w:rPr>
+            </w:r>
+            <w:r>
+              <w:rPr>
+                <w:noProof/>
+                <w:webHidden/>
+              </w:rPr>
+              <w:fldChar w:fldCharType="separate"/>
+            </w:r>
+            <w:r>
+              <w:rPr>
+                <w:noProof/>
+                <w:webHidden/>
+              </w:rPr>
+              <w:t>14</w:t>
             </w:r>
             <w:r>
               <w:rPr>
@@ -3437,13 +3527,13 @@
               <w:lang w:val="en-SK" w:eastAsia="en-GB"/>
             </w:rPr>
           </w:pPr>
-          <w:hyperlink w:anchor="_Toc218953851" w:history="1">
+          <w:hyperlink w:anchor="_Toc219804043" w:history="1">
             <w:r>
               <w:rPr>
                 <w:rStyle w:val="Hyperlink"/>
                 <w:noProof/>
               </w:rPr>
-              <w:t>4.4</w:t>
+              <w:t>5.1</w:t>
             </w:r>
             <w:r>
               <w:rPr>
@@ -3460,7 +3550,7 @@
                 <w:rStyle w:val="Hyperlink"/>
                 <w:noProof/>
               </w:rPr>
-              <w:t>Praktická orientácia a simulácia reálnej prevádzky</w:t>
+              <w:t>Koncepcia riešenia a použitá technológia</w:t>
             </w:r>
             <w:r>
               <w:rPr>
@@ -3481,7 +3571,7 @@
                 <w:noProof/>
                 <w:webHidden/>
               </w:rPr>
-              <w:instrText xml:space="preserve"> PAGEREF _Toc218953851 \h </w:instrText>
+              <w:instrText xml:space="preserve"> PAGEREF _Toc219804043 \h </w:instrText>
             </w:r>
             <w:r>
               <w:rPr>
@@ -3501,7 +3591,7 @@
                 <w:noProof/>
                 <w:webHidden/>
               </w:rPr>
-              <w:t>13</w:t>
+              <w:t>14</w:t>
             </w:r>
             <w:r>
               <w:rPr>
@@ -3527,13 +3617,13 @@
               <w:lang w:val="en-SK" w:eastAsia="en-GB"/>
             </w:rPr>
           </w:pPr>
-          <w:hyperlink w:anchor="_Toc218953852" w:history="1">
+          <w:hyperlink w:anchor="_Toc219804044" w:history="1">
             <w:r>
               <w:rPr>
                 <w:rStyle w:val="Hyperlink"/>
                 <w:noProof/>
               </w:rPr>
-              <w:t>4.5</w:t>
+              <w:t>5.2</w:t>
             </w:r>
             <w:r>
               <w:rPr>
@@ -3550,7 +3640,7 @@
                 <w:rStyle w:val="Hyperlink"/>
                 <w:noProof/>
               </w:rPr>
-              <w:t>Tímová spolupráca a rozdelenie úloh</w:t>
+              <w:t>Pracovný proces a spracovanie produktov</w:t>
             </w:r>
             <w:r>
               <w:rPr>
@@ -3571,7 +3661,7 @@
                 <w:noProof/>
                 <w:webHidden/>
               </w:rPr>
-              <w:instrText xml:space="preserve"> PAGEREF _Toc218953852 \h </w:instrText>
+              <w:instrText xml:space="preserve"> PAGEREF _Toc219804044 \h </w:instrText>
             </w:r>
             <w:r>
               <w:rPr>
@@ -3591,7 +3681,7 @@
                 <w:noProof/>
                 <w:webHidden/>
               </w:rPr>
-              <w:t>13</w:t>
+              <w:t>14</w:t>
             </w:r>
             <w:r>
               <w:rPr>
@@ -3617,13 +3707,13 @@
               <w:lang w:val="en-SK" w:eastAsia="en-GB"/>
             </w:rPr>
           </w:pPr>
-          <w:hyperlink w:anchor="_Toc218953853" w:history="1">
+          <w:hyperlink w:anchor="_Toc219804045" w:history="1">
             <w:r>
               <w:rPr>
                 <w:rStyle w:val="Hyperlink"/>
                 <w:noProof/>
               </w:rPr>
-              <w:t>4.6</w:t>
+              <w:t>5.3</w:t>
             </w:r>
             <w:r>
               <w:rPr>
@@ -3640,7 +3730,7 @@
                 <w:rStyle w:val="Hyperlink"/>
                 <w:noProof/>
               </w:rPr>
-              <w:t>Očakávaný prínos práce</w:t>
+              <w:t>Správa dát a generovanie bločkov</w:t>
             </w:r>
             <w:r>
               <w:rPr>
@@ -3661,7 +3751,7 @@
                 <w:noProof/>
                 <w:webHidden/>
               </w:rPr>
-              <w:instrText xml:space="preserve"> PAGEREF _Toc218953853 \h </w:instrText>
+              <w:instrText xml:space="preserve"> PAGEREF _Toc219804045 \h </w:instrText>
             </w:r>
             <w:r>
               <w:rPr>
@@ -3681,7 +3771,97 @@
                 <w:noProof/>
                 <w:webHidden/>
               </w:rPr>
-              <w:t>13</w:t>
+              <w:t>15</w:t>
+            </w:r>
+            <w:r>
+              <w:rPr>
+                <w:noProof/>
+                <w:webHidden/>
+              </w:rPr>
+              <w:fldChar w:fldCharType="end"/>
+            </w:r>
+          </w:hyperlink>
+        </w:p>
+        <w:p>
+          <w:pPr>
+            <w:pStyle w:val="TOC1"/>
+            <w:tabs>
+              <w:tab w:val="left" w:pos="720"/>
+              <w:tab w:val="right" w:leader="dot" w:pos="8493"/>
+            </w:tabs>
+            <w:rPr>
+              <w:rFonts w:eastAsiaTheme="minorEastAsia"/>
+              <w:noProof/>
+              <w:sz w:val="24"/>
+              <w:szCs w:val="24"/>
+              <w:lang w:val="en-SK" w:eastAsia="en-GB"/>
+            </w:rPr>
+          </w:pPr>
+          <w:hyperlink w:anchor="_Toc219804046" w:history="1">
+            <w:r>
+              <w:rPr>
+                <w:rStyle w:val="Hyperlink"/>
+                <w:noProof/>
+              </w:rPr>
+              <w:t>5.4</w:t>
+            </w:r>
+            <w:r>
+              <w:rPr>
+                <w:rFonts w:eastAsiaTheme="minorEastAsia"/>
+                <w:noProof/>
+                <w:sz w:val="24"/>
+                <w:szCs w:val="24"/>
+                <w:lang w:val="en-SK" w:eastAsia="en-GB"/>
+              </w:rPr>
+              <w:tab/>
+            </w:r>
+            <w:r>
+              <w:rPr>
+                <w:rStyle w:val="Hyperlink"/>
+                <w:noProof/>
+              </w:rPr>
+              <w:t>Možnosti rozšírenia systému</w:t>
+            </w:r>
+            <w:r>
+              <w:rPr>
+                <w:noProof/>
+                <w:webHidden/>
+              </w:rPr>
+              <w:tab/>
+            </w:r>
+            <w:r>
+              <w:rPr>
+                <w:noProof/>
+                <w:webHidden/>
+              </w:rPr>
+              <w:fldChar w:fldCharType="begin"/>
+            </w:r>
+            <w:r>
+              <w:rPr>
+                <w:noProof/>
+                <w:webHidden/>
+              </w:rPr>
+              <w:instrText xml:space="preserve"> PAGEREF _Toc219804046 \h </w:instrText>
+            </w:r>
+            <w:r>
+              <w:rPr>
+                <w:noProof/>
+                <w:webHidden/>
+              </w:rPr>
+            </w:r>
+            <w:r>
+              <w:rPr>
+                <w:noProof/>
+                <w:webHidden/>
+              </w:rPr>
+              <w:fldChar w:fldCharType="separate"/>
+            </w:r>
+            <w:r>
+              <w:rPr>
+                <w:noProof/>
+                <w:webHidden/>
+              </w:rPr>
+              <w:t>16</w:t>
             </w:r>
             <w:r>
               <w:rPr>
@@ -3707,13 +3887,13 @@
               <w:lang w:val="en-SK" w:eastAsia="en-GB"/>
             </w:rPr>
           </w:pPr>
-          <w:hyperlink w:anchor="_Toc218953854" w:history="1">
+          <w:hyperlink w:anchor="_Toc219804047" w:history="1">
             <w:r>
               <w:rPr>
                 <w:rStyle w:val="Hyperlink"/>
                 <w:noProof/>
               </w:rPr>
-              <w:t>5</w:t>
+              <w:t>6</w:t>
             </w:r>
             <w:r>
               <w:rPr>
@@ -3730,7 +3910,7 @@
                 <w:rStyle w:val="Hyperlink"/>
                 <w:noProof/>
               </w:rPr>
-              <w:t>NÁVRH RIEŠENIA POKLADNIČNÉHO SYSTÉMU EPOS</w:t>
+              <w:t>IMPLEMENTÁCIA POUŽÍVATEĽSKÉHO ROZHRANIA</w:t>
             </w:r>
             <w:r>
               <w:rPr>
@@ -3751,7 +3931,7 @@
                 <w:noProof/>
                 <w:webHidden/>
               </w:rPr>
-              <w:instrText xml:space="preserve"> PAGEREF _Toc218953854 \h </w:instrText>
+              <w:instrText xml:space="preserve"> PAGEREF _Toc219804047 \h </w:instrText>
             </w:r>
             <w:r>
               <w:rPr>
@@ -3771,7 +3951,7 @@
                 <w:noProof/>
                 <w:webHidden/>
               </w:rPr>
-              <w:t>14</w:t>
+              <w:t>17</w:t>
             </w:r>
             <w:r>
               <w:rPr>
@@ -3797,13 +3977,13 @@
               <w:lang w:val="en-SK" w:eastAsia="en-GB"/>
             </w:rPr>
           </w:pPr>
-          <w:hyperlink w:anchor="_Toc218953855" w:history="1">
+          <w:hyperlink w:anchor="_Toc219804048" w:history="1">
             <w:r>
               <w:rPr>
                 <w:rStyle w:val="Hyperlink"/>
                 <w:noProof/>
               </w:rPr>
-              <w:t>5.1</w:t>
+              <w:t>6.1</w:t>
             </w:r>
             <w:r>
               <w:rPr>
@@ -3820,7 +4000,7 @@
                 <w:rStyle w:val="Hyperlink"/>
                 <w:noProof/>
               </w:rPr>
-              <w:t>Voľba typu aplikácie a použitej technológie</w:t>
+              <w:t>Návrh používateľského rozhrania a dizajnový koncept</w:t>
             </w:r>
             <w:r>
               <w:rPr>
@@ -3841,7 +4021,7 @@
                 <w:noProof/>
                 <w:webHidden/>
               </w:rPr>
-              <w:instrText xml:space="preserve"> PAGEREF _Toc218953855 \h </w:instrText>
+              <w:instrText xml:space="preserve"> PAGEREF _Toc219804048 \h </w:instrText>
             </w:r>
             <w:r>
               <w:rPr>
@@ -3861,7 +4041,7 @@
                 <w:noProof/>
                 <w:webHidden/>
               </w:rPr>
-              <w:t>14</w:t>
+              <w:t>17</w:t>
             </w:r>
             <w:r>
               <w:rPr>
@@ -3887,13 +4067,13 @@
               <w:lang w:val="en-SK" w:eastAsia="en-GB"/>
             </w:rPr>
           </w:pPr>
-          <w:hyperlink w:anchor="_Toc218953856" w:history="1">
+          <w:hyperlink w:anchor="_Toc219804049" w:history="1">
             <w:r>
               <w:rPr>
                 <w:rStyle w:val="Hyperlink"/>
                 <w:noProof/>
               </w:rPr>
-              <w:t>5.2</w:t>
+              <w:t>6.2</w:t>
             </w:r>
             <w:r>
               <w:rPr>
@@ -3910,7 +4090,7 @@
                 <w:rStyle w:val="Hyperlink"/>
                 <w:noProof/>
               </w:rPr>
-              <w:t>Koncepcia riešenia a architektúra systému</w:t>
+              <w:t>Implementácia rozhrania v prostredí Windows Forms</w:t>
             </w:r>
             <w:r>
               <w:rPr>
@@ -3931,7 +4111,7 @@
                 <w:noProof/>
                 <w:webHidden/>
               </w:rPr>
-              <w:instrText xml:space="preserve"> PAGEREF _Toc218953856 \h </w:instrText>
+              <w:instrText xml:space="preserve"> PAGEREF _Toc219804049 \h </w:instrText>
             </w:r>
             <w:r>
               <w:rPr>
@@ -3951,7 +4131,7 @@
                 <w:noProof/>
                 <w:webHidden/>
               </w:rPr>
-              <w:t>14</w:t>
+              <w:t>18</w:t>
             </w:r>
             <w:r>
               <w:rPr>
@@ -3977,13 +4157,13 @@
               <w:lang w:val="en-SK" w:eastAsia="en-GB"/>
             </w:rPr>
           </w:pPr>
-          <w:hyperlink w:anchor="_Toc218953857" w:history="1">
+          <w:hyperlink w:anchor="_Toc219804050" w:history="1">
             <w:r>
               <w:rPr>
                 <w:rStyle w:val="Hyperlink"/>
                 <w:noProof/>
               </w:rPr>
-              <w:t>5.3</w:t>
+              <w:t>6.3</w:t>
             </w:r>
             <w:r>
               <w:rPr>
@@ -4000,7 +4180,7 @@
                 <w:rStyle w:val="Hyperlink"/>
                 <w:noProof/>
               </w:rPr>
-              <w:t>Návrh pracovného procesu pokladníka</w:t>
+              <w:t>Ergonomické zásady a intuitívne ovládanie</w:t>
             </w:r>
             <w:r>
               <w:rPr>
@@ -4021,7 +4201,7 @@
                 <w:noProof/>
                 <w:webHidden/>
               </w:rPr>
-              <w:instrText xml:space="preserve"> PAGEREF _Toc218953857 \h </w:instrText>
+              <w:instrText xml:space="preserve"> PAGEREF _Toc219804050 \h </w:instrText>
             </w:r>
             <w:r>
               <w:rPr>
@@ -4041,7 +4221,7 @@
                 <w:noProof/>
                 <w:webHidden/>
               </w:rPr>
-              <w:t>14</w:t>
+              <w:t>18</w:t>
             </w:r>
             <w:r>
               <w:rPr>
@@ -4067,13 +4247,13 @@
               <w:lang w:val="en-SK" w:eastAsia="en-GB"/>
             </w:rPr>
           </w:pPr>
-          <w:hyperlink w:anchor="_Toc218953858" w:history="1">
+          <w:hyperlink w:anchor="_Toc219804051" w:history="1">
             <w:r>
               <w:rPr>
                 <w:rStyle w:val="Hyperlink"/>
                 <w:noProof/>
               </w:rPr>
-              <w:t>5.4</w:t>
+              <w:t>6.4</w:t>
             </w:r>
             <w:r>
               <w:rPr>
@@ -4090,7 +4270,7 @@
                 <w:rStyle w:val="Hyperlink"/>
                 <w:noProof/>
               </w:rPr>
-              <w:t>Spôsob spracovania čiarových kódov</w:t>
+              <w:t>Práca s chybovými stavmi a spätná väzba používateľovi</w:t>
             </w:r>
             <w:r>
               <w:rPr>
@@ -4111,7 +4291,7 @@
                 <w:noProof/>
                 <w:webHidden/>
               </w:rPr>
-              <w:instrText xml:space="preserve"> PAGEREF _Toc218953858 \h </w:instrText>
+              <w:instrText xml:space="preserve"> PAGEREF _Toc219804051 \h </w:instrText>
             </w:r>
             <w:r>
               <w:rPr>
@@ -4131,7 +4311,97 @@
                 <w:noProof/>
                 <w:webHidden/>
               </w:rPr>
-              <w:t>15</w:t>
+              <w:t>19</w:t>
+            </w:r>
+            <w:r>
+              <w:rPr>
+                <w:noProof/>
+                <w:webHidden/>
+              </w:rPr>
+              <w:fldChar w:fldCharType="end"/>
+            </w:r>
+          </w:hyperlink>
+        </w:p>
+        <w:p>
+          <w:pPr>
+            <w:pStyle w:val="TOC1"/>
+            <w:tabs>
+              <w:tab w:val="left" w:pos="480"/>
+              <w:tab w:val="right" w:leader="dot" w:pos="8493"/>
+            </w:tabs>
+            <w:rPr>
+              <w:rFonts w:eastAsiaTheme="minorEastAsia"/>
+              <w:noProof/>
+              <w:sz w:val="24"/>
+              <w:szCs w:val="24"/>
+              <w:lang w:val="en-SK" w:eastAsia="en-GB"/>
+            </w:rPr>
+          </w:pPr>
+          <w:hyperlink w:anchor="_Toc219804052" w:history="1">
+            <w:r>
+              <w:rPr>
+                <w:rStyle w:val="Hyperlink"/>
+                <w:noProof/>
+              </w:rPr>
+              <w:t>7</w:t>
+            </w:r>
+            <w:r>
+              <w:rPr>
+                <w:rFonts w:eastAsiaTheme="minorEastAsia"/>
+                <w:noProof/>
+                <w:sz w:val="24"/>
+                <w:szCs w:val="24"/>
+                <w:lang w:val="en-SK" w:eastAsia="en-GB"/>
+              </w:rPr>
+              <w:tab/>
+            </w:r>
+            <w:r>
+              <w:rPr>
+                <w:rStyle w:val="Hyperlink"/>
+                <w:noProof/>
+              </w:rPr>
+              <w:t>IMPLEMENTÁCIA FUNKČNÝCH ČASTÍ SYSTÉMU</w:t>
+            </w:r>
+            <w:r>
+              <w:rPr>
+                <w:noProof/>
+                <w:webHidden/>
+              </w:rPr>
+              <w:tab/>
+            </w:r>
+            <w:r>
+              <w:rPr>
+                <w:noProof/>
+                <w:webHidden/>
+              </w:rPr>
+              <w:fldChar w:fldCharType="begin"/>
+            </w:r>
+            <w:r>
+              <w:rPr>
+                <w:noProof/>
+                <w:webHidden/>
+              </w:rPr>
+              <w:instrText xml:space="preserve"> PAGEREF _Toc219804052 \h </w:instrText>
+            </w:r>
+            <w:r>
+              <w:rPr>
+                <w:noProof/>
+                <w:webHidden/>
+              </w:rPr>
+            </w:r>
+            <w:r>
+              <w:rPr>
+                <w:noProof/>
+                <w:webHidden/>
+              </w:rPr>
+              <w:fldChar w:fldCharType="separate"/>
+            </w:r>
+            <w:r>
+              <w:rPr>
+                <w:noProof/>
+                <w:webHidden/>
+              </w:rPr>
+              <w:t>20</w:t>
             </w:r>
             <w:r>
               <w:rPr>
@@ -4157,13 +4427,13 @@
               <w:lang w:val="en-SK" w:eastAsia="en-GB"/>
             </w:rPr>
           </w:pPr>
-          <w:hyperlink w:anchor="_Toc218953859" w:history="1">
+          <w:hyperlink w:anchor="_Toc219804053" w:history="1">
             <w:r>
               <w:rPr>
                 <w:rStyle w:val="Hyperlink"/>
                 <w:noProof/>
               </w:rPr>
-              <w:t>5.5</w:t>
+              <w:t>7.1</w:t>
             </w:r>
             <w:r>
               <w:rPr>
@@ -4180,7 +4450,7 @@
                 <w:rStyle w:val="Hyperlink"/>
                 <w:noProof/>
               </w:rPr>
-              <w:t>Návrh správy produktov a práce s databázou</w:t>
+              <w:t>Prihlasovanie používateľa a zabezpečenie prístupu</w:t>
             </w:r>
             <w:r>
               <w:rPr>
@@ -4201,7 +4471,7 @@
                 <w:noProof/>
                 <w:webHidden/>
               </w:rPr>
-              <w:instrText xml:space="preserve"> PAGEREF _Toc218953859 \h </w:instrText>
+              <w:instrText xml:space="preserve"> PAGEREF _Toc219804053 \h </w:instrText>
             </w:r>
             <w:r>
               <w:rPr>
@@ -4221,7 +4491,7 @@
                 <w:noProof/>
                 <w:webHidden/>
               </w:rPr>
-              <w:t>15</w:t>
+              <w:t>20</w:t>
             </w:r>
             <w:r>
               <w:rPr>
@@ -4247,13 +4517,13 @@
               <w:lang w:val="en-SK" w:eastAsia="en-GB"/>
             </w:rPr>
           </w:pPr>
-          <w:hyperlink w:anchor="_Toc218953860" w:history="1">
+          <w:hyperlink w:anchor="_Toc219804054" w:history="1">
             <w:r>
               <w:rPr>
                 <w:rStyle w:val="Hyperlink"/>
                 <w:noProof/>
               </w:rPr>
-              <w:t>5.6</w:t>
+              <w:t>7.2</w:t>
             </w:r>
             <w:r>
               <w:rPr>
@@ -4270,7 +4540,7 @@
                 <w:rStyle w:val="Hyperlink"/>
                 <w:noProof/>
               </w:rPr>
-              <w:t>Návrh generovania a správy bločkov</w:t>
+              <w:t>Hlavná obrazovka a blokovanie nákupu</w:t>
             </w:r>
             <w:r>
               <w:rPr>
@@ -4291,7 +4561,7 @@
                 <w:noProof/>
                 <w:webHidden/>
               </w:rPr>
-              <w:instrText xml:space="preserve"> PAGEREF _Toc218953860 \h </w:instrText>
+              <w:instrText xml:space="preserve"> PAGEREF _Toc219804054 \h </w:instrText>
             </w:r>
             <w:r>
               <w:rPr>
@@ -4311,7 +4581,7 @@
                 <w:noProof/>
                 <w:webHidden/>
               </w:rPr>
-              <w:t>15</w:t>
+              <w:t>21</w:t>
             </w:r>
             <w:r>
               <w:rPr>
@@ -4337,13 +4607,13 @@
               <w:lang w:val="en-SK" w:eastAsia="en-GB"/>
             </w:rPr>
           </w:pPr>
-          <w:hyperlink w:anchor="_Toc218953861" w:history="1">
+          <w:hyperlink w:anchor="_Toc219804055" w:history="1">
             <w:r>
               <w:rPr>
                 <w:rStyle w:val="Hyperlink"/>
                 <w:noProof/>
               </w:rPr>
-              <w:t>5.7</w:t>
+              <w:t>7.3</w:t>
             </w:r>
             <w:r>
               <w:rPr>
@@ -4360,7 +4630,7 @@
                 <w:rStyle w:val="Hyperlink"/>
                 <w:noProof/>
               </w:rPr>
-              <w:t>Možnosti rozšírenia navrhnutého riešenia</w:t>
+              <w:t>Správa produktov a úprava údajov</w:t>
             </w:r>
             <w:r>
               <w:rPr>
@@ -4381,7 +4651,7 @@
                 <w:noProof/>
                 <w:webHidden/>
               </w:rPr>
-              <w:instrText xml:space="preserve"> PAGEREF _Toc218953861 \h </w:instrText>
+              <w:instrText xml:space="preserve"> PAGEREF _Toc219804055 \h </w:instrText>
             </w:r>
             <w:r>
               <w:rPr>
@@ -4401,7 +4671,187 @@
                 <w:noProof/>
                 <w:webHidden/>
               </w:rPr>
-              <w:t>16</w:t>
+              <w:t>21</w:t>
+            </w:r>
+            <w:r>
+              <w:rPr>
+                <w:noProof/>
+                <w:webHidden/>
+              </w:rPr>
+              <w:fldChar w:fldCharType="end"/>
+            </w:r>
+          </w:hyperlink>
+        </w:p>
+        <w:p>
+          <w:pPr>
+            <w:pStyle w:val="TOC1"/>
+            <w:tabs>
+              <w:tab w:val="left" w:pos="720"/>
+              <w:tab w:val="right" w:leader="dot" w:pos="8493"/>
+            </w:tabs>
+            <w:rPr>
+              <w:rFonts w:eastAsiaTheme="minorEastAsia"/>
+              <w:noProof/>
+              <w:sz w:val="24"/>
+              <w:szCs w:val="24"/>
+              <w:lang w:val="en-SK" w:eastAsia="en-GB"/>
+            </w:rPr>
+          </w:pPr>
+          <w:hyperlink w:anchor="_Toc219804056" w:history="1">
+            <w:r>
+              <w:rPr>
+                <w:rStyle w:val="Hyperlink"/>
+                <w:noProof/>
+              </w:rPr>
+              <w:t>7.4</w:t>
+            </w:r>
+            <w:r>
+              <w:rPr>
+                <w:rFonts w:eastAsiaTheme="minorEastAsia"/>
+                <w:noProof/>
+                <w:sz w:val="24"/>
+                <w:szCs w:val="24"/>
+                <w:lang w:val="en-SK" w:eastAsia="en-GB"/>
+              </w:rPr>
+              <w:tab/>
+            </w:r>
+            <w:r>
+              <w:rPr>
+                <w:rStyle w:val="Hyperlink"/>
+                <w:noProof/>
+              </w:rPr>
+              <w:t>Nastavenia aplikácie a odhlásenie používateľa</w:t>
+            </w:r>
+            <w:r>
+              <w:rPr>
+                <w:noProof/>
+                <w:webHidden/>
+              </w:rPr>
+              <w:tab/>
+            </w:r>
+            <w:r>
+              <w:rPr>
+                <w:noProof/>
+                <w:webHidden/>
+              </w:rPr>
+              <w:fldChar w:fldCharType="begin"/>
+            </w:r>
+            <w:r>
+              <w:rPr>
+                <w:noProof/>
+                <w:webHidden/>
+              </w:rPr>
+              <w:instrText xml:space="preserve"> PAGEREF _Toc219804056 \h </w:instrText>
+            </w:r>
+            <w:r>
+              <w:rPr>
+                <w:noProof/>
+                <w:webHidden/>
+              </w:rPr>
+            </w:r>
+            <w:r>
+              <w:rPr>
+                <w:noProof/>
+                <w:webHidden/>
+              </w:rPr>
+              <w:fldChar w:fldCharType="separate"/>
+            </w:r>
+            <w:r>
+              <w:rPr>
+                <w:noProof/>
+                <w:webHidden/>
+              </w:rPr>
+              <w:t>22</w:t>
+            </w:r>
+            <w:r>
+              <w:rPr>
+                <w:noProof/>
+                <w:webHidden/>
+              </w:rPr>
+              <w:fldChar w:fldCharType="end"/>
+            </w:r>
+          </w:hyperlink>
+        </w:p>
+        <w:p>
+          <w:pPr>
+            <w:pStyle w:val="TOC1"/>
+            <w:tabs>
+              <w:tab w:val="left" w:pos="720"/>
+              <w:tab w:val="right" w:leader="dot" w:pos="8493"/>
+            </w:tabs>
+            <w:rPr>
+              <w:rFonts w:eastAsiaTheme="minorEastAsia"/>
+              <w:noProof/>
+              <w:sz w:val="24"/>
+              <w:szCs w:val="24"/>
+              <w:lang w:val="en-SK" w:eastAsia="en-GB"/>
+            </w:rPr>
+          </w:pPr>
+          <w:hyperlink w:anchor="_Toc219804057" w:history="1">
+            <w:r>
+              <w:rPr>
+                <w:rStyle w:val="Hyperlink"/>
+                <w:noProof/>
+              </w:rPr>
+              <w:t>7.5</w:t>
+            </w:r>
+            <w:r>
+              <w:rPr>
+                <w:rFonts w:eastAsiaTheme="minorEastAsia"/>
+                <w:noProof/>
+                <w:sz w:val="24"/>
+                <w:szCs w:val="24"/>
+                <w:lang w:val="en-SK" w:eastAsia="en-GB"/>
+              </w:rPr>
+              <w:tab/>
+            </w:r>
+            <w:r>
+              <w:rPr>
+                <w:rStyle w:val="Hyperlink"/>
+                <w:noProof/>
+              </w:rPr>
+              <w:t>Generovanie a spracovanie bločku</w:t>
+            </w:r>
+            <w:r>
+              <w:rPr>
+                <w:noProof/>
+                <w:webHidden/>
+              </w:rPr>
+              <w:tab/>
+            </w:r>
+            <w:r>
+              <w:rPr>
+                <w:noProof/>
+                <w:webHidden/>
+              </w:rPr>
+              <w:fldChar w:fldCharType="begin"/>
+            </w:r>
+            <w:r>
+              <w:rPr>
+                <w:noProof/>
+                <w:webHidden/>
+              </w:rPr>
+              <w:instrText xml:space="preserve"> PAGEREF _Toc219804057 \h </w:instrText>
+            </w:r>
+            <w:r>
+              <w:rPr>
+                <w:noProof/>
+                <w:webHidden/>
+              </w:rPr>
+            </w:r>
+            <w:r>
+              <w:rPr>
+                <w:noProof/>
+                <w:webHidden/>
+              </w:rPr>
+              <w:fldChar w:fldCharType="separate"/>
+            </w:r>
+            <w:r>
+              <w:rPr>
+                <w:noProof/>
+                <w:webHidden/>
+              </w:rPr>
+              <w:t>22</w:t>
             </w:r>
             <w:r>
               <w:rPr>
@@ -4427,13 +4877,13 @@
               <w:lang w:val="en-SK" w:eastAsia="en-GB"/>
             </w:rPr>
           </w:pPr>
-          <w:hyperlink w:anchor="_Toc218953862" w:history="1">
+          <w:hyperlink w:anchor="_Toc219804058" w:history="1">
             <w:r>
               <w:rPr>
                 <w:rStyle w:val="Hyperlink"/>
                 <w:noProof/>
               </w:rPr>
-              <w:t>6</w:t>
+              <w:t>8</w:t>
             </w:r>
             <w:r>
               <w:rPr>
@@ -4450,7 +4900,7 @@
                 <w:rStyle w:val="Hyperlink"/>
                 <w:noProof/>
               </w:rPr>
-              <w:t>Materiál a metodika</w:t>
+              <w:t>TESTOVANIE A OPTIMALIZÁCIA APLIKÁCIE</w:t>
             </w:r>
             <w:r>
               <w:rPr>
@@ -4471,7 +4921,7 @@
                 <w:noProof/>
                 <w:webHidden/>
               </w:rPr>
-              <w:instrText xml:space="preserve"> PAGEREF _Toc218953862 \h </w:instrText>
+              <w:instrText xml:space="preserve"> PAGEREF _Toc219804058 \h </w:instrText>
             </w:r>
             <w:r>
               <w:rPr>
@@ -4491,7 +4941,7 @@
                 <w:noProof/>
                 <w:webHidden/>
               </w:rPr>
-              <w:t>17</w:t>
+              <w:t>23</w:t>
             </w:r>
             <w:r>
               <w:rPr>
@@ -4517,13 +4967,13 @@
               <w:lang w:val="en-SK" w:eastAsia="en-GB"/>
             </w:rPr>
           </w:pPr>
-          <w:hyperlink w:anchor="_Toc218953863" w:history="1">
+          <w:hyperlink w:anchor="_Toc219804059" w:history="1">
             <w:r>
               <w:rPr>
                 <w:rStyle w:val="Hyperlink"/>
                 <w:noProof/>
               </w:rPr>
-              <w:t>6.1</w:t>
+              <w:t>8.1</w:t>
             </w:r>
             <w:r>
               <w:rPr>
@@ -4540,7 +4990,7 @@
                 <w:rStyle w:val="Hyperlink"/>
                 <w:noProof/>
               </w:rPr>
-              <w:t>Podnadpis</w:t>
+              <w:t>Spôsob a priebeh testovania aplikácie</w:t>
             </w:r>
             <w:r>
               <w:rPr>
@@ -4561,7 +5011,7 @@
                 <w:noProof/>
                 <w:webHidden/>
               </w:rPr>
-              <w:instrText xml:space="preserve"> PAGEREF _Toc218953863 \h </w:instrText>
+              <w:instrText xml:space="preserve"> PAGEREF _Toc219804059 \h </w:instrText>
             </w:r>
             <w:r>
               <w:rPr>
@@ -4581,7 +5031,277 @@
                 <w:noProof/>
                 <w:webHidden/>
               </w:rPr>
-              <w:t>17</w:t>
+              <w:t>23</w:t>
+            </w:r>
+            <w:r>
+              <w:rPr>
+                <w:noProof/>
+                <w:webHidden/>
+              </w:rPr>
+              <w:fldChar w:fldCharType="end"/>
+            </w:r>
+          </w:hyperlink>
+        </w:p>
+        <w:p>
+          <w:pPr>
+            <w:pStyle w:val="TOC1"/>
+            <w:tabs>
+              <w:tab w:val="left" w:pos="720"/>
+              <w:tab w:val="right" w:leader="dot" w:pos="8493"/>
+            </w:tabs>
+            <w:rPr>
+              <w:rFonts w:eastAsiaTheme="minorEastAsia"/>
+              <w:noProof/>
+              <w:sz w:val="24"/>
+              <w:szCs w:val="24"/>
+              <w:lang w:val="en-SK" w:eastAsia="en-GB"/>
+            </w:rPr>
+          </w:pPr>
+          <w:hyperlink w:anchor="_Toc219804060" w:history="1">
+            <w:r>
+              <w:rPr>
+                <w:rStyle w:val="Hyperlink"/>
+                <w:noProof/>
+              </w:rPr>
+              <w:t>8.2</w:t>
+            </w:r>
+            <w:r>
+              <w:rPr>
+                <w:rFonts w:eastAsiaTheme="minorEastAsia"/>
+                <w:noProof/>
+                <w:sz w:val="24"/>
+                <w:szCs w:val="24"/>
+                <w:lang w:val="en-SK" w:eastAsia="en-GB"/>
+              </w:rPr>
+              <w:tab/>
+            </w:r>
+            <w:r>
+              <w:rPr>
+                <w:rStyle w:val="Hyperlink"/>
+                <w:noProof/>
+              </w:rPr>
+              <w:t>Identifikácia problémov a nedostatkov</w:t>
+            </w:r>
+            <w:r>
+              <w:rPr>
+                <w:noProof/>
+                <w:webHidden/>
+              </w:rPr>
+              <w:tab/>
+            </w:r>
+            <w:r>
+              <w:rPr>
+                <w:noProof/>
+                <w:webHidden/>
+              </w:rPr>
+              <w:fldChar w:fldCharType="begin"/>
+            </w:r>
+            <w:r>
+              <w:rPr>
+                <w:noProof/>
+                <w:webHidden/>
+              </w:rPr>
+              <w:instrText xml:space="preserve"> PAGEREF _Toc219804060 \h </w:instrText>
+            </w:r>
+            <w:r>
+              <w:rPr>
+                <w:noProof/>
+                <w:webHidden/>
+              </w:rPr>
+            </w:r>
+            <w:r>
+              <w:rPr>
+                <w:noProof/>
+                <w:webHidden/>
+              </w:rPr>
+              <w:fldChar w:fldCharType="separate"/>
+            </w:r>
+            <w:r>
+              <w:rPr>
+                <w:noProof/>
+                <w:webHidden/>
+              </w:rPr>
+              <w:t>23</w:t>
+            </w:r>
+            <w:r>
+              <w:rPr>
+                <w:noProof/>
+                <w:webHidden/>
+              </w:rPr>
+              <w:fldChar w:fldCharType="end"/>
+            </w:r>
+          </w:hyperlink>
+        </w:p>
+        <w:p>
+          <w:pPr>
+            <w:pStyle w:val="TOC1"/>
+            <w:tabs>
+              <w:tab w:val="left" w:pos="720"/>
+              <w:tab w:val="right" w:leader="dot" w:pos="8493"/>
+            </w:tabs>
+            <w:rPr>
+              <w:rFonts w:eastAsiaTheme="minorEastAsia"/>
+              <w:noProof/>
+              <w:sz w:val="24"/>
+              <w:szCs w:val="24"/>
+              <w:lang w:val="en-SK" w:eastAsia="en-GB"/>
+            </w:rPr>
+          </w:pPr>
+          <w:hyperlink w:anchor="_Toc219804061" w:history="1">
+            <w:r>
+              <w:rPr>
+                <w:rStyle w:val="Hyperlink"/>
+                <w:noProof/>
+              </w:rPr>
+              <w:t>8.3</w:t>
+            </w:r>
+            <w:r>
+              <w:rPr>
+                <w:rFonts w:eastAsiaTheme="minorEastAsia"/>
+                <w:noProof/>
+                <w:sz w:val="24"/>
+                <w:szCs w:val="24"/>
+                <w:lang w:val="en-SK" w:eastAsia="en-GB"/>
+              </w:rPr>
+              <w:tab/>
+            </w:r>
+            <w:r>
+              <w:rPr>
+                <w:rStyle w:val="Hyperlink"/>
+                <w:noProof/>
+              </w:rPr>
+              <w:t>Optimalizácia používateľského rozhrania</w:t>
+            </w:r>
+            <w:r>
+              <w:rPr>
+                <w:noProof/>
+                <w:webHidden/>
+              </w:rPr>
+              <w:tab/>
+            </w:r>
+            <w:r>
+              <w:rPr>
+                <w:noProof/>
+                <w:webHidden/>
+              </w:rPr>
+              <w:fldChar w:fldCharType="begin"/>
+            </w:r>
+            <w:r>
+              <w:rPr>
+                <w:noProof/>
+                <w:webHidden/>
+              </w:rPr>
+              <w:instrText xml:space="preserve"> PAGEREF _Toc219804061 \h </w:instrText>
+            </w:r>
+            <w:r>
+              <w:rPr>
+                <w:noProof/>
+                <w:webHidden/>
+              </w:rPr>
+            </w:r>
+            <w:r>
+              <w:rPr>
+                <w:noProof/>
+                <w:webHidden/>
+              </w:rPr>
+              <w:fldChar w:fldCharType="separate"/>
+            </w:r>
+            <w:r>
+              <w:rPr>
+                <w:noProof/>
+                <w:webHidden/>
+              </w:rPr>
+              <w:t>24</w:t>
+            </w:r>
+            <w:r>
+              <w:rPr>
+                <w:noProof/>
+                <w:webHidden/>
+              </w:rPr>
+              <w:fldChar w:fldCharType="end"/>
+            </w:r>
+          </w:hyperlink>
+        </w:p>
+        <w:p>
+          <w:pPr>
+            <w:pStyle w:val="TOC1"/>
+            <w:tabs>
+              <w:tab w:val="left" w:pos="720"/>
+              <w:tab w:val="right" w:leader="dot" w:pos="8493"/>
+            </w:tabs>
+            <w:rPr>
+              <w:rFonts w:eastAsiaTheme="minorEastAsia"/>
+              <w:noProof/>
+              <w:sz w:val="24"/>
+              <w:szCs w:val="24"/>
+              <w:lang w:val="en-SK" w:eastAsia="en-GB"/>
+            </w:rPr>
+          </w:pPr>
+          <w:hyperlink w:anchor="_Toc219804062" w:history="1">
+            <w:r>
+              <w:rPr>
+                <w:rStyle w:val="Hyperlink"/>
+                <w:noProof/>
+              </w:rPr>
+              <w:t>8.4</w:t>
+            </w:r>
+            <w:r>
+              <w:rPr>
+                <w:rFonts w:eastAsiaTheme="minorEastAsia"/>
+                <w:noProof/>
+                <w:sz w:val="24"/>
+                <w:szCs w:val="24"/>
+                <w:lang w:val="en-SK" w:eastAsia="en-GB"/>
+              </w:rPr>
+              <w:tab/>
+            </w:r>
+            <w:r>
+              <w:rPr>
+                <w:rStyle w:val="Hyperlink"/>
+                <w:noProof/>
+              </w:rPr>
+              <w:t>Overenie použiteľnosti po úpravách</w:t>
+            </w:r>
+            <w:r>
+              <w:rPr>
+                <w:noProof/>
+                <w:webHidden/>
+              </w:rPr>
+              <w:tab/>
+            </w:r>
+            <w:r>
+              <w:rPr>
+                <w:noProof/>
+                <w:webHidden/>
+              </w:rPr>
+              <w:fldChar w:fldCharType="begin"/>
+            </w:r>
+            <w:r>
+              <w:rPr>
+                <w:noProof/>
+                <w:webHidden/>
+              </w:rPr>
+              <w:instrText xml:space="preserve"> PAGEREF _Toc219804062 \h </w:instrText>
+            </w:r>
+            <w:r>
+              <w:rPr>
+                <w:noProof/>
+                <w:webHidden/>
+              </w:rPr>
+            </w:r>
+            <w:r>
+              <w:rPr>
+                <w:noProof/>
+                <w:webHidden/>
+              </w:rPr>
+              <w:fldChar w:fldCharType="separate"/>
+            </w:r>
+            <w:r>
+              <w:rPr>
+                <w:noProof/>
+                <w:webHidden/>
+              </w:rPr>
+              <w:t>24</w:t>
             </w:r>
             <w:r>
               <w:rPr>
@@ -4607,13 +5327,13 @@
               <w:lang w:val="en-SK" w:eastAsia="en-GB"/>
             </w:rPr>
           </w:pPr>
-          <w:hyperlink w:anchor="_Toc218953864" w:history="1">
+          <w:hyperlink w:anchor="_Toc219804063" w:history="1">
             <w:r>
               <w:rPr>
                 <w:rStyle w:val="Hyperlink"/>
                 <w:noProof/>
               </w:rPr>
-              <w:t>7</w:t>
+              <w:t>9</w:t>
             </w:r>
             <w:r>
               <w:rPr>
@@ -4630,7 +5350,7 @@
                 <w:rStyle w:val="Hyperlink"/>
                 <w:noProof/>
               </w:rPr>
-              <w:t>Diskusia</w:t>
+              <w:t>DISKUSIA, OBMEDZENIA A MOŽNOSTI ROZŠÍRENIA</w:t>
             </w:r>
             <w:r>
               <w:rPr>
@@ -4651,7 +5371,7 @@
                 <w:noProof/>
                 <w:webHidden/>
               </w:rPr>
-              <w:instrText xml:space="preserve"> PAGEREF _Toc218953864 \h </w:instrText>
+              <w:instrText xml:space="preserve"> PAGEREF _Toc219804063 \h </w:instrText>
             </w:r>
             <w:r>
               <w:rPr>
@@ -4671,7 +5391,457 @@
                 <w:noProof/>
                 <w:webHidden/>
               </w:rPr>
-              <w:t>18</w:t>
+              <w:t>25</w:t>
+            </w:r>
+            <w:r>
+              <w:rPr>
+                <w:noProof/>
+                <w:webHidden/>
+              </w:rPr>
+              <w:fldChar w:fldCharType="end"/>
+            </w:r>
+          </w:hyperlink>
+        </w:p>
+        <w:p>
+          <w:pPr>
+            <w:pStyle w:val="TOC1"/>
+            <w:tabs>
+              <w:tab w:val="left" w:pos="720"/>
+              <w:tab w:val="right" w:leader="dot" w:pos="8493"/>
+            </w:tabs>
+            <w:rPr>
+              <w:rFonts w:eastAsiaTheme="minorEastAsia"/>
+              <w:noProof/>
+              <w:sz w:val="24"/>
+              <w:szCs w:val="24"/>
+              <w:lang w:val="en-SK" w:eastAsia="en-GB"/>
+            </w:rPr>
+          </w:pPr>
+          <w:hyperlink w:anchor="_Toc219804064" w:history="1">
+            <w:r>
+              <w:rPr>
+                <w:rStyle w:val="Hyperlink"/>
+                <w:noProof/>
+              </w:rPr>
+              <w:t>9.1</w:t>
+            </w:r>
+            <w:r>
+              <w:rPr>
+                <w:rFonts w:eastAsiaTheme="minorEastAsia"/>
+                <w:noProof/>
+                <w:sz w:val="24"/>
+                <w:szCs w:val="24"/>
+                <w:lang w:val="en-SK" w:eastAsia="en-GB"/>
+              </w:rPr>
+              <w:tab/>
+            </w:r>
+            <w:r>
+              <w:rPr>
+                <w:rStyle w:val="Hyperlink"/>
+                <w:noProof/>
+              </w:rPr>
+              <w:t>Zhodnotenie navrhnutého riešenia</w:t>
+            </w:r>
+            <w:r>
+              <w:rPr>
+                <w:noProof/>
+                <w:webHidden/>
+              </w:rPr>
+              <w:tab/>
+            </w:r>
+            <w:r>
+              <w:rPr>
+                <w:noProof/>
+                <w:webHidden/>
+              </w:rPr>
+              <w:fldChar w:fldCharType="begin"/>
+            </w:r>
+            <w:r>
+              <w:rPr>
+                <w:noProof/>
+                <w:webHidden/>
+              </w:rPr>
+              <w:instrText xml:space="preserve"> PAGEREF _Toc219804064 \h </w:instrText>
+            </w:r>
+            <w:r>
+              <w:rPr>
+                <w:noProof/>
+                <w:webHidden/>
+              </w:rPr>
+            </w:r>
+            <w:r>
+              <w:rPr>
+                <w:noProof/>
+                <w:webHidden/>
+              </w:rPr>
+              <w:fldChar w:fldCharType="separate"/>
+            </w:r>
+            <w:r>
+              <w:rPr>
+                <w:noProof/>
+                <w:webHidden/>
+              </w:rPr>
+              <w:t>25</w:t>
+            </w:r>
+            <w:r>
+              <w:rPr>
+                <w:noProof/>
+                <w:webHidden/>
+              </w:rPr>
+              <w:fldChar w:fldCharType="end"/>
+            </w:r>
+          </w:hyperlink>
+        </w:p>
+        <w:p>
+          <w:pPr>
+            <w:pStyle w:val="TOC1"/>
+            <w:tabs>
+              <w:tab w:val="left" w:pos="720"/>
+              <w:tab w:val="right" w:leader="dot" w:pos="8493"/>
+            </w:tabs>
+            <w:rPr>
+              <w:rFonts w:eastAsiaTheme="minorEastAsia"/>
+              <w:noProof/>
+              <w:sz w:val="24"/>
+              <w:szCs w:val="24"/>
+              <w:lang w:val="en-SK" w:eastAsia="en-GB"/>
+            </w:rPr>
+          </w:pPr>
+          <w:hyperlink w:anchor="_Toc219804065" w:history="1">
+            <w:r>
+              <w:rPr>
+                <w:rStyle w:val="Hyperlink"/>
+                <w:noProof/>
+              </w:rPr>
+              <w:t>9.2</w:t>
+            </w:r>
+            <w:r>
+              <w:rPr>
+                <w:rFonts w:eastAsiaTheme="minorEastAsia"/>
+                <w:noProof/>
+                <w:sz w:val="24"/>
+                <w:szCs w:val="24"/>
+                <w:lang w:val="en-SK" w:eastAsia="en-GB"/>
+              </w:rPr>
+              <w:tab/>
+            </w:r>
+            <w:r>
+              <w:rPr>
+                <w:rStyle w:val="Hyperlink"/>
+                <w:noProof/>
+              </w:rPr>
+              <w:t>Technické a časové obmedzenia projektu</w:t>
+            </w:r>
+            <w:r>
+              <w:rPr>
+                <w:noProof/>
+                <w:webHidden/>
+              </w:rPr>
+              <w:tab/>
+            </w:r>
+            <w:r>
+              <w:rPr>
+                <w:noProof/>
+                <w:webHidden/>
+              </w:rPr>
+              <w:fldChar w:fldCharType="begin"/>
+            </w:r>
+            <w:r>
+              <w:rPr>
+                <w:noProof/>
+                <w:webHidden/>
+              </w:rPr>
+              <w:instrText xml:space="preserve"> PAGEREF _Toc219804065 \h </w:instrText>
+            </w:r>
+            <w:r>
+              <w:rPr>
+                <w:noProof/>
+                <w:webHidden/>
+              </w:rPr>
+            </w:r>
+            <w:r>
+              <w:rPr>
+                <w:noProof/>
+                <w:webHidden/>
+              </w:rPr>
+              <w:fldChar w:fldCharType="separate"/>
+            </w:r>
+            <w:r>
+              <w:rPr>
+                <w:noProof/>
+                <w:webHidden/>
+              </w:rPr>
+              <w:t>25</w:t>
+            </w:r>
+            <w:r>
+              <w:rPr>
+                <w:noProof/>
+                <w:webHidden/>
+              </w:rPr>
+              <w:fldChar w:fldCharType="end"/>
+            </w:r>
+          </w:hyperlink>
+        </w:p>
+        <w:p>
+          <w:pPr>
+            <w:pStyle w:val="TOC1"/>
+            <w:tabs>
+              <w:tab w:val="left" w:pos="720"/>
+              <w:tab w:val="right" w:leader="dot" w:pos="8493"/>
+            </w:tabs>
+            <w:rPr>
+              <w:rFonts w:eastAsiaTheme="minorEastAsia"/>
+              <w:noProof/>
+              <w:sz w:val="24"/>
+              <w:szCs w:val="24"/>
+              <w:lang w:val="en-SK" w:eastAsia="en-GB"/>
+            </w:rPr>
+          </w:pPr>
+          <w:hyperlink w:anchor="_Toc219804066" w:history="1">
+            <w:r>
+              <w:rPr>
+                <w:rStyle w:val="Hyperlink"/>
+                <w:noProof/>
+              </w:rPr>
+              <w:t>9.3</w:t>
+            </w:r>
+            <w:r>
+              <w:rPr>
+                <w:rFonts w:eastAsiaTheme="minorEastAsia"/>
+                <w:noProof/>
+                <w:sz w:val="24"/>
+                <w:szCs w:val="24"/>
+                <w:lang w:val="en-SK" w:eastAsia="en-GB"/>
+              </w:rPr>
+              <w:tab/>
+            </w:r>
+            <w:r>
+              <w:rPr>
+                <w:rStyle w:val="Hyperlink"/>
+                <w:noProof/>
+              </w:rPr>
+              <w:t>Neimplementované funkcie a ich dopad</w:t>
+            </w:r>
+            <w:r>
+              <w:rPr>
+                <w:noProof/>
+                <w:webHidden/>
+              </w:rPr>
+              <w:tab/>
+            </w:r>
+            <w:r>
+              <w:rPr>
+                <w:noProof/>
+                <w:webHidden/>
+              </w:rPr>
+              <w:fldChar w:fldCharType="begin"/>
+            </w:r>
+            <w:r>
+              <w:rPr>
+                <w:noProof/>
+                <w:webHidden/>
+              </w:rPr>
+              <w:instrText xml:space="preserve"> PAGEREF _Toc219804066 \h </w:instrText>
+            </w:r>
+            <w:r>
+              <w:rPr>
+                <w:noProof/>
+                <w:webHidden/>
+              </w:rPr>
+            </w:r>
+            <w:r>
+              <w:rPr>
+                <w:noProof/>
+                <w:webHidden/>
+              </w:rPr>
+              <w:fldChar w:fldCharType="separate"/>
+            </w:r>
+            <w:r>
+              <w:rPr>
+                <w:noProof/>
+                <w:webHidden/>
+              </w:rPr>
+              <w:t>26</w:t>
+            </w:r>
+            <w:r>
+              <w:rPr>
+                <w:noProof/>
+                <w:webHidden/>
+              </w:rPr>
+              <w:fldChar w:fldCharType="end"/>
+            </w:r>
+          </w:hyperlink>
+        </w:p>
+        <w:p>
+          <w:pPr>
+            <w:pStyle w:val="TOC1"/>
+            <w:tabs>
+              <w:tab w:val="left" w:pos="720"/>
+              <w:tab w:val="right" w:leader="dot" w:pos="8493"/>
+            </w:tabs>
+            <w:rPr>
+              <w:rFonts w:eastAsiaTheme="minorEastAsia"/>
+              <w:noProof/>
+              <w:sz w:val="24"/>
+              <w:szCs w:val="24"/>
+              <w:lang w:val="en-SK" w:eastAsia="en-GB"/>
+            </w:rPr>
+          </w:pPr>
+          <w:hyperlink w:anchor="_Toc219804067" w:history="1">
+            <w:r>
+              <w:rPr>
+                <w:rStyle w:val="Hyperlink"/>
+                <w:noProof/>
+              </w:rPr>
+              <w:t>9.4</w:t>
+            </w:r>
+            <w:r>
+              <w:rPr>
+                <w:rFonts w:eastAsiaTheme="minorEastAsia"/>
+                <w:noProof/>
+                <w:sz w:val="24"/>
+                <w:szCs w:val="24"/>
+                <w:lang w:val="en-SK" w:eastAsia="en-GB"/>
+              </w:rPr>
+              <w:tab/>
+            </w:r>
+            <w:r>
+              <w:rPr>
+                <w:rStyle w:val="Hyperlink"/>
+                <w:noProof/>
+              </w:rPr>
+              <w:t>Možnosti ďalšieho rozšírenia systému</w:t>
+            </w:r>
+            <w:r>
+              <w:rPr>
+                <w:noProof/>
+                <w:webHidden/>
+              </w:rPr>
+              <w:tab/>
+            </w:r>
+            <w:r>
+              <w:rPr>
+                <w:noProof/>
+                <w:webHidden/>
+              </w:rPr>
+              <w:fldChar w:fldCharType="begin"/>
+            </w:r>
+            <w:r>
+              <w:rPr>
+                <w:noProof/>
+                <w:webHidden/>
+              </w:rPr>
+              <w:instrText xml:space="preserve"> PAGEREF _Toc219804067 \h </w:instrText>
+            </w:r>
+            <w:r>
+              <w:rPr>
+                <w:noProof/>
+                <w:webHidden/>
+              </w:rPr>
+            </w:r>
+            <w:r>
+              <w:rPr>
+                <w:noProof/>
+                <w:webHidden/>
+              </w:rPr>
+              <w:fldChar w:fldCharType="separate"/>
+            </w:r>
+            <w:r>
+              <w:rPr>
+                <w:noProof/>
+                <w:webHidden/>
+              </w:rPr>
+              <w:t>26</w:t>
+            </w:r>
+            <w:r>
+              <w:rPr>
+                <w:noProof/>
+                <w:webHidden/>
+              </w:rPr>
+              <w:fldChar w:fldCharType="end"/>
+            </w:r>
+          </w:hyperlink>
+        </w:p>
+        <w:p>
+          <w:pPr>
+            <w:pStyle w:val="TOC1"/>
+            <w:tabs>
+              <w:tab w:val="left" w:pos="720"/>
+              <w:tab w:val="right" w:leader="dot" w:pos="8493"/>
+            </w:tabs>
+            <w:rPr>
+              <w:rFonts w:eastAsiaTheme="minorEastAsia"/>
+              <w:noProof/>
+              <w:sz w:val="24"/>
+              <w:szCs w:val="24"/>
+              <w:lang w:val="en-SK" w:eastAsia="en-GB"/>
+            </w:rPr>
+          </w:pPr>
+          <w:hyperlink w:anchor="_Toc219804068" w:history="1">
+            <w:r>
+              <w:rPr>
+                <w:rStyle w:val="Hyperlink"/>
+                <w:noProof/>
+              </w:rPr>
+              <w:t>9.5</w:t>
+            </w:r>
+            <w:r>
+              <w:rPr>
+                <w:rFonts w:eastAsiaTheme="minorEastAsia"/>
+                <w:noProof/>
+                <w:sz w:val="24"/>
+                <w:szCs w:val="24"/>
+                <w:lang w:val="en-SK" w:eastAsia="en-GB"/>
+              </w:rPr>
+              <w:tab/>
+            </w:r>
+            <w:r>
+              <w:rPr>
+                <w:rStyle w:val="Hyperlink"/>
+                <w:noProof/>
+              </w:rPr>
+              <w:t>Celkové zhodnotenie kapitoly</w:t>
+            </w:r>
+            <w:r>
+              <w:rPr>
+                <w:noProof/>
+                <w:webHidden/>
+              </w:rPr>
+              <w:tab/>
+            </w:r>
+            <w:r>
+              <w:rPr>
+                <w:noProof/>
+                <w:webHidden/>
+              </w:rPr>
+              <w:fldChar w:fldCharType="begin"/>
+            </w:r>
+            <w:r>
+              <w:rPr>
+                <w:noProof/>
+                <w:webHidden/>
+              </w:rPr>
+              <w:instrText xml:space="preserve"> PAGEREF _Toc219804068 \h </w:instrText>
+            </w:r>
+            <w:r>
+              <w:rPr>
+                <w:noProof/>
+                <w:webHidden/>
+              </w:rPr>
+            </w:r>
+            <w:r>
+              <w:rPr>
+                <w:noProof/>
+                <w:webHidden/>
+              </w:rPr>
+              <w:fldChar w:fldCharType="separate"/>
+            </w:r>
+            <w:r>
+              <w:rPr>
+                <w:noProof/>
+                <w:webHidden/>
+              </w:rPr>
+              <w:t>26</w:t>
             </w:r>
             <w:r>
               <w:rPr>
@@ -4697,13 +5867,13 @@
               <w:lang w:val="en-SK" w:eastAsia="en-GB"/>
             </w:rPr>
           </w:pPr>
-          <w:hyperlink w:anchor="_Toc218953865" w:history="1">
+          <w:hyperlink w:anchor="_Toc219804069" w:history="1">
             <w:r>
               <w:rPr>
                 <w:rStyle w:val="Hyperlink"/>
                 <w:noProof/>
               </w:rPr>
-              <w:t>8</w:t>
+              <w:t>10</w:t>
             </w:r>
             <w:r>
               <w:rPr>
@@ -4720,7 +5890,7 @@
                 <w:rStyle w:val="Hyperlink"/>
                 <w:noProof/>
               </w:rPr>
-              <w:t>Závery práce</w:t>
+              <w:t>PRAKTICKÉ VYUŽITIE APLIKÁCIE V REÁLNEJ PREVÁDZKE</w:t>
             </w:r>
             <w:r>
               <w:rPr>
@@ -4741,7 +5911,7 @@
                 <w:noProof/>
                 <w:webHidden/>
               </w:rPr>
-              <w:instrText xml:space="preserve"> PAGEREF _Toc218953865 \h </w:instrText>
+              <w:instrText xml:space="preserve"> PAGEREF _Toc219804069 \h </w:instrText>
             </w:r>
             <w:r>
               <w:rPr>
@@ -4761,7 +5931,7 @@
                 <w:noProof/>
                 <w:webHidden/>
               </w:rPr>
-              <w:t>19</w:t>
+              <w:t>27</w:t>
             </w:r>
             <w:r>
               <w:rPr>
@@ -4787,13 +5957,13 @@
               <w:lang w:val="en-SK" w:eastAsia="en-GB"/>
             </w:rPr>
           </w:pPr>
-          <w:hyperlink w:anchor="_Toc218953866" w:history="1">
+          <w:hyperlink w:anchor="_Toc219804070" w:history="1">
             <w:r>
               <w:rPr>
                 <w:rStyle w:val="Hyperlink"/>
                 <w:noProof/>
               </w:rPr>
-              <w:t>9</w:t>
+              <w:t>11</w:t>
             </w:r>
             <w:r>
               <w:rPr>
@@ -4810,7 +5980,7 @@
                 <w:rStyle w:val="Hyperlink"/>
                 <w:noProof/>
               </w:rPr>
-              <w:t>Zhrnutie</w:t>
+              <w:t>ZÁVERY PRÁCE</w:t>
             </w:r>
             <w:r>
               <w:rPr>
@@ -4831,7 +6001,7 @@
                 <w:noProof/>
                 <w:webHidden/>
               </w:rPr>
-              <w:instrText xml:space="preserve"> PAGEREF _Toc218953866 \h </w:instrText>
+              <w:instrText xml:space="preserve"> PAGEREF _Toc219804070 \h </w:instrText>
             </w:r>
             <w:r>
               <w:rPr>
@@ -4851,7 +6021,7 @@
                 <w:noProof/>
                 <w:webHidden/>
               </w:rPr>
-              <w:t>20</w:t>
+              <w:t>28</w:t>
             </w:r>
             <w:r>
               <w:rPr>
@@ -4877,13 +6047,13 @@
               <w:lang w:val="en-SK" w:eastAsia="en-GB"/>
             </w:rPr>
           </w:pPr>
-          <w:hyperlink w:anchor="_Toc218953867" w:history="1">
+          <w:hyperlink w:anchor="_Toc219804071" w:history="1">
             <w:r>
               <w:rPr>
                 <w:rStyle w:val="Hyperlink"/>
                 <w:noProof/>
               </w:rPr>
-              <w:t>10</w:t>
+              <w:t>12</w:t>
             </w:r>
             <w:r>
               <w:rPr>
@@ -4900,7 +6070,7 @@
                 <w:rStyle w:val="Hyperlink"/>
                 <w:noProof/>
               </w:rPr>
-              <w:t>Zoznam použitej literatúry</w:t>
+              <w:t>ZHRNUTIE</w:t>
             </w:r>
             <w:r>
               <w:rPr>
@@ -4921,7 +6091,7 @@
                 <w:noProof/>
                 <w:webHidden/>
               </w:rPr>
-              <w:instrText xml:space="preserve"> PAGEREF _Toc218953867 \h </w:instrText>
+              <w:instrText xml:space="preserve"> PAGEREF _Toc219804071 \h </w:instrText>
             </w:r>
             <w:r>
               <w:rPr>
@@ -4941,7 +6111,7 @@
                 <w:noProof/>
                 <w:webHidden/>
               </w:rPr>
-              <w:t>21</w:t>
+              <w:t>29</w:t>
             </w:r>
             <w:r>
               <w:rPr>
@@ -4967,13 +6137,13 @@
               <w:lang w:val="en-SK" w:eastAsia="en-GB"/>
             </w:rPr>
           </w:pPr>
-          <w:hyperlink w:anchor="_Toc218953868" w:history="1">
+          <w:hyperlink w:anchor="_Toc219804072" w:history="1">
             <w:r>
               <w:rPr>
                 <w:rStyle w:val="Hyperlink"/>
                 <w:noProof/>
               </w:rPr>
-              <w:t>11</w:t>
+              <w:t>13</w:t>
             </w:r>
             <w:r>
               <w:rPr>
@@ -4990,7 +6160,7 @@
                 <w:rStyle w:val="Hyperlink"/>
                 <w:noProof/>
               </w:rPr>
-              <w:t>Prílohy</w:t>
+              <w:t>ZOZNAM POUŽITEJ LITERATÚRY</w:t>
             </w:r>
             <w:r>
               <w:rPr>
@@ -5011,7 +6181,97 @@
                 <w:noProof/>
                 <w:webHidden/>
               </w:rPr>
-              <w:instrText xml:space="preserve"> PAGEREF _Toc218953868 \h </w:instrText>
+              <w:instrText xml:space="preserve"> PAGEREF _Toc219804072 \h </w:instrText>
+            </w:r>
+            <w:r>
+              <w:rPr>
+                <w:noProof/>
+                <w:webHidden/>
+              </w:rPr>
+            </w:r>
+            <w:r>
+              <w:rPr>
+                <w:noProof/>
+                <w:webHidden/>
+              </w:rPr>
+              <w:fldChar w:fldCharType="separate"/>
+            </w:r>
+            <w:r>
+              <w:rPr>
+                <w:noProof/>
+                <w:webHidden/>
+              </w:rPr>
+              <w:t>30</w:t>
+            </w:r>
+            <w:r>
+              <w:rPr>
+                <w:noProof/>
+                <w:webHidden/>
+              </w:rPr>
+              <w:fldChar w:fldCharType="end"/>
+            </w:r>
+          </w:hyperlink>
+        </w:p>
+        <w:p>
+          <w:pPr>
+            <w:pStyle w:val="TOC1"/>
+            <w:tabs>
+              <w:tab w:val="left" w:pos="480"/>
+              <w:tab w:val="right" w:leader="dot" w:pos="8493"/>
+            </w:tabs>
+            <w:rPr>
+              <w:rFonts w:eastAsiaTheme="minorEastAsia"/>
+              <w:noProof/>
+              <w:sz w:val="24"/>
+              <w:szCs w:val="24"/>
+              <w:lang w:val="en-SK" w:eastAsia="en-GB"/>
+            </w:rPr>
+          </w:pPr>
+          <w:hyperlink w:anchor="_Toc219804073" w:history="1">
+            <w:r>
+              <w:rPr>
+                <w:rStyle w:val="Hyperlink"/>
+                <w:noProof/>
+              </w:rPr>
+              <w:t>14</w:t>
+            </w:r>
+            <w:r>
+              <w:rPr>
+                <w:rFonts w:eastAsiaTheme="minorEastAsia"/>
+                <w:noProof/>
+                <w:sz w:val="24"/>
+                <w:szCs w:val="24"/>
+                <w:lang w:val="en-SK" w:eastAsia="en-GB"/>
+              </w:rPr>
+              <w:tab/>
+            </w:r>
+            <w:r>
+              <w:rPr>
+                <w:rStyle w:val="Hyperlink"/>
+                <w:noProof/>
+              </w:rPr>
+              <w:t>PRÍLOHY</w:t>
+            </w:r>
+            <w:r>
+              <w:rPr>
+                <w:noProof/>
+                <w:webHidden/>
+              </w:rPr>
+              <w:tab/>
+            </w:r>
+            <w:r>
+              <w:rPr>
+                <w:noProof/>
+                <w:webHidden/>
+              </w:rPr>
+              <w:fldChar w:fldCharType="begin"/>
+            </w:r>
+            <w:r>
+              <w:rPr>
+                <w:noProof/>
+                <w:webHidden/>
+              </w:rPr>
+              <w:instrText xml:space="preserve"> PAGEREF _Toc219804073 \h </w:instrText>
             </w:r>
             <w:r>
               <w:rPr>
@@ -5260,7 +6520,7 @@
         </w:numPr>
         <w:ind w:left="426" w:hanging="426"/>
       </w:pPr>
-      <w:bookmarkStart w:id="0" w:name="_Toc218953835"/>
+      <w:bookmarkStart w:id="0" w:name="_Toc219804026"/>
       <w:r>
         <w:lastRenderedPageBreak/>
         <w:t>ÚVOD</w:t>
@@ -5393,10 +6653,13 @@
         <w:br w:type="page"/>
       </w:r>
       <w:bookmarkStart w:id="1" w:name="_Toc216377758"/>
-      <w:bookmarkStart w:id="2" w:name="_Toc218953836"/>
-      <w:r>
+      <w:bookmarkStart w:id="2" w:name="_Toc219804027"/>
+      <w:r>
+        <w:rPr>
+          <w:caps w:val="0"/>
+        </w:rPr>
         <w:lastRenderedPageBreak/>
-        <w:t>Charakteristika webových aplikácií a ich význam v ekonomike</w:t>
+        <w:t>CHARAKTERISTIKA WEBOVÝCH APLIKÁCIÍ A ICH VÝZNAM V EKONOMIKE</w:t>
       </w:r>
       <w:bookmarkEnd w:id="1"/>
       <w:bookmarkEnd w:id="2"/>
@@ -5518,10 +6781,13 @@
         <w:pStyle w:val="Kapitola"/>
       </w:pPr>
       <w:bookmarkStart w:id="3" w:name="_Toc216377759"/>
-      <w:bookmarkStart w:id="4" w:name="_Toc218953837"/>
-      <w:r>
+      <w:bookmarkStart w:id="4" w:name="_Toc219804028"/>
+      <w:r>
+        <w:rPr>
+          <w:caps w:val="0"/>
+        </w:rPr>
         <w:lastRenderedPageBreak/>
-        <w:t>Architektúra aplikácie</w:t>
+        <w:t>ARCHITEKTÚRA APLIKÁCIE</w:t>
       </w:r>
       <w:bookmarkEnd w:id="3"/>
       <w:bookmarkEnd w:id="4"/>
@@ -5534,10 +6800,22 @@
         </w:rPr>
       </w:pPr>
       <w:r>
-        <w:rPr>
-          <w:noProof/>
-        </w:rPr>
-        <w:t>Architektúra softvérového systému predstavuje spôsob, akým sú jednotlivé časti aplikácie navrhnuté, prepojené a usporiadané. Správna architektúra je predpokladom spoľahlivej, udržateľnej a rozšíriteľnej aplikácie.</w:t>
+        <w:t>Architektúra softvérového systému predstavuje spôsob, akým sú jednotlivé časti aplikácie navrhnuté, prepojené a usporiadané, pričom určuje rozdelenie zodpovedností medzi jednotlivé vrstvy systému</w:t>
+      </w:r>
+      <w:r>
+        <w:t>.</w:t>
+      </w:r>
+      <w:r>
+        <w:t xml:space="preserve"> (Microsoft, 2023)</w:t>
+      </w:r>
+      <w:r>
+        <w:t xml:space="preserve"> </w:t>
+      </w:r>
+      <w:r>
+        <w:rPr>
+          <w:noProof/>
+        </w:rPr>
+        <w:t>Správna architektúra je predpokladom spoľahlivej, udržateľnej a rozšíriteľnej aplikácie.</w:t>
       </w:r>
       <w:r>
         <w:rPr>
@@ -5570,7 +6848,7 @@
         </w:rPr>
       </w:pPr>
       <w:bookmarkStart w:id="5" w:name="_Toc216377760"/>
-      <w:bookmarkStart w:id="6" w:name="_Toc218953838"/>
+      <w:bookmarkStart w:id="6" w:name="_Toc219804029"/>
       <w:r>
         <w:rPr>
           <w:noProof/>
@@ -5661,6 +6939,7 @@
         <w:pStyle w:val="text"/>
       </w:pPr>
       <w:r>
+        <w:lastRenderedPageBreak/>
         <w:t xml:space="preserve">Pre projekt EPOS je tento model ideálny, pretože umožňuje oddelený vývoj </w:t>
       </w:r>
       <w:proofErr w:type="spellStart"/>
@@ -5692,9 +6971,8 @@
         </w:rPr>
       </w:pPr>
       <w:bookmarkStart w:id="7" w:name="_Toc216377761"/>
-      <w:bookmarkStart w:id="8" w:name="_Toc218953839"/>
-      <w:r>
-        <w:lastRenderedPageBreak/>
+      <w:bookmarkStart w:id="8" w:name="_Toc219804030"/>
+      <w:r>
         <w:t>Databázová vrstva</w:t>
       </w:r>
       <w:bookmarkEnd w:id="7"/>
@@ -5705,7 +6983,16 @@
         <w:pStyle w:val="text"/>
       </w:pPr>
       <w:r>
-        <w:t>Databáza predstavuje centrálny bod, v ktorom sú uložené všetky údaje o produktoch, transakciách a účtenkách. Používajú sa relačné databázy, ktoré umožňujú efektívne vyhľadávanie a spájanie údajov. Každý záznam o nákupe obsahuje informácie o produktoch, cenách, množstve, čase nákupu a identifikátore účtenky. Databázová štruktúra je navrhnutá tak, aby bola rýchla, prehľadná a podporovala jednoduché generovanie prehľadov.</w:t>
+        <w:t>Databáza predstavuje centrálny bod, v ktorom sú uložené všetky údaje o produktoch, transakciách a účtenkách.</w:t>
+      </w:r>
+      <w:r>
+        <w:t xml:space="preserve"> </w:t>
+      </w:r>
+      <w:r>
+        <w:t>(Oracle, 2023)</w:t>
+      </w:r>
+      <w:r>
+        <w:t xml:space="preserve"> Používajú sa relačné databázy, ktoré umožňujú efektívne vyhľadávanie a spájanie údajov. Každý záznam o nákupe obsahuje informácie o produktoch, cenách, množstve, čase nákupu a identifikátore účtenky. Databázová štruktúra je navrhnutá tak, aby bola rýchla, prehľadná a podporovala jednoduché generovanie prehľadov.</w:t>
       </w:r>
     </w:p>
     <w:p>
@@ -5728,7 +7015,7 @@
         </w:rPr>
       </w:pPr>
       <w:bookmarkStart w:id="9" w:name="_Toc216377762"/>
-      <w:bookmarkStart w:id="10" w:name="_Toc218953840"/>
+      <w:bookmarkStart w:id="10" w:name="_Toc219804031"/>
       <w:r>
         <w:t>Logická vrstva aplikácie</w:t>
       </w:r>
@@ -5771,7 +7058,7 @@
         </w:rPr>
       </w:pPr>
       <w:bookmarkStart w:id="11" w:name="_Toc216377763"/>
-      <w:bookmarkStart w:id="12" w:name="_Toc218953841"/>
+      <w:bookmarkStart w:id="12" w:name="_Toc219804032"/>
       <w:r>
         <w:t>Užívateľské rozhranie (UI)</w:t>
       </w:r>
@@ -5838,7 +7125,11 @@
         <w:t xml:space="preserve"> </w:t>
       </w:r>
       <w:r>
-        <w:t>V pokladničnom systéme je mimoriadne dôležité, aby používatelia nemuseli premýšľať nad ovládaním a mohli sa sústrediť na samotnú prácu.</w:t>
+        <w:t xml:space="preserve">V pokladničnom systéme je mimoriadne </w:t>
+      </w:r>
+      <w:r>
+        <w:lastRenderedPageBreak/>
+        <w:t>dôležité, aby používatelia nemuseli premýšľať nad ovládaním a mohli sa sústrediť na samotnú prácu.</w:t>
       </w:r>
     </w:p>
     <w:p>
@@ -5846,10 +7137,12 @@
         <w:pStyle w:val="Kapitola"/>
       </w:pPr>
       <w:bookmarkStart w:id="13" w:name="_Toc216377764"/>
-      <w:bookmarkStart w:id="14" w:name="_Toc218953842"/>
-      <w:r>
-        <w:lastRenderedPageBreak/>
-        <w:t>Analýza požiadaviek používateľov</w:t>
+      <w:bookmarkStart w:id="14" w:name="_Toc219804033"/>
+      <w:r>
+        <w:rPr>
+          <w:caps w:val="0"/>
+        </w:rPr>
+        <w:t>ANALÝZA POŽIADAVIEK POUŽÍVATEĽOV</w:t>
       </w:r>
       <w:bookmarkEnd w:id="13"/>
       <w:bookmarkEnd w:id="14"/>
@@ -5896,7 +7189,7 @@
         </w:rPr>
       </w:pPr>
       <w:bookmarkStart w:id="15" w:name="_Toc216377765"/>
-      <w:bookmarkStart w:id="16" w:name="_Toc218953843"/>
+      <w:bookmarkStart w:id="16" w:name="_Toc219804034"/>
       <w:r>
         <w:t>Identifikácia používateľov</w:t>
       </w:r>
@@ -6014,7 +7307,11 @@
         <w:pStyle w:val="text"/>
       </w:pPr>
       <w:r>
-        <w:t>Tým, že sú tieto skupiny identifikované, môže byť aplikácia navrhnutá tak, aby riešila ich špecifické potreby. Dobrá analýza používateľov znižuje počet chýb, uľahčuje implementáciu a zvyšuje celkovú spokojnosť s finálnym produktom.</w:t>
+        <w:t xml:space="preserve">Tým, že sú tieto skupiny identifikované, môže byť aplikácia navrhnutá tak, aby riešila ich špecifické potreby. Dobrá analýza používateľov znižuje počet chýb, uľahčuje </w:t>
+      </w:r>
+      <w:r>
+        <w:lastRenderedPageBreak/>
+        <w:t>implementáciu a zvyšuje celkovú spokojnosť s finálnym produktom.</w:t>
       </w:r>
       <w:r>
         <w:t xml:space="preserve"> </w:t>
@@ -6051,9 +7348,8 @@
         </w:rPr>
       </w:pPr>
       <w:bookmarkStart w:id="17" w:name="_Toc216377766"/>
-      <w:bookmarkStart w:id="18" w:name="_Toc218953844"/>
-      <w:r>
-        <w:lastRenderedPageBreak/>
+      <w:bookmarkStart w:id="18" w:name="_Toc219804035"/>
+      <w:r>
         <w:t>Funkčné požiadavky</w:t>
       </w:r>
       <w:bookmarkEnd w:id="17"/>
@@ -6174,7 +7470,7 @@
         </w:rPr>
       </w:pPr>
       <w:bookmarkStart w:id="19" w:name="_Toc216377767"/>
-      <w:bookmarkStart w:id="20" w:name="_Toc218953845"/>
+      <w:bookmarkStart w:id="20" w:name="_Toc219804036"/>
       <w:r>
         <w:t>Nef</w:t>
       </w:r>
@@ -6305,7 +7601,7 @@
         </w:rPr>
       </w:pPr>
       <w:bookmarkStart w:id="21" w:name="_Toc216377768"/>
-      <w:bookmarkStart w:id="22" w:name="_Toc218953846"/>
+      <w:bookmarkStart w:id="22" w:name="_Toc219804037"/>
       <w:r>
         <w:t>Zber požiadaviek a komunikácia so zadávateľom</w:t>
       </w:r>
@@ -6320,7 +7616,11 @@
         <w:pStyle w:val="text"/>
       </w:pPr>
       <w:r>
-        <w:t>V rámci projektu je kľúčová komunikácia medzi členmi tímu. Analýza požiadaviek prebiehala rozhovorom, sledovaním existujúcich pokladničných systémov a identifikovaním základných procesov, ktoré musí aplikácia podporovať. Výsledkom bol zoznam funkcionalít, ktorý sa v ďalších fázach rozpracoval do konkrétnych návrhov obrazoviek a dátových modelov.</w:t>
+        <w:t xml:space="preserve">V rámci projektu je kľúčová komunikácia medzi členmi tímu. Analýza požiadaviek prebiehala rozhovorom, sledovaním existujúcich pokladničných systémov a identifikovaním základných procesov, ktoré musí aplikácia podporovať. Výsledkom bol </w:t>
+      </w:r>
+      <w:r>
+        <w:lastRenderedPageBreak/>
+        <w:t>zoznam funkcionalít, ktorý sa v ďalších fázach rozpracoval do konkrétnych návrhov obrazoviek a dátových modelov.</w:t>
       </w:r>
     </w:p>
     <w:p>
@@ -6336,16 +7636,12 @@
       <w:pPr>
         <w:pStyle w:val="Kapitola"/>
       </w:pPr>
-      <w:bookmarkStart w:id="23" w:name="_Toc218953847"/>
-      <w:r>
-        <w:lastRenderedPageBreak/>
-        <w:t xml:space="preserve">Ciele </w:t>
-      </w:r>
-      <w:r>
-        <w:t xml:space="preserve">a zadanie </w:t>
-      </w:r>
-      <w:r>
-        <w:t>práce</w:t>
+      <w:bookmarkStart w:id="23" w:name="_Toc219804038"/>
+      <w:r>
+        <w:rPr>
+          <w:caps w:val="0"/>
+        </w:rPr>
+        <w:t>CIELE A ZADANIE PRÁCE</w:t>
       </w:r>
       <w:bookmarkEnd w:id="23"/>
     </w:p>
@@ -6360,9 +7656,15 @@
           <w:noProof/>
         </w:rPr>
       </w:pPr>
-      <w:bookmarkStart w:id="24" w:name="_Toc218953848"/>
-      <w:r>
-        <w:t>Hlavný cieľ práce</w:t>
+      <w:bookmarkStart w:id="24" w:name="_Toc219804039"/>
+      <w:r>
+        <w:t>cie</w:t>
+      </w:r>
+      <w:r>
+        <w:t>Le</w:t>
+      </w:r>
+      <w:r>
+        <w:t xml:space="preserve"> práce</w:t>
       </w:r>
       <w:bookmarkEnd w:id="24"/>
     </w:p>
@@ -6396,6 +7698,158 @@
           <w:lang w:val="en-SK"/>
         </w:rPr>
         <w:t>Systém EPOS bol navrhnutý ako desktopová aplikácia v technológii Windows Forms, pričom dôraz bol kladený na prehľadnosť, rýchlosť obsluhy a intuitívne ovládanie. Aplikácia má umožniť pokladníkovi efektívne pracovať bez potreby zdĺhavého zaškolenia a zároveň poskytovať dostatočný komfort pri každodennom používaní.</w:t>
+      </w:r>
+    </w:p>
+    <w:p>
+      <w:pPr>
+        <w:pStyle w:val="text"/>
+        <w:rPr>
+          <w:noProof/>
+          <w:lang w:val="en-SK"/>
+        </w:rPr>
+      </w:pPr>
+      <w:r>
+        <w:rPr>
+          <w:noProof/>
+          <w:lang w:val="en-SK"/>
+        </w:rPr>
+        <w:t>Na dosiahnutie hlavného cieľa bolo potrebné splniť viacero čiastkových cieľov, ktoré spolu tvoria funkčný a ucelený systém. Medzi najdôležitejšie čiastkové ciele patrilo:</w:t>
+      </w:r>
+    </w:p>
+    <w:p>
+      <w:pPr>
+        <w:pStyle w:val="text"/>
+        <w:numPr>
+          <w:ilvl w:val="0"/>
+          <w:numId w:val="10"/>
+        </w:numPr>
+        <w:rPr>
+          <w:noProof/>
+          <w:lang w:val="en-SK"/>
+        </w:rPr>
+      </w:pPr>
+      <w:r>
+        <w:rPr>
+          <w:noProof/>
+          <w:lang w:val="en-SK"/>
+        </w:rPr>
+        <w:t>návrh logickej štruktúry používateľského rozhrania,</w:t>
+      </w:r>
+    </w:p>
+    <w:p>
+      <w:pPr>
+        <w:pStyle w:val="text"/>
+        <w:numPr>
+          <w:ilvl w:val="0"/>
+          <w:numId w:val="10"/>
+        </w:numPr>
+        <w:rPr>
+          <w:noProof/>
+          <w:lang w:val="en-SK"/>
+        </w:rPr>
+      </w:pPr>
+      <w:r>
+        <w:rPr>
+          <w:noProof/>
+          <w:lang w:val="en-SK"/>
+        </w:rPr>
+        <w:t>implementácia prihlasovania pokladníka pomocou číselného kódu,</w:t>
+      </w:r>
+    </w:p>
+    <w:p>
+      <w:pPr>
+        <w:pStyle w:val="text"/>
+        <w:numPr>
+          <w:ilvl w:val="0"/>
+          <w:numId w:val="10"/>
+        </w:numPr>
+        <w:rPr>
+          <w:noProof/>
+          <w:lang w:val="en-SK"/>
+        </w:rPr>
+      </w:pPr>
+      <w:r>
+        <w:rPr>
+          <w:noProof/>
+          <w:lang w:val="en-SK"/>
+        </w:rPr>
+        <w:t>zabezpečenie práce s čiarovými kódmi produktov,</w:t>
+      </w:r>
+    </w:p>
+    <w:p>
+      <w:pPr>
+        <w:pStyle w:val="text"/>
+        <w:numPr>
+          <w:ilvl w:val="0"/>
+          <w:numId w:val="10"/>
+        </w:numPr>
+        <w:rPr>
+          <w:noProof/>
+          <w:lang w:val="en-SK"/>
+        </w:rPr>
+      </w:pPr>
+      <w:r>
+        <w:rPr>
+          <w:noProof/>
+          <w:lang w:val="en-SK"/>
+        </w:rPr>
+        <w:t>prepojenie používateľského rozhrania s backendovou logikou a databázou,</w:t>
+      </w:r>
+    </w:p>
+    <w:p>
+      <w:pPr>
+        <w:pStyle w:val="text"/>
+        <w:numPr>
+          <w:ilvl w:val="0"/>
+          <w:numId w:val="10"/>
+        </w:numPr>
+        <w:rPr>
+          <w:noProof/>
+          <w:lang w:val="en-SK"/>
+        </w:rPr>
+      </w:pPr>
+      <w:r>
+        <w:rPr>
+          <w:noProof/>
+          <w:lang w:val="en-SK"/>
+        </w:rPr>
+        <w:t>návrh systému správy produktov,</w:t>
+      </w:r>
+    </w:p>
+    <w:p>
+      <w:pPr>
+        <w:pStyle w:val="text"/>
+        <w:numPr>
+          <w:ilvl w:val="0"/>
+          <w:numId w:val="10"/>
+        </w:numPr>
+        <w:rPr>
+          <w:noProof/>
+          <w:lang w:val="en-SK"/>
+        </w:rPr>
+      </w:pPr>
+      <w:r>
+        <w:rPr>
+          <w:noProof/>
+          <w:lang w:val="en-SK"/>
+        </w:rPr>
+        <w:t>generovanie bločku vo formáte PDF.</w:t>
+      </w:r>
+    </w:p>
+    <w:p>
+      <w:pPr>
+        <w:pStyle w:val="text"/>
+        <w:rPr>
+          <w:noProof/>
+          <w:lang w:val="en-SK"/>
+        </w:rPr>
+      </w:pPr>
+      <w:r>
+        <w:rPr>
+          <w:noProof/>
+          <w:lang w:val="en-SK"/>
+        </w:rPr>
+        <w:t>Každý z týchto cieľov bol riešený samostatne, no zároveň s ohľadom na celkovú konzistentnosť systému. Výsledkom je aplikácia, ktorá dokáže pokryť základné potreby pokladničného systému v menšej prevádzke.</w:t>
       </w:r>
     </w:p>
     <w:p>
@@ -6409,15 +7863,15 @@
           <w:noProof/>
         </w:rPr>
       </w:pPr>
-      <w:bookmarkStart w:id="25" w:name="_Toc218953849"/>
-      <w:r>
-        <w:t>Čiastkové ciele</w:t>
-      </w:r>
-      <w:r>
-        <w:t xml:space="preserve"> </w:t>
-      </w:r>
-      <w:r>
-        <w:t>práce</w:t>
+      <w:bookmarkStart w:id="25" w:name="_Toc219804040"/>
+      <w:r>
+        <w:t xml:space="preserve">Zameranie práce </w:t>
+      </w:r>
+      <w:r>
+        <w:t xml:space="preserve">a </w:t>
+      </w:r>
+      <w:r>
+        <w:t>spôsob realizácie</w:t>
       </w:r>
       <w:bookmarkEnd w:id="25"/>
     </w:p>
@@ -6434,143 +7888,56 @@
           <w:noProof/>
           <w:lang w:val="en-SK"/>
         </w:rPr>
-        <w:t>Na dosiahnutie hlavného cieľa bolo potrebné splniť viacero čiastkových cieľov, ktoré spolu tvoria funkčný a ucelený systém. Medzi najdôležitejšie čiastkové ciele patrilo:</w:t>
-      </w:r>
-    </w:p>
-    <w:p>
-      <w:pPr>
-        <w:pStyle w:val="text"/>
-        <w:numPr>
-          <w:ilvl w:val="0"/>
-          <w:numId w:val="10"/>
-        </w:numPr>
-        <w:rPr>
-          <w:noProof/>
-          <w:lang w:val="en-SK"/>
-        </w:rPr>
-      </w:pPr>
-      <w:r>
-        <w:rPr>
-          <w:noProof/>
-          <w:lang w:val="en-SK"/>
-        </w:rPr>
-        <w:t>návrh logickej štruktúry používateľského rozhrania,</w:t>
-      </w:r>
-    </w:p>
-    <w:p>
-      <w:pPr>
-        <w:pStyle w:val="text"/>
-        <w:numPr>
-          <w:ilvl w:val="0"/>
-          <w:numId w:val="10"/>
-        </w:numPr>
-        <w:rPr>
-          <w:noProof/>
-          <w:lang w:val="en-SK"/>
-        </w:rPr>
-      </w:pPr>
-      <w:r>
-        <w:rPr>
-          <w:noProof/>
-          <w:lang w:val="en-SK"/>
-        </w:rPr>
-        <w:t>implementácia prihlasovania pokladníka pomocou číselného kódu,</w:t>
-      </w:r>
-    </w:p>
-    <w:p>
-      <w:pPr>
-        <w:pStyle w:val="text"/>
-        <w:numPr>
-          <w:ilvl w:val="0"/>
-          <w:numId w:val="10"/>
-        </w:numPr>
-        <w:rPr>
-          <w:noProof/>
-          <w:lang w:val="en-SK"/>
-        </w:rPr>
-      </w:pPr>
-      <w:r>
-        <w:rPr>
-          <w:noProof/>
-          <w:lang w:val="en-SK"/>
-        </w:rPr>
-        <w:t>zabezpečenie práce s čiarovými kódmi produktov,</w:t>
-      </w:r>
-    </w:p>
-    <w:p>
-      <w:pPr>
-        <w:pStyle w:val="text"/>
-        <w:numPr>
-          <w:ilvl w:val="0"/>
-          <w:numId w:val="10"/>
-        </w:numPr>
-        <w:rPr>
-          <w:noProof/>
-          <w:lang w:val="en-SK"/>
-        </w:rPr>
-      </w:pPr>
-      <w:r>
-        <w:rPr>
-          <w:noProof/>
-          <w:lang w:val="en-SK"/>
-        </w:rPr>
-        <w:t>prepojenie používateľského rozhrania s backendovou logikou a databázou,</w:t>
-      </w:r>
-    </w:p>
-    <w:p>
-      <w:pPr>
-        <w:pStyle w:val="text"/>
-        <w:numPr>
-          <w:ilvl w:val="0"/>
-          <w:numId w:val="10"/>
-        </w:numPr>
-        <w:rPr>
-          <w:noProof/>
-          <w:lang w:val="en-SK"/>
-        </w:rPr>
-      </w:pPr>
-      <w:r>
-        <w:rPr>
-          <w:noProof/>
-          <w:lang w:val="en-SK"/>
-        </w:rPr>
-        <w:t>návrh systému správy produktov,</w:t>
-      </w:r>
-    </w:p>
-    <w:p>
-      <w:pPr>
-        <w:pStyle w:val="text"/>
-        <w:numPr>
-          <w:ilvl w:val="0"/>
-          <w:numId w:val="10"/>
-        </w:numPr>
-        <w:rPr>
-          <w:noProof/>
-          <w:lang w:val="en-SK"/>
-        </w:rPr>
-      </w:pPr>
-      <w:r>
-        <w:rPr>
-          <w:noProof/>
-          <w:lang w:val="en-SK"/>
-        </w:rPr>
-        <w:t>generovanie bločku vo formáte PDF.</w:t>
-      </w:r>
-    </w:p>
-    <w:p>
-      <w:pPr>
-        <w:pStyle w:val="text"/>
-        <w:rPr>
-          <w:noProof/>
-          <w:lang w:val="en-SK"/>
-        </w:rPr>
-      </w:pPr>
-      <w:r>
-        <w:rPr>
-          <w:noProof/>
-          <w:lang w:val="en-SK"/>
-        </w:rPr>
-        <w:t>Každý z týchto cieľov bol riešený samostatne, no zároveň s ohľadom na celkovú konzistentnosť systému. Výsledkom je aplikácia, ktorá dokáže pokryť základné potreby pokladničného systému v menšej prevádzke.</w:t>
+        <w:t>Práca je zameraná predovšetkým na frontendovú časť systému EPOS. Autor sa venoval návrhu používateľského rozhrania, jeho vizuálnemu spracovaniu a implementácii jednotlivých obrazoviek v prostredí Windows Forms. Cieľom bolo vytvoriť rozhranie, ktoré je nielen funkčné, ale aj vizuálne čisté a prehľadné.</w:t>
+      </w:r>
+    </w:p>
+    <w:p>
+      <w:pPr>
+        <w:pStyle w:val="text"/>
+        <w:rPr>
+          <w:noProof/>
+          <w:lang w:val="en-SK"/>
+        </w:rPr>
+      </w:pPr>
+      <w:r>
+        <w:rPr>
+          <w:noProof/>
+          <w:lang w:val="en-SK"/>
+        </w:rPr>
+        <w:lastRenderedPageBreak/>
+        <w:t>Osobitná pozornosť bola venovaná tomu, aby používateľ nemusel nad ovládaním aplikácie premýšľať a mohol sa sústrediť na samotnú prácu s nákupom. Rozloženie prvkov, veľkosť ovládacích tlačidiel a farebné odlíšenie stavov aplikácie boli navrhnuté s dôrazom na ergonomické zásady.</w:t>
+      </w:r>
+    </w:p>
+    <w:p>
+      <w:pPr>
+        <w:pStyle w:val="text"/>
+        <w:rPr>
+          <w:noProof/>
+          <w:lang w:val="en-SK"/>
+        </w:rPr>
+      </w:pPr>
+      <w:r>
+        <w:rPr>
+          <w:noProof/>
+          <w:lang w:val="en-SK"/>
+        </w:rPr>
+        <w:t>Jedným z dôležitých cieľov práce bolo priblížiť sa čo najviac k reálnemu použitiu pokladničného systému. Aplikácia bola navrhnutá tak, aby simulovala procesy, ktoré prebiehajú v malej obchodnej prevádzke. Patria sem prihlasovanie obsluhy, blokovanie produktov, priebežné zobrazovanie nákupu a generovanie bločku.</w:t>
+      </w:r>
+    </w:p>
+    <w:p>
+      <w:pPr>
+        <w:pStyle w:val="text"/>
+        <w:rPr>
+          <w:noProof/>
+          <w:lang w:val="en-SK"/>
+        </w:rPr>
+      </w:pPr>
+      <w:r>
+        <w:rPr>
+          <w:noProof/>
+          <w:lang w:val="en-SK"/>
+        </w:rPr>
+        <w:t>Použitie kamery na skenovanie čiarových kódov umožňuje realistickú simuláciu práce pokladníka bez potreby špecializovaného hardvéru. Zároveň bol systém navrhnutý tak, aby bolo možné v budúcnosti rozšíriť ho o podporu klasickej čítačky čiarových kódov.</w:t>
       </w:r>
     </w:p>
     <w:p>
@@ -6584,9 +7951,9 @@
           <w:noProof/>
         </w:rPr>
       </w:pPr>
-      <w:bookmarkStart w:id="26" w:name="_Toc218953850"/>
-      <w:r>
-        <w:t>Zameranie práce na frontendovú časť aplikácie</w:t>
+      <w:bookmarkStart w:id="26" w:name="_Toc219804041"/>
+      <w:r>
+        <w:t>Očakávaný prínos a tímová spolupráca</w:t>
       </w:r>
       <w:bookmarkEnd w:id="26"/>
     </w:p>
@@ -6603,24 +7970,81 @@
           <w:noProof/>
           <w:lang w:val="en-SK"/>
         </w:rPr>
-        <w:t>Práca je zameraná predovšetkým na frontendovú časť systému EPOS. Autor sa venoval návrhu používateľského rozhrania, jeho vizuálnemu spracovaniu a implementácii jednotlivých obrazoviek v prostredí Windows Forms. Cieľom bolo vytvoriť rozhranie, ktoré je nielen funkčné, ale aj vizuálne čisté a prehľadné.</w:t>
-      </w:r>
-    </w:p>
-    <w:p>
-      <w:pPr>
-        <w:pStyle w:val="text"/>
-        <w:rPr>
-          <w:noProof/>
-          <w:lang w:val="en-SK"/>
-        </w:rPr>
-      </w:pPr>
-      <w:r>
-        <w:rPr>
-          <w:noProof/>
-          <w:lang w:val="en-SK"/>
-        </w:rPr>
+        <w:t>Projekt EPOS bol realizovaný tímovo. Autor práce sa zameral na frontendovú časť aplikácie, návrh dizajnu, implementáciu používateľského rozhrania, testovanie použiteľnosti a analýzu praktického nasadenia systému. Backendová časť aplikácie, databázová logika a ekonomické výpočty boli riešené druhým členom tímu.</w:t>
+      </w:r>
+    </w:p>
+    <w:p>
+      <w:pPr>
+        <w:pStyle w:val="text"/>
+        <w:rPr>
+          <w:noProof/>
+          <w:lang w:val="en-SK"/>
+        </w:rPr>
+      </w:pPr>
+      <w:r>
+        <w:rPr>
+          <w:noProof/>
+          <w:lang w:val="en-SK"/>
+        </w:rPr>
+        <w:t>Takéto rozdelenie práce umožnilo sústrediť sa na konkrétne oblasti vývoja a zároveň simulovalo reálne podmienky pri vývoji softvéru, kde sa na projekte podieľa viacero vývojárov s rôznym zameraním.</w:t>
+      </w:r>
+    </w:p>
+    <w:p>
+      <w:pPr>
+        <w:pStyle w:val="text"/>
+        <w:rPr>
+          <w:noProof/>
+          <w:lang w:val="en-SK"/>
+        </w:rPr>
+      </w:pPr>
+      <w:r>
+        <w:rPr>
+          <w:noProof/>
+          <w:lang w:val="en-SK"/>
+        </w:rPr>
+        <w:t>Výsledkom práce je funkčný prototyp pokladničného systému, ktorý demonštruje možnosti využitia technológie Windows Forms pri tvorbe desktopových aplikácií. Prínos práce spočíva najmä v praktickej ukážke návrhu a implementácie používateľského rozhrania, ktoré je prispôsobené potrebám reálnej prevádzky.</w:t>
+      </w:r>
+    </w:p>
+    <w:p>
+      <w:pPr>
+        <w:pStyle w:val="text"/>
+        <w:rPr>
+          <w:noProof/>
+          <w:lang w:val="en-SK"/>
+        </w:rPr>
+      </w:pPr>
+      <w:r>
+        <w:rPr>
+          <w:noProof/>
+          <w:lang w:val="en-SK"/>
+        </w:rPr>
+        <w:t>Zároveň práca poskytuje základ pre ďalšie rozširovanie systému, či už o nové funkcionality, alebo o prechod na iné technologické riešenia v budúcnosti.</w:t>
+      </w:r>
+    </w:p>
+    <w:p>
+      <w:pPr>
+        <w:pStyle w:val="Kapitola"/>
+      </w:pPr>
+      <w:r>
+        <w:rPr>
+          <w:sz w:val="24"/>
+          <w:szCs w:val="24"/>
+        </w:rPr>
+        <w:br w:type="page"/>
+      </w:r>
+      <w:bookmarkStart w:id="27" w:name="_Toc219804042"/>
+      <w:r>
         <w:lastRenderedPageBreak/>
-        <w:t>Osobitná pozornosť bola venovaná tomu, aby používateľ nemusel nad ovládaním aplikácie premýšľať a mohol sa sústrediť na samotnú prácu s nákupom. Rozloženie prvkov, veľkosť ovládacích tlačidiel a farebné odlíšenie stavov aplikácie boli navrhnuté s dôrazom na ergonomické zásady.</w:t>
+        <w:t>NÁVRH RIEŠENIA POKLADNIČNÉHO SYSTÉMU EPOS</w:t>
+      </w:r>
+      <w:bookmarkEnd w:id="27"/>
+    </w:p>
+    <w:p>
+      <w:pPr>
+        <w:pStyle w:val="text"/>
+      </w:pPr>
+      <w:r>
+        <w:t>Táto kapitola sa zameriava na praktický návrh riešenia pokladničného systému EPOS z pohľadu používateľského rozhrania a celkovej koncepcie aplikácie. Opisuje základné rozhodnutia, ktoré boli prijaté pri návrhu systému, spôsob jeho fungovania a prepojenie jednotlivých častí aplikácie. Dôraz je kladený najmä na jednoduchosť riešenia, jeho praktickú využiteľnosť a možnosť ďalšieho rozširovania.</w:t>
       </w:r>
     </w:p>
     <w:p>
@@ -6634,42 +8058,90 @@
           <w:noProof/>
         </w:rPr>
       </w:pPr>
-      <w:bookmarkStart w:id="27" w:name="_Toc218953851"/>
-      <w:r>
-        <w:t>Praktická orientácia a simulácia reálnej prevádzky</w:t>
-      </w:r>
-      <w:bookmarkEnd w:id="27"/>
-    </w:p>
-    <w:p>
-      <w:pPr>
-        <w:pStyle w:val="text"/>
-        <w:rPr>
-          <w:noProof/>
-          <w:lang w:val="en-SK"/>
-        </w:rPr>
-      </w:pPr>
-      <w:r>
-        <w:rPr>
-          <w:noProof/>
-          <w:lang w:val="en-SK"/>
-        </w:rPr>
-        <w:t>Jedným z dôležitých cieľov práce bolo priblížiť sa čo najviac k reálnemu použitiu pokladničného systému. Aplikácia bola navrhnutá tak, aby simulovala procesy, ktoré prebiehajú v malej obchodnej prevádzke. Patria sem prihlasovanie obsluhy, blokovanie produktov, priebežné zobrazovanie nákupu a generovanie bločku.</w:t>
-      </w:r>
-    </w:p>
-    <w:p>
-      <w:pPr>
-        <w:pStyle w:val="text"/>
-        <w:rPr>
-          <w:noProof/>
-          <w:lang w:val="en-SK"/>
-        </w:rPr>
-      </w:pPr>
-      <w:r>
-        <w:rPr>
-          <w:noProof/>
-          <w:lang w:val="en-SK"/>
-        </w:rPr>
-        <w:t>Použitie kamery na skenovanie čiarových kódov umožňuje realistickú simuláciu práce pokladníka bez potreby špecializovaného hardvéru. Zároveň bol systém navrhnutý tak, aby bolo možné v budúcnosti rozšíriť ho o podporu klasickej čítačky čiarových kódov.</w:t>
+      <w:bookmarkStart w:id="28" w:name="_Toc219804043"/>
+      <w:r>
+        <w:t>Koncepcia riešenia a použitá technológia</w:t>
+      </w:r>
+      <w:bookmarkEnd w:id="28"/>
+    </w:p>
+    <w:p>
+      <w:pPr>
+        <w:pStyle w:val="text"/>
+        <w:rPr>
+          <w:noProof/>
+          <w:lang w:val="en-SK"/>
+        </w:rPr>
+      </w:pPr>
+      <w:r>
+        <w:rPr>
+          <w:noProof/>
+          <w:lang w:val="en-SK"/>
+        </w:rPr>
+        <w:t>Pokladničný systém EPOS bol navrhnutý ako desktopová aplikácia vytvorená v technológii Windows Forms. Voľba desktopového riešenia vychádzala z predpokladu, že v malých prevádzkach sa často používa jeden počítač ako centrálna pokladňa, na ktorom je aplikácia nainštalovaná lokálne. Takýto prístup umožňuje rýchlu odozvu systému, jednoduché ovládanie a priamy prístup k periférnym zariadeniam.</w:t>
+      </w:r>
+    </w:p>
+    <w:p>
+      <w:pPr>
+        <w:pStyle w:val="text"/>
+        <w:rPr>
+          <w:noProof/>
+          <w:lang w:val="en-SK"/>
+        </w:rPr>
+      </w:pPr>
+      <w:r>
+        <w:rPr>
+          <w:noProof/>
+          <w:lang w:val="en-SK"/>
+        </w:rPr>
+        <w:t>Technológia Windows Forms bola zvolená najmä z dôvodu jej dostupnosti, jednoduchosti implementácie a vhodnosti pre školský projekt. Napriek tomu, že ide o staršiu technológiu, pri správnom návrhu umožňuje vytvárať stabilné a prehľadné aplikácie. Cieľom práce bolo ukázať, že aj pomocou tejto technológie je možné navrhnúť moderný a funkčný pokladničný systém.</w:t>
+      </w:r>
+    </w:p>
+    <w:p>
+      <w:pPr>
+        <w:pStyle w:val="text"/>
+        <w:rPr>
+          <w:noProof/>
+          <w:lang w:val="en-SK"/>
+        </w:rPr>
+      </w:pPr>
+      <w:r>
+        <w:rPr>
+          <w:noProof/>
+          <w:lang w:val="en-SK"/>
+        </w:rPr>
+        <w:t>Navrhované riešenie EPOS systému je postavené na oddelení frontendovej a backendovej časti aplikácie. Frontend zabezpečuje používateľské rozhranie a interakciu s obsluhou, zatiaľ čo backendová časť spracúva aplikačnú logiku a komunikáciu s databázou.</w:t>
+      </w:r>
+    </w:p>
+    <w:p>
+      <w:pPr>
+        <w:pStyle w:val="text"/>
+        <w:rPr>
+          <w:noProof/>
+          <w:lang w:val="en-SK"/>
+        </w:rPr>
+      </w:pPr>
+      <w:r>
+        <w:rPr>
+          <w:noProof/>
+          <w:lang w:val="en-SK"/>
+        </w:rPr>
+        <w:t>Frontendová časť aplikácie slúži ako hlavný pracovný nástroj pokladníka. Zobrazuje informácie o produktoch, aktuálnom nákupe a umožňuje ovládanie jednotlivých funkcií systému. Backend prijíma požiadavky z používateľského rozhrania, vyhodnocuje ich a vracia spracované údaje späť do aplikácie.</w:t>
+      </w:r>
+    </w:p>
+    <w:p>
+      <w:pPr>
+        <w:pStyle w:val="text"/>
+        <w:rPr>
+          <w:noProof/>
+          <w:lang w:val="en-SK"/>
+        </w:rPr>
+      </w:pPr>
+      <w:r>
+        <w:rPr>
+          <w:noProof/>
+          <w:lang w:val="en-SK"/>
+        </w:rPr>
+        <w:t>Takéto rozdelenie umožňuje jednoduchšiu údržbu systému, lepšiu prehľadnosť kódu a jednoduchšie rozširovanie aplikácie v budúcnosti.</w:t>
       </w:r>
     </w:p>
     <w:p>
@@ -6683,42 +8155,91 @@
           <w:noProof/>
         </w:rPr>
       </w:pPr>
-      <w:bookmarkStart w:id="28" w:name="_Toc218953852"/>
-      <w:r>
-        <w:t>Tímová spolupráca a rozdelenie úloh</w:t>
-      </w:r>
-      <w:bookmarkEnd w:id="28"/>
-    </w:p>
-    <w:p>
-      <w:pPr>
-        <w:pStyle w:val="text"/>
-        <w:rPr>
-          <w:noProof/>
-          <w:lang w:val="en-SK"/>
-        </w:rPr>
-      </w:pPr>
-      <w:r>
-        <w:rPr>
-          <w:noProof/>
-          <w:lang w:val="en-SK"/>
-        </w:rPr>
-        <w:t>Projekt EPOS bol realizovaný tímovo. Autor práce sa zameral na frontendovú časť aplikácie, návrh dizajnu, implementáciu používateľského rozhrania, testovanie použiteľnosti a analýzu praktického nasadenia systému. Backendová časť aplikácie, databázová logika a ekonomické výpočty boli riešené druhým členom tímu.</w:t>
-      </w:r>
-    </w:p>
-    <w:p>
-      <w:pPr>
-        <w:pStyle w:val="text"/>
-        <w:rPr>
-          <w:noProof/>
-          <w:lang w:val="en-SK"/>
-        </w:rPr>
-      </w:pPr>
-      <w:r>
-        <w:rPr>
-          <w:noProof/>
-          <w:lang w:val="en-SK"/>
-        </w:rPr>
-        <w:t>Takéto rozdelenie práce umožnilo sústrediť sa na konkrétne oblasti vývoja a zároveň simulovalo reálne podmienky pri vývoji softvéru, kde sa na projekte podieľa viacero vývojárov s rôznym zameraním.</w:t>
+      <w:bookmarkStart w:id="29" w:name="_Toc219804044"/>
+      <w:r>
+        <w:t>Pracovný proces a spracovanie produktov</w:t>
+      </w:r>
+      <w:bookmarkEnd w:id="29"/>
+    </w:p>
+    <w:p>
+      <w:pPr>
+        <w:pStyle w:val="text"/>
+        <w:rPr>
+          <w:noProof/>
+          <w:lang w:val="en-SK"/>
+        </w:rPr>
+      </w:pPr>
+      <w:r>
+        <w:rPr>
+          <w:noProof/>
+          <w:lang w:val="en-SK"/>
+        </w:rPr>
+        <w:t>Pri návrhu riešenia bol kladený dôraz na to, aby pracovný proces pokladníka bol čo najjednoduchší a intuitívny. Po spustení aplikácie je používateľ vyzvaný na prihlásenie pomocou štvorciferného číselného kódu. Po úspešnom prihlásení sa zobrazí hlavná obrazovka aplikácie, ktorá slúži na blokovanie nákupu.</w:t>
+      </w:r>
+    </w:p>
+    <w:p>
+      <w:pPr>
+        <w:pStyle w:val="text"/>
+        <w:rPr>
+          <w:noProof/>
+          <w:lang w:val="en-SK"/>
+        </w:rPr>
+      </w:pPr>
+      <w:r>
+        <w:rPr>
+          <w:noProof/>
+          <w:lang w:val="en-SK"/>
+        </w:rPr>
+        <w:lastRenderedPageBreak/>
+        <w:t>Na hlavnej obrazovke môže pokladník pridávať produkty pomocou skenovania čiarových kódov alebo manuálne zadaním kódu. Každý pridaný produkt sa okamžite zobrazí v zozname nákupu a zároveň sa aktualizuje náhľad bločku. Pokladník tak má neustály prehľad o priebehu nákupu bez potreby prepínania medzi obrazovkami.</w:t>
+      </w:r>
+    </w:p>
+    <w:p>
+      <w:pPr>
+        <w:pStyle w:val="text"/>
+        <w:rPr>
+          <w:noProof/>
+          <w:lang w:val="en-SK"/>
+        </w:rPr>
+      </w:pPr>
+      <w:r>
+        <w:rPr>
+          <w:noProof/>
+          <w:lang w:val="en-SK"/>
+        </w:rPr>
+        <w:t>Po dokončení nákupu má používateľ možnosť vygenerovať bloček, ktorý si môže stiahnuť vo formáte PDF a následne vytlačiť. Tento postup bol zvolený z dôvodu zachovania jednoduchosti systému a kontroly nad tlačou zo strany používateľa.</w:t>
+      </w:r>
+    </w:p>
+    <w:p>
+      <w:pPr>
+        <w:pStyle w:val="text"/>
+        <w:rPr>
+          <w:noProof/>
+          <w:lang w:val="en-SK"/>
+        </w:rPr>
+      </w:pPr>
+      <w:r>
+        <w:rPr>
+          <w:noProof/>
+          <w:lang w:val="en-SK"/>
+        </w:rPr>
+        <w:t>Súčasťou návrhu riešenia je aj spracovanie čiarových kódov produktov. Aplikácia umožňuje využívať kameru mobilného zariadenia ako vstupné zariadenie na skenovanie čiarových kódov. Mobilné zariadenie je prepojené s aplikáciou pomocou nástroja DroidCam, ktorý zabezpečuje prenos obrazu do desktopovej aplikácie.</w:t>
+      </w:r>
+    </w:p>
+    <w:p>
+      <w:pPr>
+        <w:pStyle w:val="text"/>
+        <w:rPr>
+          <w:noProof/>
+          <w:lang w:val="en-SK"/>
+        </w:rPr>
+      </w:pPr>
+      <w:r>
+        <w:rPr>
+          <w:noProof/>
+          <w:lang w:val="en-SK"/>
+        </w:rPr>
+        <w:t>Takéto riešenie umožňuje simulovať reálnu prevádzku pokladničného systému aj bez použitia špecializovaného hardvéru. Zároveň bol systém navrhnutý tak, aby bolo možné v budúcnosti jednoducho pripojiť klasickú hardvérovú čítačku čiarových kódov, čo zvyšuje jeho praktickú využiteľnosť.</w:t>
       </w:r>
     </w:p>
     <w:p>
@@ -6732,68 +8253,74 @@
           <w:noProof/>
         </w:rPr>
       </w:pPr>
-      <w:bookmarkStart w:id="29" w:name="_Toc218953853"/>
-      <w:r>
-        <w:t>Očakávaný prínos práce</w:t>
-      </w:r>
-      <w:bookmarkEnd w:id="29"/>
-    </w:p>
-    <w:p>
-      <w:pPr>
-        <w:pStyle w:val="text"/>
-        <w:rPr>
-          <w:noProof/>
-          <w:lang w:val="en-SK"/>
-        </w:rPr>
-      </w:pPr>
-      <w:r>
-        <w:rPr>
-          <w:noProof/>
-          <w:lang w:val="en-SK"/>
-        </w:rPr>
-        <w:t>Výsledkom práce je funkčný prototyp pokladničného systému, ktorý demonštruje možnosti využitia technológie Windows Forms pri tvorbe desktopových aplikácií. Prínos práce spočíva najmä v praktickej ukážke návrhu a implementácie používateľského rozhrania, ktoré je prispôsobené potrebám reálnej prevádzky.</w:t>
-      </w:r>
-    </w:p>
-    <w:p>
-      <w:pPr>
-        <w:pStyle w:val="text"/>
-        <w:rPr>
-          <w:noProof/>
-          <w:lang w:val="en-SK"/>
-        </w:rPr>
-      </w:pPr>
-      <w:r>
-        <w:rPr>
-          <w:noProof/>
-          <w:lang w:val="en-SK"/>
-        </w:rPr>
-        <w:t>Zároveň práca poskytuje základ pre ďalšie rozširovanie systému, či už o nové funkcionality, alebo o prechod na iné technologické riešenia v budúcnosti.</w:t>
-      </w:r>
-    </w:p>
-    <w:p>
-      <w:pPr>
-        <w:pStyle w:val="Kapitola"/>
-      </w:pPr>
-      <w:r>
-        <w:rPr>
-          <w:sz w:val="24"/>
-          <w:szCs w:val="24"/>
-        </w:rPr>
-        <w:br w:type="page"/>
-      </w:r>
-      <w:bookmarkStart w:id="30" w:name="_Toc218953854"/>
-      <w:r>
-        <w:lastRenderedPageBreak/>
-        <w:t>NÁVRH RIEŠENIA POKLADNIČNÉHO SYSTÉMU EPOS</w:t>
+      <w:bookmarkStart w:id="30" w:name="_Toc219804045"/>
+      <w:r>
+        <w:t>Správa dát a generovanie bločkov</w:t>
       </w:r>
       <w:bookmarkEnd w:id="30"/>
     </w:p>
     <w:p>
       <w:pPr>
         <w:pStyle w:val="text"/>
-      </w:pPr>
-      <w:r>
-        <w:t>Táto kapitola sa zameriava na praktický návrh riešenia pokladničného systému EPOS z pohľadu používateľského rozhrania a celkovej koncepcie aplikácie. Opisuje základné rozhodnutia, ktoré boli prijaté pri návrhu systému, spôsob jeho fungovania a prepojenie jednotlivých častí aplikácie. Dôraz je kladený najmä na jednoduchosť riešenia, jeho praktickú využiteľnosť a možnosť ďalšieho rozširovania.</w:t>
+        <w:rPr>
+          <w:noProof/>
+          <w:lang w:val="en-SK"/>
+        </w:rPr>
+      </w:pPr>
+      <w:r>
+        <w:rPr>
+          <w:noProof/>
+          <w:lang w:val="en-SK"/>
+        </w:rPr>
+        <w:t>Dôležitou súčasťou návrhu riešenia je správa produktov uložených v databáze. Aplikácia obsahuje samostatnú sekciu určenú na prehľad všetkých produktov, kde je možné jednotlivé položky prezerať, upravovať alebo odstraňovať.</w:t>
+      </w:r>
+    </w:p>
+    <w:p>
+      <w:pPr>
+        <w:pStyle w:val="text"/>
+        <w:rPr>
+          <w:noProof/>
+          <w:lang w:val="en-SK"/>
+        </w:rPr>
+      </w:pPr>
+      <w:r>
+        <w:rPr>
+          <w:noProof/>
+          <w:lang w:val="en-SK"/>
+        </w:rPr>
+        <w:t>Pridávanie nových produktov je riešené prostredníctvom dedikovanej obrazovky, ktorá umožňuje zadanie čiarového kódu a základných údajov o produkte. Tento prístup umožňuje udržiavať databázu produktov aktuálnu a zabezpečuje správne fungovanie systému pri blokovaní nákupu.</w:t>
+      </w:r>
+    </w:p>
+    <w:p>
+      <w:pPr>
+        <w:pStyle w:val="text"/>
+        <w:rPr>
+          <w:noProof/>
+          <w:lang w:val="en-SK"/>
+        </w:rPr>
+      </w:pPr>
+      <w:r>
+        <w:rPr>
+          <w:noProof/>
+          <w:lang w:val="en-SK"/>
+        </w:rPr>
+        <w:t>Generovanie bločku je navrhnuté ako jednoduchý a prehľadný proces. Po ukončení nákupu má pokladník možnosť vygenerovať bloček vo formáte PDF. Bloček nie je automaticky ukladaný do databázy, ale je stiahnutý lokálne do zariadenia používateľa.</w:t>
+      </w:r>
+    </w:p>
+    <w:p>
+      <w:pPr>
+        <w:pStyle w:val="text"/>
+        <w:rPr>
+          <w:noProof/>
+          <w:lang w:val="en-SK"/>
+        </w:rPr>
+      </w:pPr>
+      <w:r>
+        <w:rPr>
+          <w:noProof/>
+          <w:lang w:val="en-SK"/>
+        </w:rPr>
+        <w:t>Takéto riešenie znižuje nároky na ukladanie dát a zároveň poskytuje používateľovi plnú kontrolu nad ďalším spracovaním bločku, napríklad jeho tlačou alebo archiváciou. Náhľad bločku počas nákupu umožňuje okamžitú kontrolu správnosti zablokovaných položiek.</w:t>
       </w:r>
     </w:p>
     <w:p>
@@ -6807,9 +8334,13 @@
           <w:noProof/>
         </w:rPr>
       </w:pPr>
-      <w:bookmarkStart w:id="31" w:name="_Toc218953855"/>
-      <w:r>
-        <w:t>Voľba typu aplikácie a použitej technológie</w:t>
+      <w:bookmarkStart w:id="31" w:name="_Toc219804046"/>
+      <w:r>
+        <w:lastRenderedPageBreak/>
+        <w:t xml:space="preserve">Možnosti rozšírenia </w:t>
+      </w:r>
+      <w:r>
+        <w:t>systému</w:t>
       </w:r>
       <w:bookmarkEnd w:id="31"/>
     </w:p>
@@ -6826,23 +8357,69 @@
           <w:noProof/>
           <w:lang w:val="en-SK"/>
         </w:rPr>
-        <w:t>Pokladničný systém EPOS bol navrhnutý ako desktopová aplikácia vytvorená v technológii Windows Forms. Voľba desktopového riešenia vychádzala z predpokladu, že v malých prevádzkach sa často používa jeden počítač ako centrálna pokladňa, na ktorom je aplikácia nainštalovaná lokálne. Takýto prístup umožňuje rýchlu odozvu systému, jednoduché ovládanie a priamy prístup k periférnym zariadeniam.</w:t>
-      </w:r>
-    </w:p>
-    <w:p>
-      <w:pPr>
-        <w:pStyle w:val="text"/>
-        <w:rPr>
-          <w:noProof/>
-          <w:lang w:val="en-SK"/>
-        </w:rPr>
-      </w:pPr>
-      <w:r>
-        <w:rPr>
-          <w:noProof/>
-          <w:lang w:val="en-SK"/>
-        </w:rPr>
-        <w:t>Technológia Windows Forms bola zvolená najmä z dôvodu jej dostupnosti, jednoduchosti implementácie a vhodnosti pre školský projekt. Napriek tomu, že ide o staršiu technológiu, pri správnom návrhu umožňuje vytvárať stabilné a prehľadné aplikácie. Cieľom práce bolo ukázať, že aj pomocou tejto technológie je možné navrhnúť moderný a funkčný pokladničný systém.</w:t>
+        <w:t>Navrhnuté riešenie EPOS systému je koncipované tak, aby bolo možné ho v budúcnosti ďalej rozširovať. Medzi možné rozšírenia patrí napríklad ukladanie histórie bločkov, pridanie štatistických prehľadov predaja alebo rozšírenie systému o podporu viacerých pokladní.</w:t>
+      </w:r>
+    </w:p>
+    <w:p>
+      <w:pPr>
+        <w:pStyle w:val="text"/>
+        <w:rPr>
+          <w:noProof/>
+          <w:lang w:val="en-SK"/>
+        </w:rPr>
+      </w:pPr>
+      <w:r>
+        <w:rPr>
+          <w:noProof/>
+          <w:lang w:val="en-SK"/>
+        </w:rPr>
+        <w:t>Vďaka oddeleniu frontendovej a backendovej časti aplikácie je možné tieto funkcionality dopĺňať bez zásadných zásahov do existujúceho riešenia.</w:t>
+      </w:r>
+    </w:p>
+    <w:p>
+      <w:pPr>
+        <w:pStyle w:val="text"/>
+        <w:rPr>
+          <w:noProof/>
+          <w:lang w:val="en-SK"/>
+        </w:rPr>
+      </w:pPr>
+      <w:r>
+        <w:rPr>
+          <w:noProof/>
+          <w:lang w:val="en-SK"/>
+        </w:rPr>
+        <w:br w:type="page"/>
+      </w:r>
+    </w:p>
+    <w:p>
+      <w:pPr>
+        <w:pStyle w:val="Kapitola"/>
+      </w:pPr>
+      <w:bookmarkStart w:id="32" w:name="_Toc219804047"/>
+      <w:r>
+        <w:lastRenderedPageBreak/>
+        <w:t>IMPLEMENTÁCIA POUŽÍVATEĽSKÉHO ROZHRANIA</w:t>
+      </w:r>
+      <w:bookmarkEnd w:id="32"/>
+    </w:p>
+    <w:p>
+      <w:pPr>
+        <w:pStyle w:val="text"/>
+        <w:rPr>
+          <w:noProof/>
+        </w:rPr>
+      </w:pPr>
+      <w:r>
+        <w:t xml:space="preserve">Táto kapitola sa venuje implementácii používateľského rozhrania pokladničného systému EPOS. Zameriava sa na praktickú realizáciu návrhu rozhrania v technológii Windows </w:t>
+      </w:r>
+      <w:proofErr w:type="spellStart"/>
+      <w:r>
+        <w:t>Forms</w:t>
+      </w:r>
+      <w:proofErr w:type="spellEnd"/>
+      <w:r>
+        <w:t>, opisuje zvolené dizajnové princípy, spôsob práce s grafickými prvkami a riešenia, ktoré boli použité na zabezpečenie prehľadnosti a intuitívneho ovládania aplikácie. Používateľské rozhranie zohráva v pokladničnom systéme kľúčovú úlohu, pretože s ním obsluha pracuje nepretržite počas celej prevádzky.</w:t>
       </w:r>
     </w:p>
     <w:p>
@@ -6856,59 +8433,68 @@
           <w:noProof/>
         </w:rPr>
       </w:pPr>
-      <w:bookmarkStart w:id="32" w:name="_Toc218953856"/>
-      <w:r>
-        <w:t>Koncepcia riešenia a architektúra systému</w:t>
-      </w:r>
-      <w:bookmarkEnd w:id="32"/>
-    </w:p>
-    <w:p>
-      <w:pPr>
-        <w:pStyle w:val="text"/>
-        <w:rPr>
-          <w:noProof/>
-          <w:lang w:val="en-SK"/>
-        </w:rPr>
-      </w:pPr>
-      <w:r>
-        <w:rPr>
-          <w:noProof/>
-          <w:lang w:val="en-SK"/>
-        </w:rPr>
-        <w:t>Navrhované riešenie EPOS systému je postavené na oddelení frontendovej a backendovej časti aplikácie. Frontend zabezpečuje používateľské rozhranie a interakciu s obsluhou, zatiaľ čo backendová časť spracúva aplikačnú logiku a komunikáciu s databázou.</w:t>
-      </w:r>
-    </w:p>
-    <w:p>
-      <w:pPr>
-        <w:pStyle w:val="text"/>
-        <w:rPr>
-          <w:noProof/>
-          <w:lang w:val="en-SK"/>
-        </w:rPr>
-      </w:pPr>
-      <w:r>
-        <w:rPr>
-          <w:noProof/>
-          <w:lang w:val="en-SK"/>
-        </w:rPr>
-        <w:t>Frontendová časť aplikácie slúži ako hlavný pracovný nástroj pokladníka. Zobrazuje informácie o produktoch, aktuálnom nákupe a umožňuje ovládanie jednotlivých funkcií systému. Backend prijíma požiadavky z používateľského rozhrania, vyhodnocuje ich a vracia spracované údaje späť do aplikácie.</w:t>
-      </w:r>
-    </w:p>
-    <w:p>
-      <w:pPr>
-        <w:pStyle w:val="text"/>
-        <w:rPr>
-          <w:noProof/>
-          <w:lang w:val="en-SK"/>
-        </w:rPr>
-      </w:pPr>
-      <w:r>
-        <w:rPr>
-          <w:noProof/>
-          <w:lang w:val="en-SK"/>
-        </w:rPr>
-        <w:t>Takéto rozdelenie umožňuje jednoduchšiu údržbu systému, lepšiu prehľadnosť kódu a jednoduchšie rozširovanie aplikácie v budúcnosti.</w:t>
-      </w:r>
+      <w:bookmarkStart w:id="33" w:name="_Toc219804048"/>
+      <w:r>
+        <w:t>Návrh používateľského rozhrania a dizajnový koncept</w:t>
+      </w:r>
+      <w:bookmarkEnd w:id="33"/>
+    </w:p>
+    <w:p>
+      <w:pPr>
+        <w:pStyle w:val="text"/>
+        <w:rPr>
+          <w:noProof/>
+          <w:lang w:val="en-SK"/>
+        </w:rPr>
+      </w:pPr>
+      <w:r>
+        <w:rPr>
+          <w:noProof/>
+          <w:lang w:val="en-SK"/>
+        </w:rPr>
+        <w:t>Návrh používateľského rozhrania aplikácie EPOS vychádzal z požiadavky na jednoduchosť, prehľadnosť a minimalizmus. Už v počiatočnej fáze návrhu bol kladený dôraz na to, aby rozhranie neobsahovalo nadbytočné grafické prvky, ktoré by mohli odvádzať pozornosť používateľa od samotnej práce. Z tohto dôvodu bol zvolený čiernobiely dizajnový koncept, ktorý pôsobí moderne a zároveň zabezpečuje vysokú čitateľnosť.</w:t>
+      </w:r>
+    </w:p>
+    <w:p>
+      <w:pPr>
+        <w:pStyle w:val="text"/>
+        <w:rPr>
+          <w:noProof/>
+          <w:lang w:val="en-SK"/>
+        </w:rPr>
+      </w:pPr>
+      <w:r>
+        <w:rPr>
+          <w:noProof/>
+          <w:lang w:val="en-SK"/>
+        </w:rPr>
+        <w:t>Ako základ pre implementáciu rozhrania slúžili dizajnové návrhy vytvorené v nástroji Figma. Tieto návrhy umožnili experimentovať s rozložením jednotlivých prvkov ešte pred samotnou implementáciou v prostredí Windows Forms. Vďaka tomu bolo možné vopred identifikovať potenciálne problémy s orientáciou používateľa alebo s veľkosťou ovládacích prvkov. Počas návrhu sa dbalo na konzistentnosť rozhrania, jednotné rozloženie obrazoviek a jasné oddelenie jednotlivých funkčných častí aplikácie.</w:t>
+      </w:r>
+    </w:p>
+    <w:p>
+      <w:pPr>
+        <w:pStyle w:val="text"/>
+        <w:rPr>
+          <w:noProof/>
+          <w:lang w:val="en-SK"/>
+        </w:rPr>
+      </w:pPr>
+      <w:r>
+        <w:rPr>
+          <w:noProof/>
+          <w:lang w:val="en-SK"/>
+        </w:rPr>
+        <w:t>Zvolená farebná paleta pozostáva z tmavého pozadia s jemným gradientom, svetlých textov a neutrálnych plôch určených na zobrazovanie obsahu. Farebné zvýraznenie je použité len v prípadoch, keď je potrebné upozorniť používateľa na stav aplikácie, napríklad pri úspešnej operácii, chybe alebo varovaní. Takýto prístup minimalizuje vizuálny šum a umožňuje používateľovi sústrediť sa na podstatné informácie.</w:t>
+      </w:r>
+    </w:p>
+    <w:p>
+      <w:pPr>
+        <w:pStyle w:val="text"/>
+        <w:rPr>
+          <w:noProof/>
+          <w:lang w:val="en-SK"/>
+        </w:rPr>
+      </w:pPr>
     </w:p>
     <w:p>
       <w:pPr>
@@ -6921,66 +8507,73 @@
           <w:noProof/>
         </w:rPr>
       </w:pPr>
-      <w:bookmarkStart w:id="33" w:name="_Toc218953857"/>
-      <w:r>
-        <w:t>Návrh pracovného procesu pokladníka</w:t>
-      </w:r>
-      <w:bookmarkEnd w:id="33"/>
-    </w:p>
-    <w:p>
-      <w:pPr>
-        <w:pStyle w:val="text"/>
-        <w:rPr>
-          <w:noProof/>
-          <w:lang w:val="en-SK"/>
-        </w:rPr>
-      </w:pPr>
-      <w:r>
-        <w:rPr>
-          <w:noProof/>
-          <w:lang w:val="en-SK"/>
-        </w:rPr>
-        <w:t xml:space="preserve">Pri návrhu riešenia bol kladený dôraz na to, aby pracovný proces pokladníka bol čo najjednoduchší a intuitívny. Po spustení aplikácie je používateľ vyzvaný na prihlásenie </w:t>
-      </w:r>
-      <w:r>
-        <w:rPr>
-          <w:noProof/>
-          <w:lang w:val="en-SK"/>
-        </w:rPr>
+      <w:bookmarkStart w:id="34" w:name="_Toc219804049"/>
+      <w:r>
         <w:lastRenderedPageBreak/>
-        <w:t>pomocou štvorciferného číselného kódu. Po úspešnom prihlásení sa zobrazí hlavná obrazovka aplikácie, ktorá slúži na blokovanie nákupu.</w:t>
-      </w:r>
-    </w:p>
-    <w:p>
-      <w:pPr>
-        <w:pStyle w:val="text"/>
-        <w:rPr>
-          <w:noProof/>
-          <w:lang w:val="en-SK"/>
-        </w:rPr>
-      </w:pPr>
-      <w:r>
-        <w:rPr>
-          <w:noProof/>
-          <w:lang w:val="en-SK"/>
-        </w:rPr>
-        <w:t>Na hlavnej obrazovke môže pokladník pridávať produkty pomocou skenovania čiarových kódov alebo manuálne zadaním kódu. Každý pridaný produkt sa okamžite zobrazí v zozname nákupu a zároveň sa aktualizuje náhľad bločku. Pokladník tak má neustály prehľad o priebehu nákupu bez potreby prepínania medzi obrazovkami.</w:t>
-      </w:r>
-    </w:p>
-    <w:p>
-      <w:pPr>
-        <w:pStyle w:val="text"/>
-        <w:rPr>
-          <w:noProof/>
-          <w:lang w:val="en-SK"/>
-        </w:rPr>
-      </w:pPr>
-      <w:r>
-        <w:rPr>
-          <w:noProof/>
-          <w:lang w:val="en-SK"/>
-        </w:rPr>
-        <w:t>Po dokončení nákupu má používateľ možnosť vygenerovať bloček, ktorý si môže stiahnuť vo formáte PDF a následne vytlačiť. Tento postup bol zvolený z dôvodu zachovania jednoduchosti systému a kontroly nad tlačou zo strany používateľa.</w:t>
+        <w:t>Implementácia rozhrania v prostredí Windows Forms</w:t>
+      </w:r>
+      <w:bookmarkEnd w:id="34"/>
+    </w:p>
+    <w:p>
+      <w:pPr>
+        <w:pStyle w:val="text"/>
+        <w:rPr>
+          <w:noProof/>
+          <w:lang w:val="en-SK"/>
+        </w:rPr>
+      </w:pPr>
+      <w:r>
+        <w:rPr>
+          <w:noProof/>
+          <w:lang w:val="en-SK"/>
+        </w:rPr>
+        <w:t>Používateľské rozhranie bolo implementované pomocou štandardných komponentov technológie Windows Forms. Jednotlivé obrazovky aplikácie sú riešené ako formuláre, ktoré obsahujú ovládacie prvky ako tlačidlá, textové polia, tabuľky a panely. Tento prístup umožňuje jednoduchú správu rozhrania a jasné oddelenie jednotlivých funkcií aplikácie.</w:t>
+      </w:r>
+    </w:p>
+    <w:p>
+      <w:pPr>
+        <w:pStyle w:val="text"/>
+        <w:rPr>
+          <w:noProof/>
+          <w:lang w:val="en-SK"/>
+        </w:rPr>
+      </w:pPr>
+      <w:r>
+        <w:rPr>
+          <w:noProof/>
+          <w:lang w:val="en-SK"/>
+        </w:rPr>
+        <w:t>Hlavná obrazovka aplikácie bola navrhnutá tak, aby poskytovala čo najviac informácií na jednom mieste bez toho, aby pôsobila preplnene. Nachádza sa na nej zoznam aktuálne blokovaných produktov, základné informácie o nákupe a náhľad bločku. Rozloženie prvkov bolo navrhnuté s ohľadom na prirodzený pohyb očí používateľa, pričom najdôležitejšie informácie sú umiestnené v centrálnej časti obrazovky.</w:t>
+      </w:r>
+    </w:p>
+    <w:p>
+      <w:pPr>
+        <w:pStyle w:val="text"/>
+        <w:rPr>
+          <w:noProof/>
+          <w:lang w:val="en-SK"/>
+        </w:rPr>
+      </w:pPr>
+      <w:r>
+        <w:rPr>
+          <w:noProof/>
+          <w:lang w:val="en-SK"/>
+        </w:rPr>
+        <w:t>Navigácia medzi jednotlivými časťami aplikácie je riešená prostredníctvom navigačného panela, ktorý umožňuje rýchly prístup k správe produktov, pridávaniu nových produktov, nastaveniam a odhláseniu používateľa. Takéto riešenie znižuje počet krokov potrebných na vykonanie jednotlivých operácií a zvyšuje efektivitu práce obsluhy.</w:t>
+      </w:r>
+      <w:r>
+        <w:rPr>
+          <w:noProof/>
+          <w:lang w:val="en-SK"/>
+        </w:rPr>
+        <w:t xml:space="preserve"> </w:t>
+      </w:r>
+      <w:r>
+        <w:rPr>
+          <w:noProof/>
+          <w:lang w:val="en-SK"/>
+        </w:rPr>
+        <w:t>(Microsoft, 2023)</w:t>
       </w:r>
     </w:p>
     <w:p>
@@ -6994,42 +8587,58 @@
           <w:noProof/>
         </w:rPr>
       </w:pPr>
-      <w:bookmarkStart w:id="34" w:name="_Toc218953858"/>
-      <w:r>
-        <w:t>Spôsob spracovania čiarových kódov</w:t>
-      </w:r>
-      <w:bookmarkEnd w:id="34"/>
-    </w:p>
-    <w:p>
-      <w:pPr>
-        <w:pStyle w:val="text"/>
-        <w:rPr>
-          <w:noProof/>
-          <w:lang w:val="en-SK"/>
-        </w:rPr>
-      </w:pPr>
-      <w:r>
-        <w:rPr>
-          <w:noProof/>
-          <w:lang w:val="en-SK"/>
-        </w:rPr>
-        <w:t>Súčasťou návrhu riešenia je aj spracovanie čiarových kódov produktov. Aplikácia umožňuje využívať kameru mobilného zariadenia ako vstupné zariadenie na skenovanie čiarových kódov. Mobilné zariadenie je prepojené s aplikáciou pomocou nástroja DroidCam, ktorý zabezpečuje prenos obrazu do desktopovej aplikácie.</w:t>
-      </w:r>
-    </w:p>
-    <w:p>
-      <w:pPr>
-        <w:pStyle w:val="text"/>
-        <w:rPr>
-          <w:noProof/>
-          <w:lang w:val="en-SK"/>
-        </w:rPr>
-      </w:pPr>
-      <w:r>
-        <w:rPr>
-          <w:noProof/>
-          <w:lang w:val="en-SK"/>
-        </w:rPr>
-        <w:t>Takéto riešenie umožňuje simulovať reálnu prevádzku pokladničného systému aj bez použitia špecializovaného hardvéru. Zároveň bol systém navrhnutý tak, aby bolo možné v budúcnosti jednoducho pripojiť klasickú hardvérovú čítačku čiarových kódov, čo zvyšuje jeho praktickú využiteľnosť.</w:t>
+      <w:bookmarkStart w:id="35" w:name="_Toc219804050"/>
+      <w:r>
+        <w:t>Ergonomické zásady a intuitívne ovládanie</w:t>
+      </w:r>
+      <w:bookmarkEnd w:id="35"/>
+    </w:p>
+    <w:p>
+      <w:pPr>
+        <w:pStyle w:val="text"/>
+        <w:rPr>
+          <w:noProof/>
+          <w:lang w:val="en-SK"/>
+        </w:rPr>
+      </w:pPr>
+      <w:r>
+        <w:rPr>
+          <w:noProof/>
+          <w:lang w:val="en-SK"/>
+        </w:rPr>
+        <w:t>Pri implementácii používateľského rozhrania boli zohľadnené základné ergonomické zásady, ktoré sú dôležité najmä pri aplikáciách určených na dlhodobé používanie. Ovládacie prvky sú dostatočne veľké, jasne označené a umiestnené tak, aby sa minimalizovalo riziko nesprávneho kliknutia. Najčastejšie používané funkcie sú dostupné bez potreby prepínania medzi viacerými obrazovkami.</w:t>
+      </w:r>
+    </w:p>
+    <w:p>
+      <w:pPr>
+        <w:pStyle w:val="text"/>
+        <w:rPr>
+          <w:noProof/>
+          <w:lang w:val="en-SK"/>
+        </w:rPr>
+      </w:pPr>
+      <w:r>
+        <w:rPr>
+          <w:noProof/>
+          <w:lang w:val="en-SK"/>
+        </w:rPr>
+        <w:t>Intuitívnosť ovládania bola dosiahnutá najmä logickým rozdelením obrazoviek a konzistentným správaním aplikácie. Používateľ sa po krátkom oboznámení s rozhraním dokáže v aplikácii orientovať bez potreby ďalších inštrukcií. Každá obrazovka má jasne definovaný účel a neobsahuje funkcie, ktoré by s danou činnosťou nesúviseli.</w:t>
+      </w:r>
+    </w:p>
+    <w:p>
+      <w:pPr>
+        <w:pStyle w:val="text"/>
+        <w:rPr>
+          <w:noProof/>
+          <w:lang w:val="en-SK"/>
+        </w:rPr>
+      </w:pPr>
+      <w:r>
+        <w:rPr>
+          <w:noProof/>
+          <w:lang w:val="en-SK"/>
+        </w:rPr>
+        <w:t>Dôležitou súčasťou rozhrania je aj vizuálna spätná väzba. Aplikácia používateľa informuje o výsledku jeho akcií prostredníctvom systémových hlášok. Úspešné operácie, chyby a upozornenia sú farebne odlíšené, čo umožňuje rýchlu orientáciu aj v prípade, že používateľ nečíta celý text hlášky.</w:t>
       </w:r>
     </w:p>
     <w:p>
@@ -7043,42 +8652,136 @@
           <w:noProof/>
         </w:rPr>
       </w:pPr>
-      <w:bookmarkStart w:id="35" w:name="_Toc218953859"/>
-      <w:r>
-        <w:t>Návrh správy produktov a práce s databázou</w:t>
-      </w:r>
-      <w:bookmarkEnd w:id="35"/>
-    </w:p>
-    <w:p>
-      <w:pPr>
-        <w:pStyle w:val="text"/>
-        <w:rPr>
-          <w:noProof/>
-          <w:lang w:val="en-SK"/>
-        </w:rPr>
-      </w:pPr>
-      <w:r>
-        <w:rPr>
-          <w:noProof/>
-          <w:lang w:val="en-SK"/>
-        </w:rPr>
-        <w:t>Dôležitou súčasťou návrhu riešenia je správa produktov uložených v databáze. Aplikácia obsahuje samostatnú sekciu určenú na prehľad všetkých produktov, kde je možné jednotlivé položky prezerať, upravovať alebo odstraňovať.</w:t>
-      </w:r>
-    </w:p>
-    <w:p>
-      <w:pPr>
-        <w:pStyle w:val="text"/>
-        <w:rPr>
-          <w:noProof/>
-          <w:lang w:val="en-SK"/>
-        </w:rPr>
-      </w:pPr>
-      <w:r>
-        <w:rPr>
-          <w:noProof/>
-          <w:lang w:val="en-SK"/>
-        </w:rPr>
-        <w:t>Pridávanie nových produktov je riešené prostredníctvom dedikovanej obrazovky, ktorá umožňuje zadanie čiarového kódu a základných údajov o produkte. Tento prístup umožňuje udržiavať databázu produktov aktuálnu a zabezpečuje správne fungovanie systému pri blokovaní nákupu.</w:t>
+      <w:bookmarkStart w:id="36" w:name="_Toc219804051"/>
+      <w:r>
+        <w:lastRenderedPageBreak/>
+        <w:t>Práca s chybovými stavmi a spätná väzba používateľovi</w:t>
+      </w:r>
+      <w:bookmarkEnd w:id="36"/>
+    </w:p>
+    <w:p>
+      <w:pPr>
+        <w:pStyle w:val="text"/>
+        <w:rPr>
+          <w:noProof/>
+          <w:lang w:val="en-SK"/>
+        </w:rPr>
+      </w:pPr>
+      <w:r>
+        <w:rPr>
+          <w:noProof/>
+          <w:lang w:val="en-SK"/>
+        </w:rPr>
+        <w:t>Používateľské rozhranie aplikácie EPOS bolo navrhnuté tak, aby dokázalo efektívne pracovať aj s chybovými stavmi. Pri zadávaní údajov alebo pri práci s databázou môže dôjsť k situáciám, ktoré si vyžadujú upozornenie používateľa. Tieto situácie sú riešené prostredníctvom chybových hlášok, ktoré sú jasné, stručné a jednoznačné.</w:t>
+      </w:r>
+    </w:p>
+    <w:p>
+      <w:pPr>
+        <w:pStyle w:val="text"/>
+        <w:rPr>
+          <w:noProof/>
+          <w:lang w:val="en-SK"/>
+        </w:rPr>
+      </w:pPr>
+      <w:r>
+        <w:rPr>
+          <w:noProof/>
+          <w:lang w:val="en-SK"/>
+        </w:rPr>
+        <w:t>Chybové hlášky sú vizuálne odlíšené červenou farbou, upozornenia žltou a úspešné operácie zelenou. Farebné rozlíšenie je použité konzistentne v celej aplikácii, čím sa znižuje riziko nepochopenia významu jednotlivých správ. Používateľ tak okamžite vie, či operácia prebehla úspešne alebo je potrebné vykonať nápravu.</w:t>
+      </w:r>
+    </w:p>
+    <w:p>
+      <w:pPr>
+        <w:pStyle w:val="text"/>
+        <w:rPr>
+          <w:noProof/>
+          <w:lang w:val="en-SK"/>
+        </w:rPr>
+      </w:pPr>
+      <w:r>
+        <w:rPr>
+          <w:noProof/>
+          <w:lang w:val="en-SK"/>
+        </w:rPr>
+        <w:t>Spätná väzba zo strany aplikácie zohráva dôležitú úlohu pri budovaní dôvery používateľa v systém. Jasné informovanie o stave aplikácie znižuje počet chýb pri obsluhe a prispieva k plynulejšiemu priebehu práce. V prípade pokladničného systému, kde je rýchlosť a presnosť kľúčová, je takýto prístup nevyhnutný.</w:t>
+      </w:r>
+    </w:p>
+    <w:p>
+      <w:pPr>
+        <w:pStyle w:val="text"/>
+        <w:rPr>
+          <w:noProof/>
+          <w:lang w:val="en-SK"/>
+        </w:rPr>
+      </w:pPr>
+      <w:r>
+        <w:rPr>
+          <w:noProof/>
+        </w:rPr>
+        <w:br w:type="page"/>
+      </w:r>
+    </w:p>
+    <w:p>
+      <w:pPr>
+        <w:pStyle w:val="Kapitola"/>
+        <w:rPr>
+          <w:noProof/>
+        </w:rPr>
+      </w:pPr>
+      <w:bookmarkStart w:id="37" w:name="_Toc219804052"/>
+      <w:r>
+        <w:lastRenderedPageBreak/>
+        <w:t>IMPLEMENTÁCIA FUNKČNÝCH ČASTÍ SYSTÉMU</w:t>
+      </w:r>
+      <w:bookmarkEnd w:id="37"/>
+    </w:p>
+    <w:p>
+      <w:pPr>
+        <w:pStyle w:val="text"/>
+        <w:rPr>
+          <w:noProof/>
+          <w:lang w:val="en-SK"/>
+        </w:rPr>
+      </w:pPr>
+      <w:r>
+        <w:rPr>
+          <w:noProof/>
+          <w:lang w:val="en-SK"/>
+        </w:rPr>
+        <w:t>Táto kapitola sa venuje implementácii hlavných funkčných častí pokladničného systému EPOS z pohľadu používateľského rozhrania a jeho prepojenia na aplikačnú logiku. Funkčné časti systému predstavujú jadro celej aplikácie, pretože zabezpečujú reálnu prácu s nákupom, produktmi a používateľmi. Cieľom implementácie bolo vytvoriť systém, ktorý je spoľahlivý, prehľadný a zároveň dostatočne jednoduchý na každodenné používanie v prevádzke.</w:t>
+      </w:r>
+    </w:p>
+    <w:p>
+      <w:pPr>
+        <w:pStyle w:val="text"/>
+        <w:rPr>
+          <w:noProof/>
+          <w:lang w:val="en-SK"/>
+        </w:rPr>
+      </w:pPr>
+      <w:r>
+        <w:rPr>
+          <w:noProof/>
+          <w:lang w:val="en-SK"/>
+        </w:rPr>
+        <w:t>Pri návrhu a implementácii funkcionalít sa kládol dôraz na plynulosť práce a minimalizáciu zbytočných krokov. Jednotlivé funkcie boli navrhnuté tak, aby logicky nadväzovali jedna na druhú a používateľ nemusel premýšľať nad tým, kde sa nachádza alebo aký krok má vykonať ako ďalší. Implementácia rešpektuje princíp, že pokladničný systém má obsluhu podporovať, nie spomaľovať.</w:t>
+      </w:r>
+    </w:p>
+    <w:p>
+      <w:pPr>
+        <w:pStyle w:val="text"/>
+        <w:rPr>
+          <w:noProof/>
+          <w:lang w:val="en-SK"/>
+        </w:rPr>
+      </w:pPr>
+      <w:r>
+        <w:rPr>
+          <w:noProof/>
+          <w:lang w:val="en-SK"/>
+        </w:rPr>
+        <w:t>Systém EPOS je navrhnutý ako modulárny, pričom jednotlivé funkčné časti sú oddelené do samostatných obrazoviek a logických celkov. Tento prístup umožňuje lepšiu orientáciu v aplikácii, jednoduchšiu údržbu a zároveň vytvára priestor na budúce rozšírenia systému o ďalšie funkcie.</w:t>
       </w:r>
     </w:p>
     <w:p>
@@ -7092,44 +8795,52 @@
           <w:noProof/>
         </w:rPr>
       </w:pPr>
-      <w:bookmarkStart w:id="36" w:name="_Toc218953860"/>
-      <w:r>
-        <w:t>Návrh generovania a správy bločkov</w:t>
-      </w:r>
-      <w:bookmarkEnd w:id="36"/>
-    </w:p>
-    <w:p>
-      <w:pPr>
-        <w:pStyle w:val="text"/>
-        <w:rPr>
-          <w:noProof/>
-          <w:lang w:val="en-SK"/>
-        </w:rPr>
-      </w:pPr>
-      <w:r>
-        <w:rPr>
-          <w:noProof/>
-          <w:lang w:val="en-SK"/>
-        </w:rPr>
-        <w:t>Generovanie bločku je navrhnuté ako jednoduchý a prehľadný proces. Po ukončení nákupu má pokladník možnosť vygenerovať bloček vo formáte PDF. Bloček nie je automaticky ukladaný do databázy, ale je stiahnutý lokálne do zariadenia používateľa.</w:t>
-      </w:r>
-    </w:p>
-    <w:p>
-      <w:pPr>
-        <w:pStyle w:val="text"/>
-        <w:rPr>
-          <w:noProof/>
-          <w:lang w:val="en-SK"/>
-        </w:rPr>
-      </w:pPr>
-      <w:r>
-        <w:rPr>
-          <w:noProof/>
-          <w:lang w:val="en-SK"/>
-        </w:rPr>
-        <w:lastRenderedPageBreak/>
-        <w:t>Takéto riešenie znižuje nároky na ukladanie dát a zároveň poskytuje používateľovi plnú kontrolu nad ďalším spracovaním bločku, napríklad jeho tlačou alebo archiváciou. Náhľad bločku počas nákupu umožňuje okamžitú kontrolu správnosti zablokovaných položiek.</w:t>
-      </w:r>
+      <w:bookmarkStart w:id="38" w:name="_Toc219804053"/>
+      <w:r>
+        <w:t>Prihlasovanie používateľa a zabezpečenie prístupu</w:t>
+      </w:r>
+      <w:bookmarkEnd w:id="38"/>
+    </w:p>
+    <w:p>
+      <w:pPr>
+        <w:pStyle w:val="text"/>
+        <w:rPr>
+          <w:noProof/>
+          <w:lang w:val="en-SK"/>
+        </w:rPr>
+      </w:pPr>
+      <w:r>
+        <w:rPr>
+          <w:noProof/>
+          <w:lang w:val="en-SK"/>
+        </w:rPr>
+        <w:t>Po spustení aplikácie je používateľ vyzvaný na prihlásenie pomocou štvorciferného číselného kódu pokladníka. Tento spôsob autentifikácie bol zvolený z dôvodu jednoduchosti a rýchlosti, ktoré sú v prostredí malej prevádzky kľúčové. Kód je uložený v databáze a jeho správnosť je overovaná ešte pred sprístupnením hlavného rozhrania aplikácie.</w:t>
+      </w:r>
+    </w:p>
+    <w:p>
+      <w:pPr>
+        <w:pStyle w:val="text"/>
+        <w:rPr>
+          <w:noProof/>
+          <w:lang w:val="en-SK"/>
+        </w:rPr>
+      </w:pPr>
+      <w:r>
+        <w:rPr>
+          <w:noProof/>
+          <w:lang w:val="en-SK"/>
+        </w:rPr>
+        <w:t>Po úspešnom prihlásení je používateľ presmerovaný na hlavnú obrazovku systému, kde môže okamžite začať pracovať s nákupom. V prípade nesprávne zadaného kódu je používateľ upozornený chybovou hláškou a nemá prístup k ďalším funkciám systému. Kód pokladníka je možné meniť v nastaveniach aplikácie, čo umožňuje základnú správu prístupov bez potreby zásahu do databázy alebo zdrojového kódu aplikácie.</w:t>
+      </w:r>
+    </w:p>
+    <w:p>
+      <w:pPr>
+        <w:pStyle w:val="text"/>
+        <w:rPr>
+          <w:noProof/>
+          <w:lang w:val="en-SK"/>
+        </w:rPr>
+      </w:pPr>
     </w:p>
     <w:p>
       <w:pPr>
@@ -7142,86 +8853,59 @@
           <w:noProof/>
         </w:rPr>
       </w:pPr>
-      <w:bookmarkStart w:id="37" w:name="_Toc218953861"/>
-      <w:r>
-        <w:t>Možnosti rozšírenia navrhnutého riešenia</w:t>
-      </w:r>
-      <w:bookmarkEnd w:id="37"/>
-    </w:p>
-    <w:p>
-      <w:pPr>
-        <w:pStyle w:val="text"/>
-        <w:rPr>
-          <w:noProof/>
-          <w:lang w:val="en-SK"/>
-        </w:rPr>
-      </w:pPr>
-      <w:r>
-        <w:rPr>
-          <w:noProof/>
-          <w:lang w:val="en-SK"/>
-        </w:rPr>
-        <w:t>Navrhnuté riešenie EPOS systému je koncipované tak, aby bolo možné ho v budúcnosti ďalej rozširovať. Medzi možné rozšírenia patrí napríklad ukladanie histórie bločkov, pridanie štatistických prehľadov predaja alebo rozšírenie systému o podporu viacerých pokladní.</w:t>
-      </w:r>
-    </w:p>
-    <w:p>
-      <w:pPr>
-        <w:pStyle w:val="text"/>
-        <w:rPr>
-          <w:noProof/>
-          <w:lang w:val="en-SK"/>
-        </w:rPr>
-      </w:pPr>
-      <w:r>
-        <w:rPr>
-          <w:noProof/>
-          <w:lang w:val="en-SK"/>
-        </w:rPr>
-        <w:t>Vďaka oddeleniu frontendovej a backendovej časti aplikácie je možné tieto funkcionality dopĺňať bez zásadných zásahov do existujúceho riešenia.</w:t>
-      </w:r>
-    </w:p>
-    <w:p>
-      <w:pPr>
-        <w:pStyle w:val="text"/>
-        <w:rPr>
-          <w:noProof/>
-          <w:lang w:val="en-SK"/>
-        </w:rPr>
-      </w:pPr>
-      <w:r>
-        <w:rPr>
-          <w:noProof/>
-          <w:lang w:val="en-SK"/>
-        </w:rPr>
-        <w:br w:type="page"/>
-      </w:r>
-    </w:p>
-    <w:p>
-      <w:pPr>
-        <w:pStyle w:val="Kapitola"/>
-      </w:pPr>
+      <w:bookmarkStart w:id="39" w:name="_Toc219804054"/>
       <w:r>
         <w:lastRenderedPageBreak/>
-        <w:t>IMPLEMENTÁCIA POUŽÍVATEĽSKÉHO ROZHRANIA</w:t>
-      </w:r>
-    </w:p>
-    <w:p>
-      <w:pPr>
-        <w:pStyle w:val="text"/>
-        <w:rPr>
-          <w:noProof/>
-        </w:rPr>
-      </w:pPr>
-      <w:r>
-        <w:t xml:space="preserve">Táto kapitola sa venuje implementácii používateľského rozhrania pokladničného systému EPOS. Zameriava sa na praktickú realizáciu návrhu rozhrania v technológii Windows </w:t>
-      </w:r>
-      <w:proofErr w:type="spellStart"/>
-      <w:r>
-        <w:t>Forms</w:t>
-      </w:r>
-      <w:proofErr w:type="spellEnd"/>
-      <w:r>
-        <w:t>, opisuje zvolené dizajnové princípy, spôsob práce s grafickými prvkami a riešenia, ktoré boli použité na zabezpečenie prehľadnosti a intuitívneho ovládania aplikácie. Používateľské rozhranie zohráva v pokladničnom systéme kľúčovú úlohu, pretože s ním obsluha pracuje nepretržite počas celej prevádzky.</w:t>
+        <w:t>Hlavná obrazovka a blokovanie nákupu</w:t>
+      </w:r>
+      <w:bookmarkEnd w:id="39"/>
+    </w:p>
+    <w:p>
+      <w:pPr>
+        <w:pStyle w:val="text"/>
+        <w:rPr>
+          <w:noProof/>
+          <w:lang w:val="en-SK"/>
+        </w:rPr>
+      </w:pPr>
+      <w:r>
+        <w:rPr>
+          <w:noProof/>
+          <w:lang w:val="en-SK"/>
+        </w:rPr>
+        <w:t>Hlavná obrazovka predstavuje centrálny bod celej aplikácie EPOS. Slúži na samotné blokovanie nákupu a poskytuje používateľovi prehľad o všetkých aktuálne vykonávaných operáciách. Na tejto obrazovke sa zobrazuje zoznam naskenovaných alebo manuálne pridaných produktov spolu so základnými informáciami, ako je názov produktu a cena.</w:t>
+      </w:r>
+    </w:p>
+    <w:p>
+      <w:pPr>
+        <w:pStyle w:val="text"/>
+        <w:rPr>
+          <w:noProof/>
+          <w:lang w:val="en-SK"/>
+        </w:rPr>
+      </w:pPr>
+      <w:r>
+        <w:rPr>
+          <w:noProof/>
+          <w:lang w:val="en-SK"/>
+        </w:rPr>
+        <w:t>Produkty je možné pridávať dvoma spôsobmi. Prvým je skenovanie čiarového kódu pomocou kamery, ktorá je do aplikácie prenášaná prostredníctvom mobilného zariadenia a nástroja DroidCam. Druhým spôsobom je manuálne zadanie čiarového kódu, ktoré slúži ako alternatíva v prípade technických problémov alebo nečitateľného kódu. Po pridaní produktu systém okamžite vyhľadá zodpovedajúci záznam v databáze a zobrazí ho v zozname nákupu.</w:t>
+      </w:r>
+    </w:p>
+    <w:p>
+      <w:pPr>
+        <w:pStyle w:val="text"/>
+        <w:rPr>
+          <w:noProof/>
+          <w:lang w:val="en-SK"/>
+        </w:rPr>
+      </w:pPr>
+      <w:r>
+        <w:rPr>
+          <w:noProof/>
+          <w:lang w:val="en-SK"/>
+        </w:rPr>
+        <w:t>Súčasťou hlavnej obrazovky je aj náhľad bločku, ktorý sa priebežne aktualizuje s každým pridaným produktom. Používateľ tak má neustály prehľad o obsahu nákupu a môže okamžite odhaliť prípadné chyby ešte pred jeho dokončením.</w:t>
       </w:r>
     </w:p>
     <w:p>
@@ -7235,56 +8919,59 @@
           <w:noProof/>
         </w:rPr>
       </w:pPr>
-      <w:r>
-        <w:t>Návrh používateľského rozhrania a dizajnový koncept</w:t>
-      </w:r>
-    </w:p>
-    <w:p>
-      <w:pPr>
-        <w:pStyle w:val="text"/>
-        <w:rPr>
-          <w:noProof/>
-          <w:lang w:val="en-SK"/>
-        </w:rPr>
-      </w:pPr>
-      <w:r>
-        <w:rPr>
-          <w:noProof/>
-          <w:lang w:val="en-SK"/>
-        </w:rPr>
-        <w:t>Návrh používateľského rozhrania aplikácie EPOS vychádzal z požiadavky na jednoduchosť, prehľadnosť a minimalizmus. Už v počiatočnej fáze návrhu bol kladený dôraz na to, aby rozhranie neobsahovalo nadbytočné grafické prvky, ktoré by mohli odvádzať pozornosť používateľa od samotnej práce. Z tohto dôvodu bol zvolený čiernobiely dizajnový koncept, ktorý pôsobí moderne a zároveň zabezpečuje vysokú čitateľnosť.</w:t>
-      </w:r>
-    </w:p>
-    <w:p>
-      <w:pPr>
-        <w:pStyle w:val="text"/>
-        <w:rPr>
-          <w:noProof/>
-          <w:lang w:val="en-SK"/>
-        </w:rPr>
-      </w:pPr>
-      <w:r>
-        <w:rPr>
-          <w:noProof/>
-          <w:lang w:val="en-SK"/>
-        </w:rPr>
-        <w:t>Ako základ pre implementáciu rozhrania slúžili dizajnové návrhy vytvorené v nástroji Figma. Tieto návrhy umožnili experimentovať s rozložením jednotlivých prvkov ešte pred samotnou implementáciou v prostredí Windows Forms. Vďaka tomu bolo možné vopred identifikovať potenciálne problémy s orientáciou používateľa alebo s veľkosťou ovládacích prvkov. Počas návrhu sa dbalo na konzistentnosť rozhrania, jednotné rozloženie obrazoviek a jasné oddelenie jednotlivých funkčných častí aplikácie.</w:t>
-      </w:r>
-    </w:p>
-    <w:p>
-      <w:pPr>
-        <w:pStyle w:val="text"/>
-        <w:rPr>
-          <w:noProof/>
-          <w:lang w:val="en-SK"/>
-        </w:rPr>
-      </w:pPr>
-      <w:r>
-        <w:rPr>
-          <w:noProof/>
-          <w:lang w:val="en-SK"/>
-        </w:rPr>
-        <w:t>Zvolená farebná paleta pozostáva z tmavého pozadia s jemným gradientom, svetlých textov a neutrálnych plôch určených na zobrazovanie obsahu. Farebné zvýraznenie je použité len v prípadoch, keď je potrebné upozorniť používateľa na stav aplikácie, napríklad pri úspešnej operácii, chybe alebo varovaní. Takýto prístup minimalizuje vizuálny šum a umožňuje používateľovi sústrediť sa na podstatné informácie.</w:t>
+      <w:bookmarkStart w:id="40" w:name="_Toc219804055"/>
+      <w:r>
+        <w:t>Správa produktov a úprava údajov</w:t>
+      </w:r>
+      <w:bookmarkEnd w:id="40"/>
+    </w:p>
+    <w:p>
+      <w:pPr>
+        <w:pStyle w:val="text"/>
+        <w:rPr>
+          <w:noProof/>
+          <w:lang w:val="en-SK"/>
+        </w:rPr>
+      </w:pPr>
+      <w:r>
+        <w:rPr>
+          <w:noProof/>
+          <w:lang w:val="en-SK"/>
+        </w:rPr>
+        <w:t>Systém EPOS obsahuje samostatnú funkčnú časť určenú na správu produktov uložených v databáze. Táto obrazovka zobrazuje prehľad všetkých dostupných produktov a umožňuje používateľovi vykonávať základné operácie, ako je úprava alebo odstránenie produktu. Správa produktov je dôležitá najmä v prípade zmien cien alebo opravy nesprávne zadaných údajov.</w:t>
+      </w:r>
+    </w:p>
+    <w:p>
+      <w:pPr>
+        <w:pStyle w:val="text"/>
+        <w:rPr>
+          <w:noProof/>
+          <w:lang w:val="en-SK"/>
+        </w:rPr>
+      </w:pPr>
+      <w:r>
+        <w:rPr>
+          <w:noProof/>
+          <w:lang w:val="en-SK"/>
+        </w:rPr>
+        <w:t>Pridávanie nových produktov je realizované prostredníctvom dedikovanej obrazovky, ktorá obsahuje formulár na zadanie čiarového kódu a základných informácií o produkte. Tento spôsob umožňuje jednoducho rozširovať databázu produktov bez potreby technických zásahov. Správna evidencia produktov je kľúčová pre bezchybné fungovanie pokladničného systému a presné blokovanie nákupov.</w:t>
+      </w:r>
+    </w:p>
+    <w:p>
+      <w:pPr>
+        <w:rPr>
+          <w:rFonts w:ascii="Times New Roman" w:hAnsi="Times New Roman"/>
+          <w:noProof/>
+          <w:sz w:val="24"/>
+          <w:lang w:val="en-SK"/>
+        </w:rPr>
+      </w:pPr>
+      <w:r>
+        <w:rPr>
+          <w:noProof/>
+          <w:lang w:val="en-SK"/>
+        </w:rPr>
+        <w:br w:type="page"/>
       </w:r>
     </w:p>
     <w:p>
@@ -7298,64 +8985,43 @@
           <w:noProof/>
         </w:rPr>
       </w:pPr>
-      <w:r>
-        <w:t>Implementácia rozhrania v prostredí Windows Forms</w:t>
-      </w:r>
-    </w:p>
-    <w:p>
-      <w:pPr>
-        <w:pStyle w:val="text"/>
-        <w:rPr>
-          <w:noProof/>
-          <w:lang w:val="en-SK"/>
-        </w:rPr>
-      </w:pPr>
-      <w:r>
-        <w:rPr>
-          <w:noProof/>
-          <w:lang w:val="en-SK"/>
-        </w:rPr>
-        <w:t xml:space="preserve">Používateľské rozhranie bolo implementované pomocou štandardných komponentov technológie Windows Forms. Jednotlivé obrazovky aplikácie sú riešené </w:t>
-      </w:r>
-      <w:r>
-        <w:rPr>
-          <w:noProof/>
-          <w:lang w:val="en-SK"/>
-        </w:rPr>
+      <w:bookmarkStart w:id="41" w:name="_Toc219804056"/>
+      <w:r>
         <w:lastRenderedPageBreak/>
-        <w:t>ako formuláre, ktoré obsahujú ovládacie prvky ako tlačidlá, textové polia, tabuľky a panely. Tento prístup umožňuje jednoduchú správu rozhrania a jasné oddelenie jednotlivých funkcií aplikácie.</w:t>
-      </w:r>
-    </w:p>
-    <w:p>
-      <w:pPr>
-        <w:pStyle w:val="text"/>
-        <w:rPr>
-          <w:noProof/>
-          <w:lang w:val="en-SK"/>
-        </w:rPr>
-      </w:pPr>
-      <w:r>
-        <w:rPr>
-          <w:noProof/>
-          <w:lang w:val="en-SK"/>
-        </w:rPr>
-        <w:t>Hlavná obrazovka aplikácie bola navrhnutá tak, aby poskytovala čo najviac informácií na jednom mieste bez toho, aby pôsobila preplnene. Nachádza sa na nej zoznam aktuálne blokovaných produktov, základné informácie o nákupe a náhľad bločku. Rozloženie prvkov bolo navrhnuté s ohľadom na prirodzený pohyb očí používateľa, pričom najdôležitejšie informácie sú umiestnené v centrálnej časti obrazovky.</w:t>
-      </w:r>
-    </w:p>
-    <w:p>
-      <w:pPr>
-        <w:pStyle w:val="text"/>
-        <w:rPr>
-          <w:noProof/>
-          <w:lang w:val="en-SK"/>
-        </w:rPr>
-      </w:pPr>
-      <w:r>
-        <w:rPr>
-          <w:noProof/>
-          <w:lang w:val="en-SK"/>
-        </w:rPr>
-        <w:t>Navigácia medzi jednotlivými časťami aplikácie je riešená prostredníctvom navigačného panela, ktorý umožňuje rýchly prístup k správe produktov, pridávaniu nových produktov, nastaveniam a odhláseniu používateľa. Takéto riešenie znižuje počet krokov potrebných na vykonanie jednotlivých operácií a zvyšuje efektivitu práce obsluhy.</w:t>
+        <w:t>Nastavenia aplikácie a odhlásenie používateľa</w:t>
+      </w:r>
+      <w:bookmarkEnd w:id="41"/>
+    </w:p>
+    <w:p>
+      <w:pPr>
+        <w:pStyle w:val="text"/>
+        <w:rPr>
+          <w:noProof/>
+          <w:lang w:val="en-SK"/>
+        </w:rPr>
+      </w:pPr>
+      <w:r>
+        <w:rPr>
+          <w:noProof/>
+          <w:lang w:val="en-SK"/>
+        </w:rPr>
+        <w:t>Nastavenia aplikácie umožňujú používateľovi prispôsobiť základné parametre systému konkrétnym podmienkam prevádzky. V tejto časti je možné meniť aktívnu kameru používanú na skenovanie čiarových kódov a upravovať prihlasovací kód pokladníka. Takéto riešenie zvyšuje flexibilitu systému a umožňuje jeho jednoduché prispôsobenie bez potreby zásahu vývojára.</w:t>
+      </w:r>
+    </w:p>
+    <w:p>
+      <w:pPr>
+        <w:pStyle w:val="text"/>
+        <w:rPr>
+          <w:noProof/>
+          <w:lang w:val="en-SK"/>
+        </w:rPr>
+      </w:pPr>
+      <w:r>
+        <w:rPr>
+          <w:noProof/>
+          <w:lang w:val="en-SK"/>
+        </w:rPr>
+        <w:t>Odhlásenie používateľa je dostupné priamo z navigačného panela aplikácie. Po odhlásení sa systém vráti na prihlasovaciu obrazovku a znemožní ďalšiu prácu bez opätovného zadania kódu. Tento mechanizmus zabezpečuje základnú ochranu pred neoprávneným používaním systému v prípade opustenia pracoviska.</w:t>
       </w:r>
     </w:p>
     <w:p>
@@ -7369,56 +9035,94 @@
           <w:noProof/>
         </w:rPr>
       </w:pPr>
-      <w:r>
-        <w:t>Ergonomické zásady a intuitívne ovládanie</w:t>
-      </w:r>
-    </w:p>
-    <w:p>
-      <w:pPr>
-        <w:pStyle w:val="text"/>
-        <w:rPr>
-          <w:noProof/>
-          <w:lang w:val="en-SK"/>
-        </w:rPr>
-      </w:pPr>
-      <w:r>
-        <w:rPr>
-          <w:noProof/>
-          <w:lang w:val="en-SK"/>
-        </w:rPr>
-        <w:t>Pri implementácii používateľského rozhrania boli zohľadnené základné ergonomické zásady, ktoré sú dôležité najmä pri aplikáciách určených na dlhodobé používanie. Ovládacie prvky sú dostatočne veľké, jasne označené a umiestnené tak, aby sa minimalizovalo riziko nesprávneho kliknutia. Najčastejšie používané funkcie sú dostupné bez potreby prepínania medzi viacerými obrazovkami.</w:t>
-      </w:r>
-    </w:p>
-    <w:p>
-      <w:pPr>
-        <w:pStyle w:val="text"/>
-        <w:rPr>
-          <w:noProof/>
-          <w:lang w:val="en-SK"/>
-        </w:rPr>
-      </w:pPr>
-      <w:r>
-        <w:rPr>
-          <w:noProof/>
-          <w:lang w:val="en-SK"/>
-        </w:rPr>
-        <w:t>Intuitívnosť ovládania bola dosiahnutá najmä logickým rozdelením obrazoviek a konzistentným správaním aplikácie. Používateľ sa po krátkom oboznámení s rozhraním dokáže v aplikácii orientovať bez potreby ďalších inštrukcií. Každá obrazovka má jasne definovaný účel a neobsahuje funkcie, ktoré by s danou činnosťou nesúviseli.</w:t>
-      </w:r>
-    </w:p>
-    <w:p>
-      <w:pPr>
-        <w:pStyle w:val="text"/>
-        <w:rPr>
-          <w:noProof/>
-          <w:lang w:val="en-SK"/>
-        </w:rPr>
-      </w:pPr>
-      <w:r>
-        <w:rPr>
-          <w:noProof/>
-          <w:lang w:val="en-SK"/>
-        </w:rPr>
-        <w:t>Dôležitou súčasťou rozhrania je aj vizuálna spätná väzba. Aplikácia používateľa informuje o výsledku jeho akcií prostredníctvom systémových hlášok. Úspešné operácie, chyby a upozornenia sú farebne odlíšené, čo umožňuje rýchlu orientáciu aj v prípade, že používateľ nečíta celý text hlášky.</w:t>
+      <w:bookmarkStart w:id="42" w:name="_Toc219804057"/>
+      <w:r>
+        <w:t>Generovanie a spracovanie bločku</w:t>
+      </w:r>
+      <w:bookmarkEnd w:id="42"/>
+    </w:p>
+    <w:p>
+      <w:pPr>
+        <w:pStyle w:val="text"/>
+        <w:rPr>
+          <w:noProof/>
+          <w:lang w:val="en-SK"/>
+        </w:rPr>
+      </w:pPr>
+      <w:r>
+        <w:rPr>
+          <w:noProof/>
+          <w:lang w:val="en-SK"/>
+        </w:rPr>
+        <w:t>Po dokončení nákupu má používateľ možnosť vygenerovať bloček vo formáte PDF. Generovanie bločku je realizované na základe údajov o aktuálnom nákupe, ktoré sú počas celého procesu priebežne aktualizované. Používateľ si môže bloček stiahnuť do zariadenia a následne ho vytlačiť pomocou bežnej tlačiarne.</w:t>
+      </w:r>
+    </w:p>
+    <w:p>
+      <w:pPr>
+        <w:pStyle w:val="text"/>
+        <w:rPr>
+          <w:noProof/>
+          <w:lang w:val="en-SK"/>
+        </w:rPr>
+      </w:pPr>
+      <w:r>
+        <w:rPr>
+          <w:noProof/>
+          <w:lang w:val="en-SK"/>
+        </w:rPr>
+        <w:t>Bloček nie je automaticky ukladaný do databázy systému, čo zjednodušuje implementáciu a znižuje nároky na ukladanie dát. Používateľ má plnú kontrolu nad tým, či bloček uloží alebo vytlačí. Tento prístup je vhodný najmä pre menšie prevádzky, kde nie je potrebná rozsiahla archivácia nákupov priamo v systéme.</w:t>
+      </w:r>
+    </w:p>
+    <w:p>
+      <w:pPr>
+        <w:pStyle w:val="Kapitola"/>
+        <w:rPr>
+          <w:noProof/>
+        </w:rPr>
+      </w:pPr>
+      <w:r>
+        <w:rPr>
+          <w:noProof/>
+        </w:rPr>
+        <w:br w:type="page"/>
+      </w:r>
+      <w:bookmarkStart w:id="43" w:name="_Toc219804058"/>
+      <w:r>
+        <w:lastRenderedPageBreak/>
+        <w:t>TESTOVANIE A OPTIMALIZÁCIA APLIKÁCIE</w:t>
+      </w:r>
+      <w:bookmarkEnd w:id="43"/>
+    </w:p>
+    <w:p>
+      <w:pPr>
+        <w:pStyle w:val="text"/>
+        <w:rPr>
+          <w:noProof/>
+          <w:lang w:val="en-SK"/>
+        </w:rPr>
+      </w:pPr>
+      <w:r>
+        <w:rPr>
+          <w:noProof/>
+          <w:lang w:val="en-SK"/>
+        </w:rPr>
+        <w:t>Testovanie a optimalizácia aplikácie EPOS predstavovali dôležitú fázu vývoja, ktorej cieľom bolo overiť funkčnosť systému, jeho stabilitu a najmä použiteľnosť z pohľadu koncového používateľa. Keďže ide o pokladničný systém určený na každodenné používanie, bolo nevyhnutné zabezpečiť, aby aplikácia fungovala spoľahlivo, reagovala rýchlo a nespôsobovala zbytočné komplikácie pri obsluhe zákazníkov.</w:t>
+      </w:r>
+    </w:p>
+    <w:p>
+      <w:pPr>
+        <w:pStyle w:val="text"/>
+        <w:rPr>
+          <w:noProof/>
+          <w:lang w:val="en-SK"/>
+        </w:rPr>
+      </w:pPr>
+      <w:r>
+        <w:rPr>
+          <w:noProof/>
+          <w:lang w:val="en-SK"/>
+        </w:rPr>
+        <w:t>Testovanie neprebiehalo len formou technickej kontroly funkcií, ale aj ako proces postupného vylepšovania používateľského rozhrania. Počas vývoja sa ukázalo, že aj funkčne správna aplikácia môže byť pre používateľa neprehľadná alebo zbytočne komplikovaná. Z tohto dôvodu bola významná časť testovania zameraná na identifikáciu problémov v intuitívnosti ovládania a následnú optimalizáciu rozhrania.</w:t>
       </w:r>
     </w:p>
     <w:p>
@@ -7432,139 +9136,42 @@
           <w:noProof/>
         </w:rPr>
       </w:pPr>
-      <w:r>
-        <w:t>Práca s chybovými stavmi a spätná väzba používateľovi</w:t>
-      </w:r>
-    </w:p>
-    <w:p>
-      <w:pPr>
-        <w:pStyle w:val="text"/>
-        <w:rPr>
-          <w:noProof/>
-          <w:lang w:val="en-SK"/>
-        </w:rPr>
-      </w:pPr>
-      <w:r>
-        <w:rPr>
-          <w:noProof/>
-          <w:lang w:val="en-SK"/>
-        </w:rPr>
-        <w:t xml:space="preserve">Používateľské rozhranie aplikácie EPOS bolo navrhnuté tak, aby dokázalo efektívne pracovať aj s chybovými stavmi. Pri zadávaní údajov alebo pri práci s databázou môže dôjsť k situáciám, ktoré si vyžadujú upozornenie používateľa. Tieto </w:t>
-      </w:r>
-      <w:r>
-        <w:rPr>
-          <w:noProof/>
-          <w:lang w:val="en-SK"/>
-        </w:rPr>
-        <w:lastRenderedPageBreak/>
-        <w:t>situácie sú riešené prostredníctvom chybových hlášok, ktoré sú jasné, stručné a jednoznačné.</w:t>
-      </w:r>
-    </w:p>
-    <w:p>
-      <w:pPr>
-        <w:pStyle w:val="text"/>
-        <w:rPr>
-          <w:noProof/>
-          <w:lang w:val="en-SK"/>
-        </w:rPr>
-      </w:pPr>
-      <w:r>
-        <w:rPr>
-          <w:noProof/>
-          <w:lang w:val="en-SK"/>
-        </w:rPr>
-        <w:t>Chybové hlášky sú vizuálne odlíšené červenou farbou, upozornenia žltou a úspešné operácie zelenou. Farebné rozlíšenie je použité konzistentne v celej aplikácii, čím sa znižuje riziko nepochopenia významu jednotlivých správ. Používateľ tak okamžite vie, či operácia prebehla úspešne alebo je potrebné vykonať nápravu.</w:t>
-      </w:r>
-    </w:p>
-    <w:p>
-      <w:pPr>
-        <w:pStyle w:val="text"/>
-        <w:rPr>
-          <w:noProof/>
-          <w:lang w:val="en-SK"/>
-        </w:rPr>
-      </w:pPr>
-      <w:r>
-        <w:rPr>
-          <w:noProof/>
-          <w:lang w:val="en-SK"/>
-        </w:rPr>
-        <w:t>Spätná väzba zo strany aplikácie zohráva dôležitú úlohu pri budovaní dôvery používateľa v systém. Jasné informovanie o stave aplikácie znižuje počet chýb pri obsluhe a prispieva k plynulejšiemu priebehu práce. V prípade pokladničného systému, kde je rýchlosť a presnosť kľúčová, je takýto prístup nevyhnutný.</w:t>
-      </w:r>
-    </w:p>
-    <w:p>
-      <w:pPr>
-        <w:pStyle w:val="text"/>
-        <w:rPr>
-          <w:noProof/>
-          <w:lang w:val="en-SK"/>
-        </w:rPr>
-      </w:pPr>
-      <w:r>
-        <w:rPr>
-          <w:noProof/>
-        </w:rPr>
-        <w:br w:type="page"/>
-      </w:r>
-    </w:p>
-    <w:p>
-      <w:pPr>
-        <w:pStyle w:val="Kapitola"/>
-        <w:rPr>
-          <w:noProof/>
-        </w:rPr>
-      </w:pPr>
-      <w:r>
-        <w:lastRenderedPageBreak/>
-        <w:t>IMPLEMENTÁCIA FUNKČNÝCH ČASTÍ SYSTÉMU</w:t>
-      </w:r>
-    </w:p>
-    <w:p>
-      <w:pPr>
-        <w:pStyle w:val="text"/>
-        <w:rPr>
-          <w:noProof/>
-          <w:lang w:val="en-SK"/>
-        </w:rPr>
-      </w:pPr>
-      <w:r>
-        <w:rPr>
-          <w:noProof/>
-          <w:lang w:val="en-SK"/>
-        </w:rPr>
-        <w:t>Táto kapitola sa venuje implementácii hlavných funkčných častí pokladničného systému EPOS z pohľadu používateľského rozhrania a jeho prepojenia na aplikačnú logiku. Funkčné časti systému predstavujú jadro celej aplikácie, pretože zabezpečujú reálnu prácu s nákupom, produktmi a používateľmi. Cieľom implementácie bolo vytvoriť systém, ktorý je spoľahlivý, prehľadný a zároveň dostatočne jednoduchý na každodenné používanie v prevádzke.</w:t>
-      </w:r>
-    </w:p>
-    <w:p>
-      <w:pPr>
-        <w:pStyle w:val="text"/>
-        <w:rPr>
-          <w:noProof/>
-          <w:lang w:val="en-SK"/>
-        </w:rPr>
-      </w:pPr>
-      <w:r>
-        <w:rPr>
-          <w:noProof/>
-          <w:lang w:val="en-SK"/>
-        </w:rPr>
-        <w:t>Pri návrhu a implementácii funkcionalít sa kládol dôraz na plynulosť práce a minimalizáciu zbytočných krokov. Jednotlivé funkcie boli navrhnuté tak, aby logicky nadväzovali jedna na druhú a používateľ nemusel premýšľať nad tým, kde sa nachádza alebo aký krok má vykonať ako ďalší. Implementácia rešpektuje princíp, že pokladničný systém má obsluhu podporovať, nie spomaľovať.</w:t>
-      </w:r>
-    </w:p>
-    <w:p>
-      <w:pPr>
-        <w:pStyle w:val="text"/>
-        <w:rPr>
-          <w:noProof/>
-          <w:lang w:val="en-SK"/>
-        </w:rPr>
-      </w:pPr>
-      <w:r>
-        <w:rPr>
-          <w:noProof/>
-          <w:lang w:val="en-SK"/>
-        </w:rPr>
-        <w:t>Systém EPOS je navrhnutý ako modulárny, pričom jednotlivé funkčné časti sú oddelené do samostatných obrazoviek a logických celkov. Tento prístup umožňuje lepšiu orientáciu v aplikácii, jednoduchšiu údržbu a zároveň vytvára priestor na budúce rozšírenia systému o ďalšie funkcie.</w:t>
+      <w:bookmarkStart w:id="44" w:name="_Toc219804059"/>
+      <w:r>
+        <w:t>Spôsob a priebeh testovania aplikácie</w:t>
+      </w:r>
+      <w:bookmarkEnd w:id="44"/>
+    </w:p>
+    <w:p>
+      <w:pPr>
+        <w:pStyle w:val="text"/>
+        <w:rPr>
+          <w:noProof/>
+          <w:lang w:val="en-SK"/>
+        </w:rPr>
+      </w:pPr>
+      <w:r>
+        <w:rPr>
+          <w:noProof/>
+          <w:lang w:val="en-SK"/>
+        </w:rPr>
+        <w:t>Testovanie aplikácie EPOS prebiehalo priebežne počas celého vývoja, pričom sa kombinovalo interné testovanie s testovaním z pohľadu používateľa. Na testovaní sa podieľali obaja členovia tímu, pričom každý z nich sa zameriaval na inú oblasť systému. Autor práce testoval najmä používateľské rozhranie, logiku ovládania a prehľadnosť jednotlivých obrazoviek, zatiaľ čo druhý člen tímu sa venoval testovaniu backendovej logiky a práce s databázou.</w:t>
+      </w:r>
+    </w:p>
+    <w:p>
+      <w:pPr>
+        <w:pStyle w:val="text"/>
+        <w:rPr>
+          <w:noProof/>
+          <w:lang w:val="en-SK"/>
+        </w:rPr>
+      </w:pPr>
+      <w:r>
+        <w:rPr>
+          <w:noProof/>
+          <w:lang w:val="en-SK"/>
+        </w:rPr>
+        <w:t>Testovanie prebiehalo formou simulácie reálnej prevádzky pokladničného systému. Scenáre testovania zahŕňali prihlasovanie pokladníka, blokovanie rôznych kombinácií produktov, prácu s čiarovými kódmi, správu produktov a generovanie bločkov. Takýto prístup umožnil odhaliť problémy, ktoré by sa pri izolovanom testovaní jednotlivých funkcií nemuseli prejaviť.</w:t>
       </w:r>
     </w:p>
     <w:p>
@@ -7578,40 +9185,50 @@
           <w:noProof/>
         </w:rPr>
       </w:pPr>
-      <w:r>
-        <w:t>Prihlasovanie používateľa a zabezpečenie prístupu</w:t>
-      </w:r>
-    </w:p>
-    <w:p>
-      <w:pPr>
-        <w:pStyle w:val="text"/>
-        <w:rPr>
-          <w:noProof/>
-          <w:lang w:val="en-SK"/>
-        </w:rPr>
-      </w:pPr>
-      <w:r>
-        <w:rPr>
-          <w:noProof/>
-          <w:lang w:val="en-SK"/>
-        </w:rPr>
-        <w:t>Po spustení aplikácie je používateľ vyzvaný na prihlásenie pomocou štvorciferného číselného kódu pokladníka. Tento spôsob autentifikácie bol zvolený z dôvodu jednoduchosti a rýchlosti, ktoré sú v prostredí malej prevádzky kľúčové. Kód je uložený v databáze a jeho správnosť je overovaná ešte pred sprístupnením hlavného rozhrania aplikácie.</w:t>
-      </w:r>
-    </w:p>
-    <w:p>
-      <w:pPr>
-        <w:pStyle w:val="text"/>
-        <w:rPr>
-          <w:noProof/>
-          <w:lang w:val="en-SK"/>
-        </w:rPr>
-      </w:pPr>
-      <w:r>
-        <w:rPr>
-          <w:noProof/>
-          <w:lang w:val="en-SK"/>
-        </w:rPr>
-        <w:t>Po úspešnom prihlásení je používateľ presmerovaný na hlavnú obrazovku systému, kde môže okamžite začať pracovať s nákupom. V prípade nesprávne zadaného kódu je používateľ upozornený chybovou hláškou a nemá prístup k ďalším funkciám systému. Kód pokladníka je možné meniť v nastaveniach aplikácie, čo umožňuje základnú správu prístupov bez potreby zásahu do databázy alebo zdrojového kódu aplikácie.</w:t>
+      <w:bookmarkStart w:id="45" w:name="_Toc219804060"/>
+      <w:r>
+        <w:t>Identifikácia problémov a nedostatkov</w:t>
+      </w:r>
+      <w:bookmarkEnd w:id="45"/>
+    </w:p>
+    <w:p>
+      <w:pPr>
+        <w:pStyle w:val="text"/>
+        <w:rPr>
+          <w:noProof/>
+          <w:lang w:val="en-SK"/>
+        </w:rPr>
+      </w:pPr>
+      <w:r>
+        <w:rPr>
+          <w:noProof/>
+          <w:lang w:val="en-SK"/>
+        </w:rPr>
+        <w:t>Počas testovania boli identifikované viaceré nedostatky, ktoré sa týkali najmä používateľského rozhrania a celkovej intuitívnosti aplikácie. Ukázalo sa, že niektoré prvky na hlavnej obrazovke boli zbytočné alebo nejednoznačné, čo mohlo používateľa mýliť a spomaľovať jeho prácu. Tieto problémy sa prejavili najmä pri prvom kontakte s aplikáciou, keď používateľ ešte nepoznal jej štruktúru.</w:t>
+      </w:r>
+    </w:p>
+    <w:p>
+      <w:pPr>
+        <w:pStyle w:val="text"/>
+        <w:rPr>
+          <w:noProof/>
+          <w:lang w:val="en-SK"/>
+        </w:rPr>
+      </w:pPr>
+      <w:r>
+        <w:rPr>
+          <w:noProof/>
+          <w:lang w:val="en-SK"/>
+        </w:rPr>
+        <w:t xml:space="preserve">Ďalším identifikovaným problémom bola nadmerná komplexnosť niektorých obrazoviek, kde bolo zobrazených príliš veľa informácií naraz. Hoci všetky údaje boli technicky správne, ich množstvo mohlo viesť k zníženiu prehľadnosti a zvýšeniu rizika </w:t>
+      </w:r>
+      <w:r>
+        <w:rPr>
+          <w:noProof/>
+          <w:lang w:val="en-SK"/>
+        </w:rPr>
+        <w:lastRenderedPageBreak/>
+        <w:t>chýb pri obsluhe. Tieto zistenia viedli k potrebe prehodnotiť rozloženie prvkov a zjednodušiť pracovné postupy.</w:t>
       </w:r>
     </w:p>
     <w:p>
@@ -7625,64 +9242,58 @@
           <w:noProof/>
         </w:rPr>
       </w:pPr>
-      <w:r>
-        <w:t>Hlavná obrazovka a blokovanie nákupu</w:t>
-      </w:r>
-    </w:p>
-    <w:p>
-      <w:pPr>
-        <w:pStyle w:val="text"/>
-        <w:rPr>
-          <w:noProof/>
-          <w:lang w:val="en-SK"/>
-        </w:rPr>
-      </w:pPr>
-      <w:r>
-        <w:rPr>
-          <w:noProof/>
-          <w:lang w:val="en-SK"/>
-        </w:rPr>
-        <w:t xml:space="preserve">Hlavná obrazovka predstavuje centrálny bod celej aplikácie EPOS. Slúži na samotné blokovanie nákupu a poskytuje používateľovi prehľad o všetkých aktuálne </w:t>
-      </w:r>
-      <w:r>
-        <w:rPr>
-          <w:noProof/>
-          <w:lang w:val="en-SK"/>
-        </w:rPr>
-        <w:lastRenderedPageBreak/>
-        <w:t>vykonávaných operáciách. Na tejto obrazovke sa zobrazuje zoznam naskenovaných alebo manuálne pridaných produktov spolu so základnými informáciami, ako je názov produktu a cena.</w:t>
-      </w:r>
-    </w:p>
-    <w:p>
-      <w:pPr>
-        <w:pStyle w:val="text"/>
-        <w:rPr>
-          <w:noProof/>
-          <w:lang w:val="en-SK"/>
-        </w:rPr>
-      </w:pPr>
-      <w:r>
-        <w:rPr>
-          <w:noProof/>
-          <w:lang w:val="en-SK"/>
-        </w:rPr>
-        <w:t>Produkty je možné pridávať dvoma spôsobmi. Prvým je skenovanie čiarového kódu pomocou kamery, ktorá je do aplikácie prenášaná prostredníctvom mobilného zariadenia a nástroja DroidCam. Druhým spôsobom je manuálne zadanie čiarového kódu, ktoré slúži ako alternatíva v prípade technických problémov alebo nečitateľného kódu. Po pridaní produktu systém okamžite vyhľadá zodpovedajúci záznam v databáze a zobrazí ho v zozname nákupu.</w:t>
-      </w:r>
-    </w:p>
-    <w:p>
-      <w:pPr>
-        <w:pStyle w:val="text"/>
-        <w:rPr>
-          <w:noProof/>
-          <w:lang w:val="en-SK"/>
-        </w:rPr>
-      </w:pPr>
-      <w:r>
-        <w:rPr>
-          <w:noProof/>
-          <w:lang w:val="en-SK"/>
-        </w:rPr>
-        <w:t>Súčasťou hlavnej obrazovky je aj náhľad bločku, ktorý sa priebežne aktualizuje s každým pridaným produktom. Používateľ tak má neustály prehľad o obsahu nákupu a môže okamžite odhaliť prípadné chyby ešte pred jeho dokončením.</w:t>
+      <w:bookmarkStart w:id="46" w:name="_Toc219804061"/>
+      <w:r>
+        <w:t>Optimalizácia používateľského rozhrania</w:t>
+      </w:r>
+      <w:bookmarkEnd w:id="46"/>
+    </w:p>
+    <w:p>
+      <w:pPr>
+        <w:pStyle w:val="text"/>
+        <w:rPr>
+          <w:noProof/>
+          <w:lang w:val="en-SK"/>
+        </w:rPr>
+      </w:pPr>
+      <w:r>
+        <w:rPr>
+          <w:noProof/>
+          <w:lang w:val="en-SK"/>
+        </w:rPr>
+        <w:t>Na základe výsledkov testovania boli vykonané viaceré úpravy používateľského rozhrania s cieľom zvýšiť jeho intuitívnosť a efektivitu. Hlavná obrazovka aplikácie bola prepracovaná tak, aby obsahovala len najdôležitejšie informácie potrebné na blokovanie nákupu. Menej používané funkcie boli presunuté do samostatných sekcií aplikácie.</w:t>
+      </w:r>
+    </w:p>
+    <w:p>
+      <w:pPr>
+        <w:pStyle w:val="text"/>
+        <w:rPr>
+          <w:noProof/>
+          <w:lang w:val="en-SK"/>
+        </w:rPr>
+      </w:pPr>
+      <w:r>
+        <w:rPr>
+          <w:noProof/>
+          <w:lang w:val="en-SK"/>
+        </w:rPr>
+        <w:t>Optimalizácia sa zamerala aj na zjednodušenie ovládania. Počet krokov potrebných na vykonanie základných operácií bol minimalizovaný a ovládacie prvky boli preskupené tak, aby zodpovedali prirodzenému pracovnému postupu pokladníka. Týmto spôsobom sa podarilo dosiahnuť plynulejší priebeh práce a znížiť mentálnu záťaž používateľa.</w:t>
+      </w:r>
+    </w:p>
+    <w:p>
+      <w:pPr>
+        <w:pStyle w:val="text"/>
+        <w:rPr>
+          <w:noProof/>
+          <w:lang w:val="en-SK"/>
+        </w:rPr>
+      </w:pPr>
+      <w:r>
+        <w:rPr>
+          <w:noProof/>
+          <w:lang w:val="en-SK"/>
+        </w:rPr>
+        <w:t>Dôležitou súčasťou optimalizácie bolo aj zlepšenie spätnej väzby zo strany aplikácie. Systémové hlášky boli upravené tak, aby boli jasnejšie a jednoznačnejšie, čím sa znížila pravdepodobnosť nesprávnej interpretácie stavu aplikácie.</w:t>
       </w:r>
     </w:p>
     <w:p>
@@ -7696,40 +9307,115 @@
           <w:noProof/>
         </w:rPr>
       </w:pPr>
-      <w:r>
-        <w:t>Správa produktov a úprava údajov</w:t>
-      </w:r>
-    </w:p>
-    <w:p>
-      <w:pPr>
-        <w:pStyle w:val="text"/>
-        <w:rPr>
-          <w:noProof/>
-          <w:lang w:val="en-SK"/>
-        </w:rPr>
-      </w:pPr>
-      <w:r>
-        <w:rPr>
-          <w:noProof/>
-          <w:lang w:val="en-SK"/>
-        </w:rPr>
-        <w:t>Systém EPOS obsahuje samostatnú funkčnú časť určenú na správu produktov uložených v databáze. Táto obrazovka zobrazuje prehľad všetkých dostupných produktov a umožňuje používateľovi vykonávať základné operácie, ako je úprava alebo odstránenie produktu. Správa produktov je dôležitá najmä v prípade zmien cien alebo opravy nesprávne zadaných údajov.</w:t>
-      </w:r>
-    </w:p>
-    <w:p>
-      <w:pPr>
-        <w:pStyle w:val="text"/>
-        <w:rPr>
-          <w:noProof/>
-          <w:lang w:val="en-SK"/>
-        </w:rPr>
-      </w:pPr>
-      <w:r>
-        <w:rPr>
-          <w:noProof/>
-          <w:lang w:val="en-SK"/>
-        </w:rPr>
-        <w:t>Pridávanie nových produktov je realizované prostredníctvom dedikovanej obrazovky, ktorá obsahuje formulár na zadanie čiarového kódu a základných informácií o produkte. Tento spôsob umožňuje jednoducho rozširovať databázu produktov bez potreby technických zásahov. Správna evidencia produktov je kľúčová pre bezchybné fungovanie pokladničného systému a presné blokovanie nákupov.</w:t>
+      <w:bookmarkStart w:id="47" w:name="_Toc219804062"/>
+      <w:r>
+        <w:t>Overenie použiteľnosti po úpravách</w:t>
+      </w:r>
+      <w:bookmarkEnd w:id="47"/>
+    </w:p>
+    <w:p>
+      <w:pPr>
+        <w:pStyle w:val="text"/>
+        <w:rPr>
+          <w:noProof/>
+          <w:lang w:val="en-SK"/>
+        </w:rPr>
+      </w:pPr>
+      <w:r>
+        <w:rPr>
+          <w:noProof/>
+          <w:lang w:val="en-SK"/>
+        </w:rPr>
+        <w:t>Po vykonaní optimalizačných úprav bolo aplikáciu potrebné opätovne otestovať, aby sa overilo, či zmeny priniesli požadovaný efekt. Opakované testovanie potvrdilo, že prepracované rozhranie je pre používateľa prehľadnejšie a jednoduchšie na ovládanie. Používatelia sa v aplikácii dokázali rýchlejšie zorientovať a vykonávať jednotlivé operácie s menším počtom chýb.</w:t>
+      </w:r>
+    </w:p>
+    <w:p>
+      <w:pPr>
+        <w:pStyle w:val="text"/>
+        <w:rPr>
+          <w:noProof/>
+          <w:lang w:val="en-SK"/>
+        </w:rPr>
+      </w:pPr>
+      <w:r>
+        <w:rPr>
+          <w:noProof/>
+          <w:lang w:val="en-SK"/>
+        </w:rPr>
+        <w:t>Zlepšená intuitívnosť ovládania mala pozitívny vplyv aj na celkový dojem z aplikácie. Používateľské rozhranie pôsobilo kompaktnejšie a menej rušivo, čo je v prostredí pokladničného systému mimoriadne dôležité. Výsledky testovania potvrdili, že optimalizácia rozhrania je nevyhnutnou súčasťou vývoja aplikácie a výrazne prispieva k jej praktickej použiteľnosti.</w:t>
+      </w:r>
+    </w:p>
+    <w:p>
+      <w:pPr>
+        <w:pStyle w:val="Kapitola"/>
+        <w:rPr>
+          <w:noProof/>
+        </w:rPr>
+      </w:pPr>
+      <w:r>
+        <w:rPr>
+          <w:noProof/>
+        </w:rPr>
+        <w:br w:type="page"/>
+      </w:r>
+      <w:bookmarkStart w:id="48" w:name="_Toc219804063"/>
+      <w:r>
+        <w:lastRenderedPageBreak/>
+        <w:t>DISKUSIA, OBMEDZENIA A MOŽNOSTI ROZŠÍRENIA</w:t>
+      </w:r>
+      <w:bookmarkEnd w:id="48"/>
+    </w:p>
+    <w:p>
+      <w:pPr>
+        <w:pStyle w:val="text"/>
+        <w:rPr>
+          <w:noProof/>
+          <w:lang w:val="en-SK"/>
+        </w:rPr>
+      </w:pPr>
+      <w:r>
+        <w:rPr>
+          <w:noProof/>
+          <w:lang w:val="en-SK"/>
+        </w:rPr>
+        <w:t>Pri vývoji pokladničného systému EPOS sa ukázalo, že aj relatívne jednoduchá aplikácia môže priniesť množstvo rozhodnutí, kompromisov a technických obmedzení. Táto kapitola sa preto nezameriava na opis implementácie, ale na zhodnotenie vytvoreného riešenia, jeho silné a slabé stránky a možnosti ďalšieho rozvoja systému v prípade jeho reálneho nasadenia.</w:t>
+      </w:r>
+    </w:p>
+    <w:p>
+      <w:pPr>
+        <w:pStyle w:val="text"/>
+        <w:rPr>
+          <w:noProof/>
+          <w:lang w:val="en-SK"/>
+        </w:rPr>
+      </w:pPr>
+      <w:r>
+        <w:rPr>
+          <w:noProof/>
+          <w:lang w:val="en-SK"/>
+        </w:rPr>
+        <w:t xml:space="preserve">Výsledný systém spĺňa základné požiadavky kladené na pokladničnú aplikáciu v prostredí malej prevádzky. </w:t>
+      </w:r>
+      <w:r>
+        <w:rPr>
+          <w:noProof/>
+          <w:lang w:val="en-SK"/>
+        </w:rPr>
+        <w:t>(OECD, 2022)</w:t>
+      </w:r>
+      <w:r>
+        <w:rPr>
+          <w:noProof/>
+          <w:lang w:val="en-SK"/>
+        </w:rPr>
+        <w:t xml:space="preserve"> </w:t>
+      </w:r>
+      <w:r>
+        <w:rPr>
+          <w:noProof/>
+          <w:lang w:val="en-SK"/>
+        </w:rPr>
+        <w:t>Umožňuje rýchlu obsluhu, prehľadné blokovanie produktov a generovanie bločku. Zároveň však odráža aj limity školského projektu, časové obmedzenia a zvolenú technológiu, ktoré mali priamy vplyv na rozsah implementovaných funkcií.</w:t>
       </w:r>
     </w:p>
     <w:p>
@@ -7743,48 +9429,42 @@
           <w:noProof/>
         </w:rPr>
       </w:pPr>
-      <w:r>
-        <w:t>Nastavenia aplikácie a odhlásenie používateľa</w:t>
-      </w:r>
-    </w:p>
-    <w:p>
-      <w:pPr>
-        <w:pStyle w:val="text"/>
-        <w:rPr>
-          <w:noProof/>
-          <w:lang w:val="en-SK"/>
-        </w:rPr>
-      </w:pPr>
-      <w:r>
-        <w:rPr>
-          <w:noProof/>
-          <w:lang w:val="en-SK"/>
-        </w:rPr>
-        <w:t>Nastavenia aplikácie umožňujú používateľovi prispôsobiť základné parametre systému konkrétnym podmienkam prevádzky. V tejto časti je možné meniť aktívnu kameru používanú na skenovanie čiarových kódov a upravovať prihlasovací kód pokladníka. Takéto riešenie zvyšuje flexibilitu systému a umožňuje jeho jednoduché prispôsobenie bez potreby zásahu vývojára.</w:t>
-      </w:r>
-    </w:p>
-    <w:p>
-      <w:pPr>
-        <w:pStyle w:val="text"/>
-        <w:rPr>
-          <w:noProof/>
-          <w:lang w:val="en-SK"/>
-        </w:rPr>
-      </w:pPr>
-      <w:r>
-        <w:rPr>
-          <w:noProof/>
-          <w:lang w:val="en-SK"/>
-        </w:rPr>
-        <w:t xml:space="preserve">Odhlásenie používateľa je dostupné priamo z navigačného panela aplikácie. Po odhlásení sa systém vráti na prihlasovaciu obrazovku a znemožní ďalšiu prácu bez </w:t>
-      </w:r>
-      <w:r>
-        <w:rPr>
-          <w:noProof/>
-          <w:lang w:val="en-SK"/>
-        </w:rPr>
-        <w:lastRenderedPageBreak/>
-        <w:t>opätovného zadania kódu. Tento mechanizmus zabezpečuje základnú ochranu pred neoprávneným používaním systému v prípade opustenia pracoviska.</w:t>
+      <w:bookmarkStart w:id="49" w:name="_Toc219804064"/>
+      <w:r>
+        <w:t>Zhodnotenie navrhnutého riešenia</w:t>
+      </w:r>
+      <w:bookmarkEnd w:id="49"/>
+    </w:p>
+    <w:p>
+      <w:pPr>
+        <w:pStyle w:val="text"/>
+        <w:rPr>
+          <w:noProof/>
+          <w:lang w:val="en-SK"/>
+        </w:rPr>
+      </w:pPr>
+      <w:r>
+        <w:rPr>
+          <w:noProof/>
+          <w:lang w:val="en-SK"/>
+        </w:rPr>
+        <w:t>Z pohľadu používateľského rozhrania možno riešenie hodnotiť ako prehľadné a intuitívne. Aplikácia je navrhnutá tak, aby používateľa nezaťažovala nadbytočnými prvkami a umožnila mu sústrediť sa na samotný proces predaja. Minimalistický dizajn a logické rozdelenie obrazoviek prispievajú k rýchlej orientácii v systéme aj pri prvom použití.</w:t>
+      </w:r>
+    </w:p>
+    <w:p>
+      <w:pPr>
+        <w:pStyle w:val="text"/>
+        <w:rPr>
+          <w:noProof/>
+          <w:lang w:val="en-SK"/>
+        </w:rPr>
+      </w:pPr>
+      <w:r>
+        <w:rPr>
+          <w:noProof/>
+          <w:lang w:val="en-SK"/>
+        </w:rPr>
+        <w:t>Pozitívne možno hodnotiť aj zvolený pracovný postup pokladníka, ktorý zodpovedá reálnym procesom v predajni. Prihlasovanie pomocou kódu, priebežné zobrazovanie nákupu a náhľad bločku vytvárajú ucelený pracovný tok, ktorý pôsobí prirodzene a zrozumiteľne.</w:t>
       </w:r>
     </w:p>
     <w:p>
@@ -7798,90 +9478,42 @@
           <w:noProof/>
         </w:rPr>
       </w:pPr>
-      <w:r>
-        <w:t>Generovanie a spracovanie bločku</w:t>
-      </w:r>
-    </w:p>
-    <w:p>
-      <w:pPr>
-        <w:pStyle w:val="text"/>
-        <w:rPr>
-          <w:noProof/>
-          <w:lang w:val="en-SK"/>
-        </w:rPr>
-      </w:pPr>
-      <w:r>
-        <w:rPr>
-          <w:noProof/>
-          <w:lang w:val="en-SK"/>
-        </w:rPr>
-        <w:t>Po dokončení nákupu má používateľ možnosť vygenerovať bloček vo formáte PDF. Generovanie bločku je realizované na základe údajov o aktuálnom nákupe, ktoré sú počas celého procesu priebežne aktualizované. Používateľ si môže bloček stiahnuť do zariadenia a následne ho vytlačiť pomocou bežnej tlačiarne.</w:t>
-      </w:r>
-    </w:p>
-    <w:p>
-      <w:pPr>
-        <w:pStyle w:val="text"/>
-        <w:rPr>
-          <w:noProof/>
-          <w:lang w:val="en-SK"/>
-        </w:rPr>
-      </w:pPr>
-      <w:r>
-        <w:rPr>
-          <w:noProof/>
-          <w:lang w:val="en-SK"/>
-        </w:rPr>
-        <w:t>Bloček nie je automaticky ukladaný do databázy systému, čo zjednodušuje implementáciu a znižuje nároky na ukladanie dát. Používateľ má plnú kontrolu nad tým, či bloček uloží alebo vytlačí. Tento prístup je vhodný najmä pre menšie prevádzky, kde nie je potrebná rozsiahla archivácia nákupov priamo v systéme.</w:t>
-      </w:r>
-    </w:p>
-    <w:p>
-      <w:pPr>
-        <w:pStyle w:val="Kapitola"/>
-        <w:rPr>
-          <w:noProof/>
-        </w:rPr>
-      </w:pPr>
-      <w:r>
-        <w:rPr>
-          <w:noProof/>
-        </w:rPr>
-        <w:br w:type="page"/>
-      </w:r>
-      <w:r>
-        <w:lastRenderedPageBreak/>
-        <w:t>TESTOVANIE A OPTIMALIZÁCIA APLIKÁCIE</w:t>
-      </w:r>
-    </w:p>
-    <w:p>
-      <w:pPr>
-        <w:pStyle w:val="text"/>
-        <w:rPr>
-          <w:noProof/>
-          <w:lang w:val="en-SK"/>
-        </w:rPr>
-      </w:pPr>
-      <w:r>
-        <w:rPr>
-          <w:noProof/>
-          <w:lang w:val="en-SK"/>
-        </w:rPr>
-        <w:t>Testovanie a optimalizácia aplikácie EPOS predstavovali dôležitú fázu vývoja, ktorej cieľom bolo overiť funkčnosť systému, jeho stabilitu a najmä použiteľnosť z pohľadu koncového používateľa. Keďže ide o pokladničný systém určený na každodenné používanie, bolo nevyhnutné zabezpečiť, aby aplikácia fungovala spoľahlivo, reagovala rýchlo a nespôsobovala zbytočné komplikácie pri obsluhe zákazníkov.</w:t>
-      </w:r>
-    </w:p>
-    <w:p>
-      <w:pPr>
-        <w:pStyle w:val="text"/>
-        <w:rPr>
-          <w:noProof/>
-          <w:lang w:val="en-SK"/>
-        </w:rPr>
-      </w:pPr>
-      <w:r>
-        <w:rPr>
-          <w:noProof/>
-          <w:lang w:val="en-SK"/>
-        </w:rPr>
-        <w:t>Testovanie neprebiehalo len formou technickej kontroly funkcií, ale aj ako proces postupného vylepšovania používateľského rozhrania. Počas vývoja sa ukázalo, že aj funkčne správna aplikácia môže byť pre používateľa neprehľadná alebo zbytočne komplikovaná. Z tohto dôvodu bola významná časť testovania zameraná na identifikáciu problémov v intuitívnosti ovládania a následnú optimalizáciu rozhrania.</w:t>
+      <w:bookmarkStart w:id="50" w:name="_Toc219804065"/>
+      <w:r>
+        <w:t>Technické a časové obmedzenia projektu</w:t>
+      </w:r>
+      <w:bookmarkEnd w:id="50"/>
+    </w:p>
+    <w:p>
+      <w:pPr>
+        <w:pStyle w:val="text"/>
+        <w:rPr>
+          <w:noProof/>
+          <w:lang w:val="en-SK"/>
+        </w:rPr>
+      </w:pPr>
+      <w:r>
+        <w:rPr>
+          <w:noProof/>
+          <w:lang w:val="en-SK"/>
+        </w:rPr>
+        <w:t>Jedným z hlavných obmedzení projektu bola zvolená technológia Windows Forms. Hoci táto technológia umožňuje vytvárať stabilné desktopové aplikácie, jej použitie je viazané na operačný systém Windows. To znamená, že aplikácia nie je prenositeľná na iné platformy, ako sú macOS alebo Linux, čo môže predstavovať limit pri širšom nasadení systému.</w:t>
+      </w:r>
+    </w:p>
+    <w:p>
+      <w:pPr>
+        <w:pStyle w:val="text"/>
+        <w:rPr>
+          <w:noProof/>
+          <w:lang w:val="en-SK"/>
+        </w:rPr>
+      </w:pPr>
+      <w:r>
+        <w:rPr>
+          <w:noProof/>
+          <w:lang w:val="en-SK"/>
+        </w:rPr>
+        <w:t>Ďalším obmedzením bol časový rámec školského projektu. Vývoj aplikácie prebiehal popri ďalších školských povinnostiach, čo si vyžadovalo uprednostniť kľúčové funkcionality pred menej podstatnými rozšíreniami. Z tohto dôvodu neboli implementované niektoré pokročilejšie funkcie, ktoré by boli bežnou súčasťou komerčných pokladničných systémov.</w:t>
       </w:r>
     </w:p>
     <w:p>
@@ -7895,40 +9527,43 @@
           <w:noProof/>
         </w:rPr>
       </w:pPr>
-      <w:r>
-        <w:t>Spôsob a priebeh testovania aplikácie</w:t>
-      </w:r>
-    </w:p>
-    <w:p>
-      <w:pPr>
-        <w:pStyle w:val="text"/>
-        <w:rPr>
-          <w:noProof/>
-          <w:lang w:val="en-SK"/>
-        </w:rPr>
-      </w:pPr>
-      <w:r>
-        <w:rPr>
-          <w:noProof/>
-          <w:lang w:val="en-SK"/>
-        </w:rPr>
-        <w:t>Testovanie aplikácie EPOS prebiehalo priebežne počas celého vývoja, pričom sa kombinovalo interné testovanie s testovaním z pohľadu používateľa. Na testovaní sa podieľali obaja členovia tímu, pričom každý z nich sa zameriaval na inú oblasť systému. Autor práce testoval najmä používateľské rozhranie, logiku ovládania a prehľadnosť jednotlivých obrazoviek, zatiaľ čo druhý člen tímu sa venoval testovaniu backendovej logiky a práce s databázou.</w:t>
-      </w:r>
-    </w:p>
-    <w:p>
-      <w:pPr>
-        <w:pStyle w:val="text"/>
-        <w:rPr>
-          <w:noProof/>
-          <w:lang w:val="en-SK"/>
-        </w:rPr>
-      </w:pPr>
-      <w:r>
-        <w:rPr>
-          <w:noProof/>
-          <w:lang w:val="en-SK"/>
-        </w:rPr>
-        <w:t>Testovanie prebiehalo formou simulácie reálnej prevádzky pokladničného systému. Scenáre testovania zahŕňali prihlasovanie pokladníka, blokovanie rôznych kombinácií produktov, prácu s čiarovými kódmi, správu produktov a generovanie bločkov. Takýto prístup umožnil odhaliť problémy, ktoré by sa pri izolovanom testovaní jednotlivých funkcií nemuseli prejaviť.</w:t>
+      <w:bookmarkStart w:id="51" w:name="_Toc219804066"/>
+      <w:r>
+        <w:lastRenderedPageBreak/>
+        <w:t>Neimplementované funkcie a ich dopad</w:t>
+      </w:r>
+      <w:bookmarkEnd w:id="51"/>
+    </w:p>
+    <w:p>
+      <w:pPr>
+        <w:pStyle w:val="text"/>
+        <w:rPr>
+          <w:noProof/>
+          <w:lang w:val="en-SK"/>
+        </w:rPr>
+      </w:pPr>
+      <w:r>
+        <w:rPr>
+          <w:noProof/>
+          <w:lang w:val="en-SK"/>
+        </w:rPr>
+        <w:t>V aktuálnej verzii systému nie je implementované ukladanie histórie bločkov do databázy ani prehľad štatistík predaja. Tieto funkcie by boli prínosné najmä z pohľadu manažérskeho prehľadu a kontroly predaja, avšak ich implementácia by si vyžadovala rozsiahlejšie zásahy do databázovej štruktúry a backendovej logiky.</w:t>
+      </w:r>
+    </w:p>
+    <w:p>
+      <w:pPr>
+        <w:pStyle w:val="text"/>
+        <w:rPr>
+          <w:noProof/>
+          <w:lang w:val="en-SK"/>
+        </w:rPr>
+      </w:pPr>
+      <w:r>
+        <w:rPr>
+          <w:noProof/>
+          <w:lang w:val="en-SK"/>
+        </w:rPr>
+        <w:t>Rovnako nie je implementovaný systém používateľských rolí alebo podrobnejšie prístupové práva. V prostredí malej prevádzky to nemusí predstavovať zásadný problém, avšak pri väčšom nasadení by bolo potrebné tieto mechanizmy doplniť. Ich absencia je dôsledkom zamerania projektu na základnú funkcionalitu a jednoduchosť riešenia.</w:t>
       </w:r>
     </w:p>
     <w:p>
@@ -7942,48 +9577,72 @@
           <w:noProof/>
         </w:rPr>
       </w:pPr>
-      <w:r>
-        <w:t>Identifikácia problémov a nedostatkov</w:t>
-      </w:r>
-    </w:p>
-    <w:p>
-      <w:pPr>
-        <w:pStyle w:val="text"/>
-        <w:rPr>
-          <w:noProof/>
-          <w:lang w:val="en-SK"/>
-        </w:rPr>
-      </w:pPr>
-      <w:r>
-        <w:rPr>
-          <w:noProof/>
-          <w:lang w:val="en-SK"/>
-        </w:rPr>
-        <w:t>Počas testovania boli identifikované viaceré nedostatky, ktoré sa týkali najmä používateľského rozhrania a celkovej intuitívnosti aplikácie. Ukázalo sa, že niektoré prvky na hlavnej obrazovke boli zbytočné alebo nejednoznačné, čo mohlo používateľa mýliť a spomaľovať jeho prácu. Tieto problémy sa prejavili najmä pri prvom kontakte s aplikáciou, keď používateľ ešte nepoznal jej štruktúru.</w:t>
-      </w:r>
-    </w:p>
-    <w:p>
-      <w:pPr>
-        <w:pStyle w:val="text"/>
-        <w:rPr>
-          <w:noProof/>
-          <w:lang w:val="en-SK"/>
-        </w:rPr>
-      </w:pPr>
-      <w:r>
-        <w:rPr>
-          <w:noProof/>
-          <w:lang w:val="en-SK"/>
-        </w:rPr>
-        <w:t xml:space="preserve">Ďalším identifikovaným problémom bola nadmerná komplexnosť niektorých obrazoviek, kde bolo zobrazených príliš veľa informácií naraz. Hoci všetky údaje boli technicky správne, ich množstvo mohlo viesť k zníženiu prehľadnosti a zvýšeniu rizika </w:t>
-      </w:r>
-      <w:r>
-        <w:rPr>
-          <w:noProof/>
-          <w:lang w:val="en-SK"/>
-        </w:rPr>
-        <w:lastRenderedPageBreak/>
-        <w:t>chýb pri obsluhe. Tieto zistenia viedli k potrebe prehodnotiť rozloženie prvkov a zjednodušiť pracovné postupy.</w:t>
+      <w:bookmarkStart w:id="52" w:name="_Toc219804067"/>
+      <w:r>
+        <w:t>Možnosti ďalšieho rozšírenia systému</w:t>
+      </w:r>
+      <w:bookmarkEnd w:id="52"/>
+    </w:p>
+    <w:p>
+      <w:pPr>
+        <w:pStyle w:val="text"/>
+        <w:rPr>
+          <w:noProof/>
+          <w:lang w:val="en-SK"/>
+        </w:rPr>
+      </w:pPr>
+      <w:r>
+        <w:rPr>
+          <w:noProof/>
+          <w:lang w:val="en-SK"/>
+        </w:rPr>
+        <w:t>Napriek uvedeným obmedzeniam je navrhnutý systém EPOS vhodným základom pre ďalšie rozširovanie. Jednou z najvýznamnejších možností je doplnenie modulu pre ukladanie a správu histórie bločkov, ktorý by umožnil spätnú kontrolu nákupov a jednoduchú archiváciu transakcií.</w:t>
+      </w:r>
+    </w:p>
+    <w:p>
+      <w:pPr>
+        <w:pStyle w:val="text"/>
+        <w:rPr>
+          <w:noProof/>
+          <w:lang w:val="en-SK"/>
+        </w:rPr>
+      </w:pPr>
+      <w:r>
+        <w:rPr>
+          <w:noProof/>
+          <w:lang w:val="en-SK"/>
+        </w:rPr>
+        <w:t>Ďalším možným rozšírením je implementácia štatistických prehľadov, ktoré by poskytovali informácie o predaji jednotlivých produktov, obrate alebo frekvencii nákupov. Takéto rozšírenie by posunulo systém z jednoduchého pokladničného nástroja smerom k manažérskemu informačnému systému.</w:t>
+      </w:r>
+      <w:r>
+        <w:rPr>
+          <w:noProof/>
+          <w:lang w:val="en-SK"/>
+        </w:rPr>
+        <w:t xml:space="preserve"> </w:t>
+      </w:r>
+      <w:r>
+        <w:rPr>
+          <w:noProof/>
+          <w:lang w:val="en-SK"/>
+        </w:rPr>
+        <w:t>(OECD, 2022)</w:t>
+      </w:r>
+    </w:p>
+    <w:p>
+      <w:pPr>
+        <w:pStyle w:val="text"/>
+        <w:rPr>
+          <w:noProof/>
+          <w:lang w:val="en-SK"/>
+        </w:rPr>
+      </w:pPr>
+      <w:r>
+        <w:rPr>
+          <w:noProof/>
+          <w:lang w:val="en-SK"/>
+        </w:rPr>
+        <w:t>Z technického hľadiska by bolo možné systém rozšíriť aj o podporu hardvérovej čítačky čiarových kódov, čím by sa zvýšila jeho praktická využiteľnosť v reálnej prevádzke. V dlhodobejšom horizonte by bolo možné zvážiť aj prechod na modernejšie technologické riešenie, ktoré by umožnilo multiplatformové nasadenie aplikácie.</w:t>
       </w:r>
     </w:p>
     <w:p>
@@ -7997,418 +9656,57 @@
           <w:noProof/>
         </w:rPr>
       </w:pPr>
-      <w:r>
-        <w:t>Optimalizácia používateľského rozhrania</w:t>
-      </w:r>
-    </w:p>
-    <w:p>
-      <w:pPr>
-        <w:pStyle w:val="text"/>
-        <w:rPr>
-          <w:noProof/>
-          <w:lang w:val="en-SK"/>
-        </w:rPr>
-      </w:pPr>
-      <w:r>
-        <w:rPr>
-          <w:noProof/>
-          <w:lang w:val="en-SK"/>
-        </w:rPr>
-        <w:t>Na základe výsledkov testovania boli vykonané viaceré úpravy používateľského rozhrania s cieľom zvýšiť jeho intuitívnosť a efektivitu. Hlavná obrazovka aplikácie bola prepracovaná tak, aby obsahovala len najdôležitejšie informácie potrebné na blokovanie nákupu. Menej používané funkcie boli presunuté do samostatných sekcií aplikácie.</w:t>
-      </w:r>
-    </w:p>
-    <w:p>
-      <w:pPr>
-        <w:pStyle w:val="text"/>
-        <w:rPr>
-          <w:noProof/>
-          <w:lang w:val="en-SK"/>
-        </w:rPr>
-      </w:pPr>
-      <w:r>
-        <w:rPr>
-          <w:noProof/>
-          <w:lang w:val="en-SK"/>
-        </w:rPr>
-        <w:t>Optimalizácia sa zamerala aj na zjednodušenie ovládania. Počet krokov potrebných na vykonanie základných operácií bol minimalizovaný a ovládacie prvky boli preskupené tak, aby zodpovedali prirodzenému pracovnému postupu pokladníka. Týmto spôsobom sa podarilo dosiahnuť plynulejší priebeh práce a znížiť mentálnu záťaž používateľa.</w:t>
-      </w:r>
-    </w:p>
-    <w:p>
-      <w:pPr>
-        <w:pStyle w:val="text"/>
-        <w:rPr>
-          <w:noProof/>
-          <w:lang w:val="en-SK"/>
-        </w:rPr>
-      </w:pPr>
-      <w:r>
-        <w:rPr>
-          <w:noProof/>
-          <w:lang w:val="en-SK"/>
-        </w:rPr>
-        <w:t>Dôležitou súčasťou optimalizácie bolo aj zlepšenie spätnej väzby zo strany aplikácie. Systémové hlášky boli upravené tak, aby boli jasnejšie a jednoznačnejšie, čím sa znížila pravdepodobnosť nesprávnej interpretácie stavu aplikácie.</w:t>
+      <w:bookmarkStart w:id="53" w:name="_Toc219804068"/>
+      <w:r>
+        <w:t>Celkové zhodnotenie kapitoly</w:t>
+      </w:r>
+      <w:bookmarkEnd w:id="53"/>
+    </w:p>
+    <w:p>
+      <w:pPr>
+        <w:pStyle w:val="text"/>
+        <w:rPr>
+          <w:noProof/>
+          <w:lang w:val="en-SK"/>
+        </w:rPr>
+      </w:pPr>
+      <w:r>
+        <w:rPr>
+          <w:noProof/>
+          <w:lang w:val="en-SK"/>
+        </w:rPr>
+        <w:t>Diskusia nad navrhnutým riešením ukazuje, že vytvorený systém EPOS spĺňa ciele stanovené v praktickej časti práce a zároveň poskytuje priestor na ďalší rozvoj. Projekt demonštruje, že aj v rámci školského zadania je možné vytvoriť funkčný a prakticky použiteľný systém, ktorý reflektuje reálne potreby používateľov.</w:t>
+      </w:r>
+    </w:p>
+    <w:p>
+      <w:pPr>
+        <w:pStyle w:val="text"/>
+        <w:rPr>
+          <w:noProof/>
+          <w:lang w:val="en-SK"/>
+        </w:rPr>
+      </w:pPr>
+      <w:r>
+        <w:rPr>
+          <w:noProof/>
+          <w:lang w:val="en-SK"/>
+        </w:rPr>
+        <w:br w:type="page"/>
       </w:r>
     </w:p>
     <w:p>
       <w:pPr>
         <w:pStyle w:val="Kapitola"/>
-        <w:numPr>
-          <w:ilvl w:val="1"/>
-          <w:numId w:val="3"/>
-        </w:numPr>
-        <w:rPr>
-          <w:noProof/>
-        </w:rPr>
-      </w:pPr>
-      <w:r>
-        <w:t>Overenie použiteľnosti po úpravách</w:t>
-      </w:r>
-    </w:p>
-    <w:p>
-      <w:pPr>
-        <w:pStyle w:val="text"/>
-        <w:rPr>
-          <w:noProof/>
-          <w:lang w:val="en-SK"/>
-        </w:rPr>
-      </w:pPr>
-      <w:r>
-        <w:rPr>
-          <w:noProof/>
-          <w:lang w:val="en-SK"/>
-        </w:rPr>
-        <w:t>Po vykonaní optimalizačných úprav bolo aplikáciu potrebné opätovne otestovať, aby sa overilo, či zmeny priniesli požadovaný efekt. Opakované testovanie potvrdilo, že prepracované rozhranie je pre používateľa prehľadnejšie a jednoduchšie na ovládanie. Používatelia sa v aplikácii dokázali rýchlejšie zorientovať a vykonávať jednotlivé operácie s menším počtom chýb.</w:t>
-      </w:r>
-    </w:p>
-    <w:p>
-      <w:pPr>
-        <w:pStyle w:val="text"/>
-        <w:rPr>
-          <w:noProof/>
-          <w:lang w:val="en-SK"/>
-        </w:rPr>
-      </w:pPr>
-      <w:r>
-        <w:rPr>
-          <w:noProof/>
-          <w:lang w:val="en-SK"/>
-        </w:rPr>
-        <w:t>Zlepšená intuitívnosť ovládania mala pozitívny vplyv aj na celkový dojem z aplikácie. Používateľské rozhranie pôsobilo kompaktnejšie a menej rušivo, čo je v prostredí pokladničného systému mimoriadne dôležité. Výsledky testovania potvrdili, že optimalizácia rozhrania je nevyhnutnou súčasťou vývoja aplikácie a výrazne prispieva k jej praktickej použiteľnosti.</w:t>
-      </w:r>
-    </w:p>
-    <w:p>
-      <w:pPr>
-        <w:pStyle w:val="Kapitola"/>
-        <w:rPr>
-          <w:noProof/>
-        </w:rPr>
-      </w:pPr>
-      <w:r>
-        <w:rPr>
-          <w:noProof/>
-        </w:rPr>
-        <w:br w:type="page"/>
-      </w:r>
-      <w:r>
-        <w:lastRenderedPageBreak/>
-        <w:t>DISKUSIA, OBMEDZENIA A MOŽNOSTI ROZŠÍRENIA</w:t>
-      </w:r>
-    </w:p>
-    <w:p>
-      <w:pPr>
-        <w:pStyle w:val="text"/>
-        <w:rPr>
-          <w:noProof/>
-          <w:lang w:val="en-SK"/>
-        </w:rPr>
-      </w:pPr>
-      <w:r>
-        <w:rPr>
-          <w:noProof/>
-          <w:lang w:val="en-SK"/>
-        </w:rPr>
-        <w:t>Pri vývoji pokladničného systému EPOS sa ukázalo, že aj relatívne jednoduchá aplikácia môže priniesť množstvo rozhodnutí, kompromisov a technických obmedzení. Táto kapitola sa preto nezameriava na opis implementácie, ale na zhodnotenie vytvoreného riešenia, jeho silné a slabé stránky a možnosti ďalšieho rozvoja systému v prípade jeho reálneho nasadenia.</w:t>
-      </w:r>
-    </w:p>
-    <w:p>
-      <w:pPr>
-        <w:pStyle w:val="text"/>
-        <w:rPr>
-          <w:noProof/>
-          <w:lang w:val="en-SK"/>
-        </w:rPr>
-      </w:pPr>
-      <w:r>
-        <w:rPr>
-          <w:noProof/>
-          <w:lang w:val="en-SK"/>
-        </w:rPr>
-        <w:t>Výsledný systém spĺňa základné požiadavky kladené na pokladničnú aplikáciu v prostredí malej prevádzky. Umožňuje rýchlu obsluhu, prehľadné blokovanie produktov a generovanie bločku. Zároveň však odráža aj limity školského projektu, časové obmedzenia a zvolenú technológiu, ktoré mali priamy vplyv na rozsah implementovaných funkcií.</w:t>
-      </w:r>
-    </w:p>
-    <w:p>
-      <w:pPr>
-        <w:pStyle w:val="Kapitola"/>
-        <w:numPr>
-          <w:ilvl w:val="1"/>
-          <w:numId w:val="3"/>
-        </w:numPr>
-        <w:rPr>
-          <w:noProof/>
-        </w:rPr>
-      </w:pPr>
-      <w:r>
-        <w:t>Zhodnotenie navrhnutého riešenia</w:t>
-      </w:r>
-    </w:p>
-    <w:p>
-      <w:pPr>
-        <w:pStyle w:val="text"/>
-        <w:rPr>
-          <w:noProof/>
-          <w:lang w:val="en-SK"/>
-        </w:rPr>
-      </w:pPr>
-      <w:r>
-        <w:rPr>
-          <w:noProof/>
-          <w:lang w:val="en-SK"/>
-        </w:rPr>
-        <w:t>Z pohľadu používateľského rozhrania možno riešenie hodnotiť ako prehľadné a intuitívne. Aplikácia je navrhnutá tak, aby používateľa nezaťažovala nadbytočnými prvkami a umožnila mu sústrediť sa na samotný proces predaja. Minimalistický dizajn a logické rozdelenie obrazoviek prispievajú k rýchlej orientácii v systéme aj pri prvom použití.</w:t>
-      </w:r>
-    </w:p>
-    <w:p>
-      <w:pPr>
-        <w:pStyle w:val="text"/>
-        <w:rPr>
-          <w:noProof/>
-          <w:lang w:val="en-SK"/>
-        </w:rPr>
-      </w:pPr>
-      <w:r>
-        <w:rPr>
-          <w:noProof/>
-          <w:lang w:val="en-SK"/>
-        </w:rPr>
-        <w:t>Pozitívne možno hodnotiť aj zvolený pracovný postup pokladníka, ktorý zodpovedá reálnym procesom v predajni. Prihlasovanie pomocou kódu, priebežné zobrazovanie nákupu a náhľad bločku vytvárajú ucelený pracovný tok, ktorý pôsobí prirodzene a zrozumiteľne.</w:t>
-      </w:r>
-    </w:p>
-    <w:p>
-      <w:pPr>
-        <w:pStyle w:val="Kapitola"/>
-        <w:numPr>
-          <w:ilvl w:val="1"/>
-          <w:numId w:val="3"/>
-        </w:numPr>
-        <w:rPr>
-          <w:noProof/>
-        </w:rPr>
-      </w:pPr>
-      <w:r>
-        <w:t>Technické a časové obmedzenia projektu</w:t>
-      </w:r>
-    </w:p>
-    <w:p>
-      <w:pPr>
-        <w:pStyle w:val="text"/>
-        <w:rPr>
-          <w:noProof/>
-          <w:lang w:val="en-SK"/>
-        </w:rPr>
-      </w:pPr>
-      <w:r>
-        <w:rPr>
-          <w:noProof/>
-          <w:lang w:val="en-SK"/>
-        </w:rPr>
-        <w:t>Jedným z hlavných obmedzení projektu bola zvolená technológia Windows Forms. Hoci táto technológia umožňuje vytvárať stabilné desktopové aplikácie, jej použitie je viazané na operačný systém Windows. To znamená, že aplikácia nie je prenositeľná na iné platformy, ako sú macOS alebo Linux, čo môže predstavovať limit pri širšom nasadení systému.</w:t>
-      </w:r>
-    </w:p>
-    <w:p>
-      <w:pPr>
-        <w:pStyle w:val="text"/>
-        <w:rPr>
-          <w:noProof/>
-          <w:lang w:val="en-SK"/>
-        </w:rPr>
-      </w:pPr>
-      <w:r>
-        <w:rPr>
-          <w:noProof/>
-          <w:lang w:val="en-SK"/>
-        </w:rPr>
-        <w:t>Ďalším obmedzením bol časový rámec školského projektu. Vývoj aplikácie prebiehal popri ďalších školských povinnostiach, čo si vyžadovalo uprednostniť kľúčové funkcionality pred menej podstatnými rozšíreniami. Z tohto dôvodu neboli implementované niektoré pokročilejšie funkcie, ktoré by boli bežnou súčasťou komerčných pokladničných systémov.</w:t>
-      </w:r>
-    </w:p>
-    <w:p>
-      <w:pPr>
-        <w:pStyle w:val="Kapitola"/>
-        <w:numPr>
-          <w:ilvl w:val="1"/>
-          <w:numId w:val="3"/>
-        </w:numPr>
-        <w:rPr>
-          <w:noProof/>
-        </w:rPr>
-      </w:pPr>
-      <w:r>
-        <w:lastRenderedPageBreak/>
-        <w:t>Neimplementované funkcie a ich dopad</w:t>
-      </w:r>
-    </w:p>
-    <w:p>
-      <w:pPr>
-        <w:pStyle w:val="text"/>
-        <w:rPr>
-          <w:noProof/>
-          <w:lang w:val="en-SK"/>
-        </w:rPr>
-      </w:pPr>
-      <w:r>
-        <w:rPr>
-          <w:noProof/>
-          <w:lang w:val="en-SK"/>
-        </w:rPr>
-        <w:t>V aktuálnej verzii systému nie je implementované ukladanie histórie bločkov do databázy ani prehľad štatistík predaja. Tieto funkcie by boli prínosné najmä z pohľadu manažérskeho prehľadu a kontroly predaja, avšak ich implementácia by si vyžadovala rozsiahlejšie zásahy do databázovej štruktúry a backendovej logiky.</w:t>
-      </w:r>
-    </w:p>
-    <w:p>
-      <w:pPr>
-        <w:pStyle w:val="text"/>
-        <w:rPr>
-          <w:noProof/>
-          <w:lang w:val="en-SK"/>
-        </w:rPr>
-      </w:pPr>
-      <w:r>
-        <w:rPr>
-          <w:noProof/>
-          <w:lang w:val="en-SK"/>
-        </w:rPr>
-        <w:t>Rovnako nie je implementovaný systém používateľských rolí alebo podrobnejšie prístupové práva. V prostredí malej prevádzky to nemusí predstavovať zásadný problém, avšak pri väčšom nasadení by bolo potrebné tieto mechanizmy doplniť. Ich absencia je dôsledkom zamerania projektu na základnú funkcionalitu a jednoduchosť riešenia.</w:t>
-      </w:r>
-    </w:p>
-    <w:p>
-      <w:pPr>
-        <w:pStyle w:val="Kapitola"/>
-        <w:numPr>
-          <w:ilvl w:val="1"/>
-          <w:numId w:val="3"/>
-        </w:numPr>
-        <w:rPr>
-          <w:noProof/>
-        </w:rPr>
-      </w:pPr>
-      <w:r>
-        <w:t>Možnosti ďalšieho rozšírenia systému</w:t>
-      </w:r>
-    </w:p>
-    <w:p>
-      <w:pPr>
-        <w:pStyle w:val="text"/>
-        <w:rPr>
-          <w:noProof/>
-          <w:lang w:val="en-SK"/>
-        </w:rPr>
-      </w:pPr>
-      <w:r>
-        <w:rPr>
-          <w:noProof/>
-          <w:lang w:val="en-SK"/>
-        </w:rPr>
-        <w:t>Napriek uvedeným obmedzeniam je navrhnutý systém EPOS vhodným základom pre ďalšie rozširovanie. Jednou z najvýznamnejších možností je doplnenie modulu pre ukladanie a správu histórie bločkov, ktorý by umožnil spätnú kontrolu nákupov a jednoduchú archiváciu transakcií.</w:t>
-      </w:r>
-    </w:p>
-    <w:p>
-      <w:pPr>
-        <w:pStyle w:val="text"/>
-        <w:rPr>
-          <w:noProof/>
-          <w:lang w:val="en-SK"/>
-        </w:rPr>
-      </w:pPr>
-      <w:r>
-        <w:rPr>
-          <w:noProof/>
-          <w:lang w:val="en-SK"/>
-        </w:rPr>
-        <w:t>Ďalším možným rozšírením je implementácia štatistických prehľadov, ktoré by poskytovali informácie o predaji jednotlivých produktov, obrate alebo frekvencii nákupov. Takéto rozšírenie by posunulo systém z jednoduchého pokladničného nástroja smerom k manažérskemu informačnému systému.</w:t>
-      </w:r>
-    </w:p>
-    <w:p>
-      <w:pPr>
-        <w:pStyle w:val="text"/>
-        <w:rPr>
-          <w:noProof/>
-          <w:lang w:val="en-SK"/>
-        </w:rPr>
-      </w:pPr>
-      <w:r>
-        <w:rPr>
-          <w:noProof/>
-          <w:lang w:val="en-SK"/>
-        </w:rPr>
-        <w:t>Z technického hľadiska by bolo možné systém rozšíriť aj o podporu hardvérovej čítačky čiarových kódov, čím by sa zvýšila jeho praktická využiteľnosť v reálnej prevádzke. V dlhodobejšom horizonte by bolo možné zvážiť aj prechod na modernejšie technologické riešenie, ktoré by umožnilo multiplatformové nasadenie aplikácie.</w:t>
-      </w:r>
-    </w:p>
-    <w:p>
-      <w:pPr>
-        <w:pStyle w:val="Kapitola"/>
-        <w:numPr>
-          <w:ilvl w:val="1"/>
-          <w:numId w:val="3"/>
-        </w:numPr>
-        <w:rPr>
-          <w:noProof/>
-        </w:rPr>
-      </w:pPr>
-      <w:r>
-        <w:t>Celkové zhodnotenie kapitoly</w:t>
-      </w:r>
-    </w:p>
-    <w:p>
-      <w:pPr>
-        <w:pStyle w:val="text"/>
-        <w:rPr>
-          <w:noProof/>
-          <w:lang w:val="en-SK"/>
-        </w:rPr>
-      </w:pPr>
-      <w:r>
-        <w:rPr>
-          <w:noProof/>
-          <w:lang w:val="en-SK"/>
-        </w:rPr>
-        <w:t>Diskusia nad navrhnutým riešením ukazuje, že vytvorený systém EPOS spĺňa ciele stanovené v praktickej časti práce a zároveň poskytuje priestor na ďalší rozvoj. Projekt demonštruje, že aj v rámci školského zadania je možné vytvoriť funkčný a prakticky použiteľný systém, ktorý reflektuje reálne potreby používateľov.</w:t>
-      </w:r>
-    </w:p>
-    <w:p>
-      <w:pPr>
-        <w:pStyle w:val="text"/>
-        <w:rPr>
-          <w:noProof/>
-          <w:lang w:val="en-SK"/>
-        </w:rPr>
-      </w:pPr>
-      <w:r>
-        <w:rPr>
-          <w:noProof/>
-          <w:lang w:val="en-SK"/>
-        </w:rPr>
-        <w:br w:type="page"/>
-      </w:r>
-    </w:p>
-    <w:p>
-      <w:pPr>
-        <w:pStyle w:val="Kapitola"/>
-        <w:rPr>
-          <w:noProof/>
-        </w:rPr>
-      </w:pPr>
+        <w:rPr>
+          <w:noProof/>
+        </w:rPr>
+      </w:pPr>
+      <w:bookmarkStart w:id="54" w:name="_Toc219804069"/>
       <w:r>
         <w:lastRenderedPageBreak/>
         <w:t>PRAKTICKÉ VYUŽITIE APLIKÁCIE V REÁLNEJ PREVÁDZKE</w:t>
       </w:r>
+      <w:bookmarkEnd w:id="54"/>
     </w:p>
     <w:p>
       <w:pPr>
@@ -8529,15 +9827,16 @@
           <w:noProof/>
         </w:rPr>
       </w:pPr>
-      <w:bookmarkStart w:id="38" w:name="_Toc218953865"/>
-      <w:r>
-        <w:rPr>
+      <w:bookmarkStart w:id="55" w:name="_Toc219804070"/>
+      <w:r>
+        <w:rPr>
+          <w:caps w:val="0"/>
           <w:noProof/>
         </w:rPr>
         <w:lastRenderedPageBreak/>
-        <w:t>Závery práce</w:t>
-      </w:r>
-      <w:bookmarkEnd w:id="38"/>
+        <w:t>ZÁVERY PRÁCE</w:t>
+      </w:r>
+      <w:bookmarkEnd w:id="55"/>
     </w:p>
     <w:p>
       <w:pPr>
@@ -8611,15 +9910,16 @@
           <w:noProof/>
         </w:rPr>
       </w:pPr>
-      <w:bookmarkStart w:id="39" w:name="_Toc218953866"/>
-      <w:r>
-        <w:rPr>
+      <w:bookmarkStart w:id="56" w:name="_Toc219804071"/>
+      <w:r>
+        <w:rPr>
+          <w:caps w:val="0"/>
           <w:noProof/>
         </w:rPr>
         <w:lastRenderedPageBreak/>
-        <w:t>Zhrnutie</w:t>
-      </w:r>
-      <w:bookmarkEnd w:id="39"/>
+        <w:t>ZHRNUTIE</w:t>
+      </w:r>
+      <w:bookmarkEnd w:id="56"/>
     </w:p>
     <w:p>
       <w:pPr>
@@ -8697,15 +9997,16 @@
           <w:noProof/>
         </w:rPr>
       </w:pPr>
-      <w:bookmarkStart w:id="40" w:name="_Toc218953867"/>
-      <w:r>
-        <w:rPr>
+      <w:bookmarkStart w:id="57" w:name="_Toc219804072"/>
+      <w:r>
+        <w:rPr>
+          <w:caps w:val="0"/>
           <w:noProof/>
         </w:rPr>
         <w:lastRenderedPageBreak/>
-        <w:t>Zoznam použitej literatúry</w:t>
-      </w:r>
-      <w:bookmarkEnd w:id="40"/>
+        <w:t>ZOZNAM POUŽITEJ LITERATÚRY</w:t>
+      </w:r>
+      <w:bookmarkEnd w:id="57"/>
     </w:p>
     <w:p>
       <w:pPr>
@@ -9045,17 +10346,6 @@
         <w:pStyle w:val="text"/>
         <w:ind w:firstLine="0"/>
         <w:jc w:val="left"/>
-        <w:rPr>
-          <w:noProof/>
-        </w:rPr>
-        <w:sectPr>
-          <w:footerReference w:type="default" r:id="rId15"/>
-          <w:pgSz w:w="11906" w:h="16838" w:code="9"/>
-          <w:pgMar w:top="1418" w:right="1418" w:bottom="1418" w:left="1985" w:header="709" w:footer="709" w:gutter="0"/>
-          <w:pgNumType w:start="6"/>
-          <w:cols w:space="708"/>
-          <w:docGrid w:linePitch="360"/>
-        </w:sectPr>
       </w:pPr>
       <w:r>
         <w:rPr>
@@ -9063,7 +10353,7 @@
         </w:rPr>
         <w:t xml:space="preserve">[5] INTERACTION DESIGN FOUNDATION, n. d. User Requirements Analysis. [online]. [cit. 2025-03-16]. Dostupné na: </w:t>
       </w:r>
-      <w:hyperlink r:id="rId16" w:history="1">
+      <w:hyperlink r:id="rId15" w:history="1">
         <w:r>
           <w:rPr>
             <w:rStyle w:val="Hyperlink"/>
@@ -9075,6 +10365,536 @@
     </w:p>
     <w:p>
       <w:pPr>
+        <w:pStyle w:val="text"/>
+        <w:ind w:firstLine="0"/>
+        <w:jc w:val="left"/>
+      </w:pPr>
+      <w:r>
+        <w:rPr>
+          <w:noProof/>
+        </w:rPr>
+        <w:t>[</w:t>
+      </w:r>
+      <w:r>
+        <w:rPr>
+          <w:noProof/>
+        </w:rPr>
+        <w:t>6</w:t>
+      </w:r>
+      <w:r>
+        <w:rPr>
+          <w:noProof/>
+        </w:rPr>
+        <w:t xml:space="preserve">] </w:t>
+      </w:r>
+      <w:r>
+        <w:t>Microsoft</w:t>
+      </w:r>
+      <w:r>
+        <w:t xml:space="preserve">, </w:t>
+      </w:r>
+      <w:r>
+        <w:t xml:space="preserve">2023. </w:t>
+      </w:r>
+      <w:proofErr w:type="spellStart"/>
+      <w:r>
+        <w:rPr>
+          <w:rStyle w:val="Emphasis"/>
+        </w:rPr>
+        <w:t>Application</w:t>
+      </w:r>
+      <w:proofErr w:type="spellEnd"/>
+      <w:r>
+        <w:rPr>
+          <w:rStyle w:val="Emphasis"/>
+        </w:rPr>
+        <w:t xml:space="preserve"> </w:t>
+      </w:r>
+      <w:proofErr w:type="spellStart"/>
+      <w:r>
+        <w:rPr>
+          <w:rStyle w:val="Emphasis"/>
+        </w:rPr>
+        <w:t>architecture</w:t>
+      </w:r>
+      <w:proofErr w:type="spellEnd"/>
+      <w:r>
+        <w:rPr>
+          <w:rStyle w:val="Emphasis"/>
+        </w:rPr>
+        <w:t xml:space="preserve"> </w:t>
+      </w:r>
+      <w:proofErr w:type="spellStart"/>
+      <w:r>
+        <w:rPr>
+          <w:rStyle w:val="Emphasis"/>
+        </w:rPr>
+        <w:t>fundamentals</w:t>
+      </w:r>
+      <w:proofErr w:type="spellEnd"/>
+      <w:r>
+        <w:t xml:space="preserve"> [online]. Microsoft </w:t>
+      </w:r>
+      <w:proofErr w:type="spellStart"/>
+      <w:r>
+        <w:t>Learn</w:t>
+      </w:r>
+      <w:proofErr w:type="spellEnd"/>
+      <w:r>
+        <w:t xml:space="preserve">. </w:t>
+      </w:r>
+      <w:r>
+        <w:t xml:space="preserve">[cit. 2026-01-22]. Dostupné na: </w:t>
+      </w:r>
+      <w:hyperlink r:id="rId16" w:tgtFrame="_new" w:history="1">
+        <w:r>
+          <w:rPr>
+            <w:rStyle w:val="Hyperlink"/>
+          </w:rPr>
+          <w:t>https://learn.microsoft.com/en-us/azure/architecture/guide/</w:t>
+        </w:r>
+      </w:hyperlink>
+    </w:p>
+    <w:p>
+      <w:pPr>
+        <w:pStyle w:val="text"/>
+        <w:ind w:firstLine="0"/>
+        <w:jc w:val="left"/>
+      </w:pPr>
+      <w:r>
+        <w:rPr>
+          <w:noProof/>
+        </w:rPr>
+        <w:t>[</w:t>
+      </w:r>
+      <w:r>
+        <w:rPr>
+          <w:noProof/>
+        </w:rPr>
+        <w:t>7</w:t>
+      </w:r>
+      <w:r>
+        <w:rPr>
+          <w:noProof/>
+        </w:rPr>
+        <w:t xml:space="preserve">] </w:t>
+      </w:r>
+      <w:r>
+        <w:t>Usability.gov</w:t>
+      </w:r>
+      <w:r>
+        <w:t xml:space="preserve">, </w:t>
+      </w:r>
+      <w:r>
+        <w:t xml:space="preserve">2022. </w:t>
+      </w:r>
+      <w:proofErr w:type="spellStart"/>
+      <w:r>
+        <w:rPr>
+          <w:rStyle w:val="Emphasis"/>
+        </w:rPr>
+        <w:t>Usability</w:t>
+      </w:r>
+      <w:proofErr w:type="spellEnd"/>
+      <w:r>
+        <w:rPr>
+          <w:rStyle w:val="Emphasis"/>
+        </w:rPr>
+        <w:t xml:space="preserve"> </w:t>
+      </w:r>
+      <w:proofErr w:type="spellStart"/>
+      <w:r>
+        <w:rPr>
+          <w:rStyle w:val="Emphasis"/>
+        </w:rPr>
+        <w:t>testing</w:t>
+      </w:r>
+      <w:proofErr w:type="spellEnd"/>
+      <w:r>
+        <w:t xml:space="preserve"> [online]. U.S. Department of Health and </w:t>
+      </w:r>
+      <w:proofErr w:type="spellStart"/>
+      <w:r>
+        <w:t>Human</w:t>
+      </w:r>
+      <w:proofErr w:type="spellEnd"/>
+      <w:r>
+        <w:t xml:space="preserve"> </w:t>
+      </w:r>
+      <w:proofErr w:type="spellStart"/>
+      <w:r>
+        <w:t>Services</w:t>
+      </w:r>
+      <w:proofErr w:type="spellEnd"/>
+      <w:r>
+        <w:t xml:space="preserve">. </w:t>
+      </w:r>
+      <w:r>
+        <w:t>[cit. 2026-01-22]. Dostupné na: https://www.usability.gov/how-to-and-tools/methods/usability-testing.html</w:t>
+      </w:r>
+    </w:p>
+    <w:p>
+      <w:pPr>
+        <w:pStyle w:val="text"/>
+        <w:ind w:firstLine="0"/>
+        <w:jc w:val="left"/>
+      </w:pPr>
+      <w:r>
+        <w:rPr>
+          <w:noProof/>
+        </w:rPr>
+        <w:t>[</w:t>
+      </w:r>
+      <w:r>
+        <w:rPr>
+          <w:noProof/>
+        </w:rPr>
+        <w:t>8</w:t>
+      </w:r>
+      <w:r>
+        <w:rPr>
+          <w:noProof/>
+        </w:rPr>
+        <w:t xml:space="preserve">] </w:t>
+      </w:r>
+      <w:r>
+        <w:t>Microsoft</w:t>
+      </w:r>
+      <w:r>
+        <w:t>, 2023</w:t>
+      </w:r>
+      <w:r>
+        <w:t xml:space="preserve">. </w:t>
+      </w:r>
+      <w:r>
+        <w:rPr>
+          <w:rStyle w:val="Emphasis"/>
+        </w:rPr>
+        <w:t xml:space="preserve">Windows </w:t>
+      </w:r>
+      <w:proofErr w:type="spellStart"/>
+      <w:r>
+        <w:rPr>
+          <w:rStyle w:val="Emphasis"/>
+        </w:rPr>
+        <w:t>app</w:t>
+      </w:r>
+      <w:proofErr w:type="spellEnd"/>
+      <w:r>
+        <w:rPr>
+          <w:rStyle w:val="Emphasis"/>
+        </w:rPr>
+        <w:t xml:space="preserve"> design </w:t>
+      </w:r>
+      <w:proofErr w:type="spellStart"/>
+      <w:r>
+        <w:rPr>
+          <w:rStyle w:val="Emphasis"/>
+        </w:rPr>
+        <w:t>principles</w:t>
+      </w:r>
+      <w:proofErr w:type="spellEnd"/>
+      <w:r>
+        <w:t xml:space="preserve"> [online]. Microsoft </w:t>
+      </w:r>
+      <w:proofErr w:type="spellStart"/>
+      <w:r>
+        <w:t>Learn</w:t>
+      </w:r>
+      <w:proofErr w:type="spellEnd"/>
+      <w:r>
+        <w:t xml:space="preserve">. </w:t>
+      </w:r>
+      <w:r>
+        <w:t xml:space="preserve">[cit. 2026-01-22]. Dostupné na: </w:t>
+      </w:r>
+      <w:hyperlink r:id="rId17" w:tgtFrame="_new" w:history="1">
+        <w:r>
+          <w:rPr>
+            <w:rStyle w:val="Hyperlink"/>
+          </w:rPr>
+          <w:t>https://learn.microsoft.com/en-us/windows/apps/design/</w:t>
+        </w:r>
+      </w:hyperlink>
+    </w:p>
+    <w:p>
+      <w:pPr>
+        <w:pStyle w:val="text"/>
+        <w:ind w:firstLine="0"/>
+        <w:jc w:val="left"/>
+      </w:pPr>
+      <w:r>
+        <w:rPr>
+          <w:noProof/>
+        </w:rPr>
+        <w:t>[</w:t>
+      </w:r>
+      <w:r>
+        <w:rPr>
+          <w:noProof/>
+        </w:rPr>
+        <w:t>9</w:t>
+      </w:r>
+      <w:r>
+        <w:rPr>
+          <w:noProof/>
+        </w:rPr>
+        <w:t xml:space="preserve">] </w:t>
+      </w:r>
+      <w:r>
+        <w:t>Oracle</w:t>
+      </w:r>
+      <w:r>
+        <w:t>, 2023</w:t>
+      </w:r>
+      <w:r>
+        <w:t xml:space="preserve">. </w:t>
+      </w:r>
+      <w:proofErr w:type="spellStart"/>
+      <w:r>
+        <w:rPr>
+          <w:rStyle w:val="Emphasis"/>
+        </w:rPr>
+        <w:t>What</w:t>
+      </w:r>
+      <w:proofErr w:type="spellEnd"/>
+      <w:r>
+        <w:rPr>
+          <w:rStyle w:val="Emphasis"/>
+        </w:rPr>
+        <w:t xml:space="preserve"> </w:t>
+      </w:r>
+      <w:proofErr w:type="spellStart"/>
+      <w:r>
+        <w:rPr>
+          <w:rStyle w:val="Emphasis"/>
+        </w:rPr>
+        <w:t>is</w:t>
+      </w:r>
+      <w:proofErr w:type="spellEnd"/>
+      <w:r>
+        <w:rPr>
+          <w:rStyle w:val="Emphasis"/>
+        </w:rPr>
+        <w:t xml:space="preserve"> a </w:t>
+      </w:r>
+      <w:proofErr w:type="spellStart"/>
+      <w:r>
+        <w:rPr>
+          <w:rStyle w:val="Emphasis"/>
+        </w:rPr>
+        <w:t>relational</w:t>
+      </w:r>
+      <w:proofErr w:type="spellEnd"/>
+      <w:r>
+        <w:rPr>
+          <w:rStyle w:val="Emphasis"/>
+        </w:rPr>
+        <w:t xml:space="preserve"> </w:t>
+      </w:r>
+      <w:proofErr w:type="spellStart"/>
+      <w:r>
+        <w:rPr>
+          <w:rStyle w:val="Emphasis"/>
+        </w:rPr>
+        <w:t>database</w:t>
+      </w:r>
+      <w:proofErr w:type="spellEnd"/>
+      <w:r>
+        <w:rPr>
+          <w:rStyle w:val="Emphasis"/>
+        </w:rPr>
+        <w:t>?</w:t>
+      </w:r>
+      <w:r>
+        <w:t xml:space="preserve"> [online]. Oracle</w:t>
+      </w:r>
+      <w:r>
+        <w:t>.</w:t>
+      </w:r>
+      <w:r>
+        <w:t xml:space="preserve"> [cit. 2026-01-22]. Dostupné na: </w:t>
+      </w:r>
+      <w:hyperlink r:id="rId18" w:tgtFrame="_new" w:history="1">
+        <w:r>
+          <w:rPr>
+            <w:rStyle w:val="Hyperlink"/>
+          </w:rPr>
+          <w:t>https://www.oracle.com/database/what-is-a-relational-database/</w:t>
+        </w:r>
+      </w:hyperlink>
+    </w:p>
+    <w:p>
+      <w:pPr>
+        <w:pStyle w:val="text"/>
+        <w:ind w:firstLine="0"/>
+        <w:jc w:val="left"/>
+        <w:sectPr>
+          <w:footerReference w:type="default" r:id="rId19"/>
+          <w:pgSz w:w="11906" w:h="16838" w:code="9"/>
+          <w:pgMar w:top="1418" w:right="1418" w:bottom="1418" w:left="1985" w:header="709" w:footer="709" w:gutter="0"/>
+          <w:pgNumType w:start="6"/>
+          <w:cols w:space="708"/>
+          <w:docGrid w:linePitch="360"/>
+        </w:sectPr>
+      </w:pPr>
+      <w:r>
+        <w:rPr>
+          <w:noProof/>
+        </w:rPr>
+        <w:t>[</w:t>
+      </w:r>
+      <w:r>
+        <w:rPr>
+          <w:noProof/>
+        </w:rPr>
+        <w:t>10</w:t>
+      </w:r>
+      <w:r>
+        <w:rPr>
+          <w:noProof/>
+        </w:rPr>
+        <w:t xml:space="preserve">] </w:t>
+      </w:r>
+      <w:r>
+        <w:t>OECD</w:t>
+      </w:r>
+      <w:r>
+        <w:t xml:space="preserve">, </w:t>
+      </w:r>
+      <w:r>
+        <w:t xml:space="preserve">2022. </w:t>
+      </w:r>
+      <w:proofErr w:type="spellStart"/>
+      <w:r>
+        <w:rPr>
+          <w:rStyle w:val="Emphasis"/>
+        </w:rPr>
+        <w:t>Digitalisation</w:t>
+      </w:r>
+      <w:proofErr w:type="spellEnd"/>
+      <w:r>
+        <w:rPr>
+          <w:rStyle w:val="Emphasis"/>
+        </w:rPr>
+        <w:t xml:space="preserve"> and </w:t>
+      </w:r>
+      <w:proofErr w:type="spellStart"/>
+      <w:r>
+        <w:rPr>
+          <w:rStyle w:val="Emphasis"/>
+        </w:rPr>
+        <w:t>productivity</w:t>
+      </w:r>
+      <w:proofErr w:type="spellEnd"/>
+      <w:r>
+        <w:rPr>
+          <w:rStyle w:val="Emphasis"/>
+        </w:rPr>
+        <w:t xml:space="preserve"> in </w:t>
+      </w:r>
+      <w:proofErr w:type="spellStart"/>
+      <w:r>
+        <w:rPr>
+          <w:rStyle w:val="Emphasis"/>
+        </w:rPr>
+        <w:t>retail</w:t>
+      </w:r>
+      <w:proofErr w:type="spellEnd"/>
+      <w:r>
+        <w:t xml:space="preserve"> [online]. </w:t>
+      </w:r>
+      <w:proofErr w:type="spellStart"/>
+      <w:r>
+        <w:t>Organisation</w:t>
+      </w:r>
+      <w:proofErr w:type="spellEnd"/>
+      <w:r>
+        <w:t xml:space="preserve"> </w:t>
+      </w:r>
+      <w:proofErr w:type="spellStart"/>
+      <w:r>
+        <w:t>for</w:t>
+      </w:r>
+      <w:proofErr w:type="spellEnd"/>
+      <w:r>
+        <w:t xml:space="preserve"> </w:t>
+      </w:r>
+      <w:proofErr w:type="spellStart"/>
+      <w:r>
+        <w:t>Economic</w:t>
+      </w:r>
+      <w:proofErr w:type="spellEnd"/>
+      <w:r>
+        <w:t xml:space="preserve"> </w:t>
+      </w:r>
+      <w:proofErr w:type="spellStart"/>
+      <w:r>
+        <w:t>Co-operation</w:t>
+      </w:r>
+      <w:proofErr w:type="spellEnd"/>
+      <w:r>
+        <w:t xml:space="preserve"> and </w:t>
+      </w:r>
+      <w:proofErr w:type="spellStart"/>
+      <w:r>
+        <w:t>Development</w:t>
+      </w:r>
+      <w:proofErr w:type="spellEnd"/>
+      <w:r>
+        <w:t xml:space="preserve">. </w:t>
+      </w:r>
+      <w:r>
+        <w:t>[cit. 2026-01-22]. Dostupné na: https://www.oecd.org/industry/retail/</w:t>
+      </w:r>
+    </w:p>
+    <w:p>
+      <w:pPr>
+        <w:pStyle w:val="text"/>
+        <w:ind w:firstLine="0"/>
+        <w:jc w:val="left"/>
+        <w:sectPr>
+          <w:footerReference w:type="default" r:id="rId20"/>
+          <w:pgSz w:w="11906" w:h="16838" w:code="9"/>
+          <w:pgMar w:top="1418" w:right="1418" w:bottom="1418" w:left="1985" w:header="709" w:footer="709" w:gutter="0"/>
+          <w:pgNumType w:start="6"/>
+          <w:cols w:space="708"/>
+          <w:docGrid w:linePitch="360"/>
+        </w:sectPr>
+      </w:pPr>
+    </w:p>
+    <w:p>
+      <w:pPr>
+        <w:pStyle w:val="text"/>
+        <w:ind w:firstLine="0"/>
+        <w:jc w:val="left"/>
+        <w:sectPr>
+          <w:footerReference w:type="default" r:id="rId21"/>
+          <w:pgSz w:w="11906" w:h="16838" w:code="9"/>
+          <w:pgMar w:top="1418" w:right="1418" w:bottom="1418" w:left="1985" w:header="709" w:footer="709" w:gutter="0"/>
+          <w:pgNumType w:start="6"/>
+          <w:cols w:space="708"/>
+          <w:docGrid w:linePitch="360"/>
+        </w:sectPr>
+      </w:pPr>
+    </w:p>
+    <w:p>
+      <w:pPr>
+        <w:pStyle w:val="text"/>
+        <w:ind w:firstLine="0"/>
+        <w:jc w:val="left"/>
+        <w:sectPr>
+          <w:footerReference w:type="default" r:id="rId22"/>
+          <w:pgSz w:w="11906" w:h="16838" w:code="9"/>
+          <w:pgMar w:top="1418" w:right="1418" w:bottom="1418" w:left="1985" w:header="709" w:footer="709" w:gutter="0"/>
+          <w:pgNumType w:start="6"/>
+          <w:cols w:space="708"/>
+          <w:docGrid w:linePitch="360"/>
+        </w:sectPr>
+      </w:pPr>
+    </w:p>
+    <w:p>
+      <w:pPr>
         <w:rPr>
           <w:rFonts w:ascii="Times New Roman" w:hAnsi="Times New Roman"/>
           <w:noProof/>
@@ -9215,14 +11035,15 @@
           <w:noProof/>
         </w:rPr>
       </w:pPr>
-      <w:bookmarkStart w:id="41" w:name="_Toc218953868"/>
-      <w:r>
-        <w:rPr>
-          <w:noProof/>
-        </w:rPr>
-        <w:t>Prílohy</w:t>
-      </w:r>
-      <w:bookmarkEnd w:id="41"/>
+      <w:bookmarkStart w:id="58" w:name="_Toc219804073"/>
+      <w:r>
+        <w:rPr>
+          <w:caps w:val="0"/>
+          <w:noProof/>
+        </w:rPr>
+        <w:t>PRÍLOHY</w:t>
+      </w:r>
+      <w:bookmarkEnd w:id="58"/>
     </w:p>
     <w:p>
       <w:pPr>
@@ -9230,7 +11051,7 @@
           <w:noProof/>
         </w:rPr>
         <w:sectPr>
-          <w:footerReference w:type="default" r:id="rId17"/>
+          <w:footerReference w:type="default" r:id="rId23"/>
           <w:pgSz w:w="11906" w:h="16838" w:code="9"/>
           <w:pgMar w:top="1418" w:right="1418" w:bottom="1418" w:left="1985" w:header="709" w:footer="709" w:gutter="0"/>
           <w:pgNumType w:start="7"/>
@@ -9338,7 +11159,7 @@
       </w:r>
     </w:p>
     <w:sectPr>
-      <w:footerReference w:type="default" r:id="rId18"/>
+      <w:footerReference w:type="default" r:id="rId24"/>
       <w:pgSz w:w="11906" w:h="16838" w:code="9"/>
       <w:pgMar w:top="1418" w:right="1418" w:bottom="1418" w:left="1985" w:header="709" w:footer="709" w:gutter="0"/>
       <w:pgNumType w:fmt="upperRoman" w:start="1"/>
@@ -9375,6 +11196,132 @@
 </file>
 
 <file path=word/footer1.xml><?xml version="1.0" encoding="utf-8"?>
+<w:ftr xmlns:wpc="http://schemas.microsoft.com/office/word/2010/wordprocessingCanvas" xmlns:cx="http://schemas.microsoft.com/office/drawing/2014/chartex" xmlns:cx1="http://schemas.microsoft.com/office/drawing/2015/9/8/chartex" xmlns:cx2="http://schemas.microsoft.com/office/drawing/2015/10/21/chartex" xmlns:cx3="http://schemas.microsoft.com/office/drawing/2016/5/9/chartex" xmlns:cx4="http://schemas.microsoft.com/office/drawing/2016/5/10/chartex" xmlns:cx5="http://schemas.microsoft.com/office/drawing/2016/5/11/chartex" xmlns:cx6="http://schemas.microsoft.com/office/drawing/2016/5/12/chartex" xmlns:cx7="http://schemas.microsoft.com/office/drawing/2016/5/13/chartex" xmlns:cx8="http://schemas.microsoft.com/office/drawing/2016/5/14/chartex" xmlns:mc="http://schemas.openxmlformats.org/markup-compatibility/2006" xmlns:aink="http://schemas.microsoft.com/office/drawing/2016/ink" xmlns:am3d="http://schemas.microsoft.com/office/drawing/2017/model3d" xmlns:o="urn:schemas-microsoft-com:office:office" xmlns:oel="http://schemas.microsoft.com/office/2019/extlst" xmlns:r="http://schemas.openxmlformats.org/officeDocument/2006/relationships" xmlns:m="http://schemas.openxmlformats.org/officeDocument/2006/math" xmlns:v="urn:schemas-microsoft-com:vml" xmlns:wp14="http://schemas.microsoft.com/office/word/2010/wordprocessingDrawing" xmlns:wp="http://schemas.openxmlformats.org/drawingml/2006/wordprocessingDrawing" xmlns:w10="urn:schemas-microsoft-com:office:word" xmlns:w="http://schemas.openxmlformats.org/wordprocessingml/2006/main" xmlns:w14="http://schemas.microsoft.com/office/word/2010/wordml" xmlns:w15="http://schemas.microsoft.com/office/word/2012/wordml" xmlns:w16cex="http://schemas.microsoft.com/office/word/2018/wordml/cex" xmlns:w16cid="http://schemas.microsoft.com/office/word/2016/wordml/cid" xmlns:w16="http://schemas.microsoft.com/office/word/2018/wordml" xmlns:w16du="http://schemas.microsoft.com/office/word/2023/wordml/word16du" xmlns:w16sdtdh="http://schemas.microsoft.com/office/word/2020/wordml/sdtdatahash" xmlns:w16sdtfl="http://schemas.microsoft.com/office/word/2024/wordml/sdtformatlock" xmlns:w16se="http://schemas.microsoft.com/office/word/2015/wordml/symex" xmlns:wpg="http://schemas.microsoft.com/office/word/2010/wordprocessingGroup" xmlns:wpi="http://schemas.microsoft.com/office/word/2010/wordprocessingInk" xmlns:wne="http://schemas.microsoft.com/office/word/2006/wordml" xmlns:wps="http://schemas.microsoft.com/office/word/2010/wordprocessingShape" mc:Ignorable="w14 w15 w16se w16cid w16 w16cex w16sdtdh w16sdtfl w16du wp14">
+  <w:sdt>
+    <w:sdtPr>
+      <w:id w:val="991989514"/>
+      <w:docPartObj>
+        <w:docPartGallery w:val="Page Numbers (Bottom of Page)"/>
+        <w:docPartUnique/>
+      </w:docPartObj>
+    </w:sdtPr>
+    <w:sdtContent>
+      <w:p>
+        <w:pPr>
+          <w:pStyle w:val="Footer"/>
+          <w:jc w:val="center"/>
+        </w:pPr>
+        <w:r>
+          <w:fldChar w:fldCharType="begin"/>
+        </w:r>
+        <w:r>
+          <w:instrText>PAGE   \* MERGEFORMAT</w:instrText>
+        </w:r>
+        <w:r>
+          <w:fldChar w:fldCharType="separate"/>
+        </w:r>
+        <w:r>
+          <w:t>2</w:t>
+        </w:r>
+        <w:r>
+          <w:fldChar w:fldCharType="end"/>
+        </w:r>
+      </w:p>
+    </w:sdtContent>
+  </w:sdt>
+  <w:p>
+    <w:pPr>
+      <w:pStyle w:val="Footer"/>
+    </w:pPr>
+  </w:p>
+</w:ftr>
+</file>
+
+<file path=word/footer2.xml><?xml version="1.0" encoding="utf-8"?>
+<w:ftr xmlns:wpc="http://schemas.microsoft.com/office/word/2010/wordprocessingCanvas" xmlns:cx="http://schemas.microsoft.com/office/drawing/2014/chartex" xmlns:cx1="http://schemas.microsoft.com/office/drawing/2015/9/8/chartex" xmlns:cx2="http://schemas.microsoft.com/office/drawing/2015/10/21/chartex" xmlns:cx3="http://schemas.microsoft.com/office/drawing/2016/5/9/chartex" xmlns:cx4="http://schemas.microsoft.com/office/drawing/2016/5/10/chartex" xmlns:cx5="http://schemas.microsoft.com/office/drawing/2016/5/11/chartex" xmlns:cx6="http://schemas.microsoft.com/office/drawing/2016/5/12/chartex" xmlns:cx7="http://schemas.microsoft.com/office/drawing/2016/5/13/chartex" xmlns:cx8="http://schemas.microsoft.com/office/drawing/2016/5/14/chartex" xmlns:mc="http://schemas.openxmlformats.org/markup-compatibility/2006" xmlns:aink="http://schemas.microsoft.com/office/drawing/2016/ink" xmlns:am3d="http://schemas.microsoft.com/office/drawing/2017/model3d" xmlns:o="urn:schemas-microsoft-com:office:office" xmlns:oel="http://schemas.microsoft.com/office/2019/extlst" xmlns:r="http://schemas.openxmlformats.org/officeDocument/2006/relationships" xmlns:m="http://schemas.openxmlformats.org/officeDocument/2006/math" xmlns:v="urn:schemas-microsoft-com:vml" xmlns:wp14="http://schemas.microsoft.com/office/word/2010/wordprocessingDrawing" xmlns:wp="http://schemas.openxmlformats.org/drawingml/2006/wordprocessingDrawing" xmlns:w10="urn:schemas-microsoft-com:office:word" xmlns:w="http://schemas.openxmlformats.org/wordprocessingml/2006/main" xmlns:w14="http://schemas.microsoft.com/office/word/2010/wordml" xmlns:w15="http://schemas.microsoft.com/office/word/2012/wordml" xmlns:w16cex="http://schemas.microsoft.com/office/word/2018/wordml/cex" xmlns:w16cid="http://schemas.microsoft.com/office/word/2016/wordml/cid" xmlns:w16="http://schemas.microsoft.com/office/word/2018/wordml" xmlns:w16du="http://schemas.microsoft.com/office/word/2023/wordml/word16du" xmlns:w16sdtdh="http://schemas.microsoft.com/office/word/2020/wordml/sdtdatahash" xmlns:w16sdtfl="http://schemas.microsoft.com/office/word/2024/wordml/sdtformatlock" xmlns:w16se="http://schemas.microsoft.com/office/word/2015/wordml/symex" xmlns:wpg="http://schemas.microsoft.com/office/word/2010/wordprocessingGroup" xmlns:wpi="http://schemas.microsoft.com/office/word/2010/wordprocessingInk" xmlns:wne="http://schemas.microsoft.com/office/word/2006/wordml" xmlns:wps="http://schemas.microsoft.com/office/word/2010/wordprocessingShape" mc:Ignorable="w14 w15 w16se w16cid w16 w16cex w16sdtdh w16sdtfl w16du wp14">
+  <w:sdt>
+    <w:sdtPr>
+      <w:id w:val="1474109927"/>
+      <w:docPartObj>
+        <w:docPartGallery w:val="Page Numbers (Bottom of Page)"/>
+        <w:docPartUnique/>
+      </w:docPartObj>
+    </w:sdtPr>
+    <w:sdtContent>
+      <w:p>
+        <w:pPr>
+          <w:pStyle w:val="Footer"/>
+          <w:jc w:val="center"/>
+        </w:pPr>
+        <w:r>
+          <w:fldChar w:fldCharType="begin"/>
+        </w:r>
+        <w:r>
+          <w:instrText>PAGE   \* MERGEFORMAT</w:instrText>
+        </w:r>
+        <w:r>
+          <w:fldChar w:fldCharType="separate"/>
+        </w:r>
+        <w:r>
+          <w:t>2</w:t>
+        </w:r>
+        <w:r>
+          <w:fldChar w:fldCharType="end"/>
+        </w:r>
+      </w:p>
+    </w:sdtContent>
+  </w:sdt>
+  <w:p>
+    <w:pPr>
+      <w:pStyle w:val="Footer"/>
+    </w:pPr>
+  </w:p>
+</w:ftr>
+</file>
+
+<file path=word/footer3.xml><?xml version="1.0" encoding="utf-8"?>
+<w:ftr xmlns:wpc="http://schemas.microsoft.com/office/word/2010/wordprocessingCanvas" xmlns:cx="http://schemas.microsoft.com/office/drawing/2014/chartex" xmlns:cx1="http://schemas.microsoft.com/office/drawing/2015/9/8/chartex" xmlns:cx2="http://schemas.microsoft.com/office/drawing/2015/10/21/chartex" xmlns:cx3="http://schemas.microsoft.com/office/drawing/2016/5/9/chartex" xmlns:cx4="http://schemas.microsoft.com/office/drawing/2016/5/10/chartex" xmlns:cx5="http://schemas.microsoft.com/office/drawing/2016/5/11/chartex" xmlns:cx6="http://schemas.microsoft.com/office/drawing/2016/5/12/chartex" xmlns:cx7="http://schemas.microsoft.com/office/drawing/2016/5/13/chartex" xmlns:cx8="http://schemas.microsoft.com/office/drawing/2016/5/14/chartex" xmlns:mc="http://schemas.openxmlformats.org/markup-compatibility/2006" xmlns:aink="http://schemas.microsoft.com/office/drawing/2016/ink" xmlns:am3d="http://schemas.microsoft.com/office/drawing/2017/model3d" xmlns:o="urn:schemas-microsoft-com:office:office" xmlns:oel="http://schemas.microsoft.com/office/2019/extlst" xmlns:r="http://schemas.openxmlformats.org/officeDocument/2006/relationships" xmlns:m="http://schemas.openxmlformats.org/officeDocument/2006/math" xmlns:v="urn:schemas-microsoft-com:vml" xmlns:wp14="http://schemas.microsoft.com/office/word/2010/wordprocessingDrawing" xmlns:wp="http://schemas.openxmlformats.org/drawingml/2006/wordprocessingDrawing" xmlns:w10="urn:schemas-microsoft-com:office:word" xmlns:w="http://schemas.openxmlformats.org/wordprocessingml/2006/main" xmlns:w14="http://schemas.microsoft.com/office/word/2010/wordml" xmlns:w15="http://schemas.microsoft.com/office/word/2012/wordml" xmlns:w16cex="http://schemas.microsoft.com/office/word/2018/wordml/cex" xmlns:w16cid="http://schemas.microsoft.com/office/word/2016/wordml/cid" xmlns:w16="http://schemas.microsoft.com/office/word/2018/wordml" xmlns:w16du="http://schemas.microsoft.com/office/word/2023/wordml/word16du" xmlns:w16sdtdh="http://schemas.microsoft.com/office/word/2020/wordml/sdtdatahash" xmlns:w16sdtfl="http://schemas.microsoft.com/office/word/2024/wordml/sdtformatlock" xmlns:w16se="http://schemas.microsoft.com/office/word/2015/wordml/symex" xmlns:wpg="http://schemas.microsoft.com/office/word/2010/wordprocessingGroup" xmlns:wpi="http://schemas.microsoft.com/office/word/2010/wordprocessingInk" xmlns:wne="http://schemas.microsoft.com/office/word/2006/wordml" xmlns:wps="http://schemas.microsoft.com/office/word/2010/wordprocessingShape" mc:Ignorable="w14 w15 w16se w16cid w16 w16cex w16sdtdh w16sdtfl w16du wp14">
+  <w:sdt>
+    <w:sdtPr>
+      <w:id w:val="-767624303"/>
+      <w:docPartObj>
+        <w:docPartGallery w:val="Page Numbers (Bottom of Page)"/>
+        <w:docPartUnique/>
+      </w:docPartObj>
+    </w:sdtPr>
+    <w:sdtContent>
+      <w:p>
+        <w:pPr>
+          <w:pStyle w:val="Footer"/>
+          <w:jc w:val="center"/>
+        </w:pPr>
+        <w:r>
+          <w:fldChar w:fldCharType="begin"/>
+        </w:r>
+        <w:r>
+          <w:instrText>PAGE   \* MERGEFORMAT</w:instrText>
+        </w:r>
+        <w:r>
+          <w:fldChar w:fldCharType="separate"/>
+        </w:r>
+        <w:r>
+          <w:t>2</w:t>
+        </w:r>
+        <w:r>
+          <w:fldChar w:fldCharType="end"/>
+        </w:r>
+      </w:p>
+    </w:sdtContent>
+  </w:sdt>
+  <w:p>
+    <w:pPr>
+      <w:pStyle w:val="Footer"/>
+    </w:pPr>
+  </w:p>
+</w:ftr>
+</file>
+
+<file path=word/footer4.xml><?xml version="1.0" encoding="utf-8"?>
 <w:ftr xmlns:wpc="http://schemas.microsoft.com/office/word/2010/wordprocessingCanvas" xmlns:cx="http://schemas.microsoft.com/office/drawing/2014/chartex" xmlns:cx1="http://schemas.microsoft.com/office/drawing/2015/9/8/chartex" xmlns:cx2="http://schemas.microsoft.com/office/drawing/2015/10/21/chartex" xmlns:cx3="http://schemas.microsoft.com/office/drawing/2016/5/9/chartex" xmlns:cx4="http://schemas.microsoft.com/office/drawing/2016/5/10/chartex" xmlns:cx5="http://schemas.microsoft.com/office/drawing/2016/5/11/chartex" xmlns:cx6="http://schemas.microsoft.com/office/drawing/2016/5/12/chartex" xmlns:cx7="http://schemas.microsoft.com/office/drawing/2016/5/13/chartex" xmlns:cx8="http://schemas.microsoft.com/office/drawing/2016/5/14/chartex" xmlns:mc="http://schemas.openxmlformats.org/markup-compatibility/2006" xmlns:aink="http://schemas.microsoft.com/office/drawing/2016/ink" xmlns:am3d="http://schemas.microsoft.com/office/drawing/2017/model3d" xmlns:o="urn:schemas-microsoft-com:office:office" xmlns:oel="http://schemas.microsoft.com/office/2019/extlst" xmlns:r="http://schemas.openxmlformats.org/officeDocument/2006/relationships" xmlns:m="http://schemas.openxmlformats.org/officeDocument/2006/math" xmlns:v="urn:schemas-microsoft-com:vml" xmlns:wp14="http://schemas.microsoft.com/office/word/2010/wordprocessingDrawing" xmlns:wp="http://schemas.openxmlformats.org/drawingml/2006/wordprocessingDrawing" xmlns:w10="urn:schemas-microsoft-com:office:word" xmlns:w="http://schemas.openxmlformats.org/wordprocessingml/2006/main" xmlns:w14="http://schemas.microsoft.com/office/word/2010/wordml" xmlns:w15="http://schemas.microsoft.com/office/word/2012/wordml" xmlns:w16cex="http://schemas.microsoft.com/office/word/2018/wordml/cex" xmlns:w16cid="http://schemas.microsoft.com/office/word/2016/wordml/cid" xmlns:w16="http://schemas.microsoft.com/office/word/2018/wordml" xmlns:w16du="http://schemas.microsoft.com/office/word/2023/wordml/word16du" xmlns:w16sdtdh="http://schemas.microsoft.com/office/word/2020/wordml/sdtdatahash" xmlns:w16sdtfl="http://schemas.microsoft.com/office/word/2024/wordml/sdtformatlock" xmlns:w16se="http://schemas.microsoft.com/office/word/2015/wordml/symex" xmlns:wpg="http://schemas.microsoft.com/office/word/2010/wordprocessingGroup" xmlns:wpi="http://schemas.microsoft.com/office/word/2010/wordprocessingInk" xmlns:wne="http://schemas.microsoft.com/office/word/2006/wordml" xmlns:wps="http://schemas.microsoft.com/office/word/2010/wordprocessingShape" mc:Ignorable="w14 w15 w16se w16cid w16 w16cex w16sdtdh w16sdtfl w16du wp14">
   <w:sdt>
     <w:sdtPr>
@@ -9416,7 +11363,7 @@
 </w:ftr>
 </file>
 
-<file path=word/footer2.xml><?xml version="1.0" encoding="utf-8"?>
+<file path=word/footer5.xml><?xml version="1.0" encoding="utf-8"?>
 <w:ftr xmlns:wpc="http://schemas.microsoft.com/office/word/2010/wordprocessingCanvas" xmlns:cx="http://schemas.microsoft.com/office/drawing/2014/chartex" xmlns:cx1="http://schemas.microsoft.com/office/drawing/2015/9/8/chartex" xmlns:cx2="http://schemas.microsoft.com/office/drawing/2015/10/21/chartex" xmlns:cx3="http://schemas.microsoft.com/office/drawing/2016/5/9/chartex" xmlns:cx4="http://schemas.microsoft.com/office/drawing/2016/5/10/chartex" xmlns:cx5="http://schemas.microsoft.com/office/drawing/2016/5/11/chartex" xmlns:cx6="http://schemas.microsoft.com/office/drawing/2016/5/12/chartex" xmlns:cx7="http://schemas.microsoft.com/office/drawing/2016/5/13/chartex" xmlns:cx8="http://schemas.microsoft.com/office/drawing/2016/5/14/chartex" xmlns:mc="http://schemas.openxmlformats.org/markup-compatibility/2006" xmlns:aink="http://schemas.microsoft.com/office/drawing/2016/ink" xmlns:am3d="http://schemas.microsoft.com/office/drawing/2017/model3d" xmlns:o="urn:schemas-microsoft-com:office:office" xmlns:oel="http://schemas.microsoft.com/office/2019/extlst" xmlns:r="http://schemas.openxmlformats.org/officeDocument/2006/relationships" xmlns:m="http://schemas.openxmlformats.org/officeDocument/2006/math" xmlns:v="urn:schemas-microsoft-com:vml" xmlns:wp14="http://schemas.microsoft.com/office/word/2010/wordprocessingDrawing" xmlns:wp="http://schemas.openxmlformats.org/drawingml/2006/wordprocessingDrawing" xmlns:w10="urn:schemas-microsoft-com:office:word" xmlns:w="http://schemas.openxmlformats.org/wordprocessingml/2006/main" xmlns:w14="http://schemas.microsoft.com/office/word/2010/wordml" xmlns:w15="http://schemas.microsoft.com/office/word/2012/wordml" xmlns:w16cex="http://schemas.microsoft.com/office/word/2018/wordml/cex" xmlns:w16cid="http://schemas.microsoft.com/office/word/2016/wordml/cid" xmlns:w16="http://schemas.microsoft.com/office/word/2018/wordml" xmlns:w16du="http://schemas.microsoft.com/office/word/2023/wordml/word16du" xmlns:w16sdtdh="http://schemas.microsoft.com/office/word/2020/wordml/sdtdatahash" xmlns:w16sdtfl="http://schemas.microsoft.com/office/word/2024/wordml/sdtformatlock" xmlns:w16se="http://schemas.microsoft.com/office/word/2015/wordml/symex" xmlns:wpg="http://schemas.microsoft.com/office/word/2010/wordprocessingGroup" xmlns:wpi="http://schemas.microsoft.com/office/word/2010/wordprocessingInk" xmlns:wne="http://schemas.microsoft.com/office/word/2006/wordml" xmlns:wps="http://schemas.microsoft.com/office/word/2010/wordprocessingShape" mc:Ignorable="w14 w15 w16se w16cid w16 w16cex w16sdtdh w16sdtfl w16du wp14">
   <w:p>
     <w:pPr>
@@ -9432,7 +11379,7 @@
 </w:ftr>
 </file>
 
-<file path=word/footer3.xml><?xml version="1.0" encoding="utf-8"?>
+<file path=word/footer6.xml><?xml version="1.0" encoding="utf-8"?>
 <w:ftr xmlns:wpc="http://schemas.microsoft.com/office/word/2010/wordprocessingCanvas" xmlns:cx="http://schemas.microsoft.com/office/drawing/2014/chartex" xmlns:cx1="http://schemas.microsoft.com/office/drawing/2015/9/8/chartex" xmlns:cx2="http://schemas.microsoft.com/office/drawing/2015/10/21/chartex" xmlns:cx3="http://schemas.microsoft.com/office/drawing/2016/5/9/chartex" xmlns:cx4="http://schemas.microsoft.com/office/drawing/2016/5/10/chartex" xmlns:cx5="http://schemas.microsoft.com/office/drawing/2016/5/11/chartex" xmlns:cx6="http://schemas.microsoft.com/office/drawing/2016/5/12/chartex" xmlns:cx7="http://schemas.microsoft.com/office/drawing/2016/5/13/chartex" xmlns:cx8="http://schemas.microsoft.com/office/drawing/2016/5/14/chartex" xmlns:mc="http://schemas.openxmlformats.org/markup-compatibility/2006" xmlns:aink="http://schemas.microsoft.com/office/drawing/2016/ink" xmlns:am3d="http://schemas.microsoft.com/office/drawing/2017/model3d" xmlns:o="urn:schemas-microsoft-com:office:office" xmlns:oel="http://schemas.microsoft.com/office/2019/extlst" xmlns:r="http://schemas.openxmlformats.org/officeDocument/2006/relationships" xmlns:m="http://schemas.openxmlformats.org/officeDocument/2006/math" xmlns:v="urn:schemas-microsoft-com:vml" xmlns:wp14="http://schemas.microsoft.com/office/word/2010/wordprocessingDrawing" xmlns:wp="http://schemas.openxmlformats.org/drawingml/2006/wordprocessingDrawing" xmlns:w10="urn:schemas-microsoft-com:office:word" xmlns:w="http://schemas.openxmlformats.org/wordprocessingml/2006/main" xmlns:w14="http://schemas.microsoft.com/office/word/2010/wordml" xmlns:w15="http://schemas.microsoft.com/office/word/2012/wordml" xmlns:w16cex="http://schemas.microsoft.com/office/word/2018/wordml/cex" xmlns:w16cid="http://schemas.microsoft.com/office/word/2016/wordml/cid" xmlns:w16="http://schemas.microsoft.com/office/word/2018/wordml" xmlns:w16du="http://schemas.microsoft.com/office/word/2023/wordml/word16du" xmlns:w16sdtdh="http://schemas.microsoft.com/office/word/2020/wordml/sdtdatahash" xmlns:w16sdtfl="http://schemas.microsoft.com/office/word/2024/wordml/sdtformatlock" xmlns:w16se="http://schemas.microsoft.com/office/word/2015/wordml/symex" xmlns:wpg="http://schemas.microsoft.com/office/word/2010/wordprocessingGroup" xmlns:wpi="http://schemas.microsoft.com/office/word/2010/wordprocessingInk" xmlns:wne="http://schemas.microsoft.com/office/word/2006/wordml" xmlns:wps="http://schemas.microsoft.com/office/word/2010/wordprocessingShape" mc:Ignorable="w14 w15 w16se w16cid w16 w16cex w16sdtdh w16sdtfl w16du wp14">
   <w:sdt>
     <w:sdtPr>
@@ -11438,6 +13385,7 @@
   <w:style w:type="character" w:default="1" w:styleId="DefaultParagraphFont">
     <w:name w:val="Default Paragraph Font"/>
     <w:uiPriority w:val="1"/>
+    <w:semiHidden/>
     <w:unhideWhenUsed/>
   </w:style>
   <w:style w:type="table" w:default="1" w:styleId="TableNormal">
@@ -11980,6 +13928,18 @@
       <w:rFonts w:ascii="Times New Roman" w:hAnsi="Times New Roman" w:cs="Times New Roman"/>
       <w:sz w:val="24"/>
       <w:szCs w:val="24"/>
+    </w:rPr>
+  </w:style>
+  <w:style w:type="character" w:styleId="FollowedHyperlink">
+    <w:name w:val="FollowedHyperlink"/>
+    <w:basedOn w:val="DefaultParagraphFont"/>
+    <w:uiPriority w:val="99"/>
+    <w:semiHidden/>
+    <w:unhideWhenUsed/>
+    <w:rsid w:val="003D72E2"/>
+    <w:rPr>
+      <w:color w:val="96607D" w:themeColor="followedHyperlink"/>
+      <w:u w:val="single"/>
     </w:rPr>
   </w:style>
 </w:styles>

--- a/__ms-praca__/Zak/soc_sablona_2025.docx
+++ b/__ms-praca__/Zak/soc_sablona_2025.docx
@@ -1044,40 +1044,36 @@
           <w:sz w:val="24"/>
           <w:szCs w:val="24"/>
         </w:rPr>
-        <w:tab/>
-      </w:r>
-      <w:r>
-        <w:rPr>
-          <w:rFonts w:ascii="Times New Roman" w:hAnsi="Times New Roman" w:cs="Times New Roman"/>
-          <w:sz w:val="24"/>
-          <w:szCs w:val="24"/>
-        </w:rPr>
-        <w:tab/>
-      </w:r>
-      <w:r>
-        <w:rPr>
-          <w:rFonts w:ascii="Times New Roman" w:hAnsi="Times New Roman" w:cs="Times New Roman"/>
-          <w:sz w:val="24"/>
-          <w:szCs w:val="24"/>
-        </w:rPr>
-        <w:t>&lt;</w:t>
-      </w:r>
-      <w:r>
-        <w:rPr>
-          <w:rFonts w:ascii="Times New Roman" w:hAnsi="Times New Roman" w:cs="Times New Roman"/>
-          <w:sz w:val="24"/>
-          <w:szCs w:val="24"/>
-        </w:rPr>
-        <w:t>Školiteľ</w:t>
-      </w:r>
-      <w:r>
-        <w:rPr>
-          <w:rFonts w:ascii="Times New Roman" w:hAnsi="Times New Roman" w:cs="Times New Roman"/>
-          <w:sz w:val="24"/>
-          <w:szCs w:val="24"/>
-        </w:rPr>
-        <w:t>&gt;</w:t>
-      </w:r>
+        <w:t xml:space="preserve">Ing. Dominik </w:t>
+      </w:r>
+      <w:proofErr w:type="spellStart"/>
+      <w:r>
+        <w:rPr>
+          <w:rFonts w:ascii="Times New Roman" w:hAnsi="Times New Roman" w:cs="Times New Roman"/>
+          <w:sz w:val="24"/>
+          <w:szCs w:val="24"/>
+        </w:rPr>
+        <w:t>Zatkalík</w:t>
+      </w:r>
+      <w:proofErr w:type="spellEnd"/>
+      <w:r>
+        <w:rPr>
+          <w:rFonts w:ascii="Times New Roman" w:hAnsi="Times New Roman" w:cs="Times New Roman"/>
+          <w:sz w:val="24"/>
+          <w:szCs w:val="24"/>
+        </w:rPr>
+        <w:t xml:space="preserve">, PhD., </w:t>
+      </w:r>
+      <w:proofErr w:type="spellStart"/>
+      <w:r>
+        <w:rPr>
+          <w:rFonts w:ascii="Times New Roman" w:hAnsi="Times New Roman" w:cs="Times New Roman"/>
+          <w:sz w:val="24"/>
+          <w:szCs w:val="24"/>
+        </w:rPr>
+        <w:t>Ing.Paed.IGIP</w:t>
+      </w:r>
+      <w:proofErr w:type="spellEnd"/>
     </w:p>
     <w:p>
       <w:pPr>
@@ -1795,7 +1791,10 @@
           <w:szCs w:val="28"/>
         </w:rPr>
       </w:pPr>
-      <w:r>
+    </w:p>
+    <w:p>
+      <w:pPr>
+        <w:spacing w:line="360" w:lineRule="auto"/>
         <w:rPr>
           <w:rFonts w:ascii="Times New Roman" w:hAnsi="Times New Roman" w:cs="Times New Roman"/>
           <w:b/>
@@ -1803,6 +1802,27 @@
           <w:sz w:val="28"/>
           <w:szCs w:val="28"/>
         </w:rPr>
+      </w:pPr>
+    </w:p>
+    <w:p>
+      <w:pPr>
+        <w:spacing w:line="360" w:lineRule="auto"/>
+        <w:rPr>
+          <w:rFonts w:ascii="Times New Roman" w:hAnsi="Times New Roman" w:cs="Times New Roman"/>
+          <w:b/>
+          <w:bCs/>
+          <w:sz w:val="28"/>
+          <w:szCs w:val="28"/>
+        </w:rPr>
+      </w:pPr>
+      <w:r>
+        <w:rPr>
+          <w:rFonts w:ascii="Times New Roman" w:hAnsi="Times New Roman" w:cs="Times New Roman"/>
+          <w:b/>
+          <w:bCs/>
+          <w:sz w:val="28"/>
+          <w:szCs w:val="28"/>
+        </w:rPr>
         <w:t>Poďakovanie</w:t>
       </w:r>
     </w:p>
@@ -1830,73 +1850,60 @@
           <w:sz w:val="24"/>
           <w:szCs w:val="24"/>
         </w:rPr>
-        <w:t>&lt;</w:t>
-      </w:r>
-      <w:r>
-        <w:rPr>
-          <w:rFonts w:ascii="Times New Roman" w:hAnsi="Times New Roman" w:cs="Times New Roman"/>
-          <w:sz w:val="24"/>
-          <w:szCs w:val="24"/>
-        </w:rPr>
-        <w:t>školiteľovi</w:t>
-      </w:r>
-      <w:r>
-        <w:rPr>
-          <w:rFonts w:ascii="Times New Roman" w:hAnsi="Times New Roman" w:cs="Times New Roman"/>
-          <w:sz w:val="24"/>
-          <w:szCs w:val="24"/>
-        </w:rPr>
-        <w:t>&gt;</w:t>
-      </w:r>
-      <w:r>
-        <w:rPr>
-          <w:rFonts w:ascii="Times New Roman" w:hAnsi="Times New Roman" w:cs="Times New Roman"/>
-          <w:sz w:val="24"/>
-          <w:szCs w:val="24"/>
-        </w:rPr>
-        <w:t xml:space="preserve"> za prístup a odborné rady. Tiež by som sa rád poďakoval </w:t>
-      </w:r>
-      <w:r>
-        <w:rPr>
-          <w:rFonts w:ascii="Times New Roman" w:hAnsi="Times New Roman" w:cs="Times New Roman"/>
-          <w:sz w:val="24"/>
-          <w:szCs w:val="24"/>
-        </w:rPr>
-        <w:t>&lt;</w:t>
-      </w:r>
-      <w:r>
-        <w:rPr>
-          <w:rFonts w:ascii="Times New Roman" w:hAnsi="Times New Roman" w:cs="Times New Roman"/>
-          <w:sz w:val="24"/>
-          <w:szCs w:val="24"/>
-        </w:rPr>
-        <w:t>spoločnosti</w:t>
-      </w:r>
-      <w:r>
-        <w:rPr>
-          <w:rFonts w:ascii="Times New Roman" w:hAnsi="Times New Roman" w:cs="Times New Roman"/>
-          <w:sz w:val="24"/>
-          <w:szCs w:val="24"/>
-        </w:rPr>
-        <w:t>&gt;</w:t>
-      </w:r>
-      <w:r>
-        <w:rPr>
-          <w:rFonts w:ascii="Times New Roman" w:hAnsi="Times New Roman" w:cs="Times New Roman"/>
-          <w:sz w:val="24"/>
-          <w:szCs w:val="24"/>
-        </w:rPr>
-        <w:t xml:space="preserve"> za finančnú podporu pri realizácii praktickej časti mojej práce.</w:t>
-      </w:r>
-    </w:p>
-    <w:p>
-      <w:pPr>
-        <w:rPr>
-          <w:rFonts w:ascii="Times New Roman" w:hAnsi="Times New Roman" w:cs="Times New Roman"/>
-          <w:sz w:val="24"/>
-          <w:szCs w:val="24"/>
-        </w:rPr>
-      </w:pPr>
+        <w:t xml:space="preserve">Ing. Dominik </w:t>
+      </w:r>
+      <w:proofErr w:type="spellStart"/>
+      <w:r>
+        <w:rPr>
+          <w:rFonts w:ascii="Times New Roman" w:hAnsi="Times New Roman" w:cs="Times New Roman"/>
+          <w:sz w:val="24"/>
+          <w:szCs w:val="24"/>
+        </w:rPr>
+        <w:t>Zatkalík</w:t>
+      </w:r>
+      <w:proofErr w:type="spellEnd"/>
+      <w:r>
+        <w:rPr>
+          <w:rFonts w:ascii="Times New Roman" w:hAnsi="Times New Roman" w:cs="Times New Roman"/>
+          <w:sz w:val="24"/>
+          <w:szCs w:val="24"/>
+        </w:rPr>
+        <w:t xml:space="preserve">, PhD., </w:t>
+      </w:r>
+      <w:proofErr w:type="spellStart"/>
+      <w:r>
+        <w:rPr>
+          <w:rFonts w:ascii="Times New Roman" w:hAnsi="Times New Roman" w:cs="Times New Roman"/>
+          <w:sz w:val="24"/>
+          <w:szCs w:val="24"/>
+        </w:rPr>
+        <w:t>Ing.Paed.IGIP</w:t>
+      </w:r>
+      <w:proofErr w:type="spellEnd"/>
+      <w:r>
+        <w:rPr>
+          <w:rFonts w:ascii="Times New Roman" w:hAnsi="Times New Roman" w:cs="Times New Roman"/>
+          <w:sz w:val="24"/>
+          <w:szCs w:val="24"/>
+        </w:rPr>
+        <w:t xml:space="preserve"> </w:t>
+      </w:r>
+      <w:r>
+        <w:rPr>
+          <w:rFonts w:ascii="Times New Roman" w:hAnsi="Times New Roman" w:cs="Times New Roman"/>
+          <w:sz w:val="24"/>
+          <w:szCs w:val="24"/>
+        </w:rPr>
+        <w:t xml:space="preserve"> </w:t>
+      </w:r>
+      <w:r>
+        <w:rPr>
+          <w:rFonts w:ascii="Times New Roman" w:hAnsi="Times New Roman" w:cs="Times New Roman"/>
+          <w:sz w:val="24"/>
+          <w:szCs w:val="24"/>
+        </w:rPr>
+        <w:t xml:space="preserve">za prístup a odborné rady. </w:t>
+      </w:r>
       <w:r>
         <w:rPr>
           <w:rFonts w:ascii="Times New Roman" w:hAnsi="Times New Roman" w:cs="Times New Roman"/>
@@ -1997,7 +2004,7 @@
             </w:rPr>
             <w:fldChar w:fldCharType="separate"/>
           </w:r>
-          <w:hyperlink w:anchor="_Toc219804026" w:history="1">
+          <w:hyperlink w:anchor="_Toc221031809" w:history="1">
             <w:r>
               <w:rPr>
                 <w:rStyle w:val="Hyperlink"/>
@@ -2041,7 +2048,7 @@
                 <w:noProof/>
                 <w:webHidden/>
               </w:rPr>
-              <w:instrText xml:space="preserve"> PAGEREF _Toc219804026 \h </w:instrText>
+              <w:instrText xml:space="preserve"> PAGEREF _Toc221031809 \h </w:instrText>
             </w:r>
             <w:r>
               <w:rPr>
@@ -2087,7 +2094,7 @@
               <w:lang w:val="en-SK" w:eastAsia="en-GB"/>
             </w:rPr>
           </w:pPr>
-          <w:hyperlink w:anchor="_Toc219804027" w:history="1">
+          <w:hyperlink w:anchor="_Toc221031810" w:history="1">
             <w:r>
               <w:rPr>
                 <w:rStyle w:val="Hyperlink"/>
@@ -2131,7 +2138,7 @@
                 <w:noProof/>
                 <w:webHidden/>
               </w:rPr>
-              <w:instrText xml:space="preserve"> PAGEREF _Toc219804027 \h </w:instrText>
+              <w:instrText xml:space="preserve"> PAGEREF _Toc221031810 \h </w:instrText>
             </w:r>
             <w:r>
               <w:rPr>
@@ -2177,7 +2184,7 @@
               <w:lang w:val="en-SK" w:eastAsia="en-GB"/>
             </w:rPr>
           </w:pPr>
-          <w:hyperlink w:anchor="_Toc219804028" w:history="1">
+          <w:hyperlink w:anchor="_Toc221031811" w:history="1">
             <w:r>
               <w:rPr>
                 <w:rStyle w:val="Hyperlink"/>
@@ -2221,7 +2228,7 @@
                 <w:noProof/>
                 <w:webHidden/>
               </w:rPr>
-              <w:instrText xml:space="preserve"> PAGEREF _Toc219804028 \h </w:instrText>
+              <w:instrText xml:space="preserve"> PAGEREF _Toc221031811 \h </w:instrText>
             </w:r>
             <w:r>
               <w:rPr>
@@ -2267,7 +2274,7 @@
               <w:lang w:val="en-SK" w:eastAsia="en-GB"/>
             </w:rPr>
           </w:pPr>
-          <w:hyperlink w:anchor="_Toc219804029" w:history="1">
+          <w:hyperlink w:anchor="_Toc221031812" w:history="1">
             <w:r>
               <w:rPr>
                 <w:rStyle w:val="Hyperlink"/>
@@ -2311,7 +2318,7 @@
                 <w:noProof/>
                 <w:webHidden/>
               </w:rPr>
-              <w:instrText xml:space="preserve"> PAGEREF _Toc219804029 \h </w:instrText>
+              <w:instrText xml:space="preserve"> PAGEREF _Toc221031812 \h </w:instrText>
             </w:r>
             <w:r>
               <w:rPr>
@@ -2357,7 +2364,7 @@
               <w:lang w:val="en-SK" w:eastAsia="en-GB"/>
             </w:rPr>
           </w:pPr>
-          <w:hyperlink w:anchor="_Toc219804030" w:history="1">
+          <w:hyperlink w:anchor="_Toc221031813" w:history="1">
             <w:r>
               <w:rPr>
                 <w:rStyle w:val="Hyperlink"/>
@@ -2401,7 +2408,7 @@
                 <w:noProof/>
                 <w:webHidden/>
               </w:rPr>
-              <w:instrText xml:space="preserve"> PAGEREF _Toc219804030 \h </w:instrText>
+              <w:instrText xml:space="preserve"> PAGEREF _Toc221031813 \h </w:instrText>
             </w:r>
             <w:r>
               <w:rPr>
@@ -2447,7 +2454,7 @@
               <w:lang w:val="en-SK" w:eastAsia="en-GB"/>
             </w:rPr>
           </w:pPr>
-          <w:hyperlink w:anchor="_Toc219804031" w:history="1">
+          <w:hyperlink w:anchor="_Toc221031814" w:history="1">
             <w:r>
               <w:rPr>
                 <w:rStyle w:val="Hyperlink"/>
@@ -2491,7 +2498,7 @@
                 <w:noProof/>
                 <w:webHidden/>
               </w:rPr>
-              <w:instrText xml:space="preserve"> PAGEREF _Toc219804031 \h </w:instrText>
+              <w:instrText xml:space="preserve"> PAGEREF _Toc221031814 \h </w:instrText>
             </w:r>
             <w:r>
               <w:rPr>
@@ -2537,7 +2544,7 @@
               <w:lang w:val="en-SK" w:eastAsia="en-GB"/>
             </w:rPr>
           </w:pPr>
-          <w:hyperlink w:anchor="_Toc219804032" w:history="1">
+          <w:hyperlink w:anchor="_Toc221031815" w:history="1">
             <w:r>
               <w:rPr>
                 <w:rStyle w:val="Hyperlink"/>
@@ -2581,7 +2588,7 @@
                 <w:noProof/>
                 <w:webHidden/>
               </w:rPr>
-              <w:instrText xml:space="preserve"> PAGEREF _Toc219804032 \h </w:instrText>
+              <w:instrText xml:space="preserve"> PAGEREF _Toc221031815 \h </w:instrText>
             </w:r>
             <w:r>
               <w:rPr>
@@ -2627,7 +2634,7 @@
               <w:lang w:val="en-SK" w:eastAsia="en-GB"/>
             </w:rPr>
           </w:pPr>
-          <w:hyperlink w:anchor="_Toc219804033" w:history="1">
+          <w:hyperlink w:anchor="_Toc221031816" w:history="1">
             <w:r>
               <w:rPr>
                 <w:rStyle w:val="Hyperlink"/>
@@ -2671,7 +2678,7 @@
                 <w:noProof/>
                 <w:webHidden/>
               </w:rPr>
-              <w:instrText xml:space="preserve"> PAGEREF _Toc219804033 \h </w:instrText>
+              <w:instrText xml:space="preserve"> PAGEREF _Toc221031816 \h </w:instrText>
             </w:r>
             <w:r>
               <w:rPr>
@@ -2717,7 +2724,7 @@
               <w:lang w:val="en-SK" w:eastAsia="en-GB"/>
             </w:rPr>
           </w:pPr>
-          <w:hyperlink w:anchor="_Toc219804034" w:history="1">
+          <w:hyperlink w:anchor="_Toc221031817" w:history="1">
             <w:r>
               <w:rPr>
                 <w:rStyle w:val="Hyperlink"/>
@@ -2761,7 +2768,7 @@
                 <w:noProof/>
                 <w:webHidden/>
               </w:rPr>
-              <w:instrText xml:space="preserve"> PAGEREF _Toc219804034 \h </w:instrText>
+              <w:instrText xml:space="preserve"> PAGEREF _Toc221031817 \h </w:instrText>
             </w:r>
             <w:r>
               <w:rPr>
@@ -2807,7 +2814,7 @@
               <w:lang w:val="en-SK" w:eastAsia="en-GB"/>
             </w:rPr>
           </w:pPr>
-          <w:hyperlink w:anchor="_Toc219804035" w:history="1">
+          <w:hyperlink w:anchor="_Toc221031818" w:history="1">
             <w:r>
               <w:rPr>
                 <w:rStyle w:val="Hyperlink"/>
@@ -2851,7 +2858,7 @@
                 <w:noProof/>
                 <w:webHidden/>
               </w:rPr>
-              <w:instrText xml:space="preserve"> PAGEREF _Toc219804035 \h </w:instrText>
+              <w:instrText xml:space="preserve"> PAGEREF _Toc221031818 \h </w:instrText>
             </w:r>
             <w:r>
               <w:rPr>
@@ -2897,7 +2904,7 @@
               <w:lang w:val="en-SK" w:eastAsia="en-GB"/>
             </w:rPr>
           </w:pPr>
-          <w:hyperlink w:anchor="_Toc219804036" w:history="1">
+          <w:hyperlink w:anchor="_Toc221031819" w:history="1">
             <w:r>
               <w:rPr>
                 <w:rStyle w:val="Hyperlink"/>
@@ -2941,7 +2948,7 @@
                 <w:noProof/>
                 <w:webHidden/>
               </w:rPr>
-              <w:instrText xml:space="preserve"> PAGEREF _Toc219804036 \h </w:instrText>
+              <w:instrText xml:space="preserve"> PAGEREF _Toc221031819 \h </w:instrText>
             </w:r>
             <w:r>
               <w:rPr>
@@ -2987,7 +2994,7 @@
               <w:lang w:val="en-SK" w:eastAsia="en-GB"/>
             </w:rPr>
           </w:pPr>
-          <w:hyperlink w:anchor="_Toc219804037" w:history="1">
+          <w:hyperlink w:anchor="_Toc221031820" w:history="1">
             <w:r>
               <w:rPr>
                 <w:rStyle w:val="Hyperlink"/>
@@ -3031,7 +3038,7 @@
                 <w:noProof/>
                 <w:webHidden/>
               </w:rPr>
-              <w:instrText xml:space="preserve"> PAGEREF _Toc219804037 \h </w:instrText>
+              <w:instrText xml:space="preserve"> PAGEREF _Toc221031820 \h </w:instrText>
             </w:r>
             <w:r>
               <w:rPr>
@@ -3077,7 +3084,7 @@
               <w:lang w:val="en-SK" w:eastAsia="en-GB"/>
             </w:rPr>
           </w:pPr>
-          <w:hyperlink w:anchor="_Toc219804038" w:history="1">
+          <w:hyperlink w:anchor="_Toc221031821" w:history="1">
             <w:r>
               <w:rPr>
                 <w:rStyle w:val="Hyperlink"/>
@@ -3121,7 +3128,7 @@
                 <w:noProof/>
                 <w:webHidden/>
               </w:rPr>
-              <w:instrText xml:space="preserve"> PAGEREF _Toc219804038 \h </w:instrText>
+              <w:instrText xml:space="preserve"> PAGEREF _Toc221031821 \h </w:instrText>
             </w:r>
             <w:r>
               <w:rPr>
@@ -3167,7 +3174,7 @@
               <w:lang w:val="en-SK" w:eastAsia="en-GB"/>
             </w:rPr>
           </w:pPr>
-          <w:hyperlink w:anchor="_Toc219804039" w:history="1">
+          <w:hyperlink w:anchor="_Toc221031822" w:history="1">
             <w:r>
               <w:rPr>
                 <w:rStyle w:val="Hyperlink"/>
@@ -3211,7 +3218,7 @@
                 <w:noProof/>
                 <w:webHidden/>
               </w:rPr>
-              <w:instrText xml:space="preserve"> PAGEREF _Toc219804039 \h </w:instrText>
+              <w:instrText xml:space="preserve"> PAGEREF _Toc221031822 \h </w:instrText>
             </w:r>
             <w:r>
               <w:rPr>
@@ -3257,7 +3264,7 @@
               <w:lang w:val="en-SK" w:eastAsia="en-GB"/>
             </w:rPr>
           </w:pPr>
-          <w:hyperlink w:anchor="_Toc219804040" w:history="1">
+          <w:hyperlink w:anchor="_Toc221031823" w:history="1">
             <w:r>
               <w:rPr>
                 <w:rStyle w:val="Hyperlink"/>
@@ -3301,7 +3308,7 @@
                 <w:noProof/>
                 <w:webHidden/>
               </w:rPr>
-              <w:instrText xml:space="preserve"> PAGEREF _Toc219804040 \h </w:instrText>
+              <w:instrText xml:space="preserve"> PAGEREF _Toc221031823 \h </w:instrText>
             </w:r>
             <w:r>
               <w:rPr>
@@ -3321,7 +3328,7 @@
                 <w:noProof/>
                 <w:webHidden/>
               </w:rPr>
-              <w:t>12</w:t>
+              <w:t>13</w:t>
             </w:r>
             <w:r>
               <w:rPr>
@@ -3347,7 +3354,7 @@
               <w:lang w:val="en-SK" w:eastAsia="en-GB"/>
             </w:rPr>
           </w:pPr>
-          <w:hyperlink w:anchor="_Toc219804041" w:history="1">
+          <w:hyperlink w:anchor="_Toc221031824" w:history="1">
             <w:r>
               <w:rPr>
                 <w:rStyle w:val="Hyperlink"/>
@@ -3391,7 +3398,7 @@
                 <w:noProof/>
                 <w:webHidden/>
               </w:rPr>
-              <w:instrText xml:space="preserve"> PAGEREF _Toc219804041 \h </w:instrText>
+              <w:instrText xml:space="preserve"> PAGEREF _Toc221031824 \h </w:instrText>
             </w:r>
             <w:r>
               <w:rPr>
@@ -3437,7 +3444,7 @@
               <w:lang w:val="en-SK" w:eastAsia="en-GB"/>
             </w:rPr>
           </w:pPr>
-          <w:hyperlink w:anchor="_Toc219804042" w:history="1">
+          <w:hyperlink w:anchor="_Toc221031825" w:history="1">
             <w:r>
               <w:rPr>
                 <w:rStyle w:val="Hyperlink"/>
@@ -3481,7 +3488,7 @@
                 <w:noProof/>
                 <w:webHidden/>
               </w:rPr>
-              <w:instrText xml:space="preserve"> PAGEREF _Toc219804042 \h </w:instrText>
+              <w:instrText xml:space="preserve"> PAGEREF _Toc221031825 \h </w:instrText>
             </w:r>
             <w:r>
               <w:rPr>
@@ -3527,7 +3534,7 @@
               <w:lang w:val="en-SK" w:eastAsia="en-GB"/>
             </w:rPr>
           </w:pPr>
-          <w:hyperlink w:anchor="_Toc219804043" w:history="1">
+          <w:hyperlink w:anchor="_Toc221031826" w:history="1">
             <w:r>
               <w:rPr>
                 <w:rStyle w:val="Hyperlink"/>
@@ -3571,7 +3578,7 @@
                 <w:noProof/>
                 <w:webHidden/>
               </w:rPr>
-              <w:instrText xml:space="preserve"> PAGEREF _Toc219804043 \h </w:instrText>
+              <w:instrText xml:space="preserve"> PAGEREF _Toc221031826 \h </w:instrText>
             </w:r>
             <w:r>
               <w:rPr>
@@ -3617,7 +3624,7 @@
               <w:lang w:val="en-SK" w:eastAsia="en-GB"/>
             </w:rPr>
           </w:pPr>
-          <w:hyperlink w:anchor="_Toc219804044" w:history="1">
+          <w:hyperlink w:anchor="_Toc221031827" w:history="1">
             <w:r>
               <w:rPr>
                 <w:rStyle w:val="Hyperlink"/>
@@ -3661,7 +3668,7 @@
                 <w:noProof/>
                 <w:webHidden/>
               </w:rPr>
-              <w:instrText xml:space="preserve"> PAGEREF _Toc219804044 \h </w:instrText>
+              <w:instrText xml:space="preserve"> PAGEREF _Toc221031827 \h </w:instrText>
             </w:r>
             <w:r>
               <w:rPr>
@@ -3681,7 +3688,7 @@
                 <w:noProof/>
                 <w:webHidden/>
               </w:rPr>
-              <w:t>14</w:t>
+              <w:t>15</w:t>
             </w:r>
             <w:r>
               <w:rPr>
@@ -3707,7 +3714,7 @@
               <w:lang w:val="en-SK" w:eastAsia="en-GB"/>
             </w:rPr>
           </w:pPr>
-          <w:hyperlink w:anchor="_Toc219804045" w:history="1">
+          <w:hyperlink w:anchor="_Toc221031828" w:history="1">
             <w:r>
               <w:rPr>
                 <w:rStyle w:val="Hyperlink"/>
@@ -3751,7 +3758,7 @@
                 <w:noProof/>
                 <w:webHidden/>
               </w:rPr>
-              <w:instrText xml:space="preserve"> PAGEREF _Toc219804045 \h </w:instrText>
+              <w:instrText xml:space="preserve"> PAGEREF _Toc221031828 \h </w:instrText>
             </w:r>
             <w:r>
               <w:rPr>
@@ -3771,7 +3778,7 @@
                 <w:noProof/>
                 <w:webHidden/>
               </w:rPr>
-              <w:t>15</w:t>
+              <w:t>16</w:t>
             </w:r>
             <w:r>
               <w:rPr>
@@ -3797,7 +3804,7 @@
               <w:lang w:val="en-SK" w:eastAsia="en-GB"/>
             </w:rPr>
           </w:pPr>
-          <w:hyperlink w:anchor="_Toc219804046" w:history="1">
+          <w:hyperlink w:anchor="_Toc221031829" w:history="1">
             <w:r>
               <w:rPr>
                 <w:rStyle w:val="Hyperlink"/>
@@ -3841,7 +3848,7 @@
                 <w:noProof/>
                 <w:webHidden/>
               </w:rPr>
-              <w:instrText xml:space="preserve"> PAGEREF _Toc219804046 \h </w:instrText>
+              <w:instrText xml:space="preserve"> PAGEREF _Toc221031829 \h </w:instrText>
             </w:r>
             <w:r>
               <w:rPr>
@@ -3887,7 +3894,7 @@
               <w:lang w:val="en-SK" w:eastAsia="en-GB"/>
             </w:rPr>
           </w:pPr>
-          <w:hyperlink w:anchor="_Toc219804047" w:history="1">
+          <w:hyperlink w:anchor="_Toc221031830" w:history="1">
             <w:r>
               <w:rPr>
                 <w:rStyle w:val="Hyperlink"/>
@@ -3931,7 +3938,7 @@
                 <w:noProof/>
                 <w:webHidden/>
               </w:rPr>
-              <w:instrText xml:space="preserve"> PAGEREF _Toc219804047 \h </w:instrText>
+              <w:instrText xml:space="preserve"> PAGEREF _Toc221031830 \h </w:instrText>
             </w:r>
             <w:r>
               <w:rPr>
@@ -3977,7 +3984,7 @@
               <w:lang w:val="en-SK" w:eastAsia="en-GB"/>
             </w:rPr>
           </w:pPr>
-          <w:hyperlink w:anchor="_Toc219804048" w:history="1">
+          <w:hyperlink w:anchor="_Toc221031831" w:history="1">
             <w:r>
               <w:rPr>
                 <w:rStyle w:val="Hyperlink"/>
@@ -4021,7 +4028,7 @@
                 <w:noProof/>
                 <w:webHidden/>
               </w:rPr>
-              <w:instrText xml:space="preserve"> PAGEREF _Toc219804048 \h </w:instrText>
+              <w:instrText xml:space="preserve"> PAGEREF _Toc221031831 \h </w:instrText>
             </w:r>
             <w:r>
               <w:rPr>
@@ -4067,7 +4074,7 @@
               <w:lang w:val="en-SK" w:eastAsia="en-GB"/>
             </w:rPr>
           </w:pPr>
-          <w:hyperlink w:anchor="_Toc219804049" w:history="1">
+          <w:hyperlink w:anchor="_Toc221031832" w:history="1">
             <w:r>
               <w:rPr>
                 <w:rStyle w:val="Hyperlink"/>
@@ -4111,7 +4118,7 @@
                 <w:noProof/>
                 <w:webHidden/>
               </w:rPr>
-              <w:instrText xml:space="preserve"> PAGEREF _Toc219804049 \h </w:instrText>
+              <w:instrText xml:space="preserve"> PAGEREF _Toc221031832 \h </w:instrText>
             </w:r>
             <w:r>
               <w:rPr>
@@ -4157,7 +4164,7 @@
               <w:lang w:val="en-SK" w:eastAsia="en-GB"/>
             </w:rPr>
           </w:pPr>
-          <w:hyperlink w:anchor="_Toc219804050" w:history="1">
+          <w:hyperlink w:anchor="_Toc221031833" w:history="1">
             <w:r>
               <w:rPr>
                 <w:rStyle w:val="Hyperlink"/>
@@ -4201,7 +4208,7 @@
                 <w:noProof/>
                 <w:webHidden/>
               </w:rPr>
-              <w:instrText xml:space="preserve"> PAGEREF _Toc219804050 \h </w:instrText>
+              <w:instrText xml:space="preserve"> PAGEREF _Toc221031833 \h </w:instrText>
             </w:r>
             <w:r>
               <w:rPr>
@@ -4247,7 +4254,7 @@
               <w:lang w:val="en-SK" w:eastAsia="en-GB"/>
             </w:rPr>
           </w:pPr>
-          <w:hyperlink w:anchor="_Toc219804051" w:history="1">
+          <w:hyperlink w:anchor="_Toc221031834" w:history="1">
             <w:r>
               <w:rPr>
                 <w:rStyle w:val="Hyperlink"/>
@@ -4291,7 +4298,7 @@
                 <w:noProof/>
                 <w:webHidden/>
               </w:rPr>
-              <w:instrText xml:space="preserve"> PAGEREF _Toc219804051 \h </w:instrText>
+              <w:instrText xml:space="preserve"> PAGEREF _Toc221031834 \h </w:instrText>
             </w:r>
             <w:r>
               <w:rPr>
@@ -4337,7 +4344,7 @@
               <w:lang w:val="en-SK" w:eastAsia="en-GB"/>
             </w:rPr>
           </w:pPr>
-          <w:hyperlink w:anchor="_Toc219804052" w:history="1">
+          <w:hyperlink w:anchor="_Toc221031835" w:history="1">
             <w:r>
               <w:rPr>
                 <w:rStyle w:val="Hyperlink"/>
@@ -4381,7 +4388,7 @@
                 <w:noProof/>
                 <w:webHidden/>
               </w:rPr>
-              <w:instrText xml:space="preserve"> PAGEREF _Toc219804052 \h </w:instrText>
+              <w:instrText xml:space="preserve"> PAGEREF _Toc221031835 \h </w:instrText>
             </w:r>
             <w:r>
               <w:rPr>
@@ -4427,7 +4434,7 @@
               <w:lang w:val="en-SK" w:eastAsia="en-GB"/>
             </w:rPr>
           </w:pPr>
-          <w:hyperlink w:anchor="_Toc219804053" w:history="1">
+          <w:hyperlink w:anchor="_Toc221031836" w:history="1">
             <w:r>
               <w:rPr>
                 <w:rStyle w:val="Hyperlink"/>
@@ -4471,7 +4478,7 @@
                 <w:noProof/>
                 <w:webHidden/>
               </w:rPr>
-              <w:instrText xml:space="preserve"> PAGEREF _Toc219804053 \h </w:instrText>
+              <w:instrText xml:space="preserve"> PAGEREF _Toc221031836 \h </w:instrText>
             </w:r>
             <w:r>
               <w:rPr>
@@ -4517,7 +4524,7 @@
               <w:lang w:val="en-SK" w:eastAsia="en-GB"/>
             </w:rPr>
           </w:pPr>
-          <w:hyperlink w:anchor="_Toc219804054" w:history="1">
+          <w:hyperlink w:anchor="_Toc221031837" w:history="1">
             <w:r>
               <w:rPr>
                 <w:rStyle w:val="Hyperlink"/>
@@ -4561,7 +4568,7 @@
                 <w:noProof/>
                 <w:webHidden/>
               </w:rPr>
-              <w:instrText xml:space="preserve"> PAGEREF _Toc219804054 \h </w:instrText>
+              <w:instrText xml:space="preserve"> PAGEREF _Toc221031837 \h </w:instrText>
             </w:r>
             <w:r>
               <w:rPr>
@@ -4581,7 +4588,7 @@
                 <w:noProof/>
                 <w:webHidden/>
               </w:rPr>
-              <w:t>21</w:t>
+              <w:t>20</w:t>
             </w:r>
             <w:r>
               <w:rPr>
@@ -4607,7 +4614,7 @@
               <w:lang w:val="en-SK" w:eastAsia="en-GB"/>
             </w:rPr>
           </w:pPr>
-          <w:hyperlink w:anchor="_Toc219804055" w:history="1">
+          <w:hyperlink w:anchor="_Toc221031838" w:history="1">
             <w:r>
               <w:rPr>
                 <w:rStyle w:val="Hyperlink"/>
@@ -4651,7 +4658,7 @@
                 <w:noProof/>
                 <w:webHidden/>
               </w:rPr>
-              <w:instrText xml:space="preserve"> PAGEREF _Toc219804055 \h </w:instrText>
+              <w:instrText xml:space="preserve"> PAGEREF _Toc221031838 \h </w:instrText>
             </w:r>
             <w:r>
               <w:rPr>
@@ -4697,7 +4704,7 @@
               <w:lang w:val="en-SK" w:eastAsia="en-GB"/>
             </w:rPr>
           </w:pPr>
-          <w:hyperlink w:anchor="_Toc219804056" w:history="1">
+          <w:hyperlink w:anchor="_Toc221031839" w:history="1">
             <w:r>
               <w:rPr>
                 <w:rStyle w:val="Hyperlink"/>
@@ -4741,7 +4748,7 @@
                 <w:noProof/>
                 <w:webHidden/>
               </w:rPr>
-              <w:instrText xml:space="preserve"> PAGEREF _Toc219804056 \h </w:instrText>
+              <w:instrText xml:space="preserve"> PAGEREF _Toc221031839 \h </w:instrText>
             </w:r>
             <w:r>
               <w:rPr>
@@ -4761,7 +4768,7 @@
                 <w:noProof/>
                 <w:webHidden/>
               </w:rPr>
-              <w:t>22</w:t>
+              <w:t>21</w:t>
             </w:r>
             <w:r>
               <w:rPr>
@@ -4787,7 +4794,7 @@
               <w:lang w:val="en-SK" w:eastAsia="en-GB"/>
             </w:rPr>
           </w:pPr>
-          <w:hyperlink w:anchor="_Toc219804057" w:history="1">
+          <w:hyperlink w:anchor="_Toc221031840" w:history="1">
             <w:r>
               <w:rPr>
                 <w:rStyle w:val="Hyperlink"/>
@@ -4831,7 +4838,7 @@
                 <w:noProof/>
                 <w:webHidden/>
               </w:rPr>
-              <w:instrText xml:space="preserve"> PAGEREF _Toc219804057 \h </w:instrText>
+              <w:instrText xml:space="preserve"> PAGEREF _Toc221031840 \h </w:instrText>
             </w:r>
             <w:r>
               <w:rPr>
@@ -4877,7 +4884,7 @@
               <w:lang w:val="en-SK" w:eastAsia="en-GB"/>
             </w:rPr>
           </w:pPr>
-          <w:hyperlink w:anchor="_Toc219804058" w:history="1">
+          <w:hyperlink w:anchor="_Toc221031841" w:history="1">
             <w:r>
               <w:rPr>
                 <w:rStyle w:val="Hyperlink"/>
@@ -4921,7 +4928,7 @@
                 <w:noProof/>
                 <w:webHidden/>
               </w:rPr>
-              <w:instrText xml:space="preserve"> PAGEREF _Toc219804058 \h </w:instrText>
+              <w:instrText xml:space="preserve"> PAGEREF _Toc221031841 \h </w:instrText>
             </w:r>
             <w:r>
               <w:rPr>
@@ -4967,7 +4974,7 @@
               <w:lang w:val="en-SK" w:eastAsia="en-GB"/>
             </w:rPr>
           </w:pPr>
-          <w:hyperlink w:anchor="_Toc219804059" w:history="1">
+          <w:hyperlink w:anchor="_Toc221031842" w:history="1">
             <w:r>
               <w:rPr>
                 <w:rStyle w:val="Hyperlink"/>
@@ -5011,7 +5018,7 @@
                 <w:noProof/>
                 <w:webHidden/>
               </w:rPr>
-              <w:instrText xml:space="preserve"> PAGEREF _Toc219804059 \h </w:instrText>
+              <w:instrText xml:space="preserve"> PAGEREF _Toc221031842 \h </w:instrText>
             </w:r>
             <w:r>
               <w:rPr>
@@ -5057,7 +5064,7 @@
               <w:lang w:val="en-SK" w:eastAsia="en-GB"/>
             </w:rPr>
           </w:pPr>
-          <w:hyperlink w:anchor="_Toc219804060" w:history="1">
+          <w:hyperlink w:anchor="_Toc221031843" w:history="1">
             <w:r>
               <w:rPr>
                 <w:rStyle w:val="Hyperlink"/>
@@ -5101,7 +5108,7 @@
                 <w:noProof/>
                 <w:webHidden/>
               </w:rPr>
-              <w:instrText xml:space="preserve"> PAGEREF _Toc219804060 \h </w:instrText>
+              <w:instrText xml:space="preserve"> PAGEREF _Toc221031843 \h </w:instrText>
             </w:r>
             <w:r>
               <w:rPr>
@@ -5147,7 +5154,7 @@
               <w:lang w:val="en-SK" w:eastAsia="en-GB"/>
             </w:rPr>
           </w:pPr>
-          <w:hyperlink w:anchor="_Toc219804061" w:history="1">
+          <w:hyperlink w:anchor="_Toc221031844" w:history="1">
             <w:r>
               <w:rPr>
                 <w:rStyle w:val="Hyperlink"/>
@@ -5191,7 +5198,7 @@
                 <w:noProof/>
                 <w:webHidden/>
               </w:rPr>
-              <w:instrText xml:space="preserve"> PAGEREF _Toc219804061 \h </w:instrText>
+              <w:instrText xml:space="preserve"> PAGEREF _Toc221031844 \h </w:instrText>
             </w:r>
             <w:r>
               <w:rPr>
@@ -5237,7 +5244,7 @@
               <w:lang w:val="en-SK" w:eastAsia="en-GB"/>
             </w:rPr>
           </w:pPr>
-          <w:hyperlink w:anchor="_Toc219804062" w:history="1">
+          <w:hyperlink w:anchor="_Toc221031845" w:history="1">
             <w:r>
               <w:rPr>
                 <w:rStyle w:val="Hyperlink"/>
@@ -5281,7 +5288,7 @@
                 <w:noProof/>
                 <w:webHidden/>
               </w:rPr>
-              <w:instrText xml:space="preserve"> PAGEREF _Toc219804062 \h </w:instrText>
+              <w:instrText xml:space="preserve"> PAGEREF _Toc221031845 \h </w:instrText>
             </w:r>
             <w:r>
               <w:rPr>
@@ -5327,7 +5334,7 @@
               <w:lang w:val="en-SK" w:eastAsia="en-GB"/>
             </w:rPr>
           </w:pPr>
-          <w:hyperlink w:anchor="_Toc219804063" w:history="1">
+          <w:hyperlink w:anchor="_Toc221031846" w:history="1">
             <w:r>
               <w:rPr>
                 <w:rStyle w:val="Hyperlink"/>
@@ -5371,7 +5378,7 @@
                 <w:noProof/>
                 <w:webHidden/>
               </w:rPr>
-              <w:instrText xml:space="preserve"> PAGEREF _Toc219804063 \h </w:instrText>
+              <w:instrText xml:space="preserve"> PAGEREF _Toc221031846 \h </w:instrText>
             </w:r>
             <w:r>
               <w:rPr>
@@ -5417,7 +5424,7 @@
               <w:lang w:val="en-SK" w:eastAsia="en-GB"/>
             </w:rPr>
           </w:pPr>
-          <w:hyperlink w:anchor="_Toc219804064" w:history="1">
+          <w:hyperlink w:anchor="_Toc221031847" w:history="1">
             <w:r>
               <w:rPr>
                 <w:rStyle w:val="Hyperlink"/>
@@ -5461,7 +5468,7 @@
                 <w:noProof/>
                 <w:webHidden/>
               </w:rPr>
-              <w:instrText xml:space="preserve"> PAGEREF _Toc219804064 \h </w:instrText>
+              <w:instrText xml:space="preserve"> PAGEREF _Toc221031847 \h </w:instrText>
             </w:r>
             <w:r>
               <w:rPr>
@@ -5507,7 +5514,7 @@
               <w:lang w:val="en-SK" w:eastAsia="en-GB"/>
             </w:rPr>
           </w:pPr>
-          <w:hyperlink w:anchor="_Toc219804065" w:history="1">
+          <w:hyperlink w:anchor="_Toc221031848" w:history="1">
             <w:r>
               <w:rPr>
                 <w:rStyle w:val="Hyperlink"/>
@@ -5551,7 +5558,7 @@
                 <w:noProof/>
                 <w:webHidden/>
               </w:rPr>
-              <w:instrText xml:space="preserve"> PAGEREF _Toc219804065 \h </w:instrText>
+              <w:instrText xml:space="preserve"> PAGEREF _Toc221031848 \h </w:instrText>
             </w:r>
             <w:r>
               <w:rPr>
@@ -5597,7 +5604,7 @@
               <w:lang w:val="en-SK" w:eastAsia="en-GB"/>
             </w:rPr>
           </w:pPr>
-          <w:hyperlink w:anchor="_Toc219804066" w:history="1">
+          <w:hyperlink w:anchor="_Toc221031849" w:history="1">
             <w:r>
               <w:rPr>
                 <w:rStyle w:val="Hyperlink"/>
@@ -5641,7 +5648,7 @@
                 <w:noProof/>
                 <w:webHidden/>
               </w:rPr>
-              <w:instrText xml:space="preserve"> PAGEREF _Toc219804066 \h </w:instrText>
+              <w:instrText xml:space="preserve"> PAGEREF _Toc221031849 \h </w:instrText>
             </w:r>
             <w:r>
               <w:rPr>
@@ -5687,7 +5694,7 @@
               <w:lang w:val="en-SK" w:eastAsia="en-GB"/>
             </w:rPr>
           </w:pPr>
-          <w:hyperlink w:anchor="_Toc219804067" w:history="1">
+          <w:hyperlink w:anchor="_Toc221031850" w:history="1">
             <w:r>
               <w:rPr>
                 <w:rStyle w:val="Hyperlink"/>
@@ -5731,7 +5738,7 @@
                 <w:noProof/>
                 <w:webHidden/>
               </w:rPr>
-              <w:instrText xml:space="preserve"> PAGEREF _Toc219804067 \h </w:instrText>
+              <w:instrText xml:space="preserve"> PAGEREF _Toc221031850 \h </w:instrText>
             </w:r>
             <w:r>
               <w:rPr>
@@ -5777,7 +5784,7 @@
               <w:lang w:val="en-SK" w:eastAsia="en-GB"/>
             </w:rPr>
           </w:pPr>
-          <w:hyperlink w:anchor="_Toc219804068" w:history="1">
+          <w:hyperlink w:anchor="_Toc221031851" w:history="1">
             <w:r>
               <w:rPr>
                 <w:rStyle w:val="Hyperlink"/>
@@ -5821,7 +5828,7 @@
                 <w:noProof/>
                 <w:webHidden/>
               </w:rPr>
-              <w:instrText xml:space="preserve"> PAGEREF _Toc219804068 \h </w:instrText>
+              <w:instrText xml:space="preserve"> PAGEREF _Toc221031851 \h </w:instrText>
             </w:r>
             <w:r>
               <w:rPr>
@@ -5867,7 +5874,7 @@
               <w:lang w:val="en-SK" w:eastAsia="en-GB"/>
             </w:rPr>
           </w:pPr>
-          <w:hyperlink w:anchor="_Toc219804069" w:history="1">
+          <w:hyperlink w:anchor="_Toc221031852" w:history="1">
             <w:r>
               <w:rPr>
                 <w:rStyle w:val="Hyperlink"/>
@@ -5911,7 +5918,7 @@
                 <w:noProof/>
                 <w:webHidden/>
               </w:rPr>
-              <w:instrText xml:space="preserve"> PAGEREF _Toc219804069 \h </w:instrText>
+              <w:instrText xml:space="preserve"> PAGEREF _Toc221031852 \h </w:instrText>
             </w:r>
             <w:r>
               <w:rPr>
@@ -5957,7 +5964,7 @@
               <w:lang w:val="en-SK" w:eastAsia="en-GB"/>
             </w:rPr>
           </w:pPr>
-          <w:hyperlink w:anchor="_Toc219804070" w:history="1">
+          <w:hyperlink w:anchor="_Toc221031853" w:history="1">
             <w:r>
               <w:rPr>
                 <w:rStyle w:val="Hyperlink"/>
@@ -6001,7 +6008,7 @@
                 <w:noProof/>
                 <w:webHidden/>
               </w:rPr>
-              <w:instrText xml:space="preserve"> PAGEREF _Toc219804070 \h </w:instrText>
+              <w:instrText xml:space="preserve"> PAGEREF _Toc221031853 \h </w:instrText>
             </w:r>
             <w:r>
               <w:rPr>
@@ -6047,7 +6054,7 @@
               <w:lang w:val="en-SK" w:eastAsia="en-GB"/>
             </w:rPr>
           </w:pPr>
-          <w:hyperlink w:anchor="_Toc219804071" w:history="1">
+          <w:hyperlink w:anchor="_Toc221031854" w:history="1">
             <w:r>
               <w:rPr>
                 <w:rStyle w:val="Hyperlink"/>
@@ -6091,7 +6098,7 @@
                 <w:noProof/>
                 <w:webHidden/>
               </w:rPr>
-              <w:instrText xml:space="preserve"> PAGEREF _Toc219804071 \h </w:instrText>
+              <w:instrText xml:space="preserve"> PAGEREF _Toc221031854 \h </w:instrText>
             </w:r>
             <w:r>
               <w:rPr>
@@ -6137,7 +6144,7 @@
               <w:lang w:val="en-SK" w:eastAsia="en-GB"/>
             </w:rPr>
           </w:pPr>
-          <w:hyperlink w:anchor="_Toc219804072" w:history="1">
+          <w:hyperlink w:anchor="_Toc221031855" w:history="1">
             <w:r>
               <w:rPr>
                 <w:rStyle w:val="Hyperlink"/>
@@ -6181,7 +6188,7 @@
                 <w:noProof/>
                 <w:webHidden/>
               </w:rPr>
-              <w:instrText xml:space="preserve"> PAGEREF _Toc219804072 \h </w:instrText>
+              <w:instrText xml:space="preserve"> PAGEREF _Toc221031855 \h </w:instrText>
             </w:r>
             <w:r>
               <w:rPr>
@@ -6227,7 +6234,7 @@
               <w:lang w:val="en-SK" w:eastAsia="en-GB"/>
             </w:rPr>
           </w:pPr>
-          <w:hyperlink w:anchor="_Toc219804073" w:history="1">
+          <w:hyperlink w:anchor="_Toc221031856" w:history="1">
             <w:r>
               <w:rPr>
                 <w:rStyle w:val="Hyperlink"/>
@@ -6271,7 +6278,7 @@
                 <w:noProof/>
                 <w:webHidden/>
               </w:rPr>
-              <w:instrText xml:space="preserve"> PAGEREF _Toc219804073 \h </w:instrText>
+              <w:instrText xml:space="preserve"> PAGEREF _Toc221031856 \h </w:instrText>
             </w:r>
             <w:r>
               <w:rPr>
@@ -6520,7 +6527,7 @@
         </w:numPr>
         <w:ind w:left="426" w:hanging="426"/>
       </w:pPr>
-      <w:bookmarkStart w:id="0" w:name="_Toc219804026"/>
+      <w:bookmarkStart w:id="0" w:name="_Toc221031809"/>
       <w:r>
         <w:lastRenderedPageBreak/>
         <w:t>ÚVOD</w:t>
@@ -6653,7 +6660,7 @@
         <w:br w:type="page"/>
       </w:r>
       <w:bookmarkStart w:id="1" w:name="_Toc216377758"/>
-      <w:bookmarkStart w:id="2" w:name="_Toc219804027"/>
+      <w:bookmarkStart w:id="2" w:name="_Toc221031810"/>
       <w:r>
         <w:rPr>
           <w:caps w:val="0"/>
@@ -6781,7 +6788,7 @@
         <w:pStyle w:val="Kapitola"/>
       </w:pPr>
       <w:bookmarkStart w:id="3" w:name="_Toc216377759"/>
-      <w:bookmarkStart w:id="4" w:name="_Toc219804028"/>
+      <w:bookmarkStart w:id="4" w:name="_Toc221031811"/>
       <w:r>
         <w:rPr>
           <w:caps w:val="0"/>
@@ -6800,16 +6807,7 @@
         </w:rPr>
       </w:pPr>
       <w:r>
-        <w:t>Architektúra softvérového systému predstavuje spôsob, akým sú jednotlivé časti aplikácie navrhnuté, prepojené a usporiadané, pričom určuje rozdelenie zodpovedností medzi jednotlivé vrstvy systému</w:t>
-      </w:r>
-      <w:r>
-        <w:t>.</w:t>
-      </w:r>
-      <w:r>
-        <w:t xml:space="preserve"> (Microsoft, 2023)</w:t>
-      </w:r>
-      <w:r>
-        <w:t xml:space="preserve"> </w:t>
+        <w:t xml:space="preserve">Architektúra softvérového systému predstavuje spôsob, akým sú jednotlivé časti aplikácie navrhnuté, prepojené a usporiadané, pričom určuje rozdelenie zodpovedností medzi jednotlivé vrstvy systému. (Microsoft, 2023) </w:t>
       </w:r>
       <w:r>
         <w:rPr>
@@ -6848,7 +6846,7 @@
         </w:rPr>
       </w:pPr>
       <w:bookmarkStart w:id="5" w:name="_Toc216377760"/>
-      <w:bookmarkStart w:id="6" w:name="_Toc219804029"/>
+      <w:bookmarkStart w:id="6" w:name="_Toc221031812"/>
       <w:r>
         <w:rPr>
           <w:noProof/>
@@ -6931,8 +6929,13 @@
         <w:t xml:space="preserve"> </w:t>
       </w:r>
       <w:r>
-        <w:t>Server je možné posilniť výkonnejším hardvérom alebo prerozdeliť úlohy medzi viacero serverov.</w:t>
-      </w:r>
+        <w:t xml:space="preserve">Server je možné posilniť výkonnejším hardvérom alebo prerozdeliť úlohy medzi viacero </w:t>
+      </w:r>
+      <w:proofErr w:type="spellStart"/>
+      <w:r>
+        <w:t>serverov.</w:t>
+      </w:r>
+      <w:proofErr w:type="spellEnd"/>
     </w:p>
     <w:p>
       <w:pPr>
@@ -6971,7 +6974,7 @@
         </w:rPr>
       </w:pPr>
       <w:bookmarkStart w:id="7" w:name="_Toc216377761"/>
-      <w:bookmarkStart w:id="8" w:name="_Toc219804030"/>
+      <w:bookmarkStart w:id="8" w:name="_Toc221031813"/>
       <w:r>
         <w:t>Databázová vrstva</w:t>
       </w:r>
@@ -7015,7 +7018,7 @@
         </w:rPr>
       </w:pPr>
       <w:bookmarkStart w:id="9" w:name="_Toc216377762"/>
-      <w:bookmarkStart w:id="10" w:name="_Toc219804031"/>
+      <w:bookmarkStart w:id="10" w:name="_Toc221031814"/>
       <w:r>
         <w:t>Logická vrstva aplikácie</w:t>
       </w:r>
@@ -7058,7 +7061,7 @@
         </w:rPr>
       </w:pPr>
       <w:bookmarkStart w:id="11" w:name="_Toc216377763"/>
-      <w:bookmarkStart w:id="12" w:name="_Toc219804032"/>
+      <w:bookmarkStart w:id="12" w:name="_Toc221031815"/>
       <w:r>
         <w:t>Užívateľské rozhranie (UI)</w:t>
       </w:r>
@@ -7083,65 +7086,39 @@
       </w:r>
       <w:proofErr w:type="spellEnd"/>
       <w:r>
-        <w:t xml:space="preserve"> slúži na zobrazenie údajov a umožňuje používateľovi ovládať aplikáciu intuitívnym spôsobom. </w:t>
-      </w:r>
-      <w:r>
-        <w:t>(Microsoft, 2024)</w:t>
-      </w:r>
+        <w:t xml:space="preserve"> slúži na zobrazenie údajov a umožňuje používateľovi ovládať aplikáciu intuitívnym spôsobom. (Microsoft, 2024) Obsahuje formuláre, tlačidlá, tabuľky, okná pre zadávanie údajov a ďalšie grafické komponenty. Jeho úlohou je vytvoriť prehľadné prostredie, v ktorom sa používateľ dokáže okamžite orientovať a efektívne pracovať. Návrh UI zohľadňuje základné princípy ergonómie, konzistentnosti a vizuálnej hierarchie. (</w:t>
+      </w:r>
+      <w:proofErr w:type="spellStart"/>
+      <w:r>
+        <w:t>Nielsen</w:t>
+      </w:r>
+      <w:proofErr w:type="spellEnd"/>
       <w:r>
         <w:t xml:space="preserve"> </w:t>
       </w:r>
-      <w:r>
-        <w:t>Obsahuje formuláre, tlačidlá, tabuľky, okná pre zadávanie údajov a ďalšie grafické komponenty. Jeho úlohou je vytvoriť prehľadné prostredie, v ktorom sa používateľ dokáže okamžite orientovať a efektívne pracovať.</w:t>
-      </w:r>
-    </w:p>
-    <w:p>
-      <w:pPr>
-        <w:pStyle w:val="text"/>
-      </w:pPr>
-      <w:r>
-        <w:t xml:space="preserve">Návrh UI zohľadňuje základné princípy ergonómie, konzistentnosti a vizuálnej hierarchie. </w:t>
-      </w:r>
-      <w:r>
-        <w:t>(</w:t>
-      </w:r>
       <w:proofErr w:type="spellStart"/>
       <w:r>
-        <w:t>Nielsen</w:t>
+        <w:t>Norman</w:t>
       </w:r>
       <w:proofErr w:type="spellEnd"/>
       <w:r>
-        <w:t xml:space="preserve"> </w:t>
-      </w:r>
-      <w:proofErr w:type="spellStart"/>
-      <w:r>
-        <w:t>Norman</w:t>
-      </w:r>
-      <w:proofErr w:type="spellEnd"/>
-      <w:r>
         <w:t xml:space="preserve"> Group, 2020)</w:t>
       </w:r>
       <w:r>
-        <w:t xml:space="preserve"> </w:t>
-      </w:r>
-      <w:r>
-        <w:t xml:space="preserve">V pokladničnom systéme je mimoriadne </w:t>
-      </w:r>
-      <w:r>
+        <w:br w:type="page"/>
+      </w:r>
+    </w:p>
+    <w:p>
+      <w:pPr>
+        <w:pStyle w:val="Kapitola"/>
+      </w:pPr>
+      <w:bookmarkStart w:id="13" w:name="_Toc216377764"/>
+      <w:bookmarkStart w:id="14" w:name="_Toc221031816"/>
+      <w:r>
+        <w:rPr>
+          <w:caps w:val="0"/>
+        </w:rPr>
         <w:lastRenderedPageBreak/>
-        <w:t>dôležité, aby používatelia nemuseli premýšľať nad ovládaním a mohli sa sústrediť na samotnú prácu.</w:t>
-      </w:r>
-    </w:p>
-    <w:p>
-      <w:pPr>
-        <w:pStyle w:val="Kapitola"/>
-      </w:pPr>
-      <w:bookmarkStart w:id="13" w:name="_Toc216377764"/>
-      <w:bookmarkStart w:id="14" w:name="_Toc219804033"/>
-      <w:r>
-        <w:rPr>
-          <w:caps w:val="0"/>
-        </w:rPr>
         <w:t>ANALÝZA POŽIADAVIEK POUŽÍVATEĽOV</w:t>
       </w:r>
       <w:bookmarkEnd w:id="13"/>
@@ -7189,7 +7166,7 @@
         </w:rPr>
       </w:pPr>
       <w:bookmarkStart w:id="15" w:name="_Toc216377765"/>
-      <w:bookmarkStart w:id="16" w:name="_Toc219804034"/>
+      <w:bookmarkStart w:id="16" w:name="_Toc221031817"/>
       <w:r>
         <w:t>Identifikácia používateľov</w:t>
       </w:r>
@@ -7307,11 +7284,7 @@
         <w:pStyle w:val="text"/>
       </w:pPr>
       <w:r>
-        <w:t xml:space="preserve">Tým, že sú tieto skupiny identifikované, môže byť aplikácia navrhnutá tak, aby riešila ich špecifické potreby. Dobrá analýza používateľov znižuje počet chýb, uľahčuje </w:t>
-      </w:r>
-      <w:r>
-        <w:lastRenderedPageBreak/>
-        <w:t>implementáciu a zvyšuje celkovú spokojnosť s finálnym produktom.</w:t>
+        <w:t>Tým, že sú tieto skupiny identifikované, môže byť aplikácia navrhnutá tak, aby riešila ich špecifické potreby. Dobrá analýza používateľov znižuje počet chýb, uľahčuje implementáciu a zvyšuje celkovú spokojnosť s finálnym produktom.</w:t>
       </w:r>
       <w:r>
         <w:t xml:space="preserve"> </w:t>
@@ -7348,8 +7321,9 @@
         </w:rPr>
       </w:pPr>
       <w:bookmarkStart w:id="17" w:name="_Toc216377766"/>
-      <w:bookmarkStart w:id="18" w:name="_Toc219804035"/>
-      <w:r>
+      <w:bookmarkStart w:id="18" w:name="_Toc221031818"/>
+      <w:r>
+        <w:lastRenderedPageBreak/>
         <w:t>Funkčné požiadavky</w:t>
       </w:r>
       <w:bookmarkEnd w:id="17"/>
@@ -7470,7 +7444,7 @@
         </w:rPr>
       </w:pPr>
       <w:bookmarkStart w:id="19" w:name="_Toc216377767"/>
-      <w:bookmarkStart w:id="20" w:name="_Toc219804036"/>
+      <w:bookmarkStart w:id="20" w:name="_Toc221031819"/>
       <w:r>
         <w:t>Nef</w:t>
       </w:r>
@@ -7601,7 +7575,7 @@
         </w:rPr>
       </w:pPr>
       <w:bookmarkStart w:id="21" w:name="_Toc216377768"/>
-      <w:bookmarkStart w:id="22" w:name="_Toc219804037"/>
+      <w:bookmarkStart w:id="22" w:name="_Toc221031820"/>
       <w:r>
         <w:t>Zber požiadaviek a komunikácia so zadávateľom</w:t>
       </w:r>
@@ -7616,34 +7590,50 @@
         <w:pStyle w:val="text"/>
       </w:pPr>
       <w:r>
-        <w:t xml:space="preserve">V rámci projektu je kľúčová komunikácia medzi členmi tímu. Analýza požiadaviek prebiehala rozhovorom, sledovaním existujúcich pokladničných systémov a identifikovaním základných procesov, ktoré musí aplikácia podporovať. Výsledkom bol </w:t>
-      </w:r>
-      <w:r>
+        <w:t>V rámci projektu je kľúčová komunikácia medzi členmi tímu. Analýza požiadaviek prebiehala rozhovorom, sledovaním existujúcich pokladničných systémov a identifikovaním základných procesov, ktoré musí aplikácia podporovať. Výsledkom bol zoznam funkcionalít, ktorý sa v ďalších fázach rozpracoval do konkrétnych návrhov obrazoviek a dátových modelov.</w:t>
+      </w:r>
+    </w:p>
+    <w:p>
+      <w:pPr>
+        <w:pStyle w:val="Kapitola"/>
+      </w:pPr>
+      <w:bookmarkStart w:id="23" w:name="_Toc221031821"/>
+      <w:r>
+        <w:rPr>
+          <w:caps w:val="0"/>
+        </w:rPr>
         <w:lastRenderedPageBreak/>
-        <w:t>zoznam funkcionalít, ktorý sa v ďalších fázach rozpracoval do konkrétnych návrhov obrazoviek a dátových modelov.</w:t>
-      </w:r>
-    </w:p>
-    <w:p>
-      <w:pPr>
-        <w:rPr>
-          <w:rFonts w:ascii="Times New Roman" w:hAnsi="Times New Roman" w:cs="Times New Roman"/>
-          <w:sz w:val="24"/>
-          <w:szCs w:val="24"/>
-        </w:rPr>
-      </w:pPr>
-    </w:p>
-    <w:p>
-      <w:pPr>
-        <w:pStyle w:val="Kapitola"/>
-      </w:pPr>
-      <w:bookmarkStart w:id="23" w:name="_Toc219804038"/>
-      <w:r>
-        <w:rPr>
-          <w:caps w:val="0"/>
-        </w:rPr>
         <w:t>CIELE A ZADANIE PRÁCE</w:t>
       </w:r>
       <w:bookmarkEnd w:id="23"/>
+    </w:p>
+    <w:p>
+      <w:pPr>
+        <w:pStyle w:val="text"/>
+        <w:rPr>
+          <w:lang w:val="en-SK"/>
+        </w:rPr>
+      </w:pPr>
+      <w:r>
+        <w:rPr>
+          <w:lang w:val="en-SK"/>
+        </w:rPr>
+        <w:t>Popri hlavnom cieli práce bolo dôležité zohľadniť aj praktické obmedzenia a reálne podmienky, v ktorých sa pokladničné systémy bežne používajú. Návrh aplikácie preto vychádzal z predpokladu, že systém bude obsluhovaný používateľmi s rôznou úrovňou technických znalostí. Z tohto dôvodu bol kladený dôraz najmä na jednoduchosť ovládania, logické usporiadanie prvkov a minimalizáciu chýb pri obsluhe.</w:t>
+      </w:r>
+    </w:p>
+    <w:p>
+      <w:pPr>
+        <w:pStyle w:val="text"/>
+        <w:rPr>
+          <w:lang w:val="en-SK"/>
+        </w:rPr>
+      </w:pPr>
+      <w:r>
+        <w:rPr>
+          <w:lang w:val="en-SK"/>
+        </w:rPr>
+        <w:t>Zadanie práce zároveň predpokladalo, že výsledná aplikácia bude slúžiť ako funkčný prototyp, nie ako plnohodnotný komerčný produkt. Tomu bol prispôsobený rozsah implementovaných funkcií aj zvolená technológia. Cieľom nebolo konkurovať existujúcim pokladničným riešeniam, ale demonštrovať schopnosť analyzovať problém, navrhnúť vhodné riešenie a následne ho implementovať v podobe použiteľnej aplikácie.</w:t>
+      </w:r>
     </w:p>
     <w:p>
       <w:pPr>
@@ -7656,7 +7646,7 @@
           <w:noProof/>
         </w:rPr>
       </w:pPr>
-      <w:bookmarkStart w:id="24" w:name="_Toc219804039"/>
+      <w:bookmarkStart w:id="24" w:name="_Toc221031822"/>
       <w:r>
         <w:t>cie</w:t>
       </w:r>
@@ -7849,6 +7839,7 @@
           <w:noProof/>
           <w:lang w:val="en-SK"/>
         </w:rPr>
+        <w:lastRenderedPageBreak/>
         <w:t>Každý z týchto cieľov bol riešený samostatne, no zároveň s ohľadom na celkovú konzistentnosť systému. Výsledkom je aplikácia, ktorá dokáže pokryť základné potreby pokladničného systému v menšej prevádzke.</w:t>
       </w:r>
     </w:p>
@@ -7863,7 +7854,7 @@
           <w:noProof/>
         </w:rPr>
       </w:pPr>
-      <w:bookmarkStart w:id="25" w:name="_Toc219804040"/>
+      <w:bookmarkStart w:id="25" w:name="_Toc221031823"/>
       <w:r>
         <w:t xml:space="preserve">Zameranie práce </w:t>
       </w:r>
@@ -7904,7 +7895,6 @@
           <w:noProof/>
           <w:lang w:val="en-SK"/>
         </w:rPr>
-        <w:lastRenderedPageBreak/>
         <w:t>Osobitná pozornosť bola venovaná tomu, aby používateľ nemusel nad ovládaním aplikácie premýšľať a mohol sa sústrediť na samotnú prácu s nákupom. Rozloženie prvkov, veľkosť ovládacích tlačidiel a farebné odlíšenie stavov aplikácie boli navrhnuté s dôrazom na ergonomické zásady.</w:t>
       </w:r>
     </w:p>
@@ -7937,7 +7927,7 @@
           <w:noProof/>
           <w:lang w:val="en-SK"/>
         </w:rPr>
-        <w:t>Použitie kamery na skenovanie čiarových kódov umožňuje realistickú simuláciu práce pokladníka bez potreby špecializovaného hardvéru. Zároveň bol systém navrhnutý tak, aby bolo možné v budúcnosti rozšíriť ho o podporu klasickej čítačky čiarových kódov.</w:t>
+        <w:t>Použitie kamery na skenovanie čiarových kódov umožňuje realistickú simuláciu práce pokladníka bez potreby špecializovaného hardvéru.</w:t>
       </w:r>
     </w:p>
     <w:p>
@@ -7951,7 +7941,7 @@
           <w:noProof/>
         </w:rPr>
       </w:pPr>
-      <w:bookmarkStart w:id="26" w:name="_Toc219804041"/>
+      <w:bookmarkStart w:id="26" w:name="_Toc221031824"/>
       <w:r>
         <w:t>Očakávaný prínos a tímová spolupráca</w:t>
       </w:r>
@@ -7970,7 +7960,21 @@
           <w:noProof/>
           <w:lang w:val="en-SK"/>
         </w:rPr>
-        <w:t>Projekt EPOS bol realizovaný tímovo. Autor práce sa zameral na frontendovú časť aplikácie, návrh dizajnu, implementáciu používateľského rozhrania, testovanie použiteľnosti a analýzu praktického nasadenia systému. Backendová časť aplikácie, databázová logika a ekonomické výpočty boli riešené druhým členom tímu.</w:t>
+        <w:t xml:space="preserve">Projekt EPOS bol realizovaný tímovo. </w:t>
+      </w:r>
+      <w:r>
+        <w:rPr>
+          <w:noProof/>
+          <w:lang w:val="en-SK"/>
+        </w:rPr>
+        <w:t>Prvý člen tímu</w:t>
+      </w:r>
+      <w:r>
+        <w:rPr>
+          <w:noProof/>
+          <w:lang w:val="en-SK"/>
+        </w:rPr>
+        <w:t xml:space="preserve"> sa zameral na frontendovú časť aplikácie, návrh dizajnu, implementáciu používateľského rozhrania, testovanie použiteľnosti a analýzu praktického nasadenia systému. Backendová časť aplikácie, databázová logika a ekonomické výpočty boli riešené druhým členom tímu.</w:t>
       </w:r>
     </w:p>
     <w:p>
@@ -8025,14 +8029,7 @@
       <w:pPr>
         <w:pStyle w:val="Kapitola"/>
       </w:pPr>
-      <w:r>
-        <w:rPr>
-          <w:sz w:val="24"/>
-          <w:szCs w:val="24"/>
-        </w:rPr>
-        <w:br w:type="page"/>
-      </w:r>
-      <w:bookmarkStart w:id="27" w:name="_Toc219804042"/>
+      <w:bookmarkStart w:id="27" w:name="_Toc221031825"/>
       <w:r>
         <w:lastRenderedPageBreak/>
         <w:t>NÁVRH RIEŠENIA POKLADNIČNÉHO SYSTÉMU EPOS</w:t>
@@ -8058,7 +8055,7 @@
           <w:noProof/>
         </w:rPr>
       </w:pPr>
-      <w:bookmarkStart w:id="28" w:name="_Toc219804043"/>
+      <w:bookmarkStart w:id="28" w:name="_Toc221031826"/>
       <w:r>
         <w:t>Koncepcia riešenia a použitá technológia</w:t>
       </w:r>
@@ -8142,6 +8139,62 @@
           <w:lang w:val="en-SK"/>
         </w:rPr>
         <w:t>Takéto rozdelenie umožňuje jednoduchšiu údržbu systému, lepšiu prehľadnosť kódu a jednoduchšie rozširovanie aplikácie v budúcnosti.</w:t>
+      </w:r>
+    </w:p>
+    <w:p>
+      <w:pPr>
+        <w:pStyle w:val="text"/>
+        <w:rPr>
+          <w:noProof/>
+          <w:lang w:val="en-SK"/>
+        </w:rPr>
+      </w:pPr>
+      <w:r>
+        <w:rPr>
+          <w:noProof/>
+          <w:lang w:val="en-SK"/>
+        </w:rPr>
+        <w:t xml:space="preserve">Pri návrhu koncepcie pokladničného systému EPOS bolo potrebné zohľadniť nielen funkčné požiadavky, ale aj praktické aspekty jeho používania v reálnej prevádzke. Pokladničný systém je typ aplikácie, ktorá musí reagovať okamžite, pracovať spoľahlivo a zároveň byť jednoduchá na údržbu. Z tohto dôvodu bolo riešenie navrhnuté ako </w:t>
+      </w:r>
+      <w:r>
+        <w:rPr>
+          <w:noProof/>
+          <w:lang w:val="en-SK"/>
+        </w:rPr>
+        <w:lastRenderedPageBreak/>
+        <w:t>samostatná desktopová aplikácia, ktorá nie je závislá od neustáleho internetového pripojenia.</w:t>
+      </w:r>
+    </w:p>
+    <w:p>
+      <w:pPr>
+        <w:pStyle w:val="text"/>
+        <w:rPr>
+          <w:noProof/>
+          <w:lang w:val="en-SK"/>
+        </w:rPr>
+      </w:pPr>
+      <w:r>
+        <w:rPr>
+          <w:noProof/>
+          <w:lang w:val="en-SK"/>
+        </w:rPr>
+        <w:t>Voľba technológie Windows Forms umožnila vytvoriť stabilné používateľské rozhranie s rýchlou odozvou. Táto technológia je vhodná najmä pre aplikácie, kde je prioritou funkčnosť, rýchlosť a jednoduché ovládanie. Hoci ide o staršiu platformu, jej výhodou je nízka hardvérová náročnosť a jednoduchá integrácia s databázou a lokálnymi zariadeniami, ako sú tlačiarne alebo kamery.</w:t>
+      </w:r>
+    </w:p>
+    <w:p>
+      <w:pPr>
+        <w:pStyle w:val="text"/>
+        <w:rPr>
+          <w:noProof/>
+          <w:lang w:val="en-SK"/>
+        </w:rPr>
+      </w:pPr>
+      <w:r>
+        <w:rPr>
+          <w:noProof/>
+          <w:lang w:val="en-SK"/>
+        </w:rPr>
+        <w:t>Architektúra systému bola navrhnutá tak, aby jednotlivé časti aplikácie boli logicky oddelené. Používateľské rozhranie komunikuje s backendovou logikou prostredníctvom jasne definovaných rozhraní, čo zvyšuje prehľadnosť riešenia a umožňuje jednoduchšie úpravy v budúcnosti. Takýto návrh zároveň podporuje rozšíriteľnosť systému bez nutnosti zásadného prepisovania existujúceho kódu.</w:t>
       </w:r>
     </w:p>
     <w:p>
@@ -8155,7 +8208,7 @@
           <w:noProof/>
         </w:rPr>
       </w:pPr>
-      <w:bookmarkStart w:id="29" w:name="_Toc219804044"/>
+      <w:bookmarkStart w:id="29" w:name="_Toc221031827"/>
       <w:r>
         <w:t>Pracovný proces a spracovanie produktov</w:t>
       </w:r>
@@ -8190,7 +8243,6 @@
           <w:noProof/>
           <w:lang w:val="en-SK"/>
         </w:rPr>
-        <w:lastRenderedPageBreak/>
         <w:t>Na hlavnej obrazovke môže pokladník pridávať produkty pomocou skenovania čiarových kódov alebo manuálne zadaním kódu. Každý pridaný produkt sa okamžite zobrazí v zozname nákupu a zároveň sa aktualizuje náhľad bločku. Pokladník tak má neustály prehľad o priebehu nákupu bez potreby prepínania medzi obrazovkami.</w:t>
       </w:r>
     </w:p>
@@ -8239,7 +8291,7 @@
           <w:noProof/>
           <w:lang w:val="en-SK"/>
         </w:rPr>
-        <w:t>Takéto riešenie umožňuje simulovať reálnu prevádzku pokladničného systému aj bez použitia špecializovaného hardvéru. Zároveň bol systém navrhnutý tak, aby bolo možné v budúcnosti jednoducho pripojiť klasickú hardvérovú čítačku čiarových kódov, čo zvyšuje jeho praktickú využiteľnosť.</w:t>
+        <w:t>Takéto riešenie umožňuje simulovať reálnu prevádzku pokladničného systému aj bez použitia špecializovaného hardvéru.</w:t>
       </w:r>
     </w:p>
     <w:p>
@@ -8253,8 +8305,9 @@
           <w:noProof/>
         </w:rPr>
       </w:pPr>
-      <w:bookmarkStart w:id="30" w:name="_Toc219804045"/>
-      <w:r>
+      <w:bookmarkStart w:id="30" w:name="_Toc221031828"/>
+      <w:r>
+        <w:lastRenderedPageBreak/>
         <w:t>Správa dát a generovanie bločkov</w:t>
       </w:r>
       <w:bookmarkEnd w:id="30"/>
@@ -8334,9 +8387,8 @@
           <w:noProof/>
         </w:rPr>
       </w:pPr>
-      <w:bookmarkStart w:id="31" w:name="_Toc219804046"/>
-      <w:r>
-        <w:lastRenderedPageBreak/>
+      <w:bookmarkStart w:id="31" w:name="_Toc221031829"/>
+      <w:r>
         <w:t xml:space="preserve">Možnosti rozšírenia </w:t>
       </w:r>
       <w:r>
@@ -8389,6 +8441,38 @@
           <w:noProof/>
           <w:lang w:val="en-SK"/>
         </w:rPr>
+        <w:t>Navrhnuté riešenie pokladničného systému EPOS vytvára priestor pre jeho ďalší rozvoj a rozširovanie. Už v návrhovej fáze sa počítalo s tým, že systém môže byť v budúcnosti doplnený o nové funkcionality bez nutnosti zásadných zásahov do existujúcej architektúry aplikácie.</w:t>
+      </w:r>
+    </w:p>
+    <w:p>
+      <w:pPr>
+        <w:pStyle w:val="text"/>
+        <w:rPr>
+          <w:noProof/>
+          <w:lang w:val="en-SK"/>
+        </w:rPr>
+      </w:pPr>
+      <w:r>
+        <w:rPr>
+          <w:noProof/>
+          <w:lang w:val="en-SK"/>
+        </w:rPr>
+        <w:t>Medzi možné rozšírenia patrí napríklad ukladanie histórie nákupov, ktoré by umožnilo spätnú kontrolu transakcií, alebo doplnenie jednoduchých štatistických prehľadov predaja. Tieto prehľady by mohli poskytovať základné informácie o predávaných produktoch a celkovom obrate v zvolenom časovom období.</w:t>
+      </w:r>
+    </w:p>
+    <w:p>
+      <w:pPr>
+        <w:pStyle w:val="text"/>
+        <w:rPr>
+          <w:noProof/>
+          <w:lang w:val="en-SK"/>
+        </w:rPr>
+      </w:pPr>
+      <w:r>
+        <w:rPr>
+          <w:noProof/>
+          <w:lang w:val="en-SK"/>
+        </w:rPr>
         <w:br w:type="page"/>
       </w:r>
     </w:p>
@@ -8396,7 +8480,7 @@
       <w:pPr>
         <w:pStyle w:val="Kapitola"/>
       </w:pPr>
-      <w:bookmarkStart w:id="32" w:name="_Toc219804047"/>
+      <w:bookmarkStart w:id="32" w:name="_Toc221031830"/>
       <w:r>
         <w:lastRenderedPageBreak/>
         <w:t>IMPLEMENTÁCIA POUŽÍVATEĽSKÉHO ROZHRANIA</w:t>
@@ -8433,7 +8517,7 @@
           <w:noProof/>
         </w:rPr>
       </w:pPr>
-      <w:bookmarkStart w:id="33" w:name="_Toc219804048"/>
+      <w:bookmarkStart w:id="33" w:name="_Toc221031831"/>
       <w:r>
         <w:t>Návrh používateľského rozhrania a dizajnový koncept</w:t>
       </w:r>
@@ -8495,6 +8579,46 @@
           <w:lang w:val="en-SK"/>
         </w:rPr>
       </w:pPr>
+      <w:r>
+        <w:rPr>
+          <w:noProof/>
+          <w:lang w:val="en-SK"/>
+        </w:rPr>
+        <w:t>Pri návrhu používateľského rozhrania pokladničného systému EPOS bolo potrebné zohľadniť fakt, že ide o aplikáciu, s ktorou bude používateľ pracovať dlhodobo a často pod časovým tlakom. Z tohto dôvodu sa dizajnový koncept nesústredil na vizuálne efekty, ale na čitateľnosť, kontrast a jasnú hierarchiu informácií. Každý prvok rozhrania má presne definovanú funkciu a svoje miesto v celkovej štruktúre obrazovky.</w:t>
+      </w:r>
+    </w:p>
+    <w:p>
+      <w:pPr>
+        <w:pStyle w:val="text"/>
+        <w:rPr>
+          <w:noProof/>
+          <w:lang w:val="en-SK"/>
+        </w:rPr>
+      </w:pPr>
+      <w:r>
+        <w:rPr>
+          <w:noProof/>
+          <w:lang w:val="en-SK"/>
+        </w:rPr>
+        <w:lastRenderedPageBreak/>
+        <w:t>Dôležitým aspektom návrhu bolo aj rozdelenie obrazoviek podľa funkcií. Jednotlivé časti aplikácie boli navrhnuté tak, aby používateľ vždy vedel, v akej časti systému sa nachádza a akú činnosť vykonáva. Hlavná obrazovka je určená výhradne na blokovanie nákupu, zatiaľ čo správa produktov a nastavenia sú oddelené do samostatných častí aplikácie. Takýto prístup znižuje kognitívnu záťaž používateľa a zvyšuje rýchlosť práce.</w:t>
+      </w:r>
+    </w:p>
+    <w:p>
+      <w:pPr>
+        <w:pStyle w:val="text"/>
+        <w:rPr>
+          <w:noProof/>
+          <w:lang w:val="en-SK"/>
+        </w:rPr>
+      </w:pPr>
+      <w:r>
+        <w:rPr>
+          <w:noProof/>
+          <w:lang w:val="en-SK"/>
+        </w:rPr>
+        <w:t>Pri návrhu dizajnu sa vychádzalo z moderných trendov používateľských rozhraní, ktoré preferujú minimalizmus a konzistentnosť. Rovnaké typy tlačidiel, farby a rozloženie prvkov sa opakujú v celej aplikácii, čo používateľovi umožňuje rýchlo si osvojiť spôsob ovládania systému.</w:t>
+      </w:r>
     </w:p>
     <w:p>
       <w:pPr>
@@ -8507,9 +8631,8 @@
           <w:noProof/>
         </w:rPr>
       </w:pPr>
-      <w:bookmarkStart w:id="34" w:name="_Toc219804049"/>
-      <w:r>
-        <w:lastRenderedPageBreak/>
+      <w:bookmarkStart w:id="34" w:name="_Toc221031832"/>
+      <w:r>
         <w:t>Implementácia rozhrania v prostredí Windows Forms</w:t>
       </w:r>
       <w:bookmarkEnd w:id="34"/>
@@ -8543,7 +8666,35 @@
           <w:noProof/>
           <w:lang w:val="en-SK"/>
         </w:rPr>
-        <w:t>Hlavná obrazovka aplikácie bola navrhnutá tak, aby poskytovala čo najviac informácií na jednom mieste bez toho, aby pôsobila preplnene. Nachádza sa na nej zoznam aktuálne blokovaných produktov, základné informácie o nákupe a náhľad bločku. Rozloženie prvkov bolo navrhnuté s ohľadom na prirodzený pohyb očí používateľa, pričom najdôležitejšie informácie sú umiestnené v centrálnej časti obrazovky.</w:t>
+        <w:t>Hlavná obrazovka aplikácie bola navrhnutá tak, aby poskytovala čo najviac informácií na jednom mieste bez toho, aby pôsobila preplnene. Nachádza sa na nej zoznam aktuálne blokovaných produktov, základné informácie o nákupe</w:t>
+      </w:r>
+      <w:r>
+        <w:rPr>
+          <w:noProof/>
+          <w:lang w:val="en-SK"/>
+        </w:rPr>
+        <w:t xml:space="preserve">, </w:t>
+      </w:r>
+      <w:r>
+        <w:rPr>
+          <w:noProof/>
+          <w:lang w:val="en-SK"/>
+        </w:rPr>
+        <w:t>náhľad bločku</w:t>
+      </w:r>
+      <w:r>
+        <w:rPr>
+          <w:noProof/>
+          <w:lang w:val="en-SK"/>
+        </w:rPr>
+        <w:t xml:space="preserve"> a obrázok blokovaného produktu</w:t>
+      </w:r>
+      <w:r>
+        <w:rPr>
+          <w:noProof/>
+          <w:lang w:val="en-SK"/>
+        </w:rPr>
+        <w:t>. Rozloženie prvkov bolo navrhnuté s ohľadom na prirodzený pohyb očí používateľa, pričom najdôležitejšie informácie sú umiestnené v centrálnej časti obrazovky.</w:t>
       </w:r>
     </w:p>
     <w:p>
@@ -8587,7 +8738,7 @@
           <w:noProof/>
         </w:rPr>
       </w:pPr>
-      <w:bookmarkStart w:id="35" w:name="_Toc219804050"/>
+      <w:bookmarkStart w:id="35" w:name="_Toc221031833"/>
       <w:r>
         <w:t>Ergonomické zásady a intuitívne ovládanie</w:t>
       </w:r>
@@ -8606,7 +8757,15 @@
           <w:noProof/>
           <w:lang w:val="en-SK"/>
         </w:rPr>
-        <w:t>Pri implementácii používateľského rozhrania boli zohľadnené základné ergonomické zásady, ktoré sú dôležité najmä pri aplikáciách určených na dlhodobé používanie. Ovládacie prvky sú dostatočne veľké, jasne označené a umiestnené tak, aby sa minimalizovalo riziko nesprávneho kliknutia. Najčastejšie používané funkcie sú dostupné bez potreby prepínania medzi viacerými obrazovkami.</w:t>
+        <w:t xml:space="preserve">Pri implementácii používateľského rozhrania boli zohľadnené základné ergonomické zásady, ktoré sú dôležité najmä pri aplikáciách určených na dlhodobé používanie. Ovládacie prvky sú dostatočne veľké, jasne označené a umiestnené tak, aby </w:t>
+      </w:r>
+      <w:r>
+        <w:rPr>
+          <w:noProof/>
+          <w:lang w:val="en-SK"/>
+        </w:rPr>
+        <w:lastRenderedPageBreak/>
+        <w:t>sa minimalizovalo riziko nesprávneho kliknutia. Najčastejšie používané funkcie sú dostupné bez potreby prepínania medzi viacerými obrazovkami.</w:t>
       </w:r>
     </w:p>
     <w:p>
@@ -8652,9 +8811,8 @@
           <w:noProof/>
         </w:rPr>
       </w:pPr>
-      <w:bookmarkStart w:id="36" w:name="_Toc219804051"/>
-      <w:r>
-        <w:lastRenderedPageBreak/>
+      <w:bookmarkStart w:id="36" w:name="_Toc221031834"/>
+      <w:r>
         <w:t>Práca s chybovými stavmi a spätná väzba používateľovi</w:t>
       </w:r>
       <w:bookmarkEnd w:id="36"/>
@@ -8688,7 +8846,21 @@
           <w:noProof/>
           <w:lang w:val="en-SK"/>
         </w:rPr>
-        <w:t>Chybové hlášky sú vizuálne odlíšené červenou farbou, upozornenia žltou a úspešné operácie zelenou. Farebné rozlíšenie je použité konzistentne v celej aplikácii, čím sa znižuje riziko nepochopenia významu jednotlivých správ. Používateľ tak okamžite vie, či operácia prebehla úspešne alebo je potrebné vykonať nápravu.</w:t>
+        <w:t xml:space="preserve">Chybové hlášky sú </w:t>
+      </w:r>
+      <w:r>
+        <w:rPr>
+          <w:noProof/>
+          <w:lang w:val="en-SK"/>
+        </w:rPr>
+        <w:t xml:space="preserve">zobrazené pomocou vyskakovacích okien. </w:t>
+      </w:r>
+      <w:r>
+        <w:rPr>
+          <w:noProof/>
+          <w:lang w:val="en-SK"/>
+        </w:rPr>
+        <w:t>Používateľ tak okamžite vie, či operácia prebehla úspešne alebo je potrebné vykonať nápravu.</w:t>
       </w:r>
     </w:p>
     <w:p>
@@ -8718,6 +8890,38 @@
       <w:r>
         <w:rPr>
           <w:noProof/>
+          <w:lang w:val="en-SK"/>
+        </w:rPr>
+        <w:t>Používateľské rozhranie aplikácie EPOS reaguje na chybové stavy jasným a zrozumiteľným spôsobom. V prípade nesprávneho vstupu, napríklad neexistujúceho čiarového kódu alebo pokusu o generovanie bločku bez položiek, je používateľ okamžite upozornený chybovou hláškou.</w:t>
+      </w:r>
+    </w:p>
+    <w:p>
+      <w:pPr>
+        <w:pStyle w:val="text"/>
+        <w:rPr>
+          <w:noProof/>
+          <w:lang w:val="en-SK"/>
+        </w:rPr>
+      </w:pPr>
+      <w:r>
+        <w:rPr>
+          <w:noProof/>
+          <w:lang w:val="en-SK"/>
+        </w:rPr>
+        <w:t>Cieľom týchto hlášok je rýchlo informovať používateľa o probléme bez použitia technických výrazov. Okrem chýb aplikácia poskytuje spätnú väzbu aj pri úspešných operáciách, čím zvyšuje istotu používateľa a plynulosť práce so systémom.</w:t>
+      </w:r>
+    </w:p>
+    <w:p>
+      <w:pPr>
+        <w:pStyle w:val="text"/>
+        <w:rPr>
+          <w:noProof/>
+          <w:lang w:val="en-SK"/>
+        </w:rPr>
+      </w:pPr>
+      <w:r>
+        <w:rPr>
+          <w:noProof/>
         </w:rPr>
         <w:br w:type="page"/>
       </w:r>
@@ -8729,7 +8933,7 @@
           <w:noProof/>
         </w:rPr>
       </w:pPr>
-      <w:bookmarkStart w:id="37" w:name="_Toc219804052"/>
+      <w:bookmarkStart w:id="37" w:name="_Toc221031835"/>
       <w:r>
         <w:lastRenderedPageBreak/>
         <w:t>IMPLEMENTÁCIA FUNKČNÝCH ČASTÍ SYSTÉMU</w:t>
@@ -8795,7 +8999,7 @@
           <w:noProof/>
         </w:rPr>
       </w:pPr>
-      <w:bookmarkStart w:id="38" w:name="_Toc219804053"/>
+      <w:bookmarkStart w:id="38" w:name="_Toc221031836"/>
       <w:r>
         <w:t>Prihlasovanie používateľa a zabezpečenie prístupu</w:t>
       </w:r>
@@ -8832,15 +9036,6 @@
         </w:rPr>
         <w:t>Po úspešnom prihlásení je používateľ presmerovaný na hlavnú obrazovku systému, kde môže okamžite začať pracovať s nákupom. V prípade nesprávne zadaného kódu je používateľ upozornený chybovou hláškou a nemá prístup k ďalším funkciám systému. Kód pokladníka je možné meniť v nastaveniach aplikácie, čo umožňuje základnú správu prístupov bez potreby zásahu do databázy alebo zdrojového kódu aplikácie.</w:t>
       </w:r>
-    </w:p>
-    <w:p>
-      <w:pPr>
-        <w:pStyle w:val="text"/>
-        <w:rPr>
-          <w:noProof/>
-          <w:lang w:val="en-SK"/>
-        </w:rPr>
-      </w:pPr>
     </w:p>
     <w:p>
       <w:pPr>
@@ -8853,27 +9048,34 @@
           <w:noProof/>
         </w:rPr>
       </w:pPr>
-      <w:bookmarkStart w:id="39" w:name="_Toc219804054"/>
-      <w:r>
+      <w:bookmarkStart w:id="39" w:name="_Toc221031837"/>
+      <w:r>
+        <w:t>Hlavná obrazovka a blokovanie nákupu</w:t>
+      </w:r>
+      <w:bookmarkEnd w:id="39"/>
+    </w:p>
+    <w:p>
+      <w:pPr>
+        <w:pStyle w:val="text"/>
+        <w:rPr>
+          <w:noProof/>
+          <w:lang w:val="en-SK"/>
+        </w:rPr>
+      </w:pPr>
+      <w:r>
+        <w:rPr>
+          <w:noProof/>
+          <w:lang w:val="en-SK"/>
+        </w:rPr>
+        <w:t xml:space="preserve">Hlavná obrazovka predstavuje centrálny bod celej aplikácie EPOS. Slúži na samotné blokovanie nákupu a poskytuje používateľovi prehľad o všetkých aktuálne </w:t>
+      </w:r>
+      <w:r>
+        <w:rPr>
+          <w:noProof/>
+          <w:lang w:val="en-SK"/>
+        </w:rPr>
         <w:lastRenderedPageBreak/>
-        <w:t>Hlavná obrazovka a blokovanie nákupu</w:t>
-      </w:r>
-      <w:bookmarkEnd w:id="39"/>
-    </w:p>
-    <w:p>
-      <w:pPr>
-        <w:pStyle w:val="text"/>
-        <w:rPr>
-          <w:noProof/>
-          <w:lang w:val="en-SK"/>
-        </w:rPr>
-      </w:pPr>
-      <w:r>
-        <w:rPr>
-          <w:noProof/>
-          <w:lang w:val="en-SK"/>
-        </w:rPr>
-        <w:t>Hlavná obrazovka predstavuje centrálny bod celej aplikácie EPOS. Slúži na samotné blokovanie nákupu a poskytuje používateľovi prehľad o všetkých aktuálne vykonávaných operáciách. Na tejto obrazovke sa zobrazuje zoznam naskenovaných alebo manuálne pridaných produktov spolu so základnými informáciami, ako je názov produktu a cena.</w:t>
+        <w:t>vykonávaných operáciách. Na tejto obrazovke sa zobrazuje zoznam naskenovaných alebo manuálne pridaných produktov spolu so základnými informáciami, ako je názov produktu a cena.</w:t>
       </w:r>
     </w:p>
     <w:p>
@@ -8919,7 +9121,7 @@
           <w:noProof/>
         </w:rPr>
       </w:pPr>
-      <w:bookmarkStart w:id="40" w:name="_Toc219804055"/>
+      <w:bookmarkStart w:id="40" w:name="_Toc221031838"/>
       <w:r>
         <w:t>Správa produktov a úprava údajov</w:t>
       </w:r>
@@ -8959,19 +9161,34 @@
     </w:p>
     <w:p>
       <w:pPr>
-        <w:rPr>
-          <w:rFonts w:ascii="Times New Roman" w:hAnsi="Times New Roman"/>
-          <w:noProof/>
-          <w:sz w:val="24"/>
-          <w:lang w:val="en-SK"/>
-        </w:rPr>
-      </w:pPr>
-      <w:r>
-        <w:rPr>
-          <w:noProof/>
-          <w:lang w:val="en-SK"/>
-        </w:rPr>
-        <w:br w:type="page"/>
+        <w:pStyle w:val="text"/>
+        <w:rPr>
+          <w:noProof/>
+          <w:lang w:val="en-SK"/>
+        </w:rPr>
+      </w:pPr>
+      <w:r>
+        <w:rPr>
+          <w:noProof/>
+          <w:lang w:val="en-SK"/>
+        </w:rPr>
+        <w:t>Správa produktov umožňuje používateľovi udržiavať databázu produktov aktuálnu a prehľadnú. V samostatnej časti aplikácie je možné upravovať základné údaje o produktoch, ako sú názov, cena alebo čiarový kód, čo je dôležité pri zmenách sortimentu alebo cien.</w:t>
+      </w:r>
+    </w:p>
+    <w:p>
+      <w:pPr>
+        <w:pStyle w:val="text"/>
+        <w:rPr>
+          <w:noProof/>
+          <w:lang w:val="en-SK"/>
+        </w:rPr>
+      </w:pPr>
+      <w:r>
+        <w:rPr>
+          <w:noProof/>
+          <w:lang w:val="en-SK"/>
+        </w:rPr>
+        <w:t>Oddelenie správy produktov od samotného blokovania nákupu zvyšuje prehľadnosť aplikácie a znižuje riziko chýb pri obsluhe.</w:t>
       </w:r>
     </w:p>
     <w:p>
@@ -8985,27 +9202,62 @@
           <w:noProof/>
         </w:rPr>
       </w:pPr>
-      <w:bookmarkStart w:id="41" w:name="_Toc219804056"/>
-      <w:r>
+      <w:bookmarkStart w:id="41" w:name="_Toc221031839"/>
+      <w:r>
+        <w:t>Nastavenia aplikácie a odhlásenie používateľa</w:t>
+      </w:r>
+      <w:bookmarkEnd w:id="41"/>
+    </w:p>
+    <w:p>
+      <w:pPr>
+        <w:pStyle w:val="text"/>
+        <w:rPr>
+          <w:noProof/>
+          <w:lang w:val="en-SK"/>
+        </w:rPr>
+      </w:pPr>
+      <w:r>
+        <w:rPr>
+          <w:noProof/>
+          <w:lang w:val="en-SK"/>
+        </w:rPr>
+        <w:t xml:space="preserve">Nastavenia aplikácie umožňujú používateľovi prispôsobiť základné parametre systému konkrétnym podmienkam prevádzky. V tejto časti je možné meniť aktívnu </w:t>
+      </w:r>
+      <w:r>
+        <w:rPr>
+          <w:noProof/>
+          <w:lang w:val="en-SK"/>
+        </w:rPr>
         <w:lastRenderedPageBreak/>
-        <w:t>Nastavenia aplikácie a odhlásenie používateľa</w:t>
-      </w:r>
-      <w:bookmarkEnd w:id="41"/>
-    </w:p>
-    <w:p>
-      <w:pPr>
-        <w:pStyle w:val="text"/>
-        <w:rPr>
-          <w:noProof/>
-          <w:lang w:val="en-SK"/>
-        </w:rPr>
-      </w:pPr>
-      <w:r>
-        <w:rPr>
-          <w:noProof/>
-          <w:lang w:val="en-SK"/>
-        </w:rPr>
-        <w:t>Nastavenia aplikácie umožňujú používateľovi prispôsobiť základné parametre systému konkrétnym podmienkam prevádzky. V tejto časti je možné meniť aktívnu kameru používanú na skenovanie čiarových kódov a upravovať prihlasovací kód pokladníka. Takéto riešenie zvyšuje flexibilitu systému a umožňuje jeho jednoduché prispôsobenie bez potreby zásahu vývojára.</w:t>
+        <w:t>kameru používanú na skenovanie čiarových kódov</w:t>
+      </w:r>
+      <w:r>
+        <w:rPr>
+          <w:noProof/>
+          <w:lang w:val="en-SK"/>
+        </w:rPr>
+        <w:t>,</w:t>
+      </w:r>
+      <w:r>
+        <w:rPr>
+          <w:noProof/>
+          <w:lang w:val="en-SK"/>
+        </w:rPr>
+        <w:t xml:space="preserve"> upravovať prihlasovací kód pokladníka</w:t>
+      </w:r>
+      <w:r>
+        <w:rPr>
+          <w:noProof/>
+          <w:lang w:val="en-SK"/>
+        </w:rPr>
+        <w:t xml:space="preserve"> a upravovať sadzby DPH</w:t>
+      </w:r>
+      <w:r>
+        <w:rPr>
+          <w:noProof/>
+          <w:lang w:val="en-SK"/>
+        </w:rPr>
+        <w:t>. Takéto riešenie zvyšuje flexibilitu systému a umožňuje jeho jednoduché prispôsobenie bez potreby zásahu vývojára.</w:t>
       </w:r>
     </w:p>
     <w:p>
@@ -9035,7 +9287,7 @@
           <w:noProof/>
         </w:rPr>
       </w:pPr>
-      <w:bookmarkStart w:id="42" w:name="_Toc219804057"/>
+      <w:bookmarkStart w:id="42" w:name="_Toc221031840"/>
       <w:r>
         <w:t>Generovanie a spracovanie bločku</w:t>
       </w:r>
@@ -9075,6 +9327,63 @@
     </w:p>
     <w:p>
       <w:pPr>
+        <w:pStyle w:val="text"/>
+        <w:rPr>
+          <w:noProof/>
+          <w:lang w:val="en-SK"/>
+        </w:rPr>
+      </w:pPr>
+      <w:r>
+        <w:rPr>
+          <w:noProof/>
+          <w:lang w:val="en-SK"/>
+        </w:rPr>
+        <w:t>Generovanie bločku predstavuje záverečný krok nákupného procesu v pokladničnom systéme EPOS. Po ukončení blokovania produktov má používateľ možnosť vytvoriť bloček, ktorý sumarizuje celý nákup a slúži ako potvrdenie transakcie pre zákazníka. Bloček obsahuje základné informácie o zakúpených položkách, ich cenách a celkovej sume.</w:t>
+      </w:r>
+    </w:p>
+    <w:p>
+      <w:pPr>
+        <w:pStyle w:val="text"/>
+        <w:rPr>
+          <w:noProof/>
+          <w:lang w:val="en-SK"/>
+        </w:rPr>
+      </w:pPr>
+      <w:r>
+        <w:rPr>
+          <w:noProof/>
+          <w:lang w:val="en-SK"/>
+        </w:rPr>
+        <w:t>Výstupný formát bločku je zvolený ako PDF, čo umožňuje jeho jednoduché uloženie alebo okamžitú tlač na bežných zariadeniach. Pred samotným vygenerovaním má používateľ možnosť skontrolovať obsah bločku prostredníctvom náhľadu, čím sa znižuje riziko chýb. Po vygenerovaní bločku je nákup ukončený a systém je pripravený na ďalšiu transakciu.</w:t>
+      </w:r>
+    </w:p>
+    <w:p>
+      <w:pPr>
+        <w:pStyle w:val="text"/>
+        <w:rPr>
+          <w:noProof/>
+          <w:lang w:val="en-SK"/>
+        </w:rPr>
+      </w:pPr>
+      <w:r>
+        <w:rPr>
+          <w:noProof/>
+          <w:lang w:val="en-SK"/>
+        </w:rPr>
+        <w:t>Bločky nie sú automaticky ukladané do databázy, čo zjednodušuje implementáciu systému a znižuje nároky na ukladanie dát. Tento prístup je vhodný najmä pre menšie prevádzky a zároveň ponecháva priestor na budúce rozšírenie systému.</w:t>
+      </w:r>
+    </w:p>
+    <w:p>
+      <w:pPr>
+        <w:pStyle w:val="text"/>
+        <w:rPr>
+          <w:noProof/>
+          <w:lang w:val="en-SK"/>
+        </w:rPr>
+      </w:pPr>
+    </w:p>
+    <w:p>
+      <w:pPr>
         <w:pStyle w:val="Kapitola"/>
         <w:rPr>
           <w:noProof/>
@@ -9086,7 +9395,7 @@
         </w:rPr>
         <w:br w:type="page"/>
       </w:r>
-      <w:bookmarkStart w:id="43" w:name="_Toc219804058"/>
+      <w:bookmarkStart w:id="43" w:name="_Toc221031841"/>
       <w:r>
         <w:lastRenderedPageBreak/>
         <w:t>TESTOVANIE A OPTIMALIZÁCIA APLIKÁCIE</w:t>
@@ -9136,7 +9445,7 @@
           <w:noProof/>
         </w:rPr>
       </w:pPr>
-      <w:bookmarkStart w:id="44" w:name="_Toc219804059"/>
+      <w:bookmarkStart w:id="44" w:name="_Toc221031842"/>
       <w:r>
         <w:t>Spôsob a priebeh testovania aplikácie</w:t>
       </w:r>
@@ -9185,7 +9494,7 @@
           <w:noProof/>
         </w:rPr>
       </w:pPr>
-      <w:bookmarkStart w:id="45" w:name="_Toc219804060"/>
+      <w:bookmarkStart w:id="45" w:name="_Toc221031843"/>
       <w:r>
         <w:t>Identifikácia problémov a nedostatkov</w:t>
       </w:r>
@@ -9220,7 +9529,7 @@
           <w:noProof/>
           <w:lang w:val="en-SK"/>
         </w:rPr>
-        <w:t xml:space="preserve">Ďalším identifikovaným problémom bola nadmerná komplexnosť niektorých obrazoviek, kde bolo zobrazených príliš veľa informácií naraz. Hoci všetky údaje boli technicky správne, ich množstvo mohlo viesť k zníženiu prehľadnosti a zvýšeniu rizika </w:t>
+        <w:t xml:space="preserve">Ďalším identifikovaným problémom bola nadmerná komplexnosť niektorých obrazoviek, kde bolo zobrazených príliš veľa informácií naraz. Hoci všetky údaje boli </w:t>
       </w:r>
       <w:r>
         <w:rPr>
@@ -9228,7 +9537,7 @@
           <w:lang w:val="en-SK"/>
         </w:rPr>
         <w:lastRenderedPageBreak/>
-        <w:t>chýb pri obsluhe. Tieto zistenia viedli k potrebe prehodnotiť rozloženie prvkov a zjednodušiť pracovné postupy.</w:t>
+        <w:t>technicky správne, ich množstvo mohlo viesť k zníženiu prehľadnosti a zvýšeniu rizika chýb pri obsluhe. Tieto zistenia viedli k potrebe prehodnotiť rozloženie prvkov a zjednodušiť pracovné postupy.</w:t>
       </w:r>
     </w:p>
     <w:p>
@@ -9242,7 +9551,7 @@
           <w:noProof/>
         </w:rPr>
       </w:pPr>
-      <w:bookmarkStart w:id="46" w:name="_Toc219804061"/>
+      <w:bookmarkStart w:id="46" w:name="_Toc221031844"/>
       <w:r>
         <w:t>Optimalizácia používateľského rozhrania</w:t>
       </w:r>
@@ -9307,7 +9616,7 @@
           <w:noProof/>
         </w:rPr>
       </w:pPr>
-      <w:bookmarkStart w:id="47" w:name="_Toc219804062"/>
+      <w:bookmarkStart w:id="47" w:name="_Toc221031845"/>
       <w:r>
         <w:t>Overenie použiteľnosti po úpravách</w:t>
       </w:r>
@@ -9358,7 +9667,7 @@
         </w:rPr>
         <w:br w:type="page"/>
       </w:r>
-      <w:bookmarkStart w:id="48" w:name="_Toc219804063"/>
+      <w:bookmarkStart w:id="48" w:name="_Toc221031846"/>
       <w:r>
         <w:lastRenderedPageBreak/>
         <w:t>DISKUSIA, OBMEDZENIA A MOŽNOSTI ROZŠÍRENIA</w:t>
@@ -9429,7 +9738,7 @@
           <w:noProof/>
         </w:rPr>
       </w:pPr>
-      <w:bookmarkStart w:id="49" w:name="_Toc219804064"/>
+      <w:bookmarkStart w:id="49" w:name="_Toc221031847"/>
       <w:r>
         <w:t>Zhodnotenie navrhnutého riešenia</w:t>
       </w:r>
@@ -9478,7 +9787,7 @@
           <w:noProof/>
         </w:rPr>
       </w:pPr>
-      <w:bookmarkStart w:id="50" w:name="_Toc219804065"/>
+      <w:bookmarkStart w:id="50" w:name="_Toc221031848"/>
       <w:r>
         <w:t>Technické a časové obmedzenia projektu</w:t>
       </w:r>
@@ -9513,7 +9822,15 @@
           <w:noProof/>
           <w:lang w:val="en-SK"/>
         </w:rPr>
-        <w:t>Ďalším obmedzením bol časový rámec školského projektu. Vývoj aplikácie prebiehal popri ďalších školských povinnostiach, čo si vyžadovalo uprednostniť kľúčové funkcionality pred menej podstatnými rozšíreniami. Z tohto dôvodu neboli implementované niektoré pokročilejšie funkcie, ktoré by boli bežnou súčasťou komerčných pokladničných systémov.</w:t>
+        <w:t xml:space="preserve">Ďalším obmedzením bol časový rámec školského projektu. Vývoj aplikácie prebiehal popri ďalších školských povinnostiach, čo si vyžadovalo uprednostniť kľúčové funkcionality pred menej podstatnými rozšíreniami. Z tohto dôvodu neboli </w:t>
+      </w:r>
+      <w:r>
+        <w:rPr>
+          <w:noProof/>
+          <w:lang w:val="en-SK"/>
+        </w:rPr>
+        <w:lastRenderedPageBreak/>
+        <w:t>implementované niektoré pokročilejšie funkcie, ktoré by boli bežnou súčasťou komerčných pokladničných systémov.</w:t>
       </w:r>
     </w:p>
     <w:p>
@@ -9527,9 +9844,8 @@
           <w:noProof/>
         </w:rPr>
       </w:pPr>
-      <w:bookmarkStart w:id="51" w:name="_Toc219804066"/>
-      <w:r>
-        <w:lastRenderedPageBreak/>
+      <w:bookmarkStart w:id="51" w:name="_Toc221031849"/>
+      <w:r>
         <w:t>Neimplementované funkcie a ich dopad</w:t>
       </w:r>
       <w:bookmarkEnd w:id="51"/>
@@ -9577,7 +9893,7 @@
           <w:noProof/>
         </w:rPr>
       </w:pPr>
-      <w:bookmarkStart w:id="52" w:name="_Toc219804067"/>
+      <w:bookmarkStart w:id="52" w:name="_Toc221031850"/>
       <w:r>
         <w:t>Možnosti ďalšieho rozšírenia systému</w:t>
       </w:r>
@@ -9656,7 +9972,7 @@
           <w:noProof/>
         </w:rPr>
       </w:pPr>
-      <w:bookmarkStart w:id="53" w:name="_Toc219804068"/>
+      <w:bookmarkStart w:id="53" w:name="_Toc221031851"/>
       <w:r>
         <w:t>Celkové zhodnotenie kapitoly</w:t>
       </w:r>
@@ -9701,7 +10017,7 @@
           <w:noProof/>
         </w:rPr>
       </w:pPr>
-      <w:bookmarkStart w:id="54" w:name="_Toc219804069"/>
+      <w:bookmarkStart w:id="54" w:name="_Toc221031852"/>
       <w:r>
         <w:lastRenderedPageBreak/>
         <w:t>PRAKTICKÉ VYUŽITIE APLIKÁCIE V REÁLNEJ PREVÁDZKE</w:t>
@@ -9827,7 +10143,7 @@
           <w:noProof/>
         </w:rPr>
       </w:pPr>
-      <w:bookmarkStart w:id="55" w:name="_Toc219804070"/>
+      <w:bookmarkStart w:id="55" w:name="_Toc221031853"/>
       <w:r>
         <w:rPr>
           <w:caps w:val="0"/>
@@ -9910,7 +10226,7 @@
           <w:noProof/>
         </w:rPr>
       </w:pPr>
-      <w:bookmarkStart w:id="56" w:name="_Toc219804071"/>
+      <w:bookmarkStart w:id="56" w:name="_Toc221031854"/>
       <w:r>
         <w:rPr>
           <w:caps w:val="0"/>
@@ -9997,7 +10313,7 @@
           <w:noProof/>
         </w:rPr>
       </w:pPr>
-      <w:bookmarkStart w:id="57" w:name="_Toc219804072"/>
+      <w:bookmarkStart w:id="57" w:name="_Toc221031855"/>
       <w:r>
         <w:rPr>
           <w:caps w:val="0"/>
@@ -10388,13 +10704,7 @@
         <w:t xml:space="preserve">] </w:t>
       </w:r>
       <w:r>
-        <w:t>Microsoft</w:t>
-      </w:r>
-      <w:r>
-        <w:t xml:space="preserve">, </w:t>
-      </w:r>
-      <w:r>
-        <w:t xml:space="preserve">2023. </w:t>
+        <w:t xml:space="preserve">Microsoft, 2023. </w:t>
       </w:r>
       <w:proofErr w:type="spellStart"/>
       <w:r>
@@ -10441,10 +10751,7 @@
       </w:r>
       <w:proofErr w:type="spellEnd"/>
       <w:r>
-        <w:t xml:space="preserve">. </w:t>
-      </w:r>
-      <w:r>
-        <w:t xml:space="preserve">[cit. 2026-01-22]. Dostupné na: </w:t>
+        <w:t xml:space="preserve">. [cit. 2026-01-22]. Dostupné na: </w:t>
       </w:r>
       <w:hyperlink r:id="rId16" w:tgtFrame="_new" w:history="1">
         <w:r>
@@ -10480,13 +10787,7 @@
         <w:t xml:space="preserve">] </w:t>
       </w:r>
       <w:r>
-        <w:t>Usability.gov</w:t>
-      </w:r>
-      <w:r>
-        <w:t xml:space="preserve">, </w:t>
-      </w:r>
-      <w:r>
-        <w:t xml:space="preserve">2022. </w:t>
+        <w:t xml:space="preserve">Usability.gov, 2022. </w:t>
       </w:r>
       <w:proofErr w:type="spellStart"/>
       <w:r>
@@ -10527,10 +10828,7 @@
       </w:r>
       <w:proofErr w:type="spellEnd"/>
       <w:r>
-        <w:t xml:space="preserve">. </w:t>
-      </w:r>
-      <w:r>
-        <w:t>[cit. 2026-01-22]. Dostupné na: https://www.usability.gov/how-to-and-tools/methods/usability-testing.html</w:t>
+        <w:t>. [cit. 2026-01-22]. Dostupné na: https://www.usability.gov/how-to-and-tools/methods/usability-testing.html</w:t>
       </w:r>
     </w:p>
     <w:p>
@@ -10558,13 +10856,7 @@
         <w:t xml:space="preserve">] </w:t>
       </w:r>
       <w:r>
-        <w:t>Microsoft</w:t>
-      </w:r>
-      <w:r>
-        <w:t>, 2023</w:t>
-      </w:r>
-      <w:r>
-        <w:t xml:space="preserve">. </w:t>
+        <w:t xml:space="preserve">Microsoft, 2023. </w:t>
       </w:r>
       <w:r>
         <w:rPr>
@@ -10603,10 +10895,7 @@
       </w:r>
       <w:proofErr w:type="spellEnd"/>
       <w:r>
-        <w:t xml:space="preserve">. </w:t>
-      </w:r>
-      <w:r>
-        <w:t xml:space="preserve">[cit. 2026-01-22]. Dostupné na: </w:t>
+        <w:t xml:space="preserve">. [cit. 2026-01-22]. Dostupné na: </w:t>
       </w:r>
       <w:hyperlink r:id="rId17" w:tgtFrame="_new" w:history="1">
         <w:r>
@@ -10642,13 +10931,7 @@
         <w:t xml:space="preserve">] </w:t>
       </w:r>
       <w:r>
-        <w:t>Oracle</w:t>
-      </w:r>
-      <w:r>
-        <w:t>, 2023</w:t>
-      </w:r>
-      <w:r>
-        <w:t xml:space="preserve">. </w:t>
+        <w:t xml:space="preserve">Oracle, 2023. </w:t>
       </w:r>
       <w:proofErr w:type="spellStart"/>
       <w:r>
@@ -10707,13 +10990,7 @@
         <w:t>?</w:t>
       </w:r>
       <w:r>
-        <w:t xml:space="preserve"> [online]. Oracle</w:t>
-      </w:r>
-      <w:r>
-        <w:t>.</w:t>
-      </w:r>
-      <w:r>
-        <w:t xml:space="preserve"> [cit. 2026-01-22]. Dostupné na: </w:t>
+        <w:t xml:space="preserve"> [online]. Oracle. [cit. 2026-01-22]. Dostupné na: </w:t>
       </w:r>
       <w:hyperlink r:id="rId18" w:tgtFrame="_new" w:history="1">
         <w:r>
@@ -10757,13 +11034,7 @@
         <w:t xml:space="preserve">] </w:t>
       </w:r>
       <w:r>
-        <w:t>OECD</w:t>
-      </w:r>
-      <w:r>
-        <w:t xml:space="preserve">, </w:t>
-      </w:r>
-      <w:r>
-        <w:t xml:space="preserve">2022. </w:t>
+        <w:t xml:space="preserve">OECD, 2022. </w:t>
       </w:r>
       <w:proofErr w:type="spellStart"/>
       <w:r>
@@ -10842,216 +11113,168 @@
       </w:r>
       <w:proofErr w:type="spellEnd"/>
       <w:r>
-        <w:t xml:space="preserve">. </w:t>
-      </w:r>
-      <w:r>
-        <w:t>[cit. 2026-01-22]. Dostupné na: https://www.oecd.org/industry/retail/</w:t>
-      </w:r>
+        <w:t>. [cit. 2026-01-22]. Dostupné na: https://www.oecd.org/industry/retail/</w:t>
+      </w:r>
+    </w:p>
+    <w:p>
+      <w:pPr>
+        <w:rPr>
+          <w:rFonts w:ascii="Times New Roman" w:hAnsi="Times New Roman"/>
+          <w:noProof/>
+          <w:sz w:val="24"/>
+        </w:rPr>
+      </w:pPr>
     </w:p>
     <w:p>
       <w:pPr>
         <w:pStyle w:val="text"/>
         <w:ind w:firstLine="0"/>
-        <w:jc w:val="left"/>
+        <w:rPr>
+          <w:noProof/>
+        </w:rPr>
+      </w:pPr>
+    </w:p>
+    <w:p>
+      <w:pPr>
+        <w:pStyle w:val="text"/>
+        <w:ind w:firstLine="0"/>
+        <w:rPr>
+          <w:noProof/>
+        </w:rPr>
+      </w:pPr>
+    </w:p>
+    <w:p>
+      <w:pPr>
+        <w:pStyle w:val="text"/>
+        <w:ind w:firstLine="0"/>
+        <w:rPr>
+          <w:noProof/>
+        </w:rPr>
+      </w:pPr>
+    </w:p>
+    <w:p>
+      <w:pPr>
+        <w:pStyle w:val="text"/>
+        <w:ind w:firstLine="0"/>
+        <w:rPr>
+          <w:noProof/>
+        </w:rPr>
+      </w:pPr>
+    </w:p>
+    <w:p>
+      <w:pPr>
+        <w:pStyle w:val="text"/>
+        <w:ind w:firstLine="0"/>
+        <w:rPr>
+          <w:noProof/>
+        </w:rPr>
+      </w:pPr>
+    </w:p>
+    <w:p>
+      <w:pPr>
+        <w:pStyle w:val="text"/>
+        <w:ind w:firstLine="0"/>
+        <w:rPr>
+          <w:noProof/>
+        </w:rPr>
+      </w:pPr>
+    </w:p>
+    <w:p>
+      <w:pPr>
+        <w:pStyle w:val="text"/>
+        <w:ind w:firstLine="0"/>
+        <w:rPr>
+          <w:noProof/>
+        </w:rPr>
+      </w:pPr>
+    </w:p>
+    <w:p>
+      <w:pPr>
+        <w:pStyle w:val="text"/>
+        <w:ind w:firstLine="0"/>
+        <w:rPr>
+          <w:noProof/>
+        </w:rPr>
+      </w:pPr>
+    </w:p>
+    <w:p>
+      <w:pPr>
+        <w:pStyle w:val="text"/>
+        <w:ind w:firstLine="0"/>
+        <w:rPr>
+          <w:noProof/>
+        </w:rPr>
+      </w:pPr>
+    </w:p>
+    <w:p>
+      <w:pPr>
+        <w:pStyle w:val="text"/>
+        <w:ind w:firstLine="0"/>
+        <w:rPr>
+          <w:noProof/>
+        </w:rPr>
+      </w:pPr>
+    </w:p>
+    <w:p>
+      <w:pPr>
+        <w:pStyle w:val="text"/>
+        <w:ind w:firstLine="0"/>
+        <w:rPr>
+          <w:noProof/>
+        </w:rPr>
+      </w:pPr>
+    </w:p>
+    <w:p>
+      <w:pPr>
+        <w:pStyle w:val="text"/>
+        <w:ind w:firstLine="0"/>
+        <w:rPr>
+          <w:noProof/>
+        </w:rPr>
+      </w:pPr>
+    </w:p>
+    <w:p>
+      <w:pPr>
+        <w:pStyle w:val="text"/>
+        <w:ind w:firstLine="0"/>
+        <w:rPr>
+          <w:noProof/>
+        </w:rPr>
+      </w:pPr>
+    </w:p>
+    <w:p>
+      <w:pPr>
+        <w:pStyle w:val="text"/>
+        <w:ind w:firstLine="0"/>
+        <w:rPr>
+          <w:noProof/>
+        </w:rPr>
+      </w:pPr>
+    </w:p>
+    <w:p>
+      <w:pPr>
+        <w:pStyle w:val="Kapitola"/>
+        <w:rPr>
+          <w:noProof/>
+        </w:rPr>
+      </w:pPr>
+      <w:bookmarkStart w:id="58" w:name="_Toc221031856"/>
+      <w:r>
+        <w:rPr>
+          <w:caps w:val="0"/>
+          <w:noProof/>
+        </w:rPr>
+        <w:t>PRÍLOHY</w:t>
+      </w:r>
+      <w:bookmarkEnd w:id="58"/>
+    </w:p>
+    <w:p>
+      <w:pPr>
+        <w:rPr>
+          <w:noProof/>
+        </w:rPr>
         <w:sectPr>
           <w:footerReference w:type="default" r:id="rId20"/>
-          <w:pgSz w:w="11906" w:h="16838" w:code="9"/>
-          <w:pgMar w:top="1418" w:right="1418" w:bottom="1418" w:left="1985" w:header="709" w:footer="709" w:gutter="0"/>
-          <w:pgNumType w:start="6"/>
-          <w:cols w:space="708"/>
-          <w:docGrid w:linePitch="360"/>
-        </w:sectPr>
-      </w:pPr>
-    </w:p>
-    <w:p>
-      <w:pPr>
-        <w:pStyle w:val="text"/>
-        <w:ind w:firstLine="0"/>
-        <w:jc w:val="left"/>
-        <w:sectPr>
-          <w:footerReference w:type="default" r:id="rId21"/>
-          <w:pgSz w:w="11906" w:h="16838" w:code="9"/>
-          <w:pgMar w:top="1418" w:right="1418" w:bottom="1418" w:left="1985" w:header="709" w:footer="709" w:gutter="0"/>
-          <w:pgNumType w:start="6"/>
-          <w:cols w:space="708"/>
-          <w:docGrid w:linePitch="360"/>
-        </w:sectPr>
-      </w:pPr>
-    </w:p>
-    <w:p>
-      <w:pPr>
-        <w:pStyle w:val="text"/>
-        <w:ind w:firstLine="0"/>
-        <w:jc w:val="left"/>
-        <w:sectPr>
-          <w:footerReference w:type="default" r:id="rId22"/>
-          <w:pgSz w:w="11906" w:h="16838" w:code="9"/>
-          <w:pgMar w:top="1418" w:right="1418" w:bottom="1418" w:left="1985" w:header="709" w:footer="709" w:gutter="0"/>
-          <w:pgNumType w:start="6"/>
-          <w:cols w:space="708"/>
-          <w:docGrid w:linePitch="360"/>
-        </w:sectPr>
-      </w:pPr>
-    </w:p>
-    <w:p>
-      <w:pPr>
-        <w:rPr>
-          <w:rFonts w:ascii="Times New Roman" w:hAnsi="Times New Roman"/>
-          <w:noProof/>
-          <w:sz w:val="24"/>
-        </w:rPr>
-      </w:pPr>
-    </w:p>
-    <w:p>
-      <w:pPr>
-        <w:pStyle w:val="text"/>
-        <w:ind w:firstLine="0"/>
-        <w:rPr>
-          <w:noProof/>
-        </w:rPr>
-      </w:pPr>
-    </w:p>
-    <w:p>
-      <w:pPr>
-        <w:pStyle w:val="text"/>
-        <w:ind w:firstLine="0"/>
-        <w:rPr>
-          <w:noProof/>
-        </w:rPr>
-      </w:pPr>
-    </w:p>
-    <w:p>
-      <w:pPr>
-        <w:pStyle w:val="text"/>
-        <w:ind w:firstLine="0"/>
-        <w:rPr>
-          <w:noProof/>
-        </w:rPr>
-      </w:pPr>
-    </w:p>
-    <w:p>
-      <w:pPr>
-        <w:pStyle w:val="text"/>
-        <w:ind w:firstLine="0"/>
-        <w:rPr>
-          <w:noProof/>
-        </w:rPr>
-      </w:pPr>
-    </w:p>
-    <w:p>
-      <w:pPr>
-        <w:pStyle w:val="text"/>
-        <w:ind w:firstLine="0"/>
-        <w:rPr>
-          <w:noProof/>
-        </w:rPr>
-      </w:pPr>
-    </w:p>
-    <w:p>
-      <w:pPr>
-        <w:pStyle w:val="text"/>
-        <w:ind w:firstLine="0"/>
-        <w:rPr>
-          <w:noProof/>
-        </w:rPr>
-      </w:pPr>
-    </w:p>
-    <w:p>
-      <w:pPr>
-        <w:pStyle w:val="text"/>
-        <w:ind w:firstLine="0"/>
-        <w:rPr>
-          <w:noProof/>
-        </w:rPr>
-      </w:pPr>
-    </w:p>
-    <w:p>
-      <w:pPr>
-        <w:pStyle w:val="text"/>
-        <w:ind w:firstLine="0"/>
-        <w:rPr>
-          <w:noProof/>
-        </w:rPr>
-      </w:pPr>
-    </w:p>
-    <w:p>
-      <w:pPr>
-        <w:pStyle w:val="text"/>
-        <w:ind w:firstLine="0"/>
-        <w:rPr>
-          <w:noProof/>
-        </w:rPr>
-      </w:pPr>
-    </w:p>
-    <w:p>
-      <w:pPr>
-        <w:pStyle w:val="text"/>
-        <w:ind w:firstLine="0"/>
-        <w:rPr>
-          <w:noProof/>
-        </w:rPr>
-      </w:pPr>
-    </w:p>
-    <w:p>
-      <w:pPr>
-        <w:pStyle w:val="text"/>
-        <w:ind w:firstLine="0"/>
-        <w:rPr>
-          <w:noProof/>
-        </w:rPr>
-      </w:pPr>
-    </w:p>
-    <w:p>
-      <w:pPr>
-        <w:pStyle w:val="text"/>
-        <w:ind w:firstLine="0"/>
-        <w:rPr>
-          <w:noProof/>
-        </w:rPr>
-      </w:pPr>
-    </w:p>
-    <w:p>
-      <w:pPr>
-        <w:pStyle w:val="text"/>
-        <w:ind w:firstLine="0"/>
-        <w:rPr>
-          <w:noProof/>
-        </w:rPr>
-      </w:pPr>
-    </w:p>
-    <w:p>
-      <w:pPr>
-        <w:pStyle w:val="text"/>
-        <w:ind w:firstLine="0"/>
-        <w:rPr>
-          <w:noProof/>
-        </w:rPr>
-      </w:pPr>
-    </w:p>
-    <w:p>
-      <w:pPr>
-        <w:pStyle w:val="Kapitola"/>
-        <w:rPr>
-          <w:noProof/>
-        </w:rPr>
-      </w:pPr>
-      <w:bookmarkStart w:id="58" w:name="_Toc219804073"/>
-      <w:r>
-        <w:rPr>
-          <w:caps w:val="0"/>
-          <w:noProof/>
-        </w:rPr>
-        <w:t>PRÍLOHY</w:t>
-      </w:r>
-      <w:bookmarkEnd w:id="58"/>
-    </w:p>
-    <w:p>
-      <w:pPr>
-        <w:rPr>
-          <w:noProof/>
-        </w:rPr>
-        <w:sectPr>
-          <w:footerReference w:type="default" r:id="rId23"/>
           <w:pgSz w:w="11906" w:h="16838" w:code="9"/>
           <w:pgMar w:top="1418" w:right="1418" w:bottom="1418" w:left="1985" w:header="709" w:footer="709" w:gutter="0"/>
           <w:pgNumType w:start="7"/>
@@ -11159,7 +11382,7 @@
       </w:r>
     </w:p>
     <w:sectPr>
-      <w:footerReference w:type="default" r:id="rId24"/>
+      <w:footerReference w:type="default" r:id="rId21"/>
       <w:pgSz w:w="11906" w:h="16838" w:code="9"/>
       <w:pgMar w:top="1418" w:right="1418" w:bottom="1418" w:left="1985" w:header="709" w:footer="709" w:gutter="0"/>
       <w:pgNumType w:fmt="upperRoman" w:start="1"/>
@@ -11239,132 +11462,6 @@
 
 <file path=word/footer2.xml><?xml version="1.0" encoding="utf-8"?>
 <w:ftr xmlns:wpc="http://schemas.microsoft.com/office/word/2010/wordprocessingCanvas" xmlns:cx="http://schemas.microsoft.com/office/drawing/2014/chartex" xmlns:cx1="http://schemas.microsoft.com/office/drawing/2015/9/8/chartex" xmlns:cx2="http://schemas.microsoft.com/office/drawing/2015/10/21/chartex" xmlns:cx3="http://schemas.microsoft.com/office/drawing/2016/5/9/chartex" xmlns:cx4="http://schemas.microsoft.com/office/drawing/2016/5/10/chartex" xmlns:cx5="http://schemas.microsoft.com/office/drawing/2016/5/11/chartex" xmlns:cx6="http://schemas.microsoft.com/office/drawing/2016/5/12/chartex" xmlns:cx7="http://schemas.microsoft.com/office/drawing/2016/5/13/chartex" xmlns:cx8="http://schemas.microsoft.com/office/drawing/2016/5/14/chartex" xmlns:mc="http://schemas.openxmlformats.org/markup-compatibility/2006" xmlns:aink="http://schemas.microsoft.com/office/drawing/2016/ink" xmlns:am3d="http://schemas.microsoft.com/office/drawing/2017/model3d" xmlns:o="urn:schemas-microsoft-com:office:office" xmlns:oel="http://schemas.microsoft.com/office/2019/extlst" xmlns:r="http://schemas.openxmlformats.org/officeDocument/2006/relationships" xmlns:m="http://schemas.openxmlformats.org/officeDocument/2006/math" xmlns:v="urn:schemas-microsoft-com:vml" xmlns:wp14="http://schemas.microsoft.com/office/word/2010/wordprocessingDrawing" xmlns:wp="http://schemas.openxmlformats.org/drawingml/2006/wordprocessingDrawing" xmlns:w10="urn:schemas-microsoft-com:office:word" xmlns:w="http://schemas.openxmlformats.org/wordprocessingml/2006/main" xmlns:w14="http://schemas.microsoft.com/office/word/2010/wordml" xmlns:w15="http://schemas.microsoft.com/office/word/2012/wordml" xmlns:w16cex="http://schemas.microsoft.com/office/word/2018/wordml/cex" xmlns:w16cid="http://schemas.microsoft.com/office/word/2016/wordml/cid" xmlns:w16="http://schemas.microsoft.com/office/word/2018/wordml" xmlns:w16du="http://schemas.microsoft.com/office/word/2023/wordml/word16du" xmlns:w16sdtdh="http://schemas.microsoft.com/office/word/2020/wordml/sdtdatahash" xmlns:w16sdtfl="http://schemas.microsoft.com/office/word/2024/wordml/sdtformatlock" xmlns:w16se="http://schemas.microsoft.com/office/word/2015/wordml/symex" xmlns:wpg="http://schemas.microsoft.com/office/word/2010/wordprocessingGroup" xmlns:wpi="http://schemas.microsoft.com/office/word/2010/wordprocessingInk" xmlns:wne="http://schemas.microsoft.com/office/word/2006/wordml" xmlns:wps="http://schemas.microsoft.com/office/word/2010/wordprocessingShape" mc:Ignorable="w14 w15 w16se w16cid w16 w16cex w16sdtdh w16sdtfl w16du wp14">
-  <w:sdt>
-    <w:sdtPr>
-      <w:id w:val="1474109927"/>
-      <w:docPartObj>
-        <w:docPartGallery w:val="Page Numbers (Bottom of Page)"/>
-        <w:docPartUnique/>
-      </w:docPartObj>
-    </w:sdtPr>
-    <w:sdtContent>
-      <w:p>
-        <w:pPr>
-          <w:pStyle w:val="Footer"/>
-          <w:jc w:val="center"/>
-        </w:pPr>
-        <w:r>
-          <w:fldChar w:fldCharType="begin"/>
-        </w:r>
-        <w:r>
-          <w:instrText>PAGE   \* MERGEFORMAT</w:instrText>
-        </w:r>
-        <w:r>
-          <w:fldChar w:fldCharType="separate"/>
-        </w:r>
-        <w:r>
-          <w:t>2</w:t>
-        </w:r>
-        <w:r>
-          <w:fldChar w:fldCharType="end"/>
-        </w:r>
-      </w:p>
-    </w:sdtContent>
-  </w:sdt>
-  <w:p>
-    <w:pPr>
-      <w:pStyle w:val="Footer"/>
-    </w:pPr>
-  </w:p>
-</w:ftr>
-</file>
-
-<file path=word/footer3.xml><?xml version="1.0" encoding="utf-8"?>
-<w:ftr xmlns:wpc="http://schemas.microsoft.com/office/word/2010/wordprocessingCanvas" xmlns:cx="http://schemas.microsoft.com/office/drawing/2014/chartex" xmlns:cx1="http://schemas.microsoft.com/office/drawing/2015/9/8/chartex" xmlns:cx2="http://schemas.microsoft.com/office/drawing/2015/10/21/chartex" xmlns:cx3="http://schemas.microsoft.com/office/drawing/2016/5/9/chartex" xmlns:cx4="http://schemas.microsoft.com/office/drawing/2016/5/10/chartex" xmlns:cx5="http://schemas.microsoft.com/office/drawing/2016/5/11/chartex" xmlns:cx6="http://schemas.microsoft.com/office/drawing/2016/5/12/chartex" xmlns:cx7="http://schemas.microsoft.com/office/drawing/2016/5/13/chartex" xmlns:cx8="http://schemas.microsoft.com/office/drawing/2016/5/14/chartex" xmlns:mc="http://schemas.openxmlformats.org/markup-compatibility/2006" xmlns:aink="http://schemas.microsoft.com/office/drawing/2016/ink" xmlns:am3d="http://schemas.microsoft.com/office/drawing/2017/model3d" xmlns:o="urn:schemas-microsoft-com:office:office" xmlns:oel="http://schemas.microsoft.com/office/2019/extlst" xmlns:r="http://schemas.openxmlformats.org/officeDocument/2006/relationships" xmlns:m="http://schemas.openxmlformats.org/officeDocument/2006/math" xmlns:v="urn:schemas-microsoft-com:vml" xmlns:wp14="http://schemas.microsoft.com/office/word/2010/wordprocessingDrawing" xmlns:wp="http://schemas.openxmlformats.org/drawingml/2006/wordprocessingDrawing" xmlns:w10="urn:schemas-microsoft-com:office:word" xmlns:w="http://schemas.openxmlformats.org/wordprocessingml/2006/main" xmlns:w14="http://schemas.microsoft.com/office/word/2010/wordml" xmlns:w15="http://schemas.microsoft.com/office/word/2012/wordml" xmlns:w16cex="http://schemas.microsoft.com/office/word/2018/wordml/cex" xmlns:w16cid="http://schemas.microsoft.com/office/word/2016/wordml/cid" xmlns:w16="http://schemas.microsoft.com/office/word/2018/wordml" xmlns:w16du="http://schemas.microsoft.com/office/word/2023/wordml/word16du" xmlns:w16sdtdh="http://schemas.microsoft.com/office/word/2020/wordml/sdtdatahash" xmlns:w16sdtfl="http://schemas.microsoft.com/office/word/2024/wordml/sdtformatlock" xmlns:w16se="http://schemas.microsoft.com/office/word/2015/wordml/symex" xmlns:wpg="http://schemas.microsoft.com/office/word/2010/wordprocessingGroup" xmlns:wpi="http://schemas.microsoft.com/office/word/2010/wordprocessingInk" xmlns:wne="http://schemas.microsoft.com/office/word/2006/wordml" xmlns:wps="http://schemas.microsoft.com/office/word/2010/wordprocessingShape" mc:Ignorable="w14 w15 w16se w16cid w16 w16cex w16sdtdh w16sdtfl w16du wp14">
-  <w:sdt>
-    <w:sdtPr>
-      <w:id w:val="-767624303"/>
-      <w:docPartObj>
-        <w:docPartGallery w:val="Page Numbers (Bottom of Page)"/>
-        <w:docPartUnique/>
-      </w:docPartObj>
-    </w:sdtPr>
-    <w:sdtContent>
-      <w:p>
-        <w:pPr>
-          <w:pStyle w:val="Footer"/>
-          <w:jc w:val="center"/>
-        </w:pPr>
-        <w:r>
-          <w:fldChar w:fldCharType="begin"/>
-        </w:r>
-        <w:r>
-          <w:instrText>PAGE   \* MERGEFORMAT</w:instrText>
-        </w:r>
-        <w:r>
-          <w:fldChar w:fldCharType="separate"/>
-        </w:r>
-        <w:r>
-          <w:t>2</w:t>
-        </w:r>
-        <w:r>
-          <w:fldChar w:fldCharType="end"/>
-        </w:r>
-      </w:p>
-    </w:sdtContent>
-  </w:sdt>
-  <w:p>
-    <w:pPr>
-      <w:pStyle w:val="Footer"/>
-    </w:pPr>
-  </w:p>
-</w:ftr>
-</file>
-
-<file path=word/footer4.xml><?xml version="1.0" encoding="utf-8"?>
-<w:ftr xmlns:wpc="http://schemas.microsoft.com/office/word/2010/wordprocessingCanvas" xmlns:cx="http://schemas.microsoft.com/office/drawing/2014/chartex" xmlns:cx1="http://schemas.microsoft.com/office/drawing/2015/9/8/chartex" xmlns:cx2="http://schemas.microsoft.com/office/drawing/2015/10/21/chartex" xmlns:cx3="http://schemas.microsoft.com/office/drawing/2016/5/9/chartex" xmlns:cx4="http://schemas.microsoft.com/office/drawing/2016/5/10/chartex" xmlns:cx5="http://schemas.microsoft.com/office/drawing/2016/5/11/chartex" xmlns:cx6="http://schemas.microsoft.com/office/drawing/2016/5/12/chartex" xmlns:cx7="http://schemas.microsoft.com/office/drawing/2016/5/13/chartex" xmlns:cx8="http://schemas.microsoft.com/office/drawing/2016/5/14/chartex" xmlns:mc="http://schemas.openxmlformats.org/markup-compatibility/2006" xmlns:aink="http://schemas.microsoft.com/office/drawing/2016/ink" xmlns:am3d="http://schemas.microsoft.com/office/drawing/2017/model3d" xmlns:o="urn:schemas-microsoft-com:office:office" xmlns:oel="http://schemas.microsoft.com/office/2019/extlst" xmlns:r="http://schemas.openxmlformats.org/officeDocument/2006/relationships" xmlns:m="http://schemas.openxmlformats.org/officeDocument/2006/math" xmlns:v="urn:schemas-microsoft-com:vml" xmlns:wp14="http://schemas.microsoft.com/office/word/2010/wordprocessingDrawing" xmlns:wp="http://schemas.openxmlformats.org/drawingml/2006/wordprocessingDrawing" xmlns:w10="urn:schemas-microsoft-com:office:word" xmlns:w="http://schemas.openxmlformats.org/wordprocessingml/2006/main" xmlns:w14="http://schemas.microsoft.com/office/word/2010/wordml" xmlns:w15="http://schemas.microsoft.com/office/word/2012/wordml" xmlns:w16cex="http://schemas.microsoft.com/office/word/2018/wordml/cex" xmlns:w16cid="http://schemas.microsoft.com/office/word/2016/wordml/cid" xmlns:w16="http://schemas.microsoft.com/office/word/2018/wordml" xmlns:w16du="http://schemas.microsoft.com/office/word/2023/wordml/word16du" xmlns:w16sdtdh="http://schemas.microsoft.com/office/word/2020/wordml/sdtdatahash" xmlns:w16sdtfl="http://schemas.microsoft.com/office/word/2024/wordml/sdtformatlock" xmlns:w16se="http://schemas.microsoft.com/office/word/2015/wordml/symex" xmlns:wpg="http://schemas.microsoft.com/office/word/2010/wordprocessingGroup" xmlns:wpi="http://schemas.microsoft.com/office/word/2010/wordprocessingInk" xmlns:wne="http://schemas.microsoft.com/office/word/2006/wordml" xmlns:wps="http://schemas.microsoft.com/office/word/2010/wordprocessingShape" mc:Ignorable="w14 w15 w16se w16cid w16 w16cex w16sdtdh w16sdtfl w16du wp14">
-  <w:sdt>
-    <w:sdtPr>
-      <w:id w:val="-319660932"/>
-      <w:docPartObj>
-        <w:docPartGallery w:val="Page Numbers (Bottom of Page)"/>
-        <w:docPartUnique/>
-      </w:docPartObj>
-    </w:sdtPr>
-    <w:sdtContent>
-      <w:p>
-        <w:pPr>
-          <w:pStyle w:val="Footer"/>
-          <w:jc w:val="center"/>
-        </w:pPr>
-        <w:r>
-          <w:fldChar w:fldCharType="begin"/>
-        </w:r>
-        <w:r>
-          <w:instrText>PAGE   \* MERGEFORMAT</w:instrText>
-        </w:r>
-        <w:r>
-          <w:fldChar w:fldCharType="separate"/>
-        </w:r>
-        <w:r>
-          <w:t>2</w:t>
-        </w:r>
-        <w:r>
-          <w:fldChar w:fldCharType="end"/>
-        </w:r>
-      </w:p>
-    </w:sdtContent>
-  </w:sdt>
-  <w:p>
-    <w:pPr>
-      <w:pStyle w:val="Footer"/>
-    </w:pPr>
-  </w:p>
-</w:ftr>
-</file>
-
-<file path=word/footer5.xml><?xml version="1.0" encoding="utf-8"?>
-<w:ftr xmlns:wpc="http://schemas.microsoft.com/office/word/2010/wordprocessingCanvas" xmlns:cx="http://schemas.microsoft.com/office/drawing/2014/chartex" xmlns:cx1="http://schemas.microsoft.com/office/drawing/2015/9/8/chartex" xmlns:cx2="http://schemas.microsoft.com/office/drawing/2015/10/21/chartex" xmlns:cx3="http://schemas.microsoft.com/office/drawing/2016/5/9/chartex" xmlns:cx4="http://schemas.microsoft.com/office/drawing/2016/5/10/chartex" xmlns:cx5="http://schemas.microsoft.com/office/drawing/2016/5/11/chartex" xmlns:cx6="http://schemas.microsoft.com/office/drawing/2016/5/12/chartex" xmlns:cx7="http://schemas.microsoft.com/office/drawing/2016/5/13/chartex" xmlns:cx8="http://schemas.microsoft.com/office/drawing/2016/5/14/chartex" xmlns:mc="http://schemas.openxmlformats.org/markup-compatibility/2006" xmlns:aink="http://schemas.microsoft.com/office/drawing/2016/ink" xmlns:am3d="http://schemas.microsoft.com/office/drawing/2017/model3d" xmlns:o="urn:schemas-microsoft-com:office:office" xmlns:oel="http://schemas.microsoft.com/office/2019/extlst" xmlns:r="http://schemas.openxmlformats.org/officeDocument/2006/relationships" xmlns:m="http://schemas.openxmlformats.org/officeDocument/2006/math" xmlns:v="urn:schemas-microsoft-com:vml" xmlns:wp14="http://schemas.microsoft.com/office/word/2010/wordprocessingDrawing" xmlns:wp="http://schemas.openxmlformats.org/drawingml/2006/wordprocessingDrawing" xmlns:w10="urn:schemas-microsoft-com:office:word" xmlns:w="http://schemas.openxmlformats.org/wordprocessingml/2006/main" xmlns:w14="http://schemas.microsoft.com/office/word/2010/wordml" xmlns:w15="http://schemas.microsoft.com/office/word/2012/wordml" xmlns:w16cex="http://schemas.microsoft.com/office/word/2018/wordml/cex" xmlns:w16cid="http://schemas.microsoft.com/office/word/2016/wordml/cid" xmlns:w16="http://schemas.microsoft.com/office/word/2018/wordml" xmlns:w16du="http://schemas.microsoft.com/office/word/2023/wordml/word16du" xmlns:w16sdtdh="http://schemas.microsoft.com/office/word/2020/wordml/sdtdatahash" xmlns:w16sdtfl="http://schemas.microsoft.com/office/word/2024/wordml/sdtformatlock" xmlns:w16se="http://schemas.microsoft.com/office/word/2015/wordml/symex" xmlns:wpg="http://schemas.microsoft.com/office/word/2010/wordprocessingGroup" xmlns:wpi="http://schemas.microsoft.com/office/word/2010/wordprocessingInk" xmlns:wne="http://schemas.microsoft.com/office/word/2006/wordml" xmlns:wps="http://schemas.microsoft.com/office/word/2010/wordprocessingShape" mc:Ignorable="w14 w15 w16se w16cid w16 w16cex w16sdtdh w16sdtfl w16du wp14">
   <w:p>
     <w:pPr>
       <w:pStyle w:val="Footer"/>
@@ -11379,7 +11476,7 @@
 </w:ftr>
 </file>
 
-<file path=word/footer6.xml><?xml version="1.0" encoding="utf-8"?>
+<file path=word/footer3.xml><?xml version="1.0" encoding="utf-8"?>
 <w:ftr xmlns:wpc="http://schemas.microsoft.com/office/word/2010/wordprocessingCanvas" xmlns:cx="http://schemas.microsoft.com/office/drawing/2014/chartex" xmlns:cx1="http://schemas.microsoft.com/office/drawing/2015/9/8/chartex" xmlns:cx2="http://schemas.microsoft.com/office/drawing/2015/10/21/chartex" xmlns:cx3="http://schemas.microsoft.com/office/drawing/2016/5/9/chartex" xmlns:cx4="http://schemas.microsoft.com/office/drawing/2016/5/10/chartex" xmlns:cx5="http://schemas.microsoft.com/office/drawing/2016/5/11/chartex" xmlns:cx6="http://schemas.microsoft.com/office/drawing/2016/5/12/chartex" xmlns:cx7="http://schemas.microsoft.com/office/drawing/2016/5/13/chartex" xmlns:cx8="http://schemas.microsoft.com/office/drawing/2016/5/14/chartex" xmlns:mc="http://schemas.openxmlformats.org/markup-compatibility/2006" xmlns:aink="http://schemas.microsoft.com/office/drawing/2016/ink" xmlns:am3d="http://schemas.microsoft.com/office/drawing/2017/model3d" xmlns:o="urn:schemas-microsoft-com:office:office" xmlns:oel="http://schemas.microsoft.com/office/2019/extlst" xmlns:r="http://schemas.openxmlformats.org/officeDocument/2006/relationships" xmlns:m="http://schemas.openxmlformats.org/officeDocument/2006/math" xmlns:v="urn:schemas-microsoft-com:vml" xmlns:wp14="http://schemas.microsoft.com/office/word/2010/wordprocessingDrawing" xmlns:wp="http://schemas.openxmlformats.org/drawingml/2006/wordprocessingDrawing" xmlns:w10="urn:schemas-microsoft-com:office:word" xmlns:w="http://schemas.openxmlformats.org/wordprocessingml/2006/main" xmlns:w14="http://schemas.microsoft.com/office/word/2010/wordml" xmlns:w15="http://schemas.microsoft.com/office/word/2012/wordml" xmlns:w16cex="http://schemas.microsoft.com/office/word/2018/wordml/cex" xmlns:w16cid="http://schemas.microsoft.com/office/word/2016/wordml/cid" xmlns:w16="http://schemas.microsoft.com/office/word/2018/wordml" xmlns:w16du="http://schemas.microsoft.com/office/word/2023/wordml/word16du" xmlns:w16sdtdh="http://schemas.microsoft.com/office/word/2020/wordml/sdtdatahash" xmlns:w16sdtfl="http://schemas.microsoft.com/office/word/2024/wordml/sdtformatlock" xmlns:w16se="http://schemas.microsoft.com/office/word/2015/wordml/symex" xmlns:wpg="http://schemas.microsoft.com/office/word/2010/wordprocessingGroup" xmlns:wpi="http://schemas.microsoft.com/office/word/2010/wordprocessingInk" xmlns:wne="http://schemas.microsoft.com/office/word/2006/wordml" xmlns:wps="http://schemas.microsoft.com/office/word/2010/wordprocessingShape" mc:Ignorable="w14 w15 w16se w16cid w16 w16cex w16sdtdh w16sdtfl w16du wp14">
   <w:sdt>
     <w:sdtPr>
@@ -13385,7 +13482,6 @@
   <w:style w:type="character" w:default="1" w:styleId="DefaultParagraphFont">
     <w:name w:val="Default Paragraph Font"/>
     <w:uiPriority w:val="1"/>
-    <w:semiHidden/>
     <w:unhideWhenUsed/>
   </w:style>
   <w:style w:type="table" w:default="1" w:styleId="TableNormal">
@@ -14241,6 +14337,15 @@
 </file>
 
 <file path=customXml/item1.xml><?xml version="1.0" encoding="utf-8"?>
+<?mso-contentType ?>
+<FormTemplates xmlns="http://schemas.microsoft.com/sharepoint/v3/contenttype/forms">
+  <Display>DocumentLibraryForm</Display>
+  <Edit>DocumentLibraryForm</Edit>
+  <New>DocumentLibraryForm</New>
+</FormTemplates>
+</file>
+
+<file path=customXml/item2.xml><?xml version="1.0" encoding="utf-8"?>
 <ct:contentTypeSchema xmlns:ct="http://schemas.microsoft.com/office/2006/metadata/contentType" xmlns:ma="http://schemas.microsoft.com/office/2006/metadata/properties/metaAttributes" ct:_="" ma:_="" ma:contentTypeName="Dokument" ma:contentTypeID="0x010100FF914F332154174D803A7B644D03395C" ma:contentTypeVersion="16" ma:contentTypeDescription="Umožňuje vytvoriť nový dokument." ma:contentTypeScope="" ma:versionID="fd77751d24e8168fda22eab337079d00">
   <xsd:schema xmlns:xsd="http://www.w3.org/2001/XMLSchema" xmlns:xs="http://www.w3.org/2001/XMLSchema" xmlns:p="http://schemas.microsoft.com/office/2006/metadata/properties" xmlns:ns3="a94799e5-846a-4ad9-b31d-5ba5d0428847" xmlns:ns4="b0f22963-9bb8-4dce-be88-550968040c8c" targetNamespace="http://schemas.microsoft.com/office/2006/metadata/properties" ma:root="true" ma:fieldsID="b71646f853d82629af3ee6a4474bd060" ns3:_="" ns4:_="">
     <xsd:import namespace="a94799e5-846a-4ad9-b31d-5ba5d0428847"/>
@@ -14479,16 +14584,11 @@
 </ct:contentTypeSchema>
 </file>
 
-<file path=customXml/item2.xml><?xml version="1.0" encoding="utf-8"?>
-<?mso-contentType ?>
-<FormTemplates xmlns="http://schemas.microsoft.com/sharepoint/v3/contenttype/forms">
-  <Display>DocumentLibraryForm</Display>
-  <Edit>DocumentLibraryForm</Edit>
-  <New>DocumentLibraryForm</New>
-</FormTemplates>
+<file path=customXml/item3.xml><?xml version="1.0" encoding="utf-8"?>
+<b:Sources xmlns:b="http://schemas.openxmlformats.org/officeDocument/2006/bibliography" xmlns="http://schemas.openxmlformats.org/officeDocument/2006/bibliography" SelectedStyle="\APASixthEditionOfficeOnline.xsl" StyleName="APA" Version="6"/>
 </file>
 
-<file path=customXml/item3.xml><?xml version="1.0" encoding="utf-8"?>
+<file path=customXml/item4.xml><?xml version="1.0" encoding="utf-8"?>
 <p:properties xmlns:p="http://schemas.microsoft.com/office/2006/metadata/properties" xmlns:xsi="http://www.w3.org/2001/XMLSchema-instance" xmlns:pc="http://schemas.microsoft.com/office/infopath/2007/PartnerControls">
   <documentManagement>
     <_activity xmlns="a94799e5-846a-4ad9-b31d-5ba5d0428847" xsi:nil="true"/>
@@ -14496,11 +14596,15 @@
 </p:properties>
 </file>
 
-<file path=customXml/item4.xml><?xml version="1.0" encoding="utf-8"?>
-<b:Sources xmlns:b="http://schemas.openxmlformats.org/officeDocument/2006/bibliography" xmlns="http://schemas.openxmlformats.org/officeDocument/2006/bibliography" SelectedStyle="\APASixthEditionOfficeOnline.xsl" StyleName="APA" Version="6"/>
+<file path=customXml/itemProps1.xml><?xml version="1.0" encoding="utf-8"?>
+<ds:datastoreItem xmlns:ds="http://schemas.openxmlformats.org/officeDocument/2006/customXml" ds:itemID="{1F4F2074-9665-40AE-AC4D-38B5428FDE6E}">
+  <ds:schemaRefs>
+    <ds:schemaRef ds:uri="http://schemas.microsoft.com/sharepoint/v3/contenttype/forms"/>
+  </ds:schemaRefs>
+</ds:datastoreItem>
 </file>
 
-<file path=customXml/itemProps1.xml><?xml version="1.0" encoding="utf-8"?>
+<file path=customXml/itemProps2.xml><?xml version="1.0" encoding="utf-8"?>
 <ds:datastoreItem xmlns:ds="http://schemas.openxmlformats.org/officeDocument/2006/customXml" ds:itemID="{C3329A49-AD3D-4BA1-96E5-F249191C1F65}">
   <ds:schemaRefs>
     <ds:schemaRef ds:uri="http://schemas.microsoft.com/office/2006/metadata/contentType"/>
@@ -14519,15 +14623,15 @@
 </ds:datastoreItem>
 </file>
 
-<file path=customXml/itemProps2.xml><?xml version="1.0" encoding="utf-8"?>
-<ds:datastoreItem xmlns:ds="http://schemas.openxmlformats.org/officeDocument/2006/customXml" ds:itemID="{1F4F2074-9665-40AE-AC4D-38B5428FDE6E}">
+<file path=customXml/itemProps3.xml><?xml version="1.0" encoding="utf-8"?>
+<ds:datastoreItem xmlns:ds="http://schemas.openxmlformats.org/officeDocument/2006/customXml" ds:itemID="{33B51BA0-60DC-4A69-874E-22CBA927F23E}">
   <ds:schemaRefs>
-    <ds:schemaRef ds:uri="http://schemas.microsoft.com/sharepoint/v3/contenttype/forms"/>
+    <ds:schemaRef ds:uri="http://schemas.openxmlformats.org/officeDocument/2006/bibliography"/>
   </ds:schemaRefs>
 </ds:datastoreItem>
 </file>
 
-<file path=customXml/itemProps3.xml><?xml version="1.0" encoding="utf-8"?>
+<file path=customXml/itemProps4.xml><?xml version="1.0" encoding="utf-8"?>
 <ds:datastoreItem xmlns:ds="http://schemas.openxmlformats.org/officeDocument/2006/customXml" ds:itemID="{8A7D4A20-64F2-4259-949F-7A93E612CEDE}">
   <ds:schemaRefs>
     <ds:schemaRef ds:uri="http://schemas.microsoft.com/office/2006/metadata/properties"/>
@@ -14535,12 +14639,4 @@
     <ds:schemaRef ds:uri="a94799e5-846a-4ad9-b31d-5ba5d0428847"/>
   </ds:schemaRefs>
 </ds:datastoreItem>
-</file>
-
-<file path=customXml/itemProps4.xml><?xml version="1.0" encoding="utf-8"?>
-<ds:datastoreItem xmlns:ds="http://schemas.openxmlformats.org/officeDocument/2006/customXml" ds:itemID="{33B51BA0-60DC-4A69-874E-22CBA927F23E}">
-  <ds:schemaRefs>
-    <ds:schemaRef ds:uri="http://schemas.openxmlformats.org/officeDocument/2006/bibliography"/>
-  </ds:schemaRefs>
-</ds:datastoreItem>
 </file>
--- a/__ms-praca__/Zak/soc_sablona_2025.docx
+++ b/__ms-praca__/Zak/soc_sablona_2025.docx
@@ -6523,9 +6523,9 @@
         <w:pStyle w:val="Kapitola"/>
         <w:numPr>
           <w:ilvl w:val="0"/>
-          <w:numId w:val="4"/>
+          <w:numId w:val="0"/>
         </w:numPr>
-        <w:ind w:left="426" w:hanging="426"/>
+        <w:ind w:left="426"/>
       </w:pPr>
       <w:bookmarkStart w:id="0" w:name="_Toc221031809"/>
       <w:r>
@@ -6929,13 +6929,8 @@
         <w:t xml:space="preserve"> </w:t>
       </w:r>
       <w:r>
-        <w:t xml:space="preserve">Server je možné posilniť výkonnejším hardvérom alebo prerozdeliť úlohy medzi viacero </w:t>
-      </w:r>
-      <w:proofErr w:type="spellStart"/>
-      <w:r>
-        <w:t>serverov.</w:t>
-      </w:r>
-      <w:proofErr w:type="spellEnd"/>
+        <w:t>Server je možné posilniť výkonnejším hardvérom alebo prerozdeliť úlohy medzi viacero serverov.</w:t>
+      </w:r>
     </w:p>
     <w:p>
       <w:pPr>
@@ -11428,6 +11423,7 @@
         <w:docPartUnique/>
       </w:docPartObj>
     </w:sdtPr>
+    <w:sdtEndPr/>
     <w:sdtContent>
       <w:p>
         <w:pPr>
@@ -11486,6 +11482,7 @@
         <w:docPartUnique/>
       </w:docPartObj>
     </w:sdtPr>
+    <w:sdtEndPr/>
     <w:sdtContent>
       <w:p>
         <w:pPr>
@@ -13482,6 +13479,7 @@
   <w:style w:type="character" w:default="1" w:styleId="DefaultParagraphFont">
     <w:name w:val="Default Paragraph Font"/>
     <w:uiPriority w:val="1"/>
+    <w:semiHidden/>
     <w:unhideWhenUsed/>
   </w:style>
   <w:style w:type="table" w:default="1" w:styleId="TableNormal">
@@ -14337,15 +14335,6 @@
 </file>
 
 <file path=customXml/item1.xml><?xml version="1.0" encoding="utf-8"?>
-<?mso-contentType ?>
-<FormTemplates xmlns="http://schemas.microsoft.com/sharepoint/v3/contenttype/forms">
-  <Display>DocumentLibraryForm</Display>
-  <Edit>DocumentLibraryForm</Edit>
-  <New>DocumentLibraryForm</New>
-</FormTemplates>
-</file>
-
-<file path=customXml/item2.xml><?xml version="1.0" encoding="utf-8"?>
 <ct:contentTypeSchema xmlns:ct="http://schemas.microsoft.com/office/2006/metadata/contentType" xmlns:ma="http://schemas.microsoft.com/office/2006/metadata/properties/metaAttributes" ct:_="" ma:_="" ma:contentTypeName="Dokument" ma:contentTypeID="0x010100FF914F332154174D803A7B644D03395C" ma:contentTypeVersion="16" ma:contentTypeDescription="Umožňuje vytvoriť nový dokument." ma:contentTypeScope="" ma:versionID="fd77751d24e8168fda22eab337079d00">
   <xsd:schema xmlns:xsd="http://www.w3.org/2001/XMLSchema" xmlns:xs="http://www.w3.org/2001/XMLSchema" xmlns:p="http://schemas.microsoft.com/office/2006/metadata/properties" xmlns:ns3="a94799e5-846a-4ad9-b31d-5ba5d0428847" xmlns:ns4="b0f22963-9bb8-4dce-be88-550968040c8c" targetNamespace="http://schemas.microsoft.com/office/2006/metadata/properties" ma:root="true" ma:fieldsID="b71646f853d82629af3ee6a4474bd060" ns3:_="" ns4:_="">
     <xsd:import namespace="a94799e5-846a-4ad9-b31d-5ba5d0428847"/>
@@ -14584,11 +14573,16 @@
 </ct:contentTypeSchema>
 </file>
 
-<file path=customXml/item3.xml><?xml version="1.0" encoding="utf-8"?>
-<b:Sources xmlns:b="http://schemas.openxmlformats.org/officeDocument/2006/bibliography" xmlns="http://schemas.openxmlformats.org/officeDocument/2006/bibliography" SelectedStyle="\APASixthEditionOfficeOnline.xsl" StyleName="APA" Version="6"/>
+<file path=customXml/item2.xml><?xml version="1.0" encoding="utf-8"?>
+<?mso-contentType ?>
+<FormTemplates xmlns="http://schemas.microsoft.com/sharepoint/v3/contenttype/forms">
+  <Display>DocumentLibraryForm</Display>
+  <Edit>DocumentLibraryForm</Edit>
+  <New>DocumentLibraryForm</New>
+</FormTemplates>
 </file>
 
-<file path=customXml/item4.xml><?xml version="1.0" encoding="utf-8"?>
+<file path=customXml/item3.xml><?xml version="1.0" encoding="utf-8"?>
 <p:properties xmlns:p="http://schemas.microsoft.com/office/2006/metadata/properties" xmlns:xsi="http://www.w3.org/2001/XMLSchema-instance" xmlns:pc="http://schemas.microsoft.com/office/infopath/2007/PartnerControls">
   <documentManagement>
     <_activity xmlns="a94799e5-846a-4ad9-b31d-5ba5d0428847" xsi:nil="true"/>
@@ -14596,15 +14590,11 @@
 </p:properties>
 </file>
 
-<file path=customXml/itemProps1.xml><?xml version="1.0" encoding="utf-8"?>
-<ds:datastoreItem xmlns:ds="http://schemas.openxmlformats.org/officeDocument/2006/customXml" ds:itemID="{1F4F2074-9665-40AE-AC4D-38B5428FDE6E}">
-  <ds:schemaRefs>
-    <ds:schemaRef ds:uri="http://schemas.microsoft.com/sharepoint/v3/contenttype/forms"/>
-  </ds:schemaRefs>
-</ds:datastoreItem>
+<file path=customXml/item4.xml><?xml version="1.0" encoding="utf-8"?>
+<b:Sources xmlns:b="http://schemas.openxmlformats.org/officeDocument/2006/bibliography" xmlns="http://schemas.openxmlformats.org/officeDocument/2006/bibliography" SelectedStyle="\APASixthEditionOfficeOnline.xsl" StyleName="APA" Version="6"/>
 </file>
 
-<file path=customXml/itemProps2.xml><?xml version="1.0" encoding="utf-8"?>
+<file path=customXml/itemProps1.xml><?xml version="1.0" encoding="utf-8"?>
 <ds:datastoreItem xmlns:ds="http://schemas.openxmlformats.org/officeDocument/2006/customXml" ds:itemID="{C3329A49-AD3D-4BA1-96E5-F249191C1F65}">
   <ds:schemaRefs>
     <ds:schemaRef ds:uri="http://schemas.microsoft.com/office/2006/metadata/contentType"/>
@@ -14623,15 +14613,15 @@
 </ds:datastoreItem>
 </file>
 
-<file path=customXml/itemProps3.xml><?xml version="1.0" encoding="utf-8"?>
-<ds:datastoreItem xmlns:ds="http://schemas.openxmlformats.org/officeDocument/2006/customXml" ds:itemID="{33B51BA0-60DC-4A69-874E-22CBA927F23E}">
+<file path=customXml/itemProps2.xml><?xml version="1.0" encoding="utf-8"?>
+<ds:datastoreItem xmlns:ds="http://schemas.openxmlformats.org/officeDocument/2006/customXml" ds:itemID="{1F4F2074-9665-40AE-AC4D-38B5428FDE6E}">
   <ds:schemaRefs>
-    <ds:schemaRef ds:uri="http://schemas.openxmlformats.org/officeDocument/2006/bibliography"/>
+    <ds:schemaRef ds:uri="http://schemas.microsoft.com/sharepoint/v3/contenttype/forms"/>
   </ds:schemaRefs>
 </ds:datastoreItem>
 </file>
 
-<file path=customXml/itemProps4.xml><?xml version="1.0" encoding="utf-8"?>
+<file path=customXml/itemProps3.xml><?xml version="1.0" encoding="utf-8"?>
 <ds:datastoreItem xmlns:ds="http://schemas.openxmlformats.org/officeDocument/2006/customXml" ds:itemID="{8A7D4A20-64F2-4259-949F-7A93E612CEDE}">
   <ds:schemaRefs>
     <ds:schemaRef ds:uri="http://schemas.microsoft.com/office/2006/metadata/properties"/>
@@ -14639,4 +14629,12 @@
     <ds:schemaRef ds:uri="a94799e5-846a-4ad9-b31d-5ba5d0428847"/>
   </ds:schemaRefs>
 </ds:datastoreItem>
+</file>
+
+<file path=customXml/itemProps4.xml><?xml version="1.0" encoding="utf-8"?>
+<ds:datastoreItem xmlns:ds="http://schemas.openxmlformats.org/officeDocument/2006/customXml" ds:itemID="{33B51BA0-60DC-4A69-874E-22CBA927F23E}">
+  <ds:schemaRefs>
+    <ds:schemaRef ds:uri="http://schemas.openxmlformats.org/officeDocument/2006/bibliography"/>
+  </ds:schemaRefs>
+</ds:datastoreItem>
 </file>
--- a/__ms-praca__/Zak/soc_sablona_2025.docx
+++ b/__ms-praca__/Zak/soc_sablona_2025.docx
@@ -1975,7 +1975,6 @@
           <w:pPr>
             <w:pStyle w:val="TOC1"/>
             <w:tabs>
-              <w:tab w:val="left" w:pos="480"/>
               <w:tab w:val="right" w:leader="dot" w:pos="8493"/>
             </w:tabs>
             <w:rPr>
@@ -2004,40 +2003,23 @@
             </w:rPr>
             <w:fldChar w:fldCharType="separate"/>
           </w:r>
-          <w:hyperlink w:anchor="_Toc221031809" w:history="1">
+          <w:hyperlink w:anchor="_Toc221457088" w:history="1">
             <w:r>
               <w:rPr>
                 <w:rStyle w:val="Hyperlink"/>
                 <w:noProof/>
               </w:rPr>
-              <w:t>0</w:t>
-            </w:r>
-            <w:r>
-              <w:rPr>
-                <w:rFonts w:eastAsiaTheme="minorEastAsia"/>
-                <w:noProof/>
-                <w:sz w:val="24"/>
-                <w:szCs w:val="24"/>
-                <w:lang w:val="en-SK" w:eastAsia="en-GB"/>
+              <w:t>ÚVOD</w:t>
+            </w:r>
+            <w:r>
+              <w:rPr>
+                <w:noProof/>
+                <w:webHidden/>
               </w:rPr>
               <w:tab/>
             </w:r>
             <w:r>
               <w:rPr>
-                <w:rStyle w:val="Hyperlink"/>
-                <w:noProof/>
-              </w:rPr>
-              <w:t>ÚVOD</w:t>
-            </w:r>
-            <w:r>
-              <w:rPr>
-                <w:noProof/>
-                <w:webHidden/>
-              </w:rPr>
-              <w:tab/>
-            </w:r>
-            <w:r>
-              <w:rPr>
                 <w:noProof/>
                 <w:webHidden/>
               </w:rPr>
@@ -2048,7 +2030,7 @@
                 <w:noProof/>
                 <w:webHidden/>
               </w:rPr>
-              <w:instrText xml:space="preserve"> PAGEREF _Toc221031809 \h </w:instrText>
+              <w:instrText xml:space="preserve"> PAGEREF _Toc221457088 \h </w:instrText>
             </w:r>
             <w:r>
               <w:rPr>
@@ -2068,7 +2050,7 @@
                 <w:noProof/>
                 <w:webHidden/>
               </w:rPr>
-              <w:t>6</w:t>
+              <w:t>7</w:t>
             </w:r>
             <w:r>
               <w:rPr>
@@ -2094,7 +2076,7 @@
               <w:lang w:val="en-SK" w:eastAsia="en-GB"/>
             </w:rPr>
           </w:pPr>
-          <w:hyperlink w:anchor="_Toc221031810" w:history="1">
+          <w:hyperlink w:anchor="_Toc221457089" w:history="1">
             <w:r>
               <w:rPr>
                 <w:rStyle w:val="Hyperlink"/>
@@ -2138,7 +2120,7 @@
                 <w:noProof/>
                 <w:webHidden/>
               </w:rPr>
-              <w:instrText xml:space="preserve"> PAGEREF _Toc221031810 \h </w:instrText>
+              <w:instrText xml:space="preserve"> PAGEREF _Toc221457089 \h </w:instrText>
             </w:r>
             <w:r>
               <w:rPr>
@@ -2158,7 +2140,7 @@
                 <w:noProof/>
                 <w:webHidden/>
               </w:rPr>
-              <w:t>7</w:t>
+              <w:t>8</w:t>
             </w:r>
             <w:r>
               <w:rPr>
@@ -2184,7 +2166,7 @@
               <w:lang w:val="en-SK" w:eastAsia="en-GB"/>
             </w:rPr>
           </w:pPr>
-          <w:hyperlink w:anchor="_Toc221031811" w:history="1">
+          <w:hyperlink w:anchor="_Toc221457090" w:history="1">
             <w:r>
               <w:rPr>
                 <w:rStyle w:val="Hyperlink"/>
@@ -2228,7 +2210,7 @@
                 <w:noProof/>
                 <w:webHidden/>
               </w:rPr>
-              <w:instrText xml:space="preserve"> PAGEREF _Toc221031811 \h </w:instrText>
+              <w:instrText xml:space="preserve"> PAGEREF _Toc221457090 \h </w:instrText>
             </w:r>
             <w:r>
               <w:rPr>
@@ -2248,7 +2230,7 @@
                 <w:noProof/>
                 <w:webHidden/>
               </w:rPr>
-              <w:t>8</w:t>
+              <w:t>9</w:t>
             </w:r>
             <w:r>
               <w:rPr>
@@ -2274,7 +2256,7 @@
               <w:lang w:val="en-SK" w:eastAsia="en-GB"/>
             </w:rPr>
           </w:pPr>
-          <w:hyperlink w:anchor="_Toc221031812" w:history="1">
+          <w:hyperlink w:anchor="_Toc221457091" w:history="1">
             <w:r>
               <w:rPr>
                 <w:rStyle w:val="Hyperlink"/>
@@ -2318,7 +2300,7 @@
                 <w:noProof/>
                 <w:webHidden/>
               </w:rPr>
-              <w:instrText xml:space="preserve"> PAGEREF _Toc221031812 \h </w:instrText>
+              <w:instrText xml:space="preserve"> PAGEREF _Toc221457091 \h </w:instrText>
             </w:r>
             <w:r>
               <w:rPr>
@@ -2338,7 +2320,7 @@
                 <w:noProof/>
                 <w:webHidden/>
               </w:rPr>
-              <w:t>8</w:t>
+              <w:t>9</w:t>
             </w:r>
             <w:r>
               <w:rPr>
@@ -2364,7 +2346,7 @@
               <w:lang w:val="en-SK" w:eastAsia="en-GB"/>
             </w:rPr>
           </w:pPr>
-          <w:hyperlink w:anchor="_Toc221031813" w:history="1">
+          <w:hyperlink w:anchor="_Toc221457092" w:history="1">
             <w:r>
               <w:rPr>
                 <w:rStyle w:val="Hyperlink"/>
@@ -2408,7 +2390,7 @@
                 <w:noProof/>
                 <w:webHidden/>
               </w:rPr>
-              <w:instrText xml:space="preserve"> PAGEREF _Toc221031813 \h </w:instrText>
+              <w:instrText xml:space="preserve"> PAGEREF _Toc221457092 \h </w:instrText>
             </w:r>
             <w:r>
               <w:rPr>
@@ -2428,7 +2410,7 @@
                 <w:noProof/>
                 <w:webHidden/>
               </w:rPr>
-              <w:t>9</w:t>
+              <w:t>10</w:t>
             </w:r>
             <w:r>
               <w:rPr>
@@ -2454,7 +2436,7 @@
               <w:lang w:val="en-SK" w:eastAsia="en-GB"/>
             </w:rPr>
           </w:pPr>
-          <w:hyperlink w:anchor="_Toc221031814" w:history="1">
+          <w:hyperlink w:anchor="_Toc221457093" w:history="1">
             <w:r>
               <w:rPr>
                 <w:rStyle w:val="Hyperlink"/>
@@ -2498,7 +2480,7 @@
                 <w:noProof/>
                 <w:webHidden/>
               </w:rPr>
-              <w:instrText xml:space="preserve"> PAGEREF _Toc221031814 \h </w:instrText>
+              <w:instrText xml:space="preserve"> PAGEREF _Toc221457093 \h </w:instrText>
             </w:r>
             <w:r>
               <w:rPr>
@@ -2518,7 +2500,7 @@
                 <w:noProof/>
                 <w:webHidden/>
               </w:rPr>
-              <w:t>9</w:t>
+              <w:t>10</w:t>
             </w:r>
             <w:r>
               <w:rPr>
@@ -2544,7 +2526,7 @@
               <w:lang w:val="en-SK" w:eastAsia="en-GB"/>
             </w:rPr>
           </w:pPr>
-          <w:hyperlink w:anchor="_Toc221031815" w:history="1">
+          <w:hyperlink w:anchor="_Toc221457094" w:history="1">
             <w:r>
               <w:rPr>
                 <w:rStyle w:val="Hyperlink"/>
@@ -2588,7 +2570,7 @@
                 <w:noProof/>
                 <w:webHidden/>
               </w:rPr>
-              <w:instrText xml:space="preserve"> PAGEREF _Toc221031815 \h </w:instrText>
+              <w:instrText xml:space="preserve"> PAGEREF _Toc221457094 \h </w:instrText>
             </w:r>
             <w:r>
               <w:rPr>
@@ -2608,7 +2590,7 @@
                 <w:noProof/>
                 <w:webHidden/>
               </w:rPr>
-              <w:t>9</w:t>
+              <w:t>10</w:t>
             </w:r>
             <w:r>
               <w:rPr>
@@ -2634,7 +2616,7 @@
               <w:lang w:val="en-SK" w:eastAsia="en-GB"/>
             </w:rPr>
           </w:pPr>
-          <w:hyperlink w:anchor="_Toc221031816" w:history="1">
+          <w:hyperlink w:anchor="_Toc221457095" w:history="1">
             <w:r>
               <w:rPr>
                 <w:rStyle w:val="Hyperlink"/>
@@ -2678,7 +2660,7 @@
                 <w:noProof/>
                 <w:webHidden/>
               </w:rPr>
-              <w:instrText xml:space="preserve"> PAGEREF _Toc221031816 \h </w:instrText>
+              <w:instrText xml:space="preserve"> PAGEREF _Toc221457095 \h </w:instrText>
             </w:r>
             <w:r>
               <w:rPr>
@@ -2698,7 +2680,7 @@
                 <w:noProof/>
                 <w:webHidden/>
               </w:rPr>
-              <w:t>10</w:t>
+              <w:t>11</w:t>
             </w:r>
             <w:r>
               <w:rPr>
@@ -2724,7 +2706,7 @@
               <w:lang w:val="en-SK" w:eastAsia="en-GB"/>
             </w:rPr>
           </w:pPr>
-          <w:hyperlink w:anchor="_Toc221031817" w:history="1">
+          <w:hyperlink w:anchor="_Toc221457096" w:history="1">
             <w:r>
               <w:rPr>
                 <w:rStyle w:val="Hyperlink"/>
@@ -2768,7 +2750,7 @@
                 <w:noProof/>
                 <w:webHidden/>
               </w:rPr>
-              <w:instrText xml:space="preserve"> PAGEREF _Toc221031817 \h </w:instrText>
+              <w:instrText xml:space="preserve"> PAGEREF _Toc221457096 \h </w:instrText>
             </w:r>
             <w:r>
               <w:rPr>
@@ -2788,7 +2770,7 @@
                 <w:noProof/>
                 <w:webHidden/>
               </w:rPr>
-              <w:t>10</w:t>
+              <w:t>11</w:t>
             </w:r>
             <w:r>
               <w:rPr>
@@ -2814,7 +2796,7 @@
               <w:lang w:val="en-SK" w:eastAsia="en-GB"/>
             </w:rPr>
           </w:pPr>
-          <w:hyperlink w:anchor="_Toc221031818" w:history="1">
+          <w:hyperlink w:anchor="_Toc221457097" w:history="1">
             <w:r>
               <w:rPr>
                 <w:rStyle w:val="Hyperlink"/>
@@ -2837,7 +2819,7 @@
                 <w:rStyle w:val="Hyperlink"/>
                 <w:noProof/>
               </w:rPr>
-              <w:t>Funkčné požiadavky</w:t>
+              <w:t>Funkčné a nefunkčné požiadavky</w:t>
             </w:r>
             <w:r>
               <w:rPr>
@@ -2858,7 +2840,7 @@
                 <w:noProof/>
                 <w:webHidden/>
               </w:rPr>
-              <w:instrText xml:space="preserve"> PAGEREF _Toc221031818 \h </w:instrText>
+              <w:instrText xml:space="preserve"> PAGEREF _Toc221457097 \h </w:instrText>
             </w:r>
             <w:r>
               <w:rPr>
@@ -2878,7 +2860,7 @@
                 <w:noProof/>
                 <w:webHidden/>
               </w:rPr>
-              <w:t>11</w:t>
+              <w:t>12</w:t>
             </w:r>
             <w:r>
               <w:rPr>
@@ -2904,7 +2886,7 @@
               <w:lang w:val="en-SK" w:eastAsia="en-GB"/>
             </w:rPr>
           </w:pPr>
-          <w:hyperlink w:anchor="_Toc221031819" w:history="1">
+          <w:hyperlink w:anchor="_Toc221457098" w:history="1">
             <w:r>
               <w:rPr>
                 <w:rStyle w:val="Hyperlink"/>
@@ -2927,7 +2909,7 @@
                 <w:rStyle w:val="Hyperlink"/>
                 <w:noProof/>
               </w:rPr>
-              <w:t>Nefunkčné požiadavky</w:t>
+              <w:t>Zber požiadaviek a komunikácia so zadávateľom</w:t>
             </w:r>
             <w:r>
               <w:rPr>
@@ -2948,7 +2930,7 @@
                 <w:noProof/>
                 <w:webHidden/>
               </w:rPr>
-              <w:instrText xml:space="preserve"> PAGEREF _Toc221031819 \h </w:instrText>
+              <w:instrText xml:space="preserve"> PAGEREF _Toc221457098 \h </w:instrText>
             </w:r>
             <w:r>
               <w:rPr>
@@ -2968,7 +2950,97 @@
                 <w:noProof/>
                 <w:webHidden/>
               </w:rPr>
-              <w:t>11</w:t>
+              <w:t>12</w:t>
+            </w:r>
+            <w:r>
+              <w:rPr>
+                <w:noProof/>
+                <w:webHidden/>
+              </w:rPr>
+              <w:fldChar w:fldCharType="end"/>
+            </w:r>
+          </w:hyperlink>
+        </w:p>
+        <w:p>
+          <w:pPr>
+            <w:pStyle w:val="TOC1"/>
+            <w:tabs>
+              <w:tab w:val="left" w:pos="480"/>
+              <w:tab w:val="right" w:leader="dot" w:pos="8493"/>
+            </w:tabs>
+            <w:rPr>
+              <w:rFonts w:eastAsiaTheme="minorEastAsia"/>
+              <w:noProof/>
+              <w:sz w:val="24"/>
+              <w:szCs w:val="24"/>
+              <w:lang w:val="en-SK" w:eastAsia="en-GB"/>
+            </w:rPr>
+          </w:pPr>
+          <w:hyperlink w:anchor="_Toc221457099" w:history="1">
+            <w:r>
+              <w:rPr>
+                <w:rStyle w:val="Hyperlink"/>
+                <w:noProof/>
+              </w:rPr>
+              <w:t>4</w:t>
+            </w:r>
+            <w:r>
+              <w:rPr>
+                <w:rFonts w:eastAsiaTheme="minorEastAsia"/>
+                <w:noProof/>
+                <w:sz w:val="24"/>
+                <w:szCs w:val="24"/>
+                <w:lang w:val="en-SK" w:eastAsia="en-GB"/>
+              </w:rPr>
+              <w:tab/>
+            </w:r>
+            <w:r>
+              <w:rPr>
+                <w:rStyle w:val="Hyperlink"/>
+                <w:noProof/>
+              </w:rPr>
+              <w:t>CIELE A ZADANIE PRÁCE</w:t>
+            </w:r>
+            <w:r>
+              <w:rPr>
+                <w:noProof/>
+                <w:webHidden/>
+              </w:rPr>
+              <w:tab/>
+            </w:r>
+            <w:r>
+              <w:rPr>
+                <w:noProof/>
+                <w:webHidden/>
+              </w:rPr>
+              <w:fldChar w:fldCharType="begin"/>
+            </w:r>
+            <w:r>
+              <w:rPr>
+                <w:noProof/>
+                <w:webHidden/>
+              </w:rPr>
+              <w:instrText xml:space="preserve"> PAGEREF _Toc221457099 \h </w:instrText>
+            </w:r>
+            <w:r>
+              <w:rPr>
+                <w:noProof/>
+                <w:webHidden/>
+              </w:rPr>
+            </w:r>
+            <w:r>
+              <w:rPr>
+                <w:noProof/>
+                <w:webHidden/>
+              </w:rPr>
+              <w:fldChar w:fldCharType="separate"/>
+            </w:r>
+            <w:r>
+              <w:rPr>
+                <w:noProof/>
+                <w:webHidden/>
+              </w:rPr>
+              <w:t>13</w:t>
             </w:r>
             <w:r>
               <w:rPr>
@@ -2994,13 +3066,13 @@
               <w:lang w:val="en-SK" w:eastAsia="en-GB"/>
             </w:rPr>
           </w:pPr>
-          <w:hyperlink w:anchor="_Toc221031820" w:history="1">
+          <w:hyperlink w:anchor="_Toc221457100" w:history="1">
             <w:r>
               <w:rPr>
                 <w:rStyle w:val="Hyperlink"/>
                 <w:noProof/>
               </w:rPr>
-              <w:t>3.4</w:t>
+              <w:t>4.1</w:t>
             </w:r>
             <w:r>
               <w:rPr>
@@ -3017,7 +3089,7 @@
                 <w:rStyle w:val="Hyperlink"/>
                 <w:noProof/>
               </w:rPr>
-              <w:t>Zber požiadaviek a komunikácia so zadávateľom</w:t>
+              <w:t>Ciele práce</w:t>
             </w:r>
             <w:r>
               <w:rPr>
@@ -3038,7 +3110,7 @@
                 <w:noProof/>
                 <w:webHidden/>
               </w:rPr>
-              <w:instrText xml:space="preserve"> PAGEREF _Toc221031820 \h </w:instrText>
+              <w:instrText xml:space="preserve"> PAGEREF _Toc221457100 \h </w:instrText>
             </w:r>
             <w:r>
               <w:rPr>
@@ -3058,7 +3130,187 @@
                 <w:noProof/>
                 <w:webHidden/>
               </w:rPr>
-              <w:t>11</w:t>
+              <w:t>13</w:t>
+            </w:r>
+            <w:r>
+              <w:rPr>
+                <w:noProof/>
+                <w:webHidden/>
+              </w:rPr>
+              <w:fldChar w:fldCharType="end"/>
+            </w:r>
+          </w:hyperlink>
+        </w:p>
+        <w:p>
+          <w:pPr>
+            <w:pStyle w:val="TOC1"/>
+            <w:tabs>
+              <w:tab w:val="left" w:pos="720"/>
+              <w:tab w:val="right" w:leader="dot" w:pos="8493"/>
+            </w:tabs>
+            <w:rPr>
+              <w:rFonts w:eastAsiaTheme="minorEastAsia"/>
+              <w:noProof/>
+              <w:sz w:val="24"/>
+              <w:szCs w:val="24"/>
+              <w:lang w:val="en-SK" w:eastAsia="en-GB"/>
+            </w:rPr>
+          </w:pPr>
+          <w:hyperlink w:anchor="_Toc221457101" w:history="1">
+            <w:r>
+              <w:rPr>
+                <w:rStyle w:val="Hyperlink"/>
+                <w:noProof/>
+              </w:rPr>
+              <w:t>4.2</w:t>
+            </w:r>
+            <w:r>
+              <w:rPr>
+                <w:rFonts w:eastAsiaTheme="minorEastAsia"/>
+                <w:noProof/>
+                <w:sz w:val="24"/>
+                <w:szCs w:val="24"/>
+                <w:lang w:val="en-SK" w:eastAsia="en-GB"/>
+              </w:rPr>
+              <w:tab/>
+            </w:r>
+            <w:r>
+              <w:rPr>
+                <w:rStyle w:val="Hyperlink"/>
+                <w:noProof/>
+              </w:rPr>
+              <w:t>Zameranie práce a spôsob realizácie</w:t>
+            </w:r>
+            <w:r>
+              <w:rPr>
+                <w:noProof/>
+                <w:webHidden/>
+              </w:rPr>
+              <w:tab/>
+            </w:r>
+            <w:r>
+              <w:rPr>
+                <w:noProof/>
+                <w:webHidden/>
+              </w:rPr>
+              <w:fldChar w:fldCharType="begin"/>
+            </w:r>
+            <w:r>
+              <w:rPr>
+                <w:noProof/>
+                <w:webHidden/>
+              </w:rPr>
+              <w:instrText xml:space="preserve"> PAGEREF _Toc221457101 \h </w:instrText>
+            </w:r>
+            <w:r>
+              <w:rPr>
+                <w:noProof/>
+                <w:webHidden/>
+              </w:rPr>
+            </w:r>
+            <w:r>
+              <w:rPr>
+                <w:noProof/>
+                <w:webHidden/>
+              </w:rPr>
+              <w:fldChar w:fldCharType="separate"/>
+            </w:r>
+            <w:r>
+              <w:rPr>
+                <w:noProof/>
+                <w:webHidden/>
+              </w:rPr>
+              <w:t>14</w:t>
+            </w:r>
+            <w:r>
+              <w:rPr>
+                <w:noProof/>
+                <w:webHidden/>
+              </w:rPr>
+              <w:fldChar w:fldCharType="end"/>
+            </w:r>
+          </w:hyperlink>
+        </w:p>
+        <w:p>
+          <w:pPr>
+            <w:pStyle w:val="TOC1"/>
+            <w:tabs>
+              <w:tab w:val="left" w:pos="720"/>
+              <w:tab w:val="right" w:leader="dot" w:pos="8493"/>
+            </w:tabs>
+            <w:rPr>
+              <w:rFonts w:eastAsiaTheme="minorEastAsia"/>
+              <w:noProof/>
+              <w:sz w:val="24"/>
+              <w:szCs w:val="24"/>
+              <w:lang w:val="en-SK" w:eastAsia="en-GB"/>
+            </w:rPr>
+          </w:pPr>
+          <w:hyperlink w:anchor="_Toc221457102" w:history="1">
+            <w:r>
+              <w:rPr>
+                <w:rStyle w:val="Hyperlink"/>
+                <w:noProof/>
+              </w:rPr>
+              <w:t>4.3</w:t>
+            </w:r>
+            <w:r>
+              <w:rPr>
+                <w:rFonts w:eastAsiaTheme="minorEastAsia"/>
+                <w:noProof/>
+                <w:sz w:val="24"/>
+                <w:szCs w:val="24"/>
+                <w:lang w:val="en-SK" w:eastAsia="en-GB"/>
+              </w:rPr>
+              <w:tab/>
+            </w:r>
+            <w:r>
+              <w:rPr>
+                <w:rStyle w:val="Hyperlink"/>
+                <w:noProof/>
+              </w:rPr>
+              <w:t>Očakávaný prínos a tímová spolupráca</w:t>
+            </w:r>
+            <w:r>
+              <w:rPr>
+                <w:noProof/>
+                <w:webHidden/>
+              </w:rPr>
+              <w:tab/>
+            </w:r>
+            <w:r>
+              <w:rPr>
+                <w:noProof/>
+                <w:webHidden/>
+              </w:rPr>
+              <w:fldChar w:fldCharType="begin"/>
+            </w:r>
+            <w:r>
+              <w:rPr>
+                <w:noProof/>
+                <w:webHidden/>
+              </w:rPr>
+              <w:instrText xml:space="preserve"> PAGEREF _Toc221457102 \h </w:instrText>
+            </w:r>
+            <w:r>
+              <w:rPr>
+                <w:noProof/>
+                <w:webHidden/>
+              </w:rPr>
+            </w:r>
+            <w:r>
+              <w:rPr>
+                <w:noProof/>
+                <w:webHidden/>
+              </w:rPr>
+              <w:fldChar w:fldCharType="separate"/>
+            </w:r>
+            <w:r>
+              <w:rPr>
+                <w:noProof/>
+                <w:webHidden/>
+              </w:rPr>
+              <w:t>14</w:t>
             </w:r>
             <w:r>
               <w:rPr>
@@ -3084,13 +3336,13 @@
               <w:lang w:val="en-SK" w:eastAsia="en-GB"/>
             </w:rPr>
           </w:pPr>
-          <w:hyperlink w:anchor="_Toc221031821" w:history="1">
+          <w:hyperlink w:anchor="_Toc221457103" w:history="1">
             <w:r>
               <w:rPr>
                 <w:rStyle w:val="Hyperlink"/>
                 <w:noProof/>
               </w:rPr>
-              <w:t>4</w:t>
+              <w:t>5</w:t>
             </w:r>
             <w:r>
               <w:rPr>
@@ -3107,7 +3359,7 @@
                 <w:rStyle w:val="Hyperlink"/>
                 <w:noProof/>
               </w:rPr>
-              <w:t>CIELE A ZADANIE PRÁCE</w:t>
+              <w:t>NÁVRH RIEŠENIA POKLADNIČNÉHO SYSTÉMU EPOS</w:t>
             </w:r>
             <w:r>
               <w:rPr>
@@ -3128,7 +3380,7 @@
                 <w:noProof/>
                 <w:webHidden/>
               </w:rPr>
-              <w:instrText xml:space="preserve"> PAGEREF _Toc221031821 \h </w:instrText>
+              <w:instrText xml:space="preserve"> PAGEREF _Toc221457103 \h </w:instrText>
             </w:r>
             <w:r>
               <w:rPr>
@@ -3148,7 +3400,7 @@
                 <w:noProof/>
                 <w:webHidden/>
               </w:rPr>
-              <w:t>12</w:t>
+              <w:t>15</w:t>
             </w:r>
             <w:r>
               <w:rPr>
@@ -3174,13 +3426,13 @@
               <w:lang w:val="en-SK" w:eastAsia="en-GB"/>
             </w:rPr>
           </w:pPr>
-          <w:hyperlink w:anchor="_Toc221031822" w:history="1">
+          <w:hyperlink w:anchor="_Toc221457104" w:history="1">
             <w:r>
               <w:rPr>
                 <w:rStyle w:val="Hyperlink"/>
                 <w:noProof/>
               </w:rPr>
-              <w:t>4.1</w:t>
+              <w:t>5.1</w:t>
             </w:r>
             <w:r>
               <w:rPr>
@@ -3197,7 +3449,7 @@
                 <w:rStyle w:val="Hyperlink"/>
                 <w:noProof/>
               </w:rPr>
-              <w:t>cieLe práce</w:t>
+              <w:t>Koncepcia riešenia a použitá technológia</w:t>
             </w:r>
             <w:r>
               <w:rPr>
@@ -3218,7 +3470,7 @@
                 <w:noProof/>
                 <w:webHidden/>
               </w:rPr>
-              <w:instrText xml:space="preserve"> PAGEREF _Toc221031822 \h </w:instrText>
+              <w:instrText xml:space="preserve"> PAGEREF _Toc221457104 \h </w:instrText>
             </w:r>
             <w:r>
               <w:rPr>
@@ -3238,7 +3490,7 @@
                 <w:noProof/>
                 <w:webHidden/>
               </w:rPr>
-              <w:t>12</w:t>
+              <w:t>15</w:t>
             </w:r>
             <w:r>
               <w:rPr>
@@ -3264,13 +3516,13 @@
               <w:lang w:val="en-SK" w:eastAsia="en-GB"/>
             </w:rPr>
           </w:pPr>
-          <w:hyperlink w:anchor="_Toc221031823" w:history="1">
+          <w:hyperlink w:anchor="_Toc221457105" w:history="1">
             <w:r>
               <w:rPr>
                 <w:rStyle w:val="Hyperlink"/>
                 <w:noProof/>
               </w:rPr>
-              <w:t>4.2</w:t>
+              <w:t>5.2</w:t>
             </w:r>
             <w:r>
               <w:rPr>
@@ -3287,7 +3539,7 @@
                 <w:rStyle w:val="Hyperlink"/>
                 <w:noProof/>
               </w:rPr>
-              <w:t>Zameranie práce a spôsob realizácie</w:t>
+              <w:t>Pracovný proces a spracovanie produktov</w:t>
             </w:r>
             <w:r>
               <w:rPr>
@@ -3308,7 +3560,7 @@
                 <w:noProof/>
                 <w:webHidden/>
               </w:rPr>
-              <w:instrText xml:space="preserve"> PAGEREF _Toc221031823 \h </w:instrText>
+              <w:instrText xml:space="preserve"> PAGEREF _Toc221457105 \h </w:instrText>
             </w:r>
             <w:r>
               <w:rPr>
@@ -3328,7 +3580,7 @@
                 <w:noProof/>
                 <w:webHidden/>
               </w:rPr>
-              <w:t>13</w:t>
+              <w:t>16</w:t>
             </w:r>
             <w:r>
               <w:rPr>
@@ -3354,13 +3606,13 @@
               <w:lang w:val="en-SK" w:eastAsia="en-GB"/>
             </w:rPr>
           </w:pPr>
-          <w:hyperlink w:anchor="_Toc221031824" w:history="1">
+          <w:hyperlink w:anchor="_Toc221457106" w:history="1">
             <w:r>
               <w:rPr>
                 <w:rStyle w:val="Hyperlink"/>
                 <w:noProof/>
               </w:rPr>
-              <w:t>4.3</w:t>
+              <w:t>5.3</w:t>
             </w:r>
             <w:r>
               <w:rPr>
@@ -3377,7 +3629,7 @@
                 <w:rStyle w:val="Hyperlink"/>
                 <w:noProof/>
               </w:rPr>
-              <w:t>Očakávaný prínos a tímová spolupráca</w:t>
+              <w:t>Správa dát a generovanie bločkov</w:t>
             </w:r>
             <w:r>
               <w:rPr>
@@ -3398,7 +3650,7 @@
                 <w:noProof/>
                 <w:webHidden/>
               </w:rPr>
-              <w:instrText xml:space="preserve"> PAGEREF _Toc221031824 \h </w:instrText>
+              <w:instrText xml:space="preserve"> PAGEREF _Toc221457106 \h </w:instrText>
             </w:r>
             <w:r>
               <w:rPr>
@@ -3418,7 +3670,97 @@
                 <w:noProof/>
                 <w:webHidden/>
               </w:rPr>
-              <w:t>13</w:t>
+              <w:t>17</w:t>
+            </w:r>
+            <w:r>
+              <w:rPr>
+                <w:noProof/>
+                <w:webHidden/>
+              </w:rPr>
+              <w:fldChar w:fldCharType="end"/>
+            </w:r>
+          </w:hyperlink>
+        </w:p>
+        <w:p>
+          <w:pPr>
+            <w:pStyle w:val="TOC1"/>
+            <w:tabs>
+              <w:tab w:val="left" w:pos="720"/>
+              <w:tab w:val="right" w:leader="dot" w:pos="8493"/>
+            </w:tabs>
+            <w:rPr>
+              <w:rFonts w:eastAsiaTheme="minorEastAsia"/>
+              <w:noProof/>
+              <w:sz w:val="24"/>
+              <w:szCs w:val="24"/>
+              <w:lang w:val="en-SK" w:eastAsia="en-GB"/>
+            </w:rPr>
+          </w:pPr>
+          <w:hyperlink w:anchor="_Toc221457107" w:history="1">
+            <w:r>
+              <w:rPr>
+                <w:rStyle w:val="Hyperlink"/>
+                <w:noProof/>
+              </w:rPr>
+              <w:t>5.4</w:t>
+            </w:r>
+            <w:r>
+              <w:rPr>
+                <w:rFonts w:eastAsiaTheme="minorEastAsia"/>
+                <w:noProof/>
+                <w:sz w:val="24"/>
+                <w:szCs w:val="24"/>
+                <w:lang w:val="en-SK" w:eastAsia="en-GB"/>
+              </w:rPr>
+              <w:tab/>
+            </w:r>
+            <w:r>
+              <w:rPr>
+                <w:rStyle w:val="Hyperlink"/>
+                <w:noProof/>
+              </w:rPr>
+              <w:t>Možnosti rozšírenia systému</w:t>
+            </w:r>
+            <w:r>
+              <w:rPr>
+                <w:noProof/>
+                <w:webHidden/>
+              </w:rPr>
+              <w:tab/>
+            </w:r>
+            <w:r>
+              <w:rPr>
+                <w:noProof/>
+                <w:webHidden/>
+              </w:rPr>
+              <w:fldChar w:fldCharType="begin"/>
+            </w:r>
+            <w:r>
+              <w:rPr>
+                <w:noProof/>
+                <w:webHidden/>
+              </w:rPr>
+              <w:instrText xml:space="preserve"> PAGEREF _Toc221457107 \h </w:instrText>
+            </w:r>
+            <w:r>
+              <w:rPr>
+                <w:noProof/>
+                <w:webHidden/>
+              </w:rPr>
+            </w:r>
+            <w:r>
+              <w:rPr>
+                <w:noProof/>
+                <w:webHidden/>
+              </w:rPr>
+              <w:fldChar w:fldCharType="separate"/>
+            </w:r>
+            <w:r>
+              <w:rPr>
+                <w:noProof/>
+                <w:webHidden/>
+              </w:rPr>
+              <w:t>17</w:t>
             </w:r>
             <w:r>
               <w:rPr>
@@ -3444,13 +3786,13 @@
               <w:lang w:val="en-SK" w:eastAsia="en-GB"/>
             </w:rPr>
           </w:pPr>
-          <w:hyperlink w:anchor="_Toc221031825" w:history="1">
+          <w:hyperlink w:anchor="_Toc221457108" w:history="1">
             <w:r>
               <w:rPr>
                 <w:rStyle w:val="Hyperlink"/>
                 <w:noProof/>
               </w:rPr>
-              <w:t>5</w:t>
+              <w:t>6</w:t>
             </w:r>
             <w:r>
               <w:rPr>
@@ -3467,7 +3809,7 @@
                 <w:rStyle w:val="Hyperlink"/>
                 <w:noProof/>
               </w:rPr>
-              <w:t>NÁVRH RIEŠENIA POKLADNIČNÉHO SYSTÉMU EPOS</w:t>
+              <w:t>IMPLEMENTÁCIA POUŽÍVATEĽSKÉHO ROZHRANIA</w:t>
             </w:r>
             <w:r>
               <w:rPr>
@@ -3488,7 +3830,7 @@
                 <w:noProof/>
                 <w:webHidden/>
               </w:rPr>
-              <w:instrText xml:space="preserve"> PAGEREF _Toc221031825 \h </w:instrText>
+              <w:instrText xml:space="preserve"> PAGEREF _Toc221457108 \h </w:instrText>
             </w:r>
             <w:r>
               <w:rPr>
@@ -3508,7 +3850,7 @@
                 <w:noProof/>
                 <w:webHidden/>
               </w:rPr>
-              <w:t>14</w:t>
+              <w:t>18</w:t>
             </w:r>
             <w:r>
               <w:rPr>
@@ -3534,13 +3876,13 @@
               <w:lang w:val="en-SK" w:eastAsia="en-GB"/>
             </w:rPr>
           </w:pPr>
-          <w:hyperlink w:anchor="_Toc221031826" w:history="1">
+          <w:hyperlink w:anchor="_Toc221457109" w:history="1">
             <w:r>
               <w:rPr>
                 <w:rStyle w:val="Hyperlink"/>
                 <w:noProof/>
               </w:rPr>
-              <w:t>5.1</w:t>
+              <w:t>6.1</w:t>
             </w:r>
             <w:r>
               <w:rPr>
@@ -3557,7 +3899,7 @@
                 <w:rStyle w:val="Hyperlink"/>
                 <w:noProof/>
               </w:rPr>
-              <w:t>Koncepcia riešenia a použitá technológia</w:t>
+              <w:t>Návrh používateľského rozhrania a dizajnový koncept</w:t>
             </w:r>
             <w:r>
               <w:rPr>
@@ -3578,7 +3920,7 @@
                 <w:noProof/>
                 <w:webHidden/>
               </w:rPr>
-              <w:instrText xml:space="preserve"> PAGEREF _Toc221031826 \h </w:instrText>
+              <w:instrText xml:space="preserve"> PAGEREF _Toc221457109 \h </w:instrText>
             </w:r>
             <w:r>
               <w:rPr>
@@ -3598,7 +3940,7 @@
                 <w:noProof/>
                 <w:webHidden/>
               </w:rPr>
-              <w:t>14</w:t>
+              <w:t>18</w:t>
             </w:r>
             <w:r>
               <w:rPr>
@@ -3624,13 +3966,13 @@
               <w:lang w:val="en-SK" w:eastAsia="en-GB"/>
             </w:rPr>
           </w:pPr>
-          <w:hyperlink w:anchor="_Toc221031827" w:history="1">
+          <w:hyperlink w:anchor="_Toc221457110" w:history="1">
             <w:r>
               <w:rPr>
                 <w:rStyle w:val="Hyperlink"/>
                 <w:noProof/>
               </w:rPr>
-              <w:t>5.2</w:t>
+              <w:t>6.2</w:t>
             </w:r>
             <w:r>
               <w:rPr>
@@ -3647,7 +3989,7 @@
                 <w:rStyle w:val="Hyperlink"/>
                 <w:noProof/>
               </w:rPr>
-              <w:t>Pracovný proces a spracovanie produktov</w:t>
+              <w:t>Implementácia rozhrania v prostredí Windows Forms</w:t>
             </w:r>
             <w:r>
               <w:rPr>
@@ -3668,7 +4010,7 @@
                 <w:noProof/>
                 <w:webHidden/>
               </w:rPr>
-              <w:instrText xml:space="preserve"> PAGEREF _Toc221031827 \h </w:instrText>
+              <w:instrText xml:space="preserve"> PAGEREF _Toc221457110 \h </w:instrText>
             </w:r>
             <w:r>
               <w:rPr>
@@ -3688,7 +4030,7 @@
                 <w:noProof/>
                 <w:webHidden/>
               </w:rPr>
-              <w:t>15</w:t>
+              <w:t>19</w:t>
             </w:r>
             <w:r>
               <w:rPr>
@@ -3714,13 +4056,13 @@
               <w:lang w:val="en-SK" w:eastAsia="en-GB"/>
             </w:rPr>
           </w:pPr>
-          <w:hyperlink w:anchor="_Toc221031828" w:history="1">
+          <w:hyperlink w:anchor="_Toc221457111" w:history="1">
             <w:r>
               <w:rPr>
                 <w:rStyle w:val="Hyperlink"/>
                 <w:noProof/>
               </w:rPr>
-              <w:t>5.3</w:t>
+              <w:t>6.3</w:t>
             </w:r>
             <w:r>
               <w:rPr>
@@ -3737,7 +4079,7 @@
                 <w:rStyle w:val="Hyperlink"/>
                 <w:noProof/>
               </w:rPr>
-              <w:t>Správa dát a generovanie bločkov</w:t>
+              <w:t>Ergonomické zásady a intuitívne ovládanie</w:t>
             </w:r>
             <w:r>
               <w:rPr>
@@ -3758,7 +4100,7 @@
                 <w:noProof/>
                 <w:webHidden/>
               </w:rPr>
-              <w:instrText xml:space="preserve"> PAGEREF _Toc221031828 \h </w:instrText>
+              <w:instrText xml:space="preserve"> PAGEREF _Toc221457111 \h </w:instrText>
             </w:r>
             <w:r>
               <w:rPr>
@@ -3778,7 +4120,7 @@
                 <w:noProof/>
                 <w:webHidden/>
               </w:rPr>
-              <w:t>16</w:t>
+              <w:t>19</w:t>
             </w:r>
             <w:r>
               <w:rPr>
@@ -3804,13 +4146,13 @@
               <w:lang w:val="en-SK" w:eastAsia="en-GB"/>
             </w:rPr>
           </w:pPr>
-          <w:hyperlink w:anchor="_Toc221031829" w:history="1">
+          <w:hyperlink w:anchor="_Toc221457112" w:history="1">
             <w:r>
               <w:rPr>
                 <w:rStyle w:val="Hyperlink"/>
                 <w:noProof/>
               </w:rPr>
-              <w:t>5.4</w:t>
+              <w:t>6.4</w:t>
             </w:r>
             <w:r>
               <w:rPr>
@@ -3827,7 +4169,7 @@
                 <w:rStyle w:val="Hyperlink"/>
                 <w:noProof/>
               </w:rPr>
-              <w:t>Možnosti rozšírenia systému</w:t>
+              <w:t>Práca s chybovými stavmi a spätná väzba používateľovi</w:t>
             </w:r>
             <w:r>
               <w:rPr>
@@ -3848,7 +4190,7 @@
                 <w:noProof/>
                 <w:webHidden/>
               </w:rPr>
-              <w:instrText xml:space="preserve"> PAGEREF _Toc221031829 \h </w:instrText>
+              <w:instrText xml:space="preserve"> PAGEREF _Toc221457112 \h </w:instrText>
             </w:r>
             <w:r>
               <w:rPr>
@@ -3868,7 +4210,7 @@
                 <w:noProof/>
                 <w:webHidden/>
               </w:rPr>
-              <w:t>16</w:t>
+              <w:t>20</w:t>
             </w:r>
             <w:r>
               <w:rPr>
@@ -3894,13 +4236,13 @@
               <w:lang w:val="en-SK" w:eastAsia="en-GB"/>
             </w:rPr>
           </w:pPr>
-          <w:hyperlink w:anchor="_Toc221031830" w:history="1">
+          <w:hyperlink w:anchor="_Toc221457113" w:history="1">
             <w:r>
               <w:rPr>
                 <w:rStyle w:val="Hyperlink"/>
                 <w:noProof/>
               </w:rPr>
-              <w:t>6</w:t>
+              <w:t>7</w:t>
             </w:r>
             <w:r>
               <w:rPr>
@@ -3917,7 +4259,7 @@
                 <w:rStyle w:val="Hyperlink"/>
                 <w:noProof/>
               </w:rPr>
-              <w:t>IMPLEMENTÁCIA POUŽÍVATEĽSKÉHO ROZHRANIA</w:t>
+              <w:t>IMPLEMENTÁCIA FUNKČNÝCH ČASTÍ SYSTÉMU</w:t>
             </w:r>
             <w:r>
               <w:rPr>
@@ -3938,7 +4280,7 @@
                 <w:noProof/>
                 <w:webHidden/>
               </w:rPr>
-              <w:instrText xml:space="preserve"> PAGEREF _Toc221031830 \h </w:instrText>
+              <w:instrText xml:space="preserve"> PAGEREF _Toc221457113 \h </w:instrText>
             </w:r>
             <w:r>
               <w:rPr>
@@ -3958,7 +4300,7 @@
                 <w:noProof/>
                 <w:webHidden/>
               </w:rPr>
-              <w:t>17</w:t>
+              <w:t>21</w:t>
             </w:r>
             <w:r>
               <w:rPr>
@@ -3984,13 +4326,13 @@
               <w:lang w:val="en-SK" w:eastAsia="en-GB"/>
             </w:rPr>
           </w:pPr>
-          <w:hyperlink w:anchor="_Toc221031831" w:history="1">
+          <w:hyperlink w:anchor="_Toc221457114" w:history="1">
             <w:r>
               <w:rPr>
                 <w:rStyle w:val="Hyperlink"/>
                 <w:noProof/>
               </w:rPr>
-              <w:t>6.1</w:t>
+              <w:t>7.1</w:t>
             </w:r>
             <w:r>
               <w:rPr>
@@ -4007,7 +4349,7 @@
                 <w:rStyle w:val="Hyperlink"/>
                 <w:noProof/>
               </w:rPr>
-              <w:t>Návrh používateľského rozhrania a dizajnový koncept</w:t>
+              <w:t>Prihlasovanie používateľa a zabezpečenie prístupu</w:t>
             </w:r>
             <w:r>
               <w:rPr>
@@ -4028,7 +4370,7 @@
                 <w:noProof/>
                 <w:webHidden/>
               </w:rPr>
-              <w:instrText xml:space="preserve"> PAGEREF _Toc221031831 \h </w:instrText>
+              <w:instrText xml:space="preserve"> PAGEREF _Toc221457114 \h </w:instrText>
             </w:r>
             <w:r>
               <w:rPr>
@@ -4048,7 +4390,7 @@
                 <w:noProof/>
                 <w:webHidden/>
               </w:rPr>
-              <w:t>17</w:t>
+              <w:t>21</w:t>
             </w:r>
             <w:r>
               <w:rPr>
@@ -4074,13 +4416,13 @@
               <w:lang w:val="en-SK" w:eastAsia="en-GB"/>
             </w:rPr>
           </w:pPr>
-          <w:hyperlink w:anchor="_Toc221031832" w:history="1">
+          <w:hyperlink w:anchor="_Toc221457115" w:history="1">
             <w:r>
               <w:rPr>
                 <w:rStyle w:val="Hyperlink"/>
                 <w:noProof/>
               </w:rPr>
-              <w:t>6.2</w:t>
+              <w:t>7.2</w:t>
             </w:r>
             <w:r>
               <w:rPr>
@@ -4097,7 +4439,7 @@
                 <w:rStyle w:val="Hyperlink"/>
                 <w:noProof/>
               </w:rPr>
-              <w:t>Implementácia rozhrania v prostredí Windows Forms</w:t>
+              <w:t>Hlavná obrazovka a blokovanie nákupu</w:t>
             </w:r>
             <w:r>
               <w:rPr>
@@ -4118,7 +4460,7 @@
                 <w:noProof/>
                 <w:webHidden/>
               </w:rPr>
-              <w:instrText xml:space="preserve"> PAGEREF _Toc221031832 \h </w:instrText>
+              <w:instrText xml:space="preserve"> PAGEREF _Toc221457115 \h </w:instrText>
             </w:r>
             <w:r>
               <w:rPr>
@@ -4138,7 +4480,7 @@
                 <w:noProof/>
                 <w:webHidden/>
               </w:rPr>
-              <w:t>18</w:t>
+              <w:t>22</w:t>
             </w:r>
             <w:r>
               <w:rPr>
@@ -4164,13 +4506,13 @@
               <w:lang w:val="en-SK" w:eastAsia="en-GB"/>
             </w:rPr>
           </w:pPr>
-          <w:hyperlink w:anchor="_Toc221031833" w:history="1">
+          <w:hyperlink w:anchor="_Toc221457116" w:history="1">
             <w:r>
               <w:rPr>
                 <w:rStyle w:val="Hyperlink"/>
                 <w:noProof/>
               </w:rPr>
-              <w:t>6.3</w:t>
+              <w:t>7.3</w:t>
             </w:r>
             <w:r>
               <w:rPr>
@@ -4187,7 +4529,7 @@
                 <w:rStyle w:val="Hyperlink"/>
                 <w:noProof/>
               </w:rPr>
-              <w:t>Ergonomické zásady a intuitívne ovládanie</w:t>
+              <w:t>Správa produktov a úprava údajov</w:t>
             </w:r>
             <w:r>
               <w:rPr>
@@ -4208,7 +4550,7 @@
                 <w:noProof/>
                 <w:webHidden/>
               </w:rPr>
-              <w:instrText xml:space="preserve"> PAGEREF _Toc221031833 \h </w:instrText>
+              <w:instrText xml:space="preserve"> PAGEREF _Toc221457116 \h </w:instrText>
             </w:r>
             <w:r>
               <w:rPr>
@@ -4228,7 +4570,7 @@
                 <w:noProof/>
                 <w:webHidden/>
               </w:rPr>
-              <w:t>18</w:t>
+              <w:t>22</w:t>
             </w:r>
             <w:r>
               <w:rPr>
@@ -4254,13 +4596,13 @@
               <w:lang w:val="en-SK" w:eastAsia="en-GB"/>
             </w:rPr>
           </w:pPr>
-          <w:hyperlink w:anchor="_Toc221031834" w:history="1">
+          <w:hyperlink w:anchor="_Toc221457117" w:history="1">
             <w:r>
               <w:rPr>
                 <w:rStyle w:val="Hyperlink"/>
                 <w:noProof/>
               </w:rPr>
-              <w:t>6.4</w:t>
+              <w:t>7.4</w:t>
             </w:r>
             <w:r>
               <w:rPr>
@@ -4277,7 +4619,7 @@
                 <w:rStyle w:val="Hyperlink"/>
                 <w:noProof/>
               </w:rPr>
-              <w:t>Práca s chybovými stavmi a spätná väzba používateľovi</w:t>
+              <w:t>Nastavenia aplikácie a odhlásenie používateľa</w:t>
             </w:r>
             <w:r>
               <w:rPr>
@@ -4298,7 +4640,7 @@
                 <w:noProof/>
                 <w:webHidden/>
               </w:rPr>
-              <w:instrText xml:space="preserve"> PAGEREF _Toc221031834 \h </w:instrText>
+              <w:instrText xml:space="preserve"> PAGEREF _Toc221457117 \h </w:instrText>
             </w:r>
             <w:r>
               <w:rPr>
@@ -4318,7 +4660,97 @@
                 <w:noProof/>
                 <w:webHidden/>
               </w:rPr>
-              <w:t>19</w:t>
+              <w:t>23</w:t>
+            </w:r>
+            <w:r>
+              <w:rPr>
+                <w:noProof/>
+                <w:webHidden/>
+              </w:rPr>
+              <w:fldChar w:fldCharType="end"/>
+            </w:r>
+          </w:hyperlink>
+        </w:p>
+        <w:p>
+          <w:pPr>
+            <w:pStyle w:val="TOC1"/>
+            <w:tabs>
+              <w:tab w:val="left" w:pos="720"/>
+              <w:tab w:val="right" w:leader="dot" w:pos="8493"/>
+            </w:tabs>
+            <w:rPr>
+              <w:rFonts w:eastAsiaTheme="minorEastAsia"/>
+              <w:noProof/>
+              <w:sz w:val="24"/>
+              <w:szCs w:val="24"/>
+              <w:lang w:val="en-SK" w:eastAsia="en-GB"/>
+            </w:rPr>
+          </w:pPr>
+          <w:hyperlink w:anchor="_Toc221457118" w:history="1">
+            <w:r>
+              <w:rPr>
+                <w:rStyle w:val="Hyperlink"/>
+                <w:noProof/>
+              </w:rPr>
+              <w:t>7.5</w:t>
+            </w:r>
+            <w:r>
+              <w:rPr>
+                <w:rFonts w:eastAsiaTheme="minorEastAsia"/>
+                <w:noProof/>
+                <w:sz w:val="24"/>
+                <w:szCs w:val="24"/>
+                <w:lang w:val="en-SK" w:eastAsia="en-GB"/>
+              </w:rPr>
+              <w:tab/>
+            </w:r>
+            <w:r>
+              <w:rPr>
+                <w:rStyle w:val="Hyperlink"/>
+                <w:noProof/>
+              </w:rPr>
+              <w:t>Generovanie a spracovanie bločku</w:t>
+            </w:r>
+            <w:r>
+              <w:rPr>
+                <w:noProof/>
+                <w:webHidden/>
+              </w:rPr>
+              <w:tab/>
+            </w:r>
+            <w:r>
+              <w:rPr>
+                <w:noProof/>
+                <w:webHidden/>
+              </w:rPr>
+              <w:fldChar w:fldCharType="begin"/>
+            </w:r>
+            <w:r>
+              <w:rPr>
+                <w:noProof/>
+                <w:webHidden/>
+              </w:rPr>
+              <w:instrText xml:space="preserve"> PAGEREF _Toc221457118 \h </w:instrText>
+            </w:r>
+            <w:r>
+              <w:rPr>
+                <w:noProof/>
+                <w:webHidden/>
+              </w:rPr>
+            </w:r>
+            <w:r>
+              <w:rPr>
+                <w:noProof/>
+                <w:webHidden/>
+              </w:rPr>
+              <w:fldChar w:fldCharType="separate"/>
+            </w:r>
+            <w:r>
+              <w:rPr>
+                <w:noProof/>
+                <w:webHidden/>
+              </w:rPr>
+              <w:t>23</w:t>
             </w:r>
             <w:r>
               <w:rPr>
@@ -4344,13 +4776,13 @@
               <w:lang w:val="en-SK" w:eastAsia="en-GB"/>
             </w:rPr>
           </w:pPr>
-          <w:hyperlink w:anchor="_Toc221031835" w:history="1">
+          <w:hyperlink w:anchor="_Toc221457119" w:history="1">
             <w:r>
               <w:rPr>
                 <w:rStyle w:val="Hyperlink"/>
                 <w:noProof/>
               </w:rPr>
-              <w:t>7</w:t>
+              <w:t>8</w:t>
             </w:r>
             <w:r>
               <w:rPr>
@@ -4367,7 +4799,7 @@
                 <w:rStyle w:val="Hyperlink"/>
                 <w:noProof/>
               </w:rPr>
-              <w:t>IMPLEMENTÁCIA FUNKČNÝCH ČASTÍ SYSTÉMU</w:t>
+              <w:t>TESTOVANIE A OPTIMALIZÁCIA APLIKÁCIE</w:t>
             </w:r>
             <w:r>
               <w:rPr>
@@ -4388,7 +4820,7 @@
                 <w:noProof/>
                 <w:webHidden/>
               </w:rPr>
-              <w:instrText xml:space="preserve"> PAGEREF _Toc221031835 \h </w:instrText>
+              <w:instrText xml:space="preserve"> PAGEREF _Toc221457119 \h </w:instrText>
             </w:r>
             <w:r>
               <w:rPr>
@@ -4408,7 +4840,7 @@
                 <w:noProof/>
                 <w:webHidden/>
               </w:rPr>
-              <w:t>20</w:t>
+              <w:t>24</w:t>
             </w:r>
             <w:r>
               <w:rPr>
@@ -4434,13 +4866,13 @@
               <w:lang w:val="en-SK" w:eastAsia="en-GB"/>
             </w:rPr>
           </w:pPr>
-          <w:hyperlink w:anchor="_Toc221031836" w:history="1">
+          <w:hyperlink w:anchor="_Toc221457120" w:history="1">
             <w:r>
               <w:rPr>
                 <w:rStyle w:val="Hyperlink"/>
                 <w:noProof/>
               </w:rPr>
-              <w:t>7.1</w:t>
+              <w:t>8.1</w:t>
             </w:r>
             <w:r>
               <w:rPr>
@@ -4457,7 +4889,7 @@
                 <w:rStyle w:val="Hyperlink"/>
                 <w:noProof/>
               </w:rPr>
-              <w:t>Prihlasovanie používateľa a zabezpečenie prístupu</w:t>
+              <w:t>Spôsob a priebeh testovania aplikácie</w:t>
             </w:r>
             <w:r>
               <w:rPr>
@@ -4478,7 +4910,7 @@
                 <w:noProof/>
                 <w:webHidden/>
               </w:rPr>
-              <w:instrText xml:space="preserve"> PAGEREF _Toc221031836 \h </w:instrText>
+              <w:instrText xml:space="preserve"> PAGEREF _Toc221457120 \h </w:instrText>
             </w:r>
             <w:r>
               <w:rPr>
@@ -4498,7 +4930,7 @@
                 <w:noProof/>
                 <w:webHidden/>
               </w:rPr>
-              <w:t>20</w:t>
+              <w:t>24</w:t>
             </w:r>
             <w:r>
               <w:rPr>
@@ -4524,13 +4956,13 @@
               <w:lang w:val="en-SK" w:eastAsia="en-GB"/>
             </w:rPr>
           </w:pPr>
-          <w:hyperlink w:anchor="_Toc221031837" w:history="1">
+          <w:hyperlink w:anchor="_Toc221457121" w:history="1">
             <w:r>
               <w:rPr>
                 <w:rStyle w:val="Hyperlink"/>
                 <w:noProof/>
               </w:rPr>
-              <w:t>7.2</w:t>
+              <w:t>8.2</w:t>
             </w:r>
             <w:r>
               <w:rPr>
@@ -4547,7 +4979,7 @@
                 <w:rStyle w:val="Hyperlink"/>
                 <w:noProof/>
               </w:rPr>
-              <w:t>Hlavná obrazovka a blokovanie nákupu</w:t>
+              <w:t>Identifikácia problémov a nedostatkov</w:t>
             </w:r>
             <w:r>
               <w:rPr>
@@ -4568,7 +5000,7 @@
                 <w:noProof/>
                 <w:webHidden/>
               </w:rPr>
-              <w:instrText xml:space="preserve"> PAGEREF _Toc221031837 \h </w:instrText>
+              <w:instrText xml:space="preserve"> PAGEREF _Toc221457121 \h </w:instrText>
             </w:r>
             <w:r>
               <w:rPr>
@@ -4588,7 +5020,7 @@
                 <w:noProof/>
                 <w:webHidden/>
               </w:rPr>
-              <w:t>20</w:t>
+              <w:t>24</w:t>
             </w:r>
             <w:r>
               <w:rPr>
@@ -4614,13 +5046,13 @@
               <w:lang w:val="en-SK" w:eastAsia="en-GB"/>
             </w:rPr>
           </w:pPr>
-          <w:hyperlink w:anchor="_Toc221031838" w:history="1">
+          <w:hyperlink w:anchor="_Toc221457122" w:history="1">
             <w:r>
               <w:rPr>
                 <w:rStyle w:val="Hyperlink"/>
                 <w:noProof/>
               </w:rPr>
-              <w:t>7.3</w:t>
+              <w:t>8.3</w:t>
             </w:r>
             <w:r>
               <w:rPr>
@@ -4637,7 +5069,7 @@
                 <w:rStyle w:val="Hyperlink"/>
                 <w:noProof/>
               </w:rPr>
-              <w:t>Správa produktov a úprava údajov</w:t>
+              <w:t>Optimalizácia používateľského rozhrania</w:t>
             </w:r>
             <w:r>
               <w:rPr>
@@ -4658,7 +5090,7 @@
                 <w:noProof/>
                 <w:webHidden/>
               </w:rPr>
-              <w:instrText xml:space="preserve"> PAGEREF _Toc221031838 \h </w:instrText>
+              <w:instrText xml:space="preserve"> PAGEREF _Toc221457122 \h </w:instrText>
             </w:r>
             <w:r>
               <w:rPr>
@@ -4678,7 +5110,7 @@
                 <w:noProof/>
                 <w:webHidden/>
               </w:rPr>
-              <w:t>21</w:t>
+              <w:t>25</w:t>
             </w:r>
             <w:r>
               <w:rPr>
@@ -4704,13 +5136,13 @@
               <w:lang w:val="en-SK" w:eastAsia="en-GB"/>
             </w:rPr>
           </w:pPr>
-          <w:hyperlink w:anchor="_Toc221031839" w:history="1">
+          <w:hyperlink w:anchor="_Toc221457123" w:history="1">
             <w:r>
               <w:rPr>
                 <w:rStyle w:val="Hyperlink"/>
                 <w:noProof/>
               </w:rPr>
-              <w:t>7.4</w:t>
+              <w:t>8.4</w:t>
             </w:r>
             <w:r>
               <w:rPr>
@@ -4727,7 +5159,7 @@
                 <w:rStyle w:val="Hyperlink"/>
                 <w:noProof/>
               </w:rPr>
-              <w:t>Nastavenia aplikácie a odhlásenie používateľa</w:t>
+              <w:t>Overenie použiteľnosti po úpravách</w:t>
             </w:r>
             <w:r>
               <w:rPr>
@@ -4748,7 +5180,7 @@
                 <w:noProof/>
                 <w:webHidden/>
               </w:rPr>
-              <w:instrText xml:space="preserve"> PAGEREF _Toc221031839 \h </w:instrText>
+              <w:instrText xml:space="preserve"> PAGEREF _Toc221457123 \h </w:instrText>
             </w:r>
             <w:r>
               <w:rPr>
@@ -4768,7 +5200,97 @@
                 <w:noProof/>
                 <w:webHidden/>
               </w:rPr>
-              <w:t>21</w:t>
+              <w:t>25</w:t>
+            </w:r>
+            <w:r>
+              <w:rPr>
+                <w:noProof/>
+                <w:webHidden/>
+              </w:rPr>
+              <w:fldChar w:fldCharType="end"/>
+            </w:r>
+          </w:hyperlink>
+        </w:p>
+        <w:p>
+          <w:pPr>
+            <w:pStyle w:val="TOC1"/>
+            <w:tabs>
+              <w:tab w:val="left" w:pos="480"/>
+              <w:tab w:val="right" w:leader="dot" w:pos="8493"/>
+            </w:tabs>
+            <w:rPr>
+              <w:rFonts w:eastAsiaTheme="minorEastAsia"/>
+              <w:noProof/>
+              <w:sz w:val="24"/>
+              <w:szCs w:val="24"/>
+              <w:lang w:val="en-SK" w:eastAsia="en-GB"/>
+            </w:rPr>
+          </w:pPr>
+          <w:hyperlink w:anchor="_Toc221457124" w:history="1">
+            <w:r>
+              <w:rPr>
+                <w:rStyle w:val="Hyperlink"/>
+                <w:noProof/>
+              </w:rPr>
+              <w:t>9</w:t>
+            </w:r>
+            <w:r>
+              <w:rPr>
+                <w:rFonts w:eastAsiaTheme="minorEastAsia"/>
+                <w:noProof/>
+                <w:sz w:val="24"/>
+                <w:szCs w:val="24"/>
+                <w:lang w:val="en-SK" w:eastAsia="en-GB"/>
+              </w:rPr>
+              <w:tab/>
+            </w:r>
+            <w:r>
+              <w:rPr>
+                <w:rStyle w:val="Hyperlink"/>
+                <w:noProof/>
+              </w:rPr>
+              <w:t>DISKUSIA, OBMEDZENIA A MOŽNOSTI ROZŠÍRENIA</w:t>
+            </w:r>
+            <w:r>
+              <w:rPr>
+                <w:noProof/>
+                <w:webHidden/>
+              </w:rPr>
+              <w:tab/>
+            </w:r>
+            <w:r>
+              <w:rPr>
+                <w:noProof/>
+                <w:webHidden/>
+              </w:rPr>
+              <w:fldChar w:fldCharType="begin"/>
+            </w:r>
+            <w:r>
+              <w:rPr>
+                <w:noProof/>
+                <w:webHidden/>
+              </w:rPr>
+              <w:instrText xml:space="preserve"> PAGEREF _Toc221457124 \h </w:instrText>
+            </w:r>
+            <w:r>
+              <w:rPr>
+                <w:noProof/>
+                <w:webHidden/>
+              </w:rPr>
+            </w:r>
+            <w:r>
+              <w:rPr>
+                <w:noProof/>
+                <w:webHidden/>
+              </w:rPr>
+              <w:fldChar w:fldCharType="separate"/>
+            </w:r>
+            <w:r>
+              <w:rPr>
+                <w:noProof/>
+                <w:webHidden/>
+              </w:rPr>
+              <w:t>26</w:t>
             </w:r>
             <w:r>
               <w:rPr>
@@ -4794,13 +5316,13 @@
               <w:lang w:val="en-SK" w:eastAsia="en-GB"/>
             </w:rPr>
           </w:pPr>
-          <w:hyperlink w:anchor="_Toc221031840" w:history="1">
+          <w:hyperlink w:anchor="_Toc221457125" w:history="1">
             <w:r>
               <w:rPr>
                 <w:rStyle w:val="Hyperlink"/>
                 <w:noProof/>
               </w:rPr>
-              <w:t>7.5</w:t>
+              <w:t>9.1</w:t>
             </w:r>
             <w:r>
               <w:rPr>
@@ -4817,7 +5339,7 @@
                 <w:rStyle w:val="Hyperlink"/>
                 <w:noProof/>
               </w:rPr>
-              <w:t>Generovanie a spracovanie bločku</w:t>
+              <w:t>Zhodnotenie navrhnutého riešenia</w:t>
             </w:r>
             <w:r>
               <w:rPr>
@@ -4838,7 +5360,7 @@
                 <w:noProof/>
                 <w:webHidden/>
               </w:rPr>
-              <w:instrText xml:space="preserve"> PAGEREF _Toc221031840 \h </w:instrText>
+              <w:instrText xml:space="preserve"> PAGEREF _Toc221457125 \h </w:instrText>
             </w:r>
             <w:r>
               <w:rPr>
@@ -4858,7 +5380,367 @@
                 <w:noProof/>
                 <w:webHidden/>
               </w:rPr>
-              <w:t>22</w:t>
+              <w:t>26</w:t>
+            </w:r>
+            <w:r>
+              <w:rPr>
+                <w:noProof/>
+                <w:webHidden/>
+              </w:rPr>
+              <w:fldChar w:fldCharType="end"/>
+            </w:r>
+          </w:hyperlink>
+        </w:p>
+        <w:p>
+          <w:pPr>
+            <w:pStyle w:val="TOC1"/>
+            <w:tabs>
+              <w:tab w:val="left" w:pos="720"/>
+              <w:tab w:val="right" w:leader="dot" w:pos="8493"/>
+            </w:tabs>
+            <w:rPr>
+              <w:rFonts w:eastAsiaTheme="minorEastAsia"/>
+              <w:noProof/>
+              <w:sz w:val="24"/>
+              <w:szCs w:val="24"/>
+              <w:lang w:val="en-SK" w:eastAsia="en-GB"/>
+            </w:rPr>
+          </w:pPr>
+          <w:hyperlink w:anchor="_Toc221457126" w:history="1">
+            <w:r>
+              <w:rPr>
+                <w:rStyle w:val="Hyperlink"/>
+                <w:noProof/>
+              </w:rPr>
+              <w:t>9.2</w:t>
+            </w:r>
+            <w:r>
+              <w:rPr>
+                <w:rFonts w:eastAsiaTheme="minorEastAsia"/>
+                <w:noProof/>
+                <w:sz w:val="24"/>
+                <w:szCs w:val="24"/>
+                <w:lang w:val="en-SK" w:eastAsia="en-GB"/>
+              </w:rPr>
+              <w:tab/>
+            </w:r>
+            <w:r>
+              <w:rPr>
+                <w:rStyle w:val="Hyperlink"/>
+                <w:noProof/>
+              </w:rPr>
+              <w:t>Technické a časové obmedzenia projektu</w:t>
+            </w:r>
+            <w:r>
+              <w:rPr>
+                <w:noProof/>
+                <w:webHidden/>
+              </w:rPr>
+              <w:tab/>
+            </w:r>
+            <w:r>
+              <w:rPr>
+                <w:noProof/>
+                <w:webHidden/>
+              </w:rPr>
+              <w:fldChar w:fldCharType="begin"/>
+            </w:r>
+            <w:r>
+              <w:rPr>
+                <w:noProof/>
+                <w:webHidden/>
+              </w:rPr>
+              <w:instrText xml:space="preserve"> PAGEREF _Toc221457126 \h </w:instrText>
+            </w:r>
+            <w:r>
+              <w:rPr>
+                <w:noProof/>
+                <w:webHidden/>
+              </w:rPr>
+            </w:r>
+            <w:r>
+              <w:rPr>
+                <w:noProof/>
+                <w:webHidden/>
+              </w:rPr>
+              <w:fldChar w:fldCharType="separate"/>
+            </w:r>
+            <w:r>
+              <w:rPr>
+                <w:noProof/>
+                <w:webHidden/>
+              </w:rPr>
+              <w:t>26</w:t>
+            </w:r>
+            <w:r>
+              <w:rPr>
+                <w:noProof/>
+                <w:webHidden/>
+              </w:rPr>
+              <w:fldChar w:fldCharType="end"/>
+            </w:r>
+          </w:hyperlink>
+        </w:p>
+        <w:p>
+          <w:pPr>
+            <w:pStyle w:val="TOC1"/>
+            <w:tabs>
+              <w:tab w:val="left" w:pos="720"/>
+              <w:tab w:val="right" w:leader="dot" w:pos="8493"/>
+            </w:tabs>
+            <w:rPr>
+              <w:rFonts w:eastAsiaTheme="minorEastAsia"/>
+              <w:noProof/>
+              <w:sz w:val="24"/>
+              <w:szCs w:val="24"/>
+              <w:lang w:val="en-SK" w:eastAsia="en-GB"/>
+            </w:rPr>
+          </w:pPr>
+          <w:hyperlink w:anchor="_Toc221457127" w:history="1">
+            <w:r>
+              <w:rPr>
+                <w:rStyle w:val="Hyperlink"/>
+                <w:noProof/>
+              </w:rPr>
+              <w:t>9.3</w:t>
+            </w:r>
+            <w:r>
+              <w:rPr>
+                <w:rFonts w:eastAsiaTheme="minorEastAsia"/>
+                <w:noProof/>
+                <w:sz w:val="24"/>
+                <w:szCs w:val="24"/>
+                <w:lang w:val="en-SK" w:eastAsia="en-GB"/>
+              </w:rPr>
+              <w:tab/>
+            </w:r>
+            <w:r>
+              <w:rPr>
+                <w:rStyle w:val="Hyperlink"/>
+                <w:noProof/>
+              </w:rPr>
+              <w:t>Neimplementované funkcie a ich dopad</w:t>
+            </w:r>
+            <w:r>
+              <w:rPr>
+                <w:noProof/>
+                <w:webHidden/>
+              </w:rPr>
+              <w:tab/>
+            </w:r>
+            <w:r>
+              <w:rPr>
+                <w:noProof/>
+                <w:webHidden/>
+              </w:rPr>
+              <w:fldChar w:fldCharType="begin"/>
+            </w:r>
+            <w:r>
+              <w:rPr>
+                <w:noProof/>
+                <w:webHidden/>
+              </w:rPr>
+              <w:instrText xml:space="preserve"> PAGEREF _Toc221457127 \h </w:instrText>
+            </w:r>
+            <w:r>
+              <w:rPr>
+                <w:noProof/>
+                <w:webHidden/>
+              </w:rPr>
+            </w:r>
+            <w:r>
+              <w:rPr>
+                <w:noProof/>
+                <w:webHidden/>
+              </w:rPr>
+              <w:fldChar w:fldCharType="separate"/>
+            </w:r>
+            <w:r>
+              <w:rPr>
+                <w:noProof/>
+                <w:webHidden/>
+              </w:rPr>
+              <w:t>27</w:t>
+            </w:r>
+            <w:r>
+              <w:rPr>
+                <w:noProof/>
+                <w:webHidden/>
+              </w:rPr>
+              <w:fldChar w:fldCharType="end"/>
+            </w:r>
+          </w:hyperlink>
+        </w:p>
+        <w:p>
+          <w:pPr>
+            <w:pStyle w:val="TOC1"/>
+            <w:tabs>
+              <w:tab w:val="left" w:pos="720"/>
+              <w:tab w:val="right" w:leader="dot" w:pos="8493"/>
+            </w:tabs>
+            <w:rPr>
+              <w:rFonts w:eastAsiaTheme="minorEastAsia"/>
+              <w:noProof/>
+              <w:sz w:val="24"/>
+              <w:szCs w:val="24"/>
+              <w:lang w:val="en-SK" w:eastAsia="en-GB"/>
+            </w:rPr>
+          </w:pPr>
+          <w:hyperlink w:anchor="_Toc221457128" w:history="1">
+            <w:r>
+              <w:rPr>
+                <w:rStyle w:val="Hyperlink"/>
+                <w:noProof/>
+              </w:rPr>
+              <w:t>9.4</w:t>
+            </w:r>
+            <w:r>
+              <w:rPr>
+                <w:rFonts w:eastAsiaTheme="minorEastAsia"/>
+                <w:noProof/>
+                <w:sz w:val="24"/>
+                <w:szCs w:val="24"/>
+                <w:lang w:val="en-SK" w:eastAsia="en-GB"/>
+              </w:rPr>
+              <w:tab/>
+            </w:r>
+            <w:r>
+              <w:rPr>
+                <w:rStyle w:val="Hyperlink"/>
+                <w:noProof/>
+              </w:rPr>
+              <w:t>Možnosti ďalšieho rozšírenia systému</w:t>
+            </w:r>
+            <w:r>
+              <w:rPr>
+                <w:noProof/>
+                <w:webHidden/>
+              </w:rPr>
+              <w:tab/>
+            </w:r>
+            <w:r>
+              <w:rPr>
+                <w:noProof/>
+                <w:webHidden/>
+              </w:rPr>
+              <w:fldChar w:fldCharType="begin"/>
+            </w:r>
+            <w:r>
+              <w:rPr>
+                <w:noProof/>
+                <w:webHidden/>
+              </w:rPr>
+              <w:instrText xml:space="preserve"> PAGEREF _Toc221457128 \h </w:instrText>
+            </w:r>
+            <w:r>
+              <w:rPr>
+                <w:noProof/>
+                <w:webHidden/>
+              </w:rPr>
+            </w:r>
+            <w:r>
+              <w:rPr>
+                <w:noProof/>
+                <w:webHidden/>
+              </w:rPr>
+              <w:fldChar w:fldCharType="separate"/>
+            </w:r>
+            <w:r>
+              <w:rPr>
+                <w:noProof/>
+                <w:webHidden/>
+              </w:rPr>
+              <w:t>27</w:t>
+            </w:r>
+            <w:r>
+              <w:rPr>
+                <w:noProof/>
+                <w:webHidden/>
+              </w:rPr>
+              <w:fldChar w:fldCharType="end"/>
+            </w:r>
+          </w:hyperlink>
+        </w:p>
+        <w:p>
+          <w:pPr>
+            <w:pStyle w:val="TOC1"/>
+            <w:tabs>
+              <w:tab w:val="left" w:pos="720"/>
+              <w:tab w:val="right" w:leader="dot" w:pos="8493"/>
+            </w:tabs>
+            <w:rPr>
+              <w:rFonts w:eastAsiaTheme="minorEastAsia"/>
+              <w:noProof/>
+              <w:sz w:val="24"/>
+              <w:szCs w:val="24"/>
+              <w:lang w:val="en-SK" w:eastAsia="en-GB"/>
+            </w:rPr>
+          </w:pPr>
+          <w:hyperlink w:anchor="_Toc221457129" w:history="1">
+            <w:r>
+              <w:rPr>
+                <w:rStyle w:val="Hyperlink"/>
+                <w:noProof/>
+              </w:rPr>
+              <w:t>9.5</w:t>
+            </w:r>
+            <w:r>
+              <w:rPr>
+                <w:rFonts w:eastAsiaTheme="minorEastAsia"/>
+                <w:noProof/>
+                <w:sz w:val="24"/>
+                <w:szCs w:val="24"/>
+                <w:lang w:val="en-SK" w:eastAsia="en-GB"/>
+              </w:rPr>
+              <w:tab/>
+            </w:r>
+            <w:r>
+              <w:rPr>
+                <w:rStyle w:val="Hyperlink"/>
+                <w:noProof/>
+              </w:rPr>
+              <w:t>Celkové zhodnotenie kapitoly</w:t>
+            </w:r>
+            <w:r>
+              <w:rPr>
+                <w:noProof/>
+                <w:webHidden/>
+              </w:rPr>
+              <w:tab/>
+            </w:r>
+            <w:r>
+              <w:rPr>
+                <w:noProof/>
+                <w:webHidden/>
+              </w:rPr>
+              <w:fldChar w:fldCharType="begin"/>
+            </w:r>
+            <w:r>
+              <w:rPr>
+                <w:noProof/>
+                <w:webHidden/>
+              </w:rPr>
+              <w:instrText xml:space="preserve"> PAGEREF _Toc221457129 \h </w:instrText>
+            </w:r>
+            <w:r>
+              <w:rPr>
+                <w:noProof/>
+                <w:webHidden/>
+              </w:rPr>
+            </w:r>
+            <w:r>
+              <w:rPr>
+                <w:noProof/>
+                <w:webHidden/>
+              </w:rPr>
+              <w:fldChar w:fldCharType="separate"/>
+            </w:r>
+            <w:r>
+              <w:rPr>
+                <w:noProof/>
+                <w:webHidden/>
+              </w:rPr>
+              <w:t>27</w:t>
             </w:r>
             <w:r>
               <w:rPr>
@@ -4884,13 +5766,13 @@
               <w:lang w:val="en-SK" w:eastAsia="en-GB"/>
             </w:rPr>
           </w:pPr>
-          <w:hyperlink w:anchor="_Toc221031841" w:history="1">
+          <w:hyperlink w:anchor="_Toc221457130" w:history="1">
             <w:r>
               <w:rPr>
                 <w:rStyle w:val="Hyperlink"/>
                 <w:noProof/>
               </w:rPr>
-              <w:t>8</w:t>
+              <w:t>10</w:t>
             </w:r>
             <w:r>
               <w:rPr>
@@ -4907,7 +5789,7 @@
                 <w:rStyle w:val="Hyperlink"/>
                 <w:noProof/>
               </w:rPr>
-              <w:t>TESTOVANIE A OPTIMALIZÁCIA APLIKÁCIE</w:t>
+              <w:t>PRAKTICKÉ VYUŽITIE APLIKÁCIE V REÁLNEJ PREVÁDZKE</w:t>
             </w:r>
             <w:r>
               <w:rPr>
@@ -4928,7 +5810,7 @@
                 <w:noProof/>
                 <w:webHidden/>
               </w:rPr>
-              <w:instrText xml:space="preserve"> PAGEREF _Toc221031841 \h </w:instrText>
+              <w:instrText xml:space="preserve"> PAGEREF _Toc221457130 \h </w:instrText>
             </w:r>
             <w:r>
               <w:rPr>
@@ -4948,367 +5830,7 @@
                 <w:noProof/>
                 <w:webHidden/>
               </w:rPr>
-              <w:t>23</w:t>
-            </w:r>
-            <w:r>
-              <w:rPr>
-                <w:noProof/>
-                <w:webHidden/>
-              </w:rPr>
-              <w:fldChar w:fldCharType="end"/>
-            </w:r>
-          </w:hyperlink>
-        </w:p>
-        <w:p>
-          <w:pPr>
-            <w:pStyle w:val="TOC1"/>
-            <w:tabs>
-              <w:tab w:val="left" w:pos="720"/>
-              <w:tab w:val="right" w:leader="dot" w:pos="8493"/>
-            </w:tabs>
-            <w:rPr>
-              <w:rFonts w:eastAsiaTheme="minorEastAsia"/>
-              <w:noProof/>
-              <w:sz w:val="24"/>
-              <w:szCs w:val="24"/>
-              <w:lang w:val="en-SK" w:eastAsia="en-GB"/>
-            </w:rPr>
-          </w:pPr>
-          <w:hyperlink w:anchor="_Toc221031842" w:history="1">
-            <w:r>
-              <w:rPr>
-                <w:rStyle w:val="Hyperlink"/>
-                <w:noProof/>
-              </w:rPr>
-              <w:t>8.1</w:t>
-            </w:r>
-            <w:r>
-              <w:rPr>
-                <w:rFonts w:eastAsiaTheme="minorEastAsia"/>
-                <w:noProof/>
-                <w:sz w:val="24"/>
-                <w:szCs w:val="24"/>
-                <w:lang w:val="en-SK" w:eastAsia="en-GB"/>
-              </w:rPr>
-              <w:tab/>
-            </w:r>
-            <w:r>
-              <w:rPr>
-                <w:rStyle w:val="Hyperlink"/>
-                <w:noProof/>
-              </w:rPr>
-              <w:t>Spôsob a priebeh testovania aplikácie</w:t>
-            </w:r>
-            <w:r>
-              <w:rPr>
-                <w:noProof/>
-                <w:webHidden/>
-              </w:rPr>
-              <w:tab/>
-            </w:r>
-            <w:r>
-              <w:rPr>
-                <w:noProof/>
-                <w:webHidden/>
-              </w:rPr>
-              <w:fldChar w:fldCharType="begin"/>
-            </w:r>
-            <w:r>
-              <w:rPr>
-                <w:noProof/>
-                <w:webHidden/>
-              </w:rPr>
-              <w:instrText xml:space="preserve"> PAGEREF _Toc221031842 \h </w:instrText>
-            </w:r>
-            <w:r>
-              <w:rPr>
-                <w:noProof/>
-                <w:webHidden/>
-              </w:rPr>
-            </w:r>
-            <w:r>
-              <w:rPr>
-                <w:noProof/>
-                <w:webHidden/>
-              </w:rPr>
-              <w:fldChar w:fldCharType="separate"/>
-            </w:r>
-            <w:r>
-              <w:rPr>
-                <w:noProof/>
-                <w:webHidden/>
-              </w:rPr>
-              <w:t>23</w:t>
-            </w:r>
-            <w:r>
-              <w:rPr>
-                <w:noProof/>
-                <w:webHidden/>
-              </w:rPr>
-              <w:fldChar w:fldCharType="end"/>
-            </w:r>
-          </w:hyperlink>
-        </w:p>
-        <w:p>
-          <w:pPr>
-            <w:pStyle w:val="TOC1"/>
-            <w:tabs>
-              <w:tab w:val="left" w:pos="720"/>
-              <w:tab w:val="right" w:leader="dot" w:pos="8493"/>
-            </w:tabs>
-            <w:rPr>
-              <w:rFonts w:eastAsiaTheme="minorEastAsia"/>
-              <w:noProof/>
-              <w:sz w:val="24"/>
-              <w:szCs w:val="24"/>
-              <w:lang w:val="en-SK" w:eastAsia="en-GB"/>
-            </w:rPr>
-          </w:pPr>
-          <w:hyperlink w:anchor="_Toc221031843" w:history="1">
-            <w:r>
-              <w:rPr>
-                <w:rStyle w:val="Hyperlink"/>
-                <w:noProof/>
-              </w:rPr>
-              <w:t>8.2</w:t>
-            </w:r>
-            <w:r>
-              <w:rPr>
-                <w:rFonts w:eastAsiaTheme="minorEastAsia"/>
-                <w:noProof/>
-                <w:sz w:val="24"/>
-                <w:szCs w:val="24"/>
-                <w:lang w:val="en-SK" w:eastAsia="en-GB"/>
-              </w:rPr>
-              <w:tab/>
-            </w:r>
-            <w:r>
-              <w:rPr>
-                <w:rStyle w:val="Hyperlink"/>
-                <w:noProof/>
-              </w:rPr>
-              <w:t>Identifikácia problémov a nedostatkov</w:t>
-            </w:r>
-            <w:r>
-              <w:rPr>
-                <w:noProof/>
-                <w:webHidden/>
-              </w:rPr>
-              <w:tab/>
-            </w:r>
-            <w:r>
-              <w:rPr>
-                <w:noProof/>
-                <w:webHidden/>
-              </w:rPr>
-              <w:fldChar w:fldCharType="begin"/>
-            </w:r>
-            <w:r>
-              <w:rPr>
-                <w:noProof/>
-                <w:webHidden/>
-              </w:rPr>
-              <w:instrText xml:space="preserve"> PAGEREF _Toc221031843 \h </w:instrText>
-            </w:r>
-            <w:r>
-              <w:rPr>
-                <w:noProof/>
-                <w:webHidden/>
-              </w:rPr>
-            </w:r>
-            <w:r>
-              <w:rPr>
-                <w:noProof/>
-                <w:webHidden/>
-              </w:rPr>
-              <w:fldChar w:fldCharType="separate"/>
-            </w:r>
-            <w:r>
-              <w:rPr>
-                <w:noProof/>
-                <w:webHidden/>
-              </w:rPr>
-              <w:t>23</w:t>
-            </w:r>
-            <w:r>
-              <w:rPr>
-                <w:noProof/>
-                <w:webHidden/>
-              </w:rPr>
-              <w:fldChar w:fldCharType="end"/>
-            </w:r>
-          </w:hyperlink>
-        </w:p>
-        <w:p>
-          <w:pPr>
-            <w:pStyle w:val="TOC1"/>
-            <w:tabs>
-              <w:tab w:val="left" w:pos="720"/>
-              <w:tab w:val="right" w:leader="dot" w:pos="8493"/>
-            </w:tabs>
-            <w:rPr>
-              <w:rFonts w:eastAsiaTheme="minorEastAsia"/>
-              <w:noProof/>
-              <w:sz w:val="24"/>
-              <w:szCs w:val="24"/>
-              <w:lang w:val="en-SK" w:eastAsia="en-GB"/>
-            </w:rPr>
-          </w:pPr>
-          <w:hyperlink w:anchor="_Toc221031844" w:history="1">
-            <w:r>
-              <w:rPr>
-                <w:rStyle w:val="Hyperlink"/>
-                <w:noProof/>
-              </w:rPr>
-              <w:t>8.3</w:t>
-            </w:r>
-            <w:r>
-              <w:rPr>
-                <w:rFonts w:eastAsiaTheme="minorEastAsia"/>
-                <w:noProof/>
-                <w:sz w:val="24"/>
-                <w:szCs w:val="24"/>
-                <w:lang w:val="en-SK" w:eastAsia="en-GB"/>
-              </w:rPr>
-              <w:tab/>
-            </w:r>
-            <w:r>
-              <w:rPr>
-                <w:rStyle w:val="Hyperlink"/>
-                <w:noProof/>
-              </w:rPr>
-              <w:t>Optimalizácia používateľského rozhrania</w:t>
-            </w:r>
-            <w:r>
-              <w:rPr>
-                <w:noProof/>
-                <w:webHidden/>
-              </w:rPr>
-              <w:tab/>
-            </w:r>
-            <w:r>
-              <w:rPr>
-                <w:noProof/>
-                <w:webHidden/>
-              </w:rPr>
-              <w:fldChar w:fldCharType="begin"/>
-            </w:r>
-            <w:r>
-              <w:rPr>
-                <w:noProof/>
-                <w:webHidden/>
-              </w:rPr>
-              <w:instrText xml:space="preserve"> PAGEREF _Toc221031844 \h </w:instrText>
-            </w:r>
-            <w:r>
-              <w:rPr>
-                <w:noProof/>
-                <w:webHidden/>
-              </w:rPr>
-            </w:r>
-            <w:r>
-              <w:rPr>
-                <w:noProof/>
-                <w:webHidden/>
-              </w:rPr>
-              <w:fldChar w:fldCharType="separate"/>
-            </w:r>
-            <w:r>
-              <w:rPr>
-                <w:noProof/>
-                <w:webHidden/>
-              </w:rPr>
-              <w:t>24</w:t>
-            </w:r>
-            <w:r>
-              <w:rPr>
-                <w:noProof/>
-                <w:webHidden/>
-              </w:rPr>
-              <w:fldChar w:fldCharType="end"/>
-            </w:r>
-          </w:hyperlink>
-        </w:p>
-        <w:p>
-          <w:pPr>
-            <w:pStyle w:val="TOC1"/>
-            <w:tabs>
-              <w:tab w:val="left" w:pos="720"/>
-              <w:tab w:val="right" w:leader="dot" w:pos="8493"/>
-            </w:tabs>
-            <w:rPr>
-              <w:rFonts w:eastAsiaTheme="minorEastAsia"/>
-              <w:noProof/>
-              <w:sz w:val="24"/>
-              <w:szCs w:val="24"/>
-              <w:lang w:val="en-SK" w:eastAsia="en-GB"/>
-            </w:rPr>
-          </w:pPr>
-          <w:hyperlink w:anchor="_Toc221031845" w:history="1">
-            <w:r>
-              <w:rPr>
-                <w:rStyle w:val="Hyperlink"/>
-                <w:noProof/>
-              </w:rPr>
-              <w:t>8.4</w:t>
-            </w:r>
-            <w:r>
-              <w:rPr>
-                <w:rFonts w:eastAsiaTheme="minorEastAsia"/>
-                <w:noProof/>
-                <w:sz w:val="24"/>
-                <w:szCs w:val="24"/>
-                <w:lang w:val="en-SK" w:eastAsia="en-GB"/>
-              </w:rPr>
-              <w:tab/>
-            </w:r>
-            <w:r>
-              <w:rPr>
-                <w:rStyle w:val="Hyperlink"/>
-                <w:noProof/>
-              </w:rPr>
-              <w:t>Overenie použiteľnosti po úpravách</w:t>
-            </w:r>
-            <w:r>
-              <w:rPr>
-                <w:noProof/>
-                <w:webHidden/>
-              </w:rPr>
-              <w:tab/>
-            </w:r>
-            <w:r>
-              <w:rPr>
-                <w:noProof/>
-                <w:webHidden/>
-              </w:rPr>
-              <w:fldChar w:fldCharType="begin"/>
-            </w:r>
-            <w:r>
-              <w:rPr>
-                <w:noProof/>
-                <w:webHidden/>
-              </w:rPr>
-              <w:instrText xml:space="preserve"> PAGEREF _Toc221031845 \h </w:instrText>
-            </w:r>
-            <w:r>
-              <w:rPr>
-                <w:noProof/>
-                <w:webHidden/>
-              </w:rPr>
-            </w:r>
-            <w:r>
-              <w:rPr>
-                <w:noProof/>
-                <w:webHidden/>
-              </w:rPr>
-              <w:fldChar w:fldCharType="separate"/>
-            </w:r>
-            <w:r>
-              <w:rPr>
-                <w:noProof/>
-                <w:webHidden/>
-              </w:rPr>
-              <w:t>24</w:t>
+              <w:t>28</w:t>
             </w:r>
             <w:r>
               <w:rPr>
@@ -5334,13 +5856,13 @@
               <w:lang w:val="en-SK" w:eastAsia="en-GB"/>
             </w:rPr>
           </w:pPr>
-          <w:hyperlink w:anchor="_Toc221031846" w:history="1">
+          <w:hyperlink w:anchor="_Toc221457131" w:history="1">
             <w:r>
               <w:rPr>
                 <w:rStyle w:val="Hyperlink"/>
                 <w:noProof/>
               </w:rPr>
-              <w:t>9</w:t>
+              <w:t>11</w:t>
             </w:r>
             <w:r>
               <w:rPr>
@@ -5357,7 +5879,7 @@
                 <w:rStyle w:val="Hyperlink"/>
                 <w:noProof/>
               </w:rPr>
-              <w:t>DISKUSIA, OBMEDZENIA A MOŽNOSTI ROZŠÍRENIA</w:t>
+              <w:t>ZÁVERY PRÁCE</w:t>
             </w:r>
             <w:r>
               <w:rPr>
@@ -5378,7 +5900,7 @@
                 <w:noProof/>
                 <w:webHidden/>
               </w:rPr>
-              <w:instrText xml:space="preserve"> PAGEREF _Toc221031846 \h </w:instrText>
+              <w:instrText xml:space="preserve"> PAGEREF _Toc221457131 \h </w:instrText>
             </w:r>
             <w:r>
               <w:rPr>
@@ -5398,457 +5920,7 @@
                 <w:noProof/>
                 <w:webHidden/>
               </w:rPr>
-              <w:t>25</w:t>
-            </w:r>
-            <w:r>
-              <w:rPr>
-                <w:noProof/>
-                <w:webHidden/>
-              </w:rPr>
-              <w:fldChar w:fldCharType="end"/>
-            </w:r>
-          </w:hyperlink>
-        </w:p>
-        <w:p>
-          <w:pPr>
-            <w:pStyle w:val="TOC1"/>
-            <w:tabs>
-              <w:tab w:val="left" w:pos="720"/>
-              <w:tab w:val="right" w:leader="dot" w:pos="8493"/>
-            </w:tabs>
-            <w:rPr>
-              <w:rFonts w:eastAsiaTheme="minorEastAsia"/>
-              <w:noProof/>
-              <w:sz w:val="24"/>
-              <w:szCs w:val="24"/>
-              <w:lang w:val="en-SK" w:eastAsia="en-GB"/>
-            </w:rPr>
-          </w:pPr>
-          <w:hyperlink w:anchor="_Toc221031847" w:history="1">
-            <w:r>
-              <w:rPr>
-                <w:rStyle w:val="Hyperlink"/>
-                <w:noProof/>
-              </w:rPr>
-              <w:t>9.1</w:t>
-            </w:r>
-            <w:r>
-              <w:rPr>
-                <w:rFonts w:eastAsiaTheme="minorEastAsia"/>
-                <w:noProof/>
-                <w:sz w:val="24"/>
-                <w:szCs w:val="24"/>
-                <w:lang w:val="en-SK" w:eastAsia="en-GB"/>
-              </w:rPr>
-              <w:tab/>
-            </w:r>
-            <w:r>
-              <w:rPr>
-                <w:rStyle w:val="Hyperlink"/>
-                <w:noProof/>
-              </w:rPr>
-              <w:t>Zhodnotenie navrhnutého riešenia</w:t>
-            </w:r>
-            <w:r>
-              <w:rPr>
-                <w:noProof/>
-                <w:webHidden/>
-              </w:rPr>
-              <w:tab/>
-            </w:r>
-            <w:r>
-              <w:rPr>
-                <w:noProof/>
-                <w:webHidden/>
-              </w:rPr>
-              <w:fldChar w:fldCharType="begin"/>
-            </w:r>
-            <w:r>
-              <w:rPr>
-                <w:noProof/>
-                <w:webHidden/>
-              </w:rPr>
-              <w:instrText xml:space="preserve"> PAGEREF _Toc221031847 \h </w:instrText>
-            </w:r>
-            <w:r>
-              <w:rPr>
-                <w:noProof/>
-                <w:webHidden/>
-              </w:rPr>
-            </w:r>
-            <w:r>
-              <w:rPr>
-                <w:noProof/>
-                <w:webHidden/>
-              </w:rPr>
-              <w:fldChar w:fldCharType="separate"/>
-            </w:r>
-            <w:r>
-              <w:rPr>
-                <w:noProof/>
-                <w:webHidden/>
-              </w:rPr>
-              <w:t>25</w:t>
-            </w:r>
-            <w:r>
-              <w:rPr>
-                <w:noProof/>
-                <w:webHidden/>
-              </w:rPr>
-              <w:fldChar w:fldCharType="end"/>
-            </w:r>
-          </w:hyperlink>
-        </w:p>
-        <w:p>
-          <w:pPr>
-            <w:pStyle w:val="TOC1"/>
-            <w:tabs>
-              <w:tab w:val="left" w:pos="720"/>
-              <w:tab w:val="right" w:leader="dot" w:pos="8493"/>
-            </w:tabs>
-            <w:rPr>
-              <w:rFonts w:eastAsiaTheme="minorEastAsia"/>
-              <w:noProof/>
-              <w:sz w:val="24"/>
-              <w:szCs w:val="24"/>
-              <w:lang w:val="en-SK" w:eastAsia="en-GB"/>
-            </w:rPr>
-          </w:pPr>
-          <w:hyperlink w:anchor="_Toc221031848" w:history="1">
-            <w:r>
-              <w:rPr>
-                <w:rStyle w:val="Hyperlink"/>
-                <w:noProof/>
-              </w:rPr>
-              <w:t>9.2</w:t>
-            </w:r>
-            <w:r>
-              <w:rPr>
-                <w:rFonts w:eastAsiaTheme="minorEastAsia"/>
-                <w:noProof/>
-                <w:sz w:val="24"/>
-                <w:szCs w:val="24"/>
-                <w:lang w:val="en-SK" w:eastAsia="en-GB"/>
-              </w:rPr>
-              <w:tab/>
-            </w:r>
-            <w:r>
-              <w:rPr>
-                <w:rStyle w:val="Hyperlink"/>
-                <w:noProof/>
-              </w:rPr>
-              <w:t>Technické a časové obmedzenia projektu</w:t>
-            </w:r>
-            <w:r>
-              <w:rPr>
-                <w:noProof/>
-                <w:webHidden/>
-              </w:rPr>
-              <w:tab/>
-            </w:r>
-            <w:r>
-              <w:rPr>
-                <w:noProof/>
-                <w:webHidden/>
-              </w:rPr>
-              <w:fldChar w:fldCharType="begin"/>
-            </w:r>
-            <w:r>
-              <w:rPr>
-                <w:noProof/>
-                <w:webHidden/>
-              </w:rPr>
-              <w:instrText xml:space="preserve"> PAGEREF _Toc221031848 \h </w:instrText>
-            </w:r>
-            <w:r>
-              <w:rPr>
-                <w:noProof/>
-                <w:webHidden/>
-              </w:rPr>
-            </w:r>
-            <w:r>
-              <w:rPr>
-                <w:noProof/>
-                <w:webHidden/>
-              </w:rPr>
-              <w:fldChar w:fldCharType="separate"/>
-            </w:r>
-            <w:r>
-              <w:rPr>
-                <w:noProof/>
-                <w:webHidden/>
-              </w:rPr>
-              <w:t>25</w:t>
-            </w:r>
-            <w:r>
-              <w:rPr>
-                <w:noProof/>
-                <w:webHidden/>
-              </w:rPr>
-              <w:fldChar w:fldCharType="end"/>
-            </w:r>
-          </w:hyperlink>
-        </w:p>
-        <w:p>
-          <w:pPr>
-            <w:pStyle w:val="TOC1"/>
-            <w:tabs>
-              <w:tab w:val="left" w:pos="720"/>
-              <w:tab w:val="right" w:leader="dot" w:pos="8493"/>
-            </w:tabs>
-            <w:rPr>
-              <w:rFonts w:eastAsiaTheme="minorEastAsia"/>
-              <w:noProof/>
-              <w:sz w:val="24"/>
-              <w:szCs w:val="24"/>
-              <w:lang w:val="en-SK" w:eastAsia="en-GB"/>
-            </w:rPr>
-          </w:pPr>
-          <w:hyperlink w:anchor="_Toc221031849" w:history="1">
-            <w:r>
-              <w:rPr>
-                <w:rStyle w:val="Hyperlink"/>
-                <w:noProof/>
-              </w:rPr>
-              <w:t>9.3</w:t>
-            </w:r>
-            <w:r>
-              <w:rPr>
-                <w:rFonts w:eastAsiaTheme="minorEastAsia"/>
-                <w:noProof/>
-                <w:sz w:val="24"/>
-                <w:szCs w:val="24"/>
-                <w:lang w:val="en-SK" w:eastAsia="en-GB"/>
-              </w:rPr>
-              <w:tab/>
-            </w:r>
-            <w:r>
-              <w:rPr>
-                <w:rStyle w:val="Hyperlink"/>
-                <w:noProof/>
-              </w:rPr>
-              <w:t>Neimplementované funkcie a ich dopad</w:t>
-            </w:r>
-            <w:r>
-              <w:rPr>
-                <w:noProof/>
-                <w:webHidden/>
-              </w:rPr>
-              <w:tab/>
-            </w:r>
-            <w:r>
-              <w:rPr>
-                <w:noProof/>
-                <w:webHidden/>
-              </w:rPr>
-              <w:fldChar w:fldCharType="begin"/>
-            </w:r>
-            <w:r>
-              <w:rPr>
-                <w:noProof/>
-                <w:webHidden/>
-              </w:rPr>
-              <w:instrText xml:space="preserve"> PAGEREF _Toc221031849 \h </w:instrText>
-            </w:r>
-            <w:r>
-              <w:rPr>
-                <w:noProof/>
-                <w:webHidden/>
-              </w:rPr>
-            </w:r>
-            <w:r>
-              <w:rPr>
-                <w:noProof/>
-                <w:webHidden/>
-              </w:rPr>
-              <w:fldChar w:fldCharType="separate"/>
-            </w:r>
-            <w:r>
-              <w:rPr>
-                <w:noProof/>
-                <w:webHidden/>
-              </w:rPr>
-              <w:t>26</w:t>
-            </w:r>
-            <w:r>
-              <w:rPr>
-                <w:noProof/>
-                <w:webHidden/>
-              </w:rPr>
-              <w:fldChar w:fldCharType="end"/>
-            </w:r>
-          </w:hyperlink>
-        </w:p>
-        <w:p>
-          <w:pPr>
-            <w:pStyle w:val="TOC1"/>
-            <w:tabs>
-              <w:tab w:val="left" w:pos="720"/>
-              <w:tab w:val="right" w:leader="dot" w:pos="8493"/>
-            </w:tabs>
-            <w:rPr>
-              <w:rFonts w:eastAsiaTheme="minorEastAsia"/>
-              <w:noProof/>
-              <w:sz w:val="24"/>
-              <w:szCs w:val="24"/>
-              <w:lang w:val="en-SK" w:eastAsia="en-GB"/>
-            </w:rPr>
-          </w:pPr>
-          <w:hyperlink w:anchor="_Toc221031850" w:history="1">
-            <w:r>
-              <w:rPr>
-                <w:rStyle w:val="Hyperlink"/>
-                <w:noProof/>
-              </w:rPr>
-              <w:t>9.4</w:t>
-            </w:r>
-            <w:r>
-              <w:rPr>
-                <w:rFonts w:eastAsiaTheme="minorEastAsia"/>
-                <w:noProof/>
-                <w:sz w:val="24"/>
-                <w:szCs w:val="24"/>
-                <w:lang w:val="en-SK" w:eastAsia="en-GB"/>
-              </w:rPr>
-              <w:tab/>
-            </w:r>
-            <w:r>
-              <w:rPr>
-                <w:rStyle w:val="Hyperlink"/>
-                <w:noProof/>
-              </w:rPr>
-              <w:t>Možnosti ďalšieho rozšírenia systému</w:t>
-            </w:r>
-            <w:r>
-              <w:rPr>
-                <w:noProof/>
-                <w:webHidden/>
-              </w:rPr>
-              <w:tab/>
-            </w:r>
-            <w:r>
-              <w:rPr>
-                <w:noProof/>
-                <w:webHidden/>
-              </w:rPr>
-              <w:fldChar w:fldCharType="begin"/>
-            </w:r>
-            <w:r>
-              <w:rPr>
-                <w:noProof/>
-                <w:webHidden/>
-              </w:rPr>
-              <w:instrText xml:space="preserve"> PAGEREF _Toc221031850 \h </w:instrText>
-            </w:r>
-            <w:r>
-              <w:rPr>
-                <w:noProof/>
-                <w:webHidden/>
-              </w:rPr>
-            </w:r>
-            <w:r>
-              <w:rPr>
-                <w:noProof/>
-                <w:webHidden/>
-              </w:rPr>
-              <w:fldChar w:fldCharType="separate"/>
-            </w:r>
-            <w:r>
-              <w:rPr>
-                <w:noProof/>
-                <w:webHidden/>
-              </w:rPr>
-              <w:t>26</w:t>
-            </w:r>
-            <w:r>
-              <w:rPr>
-                <w:noProof/>
-                <w:webHidden/>
-              </w:rPr>
-              <w:fldChar w:fldCharType="end"/>
-            </w:r>
-          </w:hyperlink>
-        </w:p>
-        <w:p>
-          <w:pPr>
-            <w:pStyle w:val="TOC1"/>
-            <w:tabs>
-              <w:tab w:val="left" w:pos="720"/>
-              <w:tab w:val="right" w:leader="dot" w:pos="8493"/>
-            </w:tabs>
-            <w:rPr>
-              <w:rFonts w:eastAsiaTheme="minorEastAsia"/>
-              <w:noProof/>
-              <w:sz w:val="24"/>
-              <w:szCs w:val="24"/>
-              <w:lang w:val="en-SK" w:eastAsia="en-GB"/>
-            </w:rPr>
-          </w:pPr>
-          <w:hyperlink w:anchor="_Toc221031851" w:history="1">
-            <w:r>
-              <w:rPr>
-                <w:rStyle w:val="Hyperlink"/>
-                <w:noProof/>
-              </w:rPr>
-              <w:t>9.5</w:t>
-            </w:r>
-            <w:r>
-              <w:rPr>
-                <w:rFonts w:eastAsiaTheme="minorEastAsia"/>
-                <w:noProof/>
-                <w:sz w:val="24"/>
-                <w:szCs w:val="24"/>
-                <w:lang w:val="en-SK" w:eastAsia="en-GB"/>
-              </w:rPr>
-              <w:tab/>
-            </w:r>
-            <w:r>
-              <w:rPr>
-                <w:rStyle w:val="Hyperlink"/>
-                <w:noProof/>
-              </w:rPr>
-              <w:t>Celkové zhodnotenie kapitoly</w:t>
-            </w:r>
-            <w:r>
-              <w:rPr>
-                <w:noProof/>
-                <w:webHidden/>
-              </w:rPr>
-              <w:tab/>
-            </w:r>
-            <w:r>
-              <w:rPr>
-                <w:noProof/>
-                <w:webHidden/>
-              </w:rPr>
-              <w:fldChar w:fldCharType="begin"/>
-            </w:r>
-            <w:r>
-              <w:rPr>
-                <w:noProof/>
-                <w:webHidden/>
-              </w:rPr>
-              <w:instrText xml:space="preserve"> PAGEREF _Toc221031851 \h </w:instrText>
-            </w:r>
-            <w:r>
-              <w:rPr>
-                <w:noProof/>
-                <w:webHidden/>
-              </w:rPr>
-            </w:r>
-            <w:r>
-              <w:rPr>
-                <w:noProof/>
-                <w:webHidden/>
-              </w:rPr>
-              <w:fldChar w:fldCharType="separate"/>
-            </w:r>
-            <w:r>
-              <w:rPr>
-                <w:noProof/>
-                <w:webHidden/>
-              </w:rPr>
-              <w:t>26</w:t>
+              <w:t>29</w:t>
             </w:r>
             <w:r>
               <w:rPr>
@@ -5874,13 +5946,13 @@
               <w:lang w:val="en-SK" w:eastAsia="en-GB"/>
             </w:rPr>
           </w:pPr>
-          <w:hyperlink w:anchor="_Toc221031852" w:history="1">
+          <w:hyperlink w:anchor="_Toc221457132" w:history="1">
             <w:r>
               <w:rPr>
                 <w:rStyle w:val="Hyperlink"/>
                 <w:noProof/>
               </w:rPr>
-              <w:t>10</w:t>
+              <w:t>12</w:t>
             </w:r>
             <w:r>
               <w:rPr>
@@ -5897,7 +5969,7 @@
                 <w:rStyle w:val="Hyperlink"/>
                 <w:noProof/>
               </w:rPr>
-              <w:t>PRAKTICKÉ VYUŽITIE APLIKÁCIE V REÁLNEJ PREVÁDZKE</w:t>
+              <w:t>ZHRNUTIE</w:t>
             </w:r>
             <w:r>
               <w:rPr>
@@ -5918,7 +5990,7 @@
                 <w:noProof/>
                 <w:webHidden/>
               </w:rPr>
-              <w:instrText xml:space="preserve"> PAGEREF _Toc221031852 \h </w:instrText>
+              <w:instrText xml:space="preserve"> PAGEREF _Toc221457132 \h </w:instrText>
             </w:r>
             <w:r>
               <w:rPr>
@@ -5938,7 +6010,7 @@
                 <w:noProof/>
                 <w:webHidden/>
               </w:rPr>
-              <w:t>27</w:t>
+              <w:t>30</w:t>
             </w:r>
             <w:r>
               <w:rPr>
@@ -5964,13 +6036,13 @@
               <w:lang w:val="en-SK" w:eastAsia="en-GB"/>
             </w:rPr>
           </w:pPr>
-          <w:hyperlink w:anchor="_Toc221031853" w:history="1">
+          <w:hyperlink w:anchor="_Toc221457133" w:history="1">
             <w:r>
               <w:rPr>
                 <w:rStyle w:val="Hyperlink"/>
                 <w:noProof/>
               </w:rPr>
-              <w:t>11</w:t>
+              <w:t>13</w:t>
             </w:r>
             <w:r>
               <w:rPr>
@@ -5987,7 +6059,7 @@
                 <w:rStyle w:val="Hyperlink"/>
                 <w:noProof/>
               </w:rPr>
-              <w:t>ZÁVERY PRÁCE</w:t>
+              <w:t>ZOZNAM POUŽITEJ LITERATÚRY</w:t>
             </w:r>
             <w:r>
               <w:rPr>
@@ -6008,7 +6080,7 @@
                 <w:noProof/>
                 <w:webHidden/>
               </w:rPr>
-              <w:instrText xml:space="preserve"> PAGEREF _Toc221031853 \h </w:instrText>
+              <w:instrText xml:space="preserve"> PAGEREF _Toc221457133 \h </w:instrText>
             </w:r>
             <w:r>
               <w:rPr>
@@ -6028,7 +6100,7 @@
                 <w:noProof/>
                 <w:webHidden/>
               </w:rPr>
-              <w:t>28</w:t>
+              <w:t>31</w:t>
             </w:r>
             <w:r>
               <w:rPr>
@@ -6054,13 +6126,13 @@
               <w:lang w:val="en-SK" w:eastAsia="en-GB"/>
             </w:rPr>
           </w:pPr>
-          <w:hyperlink w:anchor="_Toc221031854" w:history="1">
+          <w:hyperlink w:anchor="_Toc221457134" w:history="1">
             <w:r>
               <w:rPr>
                 <w:rStyle w:val="Hyperlink"/>
                 <w:noProof/>
               </w:rPr>
-              <w:t>12</w:t>
+              <w:t>14</w:t>
             </w:r>
             <w:r>
               <w:rPr>
@@ -6077,7 +6149,7 @@
                 <w:rStyle w:val="Hyperlink"/>
                 <w:noProof/>
               </w:rPr>
-              <w:t>ZHRNUTIE</w:t>
+              <w:t>PRÍLOHY</w:t>
             </w:r>
             <w:r>
               <w:rPr>
@@ -6098,7 +6170,7 @@
                 <w:noProof/>
                 <w:webHidden/>
               </w:rPr>
-              <w:instrText xml:space="preserve"> PAGEREF _Toc221031854 \h </w:instrText>
+              <w:instrText xml:space="preserve"> PAGEREF _Toc221457134 \h </w:instrText>
             </w:r>
             <w:r>
               <w:rPr>
@@ -6118,187 +6190,7 @@
                 <w:noProof/>
                 <w:webHidden/>
               </w:rPr>
-              <w:t>29</w:t>
-            </w:r>
-            <w:r>
-              <w:rPr>
-                <w:noProof/>
-                <w:webHidden/>
-              </w:rPr>
-              <w:fldChar w:fldCharType="end"/>
-            </w:r>
-          </w:hyperlink>
-        </w:p>
-        <w:p>
-          <w:pPr>
-            <w:pStyle w:val="TOC1"/>
-            <w:tabs>
-              <w:tab w:val="left" w:pos="480"/>
-              <w:tab w:val="right" w:leader="dot" w:pos="8493"/>
-            </w:tabs>
-            <w:rPr>
-              <w:rFonts w:eastAsiaTheme="minorEastAsia"/>
-              <w:noProof/>
-              <w:sz w:val="24"/>
-              <w:szCs w:val="24"/>
-              <w:lang w:val="en-SK" w:eastAsia="en-GB"/>
-            </w:rPr>
-          </w:pPr>
-          <w:hyperlink w:anchor="_Toc221031855" w:history="1">
-            <w:r>
-              <w:rPr>
-                <w:rStyle w:val="Hyperlink"/>
-                <w:noProof/>
-              </w:rPr>
-              <w:t>13</w:t>
-            </w:r>
-            <w:r>
-              <w:rPr>
-                <w:rFonts w:eastAsiaTheme="minorEastAsia"/>
-                <w:noProof/>
-                <w:sz w:val="24"/>
-                <w:szCs w:val="24"/>
-                <w:lang w:val="en-SK" w:eastAsia="en-GB"/>
-              </w:rPr>
-              <w:tab/>
-            </w:r>
-            <w:r>
-              <w:rPr>
-                <w:rStyle w:val="Hyperlink"/>
-                <w:noProof/>
-              </w:rPr>
-              <w:t>ZOZNAM POUŽITEJ LITERATÚRY</w:t>
-            </w:r>
-            <w:r>
-              <w:rPr>
-                <w:noProof/>
-                <w:webHidden/>
-              </w:rPr>
-              <w:tab/>
-            </w:r>
-            <w:r>
-              <w:rPr>
-                <w:noProof/>
-                <w:webHidden/>
-              </w:rPr>
-              <w:fldChar w:fldCharType="begin"/>
-            </w:r>
-            <w:r>
-              <w:rPr>
-                <w:noProof/>
-                <w:webHidden/>
-              </w:rPr>
-              <w:instrText xml:space="preserve"> PAGEREF _Toc221031855 \h </w:instrText>
-            </w:r>
-            <w:r>
-              <w:rPr>
-                <w:noProof/>
-                <w:webHidden/>
-              </w:rPr>
-            </w:r>
-            <w:r>
-              <w:rPr>
-                <w:noProof/>
-                <w:webHidden/>
-              </w:rPr>
-              <w:fldChar w:fldCharType="separate"/>
-            </w:r>
-            <w:r>
-              <w:rPr>
-                <w:noProof/>
-                <w:webHidden/>
-              </w:rPr>
-              <w:t>30</w:t>
-            </w:r>
-            <w:r>
-              <w:rPr>
-                <w:noProof/>
-                <w:webHidden/>
-              </w:rPr>
-              <w:fldChar w:fldCharType="end"/>
-            </w:r>
-          </w:hyperlink>
-        </w:p>
-        <w:p>
-          <w:pPr>
-            <w:pStyle w:val="TOC1"/>
-            <w:tabs>
-              <w:tab w:val="left" w:pos="480"/>
-              <w:tab w:val="right" w:leader="dot" w:pos="8493"/>
-            </w:tabs>
-            <w:rPr>
-              <w:rFonts w:eastAsiaTheme="minorEastAsia"/>
-              <w:noProof/>
-              <w:sz w:val="24"/>
-              <w:szCs w:val="24"/>
-              <w:lang w:val="en-SK" w:eastAsia="en-GB"/>
-            </w:rPr>
-          </w:pPr>
-          <w:hyperlink w:anchor="_Toc221031856" w:history="1">
-            <w:r>
-              <w:rPr>
-                <w:rStyle w:val="Hyperlink"/>
-                <w:noProof/>
-              </w:rPr>
-              <w:t>14</w:t>
-            </w:r>
-            <w:r>
-              <w:rPr>
-                <w:rFonts w:eastAsiaTheme="minorEastAsia"/>
-                <w:noProof/>
-                <w:sz w:val="24"/>
-                <w:szCs w:val="24"/>
-                <w:lang w:val="en-SK" w:eastAsia="en-GB"/>
-              </w:rPr>
-              <w:tab/>
-            </w:r>
-            <w:r>
-              <w:rPr>
-                <w:rStyle w:val="Hyperlink"/>
-                <w:noProof/>
-              </w:rPr>
-              <w:t>PRÍLOHY</w:t>
-            </w:r>
-            <w:r>
-              <w:rPr>
-                <w:noProof/>
-                <w:webHidden/>
-              </w:rPr>
-              <w:tab/>
-            </w:r>
-            <w:r>
-              <w:rPr>
-                <w:noProof/>
-                <w:webHidden/>
-              </w:rPr>
-              <w:fldChar w:fldCharType="begin"/>
-            </w:r>
-            <w:r>
-              <w:rPr>
-                <w:noProof/>
-                <w:webHidden/>
-              </w:rPr>
-              <w:instrText xml:space="preserve"> PAGEREF _Toc221031856 \h </w:instrText>
-            </w:r>
-            <w:r>
-              <w:rPr>
-                <w:noProof/>
-                <w:webHidden/>
-              </w:rPr>
-            </w:r>
-            <w:r>
-              <w:rPr>
-                <w:noProof/>
-                <w:webHidden/>
-              </w:rPr>
-              <w:fldChar w:fldCharType="separate"/>
-            </w:r>
-            <w:r>
-              <w:rPr>
-                <w:noProof/>
-                <w:webHidden/>
-              </w:rPr>
-              <w:t>7</w:t>
+              <w:t>32</w:t>
             </w:r>
             <w:r>
               <w:rPr>
@@ -6527,7 +6419,7 @@
         </w:numPr>
         <w:ind w:left="426"/>
       </w:pPr>
-      <w:bookmarkStart w:id="0" w:name="_Toc221031809"/>
+      <w:bookmarkStart w:id="0" w:name="_Toc221457088"/>
       <w:r>
         <w:lastRenderedPageBreak/>
         <w:t>ÚVOD</w:t>
@@ -6660,7 +6552,7 @@
         <w:br w:type="page"/>
       </w:r>
       <w:bookmarkStart w:id="1" w:name="_Toc216377758"/>
-      <w:bookmarkStart w:id="2" w:name="_Toc221031810"/>
+      <w:bookmarkStart w:id="2" w:name="_Toc221457089"/>
       <w:r>
         <w:rPr>
           <w:caps w:val="0"/>
@@ -6788,7 +6680,7 @@
         <w:pStyle w:val="Kapitola"/>
       </w:pPr>
       <w:bookmarkStart w:id="3" w:name="_Toc216377759"/>
-      <w:bookmarkStart w:id="4" w:name="_Toc221031811"/>
+      <w:bookmarkStart w:id="4" w:name="_Toc221457090"/>
       <w:r>
         <w:rPr>
           <w:caps w:val="0"/>
@@ -6846,7 +6738,7 @@
         </w:rPr>
       </w:pPr>
       <w:bookmarkStart w:id="5" w:name="_Toc216377760"/>
-      <w:bookmarkStart w:id="6" w:name="_Toc221031812"/>
+      <w:bookmarkStart w:id="6" w:name="_Toc221457091"/>
       <w:r>
         <w:rPr>
           <w:noProof/>
@@ -6969,7 +6861,7 @@
         </w:rPr>
       </w:pPr>
       <w:bookmarkStart w:id="7" w:name="_Toc216377761"/>
-      <w:bookmarkStart w:id="8" w:name="_Toc221031813"/>
+      <w:bookmarkStart w:id="8" w:name="_Toc221457092"/>
       <w:r>
         <w:t>Databázová vrstva</w:t>
       </w:r>
@@ -7013,7 +6905,7 @@
         </w:rPr>
       </w:pPr>
       <w:bookmarkStart w:id="9" w:name="_Toc216377762"/>
-      <w:bookmarkStart w:id="10" w:name="_Toc221031814"/>
+      <w:bookmarkStart w:id="10" w:name="_Toc221457093"/>
       <w:r>
         <w:t>Logická vrstva aplikácie</w:t>
       </w:r>
@@ -7056,7 +6948,7 @@
         </w:rPr>
       </w:pPr>
       <w:bookmarkStart w:id="11" w:name="_Toc216377763"/>
-      <w:bookmarkStart w:id="12" w:name="_Toc221031815"/>
+      <w:bookmarkStart w:id="12" w:name="_Toc221457094"/>
       <w:r>
         <w:t>Užívateľské rozhranie (UI)</w:t>
       </w:r>
@@ -7108,7 +7000,7 @@
         <w:pStyle w:val="Kapitola"/>
       </w:pPr>
       <w:bookmarkStart w:id="13" w:name="_Toc216377764"/>
-      <w:bookmarkStart w:id="14" w:name="_Toc221031816"/>
+      <w:bookmarkStart w:id="14" w:name="_Toc221457095"/>
       <w:r>
         <w:rPr>
           <w:caps w:val="0"/>
@@ -7161,7 +7053,7 @@
         </w:rPr>
       </w:pPr>
       <w:bookmarkStart w:id="15" w:name="_Toc216377765"/>
-      <w:bookmarkStart w:id="16" w:name="_Toc221031817"/>
+      <w:bookmarkStart w:id="16" w:name="_Toc221457096"/>
       <w:r>
         <w:t>Identifikácia používateľov</w:t>
       </w:r>
@@ -7316,10 +7208,22 @@
         </w:rPr>
       </w:pPr>
       <w:bookmarkStart w:id="17" w:name="_Toc216377766"/>
-      <w:bookmarkStart w:id="18" w:name="_Toc221031818"/>
+      <w:bookmarkStart w:id="18" w:name="_Toc221457097"/>
       <w:r>
         <w:lastRenderedPageBreak/>
-        <w:t>Funkčné požiadavky</w:t>
+        <w:t>Funkčné</w:t>
+      </w:r>
+      <w:r>
+        <w:t xml:space="preserve"> </w:t>
+      </w:r>
+      <w:r>
+        <w:t>a</w:t>
+      </w:r>
+      <w:r>
+        <w:t xml:space="preserve"> nefunkčné</w:t>
+      </w:r>
+      <w:r>
+        <w:t xml:space="preserve"> požiadavky</w:t>
       </w:r>
       <w:bookmarkEnd w:id="17"/>
       <w:bookmarkEnd w:id="18"/>
@@ -7332,7 +7236,14 @@
         <w:pStyle w:val="text"/>
       </w:pPr>
       <w:r>
-        <w:t>Funkčné požiadavky definujú, čo presne musí systém vykonávať. Zahŕňajú napríklad:</w:t>
+        <w:rPr>
+          <w:b/>
+          <w:bCs/>
+        </w:rPr>
+        <w:t>Funkčné požiadavky</w:t>
+      </w:r>
+      <w:r>
+        <w:t xml:space="preserve"> definujú, čo presne musí systém vykonávať. Zahŕňajú napríklad:</w:t>
       </w:r>
     </w:p>
     <w:p>
@@ -7425,6 +7336,119 @@
       </w:pPr>
       <w:r>
         <w:t>Tieto požiadavky priamo ovplyvňujú logiku aplikácie aj návrh používateľského rozhrania.</w:t>
+      </w:r>
+    </w:p>
+    <w:p>
+      <w:pPr>
+        <w:pStyle w:val="text"/>
+      </w:pPr>
+      <w:r>
+        <w:rPr>
+          <w:b/>
+          <w:bCs/>
+        </w:rPr>
+        <w:t>Nefunkčné požiadavky</w:t>
+      </w:r>
+      <w:r>
+        <w:t xml:space="preserve"> určujú kvalitatívne vlastnosti aplikácie:</w:t>
+      </w:r>
+    </w:p>
+    <w:p>
+      <w:pPr>
+        <w:pStyle w:val="text"/>
+        <w:numPr>
+          <w:ilvl w:val="0"/>
+          <w:numId w:val="8"/>
+        </w:numPr>
+      </w:pPr>
+      <w:r>
+        <w:rPr>
+          <w:rStyle w:val="Strong"/>
+        </w:rPr>
+        <w:t>Rýchlosť</w:t>
+      </w:r>
+      <w:r>
+        <w:t>: reakcie systému musia byť okamžité, bez zdržania pri práci s databázou.</w:t>
+      </w:r>
+    </w:p>
+    <w:p>
+      <w:pPr>
+        <w:pStyle w:val="text"/>
+        <w:numPr>
+          <w:ilvl w:val="0"/>
+          <w:numId w:val="8"/>
+        </w:numPr>
+      </w:pPr>
+      <w:r>
+        <w:rPr>
+          <w:rStyle w:val="Strong"/>
+        </w:rPr>
+        <w:t>Spoľahlivosť</w:t>
+      </w:r>
+      <w:r>
+        <w:t>: aplikácia nesmie padať ani pri veľkom počte operácií.</w:t>
+      </w:r>
+    </w:p>
+    <w:p>
+      <w:pPr>
+        <w:pStyle w:val="text"/>
+        <w:numPr>
+          <w:ilvl w:val="0"/>
+          <w:numId w:val="8"/>
+        </w:numPr>
+      </w:pPr>
+      <w:r>
+        <w:rPr>
+          <w:rStyle w:val="Strong"/>
+        </w:rPr>
+        <w:t>Bezpečnosť</w:t>
+      </w:r>
+      <w:r>
+        <w:t>: ochrana údajov v databáze, správne ošetrovanie vstupov.</w:t>
+      </w:r>
+    </w:p>
+    <w:p>
+      <w:pPr>
+        <w:pStyle w:val="text"/>
+        <w:numPr>
+          <w:ilvl w:val="0"/>
+          <w:numId w:val="8"/>
+        </w:numPr>
+      </w:pPr>
+      <w:r>
+        <w:rPr>
+          <w:rStyle w:val="Strong"/>
+        </w:rPr>
+        <w:t>Intuitívnosť</w:t>
+      </w:r>
+      <w:r>
+        <w:t>: používateľ musí vedieť pracovať so systémom aj bez dlhého školenia.</w:t>
+      </w:r>
+    </w:p>
+    <w:p>
+      <w:pPr>
+        <w:pStyle w:val="text"/>
+        <w:numPr>
+          <w:ilvl w:val="0"/>
+          <w:numId w:val="8"/>
+        </w:numPr>
+      </w:pPr>
+      <w:r>
+        <w:rPr>
+          <w:rStyle w:val="Strong"/>
+        </w:rPr>
+        <w:t>Rozšíriteľnosť</w:t>
+      </w:r>
+      <w:r>
+        <w:t>: systém musí byť možné doplniť o ďalšie moduly.</w:t>
+      </w:r>
+    </w:p>
+    <w:p>
+      <w:pPr>
+        <w:pStyle w:val="text"/>
+      </w:pPr>
+      <w:r>
+        <w:t>Tieto požiadavky sú často rozhodujúce pri hodnotení celkovej kvality finálneho riešenia.</w:t>
       </w:r>
     </w:p>
     <w:p>
@@ -7438,13 +7462,10 @@
           <w:noProof/>
         </w:rPr>
       </w:pPr>
-      <w:bookmarkStart w:id="19" w:name="_Toc216377767"/>
-      <w:bookmarkStart w:id="20" w:name="_Toc221031819"/>
-      <w:r>
-        <w:t>Nef</w:t>
-      </w:r>
-      <w:r>
-        <w:t>unkčné požiadavky</w:t>
+      <w:bookmarkStart w:id="19" w:name="_Toc216377768"/>
+      <w:bookmarkStart w:id="20" w:name="_Toc221457098"/>
+      <w:r>
+        <w:t>Zber požiadaviek a komunikácia so zadávateľom</w:t>
       </w:r>
       <w:bookmarkEnd w:id="19"/>
       <w:bookmarkEnd w:id="20"/>
@@ -7457,105 +7478,49 @@
         <w:pStyle w:val="text"/>
       </w:pPr>
       <w:r>
-        <w:t>Nefunkčné požiadavky určujú kvalitatívne vlastnosti aplikácie:</w:t>
-      </w:r>
-    </w:p>
-    <w:p>
-      <w:pPr>
-        <w:pStyle w:val="text"/>
-        <w:numPr>
-          <w:ilvl w:val="0"/>
-          <w:numId w:val="8"/>
-        </w:numPr>
-      </w:pPr>
-      <w:r>
-        <w:rPr>
-          <w:rStyle w:val="Strong"/>
-        </w:rPr>
-        <w:t>Rýchlosť</w:t>
-      </w:r>
-      <w:r>
-        <w:t>: reakcie systému musia byť okamžité, bez zdržania pri práci s databázou.</w:t>
-      </w:r>
-    </w:p>
-    <w:p>
-      <w:pPr>
-        <w:pStyle w:val="text"/>
-        <w:numPr>
-          <w:ilvl w:val="0"/>
-          <w:numId w:val="8"/>
-        </w:numPr>
-      </w:pPr>
-      <w:r>
-        <w:rPr>
-          <w:rStyle w:val="Strong"/>
-        </w:rPr>
-        <w:t>Spoľahlivosť</w:t>
-      </w:r>
-      <w:r>
-        <w:t>: aplikácia nesmie padať ani pri veľkom počte operácií.</w:t>
-      </w:r>
-    </w:p>
-    <w:p>
-      <w:pPr>
-        <w:pStyle w:val="text"/>
-        <w:numPr>
-          <w:ilvl w:val="0"/>
-          <w:numId w:val="8"/>
-        </w:numPr>
-      </w:pPr>
-      <w:r>
-        <w:rPr>
-          <w:rStyle w:val="Strong"/>
-        </w:rPr>
-        <w:t>Bezpečnosť</w:t>
-      </w:r>
-      <w:r>
-        <w:t>: ochrana údajov v databáze, správne ošetrovanie vstupov.</w:t>
-      </w:r>
-    </w:p>
-    <w:p>
-      <w:pPr>
-        <w:pStyle w:val="text"/>
-        <w:numPr>
-          <w:ilvl w:val="0"/>
-          <w:numId w:val="8"/>
-        </w:numPr>
-      </w:pPr>
-      <w:r>
-        <w:rPr>
-          <w:rStyle w:val="Strong"/>
-        </w:rPr>
-        <w:t>Intuitívnosť</w:t>
-      </w:r>
-      <w:r>
-        <w:t>: používateľ musí vedieť pracovať so systémom aj bez dlhého školenia.</w:t>
-      </w:r>
-    </w:p>
-    <w:p>
-      <w:pPr>
-        <w:pStyle w:val="text"/>
-        <w:numPr>
-          <w:ilvl w:val="0"/>
-          <w:numId w:val="8"/>
-        </w:numPr>
-      </w:pPr>
-      <w:r>
-        <w:rPr>
-          <w:rStyle w:val="Strong"/>
-        </w:rPr>
-        <w:t>Rozšíriteľnosť</w:t>
-      </w:r>
-      <w:r>
-        <w:t>: systém musí byť možné doplniť o ďalšie moduly.</w:t>
-      </w:r>
-    </w:p>
-    <w:p>
-      <w:pPr>
-        <w:pStyle w:val="text"/>
-      </w:pPr>
-      <w:r>
-        <w:t>Tieto požiadavky sú často rozhodujúce pri hodnotení celkovej kvality finálneho riešenia.</w:t>
+        <w:t>V rámci projektu je kľúčová komunikácia medzi členmi tímu. Analýza požiadaviek prebiehala rozhovorom, sledovaním existujúcich pokladničných systémov a identifikovaním základných procesov, ktoré musí aplikácia podporovať. Výsledkom bol zoznam funkcionalít, ktorý sa v ďalších fázach rozpracoval do konkrétnych návrhov obrazoviek a dátových modelov.</w:t>
+      </w:r>
+    </w:p>
+    <w:p>
+      <w:pPr>
+        <w:pStyle w:val="Kapitola"/>
+      </w:pPr>
+      <w:bookmarkStart w:id="21" w:name="_Toc221457099"/>
+      <w:r>
+        <w:rPr>
+          <w:caps w:val="0"/>
+        </w:rPr>
+        <w:lastRenderedPageBreak/>
+        <w:t>CIELE A ZADANIE PRÁCE</w:t>
+      </w:r>
+      <w:bookmarkEnd w:id="21"/>
+    </w:p>
+    <w:p>
+      <w:pPr>
+        <w:pStyle w:val="text"/>
+        <w:rPr>
+          <w:lang w:val="en-SK"/>
+        </w:rPr>
+      </w:pPr>
+      <w:r>
+        <w:rPr>
+          <w:lang w:val="en-SK"/>
+        </w:rPr>
+        <w:t>Popri hlavnom cieli práce bolo dôležité zohľadniť aj praktické obmedzenia a reálne podmienky, v ktorých sa pokladničné systémy bežne používajú. Návrh aplikácie preto vychádzal z predpokladu, že systém bude obsluhovaný používateľmi s rôznou úrovňou technických znalostí. Z tohto dôvodu bol kladený dôraz najmä na jednoduchosť ovládania, logické usporiadanie prvkov a minimalizáciu chýb pri obsluhe.</w:t>
+      </w:r>
+    </w:p>
+    <w:p>
+      <w:pPr>
+        <w:pStyle w:val="text"/>
+        <w:rPr>
+          <w:lang w:val="en-SK"/>
+        </w:rPr>
+      </w:pPr>
+      <w:r>
+        <w:rPr>
+          <w:lang w:val="en-SK"/>
+        </w:rPr>
+        <w:t>Zadanie práce zároveň predpokladalo, že výsledná aplikácia bude slúžiť ako funkčný prototyp, nie ako plnohodnotný komerčný produkt. Tomu bol prispôsobený rozsah implementovaných funkcií aj zvolená technológia. Cieľom nebolo konkurovať existujúcim pokladničným riešeniam, ale demonštrovať schopnosť analyzovať problém, navrhnúť vhodné riešenie a následne ho implementovať v podobe použiteľnej aplikácie.</w:t>
       </w:r>
     </w:p>
     <w:p>
@@ -7569,65 +7534,198 @@
           <w:noProof/>
         </w:rPr>
       </w:pPr>
-      <w:bookmarkStart w:id="21" w:name="_Toc216377768"/>
-      <w:bookmarkStart w:id="22" w:name="_Toc221031820"/>
-      <w:r>
-        <w:t>Zber požiadaviek a komunikácia so zadávateľom</w:t>
-      </w:r>
-      <w:bookmarkEnd w:id="21"/>
+      <w:bookmarkStart w:id="22" w:name="_Toc221457100"/>
+      <w:r>
+        <w:t>Ciele</w:t>
+      </w:r>
+      <w:r>
+        <w:t xml:space="preserve"> práce</w:t>
+      </w:r>
       <w:bookmarkEnd w:id="22"/>
-      <w:r>
-        <w:t xml:space="preserve"> </w:t>
-      </w:r>
-    </w:p>
-    <w:p>
-      <w:pPr>
-        <w:pStyle w:val="text"/>
-      </w:pPr>
-      <w:r>
-        <w:t>V rámci projektu je kľúčová komunikácia medzi členmi tímu. Analýza požiadaviek prebiehala rozhovorom, sledovaním existujúcich pokladničných systémov a identifikovaním základných procesov, ktoré musí aplikácia podporovať. Výsledkom bol zoznam funkcionalít, ktorý sa v ďalších fázach rozpracoval do konkrétnych návrhov obrazoviek a dátových modelov.</w:t>
-      </w:r>
-    </w:p>
-    <w:p>
-      <w:pPr>
-        <w:pStyle w:val="Kapitola"/>
-      </w:pPr>
-      <w:bookmarkStart w:id="23" w:name="_Toc221031821"/>
-      <w:r>
-        <w:rPr>
-          <w:caps w:val="0"/>
+    </w:p>
+    <w:p>
+      <w:pPr>
+        <w:pStyle w:val="text"/>
+        <w:rPr>
+          <w:noProof/>
+          <w:lang w:val="en-SK"/>
+        </w:rPr>
+      </w:pPr>
+      <w:r>
+        <w:rPr>
+          <w:noProof/>
+          <w:lang w:val="en-SK"/>
+        </w:rPr>
+        <w:t>Hlavným cieľom praktickej časti maturitnej práce bolo navrhnúť a implementovať funkčný pokladničný systém EPOS so zameraním na používateľské rozhranie a jeho praktickú využiteľnosť. Cieľom nebolo vytvoriť iba teoretický model systému, ale aplikáciu, ktorá simuluje reálne prostredie malej obchodnej prevádzky a umožňuje vykonávať základné úkony spojené s predajom tovaru.</w:t>
+      </w:r>
+    </w:p>
+    <w:p>
+      <w:pPr>
+        <w:pStyle w:val="text"/>
+        <w:rPr>
+          <w:noProof/>
+          <w:lang w:val="en-SK"/>
+        </w:rPr>
+      </w:pPr>
+      <w:r>
+        <w:rPr>
+          <w:noProof/>
+          <w:lang w:val="en-SK"/>
+        </w:rPr>
+        <w:t>Systém EPOS bol navrhnutý ako desktopová aplikácia v technológii Windows Forms, pričom dôraz bol kladený na prehľadnosť, rýchlosť obsluhy a intuitívne ovládanie. Aplikácia má umožniť pokladníkovi efektívne pracovať bez potreby zdĺhavého zaškolenia a zároveň poskytovať dostatočný komfort pri každodennom používaní.</w:t>
+      </w:r>
+    </w:p>
+    <w:p>
+      <w:pPr>
+        <w:pStyle w:val="text"/>
+        <w:rPr>
+          <w:noProof/>
+          <w:lang w:val="en-SK"/>
+        </w:rPr>
+      </w:pPr>
+      <w:r>
+        <w:rPr>
+          <w:noProof/>
+          <w:lang w:val="en-SK"/>
+        </w:rPr>
+        <w:t>Na dosiahnutie hlavného cieľa bolo potrebné splniť viacero čiastkových cieľov, ktoré spolu tvoria funkčný a ucelený systém. Medzi najdôležitejšie čiastkové ciele patrilo:</w:t>
+      </w:r>
+    </w:p>
+    <w:p>
+      <w:pPr>
+        <w:pStyle w:val="text"/>
+        <w:numPr>
+          <w:ilvl w:val="0"/>
+          <w:numId w:val="10"/>
+        </w:numPr>
+        <w:rPr>
+          <w:noProof/>
+          <w:lang w:val="en-SK"/>
+        </w:rPr>
+      </w:pPr>
+      <w:r>
+        <w:rPr>
+          <w:noProof/>
+          <w:lang w:val="en-SK"/>
+        </w:rPr>
+        <w:t>návrh logickej štruktúry používateľského rozhrania,</w:t>
+      </w:r>
+    </w:p>
+    <w:p>
+      <w:pPr>
+        <w:pStyle w:val="text"/>
+        <w:numPr>
+          <w:ilvl w:val="0"/>
+          <w:numId w:val="10"/>
+        </w:numPr>
+        <w:rPr>
+          <w:noProof/>
+          <w:lang w:val="en-SK"/>
+        </w:rPr>
+      </w:pPr>
+      <w:r>
+        <w:rPr>
+          <w:noProof/>
+          <w:lang w:val="en-SK"/>
+        </w:rPr>
+        <w:t>implementácia prihlasovania pokladníka pomocou číselného kódu,</w:t>
+      </w:r>
+    </w:p>
+    <w:p>
+      <w:pPr>
+        <w:pStyle w:val="text"/>
+        <w:numPr>
+          <w:ilvl w:val="0"/>
+          <w:numId w:val="10"/>
+        </w:numPr>
+        <w:rPr>
+          <w:noProof/>
+          <w:lang w:val="en-SK"/>
+        </w:rPr>
+      </w:pPr>
+      <w:r>
+        <w:rPr>
+          <w:noProof/>
+          <w:lang w:val="en-SK"/>
+        </w:rPr>
+        <w:t>zabezpečenie práce s čiarovými kódmi produktov,</w:t>
+      </w:r>
+    </w:p>
+    <w:p>
+      <w:pPr>
+        <w:pStyle w:val="text"/>
+        <w:numPr>
+          <w:ilvl w:val="0"/>
+          <w:numId w:val="10"/>
+        </w:numPr>
+        <w:rPr>
+          <w:noProof/>
+          <w:lang w:val="en-SK"/>
+        </w:rPr>
+      </w:pPr>
+      <w:r>
+        <w:rPr>
+          <w:noProof/>
+          <w:lang w:val="en-SK"/>
+        </w:rPr>
+        <w:t>prepojenie používateľského rozhrania s backendovou logikou a databázou,</w:t>
+      </w:r>
+    </w:p>
+    <w:p>
+      <w:pPr>
+        <w:pStyle w:val="text"/>
+        <w:numPr>
+          <w:ilvl w:val="0"/>
+          <w:numId w:val="10"/>
+        </w:numPr>
+        <w:rPr>
+          <w:noProof/>
+          <w:lang w:val="en-SK"/>
+        </w:rPr>
+      </w:pPr>
+      <w:r>
+        <w:rPr>
+          <w:noProof/>
+          <w:lang w:val="en-SK"/>
+        </w:rPr>
+        <w:t>návrh systému správy produktov,</w:t>
+      </w:r>
+    </w:p>
+    <w:p>
+      <w:pPr>
+        <w:pStyle w:val="text"/>
+        <w:numPr>
+          <w:ilvl w:val="0"/>
+          <w:numId w:val="10"/>
+        </w:numPr>
+        <w:rPr>
+          <w:noProof/>
+          <w:lang w:val="en-SK"/>
+        </w:rPr>
+      </w:pPr>
+      <w:r>
+        <w:rPr>
+          <w:noProof/>
+          <w:lang w:val="en-SK"/>
+        </w:rPr>
+        <w:t>generovanie bločku vo formáte PDF.</w:t>
+      </w:r>
+    </w:p>
+    <w:p>
+      <w:pPr>
+        <w:pStyle w:val="text"/>
+        <w:rPr>
+          <w:noProof/>
+          <w:lang w:val="en-SK"/>
+        </w:rPr>
+      </w:pPr>
+      <w:r>
+        <w:rPr>
+          <w:noProof/>
+          <w:lang w:val="en-SK"/>
         </w:rPr>
         <w:lastRenderedPageBreak/>
-        <w:t>CIELE A ZADANIE PRÁCE</w:t>
-      </w:r>
-      <w:bookmarkEnd w:id="23"/>
-    </w:p>
-    <w:p>
-      <w:pPr>
-        <w:pStyle w:val="text"/>
-        <w:rPr>
-          <w:lang w:val="en-SK"/>
-        </w:rPr>
-      </w:pPr>
-      <w:r>
-        <w:rPr>
-          <w:lang w:val="en-SK"/>
-        </w:rPr>
-        <w:t>Popri hlavnom cieli práce bolo dôležité zohľadniť aj praktické obmedzenia a reálne podmienky, v ktorých sa pokladničné systémy bežne používajú. Návrh aplikácie preto vychádzal z predpokladu, že systém bude obsluhovaný používateľmi s rôznou úrovňou technických znalostí. Z tohto dôvodu bol kladený dôraz najmä na jednoduchosť ovládania, logické usporiadanie prvkov a minimalizáciu chýb pri obsluhe.</w:t>
-      </w:r>
-    </w:p>
-    <w:p>
-      <w:pPr>
-        <w:pStyle w:val="text"/>
-        <w:rPr>
-          <w:lang w:val="en-SK"/>
-        </w:rPr>
-      </w:pPr>
-      <w:r>
-        <w:rPr>
-          <w:lang w:val="en-SK"/>
-        </w:rPr>
-        <w:t>Zadanie práce zároveň predpokladalo, že výsledná aplikácia bude slúžiť ako funkčný prototyp, nie ako plnohodnotný komerčný produkt. Tomu bol prispôsobený rozsah implementovaných funkcií aj zvolená technológia. Cieľom nebolo konkurovať existujúcim pokladničným riešeniam, ale demonštrovať schopnosť analyzovať problém, navrhnúť vhodné riešenie a následne ho implementovať v podobe použiteľnej aplikácie.</w:t>
+        <w:t>Každý z týchto cieľov bol riešený samostatne, no zároveň s ohľadom na celkovú konzistentnosť systému. Výsledkom je aplikácia, ktorá dokáže pokryť základné potreby pokladničného systému v menšej prevádzke.</w:t>
       </w:r>
     </w:p>
     <w:p>
@@ -7641,201 +7739,80 @@
           <w:noProof/>
         </w:rPr>
       </w:pPr>
-      <w:bookmarkStart w:id="24" w:name="_Toc221031822"/>
-      <w:r>
-        <w:t>cie</w:t>
-      </w:r>
-      <w:r>
-        <w:t>Le</w:t>
-      </w:r>
-      <w:r>
-        <w:t xml:space="preserve"> práce</w:t>
-      </w:r>
-      <w:bookmarkEnd w:id="24"/>
-    </w:p>
-    <w:p>
-      <w:pPr>
-        <w:pStyle w:val="text"/>
-        <w:rPr>
-          <w:noProof/>
-          <w:lang w:val="en-SK"/>
-        </w:rPr>
-      </w:pPr>
-      <w:r>
-        <w:rPr>
-          <w:noProof/>
-          <w:lang w:val="en-SK"/>
-        </w:rPr>
-        <w:t>Hlavným cieľom praktickej časti maturitnej práce bolo navrhnúť a implementovať funkčný pokladničný systém EPOS so zameraním na používateľské rozhranie a jeho praktickú využiteľnosť. Cieľom nebolo vytvoriť iba teoretický model systému, ale aplikáciu, ktorá simuluje reálne prostredie malej obchodnej prevádzky a umožňuje vykonávať základné úkony spojené s predajom tovaru.</w:t>
-      </w:r>
-    </w:p>
-    <w:p>
-      <w:pPr>
-        <w:pStyle w:val="text"/>
-        <w:rPr>
-          <w:noProof/>
-          <w:lang w:val="en-SK"/>
-        </w:rPr>
-      </w:pPr>
-      <w:r>
-        <w:rPr>
-          <w:noProof/>
-          <w:lang w:val="en-SK"/>
-        </w:rPr>
-        <w:t>Systém EPOS bol navrhnutý ako desktopová aplikácia v technológii Windows Forms, pričom dôraz bol kladený na prehľadnosť, rýchlosť obsluhy a intuitívne ovládanie. Aplikácia má umožniť pokladníkovi efektívne pracovať bez potreby zdĺhavého zaškolenia a zároveň poskytovať dostatočný komfort pri každodennom používaní.</w:t>
-      </w:r>
-    </w:p>
-    <w:p>
-      <w:pPr>
-        <w:pStyle w:val="text"/>
-        <w:rPr>
-          <w:noProof/>
-          <w:lang w:val="en-SK"/>
-        </w:rPr>
-      </w:pPr>
-      <w:r>
-        <w:rPr>
-          <w:noProof/>
-          <w:lang w:val="en-SK"/>
-        </w:rPr>
-        <w:t>Na dosiahnutie hlavného cieľa bolo potrebné splniť viacero čiastkových cieľov, ktoré spolu tvoria funkčný a ucelený systém. Medzi najdôležitejšie čiastkové ciele patrilo:</w:t>
-      </w:r>
-    </w:p>
-    <w:p>
-      <w:pPr>
-        <w:pStyle w:val="text"/>
-        <w:numPr>
-          <w:ilvl w:val="0"/>
-          <w:numId w:val="10"/>
-        </w:numPr>
-        <w:rPr>
-          <w:noProof/>
-          <w:lang w:val="en-SK"/>
-        </w:rPr>
-      </w:pPr>
-      <w:r>
-        <w:rPr>
-          <w:noProof/>
-          <w:lang w:val="en-SK"/>
-        </w:rPr>
-        <w:t>návrh logickej štruktúry používateľského rozhrania,</w:t>
-      </w:r>
-    </w:p>
-    <w:p>
-      <w:pPr>
-        <w:pStyle w:val="text"/>
-        <w:numPr>
-          <w:ilvl w:val="0"/>
-          <w:numId w:val="10"/>
-        </w:numPr>
-        <w:rPr>
-          <w:noProof/>
-          <w:lang w:val="en-SK"/>
-        </w:rPr>
-      </w:pPr>
-      <w:r>
-        <w:rPr>
-          <w:noProof/>
-          <w:lang w:val="en-SK"/>
-        </w:rPr>
-        <w:t>implementácia prihlasovania pokladníka pomocou číselného kódu,</w:t>
-      </w:r>
-    </w:p>
-    <w:p>
-      <w:pPr>
-        <w:pStyle w:val="text"/>
-        <w:numPr>
-          <w:ilvl w:val="0"/>
-          <w:numId w:val="10"/>
-        </w:numPr>
-        <w:rPr>
-          <w:noProof/>
-          <w:lang w:val="en-SK"/>
-        </w:rPr>
-      </w:pPr>
-      <w:r>
-        <w:rPr>
-          <w:noProof/>
-          <w:lang w:val="en-SK"/>
-        </w:rPr>
-        <w:t>zabezpečenie práce s čiarovými kódmi produktov,</w:t>
-      </w:r>
-    </w:p>
-    <w:p>
-      <w:pPr>
-        <w:pStyle w:val="text"/>
-        <w:numPr>
-          <w:ilvl w:val="0"/>
-          <w:numId w:val="10"/>
-        </w:numPr>
-        <w:rPr>
-          <w:noProof/>
-          <w:lang w:val="en-SK"/>
-        </w:rPr>
-      </w:pPr>
-      <w:r>
-        <w:rPr>
-          <w:noProof/>
-          <w:lang w:val="en-SK"/>
-        </w:rPr>
-        <w:t>prepojenie používateľského rozhrania s backendovou logikou a databázou,</w:t>
-      </w:r>
-    </w:p>
-    <w:p>
-      <w:pPr>
-        <w:pStyle w:val="text"/>
-        <w:numPr>
-          <w:ilvl w:val="0"/>
-          <w:numId w:val="10"/>
-        </w:numPr>
-        <w:rPr>
-          <w:noProof/>
-          <w:lang w:val="en-SK"/>
-        </w:rPr>
-      </w:pPr>
-      <w:r>
-        <w:rPr>
-          <w:noProof/>
-          <w:lang w:val="en-SK"/>
-        </w:rPr>
-        <w:t>návrh systému správy produktov,</w:t>
-      </w:r>
-    </w:p>
-    <w:p>
-      <w:pPr>
-        <w:pStyle w:val="text"/>
-        <w:numPr>
-          <w:ilvl w:val="0"/>
-          <w:numId w:val="10"/>
-        </w:numPr>
-        <w:rPr>
-          <w:noProof/>
-          <w:lang w:val="en-SK"/>
-        </w:rPr>
-      </w:pPr>
-      <w:r>
-        <w:rPr>
-          <w:noProof/>
-          <w:lang w:val="en-SK"/>
-        </w:rPr>
-        <w:t>generovanie bločku vo formáte PDF.</w:t>
-      </w:r>
-    </w:p>
-    <w:p>
-      <w:pPr>
-        <w:pStyle w:val="text"/>
-        <w:rPr>
-          <w:noProof/>
-          <w:lang w:val="en-SK"/>
-        </w:rPr>
-      </w:pPr>
-      <w:r>
-        <w:rPr>
-          <w:noProof/>
-          <w:lang w:val="en-SK"/>
-        </w:rPr>
-        <w:lastRenderedPageBreak/>
-        <w:t>Každý z týchto cieľov bol riešený samostatne, no zároveň s ohľadom na celkovú konzistentnosť systému. Výsledkom je aplikácia, ktorá dokáže pokryť základné potreby pokladničného systému v menšej prevádzke.</w:t>
+      <w:bookmarkStart w:id="23" w:name="_Toc221457101"/>
+      <w:r>
+        <w:t xml:space="preserve">Zameranie práce </w:t>
+      </w:r>
+      <w:r>
+        <w:t xml:space="preserve">a </w:t>
+      </w:r>
+      <w:r>
+        <w:t>spôsob realizácie</w:t>
+      </w:r>
+      <w:bookmarkEnd w:id="23"/>
+    </w:p>
+    <w:p>
+      <w:pPr>
+        <w:pStyle w:val="text"/>
+        <w:rPr>
+          <w:noProof/>
+          <w:lang w:val="en-SK"/>
+        </w:rPr>
+      </w:pPr>
+      <w:r>
+        <w:rPr>
+          <w:noProof/>
+          <w:lang w:val="en-SK"/>
+        </w:rPr>
+        <w:t>Práca je zameraná predovšetkým na frontendovú časť systému EPOS. Autor sa venoval návrhu používateľského rozhrania, jeho vizuálnemu spracovaniu a implementácii jednotlivých obrazoviek v prostredí Windows Forms. Cieľom bolo vytvoriť rozhranie, ktoré je nielen funkčné, ale aj vizuálne čisté a prehľadné.</w:t>
+      </w:r>
+    </w:p>
+    <w:p>
+      <w:pPr>
+        <w:pStyle w:val="text"/>
+        <w:rPr>
+          <w:noProof/>
+          <w:lang w:val="en-SK"/>
+        </w:rPr>
+      </w:pPr>
+      <w:r>
+        <w:rPr>
+          <w:noProof/>
+          <w:lang w:val="en-SK"/>
+        </w:rPr>
+        <w:t>Osobitná pozornosť bola venovaná tomu, aby používateľ nemusel nad ovládaním aplikácie premýšľať a mohol sa sústrediť na samotnú prácu s nákupom. Rozloženie prvkov, veľkosť ovládacích tlačidiel a farebné odlíšenie stavov aplikácie boli navrhnuté s dôrazom na ergonomické zásady.</w:t>
+      </w:r>
+    </w:p>
+    <w:p>
+      <w:pPr>
+        <w:pStyle w:val="text"/>
+        <w:rPr>
+          <w:noProof/>
+          <w:lang w:val="en-SK"/>
+        </w:rPr>
+      </w:pPr>
+      <w:r>
+        <w:rPr>
+          <w:noProof/>
+          <w:lang w:val="en-SK"/>
+        </w:rPr>
+        <w:t>Jedným z dôležitých cieľov práce bolo priblížiť sa čo najviac k reálnemu použitiu pokladničného systému. Aplikácia bola navrhnutá tak, aby simulovala procesy, ktoré prebiehajú v malej obchodnej prevádzke. Patria sem prihlasovanie obsluhy, blokovanie produktov, priebežné zobrazovanie nákupu a generovanie bločku.</w:t>
+      </w:r>
+    </w:p>
+    <w:p>
+      <w:pPr>
+        <w:pStyle w:val="text"/>
+        <w:rPr>
+          <w:noProof/>
+          <w:lang w:val="en-SK"/>
+        </w:rPr>
+      </w:pPr>
+      <w:r>
+        <w:rPr>
+          <w:noProof/>
+          <w:lang w:val="en-SK"/>
+        </w:rPr>
+        <w:t>Použitie kamery na skenovanie čiarových kódov umožňuje realistickú simuláciu práce pokladníka bez potreby špecializovaného hardvéru.</w:t>
       </w:r>
     </w:p>
     <w:p>
@@ -7849,80 +7826,107 @@
           <w:noProof/>
         </w:rPr>
       </w:pPr>
-      <w:bookmarkStart w:id="25" w:name="_Toc221031823"/>
-      <w:r>
-        <w:t xml:space="preserve">Zameranie práce </w:t>
-      </w:r>
-      <w:r>
-        <w:t xml:space="preserve">a </w:t>
-      </w:r>
-      <w:r>
-        <w:t>spôsob realizácie</w:t>
+      <w:bookmarkStart w:id="24" w:name="_Toc221457102"/>
+      <w:r>
+        <w:t>Očakávaný prínos a tímová spolupráca</w:t>
+      </w:r>
+      <w:bookmarkEnd w:id="24"/>
+    </w:p>
+    <w:p>
+      <w:pPr>
+        <w:pStyle w:val="text"/>
+        <w:rPr>
+          <w:noProof/>
+          <w:lang w:val="en-SK"/>
+        </w:rPr>
+      </w:pPr>
+      <w:r>
+        <w:rPr>
+          <w:noProof/>
+          <w:lang w:val="en-SK"/>
+        </w:rPr>
+        <w:t xml:space="preserve">Projekt EPOS bol realizovaný tímovo. </w:t>
+      </w:r>
+      <w:r>
+        <w:rPr>
+          <w:noProof/>
+          <w:lang w:val="en-SK"/>
+        </w:rPr>
+        <w:t>Prvý člen tímu</w:t>
+      </w:r>
+      <w:r>
+        <w:rPr>
+          <w:noProof/>
+          <w:lang w:val="en-SK"/>
+        </w:rPr>
+        <w:t xml:space="preserve"> sa zameral na frontendovú časť aplikácie, návrh dizajnu, implementáciu používateľského rozhrania, testovanie použiteľnosti a analýzu praktického nasadenia systému. Backendová časť aplikácie, databázová logika a ekonomické výpočty boli riešené druhým členom tímu.</w:t>
+      </w:r>
+    </w:p>
+    <w:p>
+      <w:pPr>
+        <w:pStyle w:val="text"/>
+        <w:rPr>
+          <w:noProof/>
+          <w:lang w:val="en-SK"/>
+        </w:rPr>
+      </w:pPr>
+      <w:r>
+        <w:rPr>
+          <w:noProof/>
+          <w:lang w:val="en-SK"/>
+        </w:rPr>
+        <w:t>Takéto rozdelenie práce umožnilo sústrediť sa na konkrétne oblasti vývoja a zároveň simulovalo reálne podmienky pri vývoji softvéru, kde sa na projekte podieľa viacero vývojárov s rôznym zameraním.</w:t>
+      </w:r>
+    </w:p>
+    <w:p>
+      <w:pPr>
+        <w:pStyle w:val="text"/>
+        <w:rPr>
+          <w:noProof/>
+          <w:lang w:val="en-SK"/>
+        </w:rPr>
+      </w:pPr>
+      <w:r>
+        <w:rPr>
+          <w:noProof/>
+          <w:lang w:val="en-SK"/>
+        </w:rPr>
+        <w:t>Výsledkom práce je funkčný prototyp pokladničného systému, ktorý demonštruje možnosti využitia technológie Windows Forms pri tvorbe desktopových aplikácií. Prínos práce spočíva najmä v praktickej ukážke návrhu a implementácie používateľského rozhrania, ktoré je prispôsobené potrebám reálnej prevádzky.</w:t>
+      </w:r>
+    </w:p>
+    <w:p>
+      <w:pPr>
+        <w:pStyle w:val="text"/>
+        <w:rPr>
+          <w:noProof/>
+          <w:lang w:val="en-SK"/>
+        </w:rPr>
+      </w:pPr>
+      <w:r>
+        <w:rPr>
+          <w:noProof/>
+          <w:lang w:val="en-SK"/>
+        </w:rPr>
+        <w:t>Zároveň práca poskytuje základ pre ďalšie rozširovanie systému, či už o nové funkcionality, alebo o prechod na iné technologické riešenia v budúcnosti.</w:t>
+      </w:r>
+    </w:p>
+    <w:p>
+      <w:pPr>
+        <w:pStyle w:val="Kapitola"/>
+      </w:pPr>
+      <w:bookmarkStart w:id="25" w:name="_Toc221457103"/>
+      <w:r>
+        <w:lastRenderedPageBreak/>
+        <w:t>NÁVRH RIEŠENIA POKLADNIČNÉHO SYSTÉMU EPOS</w:t>
       </w:r>
       <w:bookmarkEnd w:id="25"/>
     </w:p>
     <w:p>
       <w:pPr>
         <w:pStyle w:val="text"/>
-        <w:rPr>
-          <w:noProof/>
-          <w:lang w:val="en-SK"/>
-        </w:rPr>
-      </w:pPr>
-      <w:r>
-        <w:rPr>
-          <w:noProof/>
-          <w:lang w:val="en-SK"/>
-        </w:rPr>
-        <w:t>Práca je zameraná predovšetkým na frontendovú časť systému EPOS. Autor sa venoval návrhu používateľského rozhrania, jeho vizuálnemu spracovaniu a implementácii jednotlivých obrazoviek v prostredí Windows Forms. Cieľom bolo vytvoriť rozhranie, ktoré je nielen funkčné, ale aj vizuálne čisté a prehľadné.</w:t>
-      </w:r>
-    </w:p>
-    <w:p>
-      <w:pPr>
-        <w:pStyle w:val="text"/>
-        <w:rPr>
-          <w:noProof/>
-          <w:lang w:val="en-SK"/>
-        </w:rPr>
-      </w:pPr>
-      <w:r>
-        <w:rPr>
-          <w:noProof/>
-          <w:lang w:val="en-SK"/>
-        </w:rPr>
-        <w:t>Osobitná pozornosť bola venovaná tomu, aby používateľ nemusel nad ovládaním aplikácie premýšľať a mohol sa sústrediť na samotnú prácu s nákupom. Rozloženie prvkov, veľkosť ovládacích tlačidiel a farebné odlíšenie stavov aplikácie boli navrhnuté s dôrazom na ergonomické zásady.</w:t>
-      </w:r>
-    </w:p>
-    <w:p>
-      <w:pPr>
-        <w:pStyle w:val="text"/>
-        <w:rPr>
-          <w:noProof/>
-          <w:lang w:val="en-SK"/>
-        </w:rPr>
-      </w:pPr>
-      <w:r>
-        <w:rPr>
-          <w:noProof/>
-          <w:lang w:val="en-SK"/>
-        </w:rPr>
-        <w:t>Jedným z dôležitých cieľov práce bolo priblížiť sa čo najviac k reálnemu použitiu pokladničného systému. Aplikácia bola navrhnutá tak, aby simulovala procesy, ktoré prebiehajú v malej obchodnej prevádzke. Patria sem prihlasovanie obsluhy, blokovanie produktov, priebežné zobrazovanie nákupu a generovanie bločku.</w:t>
-      </w:r>
-    </w:p>
-    <w:p>
-      <w:pPr>
-        <w:pStyle w:val="text"/>
-        <w:rPr>
-          <w:noProof/>
-          <w:lang w:val="en-SK"/>
-        </w:rPr>
-      </w:pPr>
-      <w:r>
-        <w:rPr>
-          <w:noProof/>
-          <w:lang w:val="en-SK"/>
-        </w:rPr>
-        <w:t>Použitie kamery na skenovanie čiarových kódov umožňuje realistickú simuláciu práce pokladníka bez potreby špecializovaného hardvéru.</w:t>
+      </w:pPr>
+      <w:r>
+        <w:t>Táto kapitola sa zameriava na praktický návrh riešenia pokladničného systému EPOS z pohľadu používateľského rozhrania a celkovej koncepcie aplikácie. Opisuje základné rozhodnutia, ktoré boli prijaté pri návrhu systému, spôsob jeho fungovania a prepojenie jednotlivých častí aplikácie. Dôraz je kladený najmä na jednoduchosť riešenia, jeho praktickú využiteľnosť a možnosť ďalšieho rozširovania.</w:t>
       </w:r>
     </w:p>
     <w:p>
@@ -7936,9 +7940,9 @@
           <w:noProof/>
         </w:rPr>
       </w:pPr>
-      <w:bookmarkStart w:id="26" w:name="_Toc221031824"/>
-      <w:r>
-        <w:t>Očakávaný prínos a tímová spolupráca</w:t>
+      <w:bookmarkStart w:id="26" w:name="_Toc221457104"/>
+      <w:r>
+        <w:t>Koncepcia riešenia a použitá technológia</w:t>
       </w:r>
       <w:bookmarkEnd w:id="26"/>
     </w:p>
@@ -7955,88 +7959,127 @@
           <w:noProof/>
           <w:lang w:val="en-SK"/>
         </w:rPr>
-        <w:t xml:space="preserve">Projekt EPOS bol realizovaný tímovo. </w:t>
-      </w:r>
-      <w:r>
-        <w:rPr>
-          <w:noProof/>
-          <w:lang w:val="en-SK"/>
-        </w:rPr>
-        <w:t>Prvý člen tímu</w:t>
-      </w:r>
-      <w:r>
-        <w:rPr>
-          <w:noProof/>
-          <w:lang w:val="en-SK"/>
-        </w:rPr>
-        <w:t xml:space="preserve"> sa zameral na frontendovú časť aplikácie, návrh dizajnu, implementáciu používateľského rozhrania, testovanie použiteľnosti a analýzu praktického nasadenia systému. Backendová časť aplikácie, databázová logika a ekonomické výpočty boli riešené druhým členom tímu.</w:t>
-      </w:r>
-    </w:p>
-    <w:p>
-      <w:pPr>
-        <w:pStyle w:val="text"/>
-        <w:rPr>
-          <w:noProof/>
-          <w:lang w:val="en-SK"/>
-        </w:rPr>
-      </w:pPr>
-      <w:r>
-        <w:rPr>
-          <w:noProof/>
-          <w:lang w:val="en-SK"/>
-        </w:rPr>
-        <w:t>Takéto rozdelenie práce umožnilo sústrediť sa na konkrétne oblasti vývoja a zároveň simulovalo reálne podmienky pri vývoji softvéru, kde sa na projekte podieľa viacero vývojárov s rôznym zameraním.</w:t>
-      </w:r>
-    </w:p>
-    <w:p>
-      <w:pPr>
-        <w:pStyle w:val="text"/>
-        <w:rPr>
-          <w:noProof/>
-          <w:lang w:val="en-SK"/>
-        </w:rPr>
-      </w:pPr>
-      <w:r>
-        <w:rPr>
-          <w:noProof/>
-          <w:lang w:val="en-SK"/>
-        </w:rPr>
-        <w:t>Výsledkom práce je funkčný prototyp pokladničného systému, ktorý demonštruje možnosti využitia technológie Windows Forms pri tvorbe desktopových aplikácií. Prínos práce spočíva najmä v praktickej ukážke návrhu a implementácie používateľského rozhrania, ktoré je prispôsobené potrebám reálnej prevádzky.</w:t>
-      </w:r>
-    </w:p>
-    <w:p>
-      <w:pPr>
-        <w:pStyle w:val="text"/>
-        <w:rPr>
-          <w:noProof/>
-          <w:lang w:val="en-SK"/>
-        </w:rPr>
-      </w:pPr>
-      <w:r>
-        <w:rPr>
-          <w:noProof/>
-          <w:lang w:val="en-SK"/>
-        </w:rPr>
-        <w:t>Zároveň práca poskytuje základ pre ďalšie rozširovanie systému, či už o nové funkcionality, alebo o prechod na iné technologické riešenia v budúcnosti.</w:t>
-      </w:r>
-    </w:p>
-    <w:p>
-      <w:pPr>
-        <w:pStyle w:val="Kapitola"/>
-      </w:pPr>
-      <w:bookmarkStart w:id="27" w:name="_Toc221031825"/>
-      <w:r>
+        <w:t>Pokladničný systém EPOS bol navrhnutý ako desktopová aplikácia vytvorená v technológii Windows Forms. Voľba desktopového riešenia vychádzala z predpokladu, že v malých prevádzkach sa často používa jeden počítač ako centrálna pokladňa, na ktorom je aplikácia nainštalovaná lokálne. Takýto prístup umožňuje rýchlu odozvu systému, jednoduché ovládanie a priamy prístup k periférnym zariadeniam.</w:t>
+      </w:r>
+    </w:p>
+    <w:p>
+      <w:pPr>
+        <w:pStyle w:val="text"/>
+        <w:rPr>
+          <w:noProof/>
+          <w:lang w:val="en-SK"/>
+        </w:rPr>
+      </w:pPr>
+      <w:r>
+        <w:rPr>
+          <w:noProof/>
+          <w:lang w:val="en-SK"/>
+        </w:rPr>
+        <w:t>Technológia Windows Forms bola zvolená najmä z dôvodu jej dostupnosti, jednoduchosti implementácie a vhodnosti pre školský projekt. Napriek tomu, že ide o staršiu technológiu, pri správnom návrhu umožňuje vytvárať stabilné a prehľadné aplikácie. Cieľom práce bolo ukázať, že aj pomocou tejto technológie je možné navrhnúť moderný a funkčný pokladničný systém.</w:t>
+      </w:r>
+    </w:p>
+    <w:p>
+      <w:pPr>
+        <w:pStyle w:val="text"/>
+        <w:rPr>
+          <w:noProof/>
+          <w:lang w:val="en-SK"/>
+        </w:rPr>
+      </w:pPr>
+      <w:r>
+        <w:rPr>
+          <w:noProof/>
+          <w:lang w:val="en-SK"/>
+        </w:rPr>
+        <w:t>Navrhované riešenie EPOS systému je postavené na oddelení frontendovej a backendovej časti aplikácie. Frontend zabezpečuje používateľské rozhranie a interakciu s obsluhou, zatiaľ čo backendová časť spracúva aplikačnú logiku a komunikáciu s databázou.</w:t>
+      </w:r>
+    </w:p>
+    <w:p>
+      <w:pPr>
+        <w:pStyle w:val="text"/>
+        <w:rPr>
+          <w:noProof/>
+          <w:lang w:val="en-SK"/>
+        </w:rPr>
+      </w:pPr>
+      <w:r>
+        <w:rPr>
+          <w:noProof/>
+          <w:lang w:val="en-SK"/>
+        </w:rPr>
+        <w:t>Frontendová časť aplikácie slúži ako hlavný pracovný nástroj pokladníka. Zobrazuje informácie o produktoch, aktuálnom nákupe a umožňuje ovládanie jednotlivých funkcií systému. Backend prijíma požiadavky z používateľského rozhrania, vyhodnocuje ich a vracia spracované údaje späť do aplikácie.</w:t>
+      </w:r>
+    </w:p>
+    <w:p>
+      <w:pPr>
+        <w:pStyle w:val="text"/>
+        <w:rPr>
+          <w:noProof/>
+          <w:lang w:val="en-SK"/>
+        </w:rPr>
+      </w:pPr>
+      <w:r>
+        <w:rPr>
+          <w:noProof/>
+          <w:lang w:val="en-SK"/>
+        </w:rPr>
+        <w:t>Takéto rozdelenie umožňuje jednoduchšiu údržbu systému, lepšiu prehľadnosť kódu a jednoduchšie rozširovanie aplikácie v budúcnosti.</w:t>
+      </w:r>
+    </w:p>
+    <w:p>
+      <w:pPr>
+        <w:pStyle w:val="text"/>
+        <w:rPr>
+          <w:noProof/>
+          <w:lang w:val="en-SK"/>
+        </w:rPr>
+      </w:pPr>
+      <w:r>
+        <w:rPr>
+          <w:noProof/>
+          <w:lang w:val="en-SK"/>
+        </w:rPr>
+        <w:t xml:space="preserve">Pri návrhu koncepcie pokladničného systému EPOS bolo potrebné zohľadniť nielen funkčné požiadavky, ale aj praktické aspekty jeho používania v reálnej prevádzke. Pokladničný systém je typ aplikácie, ktorá musí reagovať okamžite, pracovať spoľahlivo a zároveň byť jednoduchá na údržbu. Z tohto dôvodu bolo riešenie navrhnuté ako </w:t>
+      </w:r>
+      <w:r>
+        <w:rPr>
+          <w:noProof/>
+          <w:lang w:val="en-SK"/>
+        </w:rPr>
         <w:lastRenderedPageBreak/>
-        <w:t>NÁVRH RIEŠENIA POKLADNIČNÉHO SYSTÉMU EPOS</w:t>
-      </w:r>
-      <w:bookmarkEnd w:id="27"/>
-    </w:p>
-    <w:p>
-      <w:pPr>
-        <w:pStyle w:val="text"/>
-      </w:pPr>
-      <w:r>
-        <w:t>Táto kapitola sa zameriava na praktický návrh riešenia pokladničného systému EPOS z pohľadu používateľského rozhrania a celkovej koncepcie aplikácie. Opisuje základné rozhodnutia, ktoré boli prijaté pri návrhu systému, spôsob jeho fungovania a prepojenie jednotlivých častí aplikácie. Dôraz je kladený najmä na jednoduchosť riešenia, jeho praktickú využiteľnosť a možnosť ďalšieho rozširovania.</w:t>
+        <w:t>samostatná desktopová aplikácia, ktorá nie je závislá od neustáleho internetového pripojenia.</w:t>
+      </w:r>
+    </w:p>
+    <w:p>
+      <w:pPr>
+        <w:pStyle w:val="text"/>
+        <w:rPr>
+          <w:noProof/>
+          <w:lang w:val="en-SK"/>
+        </w:rPr>
+      </w:pPr>
+      <w:r>
+        <w:rPr>
+          <w:noProof/>
+          <w:lang w:val="en-SK"/>
+        </w:rPr>
+        <w:t>Voľba technológie Windows Forms umožnila vytvoriť stabilné používateľské rozhranie s rýchlou odozvou. Táto technológia je vhodná najmä pre aplikácie, kde je prioritou funkčnosť, rýchlosť a jednoduché ovládanie. Hoci ide o staršiu platformu, jej výhodou je nízka hardvérová náročnosť a jednoduchá integrácia s databázou a lokálnymi zariadeniami, ako sú tlačiarne alebo kamery.</w:t>
+      </w:r>
+    </w:p>
+    <w:p>
+      <w:pPr>
+        <w:pStyle w:val="text"/>
+        <w:rPr>
+          <w:noProof/>
+          <w:lang w:val="en-SK"/>
+        </w:rPr>
+      </w:pPr>
+      <w:r>
+        <w:rPr>
+          <w:noProof/>
+          <w:lang w:val="en-SK"/>
+        </w:rPr>
+        <w:t>Architektúra systému bola navrhnutá tak, aby jednotlivé časti aplikácie boli logicky oddelené. Používateľské rozhranie komunikuje s backendovou logikou prostredníctvom jasne definovaných rozhraní, čo zvyšuje prehľadnosť riešenia a umožňuje jednoduchšie úpravy v budúcnosti. Takýto návrh zároveň podporuje rozšíriteľnosť systému bez nutnosti zásadného prepisovania existujúceho kódu.</w:t>
       </w:r>
     </w:p>
     <w:p>
@@ -8050,146 +8093,90 @@
           <w:noProof/>
         </w:rPr>
       </w:pPr>
-      <w:bookmarkStart w:id="28" w:name="_Toc221031826"/>
-      <w:r>
-        <w:t>Koncepcia riešenia a použitá technológia</w:t>
-      </w:r>
-      <w:bookmarkEnd w:id="28"/>
-    </w:p>
-    <w:p>
-      <w:pPr>
-        <w:pStyle w:val="text"/>
-        <w:rPr>
-          <w:noProof/>
-          <w:lang w:val="en-SK"/>
-        </w:rPr>
-      </w:pPr>
-      <w:r>
-        <w:rPr>
-          <w:noProof/>
-          <w:lang w:val="en-SK"/>
-        </w:rPr>
-        <w:t>Pokladničný systém EPOS bol navrhnutý ako desktopová aplikácia vytvorená v technológii Windows Forms. Voľba desktopového riešenia vychádzala z predpokladu, že v malých prevádzkach sa často používa jeden počítač ako centrálna pokladňa, na ktorom je aplikácia nainštalovaná lokálne. Takýto prístup umožňuje rýchlu odozvu systému, jednoduché ovládanie a priamy prístup k periférnym zariadeniam.</w:t>
-      </w:r>
-    </w:p>
-    <w:p>
-      <w:pPr>
-        <w:pStyle w:val="text"/>
-        <w:rPr>
-          <w:noProof/>
-          <w:lang w:val="en-SK"/>
-        </w:rPr>
-      </w:pPr>
-      <w:r>
-        <w:rPr>
-          <w:noProof/>
-          <w:lang w:val="en-SK"/>
-        </w:rPr>
-        <w:t>Technológia Windows Forms bola zvolená najmä z dôvodu jej dostupnosti, jednoduchosti implementácie a vhodnosti pre školský projekt. Napriek tomu, že ide o staršiu technológiu, pri správnom návrhu umožňuje vytvárať stabilné a prehľadné aplikácie. Cieľom práce bolo ukázať, že aj pomocou tejto technológie je možné navrhnúť moderný a funkčný pokladničný systém.</w:t>
-      </w:r>
-    </w:p>
-    <w:p>
-      <w:pPr>
-        <w:pStyle w:val="text"/>
-        <w:rPr>
-          <w:noProof/>
-          <w:lang w:val="en-SK"/>
-        </w:rPr>
-      </w:pPr>
-      <w:r>
-        <w:rPr>
-          <w:noProof/>
-          <w:lang w:val="en-SK"/>
-        </w:rPr>
-        <w:t>Navrhované riešenie EPOS systému je postavené na oddelení frontendovej a backendovej časti aplikácie. Frontend zabezpečuje používateľské rozhranie a interakciu s obsluhou, zatiaľ čo backendová časť spracúva aplikačnú logiku a komunikáciu s databázou.</w:t>
-      </w:r>
-    </w:p>
-    <w:p>
-      <w:pPr>
-        <w:pStyle w:val="text"/>
-        <w:rPr>
-          <w:noProof/>
-          <w:lang w:val="en-SK"/>
-        </w:rPr>
-      </w:pPr>
-      <w:r>
-        <w:rPr>
-          <w:noProof/>
-          <w:lang w:val="en-SK"/>
-        </w:rPr>
-        <w:t>Frontendová časť aplikácie slúži ako hlavný pracovný nástroj pokladníka. Zobrazuje informácie o produktoch, aktuálnom nákupe a umožňuje ovládanie jednotlivých funkcií systému. Backend prijíma požiadavky z používateľského rozhrania, vyhodnocuje ich a vracia spracované údaje späť do aplikácie.</w:t>
-      </w:r>
-    </w:p>
-    <w:p>
-      <w:pPr>
-        <w:pStyle w:val="text"/>
-        <w:rPr>
-          <w:noProof/>
-          <w:lang w:val="en-SK"/>
-        </w:rPr>
-      </w:pPr>
-      <w:r>
-        <w:rPr>
-          <w:noProof/>
-          <w:lang w:val="en-SK"/>
-        </w:rPr>
-        <w:t>Takéto rozdelenie umožňuje jednoduchšiu údržbu systému, lepšiu prehľadnosť kódu a jednoduchšie rozširovanie aplikácie v budúcnosti.</w:t>
-      </w:r>
-    </w:p>
-    <w:p>
-      <w:pPr>
-        <w:pStyle w:val="text"/>
-        <w:rPr>
-          <w:noProof/>
-          <w:lang w:val="en-SK"/>
-        </w:rPr>
-      </w:pPr>
-      <w:r>
-        <w:rPr>
-          <w:noProof/>
-          <w:lang w:val="en-SK"/>
-        </w:rPr>
-        <w:t xml:space="preserve">Pri návrhu koncepcie pokladničného systému EPOS bolo potrebné zohľadniť nielen funkčné požiadavky, ale aj praktické aspekty jeho používania v reálnej prevádzke. Pokladničný systém je typ aplikácie, ktorá musí reagovať okamžite, pracovať spoľahlivo a zároveň byť jednoduchá na údržbu. Z tohto dôvodu bolo riešenie navrhnuté ako </w:t>
-      </w:r>
-      <w:r>
-        <w:rPr>
-          <w:noProof/>
-          <w:lang w:val="en-SK"/>
-        </w:rPr>
-        <w:lastRenderedPageBreak/>
-        <w:t>samostatná desktopová aplikácia, ktorá nie je závislá od neustáleho internetového pripojenia.</w:t>
-      </w:r>
-    </w:p>
-    <w:p>
-      <w:pPr>
-        <w:pStyle w:val="text"/>
-        <w:rPr>
-          <w:noProof/>
-          <w:lang w:val="en-SK"/>
-        </w:rPr>
-      </w:pPr>
-      <w:r>
-        <w:rPr>
-          <w:noProof/>
-          <w:lang w:val="en-SK"/>
-        </w:rPr>
-        <w:t>Voľba technológie Windows Forms umožnila vytvoriť stabilné používateľské rozhranie s rýchlou odozvou. Táto technológia je vhodná najmä pre aplikácie, kde je prioritou funkčnosť, rýchlosť a jednoduché ovládanie. Hoci ide o staršiu platformu, jej výhodou je nízka hardvérová náročnosť a jednoduchá integrácia s databázou a lokálnymi zariadeniami, ako sú tlačiarne alebo kamery.</w:t>
-      </w:r>
-    </w:p>
-    <w:p>
-      <w:pPr>
-        <w:pStyle w:val="text"/>
-        <w:rPr>
-          <w:noProof/>
-          <w:lang w:val="en-SK"/>
-        </w:rPr>
-      </w:pPr>
-      <w:r>
-        <w:rPr>
-          <w:noProof/>
-          <w:lang w:val="en-SK"/>
-        </w:rPr>
-        <w:t>Architektúra systému bola navrhnutá tak, aby jednotlivé časti aplikácie boli logicky oddelené. Používateľské rozhranie komunikuje s backendovou logikou prostredníctvom jasne definovaných rozhraní, čo zvyšuje prehľadnosť riešenia a umožňuje jednoduchšie úpravy v budúcnosti. Takýto návrh zároveň podporuje rozšíriteľnosť systému bez nutnosti zásadného prepisovania existujúceho kódu.</w:t>
+      <w:bookmarkStart w:id="27" w:name="_Toc221457105"/>
+      <w:r>
+        <w:t>Pracovný proces a spracovanie produktov</w:t>
+      </w:r>
+      <w:bookmarkEnd w:id="27"/>
+    </w:p>
+    <w:p>
+      <w:pPr>
+        <w:pStyle w:val="text"/>
+        <w:rPr>
+          <w:noProof/>
+          <w:lang w:val="en-SK"/>
+        </w:rPr>
+      </w:pPr>
+      <w:r>
+        <w:rPr>
+          <w:noProof/>
+          <w:lang w:val="en-SK"/>
+        </w:rPr>
+        <w:t>Pri návrhu riešenia bol kladený dôraz na to, aby pracovný proces pokladníka bol čo najjednoduchší a intuitívny. Po spustení aplikácie je používateľ vyzvaný na prihlásenie pomocou štvorciferného číselného kódu. Po úspešnom prihlásení sa zobrazí hlavná obrazovka aplikácie, ktorá slúži na blokovanie nákupu.</w:t>
+      </w:r>
+    </w:p>
+    <w:p>
+      <w:pPr>
+        <w:pStyle w:val="text"/>
+        <w:rPr>
+          <w:noProof/>
+          <w:lang w:val="en-SK"/>
+        </w:rPr>
+      </w:pPr>
+      <w:r>
+        <w:rPr>
+          <w:noProof/>
+          <w:lang w:val="en-SK"/>
+        </w:rPr>
+        <w:t>Na hlavnej obrazovke môže pokladník pridávať produkty pomocou skenovania čiarových kódov alebo manuálne zadaním kódu. Každý pridaný produkt sa okamžite zobrazí v zozname nákupu a zároveň sa aktualizuje náhľad bločku. Pokladník tak má neustály prehľad o priebehu nákupu bez potreby prepínania medzi obrazovkami.</w:t>
+      </w:r>
+    </w:p>
+    <w:p>
+      <w:pPr>
+        <w:pStyle w:val="text"/>
+        <w:rPr>
+          <w:noProof/>
+          <w:lang w:val="en-SK"/>
+        </w:rPr>
+      </w:pPr>
+      <w:r>
+        <w:rPr>
+          <w:noProof/>
+          <w:lang w:val="en-SK"/>
+        </w:rPr>
+        <w:t>Po dokončení nákupu má používateľ možnosť vygenerovať bloček, ktorý si môže stiahnuť vo formáte PDF a následne vytlačiť. Tento postup bol zvolený z dôvodu zachovania jednoduchosti systému a kontroly nad tlačou zo strany používateľa.</w:t>
+      </w:r>
+    </w:p>
+    <w:p>
+      <w:pPr>
+        <w:pStyle w:val="text"/>
+        <w:rPr>
+          <w:noProof/>
+          <w:lang w:val="en-SK"/>
+        </w:rPr>
+      </w:pPr>
+      <w:r>
+        <w:rPr>
+          <w:noProof/>
+          <w:lang w:val="en-SK"/>
+        </w:rPr>
+        <w:t>Súčasťou návrhu riešenia je aj spracovanie čiarových kódov produktov. Aplikácia umožňuje využívať kameru mobilného zariadenia ako vstupné zariadenie na skenovanie čiarových kódov. Mobilné zariadenie je prepojené s aplikáciou pomocou nástroja DroidCam, ktorý zabezpečuje prenos obrazu do desktopovej aplikácie.</w:t>
+      </w:r>
+    </w:p>
+    <w:p>
+      <w:pPr>
+        <w:pStyle w:val="text"/>
+        <w:rPr>
+          <w:noProof/>
+          <w:lang w:val="en-SK"/>
+        </w:rPr>
+      </w:pPr>
+      <w:r>
+        <w:rPr>
+          <w:noProof/>
+          <w:lang w:val="en-SK"/>
+        </w:rPr>
+        <w:t>Takéto riešenie umožňuje simulovať reálnu prevádzku pokladničného systému aj bez použitia špecializovaného hardvéru.</w:t>
       </w:r>
     </w:p>
     <w:p>
@@ -8203,90 +8190,75 @@
           <w:noProof/>
         </w:rPr>
       </w:pPr>
-      <w:bookmarkStart w:id="29" w:name="_Toc221031827"/>
-      <w:r>
-        <w:t>Pracovný proces a spracovanie produktov</w:t>
-      </w:r>
-      <w:bookmarkEnd w:id="29"/>
-    </w:p>
-    <w:p>
-      <w:pPr>
-        <w:pStyle w:val="text"/>
-        <w:rPr>
-          <w:noProof/>
-          <w:lang w:val="en-SK"/>
-        </w:rPr>
-      </w:pPr>
-      <w:r>
-        <w:rPr>
-          <w:noProof/>
-          <w:lang w:val="en-SK"/>
-        </w:rPr>
-        <w:t>Pri návrhu riešenia bol kladený dôraz na to, aby pracovný proces pokladníka bol čo najjednoduchší a intuitívny. Po spustení aplikácie je používateľ vyzvaný na prihlásenie pomocou štvorciferného číselného kódu. Po úspešnom prihlásení sa zobrazí hlavná obrazovka aplikácie, ktorá slúži na blokovanie nákupu.</w:t>
-      </w:r>
-    </w:p>
-    <w:p>
-      <w:pPr>
-        <w:pStyle w:val="text"/>
-        <w:rPr>
-          <w:noProof/>
-          <w:lang w:val="en-SK"/>
-        </w:rPr>
-      </w:pPr>
-      <w:r>
-        <w:rPr>
-          <w:noProof/>
-          <w:lang w:val="en-SK"/>
-        </w:rPr>
-        <w:t>Na hlavnej obrazovke môže pokladník pridávať produkty pomocou skenovania čiarových kódov alebo manuálne zadaním kódu. Každý pridaný produkt sa okamžite zobrazí v zozname nákupu a zároveň sa aktualizuje náhľad bločku. Pokladník tak má neustály prehľad o priebehu nákupu bez potreby prepínania medzi obrazovkami.</w:t>
-      </w:r>
-    </w:p>
-    <w:p>
-      <w:pPr>
-        <w:pStyle w:val="text"/>
-        <w:rPr>
-          <w:noProof/>
-          <w:lang w:val="en-SK"/>
-        </w:rPr>
-      </w:pPr>
-      <w:r>
-        <w:rPr>
-          <w:noProof/>
-          <w:lang w:val="en-SK"/>
-        </w:rPr>
-        <w:t>Po dokončení nákupu má používateľ možnosť vygenerovať bloček, ktorý si môže stiahnuť vo formáte PDF a následne vytlačiť. Tento postup bol zvolený z dôvodu zachovania jednoduchosti systému a kontroly nad tlačou zo strany používateľa.</w:t>
-      </w:r>
-    </w:p>
-    <w:p>
-      <w:pPr>
-        <w:pStyle w:val="text"/>
-        <w:rPr>
-          <w:noProof/>
-          <w:lang w:val="en-SK"/>
-        </w:rPr>
-      </w:pPr>
-      <w:r>
-        <w:rPr>
-          <w:noProof/>
-          <w:lang w:val="en-SK"/>
-        </w:rPr>
-        <w:t>Súčasťou návrhu riešenia je aj spracovanie čiarových kódov produktov. Aplikácia umožňuje využívať kameru mobilného zariadenia ako vstupné zariadenie na skenovanie čiarových kódov. Mobilné zariadenie je prepojené s aplikáciou pomocou nástroja DroidCam, ktorý zabezpečuje prenos obrazu do desktopovej aplikácie.</w:t>
-      </w:r>
-    </w:p>
-    <w:p>
-      <w:pPr>
-        <w:pStyle w:val="text"/>
-        <w:rPr>
-          <w:noProof/>
-          <w:lang w:val="en-SK"/>
-        </w:rPr>
-      </w:pPr>
-      <w:r>
-        <w:rPr>
-          <w:noProof/>
-          <w:lang w:val="en-SK"/>
-        </w:rPr>
-        <w:t>Takéto riešenie umožňuje simulovať reálnu prevádzku pokladničného systému aj bez použitia špecializovaného hardvéru.</w:t>
+      <w:bookmarkStart w:id="28" w:name="_Toc221457106"/>
+      <w:r>
+        <w:lastRenderedPageBreak/>
+        <w:t>Správa dát a generovanie bločkov</w:t>
+      </w:r>
+      <w:bookmarkEnd w:id="28"/>
+    </w:p>
+    <w:p>
+      <w:pPr>
+        <w:pStyle w:val="text"/>
+        <w:rPr>
+          <w:noProof/>
+          <w:lang w:val="en-SK"/>
+        </w:rPr>
+      </w:pPr>
+      <w:r>
+        <w:rPr>
+          <w:noProof/>
+          <w:lang w:val="en-SK"/>
+        </w:rPr>
+        <w:t>Dôležitou súčasťou návrhu riešenia je správa produktov uložených v databáze. Aplikácia obsahuje samostatnú sekciu určenú na prehľad všetkých produktov, kde je možné jednotlivé položky prezerať, upravovať alebo odstraňovať.</w:t>
+      </w:r>
+    </w:p>
+    <w:p>
+      <w:pPr>
+        <w:pStyle w:val="text"/>
+        <w:rPr>
+          <w:noProof/>
+          <w:lang w:val="en-SK"/>
+        </w:rPr>
+      </w:pPr>
+      <w:r>
+        <w:rPr>
+          <w:noProof/>
+          <w:lang w:val="en-SK"/>
+        </w:rPr>
+        <w:t>Pridávanie nových produktov je riešené prostredníctvom dedikovanej obrazovky, ktorá umožňuje zadanie čiarového kódu a základných údajov o produkte. Tento prístup umožňuje udržiavať databázu produktov aktuálnu a zabezpečuje správne fungovanie systému pri blokovaní nákupu.</w:t>
+      </w:r>
+    </w:p>
+    <w:p>
+      <w:pPr>
+        <w:pStyle w:val="text"/>
+        <w:rPr>
+          <w:noProof/>
+          <w:lang w:val="en-SK"/>
+        </w:rPr>
+      </w:pPr>
+      <w:r>
+        <w:rPr>
+          <w:noProof/>
+          <w:lang w:val="en-SK"/>
+        </w:rPr>
+        <w:t>Generovanie bločku je navrhnuté ako jednoduchý a prehľadný proces. Po ukončení nákupu má pokladník možnosť vygenerovať bloček vo formáte PDF. Bloček nie je automaticky ukladaný do databázy, ale je stiahnutý lokálne do zariadenia používateľa.</w:t>
+      </w:r>
+    </w:p>
+    <w:p>
+      <w:pPr>
+        <w:pStyle w:val="text"/>
+        <w:rPr>
+          <w:noProof/>
+          <w:lang w:val="en-SK"/>
+        </w:rPr>
+      </w:pPr>
+      <w:r>
+        <w:rPr>
+          <w:noProof/>
+          <w:lang w:val="en-SK"/>
+        </w:rPr>
+        <w:t>Takéto riešenie znižuje nároky na ukladanie dát a zároveň poskytuje používateľovi plnú kontrolu nad ďalším spracovaním bločku, napríklad jeho tlačou alebo archiváciou. Náhľad bločku počas nákupu umožňuje okamžitú kontrolu správnosti zablokovaných položiek.</w:t>
       </w:r>
     </w:p>
     <w:p>
@@ -8300,10 +8272,103 @@
           <w:noProof/>
         </w:rPr>
       </w:pPr>
-      <w:bookmarkStart w:id="30" w:name="_Toc221031828"/>
+      <w:bookmarkStart w:id="29" w:name="_Toc221457107"/>
+      <w:r>
+        <w:t xml:space="preserve">Možnosti rozšírenia </w:t>
+      </w:r>
+      <w:r>
+        <w:t>systému</w:t>
+      </w:r>
+      <w:bookmarkEnd w:id="29"/>
+    </w:p>
+    <w:p>
+      <w:pPr>
+        <w:pStyle w:val="text"/>
+        <w:rPr>
+          <w:noProof/>
+          <w:lang w:val="en-SK"/>
+        </w:rPr>
+      </w:pPr>
+      <w:r>
+        <w:rPr>
+          <w:noProof/>
+          <w:lang w:val="en-SK"/>
+        </w:rPr>
+        <w:t>Navrhnuté riešenie EPOS systému je koncipované tak, aby bolo možné ho v budúcnosti ďalej rozširovať. Medzi možné rozšírenia patrí napríklad ukladanie histórie bločkov, pridanie štatistických prehľadov predaja alebo rozšírenie systému o podporu viacerých pokladní.</w:t>
+      </w:r>
+    </w:p>
+    <w:p>
+      <w:pPr>
+        <w:pStyle w:val="text"/>
+        <w:rPr>
+          <w:noProof/>
+          <w:lang w:val="en-SK"/>
+        </w:rPr>
+      </w:pPr>
+      <w:r>
+        <w:rPr>
+          <w:noProof/>
+          <w:lang w:val="en-SK"/>
+        </w:rPr>
+        <w:t>Vďaka oddeleniu frontendovej a backendovej časti aplikácie je možné tieto funkcionality dopĺňať bez zásadných zásahov do existujúceho riešenia.</w:t>
+      </w:r>
+    </w:p>
+    <w:p>
+      <w:pPr>
+        <w:pStyle w:val="text"/>
+        <w:rPr>
+          <w:noProof/>
+          <w:lang w:val="en-SK"/>
+        </w:rPr>
+      </w:pPr>
+      <w:r>
+        <w:rPr>
+          <w:noProof/>
+          <w:lang w:val="en-SK"/>
+        </w:rPr>
+        <w:t>Navrhnuté riešenie pokladničného systému EPOS vytvára priestor pre jeho ďalší rozvoj a rozširovanie. Už v návrhovej fáze sa počítalo s tým, že systém môže byť v budúcnosti doplnený o nové funkcionality bez nutnosti zásadných zásahov do existujúcej architektúry aplikácie.</w:t>
+      </w:r>
+    </w:p>
+    <w:p>
+      <w:pPr>
+        <w:pStyle w:val="text"/>
+        <w:rPr>
+          <w:noProof/>
+          <w:lang w:val="en-SK"/>
+        </w:rPr>
+      </w:pPr>
+      <w:r>
+        <w:rPr>
+          <w:noProof/>
+          <w:lang w:val="en-SK"/>
+        </w:rPr>
+        <w:t>Medzi možné rozšírenia patrí napríklad ukladanie histórie nákupov, ktoré by umožnilo spätnú kontrolu transakcií, alebo doplnenie jednoduchých štatistických prehľadov predaja. Tieto prehľady by mohli poskytovať základné informácie o predávaných produktoch a celkovom obrate v zvolenom časovom období.</w:t>
+      </w:r>
+    </w:p>
+    <w:p>
+      <w:pPr>
+        <w:pStyle w:val="text"/>
+        <w:rPr>
+          <w:noProof/>
+          <w:lang w:val="en-SK"/>
+        </w:rPr>
+      </w:pPr>
+      <w:r>
+        <w:rPr>
+          <w:noProof/>
+          <w:lang w:val="en-SK"/>
+        </w:rPr>
+        <w:br w:type="page"/>
+      </w:r>
+    </w:p>
+    <w:p>
+      <w:pPr>
+        <w:pStyle w:val="Kapitola"/>
+      </w:pPr>
+      <w:bookmarkStart w:id="30" w:name="_Toc221457108"/>
       <w:r>
         <w:lastRenderedPageBreak/>
-        <w:t>Správa dát a generovanie bločkov</w:t>
+        <w:t>IMPLEMENTÁCIA POUŽÍVATEĽSKÉHO ROZHRANIA</w:t>
       </w:r>
       <w:bookmarkEnd w:id="30"/>
     </w:p>
@@ -8312,63 +8377,18 @@
         <w:pStyle w:val="text"/>
         <w:rPr>
           <w:noProof/>
-          <w:lang w:val="en-SK"/>
-        </w:rPr>
-      </w:pPr>
-      <w:r>
-        <w:rPr>
-          <w:noProof/>
-          <w:lang w:val="en-SK"/>
-        </w:rPr>
-        <w:t>Dôležitou súčasťou návrhu riešenia je správa produktov uložených v databáze. Aplikácia obsahuje samostatnú sekciu určenú na prehľad všetkých produktov, kde je možné jednotlivé položky prezerať, upravovať alebo odstraňovať.</w:t>
-      </w:r>
-    </w:p>
-    <w:p>
-      <w:pPr>
-        <w:pStyle w:val="text"/>
-        <w:rPr>
-          <w:noProof/>
-          <w:lang w:val="en-SK"/>
-        </w:rPr>
-      </w:pPr>
-      <w:r>
-        <w:rPr>
-          <w:noProof/>
-          <w:lang w:val="en-SK"/>
-        </w:rPr>
-        <w:t>Pridávanie nových produktov je riešené prostredníctvom dedikovanej obrazovky, ktorá umožňuje zadanie čiarového kódu a základných údajov o produkte. Tento prístup umožňuje udržiavať databázu produktov aktuálnu a zabezpečuje správne fungovanie systému pri blokovaní nákupu.</w:t>
-      </w:r>
-    </w:p>
-    <w:p>
-      <w:pPr>
-        <w:pStyle w:val="text"/>
-        <w:rPr>
-          <w:noProof/>
-          <w:lang w:val="en-SK"/>
-        </w:rPr>
-      </w:pPr>
-      <w:r>
-        <w:rPr>
-          <w:noProof/>
-          <w:lang w:val="en-SK"/>
-        </w:rPr>
-        <w:t>Generovanie bločku je navrhnuté ako jednoduchý a prehľadný proces. Po ukončení nákupu má pokladník možnosť vygenerovať bloček vo formáte PDF. Bloček nie je automaticky ukladaný do databázy, ale je stiahnutý lokálne do zariadenia používateľa.</w:t>
-      </w:r>
-    </w:p>
-    <w:p>
-      <w:pPr>
-        <w:pStyle w:val="text"/>
-        <w:rPr>
-          <w:noProof/>
-          <w:lang w:val="en-SK"/>
-        </w:rPr>
-      </w:pPr>
-      <w:r>
-        <w:rPr>
-          <w:noProof/>
-          <w:lang w:val="en-SK"/>
-        </w:rPr>
-        <w:t>Takéto riešenie znižuje nároky na ukladanie dát a zároveň poskytuje používateľovi plnú kontrolu nad ďalším spracovaním bločku, napríklad jeho tlačou alebo archiváciou. Náhľad bločku počas nákupu umožňuje okamžitú kontrolu správnosti zablokovaných položiek.</w:t>
+        </w:rPr>
+      </w:pPr>
+      <w:r>
+        <w:t xml:space="preserve">Táto kapitola sa venuje implementácii používateľského rozhrania pokladničného systému EPOS. Zameriava sa na praktickú realizáciu návrhu rozhrania v technológii Windows </w:t>
+      </w:r>
+      <w:proofErr w:type="spellStart"/>
+      <w:r>
+        <w:t>Forms</w:t>
+      </w:r>
+      <w:proofErr w:type="spellEnd"/>
+      <w:r>
+        <w:t>, opisuje zvolené dizajnové princípy, spôsob práce s grafickými prvkami a riešenia, ktoré boli použité na zabezpečenie prehľadnosti a intuitívneho ovládania aplikácie. Používateľské rozhranie zohráva v pokladničnom systéme kľúčovú úlohu, pretože s ním obsluha pracuje nepretržite počas celej prevádzky.</w:t>
       </w:r>
     </w:p>
     <w:p>
@@ -8382,12 +8402,9 @@
           <w:noProof/>
         </w:rPr>
       </w:pPr>
-      <w:bookmarkStart w:id="31" w:name="_Toc221031829"/>
-      <w:r>
-        <w:t xml:space="preserve">Možnosti rozšírenia </w:t>
-      </w:r>
-      <w:r>
-        <w:t>systému</w:t>
+      <w:bookmarkStart w:id="31" w:name="_Toc221457109"/>
+      <w:r>
+        <w:t>Návrh používateľského rozhrania a dizajnový koncept</w:t>
       </w:r>
       <w:bookmarkEnd w:id="31"/>
     </w:p>
@@ -8404,101 +8421,88 @@
           <w:noProof/>
           <w:lang w:val="en-SK"/>
         </w:rPr>
-        <w:t>Navrhnuté riešenie EPOS systému je koncipované tak, aby bolo možné ho v budúcnosti ďalej rozširovať. Medzi možné rozšírenia patrí napríklad ukladanie histórie bločkov, pridanie štatistických prehľadov predaja alebo rozšírenie systému o podporu viacerých pokladní.</w:t>
-      </w:r>
-    </w:p>
-    <w:p>
-      <w:pPr>
-        <w:pStyle w:val="text"/>
-        <w:rPr>
-          <w:noProof/>
-          <w:lang w:val="en-SK"/>
-        </w:rPr>
-      </w:pPr>
-      <w:r>
-        <w:rPr>
-          <w:noProof/>
-          <w:lang w:val="en-SK"/>
-        </w:rPr>
-        <w:t>Vďaka oddeleniu frontendovej a backendovej časti aplikácie je možné tieto funkcionality dopĺňať bez zásadných zásahov do existujúceho riešenia.</w:t>
-      </w:r>
-    </w:p>
-    <w:p>
-      <w:pPr>
-        <w:pStyle w:val="text"/>
-        <w:rPr>
-          <w:noProof/>
-          <w:lang w:val="en-SK"/>
-        </w:rPr>
-      </w:pPr>
-      <w:r>
-        <w:rPr>
-          <w:noProof/>
-          <w:lang w:val="en-SK"/>
-        </w:rPr>
-        <w:t>Navrhnuté riešenie pokladničného systému EPOS vytvára priestor pre jeho ďalší rozvoj a rozširovanie. Už v návrhovej fáze sa počítalo s tým, že systém môže byť v budúcnosti doplnený o nové funkcionality bez nutnosti zásadných zásahov do existujúcej architektúry aplikácie.</w:t>
-      </w:r>
-    </w:p>
-    <w:p>
-      <w:pPr>
-        <w:pStyle w:val="text"/>
-        <w:rPr>
-          <w:noProof/>
-          <w:lang w:val="en-SK"/>
-        </w:rPr>
-      </w:pPr>
-      <w:r>
-        <w:rPr>
-          <w:noProof/>
-          <w:lang w:val="en-SK"/>
-        </w:rPr>
-        <w:t>Medzi možné rozšírenia patrí napríklad ukladanie histórie nákupov, ktoré by umožnilo spätnú kontrolu transakcií, alebo doplnenie jednoduchých štatistických prehľadov predaja. Tieto prehľady by mohli poskytovať základné informácie o predávaných produktoch a celkovom obrate v zvolenom časovom období.</w:t>
-      </w:r>
-    </w:p>
-    <w:p>
-      <w:pPr>
-        <w:pStyle w:val="text"/>
-        <w:rPr>
-          <w:noProof/>
-          <w:lang w:val="en-SK"/>
-        </w:rPr>
-      </w:pPr>
-      <w:r>
-        <w:rPr>
-          <w:noProof/>
-          <w:lang w:val="en-SK"/>
-        </w:rPr>
-        <w:br w:type="page"/>
-      </w:r>
-    </w:p>
-    <w:p>
-      <w:pPr>
-        <w:pStyle w:val="Kapitola"/>
-      </w:pPr>
-      <w:bookmarkStart w:id="32" w:name="_Toc221031830"/>
-      <w:r>
+        <w:t>Návrh používateľského rozhrania aplikácie EPOS vychádzal z požiadavky na jednoduchosť, prehľadnosť a minimalizmus. Už v počiatočnej fáze návrhu bol kladený dôraz na to, aby rozhranie neobsahovalo nadbytočné grafické prvky, ktoré by mohli odvádzať pozornosť používateľa od samotnej práce. Z tohto dôvodu bol zvolený čiernobiely dizajnový koncept, ktorý pôsobí moderne a zároveň zabezpečuje vysokú čitateľnosť.</w:t>
+      </w:r>
+    </w:p>
+    <w:p>
+      <w:pPr>
+        <w:pStyle w:val="text"/>
+        <w:rPr>
+          <w:noProof/>
+          <w:lang w:val="en-SK"/>
+        </w:rPr>
+      </w:pPr>
+      <w:r>
+        <w:rPr>
+          <w:noProof/>
+          <w:lang w:val="en-SK"/>
+        </w:rPr>
+        <w:t>Ako základ pre implementáciu rozhrania slúžili dizajnové návrhy vytvorené v nástroji Figma. Tieto návrhy umožnili experimentovať s rozložením jednotlivých prvkov ešte pred samotnou implementáciou v prostredí Windows Forms. Vďaka tomu bolo možné vopred identifikovať potenciálne problémy s orientáciou používateľa alebo s veľkosťou ovládacích prvkov. Počas návrhu sa dbalo na konzistentnosť rozhrania, jednotné rozloženie obrazoviek a jasné oddelenie jednotlivých funkčných častí aplikácie.</w:t>
+      </w:r>
+    </w:p>
+    <w:p>
+      <w:pPr>
+        <w:pStyle w:val="text"/>
+        <w:rPr>
+          <w:noProof/>
+          <w:lang w:val="en-SK"/>
+        </w:rPr>
+      </w:pPr>
+      <w:r>
+        <w:rPr>
+          <w:noProof/>
+          <w:lang w:val="en-SK"/>
+        </w:rPr>
+        <w:t>Zvolená farebná paleta pozostáva z tmavého pozadia s jemným gradientom, svetlých textov a neutrálnych plôch určených na zobrazovanie obsahu. Farebné zvýraznenie je použité len v prípadoch, keď je potrebné upozorniť používateľa na stav aplikácie, napríklad pri úspešnej operácii, chybe alebo varovaní. Takýto prístup minimalizuje vizuálny šum a umožňuje používateľovi sústrediť sa na podstatné informácie.</w:t>
+      </w:r>
+    </w:p>
+    <w:p>
+      <w:pPr>
+        <w:pStyle w:val="text"/>
+        <w:rPr>
+          <w:noProof/>
+          <w:lang w:val="en-SK"/>
+        </w:rPr>
+      </w:pPr>
+      <w:r>
+        <w:rPr>
+          <w:noProof/>
+          <w:lang w:val="en-SK"/>
+        </w:rPr>
+        <w:t>Pri návrhu používateľského rozhrania pokladničného systému EPOS bolo potrebné zohľadniť fakt, že ide o aplikáciu, s ktorou bude používateľ pracovať dlhodobo a často pod časovým tlakom. Z tohto dôvodu sa dizajnový koncept nesústredil na vizuálne efekty, ale na čitateľnosť, kontrast a jasnú hierarchiu informácií. Každý prvok rozhrania má presne definovanú funkciu a svoje miesto v celkovej štruktúre obrazovky.</w:t>
+      </w:r>
+    </w:p>
+    <w:p>
+      <w:pPr>
+        <w:pStyle w:val="text"/>
+        <w:rPr>
+          <w:noProof/>
+          <w:lang w:val="en-SK"/>
+        </w:rPr>
+      </w:pPr>
+      <w:r>
+        <w:rPr>
+          <w:noProof/>
+          <w:lang w:val="en-SK"/>
+        </w:rPr>
         <w:lastRenderedPageBreak/>
-        <w:t>IMPLEMENTÁCIA POUŽÍVATEĽSKÉHO ROZHRANIA</w:t>
-      </w:r>
-      <w:bookmarkEnd w:id="32"/>
-    </w:p>
-    <w:p>
-      <w:pPr>
-        <w:pStyle w:val="text"/>
-        <w:rPr>
-          <w:noProof/>
-        </w:rPr>
-      </w:pPr>
-      <w:r>
-        <w:t xml:space="preserve">Táto kapitola sa venuje implementácii používateľského rozhrania pokladničného systému EPOS. Zameriava sa na praktickú realizáciu návrhu rozhrania v technológii Windows </w:t>
-      </w:r>
-      <w:proofErr w:type="spellStart"/>
-      <w:r>
-        <w:t>Forms</w:t>
-      </w:r>
-      <w:proofErr w:type="spellEnd"/>
-      <w:r>
-        <w:t>, opisuje zvolené dizajnové princípy, spôsob práce s grafickými prvkami a riešenia, ktoré boli použité na zabezpečenie prehľadnosti a intuitívneho ovládania aplikácie. Používateľské rozhranie zohráva v pokladničnom systéme kľúčovú úlohu, pretože s ním obsluha pracuje nepretržite počas celej prevádzky.</w:t>
+        <w:t>Dôležitým aspektom návrhu bolo aj rozdelenie obrazoviek podľa funkcií. Jednotlivé časti aplikácie boli navrhnuté tak, aby používateľ vždy vedel, v akej časti systému sa nachádza a akú činnosť vykonáva. Hlavná obrazovka je určená výhradne na blokovanie nákupu, zatiaľ čo správa produktov a nastavenia sú oddelené do samostatných častí aplikácie. Takýto prístup znižuje kognitívnu záťaž používateľa a zvyšuje rýchlosť práce.</w:t>
+      </w:r>
+    </w:p>
+    <w:p>
+      <w:pPr>
+        <w:pStyle w:val="text"/>
+        <w:rPr>
+          <w:noProof/>
+          <w:lang w:val="en-SK"/>
+        </w:rPr>
+      </w:pPr>
+      <w:r>
+        <w:rPr>
+          <w:noProof/>
+          <w:lang w:val="en-SK"/>
+        </w:rPr>
+        <w:t>Pri návrhu dizajnu sa vychádzalo z moderných trendov používateľských rozhraní, ktoré preferujú minimalizmus a konzistentnosť. Rovnaké typy tlačidiel, farby a rozloženie prvkov sa opakujú v celej aplikácii, čo používateľovi umožňuje rýchlo si osvojiť spôsob ovládania systému.</w:t>
       </w:r>
     </w:p>
     <w:p>
@@ -8512,107 +8516,100 @@
           <w:noProof/>
         </w:rPr>
       </w:pPr>
-      <w:bookmarkStart w:id="33" w:name="_Toc221031831"/>
-      <w:r>
-        <w:t>Návrh používateľského rozhrania a dizajnový koncept</w:t>
-      </w:r>
-      <w:bookmarkEnd w:id="33"/>
-    </w:p>
-    <w:p>
-      <w:pPr>
-        <w:pStyle w:val="text"/>
-        <w:rPr>
-          <w:noProof/>
-          <w:lang w:val="en-SK"/>
-        </w:rPr>
-      </w:pPr>
-      <w:r>
-        <w:rPr>
-          <w:noProof/>
-          <w:lang w:val="en-SK"/>
-        </w:rPr>
-        <w:t>Návrh používateľského rozhrania aplikácie EPOS vychádzal z požiadavky na jednoduchosť, prehľadnosť a minimalizmus. Už v počiatočnej fáze návrhu bol kladený dôraz na to, aby rozhranie neobsahovalo nadbytočné grafické prvky, ktoré by mohli odvádzať pozornosť používateľa od samotnej práce. Z tohto dôvodu bol zvolený čiernobiely dizajnový koncept, ktorý pôsobí moderne a zároveň zabezpečuje vysokú čitateľnosť.</w:t>
-      </w:r>
-    </w:p>
-    <w:p>
-      <w:pPr>
-        <w:pStyle w:val="text"/>
-        <w:rPr>
-          <w:noProof/>
-          <w:lang w:val="en-SK"/>
-        </w:rPr>
-      </w:pPr>
-      <w:r>
-        <w:rPr>
-          <w:noProof/>
-          <w:lang w:val="en-SK"/>
-        </w:rPr>
-        <w:t>Ako základ pre implementáciu rozhrania slúžili dizajnové návrhy vytvorené v nástroji Figma. Tieto návrhy umožnili experimentovať s rozložením jednotlivých prvkov ešte pred samotnou implementáciou v prostredí Windows Forms. Vďaka tomu bolo možné vopred identifikovať potenciálne problémy s orientáciou používateľa alebo s veľkosťou ovládacích prvkov. Počas návrhu sa dbalo na konzistentnosť rozhrania, jednotné rozloženie obrazoviek a jasné oddelenie jednotlivých funkčných častí aplikácie.</w:t>
-      </w:r>
-    </w:p>
-    <w:p>
-      <w:pPr>
-        <w:pStyle w:val="text"/>
-        <w:rPr>
-          <w:noProof/>
-          <w:lang w:val="en-SK"/>
-        </w:rPr>
-      </w:pPr>
-      <w:r>
-        <w:rPr>
-          <w:noProof/>
-          <w:lang w:val="en-SK"/>
-        </w:rPr>
-        <w:t>Zvolená farebná paleta pozostáva z tmavého pozadia s jemným gradientom, svetlých textov a neutrálnych plôch určených na zobrazovanie obsahu. Farebné zvýraznenie je použité len v prípadoch, keď je potrebné upozorniť používateľa na stav aplikácie, napríklad pri úspešnej operácii, chybe alebo varovaní. Takýto prístup minimalizuje vizuálny šum a umožňuje používateľovi sústrediť sa na podstatné informácie.</w:t>
-      </w:r>
-    </w:p>
-    <w:p>
-      <w:pPr>
-        <w:pStyle w:val="text"/>
-        <w:rPr>
-          <w:noProof/>
-          <w:lang w:val="en-SK"/>
-        </w:rPr>
-      </w:pPr>
-      <w:r>
-        <w:rPr>
-          <w:noProof/>
-          <w:lang w:val="en-SK"/>
-        </w:rPr>
-        <w:t>Pri návrhu používateľského rozhrania pokladničného systému EPOS bolo potrebné zohľadniť fakt, že ide o aplikáciu, s ktorou bude používateľ pracovať dlhodobo a často pod časovým tlakom. Z tohto dôvodu sa dizajnový koncept nesústredil na vizuálne efekty, ale na čitateľnosť, kontrast a jasnú hierarchiu informácií. Každý prvok rozhrania má presne definovanú funkciu a svoje miesto v celkovej štruktúre obrazovky.</w:t>
-      </w:r>
-    </w:p>
-    <w:p>
-      <w:pPr>
-        <w:pStyle w:val="text"/>
-        <w:rPr>
-          <w:noProof/>
-          <w:lang w:val="en-SK"/>
-        </w:rPr>
-      </w:pPr>
-      <w:r>
-        <w:rPr>
-          <w:noProof/>
-          <w:lang w:val="en-SK"/>
-        </w:rPr>
-        <w:lastRenderedPageBreak/>
-        <w:t>Dôležitým aspektom návrhu bolo aj rozdelenie obrazoviek podľa funkcií. Jednotlivé časti aplikácie boli navrhnuté tak, aby používateľ vždy vedel, v akej časti systému sa nachádza a akú činnosť vykonáva. Hlavná obrazovka je určená výhradne na blokovanie nákupu, zatiaľ čo správa produktov a nastavenia sú oddelené do samostatných častí aplikácie. Takýto prístup znižuje kognitívnu záťaž používateľa a zvyšuje rýchlosť práce.</w:t>
-      </w:r>
-    </w:p>
-    <w:p>
-      <w:pPr>
-        <w:pStyle w:val="text"/>
-        <w:rPr>
-          <w:noProof/>
-          <w:lang w:val="en-SK"/>
-        </w:rPr>
-      </w:pPr>
-      <w:r>
-        <w:rPr>
-          <w:noProof/>
-          <w:lang w:val="en-SK"/>
-        </w:rPr>
-        <w:t>Pri návrhu dizajnu sa vychádzalo z moderných trendov používateľských rozhraní, ktoré preferujú minimalizmus a konzistentnosť. Rovnaké typy tlačidiel, farby a rozloženie prvkov sa opakujú v celej aplikácii, čo používateľovi umožňuje rýchlo si osvojiť spôsob ovládania systému.</w:t>
+      <w:bookmarkStart w:id="32" w:name="_Toc221457110"/>
+      <w:r>
+        <w:t>Implementácia rozhrania v prostredí Windows Forms</w:t>
+      </w:r>
+      <w:bookmarkEnd w:id="32"/>
+    </w:p>
+    <w:p>
+      <w:pPr>
+        <w:pStyle w:val="text"/>
+        <w:rPr>
+          <w:noProof/>
+          <w:lang w:val="en-SK"/>
+        </w:rPr>
+      </w:pPr>
+      <w:r>
+        <w:rPr>
+          <w:noProof/>
+          <w:lang w:val="en-SK"/>
+        </w:rPr>
+        <w:t>Používateľské rozhranie bolo implementované pomocou štandardných komponentov technológie Windows Forms. Jednotlivé obrazovky aplikácie sú riešené ako formuláre, ktoré obsahujú ovládacie prvky ako tlačidlá, textové polia, tabuľky a panely. Tento prístup umožňuje jednoduchú správu rozhrania a jasné oddelenie jednotlivých funkcií aplikácie.</w:t>
+      </w:r>
+    </w:p>
+    <w:p>
+      <w:pPr>
+        <w:pStyle w:val="text"/>
+        <w:rPr>
+          <w:noProof/>
+          <w:lang w:val="en-SK"/>
+        </w:rPr>
+      </w:pPr>
+      <w:r>
+        <w:rPr>
+          <w:noProof/>
+          <w:lang w:val="en-SK"/>
+        </w:rPr>
+        <w:t>Hlavná obrazovka aplikácie bola navrhnutá tak, aby poskytovala čo najviac informácií na jednom mieste bez toho, aby pôsobila preplnene. Nachádza sa na nej zoznam aktuálne blokovaných produktov, základné informácie o nákupe</w:t>
+      </w:r>
+      <w:r>
+        <w:rPr>
+          <w:noProof/>
+          <w:lang w:val="en-SK"/>
+        </w:rPr>
+        <w:t xml:space="preserve">, </w:t>
+      </w:r>
+      <w:r>
+        <w:rPr>
+          <w:noProof/>
+          <w:lang w:val="en-SK"/>
+        </w:rPr>
+        <w:t>náhľad bločku</w:t>
+      </w:r>
+      <w:r>
+        <w:rPr>
+          <w:noProof/>
+          <w:lang w:val="en-SK"/>
+        </w:rPr>
+        <w:t xml:space="preserve"> a obrázok blokovaného produktu</w:t>
+      </w:r>
+      <w:r>
+        <w:rPr>
+          <w:noProof/>
+          <w:lang w:val="en-SK"/>
+        </w:rPr>
+        <w:t>. Rozloženie prvkov bolo navrhnuté s ohľadom na prirodzený pohyb očí používateľa, pričom najdôležitejšie informácie sú umiestnené v centrálnej časti obrazovky.</w:t>
+      </w:r>
+    </w:p>
+    <w:p>
+      <w:pPr>
+        <w:pStyle w:val="text"/>
+        <w:rPr>
+          <w:noProof/>
+          <w:lang w:val="en-SK"/>
+        </w:rPr>
+      </w:pPr>
+      <w:r>
+        <w:rPr>
+          <w:noProof/>
+          <w:lang w:val="en-SK"/>
+        </w:rPr>
+        <w:t>Navigácia medzi jednotlivými časťami aplikácie je riešená prostredníctvom navigačného panela, ktorý umožňuje rýchly prístup k správe produktov, pridávaniu nových produktov, nastaveniam a odhláseniu používateľa. Takéto riešenie znižuje počet krokov potrebných na vykonanie jednotlivých operácií a zvyšuje efektivitu práce obsluhy.</w:t>
+      </w:r>
+      <w:r>
+        <w:rPr>
+          <w:noProof/>
+          <w:lang w:val="en-SK"/>
+        </w:rPr>
+        <w:t xml:space="preserve"> </w:t>
+      </w:r>
+      <w:r>
+        <w:rPr>
+          <w:noProof/>
+          <w:lang w:val="en-SK"/>
+        </w:rPr>
+        <w:t>(Microsoft, 2023)</w:t>
       </w:r>
     </w:p>
     <w:p>
@@ -8626,100 +8623,66 @@
           <w:noProof/>
         </w:rPr>
       </w:pPr>
-      <w:bookmarkStart w:id="34" w:name="_Toc221031832"/>
-      <w:r>
-        <w:t>Implementácia rozhrania v prostredí Windows Forms</w:t>
-      </w:r>
-      <w:bookmarkEnd w:id="34"/>
-    </w:p>
-    <w:p>
-      <w:pPr>
-        <w:pStyle w:val="text"/>
-        <w:rPr>
-          <w:noProof/>
-          <w:lang w:val="en-SK"/>
-        </w:rPr>
-      </w:pPr>
-      <w:r>
-        <w:rPr>
-          <w:noProof/>
-          <w:lang w:val="en-SK"/>
-        </w:rPr>
-        <w:t>Používateľské rozhranie bolo implementované pomocou štandardných komponentov technológie Windows Forms. Jednotlivé obrazovky aplikácie sú riešené ako formuláre, ktoré obsahujú ovládacie prvky ako tlačidlá, textové polia, tabuľky a panely. Tento prístup umožňuje jednoduchú správu rozhrania a jasné oddelenie jednotlivých funkcií aplikácie.</w:t>
-      </w:r>
-    </w:p>
-    <w:p>
-      <w:pPr>
-        <w:pStyle w:val="text"/>
-        <w:rPr>
-          <w:noProof/>
-          <w:lang w:val="en-SK"/>
-        </w:rPr>
-      </w:pPr>
-      <w:r>
-        <w:rPr>
-          <w:noProof/>
-          <w:lang w:val="en-SK"/>
-        </w:rPr>
-        <w:t>Hlavná obrazovka aplikácie bola navrhnutá tak, aby poskytovala čo najviac informácií na jednom mieste bez toho, aby pôsobila preplnene. Nachádza sa na nej zoznam aktuálne blokovaných produktov, základné informácie o nákupe</w:t>
-      </w:r>
-      <w:r>
-        <w:rPr>
-          <w:noProof/>
-          <w:lang w:val="en-SK"/>
-        </w:rPr>
-        <w:t xml:space="preserve">, </w:t>
-      </w:r>
-      <w:r>
-        <w:rPr>
-          <w:noProof/>
-          <w:lang w:val="en-SK"/>
-        </w:rPr>
-        <w:t>náhľad bločku</w:t>
-      </w:r>
-      <w:r>
-        <w:rPr>
-          <w:noProof/>
-          <w:lang w:val="en-SK"/>
-        </w:rPr>
-        <w:t xml:space="preserve"> a obrázok blokovaného produktu</w:t>
-      </w:r>
-      <w:r>
-        <w:rPr>
-          <w:noProof/>
-          <w:lang w:val="en-SK"/>
-        </w:rPr>
-        <w:t>. Rozloženie prvkov bolo navrhnuté s ohľadom na prirodzený pohyb očí používateľa, pričom najdôležitejšie informácie sú umiestnené v centrálnej časti obrazovky.</w:t>
-      </w:r>
-    </w:p>
-    <w:p>
-      <w:pPr>
-        <w:pStyle w:val="text"/>
-        <w:rPr>
-          <w:noProof/>
-          <w:lang w:val="en-SK"/>
-        </w:rPr>
-      </w:pPr>
-      <w:r>
-        <w:rPr>
-          <w:noProof/>
-          <w:lang w:val="en-SK"/>
-        </w:rPr>
-        <w:t>Navigácia medzi jednotlivými časťami aplikácie je riešená prostredníctvom navigačného panela, ktorý umožňuje rýchly prístup k správe produktov, pridávaniu nových produktov, nastaveniam a odhláseniu používateľa. Takéto riešenie znižuje počet krokov potrebných na vykonanie jednotlivých operácií a zvyšuje efektivitu práce obsluhy.</w:t>
-      </w:r>
-      <w:r>
-        <w:rPr>
-          <w:noProof/>
-          <w:lang w:val="en-SK"/>
-        </w:rPr>
-        <w:t xml:space="preserve"> </w:t>
-      </w:r>
-      <w:r>
-        <w:rPr>
-          <w:noProof/>
-          <w:lang w:val="en-SK"/>
-        </w:rPr>
-        <w:t>(Microsoft, 2023)</w:t>
+      <w:bookmarkStart w:id="33" w:name="_Toc221457111"/>
+      <w:r>
+        <w:t>Ergonomické zásady a intuitívne ovládanie</w:t>
+      </w:r>
+      <w:bookmarkEnd w:id="33"/>
+    </w:p>
+    <w:p>
+      <w:pPr>
+        <w:pStyle w:val="text"/>
+        <w:rPr>
+          <w:noProof/>
+          <w:lang w:val="en-SK"/>
+        </w:rPr>
+      </w:pPr>
+      <w:r>
+        <w:rPr>
+          <w:noProof/>
+          <w:lang w:val="en-SK"/>
+        </w:rPr>
+        <w:t xml:space="preserve">Pri implementácii používateľského rozhrania boli zohľadnené základné ergonomické zásady, ktoré sú dôležité najmä pri aplikáciách určených na dlhodobé používanie. Ovládacie prvky sú dostatočne veľké, jasne označené a umiestnené tak, aby </w:t>
+      </w:r>
+      <w:r>
+        <w:rPr>
+          <w:noProof/>
+          <w:lang w:val="en-SK"/>
+        </w:rPr>
+        <w:lastRenderedPageBreak/>
+        <w:t>sa minimalizovalo riziko nesprávneho kliknutia. Najčastejšie používané funkcie sú dostupné bez potreby prepínania medzi viacerými obrazovkami.</w:t>
+      </w:r>
+    </w:p>
+    <w:p>
+      <w:pPr>
+        <w:pStyle w:val="text"/>
+        <w:rPr>
+          <w:noProof/>
+          <w:lang w:val="en-SK"/>
+        </w:rPr>
+      </w:pPr>
+      <w:r>
+        <w:rPr>
+          <w:noProof/>
+          <w:lang w:val="en-SK"/>
+        </w:rPr>
+        <w:t>Intuitívnosť ovládania bola dosiahnutá najmä logickým rozdelením obrazoviek a konzistentným správaním aplikácie. Používateľ sa po krátkom oboznámení s rozhraním dokáže v aplikácii orientovať bez potreby ďalších inštrukcií. Každá obrazovka má jasne definovaný účel a neobsahuje funkcie, ktoré by s danou činnosťou nesúviseli.</w:t>
+      </w:r>
+    </w:p>
+    <w:p>
+      <w:pPr>
+        <w:pStyle w:val="text"/>
+        <w:rPr>
+          <w:noProof/>
+          <w:lang w:val="en-SK"/>
+        </w:rPr>
+      </w:pPr>
+      <w:r>
+        <w:rPr>
+          <w:noProof/>
+          <w:lang w:val="en-SK"/>
+        </w:rPr>
+        <w:t>Dôležitou súčasťou rozhrania je aj vizuálna spätná väzba. Aplikácia používateľa informuje o výsledku jeho akcií prostredníctvom systémových hlášok. Úspešné operácie, chyby a upozornenia sú farebne odlíšené, čo umožňuje rýchlu orientáciu aj v prípade, že používateľ nečíta celý text hlášky.</w:t>
       </w:r>
     </w:p>
     <w:p>
@@ -8733,9 +8696,132 @@
           <w:noProof/>
         </w:rPr>
       </w:pPr>
-      <w:bookmarkStart w:id="35" w:name="_Toc221031833"/>
-      <w:r>
-        <w:t>Ergonomické zásady a intuitívne ovládanie</w:t>
+      <w:bookmarkStart w:id="34" w:name="_Toc221457112"/>
+      <w:r>
+        <w:t>Práca s chybovými stavmi a spätná väzba používateľovi</w:t>
+      </w:r>
+      <w:bookmarkEnd w:id="34"/>
+    </w:p>
+    <w:p>
+      <w:pPr>
+        <w:pStyle w:val="text"/>
+        <w:rPr>
+          <w:noProof/>
+          <w:lang w:val="en-SK"/>
+        </w:rPr>
+      </w:pPr>
+      <w:r>
+        <w:rPr>
+          <w:noProof/>
+          <w:lang w:val="en-SK"/>
+        </w:rPr>
+        <w:t>Používateľské rozhranie aplikácie EPOS bolo navrhnuté tak, aby dokázalo efektívne pracovať aj s chybovými stavmi. Pri zadávaní údajov alebo pri práci s databázou môže dôjsť k situáciám, ktoré si vyžadujú upozornenie používateľa. Tieto situácie sú riešené prostredníctvom chybových hlášok, ktoré sú jasné, stručné a jednoznačné.</w:t>
+      </w:r>
+    </w:p>
+    <w:p>
+      <w:pPr>
+        <w:pStyle w:val="text"/>
+        <w:rPr>
+          <w:noProof/>
+          <w:lang w:val="en-SK"/>
+        </w:rPr>
+      </w:pPr>
+      <w:r>
+        <w:rPr>
+          <w:noProof/>
+          <w:lang w:val="en-SK"/>
+        </w:rPr>
+        <w:t xml:space="preserve">Chybové hlášky sú </w:t>
+      </w:r>
+      <w:r>
+        <w:rPr>
+          <w:noProof/>
+          <w:lang w:val="en-SK"/>
+        </w:rPr>
+        <w:t xml:space="preserve">zobrazené pomocou vyskakovacích okien. </w:t>
+      </w:r>
+      <w:r>
+        <w:rPr>
+          <w:noProof/>
+          <w:lang w:val="en-SK"/>
+        </w:rPr>
+        <w:t>Používateľ tak okamžite vie, či operácia prebehla úspešne alebo je potrebné vykonať nápravu.</w:t>
+      </w:r>
+    </w:p>
+    <w:p>
+      <w:pPr>
+        <w:pStyle w:val="text"/>
+        <w:rPr>
+          <w:noProof/>
+          <w:lang w:val="en-SK"/>
+        </w:rPr>
+      </w:pPr>
+      <w:r>
+        <w:rPr>
+          <w:noProof/>
+          <w:lang w:val="en-SK"/>
+        </w:rPr>
+        <w:t>Spätná väzba zo strany aplikácie zohráva dôležitú úlohu pri budovaní dôvery používateľa v systém. Jasné informovanie o stave aplikácie znižuje počet chýb pri obsluhe a prispieva k plynulejšiemu priebehu práce. V prípade pokladničného systému, kde je rýchlosť a presnosť kľúčová, je takýto prístup nevyhnutný.</w:t>
+      </w:r>
+    </w:p>
+    <w:p>
+      <w:pPr>
+        <w:pStyle w:val="text"/>
+        <w:rPr>
+          <w:noProof/>
+          <w:lang w:val="en-SK"/>
+        </w:rPr>
+      </w:pPr>
+      <w:r>
+        <w:rPr>
+          <w:noProof/>
+          <w:lang w:val="en-SK"/>
+        </w:rPr>
+        <w:t>Používateľské rozhranie aplikácie EPOS reaguje na chybové stavy jasným a zrozumiteľným spôsobom. V prípade nesprávneho vstupu, napríklad neexistujúceho čiarového kódu alebo pokusu o generovanie bločku bez položiek, je používateľ okamžite upozornený chybovou hláškou.</w:t>
+      </w:r>
+    </w:p>
+    <w:p>
+      <w:pPr>
+        <w:pStyle w:val="text"/>
+        <w:rPr>
+          <w:noProof/>
+          <w:lang w:val="en-SK"/>
+        </w:rPr>
+      </w:pPr>
+      <w:r>
+        <w:rPr>
+          <w:noProof/>
+          <w:lang w:val="en-SK"/>
+        </w:rPr>
+        <w:t>Cieľom týchto hlášok je rýchlo informovať používateľa o probléme bez použitia technických výrazov. Okrem chýb aplikácia poskytuje spätnú väzbu aj pri úspešných operáciách, čím zvyšuje istotu používateľa a plynulosť práce so systémom.</w:t>
+      </w:r>
+    </w:p>
+    <w:p>
+      <w:pPr>
+        <w:pStyle w:val="text"/>
+        <w:rPr>
+          <w:noProof/>
+          <w:lang w:val="en-SK"/>
+        </w:rPr>
+      </w:pPr>
+      <w:r>
+        <w:rPr>
+          <w:noProof/>
+        </w:rPr>
+        <w:br w:type="page"/>
+      </w:r>
+    </w:p>
+    <w:p>
+      <w:pPr>
+        <w:pStyle w:val="Kapitola"/>
+        <w:rPr>
+          <w:noProof/>
+        </w:rPr>
+      </w:pPr>
+      <w:bookmarkStart w:id="35" w:name="_Toc221457113"/>
+      <w:r>
+        <w:lastRenderedPageBreak/>
+        <w:t>IMPLEMENTÁCIA FUNKČNÝCH ČASTÍ SYSTÉMU</w:t>
       </w:r>
       <w:bookmarkEnd w:id="35"/>
     </w:p>
@@ -8752,47 +8838,39 @@
           <w:noProof/>
           <w:lang w:val="en-SK"/>
         </w:rPr>
-        <w:t xml:space="preserve">Pri implementácii používateľského rozhrania boli zohľadnené základné ergonomické zásady, ktoré sú dôležité najmä pri aplikáciách určených na dlhodobé používanie. Ovládacie prvky sú dostatočne veľké, jasne označené a umiestnené tak, aby </w:t>
-      </w:r>
-      <w:r>
-        <w:rPr>
-          <w:noProof/>
-          <w:lang w:val="en-SK"/>
-        </w:rPr>
-        <w:lastRenderedPageBreak/>
-        <w:t>sa minimalizovalo riziko nesprávneho kliknutia. Najčastejšie používané funkcie sú dostupné bez potreby prepínania medzi viacerými obrazovkami.</w:t>
-      </w:r>
-    </w:p>
-    <w:p>
-      <w:pPr>
-        <w:pStyle w:val="text"/>
-        <w:rPr>
-          <w:noProof/>
-          <w:lang w:val="en-SK"/>
-        </w:rPr>
-      </w:pPr>
-      <w:r>
-        <w:rPr>
-          <w:noProof/>
-          <w:lang w:val="en-SK"/>
-        </w:rPr>
-        <w:t>Intuitívnosť ovládania bola dosiahnutá najmä logickým rozdelením obrazoviek a konzistentným správaním aplikácie. Používateľ sa po krátkom oboznámení s rozhraním dokáže v aplikácii orientovať bez potreby ďalších inštrukcií. Každá obrazovka má jasne definovaný účel a neobsahuje funkcie, ktoré by s danou činnosťou nesúviseli.</w:t>
-      </w:r>
-    </w:p>
-    <w:p>
-      <w:pPr>
-        <w:pStyle w:val="text"/>
-        <w:rPr>
-          <w:noProof/>
-          <w:lang w:val="en-SK"/>
-        </w:rPr>
-      </w:pPr>
-      <w:r>
-        <w:rPr>
-          <w:noProof/>
-          <w:lang w:val="en-SK"/>
-        </w:rPr>
-        <w:t>Dôležitou súčasťou rozhrania je aj vizuálna spätná väzba. Aplikácia používateľa informuje o výsledku jeho akcií prostredníctvom systémových hlášok. Úspešné operácie, chyby a upozornenia sú farebne odlíšené, čo umožňuje rýchlu orientáciu aj v prípade, že používateľ nečíta celý text hlášky.</w:t>
+        <w:t>Táto kapitola sa venuje implementácii hlavných funkčných častí pokladničného systému EPOS z pohľadu používateľského rozhrania a jeho prepojenia na aplikačnú logiku. Funkčné časti systému predstavujú jadro celej aplikácie, pretože zabezpečujú reálnu prácu s nákupom, produktmi a používateľmi. Cieľom implementácie bolo vytvoriť systém, ktorý je spoľahlivý, prehľadný a zároveň dostatočne jednoduchý na každodenné používanie v prevádzke.</w:t>
+      </w:r>
+    </w:p>
+    <w:p>
+      <w:pPr>
+        <w:pStyle w:val="text"/>
+        <w:rPr>
+          <w:noProof/>
+          <w:lang w:val="en-SK"/>
+        </w:rPr>
+      </w:pPr>
+      <w:r>
+        <w:rPr>
+          <w:noProof/>
+          <w:lang w:val="en-SK"/>
+        </w:rPr>
+        <w:t>Pri návrhu a implementácii funkcionalít sa kládol dôraz na plynulosť práce a minimalizáciu zbytočných krokov. Jednotlivé funkcie boli navrhnuté tak, aby logicky nadväzovali jedna na druhú a používateľ nemusel premýšľať nad tým, kde sa nachádza alebo aký krok má vykonať ako ďalší. Implementácia rešpektuje princíp, že pokladničný systém má obsluhu podporovať, nie spomaľovať.</w:t>
+      </w:r>
+    </w:p>
+    <w:p>
+      <w:pPr>
+        <w:pStyle w:val="text"/>
+        <w:rPr>
+          <w:noProof/>
+          <w:lang w:val="en-SK"/>
+        </w:rPr>
+      </w:pPr>
+      <w:r>
+        <w:rPr>
+          <w:noProof/>
+          <w:lang w:val="en-SK"/>
+        </w:rPr>
+        <w:t>Systém EPOS je navrhnutý ako modulárny, pričom jednotlivé funkčné časti sú oddelené do samostatných obrazoviek a logických celkov. Tento prístup umožňuje lepšiu orientáciu v aplikácii, jednoduchšiu údržbu a zároveň vytvára priestor na budúce rozšírenia systému o ďalšie funkcie.</w:t>
       </w:r>
     </w:p>
     <w:p>
@@ -8806,9 +8884,9 @@
           <w:noProof/>
         </w:rPr>
       </w:pPr>
-      <w:bookmarkStart w:id="36" w:name="_Toc221031834"/>
-      <w:r>
-        <w:t>Práca s chybovými stavmi a spätná väzba používateľovi</w:t>
+      <w:bookmarkStart w:id="36" w:name="_Toc221457114"/>
+      <w:r>
+        <w:t>Prihlasovanie používateľa a zabezpečenie prístupu</w:t>
       </w:r>
       <w:bookmarkEnd w:id="36"/>
     </w:p>
@@ -8825,163 +8903,33 @@
           <w:noProof/>
           <w:lang w:val="en-SK"/>
         </w:rPr>
-        <w:t>Používateľské rozhranie aplikácie EPOS bolo navrhnuté tak, aby dokázalo efektívne pracovať aj s chybovými stavmi. Pri zadávaní údajov alebo pri práci s databázou môže dôjsť k situáciám, ktoré si vyžadujú upozornenie používateľa. Tieto situácie sú riešené prostredníctvom chybových hlášok, ktoré sú jasné, stručné a jednoznačné.</w:t>
-      </w:r>
-    </w:p>
-    <w:p>
-      <w:pPr>
-        <w:pStyle w:val="text"/>
-        <w:rPr>
-          <w:noProof/>
-          <w:lang w:val="en-SK"/>
-        </w:rPr>
-      </w:pPr>
-      <w:r>
-        <w:rPr>
-          <w:noProof/>
-          <w:lang w:val="en-SK"/>
-        </w:rPr>
-        <w:t xml:space="preserve">Chybové hlášky sú </w:t>
-      </w:r>
-      <w:r>
-        <w:rPr>
-          <w:noProof/>
-          <w:lang w:val="en-SK"/>
-        </w:rPr>
-        <w:t xml:space="preserve">zobrazené pomocou vyskakovacích okien. </w:t>
-      </w:r>
-      <w:r>
-        <w:rPr>
-          <w:noProof/>
-          <w:lang w:val="en-SK"/>
-        </w:rPr>
-        <w:t>Používateľ tak okamžite vie, či operácia prebehla úspešne alebo je potrebné vykonať nápravu.</w:t>
-      </w:r>
-    </w:p>
-    <w:p>
-      <w:pPr>
-        <w:pStyle w:val="text"/>
-        <w:rPr>
-          <w:noProof/>
-          <w:lang w:val="en-SK"/>
-        </w:rPr>
-      </w:pPr>
-      <w:r>
-        <w:rPr>
-          <w:noProof/>
-          <w:lang w:val="en-SK"/>
-        </w:rPr>
-        <w:t>Spätná väzba zo strany aplikácie zohráva dôležitú úlohu pri budovaní dôvery používateľa v systém. Jasné informovanie o stave aplikácie znižuje počet chýb pri obsluhe a prispieva k plynulejšiemu priebehu práce. V prípade pokladničného systému, kde je rýchlosť a presnosť kľúčová, je takýto prístup nevyhnutný.</w:t>
-      </w:r>
-    </w:p>
-    <w:p>
-      <w:pPr>
-        <w:pStyle w:val="text"/>
-        <w:rPr>
-          <w:noProof/>
-          <w:lang w:val="en-SK"/>
-        </w:rPr>
-      </w:pPr>
-      <w:r>
-        <w:rPr>
-          <w:noProof/>
-          <w:lang w:val="en-SK"/>
-        </w:rPr>
-        <w:t>Používateľské rozhranie aplikácie EPOS reaguje na chybové stavy jasným a zrozumiteľným spôsobom. V prípade nesprávneho vstupu, napríklad neexistujúceho čiarového kódu alebo pokusu o generovanie bločku bez položiek, je používateľ okamžite upozornený chybovou hláškou.</w:t>
-      </w:r>
-    </w:p>
-    <w:p>
-      <w:pPr>
-        <w:pStyle w:val="text"/>
-        <w:rPr>
-          <w:noProof/>
-          <w:lang w:val="en-SK"/>
-        </w:rPr>
-      </w:pPr>
-      <w:r>
-        <w:rPr>
-          <w:noProof/>
-          <w:lang w:val="en-SK"/>
-        </w:rPr>
-        <w:t>Cieľom týchto hlášok je rýchlo informovať používateľa o probléme bez použitia technických výrazov. Okrem chýb aplikácia poskytuje spätnú väzbu aj pri úspešných operáciách, čím zvyšuje istotu používateľa a plynulosť práce so systémom.</w:t>
-      </w:r>
-    </w:p>
-    <w:p>
-      <w:pPr>
-        <w:pStyle w:val="text"/>
-        <w:rPr>
-          <w:noProof/>
-          <w:lang w:val="en-SK"/>
-        </w:rPr>
-      </w:pPr>
-      <w:r>
-        <w:rPr>
-          <w:noProof/>
-        </w:rPr>
-        <w:br w:type="page"/>
-      </w:r>
-    </w:p>
-    <w:p>
-      <w:pPr>
-        <w:pStyle w:val="Kapitola"/>
-        <w:rPr>
-          <w:noProof/>
-        </w:rPr>
-      </w:pPr>
-      <w:bookmarkStart w:id="37" w:name="_Toc221031835"/>
-      <w:r>
-        <w:lastRenderedPageBreak/>
-        <w:t>IMPLEMENTÁCIA FUNKČNÝCH ČASTÍ SYSTÉMU</w:t>
-      </w:r>
-      <w:bookmarkEnd w:id="37"/>
-    </w:p>
-    <w:p>
-      <w:pPr>
-        <w:pStyle w:val="text"/>
-        <w:rPr>
-          <w:noProof/>
-          <w:lang w:val="en-SK"/>
-        </w:rPr>
-      </w:pPr>
-      <w:r>
-        <w:rPr>
-          <w:noProof/>
-          <w:lang w:val="en-SK"/>
-        </w:rPr>
-        <w:t>Táto kapitola sa venuje implementácii hlavných funkčných častí pokladničného systému EPOS z pohľadu používateľského rozhrania a jeho prepojenia na aplikačnú logiku. Funkčné časti systému predstavujú jadro celej aplikácie, pretože zabezpečujú reálnu prácu s nákupom, produktmi a používateľmi. Cieľom implementácie bolo vytvoriť systém, ktorý je spoľahlivý, prehľadný a zároveň dostatočne jednoduchý na každodenné používanie v prevádzke.</w:t>
-      </w:r>
-    </w:p>
-    <w:p>
-      <w:pPr>
-        <w:pStyle w:val="text"/>
-        <w:rPr>
-          <w:noProof/>
-          <w:lang w:val="en-SK"/>
-        </w:rPr>
-      </w:pPr>
-      <w:r>
-        <w:rPr>
-          <w:noProof/>
-          <w:lang w:val="en-SK"/>
-        </w:rPr>
-        <w:t>Pri návrhu a implementácii funkcionalít sa kládol dôraz na plynulosť práce a minimalizáciu zbytočných krokov. Jednotlivé funkcie boli navrhnuté tak, aby logicky nadväzovali jedna na druhú a používateľ nemusel premýšľať nad tým, kde sa nachádza alebo aký krok má vykonať ako ďalší. Implementácia rešpektuje princíp, že pokladničný systém má obsluhu podporovať, nie spomaľovať.</w:t>
-      </w:r>
-    </w:p>
-    <w:p>
-      <w:pPr>
-        <w:pStyle w:val="text"/>
-        <w:rPr>
-          <w:noProof/>
-          <w:lang w:val="en-SK"/>
-        </w:rPr>
-      </w:pPr>
-      <w:r>
-        <w:rPr>
-          <w:noProof/>
-          <w:lang w:val="en-SK"/>
-        </w:rPr>
-        <w:t>Systém EPOS je navrhnutý ako modulárny, pričom jednotlivé funkčné časti sú oddelené do samostatných obrazoviek a logických celkov. Tento prístup umožňuje lepšiu orientáciu v aplikácii, jednoduchšiu údržbu a zároveň vytvára priestor na budúce rozšírenia systému o ďalšie funkcie.</w:t>
-      </w:r>
+        <w:t>Po spustení aplikácie je používateľ vyzvaný na prihlásenie pomocou štvorciferného číselného kódu pokladníka. Tento spôsob autentifikácie bol zvolený z dôvodu jednoduchosti a rýchlosti, ktoré sú v prostredí malej prevádzky kľúčové. Kód je uložený v databáze a jeho správnosť je overovaná ešte pred sprístupnením hlavného rozhrania aplikácie. Takýto mechanizmus zároveň minimalizuje riziko neoprávneného prístupu a znižuje čas potrebný na zaškolenie nových zamestnancov.</w:t>
+      </w:r>
+    </w:p>
+    <w:p>
+      <w:pPr>
+        <w:pStyle w:val="text"/>
+        <w:rPr>
+          <w:noProof/>
+          <w:lang w:val="en-SK"/>
+        </w:rPr>
+      </w:pPr>
+      <w:r>
+        <w:rPr>
+          <w:noProof/>
+          <w:lang w:val="en-SK"/>
+        </w:rPr>
+        <w:t>Po úspešnom prihlásení je používateľ presmerovaný na hlavnú obrazovku systému, kde môže okamžite začať pracovať s nákupom. V prípade nesprávne zadaného kódu je používateľ upozornený chybovou hláškou a nemá prístup k ďalším funkciám systému. Kód pokladníka je možné meniť v nastaveniach aplikácie, čo umožňuje základnú správu prístupov bez potreby zásahu do databázy alebo zdrojového kódu aplikácie. Týmto spôsobom je zabezpečená flexibilita systému a možnosť rýchlej reakcie na personálne zmeny v prevádzke.</w:t>
+      </w:r>
+    </w:p>
+    <w:p>
+      <w:pPr>
+        <w:pStyle w:val="text"/>
+        <w:rPr>
+          <w:noProof/>
+          <w:lang w:val="en-SK"/>
+        </w:rPr>
+      </w:pPr>
     </w:p>
     <w:p>
       <w:pPr>
@@ -8994,42 +8942,59 @@
           <w:noProof/>
         </w:rPr>
       </w:pPr>
-      <w:bookmarkStart w:id="38" w:name="_Toc221031836"/>
-      <w:r>
-        <w:t>Prihlasovanie používateľa a zabezpečenie prístupu</w:t>
-      </w:r>
-      <w:bookmarkEnd w:id="38"/>
-    </w:p>
-    <w:p>
-      <w:pPr>
-        <w:pStyle w:val="text"/>
-        <w:rPr>
-          <w:noProof/>
-          <w:lang w:val="en-SK"/>
-        </w:rPr>
-      </w:pPr>
-      <w:r>
-        <w:rPr>
-          <w:noProof/>
-          <w:lang w:val="en-SK"/>
-        </w:rPr>
-        <w:t>Po spustení aplikácie je používateľ vyzvaný na prihlásenie pomocou štvorciferného číselného kódu pokladníka. Tento spôsob autentifikácie bol zvolený z dôvodu jednoduchosti a rýchlosti, ktoré sú v prostredí malej prevádzky kľúčové. Kód je uložený v databáze a jeho správnosť je overovaná ešte pred sprístupnením hlavného rozhrania aplikácie.</w:t>
-      </w:r>
-    </w:p>
-    <w:p>
-      <w:pPr>
-        <w:pStyle w:val="text"/>
-        <w:rPr>
-          <w:noProof/>
-          <w:lang w:val="en-SK"/>
-        </w:rPr>
-      </w:pPr>
-      <w:r>
-        <w:rPr>
-          <w:noProof/>
-          <w:lang w:val="en-SK"/>
-        </w:rPr>
-        <w:t>Po úspešnom prihlásení je používateľ presmerovaný na hlavnú obrazovku systému, kde môže okamžite začať pracovať s nákupom. V prípade nesprávne zadaného kódu je používateľ upozornený chybovou hláškou a nemá prístup k ďalším funkciám systému. Kód pokladníka je možné meniť v nastaveniach aplikácie, čo umožňuje základnú správu prístupov bez potreby zásahu do databázy alebo zdrojového kódu aplikácie.</w:t>
+      <w:bookmarkStart w:id="37" w:name="_Toc221457115"/>
+      <w:r>
+        <w:lastRenderedPageBreak/>
+        <w:t>Hlavná obrazovka a blokovanie nákupu</w:t>
+      </w:r>
+      <w:bookmarkEnd w:id="37"/>
+    </w:p>
+    <w:p>
+      <w:pPr>
+        <w:pStyle w:val="text"/>
+        <w:rPr>
+          <w:noProof/>
+          <w:lang w:val="en-SK"/>
+        </w:rPr>
+      </w:pPr>
+      <w:r>
+        <w:rPr>
+          <w:noProof/>
+          <w:lang w:val="en-SK"/>
+        </w:rPr>
+        <w:t>Hlavná obrazovka predstavuje centrálny bod celej aplikácie EPOS. Slúži na samotné blokovanie nákupu a poskytuje používateľovi prehľad o všetkých aktuálne vykonávaných operáciách. Na tejto obrazovke sa zobrazuje zoznam naskenovaných alebo manuálne pridaných produktov spolu so základnými informáciami, ako je názov produktu a cena.</w:t>
+      </w:r>
+    </w:p>
+    <w:p>
+      <w:pPr>
+        <w:pStyle w:val="text"/>
+        <w:rPr>
+          <w:noProof/>
+          <w:lang w:val="en-SK"/>
+        </w:rPr>
+      </w:pPr>
+      <w:r>
+        <w:rPr>
+          <w:noProof/>
+          <w:lang w:val="en-SK"/>
+        </w:rPr>
+        <w:t>Produkty je možné pridávať dvoma spôsobmi. Prvým je skenovanie čiarového kódu pomocou kamery, ktorá je do aplikácie prenášaná prostredníctvom mobilného zariadenia a nástroja DroidCam. Druhým spôsobom je manuálne zadanie čiarového kódu, ktoré slúži ako alternatíva v prípade technických problémov alebo nečitateľného kódu. Po pridaní produktu systém okamžite vyhľadá zodpovedajúci záznam v databáze a zobrazí ho v zozname nákupu.</w:t>
+      </w:r>
+    </w:p>
+    <w:p>
+      <w:pPr>
+        <w:pStyle w:val="text"/>
+        <w:rPr>
+          <w:noProof/>
+          <w:lang w:val="en-SK"/>
+        </w:rPr>
+      </w:pPr>
+      <w:r>
+        <w:rPr>
+          <w:noProof/>
+          <w:lang w:val="en-SK"/>
+        </w:rPr>
+        <w:t>Súčasťou hlavnej obrazovky je aj náhľad bločku, ktorý sa priebežne aktualizuje s každým pridaným produktom. Používateľ tak má neustály prehľad o obsahu nákupu a môže okamžite odhaliť prípadné chyby ešte pred jeho dokončením.</w:t>
       </w:r>
     </w:p>
     <w:p>
@@ -9043,66 +9008,74 @@
           <w:noProof/>
         </w:rPr>
       </w:pPr>
-      <w:bookmarkStart w:id="39" w:name="_Toc221031837"/>
-      <w:r>
-        <w:t>Hlavná obrazovka a blokovanie nákupu</w:t>
-      </w:r>
-      <w:bookmarkEnd w:id="39"/>
-    </w:p>
-    <w:p>
-      <w:pPr>
-        <w:pStyle w:val="text"/>
-        <w:rPr>
-          <w:noProof/>
-          <w:lang w:val="en-SK"/>
-        </w:rPr>
-      </w:pPr>
-      <w:r>
-        <w:rPr>
-          <w:noProof/>
-          <w:lang w:val="en-SK"/>
-        </w:rPr>
-        <w:t xml:space="preserve">Hlavná obrazovka predstavuje centrálny bod celej aplikácie EPOS. Slúži na samotné blokovanie nákupu a poskytuje používateľovi prehľad o všetkých aktuálne </w:t>
-      </w:r>
-      <w:r>
-        <w:rPr>
-          <w:noProof/>
-          <w:lang w:val="en-SK"/>
-        </w:rPr>
-        <w:lastRenderedPageBreak/>
-        <w:t>vykonávaných operáciách. Na tejto obrazovke sa zobrazuje zoznam naskenovaných alebo manuálne pridaných produktov spolu so základnými informáciami, ako je názov produktu a cena.</w:t>
-      </w:r>
-    </w:p>
-    <w:p>
-      <w:pPr>
-        <w:pStyle w:val="text"/>
-        <w:rPr>
-          <w:noProof/>
-          <w:lang w:val="en-SK"/>
-        </w:rPr>
-      </w:pPr>
-      <w:r>
-        <w:rPr>
-          <w:noProof/>
-          <w:lang w:val="en-SK"/>
-        </w:rPr>
-        <w:t>Produkty je možné pridávať dvoma spôsobmi. Prvým je skenovanie čiarového kódu pomocou kamery, ktorá je do aplikácie prenášaná prostredníctvom mobilného zariadenia a nástroja DroidCam. Druhým spôsobom je manuálne zadanie čiarového kódu, ktoré slúži ako alternatíva v prípade technických problémov alebo nečitateľného kódu. Po pridaní produktu systém okamžite vyhľadá zodpovedajúci záznam v databáze a zobrazí ho v zozname nákupu.</w:t>
-      </w:r>
-    </w:p>
-    <w:p>
-      <w:pPr>
-        <w:pStyle w:val="text"/>
-        <w:rPr>
-          <w:noProof/>
-          <w:lang w:val="en-SK"/>
-        </w:rPr>
-      </w:pPr>
-      <w:r>
-        <w:rPr>
-          <w:noProof/>
-          <w:lang w:val="en-SK"/>
-        </w:rPr>
-        <w:t>Súčasťou hlavnej obrazovky je aj náhľad bločku, ktorý sa priebežne aktualizuje s každým pridaným produktom. Používateľ tak má neustály prehľad o obsahu nákupu a môže okamžite odhaliť prípadné chyby ešte pred jeho dokončením.</w:t>
+      <w:bookmarkStart w:id="38" w:name="_Toc221457116"/>
+      <w:r>
+        <w:t>Správa produktov a úprava údajov</w:t>
+      </w:r>
+      <w:bookmarkEnd w:id="38"/>
+    </w:p>
+    <w:p>
+      <w:pPr>
+        <w:pStyle w:val="text"/>
+        <w:rPr>
+          <w:noProof/>
+          <w:lang w:val="en-SK"/>
+        </w:rPr>
+      </w:pPr>
+      <w:r>
+        <w:rPr>
+          <w:noProof/>
+          <w:lang w:val="en-SK"/>
+        </w:rPr>
+        <w:t>Systém EPOS obsahuje samostatnú funkčnú časť určenú na správu produktov uložených v databáze. Táto obrazovka zobrazuje prehľad všetkých dostupných produktov a umožňuje používateľovi vykonávať základné operácie, ako je úprava alebo odstránenie produktu. Správa produktov je dôležitá najmä v prípade zmien cien alebo opravy nesprávne zadaných údajov.</w:t>
+      </w:r>
+    </w:p>
+    <w:p>
+      <w:pPr>
+        <w:pStyle w:val="text"/>
+        <w:rPr>
+          <w:noProof/>
+          <w:lang w:val="en-SK"/>
+        </w:rPr>
+      </w:pPr>
+      <w:r>
+        <w:rPr>
+          <w:noProof/>
+          <w:lang w:val="en-SK"/>
+        </w:rPr>
+        <w:t>Pridávanie nových produktov je realizované prostredníctvom dedikovanej obrazovky, ktorá obsahuje formulár na zadanie čiarového kódu a základných informácií o produkte. Tento spôsob umožňuje jednoducho rozširovať databázu produktov bez potreby technických zásahov. Správna evidencia produktov je kľúčová pre bezchybné fungovanie pokladničného systému a presné blokovanie nákupov.</w:t>
+      </w:r>
+    </w:p>
+    <w:p>
+      <w:pPr>
+        <w:pStyle w:val="text"/>
+        <w:rPr>
+          <w:noProof/>
+          <w:lang w:val="en-SK"/>
+        </w:rPr>
+      </w:pPr>
+      <w:r>
+        <w:rPr>
+          <w:noProof/>
+          <w:lang w:val="en-SK"/>
+        </w:rPr>
+        <w:t>Správa produktov umožňuje používateľovi udržiavať databázu produktov aktuálnu a prehľadnú. V samostatnej časti aplikácie je možné upravovať základné údaje o produktoch, ako sú názov, cena alebo čiarový kód, čo je dôležité pri zmenách sortimentu alebo cien.</w:t>
+      </w:r>
+    </w:p>
+    <w:p>
+      <w:pPr>
+        <w:pStyle w:val="text"/>
+        <w:rPr>
+          <w:noProof/>
+          <w:lang w:val="en-SK"/>
+        </w:rPr>
+      </w:pPr>
+      <w:r>
+        <w:rPr>
+          <w:noProof/>
+          <w:lang w:val="en-SK"/>
+        </w:rPr>
+        <w:t>Oddelenie správy produktov od samotného blokovania nákupu zvyšuje prehľadnosť aplikácie a znižuje riziko chýb pri obsluhe.</w:t>
       </w:r>
     </w:p>
     <w:p>
@@ -9116,74 +9089,71 @@
           <w:noProof/>
         </w:rPr>
       </w:pPr>
-      <w:bookmarkStart w:id="40" w:name="_Toc221031838"/>
-      <w:r>
-        <w:t>Správa produktov a úprava údajov</w:t>
-      </w:r>
-      <w:bookmarkEnd w:id="40"/>
-    </w:p>
-    <w:p>
-      <w:pPr>
-        <w:pStyle w:val="text"/>
-        <w:rPr>
-          <w:noProof/>
-          <w:lang w:val="en-SK"/>
-        </w:rPr>
-      </w:pPr>
-      <w:r>
-        <w:rPr>
-          <w:noProof/>
-          <w:lang w:val="en-SK"/>
-        </w:rPr>
-        <w:t>Systém EPOS obsahuje samostatnú funkčnú časť určenú na správu produktov uložených v databáze. Táto obrazovka zobrazuje prehľad všetkých dostupných produktov a umožňuje používateľovi vykonávať základné operácie, ako je úprava alebo odstránenie produktu. Správa produktov je dôležitá najmä v prípade zmien cien alebo opravy nesprávne zadaných údajov.</w:t>
-      </w:r>
-    </w:p>
-    <w:p>
-      <w:pPr>
-        <w:pStyle w:val="text"/>
-        <w:rPr>
-          <w:noProof/>
-          <w:lang w:val="en-SK"/>
-        </w:rPr>
-      </w:pPr>
-      <w:r>
-        <w:rPr>
-          <w:noProof/>
-          <w:lang w:val="en-SK"/>
-        </w:rPr>
-        <w:t>Pridávanie nových produktov je realizované prostredníctvom dedikovanej obrazovky, ktorá obsahuje formulár na zadanie čiarového kódu a základných informácií o produkte. Tento spôsob umožňuje jednoducho rozširovať databázu produktov bez potreby technických zásahov. Správna evidencia produktov je kľúčová pre bezchybné fungovanie pokladničného systému a presné blokovanie nákupov.</w:t>
-      </w:r>
-    </w:p>
-    <w:p>
-      <w:pPr>
-        <w:pStyle w:val="text"/>
-        <w:rPr>
-          <w:noProof/>
-          <w:lang w:val="en-SK"/>
-        </w:rPr>
-      </w:pPr>
-      <w:r>
-        <w:rPr>
-          <w:noProof/>
-          <w:lang w:val="en-SK"/>
-        </w:rPr>
-        <w:t>Správa produktov umožňuje používateľovi udržiavať databázu produktov aktuálnu a prehľadnú. V samostatnej časti aplikácie je možné upravovať základné údaje o produktoch, ako sú názov, cena alebo čiarový kód, čo je dôležité pri zmenách sortimentu alebo cien.</w:t>
-      </w:r>
-    </w:p>
-    <w:p>
-      <w:pPr>
-        <w:pStyle w:val="text"/>
-        <w:rPr>
-          <w:noProof/>
-          <w:lang w:val="en-SK"/>
-        </w:rPr>
-      </w:pPr>
-      <w:r>
-        <w:rPr>
-          <w:noProof/>
-          <w:lang w:val="en-SK"/>
-        </w:rPr>
-        <w:t>Oddelenie správy produktov od samotného blokovania nákupu zvyšuje prehľadnosť aplikácie a znižuje riziko chýb pri obsluhe.</w:t>
+      <w:bookmarkStart w:id="39" w:name="_Toc221457117"/>
+      <w:r>
+        <w:lastRenderedPageBreak/>
+        <w:t>Nastavenia aplikácie a odhlásenie používateľa</w:t>
+      </w:r>
+      <w:bookmarkEnd w:id="39"/>
+    </w:p>
+    <w:p>
+      <w:pPr>
+        <w:pStyle w:val="text"/>
+        <w:rPr>
+          <w:noProof/>
+          <w:lang w:val="en-SK"/>
+        </w:rPr>
+      </w:pPr>
+      <w:r>
+        <w:rPr>
+          <w:noProof/>
+          <w:lang w:val="en-SK"/>
+        </w:rPr>
+        <w:t>Nastavenia aplikácie umožňujú používateľovi prispôsobiť základné parametre systému konkrétnym podmienkam prevádzky. V tejto časti je možné meniť aktívnu kameru používanú na skenovanie čiarových kódov</w:t>
+      </w:r>
+      <w:r>
+        <w:rPr>
+          <w:noProof/>
+          <w:lang w:val="en-SK"/>
+        </w:rPr>
+        <w:t>,</w:t>
+      </w:r>
+      <w:r>
+        <w:rPr>
+          <w:noProof/>
+          <w:lang w:val="en-SK"/>
+        </w:rPr>
+        <w:t xml:space="preserve"> upravovať prihlasovací kód pokladníka</w:t>
+      </w:r>
+      <w:r>
+        <w:rPr>
+          <w:noProof/>
+          <w:lang w:val="en-SK"/>
+        </w:rPr>
+        <w:t xml:space="preserve"> a upravovať sadzby DPH</w:t>
+      </w:r>
+      <w:r>
+        <w:rPr>
+          <w:noProof/>
+          <w:lang w:val="en-SK"/>
+        </w:rPr>
+        <w:t>. Takéto riešenie zvyšuje flexibilitu systému a umožňuje jeho jednoduché prispôsobenie bez potreby zásahu vývojára.</w:t>
+      </w:r>
+    </w:p>
+    <w:p>
+      <w:pPr>
+        <w:pStyle w:val="text"/>
+        <w:rPr>
+          <w:noProof/>
+          <w:lang w:val="en-SK"/>
+        </w:rPr>
+      </w:pPr>
+      <w:r>
+        <w:rPr>
+          <w:noProof/>
+          <w:lang w:val="en-SK"/>
+        </w:rPr>
+        <w:t>Odhlásenie používateľa je dostupné priamo z navigačného panela aplikácie. Po odhlásení sa systém vráti na prihlasovaciu obrazovku a znemožní ďalšiu prácu bez opätovného zadania kódu. Tento mechanizmus zabezpečuje základnú ochranu pred neoprávneným používaním systému v prípade opustenia pracoviska.</w:t>
       </w:r>
     </w:p>
     <w:p>
@@ -9197,9 +9167,103 @@
           <w:noProof/>
         </w:rPr>
       </w:pPr>
-      <w:bookmarkStart w:id="41" w:name="_Toc221031839"/>
-      <w:r>
-        <w:t>Nastavenia aplikácie a odhlásenie používateľa</w:t>
+      <w:bookmarkStart w:id="40" w:name="_Toc221457118"/>
+      <w:r>
+        <w:t>Generovanie a spracovanie bločku</w:t>
+      </w:r>
+      <w:bookmarkEnd w:id="40"/>
+    </w:p>
+    <w:p>
+      <w:pPr>
+        <w:pStyle w:val="text"/>
+        <w:rPr>
+          <w:noProof/>
+          <w:lang w:val="en-SK"/>
+        </w:rPr>
+      </w:pPr>
+      <w:r>
+        <w:rPr>
+          <w:noProof/>
+          <w:lang w:val="en-SK"/>
+        </w:rPr>
+        <w:t>Po dokončení nákupu má používateľ možnosť vygenerovať bloček vo formáte PDF. Generovanie bločku je realizované na základe údajov o aktuálnom nákupe, ktoré sú počas celého procesu priebežne aktualizované. Používateľ si môže bloček stiahnuť do zariadenia a následne ho vytlačiť pomocou bežnej tlačiarne.</w:t>
+      </w:r>
+    </w:p>
+    <w:p>
+      <w:pPr>
+        <w:pStyle w:val="text"/>
+        <w:rPr>
+          <w:noProof/>
+          <w:lang w:val="en-SK"/>
+        </w:rPr>
+      </w:pPr>
+      <w:r>
+        <w:rPr>
+          <w:noProof/>
+          <w:lang w:val="en-SK"/>
+        </w:rPr>
+        <w:t>Bloček nie je automaticky ukladaný do databázy systému, čo zjednodušuje implementáciu a znižuje nároky na ukladanie dát. Používateľ má plnú kontrolu nad tým, či bloček uloží alebo vytlačí. Tento prístup je vhodný najmä pre menšie prevádzky, kde nie je potrebná rozsiahla archivácia nákupov priamo v systéme.</w:t>
+      </w:r>
+    </w:p>
+    <w:p>
+      <w:pPr>
+        <w:pStyle w:val="text"/>
+        <w:rPr>
+          <w:noProof/>
+          <w:lang w:val="en-SK"/>
+        </w:rPr>
+      </w:pPr>
+      <w:r>
+        <w:rPr>
+          <w:noProof/>
+          <w:lang w:val="en-SK"/>
+        </w:rPr>
+        <w:t>Generovanie bločku predstavuje záverečný krok nákupného procesu v pokladničnom systéme EPOS. Po ukončení blokovania produktov má používateľ možnosť vytvoriť bloček, ktorý sumarizuje celý nákup a slúži ako potvrdenie transakcie pre zákazníka. Bloček obsahuje základné informácie o zakúpených položkách, ich cenách a celkovej sume.</w:t>
+      </w:r>
+    </w:p>
+    <w:p>
+      <w:pPr>
+        <w:pStyle w:val="text"/>
+        <w:rPr>
+          <w:noProof/>
+          <w:lang w:val="en-SK"/>
+        </w:rPr>
+      </w:pPr>
+      <w:r>
+        <w:rPr>
+          <w:noProof/>
+          <w:lang w:val="en-SK"/>
+        </w:rPr>
+        <w:t>Výstupný formát bločku je zvolený ako PDF, čo umožňuje jeho jednoduché uloženie alebo okamžitú tlač na bežných zariadeniach. Pred samotným vygenerovaním má používateľ možnosť skontrolovať obsah bločku prostredníctvom náhľadu, čím sa znižuje riziko chýb. Po vygenerovaní bločku je nákup ukončený a systém je pripravený na ďalšiu transakciu.</w:t>
+      </w:r>
+    </w:p>
+    <w:p>
+      <w:pPr>
+        <w:pStyle w:val="text"/>
+        <w:rPr>
+          <w:noProof/>
+          <w:lang w:val="en-SK"/>
+        </w:rPr>
+      </w:pPr>
+      <w:r>
+        <w:rPr>
+          <w:noProof/>
+          <w:lang w:val="en-SK"/>
+        </w:rPr>
+        <w:t>Bločky nie sú automaticky ukladané do databázy, čo zjednodušuje implementáciu systému a znižuje nároky na ukladanie dát. Tento prístup je vhodný najmä pre menšie prevádzky a zároveň ponecháva priestor na budúce rozšírenie systému.</w:t>
+      </w:r>
+    </w:p>
+    <w:p>
+      <w:pPr>
+        <w:pStyle w:val="Kapitola"/>
+        <w:rPr>
+          <w:noProof/>
+        </w:rPr>
+      </w:pPr>
+      <w:bookmarkStart w:id="41" w:name="_Toc221457119"/>
+      <w:r>
+        <w:lastRenderedPageBreak/>
+        <w:t>TESTOVANIE A OPTIMALIZÁCIA APLIKÁCIE</w:t>
       </w:r>
       <w:bookmarkEnd w:id="41"/>
     </w:p>
@@ -9216,59 +9280,23 @@
           <w:noProof/>
           <w:lang w:val="en-SK"/>
         </w:rPr>
-        <w:t xml:space="preserve">Nastavenia aplikácie umožňujú používateľovi prispôsobiť základné parametre systému konkrétnym podmienkam prevádzky. V tejto časti je možné meniť aktívnu </w:t>
-      </w:r>
-      <w:r>
-        <w:rPr>
-          <w:noProof/>
-          <w:lang w:val="en-SK"/>
-        </w:rPr>
-        <w:lastRenderedPageBreak/>
-        <w:t>kameru používanú na skenovanie čiarových kódov</w:t>
-      </w:r>
-      <w:r>
-        <w:rPr>
-          <w:noProof/>
-          <w:lang w:val="en-SK"/>
-        </w:rPr>
-        <w:t>,</w:t>
-      </w:r>
-      <w:r>
-        <w:rPr>
-          <w:noProof/>
-          <w:lang w:val="en-SK"/>
-        </w:rPr>
-        <w:t xml:space="preserve"> upravovať prihlasovací kód pokladníka</w:t>
-      </w:r>
-      <w:r>
-        <w:rPr>
-          <w:noProof/>
-          <w:lang w:val="en-SK"/>
-        </w:rPr>
-        <w:t xml:space="preserve"> a upravovať sadzby DPH</w:t>
-      </w:r>
-      <w:r>
-        <w:rPr>
-          <w:noProof/>
-          <w:lang w:val="en-SK"/>
-        </w:rPr>
-        <w:t>. Takéto riešenie zvyšuje flexibilitu systému a umožňuje jeho jednoduché prispôsobenie bez potreby zásahu vývojára.</w:t>
-      </w:r>
-    </w:p>
-    <w:p>
-      <w:pPr>
-        <w:pStyle w:val="text"/>
-        <w:rPr>
-          <w:noProof/>
-          <w:lang w:val="en-SK"/>
-        </w:rPr>
-      </w:pPr>
-      <w:r>
-        <w:rPr>
-          <w:noProof/>
-          <w:lang w:val="en-SK"/>
-        </w:rPr>
-        <w:t>Odhlásenie používateľa je dostupné priamo z navigačného panela aplikácie. Po odhlásení sa systém vráti na prihlasovaciu obrazovku a znemožní ďalšiu prácu bez opätovného zadania kódu. Tento mechanizmus zabezpečuje základnú ochranu pred neoprávneným používaním systému v prípade opustenia pracoviska.</w:t>
+        <w:t>Testovanie a optimalizácia aplikácie EPOS predstavovali dôležitú fázu vývoja, ktorej cieľom bolo overiť funkčnosť systému, jeho stabilitu a najmä použiteľnosť z pohľadu koncového používateľa. Keďže ide o pokladničný systém určený na každodenné používanie, bolo nevyhnutné zabezpečiť, aby aplikácia fungovala spoľahlivo, reagovala rýchlo a nespôsobovala zbytočné komplikácie pri obsluhe zákazníkov.</w:t>
+      </w:r>
+    </w:p>
+    <w:p>
+      <w:pPr>
+        <w:pStyle w:val="text"/>
+        <w:rPr>
+          <w:noProof/>
+          <w:lang w:val="en-SK"/>
+        </w:rPr>
+      </w:pPr>
+      <w:r>
+        <w:rPr>
+          <w:noProof/>
+          <w:lang w:val="en-SK"/>
+        </w:rPr>
+        <w:t>Testovanie neprebiehalo len formou technickej kontroly funkcií, ale aj ako proces postupného vylepšovania používateľského rozhrania. Počas vývoja sa ukázalo, že aj funkčne správna aplikácia môže byť pre používateľa neprehľadná alebo zbytočne komplikovaná. Z tohto dôvodu bola významná časť testovania zameraná na identifikáciu problémov v intuitívnosti ovládania a následnú optimalizáciu rozhrania.</w:t>
       </w:r>
     </w:p>
     <w:p>
@@ -9282,9 +9310,9 @@
           <w:noProof/>
         </w:rPr>
       </w:pPr>
-      <w:bookmarkStart w:id="42" w:name="_Toc221031840"/>
-      <w:r>
-        <w:t>Generovanie a spracovanie bločku</w:t>
+      <w:bookmarkStart w:id="42" w:name="_Toc221457120"/>
+      <w:r>
+        <w:t>Spôsob a priebeh testovania aplikácie</w:t>
       </w:r>
       <w:bookmarkEnd w:id="42"/>
     </w:p>
@@ -9301,132 +9329,23 @@
           <w:noProof/>
           <w:lang w:val="en-SK"/>
         </w:rPr>
-        <w:t>Po dokončení nákupu má používateľ možnosť vygenerovať bloček vo formáte PDF. Generovanie bločku je realizované na základe údajov o aktuálnom nákupe, ktoré sú počas celého procesu priebežne aktualizované. Používateľ si môže bloček stiahnuť do zariadenia a následne ho vytlačiť pomocou bežnej tlačiarne.</w:t>
-      </w:r>
-    </w:p>
-    <w:p>
-      <w:pPr>
-        <w:pStyle w:val="text"/>
-        <w:rPr>
-          <w:noProof/>
-          <w:lang w:val="en-SK"/>
-        </w:rPr>
-      </w:pPr>
-      <w:r>
-        <w:rPr>
-          <w:noProof/>
-          <w:lang w:val="en-SK"/>
-        </w:rPr>
-        <w:t>Bloček nie je automaticky ukladaný do databázy systému, čo zjednodušuje implementáciu a znižuje nároky na ukladanie dát. Používateľ má plnú kontrolu nad tým, či bloček uloží alebo vytlačí. Tento prístup je vhodný najmä pre menšie prevádzky, kde nie je potrebná rozsiahla archivácia nákupov priamo v systéme.</w:t>
-      </w:r>
-    </w:p>
-    <w:p>
-      <w:pPr>
-        <w:pStyle w:val="text"/>
-        <w:rPr>
-          <w:noProof/>
-          <w:lang w:val="en-SK"/>
-        </w:rPr>
-      </w:pPr>
-      <w:r>
-        <w:rPr>
-          <w:noProof/>
-          <w:lang w:val="en-SK"/>
-        </w:rPr>
-        <w:t>Generovanie bločku predstavuje záverečný krok nákupného procesu v pokladničnom systéme EPOS. Po ukončení blokovania produktov má používateľ možnosť vytvoriť bloček, ktorý sumarizuje celý nákup a slúži ako potvrdenie transakcie pre zákazníka. Bloček obsahuje základné informácie o zakúpených položkách, ich cenách a celkovej sume.</w:t>
-      </w:r>
-    </w:p>
-    <w:p>
-      <w:pPr>
-        <w:pStyle w:val="text"/>
-        <w:rPr>
-          <w:noProof/>
-          <w:lang w:val="en-SK"/>
-        </w:rPr>
-      </w:pPr>
-      <w:r>
-        <w:rPr>
-          <w:noProof/>
-          <w:lang w:val="en-SK"/>
-        </w:rPr>
-        <w:t>Výstupný formát bločku je zvolený ako PDF, čo umožňuje jeho jednoduché uloženie alebo okamžitú tlač na bežných zariadeniach. Pred samotným vygenerovaním má používateľ možnosť skontrolovať obsah bločku prostredníctvom náhľadu, čím sa znižuje riziko chýb. Po vygenerovaní bločku je nákup ukončený a systém je pripravený na ďalšiu transakciu.</w:t>
-      </w:r>
-    </w:p>
-    <w:p>
-      <w:pPr>
-        <w:pStyle w:val="text"/>
-        <w:rPr>
-          <w:noProof/>
-          <w:lang w:val="en-SK"/>
-        </w:rPr>
-      </w:pPr>
-      <w:r>
-        <w:rPr>
-          <w:noProof/>
-          <w:lang w:val="en-SK"/>
-        </w:rPr>
-        <w:t>Bločky nie sú automaticky ukladané do databázy, čo zjednodušuje implementáciu systému a znižuje nároky na ukladanie dát. Tento prístup je vhodný najmä pre menšie prevádzky a zároveň ponecháva priestor na budúce rozšírenie systému.</w:t>
-      </w:r>
-    </w:p>
-    <w:p>
-      <w:pPr>
-        <w:pStyle w:val="text"/>
-        <w:rPr>
-          <w:noProof/>
-          <w:lang w:val="en-SK"/>
-        </w:rPr>
-      </w:pPr>
-    </w:p>
-    <w:p>
-      <w:pPr>
-        <w:pStyle w:val="Kapitola"/>
-        <w:rPr>
-          <w:noProof/>
-        </w:rPr>
-      </w:pPr>
-      <w:r>
-        <w:rPr>
-          <w:noProof/>
-        </w:rPr>
-        <w:br w:type="page"/>
-      </w:r>
-      <w:bookmarkStart w:id="43" w:name="_Toc221031841"/>
-      <w:r>
-        <w:lastRenderedPageBreak/>
-        <w:t>TESTOVANIE A OPTIMALIZÁCIA APLIKÁCIE</w:t>
-      </w:r>
-      <w:bookmarkEnd w:id="43"/>
-    </w:p>
-    <w:p>
-      <w:pPr>
-        <w:pStyle w:val="text"/>
-        <w:rPr>
-          <w:noProof/>
-          <w:lang w:val="en-SK"/>
-        </w:rPr>
-      </w:pPr>
-      <w:r>
-        <w:rPr>
-          <w:noProof/>
-          <w:lang w:val="en-SK"/>
-        </w:rPr>
-        <w:t>Testovanie a optimalizácia aplikácie EPOS predstavovali dôležitú fázu vývoja, ktorej cieľom bolo overiť funkčnosť systému, jeho stabilitu a najmä použiteľnosť z pohľadu koncového používateľa. Keďže ide o pokladničný systém určený na každodenné používanie, bolo nevyhnutné zabezpečiť, aby aplikácia fungovala spoľahlivo, reagovala rýchlo a nespôsobovala zbytočné komplikácie pri obsluhe zákazníkov.</w:t>
-      </w:r>
-    </w:p>
-    <w:p>
-      <w:pPr>
-        <w:pStyle w:val="text"/>
-        <w:rPr>
-          <w:noProof/>
-          <w:lang w:val="en-SK"/>
-        </w:rPr>
-      </w:pPr>
-      <w:r>
-        <w:rPr>
-          <w:noProof/>
-          <w:lang w:val="en-SK"/>
-        </w:rPr>
-        <w:t>Testovanie neprebiehalo len formou technickej kontroly funkcií, ale aj ako proces postupného vylepšovania používateľského rozhrania. Počas vývoja sa ukázalo, že aj funkčne správna aplikácia môže byť pre používateľa neprehľadná alebo zbytočne komplikovaná. Z tohto dôvodu bola významná časť testovania zameraná na identifikáciu problémov v intuitívnosti ovládania a následnú optimalizáciu rozhrania.</w:t>
+        <w:t>Testovanie aplikácie EPOS prebiehalo priebežne počas celého vývoja, pričom sa kombinovalo interné testovanie s testovaním z pohľadu používateľa. Na testovaní sa podieľali obaja členovia tímu, pričom každý z nich sa zameriaval na inú oblasť systému. Autor práce testoval najmä používateľské rozhranie, logiku ovládania a prehľadnosť jednotlivých obrazoviek, zatiaľ čo druhý člen tímu sa venoval testovaniu backendovej logiky a práce s databázou.</w:t>
+      </w:r>
+    </w:p>
+    <w:p>
+      <w:pPr>
+        <w:pStyle w:val="text"/>
+        <w:rPr>
+          <w:noProof/>
+          <w:lang w:val="en-SK"/>
+        </w:rPr>
+      </w:pPr>
+      <w:r>
+        <w:rPr>
+          <w:noProof/>
+          <w:lang w:val="en-SK"/>
+        </w:rPr>
+        <w:t>Testovanie prebiehalo formou simulácie reálnej prevádzky pokladničného systému. Scenáre testovania zahŕňali prihlasovanie pokladníka, blokovanie rôznych kombinácií produktov, prácu s čiarovými kódmi, správu produktov a generovanie bločkov. Takýto prístup umožnil odhaliť problémy, ktoré by sa pri izolovanom testovaní jednotlivých funkcií nemuseli prejaviť.</w:t>
       </w:r>
     </w:p>
     <w:p>
@@ -9440,42 +9359,50 @@
           <w:noProof/>
         </w:rPr>
       </w:pPr>
-      <w:bookmarkStart w:id="44" w:name="_Toc221031842"/>
-      <w:r>
-        <w:t>Spôsob a priebeh testovania aplikácie</w:t>
-      </w:r>
-      <w:bookmarkEnd w:id="44"/>
-    </w:p>
-    <w:p>
-      <w:pPr>
-        <w:pStyle w:val="text"/>
-        <w:rPr>
-          <w:noProof/>
-          <w:lang w:val="en-SK"/>
-        </w:rPr>
-      </w:pPr>
-      <w:r>
-        <w:rPr>
-          <w:noProof/>
-          <w:lang w:val="en-SK"/>
-        </w:rPr>
-        <w:t>Testovanie aplikácie EPOS prebiehalo priebežne počas celého vývoja, pričom sa kombinovalo interné testovanie s testovaním z pohľadu používateľa. Na testovaní sa podieľali obaja členovia tímu, pričom každý z nich sa zameriaval na inú oblasť systému. Autor práce testoval najmä používateľské rozhranie, logiku ovládania a prehľadnosť jednotlivých obrazoviek, zatiaľ čo druhý člen tímu sa venoval testovaniu backendovej logiky a práce s databázou.</w:t>
-      </w:r>
-    </w:p>
-    <w:p>
-      <w:pPr>
-        <w:pStyle w:val="text"/>
-        <w:rPr>
-          <w:noProof/>
-          <w:lang w:val="en-SK"/>
-        </w:rPr>
-      </w:pPr>
-      <w:r>
-        <w:rPr>
-          <w:noProof/>
-          <w:lang w:val="en-SK"/>
-        </w:rPr>
-        <w:t>Testovanie prebiehalo formou simulácie reálnej prevádzky pokladničného systému. Scenáre testovania zahŕňali prihlasovanie pokladníka, blokovanie rôznych kombinácií produktov, prácu s čiarovými kódmi, správu produktov a generovanie bločkov. Takýto prístup umožnil odhaliť problémy, ktoré by sa pri izolovanom testovaní jednotlivých funkcií nemuseli prejaviť.</w:t>
+      <w:bookmarkStart w:id="43" w:name="_Toc221457121"/>
+      <w:r>
+        <w:t>Identifikácia problémov a nedostatkov</w:t>
+      </w:r>
+      <w:bookmarkEnd w:id="43"/>
+    </w:p>
+    <w:p>
+      <w:pPr>
+        <w:pStyle w:val="text"/>
+        <w:rPr>
+          <w:noProof/>
+          <w:lang w:val="en-SK"/>
+        </w:rPr>
+      </w:pPr>
+      <w:r>
+        <w:rPr>
+          <w:noProof/>
+          <w:lang w:val="en-SK"/>
+        </w:rPr>
+        <w:t>Počas testovania boli identifikované viaceré nedostatky, ktoré sa týkali najmä používateľského rozhrania a celkovej intuitívnosti aplikácie. Ukázalo sa, že niektoré prvky na hlavnej obrazovke boli zbytočné alebo nejednoznačné, čo mohlo používateľa mýliť a spomaľovať jeho prácu. Tieto problémy sa prejavili najmä pri prvom kontakte s aplikáciou, keď používateľ ešte nepoznal jej štruktúru.</w:t>
+      </w:r>
+    </w:p>
+    <w:p>
+      <w:pPr>
+        <w:pStyle w:val="text"/>
+        <w:rPr>
+          <w:noProof/>
+          <w:lang w:val="en-SK"/>
+        </w:rPr>
+      </w:pPr>
+      <w:r>
+        <w:rPr>
+          <w:noProof/>
+          <w:lang w:val="en-SK"/>
+        </w:rPr>
+        <w:t xml:space="preserve">Ďalším identifikovaným problémom bola nadmerná komplexnosť niektorých obrazoviek, kde bolo zobrazených príliš veľa informácií naraz. Hoci všetky údaje boli technicky správne, ich množstvo mohlo viesť k zníženiu prehľadnosti a zvýšeniu rizika </w:t>
+      </w:r>
+      <w:r>
+        <w:rPr>
+          <w:noProof/>
+          <w:lang w:val="en-SK"/>
+        </w:rPr>
+        <w:lastRenderedPageBreak/>
+        <w:t>chýb pri obsluhe. Tieto zistenia viedli k potrebe prehodnotiť rozloženie prvkov a zjednodušiť pracovné postupy.</w:t>
       </w:r>
     </w:p>
     <w:p>
@@ -9489,50 +9416,58 @@
           <w:noProof/>
         </w:rPr>
       </w:pPr>
-      <w:bookmarkStart w:id="45" w:name="_Toc221031843"/>
-      <w:r>
-        <w:t>Identifikácia problémov a nedostatkov</w:t>
-      </w:r>
-      <w:bookmarkEnd w:id="45"/>
-    </w:p>
-    <w:p>
-      <w:pPr>
-        <w:pStyle w:val="text"/>
-        <w:rPr>
-          <w:noProof/>
-          <w:lang w:val="en-SK"/>
-        </w:rPr>
-      </w:pPr>
-      <w:r>
-        <w:rPr>
-          <w:noProof/>
-          <w:lang w:val="en-SK"/>
-        </w:rPr>
-        <w:t>Počas testovania boli identifikované viaceré nedostatky, ktoré sa týkali najmä používateľského rozhrania a celkovej intuitívnosti aplikácie. Ukázalo sa, že niektoré prvky na hlavnej obrazovke boli zbytočné alebo nejednoznačné, čo mohlo používateľa mýliť a spomaľovať jeho prácu. Tieto problémy sa prejavili najmä pri prvom kontakte s aplikáciou, keď používateľ ešte nepoznal jej štruktúru.</w:t>
-      </w:r>
-    </w:p>
-    <w:p>
-      <w:pPr>
-        <w:pStyle w:val="text"/>
-        <w:rPr>
-          <w:noProof/>
-          <w:lang w:val="en-SK"/>
-        </w:rPr>
-      </w:pPr>
-      <w:r>
-        <w:rPr>
-          <w:noProof/>
-          <w:lang w:val="en-SK"/>
-        </w:rPr>
-        <w:t xml:space="preserve">Ďalším identifikovaným problémom bola nadmerná komplexnosť niektorých obrazoviek, kde bolo zobrazených príliš veľa informácií naraz. Hoci všetky údaje boli </w:t>
-      </w:r>
-      <w:r>
-        <w:rPr>
-          <w:noProof/>
-          <w:lang w:val="en-SK"/>
-        </w:rPr>
-        <w:lastRenderedPageBreak/>
-        <w:t>technicky správne, ich množstvo mohlo viesť k zníženiu prehľadnosti a zvýšeniu rizika chýb pri obsluhe. Tieto zistenia viedli k potrebe prehodnotiť rozloženie prvkov a zjednodušiť pracovné postupy.</w:t>
+      <w:bookmarkStart w:id="44" w:name="_Toc221457122"/>
+      <w:r>
+        <w:t>Optimalizácia používateľského rozhrania</w:t>
+      </w:r>
+      <w:bookmarkEnd w:id="44"/>
+    </w:p>
+    <w:p>
+      <w:pPr>
+        <w:pStyle w:val="text"/>
+        <w:rPr>
+          <w:noProof/>
+          <w:lang w:val="en-SK"/>
+        </w:rPr>
+      </w:pPr>
+      <w:r>
+        <w:rPr>
+          <w:noProof/>
+          <w:lang w:val="en-SK"/>
+        </w:rPr>
+        <w:t>Na základe výsledkov testovania boli vykonané viaceré úpravy používateľského rozhrania s cieľom zvýšiť jeho intuitívnosť a efektivitu. Hlavná obrazovka aplikácie bola prepracovaná tak, aby obsahovala len najdôležitejšie informácie potrebné na blokovanie nákupu. Menej používané funkcie boli presunuté do samostatných sekcií aplikácie.</w:t>
+      </w:r>
+    </w:p>
+    <w:p>
+      <w:pPr>
+        <w:pStyle w:val="text"/>
+        <w:rPr>
+          <w:noProof/>
+          <w:lang w:val="en-SK"/>
+        </w:rPr>
+      </w:pPr>
+      <w:r>
+        <w:rPr>
+          <w:noProof/>
+          <w:lang w:val="en-SK"/>
+        </w:rPr>
+        <w:t>Optimalizácia sa zamerala aj na zjednodušenie ovládania. Počet krokov potrebných na vykonanie základných operácií bol minimalizovaný a ovládacie prvky boli preskupené tak, aby zodpovedali prirodzenému pracovnému postupu pokladníka. Týmto spôsobom sa podarilo dosiahnuť plynulejší priebeh práce a znížiť mentálnu záťaž používateľa.</w:t>
+      </w:r>
+    </w:p>
+    <w:p>
+      <w:pPr>
+        <w:pStyle w:val="text"/>
+        <w:rPr>
+          <w:noProof/>
+          <w:lang w:val="en-SK"/>
+        </w:rPr>
+      </w:pPr>
+      <w:r>
+        <w:rPr>
+          <w:noProof/>
+          <w:lang w:val="en-SK"/>
+        </w:rPr>
+        <w:t>Dôležitou súčasťou optimalizácie bolo aj zlepšenie spätnej väzby zo strany aplikácie. Systémové hlášky boli upravené tak, aby boli jasnejšie a jednoznačnejšie, čím sa znížila pravdepodobnosť nesprávnej interpretácie stavu aplikácie.</w:t>
       </w:r>
     </w:p>
     <w:p>
@@ -9546,9 +9481,61 @@
           <w:noProof/>
         </w:rPr>
       </w:pPr>
-      <w:bookmarkStart w:id="46" w:name="_Toc221031844"/>
-      <w:r>
-        <w:t>Optimalizácia používateľského rozhrania</w:t>
+      <w:bookmarkStart w:id="45" w:name="_Toc221457123"/>
+      <w:r>
+        <w:t>Overenie použiteľnosti po úpravách</w:t>
+      </w:r>
+      <w:bookmarkEnd w:id="45"/>
+    </w:p>
+    <w:p>
+      <w:pPr>
+        <w:pStyle w:val="text"/>
+        <w:rPr>
+          <w:noProof/>
+          <w:lang w:val="en-SK"/>
+        </w:rPr>
+      </w:pPr>
+      <w:r>
+        <w:rPr>
+          <w:noProof/>
+          <w:lang w:val="en-SK"/>
+        </w:rPr>
+        <w:t>Po vykonaní optimalizačných úprav bolo aplikáciu potrebné opätovne otestovať, aby sa overilo, či zmeny priniesli požadovaný efekt. Opakované testovanie potvrdilo, že prepracované rozhranie je pre používateľa prehľadnejšie a jednoduchšie na ovládanie. Používatelia sa v aplikácii dokázali rýchlejšie zorientovať a vykonávať jednotlivé operácie s menším počtom chýb.</w:t>
+      </w:r>
+    </w:p>
+    <w:p>
+      <w:pPr>
+        <w:pStyle w:val="text"/>
+        <w:rPr>
+          <w:noProof/>
+          <w:lang w:val="en-SK"/>
+        </w:rPr>
+      </w:pPr>
+      <w:r>
+        <w:rPr>
+          <w:noProof/>
+          <w:lang w:val="en-SK"/>
+        </w:rPr>
+        <w:t>Zlepšená intuitívnosť ovládania mala pozitívny vplyv aj na celkový dojem z aplikácie. Používateľské rozhranie pôsobilo kompaktnejšie a menej rušivo, čo je v prostredí pokladničného systému mimoriadne dôležité. Výsledky testovania potvrdili, že optimalizácia rozhrania je nevyhnutnou súčasťou vývoja aplikácie a výrazne prispieva k jej praktickej použiteľnosti.</w:t>
+      </w:r>
+    </w:p>
+    <w:p>
+      <w:pPr>
+        <w:pStyle w:val="Kapitola"/>
+        <w:rPr>
+          <w:noProof/>
+        </w:rPr>
+      </w:pPr>
+      <w:r>
+        <w:rPr>
+          <w:noProof/>
+        </w:rPr>
+        <w:br w:type="page"/>
+      </w:r>
+      <w:bookmarkStart w:id="46" w:name="_Toc221457124"/>
+      <w:r>
+        <w:lastRenderedPageBreak/>
+        <w:t>DISKUSIA, OBMEDZENIA A MOŽNOSTI ROZŠÍRENIA</w:t>
       </w:r>
       <w:bookmarkEnd w:id="46"/>
     </w:p>
@@ -9565,39 +9552,44 @@
           <w:noProof/>
           <w:lang w:val="en-SK"/>
         </w:rPr>
-        <w:t>Na základe výsledkov testovania boli vykonané viaceré úpravy používateľského rozhrania s cieľom zvýšiť jeho intuitívnosť a efektivitu. Hlavná obrazovka aplikácie bola prepracovaná tak, aby obsahovala len najdôležitejšie informácie potrebné na blokovanie nákupu. Menej používané funkcie boli presunuté do samostatných sekcií aplikácie.</w:t>
-      </w:r>
-    </w:p>
-    <w:p>
-      <w:pPr>
-        <w:pStyle w:val="text"/>
-        <w:rPr>
-          <w:noProof/>
-          <w:lang w:val="en-SK"/>
-        </w:rPr>
-      </w:pPr>
-      <w:r>
-        <w:rPr>
-          <w:noProof/>
-          <w:lang w:val="en-SK"/>
-        </w:rPr>
-        <w:t>Optimalizácia sa zamerala aj na zjednodušenie ovládania. Počet krokov potrebných na vykonanie základných operácií bol minimalizovaný a ovládacie prvky boli preskupené tak, aby zodpovedali prirodzenému pracovnému postupu pokladníka. Týmto spôsobom sa podarilo dosiahnuť plynulejší priebeh práce a znížiť mentálnu záťaž používateľa.</w:t>
-      </w:r>
-    </w:p>
-    <w:p>
-      <w:pPr>
-        <w:pStyle w:val="text"/>
-        <w:rPr>
-          <w:noProof/>
-          <w:lang w:val="en-SK"/>
-        </w:rPr>
-      </w:pPr>
-      <w:r>
-        <w:rPr>
-          <w:noProof/>
-          <w:lang w:val="en-SK"/>
-        </w:rPr>
-        <w:t>Dôležitou súčasťou optimalizácie bolo aj zlepšenie spätnej väzby zo strany aplikácie. Systémové hlášky boli upravené tak, aby boli jasnejšie a jednoznačnejšie, čím sa znížila pravdepodobnosť nesprávnej interpretácie stavu aplikácie.</w:t>
+        <w:t>Pri vývoji pokladničného systému EPOS sa ukázalo, že aj relatívne jednoduchá aplikácia môže priniesť množstvo rozhodnutí, kompromisov a technických obmedzení. Táto kapitola sa preto nezameriava na opis implementácie, ale na zhodnotenie vytvoreného riešenia, jeho silné a slabé stránky a možnosti ďalšieho rozvoja systému v prípade jeho reálneho nasadenia.</w:t>
+      </w:r>
+    </w:p>
+    <w:p>
+      <w:pPr>
+        <w:pStyle w:val="text"/>
+        <w:rPr>
+          <w:noProof/>
+          <w:lang w:val="en-SK"/>
+        </w:rPr>
+      </w:pPr>
+      <w:r>
+        <w:rPr>
+          <w:noProof/>
+          <w:lang w:val="en-SK"/>
+        </w:rPr>
+        <w:t xml:space="preserve">Výsledný systém spĺňa základné požiadavky kladené na pokladničnú aplikáciu v prostredí malej prevádzky. </w:t>
+      </w:r>
+      <w:r>
+        <w:rPr>
+          <w:noProof/>
+          <w:lang w:val="en-SK"/>
+        </w:rPr>
+        <w:t>(OECD, 2022)</w:t>
+      </w:r>
+      <w:r>
+        <w:rPr>
+          <w:noProof/>
+          <w:lang w:val="en-SK"/>
+        </w:rPr>
+        <w:t xml:space="preserve"> </w:t>
+      </w:r>
+      <w:r>
+        <w:rPr>
+          <w:noProof/>
+          <w:lang w:val="en-SK"/>
+        </w:rPr>
+        <w:t>Umožňuje rýchlu obsluhu, prehľadné blokovanie produktov a generovanie bločku. Zároveň však odráža aj limity školského projektu, časové obmedzenia a zvolenú technológiu, ktoré mali priamy vplyv na rozsah implementovaných funkcií.</w:t>
       </w:r>
     </w:p>
     <w:p>
@@ -9611,9 +9603,9 @@
           <w:noProof/>
         </w:rPr>
       </w:pPr>
-      <w:bookmarkStart w:id="47" w:name="_Toc221031845"/>
-      <w:r>
-        <w:t>Overenie použiteľnosti po úpravách</w:t>
+      <w:bookmarkStart w:id="47" w:name="_Toc221457125"/>
+      <w:r>
+        <w:t>Zhodnotenie navrhnutého riešenia</w:t>
       </w:r>
       <w:bookmarkEnd w:id="47"/>
     </w:p>
@@ -9630,96 +9622,23 @@
           <w:noProof/>
           <w:lang w:val="en-SK"/>
         </w:rPr>
-        <w:t>Po vykonaní optimalizačných úprav bolo aplikáciu potrebné opätovne otestovať, aby sa overilo, či zmeny priniesli požadovaný efekt. Opakované testovanie potvrdilo, že prepracované rozhranie je pre používateľa prehľadnejšie a jednoduchšie na ovládanie. Používatelia sa v aplikácii dokázali rýchlejšie zorientovať a vykonávať jednotlivé operácie s menším počtom chýb.</w:t>
-      </w:r>
-    </w:p>
-    <w:p>
-      <w:pPr>
-        <w:pStyle w:val="text"/>
-        <w:rPr>
-          <w:noProof/>
-          <w:lang w:val="en-SK"/>
-        </w:rPr>
-      </w:pPr>
-      <w:r>
-        <w:rPr>
-          <w:noProof/>
-          <w:lang w:val="en-SK"/>
-        </w:rPr>
-        <w:t>Zlepšená intuitívnosť ovládania mala pozitívny vplyv aj na celkový dojem z aplikácie. Používateľské rozhranie pôsobilo kompaktnejšie a menej rušivo, čo je v prostredí pokladničného systému mimoriadne dôležité. Výsledky testovania potvrdili, že optimalizácia rozhrania je nevyhnutnou súčasťou vývoja aplikácie a výrazne prispieva k jej praktickej použiteľnosti.</w:t>
-      </w:r>
-    </w:p>
-    <w:p>
-      <w:pPr>
-        <w:pStyle w:val="Kapitola"/>
-        <w:rPr>
-          <w:noProof/>
-        </w:rPr>
-      </w:pPr>
-      <w:r>
-        <w:rPr>
-          <w:noProof/>
-        </w:rPr>
-        <w:br w:type="page"/>
-      </w:r>
-      <w:bookmarkStart w:id="48" w:name="_Toc221031846"/>
-      <w:r>
-        <w:lastRenderedPageBreak/>
-        <w:t>DISKUSIA, OBMEDZENIA A MOŽNOSTI ROZŠÍRENIA</w:t>
-      </w:r>
-      <w:bookmarkEnd w:id="48"/>
-    </w:p>
-    <w:p>
-      <w:pPr>
-        <w:pStyle w:val="text"/>
-        <w:rPr>
-          <w:noProof/>
-          <w:lang w:val="en-SK"/>
-        </w:rPr>
-      </w:pPr>
-      <w:r>
-        <w:rPr>
-          <w:noProof/>
-          <w:lang w:val="en-SK"/>
-        </w:rPr>
-        <w:t>Pri vývoji pokladničného systému EPOS sa ukázalo, že aj relatívne jednoduchá aplikácia môže priniesť množstvo rozhodnutí, kompromisov a technických obmedzení. Táto kapitola sa preto nezameriava na opis implementácie, ale na zhodnotenie vytvoreného riešenia, jeho silné a slabé stránky a možnosti ďalšieho rozvoja systému v prípade jeho reálneho nasadenia.</w:t>
-      </w:r>
-    </w:p>
-    <w:p>
-      <w:pPr>
-        <w:pStyle w:val="text"/>
-        <w:rPr>
-          <w:noProof/>
-          <w:lang w:val="en-SK"/>
-        </w:rPr>
-      </w:pPr>
-      <w:r>
-        <w:rPr>
-          <w:noProof/>
-          <w:lang w:val="en-SK"/>
-        </w:rPr>
-        <w:t xml:space="preserve">Výsledný systém spĺňa základné požiadavky kladené na pokladničnú aplikáciu v prostredí malej prevádzky. </w:t>
-      </w:r>
-      <w:r>
-        <w:rPr>
-          <w:noProof/>
-          <w:lang w:val="en-SK"/>
-        </w:rPr>
-        <w:t>(OECD, 2022)</w:t>
-      </w:r>
-      <w:r>
-        <w:rPr>
-          <w:noProof/>
-          <w:lang w:val="en-SK"/>
-        </w:rPr>
-        <w:t xml:space="preserve"> </w:t>
-      </w:r>
-      <w:r>
-        <w:rPr>
-          <w:noProof/>
-          <w:lang w:val="en-SK"/>
-        </w:rPr>
-        <w:t>Umožňuje rýchlu obsluhu, prehľadné blokovanie produktov a generovanie bločku. Zároveň však odráža aj limity školského projektu, časové obmedzenia a zvolenú technológiu, ktoré mali priamy vplyv na rozsah implementovaných funkcií.</w:t>
+        <w:t>Z pohľadu používateľského rozhrania možno riešenie hodnotiť ako prehľadné a intuitívne. Aplikácia je navrhnutá tak, aby používateľa nezaťažovala nadbytočnými prvkami a umožnila mu sústrediť sa na samotný proces predaja. Minimalistický dizajn a logické rozdelenie obrazoviek prispievajú k rýchlej orientácii v systéme aj pri prvom použití.</w:t>
+      </w:r>
+    </w:p>
+    <w:p>
+      <w:pPr>
+        <w:pStyle w:val="text"/>
+        <w:rPr>
+          <w:noProof/>
+          <w:lang w:val="en-SK"/>
+        </w:rPr>
+      </w:pPr>
+      <w:r>
+        <w:rPr>
+          <w:noProof/>
+          <w:lang w:val="en-SK"/>
+        </w:rPr>
+        <w:t>Pozitívne možno hodnotiť aj zvolený pracovný postup pokladníka, ktorý zodpovedá reálnym procesom v predajni. Prihlasovanie pomocou kódu, priebežné zobrazovanie nákupu a náhľad bločku vytvárajú ucelený pracovný tok, ktorý pôsobí prirodzene a zrozumiteľne.</w:t>
       </w:r>
     </w:p>
     <w:p>
@@ -9733,42 +9652,50 @@
           <w:noProof/>
         </w:rPr>
       </w:pPr>
-      <w:bookmarkStart w:id="49" w:name="_Toc221031847"/>
-      <w:r>
-        <w:t>Zhodnotenie navrhnutého riešenia</w:t>
-      </w:r>
-      <w:bookmarkEnd w:id="49"/>
-    </w:p>
-    <w:p>
-      <w:pPr>
-        <w:pStyle w:val="text"/>
-        <w:rPr>
-          <w:noProof/>
-          <w:lang w:val="en-SK"/>
-        </w:rPr>
-      </w:pPr>
-      <w:r>
-        <w:rPr>
-          <w:noProof/>
-          <w:lang w:val="en-SK"/>
-        </w:rPr>
-        <w:t>Z pohľadu používateľského rozhrania možno riešenie hodnotiť ako prehľadné a intuitívne. Aplikácia je navrhnutá tak, aby používateľa nezaťažovala nadbytočnými prvkami a umožnila mu sústrediť sa na samotný proces predaja. Minimalistický dizajn a logické rozdelenie obrazoviek prispievajú k rýchlej orientácii v systéme aj pri prvom použití.</w:t>
-      </w:r>
-    </w:p>
-    <w:p>
-      <w:pPr>
-        <w:pStyle w:val="text"/>
-        <w:rPr>
-          <w:noProof/>
-          <w:lang w:val="en-SK"/>
-        </w:rPr>
-      </w:pPr>
-      <w:r>
-        <w:rPr>
-          <w:noProof/>
-          <w:lang w:val="en-SK"/>
-        </w:rPr>
-        <w:t>Pozitívne možno hodnotiť aj zvolený pracovný postup pokladníka, ktorý zodpovedá reálnym procesom v predajni. Prihlasovanie pomocou kódu, priebežné zobrazovanie nákupu a náhľad bločku vytvárajú ucelený pracovný tok, ktorý pôsobí prirodzene a zrozumiteľne.</w:t>
+      <w:bookmarkStart w:id="48" w:name="_Toc221457126"/>
+      <w:r>
+        <w:t>Technické a časové obmedzenia projektu</w:t>
+      </w:r>
+      <w:bookmarkEnd w:id="48"/>
+    </w:p>
+    <w:p>
+      <w:pPr>
+        <w:pStyle w:val="text"/>
+        <w:rPr>
+          <w:noProof/>
+          <w:lang w:val="en-SK"/>
+        </w:rPr>
+      </w:pPr>
+      <w:r>
+        <w:rPr>
+          <w:noProof/>
+          <w:lang w:val="en-SK"/>
+        </w:rPr>
+        <w:t>Jedným z hlavných obmedzení projektu bola zvolená technológia Windows Forms. Hoci táto technológia umožňuje vytvárať stabilné desktopové aplikácie, jej použitie je viazané na operačný systém Windows. To znamená, že aplikácia nie je prenositeľná na iné platformy, ako sú macOS alebo Linux, čo môže predstavovať limit pri širšom nasadení systému.</w:t>
+      </w:r>
+    </w:p>
+    <w:p>
+      <w:pPr>
+        <w:pStyle w:val="text"/>
+        <w:rPr>
+          <w:noProof/>
+          <w:lang w:val="en-SK"/>
+        </w:rPr>
+      </w:pPr>
+      <w:r>
+        <w:rPr>
+          <w:noProof/>
+          <w:lang w:val="en-SK"/>
+        </w:rPr>
+        <w:t xml:space="preserve">Ďalším obmedzením bol časový rámec školského projektu. Vývoj aplikácie prebiehal popri ďalších školských povinnostiach, čo si vyžadovalo uprednostniť kľúčové funkcionality pred menej podstatnými rozšíreniami. Z tohto dôvodu neboli </w:t>
+      </w:r>
+      <w:r>
+        <w:rPr>
+          <w:noProof/>
+          <w:lang w:val="en-SK"/>
+        </w:rPr>
+        <w:lastRenderedPageBreak/>
+        <w:t>implementované niektoré pokročilejšie funkcie, ktoré by boli bežnou súčasťou komerčných pokladničných systémov.</w:t>
       </w:r>
     </w:p>
     <w:p>
@@ -9782,50 +9709,42 @@
           <w:noProof/>
         </w:rPr>
       </w:pPr>
-      <w:bookmarkStart w:id="50" w:name="_Toc221031848"/>
-      <w:r>
-        <w:t>Technické a časové obmedzenia projektu</w:t>
-      </w:r>
-      <w:bookmarkEnd w:id="50"/>
-    </w:p>
-    <w:p>
-      <w:pPr>
-        <w:pStyle w:val="text"/>
-        <w:rPr>
-          <w:noProof/>
-          <w:lang w:val="en-SK"/>
-        </w:rPr>
-      </w:pPr>
-      <w:r>
-        <w:rPr>
-          <w:noProof/>
-          <w:lang w:val="en-SK"/>
-        </w:rPr>
-        <w:t>Jedným z hlavných obmedzení projektu bola zvolená technológia Windows Forms. Hoci táto technológia umožňuje vytvárať stabilné desktopové aplikácie, jej použitie je viazané na operačný systém Windows. To znamená, že aplikácia nie je prenositeľná na iné platformy, ako sú macOS alebo Linux, čo môže predstavovať limit pri širšom nasadení systému.</w:t>
-      </w:r>
-    </w:p>
-    <w:p>
-      <w:pPr>
-        <w:pStyle w:val="text"/>
-        <w:rPr>
-          <w:noProof/>
-          <w:lang w:val="en-SK"/>
-        </w:rPr>
-      </w:pPr>
-      <w:r>
-        <w:rPr>
-          <w:noProof/>
-          <w:lang w:val="en-SK"/>
-        </w:rPr>
-        <w:t xml:space="preserve">Ďalším obmedzením bol časový rámec školského projektu. Vývoj aplikácie prebiehal popri ďalších školských povinnostiach, čo si vyžadovalo uprednostniť kľúčové funkcionality pred menej podstatnými rozšíreniami. Z tohto dôvodu neboli </w:t>
-      </w:r>
-      <w:r>
-        <w:rPr>
-          <w:noProof/>
-          <w:lang w:val="en-SK"/>
-        </w:rPr>
-        <w:lastRenderedPageBreak/>
-        <w:t>implementované niektoré pokročilejšie funkcie, ktoré by boli bežnou súčasťou komerčných pokladničných systémov.</w:t>
+      <w:bookmarkStart w:id="49" w:name="_Toc221457127"/>
+      <w:r>
+        <w:t>Neimplementované funkcie a ich dopad</w:t>
+      </w:r>
+      <w:bookmarkEnd w:id="49"/>
+    </w:p>
+    <w:p>
+      <w:pPr>
+        <w:pStyle w:val="text"/>
+        <w:rPr>
+          <w:noProof/>
+          <w:lang w:val="en-SK"/>
+        </w:rPr>
+      </w:pPr>
+      <w:r>
+        <w:rPr>
+          <w:noProof/>
+          <w:lang w:val="en-SK"/>
+        </w:rPr>
+        <w:t>V aktuálnej verzii systému nie je implementované ukladanie histórie bločkov do databázy ani prehľad štatistík predaja. Tieto funkcie by boli prínosné najmä z pohľadu manažérskeho prehľadu a kontroly predaja, avšak ich implementácia by si vyžadovala rozsiahlejšie zásahy do databázovej štruktúry a backendovej logiky.</w:t>
+      </w:r>
+    </w:p>
+    <w:p>
+      <w:pPr>
+        <w:pStyle w:val="text"/>
+        <w:rPr>
+          <w:noProof/>
+          <w:lang w:val="en-SK"/>
+        </w:rPr>
+      </w:pPr>
+      <w:r>
+        <w:rPr>
+          <w:noProof/>
+          <w:lang w:val="en-SK"/>
+        </w:rPr>
+        <w:t>Rovnako nie je implementovaný systém používateľských rolí alebo podrobnejšie prístupové práva. V prostredí malej prevádzky to nemusí predstavovať zásadný problém, avšak pri väčšom nasadení by bolo potrebné tieto mechanizmy doplniť. Ich absencia je dôsledkom zamerania projektu na základnú funkcionalitu a jednoduchosť riešenia.</w:t>
       </w:r>
     </w:p>
     <w:p>
@@ -9839,42 +9758,72 @@
           <w:noProof/>
         </w:rPr>
       </w:pPr>
-      <w:bookmarkStart w:id="51" w:name="_Toc221031849"/>
-      <w:r>
-        <w:t>Neimplementované funkcie a ich dopad</w:t>
-      </w:r>
-      <w:bookmarkEnd w:id="51"/>
-    </w:p>
-    <w:p>
-      <w:pPr>
-        <w:pStyle w:val="text"/>
-        <w:rPr>
-          <w:noProof/>
-          <w:lang w:val="en-SK"/>
-        </w:rPr>
-      </w:pPr>
-      <w:r>
-        <w:rPr>
-          <w:noProof/>
-          <w:lang w:val="en-SK"/>
-        </w:rPr>
-        <w:t>V aktuálnej verzii systému nie je implementované ukladanie histórie bločkov do databázy ani prehľad štatistík predaja. Tieto funkcie by boli prínosné najmä z pohľadu manažérskeho prehľadu a kontroly predaja, avšak ich implementácia by si vyžadovala rozsiahlejšie zásahy do databázovej štruktúry a backendovej logiky.</w:t>
-      </w:r>
-    </w:p>
-    <w:p>
-      <w:pPr>
-        <w:pStyle w:val="text"/>
-        <w:rPr>
-          <w:noProof/>
-          <w:lang w:val="en-SK"/>
-        </w:rPr>
-      </w:pPr>
-      <w:r>
-        <w:rPr>
-          <w:noProof/>
-          <w:lang w:val="en-SK"/>
-        </w:rPr>
-        <w:t>Rovnako nie je implementovaný systém používateľských rolí alebo podrobnejšie prístupové práva. V prostredí malej prevádzky to nemusí predstavovať zásadný problém, avšak pri väčšom nasadení by bolo potrebné tieto mechanizmy doplniť. Ich absencia je dôsledkom zamerania projektu na základnú funkcionalitu a jednoduchosť riešenia.</w:t>
+      <w:bookmarkStart w:id="50" w:name="_Toc221457128"/>
+      <w:r>
+        <w:t>Možnosti ďalšieho rozšírenia systému</w:t>
+      </w:r>
+      <w:bookmarkEnd w:id="50"/>
+    </w:p>
+    <w:p>
+      <w:pPr>
+        <w:pStyle w:val="text"/>
+        <w:rPr>
+          <w:noProof/>
+          <w:lang w:val="en-SK"/>
+        </w:rPr>
+      </w:pPr>
+      <w:r>
+        <w:rPr>
+          <w:noProof/>
+          <w:lang w:val="en-SK"/>
+        </w:rPr>
+        <w:t>Napriek uvedeným obmedzeniam je navrhnutý systém EPOS vhodným základom pre ďalšie rozširovanie. Jednou z najvýznamnejších možností je doplnenie modulu pre ukladanie a správu histórie bločkov, ktorý by umožnil spätnú kontrolu nákupov a jednoduchú archiváciu transakcií.</w:t>
+      </w:r>
+    </w:p>
+    <w:p>
+      <w:pPr>
+        <w:pStyle w:val="text"/>
+        <w:rPr>
+          <w:noProof/>
+          <w:lang w:val="en-SK"/>
+        </w:rPr>
+      </w:pPr>
+      <w:r>
+        <w:rPr>
+          <w:noProof/>
+          <w:lang w:val="en-SK"/>
+        </w:rPr>
+        <w:t>Ďalším možným rozšírením je implementácia štatistických prehľadov, ktoré by poskytovali informácie o predaji jednotlivých produktov, obrate alebo frekvencii nákupov. Takéto rozšírenie by posunulo systém z jednoduchého pokladničného nástroja smerom k manažérskemu informačnému systému.</w:t>
+      </w:r>
+      <w:r>
+        <w:rPr>
+          <w:noProof/>
+          <w:lang w:val="en-SK"/>
+        </w:rPr>
+        <w:t xml:space="preserve"> </w:t>
+      </w:r>
+      <w:r>
+        <w:rPr>
+          <w:noProof/>
+          <w:lang w:val="en-SK"/>
+        </w:rPr>
+        <w:t>(OECD, 2022)</w:t>
+      </w:r>
+    </w:p>
+    <w:p>
+      <w:pPr>
+        <w:pStyle w:val="text"/>
+        <w:rPr>
+          <w:noProof/>
+          <w:lang w:val="en-SK"/>
+        </w:rPr>
+      </w:pPr>
+      <w:r>
+        <w:rPr>
+          <w:noProof/>
+          <w:lang w:val="en-SK"/>
+        </w:rPr>
+        <w:t>Z technického hľadiska by bolo možné systém rozšíriť aj o podporu hardvérovej čítačky čiarových kódov, čím by sa zvýšila jeho praktická využiteľnosť v reálnej prevádzke. V dlhodobejšom horizonte by bolo možné zvážiť aj prechod na modernejšie technologické riešenie, ktoré by umožnilo multiplatformové nasadenie aplikácie.</w:t>
       </w:r>
     </w:p>
     <w:p>
@@ -9888,136 +9837,57 @@
           <w:noProof/>
         </w:rPr>
       </w:pPr>
-      <w:bookmarkStart w:id="52" w:name="_Toc221031850"/>
-      <w:r>
-        <w:t>Možnosti ďalšieho rozšírenia systému</w:t>
-      </w:r>
-      <w:bookmarkEnd w:id="52"/>
-    </w:p>
-    <w:p>
-      <w:pPr>
-        <w:pStyle w:val="text"/>
-        <w:rPr>
-          <w:noProof/>
-          <w:lang w:val="en-SK"/>
-        </w:rPr>
-      </w:pPr>
-      <w:r>
-        <w:rPr>
-          <w:noProof/>
-          <w:lang w:val="en-SK"/>
-        </w:rPr>
-        <w:t>Napriek uvedeným obmedzeniam je navrhnutý systém EPOS vhodným základom pre ďalšie rozširovanie. Jednou z najvýznamnejších možností je doplnenie modulu pre ukladanie a správu histórie bločkov, ktorý by umožnil spätnú kontrolu nákupov a jednoduchú archiváciu transakcií.</w:t>
-      </w:r>
-    </w:p>
-    <w:p>
-      <w:pPr>
-        <w:pStyle w:val="text"/>
-        <w:rPr>
-          <w:noProof/>
-          <w:lang w:val="en-SK"/>
-        </w:rPr>
-      </w:pPr>
-      <w:r>
-        <w:rPr>
-          <w:noProof/>
-          <w:lang w:val="en-SK"/>
-        </w:rPr>
-        <w:t>Ďalším možným rozšírením je implementácia štatistických prehľadov, ktoré by poskytovali informácie o predaji jednotlivých produktov, obrate alebo frekvencii nákupov. Takéto rozšírenie by posunulo systém z jednoduchého pokladničného nástroja smerom k manažérskemu informačnému systému.</w:t>
-      </w:r>
-      <w:r>
-        <w:rPr>
-          <w:noProof/>
-          <w:lang w:val="en-SK"/>
-        </w:rPr>
-        <w:t xml:space="preserve"> </w:t>
-      </w:r>
-      <w:r>
-        <w:rPr>
-          <w:noProof/>
-          <w:lang w:val="en-SK"/>
-        </w:rPr>
-        <w:t>(OECD, 2022)</w:t>
-      </w:r>
-    </w:p>
-    <w:p>
-      <w:pPr>
-        <w:pStyle w:val="text"/>
-        <w:rPr>
-          <w:noProof/>
-          <w:lang w:val="en-SK"/>
-        </w:rPr>
-      </w:pPr>
-      <w:r>
-        <w:rPr>
-          <w:noProof/>
-          <w:lang w:val="en-SK"/>
-        </w:rPr>
-        <w:t>Z technického hľadiska by bolo možné systém rozšíriť aj o podporu hardvérovej čítačky čiarových kódov, čím by sa zvýšila jeho praktická využiteľnosť v reálnej prevádzke. V dlhodobejšom horizonte by bolo možné zvážiť aj prechod na modernejšie technologické riešenie, ktoré by umožnilo multiplatformové nasadenie aplikácie.</w:t>
+      <w:bookmarkStart w:id="51" w:name="_Toc221457129"/>
+      <w:r>
+        <w:t>Celkové zhodnotenie kapitoly</w:t>
+      </w:r>
+      <w:bookmarkEnd w:id="51"/>
+    </w:p>
+    <w:p>
+      <w:pPr>
+        <w:pStyle w:val="text"/>
+        <w:rPr>
+          <w:noProof/>
+          <w:lang w:val="en-SK"/>
+        </w:rPr>
+      </w:pPr>
+      <w:r>
+        <w:rPr>
+          <w:noProof/>
+          <w:lang w:val="en-SK"/>
+        </w:rPr>
+        <w:t>Diskusia nad navrhnutým riešením ukazuje, že vytvorený systém EPOS spĺňa ciele stanovené v praktickej časti práce a zároveň poskytuje priestor na ďalší rozvoj. Projekt demonštruje, že aj v rámci školského zadania je možné vytvoriť funkčný a prakticky použiteľný systém, ktorý reflektuje reálne potreby používateľov.</w:t>
+      </w:r>
+    </w:p>
+    <w:p>
+      <w:pPr>
+        <w:pStyle w:val="text"/>
+        <w:rPr>
+          <w:noProof/>
+          <w:lang w:val="en-SK"/>
+        </w:rPr>
+      </w:pPr>
+      <w:r>
+        <w:rPr>
+          <w:noProof/>
+          <w:lang w:val="en-SK"/>
+        </w:rPr>
+        <w:br w:type="page"/>
       </w:r>
     </w:p>
     <w:p>
       <w:pPr>
         <w:pStyle w:val="Kapitola"/>
-        <w:numPr>
-          <w:ilvl w:val="1"/>
-          <w:numId w:val="3"/>
-        </w:numPr>
-        <w:rPr>
-          <w:noProof/>
-        </w:rPr>
-      </w:pPr>
-      <w:bookmarkStart w:id="53" w:name="_Toc221031851"/>
-      <w:r>
-        <w:t>Celkové zhodnotenie kapitoly</w:t>
-      </w:r>
-      <w:bookmarkEnd w:id="53"/>
-    </w:p>
-    <w:p>
-      <w:pPr>
-        <w:pStyle w:val="text"/>
-        <w:rPr>
-          <w:noProof/>
-          <w:lang w:val="en-SK"/>
-        </w:rPr>
-      </w:pPr>
-      <w:r>
-        <w:rPr>
-          <w:noProof/>
-          <w:lang w:val="en-SK"/>
-        </w:rPr>
-        <w:t>Diskusia nad navrhnutým riešením ukazuje, že vytvorený systém EPOS spĺňa ciele stanovené v praktickej časti práce a zároveň poskytuje priestor na ďalší rozvoj. Projekt demonštruje, že aj v rámci školského zadania je možné vytvoriť funkčný a prakticky použiteľný systém, ktorý reflektuje reálne potreby používateľov.</w:t>
-      </w:r>
-    </w:p>
-    <w:p>
-      <w:pPr>
-        <w:pStyle w:val="text"/>
-        <w:rPr>
-          <w:noProof/>
-          <w:lang w:val="en-SK"/>
-        </w:rPr>
-      </w:pPr>
-      <w:r>
-        <w:rPr>
-          <w:noProof/>
-          <w:lang w:val="en-SK"/>
-        </w:rPr>
-        <w:br w:type="page"/>
-      </w:r>
-    </w:p>
-    <w:p>
-      <w:pPr>
-        <w:pStyle w:val="Kapitola"/>
-        <w:rPr>
-          <w:noProof/>
-        </w:rPr>
-      </w:pPr>
-      <w:bookmarkStart w:id="54" w:name="_Toc221031852"/>
+        <w:rPr>
+          <w:noProof/>
+        </w:rPr>
+      </w:pPr>
+      <w:bookmarkStart w:id="52" w:name="_Toc221457130"/>
       <w:r>
         <w:lastRenderedPageBreak/>
         <w:t>PRAKTICKÉ VYUŽITIE APLIKÁCIE V REÁLNEJ PREVÁDZKE</w:t>
       </w:r>
-      <w:bookmarkEnd w:id="54"/>
+      <w:bookmarkEnd w:id="52"/>
     </w:p>
     <w:p>
       <w:pPr>
@@ -10138,7 +10008,7 @@
           <w:noProof/>
         </w:rPr>
       </w:pPr>
-      <w:bookmarkStart w:id="55" w:name="_Toc221031853"/>
+      <w:bookmarkStart w:id="53" w:name="_Toc221457131"/>
       <w:r>
         <w:rPr>
           <w:caps w:val="0"/>
@@ -10147,7 +10017,7 @@
         <w:lastRenderedPageBreak/>
         <w:t>ZÁVERY PRÁCE</w:t>
       </w:r>
-      <w:bookmarkEnd w:id="55"/>
+      <w:bookmarkEnd w:id="53"/>
     </w:p>
     <w:p>
       <w:pPr>
@@ -10221,7 +10091,7 @@
           <w:noProof/>
         </w:rPr>
       </w:pPr>
-      <w:bookmarkStart w:id="56" w:name="_Toc221031854"/>
+      <w:bookmarkStart w:id="54" w:name="_Toc221457132"/>
       <w:r>
         <w:rPr>
           <w:caps w:val="0"/>
@@ -10230,7 +10100,7 @@
         <w:lastRenderedPageBreak/>
         <w:t>ZHRNUTIE</w:t>
       </w:r>
-      <w:bookmarkEnd w:id="56"/>
+      <w:bookmarkEnd w:id="54"/>
     </w:p>
     <w:p>
       <w:pPr>
@@ -10308,7 +10178,7 @@
           <w:noProof/>
         </w:rPr>
       </w:pPr>
-      <w:bookmarkStart w:id="57" w:name="_Toc221031855"/>
+      <w:bookmarkStart w:id="55" w:name="_Toc221457133"/>
       <w:r>
         <w:rPr>
           <w:caps w:val="0"/>
@@ -10317,29 +10187,101 @@
         <w:lastRenderedPageBreak/>
         <w:t>ZOZNAM POUŽITEJ LITERATÚRY</w:t>
       </w:r>
-      <w:bookmarkEnd w:id="57"/>
+      <w:bookmarkEnd w:id="55"/>
     </w:p>
     <w:p>
       <w:pPr>
         <w:pStyle w:val="text"/>
         <w:ind w:firstLine="0"/>
         <w:jc w:val="left"/>
-        <w:rPr>
-          <w:noProof/>
-        </w:rPr>
-      </w:pPr>
-      <w:r>
-        <w:rPr>
-          <w:noProof/>
-        </w:rPr>
-        <w:t>[1]</w:t>
-      </w:r>
-      <w:r>
-        <w:rPr>
-          <w:noProof/>
-        </w:rPr>
+      </w:pPr>
+    </w:p>
+    <w:p>
+      <w:pPr>
+        <w:pStyle w:val="text"/>
+        <w:ind w:firstLine="0"/>
+        <w:jc w:val="left"/>
+      </w:pPr>
+      <w:r>
+        <w:t xml:space="preserve">IBM, 2023. </w:t>
+      </w:r>
+      <w:proofErr w:type="spellStart"/>
+      <w:r>
+        <w:t>What</w:t>
+      </w:r>
+      <w:proofErr w:type="spellEnd"/>
+      <w:r>
         <w:t xml:space="preserve"> </w:t>
       </w:r>
+      <w:proofErr w:type="spellStart"/>
+      <w:r>
+        <w:t>is</w:t>
+      </w:r>
+      <w:proofErr w:type="spellEnd"/>
+      <w:r>
+        <w:t xml:space="preserve"> a web </w:t>
+      </w:r>
+      <w:proofErr w:type="spellStart"/>
+      <w:r>
+        <w:t>application</w:t>
+      </w:r>
+      <w:proofErr w:type="spellEnd"/>
+      <w:r>
+        <w:t xml:space="preserve">? [online]. IBM </w:t>
+      </w:r>
+      <w:proofErr w:type="spellStart"/>
+      <w:r>
+        <w:t>Cloud</w:t>
+      </w:r>
+      <w:proofErr w:type="spellEnd"/>
+      <w:r>
+        <w:t xml:space="preserve"> </w:t>
+      </w:r>
+      <w:proofErr w:type="spellStart"/>
+      <w:r>
+        <w:t>Education</w:t>
+      </w:r>
+      <w:proofErr w:type="spellEnd"/>
+      <w:r>
+        <w:t xml:space="preserve">. [cit. 2025-03-16]. Dostupné na: </w:t>
+      </w:r>
+      <w:hyperlink r:id="rId11" w:history="1">
+        <w:r>
+          <w:rPr>
+            <w:rStyle w:val="Hyperlink"/>
+          </w:rPr>
+          <w:t>https://www.ibm.com/topics/web-application</w:t>
+        </w:r>
+      </w:hyperlink>
+    </w:p>
+    <w:p>
+      <w:pPr>
+        <w:pStyle w:val="text"/>
+        <w:ind w:firstLine="0"/>
+        <w:jc w:val="left"/>
+      </w:pPr>
+      <w:r>
+        <w:rPr>
+          <w:noProof/>
+        </w:rPr>
+        <w:t xml:space="preserve">INTERACTION DESIGN FOUNDATION, n. d. User Requirements Analysis. [online]. [cit. 2025-03-16]. Dostupné na: </w:t>
+      </w:r>
+      <w:hyperlink r:id="rId12" w:history="1">
+        <w:r>
+          <w:rPr>
+            <w:rStyle w:val="Hyperlink"/>
+            <w:noProof/>
+          </w:rPr>
+          <w:t>https://www.interaction-design.org/literature/topics/user-requirements</w:t>
+        </w:r>
+      </w:hyperlink>
+    </w:p>
+    <w:p>
+      <w:pPr>
+        <w:pStyle w:val="text"/>
+        <w:ind w:firstLine="0"/>
+        <w:jc w:val="left"/>
+      </w:pPr>
       <w:r>
         <w:t xml:space="preserve">LAUDON, </w:t>
       </w:r>
@@ -10434,7 +10376,7 @@
       <w:r>
         <w:t xml:space="preserve">Dostupné na: </w:t>
       </w:r>
-      <w:hyperlink r:id="rId11" w:history="1">
+      <w:hyperlink r:id="rId13" w:history="1">
         <w:r>
           <w:rPr>
             <w:rStyle w:val="Hyperlink"/>
@@ -10448,95 +10390,63 @@
         <w:pStyle w:val="text"/>
         <w:ind w:firstLine="0"/>
         <w:jc w:val="left"/>
-        <w:rPr>
-          <w:noProof/>
-        </w:rPr>
-      </w:pPr>
-      <w:r>
-        <w:rPr>
-          <w:noProof/>
-        </w:rPr>
-        <w:t>[2]</w:t>
-      </w:r>
-      <w:r>
-        <w:rPr>
-          <w:noProof/>
+      </w:pPr>
+      <w:r>
+        <w:t xml:space="preserve">Microsoft, 2023. </w:t>
+      </w:r>
+      <w:proofErr w:type="spellStart"/>
+      <w:r>
+        <w:rPr>
+          <w:rStyle w:val="Emphasis"/>
+        </w:rPr>
+        <w:t>Application</w:t>
+      </w:r>
+      <w:proofErr w:type="spellEnd"/>
+      <w:r>
+        <w:rPr>
+          <w:rStyle w:val="Emphasis"/>
         </w:rPr>
         <w:t xml:space="preserve"> </w:t>
       </w:r>
-      <w:r>
-        <w:t>IBM</w:t>
-      </w:r>
-      <w:r>
-        <w:t>, 2023.</w:t>
-      </w:r>
-      <w:r>
+      <w:proofErr w:type="spellStart"/>
+      <w:r>
+        <w:rPr>
+          <w:rStyle w:val="Emphasis"/>
+        </w:rPr>
+        <w:t>architecture</w:t>
+      </w:r>
+      <w:proofErr w:type="spellEnd"/>
+      <w:r>
+        <w:rPr>
+          <w:rStyle w:val="Emphasis"/>
+        </w:rPr>
         <w:t xml:space="preserve"> </w:t>
       </w:r>
       <w:proofErr w:type="spellStart"/>
       <w:r>
-        <w:t>What</w:t>
+        <w:rPr>
+          <w:rStyle w:val="Emphasis"/>
+        </w:rPr>
+        <w:t>fundamentals</w:t>
       </w:r>
       <w:proofErr w:type="spellEnd"/>
       <w:r>
-        <w:t xml:space="preserve"> </w:t>
+        <w:t xml:space="preserve"> [online]. Microsoft </w:t>
       </w:r>
       <w:proofErr w:type="spellStart"/>
       <w:r>
-        <w:t>is</w:t>
+        <w:t>Learn</w:t>
       </w:r>
       <w:proofErr w:type="spellEnd"/>
       <w:r>
-        <w:t xml:space="preserve"> a web </w:t>
-      </w:r>
-      <w:proofErr w:type="spellStart"/>
-      <w:r>
-        <w:t>application</w:t>
-      </w:r>
-      <w:proofErr w:type="spellEnd"/>
-      <w:r>
-        <w:t>?</w:t>
-      </w:r>
-      <w:r>
-        <w:t xml:space="preserve"> </w:t>
-      </w:r>
-      <w:r>
-        <w:t xml:space="preserve">[online]. IBM </w:t>
-      </w:r>
-      <w:proofErr w:type="spellStart"/>
-      <w:r>
-        <w:t>Cloud</w:t>
-      </w:r>
-      <w:proofErr w:type="spellEnd"/>
-      <w:r>
-        <w:t xml:space="preserve"> </w:t>
-      </w:r>
-      <w:proofErr w:type="spellStart"/>
-      <w:r>
-        <w:t>Education</w:t>
-      </w:r>
-      <w:proofErr w:type="spellEnd"/>
-      <w:r>
-        <w:t>.</w:t>
-      </w:r>
-      <w:r>
-        <w:t xml:space="preserve"> </w:t>
-      </w:r>
-      <w:r>
-        <w:t>[cit. 2025-03-16].</w:t>
-      </w:r>
-      <w:r>
-        <w:t xml:space="preserve"> </w:t>
-      </w:r>
-      <w:r>
-        <w:t xml:space="preserve">Dostupné na: </w:t>
-      </w:r>
-      <w:hyperlink r:id="rId12" w:history="1">
+        <w:t xml:space="preserve">. [cit. 2026-01-22]. Dostupné na: </w:t>
+      </w:r>
+      <w:hyperlink r:id="rId14" w:tgtFrame="_new" w:history="1">
         <w:r>
           <w:rPr>
             <w:rStyle w:val="Hyperlink"/>
           </w:rPr>
-          <w:t>https://www.ibm.com/topics/web-application</w:t>
+          <w:t>https://learn.microsoft.com/en-us/azure/architecture/guide/</w:t>
         </w:r>
       </w:hyperlink>
     </w:p>
@@ -10545,42 +10455,101 @@
         <w:pStyle w:val="text"/>
         <w:ind w:firstLine="0"/>
         <w:jc w:val="left"/>
-        <w:rPr>
-          <w:noProof/>
-        </w:rPr>
-      </w:pPr>
-      <w:r>
-        <w:rPr>
-          <w:noProof/>
-        </w:rPr>
-        <w:t>[3]</w:t>
-      </w:r>
-      <w:r>
-        <w:rPr>
-          <w:noProof/>
-        </w:rPr>
+      </w:pPr>
+      <w:r>
+        <w:t xml:space="preserve">Microsoft, 2023. </w:t>
+      </w:r>
+      <w:r>
+        <w:rPr>
+          <w:rStyle w:val="Emphasis"/>
+        </w:rPr>
+        <w:t xml:space="preserve">Windows </w:t>
+      </w:r>
+      <w:proofErr w:type="spellStart"/>
+      <w:r>
+        <w:rPr>
+          <w:rStyle w:val="Emphasis"/>
+        </w:rPr>
+        <w:t>app</w:t>
+      </w:r>
+      <w:proofErr w:type="spellEnd"/>
+      <w:r>
+        <w:rPr>
+          <w:rStyle w:val="Emphasis"/>
+        </w:rPr>
+        <w:t xml:space="preserve"> design </w:t>
+      </w:r>
+      <w:proofErr w:type="spellStart"/>
+      <w:r>
+        <w:rPr>
+          <w:rStyle w:val="Emphasis"/>
+        </w:rPr>
+        <w:t>principles</w:t>
+      </w:r>
+      <w:proofErr w:type="spellEnd"/>
+      <w:r>
+        <w:t xml:space="preserve"> [online]. Microsoft </w:t>
+      </w:r>
+      <w:proofErr w:type="spellStart"/>
+      <w:r>
+        <w:t>Learn</w:t>
+      </w:r>
+      <w:proofErr w:type="spellEnd"/>
+      <w:r>
+        <w:t xml:space="preserve">. [cit. 2026-01-22]. Dostupné na: </w:t>
+      </w:r>
+      <w:hyperlink r:id="rId15" w:tgtFrame="_new" w:history="1">
+        <w:r>
+          <w:rPr>
+            <w:rStyle w:val="Hyperlink"/>
+          </w:rPr>
+          <w:t>https://learn.microsoft.com/en-us/windows/apps/design/</w:t>
+        </w:r>
+      </w:hyperlink>
+    </w:p>
+    <w:p>
+      <w:pPr>
+        <w:pStyle w:val="text"/>
+        <w:ind w:firstLine="0"/>
+        <w:jc w:val="left"/>
+        <w:rPr>
+          <w:noProof/>
+        </w:rPr>
+      </w:pPr>
+      <w:r>
+        <w:t>MICROSOFT</w:t>
+      </w:r>
+      <w:r>
+        <w:t>, 2024.</w:t>
+      </w:r>
+      <w:r>
+        <w:t xml:space="preserve"> Windows </w:t>
+      </w:r>
+      <w:proofErr w:type="spellStart"/>
+      <w:r>
+        <w:t>Forms</w:t>
+      </w:r>
+      <w:proofErr w:type="spellEnd"/>
+      <w:r>
         <w:t xml:space="preserve"> </w:t>
       </w:r>
-      <w:r>
-        <w:t>MICROSOFT</w:t>
-      </w:r>
-      <w:r>
-        <w:t>, 2024.</w:t>
-      </w:r>
-      <w:r>
-        <w:t xml:space="preserve"> Windows </w:t>
-      </w:r>
       <w:proofErr w:type="spellStart"/>
       <w:r>
-        <w:t>Forms</w:t>
+        <w:t>overview</w:t>
       </w:r>
       <w:proofErr w:type="spellEnd"/>
       <w:r>
+        <w:t>.</w:t>
+      </w:r>
+      <w:r>
         <w:t xml:space="preserve"> </w:t>
       </w:r>
+      <w:r>
+        <w:t xml:space="preserve">[online]. Microsoft </w:t>
+      </w:r>
       <w:proofErr w:type="spellStart"/>
       <w:r>
-        <w:t>overview</w:t>
+        <w:t>Learn</w:t>
       </w:r>
       <w:proofErr w:type="spellEnd"/>
       <w:r>
@@ -10590,29 +10559,15 @@
         <w:t xml:space="preserve"> </w:t>
       </w:r>
       <w:r>
-        <w:t xml:space="preserve">[online]. Microsoft </w:t>
-      </w:r>
-      <w:proofErr w:type="spellStart"/>
-      <w:r>
-        <w:t>Learn</w:t>
-      </w:r>
-      <w:proofErr w:type="spellEnd"/>
-      <w:r>
-        <w:t>.</w:t>
+        <w:t>[cit. 2025-03-16].</w:t>
       </w:r>
       <w:r>
         <w:t xml:space="preserve"> </w:t>
       </w:r>
       <w:r>
-        <w:t>[cit. 2025-03-16].</w:t>
-      </w:r>
-      <w:r>
-        <w:t xml:space="preserve"> </w:t>
-      </w:r>
-      <w:r>
         <w:t xml:space="preserve">Dostupné na: </w:t>
       </w:r>
-      <w:hyperlink r:id="rId13" w:tgtFrame="_new" w:history="1">
+      <w:hyperlink r:id="rId16" w:tgtFrame="_new" w:history="1">
         <w:r>
           <w:rPr>
             <w:rStyle w:val="Hyperlink"/>
@@ -10632,17 +10587,14 @@
         <w:pStyle w:val="text"/>
         <w:ind w:firstLine="0"/>
         <w:jc w:val="left"/>
-        <w:rPr>
-          <w:noProof/>
-        </w:rPr>
-      </w:pPr>
-      <w:r>
-        <w:rPr>
-          <w:noProof/>
-        </w:rPr>
-        <w:t xml:space="preserve">[4] NIELSEN NORMAN GROUP, 2020. Usability 101: Introduction to Usability. [online]. [cit. 2025-03-16]. Dostupné na: </w:t>
-      </w:r>
-      <w:hyperlink r:id="rId14" w:history="1">
+      </w:pPr>
+      <w:r>
+        <w:rPr>
+          <w:noProof/>
+        </w:rPr>
+        <w:t xml:space="preserve">NIELSEN NORMAN GROUP, 2020. Usability 101: Introduction to Usability. [online]. [cit. 2025-03-16]. Dostupné na: </w:t>
+      </w:r>
+      <w:hyperlink r:id="rId17" w:history="1">
         <w:r>
           <w:rPr>
             <w:rStyle w:val="Hyperlink"/>
@@ -10659,101 +10611,93 @@
         <w:jc w:val="left"/>
       </w:pPr>
       <w:r>
-        <w:rPr>
-          <w:noProof/>
-        </w:rPr>
-        <w:t xml:space="preserve">[5] INTERACTION DESIGN FOUNDATION, n. d. User Requirements Analysis. [online]. [cit. 2025-03-16]. Dostupné na: </w:t>
-      </w:r>
-      <w:hyperlink r:id="rId15" w:history="1">
-        <w:r>
-          <w:rPr>
-            <w:rStyle w:val="Hyperlink"/>
-            <w:noProof/>
-          </w:rPr>
-          <w:t>https://www.interaction-design.org/literature/topics/user-requirements</w:t>
-        </w:r>
-      </w:hyperlink>
-    </w:p>
-    <w:p>
-      <w:pPr>
-        <w:pStyle w:val="text"/>
-        <w:ind w:firstLine="0"/>
-        <w:jc w:val="left"/>
-      </w:pPr>
-      <w:r>
-        <w:rPr>
-          <w:noProof/>
-        </w:rPr>
-        <w:t>[</w:t>
-      </w:r>
-      <w:r>
-        <w:rPr>
-          <w:noProof/>
-        </w:rPr>
-        <w:t>6</w:t>
-      </w:r>
-      <w:r>
-        <w:rPr>
-          <w:noProof/>
-        </w:rPr>
-        <w:t xml:space="preserve">] </w:t>
-      </w:r>
-      <w:r>
-        <w:t xml:space="preserve">Microsoft, 2023. </w:t>
+        <w:t xml:space="preserve">OECD, 2022. </w:t>
       </w:r>
       <w:proofErr w:type="spellStart"/>
       <w:r>
         <w:rPr>
           <w:rStyle w:val="Emphasis"/>
         </w:rPr>
-        <w:t>Application</w:t>
+        <w:t>Digitalisation</w:t>
       </w:r>
       <w:proofErr w:type="spellEnd"/>
       <w:r>
         <w:rPr>
           <w:rStyle w:val="Emphasis"/>
         </w:rPr>
+        <w:t xml:space="preserve"> and </w:t>
+      </w:r>
+      <w:proofErr w:type="spellStart"/>
+      <w:r>
+        <w:rPr>
+          <w:rStyle w:val="Emphasis"/>
+        </w:rPr>
+        <w:t>productivity</w:t>
+      </w:r>
+      <w:proofErr w:type="spellEnd"/>
+      <w:r>
+        <w:rPr>
+          <w:rStyle w:val="Emphasis"/>
+        </w:rPr>
+        <w:t xml:space="preserve"> in </w:t>
+      </w:r>
+      <w:proofErr w:type="spellStart"/>
+      <w:r>
+        <w:rPr>
+          <w:rStyle w:val="Emphasis"/>
+        </w:rPr>
+        <w:t>retail</w:t>
+      </w:r>
+      <w:proofErr w:type="spellEnd"/>
+      <w:r>
+        <w:t xml:space="preserve"> [online]. </w:t>
+      </w:r>
+      <w:proofErr w:type="spellStart"/>
+      <w:r>
+        <w:t>Organisation</w:t>
+      </w:r>
+      <w:proofErr w:type="spellEnd"/>
+      <w:r>
         <w:t xml:space="preserve"> </w:t>
       </w:r>
       <w:proofErr w:type="spellStart"/>
       <w:r>
-        <w:rPr>
-          <w:rStyle w:val="Emphasis"/>
-        </w:rPr>
-        <w:t>architecture</w:t>
+        <w:t>for</w:t>
       </w:r>
       <w:proofErr w:type="spellEnd"/>
       <w:r>
-        <w:rPr>
-          <w:rStyle w:val="Emphasis"/>
-        </w:rPr>
         <w:t xml:space="preserve"> </w:t>
       </w:r>
       <w:proofErr w:type="spellStart"/>
       <w:r>
-        <w:rPr>
-          <w:rStyle w:val="Emphasis"/>
-        </w:rPr>
-        <w:t>fundamentals</w:t>
+        <w:t>Economic</w:t>
       </w:r>
       <w:proofErr w:type="spellEnd"/>
       <w:r>
-        <w:t xml:space="preserve"> [online]. Microsoft </w:t>
+        <w:t xml:space="preserve"> </w:t>
       </w:r>
       <w:proofErr w:type="spellStart"/>
       <w:r>
-        <w:t>Learn</w:t>
+        <w:t>Co-operation</w:t>
       </w:r>
       <w:proofErr w:type="spellEnd"/>
       <w:r>
+        <w:t xml:space="preserve"> and </w:t>
+      </w:r>
+      <w:proofErr w:type="spellStart"/>
+      <w:r>
+        <w:t>Development</w:t>
+      </w:r>
+      <w:proofErr w:type="spellEnd"/>
+      <w:r>
         <w:t xml:space="preserve">. [cit. 2026-01-22]. Dostupné na: </w:t>
       </w:r>
-      <w:hyperlink r:id="rId16" w:tgtFrame="_new" w:history="1">
+      <w:hyperlink r:id="rId18" w:history="1">
         <w:r>
           <w:rPr>
             <w:rStyle w:val="Hyperlink"/>
           </w:rPr>
-          <w:t>https://learn.microsoft.com/en-us/azure/architecture/guide/</w:t>
+          <w:t>https://www.oecd.org/industry/retail</w:t>
         </w:r>
       </w:hyperlink>
     </w:p>
@@ -10764,32 +10708,14 @@
         <w:jc w:val="left"/>
       </w:pPr>
       <w:r>
-        <w:rPr>
-          <w:noProof/>
-        </w:rPr>
-        <w:t>[</w:t>
-      </w:r>
-      <w:r>
-        <w:rPr>
-          <w:noProof/>
-        </w:rPr>
-        <w:t>7</w:t>
-      </w:r>
-      <w:r>
-        <w:rPr>
-          <w:noProof/>
-        </w:rPr>
-        <w:t xml:space="preserve">] </w:t>
-      </w:r>
-      <w:r>
-        <w:t xml:space="preserve">Usability.gov, 2022. </w:t>
+        <w:t xml:space="preserve">Oracle, 2023. </w:t>
       </w:r>
       <w:proofErr w:type="spellStart"/>
       <w:r>
         <w:rPr>
           <w:rStyle w:val="Emphasis"/>
         </w:rPr>
-        <w:t>Usability</w:t>
+        <w:t>What</w:t>
       </w:r>
       <w:proofErr w:type="spellEnd"/>
       <w:r>
@@ -10803,191 +10729,47 @@
         <w:rPr>
           <w:rStyle w:val="Emphasis"/>
         </w:rPr>
-        <w:t>testing</w:t>
+        <w:t>is</w:t>
       </w:r>
       <w:proofErr w:type="spellEnd"/>
       <w:r>
-        <w:t xml:space="preserve"> [online]. U.S. Department of Health and </w:t>
+        <w:rPr>
+          <w:rStyle w:val="Emphasis"/>
+        </w:rPr>
+        <w:t xml:space="preserve"> a </w:t>
       </w:r>
       <w:proofErr w:type="spellStart"/>
       <w:r>
-        <w:t>Human</w:t>
+        <w:rPr>
+          <w:rStyle w:val="Emphasis"/>
+        </w:rPr>
+        <w:t>relational</w:t>
       </w:r>
       <w:proofErr w:type="spellEnd"/>
       <w:r>
+        <w:rPr>
+          <w:rStyle w:val="Emphasis"/>
+        </w:rPr>
         <w:t xml:space="preserve"> </w:t>
       </w:r>
       <w:proofErr w:type="spellStart"/>
       <w:r>
-        <w:t>Services</w:t>
+        <w:rPr>
+          <w:rStyle w:val="Emphasis"/>
+        </w:rPr>
+        <w:t>database</w:t>
       </w:r>
       <w:proofErr w:type="spellEnd"/>
       <w:r>
-        <w:t>. [cit. 2026-01-22]. Dostupné na: https://www.usability.gov/how-to-and-tools/methods/usability-testing.html</w:t>
-      </w:r>
-    </w:p>
-    <w:p>
-      <w:pPr>
-        <w:pStyle w:val="text"/>
-        <w:ind w:firstLine="0"/>
-        <w:jc w:val="left"/>
-      </w:pPr>
-      <w:r>
-        <w:rPr>
-          <w:noProof/>
-        </w:rPr>
-        <w:t>[</w:t>
-      </w:r>
-      <w:r>
-        <w:rPr>
-          <w:noProof/>
-        </w:rPr>
-        <w:t>8</w:t>
-      </w:r>
-      <w:r>
-        <w:rPr>
-          <w:noProof/>
-        </w:rPr>
-        <w:t xml:space="preserve">] </w:t>
-      </w:r>
-      <w:r>
-        <w:t xml:space="preserve">Microsoft, 2023. </w:t>
-      </w:r>
-      <w:r>
         <w:rPr>
           <w:rStyle w:val="Emphasis"/>
         </w:rPr>
-        <w:t xml:space="preserve">Windows </w:t>
-      </w:r>
-      <w:proofErr w:type="spellStart"/>
-      <w:r>
-        <w:rPr>
-          <w:rStyle w:val="Emphasis"/>
-        </w:rPr>
-        <w:t>app</w:t>
-      </w:r>
-      <w:proofErr w:type="spellEnd"/>
-      <w:r>
-        <w:rPr>
-          <w:rStyle w:val="Emphasis"/>
-        </w:rPr>
-        <w:t xml:space="preserve"> design </w:t>
-      </w:r>
-      <w:proofErr w:type="spellStart"/>
-      <w:r>
-        <w:rPr>
-          <w:rStyle w:val="Emphasis"/>
-        </w:rPr>
-        <w:t>principles</w:t>
-      </w:r>
-      <w:proofErr w:type="spellEnd"/>
-      <w:r>
-        <w:t xml:space="preserve"> [online]. Microsoft </w:t>
-      </w:r>
-      <w:proofErr w:type="spellStart"/>
-      <w:r>
-        <w:t>Learn</w:t>
-      </w:r>
-      <w:proofErr w:type="spellEnd"/>
-      <w:r>
-        <w:t xml:space="preserve">. [cit. 2026-01-22]. Dostupné na: </w:t>
-      </w:r>
-      <w:hyperlink r:id="rId17" w:tgtFrame="_new" w:history="1">
-        <w:r>
-          <w:rPr>
-            <w:rStyle w:val="Hyperlink"/>
-          </w:rPr>
-          <w:t>https://learn.microsoft.com/en-us/windows/apps/design/</w:t>
-        </w:r>
-      </w:hyperlink>
-    </w:p>
-    <w:p>
-      <w:pPr>
-        <w:pStyle w:val="text"/>
-        <w:ind w:firstLine="0"/>
-        <w:jc w:val="left"/>
-      </w:pPr>
-      <w:r>
-        <w:rPr>
-          <w:noProof/>
-        </w:rPr>
-        <w:t>[</w:t>
-      </w:r>
-      <w:r>
-        <w:rPr>
-          <w:noProof/>
-        </w:rPr>
-        <w:t>9</w:t>
-      </w:r>
-      <w:r>
-        <w:rPr>
-          <w:noProof/>
-        </w:rPr>
-        <w:t xml:space="preserve">] </w:t>
-      </w:r>
-      <w:r>
-        <w:t xml:space="preserve">Oracle, 2023. </w:t>
-      </w:r>
-      <w:proofErr w:type="spellStart"/>
-      <w:r>
-        <w:rPr>
-          <w:rStyle w:val="Emphasis"/>
-        </w:rPr>
-        <w:t>What</w:t>
-      </w:r>
-      <w:proofErr w:type="spellEnd"/>
-      <w:r>
-        <w:rPr>
-          <w:rStyle w:val="Emphasis"/>
-        </w:rPr>
-        <w:t xml:space="preserve"> </w:t>
-      </w:r>
-      <w:proofErr w:type="spellStart"/>
-      <w:r>
-        <w:rPr>
-          <w:rStyle w:val="Emphasis"/>
-        </w:rPr>
-        <w:t>is</w:t>
-      </w:r>
-      <w:proofErr w:type="spellEnd"/>
-      <w:r>
-        <w:rPr>
-          <w:rStyle w:val="Emphasis"/>
-        </w:rPr>
-        <w:t xml:space="preserve"> a </w:t>
-      </w:r>
-      <w:proofErr w:type="spellStart"/>
-      <w:r>
-        <w:rPr>
-          <w:rStyle w:val="Emphasis"/>
-        </w:rPr>
-        <w:t>relational</w:t>
-      </w:r>
-      <w:proofErr w:type="spellEnd"/>
-      <w:r>
-        <w:rPr>
-          <w:rStyle w:val="Emphasis"/>
-        </w:rPr>
-        <w:t xml:space="preserve"> </w:t>
-      </w:r>
-      <w:proofErr w:type="spellStart"/>
-      <w:r>
-        <w:rPr>
-          <w:rStyle w:val="Emphasis"/>
-        </w:rPr>
-        <w:t>database</w:t>
-      </w:r>
-      <w:proofErr w:type="spellEnd"/>
-      <w:r>
-        <w:rPr>
-          <w:rStyle w:val="Emphasis"/>
-        </w:rPr>
         <w:t>?</w:t>
       </w:r>
       <w:r>
         <w:t xml:space="preserve"> [online]. Oracle. [cit. 2026-01-22]. Dostupné na: </w:t>
       </w:r>
-      <w:hyperlink r:id="rId18" w:tgtFrame="_new" w:history="1">
+      <w:hyperlink r:id="rId19" w:tgtFrame="_new" w:history="1">
         <w:r>
           <w:rPr>
             <w:rStyle w:val="Hyperlink"/>
@@ -11001,275 +10783,226 @@
         <w:pStyle w:val="text"/>
         <w:ind w:firstLine="0"/>
         <w:jc w:val="left"/>
+      </w:pPr>
+      <w:r>
+        <w:t xml:space="preserve">Usability.gov, 2022. </w:t>
+      </w:r>
+      <w:proofErr w:type="spellStart"/>
+      <w:r>
+        <w:rPr>
+          <w:rStyle w:val="Emphasis"/>
+        </w:rPr>
+        <w:t>Usability</w:t>
+      </w:r>
+      <w:proofErr w:type="spellEnd"/>
+      <w:r>
+        <w:rPr>
+          <w:rStyle w:val="Emphasis"/>
+        </w:rPr>
+        <w:t xml:space="preserve"> </w:t>
+      </w:r>
+      <w:proofErr w:type="spellStart"/>
+      <w:r>
+        <w:rPr>
+          <w:rStyle w:val="Emphasis"/>
+        </w:rPr>
+        <w:t>testing</w:t>
+      </w:r>
+      <w:proofErr w:type="spellEnd"/>
+      <w:r>
+        <w:t xml:space="preserve"> [online]. U.S. Department of Health and </w:t>
+      </w:r>
+      <w:proofErr w:type="spellStart"/>
+      <w:r>
+        <w:t>Human</w:t>
+      </w:r>
+      <w:proofErr w:type="spellEnd"/>
+      <w:r>
+        <w:t xml:space="preserve"> </w:t>
+      </w:r>
+      <w:proofErr w:type="spellStart"/>
+      <w:r>
+        <w:t>Services</w:t>
+      </w:r>
+      <w:proofErr w:type="spellEnd"/>
+      <w:r>
+        <w:t xml:space="preserve">. [cit. 2026-01-22]. Dostupné na: </w:t>
+      </w:r>
+      <w:hyperlink r:id="rId20" w:history="1">
+        <w:r>
+          <w:rPr>
+            <w:rStyle w:val="Hyperlink"/>
+          </w:rPr>
+          <w:t>https://www.usability.gov/how-to-and-tools/methods/usability-testing.html</w:t>
+        </w:r>
+      </w:hyperlink>
+    </w:p>
+    <w:p>
+      <w:pPr>
+        <w:pStyle w:val="text"/>
+        <w:ind w:firstLine="0"/>
+        <w:jc w:val="left"/>
+      </w:pPr>
+    </w:p>
+    <w:p>
+      <w:pPr>
+        <w:rPr>
+          <w:rFonts w:ascii="Times New Roman" w:hAnsi="Times New Roman"/>
+          <w:noProof/>
+          <w:sz w:val="24"/>
+        </w:rPr>
+      </w:pPr>
+    </w:p>
+    <w:p>
+      <w:pPr>
+        <w:pStyle w:val="text"/>
+        <w:ind w:firstLine="0"/>
+        <w:rPr>
+          <w:noProof/>
+        </w:rPr>
+      </w:pPr>
+    </w:p>
+    <w:p>
+      <w:pPr>
+        <w:pStyle w:val="text"/>
+        <w:ind w:firstLine="0"/>
+        <w:rPr>
+          <w:noProof/>
+        </w:rPr>
+      </w:pPr>
+    </w:p>
+    <w:p>
+      <w:pPr>
+        <w:pStyle w:val="text"/>
+        <w:ind w:firstLine="0"/>
+        <w:rPr>
+          <w:noProof/>
+        </w:rPr>
+      </w:pPr>
+    </w:p>
+    <w:p>
+      <w:pPr>
+        <w:pStyle w:val="text"/>
+        <w:ind w:firstLine="0"/>
+        <w:rPr>
+          <w:noProof/>
+        </w:rPr>
+      </w:pPr>
+    </w:p>
+    <w:p>
+      <w:pPr>
+        <w:pStyle w:val="text"/>
+        <w:ind w:firstLine="0"/>
+        <w:rPr>
+          <w:noProof/>
+        </w:rPr>
+      </w:pPr>
+    </w:p>
+    <w:p>
+      <w:pPr>
+        <w:pStyle w:val="text"/>
+        <w:ind w:firstLine="0"/>
+        <w:rPr>
+          <w:noProof/>
+        </w:rPr>
+      </w:pPr>
+    </w:p>
+    <w:p>
+      <w:pPr>
+        <w:pStyle w:val="text"/>
+        <w:ind w:firstLine="0"/>
+        <w:rPr>
+          <w:noProof/>
+        </w:rPr>
+      </w:pPr>
+    </w:p>
+    <w:p>
+      <w:pPr>
+        <w:pStyle w:val="text"/>
+        <w:ind w:firstLine="0"/>
+        <w:rPr>
+          <w:noProof/>
+        </w:rPr>
+      </w:pPr>
+    </w:p>
+    <w:p>
+      <w:pPr>
+        <w:pStyle w:val="text"/>
+        <w:ind w:firstLine="0"/>
+        <w:rPr>
+          <w:noProof/>
+        </w:rPr>
+      </w:pPr>
+    </w:p>
+    <w:p>
+      <w:pPr>
+        <w:pStyle w:val="text"/>
+        <w:ind w:firstLine="0"/>
+        <w:rPr>
+          <w:noProof/>
+        </w:rPr>
+      </w:pPr>
+    </w:p>
+    <w:p>
+      <w:pPr>
+        <w:pStyle w:val="text"/>
+        <w:ind w:firstLine="0"/>
+        <w:rPr>
+          <w:noProof/>
+        </w:rPr>
+      </w:pPr>
+    </w:p>
+    <w:p>
+      <w:pPr>
+        <w:pStyle w:val="text"/>
+        <w:ind w:firstLine="0"/>
+        <w:rPr>
+          <w:noProof/>
+        </w:rPr>
+      </w:pPr>
+    </w:p>
+    <w:p>
+      <w:pPr>
+        <w:pStyle w:val="text"/>
+        <w:ind w:firstLine="0"/>
+        <w:rPr>
+          <w:noProof/>
+        </w:rPr>
+      </w:pPr>
+    </w:p>
+    <w:p>
+      <w:pPr>
+        <w:pStyle w:val="text"/>
+        <w:ind w:firstLine="0"/>
+        <w:rPr>
+          <w:noProof/>
+        </w:rPr>
+      </w:pPr>
+    </w:p>
+    <w:p>
+      <w:pPr>
+        <w:pStyle w:val="Kapitola"/>
+        <w:rPr>
+          <w:noProof/>
+        </w:rPr>
+      </w:pPr>
+      <w:bookmarkStart w:id="56" w:name="_Toc221457134"/>
+      <w:r>
+        <w:rPr>
+          <w:caps w:val="0"/>
+          <w:noProof/>
+        </w:rPr>
+        <w:t>PRÍLOHY</w:t>
+      </w:r>
+      <w:bookmarkEnd w:id="56"/>
+    </w:p>
+    <w:p>
+      <w:pPr>
+        <w:rPr>
+          <w:noProof/>
+        </w:rPr>
         <w:sectPr>
-          <w:footerReference w:type="default" r:id="rId19"/>
-          <w:pgSz w:w="11906" w:h="16838" w:code="9"/>
-          <w:pgMar w:top="1418" w:right="1418" w:bottom="1418" w:left="1985" w:header="709" w:footer="709" w:gutter="0"/>
-          <w:pgNumType w:start="6"/>
-          <w:cols w:space="708"/>
-          <w:docGrid w:linePitch="360"/>
-        </w:sectPr>
-      </w:pPr>
-      <w:r>
-        <w:rPr>
-          <w:noProof/>
-        </w:rPr>
-        <w:t>[</w:t>
-      </w:r>
-      <w:r>
-        <w:rPr>
-          <w:noProof/>
-        </w:rPr>
-        <w:t>10</w:t>
-      </w:r>
-      <w:r>
-        <w:rPr>
-          <w:noProof/>
-        </w:rPr>
-        <w:t xml:space="preserve">] </w:t>
-      </w:r>
-      <w:r>
-        <w:t xml:space="preserve">OECD, 2022. </w:t>
-      </w:r>
-      <w:proofErr w:type="spellStart"/>
-      <w:r>
-        <w:rPr>
-          <w:rStyle w:val="Emphasis"/>
-        </w:rPr>
-        <w:t>Digitalisation</w:t>
-      </w:r>
-      <w:proofErr w:type="spellEnd"/>
-      <w:r>
-        <w:rPr>
-          <w:rStyle w:val="Emphasis"/>
-        </w:rPr>
-        <w:t xml:space="preserve"> and </w:t>
-      </w:r>
-      <w:proofErr w:type="spellStart"/>
-      <w:r>
-        <w:rPr>
-          <w:rStyle w:val="Emphasis"/>
-        </w:rPr>
-        <w:t>productivity</w:t>
-      </w:r>
-      <w:proofErr w:type="spellEnd"/>
-      <w:r>
-        <w:rPr>
-          <w:rStyle w:val="Emphasis"/>
-        </w:rPr>
-        <w:t xml:space="preserve"> in </w:t>
-      </w:r>
-      <w:proofErr w:type="spellStart"/>
-      <w:r>
-        <w:rPr>
-          <w:rStyle w:val="Emphasis"/>
-        </w:rPr>
-        <w:t>retail</w:t>
-      </w:r>
-      <w:proofErr w:type="spellEnd"/>
-      <w:r>
-        <w:t xml:space="preserve"> [online]. </w:t>
-      </w:r>
-      <w:proofErr w:type="spellStart"/>
-      <w:r>
-        <w:t>Organisation</w:t>
-      </w:r>
-      <w:proofErr w:type="spellEnd"/>
-      <w:r>
-        <w:t xml:space="preserve"> </w:t>
-      </w:r>
-      <w:proofErr w:type="spellStart"/>
-      <w:r>
-        <w:t>for</w:t>
-      </w:r>
-      <w:proofErr w:type="spellEnd"/>
-      <w:r>
-        <w:t xml:space="preserve"> </w:t>
-      </w:r>
-      <w:proofErr w:type="spellStart"/>
-      <w:r>
-        <w:t>Economic</w:t>
-      </w:r>
-      <w:proofErr w:type="spellEnd"/>
-      <w:r>
-        <w:t xml:space="preserve"> </w:t>
-      </w:r>
-      <w:proofErr w:type="spellStart"/>
-      <w:r>
-        <w:t>Co-operation</w:t>
-      </w:r>
-      <w:proofErr w:type="spellEnd"/>
-      <w:r>
-        <w:t xml:space="preserve"> and </w:t>
-      </w:r>
-      <w:proofErr w:type="spellStart"/>
-      <w:r>
-        <w:t>Development</w:t>
-      </w:r>
-      <w:proofErr w:type="spellEnd"/>
-      <w:r>
-        <w:t>. [cit. 2026-01-22]. Dostupné na: https://www.oecd.org/industry/retail/</w:t>
-      </w:r>
-    </w:p>
-    <w:p>
-      <w:pPr>
-        <w:rPr>
-          <w:rFonts w:ascii="Times New Roman" w:hAnsi="Times New Roman"/>
-          <w:noProof/>
-          <w:sz w:val="24"/>
-        </w:rPr>
-      </w:pPr>
-    </w:p>
-    <w:p>
-      <w:pPr>
-        <w:pStyle w:val="text"/>
-        <w:ind w:firstLine="0"/>
-        <w:rPr>
-          <w:noProof/>
-        </w:rPr>
-      </w:pPr>
-    </w:p>
-    <w:p>
-      <w:pPr>
-        <w:pStyle w:val="text"/>
-        <w:ind w:firstLine="0"/>
-        <w:rPr>
-          <w:noProof/>
-        </w:rPr>
-      </w:pPr>
-    </w:p>
-    <w:p>
-      <w:pPr>
-        <w:pStyle w:val="text"/>
-        <w:ind w:firstLine="0"/>
-        <w:rPr>
-          <w:noProof/>
-        </w:rPr>
-      </w:pPr>
-    </w:p>
-    <w:p>
-      <w:pPr>
-        <w:pStyle w:val="text"/>
-        <w:ind w:firstLine="0"/>
-        <w:rPr>
-          <w:noProof/>
-        </w:rPr>
-      </w:pPr>
-    </w:p>
-    <w:p>
-      <w:pPr>
-        <w:pStyle w:val="text"/>
-        <w:ind w:firstLine="0"/>
-        <w:rPr>
-          <w:noProof/>
-        </w:rPr>
-      </w:pPr>
-    </w:p>
-    <w:p>
-      <w:pPr>
-        <w:pStyle w:val="text"/>
-        <w:ind w:firstLine="0"/>
-        <w:rPr>
-          <w:noProof/>
-        </w:rPr>
-      </w:pPr>
-    </w:p>
-    <w:p>
-      <w:pPr>
-        <w:pStyle w:val="text"/>
-        <w:ind w:firstLine="0"/>
-        <w:rPr>
-          <w:noProof/>
-        </w:rPr>
-      </w:pPr>
-    </w:p>
-    <w:p>
-      <w:pPr>
-        <w:pStyle w:val="text"/>
-        <w:ind w:firstLine="0"/>
-        <w:rPr>
-          <w:noProof/>
-        </w:rPr>
-      </w:pPr>
-    </w:p>
-    <w:p>
-      <w:pPr>
-        <w:pStyle w:val="text"/>
-        <w:ind w:firstLine="0"/>
-        <w:rPr>
-          <w:noProof/>
-        </w:rPr>
-      </w:pPr>
-    </w:p>
-    <w:p>
-      <w:pPr>
-        <w:pStyle w:val="text"/>
-        <w:ind w:firstLine="0"/>
-        <w:rPr>
-          <w:noProof/>
-        </w:rPr>
-      </w:pPr>
-    </w:p>
-    <w:p>
-      <w:pPr>
-        <w:pStyle w:val="text"/>
-        <w:ind w:firstLine="0"/>
-        <w:rPr>
-          <w:noProof/>
-        </w:rPr>
-      </w:pPr>
-    </w:p>
-    <w:p>
-      <w:pPr>
-        <w:pStyle w:val="text"/>
-        <w:ind w:firstLine="0"/>
-        <w:rPr>
-          <w:noProof/>
-        </w:rPr>
-      </w:pPr>
-    </w:p>
-    <w:p>
-      <w:pPr>
-        <w:pStyle w:val="text"/>
-        <w:ind w:firstLine="0"/>
-        <w:rPr>
-          <w:noProof/>
-        </w:rPr>
-      </w:pPr>
-    </w:p>
-    <w:p>
-      <w:pPr>
-        <w:pStyle w:val="text"/>
-        <w:ind w:firstLine="0"/>
-        <w:rPr>
-          <w:noProof/>
-        </w:rPr>
-      </w:pPr>
-    </w:p>
-    <w:p>
-      <w:pPr>
-        <w:pStyle w:val="Kapitola"/>
-        <w:rPr>
-          <w:noProof/>
-        </w:rPr>
-      </w:pPr>
-      <w:bookmarkStart w:id="58" w:name="_Toc221031856"/>
-      <w:r>
-        <w:rPr>
-          <w:caps w:val="0"/>
-          <w:noProof/>
-        </w:rPr>
-        <w:t>PRÍLOHY</w:t>
-      </w:r>
-      <w:bookmarkEnd w:id="58"/>
-    </w:p>
-    <w:p>
-      <w:pPr>
-        <w:rPr>
-          <w:noProof/>
-        </w:rPr>
-        <w:sectPr>
-          <w:footerReference w:type="default" r:id="rId20"/>
+          <w:footerReference w:type="default" r:id="rId21"/>
           <w:pgSz w:w="11906" w:h="16838" w:code="9"/>
           <w:pgMar w:top="1418" w:right="1418" w:bottom="1418" w:left="1985" w:header="709" w:footer="709" w:gutter="0"/>
           <w:pgNumType w:start="7"/>
@@ -11377,7 +11110,7 @@
       </w:r>
     </w:p>
     <w:sectPr>
-      <w:footerReference w:type="default" r:id="rId21"/>
+      <w:footerReference w:type="default" r:id="rId22"/>
       <w:pgSz w:w="11906" w:h="16838" w:code="9"/>
       <w:pgMar w:top="1418" w:right="1418" w:bottom="1418" w:left="1985" w:header="709" w:footer="709" w:gutter="0"/>
       <w:pgNumType w:fmt="upperRoman" w:start="1"/>
@@ -11414,49 +11147,6 @@
 </file>
 
 <file path=word/footer1.xml><?xml version="1.0" encoding="utf-8"?>
-<w:ftr xmlns:wpc="http://schemas.microsoft.com/office/word/2010/wordprocessingCanvas" xmlns:cx="http://schemas.microsoft.com/office/drawing/2014/chartex" xmlns:cx1="http://schemas.microsoft.com/office/drawing/2015/9/8/chartex" xmlns:cx2="http://schemas.microsoft.com/office/drawing/2015/10/21/chartex" xmlns:cx3="http://schemas.microsoft.com/office/drawing/2016/5/9/chartex" xmlns:cx4="http://schemas.microsoft.com/office/drawing/2016/5/10/chartex" xmlns:cx5="http://schemas.microsoft.com/office/drawing/2016/5/11/chartex" xmlns:cx6="http://schemas.microsoft.com/office/drawing/2016/5/12/chartex" xmlns:cx7="http://schemas.microsoft.com/office/drawing/2016/5/13/chartex" xmlns:cx8="http://schemas.microsoft.com/office/drawing/2016/5/14/chartex" xmlns:mc="http://schemas.openxmlformats.org/markup-compatibility/2006" xmlns:aink="http://schemas.microsoft.com/office/drawing/2016/ink" xmlns:am3d="http://schemas.microsoft.com/office/drawing/2017/model3d" xmlns:o="urn:schemas-microsoft-com:office:office" xmlns:oel="http://schemas.microsoft.com/office/2019/extlst" xmlns:r="http://schemas.openxmlformats.org/officeDocument/2006/relationships" xmlns:m="http://schemas.openxmlformats.org/officeDocument/2006/math" xmlns:v="urn:schemas-microsoft-com:vml" xmlns:wp14="http://schemas.microsoft.com/office/word/2010/wordprocessingDrawing" xmlns:wp="http://schemas.openxmlformats.org/drawingml/2006/wordprocessingDrawing" xmlns:w10="urn:schemas-microsoft-com:office:word" xmlns:w="http://schemas.openxmlformats.org/wordprocessingml/2006/main" xmlns:w14="http://schemas.microsoft.com/office/word/2010/wordml" xmlns:w15="http://schemas.microsoft.com/office/word/2012/wordml" xmlns:w16cex="http://schemas.microsoft.com/office/word/2018/wordml/cex" xmlns:w16cid="http://schemas.microsoft.com/office/word/2016/wordml/cid" xmlns:w16="http://schemas.microsoft.com/office/word/2018/wordml" xmlns:w16du="http://schemas.microsoft.com/office/word/2023/wordml/word16du" xmlns:w16sdtdh="http://schemas.microsoft.com/office/word/2020/wordml/sdtdatahash" xmlns:w16sdtfl="http://schemas.microsoft.com/office/word/2024/wordml/sdtformatlock" xmlns:w16se="http://schemas.microsoft.com/office/word/2015/wordml/symex" xmlns:wpg="http://schemas.microsoft.com/office/word/2010/wordprocessingGroup" xmlns:wpi="http://schemas.microsoft.com/office/word/2010/wordprocessingInk" xmlns:wne="http://schemas.microsoft.com/office/word/2006/wordml" xmlns:wps="http://schemas.microsoft.com/office/word/2010/wordprocessingShape" mc:Ignorable="w14 w15 w16se w16cid w16 w16cex w16sdtdh w16sdtfl w16du wp14">
-  <w:sdt>
-    <w:sdtPr>
-      <w:id w:val="991989514"/>
-      <w:docPartObj>
-        <w:docPartGallery w:val="Page Numbers (Bottom of Page)"/>
-        <w:docPartUnique/>
-      </w:docPartObj>
-    </w:sdtPr>
-    <w:sdtEndPr/>
-    <w:sdtContent>
-      <w:p>
-        <w:pPr>
-          <w:pStyle w:val="Footer"/>
-          <w:jc w:val="center"/>
-        </w:pPr>
-        <w:r>
-          <w:fldChar w:fldCharType="begin"/>
-        </w:r>
-        <w:r>
-          <w:instrText>PAGE   \* MERGEFORMAT</w:instrText>
-        </w:r>
-        <w:r>
-          <w:fldChar w:fldCharType="separate"/>
-        </w:r>
-        <w:r>
-          <w:t>2</w:t>
-        </w:r>
-        <w:r>
-          <w:fldChar w:fldCharType="end"/>
-        </w:r>
-      </w:p>
-    </w:sdtContent>
-  </w:sdt>
-  <w:p>
-    <w:pPr>
-      <w:pStyle w:val="Footer"/>
-    </w:pPr>
-  </w:p>
-</w:ftr>
-</file>
-
-<file path=word/footer2.xml><?xml version="1.0" encoding="utf-8"?>
 <w:ftr xmlns:wpc="http://schemas.microsoft.com/office/word/2010/wordprocessingCanvas" xmlns:cx="http://schemas.microsoft.com/office/drawing/2014/chartex" xmlns:cx1="http://schemas.microsoft.com/office/drawing/2015/9/8/chartex" xmlns:cx2="http://schemas.microsoft.com/office/drawing/2015/10/21/chartex" xmlns:cx3="http://schemas.microsoft.com/office/drawing/2016/5/9/chartex" xmlns:cx4="http://schemas.microsoft.com/office/drawing/2016/5/10/chartex" xmlns:cx5="http://schemas.microsoft.com/office/drawing/2016/5/11/chartex" xmlns:cx6="http://schemas.microsoft.com/office/drawing/2016/5/12/chartex" xmlns:cx7="http://schemas.microsoft.com/office/drawing/2016/5/13/chartex" xmlns:cx8="http://schemas.microsoft.com/office/drawing/2016/5/14/chartex" xmlns:mc="http://schemas.openxmlformats.org/markup-compatibility/2006" xmlns:aink="http://schemas.microsoft.com/office/drawing/2016/ink" xmlns:am3d="http://schemas.microsoft.com/office/drawing/2017/model3d" xmlns:o="urn:schemas-microsoft-com:office:office" xmlns:oel="http://schemas.microsoft.com/office/2019/extlst" xmlns:r="http://schemas.openxmlformats.org/officeDocument/2006/relationships" xmlns:m="http://schemas.openxmlformats.org/officeDocument/2006/math" xmlns:v="urn:schemas-microsoft-com:vml" xmlns:wp14="http://schemas.microsoft.com/office/word/2010/wordprocessingDrawing" xmlns:wp="http://schemas.openxmlformats.org/drawingml/2006/wordprocessingDrawing" xmlns:w10="urn:schemas-microsoft-com:office:word" xmlns:w="http://schemas.openxmlformats.org/wordprocessingml/2006/main" xmlns:w14="http://schemas.microsoft.com/office/word/2010/wordml" xmlns:w15="http://schemas.microsoft.com/office/word/2012/wordml" xmlns:w16cex="http://schemas.microsoft.com/office/word/2018/wordml/cex" xmlns:w16cid="http://schemas.microsoft.com/office/word/2016/wordml/cid" xmlns:w16="http://schemas.microsoft.com/office/word/2018/wordml" xmlns:w16du="http://schemas.microsoft.com/office/word/2023/wordml/word16du" xmlns:w16sdtdh="http://schemas.microsoft.com/office/word/2020/wordml/sdtdatahash" xmlns:w16sdtfl="http://schemas.microsoft.com/office/word/2024/wordml/sdtformatlock" xmlns:w16se="http://schemas.microsoft.com/office/word/2015/wordml/symex" xmlns:wpg="http://schemas.microsoft.com/office/word/2010/wordprocessingGroup" xmlns:wpi="http://schemas.microsoft.com/office/word/2010/wordprocessingInk" xmlns:wne="http://schemas.microsoft.com/office/word/2006/wordml" xmlns:wps="http://schemas.microsoft.com/office/word/2010/wordprocessingShape" mc:Ignorable="w14 w15 w16se w16cid w16 w16cex w16sdtdh w16sdtfl w16du wp14">
   <w:p>
     <w:pPr>
@@ -11472,7 +11162,7 @@
 </w:ftr>
 </file>
 
-<file path=word/footer3.xml><?xml version="1.0" encoding="utf-8"?>
+<file path=word/footer2.xml><?xml version="1.0" encoding="utf-8"?>
 <w:ftr xmlns:wpc="http://schemas.microsoft.com/office/word/2010/wordprocessingCanvas" xmlns:cx="http://schemas.microsoft.com/office/drawing/2014/chartex" xmlns:cx1="http://schemas.microsoft.com/office/drawing/2015/9/8/chartex" xmlns:cx2="http://schemas.microsoft.com/office/drawing/2015/10/21/chartex" xmlns:cx3="http://schemas.microsoft.com/office/drawing/2016/5/9/chartex" xmlns:cx4="http://schemas.microsoft.com/office/drawing/2016/5/10/chartex" xmlns:cx5="http://schemas.microsoft.com/office/drawing/2016/5/11/chartex" xmlns:cx6="http://schemas.microsoft.com/office/drawing/2016/5/12/chartex" xmlns:cx7="http://schemas.microsoft.com/office/drawing/2016/5/13/chartex" xmlns:cx8="http://schemas.microsoft.com/office/drawing/2016/5/14/chartex" xmlns:mc="http://schemas.openxmlformats.org/markup-compatibility/2006" xmlns:aink="http://schemas.microsoft.com/office/drawing/2016/ink" xmlns:am3d="http://schemas.microsoft.com/office/drawing/2017/model3d" xmlns:o="urn:schemas-microsoft-com:office:office" xmlns:oel="http://schemas.microsoft.com/office/2019/extlst" xmlns:r="http://schemas.openxmlformats.org/officeDocument/2006/relationships" xmlns:m="http://schemas.openxmlformats.org/officeDocument/2006/math" xmlns:v="urn:schemas-microsoft-com:vml" xmlns:wp14="http://schemas.microsoft.com/office/word/2010/wordprocessingDrawing" xmlns:wp="http://schemas.openxmlformats.org/drawingml/2006/wordprocessingDrawing" xmlns:w10="urn:schemas-microsoft-com:office:word" xmlns:w="http://schemas.openxmlformats.org/wordprocessingml/2006/main" xmlns:w14="http://schemas.microsoft.com/office/word/2010/wordml" xmlns:w15="http://schemas.microsoft.com/office/word/2012/wordml" xmlns:w16cex="http://schemas.microsoft.com/office/word/2018/wordml/cex" xmlns:w16cid="http://schemas.microsoft.com/office/word/2016/wordml/cid" xmlns:w16="http://schemas.microsoft.com/office/word/2018/wordml" xmlns:w16du="http://schemas.microsoft.com/office/word/2023/wordml/word16du" xmlns:w16sdtdh="http://schemas.microsoft.com/office/word/2020/wordml/sdtdatahash" xmlns:w16sdtfl="http://schemas.microsoft.com/office/word/2024/wordml/sdtformatlock" xmlns:w16se="http://schemas.microsoft.com/office/word/2015/wordml/symex" xmlns:wpg="http://schemas.microsoft.com/office/word/2010/wordprocessingGroup" xmlns:wpi="http://schemas.microsoft.com/office/word/2010/wordprocessingInk" xmlns:wne="http://schemas.microsoft.com/office/word/2006/wordml" xmlns:wps="http://schemas.microsoft.com/office/word/2010/wordprocessingShape" mc:Ignorable="w14 w15 w16se w16cid w16 w16cex w16sdtdh w16sdtfl w16du wp14">
   <w:sdt>
     <w:sdtPr>
@@ -11482,7 +11172,6 @@
         <w:docPartUnique/>
       </w:docPartObj>
     </w:sdtPr>
-    <w:sdtEndPr/>
     <w:sdtContent>
       <w:p>
         <w:pPr>
@@ -13479,7 +13168,6 @@
   <w:style w:type="character" w:default="1" w:styleId="DefaultParagraphFont">
     <w:name w:val="Default Paragraph Font"/>
     <w:uiPriority w:val="1"/>
-    <w:semiHidden/>
     <w:unhideWhenUsed/>
   </w:style>
   <w:style w:type="table" w:default="1" w:styleId="TableNormal">
@@ -14335,6 +14023,15 @@
 </file>
 
 <file path=customXml/item1.xml><?xml version="1.0" encoding="utf-8"?>
+<?mso-contentType ?>
+<FormTemplates xmlns="http://schemas.microsoft.com/sharepoint/v3/contenttype/forms">
+  <Display>DocumentLibraryForm</Display>
+  <Edit>DocumentLibraryForm</Edit>
+  <New>DocumentLibraryForm</New>
+</FormTemplates>
+</file>
+
+<file path=customXml/item2.xml><?xml version="1.0" encoding="utf-8"?>
 <ct:contentTypeSchema xmlns:ct="http://schemas.microsoft.com/office/2006/metadata/contentType" xmlns:ma="http://schemas.microsoft.com/office/2006/metadata/properties/metaAttributes" ct:_="" ma:_="" ma:contentTypeName="Dokument" ma:contentTypeID="0x010100FF914F332154174D803A7B644D03395C" ma:contentTypeVersion="16" ma:contentTypeDescription="Umožňuje vytvoriť nový dokument." ma:contentTypeScope="" ma:versionID="fd77751d24e8168fda22eab337079d00">
   <xsd:schema xmlns:xsd="http://www.w3.org/2001/XMLSchema" xmlns:xs="http://www.w3.org/2001/XMLSchema" xmlns:p="http://schemas.microsoft.com/office/2006/metadata/properties" xmlns:ns3="a94799e5-846a-4ad9-b31d-5ba5d0428847" xmlns:ns4="b0f22963-9bb8-4dce-be88-550968040c8c" targetNamespace="http://schemas.microsoft.com/office/2006/metadata/properties" ma:root="true" ma:fieldsID="b71646f853d82629af3ee6a4474bd060" ns3:_="" ns4:_="">
     <xsd:import namespace="a94799e5-846a-4ad9-b31d-5ba5d0428847"/>
@@ -14573,16 +14270,11 @@
 </ct:contentTypeSchema>
 </file>
 
-<file path=customXml/item2.xml><?xml version="1.0" encoding="utf-8"?>
-<?mso-contentType ?>
-<FormTemplates xmlns="http://schemas.microsoft.com/sharepoint/v3/contenttype/forms">
-  <Display>DocumentLibraryForm</Display>
-  <Edit>DocumentLibraryForm</Edit>
-  <New>DocumentLibraryForm</New>
-</FormTemplates>
+<file path=customXml/item3.xml><?xml version="1.0" encoding="utf-8"?>
+<b:Sources xmlns:b="http://schemas.openxmlformats.org/officeDocument/2006/bibliography" xmlns="http://schemas.openxmlformats.org/officeDocument/2006/bibliography" SelectedStyle="\APASixthEditionOfficeOnline.xsl" StyleName="APA" Version="6"/>
 </file>
 
-<file path=customXml/item3.xml><?xml version="1.0" encoding="utf-8"?>
+<file path=customXml/item4.xml><?xml version="1.0" encoding="utf-8"?>
 <p:properties xmlns:p="http://schemas.microsoft.com/office/2006/metadata/properties" xmlns:xsi="http://www.w3.org/2001/XMLSchema-instance" xmlns:pc="http://schemas.microsoft.com/office/infopath/2007/PartnerControls">
   <documentManagement>
     <_activity xmlns="a94799e5-846a-4ad9-b31d-5ba5d0428847" xsi:nil="true"/>
@@ -14590,11 +14282,15 @@
 </p:properties>
 </file>
 
-<file path=customXml/item4.xml><?xml version="1.0" encoding="utf-8"?>
-<b:Sources xmlns:b="http://schemas.openxmlformats.org/officeDocument/2006/bibliography" xmlns="http://schemas.openxmlformats.org/officeDocument/2006/bibliography" SelectedStyle="\APASixthEditionOfficeOnline.xsl" StyleName="APA" Version="6"/>
+<file path=customXml/itemProps1.xml><?xml version="1.0" encoding="utf-8"?>
+<ds:datastoreItem xmlns:ds="http://schemas.openxmlformats.org/officeDocument/2006/customXml" ds:itemID="{1F4F2074-9665-40AE-AC4D-38B5428FDE6E}">
+  <ds:schemaRefs>
+    <ds:schemaRef ds:uri="http://schemas.microsoft.com/sharepoint/v3/contenttype/forms"/>
+  </ds:schemaRefs>
+</ds:datastoreItem>
 </file>
 
-<file path=customXml/itemProps1.xml><?xml version="1.0" encoding="utf-8"?>
+<file path=customXml/itemProps2.xml><?xml version="1.0" encoding="utf-8"?>
 <ds:datastoreItem xmlns:ds="http://schemas.openxmlformats.org/officeDocument/2006/customXml" ds:itemID="{C3329A49-AD3D-4BA1-96E5-F249191C1F65}">
   <ds:schemaRefs>
     <ds:schemaRef ds:uri="http://schemas.microsoft.com/office/2006/metadata/contentType"/>
@@ -14613,15 +14309,15 @@
 </ds:datastoreItem>
 </file>
 
-<file path=customXml/itemProps2.xml><?xml version="1.0" encoding="utf-8"?>
-<ds:datastoreItem xmlns:ds="http://schemas.openxmlformats.org/officeDocument/2006/customXml" ds:itemID="{1F4F2074-9665-40AE-AC4D-38B5428FDE6E}">
+<file path=customXml/itemProps3.xml><?xml version="1.0" encoding="utf-8"?>
+<ds:datastoreItem xmlns:ds="http://schemas.openxmlformats.org/officeDocument/2006/customXml" ds:itemID="{33B51BA0-60DC-4A69-874E-22CBA927F23E}">
   <ds:schemaRefs>
-    <ds:schemaRef ds:uri="http://schemas.microsoft.com/sharepoint/v3/contenttype/forms"/>
+    <ds:schemaRef ds:uri="http://schemas.openxmlformats.org/officeDocument/2006/bibliography"/>
   </ds:schemaRefs>
 </ds:datastoreItem>
 </file>
 
-<file path=customXml/itemProps3.xml><?xml version="1.0" encoding="utf-8"?>
+<file path=customXml/itemProps4.xml><?xml version="1.0" encoding="utf-8"?>
 <ds:datastoreItem xmlns:ds="http://schemas.openxmlformats.org/officeDocument/2006/customXml" ds:itemID="{8A7D4A20-64F2-4259-949F-7A93E612CEDE}">
   <ds:schemaRefs>
     <ds:schemaRef ds:uri="http://schemas.microsoft.com/office/2006/metadata/properties"/>
@@ -14629,12 +14325,4 @@
     <ds:schemaRef ds:uri="a94799e5-846a-4ad9-b31d-5ba5d0428847"/>
   </ds:schemaRefs>
 </ds:datastoreItem>
-</file>
-
-<file path=customXml/itemProps4.xml><?xml version="1.0" encoding="utf-8"?>
-<ds:datastoreItem xmlns:ds="http://schemas.openxmlformats.org/officeDocument/2006/customXml" ds:itemID="{33B51BA0-60DC-4A69-874E-22CBA927F23E}">
-  <ds:schemaRefs>
-    <ds:schemaRef ds:uri="http://schemas.openxmlformats.org/officeDocument/2006/bibliography"/>
-  </ds:schemaRefs>
-</ds:datastoreItem>
 </file>
--- a/__ms-praca__/Zak/soc_sablona_2025.docx
+++ b/__ms-praca__/Zak/soc_sablona_2025.docx
@@ -1842,7 +1842,23 @@
           <w:sz w:val="24"/>
           <w:szCs w:val="24"/>
         </w:rPr>
-        <w:t xml:space="preserve">Rád by som sa touto cestou poďakoval svojmu </w:t>
+        <w:t>Rád by som sa touto cestou poďakoval svojmu</w:t>
+      </w:r>
+      <w:r>
+        <w:rPr>
+          <w:rFonts w:ascii="Times New Roman" w:hAnsi="Times New Roman" w:cs="Times New Roman"/>
+          <w:sz w:val="24"/>
+          <w:szCs w:val="24"/>
+        </w:rPr>
+        <w:t xml:space="preserve"> konzultantovi</w:t>
+      </w:r>
+      <w:r>
+        <w:rPr>
+          <w:rFonts w:ascii="Times New Roman" w:hAnsi="Times New Roman" w:cs="Times New Roman"/>
+          <w:sz w:val="24"/>
+          <w:szCs w:val="24"/>
+        </w:rPr>
+        <w:t xml:space="preserve"> </w:t>
       </w:r>
       <w:r>
         <w:rPr>
@@ -13168,6 +13184,7 @@
   <w:style w:type="character" w:default="1" w:styleId="DefaultParagraphFont">
     <w:name w:val="Default Paragraph Font"/>
     <w:uiPriority w:val="1"/>
+    <w:semiHidden/>
     <w:unhideWhenUsed/>
   </w:style>
   <w:style w:type="table" w:default="1" w:styleId="TableNormal">
@@ -14023,15 +14040,6 @@
 </file>
 
 <file path=customXml/item1.xml><?xml version="1.0" encoding="utf-8"?>
-<?mso-contentType ?>
-<FormTemplates xmlns="http://schemas.microsoft.com/sharepoint/v3/contenttype/forms">
-  <Display>DocumentLibraryForm</Display>
-  <Edit>DocumentLibraryForm</Edit>
-  <New>DocumentLibraryForm</New>
-</FormTemplates>
-</file>
-
-<file path=customXml/item2.xml><?xml version="1.0" encoding="utf-8"?>
 <ct:contentTypeSchema xmlns:ct="http://schemas.microsoft.com/office/2006/metadata/contentType" xmlns:ma="http://schemas.microsoft.com/office/2006/metadata/properties/metaAttributes" ct:_="" ma:_="" ma:contentTypeName="Dokument" ma:contentTypeID="0x010100FF914F332154174D803A7B644D03395C" ma:contentTypeVersion="16" ma:contentTypeDescription="Umožňuje vytvoriť nový dokument." ma:contentTypeScope="" ma:versionID="fd77751d24e8168fda22eab337079d00">
   <xsd:schema xmlns:xsd="http://www.w3.org/2001/XMLSchema" xmlns:xs="http://www.w3.org/2001/XMLSchema" xmlns:p="http://schemas.microsoft.com/office/2006/metadata/properties" xmlns:ns3="a94799e5-846a-4ad9-b31d-5ba5d0428847" xmlns:ns4="b0f22963-9bb8-4dce-be88-550968040c8c" targetNamespace="http://schemas.microsoft.com/office/2006/metadata/properties" ma:root="true" ma:fieldsID="b71646f853d82629af3ee6a4474bd060" ns3:_="" ns4:_="">
     <xsd:import namespace="a94799e5-846a-4ad9-b31d-5ba5d0428847"/>
@@ -14270,11 +14278,16 @@
 </ct:contentTypeSchema>
 </file>
 
-<file path=customXml/item3.xml><?xml version="1.0" encoding="utf-8"?>
-<b:Sources xmlns:b="http://schemas.openxmlformats.org/officeDocument/2006/bibliography" xmlns="http://schemas.openxmlformats.org/officeDocument/2006/bibliography" SelectedStyle="\APASixthEditionOfficeOnline.xsl" StyleName="APA" Version="6"/>
+<file path=customXml/item2.xml><?xml version="1.0" encoding="utf-8"?>
+<?mso-contentType ?>
+<FormTemplates xmlns="http://schemas.microsoft.com/sharepoint/v3/contenttype/forms">
+  <Display>DocumentLibraryForm</Display>
+  <Edit>DocumentLibraryForm</Edit>
+  <New>DocumentLibraryForm</New>
+</FormTemplates>
 </file>
 
-<file path=customXml/item4.xml><?xml version="1.0" encoding="utf-8"?>
+<file path=customXml/item3.xml><?xml version="1.0" encoding="utf-8"?>
 <p:properties xmlns:p="http://schemas.microsoft.com/office/2006/metadata/properties" xmlns:xsi="http://www.w3.org/2001/XMLSchema-instance" xmlns:pc="http://schemas.microsoft.com/office/infopath/2007/PartnerControls">
   <documentManagement>
     <_activity xmlns="a94799e5-846a-4ad9-b31d-5ba5d0428847" xsi:nil="true"/>
@@ -14282,15 +14295,11 @@
 </p:properties>
 </file>
 
-<file path=customXml/itemProps1.xml><?xml version="1.0" encoding="utf-8"?>
-<ds:datastoreItem xmlns:ds="http://schemas.openxmlformats.org/officeDocument/2006/customXml" ds:itemID="{1F4F2074-9665-40AE-AC4D-38B5428FDE6E}">
-  <ds:schemaRefs>
-    <ds:schemaRef ds:uri="http://schemas.microsoft.com/sharepoint/v3/contenttype/forms"/>
-  </ds:schemaRefs>
-</ds:datastoreItem>
+<file path=customXml/item4.xml><?xml version="1.0" encoding="utf-8"?>
+<b:Sources xmlns:b="http://schemas.openxmlformats.org/officeDocument/2006/bibliography" xmlns="http://schemas.openxmlformats.org/officeDocument/2006/bibliography" SelectedStyle="\APASixthEditionOfficeOnline.xsl" StyleName="APA" Version="6"/>
 </file>
 
-<file path=customXml/itemProps2.xml><?xml version="1.0" encoding="utf-8"?>
+<file path=customXml/itemProps1.xml><?xml version="1.0" encoding="utf-8"?>
 <ds:datastoreItem xmlns:ds="http://schemas.openxmlformats.org/officeDocument/2006/customXml" ds:itemID="{C3329A49-AD3D-4BA1-96E5-F249191C1F65}">
   <ds:schemaRefs>
     <ds:schemaRef ds:uri="http://schemas.microsoft.com/office/2006/metadata/contentType"/>
@@ -14309,15 +14318,15 @@
 </ds:datastoreItem>
 </file>
 
-<file path=customXml/itemProps3.xml><?xml version="1.0" encoding="utf-8"?>
-<ds:datastoreItem xmlns:ds="http://schemas.openxmlformats.org/officeDocument/2006/customXml" ds:itemID="{33B51BA0-60DC-4A69-874E-22CBA927F23E}">
+<file path=customXml/itemProps2.xml><?xml version="1.0" encoding="utf-8"?>
+<ds:datastoreItem xmlns:ds="http://schemas.openxmlformats.org/officeDocument/2006/customXml" ds:itemID="{1F4F2074-9665-40AE-AC4D-38B5428FDE6E}">
   <ds:schemaRefs>
-    <ds:schemaRef ds:uri="http://schemas.openxmlformats.org/officeDocument/2006/bibliography"/>
+    <ds:schemaRef ds:uri="http://schemas.microsoft.com/sharepoint/v3/contenttype/forms"/>
   </ds:schemaRefs>
 </ds:datastoreItem>
 </file>
 
-<file path=customXml/itemProps4.xml><?xml version="1.0" encoding="utf-8"?>
+<file path=customXml/itemProps3.xml><?xml version="1.0" encoding="utf-8"?>
 <ds:datastoreItem xmlns:ds="http://schemas.openxmlformats.org/officeDocument/2006/customXml" ds:itemID="{8A7D4A20-64F2-4259-949F-7A93E612CEDE}">
   <ds:schemaRefs>
     <ds:schemaRef ds:uri="http://schemas.microsoft.com/office/2006/metadata/properties"/>
@@ -14325,4 +14334,12 @@
     <ds:schemaRef ds:uri="a94799e5-846a-4ad9-b31d-5ba5d0428847"/>
   </ds:schemaRefs>
 </ds:datastoreItem>
+</file>
+
+<file path=customXml/itemProps4.xml><?xml version="1.0" encoding="utf-8"?>
+<ds:datastoreItem xmlns:ds="http://schemas.openxmlformats.org/officeDocument/2006/customXml" ds:itemID="{33B51BA0-60DC-4A69-874E-22CBA927F23E}">
+  <ds:schemaRefs>
+    <ds:schemaRef ds:uri="http://schemas.openxmlformats.org/officeDocument/2006/bibliography"/>
+  </ds:schemaRefs>
+</ds:datastoreItem>
 </file>
--- a/__ms-praca__/Zak/soc_sablona_2025.docx
+++ b/__ms-praca__/Zak/soc_sablona_2025.docx
@@ -1918,7 +1918,147 @@
           <w:sz w:val="24"/>
           <w:szCs w:val="24"/>
         </w:rPr>
-        <w:t xml:space="preserve">za prístup a odborné rady. </w:t>
+        <w:t>za prístup a odborné rady.</w:t>
+      </w:r>
+    </w:p>
+    <w:p>
+      <w:pPr>
+        <w:pStyle w:val="text"/>
+        <w:rPr>
+          <w:b/>
+          <w:bCs/>
+          <w:lang w:val="en-SK"/>
+        </w:rPr>
+      </w:pPr>
+      <w:r>
+        <w:rPr>
+          <w:b/>
+          <w:bCs/>
+          <w:lang w:val="en-SK"/>
+        </w:rPr>
+        <w:lastRenderedPageBreak/>
+        <w:t>A</w:t>
+      </w:r>
+      <w:r>
+        <w:rPr>
+          <w:b/>
+          <w:bCs/>
+          <w:lang w:val="en-SK"/>
+        </w:rPr>
+        <w:t>bstrakt</w:t>
+      </w:r>
+    </w:p>
+    <w:p>
+      <w:pPr>
+        <w:pStyle w:val="text"/>
+        <w:rPr>
+          <w:lang w:val="en-SK"/>
+        </w:rPr>
+      </w:pPr>
+      <w:r>
+        <w:rPr>
+          <w:lang w:val="en-SK"/>
+        </w:rPr>
+        <w:t>Táto práca sa zaoberá návrhom a implementáciou frontendovej časti pokladničného systému EPOS. Cieľom bolo vytvoriť funkčný prototyp desktopovej aplikácie v technológii Windows Forms, ktorý simuluje reálne prostredie malej obchodnej prevádzky. Systém umožňuje prihlasovanie používateľa, blokovanie nákupu, správu produktov a generovanie bločkov vo formáte PDF. Súčasťou práce bola analýza požiadaviek, návrh architektúry, implementácia používateľského rozhrania a testovanie aplikácie. Výsledkom je funkčný pokladničný systém, ktorý spĺňa stanovené ciele a vytvára priestor na ďalšie rozšírenie.</w:t>
+      </w:r>
+    </w:p>
+    <w:p>
+      <w:pPr>
+        <w:pStyle w:val="text"/>
+        <w:rPr>
+          <w:lang w:val="en-SK"/>
+        </w:rPr>
+      </w:pPr>
+      <w:r>
+        <w:rPr>
+          <w:lang w:val="en-SK"/>
+        </w:rPr>
+        <w:t>Kľúčové slová:</w:t>
+      </w:r>
+      <w:r>
+        <w:rPr>
+          <w:lang w:val="en-SK"/>
+        </w:rPr>
+        <w:t xml:space="preserve"> pokladničný systém, EPOS, frontend, Windows Forms, desktopová aplikácia, používateľské rozhranie, databáza, generovanie bločku, testovanie aplikácie, softvérový návrh</w:t>
+      </w:r>
+    </w:p>
+    <w:p>
+      <w:pPr>
+        <w:pStyle w:val="text"/>
+        <w:rPr>
+          <w:b/>
+          <w:bCs/>
+          <w:lang w:val="en-SK"/>
+        </w:rPr>
+      </w:pPr>
+      <w:r>
+        <w:rPr>
+          <w:b/>
+          <w:bCs/>
+          <w:lang w:val="en-SK"/>
+        </w:rPr>
+        <w:t>A</w:t>
+      </w:r>
+      <w:r>
+        <w:rPr>
+          <w:b/>
+          <w:bCs/>
+          <w:lang w:val="en-SK"/>
+        </w:rPr>
+        <w:t>bstract</w:t>
+      </w:r>
+    </w:p>
+    <w:p>
+      <w:pPr>
+        <w:pStyle w:val="text"/>
+        <w:rPr>
+          <w:lang w:val="en-SK"/>
+        </w:rPr>
+      </w:pPr>
+      <w:r>
+        <w:rPr>
+          <w:lang w:val="en-SK"/>
+        </w:rPr>
+        <w:t>This thesis focuses on the design and implementation of the frontend part of the EPOS cash register system. The main objective was to develop a functional desktop application prototype using Windows Forms that simulates a real small retail environment. The system enables user authentication, product scanning and billing, product management, and receipt generation in PDF format. The work includes requirements analysis, system architecture design, user interface implementation, and application testing. The result is a functional cash register system prototype that meets the defined objectives and provides a foundation for future development and extension.</w:t>
+      </w:r>
+    </w:p>
+    <w:p>
+      <w:pPr>
+        <w:pStyle w:val="text"/>
+        <w:rPr>
+          <w:lang w:val="en-SK"/>
+        </w:rPr>
+      </w:pPr>
+      <w:r>
+        <w:rPr>
+          <w:lang w:val="en-SK"/>
+        </w:rPr>
+        <w:t>Keywords:</w:t>
+      </w:r>
+      <w:r>
+        <w:rPr>
+          <w:lang w:val="en-SK"/>
+        </w:rPr>
+        <w:t xml:space="preserve"> cash register system, EPOS, frontend, Windows Forms, desktop application, user interface, database, receipt generation, application testing, software design</w:t>
+      </w:r>
+    </w:p>
+    <w:p>
+      <w:pPr>
+        <w:spacing w:line="360" w:lineRule="auto"/>
+        <w:jc w:val="both"/>
+        <w:rPr>
+          <w:rFonts w:ascii="Times New Roman" w:hAnsi="Times New Roman" w:cs="Times New Roman"/>
+          <w:sz w:val="24"/>
+          <w:szCs w:val="24"/>
+        </w:rPr>
+      </w:pPr>
+      <w:r>
+        <w:rPr>
+          <w:rFonts w:ascii="Times New Roman" w:hAnsi="Times New Roman" w:cs="Times New Roman"/>
+          <w:sz w:val="24"/>
+          <w:szCs w:val="24"/>
+        </w:rPr>
+        <w:t xml:space="preserve"> </w:t>
       </w:r>
       <w:r>
         <w:rPr>
@@ -2019,7 +2159,7 @@
             </w:rPr>
             <w:fldChar w:fldCharType="separate"/>
           </w:r>
-          <w:hyperlink w:anchor="_Toc221457088" w:history="1">
+          <w:hyperlink w:anchor="_Toc222562807" w:history="1">
             <w:r>
               <w:rPr>
                 <w:rStyle w:val="Hyperlink"/>
@@ -2046,7 +2186,7 @@
                 <w:noProof/>
                 <w:webHidden/>
               </w:rPr>
-              <w:instrText xml:space="preserve"> PAGEREF _Toc221457088 \h </w:instrText>
+              <w:instrText xml:space="preserve"> PAGEREF _Toc222562807 \h </w:instrText>
             </w:r>
             <w:r>
               <w:rPr>
@@ -2066,7 +2206,7 @@
                 <w:noProof/>
                 <w:webHidden/>
               </w:rPr>
-              <w:t>7</w:t>
+              <w:t>6</w:t>
             </w:r>
             <w:r>
               <w:rPr>
@@ -2092,7 +2232,7 @@
               <w:lang w:val="en-SK" w:eastAsia="en-GB"/>
             </w:rPr>
           </w:pPr>
-          <w:hyperlink w:anchor="_Toc221457089" w:history="1">
+          <w:hyperlink w:anchor="_Toc222562808" w:history="1">
             <w:r>
               <w:rPr>
                 <w:rStyle w:val="Hyperlink"/>
@@ -2136,7 +2276,7 @@
                 <w:noProof/>
                 <w:webHidden/>
               </w:rPr>
-              <w:instrText xml:space="preserve"> PAGEREF _Toc221457089 \h </w:instrText>
+              <w:instrText xml:space="preserve"> PAGEREF _Toc222562808 \h </w:instrText>
             </w:r>
             <w:r>
               <w:rPr>
@@ -2156,7 +2296,7 @@
                 <w:noProof/>
                 <w:webHidden/>
               </w:rPr>
-              <w:t>8</w:t>
+              <w:t>7</w:t>
             </w:r>
             <w:r>
               <w:rPr>
@@ -2182,7 +2322,7 @@
               <w:lang w:val="en-SK" w:eastAsia="en-GB"/>
             </w:rPr>
           </w:pPr>
-          <w:hyperlink w:anchor="_Toc221457090" w:history="1">
+          <w:hyperlink w:anchor="_Toc222562809" w:history="1">
             <w:r>
               <w:rPr>
                 <w:rStyle w:val="Hyperlink"/>
@@ -2226,7 +2366,7 @@
                 <w:noProof/>
                 <w:webHidden/>
               </w:rPr>
-              <w:instrText xml:space="preserve"> PAGEREF _Toc221457090 \h </w:instrText>
+              <w:instrText xml:space="preserve"> PAGEREF _Toc222562809 \h </w:instrText>
             </w:r>
             <w:r>
               <w:rPr>
@@ -2246,7 +2386,7 @@
                 <w:noProof/>
                 <w:webHidden/>
               </w:rPr>
-              <w:t>9</w:t>
+              <w:t>8</w:t>
             </w:r>
             <w:r>
               <w:rPr>
@@ -2272,7 +2412,7 @@
               <w:lang w:val="en-SK" w:eastAsia="en-GB"/>
             </w:rPr>
           </w:pPr>
-          <w:hyperlink w:anchor="_Toc221457091" w:history="1">
+          <w:hyperlink w:anchor="_Toc222562810" w:history="1">
             <w:r>
               <w:rPr>
                 <w:rStyle w:val="Hyperlink"/>
@@ -2316,7 +2456,7 @@
                 <w:noProof/>
                 <w:webHidden/>
               </w:rPr>
-              <w:instrText xml:space="preserve"> PAGEREF _Toc221457091 \h </w:instrText>
+              <w:instrText xml:space="preserve"> PAGEREF _Toc222562810 \h </w:instrText>
             </w:r>
             <w:r>
               <w:rPr>
@@ -2336,7 +2476,7 @@
                 <w:noProof/>
                 <w:webHidden/>
               </w:rPr>
-              <w:t>9</w:t>
+              <w:t>8</w:t>
             </w:r>
             <w:r>
               <w:rPr>
@@ -2362,7 +2502,7 @@
               <w:lang w:val="en-SK" w:eastAsia="en-GB"/>
             </w:rPr>
           </w:pPr>
-          <w:hyperlink w:anchor="_Toc221457092" w:history="1">
+          <w:hyperlink w:anchor="_Toc222562811" w:history="1">
             <w:r>
               <w:rPr>
                 <w:rStyle w:val="Hyperlink"/>
@@ -2406,7 +2546,7 @@
                 <w:noProof/>
                 <w:webHidden/>
               </w:rPr>
-              <w:instrText xml:space="preserve"> PAGEREF _Toc221457092 \h </w:instrText>
+              <w:instrText xml:space="preserve"> PAGEREF _Toc222562811 \h </w:instrText>
             </w:r>
             <w:r>
               <w:rPr>
@@ -2426,7 +2566,7 @@
                 <w:noProof/>
                 <w:webHidden/>
               </w:rPr>
-              <w:t>10</w:t>
+              <w:t>9</w:t>
             </w:r>
             <w:r>
               <w:rPr>
@@ -2452,7 +2592,7 @@
               <w:lang w:val="en-SK" w:eastAsia="en-GB"/>
             </w:rPr>
           </w:pPr>
-          <w:hyperlink w:anchor="_Toc221457093" w:history="1">
+          <w:hyperlink w:anchor="_Toc222562812" w:history="1">
             <w:r>
               <w:rPr>
                 <w:rStyle w:val="Hyperlink"/>
@@ -2496,7 +2636,7 @@
                 <w:noProof/>
                 <w:webHidden/>
               </w:rPr>
-              <w:instrText xml:space="preserve"> PAGEREF _Toc221457093 \h </w:instrText>
+              <w:instrText xml:space="preserve"> PAGEREF _Toc222562812 \h </w:instrText>
             </w:r>
             <w:r>
               <w:rPr>
@@ -2516,7 +2656,7 @@
                 <w:noProof/>
                 <w:webHidden/>
               </w:rPr>
-              <w:t>10</w:t>
+              <w:t>9</w:t>
             </w:r>
             <w:r>
               <w:rPr>
@@ -2542,7 +2682,7 @@
               <w:lang w:val="en-SK" w:eastAsia="en-GB"/>
             </w:rPr>
           </w:pPr>
-          <w:hyperlink w:anchor="_Toc221457094" w:history="1">
+          <w:hyperlink w:anchor="_Toc222562813" w:history="1">
             <w:r>
               <w:rPr>
                 <w:rStyle w:val="Hyperlink"/>
@@ -2586,7 +2726,7 @@
                 <w:noProof/>
                 <w:webHidden/>
               </w:rPr>
-              <w:instrText xml:space="preserve"> PAGEREF _Toc221457094 \h </w:instrText>
+              <w:instrText xml:space="preserve"> PAGEREF _Toc222562813 \h </w:instrText>
             </w:r>
             <w:r>
               <w:rPr>
@@ -2606,7 +2746,7 @@
                 <w:noProof/>
                 <w:webHidden/>
               </w:rPr>
-              <w:t>10</w:t>
+              <w:t>9</w:t>
             </w:r>
             <w:r>
               <w:rPr>
@@ -2632,7 +2772,7 @@
               <w:lang w:val="en-SK" w:eastAsia="en-GB"/>
             </w:rPr>
           </w:pPr>
-          <w:hyperlink w:anchor="_Toc221457095" w:history="1">
+          <w:hyperlink w:anchor="_Toc222562814" w:history="1">
             <w:r>
               <w:rPr>
                 <w:rStyle w:val="Hyperlink"/>
@@ -2676,7 +2816,7 @@
                 <w:noProof/>
                 <w:webHidden/>
               </w:rPr>
-              <w:instrText xml:space="preserve"> PAGEREF _Toc221457095 \h </w:instrText>
+              <w:instrText xml:space="preserve"> PAGEREF _Toc222562814 \h </w:instrText>
             </w:r>
             <w:r>
               <w:rPr>
@@ -2696,7 +2836,7 @@
                 <w:noProof/>
                 <w:webHidden/>
               </w:rPr>
-              <w:t>11</w:t>
+              <w:t>10</w:t>
             </w:r>
             <w:r>
               <w:rPr>
@@ -2722,7 +2862,7 @@
               <w:lang w:val="en-SK" w:eastAsia="en-GB"/>
             </w:rPr>
           </w:pPr>
-          <w:hyperlink w:anchor="_Toc221457096" w:history="1">
+          <w:hyperlink w:anchor="_Toc222562815" w:history="1">
             <w:r>
               <w:rPr>
                 <w:rStyle w:val="Hyperlink"/>
@@ -2766,7 +2906,7 @@
                 <w:noProof/>
                 <w:webHidden/>
               </w:rPr>
-              <w:instrText xml:space="preserve"> PAGEREF _Toc221457096 \h </w:instrText>
+              <w:instrText xml:space="preserve"> PAGEREF _Toc222562815 \h </w:instrText>
             </w:r>
             <w:r>
               <w:rPr>
@@ -2786,7 +2926,7 @@
                 <w:noProof/>
                 <w:webHidden/>
               </w:rPr>
-              <w:t>11</w:t>
+              <w:t>10</w:t>
             </w:r>
             <w:r>
               <w:rPr>
@@ -2812,7 +2952,7 @@
               <w:lang w:val="en-SK" w:eastAsia="en-GB"/>
             </w:rPr>
           </w:pPr>
-          <w:hyperlink w:anchor="_Toc221457097" w:history="1">
+          <w:hyperlink w:anchor="_Toc222562816" w:history="1">
             <w:r>
               <w:rPr>
                 <w:rStyle w:val="Hyperlink"/>
@@ -2856,7 +2996,7 @@
                 <w:noProof/>
                 <w:webHidden/>
               </w:rPr>
-              <w:instrText xml:space="preserve"> PAGEREF _Toc221457097 \h </w:instrText>
+              <w:instrText xml:space="preserve"> PAGEREF _Toc222562816 \h </w:instrText>
             </w:r>
             <w:r>
               <w:rPr>
@@ -2876,7 +3016,7 @@
                 <w:noProof/>
                 <w:webHidden/>
               </w:rPr>
-              <w:t>12</w:t>
+              <w:t>11</w:t>
             </w:r>
             <w:r>
               <w:rPr>
@@ -2902,7 +3042,7 @@
               <w:lang w:val="en-SK" w:eastAsia="en-GB"/>
             </w:rPr>
           </w:pPr>
-          <w:hyperlink w:anchor="_Toc221457098" w:history="1">
+          <w:hyperlink w:anchor="_Toc222562817" w:history="1">
             <w:r>
               <w:rPr>
                 <w:rStyle w:val="Hyperlink"/>
@@ -2946,7 +3086,7 @@
                 <w:noProof/>
                 <w:webHidden/>
               </w:rPr>
-              <w:instrText xml:space="preserve"> PAGEREF _Toc221457098 \h </w:instrText>
+              <w:instrText xml:space="preserve"> PAGEREF _Toc222562817 \h </w:instrText>
             </w:r>
             <w:r>
               <w:rPr>
@@ -2966,7 +3106,7 @@
                 <w:noProof/>
                 <w:webHidden/>
               </w:rPr>
-              <w:t>12</w:t>
+              <w:t>11</w:t>
             </w:r>
             <w:r>
               <w:rPr>
@@ -2992,7 +3132,7 @@
               <w:lang w:val="en-SK" w:eastAsia="en-GB"/>
             </w:rPr>
           </w:pPr>
-          <w:hyperlink w:anchor="_Toc221457099" w:history="1">
+          <w:hyperlink w:anchor="_Toc222562818" w:history="1">
             <w:r>
               <w:rPr>
                 <w:rStyle w:val="Hyperlink"/>
@@ -3036,7 +3176,7 @@
                 <w:noProof/>
                 <w:webHidden/>
               </w:rPr>
-              <w:instrText xml:space="preserve"> PAGEREF _Toc221457099 \h </w:instrText>
+              <w:instrText xml:space="preserve"> PAGEREF _Toc222562818 \h </w:instrText>
             </w:r>
             <w:r>
               <w:rPr>
@@ -3056,7 +3196,7 @@
                 <w:noProof/>
                 <w:webHidden/>
               </w:rPr>
-              <w:t>13</w:t>
+              <w:t>12</w:t>
             </w:r>
             <w:r>
               <w:rPr>
@@ -3082,7 +3222,7 @@
               <w:lang w:val="en-SK" w:eastAsia="en-GB"/>
             </w:rPr>
           </w:pPr>
-          <w:hyperlink w:anchor="_Toc221457100" w:history="1">
+          <w:hyperlink w:anchor="_Toc222562819" w:history="1">
             <w:r>
               <w:rPr>
                 <w:rStyle w:val="Hyperlink"/>
@@ -3126,7 +3266,7 @@
                 <w:noProof/>
                 <w:webHidden/>
               </w:rPr>
-              <w:instrText xml:space="preserve"> PAGEREF _Toc221457100 \h </w:instrText>
+              <w:instrText xml:space="preserve"> PAGEREF _Toc222562819 \h </w:instrText>
             </w:r>
             <w:r>
               <w:rPr>
@@ -3146,7 +3286,7 @@
                 <w:noProof/>
                 <w:webHidden/>
               </w:rPr>
-              <w:t>13</w:t>
+              <w:t>12</w:t>
             </w:r>
             <w:r>
               <w:rPr>
@@ -3172,7 +3312,7 @@
               <w:lang w:val="en-SK" w:eastAsia="en-GB"/>
             </w:rPr>
           </w:pPr>
-          <w:hyperlink w:anchor="_Toc221457101" w:history="1">
+          <w:hyperlink w:anchor="_Toc222562820" w:history="1">
             <w:r>
               <w:rPr>
                 <w:rStyle w:val="Hyperlink"/>
@@ -3216,7 +3356,97 @@
                 <w:noProof/>
                 <w:webHidden/>
               </w:rPr>
-              <w:instrText xml:space="preserve"> PAGEREF _Toc221457101 \h </w:instrText>
+              <w:instrText xml:space="preserve"> PAGEREF _Toc222562820 \h </w:instrText>
+            </w:r>
+            <w:r>
+              <w:rPr>
+                <w:noProof/>
+                <w:webHidden/>
+              </w:rPr>
+            </w:r>
+            <w:r>
+              <w:rPr>
+                <w:noProof/>
+                <w:webHidden/>
+              </w:rPr>
+              <w:fldChar w:fldCharType="separate"/>
+            </w:r>
+            <w:r>
+              <w:rPr>
+                <w:noProof/>
+                <w:webHidden/>
+              </w:rPr>
+              <w:t>13</w:t>
+            </w:r>
+            <w:r>
+              <w:rPr>
+                <w:noProof/>
+                <w:webHidden/>
+              </w:rPr>
+              <w:fldChar w:fldCharType="end"/>
+            </w:r>
+          </w:hyperlink>
+        </w:p>
+        <w:p>
+          <w:pPr>
+            <w:pStyle w:val="TOC1"/>
+            <w:tabs>
+              <w:tab w:val="left" w:pos="480"/>
+              <w:tab w:val="right" w:leader="dot" w:pos="8493"/>
+            </w:tabs>
+            <w:rPr>
+              <w:rFonts w:eastAsiaTheme="minorEastAsia"/>
+              <w:noProof/>
+              <w:sz w:val="24"/>
+              <w:szCs w:val="24"/>
+              <w:lang w:val="en-SK" w:eastAsia="en-GB"/>
+            </w:rPr>
+          </w:pPr>
+          <w:hyperlink w:anchor="_Toc222562821" w:history="1">
+            <w:r>
+              <w:rPr>
+                <w:rStyle w:val="Hyperlink"/>
+                <w:noProof/>
+              </w:rPr>
+              <w:t>5</w:t>
+            </w:r>
+            <w:r>
+              <w:rPr>
+                <w:rFonts w:eastAsiaTheme="minorEastAsia"/>
+                <w:noProof/>
+                <w:sz w:val="24"/>
+                <w:szCs w:val="24"/>
+                <w:lang w:val="en-SK" w:eastAsia="en-GB"/>
+              </w:rPr>
+              <w:tab/>
+            </w:r>
+            <w:r>
+              <w:rPr>
+                <w:rStyle w:val="Hyperlink"/>
+                <w:noProof/>
+              </w:rPr>
+              <w:t>NÁVRH RIEŠENIA POKLADNIČNÉHO SYSTÉMU EPOS</w:t>
+            </w:r>
+            <w:r>
+              <w:rPr>
+                <w:noProof/>
+                <w:webHidden/>
+              </w:rPr>
+              <w:tab/>
+            </w:r>
+            <w:r>
+              <w:rPr>
+                <w:noProof/>
+                <w:webHidden/>
+              </w:rPr>
+              <w:fldChar w:fldCharType="begin"/>
+            </w:r>
+            <w:r>
+              <w:rPr>
+                <w:noProof/>
+                <w:webHidden/>
+              </w:rPr>
+              <w:instrText xml:space="preserve"> PAGEREF _Toc222562821 \h </w:instrText>
             </w:r>
             <w:r>
               <w:rPr>
@@ -3262,13 +3492,13 @@
               <w:lang w:val="en-SK" w:eastAsia="en-GB"/>
             </w:rPr>
           </w:pPr>
-          <w:hyperlink w:anchor="_Toc221457102" w:history="1">
+          <w:hyperlink w:anchor="_Toc222562822" w:history="1">
             <w:r>
               <w:rPr>
                 <w:rStyle w:val="Hyperlink"/>
                 <w:noProof/>
               </w:rPr>
-              <w:t>4.3</w:t>
+              <w:t>5.1</w:t>
             </w:r>
             <w:r>
               <w:rPr>
@@ -3285,7 +3515,7 @@
                 <w:rStyle w:val="Hyperlink"/>
                 <w:noProof/>
               </w:rPr>
-              <w:t>Očakávaný prínos a tímová spolupráca</w:t>
+              <w:t>Koncepcia riešenia a použitá technológia</w:t>
             </w:r>
             <w:r>
               <w:rPr>
@@ -3306,7 +3536,7 @@
                 <w:noProof/>
                 <w:webHidden/>
               </w:rPr>
-              <w:instrText xml:space="preserve"> PAGEREF _Toc221457102 \h </w:instrText>
+              <w:instrText xml:space="preserve"> PAGEREF _Toc222562822 \h </w:instrText>
             </w:r>
             <w:r>
               <w:rPr>
@@ -3327,6 +3557,276 @@
                 <w:webHidden/>
               </w:rPr>
               <w:t>14</w:t>
+            </w:r>
+            <w:r>
+              <w:rPr>
+                <w:noProof/>
+                <w:webHidden/>
+              </w:rPr>
+              <w:fldChar w:fldCharType="end"/>
+            </w:r>
+          </w:hyperlink>
+        </w:p>
+        <w:p>
+          <w:pPr>
+            <w:pStyle w:val="TOC1"/>
+            <w:tabs>
+              <w:tab w:val="left" w:pos="720"/>
+              <w:tab w:val="right" w:leader="dot" w:pos="8493"/>
+            </w:tabs>
+            <w:rPr>
+              <w:rFonts w:eastAsiaTheme="minorEastAsia"/>
+              <w:noProof/>
+              <w:sz w:val="24"/>
+              <w:szCs w:val="24"/>
+              <w:lang w:val="en-SK" w:eastAsia="en-GB"/>
+            </w:rPr>
+          </w:pPr>
+          <w:hyperlink w:anchor="_Toc222562823" w:history="1">
+            <w:r>
+              <w:rPr>
+                <w:rStyle w:val="Hyperlink"/>
+                <w:noProof/>
+              </w:rPr>
+              <w:t>5.2</w:t>
+            </w:r>
+            <w:r>
+              <w:rPr>
+                <w:rFonts w:eastAsiaTheme="minorEastAsia"/>
+                <w:noProof/>
+                <w:sz w:val="24"/>
+                <w:szCs w:val="24"/>
+                <w:lang w:val="en-SK" w:eastAsia="en-GB"/>
+              </w:rPr>
+              <w:tab/>
+            </w:r>
+            <w:r>
+              <w:rPr>
+                <w:rStyle w:val="Hyperlink"/>
+                <w:noProof/>
+              </w:rPr>
+              <w:t>Pracovný proces a spracovanie produktov</w:t>
+            </w:r>
+            <w:r>
+              <w:rPr>
+                <w:noProof/>
+                <w:webHidden/>
+              </w:rPr>
+              <w:tab/>
+            </w:r>
+            <w:r>
+              <w:rPr>
+                <w:noProof/>
+                <w:webHidden/>
+              </w:rPr>
+              <w:fldChar w:fldCharType="begin"/>
+            </w:r>
+            <w:r>
+              <w:rPr>
+                <w:noProof/>
+                <w:webHidden/>
+              </w:rPr>
+              <w:instrText xml:space="preserve"> PAGEREF _Toc222562823 \h </w:instrText>
+            </w:r>
+            <w:r>
+              <w:rPr>
+                <w:noProof/>
+                <w:webHidden/>
+              </w:rPr>
+            </w:r>
+            <w:r>
+              <w:rPr>
+                <w:noProof/>
+                <w:webHidden/>
+              </w:rPr>
+              <w:fldChar w:fldCharType="separate"/>
+            </w:r>
+            <w:r>
+              <w:rPr>
+                <w:noProof/>
+                <w:webHidden/>
+              </w:rPr>
+              <w:t>15</w:t>
+            </w:r>
+            <w:r>
+              <w:rPr>
+                <w:noProof/>
+                <w:webHidden/>
+              </w:rPr>
+              <w:fldChar w:fldCharType="end"/>
+            </w:r>
+          </w:hyperlink>
+        </w:p>
+        <w:p>
+          <w:pPr>
+            <w:pStyle w:val="TOC1"/>
+            <w:tabs>
+              <w:tab w:val="left" w:pos="720"/>
+              <w:tab w:val="right" w:leader="dot" w:pos="8493"/>
+            </w:tabs>
+            <w:rPr>
+              <w:rFonts w:eastAsiaTheme="minorEastAsia"/>
+              <w:noProof/>
+              <w:sz w:val="24"/>
+              <w:szCs w:val="24"/>
+              <w:lang w:val="en-SK" w:eastAsia="en-GB"/>
+            </w:rPr>
+          </w:pPr>
+          <w:hyperlink w:anchor="_Toc222562824" w:history="1">
+            <w:r>
+              <w:rPr>
+                <w:rStyle w:val="Hyperlink"/>
+                <w:noProof/>
+              </w:rPr>
+              <w:t>5.3</w:t>
+            </w:r>
+            <w:r>
+              <w:rPr>
+                <w:rFonts w:eastAsiaTheme="minorEastAsia"/>
+                <w:noProof/>
+                <w:sz w:val="24"/>
+                <w:szCs w:val="24"/>
+                <w:lang w:val="en-SK" w:eastAsia="en-GB"/>
+              </w:rPr>
+              <w:tab/>
+            </w:r>
+            <w:r>
+              <w:rPr>
+                <w:rStyle w:val="Hyperlink"/>
+                <w:noProof/>
+              </w:rPr>
+              <w:t>Správa dát a generovanie bločkov</w:t>
+            </w:r>
+            <w:r>
+              <w:rPr>
+                <w:noProof/>
+                <w:webHidden/>
+              </w:rPr>
+              <w:tab/>
+            </w:r>
+            <w:r>
+              <w:rPr>
+                <w:noProof/>
+                <w:webHidden/>
+              </w:rPr>
+              <w:fldChar w:fldCharType="begin"/>
+            </w:r>
+            <w:r>
+              <w:rPr>
+                <w:noProof/>
+                <w:webHidden/>
+              </w:rPr>
+              <w:instrText xml:space="preserve"> PAGEREF _Toc222562824 \h </w:instrText>
+            </w:r>
+            <w:r>
+              <w:rPr>
+                <w:noProof/>
+                <w:webHidden/>
+              </w:rPr>
+            </w:r>
+            <w:r>
+              <w:rPr>
+                <w:noProof/>
+                <w:webHidden/>
+              </w:rPr>
+              <w:fldChar w:fldCharType="separate"/>
+            </w:r>
+            <w:r>
+              <w:rPr>
+                <w:noProof/>
+                <w:webHidden/>
+              </w:rPr>
+              <w:t>16</w:t>
+            </w:r>
+            <w:r>
+              <w:rPr>
+                <w:noProof/>
+                <w:webHidden/>
+              </w:rPr>
+              <w:fldChar w:fldCharType="end"/>
+            </w:r>
+          </w:hyperlink>
+        </w:p>
+        <w:p>
+          <w:pPr>
+            <w:pStyle w:val="TOC1"/>
+            <w:tabs>
+              <w:tab w:val="left" w:pos="720"/>
+              <w:tab w:val="right" w:leader="dot" w:pos="8493"/>
+            </w:tabs>
+            <w:rPr>
+              <w:rFonts w:eastAsiaTheme="minorEastAsia"/>
+              <w:noProof/>
+              <w:sz w:val="24"/>
+              <w:szCs w:val="24"/>
+              <w:lang w:val="en-SK" w:eastAsia="en-GB"/>
+            </w:rPr>
+          </w:pPr>
+          <w:hyperlink w:anchor="_Toc222562825" w:history="1">
+            <w:r>
+              <w:rPr>
+                <w:rStyle w:val="Hyperlink"/>
+                <w:noProof/>
+              </w:rPr>
+              <w:t>5.4</w:t>
+            </w:r>
+            <w:r>
+              <w:rPr>
+                <w:rFonts w:eastAsiaTheme="minorEastAsia"/>
+                <w:noProof/>
+                <w:sz w:val="24"/>
+                <w:szCs w:val="24"/>
+                <w:lang w:val="en-SK" w:eastAsia="en-GB"/>
+              </w:rPr>
+              <w:tab/>
+            </w:r>
+            <w:r>
+              <w:rPr>
+                <w:rStyle w:val="Hyperlink"/>
+                <w:noProof/>
+              </w:rPr>
+              <w:t>Možnosti rozšírenia systému</w:t>
+            </w:r>
+            <w:r>
+              <w:rPr>
+                <w:noProof/>
+                <w:webHidden/>
+              </w:rPr>
+              <w:tab/>
+            </w:r>
+            <w:r>
+              <w:rPr>
+                <w:noProof/>
+                <w:webHidden/>
+              </w:rPr>
+              <w:fldChar w:fldCharType="begin"/>
+            </w:r>
+            <w:r>
+              <w:rPr>
+                <w:noProof/>
+                <w:webHidden/>
+              </w:rPr>
+              <w:instrText xml:space="preserve"> PAGEREF _Toc222562825 \h </w:instrText>
+            </w:r>
+            <w:r>
+              <w:rPr>
+                <w:noProof/>
+                <w:webHidden/>
+              </w:rPr>
+            </w:r>
+            <w:r>
+              <w:rPr>
+                <w:noProof/>
+                <w:webHidden/>
+              </w:rPr>
+              <w:fldChar w:fldCharType="separate"/>
+            </w:r>
+            <w:r>
+              <w:rPr>
+                <w:noProof/>
+                <w:webHidden/>
+              </w:rPr>
+              <w:t>16</w:t>
             </w:r>
             <w:r>
               <w:rPr>
@@ -3352,13 +3852,13 @@
               <w:lang w:val="en-SK" w:eastAsia="en-GB"/>
             </w:rPr>
           </w:pPr>
-          <w:hyperlink w:anchor="_Toc221457103" w:history="1">
+          <w:hyperlink w:anchor="_Toc222562826" w:history="1">
             <w:r>
               <w:rPr>
                 <w:rStyle w:val="Hyperlink"/>
                 <w:noProof/>
               </w:rPr>
-              <w:t>5</w:t>
+              <w:t>6</w:t>
             </w:r>
             <w:r>
               <w:rPr>
@@ -3375,7 +3875,7 @@
                 <w:rStyle w:val="Hyperlink"/>
                 <w:noProof/>
               </w:rPr>
-              <w:t>NÁVRH RIEŠENIA POKLADNIČNÉHO SYSTÉMU EPOS</w:t>
+              <w:t>IMPLEMENTÁCIA POUŽÍVATEĽSKÉHO ROZHRANIA</w:t>
             </w:r>
             <w:r>
               <w:rPr>
@@ -3396,7 +3896,7 @@
                 <w:noProof/>
                 <w:webHidden/>
               </w:rPr>
-              <w:instrText xml:space="preserve"> PAGEREF _Toc221457103 \h </w:instrText>
+              <w:instrText xml:space="preserve"> PAGEREF _Toc222562826 \h </w:instrText>
             </w:r>
             <w:r>
               <w:rPr>
@@ -3416,7 +3916,7 @@
                 <w:noProof/>
                 <w:webHidden/>
               </w:rPr>
-              <w:t>15</w:t>
+              <w:t>17</w:t>
             </w:r>
             <w:r>
               <w:rPr>
@@ -3442,13 +3942,13 @@
               <w:lang w:val="en-SK" w:eastAsia="en-GB"/>
             </w:rPr>
           </w:pPr>
-          <w:hyperlink w:anchor="_Toc221457104" w:history="1">
+          <w:hyperlink w:anchor="_Toc222562827" w:history="1">
             <w:r>
               <w:rPr>
                 <w:rStyle w:val="Hyperlink"/>
                 <w:noProof/>
               </w:rPr>
-              <w:t>5.1</w:t>
+              <w:t>6.1</w:t>
             </w:r>
             <w:r>
               <w:rPr>
@@ -3465,7 +3965,7 @@
                 <w:rStyle w:val="Hyperlink"/>
                 <w:noProof/>
               </w:rPr>
-              <w:t>Koncepcia riešenia a použitá technológia</w:t>
+              <w:t>Návrh používateľského rozhrania a dizajnový koncept</w:t>
             </w:r>
             <w:r>
               <w:rPr>
@@ -3486,7 +3986,7 @@
                 <w:noProof/>
                 <w:webHidden/>
               </w:rPr>
-              <w:instrText xml:space="preserve"> PAGEREF _Toc221457104 \h </w:instrText>
+              <w:instrText xml:space="preserve"> PAGEREF _Toc222562827 \h </w:instrText>
             </w:r>
             <w:r>
               <w:rPr>
@@ -3506,7 +4006,7 @@
                 <w:noProof/>
                 <w:webHidden/>
               </w:rPr>
-              <w:t>15</w:t>
+              <w:t>17</w:t>
             </w:r>
             <w:r>
               <w:rPr>
@@ -3532,13 +4032,13 @@
               <w:lang w:val="en-SK" w:eastAsia="en-GB"/>
             </w:rPr>
           </w:pPr>
-          <w:hyperlink w:anchor="_Toc221457105" w:history="1">
+          <w:hyperlink w:anchor="_Toc222562828" w:history="1">
             <w:r>
               <w:rPr>
                 <w:rStyle w:val="Hyperlink"/>
                 <w:noProof/>
               </w:rPr>
-              <w:t>5.2</w:t>
+              <w:t>6.2</w:t>
             </w:r>
             <w:r>
               <w:rPr>
@@ -3555,7 +4055,7 @@
                 <w:rStyle w:val="Hyperlink"/>
                 <w:noProof/>
               </w:rPr>
-              <w:t>Pracovný proces a spracovanie produktov</w:t>
+              <w:t>Implementácia rozhrania v prostredí Windows Forms</w:t>
             </w:r>
             <w:r>
               <w:rPr>
@@ -3576,7 +4076,7 @@
                 <w:noProof/>
                 <w:webHidden/>
               </w:rPr>
-              <w:instrText xml:space="preserve"> PAGEREF _Toc221457105 \h </w:instrText>
+              <w:instrText xml:space="preserve"> PAGEREF _Toc222562828 \h </w:instrText>
             </w:r>
             <w:r>
               <w:rPr>
@@ -3596,7 +4096,7 @@
                 <w:noProof/>
                 <w:webHidden/>
               </w:rPr>
-              <w:t>16</w:t>
+              <w:t>18</w:t>
             </w:r>
             <w:r>
               <w:rPr>
@@ -3622,13 +4122,13 @@
               <w:lang w:val="en-SK" w:eastAsia="en-GB"/>
             </w:rPr>
           </w:pPr>
-          <w:hyperlink w:anchor="_Toc221457106" w:history="1">
+          <w:hyperlink w:anchor="_Toc222562829" w:history="1">
             <w:r>
               <w:rPr>
                 <w:rStyle w:val="Hyperlink"/>
                 <w:noProof/>
               </w:rPr>
-              <w:t>5.3</w:t>
+              <w:t>6.3</w:t>
             </w:r>
             <w:r>
               <w:rPr>
@@ -3645,7 +4145,7 @@
                 <w:rStyle w:val="Hyperlink"/>
                 <w:noProof/>
               </w:rPr>
-              <w:t>Správa dát a generovanie bločkov</w:t>
+              <w:t>Práca s chybovými stavmi a spätná väzba používateľovi</w:t>
             </w:r>
             <w:r>
               <w:rPr>
@@ -3666,7 +4166,7 @@
                 <w:noProof/>
                 <w:webHidden/>
               </w:rPr>
-              <w:instrText xml:space="preserve"> PAGEREF _Toc221457106 \h </w:instrText>
+              <w:instrText xml:space="preserve"> PAGEREF _Toc222562829 \h </w:instrText>
             </w:r>
             <w:r>
               <w:rPr>
@@ -3686,7 +4186,97 @@
                 <w:noProof/>
                 <w:webHidden/>
               </w:rPr>
-              <w:t>17</w:t>
+              <w:t>19</w:t>
+            </w:r>
+            <w:r>
+              <w:rPr>
+                <w:noProof/>
+                <w:webHidden/>
+              </w:rPr>
+              <w:fldChar w:fldCharType="end"/>
+            </w:r>
+          </w:hyperlink>
+        </w:p>
+        <w:p>
+          <w:pPr>
+            <w:pStyle w:val="TOC1"/>
+            <w:tabs>
+              <w:tab w:val="left" w:pos="480"/>
+              <w:tab w:val="right" w:leader="dot" w:pos="8493"/>
+            </w:tabs>
+            <w:rPr>
+              <w:rFonts w:eastAsiaTheme="minorEastAsia"/>
+              <w:noProof/>
+              <w:sz w:val="24"/>
+              <w:szCs w:val="24"/>
+              <w:lang w:val="en-SK" w:eastAsia="en-GB"/>
+            </w:rPr>
+          </w:pPr>
+          <w:hyperlink w:anchor="_Toc222562830" w:history="1">
+            <w:r>
+              <w:rPr>
+                <w:rStyle w:val="Hyperlink"/>
+                <w:noProof/>
+              </w:rPr>
+              <w:t>7</w:t>
+            </w:r>
+            <w:r>
+              <w:rPr>
+                <w:rFonts w:eastAsiaTheme="minorEastAsia"/>
+                <w:noProof/>
+                <w:sz w:val="24"/>
+                <w:szCs w:val="24"/>
+                <w:lang w:val="en-SK" w:eastAsia="en-GB"/>
+              </w:rPr>
+              <w:tab/>
+            </w:r>
+            <w:r>
+              <w:rPr>
+                <w:rStyle w:val="Hyperlink"/>
+                <w:noProof/>
+              </w:rPr>
+              <w:t>IMPLEMENTÁCIA FUNKČNÝCH ČASTÍ SYSTÉMU</w:t>
+            </w:r>
+            <w:r>
+              <w:rPr>
+                <w:noProof/>
+                <w:webHidden/>
+              </w:rPr>
+              <w:tab/>
+            </w:r>
+            <w:r>
+              <w:rPr>
+                <w:noProof/>
+                <w:webHidden/>
+              </w:rPr>
+              <w:fldChar w:fldCharType="begin"/>
+            </w:r>
+            <w:r>
+              <w:rPr>
+                <w:noProof/>
+                <w:webHidden/>
+              </w:rPr>
+              <w:instrText xml:space="preserve"> PAGEREF _Toc222562830 \h </w:instrText>
+            </w:r>
+            <w:r>
+              <w:rPr>
+                <w:noProof/>
+                <w:webHidden/>
+              </w:rPr>
+            </w:r>
+            <w:r>
+              <w:rPr>
+                <w:noProof/>
+                <w:webHidden/>
+              </w:rPr>
+              <w:fldChar w:fldCharType="separate"/>
+            </w:r>
+            <w:r>
+              <w:rPr>
+                <w:noProof/>
+                <w:webHidden/>
+              </w:rPr>
+              <w:t>20</w:t>
             </w:r>
             <w:r>
               <w:rPr>
@@ -3712,13 +4302,13 @@
               <w:lang w:val="en-SK" w:eastAsia="en-GB"/>
             </w:rPr>
           </w:pPr>
-          <w:hyperlink w:anchor="_Toc221457107" w:history="1">
+          <w:hyperlink w:anchor="_Toc222562831" w:history="1">
             <w:r>
               <w:rPr>
                 <w:rStyle w:val="Hyperlink"/>
                 <w:noProof/>
               </w:rPr>
-              <w:t>5.4</w:t>
+              <w:t>7.1</w:t>
             </w:r>
             <w:r>
               <w:rPr>
@@ -3735,7 +4325,7 @@
                 <w:rStyle w:val="Hyperlink"/>
                 <w:noProof/>
               </w:rPr>
-              <w:t>Možnosti rozšírenia systému</w:t>
+              <w:t>Prihlasovanie používateľa a zabezpečenie prístupu</w:t>
             </w:r>
             <w:r>
               <w:rPr>
@@ -3756,7 +4346,7 @@
                 <w:noProof/>
                 <w:webHidden/>
               </w:rPr>
-              <w:instrText xml:space="preserve"> PAGEREF _Toc221457107 \h </w:instrText>
+              <w:instrText xml:space="preserve"> PAGEREF _Toc222562831 \h </w:instrText>
             </w:r>
             <w:r>
               <w:rPr>
@@ -3776,7 +4366,367 @@
                 <w:noProof/>
                 <w:webHidden/>
               </w:rPr>
-              <w:t>17</w:t>
+              <w:t>20</w:t>
+            </w:r>
+            <w:r>
+              <w:rPr>
+                <w:noProof/>
+                <w:webHidden/>
+              </w:rPr>
+              <w:fldChar w:fldCharType="end"/>
+            </w:r>
+          </w:hyperlink>
+        </w:p>
+        <w:p>
+          <w:pPr>
+            <w:pStyle w:val="TOC1"/>
+            <w:tabs>
+              <w:tab w:val="left" w:pos="720"/>
+              <w:tab w:val="right" w:leader="dot" w:pos="8493"/>
+            </w:tabs>
+            <w:rPr>
+              <w:rFonts w:eastAsiaTheme="minorEastAsia"/>
+              <w:noProof/>
+              <w:sz w:val="24"/>
+              <w:szCs w:val="24"/>
+              <w:lang w:val="en-SK" w:eastAsia="en-GB"/>
+            </w:rPr>
+          </w:pPr>
+          <w:hyperlink w:anchor="_Toc222562832" w:history="1">
+            <w:r>
+              <w:rPr>
+                <w:rStyle w:val="Hyperlink"/>
+                <w:noProof/>
+              </w:rPr>
+              <w:t>7.2</w:t>
+            </w:r>
+            <w:r>
+              <w:rPr>
+                <w:rFonts w:eastAsiaTheme="minorEastAsia"/>
+                <w:noProof/>
+                <w:sz w:val="24"/>
+                <w:szCs w:val="24"/>
+                <w:lang w:val="en-SK" w:eastAsia="en-GB"/>
+              </w:rPr>
+              <w:tab/>
+            </w:r>
+            <w:r>
+              <w:rPr>
+                <w:rStyle w:val="Hyperlink"/>
+                <w:noProof/>
+              </w:rPr>
+              <w:t>Hlavná obrazovka a blokovanie nákupu</w:t>
+            </w:r>
+            <w:r>
+              <w:rPr>
+                <w:noProof/>
+                <w:webHidden/>
+              </w:rPr>
+              <w:tab/>
+            </w:r>
+            <w:r>
+              <w:rPr>
+                <w:noProof/>
+                <w:webHidden/>
+              </w:rPr>
+              <w:fldChar w:fldCharType="begin"/>
+            </w:r>
+            <w:r>
+              <w:rPr>
+                <w:noProof/>
+                <w:webHidden/>
+              </w:rPr>
+              <w:instrText xml:space="preserve"> PAGEREF _Toc222562832 \h </w:instrText>
+            </w:r>
+            <w:r>
+              <w:rPr>
+                <w:noProof/>
+                <w:webHidden/>
+              </w:rPr>
+            </w:r>
+            <w:r>
+              <w:rPr>
+                <w:noProof/>
+                <w:webHidden/>
+              </w:rPr>
+              <w:fldChar w:fldCharType="separate"/>
+            </w:r>
+            <w:r>
+              <w:rPr>
+                <w:noProof/>
+                <w:webHidden/>
+              </w:rPr>
+              <w:t>21</w:t>
+            </w:r>
+            <w:r>
+              <w:rPr>
+                <w:noProof/>
+                <w:webHidden/>
+              </w:rPr>
+              <w:fldChar w:fldCharType="end"/>
+            </w:r>
+          </w:hyperlink>
+        </w:p>
+        <w:p>
+          <w:pPr>
+            <w:pStyle w:val="TOC1"/>
+            <w:tabs>
+              <w:tab w:val="left" w:pos="720"/>
+              <w:tab w:val="right" w:leader="dot" w:pos="8493"/>
+            </w:tabs>
+            <w:rPr>
+              <w:rFonts w:eastAsiaTheme="minorEastAsia"/>
+              <w:noProof/>
+              <w:sz w:val="24"/>
+              <w:szCs w:val="24"/>
+              <w:lang w:val="en-SK" w:eastAsia="en-GB"/>
+            </w:rPr>
+          </w:pPr>
+          <w:hyperlink w:anchor="_Toc222562833" w:history="1">
+            <w:r>
+              <w:rPr>
+                <w:rStyle w:val="Hyperlink"/>
+                <w:noProof/>
+              </w:rPr>
+              <w:t>7.3</w:t>
+            </w:r>
+            <w:r>
+              <w:rPr>
+                <w:rFonts w:eastAsiaTheme="minorEastAsia"/>
+                <w:noProof/>
+                <w:sz w:val="24"/>
+                <w:szCs w:val="24"/>
+                <w:lang w:val="en-SK" w:eastAsia="en-GB"/>
+              </w:rPr>
+              <w:tab/>
+            </w:r>
+            <w:r>
+              <w:rPr>
+                <w:rStyle w:val="Hyperlink"/>
+                <w:noProof/>
+              </w:rPr>
+              <w:t>Správa produktov a úprava údajov</w:t>
+            </w:r>
+            <w:r>
+              <w:rPr>
+                <w:noProof/>
+                <w:webHidden/>
+              </w:rPr>
+              <w:tab/>
+            </w:r>
+            <w:r>
+              <w:rPr>
+                <w:noProof/>
+                <w:webHidden/>
+              </w:rPr>
+              <w:fldChar w:fldCharType="begin"/>
+            </w:r>
+            <w:r>
+              <w:rPr>
+                <w:noProof/>
+                <w:webHidden/>
+              </w:rPr>
+              <w:instrText xml:space="preserve"> PAGEREF _Toc222562833 \h </w:instrText>
+            </w:r>
+            <w:r>
+              <w:rPr>
+                <w:noProof/>
+                <w:webHidden/>
+              </w:rPr>
+            </w:r>
+            <w:r>
+              <w:rPr>
+                <w:noProof/>
+                <w:webHidden/>
+              </w:rPr>
+              <w:fldChar w:fldCharType="separate"/>
+            </w:r>
+            <w:r>
+              <w:rPr>
+                <w:noProof/>
+                <w:webHidden/>
+              </w:rPr>
+              <w:t>21</w:t>
+            </w:r>
+            <w:r>
+              <w:rPr>
+                <w:noProof/>
+                <w:webHidden/>
+              </w:rPr>
+              <w:fldChar w:fldCharType="end"/>
+            </w:r>
+          </w:hyperlink>
+        </w:p>
+        <w:p>
+          <w:pPr>
+            <w:pStyle w:val="TOC1"/>
+            <w:tabs>
+              <w:tab w:val="left" w:pos="720"/>
+              <w:tab w:val="right" w:leader="dot" w:pos="8493"/>
+            </w:tabs>
+            <w:rPr>
+              <w:rFonts w:eastAsiaTheme="minorEastAsia"/>
+              <w:noProof/>
+              <w:sz w:val="24"/>
+              <w:szCs w:val="24"/>
+              <w:lang w:val="en-SK" w:eastAsia="en-GB"/>
+            </w:rPr>
+          </w:pPr>
+          <w:hyperlink w:anchor="_Toc222562834" w:history="1">
+            <w:r>
+              <w:rPr>
+                <w:rStyle w:val="Hyperlink"/>
+                <w:noProof/>
+              </w:rPr>
+              <w:t>7.4</w:t>
+            </w:r>
+            <w:r>
+              <w:rPr>
+                <w:rFonts w:eastAsiaTheme="minorEastAsia"/>
+                <w:noProof/>
+                <w:sz w:val="24"/>
+                <w:szCs w:val="24"/>
+                <w:lang w:val="en-SK" w:eastAsia="en-GB"/>
+              </w:rPr>
+              <w:tab/>
+            </w:r>
+            <w:r>
+              <w:rPr>
+                <w:rStyle w:val="Hyperlink"/>
+                <w:noProof/>
+              </w:rPr>
+              <w:t>Nastavenia aplikácie a odhlásenie používateľa</w:t>
+            </w:r>
+            <w:r>
+              <w:rPr>
+                <w:noProof/>
+                <w:webHidden/>
+              </w:rPr>
+              <w:tab/>
+            </w:r>
+            <w:r>
+              <w:rPr>
+                <w:noProof/>
+                <w:webHidden/>
+              </w:rPr>
+              <w:fldChar w:fldCharType="begin"/>
+            </w:r>
+            <w:r>
+              <w:rPr>
+                <w:noProof/>
+                <w:webHidden/>
+              </w:rPr>
+              <w:instrText xml:space="preserve"> PAGEREF _Toc222562834 \h </w:instrText>
+            </w:r>
+            <w:r>
+              <w:rPr>
+                <w:noProof/>
+                <w:webHidden/>
+              </w:rPr>
+            </w:r>
+            <w:r>
+              <w:rPr>
+                <w:noProof/>
+                <w:webHidden/>
+              </w:rPr>
+              <w:fldChar w:fldCharType="separate"/>
+            </w:r>
+            <w:r>
+              <w:rPr>
+                <w:noProof/>
+                <w:webHidden/>
+              </w:rPr>
+              <w:t>22</w:t>
+            </w:r>
+            <w:r>
+              <w:rPr>
+                <w:noProof/>
+                <w:webHidden/>
+              </w:rPr>
+              <w:fldChar w:fldCharType="end"/>
+            </w:r>
+          </w:hyperlink>
+        </w:p>
+        <w:p>
+          <w:pPr>
+            <w:pStyle w:val="TOC1"/>
+            <w:tabs>
+              <w:tab w:val="left" w:pos="720"/>
+              <w:tab w:val="right" w:leader="dot" w:pos="8493"/>
+            </w:tabs>
+            <w:rPr>
+              <w:rFonts w:eastAsiaTheme="minorEastAsia"/>
+              <w:noProof/>
+              <w:sz w:val="24"/>
+              <w:szCs w:val="24"/>
+              <w:lang w:val="en-SK" w:eastAsia="en-GB"/>
+            </w:rPr>
+          </w:pPr>
+          <w:hyperlink w:anchor="_Toc222562835" w:history="1">
+            <w:r>
+              <w:rPr>
+                <w:rStyle w:val="Hyperlink"/>
+                <w:noProof/>
+              </w:rPr>
+              <w:t>7.5</w:t>
+            </w:r>
+            <w:r>
+              <w:rPr>
+                <w:rFonts w:eastAsiaTheme="minorEastAsia"/>
+                <w:noProof/>
+                <w:sz w:val="24"/>
+                <w:szCs w:val="24"/>
+                <w:lang w:val="en-SK" w:eastAsia="en-GB"/>
+              </w:rPr>
+              <w:tab/>
+            </w:r>
+            <w:r>
+              <w:rPr>
+                <w:rStyle w:val="Hyperlink"/>
+                <w:noProof/>
+              </w:rPr>
+              <w:t>Generovanie a spracovanie bločku</w:t>
+            </w:r>
+            <w:r>
+              <w:rPr>
+                <w:noProof/>
+                <w:webHidden/>
+              </w:rPr>
+              <w:tab/>
+            </w:r>
+            <w:r>
+              <w:rPr>
+                <w:noProof/>
+                <w:webHidden/>
+              </w:rPr>
+              <w:fldChar w:fldCharType="begin"/>
+            </w:r>
+            <w:r>
+              <w:rPr>
+                <w:noProof/>
+                <w:webHidden/>
+              </w:rPr>
+              <w:instrText xml:space="preserve"> PAGEREF _Toc222562835 \h </w:instrText>
+            </w:r>
+            <w:r>
+              <w:rPr>
+                <w:noProof/>
+                <w:webHidden/>
+              </w:rPr>
+            </w:r>
+            <w:r>
+              <w:rPr>
+                <w:noProof/>
+                <w:webHidden/>
+              </w:rPr>
+              <w:fldChar w:fldCharType="separate"/>
+            </w:r>
+            <w:r>
+              <w:rPr>
+                <w:noProof/>
+                <w:webHidden/>
+              </w:rPr>
+              <w:t>22</w:t>
             </w:r>
             <w:r>
               <w:rPr>
@@ -3802,13 +4752,13 @@
               <w:lang w:val="en-SK" w:eastAsia="en-GB"/>
             </w:rPr>
           </w:pPr>
-          <w:hyperlink w:anchor="_Toc221457108" w:history="1">
+          <w:hyperlink w:anchor="_Toc222562836" w:history="1">
             <w:r>
               <w:rPr>
                 <w:rStyle w:val="Hyperlink"/>
                 <w:noProof/>
               </w:rPr>
-              <w:t>6</w:t>
+              <w:t>8</w:t>
             </w:r>
             <w:r>
               <w:rPr>
@@ -3825,7 +4775,7 @@
                 <w:rStyle w:val="Hyperlink"/>
                 <w:noProof/>
               </w:rPr>
-              <w:t>IMPLEMENTÁCIA POUŽÍVATEĽSKÉHO ROZHRANIA</w:t>
+              <w:t>TESTOVANIE A OPTIMALIZÁCIA APLIKÁCIE</w:t>
             </w:r>
             <w:r>
               <w:rPr>
@@ -3846,7 +4796,7 @@
                 <w:noProof/>
                 <w:webHidden/>
               </w:rPr>
-              <w:instrText xml:space="preserve"> PAGEREF _Toc221457108 \h </w:instrText>
+              <w:instrText xml:space="preserve"> PAGEREF _Toc222562836 \h </w:instrText>
             </w:r>
             <w:r>
               <w:rPr>
@@ -3866,7 +4816,7 @@
                 <w:noProof/>
                 <w:webHidden/>
               </w:rPr>
-              <w:t>18</w:t>
+              <w:t>23</w:t>
             </w:r>
             <w:r>
               <w:rPr>
@@ -3892,13 +4842,13 @@
               <w:lang w:val="en-SK" w:eastAsia="en-GB"/>
             </w:rPr>
           </w:pPr>
-          <w:hyperlink w:anchor="_Toc221457109" w:history="1">
+          <w:hyperlink w:anchor="_Toc222562837" w:history="1">
             <w:r>
               <w:rPr>
                 <w:rStyle w:val="Hyperlink"/>
                 <w:noProof/>
               </w:rPr>
-              <w:t>6.1</w:t>
+              <w:t>8.1</w:t>
             </w:r>
             <w:r>
               <w:rPr>
@@ -3915,7 +4865,7 @@
                 <w:rStyle w:val="Hyperlink"/>
                 <w:noProof/>
               </w:rPr>
-              <w:t>Návrh používateľského rozhrania a dizajnový koncept</w:t>
+              <w:t>Spôsob a priebeh testovania aplikácie</w:t>
             </w:r>
             <w:r>
               <w:rPr>
@@ -3936,7 +4886,7 @@
                 <w:noProof/>
                 <w:webHidden/>
               </w:rPr>
-              <w:instrText xml:space="preserve"> PAGEREF _Toc221457109 \h </w:instrText>
+              <w:instrText xml:space="preserve"> PAGEREF _Toc222562837 \h </w:instrText>
             </w:r>
             <w:r>
               <w:rPr>
@@ -3956,7 +4906,7 @@
                 <w:noProof/>
                 <w:webHidden/>
               </w:rPr>
-              <w:t>18</w:t>
+              <w:t>23</w:t>
             </w:r>
             <w:r>
               <w:rPr>
@@ -3982,13 +4932,13 @@
               <w:lang w:val="en-SK" w:eastAsia="en-GB"/>
             </w:rPr>
           </w:pPr>
-          <w:hyperlink w:anchor="_Toc221457110" w:history="1">
+          <w:hyperlink w:anchor="_Toc222562838" w:history="1">
             <w:r>
               <w:rPr>
                 <w:rStyle w:val="Hyperlink"/>
                 <w:noProof/>
               </w:rPr>
-              <w:t>6.2</w:t>
+              <w:t>8.2</w:t>
             </w:r>
             <w:r>
               <w:rPr>
@@ -4005,7 +4955,7 @@
                 <w:rStyle w:val="Hyperlink"/>
                 <w:noProof/>
               </w:rPr>
-              <w:t>Implementácia rozhrania v prostredí Windows Forms</w:t>
+              <w:t>Identifikácia problémov a nedostatkov</w:t>
             </w:r>
             <w:r>
               <w:rPr>
@@ -4026,7 +4976,7 @@
                 <w:noProof/>
                 <w:webHidden/>
               </w:rPr>
-              <w:instrText xml:space="preserve"> PAGEREF _Toc221457110 \h </w:instrText>
+              <w:instrText xml:space="preserve"> PAGEREF _Toc222562838 \h </w:instrText>
             </w:r>
             <w:r>
               <w:rPr>
@@ -4046,7 +4996,7 @@
                 <w:noProof/>
                 <w:webHidden/>
               </w:rPr>
-              <w:t>19</w:t>
+              <w:t>23</w:t>
             </w:r>
             <w:r>
               <w:rPr>
@@ -4072,13 +5022,13 @@
               <w:lang w:val="en-SK" w:eastAsia="en-GB"/>
             </w:rPr>
           </w:pPr>
-          <w:hyperlink w:anchor="_Toc221457111" w:history="1">
+          <w:hyperlink w:anchor="_Toc222562839" w:history="1">
             <w:r>
               <w:rPr>
                 <w:rStyle w:val="Hyperlink"/>
                 <w:noProof/>
               </w:rPr>
-              <w:t>6.3</w:t>
+              <w:t>8.3</w:t>
             </w:r>
             <w:r>
               <w:rPr>
@@ -4095,7 +5045,7 @@
                 <w:rStyle w:val="Hyperlink"/>
                 <w:noProof/>
               </w:rPr>
-              <w:t>Ergonomické zásady a intuitívne ovládanie</w:t>
+              <w:t>Optimalizácia používateľského rozhrania</w:t>
             </w:r>
             <w:r>
               <w:rPr>
@@ -4116,7 +5066,7 @@
                 <w:noProof/>
                 <w:webHidden/>
               </w:rPr>
-              <w:instrText xml:space="preserve"> PAGEREF _Toc221457111 \h </w:instrText>
+              <w:instrText xml:space="preserve"> PAGEREF _Toc222562839 \h </w:instrText>
             </w:r>
             <w:r>
               <w:rPr>
@@ -4136,7 +5086,7 @@
                 <w:noProof/>
                 <w:webHidden/>
               </w:rPr>
-              <w:t>19</w:t>
+              <w:t>24</w:t>
             </w:r>
             <w:r>
               <w:rPr>
@@ -4162,13 +5112,13 @@
               <w:lang w:val="en-SK" w:eastAsia="en-GB"/>
             </w:rPr>
           </w:pPr>
-          <w:hyperlink w:anchor="_Toc221457112" w:history="1">
+          <w:hyperlink w:anchor="_Toc222562840" w:history="1">
             <w:r>
               <w:rPr>
                 <w:rStyle w:val="Hyperlink"/>
                 <w:noProof/>
               </w:rPr>
-              <w:t>6.4</w:t>
+              <w:t>8.4</w:t>
             </w:r>
             <w:r>
               <w:rPr>
@@ -4185,7 +5135,7 @@
                 <w:rStyle w:val="Hyperlink"/>
                 <w:noProof/>
               </w:rPr>
-              <w:t>Práca s chybovými stavmi a spätná väzba používateľovi</w:t>
+              <w:t>Overenie použiteľnosti po úpravách</w:t>
             </w:r>
             <w:r>
               <w:rPr>
@@ -4206,7 +5156,7 @@
                 <w:noProof/>
                 <w:webHidden/>
               </w:rPr>
-              <w:instrText xml:space="preserve"> PAGEREF _Toc221457112 \h </w:instrText>
+              <w:instrText xml:space="preserve"> PAGEREF _Toc222562840 \h </w:instrText>
             </w:r>
             <w:r>
               <w:rPr>
@@ -4226,7 +5176,7 @@
                 <w:noProof/>
                 <w:webHidden/>
               </w:rPr>
-              <w:t>20</w:t>
+              <w:t>24</w:t>
             </w:r>
             <w:r>
               <w:rPr>
@@ -4252,13 +5202,13 @@
               <w:lang w:val="en-SK" w:eastAsia="en-GB"/>
             </w:rPr>
           </w:pPr>
-          <w:hyperlink w:anchor="_Toc221457113" w:history="1">
+          <w:hyperlink w:anchor="_Toc222562841" w:history="1">
             <w:r>
               <w:rPr>
                 <w:rStyle w:val="Hyperlink"/>
                 <w:noProof/>
               </w:rPr>
-              <w:t>7</w:t>
+              <w:t>9</w:t>
             </w:r>
             <w:r>
               <w:rPr>
@@ -4275,7 +5225,7 @@
                 <w:rStyle w:val="Hyperlink"/>
                 <w:noProof/>
               </w:rPr>
-              <w:t>IMPLEMENTÁCIA FUNKČNÝCH ČASTÍ SYSTÉMU</w:t>
+              <w:t>DISKUSIA, OBMEDZENIA A MOŽNOSTI ROZŠÍRENIA</w:t>
             </w:r>
             <w:r>
               <w:rPr>
@@ -4296,7 +5246,7 @@
                 <w:noProof/>
                 <w:webHidden/>
               </w:rPr>
-              <w:instrText xml:space="preserve"> PAGEREF _Toc221457113 \h </w:instrText>
+              <w:instrText xml:space="preserve"> PAGEREF _Toc222562841 \h </w:instrText>
             </w:r>
             <w:r>
               <w:rPr>
@@ -4316,7 +5266,7 @@
                 <w:noProof/>
                 <w:webHidden/>
               </w:rPr>
-              <w:t>21</w:t>
+              <w:t>25</w:t>
             </w:r>
             <w:r>
               <w:rPr>
@@ -4342,13 +5292,13 @@
               <w:lang w:val="en-SK" w:eastAsia="en-GB"/>
             </w:rPr>
           </w:pPr>
-          <w:hyperlink w:anchor="_Toc221457114" w:history="1">
+          <w:hyperlink w:anchor="_Toc222562842" w:history="1">
             <w:r>
               <w:rPr>
                 <w:rStyle w:val="Hyperlink"/>
                 <w:noProof/>
               </w:rPr>
-              <w:t>7.1</w:t>
+              <w:t>9.1</w:t>
             </w:r>
             <w:r>
               <w:rPr>
@@ -4365,7 +5315,7 @@
                 <w:rStyle w:val="Hyperlink"/>
                 <w:noProof/>
               </w:rPr>
-              <w:t>Prihlasovanie používateľa a zabezpečenie prístupu</w:t>
+              <w:t>Zhodnotenie navrhnutého riešenia</w:t>
             </w:r>
             <w:r>
               <w:rPr>
@@ -4386,7 +5336,7 @@
                 <w:noProof/>
                 <w:webHidden/>
               </w:rPr>
-              <w:instrText xml:space="preserve"> PAGEREF _Toc221457114 \h </w:instrText>
+              <w:instrText xml:space="preserve"> PAGEREF _Toc222562842 \h </w:instrText>
             </w:r>
             <w:r>
               <w:rPr>
@@ -4406,7 +5356,7 @@
                 <w:noProof/>
                 <w:webHidden/>
               </w:rPr>
-              <w:t>21</w:t>
+              <w:t>25</w:t>
             </w:r>
             <w:r>
               <w:rPr>
@@ -4432,13 +5382,13 @@
               <w:lang w:val="en-SK" w:eastAsia="en-GB"/>
             </w:rPr>
           </w:pPr>
-          <w:hyperlink w:anchor="_Toc221457115" w:history="1">
+          <w:hyperlink w:anchor="_Toc222562843" w:history="1">
             <w:r>
               <w:rPr>
                 <w:rStyle w:val="Hyperlink"/>
                 <w:noProof/>
               </w:rPr>
-              <w:t>7.2</w:t>
+              <w:t>9.2</w:t>
             </w:r>
             <w:r>
               <w:rPr>
@@ -4455,7 +5405,7 @@
                 <w:rStyle w:val="Hyperlink"/>
                 <w:noProof/>
               </w:rPr>
-              <w:t>Hlavná obrazovka a blokovanie nákupu</w:t>
+              <w:t>Technické a časové obmedzenia projektu</w:t>
             </w:r>
             <w:r>
               <w:rPr>
@@ -4476,7 +5426,7 @@
                 <w:noProof/>
                 <w:webHidden/>
               </w:rPr>
-              <w:instrText xml:space="preserve"> PAGEREF _Toc221457115 \h </w:instrText>
+              <w:instrText xml:space="preserve"> PAGEREF _Toc222562843 \h </w:instrText>
             </w:r>
             <w:r>
               <w:rPr>
@@ -4496,7 +5446,7 @@
                 <w:noProof/>
                 <w:webHidden/>
               </w:rPr>
-              <w:t>22</w:t>
+              <w:t>25</w:t>
             </w:r>
             <w:r>
               <w:rPr>
@@ -4522,13 +5472,13 @@
               <w:lang w:val="en-SK" w:eastAsia="en-GB"/>
             </w:rPr>
           </w:pPr>
-          <w:hyperlink w:anchor="_Toc221457116" w:history="1">
+          <w:hyperlink w:anchor="_Toc222562844" w:history="1">
             <w:r>
               <w:rPr>
                 <w:rStyle w:val="Hyperlink"/>
                 <w:noProof/>
               </w:rPr>
-              <w:t>7.3</w:t>
+              <w:t>9.3</w:t>
             </w:r>
             <w:r>
               <w:rPr>
@@ -4545,7 +5495,7 @@
                 <w:rStyle w:val="Hyperlink"/>
                 <w:noProof/>
               </w:rPr>
-              <w:t>Správa produktov a úprava údajov</w:t>
+              <w:t>Neimplementované funkcie a ich dopad</w:t>
             </w:r>
             <w:r>
               <w:rPr>
@@ -4566,7 +5516,7 @@
                 <w:noProof/>
                 <w:webHidden/>
               </w:rPr>
-              <w:instrText xml:space="preserve"> PAGEREF _Toc221457116 \h </w:instrText>
+              <w:instrText xml:space="preserve"> PAGEREF _Toc222562844 \h </w:instrText>
             </w:r>
             <w:r>
               <w:rPr>
@@ -4586,7 +5536,7 @@
                 <w:noProof/>
                 <w:webHidden/>
               </w:rPr>
-              <w:t>22</w:t>
+              <w:t>26</w:t>
             </w:r>
             <w:r>
               <w:rPr>
@@ -4612,13 +5562,13 @@
               <w:lang w:val="en-SK" w:eastAsia="en-GB"/>
             </w:rPr>
           </w:pPr>
-          <w:hyperlink w:anchor="_Toc221457117" w:history="1">
+          <w:hyperlink w:anchor="_Toc222562845" w:history="1">
             <w:r>
               <w:rPr>
                 <w:rStyle w:val="Hyperlink"/>
                 <w:noProof/>
               </w:rPr>
-              <w:t>7.4</w:t>
+              <w:t>9.4</w:t>
             </w:r>
             <w:r>
               <w:rPr>
@@ -4635,7 +5585,7 @@
                 <w:rStyle w:val="Hyperlink"/>
                 <w:noProof/>
               </w:rPr>
-              <w:t>Nastavenia aplikácie a odhlásenie používateľa</w:t>
+              <w:t>Možnosti ďalšieho rozšírenia systému</w:t>
             </w:r>
             <w:r>
               <w:rPr>
@@ -4656,7 +5606,7 @@
                 <w:noProof/>
                 <w:webHidden/>
               </w:rPr>
-              <w:instrText xml:space="preserve"> PAGEREF _Toc221457117 \h </w:instrText>
+              <w:instrText xml:space="preserve"> PAGEREF _Toc222562845 \h </w:instrText>
             </w:r>
             <w:r>
               <w:rPr>
@@ -4676,7 +5626,7 @@
                 <w:noProof/>
                 <w:webHidden/>
               </w:rPr>
-              <w:t>23</w:t>
+              <w:t>26</w:t>
             </w:r>
             <w:r>
               <w:rPr>
@@ -4702,13 +5652,13 @@
               <w:lang w:val="en-SK" w:eastAsia="en-GB"/>
             </w:rPr>
           </w:pPr>
-          <w:hyperlink w:anchor="_Toc221457118" w:history="1">
+          <w:hyperlink w:anchor="_Toc222562846" w:history="1">
             <w:r>
               <w:rPr>
                 <w:rStyle w:val="Hyperlink"/>
                 <w:noProof/>
               </w:rPr>
-              <w:t>7.5</w:t>
+              <w:t>9.5</w:t>
             </w:r>
             <w:r>
               <w:rPr>
@@ -4725,7 +5675,7 @@
                 <w:rStyle w:val="Hyperlink"/>
                 <w:noProof/>
               </w:rPr>
-              <w:t>Generovanie a spracovanie bločku</w:t>
+              <w:t>Celkové zhodnotenie kapitoly</w:t>
             </w:r>
             <w:r>
               <w:rPr>
@@ -4746,7 +5696,7 @@
                 <w:noProof/>
                 <w:webHidden/>
               </w:rPr>
-              <w:instrText xml:space="preserve"> PAGEREF _Toc221457118 \h </w:instrText>
+              <w:instrText xml:space="preserve"> PAGEREF _Toc222562846 \h </w:instrText>
             </w:r>
             <w:r>
               <w:rPr>
@@ -4766,7 +5716,7 @@
                 <w:noProof/>
                 <w:webHidden/>
               </w:rPr>
-              <w:t>23</w:t>
+              <w:t>26</w:t>
             </w:r>
             <w:r>
               <w:rPr>
@@ -4792,13 +5742,13 @@
               <w:lang w:val="en-SK" w:eastAsia="en-GB"/>
             </w:rPr>
           </w:pPr>
-          <w:hyperlink w:anchor="_Toc221457119" w:history="1">
+          <w:hyperlink w:anchor="_Toc222562847" w:history="1">
             <w:r>
               <w:rPr>
                 <w:rStyle w:val="Hyperlink"/>
                 <w:noProof/>
               </w:rPr>
-              <w:t>8</w:t>
+              <w:t>10</w:t>
             </w:r>
             <w:r>
               <w:rPr>
@@ -4815,7 +5765,7 @@
                 <w:rStyle w:val="Hyperlink"/>
                 <w:noProof/>
               </w:rPr>
-              <w:t>TESTOVANIE A OPTIMALIZÁCIA APLIKÁCIE</w:t>
+              <w:t>PRAKTICKÉ VYUŽITIE APLIKÁCIE V REÁLNEJ PREVÁDZKE</w:t>
             </w:r>
             <w:r>
               <w:rPr>
@@ -4836,7 +5786,7 @@
                 <w:noProof/>
                 <w:webHidden/>
               </w:rPr>
-              <w:instrText xml:space="preserve"> PAGEREF _Toc221457119 \h </w:instrText>
+              <w:instrText xml:space="preserve"> PAGEREF _Toc222562847 \h </w:instrText>
             </w:r>
             <w:r>
               <w:rPr>
@@ -4856,367 +5806,7 @@
                 <w:noProof/>
                 <w:webHidden/>
               </w:rPr>
-              <w:t>24</w:t>
-            </w:r>
-            <w:r>
-              <w:rPr>
-                <w:noProof/>
-                <w:webHidden/>
-              </w:rPr>
-              <w:fldChar w:fldCharType="end"/>
-            </w:r>
-          </w:hyperlink>
-        </w:p>
-        <w:p>
-          <w:pPr>
-            <w:pStyle w:val="TOC1"/>
-            <w:tabs>
-              <w:tab w:val="left" w:pos="720"/>
-              <w:tab w:val="right" w:leader="dot" w:pos="8493"/>
-            </w:tabs>
-            <w:rPr>
-              <w:rFonts w:eastAsiaTheme="minorEastAsia"/>
-              <w:noProof/>
-              <w:sz w:val="24"/>
-              <w:szCs w:val="24"/>
-              <w:lang w:val="en-SK" w:eastAsia="en-GB"/>
-            </w:rPr>
-          </w:pPr>
-          <w:hyperlink w:anchor="_Toc221457120" w:history="1">
-            <w:r>
-              <w:rPr>
-                <w:rStyle w:val="Hyperlink"/>
-                <w:noProof/>
-              </w:rPr>
-              <w:t>8.1</w:t>
-            </w:r>
-            <w:r>
-              <w:rPr>
-                <w:rFonts w:eastAsiaTheme="minorEastAsia"/>
-                <w:noProof/>
-                <w:sz w:val="24"/>
-                <w:szCs w:val="24"/>
-                <w:lang w:val="en-SK" w:eastAsia="en-GB"/>
-              </w:rPr>
-              <w:tab/>
-            </w:r>
-            <w:r>
-              <w:rPr>
-                <w:rStyle w:val="Hyperlink"/>
-                <w:noProof/>
-              </w:rPr>
-              <w:t>Spôsob a priebeh testovania aplikácie</w:t>
-            </w:r>
-            <w:r>
-              <w:rPr>
-                <w:noProof/>
-                <w:webHidden/>
-              </w:rPr>
-              <w:tab/>
-            </w:r>
-            <w:r>
-              <w:rPr>
-                <w:noProof/>
-                <w:webHidden/>
-              </w:rPr>
-              <w:fldChar w:fldCharType="begin"/>
-            </w:r>
-            <w:r>
-              <w:rPr>
-                <w:noProof/>
-                <w:webHidden/>
-              </w:rPr>
-              <w:instrText xml:space="preserve"> PAGEREF _Toc221457120 \h </w:instrText>
-            </w:r>
-            <w:r>
-              <w:rPr>
-                <w:noProof/>
-                <w:webHidden/>
-              </w:rPr>
-            </w:r>
-            <w:r>
-              <w:rPr>
-                <w:noProof/>
-                <w:webHidden/>
-              </w:rPr>
-              <w:fldChar w:fldCharType="separate"/>
-            </w:r>
-            <w:r>
-              <w:rPr>
-                <w:noProof/>
-                <w:webHidden/>
-              </w:rPr>
-              <w:t>24</w:t>
-            </w:r>
-            <w:r>
-              <w:rPr>
-                <w:noProof/>
-                <w:webHidden/>
-              </w:rPr>
-              <w:fldChar w:fldCharType="end"/>
-            </w:r>
-          </w:hyperlink>
-        </w:p>
-        <w:p>
-          <w:pPr>
-            <w:pStyle w:val="TOC1"/>
-            <w:tabs>
-              <w:tab w:val="left" w:pos="720"/>
-              <w:tab w:val="right" w:leader="dot" w:pos="8493"/>
-            </w:tabs>
-            <w:rPr>
-              <w:rFonts w:eastAsiaTheme="minorEastAsia"/>
-              <w:noProof/>
-              <w:sz w:val="24"/>
-              <w:szCs w:val="24"/>
-              <w:lang w:val="en-SK" w:eastAsia="en-GB"/>
-            </w:rPr>
-          </w:pPr>
-          <w:hyperlink w:anchor="_Toc221457121" w:history="1">
-            <w:r>
-              <w:rPr>
-                <w:rStyle w:val="Hyperlink"/>
-                <w:noProof/>
-              </w:rPr>
-              <w:t>8.2</w:t>
-            </w:r>
-            <w:r>
-              <w:rPr>
-                <w:rFonts w:eastAsiaTheme="minorEastAsia"/>
-                <w:noProof/>
-                <w:sz w:val="24"/>
-                <w:szCs w:val="24"/>
-                <w:lang w:val="en-SK" w:eastAsia="en-GB"/>
-              </w:rPr>
-              <w:tab/>
-            </w:r>
-            <w:r>
-              <w:rPr>
-                <w:rStyle w:val="Hyperlink"/>
-                <w:noProof/>
-              </w:rPr>
-              <w:t>Identifikácia problémov a nedostatkov</w:t>
-            </w:r>
-            <w:r>
-              <w:rPr>
-                <w:noProof/>
-                <w:webHidden/>
-              </w:rPr>
-              <w:tab/>
-            </w:r>
-            <w:r>
-              <w:rPr>
-                <w:noProof/>
-                <w:webHidden/>
-              </w:rPr>
-              <w:fldChar w:fldCharType="begin"/>
-            </w:r>
-            <w:r>
-              <w:rPr>
-                <w:noProof/>
-                <w:webHidden/>
-              </w:rPr>
-              <w:instrText xml:space="preserve"> PAGEREF _Toc221457121 \h </w:instrText>
-            </w:r>
-            <w:r>
-              <w:rPr>
-                <w:noProof/>
-                <w:webHidden/>
-              </w:rPr>
-            </w:r>
-            <w:r>
-              <w:rPr>
-                <w:noProof/>
-                <w:webHidden/>
-              </w:rPr>
-              <w:fldChar w:fldCharType="separate"/>
-            </w:r>
-            <w:r>
-              <w:rPr>
-                <w:noProof/>
-                <w:webHidden/>
-              </w:rPr>
-              <w:t>24</w:t>
-            </w:r>
-            <w:r>
-              <w:rPr>
-                <w:noProof/>
-                <w:webHidden/>
-              </w:rPr>
-              <w:fldChar w:fldCharType="end"/>
-            </w:r>
-          </w:hyperlink>
-        </w:p>
-        <w:p>
-          <w:pPr>
-            <w:pStyle w:val="TOC1"/>
-            <w:tabs>
-              <w:tab w:val="left" w:pos="720"/>
-              <w:tab w:val="right" w:leader="dot" w:pos="8493"/>
-            </w:tabs>
-            <w:rPr>
-              <w:rFonts w:eastAsiaTheme="minorEastAsia"/>
-              <w:noProof/>
-              <w:sz w:val="24"/>
-              <w:szCs w:val="24"/>
-              <w:lang w:val="en-SK" w:eastAsia="en-GB"/>
-            </w:rPr>
-          </w:pPr>
-          <w:hyperlink w:anchor="_Toc221457122" w:history="1">
-            <w:r>
-              <w:rPr>
-                <w:rStyle w:val="Hyperlink"/>
-                <w:noProof/>
-              </w:rPr>
-              <w:t>8.3</w:t>
-            </w:r>
-            <w:r>
-              <w:rPr>
-                <w:rFonts w:eastAsiaTheme="minorEastAsia"/>
-                <w:noProof/>
-                <w:sz w:val="24"/>
-                <w:szCs w:val="24"/>
-                <w:lang w:val="en-SK" w:eastAsia="en-GB"/>
-              </w:rPr>
-              <w:tab/>
-            </w:r>
-            <w:r>
-              <w:rPr>
-                <w:rStyle w:val="Hyperlink"/>
-                <w:noProof/>
-              </w:rPr>
-              <w:t>Optimalizácia používateľského rozhrania</w:t>
-            </w:r>
-            <w:r>
-              <w:rPr>
-                <w:noProof/>
-                <w:webHidden/>
-              </w:rPr>
-              <w:tab/>
-            </w:r>
-            <w:r>
-              <w:rPr>
-                <w:noProof/>
-                <w:webHidden/>
-              </w:rPr>
-              <w:fldChar w:fldCharType="begin"/>
-            </w:r>
-            <w:r>
-              <w:rPr>
-                <w:noProof/>
-                <w:webHidden/>
-              </w:rPr>
-              <w:instrText xml:space="preserve"> PAGEREF _Toc221457122 \h </w:instrText>
-            </w:r>
-            <w:r>
-              <w:rPr>
-                <w:noProof/>
-                <w:webHidden/>
-              </w:rPr>
-            </w:r>
-            <w:r>
-              <w:rPr>
-                <w:noProof/>
-                <w:webHidden/>
-              </w:rPr>
-              <w:fldChar w:fldCharType="separate"/>
-            </w:r>
-            <w:r>
-              <w:rPr>
-                <w:noProof/>
-                <w:webHidden/>
-              </w:rPr>
-              <w:t>25</w:t>
-            </w:r>
-            <w:r>
-              <w:rPr>
-                <w:noProof/>
-                <w:webHidden/>
-              </w:rPr>
-              <w:fldChar w:fldCharType="end"/>
-            </w:r>
-          </w:hyperlink>
-        </w:p>
-        <w:p>
-          <w:pPr>
-            <w:pStyle w:val="TOC1"/>
-            <w:tabs>
-              <w:tab w:val="left" w:pos="720"/>
-              <w:tab w:val="right" w:leader="dot" w:pos="8493"/>
-            </w:tabs>
-            <w:rPr>
-              <w:rFonts w:eastAsiaTheme="minorEastAsia"/>
-              <w:noProof/>
-              <w:sz w:val="24"/>
-              <w:szCs w:val="24"/>
-              <w:lang w:val="en-SK" w:eastAsia="en-GB"/>
-            </w:rPr>
-          </w:pPr>
-          <w:hyperlink w:anchor="_Toc221457123" w:history="1">
-            <w:r>
-              <w:rPr>
-                <w:rStyle w:val="Hyperlink"/>
-                <w:noProof/>
-              </w:rPr>
-              <w:t>8.4</w:t>
-            </w:r>
-            <w:r>
-              <w:rPr>
-                <w:rFonts w:eastAsiaTheme="minorEastAsia"/>
-                <w:noProof/>
-                <w:sz w:val="24"/>
-                <w:szCs w:val="24"/>
-                <w:lang w:val="en-SK" w:eastAsia="en-GB"/>
-              </w:rPr>
-              <w:tab/>
-            </w:r>
-            <w:r>
-              <w:rPr>
-                <w:rStyle w:val="Hyperlink"/>
-                <w:noProof/>
-              </w:rPr>
-              <w:t>Overenie použiteľnosti po úpravách</w:t>
-            </w:r>
-            <w:r>
-              <w:rPr>
-                <w:noProof/>
-                <w:webHidden/>
-              </w:rPr>
-              <w:tab/>
-            </w:r>
-            <w:r>
-              <w:rPr>
-                <w:noProof/>
-                <w:webHidden/>
-              </w:rPr>
-              <w:fldChar w:fldCharType="begin"/>
-            </w:r>
-            <w:r>
-              <w:rPr>
-                <w:noProof/>
-                <w:webHidden/>
-              </w:rPr>
-              <w:instrText xml:space="preserve"> PAGEREF _Toc221457123 \h </w:instrText>
-            </w:r>
-            <w:r>
-              <w:rPr>
-                <w:noProof/>
-                <w:webHidden/>
-              </w:rPr>
-            </w:r>
-            <w:r>
-              <w:rPr>
-                <w:noProof/>
-                <w:webHidden/>
-              </w:rPr>
-              <w:fldChar w:fldCharType="separate"/>
-            </w:r>
-            <w:r>
-              <w:rPr>
-                <w:noProof/>
-                <w:webHidden/>
-              </w:rPr>
-              <w:t>25</w:t>
+              <w:t>27</w:t>
             </w:r>
             <w:r>
               <w:rPr>
@@ -5242,13 +5832,13 @@
               <w:lang w:val="en-SK" w:eastAsia="en-GB"/>
             </w:rPr>
           </w:pPr>
-          <w:hyperlink w:anchor="_Toc221457124" w:history="1">
+          <w:hyperlink w:anchor="_Toc222562848" w:history="1">
             <w:r>
               <w:rPr>
                 <w:rStyle w:val="Hyperlink"/>
                 <w:noProof/>
               </w:rPr>
-              <w:t>9</w:t>
+              <w:t>11</w:t>
             </w:r>
             <w:r>
               <w:rPr>
@@ -5265,7 +5855,7 @@
                 <w:rStyle w:val="Hyperlink"/>
                 <w:noProof/>
               </w:rPr>
-              <w:t>DISKUSIA, OBMEDZENIA A MOŽNOSTI ROZŠÍRENIA</w:t>
+              <w:t>ZÁVERY PRÁCE</w:t>
             </w:r>
             <w:r>
               <w:rPr>
@@ -5286,7 +5876,7 @@
                 <w:noProof/>
                 <w:webHidden/>
               </w:rPr>
-              <w:instrText xml:space="preserve"> PAGEREF _Toc221457124 \h </w:instrText>
+              <w:instrText xml:space="preserve"> PAGEREF _Toc222562848 \h </w:instrText>
             </w:r>
             <w:r>
               <w:rPr>
@@ -5306,457 +5896,7 @@
                 <w:noProof/>
                 <w:webHidden/>
               </w:rPr>
-              <w:t>26</w:t>
-            </w:r>
-            <w:r>
-              <w:rPr>
-                <w:noProof/>
-                <w:webHidden/>
-              </w:rPr>
-              <w:fldChar w:fldCharType="end"/>
-            </w:r>
-          </w:hyperlink>
-        </w:p>
-        <w:p>
-          <w:pPr>
-            <w:pStyle w:val="TOC1"/>
-            <w:tabs>
-              <w:tab w:val="left" w:pos="720"/>
-              <w:tab w:val="right" w:leader="dot" w:pos="8493"/>
-            </w:tabs>
-            <w:rPr>
-              <w:rFonts w:eastAsiaTheme="minorEastAsia"/>
-              <w:noProof/>
-              <w:sz w:val="24"/>
-              <w:szCs w:val="24"/>
-              <w:lang w:val="en-SK" w:eastAsia="en-GB"/>
-            </w:rPr>
-          </w:pPr>
-          <w:hyperlink w:anchor="_Toc221457125" w:history="1">
-            <w:r>
-              <w:rPr>
-                <w:rStyle w:val="Hyperlink"/>
-                <w:noProof/>
-              </w:rPr>
-              <w:t>9.1</w:t>
-            </w:r>
-            <w:r>
-              <w:rPr>
-                <w:rFonts w:eastAsiaTheme="minorEastAsia"/>
-                <w:noProof/>
-                <w:sz w:val="24"/>
-                <w:szCs w:val="24"/>
-                <w:lang w:val="en-SK" w:eastAsia="en-GB"/>
-              </w:rPr>
-              <w:tab/>
-            </w:r>
-            <w:r>
-              <w:rPr>
-                <w:rStyle w:val="Hyperlink"/>
-                <w:noProof/>
-              </w:rPr>
-              <w:t>Zhodnotenie navrhnutého riešenia</w:t>
-            </w:r>
-            <w:r>
-              <w:rPr>
-                <w:noProof/>
-                <w:webHidden/>
-              </w:rPr>
-              <w:tab/>
-            </w:r>
-            <w:r>
-              <w:rPr>
-                <w:noProof/>
-                <w:webHidden/>
-              </w:rPr>
-              <w:fldChar w:fldCharType="begin"/>
-            </w:r>
-            <w:r>
-              <w:rPr>
-                <w:noProof/>
-                <w:webHidden/>
-              </w:rPr>
-              <w:instrText xml:space="preserve"> PAGEREF _Toc221457125 \h </w:instrText>
-            </w:r>
-            <w:r>
-              <w:rPr>
-                <w:noProof/>
-                <w:webHidden/>
-              </w:rPr>
-            </w:r>
-            <w:r>
-              <w:rPr>
-                <w:noProof/>
-                <w:webHidden/>
-              </w:rPr>
-              <w:fldChar w:fldCharType="separate"/>
-            </w:r>
-            <w:r>
-              <w:rPr>
-                <w:noProof/>
-                <w:webHidden/>
-              </w:rPr>
-              <w:t>26</w:t>
-            </w:r>
-            <w:r>
-              <w:rPr>
-                <w:noProof/>
-                <w:webHidden/>
-              </w:rPr>
-              <w:fldChar w:fldCharType="end"/>
-            </w:r>
-          </w:hyperlink>
-        </w:p>
-        <w:p>
-          <w:pPr>
-            <w:pStyle w:val="TOC1"/>
-            <w:tabs>
-              <w:tab w:val="left" w:pos="720"/>
-              <w:tab w:val="right" w:leader="dot" w:pos="8493"/>
-            </w:tabs>
-            <w:rPr>
-              <w:rFonts w:eastAsiaTheme="minorEastAsia"/>
-              <w:noProof/>
-              <w:sz w:val="24"/>
-              <w:szCs w:val="24"/>
-              <w:lang w:val="en-SK" w:eastAsia="en-GB"/>
-            </w:rPr>
-          </w:pPr>
-          <w:hyperlink w:anchor="_Toc221457126" w:history="1">
-            <w:r>
-              <w:rPr>
-                <w:rStyle w:val="Hyperlink"/>
-                <w:noProof/>
-              </w:rPr>
-              <w:t>9.2</w:t>
-            </w:r>
-            <w:r>
-              <w:rPr>
-                <w:rFonts w:eastAsiaTheme="minorEastAsia"/>
-                <w:noProof/>
-                <w:sz w:val="24"/>
-                <w:szCs w:val="24"/>
-                <w:lang w:val="en-SK" w:eastAsia="en-GB"/>
-              </w:rPr>
-              <w:tab/>
-            </w:r>
-            <w:r>
-              <w:rPr>
-                <w:rStyle w:val="Hyperlink"/>
-                <w:noProof/>
-              </w:rPr>
-              <w:t>Technické a časové obmedzenia projektu</w:t>
-            </w:r>
-            <w:r>
-              <w:rPr>
-                <w:noProof/>
-                <w:webHidden/>
-              </w:rPr>
-              <w:tab/>
-            </w:r>
-            <w:r>
-              <w:rPr>
-                <w:noProof/>
-                <w:webHidden/>
-              </w:rPr>
-              <w:fldChar w:fldCharType="begin"/>
-            </w:r>
-            <w:r>
-              <w:rPr>
-                <w:noProof/>
-                <w:webHidden/>
-              </w:rPr>
-              <w:instrText xml:space="preserve"> PAGEREF _Toc221457126 \h </w:instrText>
-            </w:r>
-            <w:r>
-              <w:rPr>
-                <w:noProof/>
-                <w:webHidden/>
-              </w:rPr>
-            </w:r>
-            <w:r>
-              <w:rPr>
-                <w:noProof/>
-                <w:webHidden/>
-              </w:rPr>
-              <w:fldChar w:fldCharType="separate"/>
-            </w:r>
-            <w:r>
-              <w:rPr>
-                <w:noProof/>
-                <w:webHidden/>
-              </w:rPr>
-              <w:t>26</w:t>
-            </w:r>
-            <w:r>
-              <w:rPr>
-                <w:noProof/>
-                <w:webHidden/>
-              </w:rPr>
-              <w:fldChar w:fldCharType="end"/>
-            </w:r>
-          </w:hyperlink>
-        </w:p>
-        <w:p>
-          <w:pPr>
-            <w:pStyle w:val="TOC1"/>
-            <w:tabs>
-              <w:tab w:val="left" w:pos="720"/>
-              <w:tab w:val="right" w:leader="dot" w:pos="8493"/>
-            </w:tabs>
-            <w:rPr>
-              <w:rFonts w:eastAsiaTheme="minorEastAsia"/>
-              <w:noProof/>
-              <w:sz w:val="24"/>
-              <w:szCs w:val="24"/>
-              <w:lang w:val="en-SK" w:eastAsia="en-GB"/>
-            </w:rPr>
-          </w:pPr>
-          <w:hyperlink w:anchor="_Toc221457127" w:history="1">
-            <w:r>
-              <w:rPr>
-                <w:rStyle w:val="Hyperlink"/>
-                <w:noProof/>
-              </w:rPr>
-              <w:t>9.3</w:t>
-            </w:r>
-            <w:r>
-              <w:rPr>
-                <w:rFonts w:eastAsiaTheme="minorEastAsia"/>
-                <w:noProof/>
-                <w:sz w:val="24"/>
-                <w:szCs w:val="24"/>
-                <w:lang w:val="en-SK" w:eastAsia="en-GB"/>
-              </w:rPr>
-              <w:tab/>
-            </w:r>
-            <w:r>
-              <w:rPr>
-                <w:rStyle w:val="Hyperlink"/>
-                <w:noProof/>
-              </w:rPr>
-              <w:t>Neimplementované funkcie a ich dopad</w:t>
-            </w:r>
-            <w:r>
-              <w:rPr>
-                <w:noProof/>
-                <w:webHidden/>
-              </w:rPr>
-              <w:tab/>
-            </w:r>
-            <w:r>
-              <w:rPr>
-                <w:noProof/>
-                <w:webHidden/>
-              </w:rPr>
-              <w:fldChar w:fldCharType="begin"/>
-            </w:r>
-            <w:r>
-              <w:rPr>
-                <w:noProof/>
-                <w:webHidden/>
-              </w:rPr>
-              <w:instrText xml:space="preserve"> PAGEREF _Toc221457127 \h </w:instrText>
-            </w:r>
-            <w:r>
-              <w:rPr>
-                <w:noProof/>
-                <w:webHidden/>
-              </w:rPr>
-            </w:r>
-            <w:r>
-              <w:rPr>
-                <w:noProof/>
-                <w:webHidden/>
-              </w:rPr>
-              <w:fldChar w:fldCharType="separate"/>
-            </w:r>
-            <w:r>
-              <w:rPr>
-                <w:noProof/>
-                <w:webHidden/>
-              </w:rPr>
-              <w:t>27</w:t>
-            </w:r>
-            <w:r>
-              <w:rPr>
-                <w:noProof/>
-                <w:webHidden/>
-              </w:rPr>
-              <w:fldChar w:fldCharType="end"/>
-            </w:r>
-          </w:hyperlink>
-        </w:p>
-        <w:p>
-          <w:pPr>
-            <w:pStyle w:val="TOC1"/>
-            <w:tabs>
-              <w:tab w:val="left" w:pos="720"/>
-              <w:tab w:val="right" w:leader="dot" w:pos="8493"/>
-            </w:tabs>
-            <w:rPr>
-              <w:rFonts w:eastAsiaTheme="minorEastAsia"/>
-              <w:noProof/>
-              <w:sz w:val="24"/>
-              <w:szCs w:val="24"/>
-              <w:lang w:val="en-SK" w:eastAsia="en-GB"/>
-            </w:rPr>
-          </w:pPr>
-          <w:hyperlink w:anchor="_Toc221457128" w:history="1">
-            <w:r>
-              <w:rPr>
-                <w:rStyle w:val="Hyperlink"/>
-                <w:noProof/>
-              </w:rPr>
-              <w:t>9.4</w:t>
-            </w:r>
-            <w:r>
-              <w:rPr>
-                <w:rFonts w:eastAsiaTheme="minorEastAsia"/>
-                <w:noProof/>
-                <w:sz w:val="24"/>
-                <w:szCs w:val="24"/>
-                <w:lang w:val="en-SK" w:eastAsia="en-GB"/>
-              </w:rPr>
-              <w:tab/>
-            </w:r>
-            <w:r>
-              <w:rPr>
-                <w:rStyle w:val="Hyperlink"/>
-                <w:noProof/>
-              </w:rPr>
-              <w:t>Možnosti ďalšieho rozšírenia systému</w:t>
-            </w:r>
-            <w:r>
-              <w:rPr>
-                <w:noProof/>
-                <w:webHidden/>
-              </w:rPr>
-              <w:tab/>
-            </w:r>
-            <w:r>
-              <w:rPr>
-                <w:noProof/>
-                <w:webHidden/>
-              </w:rPr>
-              <w:fldChar w:fldCharType="begin"/>
-            </w:r>
-            <w:r>
-              <w:rPr>
-                <w:noProof/>
-                <w:webHidden/>
-              </w:rPr>
-              <w:instrText xml:space="preserve"> PAGEREF _Toc221457128 \h </w:instrText>
-            </w:r>
-            <w:r>
-              <w:rPr>
-                <w:noProof/>
-                <w:webHidden/>
-              </w:rPr>
-            </w:r>
-            <w:r>
-              <w:rPr>
-                <w:noProof/>
-                <w:webHidden/>
-              </w:rPr>
-              <w:fldChar w:fldCharType="separate"/>
-            </w:r>
-            <w:r>
-              <w:rPr>
-                <w:noProof/>
-                <w:webHidden/>
-              </w:rPr>
-              <w:t>27</w:t>
-            </w:r>
-            <w:r>
-              <w:rPr>
-                <w:noProof/>
-                <w:webHidden/>
-              </w:rPr>
-              <w:fldChar w:fldCharType="end"/>
-            </w:r>
-          </w:hyperlink>
-        </w:p>
-        <w:p>
-          <w:pPr>
-            <w:pStyle w:val="TOC1"/>
-            <w:tabs>
-              <w:tab w:val="left" w:pos="720"/>
-              <w:tab w:val="right" w:leader="dot" w:pos="8493"/>
-            </w:tabs>
-            <w:rPr>
-              <w:rFonts w:eastAsiaTheme="minorEastAsia"/>
-              <w:noProof/>
-              <w:sz w:val="24"/>
-              <w:szCs w:val="24"/>
-              <w:lang w:val="en-SK" w:eastAsia="en-GB"/>
-            </w:rPr>
-          </w:pPr>
-          <w:hyperlink w:anchor="_Toc221457129" w:history="1">
-            <w:r>
-              <w:rPr>
-                <w:rStyle w:val="Hyperlink"/>
-                <w:noProof/>
-              </w:rPr>
-              <w:t>9.5</w:t>
-            </w:r>
-            <w:r>
-              <w:rPr>
-                <w:rFonts w:eastAsiaTheme="minorEastAsia"/>
-                <w:noProof/>
-                <w:sz w:val="24"/>
-                <w:szCs w:val="24"/>
-                <w:lang w:val="en-SK" w:eastAsia="en-GB"/>
-              </w:rPr>
-              <w:tab/>
-            </w:r>
-            <w:r>
-              <w:rPr>
-                <w:rStyle w:val="Hyperlink"/>
-                <w:noProof/>
-              </w:rPr>
-              <w:t>Celkové zhodnotenie kapitoly</w:t>
-            </w:r>
-            <w:r>
-              <w:rPr>
-                <w:noProof/>
-                <w:webHidden/>
-              </w:rPr>
-              <w:tab/>
-            </w:r>
-            <w:r>
-              <w:rPr>
-                <w:noProof/>
-                <w:webHidden/>
-              </w:rPr>
-              <w:fldChar w:fldCharType="begin"/>
-            </w:r>
-            <w:r>
-              <w:rPr>
-                <w:noProof/>
-                <w:webHidden/>
-              </w:rPr>
-              <w:instrText xml:space="preserve"> PAGEREF _Toc221457129 \h </w:instrText>
-            </w:r>
-            <w:r>
-              <w:rPr>
-                <w:noProof/>
-                <w:webHidden/>
-              </w:rPr>
-            </w:r>
-            <w:r>
-              <w:rPr>
-                <w:noProof/>
-                <w:webHidden/>
-              </w:rPr>
-              <w:fldChar w:fldCharType="separate"/>
-            </w:r>
-            <w:r>
-              <w:rPr>
-                <w:noProof/>
-                <w:webHidden/>
-              </w:rPr>
-              <w:t>27</w:t>
+              <w:t>28</w:t>
             </w:r>
             <w:r>
               <w:rPr>
@@ -5782,13 +5922,13 @@
               <w:lang w:val="en-SK" w:eastAsia="en-GB"/>
             </w:rPr>
           </w:pPr>
-          <w:hyperlink w:anchor="_Toc221457130" w:history="1">
+          <w:hyperlink w:anchor="_Toc222562849" w:history="1">
             <w:r>
               <w:rPr>
                 <w:rStyle w:val="Hyperlink"/>
                 <w:noProof/>
               </w:rPr>
-              <w:t>10</w:t>
+              <w:t>12</w:t>
             </w:r>
             <w:r>
               <w:rPr>
@@ -5805,7 +5945,7 @@
                 <w:rStyle w:val="Hyperlink"/>
                 <w:noProof/>
               </w:rPr>
-              <w:t>PRAKTICKÉ VYUŽITIE APLIKÁCIE V REÁLNEJ PREVÁDZKE</w:t>
+              <w:t>ZOZNAM POUŽITEJ LITERATÚRY</w:t>
             </w:r>
             <w:r>
               <w:rPr>
@@ -5826,7 +5966,7 @@
                 <w:noProof/>
                 <w:webHidden/>
               </w:rPr>
-              <w:instrText xml:space="preserve"> PAGEREF _Toc221457130 \h </w:instrText>
+              <w:instrText xml:space="preserve"> PAGEREF _Toc222562849 \h </w:instrText>
             </w:r>
             <w:r>
               <w:rPr>
@@ -5846,367 +5986,7 @@
                 <w:noProof/>
                 <w:webHidden/>
               </w:rPr>
-              <w:t>28</w:t>
-            </w:r>
-            <w:r>
-              <w:rPr>
-                <w:noProof/>
-                <w:webHidden/>
-              </w:rPr>
-              <w:fldChar w:fldCharType="end"/>
-            </w:r>
-          </w:hyperlink>
-        </w:p>
-        <w:p>
-          <w:pPr>
-            <w:pStyle w:val="TOC1"/>
-            <w:tabs>
-              <w:tab w:val="left" w:pos="480"/>
-              <w:tab w:val="right" w:leader="dot" w:pos="8493"/>
-            </w:tabs>
-            <w:rPr>
-              <w:rFonts w:eastAsiaTheme="minorEastAsia"/>
-              <w:noProof/>
-              <w:sz w:val="24"/>
-              <w:szCs w:val="24"/>
-              <w:lang w:val="en-SK" w:eastAsia="en-GB"/>
-            </w:rPr>
-          </w:pPr>
-          <w:hyperlink w:anchor="_Toc221457131" w:history="1">
-            <w:r>
-              <w:rPr>
-                <w:rStyle w:val="Hyperlink"/>
-                <w:noProof/>
-              </w:rPr>
-              <w:t>11</w:t>
-            </w:r>
-            <w:r>
-              <w:rPr>
-                <w:rFonts w:eastAsiaTheme="minorEastAsia"/>
-                <w:noProof/>
-                <w:sz w:val="24"/>
-                <w:szCs w:val="24"/>
-                <w:lang w:val="en-SK" w:eastAsia="en-GB"/>
-              </w:rPr>
-              <w:tab/>
-            </w:r>
-            <w:r>
-              <w:rPr>
-                <w:rStyle w:val="Hyperlink"/>
-                <w:noProof/>
-              </w:rPr>
-              <w:t>ZÁVERY PRÁCE</w:t>
-            </w:r>
-            <w:r>
-              <w:rPr>
-                <w:noProof/>
-                <w:webHidden/>
-              </w:rPr>
-              <w:tab/>
-            </w:r>
-            <w:r>
-              <w:rPr>
-                <w:noProof/>
-                <w:webHidden/>
-              </w:rPr>
-              <w:fldChar w:fldCharType="begin"/>
-            </w:r>
-            <w:r>
-              <w:rPr>
-                <w:noProof/>
-                <w:webHidden/>
-              </w:rPr>
-              <w:instrText xml:space="preserve"> PAGEREF _Toc221457131 \h </w:instrText>
-            </w:r>
-            <w:r>
-              <w:rPr>
-                <w:noProof/>
-                <w:webHidden/>
-              </w:rPr>
-            </w:r>
-            <w:r>
-              <w:rPr>
-                <w:noProof/>
-                <w:webHidden/>
-              </w:rPr>
-              <w:fldChar w:fldCharType="separate"/>
-            </w:r>
-            <w:r>
-              <w:rPr>
-                <w:noProof/>
-                <w:webHidden/>
-              </w:rPr>
               <w:t>29</w:t>
-            </w:r>
-            <w:r>
-              <w:rPr>
-                <w:noProof/>
-                <w:webHidden/>
-              </w:rPr>
-              <w:fldChar w:fldCharType="end"/>
-            </w:r>
-          </w:hyperlink>
-        </w:p>
-        <w:p>
-          <w:pPr>
-            <w:pStyle w:val="TOC1"/>
-            <w:tabs>
-              <w:tab w:val="left" w:pos="480"/>
-              <w:tab w:val="right" w:leader="dot" w:pos="8493"/>
-            </w:tabs>
-            <w:rPr>
-              <w:rFonts w:eastAsiaTheme="minorEastAsia"/>
-              <w:noProof/>
-              <w:sz w:val="24"/>
-              <w:szCs w:val="24"/>
-              <w:lang w:val="en-SK" w:eastAsia="en-GB"/>
-            </w:rPr>
-          </w:pPr>
-          <w:hyperlink w:anchor="_Toc221457132" w:history="1">
-            <w:r>
-              <w:rPr>
-                <w:rStyle w:val="Hyperlink"/>
-                <w:noProof/>
-              </w:rPr>
-              <w:t>12</w:t>
-            </w:r>
-            <w:r>
-              <w:rPr>
-                <w:rFonts w:eastAsiaTheme="minorEastAsia"/>
-                <w:noProof/>
-                <w:sz w:val="24"/>
-                <w:szCs w:val="24"/>
-                <w:lang w:val="en-SK" w:eastAsia="en-GB"/>
-              </w:rPr>
-              <w:tab/>
-            </w:r>
-            <w:r>
-              <w:rPr>
-                <w:rStyle w:val="Hyperlink"/>
-                <w:noProof/>
-              </w:rPr>
-              <w:t>ZHRNUTIE</w:t>
-            </w:r>
-            <w:r>
-              <w:rPr>
-                <w:noProof/>
-                <w:webHidden/>
-              </w:rPr>
-              <w:tab/>
-            </w:r>
-            <w:r>
-              <w:rPr>
-                <w:noProof/>
-                <w:webHidden/>
-              </w:rPr>
-              <w:fldChar w:fldCharType="begin"/>
-            </w:r>
-            <w:r>
-              <w:rPr>
-                <w:noProof/>
-                <w:webHidden/>
-              </w:rPr>
-              <w:instrText xml:space="preserve"> PAGEREF _Toc221457132 \h </w:instrText>
-            </w:r>
-            <w:r>
-              <w:rPr>
-                <w:noProof/>
-                <w:webHidden/>
-              </w:rPr>
-            </w:r>
-            <w:r>
-              <w:rPr>
-                <w:noProof/>
-                <w:webHidden/>
-              </w:rPr>
-              <w:fldChar w:fldCharType="separate"/>
-            </w:r>
-            <w:r>
-              <w:rPr>
-                <w:noProof/>
-                <w:webHidden/>
-              </w:rPr>
-              <w:t>30</w:t>
-            </w:r>
-            <w:r>
-              <w:rPr>
-                <w:noProof/>
-                <w:webHidden/>
-              </w:rPr>
-              <w:fldChar w:fldCharType="end"/>
-            </w:r>
-          </w:hyperlink>
-        </w:p>
-        <w:p>
-          <w:pPr>
-            <w:pStyle w:val="TOC1"/>
-            <w:tabs>
-              <w:tab w:val="left" w:pos="480"/>
-              <w:tab w:val="right" w:leader="dot" w:pos="8493"/>
-            </w:tabs>
-            <w:rPr>
-              <w:rFonts w:eastAsiaTheme="minorEastAsia"/>
-              <w:noProof/>
-              <w:sz w:val="24"/>
-              <w:szCs w:val="24"/>
-              <w:lang w:val="en-SK" w:eastAsia="en-GB"/>
-            </w:rPr>
-          </w:pPr>
-          <w:hyperlink w:anchor="_Toc221457133" w:history="1">
-            <w:r>
-              <w:rPr>
-                <w:rStyle w:val="Hyperlink"/>
-                <w:noProof/>
-              </w:rPr>
-              <w:t>13</w:t>
-            </w:r>
-            <w:r>
-              <w:rPr>
-                <w:rFonts w:eastAsiaTheme="minorEastAsia"/>
-                <w:noProof/>
-                <w:sz w:val="24"/>
-                <w:szCs w:val="24"/>
-                <w:lang w:val="en-SK" w:eastAsia="en-GB"/>
-              </w:rPr>
-              <w:tab/>
-            </w:r>
-            <w:r>
-              <w:rPr>
-                <w:rStyle w:val="Hyperlink"/>
-                <w:noProof/>
-              </w:rPr>
-              <w:t>ZOZNAM POUŽITEJ LITERATÚRY</w:t>
-            </w:r>
-            <w:r>
-              <w:rPr>
-                <w:noProof/>
-                <w:webHidden/>
-              </w:rPr>
-              <w:tab/>
-            </w:r>
-            <w:r>
-              <w:rPr>
-                <w:noProof/>
-                <w:webHidden/>
-              </w:rPr>
-              <w:fldChar w:fldCharType="begin"/>
-            </w:r>
-            <w:r>
-              <w:rPr>
-                <w:noProof/>
-                <w:webHidden/>
-              </w:rPr>
-              <w:instrText xml:space="preserve"> PAGEREF _Toc221457133 \h </w:instrText>
-            </w:r>
-            <w:r>
-              <w:rPr>
-                <w:noProof/>
-                <w:webHidden/>
-              </w:rPr>
-            </w:r>
-            <w:r>
-              <w:rPr>
-                <w:noProof/>
-                <w:webHidden/>
-              </w:rPr>
-              <w:fldChar w:fldCharType="separate"/>
-            </w:r>
-            <w:r>
-              <w:rPr>
-                <w:noProof/>
-                <w:webHidden/>
-              </w:rPr>
-              <w:t>31</w:t>
-            </w:r>
-            <w:r>
-              <w:rPr>
-                <w:noProof/>
-                <w:webHidden/>
-              </w:rPr>
-              <w:fldChar w:fldCharType="end"/>
-            </w:r>
-          </w:hyperlink>
-        </w:p>
-        <w:p>
-          <w:pPr>
-            <w:pStyle w:val="TOC1"/>
-            <w:tabs>
-              <w:tab w:val="left" w:pos="480"/>
-              <w:tab w:val="right" w:leader="dot" w:pos="8493"/>
-            </w:tabs>
-            <w:rPr>
-              <w:rFonts w:eastAsiaTheme="minorEastAsia"/>
-              <w:noProof/>
-              <w:sz w:val="24"/>
-              <w:szCs w:val="24"/>
-              <w:lang w:val="en-SK" w:eastAsia="en-GB"/>
-            </w:rPr>
-          </w:pPr>
-          <w:hyperlink w:anchor="_Toc221457134" w:history="1">
-            <w:r>
-              <w:rPr>
-                <w:rStyle w:val="Hyperlink"/>
-                <w:noProof/>
-              </w:rPr>
-              <w:t>14</w:t>
-            </w:r>
-            <w:r>
-              <w:rPr>
-                <w:rFonts w:eastAsiaTheme="minorEastAsia"/>
-                <w:noProof/>
-                <w:sz w:val="24"/>
-                <w:szCs w:val="24"/>
-                <w:lang w:val="en-SK" w:eastAsia="en-GB"/>
-              </w:rPr>
-              <w:tab/>
-            </w:r>
-            <w:r>
-              <w:rPr>
-                <w:rStyle w:val="Hyperlink"/>
-                <w:noProof/>
-              </w:rPr>
-              <w:t>PRÍLOHY</w:t>
-            </w:r>
-            <w:r>
-              <w:rPr>
-                <w:noProof/>
-                <w:webHidden/>
-              </w:rPr>
-              <w:tab/>
-            </w:r>
-            <w:r>
-              <w:rPr>
-                <w:noProof/>
-                <w:webHidden/>
-              </w:rPr>
-              <w:fldChar w:fldCharType="begin"/>
-            </w:r>
-            <w:r>
-              <w:rPr>
-                <w:noProof/>
-                <w:webHidden/>
-              </w:rPr>
-              <w:instrText xml:space="preserve"> PAGEREF _Toc221457134 \h </w:instrText>
-            </w:r>
-            <w:r>
-              <w:rPr>
-                <w:noProof/>
-                <w:webHidden/>
-              </w:rPr>
-            </w:r>
-            <w:r>
-              <w:rPr>
-                <w:noProof/>
-                <w:webHidden/>
-              </w:rPr>
-              <w:fldChar w:fldCharType="separate"/>
-            </w:r>
-            <w:r>
-              <w:rPr>
-                <w:noProof/>
-                <w:webHidden/>
-              </w:rPr>
-              <w:t>32</w:t>
             </w:r>
             <w:r>
               <w:rPr>
@@ -6316,95 +6096,6 @@
     </w:p>
     <w:p>
       <w:pPr>
-        <w:spacing w:line="360" w:lineRule="auto"/>
-        <w:rPr>
-          <w:rFonts w:ascii="Times New Roman" w:hAnsi="Times New Roman" w:cs="Times New Roman"/>
-          <w:b/>
-          <w:bCs/>
-          <w:sz w:val="28"/>
-          <w:szCs w:val="28"/>
-        </w:rPr>
-      </w:pPr>
-      <w:r>
-        <w:rPr>
-          <w:rFonts w:ascii="Times New Roman" w:hAnsi="Times New Roman" w:cs="Times New Roman"/>
-          <w:b/>
-          <w:bCs/>
-          <w:sz w:val="28"/>
-          <w:szCs w:val="28"/>
-        </w:rPr>
-        <w:lastRenderedPageBreak/>
-        <w:t>Zoznam tabuliek, grafov a ilustrácií</w:t>
-      </w:r>
-    </w:p>
-    <w:p>
-      <w:pPr>
-        <w:spacing w:line="360" w:lineRule="auto"/>
-        <w:rPr>
-          <w:rFonts w:ascii="Times New Roman" w:hAnsi="Times New Roman" w:cs="Times New Roman"/>
-          <w:sz w:val="24"/>
-          <w:szCs w:val="24"/>
-        </w:rPr>
-      </w:pPr>
-      <w:r>
-        <w:rPr>
-          <w:rFonts w:ascii="Times New Roman" w:hAnsi="Times New Roman" w:cs="Times New Roman"/>
-          <w:sz w:val="24"/>
-          <w:szCs w:val="24"/>
-        </w:rPr>
-        <w:t>&lt;</w:t>
-      </w:r>
-      <w:r>
-        <w:rPr>
-          <w:rFonts w:ascii="Times New Roman" w:hAnsi="Times New Roman" w:cs="Times New Roman"/>
-          <w:sz w:val="24"/>
-          <w:szCs w:val="24"/>
-        </w:rPr>
-        <w:t>Zoznam</w:t>
-      </w:r>
-      <w:r>
-        <w:rPr>
-          <w:rFonts w:ascii="Times New Roman" w:hAnsi="Times New Roman" w:cs="Times New Roman"/>
-          <w:sz w:val="24"/>
-          <w:szCs w:val="24"/>
-        </w:rPr>
-        <w:t xml:space="preserve"> </w:t>
-      </w:r>
-      <w:r>
-        <w:rPr>
-          <w:rFonts w:ascii="Times New Roman" w:hAnsi="Times New Roman" w:cs="Times New Roman"/>
-          <w:sz w:val="24"/>
-          <w:szCs w:val="24"/>
-        </w:rPr>
-        <w:t>skratiek, značiek a</w:t>
-      </w:r>
-      <w:r>
-        <w:rPr>
-          <w:rFonts w:ascii="Times New Roman" w:hAnsi="Times New Roman" w:cs="Times New Roman"/>
-          <w:sz w:val="24"/>
-          <w:szCs w:val="24"/>
-        </w:rPr>
-        <w:t> </w:t>
-      </w:r>
-      <w:r>
-        <w:rPr>
-          <w:rFonts w:ascii="Times New Roman" w:hAnsi="Times New Roman" w:cs="Times New Roman"/>
-          <w:sz w:val="24"/>
-          <w:szCs w:val="24"/>
-        </w:rPr>
-        <w:t>symbolov</w:t>
-      </w:r>
-      <w:r>
-        <w:rPr>
-          <w:rFonts w:ascii="Times New Roman" w:hAnsi="Times New Roman" w:cs="Times New Roman"/>
-          <w:sz w:val="24"/>
-          <w:szCs w:val="24"/>
-        </w:rPr>
-        <w:t>&gt;</w:t>
-      </w:r>
-    </w:p>
-    <w:p>
-      <w:pPr>
         <w:rPr>
           <w:rFonts w:ascii="Times New Roman" w:hAnsi="Times New Roman" w:cs="Times New Roman"/>
           <w:sz w:val="24"/>
@@ -6417,14 +6108,6 @@
           <w:docGrid w:linePitch="360"/>
         </w:sectPr>
       </w:pPr>
-      <w:r>
-        <w:rPr>
-          <w:rFonts w:ascii="Times New Roman" w:hAnsi="Times New Roman" w:cs="Times New Roman"/>
-          <w:sz w:val="24"/>
-          <w:szCs w:val="24"/>
-        </w:rPr>
-        <w:br w:type="page"/>
-      </w:r>
     </w:p>
     <w:p>
       <w:pPr>
@@ -6435,7 +6118,7 @@
         </w:numPr>
         <w:ind w:left="426"/>
       </w:pPr>
-      <w:bookmarkStart w:id="0" w:name="_Toc221457088"/>
+      <w:bookmarkStart w:id="0" w:name="_Toc222562807"/>
       <w:r>
         <w:lastRenderedPageBreak/>
         <w:t>ÚVOD</w:t>
@@ -6451,6 +6134,14 @@
           <w:szCs w:val="24"/>
         </w:rPr>
       </w:pPr>
+    </w:p>
+    <w:p>
+      <w:pPr>
+        <w:pStyle w:val="text"/>
+      </w:pPr>
+      <w:r>
+        <w:t>Digitalizácia podnikových procesov predstavuje jeden z najvýznamnejších trendov súčasnej ekonomiky. Moderné obchodné prevádzky sa čoraz viac spoliehajú na informačné systémy, ktoré umožňujú rýchle spracovanie údajov, automatizáciu predajných procesov a efektívnu správu produktov. Medzi najdôležitejšie nástroje v oblasti maloobchodu patria pokladničné systémy, ktoré zabezpečujú evidenciu predaja, výpočet cien, generovanie bločkov a správu produktovej databázy.</w:t>
+      </w:r>
     </w:p>
     <w:p>
       <w:pPr>
@@ -6462,37 +6153,18 @@
           <w:noProof/>
           <w:sz w:val="24"/>
           <w:szCs w:val="24"/>
-        </w:rPr>
-      </w:pPr>
-      <w:r>
-        <w:rPr>
-          <w:rFonts w:ascii="Times New Roman" w:hAnsi="Times New Roman" w:cs="Times New Roman"/>
-          <w:noProof/>
-          <w:sz w:val="24"/>
-          <w:szCs w:val="24"/>
-        </w:rPr>
-        <w:t>Lorem ipsum dolor sit amet, consectetuer adipiscing elit. Maecenas porttitor congue massa. Fusce posuere, magna sed pulvinar ultricies, purus lectus malesuada libero, sit amet commodo magna eros quis urna.</w:t>
-      </w:r>
-    </w:p>
-    <w:p>
-      <w:pPr>
-        <w:spacing w:line="360" w:lineRule="auto"/>
-        <w:jc w:val="both"/>
-        <w:rPr>
-          <w:rFonts w:ascii="Times New Roman" w:hAnsi="Times New Roman" w:cs="Times New Roman"/>
-          <w:noProof/>
-          <w:sz w:val="24"/>
-          <w:szCs w:val="24"/>
-        </w:rPr>
-      </w:pPr>
-      <w:r>
-        <w:rPr>
-          <w:rFonts w:ascii="Times New Roman" w:hAnsi="Times New Roman" w:cs="Times New Roman"/>
-          <w:noProof/>
-          <w:sz w:val="24"/>
-          <w:szCs w:val="24"/>
-        </w:rPr>
-        <w:t>Nunc viverra imperdiet enim. Fusce est. Vivamus a tellus.</w:t>
+          <w:lang w:val="en-SK"/>
+        </w:rPr>
+      </w:pPr>
+      <w:r>
+        <w:rPr>
+          <w:rFonts w:ascii="Times New Roman" w:hAnsi="Times New Roman" w:cs="Times New Roman"/>
+          <w:noProof/>
+          <w:sz w:val="24"/>
+          <w:szCs w:val="24"/>
+          <w:lang w:val="en-SK"/>
+        </w:rPr>
+        <w:t>Predmetom tejto komplexnej odbornej maturitnej práce je návrh a implementácia frontendovej časti pokladničného systému EPOS. Cieľom práce je vytvoriť funkčný prototyp desktopovej aplikácie, ktorá simuluje reálne prostredie malej obchodnej prevádzky a umožňuje vykonávať základné úkony spojené s predajom tovaru. Systém je navrhnutý ako aplikácia v technológii Windows Forms, pričom dôraz je kladený na jednoduchosť ovládania, prehľadnosť používateľského rozhrania a praktickú využiteľnosť.</w:t>
       </w:r>
     </w:p>
     <w:p>
@@ -6505,37 +6177,18 @@
           <w:noProof/>
           <w:sz w:val="24"/>
           <w:szCs w:val="24"/>
-        </w:rPr>
-      </w:pPr>
-      <w:r>
-        <w:rPr>
-          <w:rFonts w:ascii="Times New Roman" w:hAnsi="Times New Roman" w:cs="Times New Roman"/>
-          <w:noProof/>
-          <w:sz w:val="24"/>
-          <w:szCs w:val="24"/>
-        </w:rPr>
-        <w:t>Pellentesque habitant morbi tristique senectus et netus et malesuada fames ac turpis egestas. Proin pharetra nonummy pede. Mauris et orci.</w:t>
-      </w:r>
-    </w:p>
-    <w:p>
-      <w:pPr>
-        <w:spacing w:line="360" w:lineRule="auto"/>
-        <w:jc w:val="both"/>
-        <w:rPr>
-          <w:rFonts w:ascii="Times New Roman" w:hAnsi="Times New Roman" w:cs="Times New Roman"/>
-          <w:noProof/>
-          <w:sz w:val="24"/>
-          <w:szCs w:val="24"/>
-        </w:rPr>
-      </w:pPr>
-      <w:r>
-        <w:rPr>
-          <w:rFonts w:ascii="Times New Roman" w:hAnsi="Times New Roman" w:cs="Times New Roman"/>
-          <w:noProof/>
-          <w:sz w:val="24"/>
-          <w:szCs w:val="24"/>
-        </w:rPr>
-        <w:t>Aenean nec lorem. In porttitor. Donec laoreet nonummy augue.</w:t>
+          <w:lang w:val="en-SK"/>
+        </w:rPr>
+      </w:pPr>
+      <w:r>
+        <w:rPr>
+          <w:rFonts w:ascii="Times New Roman" w:hAnsi="Times New Roman" w:cs="Times New Roman"/>
+          <w:noProof/>
+          <w:sz w:val="24"/>
+          <w:szCs w:val="24"/>
+          <w:lang w:val="en-SK"/>
+        </w:rPr>
+        <w:t>Motiváciou pre výber témy bola snaha pochopiť proces vývoja softvérového riešenia od analýzy požiadaviek až po implementáciu funkčného systému. Pokladničný systém predstavuje ideálny príklad aplikácie, ktorá kombinuje používateľské rozhranie, aplikačnú logiku a databázovú vrstvu do jedného uceleného celku. Zároveň ide o riešenie, ktoré má jasné praktické uplatnenie v reálnej prevádzke.</w:t>
       </w:r>
     </w:p>
     <w:p>
@@ -6548,16 +6201,18 @@
           <w:noProof/>
           <w:sz w:val="24"/>
           <w:szCs w:val="24"/>
-        </w:rPr>
-      </w:pPr>
-      <w:r>
-        <w:rPr>
-          <w:rFonts w:ascii="Times New Roman" w:hAnsi="Times New Roman" w:cs="Times New Roman"/>
-          <w:noProof/>
-          <w:sz w:val="24"/>
-          <w:szCs w:val="24"/>
-        </w:rPr>
-        <w:t>Suspendisse dui purus, scelerisque at, vulputate vitae, pretium mattis, nunc. Mauris eget neque at sem venenatis eleifend. Ut nonummy.</w:t>
+          <w:lang w:val="en-SK"/>
+        </w:rPr>
+      </w:pPr>
+      <w:r>
+        <w:rPr>
+          <w:rFonts w:ascii="Times New Roman" w:hAnsi="Times New Roman" w:cs="Times New Roman"/>
+          <w:noProof/>
+          <w:sz w:val="24"/>
+          <w:szCs w:val="24"/>
+          <w:lang w:val="en-SK"/>
+        </w:rPr>
+        <w:t>Práca sa venuje analýze požiadaviek používateľov, návrhu architektúry systému, implementácii používateľského rozhrania a funkčných častí aplikácie, ako aj testovaniu a optimalizácii výsledného riešenia. Výsledkom je funkčný prototyp pokladničného systému EPOS, ktorý demonštruje možnosti tvorby desktopových aplikácií a reflektuje základné potreby malej obchodnej prevádzky.</w:t>
       </w:r>
     </w:p>
     <w:p>
@@ -6568,7 +6223,7 @@
         <w:br w:type="page"/>
       </w:r>
       <w:bookmarkStart w:id="1" w:name="_Toc216377758"/>
-      <w:bookmarkStart w:id="2" w:name="_Toc221457089"/>
+      <w:bookmarkStart w:id="2" w:name="_Toc222562808"/>
       <w:r>
         <w:rPr>
           <w:caps w:val="0"/>
@@ -6696,7 +6351,7 @@
         <w:pStyle w:val="Kapitola"/>
       </w:pPr>
       <w:bookmarkStart w:id="3" w:name="_Toc216377759"/>
-      <w:bookmarkStart w:id="4" w:name="_Toc221457090"/>
+      <w:bookmarkStart w:id="4" w:name="_Toc222562809"/>
       <w:r>
         <w:rPr>
           <w:caps w:val="0"/>
@@ -6754,7 +6409,7 @@
         </w:rPr>
       </w:pPr>
       <w:bookmarkStart w:id="5" w:name="_Toc216377760"/>
-      <w:bookmarkStart w:id="6" w:name="_Toc221457091"/>
+      <w:bookmarkStart w:id="6" w:name="_Toc222562810"/>
       <w:r>
         <w:rPr>
           <w:noProof/>
@@ -6877,7 +6532,7 @@
         </w:rPr>
       </w:pPr>
       <w:bookmarkStart w:id="7" w:name="_Toc216377761"/>
-      <w:bookmarkStart w:id="8" w:name="_Toc221457092"/>
+      <w:bookmarkStart w:id="8" w:name="_Toc222562811"/>
       <w:r>
         <w:t>Databázová vrstva</w:t>
       </w:r>
@@ -6921,7 +6576,7 @@
         </w:rPr>
       </w:pPr>
       <w:bookmarkStart w:id="9" w:name="_Toc216377762"/>
-      <w:bookmarkStart w:id="10" w:name="_Toc221457093"/>
+      <w:bookmarkStart w:id="10" w:name="_Toc222562812"/>
       <w:r>
         <w:t>Logická vrstva aplikácie</w:t>
       </w:r>
@@ -6964,7 +6619,7 @@
         </w:rPr>
       </w:pPr>
       <w:bookmarkStart w:id="11" w:name="_Toc216377763"/>
-      <w:bookmarkStart w:id="12" w:name="_Toc221457094"/>
+      <w:bookmarkStart w:id="12" w:name="_Toc222562813"/>
       <w:r>
         <w:t>Užívateľské rozhranie (UI)</w:t>
       </w:r>
@@ -7016,7 +6671,7 @@
         <w:pStyle w:val="Kapitola"/>
       </w:pPr>
       <w:bookmarkStart w:id="13" w:name="_Toc216377764"/>
-      <w:bookmarkStart w:id="14" w:name="_Toc221457095"/>
+      <w:bookmarkStart w:id="14" w:name="_Toc222562814"/>
       <w:r>
         <w:rPr>
           <w:caps w:val="0"/>
@@ -7069,7 +6724,7 @@
         </w:rPr>
       </w:pPr>
       <w:bookmarkStart w:id="15" w:name="_Toc216377765"/>
-      <w:bookmarkStart w:id="16" w:name="_Toc221457096"/>
+      <w:bookmarkStart w:id="16" w:name="_Toc222562815"/>
       <w:r>
         <w:t>Identifikácia používateľov</w:t>
       </w:r>
@@ -7224,7 +6879,7 @@
         </w:rPr>
       </w:pPr>
       <w:bookmarkStart w:id="17" w:name="_Toc216377766"/>
-      <w:bookmarkStart w:id="18" w:name="_Toc221457097"/>
+      <w:bookmarkStart w:id="18" w:name="_Toc222562816"/>
       <w:r>
         <w:lastRenderedPageBreak/>
         <w:t>Funkčné</w:t>
@@ -7479,7 +7134,7 @@
         </w:rPr>
       </w:pPr>
       <w:bookmarkStart w:id="19" w:name="_Toc216377768"/>
-      <w:bookmarkStart w:id="20" w:name="_Toc221457098"/>
+      <w:bookmarkStart w:id="20" w:name="_Toc222562817"/>
       <w:r>
         <w:t>Zber požiadaviek a komunikácia so zadávateľom</w:t>
       </w:r>
@@ -7501,7 +7156,7 @@
       <w:pPr>
         <w:pStyle w:val="Kapitola"/>
       </w:pPr>
-      <w:bookmarkStart w:id="21" w:name="_Toc221457099"/>
+      <w:bookmarkStart w:id="21" w:name="_Toc222562818"/>
       <w:r>
         <w:rPr>
           <w:caps w:val="0"/>
@@ -7550,7 +7205,7 @@
           <w:noProof/>
         </w:rPr>
       </w:pPr>
-      <w:bookmarkStart w:id="22" w:name="_Toc221457100"/>
+      <w:bookmarkStart w:id="22" w:name="_Toc222562819"/>
       <w:r>
         <w:t>Ciele</w:t>
       </w:r>
@@ -7755,7 +7410,7 @@
           <w:noProof/>
         </w:rPr>
       </w:pPr>
-      <w:bookmarkStart w:id="23" w:name="_Toc221457101"/>
+      <w:bookmarkStart w:id="23" w:name="_Toc222562820"/>
       <w:r>
         <w:t xml:space="preserve">Zameranie práce </w:t>
       </w:r>
@@ -7829,6 +7484,119 @@
           <w:lang w:val="en-SK"/>
         </w:rPr>
         <w:t>Použitie kamery na skenovanie čiarových kódov umožňuje realistickú simuláciu práce pokladníka bez potreby špecializovaného hardvéru.</w:t>
+      </w:r>
+    </w:p>
+    <w:p>
+      <w:pPr>
+        <w:pStyle w:val="text"/>
+        <w:rPr>
+          <w:b/>
+          <w:bCs/>
+        </w:rPr>
+      </w:pPr>
+      <w:r>
+        <w:rPr>
+          <w:b/>
+          <w:bCs/>
+        </w:rPr>
+        <w:t>Očakávaný prínos a tímová spolupráca</w:t>
+      </w:r>
+    </w:p>
+    <w:p>
+      <w:pPr>
+        <w:pStyle w:val="text"/>
+        <w:rPr>
+          <w:noProof/>
+          <w:lang w:val="en-SK"/>
+        </w:rPr>
+      </w:pPr>
+      <w:r>
+        <w:rPr>
+          <w:noProof/>
+          <w:lang w:val="en-SK"/>
+        </w:rPr>
+        <w:t xml:space="preserve">Projekt EPOS bol realizovaný tímovo. </w:t>
+      </w:r>
+      <w:r>
+        <w:rPr>
+          <w:noProof/>
+          <w:lang w:val="en-SK"/>
+        </w:rPr>
+        <w:t>Prvý člen tímu</w:t>
+      </w:r>
+      <w:r>
+        <w:rPr>
+          <w:noProof/>
+          <w:lang w:val="en-SK"/>
+        </w:rPr>
+        <w:t xml:space="preserve"> sa zameral na frontendovú časť aplikácie, návrh dizajnu, implementáciu používateľského rozhrania, testovanie použiteľnosti a analýzu praktického nasadenia systému. Backendová časť aplikácie, databázová logika a ekonomické výpočty boli riešené druhým členom tímu.</w:t>
+      </w:r>
+    </w:p>
+    <w:p>
+      <w:pPr>
+        <w:pStyle w:val="text"/>
+        <w:rPr>
+          <w:noProof/>
+          <w:lang w:val="en-SK"/>
+        </w:rPr>
+      </w:pPr>
+      <w:r>
+        <w:rPr>
+          <w:noProof/>
+          <w:lang w:val="en-SK"/>
+        </w:rPr>
+        <w:t>Takéto rozdelenie práce umožnilo sústrediť sa na konkrétne oblasti vývoja a zároveň simulovalo reálne podmienky pri vývoji softvéru, kde sa na projekte podieľa viacero vývojárov s rôznym zameraním.</w:t>
+      </w:r>
+    </w:p>
+    <w:p>
+      <w:pPr>
+        <w:pStyle w:val="text"/>
+        <w:rPr>
+          <w:noProof/>
+          <w:lang w:val="en-SK"/>
+        </w:rPr>
+      </w:pPr>
+      <w:r>
+        <w:rPr>
+          <w:noProof/>
+          <w:lang w:val="en-SK"/>
+        </w:rPr>
+        <w:t>Výsledkom práce je funkčný prototyp pokladničného systému, ktorý demonštruje možnosti využitia technológie Windows Forms pri tvorbe desktopových aplikácií. Prínos práce spočíva najmä v praktickej ukážke návrhu a implementácie používateľského rozhrania, ktoré je prispôsobené potrebám reálnej prevádzky.</w:t>
+      </w:r>
+    </w:p>
+    <w:p>
+      <w:pPr>
+        <w:pStyle w:val="text"/>
+        <w:rPr>
+          <w:noProof/>
+          <w:lang w:val="en-SK"/>
+        </w:rPr>
+      </w:pPr>
+      <w:r>
+        <w:rPr>
+          <w:noProof/>
+          <w:lang w:val="en-SK"/>
+        </w:rPr>
+        <w:t>Zároveň práca poskytuje základ pre ďalšie rozširovanie systému, či už o nové funkcionality, alebo o prechod na iné technologické riešenia v budúcnosti.</w:t>
+      </w:r>
+    </w:p>
+    <w:p>
+      <w:pPr>
+        <w:pStyle w:val="Kapitola"/>
+      </w:pPr>
+      <w:bookmarkStart w:id="24" w:name="_Toc222562821"/>
+      <w:r>
+        <w:lastRenderedPageBreak/>
+        <w:t>NÁVRH RIEŠENIA POKLADNIČNÉHO SYSTÉMU EPOS</w:t>
+      </w:r>
+      <w:bookmarkEnd w:id="24"/>
+    </w:p>
+    <w:p>
+      <w:pPr>
+        <w:pStyle w:val="text"/>
+      </w:pPr>
+      <w:r>
+        <w:t>Táto kapitola sa zameriava na praktický návrh riešenia pokladničného systému EPOS z pohľadu používateľského rozhrania a celkovej koncepcie aplikácie. Opisuje základné rozhodnutia, ktoré boli prijaté pri návrhu systému, spôsob jeho fungovania a prepojenie jednotlivých častí aplikácie. Dôraz je kladený najmä na jednoduchosť riešenia, jeho praktickú využiteľnosť a možnosť ďalšieho rozširovania.</w:t>
       </w:r>
     </w:p>
     <w:p>
@@ -7842,107 +7610,146 @@
           <w:noProof/>
         </w:rPr>
       </w:pPr>
-      <w:bookmarkStart w:id="24" w:name="_Toc221457102"/>
-      <w:r>
-        <w:t>Očakávaný prínos a tímová spolupráca</w:t>
-      </w:r>
-      <w:bookmarkEnd w:id="24"/>
-    </w:p>
-    <w:p>
-      <w:pPr>
-        <w:pStyle w:val="text"/>
-        <w:rPr>
-          <w:noProof/>
-          <w:lang w:val="en-SK"/>
-        </w:rPr>
-      </w:pPr>
-      <w:r>
-        <w:rPr>
-          <w:noProof/>
-          <w:lang w:val="en-SK"/>
-        </w:rPr>
-        <w:t xml:space="preserve">Projekt EPOS bol realizovaný tímovo. </w:t>
-      </w:r>
-      <w:r>
-        <w:rPr>
-          <w:noProof/>
-          <w:lang w:val="en-SK"/>
-        </w:rPr>
-        <w:t>Prvý člen tímu</w:t>
-      </w:r>
-      <w:r>
-        <w:rPr>
-          <w:noProof/>
-          <w:lang w:val="en-SK"/>
-        </w:rPr>
-        <w:t xml:space="preserve"> sa zameral na frontendovú časť aplikácie, návrh dizajnu, implementáciu používateľského rozhrania, testovanie použiteľnosti a analýzu praktického nasadenia systému. Backendová časť aplikácie, databázová logika a ekonomické výpočty boli riešené druhým členom tímu.</w:t>
-      </w:r>
-    </w:p>
-    <w:p>
-      <w:pPr>
-        <w:pStyle w:val="text"/>
-        <w:rPr>
-          <w:noProof/>
-          <w:lang w:val="en-SK"/>
-        </w:rPr>
-      </w:pPr>
-      <w:r>
-        <w:rPr>
-          <w:noProof/>
-          <w:lang w:val="en-SK"/>
-        </w:rPr>
-        <w:t>Takéto rozdelenie práce umožnilo sústrediť sa na konkrétne oblasti vývoja a zároveň simulovalo reálne podmienky pri vývoji softvéru, kde sa na projekte podieľa viacero vývojárov s rôznym zameraním.</w:t>
-      </w:r>
-    </w:p>
-    <w:p>
-      <w:pPr>
-        <w:pStyle w:val="text"/>
-        <w:rPr>
-          <w:noProof/>
-          <w:lang w:val="en-SK"/>
-        </w:rPr>
-      </w:pPr>
-      <w:r>
-        <w:rPr>
-          <w:noProof/>
-          <w:lang w:val="en-SK"/>
-        </w:rPr>
-        <w:t>Výsledkom práce je funkčný prototyp pokladničného systému, ktorý demonštruje možnosti využitia technológie Windows Forms pri tvorbe desktopových aplikácií. Prínos práce spočíva najmä v praktickej ukážke návrhu a implementácie používateľského rozhrania, ktoré je prispôsobené potrebám reálnej prevádzky.</w:t>
-      </w:r>
-    </w:p>
-    <w:p>
-      <w:pPr>
-        <w:pStyle w:val="text"/>
-        <w:rPr>
-          <w:noProof/>
-          <w:lang w:val="en-SK"/>
-        </w:rPr>
-      </w:pPr>
-      <w:r>
-        <w:rPr>
-          <w:noProof/>
-          <w:lang w:val="en-SK"/>
-        </w:rPr>
-        <w:t>Zároveň práca poskytuje základ pre ďalšie rozširovanie systému, či už o nové funkcionality, alebo o prechod na iné technologické riešenia v budúcnosti.</w:t>
-      </w:r>
-    </w:p>
-    <w:p>
-      <w:pPr>
-        <w:pStyle w:val="Kapitola"/>
-      </w:pPr>
-      <w:bookmarkStart w:id="25" w:name="_Toc221457103"/>
-      <w:r>
+      <w:bookmarkStart w:id="25" w:name="_Toc222562822"/>
+      <w:r>
+        <w:t>Koncepcia riešenia a použitá technológia</w:t>
+      </w:r>
+      <w:bookmarkEnd w:id="25"/>
+    </w:p>
+    <w:p>
+      <w:pPr>
+        <w:pStyle w:val="text"/>
+        <w:rPr>
+          <w:noProof/>
+          <w:lang w:val="en-SK"/>
+        </w:rPr>
+      </w:pPr>
+      <w:r>
+        <w:rPr>
+          <w:noProof/>
+          <w:lang w:val="en-SK"/>
+        </w:rPr>
+        <w:t>Pokladničný systém EPOS bol navrhnutý ako desktopová aplikácia vytvorená v technológii Windows Forms. Voľba desktopového riešenia vychádzala z predpokladu, že v malých prevádzkach sa často používa jeden počítač ako centrálna pokladňa, na ktorom je aplikácia nainštalovaná lokálne. Takýto prístup umožňuje rýchlu odozvu systému, jednoduché ovládanie a priamy prístup k periférnym zariadeniam.</w:t>
+      </w:r>
+    </w:p>
+    <w:p>
+      <w:pPr>
+        <w:pStyle w:val="text"/>
+        <w:rPr>
+          <w:noProof/>
+          <w:lang w:val="en-SK"/>
+        </w:rPr>
+      </w:pPr>
+      <w:r>
+        <w:rPr>
+          <w:noProof/>
+          <w:lang w:val="en-SK"/>
+        </w:rPr>
+        <w:t>Technológia Windows Forms bola zvolená najmä z dôvodu jej dostupnosti, jednoduchosti implementácie a vhodnosti pre školský projekt. Napriek tomu, že ide o staršiu technológiu, pri správnom návrhu umožňuje vytvárať stabilné a prehľadné aplikácie. Cieľom práce bolo ukázať, že aj pomocou tejto technológie je možné navrhnúť moderný a funkčný pokladničný systém.</w:t>
+      </w:r>
+    </w:p>
+    <w:p>
+      <w:pPr>
+        <w:pStyle w:val="text"/>
+        <w:rPr>
+          <w:noProof/>
+          <w:lang w:val="en-SK"/>
+        </w:rPr>
+      </w:pPr>
+      <w:r>
+        <w:rPr>
+          <w:noProof/>
+          <w:lang w:val="en-SK"/>
+        </w:rPr>
+        <w:t>Navrhované riešenie EPOS systému je postavené na oddelení frontendovej a backendovej časti aplikácie. Frontend zabezpečuje používateľské rozhranie a interakciu s obsluhou, zatiaľ čo backendová časť spracúva aplikačnú logiku a komunikáciu s databázou.</w:t>
+      </w:r>
+    </w:p>
+    <w:p>
+      <w:pPr>
+        <w:pStyle w:val="text"/>
+        <w:rPr>
+          <w:noProof/>
+          <w:lang w:val="en-SK"/>
+        </w:rPr>
+      </w:pPr>
+      <w:r>
+        <w:rPr>
+          <w:noProof/>
+          <w:lang w:val="en-SK"/>
+        </w:rPr>
+        <w:t>Frontendová časť aplikácie slúži ako hlavný pracovný nástroj pokladníka. Zobrazuje informácie o produktoch, aktuálnom nákupe a umožňuje ovládanie jednotlivých funkcií systému. Backend prijíma požiadavky z používateľského rozhrania, vyhodnocuje ich a vracia spracované údaje späť do aplikácie.</w:t>
+      </w:r>
+    </w:p>
+    <w:p>
+      <w:pPr>
+        <w:pStyle w:val="text"/>
+        <w:rPr>
+          <w:noProof/>
+          <w:lang w:val="en-SK"/>
+        </w:rPr>
+      </w:pPr>
+      <w:r>
+        <w:rPr>
+          <w:noProof/>
+          <w:lang w:val="en-SK"/>
+        </w:rPr>
+        <w:t>Takéto rozdelenie umožňuje jednoduchšiu údržbu systému, lepšiu prehľadnosť kódu a jednoduchšie rozširovanie aplikácie v budúcnosti.</w:t>
+      </w:r>
+    </w:p>
+    <w:p>
+      <w:pPr>
+        <w:pStyle w:val="text"/>
+        <w:rPr>
+          <w:noProof/>
+          <w:lang w:val="en-SK"/>
+        </w:rPr>
+      </w:pPr>
+      <w:r>
+        <w:rPr>
+          <w:noProof/>
+          <w:lang w:val="en-SK"/>
+        </w:rPr>
+        <w:t xml:space="preserve">Pri návrhu koncepcie pokladničného systému EPOS bolo potrebné zohľadniť nielen funkčné požiadavky, ale aj praktické aspekty jeho používania v reálnej prevádzke. Pokladničný systém je typ aplikácie, ktorá musí reagovať okamžite, pracovať spoľahlivo a zároveň byť jednoduchá na údržbu. Z tohto dôvodu bolo riešenie navrhnuté ako </w:t>
+      </w:r>
+      <w:r>
+        <w:rPr>
+          <w:noProof/>
+          <w:lang w:val="en-SK"/>
+        </w:rPr>
         <w:lastRenderedPageBreak/>
-        <w:t>NÁVRH RIEŠENIA POKLADNIČNÉHO SYSTÉMU EPOS</w:t>
-      </w:r>
-      <w:bookmarkEnd w:id="25"/>
-    </w:p>
-    <w:p>
-      <w:pPr>
-        <w:pStyle w:val="text"/>
-      </w:pPr>
-      <w:r>
-        <w:t>Táto kapitola sa zameriava na praktický návrh riešenia pokladničného systému EPOS z pohľadu používateľského rozhrania a celkovej koncepcie aplikácie. Opisuje základné rozhodnutia, ktoré boli prijaté pri návrhu systému, spôsob jeho fungovania a prepojenie jednotlivých častí aplikácie. Dôraz je kladený najmä na jednoduchosť riešenia, jeho praktickú využiteľnosť a možnosť ďalšieho rozširovania.</w:t>
+        <w:t>samostatná desktopová aplikácia, ktorá nie je závislá od neustáleho internetového pripojenia.</w:t>
+      </w:r>
+    </w:p>
+    <w:p>
+      <w:pPr>
+        <w:pStyle w:val="text"/>
+        <w:rPr>
+          <w:noProof/>
+          <w:lang w:val="en-SK"/>
+        </w:rPr>
+      </w:pPr>
+      <w:r>
+        <w:rPr>
+          <w:noProof/>
+          <w:lang w:val="en-SK"/>
+        </w:rPr>
+        <w:t>Voľba technológie Windows Forms umožnila vytvoriť stabilné používateľské rozhranie s rýchlou odozvou. Táto technológia je vhodná najmä pre aplikácie, kde je prioritou funkčnosť, rýchlosť a jednoduché ovládanie. Hoci ide o staršiu platformu, jej výhodou je nízka hardvérová náročnosť a jednoduchá integrácia s databázou a lokálnymi zariadeniami, ako sú tlačiarne alebo kamery.</w:t>
+      </w:r>
+    </w:p>
+    <w:p>
+      <w:pPr>
+        <w:pStyle w:val="text"/>
+        <w:rPr>
+          <w:noProof/>
+          <w:lang w:val="en-SK"/>
+        </w:rPr>
+      </w:pPr>
+      <w:r>
+        <w:rPr>
+          <w:noProof/>
+          <w:lang w:val="en-SK"/>
+        </w:rPr>
+        <w:t>Architektúra systému bola navrhnutá tak, aby jednotlivé časti aplikácie boli logicky oddelené. Používateľské rozhranie komunikuje s backendovou logikou prostredníctvom jasne definovaných rozhraní, čo zvyšuje prehľadnosť riešenia a umožňuje jednoduchšie úpravy v budúcnosti. Takýto návrh zároveň podporuje rozšíriteľnosť systému bez nutnosti zásadného prepisovania existujúceho kódu.</w:t>
       </w:r>
     </w:p>
     <w:p>
@@ -7956,9 +7763,9 @@
           <w:noProof/>
         </w:rPr>
       </w:pPr>
-      <w:bookmarkStart w:id="26" w:name="_Toc221457104"/>
-      <w:r>
-        <w:t>Koncepcia riešenia a použitá technológia</w:t>
+      <w:bookmarkStart w:id="26" w:name="_Toc222562823"/>
+      <w:r>
+        <w:t>Pracovný proces a spracovanie produktov</w:t>
       </w:r>
       <w:bookmarkEnd w:id="26"/>
     </w:p>
@@ -7975,127 +7782,71 @@
           <w:noProof/>
           <w:lang w:val="en-SK"/>
         </w:rPr>
-        <w:t>Pokladničný systém EPOS bol navrhnutý ako desktopová aplikácia vytvorená v technológii Windows Forms. Voľba desktopového riešenia vychádzala z predpokladu, že v malých prevádzkach sa často používa jeden počítač ako centrálna pokladňa, na ktorom je aplikácia nainštalovaná lokálne. Takýto prístup umožňuje rýchlu odozvu systému, jednoduché ovládanie a priamy prístup k periférnym zariadeniam.</w:t>
-      </w:r>
-    </w:p>
-    <w:p>
-      <w:pPr>
-        <w:pStyle w:val="text"/>
-        <w:rPr>
-          <w:noProof/>
-          <w:lang w:val="en-SK"/>
-        </w:rPr>
-      </w:pPr>
-      <w:r>
-        <w:rPr>
-          <w:noProof/>
-          <w:lang w:val="en-SK"/>
-        </w:rPr>
-        <w:t>Technológia Windows Forms bola zvolená najmä z dôvodu jej dostupnosti, jednoduchosti implementácie a vhodnosti pre školský projekt. Napriek tomu, že ide o staršiu technológiu, pri správnom návrhu umožňuje vytvárať stabilné a prehľadné aplikácie. Cieľom práce bolo ukázať, že aj pomocou tejto technológie je možné navrhnúť moderný a funkčný pokladničný systém.</w:t>
-      </w:r>
-    </w:p>
-    <w:p>
-      <w:pPr>
-        <w:pStyle w:val="text"/>
-        <w:rPr>
-          <w:noProof/>
-          <w:lang w:val="en-SK"/>
-        </w:rPr>
-      </w:pPr>
-      <w:r>
-        <w:rPr>
-          <w:noProof/>
-          <w:lang w:val="en-SK"/>
-        </w:rPr>
-        <w:t>Navrhované riešenie EPOS systému je postavené na oddelení frontendovej a backendovej časti aplikácie. Frontend zabezpečuje používateľské rozhranie a interakciu s obsluhou, zatiaľ čo backendová časť spracúva aplikačnú logiku a komunikáciu s databázou.</w:t>
-      </w:r>
-    </w:p>
-    <w:p>
-      <w:pPr>
-        <w:pStyle w:val="text"/>
-        <w:rPr>
-          <w:noProof/>
-          <w:lang w:val="en-SK"/>
-        </w:rPr>
-      </w:pPr>
-      <w:r>
-        <w:rPr>
-          <w:noProof/>
-          <w:lang w:val="en-SK"/>
-        </w:rPr>
-        <w:t>Frontendová časť aplikácie slúži ako hlavný pracovný nástroj pokladníka. Zobrazuje informácie o produktoch, aktuálnom nákupe a umožňuje ovládanie jednotlivých funkcií systému. Backend prijíma požiadavky z používateľského rozhrania, vyhodnocuje ich a vracia spracované údaje späť do aplikácie.</w:t>
-      </w:r>
-    </w:p>
-    <w:p>
-      <w:pPr>
-        <w:pStyle w:val="text"/>
-        <w:rPr>
-          <w:noProof/>
-          <w:lang w:val="en-SK"/>
-        </w:rPr>
-      </w:pPr>
-      <w:r>
-        <w:rPr>
-          <w:noProof/>
-          <w:lang w:val="en-SK"/>
-        </w:rPr>
-        <w:t>Takéto rozdelenie umožňuje jednoduchšiu údržbu systému, lepšiu prehľadnosť kódu a jednoduchšie rozširovanie aplikácie v budúcnosti.</w:t>
-      </w:r>
-    </w:p>
-    <w:p>
-      <w:pPr>
-        <w:pStyle w:val="text"/>
-        <w:rPr>
-          <w:noProof/>
-          <w:lang w:val="en-SK"/>
-        </w:rPr>
-      </w:pPr>
-      <w:r>
-        <w:rPr>
-          <w:noProof/>
-          <w:lang w:val="en-SK"/>
-        </w:rPr>
-        <w:t xml:space="preserve">Pri návrhu koncepcie pokladničného systému EPOS bolo potrebné zohľadniť nielen funkčné požiadavky, ale aj praktické aspekty jeho používania v reálnej prevádzke. Pokladničný systém je typ aplikácie, ktorá musí reagovať okamžite, pracovať spoľahlivo a zároveň byť jednoduchá na údržbu. Z tohto dôvodu bolo riešenie navrhnuté ako </w:t>
-      </w:r>
-      <w:r>
-        <w:rPr>
-          <w:noProof/>
-          <w:lang w:val="en-SK"/>
-        </w:rPr>
-        <w:lastRenderedPageBreak/>
-        <w:t>samostatná desktopová aplikácia, ktorá nie je závislá od neustáleho internetového pripojenia.</w:t>
-      </w:r>
-    </w:p>
-    <w:p>
-      <w:pPr>
-        <w:pStyle w:val="text"/>
-        <w:rPr>
-          <w:noProof/>
-          <w:lang w:val="en-SK"/>
-        </w:rPr>
-      </w:pPr>
-      <w:r>
-        <w:rPr>
-          <w:noProof/>
-          <w:lang w:val="en-SK"/>
-        </w:rPr>
-        <w:t>Voľba technológie Windows Forms umožnila vytvoriť stabilné používateľské rozhranie s rýchlou odozvou. Táto technológia je vhodná najmä pre aplikácie, kde je prioritou funkčnosť, rýchlosť a jednoduché ovládanie. Hoci ide o staršiu platformu, jej výhodou je nízka hardvérová náročnosť a jednoduchá integrácia s databázou a lokálnymi zariadeniami, ako sú tlačiarne alebo kamery.</w:t>
-      </w:r>
-    </w:p>
-    <w:p>
-      <w:pPr>
-        <w:pStyle w:val="text"/>
-        <w:rPr>
-          <w:noProof/>
-          <w:lang w:val="en-SK"/>
-        </w:rPr>
-      </w:pPr>
-      <w:r>
-        <w:rPr>
-          <w:noProof/>
-          <w:lang w:val="en-SK"/>
-        </w:rPr>
-        <w:t>Architektúra systému bola navrhnutá tak, aby jednotlivé časti aplikácie boli logicky oddelené. Používateľské rozhranie komunikuje s backendovou logikou prostredníctvom jasne definovaných rozhraní, čo zvyšuje prehľadnosť riešenia a umožňuje jednoduchšie úpravy v budúcnosti. Takýto návrh zároveň podporuje rozšíriteľnosť systému bez nutnosti zásadného prepisovania existujúceho kódu.</w:t>
+        <w:t>Pri návrhu riešenia bol kladený dôraz na to, aby pracovný proces pokladníka bol čo najjednoduchší a intuitívny. Po spustení aplikácie je používateľ vyzvaný na prihlásenie pomocou štvorciferného číselného kódu. Po úspešnom prihlásení sa zobrazí hlavná obrazovka aplikácie, ktorá slúži na blokovanie nákupu.</w:t>
+      </w:r>
+    </w:p>
+    <w:p>
+      <w:pPr>
+        <w:pStyle w:val="text"/>
+        <w:rPr>
+          <w:noProof/>
+          <w:lang w:val="en-SK"/>
+        </w:rPr>
+      </w:pPr>
+      <w:r>
+        <w:rPr>
+          <w:noProof/>
+          <w:lang w:val="en-SK"/>
+        </w:rPr>
+        <w:t>Na hlavnej obrazovke môže pokladník pridávať produkty pomocou skenovania čiarových kódov alebo manuálne zadaním kódu. Každý pridaný produkt sa okamžite zobrazí v zozname nákupu a zároveň sa aktualizuje náhľad bločku. Pokladník tak má neustály prehľad o priebehu nákupu bez potreby prepínania medzi obrazovkami.</w:t>
+      </w:r>
+    </w:p>
+    <w:p>
+      <w:pPr>
+        <w:pStyle w:val="text"/>
+        <w:rPr>
+          <w:noProof/>
+          <w:lang w:val="en-SK"/>
+        </w:rPr>
+      </w:pPr>
+      <w:r>
+        <w:rPr>
+          <w:noProof/>
+          <w:lang w:val="en-SK"/>
+        </w:rPr>
+        <w:t>Po dokončení nákupu má používateľ možnosť vygenerovať bloček, ktorý si môže stiahnuť vo formáte PDF a následne vytlačiť. Tento postup bol zvolený z dôvodu zachovania jednoduchosti systému a kontroly nad tlačou zo strany používateľa.</w:t>
+      </w:r>
+    </w:p>
+    <w:p>
+      <w:pPr>
+        <w:pStyle w:val="text"/>
+        <w:rPr>
+          <w:noProof/>
+          <w:lang w:val="en-SK"/>
+        </w:rPr>
+      </w:pPr>
+      <w:r>
+        <w:rPr>
+          <w:noProof/>
+          <w:lang w:val="en-SK"/>
+        </w:rPr>
+        <w:t>Súčasťou návrhu riešenia je aj spracovanie čiarových kódov produktov. Aplikácia umožňuje využívať kameru mobilného zariadenia ako vstupné zariadenie na skenovanie čiarových kódov. Mobilné zariadenie je prepojené s aplikáciou pomocou nástroja DroidCam, ktorý zabezpečuje prenos obrazu do desktopovej aplikácie.</w:t>
+      </w:r>
+    </w:p>
+    <w:p>
+      <w:pPr>
+        <w:pStyle w:val="text"/>
+        <w:rPr>
+          <w:noProof/>
+          <w:lang w:val="en-SK"/>
+        </w:rPr>
+      </w:pPr>
+      <w:r>
+        <w:rPr>
+          <w:noProof/>
+          <w:lang w:val="en-SK"/>
+        </w:rPr>
+        <w:t>Takéto riešenie umožňuje simulovať reálnu prevádzku pokladničného systému aj bez použitia špecializovaného hardvéru.</w:t>
       </w:r>
     </w:p>
     <w:p>
@@ -8109,9 +7860,10 @@
           <w:noProof/>
         </w:rPr>
       </w:pPr>
-      <w:bookmarkStart w:id="27" w:name="_Toc221457105"/>
-      <w:r>
-        <w:t>Pracovný proces a spracovanie produktov</w:t>
+      <w:bookmarkStart w:id="27" w:name="_Toc222562824"/>
+      <w:r>
+        <w:lastRenderedPageBreak/>
+        <w:t>Správa dát a generovanie bločkov</w:t>
       </w:r>
       <w:bookmarkEnd w:id="27"/>
     </w:p>
@@ -8128,71 +7880,55 @@
           <w:noProof/>
           <w:lang w:val="en-SK"/>
         </w:rPr>
-        <w:t>Pri návrhu riešenia bol kladený dôraz na to, aby pracovný proces pokladníka bol čo najjednoduchší a intuitívny. Po spustení aplikácie je používateľ vyzvaný na prihlásenie pomocou štvorciferného číselného kódu. Po úspešnom prihlásení sa zobrazí hlavná obrazovka aplikácie, ktorá slúži na blokovanie nákupu.</w:t>
-      </w:r>
-    </w:p>
-    <w:p>
-      <w:pPr>
-        <w:pStyle w:val="text"/>
-        <w:rPr>
-          <w:noProof/>
-          <w:lang w:val="en-SK"/>
-        </w:rPr>
-      </w:pPr>
-      <w:r>
-        <w:rPr>
-          <w:noProof/>
-          <w:lang w:val="en-SK"/>
-        </w:rPr>
-        <w:t>Na hlavnej obrazovke môže pokladník pridávať produkty pomocou skenovania čiarových kódov alebo manuálne zadaním kódu. Každý pridaný produkt sa okamžite zobrazí v zozname nákupu a zároveň sa aktualizuje náhľad bločku. Pokladník tak má neustály prehľad o priebehu nákupu bez potreby prepínania medzi obrazovkami.</w:t>
-      </w:r>
-    </w:p>
-    <w:p>
-      <w:pPr>
-        <w:pStyle w:val="text"/>
-        <w:rPr>
-          <w:noProof/>
-          <w:lang w:val="en-SK"/>
-        </w:rPr>
-      </w:pPr>
-      <w:r>
-        <w:rPr>
-          <w:noProof/>
-          <w:lang w:val="en-SK"/>
-        </w:rPr>
-        <w:t>Po dokončení nákupu má používateľ možnosť vygenerovať bloček, ktorý si môže stiahnuť vo formáte PDF a následne vytlačiť. Tento postup bol zvolený z dôvodu zachovania jednoduchosti systému a kontroly nad tlačou zo strany používateľa.</w:t>
-      </w:r>
-    </w:p>
-    <w:p>
-      <w:pPr>
-        <w:pStyle w:val="text"/>
-        <w:rPr>
-          <w:noProof/>
-          <w:lang w:val="en-SK"/>
-        </w:rPr>
-      </w:pPr>
-      <w:r>
-        <w:rPr>
-          <w:noProof/>
-          <w:lang w:val="en-SK"/>
-        </w:rPr>
-        <w:t>Súčasťou návrhu riešenia je aj spracovanie čiarových kódov produktov. Aplikácia umožňuje využívať kameru mobilného zariadenia ako vstupné zariadenie na skenovanie čiarových kódov. Mobilné zariadenie je prepojené s aplikáciou pomocou nástroja DroidCam, ktorý zabezpečuje prenos obrazu do desktopovej aplikácie.</w:t>
-      </w:r>
-    </w:p>
-    <w:p>
-      <w:pPr>
-        <w:pStyle w:val="text"/>
-        <w:rPr>
-          <w:noProof/>
-          <w:lang w:val="en-SK"/>
-        </w:rPr>
-      </w:pPr>
-      <w:r>
-        <w:rPr>
-          <w:noProof/>
-          <w:lang w:val="en-SK"/>
-        </w:rPr>
-        <w:t>Takéto riešenie umožňuje simulovať reálnu prevádzku pokladničného systému aj bez použitia špecializovaného hardvéru.</w:t>
+        <w:t>Dôležitou súčasťou návrhu riešenia je správa produktov uložených v databáze. Aplikácia obsahuje samostatnú sekciu určenú na prehľad všetkých produktov, kde je možné jednotlivé položky prezerať, upravovať alebo odstraňovať.</w:t>
+      </w:r>
+    </w:p>
+    <w:p>
+      <w:pPr>
+        <w:pStyle w:val="text"/>
+        <w:rPr>
+          <w:noProof/>
+          <w:lang w:val="en-SK"/>
+        </w:rPr>
+      </w:pPr>
+      <w:r>
+        <w:rPr>
+          <w:noProof/>
+          <w:lang w:val="en-SK"/>
+        </w:rPr>
+        <w:t>Pridávanie nových produktov je riešené prostredníctvom dedikovanej obrazovky, ktorá umožňuje zadanie čiarového kódu a základných údajov o produkte. Tento prístup umožňuje udržiavať databázu produktov aktuálnu a zabezpečuje správne fungovanie systému pri blokovaní nákupu.</w:t>
+      </w:r>
+    </w:p>
+    <w:p>
+      <w:pPr>
+        <w:pStyle w:val="text"/>
+        <w:rPr>
+          <w:noProof/>
+          <w:lang w:val="en-SK"/>
+        </w:rPr>
+      </w:pPr>
+      <w:r>
+        <w:rPr>
+          <w:noProof/>
+          <w:lang w:val="en-SK"/>
+        </w:rPr>
+        <w:t>Generovanie bločku je navrhnuté ako jednoduchý a prehľadný proces. Po ukončení nákupu má pokladník možnosť vygenerovať bloček vo formáte PDF. Bloček nie je automaticky ukladaný do databázy, ale je stiahnutý lokálne do zariadenia používateľa.</w:t>
+      </w:r>
+    </w:p>
+    <w:p>
+      <w:pPr>
+        <w:pStyle w:val="text"/>
+        <w:rPr>
+          <w:noProof/>
+          <w:lang w:val="en-SK"/>
+        </w:rPr>
+      </w:pPr>
+      <w:r>
+        <w:rPr>
+          <w:noProof/>
+          <w:lang w:val="en-SK"/>
+        </w:rPr>
+        <w:t>Takéto riešenie znižuje nároky na ukladanie dát a zároveň poskytuje používateľovi plnú kontrolu nad ďalším spracovaním bločku, napríklad jeho tlačou alebo archiváciou. Náhľad bločku počas nákupu umožňuje okamžitú kontrolu správnosti zablokovaných položiek.</w:t>
       </w:r>
     </w:p>
     <w:p>
@@ -8206,75 +7942,123 @@
           <w:noProof/>
         </w:rPr>
       </w:pPr>
-      <w:bookmarkStart w:id="28" w:name="_Toc221457106"/>
+      <w:bookmarkStart w:id="28" w:name="_Toc222562825"/>
+      <w:r>
+        <w:t xml:space="preserve">Možnosti rozšírenia </w:t>
+      </w:r>
+      <w:r>
+        <w:t>systému</w:t>
+      </w:r>
+      <w:bookmarkEnd w:id="28"/>
+    </w:p>
+    <w:p>
+      <w:pPr>
+        <w:pStyle w:val="text"/>
+        <w:rPr>
+          <w:noProof/>
+          <w:lang w:val="en-SK"/>
+        </w:rPr>
+      </w:pPr>
+      <w:r>
+        <w:rPr>
+          <w:noProof/>
+          <w:lang w:val="en-SK"/>
+        </w:rPr>
+        <w:t>Navrhnuté riešenie EPOS systému je koncipované tak, aby bolo možné ho v budúcnosti ďalej rozširovať. Medzi možné rozšírenia patrí napríklad ukladanie histórie bločkov, pridanie štatistických prehľadov predaja alebo rozšírenie systému o podporu viacerých pokladní.</w:t>
+      </w:r>
+    </w:p>
+    <w:p>
+      <w:pPr>
+        <w:pStyle w:val="text"/>
+        <w:rPr>
+          <w:noProof/>
+          <w:lang w:val="en-SK"/>
+        </w:rPr>
+      </w:pPr>
+      <w:r>
+        <w:rPr>
+          <w:noProof/>
+          <w:lang w:val="en-SK"/>
+        </w:rPr>
+        <w:t>Vďaka oddeleniu frontendovej a backendovej časti aplikácie je možné tieto funkcionality dopĺňať bez zásadných zásahov do existujúceho riešenia.</w:t>
+      </w:r>
+    </w:p>
+    <w:p>
+      <w:pPr>
+        <w:pStyle w:val="text"/>
+        <w:rPr>
+          <w:noProof/>
+          <w:lang w:val="en-SK"/>
+        </w:rPr>
+      </w:pPr>
+      <w:r>
+        <w:rPr>
+          <w:noProof/>
+          <w:lang w:val="en-SK"/>
+        </w:rPr>
+        <w:t>Navrhnuté riešenie pokladničného systému EPOS vytvára priestor pre jeho ďalší rozvoj a rozširovanie. Už v návrhovej fáze sa počítalo s tým, že systém môže byť v budúcnosti doplnený o nové funkcionality bez nutnosti zásadných zásahov do existujúcej architektúry aplikácie.</w:t>
+      </w:r>
+    </w:p>
+    <w:p>
+      <w:pPr>
+        <w:pStyle w:val="text"/>
+        <w:rPr>
+          <w:noProof/>
+          <w:lang w:val="en-SK"/>
+        </w:rPr>
+      </w:pPr>
+      <w:r>
+        <w:rPr>
+          <w:noProof/>
+          <w:lang w:val="en-SK"/>
+        </w:rPr>
+        <w:t>Medzi možné rozšírenia patrí napríklad ukladanie histórie nákupov, ktoré by umožnilo spätnú kontrolu transakcií, alebo doplnenie jednoduchých štatistických prehľadov predaja. Tieto prehľady by mohli poskytovať základné informácie o predávaných produktoch a celkovom obrate v zvolenom časovom období.</w:t>
+      </w:r>
+    </w:p>
+    <w:p>
+      <w:pPr>
+        <w:pStyle w:val="text"/>
+        <w:rPr>
+          <w:noProof/>
+          <w:lang w:val="en-SK"/>
+        </w:rPr>
+      </w:pPr>
+      <w:r>
+        <w:rPr>
+          <w:noProof/>
+          <w:lang w:val="en-SK"/>
+        </w:rPr>
+        <w:br w:type="page"/>
+      </w:r>
+    </w:p>
+    <w:p>
+      <w:pPr>
+        <w:pStyle w:val="Kapitola"/>
+      </w:pPr>
+      <w:bookmarkStart w:id="29" w:name="_Toc222562826"/>
       <w:r>
         <w:lastRenderedPageBreak/>
-        <w:t>Správa dát a generovanie bločkov</w:t>
-      </w:r>
-      <w:bookmarkEnd w:id="28"/>
-    </w:p>
-    <w:p>
-      <w:pPr>
-        <w:pStyle w:val="text"/>
-        <w:rPr>
-          <w:noProof/>
-          <w:lang w:val="en-SK"/>
-        </w:rPr>
-      </w:pPr>
-      <w:r>
-        <w:rPr>
-          <w:noProof/>
-          <w:lang w:val="en-SK"/>
-        </w:rPr>
-        <w:t>Dôležitou súčasťou návrhu riešenia je správa produktov uložených v databáze. Aplikácia obsahuje samostatnú sekciu určenú na prehľad všetkých produktov, kde je možné jednotlivé položky prezerať, upravovať alebo odstraňovať.</w:t>
-      </w:r>
-    </w:p>
-    <w:p>
-      <w:pPr>
-        <w:pStyle w:val="text"/>
-        <w:rPr>
-          <w:noProof/>
-          <w:lang w:val="en-SK"/>
-        </w:rPr>
-      </w:pPr>
-      <w:r>
-        <w:rPr>
-          <w:noProof/>
-          <w:lang w:val="en-SK"/>
-        </w:rPr>
-        <w:t>Pridávanie nových produktov je riešené prostredníctvom dedikovanej obrazovky, ktorá umožňuje zadanie čiarového kódu a základných údajov o produkte. Tento prístup umožňuje udržiavať databázu produktov aktuálnu a zabezpečuje správne fungovanie systému pri blokovaní nákupu.</w:t>
-      </w:r>
-    </w:p>
-    <w:p>
-      <w:pPr>
-        <w:pStyle w:val="text"/>
-        <w:rPr>
-          <w:noProof/>
-          <w:lang w:val="en-SK"/>
-        </w:rPr>
-      </w:pPr>
-      <w:r>
-        <w:rPr>
-          <w:noProof/>
-          <w:lang w:val="en-SK"/>
-        </w:rPr>
-        <w:t>Generovanie bločku je navrhnuté ako jednoduchý a prehľadný proces. Po ukončení nákupu má pokladník možnosť vygenerovať bloček vo formáte PDF. Bloček nie je automaticky ukladaný do databázy, ale je stiahnutý lokálne do zariadenia používateľa.</w:t>
-      </w:r>
-    </w:p>
-    <w:p>
-      <w:pPr>
-        <w:pStyle w:val="text"/>
-        <w:rPr>
-          <w:noProof/>
-          <w:lang w:val="en-SK"/>
-        </w:rPr>
-      </w:pPr>
-      <w:r>
-        <w:rPr>
-          <w:noProof/>
-          <w:lang w:val="en-SK"/>
-        </w:rPr>
-        <w:t>Takéto riešenie znižuje nároky na ukladanie dát a zároveň poskytuje používateľovi plnú kontrolu nad ďalším spracovaním bločku, napríklad jeho tlačou alebo archiváciou. Náhľad bločku počas nákupu umožňuje okamžitú kontrolu správnosti zablokovaných položiek.</w:t>
+        <w:t>IMPLEMENTÁCIA POUŽÍVATEĽSKÉHO ROZHRANIA</w:t>
+      </w:r>
+      <w:bookmarkEnd w:id="29"/>
+    </w:p>
+    <w:p>
+      <w:pPr>
+        <w:pStyle w:val="text"/>
+        <w:rPr>
+          <w:noProof/>
+        </w:rPr>
+      </w:pPr>
+      <w:r>
+        <w:t xml:space="preserve">Táto kapitola sa venuje implementácii používateľského rozhrania pokladničného systému EPOS. Zameriava sa na praktickú realizáciu návrhu rozhrania v technológii Windows </w:t>
+      </w:r>
+      <w:proofErr w:type="spellStart"/>
+      <w:r>
+        <w:t>Forms</w:t>
+      </w:r>
+      <w:proofErr w:type="spellEnd"/>
+      <w:r>
+        <w:t>, opisuje zvolené dizajnové princípy, spôsob práce s grafickými prvkami a riešenia, ktoré boli použité na zabezpečenie prehľadnosti a intuitívneho ovládania aplikácie. Používateľské rozhranie zohráva v pokladničnom systéme kľúčovú úlohu, pretože s ním obsluha pracuje nepretržite počas celej prevádzky.</w:t>
       </w:r>
     </w:p>
     <w:p>
@@ -8288,123 +8072,107 @@
           <w:noProof/>
         </w:rPr>
       </w:pPr>
-      <w:bookmarkStart w:id="29" w:name="_Toc221457107"/>
-      <w:r>
-        <w:t xml:space="preserve">Možnosti rozšírenia </w:t>
-      </w:r>
-      <w:r>
-        <w:t>systému</w:t>
-      </w:r>
-      <w:bookmarkEnd w:id="29"/>
-    </w:p>
-    <w:p>
-      <w:pPr>
-        <w:pStyle w:val="text"/>
-        <w:rPr>
-          <w:noProof/>
-          <w:lang w:val="en-SK"/>
-        </w:rPr>
-      </w:pPr>
-      <w:r>
-        <w:rPr>
-          <w:noProof/>
-          <w:lang w:val="en-SK"/>
-        </w:rPr>
-        <w:t>Navrhnuté riešenie EPOS systému je koncipované tak, aby bolo možné ho v budúcnosti ďalej rozširovať. Medzi možné rozšírenia patrí napríklad ukladanie histórie bločkov, pridanie štatistických prehľadov predaja alebo rozšírenie systému o podporu viacerých pokladní.</w:t>
-      </w:r>
-    </w:p>
-    <w:p>
-      <w:pPr>
-        <w:pStyle w:val="text"/>
-        <w:rPr>
-          <w:noProof/>
-          <w:lang w:val="en-SK"/>
-        </w:rPr>
-      </w:pPr>
-      <w:r>
-        <w:rPr>
-          <w:noProof/>
-          <w:lang w:val="en-SK"/>
-        </w:rPr>
-        <w:t>Vďaka oddeleniu frontendovej a backendovej časti aplikácie je možné tieto funkcionality dopĺňať bez zásadných zásahov do existujúceho riešenia.</w:t>
-      </w:r>
-    </w:p>
-    <w:p>
-      <w:pPr>
-        <w:pStyle w:val="text"/>
-        <w:rPr>
-          <w:noProof/>
-          <w:lang w:val="en-SK"/>
-        </w:rPr>
-      </w:pPr>
-      <w:r>
-        <w:rPr>
-          <w:noProof/>
-          <w:lang w:val="en-SK"/>
-        </w:rPr>
-        <w:t>Navrhnuté riešenie pokladničného systému EPOS vytvára priestor pre jeho ďalší rozvoj a rozširovanie. Už v návrhovej fáze sa počítalo s tým, že systém môže byť v budúcnosti doplnený o nové funkcionality bez nutnosti zásadných zásahov do existujúcej architektúry aplikácie.</w:t>
-      </w:r>
-    </w:p>
-    <w:p>
-      <w:pPr>
-        <w:pStyle w:val="text"/>
-        <w:rPr>
-          <w:noProof/>
-          <w:lang w:val="en-SK"/>
-        </w:rPr>
-      </w:pPr>
-      <w:r>
-        <w:rPr>
-          <w:noProof/>
-          <w:lang w:val="en-SK"/>
-        </w:rPr>
-        <w:t>Medzi možné rozšírenia patrí napríklad ukladanie histórie nákupov, ktoré by umožnilo spätnú kontrolu transakcií, alebo doplnenie jednoduchých štatistických prehľadov predaja. Tieto prehľady by mohli poskytovať základné informácie o predávaných produktoch a celkovom obrate v zvolenom časovom období.</w:t>
-      </w:r>
-    </w:p>
-    <w:p>
-      <w:pPr>
-        <w:pStyle w:val="text"/>
-        <w:rPr>
-          <w:noProof/>
-          <w:lang w:val="en-SK"/>
-        </w:rPr>
-      </w:pPr>
-      <w:r>
-        <w:rPr>
-          <w:noProof/>
-          <w:lang w:val="en-SK"/>
-        </w:rPr>
-        <w:br w:type="page"/>
-      </w:r>
-    </w:p>
-    <w:p>
-      <w:pPr>
-        <w:pStyle w:val="Kapitola"/>
-      </w:pPr>
-      <w:bookmarkStart w:id="30" w:name="_Toc221457108"/>
-      <w:r>
+      <w:bookmarkStart w:id="30" w:name="_Toc222562827"/>
+      <w:r>
+        <w:t>Návrh používateľského rozhrania a dizajnový koncept</w:t>
+      </w:r>
+      <w:bookmarkEnd w:id="30"/>
+    </w:p>
+    <w:p>
+      <w:pPr>
+        <w:pStyle w:val="text"/>
+        <w:rPr>
+          <w:noProof/>
+          <w:lang w:val="en-SK"/>
+        </w:rPr>
+      </w:pPr>
+      <w:r>
+        <w:rPr>
+          <w:noProof/>
+          <w:lang w:val="en-SK"/>
+        </w:rPr>
+        <w:t>Návrh používateľského rozhrania aplikácie EPOS vychádzal z požiadavky na jednoduchosť, prehľadnosť a minimalizmus. Už v počiatočnej fáze návrhu bol kladený dôraz na to, aby rozhranie neobsahovalo nadbytočné grafické prvky, ktoré by mohli odvádzať pozornosť používateľa od samotnej práce. Z tohto dôvodu bol zvolený čiernobiely dizajnový koncept, ktorý pôsobí moderne a zároveň zabezpečuje vysokú čitateľnosť.</w:t>
+      </w:r>
+    </w:p>
+    <w:p>
+      <w:pPr>
+        <w:pStyle w:val="text"/>
+        <w:rPr>
+          <w:noProof/>
+          <w:lang w:val="en-SK"/>
+        </w:rPr>
+      </w:pPr>
+      <w:r>
+        <w:rPr>
+          <w:noProof/>
+          <w:lang w:val="en-SK"/>
+        </w:rPr>
+        <w:t>Ako základ pre implementáciu rozhrania slúžili dizajnové návrhy vytvorené v nástroji Figma. Tieto návrhy umožnili experimentovať s rozložením jednotlivých prvkov ešte pred samotnou implementáciou v prostredí Windows Forms. Vďaka tomu bolo možné vopred identifikovať potenciálne problémy s orientáciou používateľa alebo s veľkosťou ovládacích prvkov. Počas návrhu sa dbalo na konzistentnosť rozhrania, jednotné rozloženie obrazoviek a jasné oddelenie jednotlivých funkčných častí aplikácie.</w:t>
+      </w:r>
+    </w:p>
+    <w:p>
+      <w:pPr>
+        <w:pStyle w:val="text"/>
+        <w:rPr>
+          <w:noProof/>
+          <w:lang w:val="en-SK"/>
+        </w:rPr>
+      </w:pPr>
+      <w:r>
+        <w:rPr>
+          <w:noProof/>
+          <w:lang w:val="en-SK"/>
+        </w:rPr>
+        <w:t>Zvolená farebná paleta pozostáva z tmavého pozadia s jemným gradientom, svetlých textov a neutrálnych plôch určených na zobrazovanie obsahu. Farebné zvýraznenie je použité len v prípadoch, keď je potrebné upozorniť používateľa na stav aplikácie, napríklad pri úspešnej operácii, chybe alebo varovaní. Takýto prístup minimalizuje vizuálny šum a umožňuje používateľovi sústrediť sa na podstatné informácie.</w:t>
+      </w:r>
+    </w:p>
+    <w:p>
+      <w:pPr>
+        <w:pStyle w:val="text"/>
+        <w:rPr>
+          <w:noProof/>
+          <w:lang w:val="en-SK"/>
+        </w:rPr>
+      </w:pPr>
+      <w:r>
+        <w:rPr>
+          <w:noProof/>
+          <w:lang w:val="en-SK"/>
+        </w:rPr>
+        <w:t>Pri návrhu používateľského rozhrania pokladničného systému EPOS bolo potrebné zohľadniť fakt, že ide o aplikáciu, s ktorou bude používateľ pracovať dlhodobo a často pod časovým tlakom. Z tohto dôvodu sa dizajnový koncept nesústredil na vizuálne efekty, ale na čitateľnosť, kontrast a jasnú hierarchiu informácií. Každý prvok rozhrania má presne definovanú funkciu a svoje miesto v celkovej štruktúre obrazovky.</w:t>
+      </w:r>
+    </w:p>
+    <w:p>
+      <w:pPr>
+        <w:pStyle w:val="text"/>
+        <w:rPr>
+          <w:noProof/>
+          <w:lang w:val="en-SK"/>
+        </w:rPr>
+      </w:pPr>
+      <w:r>
+        <w:rPr>
+          <w:noProof/>
+          <w:lang w:val="en-SK"/>
+        </w:rPr>
         <w:lastRenderedPageBreak/>
-        <w:t>IMPLEMENTÁCIA POUŽÍVATEĽSKÉHO ROZHRANIA</w:t>
-      </w:r>
-      <w:bookmarkEnd w:id="30"/>
-    </w:p>
-    <w:p>
-      <w:pPr>
-        <w:pStyle w:val="text"/>
-        <w:rPr>
-          <w:noProof/>
-        </w:rPr>
-      </w:pPr>
-      <w:r>
-        <w:t xml:space="preserve">Táto kapitola sa venuje implementácii používateľského rozhrania pokladničného systému EPOS. Zameriava sa na praktickú realizáciu návrhu rozhrania v technológii Windows </w:t>
-      </w:r>
-      <w:proofErr w:type="spellStart"/>
-      <w:r>
-        <w:t>Forms</w:t>
-      </w:r>
-      <w:proofErr w:type="spellEnd"/>
-      <w:r>
-        <w:t>, opisuje zvolené dizajnové princípy, spôsob práce s grafickými prvkami a riešenia, ktoré boli použité na zabezpečenie prehľadnosti a intuitívneho ovládania aplikácie. Používateľské rozhranie zohráva v pokladničnom systéme kľúčovú úlohu, pretože s ním obsluha pracuje nepretržite počas celej prevádzky.</w:t>
+        <w:t>Dôležitým aspektom návrhu bolo aj rozdelenie obrazoviek podľa funkcií. Jednotlivé časti aplikácie boli navrhnuté tak, aby používateľ vždy vedel, v akej časti systému sa nachádza a akú činnosť vykonáva. Hlavná obrazovka je určená výhradne na blokovanie nákupu, zatiaľ čo správa produktov a nastavenia sú oddelené do samostatných častí aplikácie. Takýto prístup znižuje kognitívnu záťaž používateľa a zvyšuje rýchlosť práce.</w:t>
+      </w:r>
+    </w:p>
+    <w:p>
+      <w:pPr>
+        <w:pStyle w:val="text"/>
+        <w:rPr>
+          <w:noProof/>
+          <w:lang w:val="en-SK"/>
+        </w:rPr>
+      </w:pPr>
+      <w:r>
+        <w:rPr>
+          <w:noProof/>
+          <w:lang w:val="en-SK"/>
+        </w:rPr>
+        <w:t>Pri návrhu dizajnu sa vychádzalo z moderných trendov používateľských rozhraní, ktoré preferujú minimalizmus a konzistentnosť. Rovnaké typy tlačidiel, farby a rozloženie prvkov sa opakujú v celej aplikácii, čo používateľovi umožňuje rýchlo si osvojiť spôsob ovládania systému.</w:t>
       </w:r>
     </w:p>
     <w:p>
@@ -8418,9 +8186,9 @@
           <w:noProof/>
         </w:rPr>
       </w:pPr>
-      <w:bookmarkStart w:id="31" w:name="_Toc221457109"/>
-      <w:r>
-        <w:t>Návrh používateľského rozhrania a dizajnový koncept</w:t>
+      <w:bookmarkStart w:id="31" w:name="_Toc222562828"/>
+      <w:r>
+        <w:t>Implementácia rozhrania v prostredí Windows Forms</w:t>
       </w:r>
       <w:bookmarkEnd w:id="31"/>
     </w:p>
@@ -8437,88 +8205,154 @@
           <w:noProof/>
           <w:lang w:val="en-SK"/>
         </w:rPr>
-        <w:t>Návrh používateľského rozhrania aplikácie EPOS vychádzal z požiadavky na jednoduchosť, prehľadnosť a minimalizmus. Už v počiatočnej fáze návrhu bol kladený dôraz na to, aby rozhranie neobsahovalo nadbytočné grafické prvky, ktoré by mohli odvádzať pozornosť používateľa od samotnej práce. Z tohto dôvodu bol zvolený čiernobiely dizajnový koncept, ktorý pôsobí moderne a zároveň zabezpečuje vysokú čitateľnosť.</w:t>
-      </w:r>
-    </w:p>
-    <w:p>
-      <w:pPr>
-        <w:pStyle w:val="text"/>
-        <w:rPr>
-          <w:noProof/>
-          <w:lang w:val="en-SK"/>
-        </w:rPr>
-      </w:pPr>
-      <w:r>
-        <w:rPr>
-          <w:noProof/>
-          <w:lang w:val="en-SK"/>
-        </w:rPr>
-        <w:t>Ako základ pre implementáciu rozhrania slúžili dizajnové návrhy vytvorené v nástroji Figma. Tieto návrhy umožnili experimentovať s rozložením jednotlivých prvkov ešte pred samotnou implementáciou v prostredí Windows Forms. Vďaka tomu bolo možné vopred identifikovať potenciálne problémy s orientáciou používateľa alebo s veľkosťou ovládacích prvkov. Počas návrhu sa dbalo na konzistentnosť rozhrania, jednotné rozloženie obrazoviek a jasné oddelenie jednotlivých funkčných častí aplikácie.</w:t>
-      </w:r>
-    </w:p>
-    <w:p>
-      <w:pPr>
-        <w:pStyle w:val="text"/>
-        <w:rPr>
-          <w:noProof/>
-          <w:lang w:val="en-SK"/>
-        </w:rPr>
-      </w:pPr>
-      <w:r>
-        <w:rPr>
-          <w:noProof/>
-          <w:lang w:val="en-SK"/>
-        </w:rPr>
-        <w:t>Zvolená farebná paleta pozostáva z tmavého pozadia s jemným gradientom, svetlých textov a neutrálnych plôch určených na zobrazovanie obsahu. Farebné zvýraznenie je použité len v prípadoch, keď je potrebné upozorniť používateľa na stav aplikácie, napríklad pri úspešnej operácii, chybe alebo varovaní. Takýto prístup minimalizuje vizuálny šum a umožňuje používateľovi sústrediť sa na podstatné informácie.</w:t>
-      </w:r>
-    </w:p>
-    <w:p>
-      <w:pPr>
-        <w:pStyle w:val="text"/>
-        <w:rPr>
-          <w:noProof/>
-          <w:lang w:val="en-SK"/>
-        </w:rPr>
-      </w:pPr>
-      <w:r>
-        <w:rPr>
-          <w:noProof/>
-          <w:lang w:val="en-SK"/>
-        </w:rPr>
-        <w:t>Pri návrhu používateľského rozhrania pokladničného systému EPOS bolo potrebné zohľadniť fakt, že ide o aplikáciu, s ktorou bude používateľ pracovať dlhodobo a často pod časovým tlakom. Z tohto dôvodu sa dizajnový koncept nesústredil na vizuálne efekty, ale na čitateľnosť, kontrast a jasnú hierarchiu informácií. Každý prvok rozhrania má presne definovanú funkciu a svoje miesto v celkovej štruktúre obrazovky.</w:t>
-      </w:r>
-    </w:p>
-    <w:p>
-      <w:pPr>
-        <w:pStyle w:val="text"/>
-        <w:rPr>
-          <w:noProof/>
-          <w:lang w:val="en-SK"/>
-        </w:rPr>
-      </w:pPr>
+        <w:t>Používateľské rozhranie bolo implementované pomocou štandardných komponentov technológie Windows Forms. Jednotlivé obrazovky aplikácie sú riešené ako formuláre, ktoré obsahujú ovládacie prvky ako tlačidlá, textové polia, tabuľky a panely. Tento prístup umožňuje jednoduchú správu rozhrania a jasné oddelenie jednotlivých funkcií aplikácie.</w:t>
+      </w:r>
+    </w:p>
+    <w:p>
+      <w:pPr>
+        <w:pStyle w:val="text"/>
+        <w:rPr>
+          <w:noProof/>
+          <w:lang w:val="en-SK"/>
+        </w:rPr>
+      </w:pPr>
+      <w:r>
+        <w:rPr>
+          <w:noProof/>
+          <w:lang w:val="en-SK"/>
+        </w:rPr>
+        <w:t>Hlavná obrazovka aplikácie bola navrhnutá tak, aby poskytovala čo najviac informácií na jednom mieste bez toho, aby pôsobila preplnene. Nachádza sa na nej zoznam aktuálne blokovaných produktov, základné informácie o nákupe</w:t>
+      </w:r>
+      <w:r>
+        <w:rPr>
+          <w:noProof/>
+          <w:lang w:val="en-SK"/>
+        </w:rPr>
+        <w:t xml:space="preserve">, </w:t>
+      </w:r>
+      <w:r>
+        <w:rPr>
+          <w:noProof/>
+          <w:lang w:val="en-SK"/>
+        </w:rPr>
+        <w:t>náhľad bločku</w:t>
+      </w:r>
+      <w:r>
+        <w:rPr>
+          <w:noProof/>
+          <w:lang w:val="en-SK"/>
+        </w:rPr>
+        <w:t xml:space="preserve"> a obrázok blokovaného produktu</w:t>
+      </w:r>
+      <w:r>
+        <w:rPr>
+          <w:noProof/>
+          <w:lang w:val="en-SK"/>
+        </w:rPr>
+        <w:t>. Rozloženie prvkov bolo navrhnuté s ohľadom na prirodzený pohyb očí používateľa, pričom najdôležitejšie informácie sú umiestnené v centrálnej časti obrazovky.</w:t>
+      </w:r>
+    </w:p>
+    <w:p>
+      <w:pPr>
+        <w:pStyle w:val="text"/>
+        <w:rPr>
+          <w:noProof/>
+          <w:lang w:val="en-SK"/>
+        </w:rPr>
+      </w:pPr>
+      <w:r>
+        <w:rPr>
+          <w:noProof/>
+          <w:lang w:val="en-SK"/>
+        </w:rPr>
+        <w:t>Navigácia medzi jednotlivými časťami aplikácie je riešená prostredníctvom navigačného panela, ktorý umožňuje rýchly prístup k správe produktov, pridávaniu nových produktov, nastaveniam a odhláseniu používateľa. Takéto riešenie znižuje počet krokov potrebných na vykonanie jednotlivých operácií a zvyšuje efektivitu práce obsluhy.</w:t>
+      </w:r>
+      <w:r>
+        <w:rPr>
+          <w:noProof/>
+          <w:lang w:val="en-SK"/>
+        </w:rPr>
+        <w:t xml:space="preserve"> </w:t>
+      </w:r>
+      <w:r>
+        <w:rPr>
+          <w:noProof/>
+          <w:lang w:val="en-SK"/>
+        </w:rPr>
+        <w:t>(Microsoft, 2023)</w:t>
+      </w:r>
+    </w:p>
+    <w:p>
+      <w:pPr>
+        <w:pStyle w:val="text"/>
+        <w:rPr>
+          <w:b/>
+          <w:bCs/>
+          <w:noProof/>
+        </w:rPr>
+      </w:pPr>
+      <w:r>
+        <w:rPr>
+          <w:b/>
+          <w:bCs/>
+        </w:rPr>
+        <w:t>Ergonomické zásady a intuitívne ovládanie</w:t>
+      </w:r>
+    </w:p>
+    <w:p>
+      <w:pPr>
+        <w:pStyle w:val="text"/>
+        <w:rPr>
+          <w:noProof/>
+          <w:lang w:val="en-SK"/>
+        </w:rPr>
+      </w:pPr>
+      <w:r>
+        <w:rPr>
+          <w:noProof/>
+          <w:lang w:val="en-SK"/>
+        </w:rPr>
+        <w:t xml:space="preserve">Pri implementácii používateľského rozhrania boli zohľadnené základné ergonomické zásady, ktoré sú dôležité najmä pri aplikáciách určených na dlhodobé používanie. Ovládacie prvky sú dostatočne veľké, jasne označené a umiestnené tak, aby </w:t>
+      </w:r>
       <w:r>
         <w:rPr>
           <w:noProof/>
           <w:lang w:val="en-SK"/>
         </w:rPr>
         <w:lastRenderedPageBreak/>
-        <w:t>Dôležitým aspektom návrhu bolo aj rozdelenie obrazoviek podľa funkcií. Jednotlivé časti aplikácie boli navrhnuté tak, aby používateľ vždy vedel, v akej časti systému sa nachádza a akú činnosť vykonáva. Hlavná obrazovka je určená výhradne na blokovanie nákupu, zatiaľ čo správa produktov a nastavenia sú oddelené do samostatných častí aplikácie. Takýto prístup znižuje kognitívnu záťaž používateľa a zvyšuje rýchlosť práce.</w:t>
-      </w:r>
-    </w:p>
-    <w:p>
-      <w:pPr>
-        <w:pStyle w:val="text"/>
-        <w:rPr>
-          <w:noProof/>
-          <w:lang w:val="en-SK"/>
-        </w:rPr>
-      </w:pPr>
-      <w:r>
-        <w:rPr>
-          <w:noProof/>
-          <w:lang w:val="en-SK"/>
-        </w:rPr>
-        <w:t>Pri návrhu dizajnu sa vychádzalo z moderných trendov používateľských rozhraní, ktoré preferujú minimalizmus a konzistentnosť. Rovnaké typy tlačidiel, farby a rozloženie prvkov sa opakujú v celej aplikácii, čo používateľovi umožňuje rýchlo si osvojiť spôsob ovládania systému.</w:t>
+        <w:t>sa minimalizovalo riziko nesprávneho kliknutia. Najčastejšie používané funkcie sú dostupné bez potreby prepínania medzi viacerými obrazovkami.</w:t>
+      </w:r>
+    </w:p>
+    <w:p>
+      <w:pPr>
+        <w:pStyle w:val="text"/>
+        <w:rPr>
+          <w:noProof/>
+          <w:lang w:val="en-SK"/>
+        </w:rPr>
+      </w:pPr>
+      <w:r>
+        <w:rPr>
+          <w:noProof/>
+          <w:lang w:val="en-SK"/>
+        </w:rPr>
+        <w:t>Intuitívnosť ovládania bola dosiahnutá najmä logickým rozdelením obrazoviek a konzistentným správaním aplikácie. Používateľ sa po krátkom oboznámení s rozhraním dokáže v aplikácii orientovať bez potreby ďalších inštrukcií. Každá obrazovka má jasne definovaný účel a neobsahuje funkcie, ktoré by s danou činnosťou nesúviseli.</w:t>
+      </w:r>
+    </w:p>
+    <w:p>
+      <w:pPr>
+        <w:pStyle w:val="text"/>
+        <w:rPr>
+          <w:noProof/>
+          <w:lang w:val="en-SK"/>
+        </w:rPr>
+      </w:pPr>
+      <w:r>
+        <w:rPr>
+          <w:noProof/>
+          <w:lang w:val="en-SK"/>
+        </w:rPr>
+        <w:t>Dôležitou súčasťou rozhrania je aj vizuálna spätná väzba. Aplikácia používateľa informuje o výsledku jeho akcií prostredníctvom systémových hlášok. Úspešné operácie, chyby a upozornenia sú farebne odlíšené, čo umožňuje rýchlu orientáciu aj v prípade, že používateľ nečíta celý text hlášky.</w:t>
       </w:r>
     </w:p>
     <w:p>
@@ -8532,9 +8366,9 @@
           <w:noProof/>
         </w:rPr>
       </w:pPr>
-      <w:bookmarkStart w:id="32" w:name="_Toc221457110"/>
-      <w:r>
-        <w:t>Implementácia rozhrania v prostredí Windows Forms</w:t>
+      <w:bookmarkStart w:id="32" w:name="_Toc222562829"/>
+      <w:r>
+        <w:t>Práca s chybovými stavmi a spätná väzba používateľovi</w:t>
       </w:r>
       <w:bookmarkEnd w:id="32"/>
     </w:p>
@@ -8551,81 +8385,162 @@
           <w:noProof/>
           <w:lang w:val="en-SK"/>
         </w:rPr>
-        <w:t>Používateľské rozhranie bolo implementované pomocou štandardných komponentov technológie Windows Forms. Jednotlivé obrazovky aplikácie sú riešené ako formuláre, ktoré obsahujú ovládacie prvky ako tlačidlá, textové polia, tabuľky a panely. Tento prístup umožňuje jednoduchú správu rozhrania a jasné oddelenie jednotlivých funkcií aplikácie.</w:t>
-      </w:r>
-    </w:p>
-    <w:p>
-      <w:pPr>
-        <w:pStyle w:val="text"/>
-        <w:rPr>
-          <w:noProof/>
-          <w:lang w:val="en-SK"/>
-        </w:rPr>
-      </w:pPr>
-      <w:r>
-        <w:rPr>
-          <w:noProof/>
-          <w:lang w:val="en-SK"/>
-        </w:rPr>
-        <w:t>Hlavná obrazovka aplikácie bola navrhnutá tak, aby poskytovala čo najviac informácií na jednom mieste bez toho, aby pôsobila preplnene. Nachádza sa na nej zoznam aktuálne blokovaných produktov, základné informácie o nákupe</w:t>
-      </w:r>
-      <w:r>
-        <w:rPr>
-          <w:noProof/>
-          <w:lang w:val="en-SK"/>
-        </w:rPr>
-        <w:t xml:space="preserve">, </w:t>
-      </w:r>
-      <w:r>
-        <w:rPr>
-          <w:noProof/>
-          <w:lang w:val="en-SK"/>
-        </w:rPr>
-        <w:t>náhľad bločku</w:t>
-      </w:r>
-      <w:r>
-        <w:rPr>
-          <w:noProof/>
-          <w:lang w:val="en-SK"/>
-        </w:rPr>
-        <w:t xml:space="preserve"> a obrázok blokovaného produktu</w:t>
-      </w:r>
-      <w:r>
-        <w:rPr>
-          <w:noProof/>
-          <w:lang w:val="en-SK"/>
-        </w:rPr>
-        <w:t>. Rozloženie prvkov bolo navrhnuté s ohľadom na prirodzený pohyb očí používateľa, pričom najdôležitejšie informácie sú umiestnené v centrálnej časti obrazovky.</w:t>
-      </w:r>
-    </w:p>
-    <w:p>
-      <w:pPr>
-        <w:pStyle w:val="text"/>
-        <w:rPr>
-          <w:noProof/>
-          <w:lang w:val="en-SK"/>
-        </w:rPr>
-      </w:pPr>
-      <w:r>
-        <w:rPr>
-          <w:noProof/>
-          <w:lang w:val="en-SK"/>
-        </w:rPr>
-        <w:t>Navigácia medzi jednotlivými časťami aplikácie je riešená prostredníctvom navigačného panela, ktorý umožňuje rýchly prístup k správe produktov, pridávaniu nových produktov, nastaveniam a odhláseniu používateľa. Takéto riešenie znižuje počet krokov potrebných na vykonanie jednotlivých operácií a zvyšuje efektivitu práce obsluhy.</w:t>
-      </w:r>
-      <w:r>
-        <w:rPr>
-          <w:noProof/>
-          <w:lang w:val="en-SK"/>
-        </w:rPr>
-        <w:t xml:space="preserve"> </w:t>
-      </w:r>
-      <w:r>
-        <w:rPr>
-          <w:noProof/>
-          <w:lang w:val="en-SK"/>
-        </w:rPr>
-        <w:t>(Microsoft, 2023)</w:t>
+        <w:t>Používateľské rozhranie aplikácie EPOS bolo navrhnuté tak, aby dokázalo efektívne pracovať aj s chybovými stavmi. Pri zadávaní údajov alebo pri práci s databázou môže dôjsť k situáciám, ktoré si vyžadujú upozornenie používateľa. Tieto situácie sú riešené prostredníctvom chybových hlášok, ktoré sú jasné, stručné a jednoznačné.</w:t>
+      </w:r>
+    </w:p>
+    <w:p>
+      <w:pPr>
+        <w:pStyle w:val="text"/>
+        <w:rPr>
+          <w:noProof/>
+          <w:lang w:val="en-SK"/>
+        </w:rPr>
+      </w:pPr>
+      <w:r>
+        <w:rPr>
+          <w:noProof/>
+          <w:lang w:val="en-SK"/>
+        </w:rPr>
+        <w:t xml:space="preserve">Chybové hlášky sú </w:t>
+      </w:r>
+      <w:r>
+        <w:rPr>
+          <w:noProof/>
+          <w:lang w:val="en-SK"/>
+        </w:rPr>
+        <w:t xml:space="preserve">zobrazené pomocou vyskakovacích okien. </w:t>
+      </w:r>
+      <w:r>
+        <w:rPr>
+          <w:noProof/>
+          <w:lang w:val="en-SK"/>
+        </w:rPr>
+        <w:t>Používateľ tak okamžite vie, či operácia prebehla úspešne alebo je potrebné vykonať nápravu.</w:t>
+      </w:r>
+    </w:p>
+    <w:p>
+      <w:pPr>
+        <w:pStyle w:val="text"/>
+        <w:rPr>
+          <w:noProof/>
+          <w:lang w:val="en-SK"/>
+        </w:rPr>
+      </w:pPr>
+      <w:r>
+        <w:rPr>
+          <w:noProof/>
+          <w:lang w:val="en-SK"/>
+        </w:rPr>
+        <w:t>Spätná väzba zo strany aplikácie zohráva dôležitú úlohu pri budovaní dôvery používateľa v systém. Jasné informovanie o stave aplikácie znižuje počet chýb pri obsluhe a prispieva k plynulejšiemu priebehu práce. V prípade pokladničného systému, kde je rýchlosť a presnosť kľúčová, je takýto prístup nevyhnutný.</w:t>
+      </w:r>
+    </w:p>
+    <w:p>
+      <w:pPr>
+        <w:pStyle w:val="text"/>
+        <w:rPr>
+          <w:noProof/>
+          <w:lang w:val="en-SK"/>
+        </w:rPr>
+      </w:pPr>
+      <w:r>
+        <w:rPr>
+          <w:noProof/>
+          <w:lang w:val="en-SK"/>
+        </w:rPr>
+        <w:t>Používateľské rozhranie aplikácie EPOS reaguje na chybové stavy jasným a zrozumiteľným spôsobom. V prípade nesprávneho vstupu, napríklad neexistujúceho čiarového kódu alebo pokusu o generovanie bločku bez položiek, je používateľ okamžite upozornený chybovou hláškou.</w:t>
+      </w:r>
+    </w:p>
+    <w:p>
+      <w:pPr>
+        <w:pStyle w:val="text"/>
+        <w:rPr>
+          <w:noProof/>
+          <w:lang w:val="en-SK"/>
+        </w:rPr>
+      </w:pPr>
+      <w:r>
+        <w:rPr>
+          <w:noProof/>
+          <w:lang w:val="en-SK"/>
+        </w:rPr>
+        <w:t>Cieľom týchto hlášok je rýchlo informovať používateľa o probléme bez použitia technických výrazov. Okrem chýb aplikácia poskytuje spätnú väzbu aj pri úspešných operáciách, čím zvyšuje istotu používateľa a plynulosť práce so systémom.</w:t>
+      </w:r>
+    </w:p>
+    <w:p>
+      <w:pPr>
+        <w:pStyle w:val="text"/>
+        <w:rPr>
+          <w:noProof/>
+          <w:lang w:val="en-SK"/>
+        </w:rPr>
+      </w:pPr>
+      <w:r>
+        <w:rPr>
+          <w:noProof/>
+        </w:rPr>
+        <w:br w:type="page"/>
+      </w:r>
+    </w:p>
+    <w:p>
+      <w:pPr>
+        <w:pStyle w:val="Kapitola"/>
+        <w:rPr>
+          <w:noProof/>
+        </w:rPr>
+      </w:pPr>
+      <w:bookmarkStart w:id="33" w:name="_Toc222562830"/>
+      <w:r>
+        <w:lastRenderedPageBreak/>
+        <w:t>IMPLEMENTÁCIA FUNKČNÝCH ČASTÍ SYSTÉMU</w:t>
+      </w:r>
+      <w:bookmarkEnd w:id="33"/>
+    </w:p>
+    <w:p>
+      <w:pPr>
+        <w:pStyle w:val="text"/>
+        <w:rPr>
+          <w:noProof/>
+          <w:lang w:val="en-SK"/>
+        </w:rPr>
+      </w:pPr>
+      <w:r>
+        <w:rPr>
+          <w:noProof/>
+          <w:lang w:val="en-SK"/>
+        </w:rPr>
+        <w:t>Táto kapitola sa venuje implementácii hlavných funkčných častí pokladničného systému EPOS z pohľadu používateľského rozhrania a jeho prepojenia na aplikačnú logiku. Funkčné časti systému predstavujú jadro celej aplikácie, pretože zabezpečujú reálnu prácu s nákupom, produktmi a používateľmi. Cieľom implementácie bolo vytvoriť systém, ktorý je spoľahlivý, prehľadný a zároveň dostatočne jednoduchý na každodenné používanie v prevádzke.</w:t>
+      </w:r>
+    </w:p>
+    <w:p>
+      <w:pPr>
+        <w:pStyle w:val="text"/>
+        <w:rPr>
+          <w:noProof/>
+          <w:lang w:val="en-SK"/>
+        </w:rPr>
+      </w:pPr>
+      <w:r>
+        <w:rPr>
+          <w:noProof/>
+          <w:lang w:val="en-SK"/>
+        </w:rPr>
+        <w:t>Pri návrhu a implementácii funkcionalít sa kládol dôraz na plynulosť práce a minimalizáciu zbytočných krokov. Jednotlivé funkcie boli navrhnuté tak, aby logicky nadväzovali jedna na druhú a používateľ nemusel premýšľať nad tým, kde sa nachádza alebo aký krok má vykonať ako ďalší. Implementácia rešpektuje princíp, že pokladničný systém má obsluhu podporovať, nie spomaľovať.</w:t>
+      </w:r>
+    </w:p>
+    <w:p>
+      <w:pPr>
+        <w:pStyle w:val="text"/>
+        <w:rPr>
+          <w:noProof/>
+          <w:lang w:val="en-SK"/>
+        </w:rPr>
+      </w:pPr>
+      <w:r>
+        <w:rPr>
+          <w:noProof/>
+          <w:lang w:val="en-SK"/>
+        </w:rPr>
+        <w:t>Systém EPOS je navrhnutý ako modulárny, pričom jednotlivé funkčné časti sú oddelené do samostatných obrazoviek a logických celkov. Tento prístup umožňuje lepšiu orientáciu v aplikácii, jednoduchšiu údržbu a zároveň vytvára priestor na budúce rozšírenia systému o ďalšie funkcie.</w:t>
       </w:r>
     </w:p>
     <w:p>
@@ -8639,67 +8554,52 @@
           <w:noProof/>
         </w:rPr>
       </w:pPr>
-      <w:bookmarkStart w:id="33" w:name="_Toc221457111"/>
-      <w:r>
-        <w:t>Ergonomické zásady a intuitívne ovládanie</w:t>
-      </w:r>
-      <w:bookmarkEnd w:id="33"/>
-    </w:p>
-    <w:p>
-      <w:pPr>
-        <w:pStyle w:val="text"/>
-        <w:rPr>
-          <w:noProof/>
-          <w:lang w:val="en-SK"/>
-        </w:rPr>
-      </w:pPr>
-      <w:r>
-        <w:rPr>
-          <w:noProof/>
-          <w:lang w:val="en-SK"/>
-        </w:rPr>
-        <w:t xml:space="preserve">Pri implementácii používateľského rozhrania boli zohľadnené základné ergonomické zásady, ktoré sú dôležité najmä pri aplikáciách určených na dlhodobé používanie. Ovládacie prvky sú dostatočne veľké, jasne označené a umiestnené tak, aby </w:t>
-      </w:r>
-      <w:r>
-        <w:rPr>
-          <w:noProof/>
-          <w:lang w:val="en-SK"/>
-        </w:rPr>
-        <w:lastRenderedPageBreak/>
-        <w:t>sa minimalizovalo riziko nesprávneho kliknutia. Najčastejšie používané funkcie sú dostupné bez potreby prepínania medzi viacerými obrazovkami.</w:t>
-      </w:r>
-    </w:p>
-    <w:p>
-      <w:pPr>
-        <w:pStyle w:val="text"/>
-        <w:rPr>
-          <w:noProof/>
-          <w:lang w:val="en-SK"/>
-        </w:rPr>
-      </w:pPr>
-      <w:r>
-        <w:rPr>
-          <w:noProof/>
-          <w:lang w:val="en-SK"/>
-        </w:rPr>
-        <w:t>Intuitívnosť ovládania bola dosiahnutá najmä logickým rozdelením obrazoviek a konzistentným správaním aplikácie. Používateľ sa po krátkom oboznámení s rozhraním dokáže v aplikácii orientovať bez potreby ďalších inštrukcií. Každá obrazovka má jasne definovaný účel a neobsahuje funkcie, ktoré by s danou činnosťou nesúviseli.</w:t>
-      </w:r>
-    </w:p>
-    <w:p>
-      <w:pPr>
-        <w:pStyle w:val="text"/>
-        <w:rPr>
-          <w:noProof/>
-          <w:lang w:val="en-SK"/>
-        </w:rPr>
-      </w:pPr>
-      <w:r>
-        <w:rPr>
-          <w:noProof/>
-          <w:lang w:val="en-SK"/>
-        </w:rPr>
-        <w:t>Dôležitou súčasťou rozhrania je aj vizuálna spätná väzba. Aplikácia používateľa informuje o výsledku jeho akcií prostredníctvom systémových hlášok. Úspešné operácie, chyby a upozornenia sú farebne odlíšené, čo umožňuje rýchlu orientáciu aj v prípade, že používateľ nečíta celý text hlášky.</w:t>
-      </w:r>
+      <w:bookmarkStart w:id="34" w:name="_Toc222562831"/>
+      <w:r>
+        <w:t>Prihlasovanie používateľa a zabezpečenie prístupu</w:t>
+      </w:r>
+      <w:bookmarkEnd w:id="34"/>
+    </w:p>
+    <w:p>
+      <w:pPr>
+        <w:pStyle w:val="text"/>
+        <w:rPr>
+          <w:noProof/>
+          <w:lang w:val="en-SK"/>
+        </w:rPr>
+      </w:pPr>
+      <w:r>
+        <w:rPr>
+          <w:noProof/>
+          <w:lang w:val="en-SK"/>
+        </w:rPr>
+        <w:t>Po spustení aplikácie je používateľ vyzvaný na prihlásenie pomocou štvorciferného číselného kódu pokladníka. Tento spôsob autentifikácie bol zvolený z dôvodu jednoduchosti a rýchlosti, ktoré sú v prostredí malej prevádzky kľúčové. Kód je uložený v databáze a jeho správnosť je overovaná ešte pred sprístupnením hlavného rozhrania aplikácie. Takýto mechanizmus zároveň minimalizuje riziko neoprávneného prístupu a znižuje čas potrebný na zaškolenie nových zamestnancov.</w:t>
+      </w:r>
+    </w:p>
+    <w:p>
+      <w:pPr>
+        <w:pStyle w:val="text"/>
+        <w:rPr>
+          <w:noProof/>
+          <w:lang w:val="en-SK"/>
+        </w:rPr>
+      </w:pPr>
+      <w:r>
+        <w:rPr>
+          <w:noProof/>
+          <w:lang w:val="en-SK"/>
+        </w:rPr>
+        <w:t>Po úspešnom prihlásení je používateľ presmerovaný na hlavnú obrazovku systému, kde môže okamžite začať pracovať s nákupom. V prípade nesprávne zadaného kódu je používateľ upozornený chybovou hláškou a nemá prístup k ďalším funkciám systému. Kód pokladníka je možné meniť v nastaveniach aplikácie, čo umožňuje základnú správu prístupov bez potreby zásahu do databázy alebo zdrojového kódu aplikácie. Týmto spôsobom je zabezpečená flexibilita systému a možnosť rýchlej reakcie na personálne zmeny v prevádzke.</w:t>
+      </w:r>
+    </w:p>
+    <w:p>
+      <w:pPr>
+        <w:pStyle w:val="text"/>
+        <w:rPr>
+          <w:noProof/>
+          <w:lang w:val="en-SK"/>
+        </w:rPr>
+      </w:pPr>
     </w:p>
     <w:p>
       <w:pPr>
@@ -8712,132 +8612,10 @@
           <w:noProof/>
         </w:rPr>
       </w:pPr>
-      <w:bookmarkStart w:id="34" w:name="_Toc221457112"/>
-      <w:r>
-        <w:t>Práca s chybovými stavmi a spätná väzba používateľovi</w:t>
-      </w:r>
-      <w:bookmarkEnd w:id="34"/>
-    </w:p>
-    <w:p>
-      <w:pPr>
-        <w:pStyle w:val="text"/>
-        <w:rPr>
-          <w:noProof/>
-          <w:lang w:val="en-SK"/>
-        </w:rPr>
-      </w:pPr>
-      <w:r>
-        <w:rPr>
-          <w:noProof/>
-          <w:lang w:val="en-SK"/>
-        </w:rPr>
-        <w:t>Používateľské rozhranie aplikácie EPOS bolo navrhnuté tak, aby dokázalo efektívne pracovať aj s chybovými stavmi. Pri zadávaní údajov alebo pri práci s databázou môže dôjsť k situáciám, ktoré si vyžadujú upozornenie používateľa. Tieto situácie sú riešené prostredníctvom chybových hlášok, ktoré sú jasné, stručné a jednoznačné.</w:t>
-      </w:r>
-    </w:p>
-    <w:p>
-      <w:pPr>
-        <w:pStyle w:val="text"/>
-        <w:rPr>
-          <w:noProof/>
-          <w:lang w:val="en-SK"/>
-        </w:rPr>
-      </w:pPr>
-      <w:r>
-        <w:rPr>
-          <w:noProof/>
-          <w:lang w:val="en-SK"/>
-        </w:rPr>
-        <w:t xml:space="preserve">Chybové hlášky sú </w:t>
-      </w:r>
-      <w:r>
-        <w:rPr>
-          <w:noProof/>
-          <w:lang w:val="en-SK"/>
-        </w:rPr>
-        <w:t xml:space="preserve">zobrazené pomocou vyskakovacích okien. </w:t>
-      </w:r>
-      <w:r>
-        <w:rPr>
-          <w:noProof/>
-          <w:lang w:val="en-SK"/>
-        </w:rPr>
-        <w:t>Používateľ tak okamžite vie, či operácia prebehla úspešne alebo je potrebné vykonať nápravu.</w:t>
-      </w:r>
-    </w:p>
-    <w:p>
-      <w:pPr>
-        <w:pStyle w:val="text"/>
-        <w:rPr>
-          <w:noProof/>
-          <w:lang w:val="en-SK"/>
-        </w:rPr>
-      </w:pPr>
-      <w:r>
-        <w:rPr>
-          <w:noProof/>
-          <w:lang w:val="en-SK"/>
-        </w:rPr>
-        <w:t>Spätná väzba zo strany aplikácie zohráva dôležitú úlohu pri budovaní dôvery používateľa v systém. Jasné informovanie o stave aplikácie znižuje počet chýb pri obsluhe a prispieva k plynulejšiemu priebehu práce. V prípade pokladničného systému, kde je rýchlosť a presnosť kľúčová, je takýto prístup nevyhnutný.</w:t>
-      </w:r>
-    </w:p>
-    <w:p>
-      <w:pPr>
-        <w:pStyle w:val="text"/>
-        <w:rPr>
-          <w:noProof/>
-          <w:lang w:val="en-SK"/>
-        </w:rPr>
-      </w:pPr>
-      <w:r>
-        <w:rPr>
-          <w:noProof/>
-          <w:lang w:val="en-SK"/>
-        </w:rPr>
-        <w:t>Používateľské rozhranie aplikácie EPOS reaguje na chybové stavy jasným a zrozumiteľným spôsobom. V prípade nesprávneho vstupu, napríklad neexistujúceho čiarového kódu alebo pokusu o generovanie bločku bez položiek, je používateľ okamžite upozornený chybovou hláškou.</w:t>
-      </w:r>
-    </w:p>
-    <w:p>
-      <w:pPr>
-        <w:pStyle w:val="text"/>
-        <w:rPr>
-          <w:noProof/>
-          <w:lang w:val="en-SK"/>
-        </w:rPr>
-      </w:pPr>
-      <w:r>
-        <w:rPr>
-          <w:noProof/>
-          <w:lang w:val="en-SK"/>
-        </w:rPr>
-        <w:t>Cieľom týchto hlášok je rýchlo informovať používateľa o probléme bez použitia technických výrazov. Okrem chýb aplikácia poskytuje spätnú väzbu aj pri úspešných operáciách, čím zvyšuje istotu používateľa a plynulosť práce so systémom.</w:t>
-      </w:r>
-    </w:p>
-    <w:p>
-      <w:pPr>
-        <w:pStyle w:val="text"/>
-        <w:rPr>
-          <w:noProof/>
-          <w:lang w:val="en-SK"/>
-        </w:rPr>
-      </w:pPr>
-      <w:r>
-        <w:rPr>
-          <w:noProof/>
-        </w:rPr>
-        <w:br w:type="page"/>
-      </w:r>
-    </w:p>
-    <w:p>
-      <w:pPr>
-        <w:pStyle w:val="Kapitola"/>
-        <w:rPr>
-          <w:noProof/>
-        </w:rPr>
-      </w:pPr>
-      <w:bookmarkStart w:id="35" w:name="_Toc221457113"/>
+      <w:bookmarkStart w:id="35" w:name="_Toc222562832"/>
       <w:r>
         <w:lastRenderedPageBreak/>
-        <w:t>IMPLEMENTÁCIA FUNKČNÝCH ČASTÍ SYSTÉMU</w:t>
+        <w:t>Hlavná obrazovka a blokovanie nákupu</w:t>
       </w:r>
       <w:bookmarkEnd w:id="35"/>
     </w:p>
@@ -8854,39 +8632,39 @@
           <w:noProof/>
           <w:lang w:val="en-SK"/>
         </w:rPr>
-        <w:t>Táto kapitola sa venuje implementácii hlavných funkčných častí pokladničného systému EPOS z pohľadu používateľského rozhrania a jeho prepojenia na aplikačnú logiku. Funkčné časti systému predstavujú jadro celej aplikácie, pretože zabezpečujú reálnu prácu s nákupom, produktmi a používateľmi. Cieľom implementácie bolo vytvoriť systém, ktorý je spoľahlivý, prehľadný a zároveň dostatočne jednoduchý na každodenné používanie v prevádzke.</w:t>
-      </w:r>
-    </w:p>
-    <w:p>
-      <w:pPr>
-        <w:pStyle w:val="text"/>
-        <w:rPr>
-          <w:noProof/>
-          <w:lang w:val="en-SK"/>
-        </w:rPr>
-      </w:pPr>
-      <w:r>
-        <w:rPr>
-          <w:noProof/>
-          <w:lang w:val="en-SK"/>
-        </w:rPr>
-        <w:t>Pri návrhu a implementácii funkcionalít sa kládol dôraz na plynulosť práce a minimalizáciu zbytočných krokov. Jednotlivé funkcie boli navrhnuté tak, aby logicky nadväzovali jedna na druhú a používateľ nemusel premýšľať nad tým, kde sa nachádza alebo aký krok má vykonať ako ďalší. Implementácia rešpektuje princíp, že pokladničný systém má obsluhu podporovať, nie spomaľovať.</w:t>
-      </w:r>
-    </w:p>
-    <w:p>
-      <w:pPr>
-        <w:pStyle w:val="text"/>
-        <w:rPr>
-          <w:noProof/>
-          <w:lang w:val="en-SK"/>
-        </w:rPr>
-      </w:pPr>
-      <w:r>
-        <w:rPr>
-          <w:noProof/>
-          <w:lang w:val="en-SK"/>
-        </w:rPr>
-        <w:t>Systém EPOS je navrhnutý ako modulárny, pričom jednotlivé funkčné časti sú oddelené do samostatných obrazoviek a logických celkov. Tento prístup umožňuje lepšiu orientáciu v aplikácii, jednoduchšiu údržbu a zároveň vytvára priestor na budúce rozšírenia systému o ďalšie funkcie.</w:t>
+        <w:t>Hlavná obrazovka predstavuje centrálny bod celej aplikácie EPOS. Slúži na samotné blokovanie nákupu a poskytuje používateľovi prehľad o všetkých aktuálne vykonávaných operáciách. Na tejto obrazovke sa zobrazuje zoznam naskenovaných alebo manuálne pridaných produktov spolu so základnými informáciami, ako je názov produktu a cena.</w:t>
+      </w:r>
+    </w:p>
+    <w:p>
+      <w:pPr>
+        <w:pStyle w:val="text"/>
+        <w:rPr>
+          <w:noProof/>
+          <w:lang w:val="en-SK"/>
+        </w:rPr>
+      </w:pPr>
+      <w:r>
+        <w:rPr>
+          <w:noProof/>
+          <w:lang w:val="en-SK"/>
+        </w:rPr>
+        <w:t>Produkty je možné pridávať dvoma spôsobmi. Prvým je skenovanie čiarového kódu pomocou kamery, ktorá je do aplikácie prenášaná prostredníctvom mobilného zariadenia a nástroja DroidCam. Druhým spôsobom je manuálne zadanie čiarového kódu, ktoré slúži ako alternatíva v prípade technických problémov alebo nečitateľného kódu. Po pridaní produktu systém okamžite vyhľadá zodpovedajúci záznam v databáze a zobrazí ho v zozname nákupu.</w:t>
+      </w:r>
+    </w:p>
+    <w:p>
+      <w:pPr>
+        <w:pStyle w:val="text"/>
+        <w:rPr>
+          <w:noProof/>
+          <w:lang w:val="en-SK"/>
+        </w:rPr>
+      </w:pPr>
+      <w:r>
+        <w:rPr>
+          <w:noProof/>
+          <w:lang w:val="en-SK"/>
+        </w:rPr>
+        <w:t>Súčasťou hlavnej obrazovky je aj náhľad bločku, ktorý sa priebežne aktualizuje s každým pridaným produktom. Používateľ tak má neustály prehľad o obsahu nákupu a môže okamžite odhaliť prípadné chyby ešte pred jeho dokončením.</w:t>
       </w:r>
     </w:p>
     <w:p>
@@ -8900,9 +8678,9 @@
           <w:noProof/>
         </w:rPr>
       </w:pPr>
-      <w:bookmarkStart w:id="36" w:name="_Toc221457114"/>
-      <w:r>
-        <w:t>Prihlasovanie používateľa a zabezpečenie prístupu</w:t>
+      <w:bookmarkStart w:id="36" w:name="_Toc222562833"/>
+      <w:r>
+        <w:t>Správa produktov a úprava údajov</w:t>
       </w:r>
       <w:bookmarkEnd w:id="36"/>
     </w:p>
@@ -8919,33 +8697,56 @@
           <w:noProof/>
           <w:lang w:val="en-SK"/>
         </w:rPr>
-        <w:t>Po spustení aplikácie je používateľ vyzvaný na prihlásenie pomocou štvorciferného číselného kódu pokladníka. Tento spôsob autentifikácie bol zvolený z dôvodu jednoduchosti a rýchlosti, ktoré sú v prostredí malej prevádzky kľúčové. Kód je uložený v databáze a jeho správnosť je overovaná ešte pred sprístupnením hlavného rozhrania aplikácie. Takýto mechanizmus zároveň minimalizuje riziko neoprávneného prístupu a znižuje čas potrebný na zaškolenie nových zamestnancov.</w:t>
-      </w:r>
-    </w:p>
-    <w:p>
-      <w:pPr>
-        <w:pStyle w:val="text"/>
-        <w:rPr>
-          <w:noProof/>
-          <w:lang w:val="en-SK"/>
-        </w:rPr>
-      </w:pPr>
-      <w:r>
-        <w:rPr>
-          <w:noProof/>
-          <w:lang w:val="en-SK"/>
-        </w:rPr>
-        <w:t>Po úspešnom prihlásení je používateľ presmerovaný na hlavnú obrazovku systému, kde môže okamžite začať pracovať s nákupom. V prípade nesprávne zadaného kódu je používateľ upozornený chybovou hláškou a nemá prístup k ďalším funkciám systému. Kód pokladníka je možné meniť v nastaveniach aplikácie, čo umožňuje základnú správu prístupov bez potreby zásahu do databázy alebo zdrojového kódu aplikácie. Týmto spôsobom je zabezpečená flexibilita systému a možnosť rýchlej reakcie na personálne zmeny v prevádzke.</w:t>
-      </w:r>
-    </w:p>
-    <w:p>
-      <w:pPr>
-        <w:pStyle w:val="text"/>
-        <w:rPr>
-          <w:noProof/>
-          <w:lang w:val="en-SK"/>
-        </w:rPr>
-      </w:pPr>
+        <w:t>Systém EPOS obsahuje samostatnú funkčnú časť určenú na správu produktov uložených v databáze. Táto obrazovka zobrazuje prehľad všetkých dostupných produktov a umožňuje používateľovi vykonávať základné operácie, ako je úprava alebo odstránenie produktu. Správa produktov je dôležitá najmä v prípade zmien cien alebo opravy nesprávne zadaných údajov.</w:t>
+      </w:r>
+    </w:p>
+    <w:p>
+      <w:pPr>
+        <w:pStyle w:val="text"/>
+        <w:rPr>
+          <w:noProof/>
+          <w:lang w:val="en-SK"/>
+        </w:rPr>
+      </w:pPr>
+      <w:r>
+        <w:rPr>
+          <w:noProof/>
+          <w:lang w:val="en-SK"/>
+        </w:rPr>
+        <w:t>Pridávanie nových produktov je realizované prostredníctvom dedikovanej obrazovky, ktorá obsahuje formulár na zadanie čiarového kódu a základných informácií o produkte. Tento spôsob umožňuje jednoducho rozširovať databázu produktov bez potreby technických zásahov. Správna evidencia produktov je kľúčová pre bezchybné fungovanie pokladničného systému a presné blokovanie nákupov.</w:t>
+      </w:r>
+    </w:p>
+    <w:p>
+      <w:pPr>
+        <w:pStyle w:val="text"/>
+        <w:rPr>
+          <w:noProof/>
+          <w:lang w:val="en-SK"/>
+        </w:rPr>
+      </w:pPr>
+      <w:r>
+        <w:rPr>
+          <w:noProof/>
+          <w:lang w:val="en-SK"/>
+        </w:rPr>
+        <w:t>Správa produktov umožňuje používateľovi udržiavať databázu produktov aktuálnu a prehľadnú. V samostatnej časti aplikácie je možné upravovať základné údaje o produktoch, ako sú názov, cena alebo čiarový kód, čo je dôležité pri zmenách sortimentu alebo cien.</w:t>
+      </w:r>
+    </w:p>
+    <w:p>
+      <w:pPr>
+        <w:pStyle w:val="text"/>
+        <w:rPr>
+          <w:noProof/>
+          <w:lang w:val="en-SK"/>
+        </w:rPr>
+      </w:pPr>
+      <w:r>
+        <w:rPr>
+          <w:noProof/>
+          <w:lang w:val="en-SK"/>
+        </w:rPr>
+        <w:t>Oddelenie správy produktov od samotného blokovania nákupu zvyšuje prehľadnosť aplikácie a znižuje riziko chýb pri obsluhe.</w:t>
+      </w:r>
     </w:p>
     <w:p>
       <w:pPr>
@@ -8958,10 +8759,10 @@
           <w:noProof/>
         </w:rPr>
       </w:pPr>
-      <w:bookmarkStart w:id="37" w:name="_Toc221457115"/>
+      <w:bookmarkStart w:id="37" w:name="_Toc222562834"/>
       <w:r>
         <w:lastRenderedPageBreak/>
-        <w:t>Hlavná obrazovka a blokovanie nákupu</w:t>
+        <w:t>Nastavenia aplikácie a odhlásenie používateľa</w:t>
       </w:r>
       <w:bookmarkEnd w:id="37"/>
     </w:p>
@@ -8978,39 +8779,51 @@
           <w:noProof/>
           <w:lang w:val="en-SK"/>
         </w:rPr>
-        <w:t>Hlavná obrazovka predstavuje centrálny bod celej aplikácie EPOS. Slúži na samotné blokovanie nákupu a poskytuje používateľovi prehľad o všetkých aktuálne vykonávaných operáciách. Na tejto obrazovke sa zobrazuje zoznam naskenovaných alebo manuálne pridaných produktov spolu so základnými informáciami, ako je názov produktu a cena.</w:t>
-      </w:r>
-    </w:p>
-    <w:p>
-      <w:pPr>
-        <w:pStyle w:val="text"/>
-        <w:rPr>
-          <w:noProof/>
-          <w:lang w:val="en-SK"/>
-        </w:rPr>
-      </w:pPr>
-      <w:r>
-        <w:rPr>
-          <w:noProof/>
-          <w:lang w:val="en-SK"/>
-        </w:rPr>
-        <w:t>Produkty je možné pridávať dvoma spôsobmi. Prvým je skenovanie čiarového kódu pomocou kamery, ktorá je do aplikácie prenášaná prostredníctvom mobilného zariadenia a nástroja DroidCam. Druhým spôsobom je manuálne zadanie čiarového kódu, ktoré slúži ako alternatíva v prípade technických problémov alebo nečitateľného kódu. Po pridaní produktu systém okamžite vyhľadá zodpovedajúci záznam v databáze a zobrazí ho v zozname nákupu.</w:t>
-      </w:r>
-    </w:p>
-    <w:p>
-      <w:pPr>
-        <w:pStyle w:val="text"/>
-        <w:rPr>
-          <w:noProof/>
-          <w:lang w:val="en-SK"/>
-        </w:rPr>
-      </w:pPr>
-      <w:r>
-        <w:rPr>
-          <w:noProof/>
-          <w:lang w:val="en-SK"/>
-        </w:rPr>
-        <w:t>Súčasťou hlavnej obrazovky je aj náhľad bločku, ktorý sa priebežne aktualizuje s každým pridaným produktom. Používateľ tak má neustály prehľad o obsahu nákupu a môže okamžite odhaliť prípadné chyby ešte pred jeho dokončením.</w:t>
+        <w:t>Nastavenia aplikácie umožňujú používateľovi prispôsobiť základné parametre systému konkrétnym podmienkam prevádzky. V tejto časti je možné meniť aktívnu kameru používanú na skenovanie čiarových kódov</w:t>
+      </w:r>
+      <w:r>
+        <w:rPr>
+          <w:noProof/>
+          <w:lang w:val="en-SK"/>
+        </w:rPr>
+        <w:t>,</w:t>
+      </w:r>
+      <w:r>
+        <w:rPr>
+          <w:noProof/>
+          <w:lang w:val="en-SK"/>
+        </w:rPr>
+        <w:t xml:space="preserve"> upravovať prihlasovací kód pokladníka</w:t>
+      </w:r>
+      <w:r>
+        <w:rPr>
+          <w:noProof/>
+          <w:lang w:val="en-SK"/>
+        </w:rPr>
+        <w:t xml:space="preserve"> a upravovať sadzby DPH</w:t>
+      </w:r>
+      <w:r>
+        <w:rPr>
+          <w:noProof/>
+          <w:lang w:val="en-SK"/>
+        </w:rPr>
+        <w:t>. Takéto riešenie zvyšuje flexibilitu systému a umožňuje jeho jednoduché prispôsobenie bez potreby zásahu vývojára.</w:t>
+      </w:r>
+    </w:p>
+    <w:p>
+      <w:pPr>
+        <w:pStyle w:val="text"/>
+        <w:rPr>
+          <w:noProof/>
+          <w:lang w:val="en-SK"/>
+        </w:rPr>
+      </w:pPr>
+      <w:r>
+        <w:rPr>
+          <w:noProof/>
+          <w:lang w:val="en-SK"/>
+        </w:rPr>
+        <w:t>Odhlásenie používateľa je dostupné priamo z navigačného panela aplikácie. Po odhlásení sa systém vráti na prihlasovaciu obrazovku a znemožní ďalšiu prácu bez opätovného zadania kódu. Tento mechanizmus zabezpečuje základnú ochranu pred neoprávneným používaním systému v prípade opustenia pracoviska.</w:t>
       </w:r>
     </w:p>
     <w:p>
@@ -9024,9 +8837,9 @@
           <w:noProof/>
         </w:rPr>
       </w:pPr>
-      <w:bookmarkStart w:id="38" w:name="_Toc221457116"/>
-      <w:r>
-        <w:t>Správa produktov a úprava údajov</w:t>
+      <w:bookmarkStart w:id="38" w:name="_Toc222562835"/>
+      <w:r>
+        <w:t>Generovanie a spracovanie bločku</w:t>
       </w:r>
       <w:bookmarkEnd w:id="38"/>
     </w:p>
@@ -9043,55 +8856,117 @@
           <w:noProof/>
           <w:lang w:val="en-SK"/>
         </w:rPr>
-        <w:t>Systém EPOS obsahuje samostatnú funkčnú časť určenú na správu produktov uložených v databáze. Táto obrazovka zobrazuje prehľad všetkých dostupných produktov a umožňuje používateľovi vykonávať základné operácie, ako je úprava alebo odstránenie produktu. Správa produktov je dôležitá najmä v prípade zmien cien alebo opravy nesprávne zadaných údajov.</w:t>
-      </w:r>
-    </w:p>
-    <w:p>
-      <w:pPr>
-        <w:pStyle w:val="text"/>
-        <w:rPr>
-          <w:noProof/>
-          <w:lang w:val="en-SK"/>
-        </w:rPr>
-      </w:pPr>
-      <w:r>
-        <w:rPr>
-          <w:noProof/>
-          <w:lang w:val="en-SK"/>
-        </w:rPr>
-        <w:t>Pridávanie nových produktov je realizované prostredníctvom dedikovanej obrazovky, ktorá obsahuje formulár na zadanie čiarového kódu a základných informácií o produkte. Tento spôsob umožňuje jednoducho rozširovať databázu produktov bez potreby technických zásahov. Správna evidencia produktov je kľúčová pre bezchybné fungovanie pokladničného systému a presné blokovanie nákupov.</w:t>
-      </w:r>
-    </w:p>
-    <w:p>
-      <w:pPr>
-        <w:pStyle w:val="text"/>
-        <w:rPr>
-          <w:noProof/>
-          <w:lang w:val="en-SK"/>
-        </w:rPr>
-      </w:pPr>
-      <w:r>
-        <w:rPr>
-          <w:noProof/>
-          <w:lang w:val="en-SK"/>
-        </w:rPr>
-        <w:t>Správa produktov umožňuje používateľovi udržiavať databázu produktov aktuálnu a prehľadnú. V samostatnej časti aplikácie je možné upravovať základné údaje o produktoch, ako sú názov, cena alebo čiarový kód, čo je dôležité pri zmenách sortimentu alebo cien.</w:t>
-      </w:r>
-    </w:p>
-    <w:p>
-      <w:pPr>
-        <w:pStyle w:val="text"/>
-        <w:rPr>
-          <w:noProof/>
-          <w:lang w:val="en-SK"/>
-        </w:rPr>
-      </w:pPr>
-      <w:r>
-        <w:rPr>
-          <w:noProof/>
-          <w:lang w:val="en-SK"/>
-        </w:rPr>
-        <w:t>Oddelenie správy produktov od samotného blokovania nákupu zvyšuje prehľadnosť aplikácie a znižuje riziko chýb pri obsluhe.</w:t>
+        <w:t>Po dokončení nákupu má používateľ možnosť vygenerovať bloček vo formáte PDF. Generovanie bločku je realizované na základe údajov o aktuálnom nákupe, ktoré sú počas celého procesu priebežne aktualizované. Používateľ si môže bloček stiahnuť do zariadenia a následne ho vytlačiť pomocou bežnej tlačiarne.</w:t>
+      </w:r>
+    </w:p>
+    <w:p>
+      <w:pPr>
+        <w:pStyle w:val="text"/>
+        <w:rPr>
+          <w:noProof/>
+          <w:lang w:val="en-SK"/>
+        </w:rPr>
+      </w:pPr>
+      <w:r>
+        <w:rPr>
+          <w:noProof/>
+          <w:lang w:val="en-SK"/>
+        </w:rPr>
+        <w:t>Bloček nie je automaticky ukladaný do databázy systému, čo zjednodušuje implementáciu a znižuje nároky na ukladanie dát. Používateľ má plnú kontrolu nad tým, či bloček uloží alebo vytlačí. Tento prístup je vhodný najmä pre menšie prevádzky, kde nie je potrebná rozsiahla archivácia nákupov priamo v systéme.</w:t>
+      </w:r>
+    </w:p>
+    <w:p>
+      <w:pPr>
+        <w:pStyle w:val="text"/>
+        <w:rPr>
+          <w:noProof/>
+          <w:lang w:val="en-SK"/>
+        </w:rPr>
+      </w:pPr>
+      <w:r>
+        <w:rPr>
+          <w:noProof/>
+          <w:lang w:val="en-SK"/>
+        </w:rPr>
+        <w:t>Generovanie bločku predstavuje záverečný krok nákupného procesu v pokladničnom systéme EPOS. Po ukončení blokovania produktov má používateľ možnosť vytvoriť bloček, ktorý sumarizuje celý nákup a slúži ako potvrdenie transakcie pre zákazníka. Bloček obsahuje základné informácie o zakúpených položkách, ich cenách a celkovej sume.</w:t>
+      </w:r>
+    </w:p>
+    <w:p>
+      <w:pPr>
+        <w:pStyle w:val="text"/>
+        <w:rPr>
+          <w:noProof/>
+          <w:lang w:val="en-SK"/>
+        </w:rPr>
+      </w:pPr>
+      <w:r>
+        <w:rPr>
+          <w:noProof/>
+          <w:lang w:val="en-SK"/>
+        </w:rPr>
+        <w:t>Výstupný formát bločku je zvolený ako PDF, čo umožňuje jeho jednoduché uloženie alebo okamžitú tlač na bežných zariadeniach. Pred samotným vygenerovaním má používateľ možnosť skontrolovať obsah bločku prostredníctvom náhľadu, čím sa znižuje riziko chýb. Po vygenerovaní bločku je nákup ukončený a systém je pripravený na ďalšiu transakciu.</w:t>
+      </w:r>
+    </w:p>
+    <w:p>
+      <w:pPr>
+        <w:pStyle w:val="text"/>
+        <w:rPr>
+          <w:noProof/>
+          <w:lang w:val="en-SK"/>
+        </w:rPr>
+      </w:pPr>
+      <w:r>
+        <w:rPr>
+          <w:noProof/>
+          <w:lang w:val="en-SK"/>
+        </w:rPr>
+        <w:t>Bločky nie sú automaticky ukladané do databázy, čo zjednodušuje implementáciu systému a znižuje nároky na ukladanie dát. Tento prístup je vhodný najmä pre menšie prevádzky a zároveň ponecháva priestor na budúce rozšírenie systému.</w:t>
+      </w:r>
+    </w:p>
+    <w:p>
+      <w:pPr>
+        <w:pStyle w:val="Kapitola"/>
+        <w:rPr>
+          <w:noProof/>
+        </w:rPr>
+      </w:pPr>
+      <w:bookmarkStart w:id="39" w:name="_Toc222562836"/>
+      <w:r>
+        <w:lastRenderedPageBreak/>
+        <w:t>TESTOVANIE A OPTIMALIZÁCIA APLIKÁCIE</w:t>
+      </w:r>
+      <w:bookmarkEnd w:id="39"/>
+    </w:p>
+    <w:p>
+      <w:pPr>
+        <w:pStyle w:val="text"/>
+        <w:rPr>
+          <w:noProof/>
+          <w:lang w:val="en-SK"/>
+        </w:rPr>
+      </w:pPr>
+      <w:r>
+        <w:rPr>
+          <w:noProof/>
+          <w:lang w:val="en-SK"/>
+        </w:rPr>
+        <w:t>Testovanie a optimalizácia aplikácie EPOS predstavovali dôležitú fázu vývoja, ktorej cieľom bolo overiť funkčnosť systému, jeho stabilitu a najmä použiteľnosť z pohľadu koncového používateľa. Keďže ide o pokladničný systém určený na každodenné používanie, bolo nevyhnutné zabezpečiť, aby aplikácia fungovala spoľahlivo, reagovala rýchlo a nespôsobovala zbytočné komplikácie pri obsluhe zákazníkov.</w:t>
+      </w:r>
+    </w:p>
+    <w:p>
+      <w:pPr>
+        <w:pStyle w:val="text"/>
+        <w:rPr>
+          <w:noProof/>
+          <w:lang w:val="en-SK"/>
+        </w:rPr>
+      </w:pPr>
+      <w:r>
+        <w:rPr>
+          <w:noProof/>
+          <w:lang w:val="en-SK"/>
+        </w:rPr>
+        <w:t>Testovanie neprebiehalo len formou technickej kontroly funkcií, ale aj ako proces postupného vylepšovania používateľského rozhrania. Počas vývoja sa ukázalo, že aj funkčne správna aplikácia môže byť pre používateľa neprehľadná alebo zbytočne komplikovaná. Z tohto dôvodu bola významná časť testovania zameraná na identifikáciu problémov v intuitívnosti ovládania a následnú optimalizáciu rozhrania.</w:t>
       </w:r>
     </w:p>
     <w:p>
@@ -9105,71 +8980,42 @@
           <w:noProof/>
         </w:rPr>
       </w:pPr>
-      <w:bookmarkStart w:id="39" w:name="_Toc221457117"/>
-      <w:r>
-        <w:lastRenderedPageBreak/>
-        <w:t>Nastavenia aplikácie a odhlásenie používateľa</w:t>
-      </w:r>
-      <w:bookmarkEnd w:id="39"/>
-    </w:p>
-    <w:p>
-      <w:pPr>
-        <w:pStyle w:val="text"/>
-        <w:rPr>
-          <w:noProof/>
-          <w:lang w:val="en-SK"/>
-        </w:rPr>
-      </w:pPr>
-      <w:r>
-        <w:rPr>
-          <w:noProof/>
-          <w:lang w:val="en-SK"/>
-        </w:rPr>
-        <w:t>Nastavenia aplikácie umožňujú používateľovi prispôsobiť základné parametre systému konkrétnym podmienkam prevádzky. V tejto časti je možné meniť aktívnu kameru používanú na skenovanie čiarových kódov</w:t>
-      </w:r>
-      <w:r>
-        <w:rPr>
-          <w:noProof/>
-          <w:lang w:val="en-SK"/>
-        </w:rPr>
-        <w:t>,</w:t>
-      </w:r>
-      <w:r>
-        <w:rPr>
-          <w:noProof/>
-          <w:lang w:val="en-SK"/>
-        </w:rPr>
-        <w:t xml:space="preserve"> upravovať prihlasovací kód pokladníka</w:t>
-      </w:r>
-      <w:r>
-        <w:rPr>
-          <w:noProof/>
-          <w:lang w:val="en-SK"/>
-        </w:rPr>
-        <w:t xml:space="preserve"> a upravovať sadzby DPH</w:t>
-      </w:r>
-      <w:r>
-        <w:rPr>
-          <w:noProof/>
-          <w:lang w:val="en-SK"/>
-        </w:rPr>
-        <w:t>. Takéto riešenie zvyšuje flexibilitu systému a umožňuje jeho jednoduché prispôsobenie bez potreby zásahu vývojára.</w:t>
-      </w:r>
-    </w:p>
-    <w:p>
-      <w:pPr>
-        <w:pStyle w:val="text"/>
-        <w:rPr>
-          <w:noProof/>
-          <w:lang w:val="en-SK"/>
-        </w:rPr>
-      </w:pPr>
-      <w:r>
-        <w:rPr>
-          <w:noProof/>
-          <w:lang w:val="en-SK"/>
-        </w:rPr>
-        <w:t>Odhlásenie používateľa je dostupné priamo z navigačného panela aplikácie. Po odhlásení sa systém vráti na prihlasovaciu obrazovku a znemožní ďalšiu prácu bez opätovného zadania kódu. Tento mechanizmus zabezpečuje základnú ochranu pred neoprávneným používaním systému v prípade opustenia pracoviska.</w:t>
+      <w:bookmarkStart w:id="40" w:name="_Toc222562837"/>
+      <w:r>
+        <w:t>Spôsob a priebeh testovania aplikácie</w:t>
+      </w:r>
+      <w:bookmarkEnd w:id="40"/>
+    </w:p>
+    <w:p>
+      <w:pPr>
+        <w:pStyle w:val="text"/>
+        <w:rPr>
+          <w:noProof/>
+          <w:lang w:val="en-SK"/>
+        </w:rPr>
+      </w:pPr>
+      <w:r>
+        <w:rPr>
+          <w:noProof/>
+          <w:lang w:val="en-SK"/>
+        </w:rPr>
+        <w:t>Testovanie aplikácie EPOS prebiehalo priebežne počas celého vývoja, pričom sa kombinovalo interné testovanie s testovaním z pohľadu používateľa. Na testovaní sa podieľali obaja členovia tímu, pričom každý z nich sa zameriaval na inú oblasť systému. Autor práce testoval najmä používateľské rozhranie, logiku ovládania a prehľadnosť jednotlivých obrazoviek, zatiaľ čo druhý člen tímu sa venoval testovaniu backendovej logiky a práce s databázou.</w:t>
+      </w:r>
+    </w:p>
+    <w:p>
+      <w:pPr>
+        <w:pStyle w:val="text"/>
+        <w:rPr>
+          <w:noProof/>
+          <w:lang w:val="en-SK"/>
+        </w:rPr>
+      </w:pPr>
+      <w:r>
+        <w:rPr>
+          <w:noProof/>
+          <w:lang w:val="en-SK"/>
+        </w:rPr>
+        <w:t>Testovanie prebiehalo formou simulácie reálnej prevádzky pokladničného systému. Scenáre testovania zahŕňali prihlasovanie pokladníka, blokovanie rôznych kombinácií produktov, prácu s čiarovými kódmi, správu produktov a generovanie bločkov. Takýto prístup umožnil odhaliť problémy, ktoré by sa pri izolovanom testovaní jednotlivých funkcií nemuseli prejaviť.</w:t>
       </w:r>
     </w:p>
     <w:p>
@@ -9183,136 +9029,50 @@
           <w:noProof/>
         </w:rPr>
       </w:pPr>
-      <w:bookmarkStart w:id="40" w:name="_Toc221457118"/>
-      <w:r>
-        <w:t>Generovanie a spracovanie bločku</w:t>
-      </w:r>
-      <w:bookmarkEnd w:id="40"/>
-    </w:p>
-    <w:p>
-      <w:pPr>
-        <w:pStyle w:val="text"/>
-        <w:rPr>
-          <w:noProof/>
-          <w:lang w:val="en-SK"/>
-        </w:rPr>
-      </w:pPr>
-      <w:r>
-        <w:rPr>
-          <w:noProof/>
-          <w:lang w:val="en-SK"/>
-        </w:rPr>
-        <w:t>Po dokončení nákupu má používateľ možnosť vygenerovať bloček vo formáte PDF. Generovanie bločku je realizované na základe údajov o aktuálnom nákupe, ktoré sú počas celého procesu priebežne aktualizované. Používateľ si môže bloček stiahnuť do zariadenia a následne ho vytlačiť pomocou bežnej tlačiarne.</w:t>
-      </w:r>
-    </w:p>
-    <w:p>
-      <w:pPr>
-        <w:pStyle w:val="text"/>
-        <w:rPr>
-          <w:noProof/>
-          <w:lang w:val="en-SK"/>
-        </w:rPr>
-      </w:pPr>
-      <w:r>
-        <w:rPr>
-          <w:noProof/>
-          <w:lang w:val="en-SK"/>
-        </w:rPr>
-        <w:t>Bloček nie je automaticky ukladaný do databázy systému, čo zjednodušuje implementáciu a znižuje nároky na ukladanie dát. Používateľ má plnú kontrolu nad tým, či bloček uloží alebo vytlačí. Tento prístup je vhodný najmä pre menšie prevádzky, kde nie je potrebná rozsiahla archivácia nákupov priamo v systéme.</w:t>
-      </w:r>
-    </w:p>
-    <w:p>
-      <w:pPr>
-        <w:pStyle w:val="text"/>
-        <w:rPr>
-          <w:noProof/>
-          <w:lang w:val="en-SK"/>
-        </w:rPr>
-      </w:pPr>
-      <w:r>
-        <w:rPr>
-          <w:noProof/>
-          <w:lang w:val="en-SK"/>
-        </w:rPr>
-        <w:t>Generovanie bločku predstavuje záverečný krok nákupného procesu v pokladničnom systéme EPOS. Po ukončení blokovania produktov má používateľ možnosť vytvoriť bloček, ktorý sumarizuje celý nákup a slúži ako potvrdenie transakcie pre zákazníka. Bloček obsahuje základné informácie o zakúpených položkách, ich cenách a celkovej sume.</w:t>
-      </w:r>
-    </w:p>
-    <w:p>
-      <w:pPr>
-        <w:pStyle w:val="text"/>
-        <w:rPr>
-          <w:noProof/>
-          <w:lang w:val="en-SK"/>
-        </w:rPr>
-      </w:pPr>
-      <w:r>
-        <w:rPr>
-          <w:noProof/>
-          <w:lang w:val="en-SK"/>
-        </w:rPr>
-        <w:t>Výstupný formát bločku je zvolený ako PDF, čo umožňuje jeho jednoduché uloženie alebo okamžitú tlač na bežných zariadeniach. Pred samotným vygenerovaním má používateľ možnosť skontrolovať obsah bločku prostredníctvom náhľadu, čím sa znižuje riziko chýb. Po vygenerovaní bločku je nákup ukončený a systém je pripravený na ďalšiu transakciu.</w:t>
-      </w:r>
-    </w:p>
-    <w:p>
-      <w:pPr>
-        <w:pStyle w:val="text"/>
-        <w:rPr>
-          <w:noProof/>
-          <w:lang w:val="en-SK"/>
-        </w:rPr>
-      </w:pPr>
-      <w:r>
-        <w:rPr>
-          <w:noProof/>
-          <w:lang w:val="en-SK"/>
-        </w:rPr>
-        <w:t>Bločky nie sú automaticky ukladané do databázy, čo zjednodušuje implementáciu systému a znižuje nároky na ukladanie dát. Tento prístup je vhodný najmä pre menšie prevádzky a zároveň ponecháva priestor na budúce rozšírenie systému.</w:t>
-      </w:r>
-    </w:p>
-    <w:p>
-      <w:pPr>
-        <w:pStyle w:val="Kapitola"/>
-        <w:rPr>
-          <w:noProof/>
-        </w:rPr>
-      </w:pPr>
-      <w:bookmarkStart w:id="41" w:name="_Toc221457119"/>
-      <w:r>
+      <w:bookmarkStart w:id="41" w:name="_Toc222562838"/>
+      <w:r>
+        <w:t>Identifikácia problémov a nedostatkov</w:t>
+      </w:r>
+      <w:bookmarkEnd w:id="41"/>
+    </w:p>
+    <w:p>
+      <w:pPr>
+        <w:pStyle w:val="text"/>
+        <w:rPr>
+          <w:noProof/>
+          <w:lang w:val="en-SK"/>
+        </w:rPr>
+      </w:pPr>
+      <w:r>
+        <w:rPr>
+          <w:noProof/>
+          <w:lang w:val="en-SK"/>
+        </w:rPr>
+        <w:t>Počas testovania boli identifikované viaceré nedostatky, ktoré sa týkali najmä používateľského rozhrania a celkovej intuitívnosti aplikácie. Ukázalo sa, že niektoré prvky na hlavnej obrazovke boli zbytočné alebo nejednoznačné, čo mohlo používateľa mýliť a spomaľovať jeho prácu. Tieto problémy sa prejavili najmä pri prvom kontakte s aplikáciou, keď používateľ ešte nepoznal jej štruktúru.</w:t>
+      </w:r>
+    </w:p>
+    <w:p>
+      <w:pPr>
+        <w:pStyle w:val="text"/>
+        <w:rPr>
+          <w:noProof/>
+          <w:lang w:val="en-SK"/>
+        </w:rPr>
+      </w:pPr>
+      <w:r>
+        <w:rPr>
+          <w:noProof/>
+          <w:lang w:val="en-SK"/>
+        </w:rPr>
+        <w:t xml:space="preserve">Ďalším identifikovaným problémom bola nadmerná komplexnosť niektorých obrazoviek, kde bolo zobrazených príliš veľa informácií naraz. Hoci všetky údaje boli technicky správne, ich množstvo mohlo viesť k zníženiu prehľadnosti a zvýšeniu rizika </w:t>
+      </w:r>
+      <w:r>
+        <w:rPr>
+          <w:noProof/>
+          <w:lang w:val="en-SK"/>
+        </w:rPr>
         <w:lastRenderedPageBreak/>
-        <w:t>TESTOVANIE A OPTIMALIZÁCIA APLIKÁCIE</w:t>
-      </w:r>
-      <w:bookmarkEnd w:id="41"/>
-    </w:p>
-    <w:p>
-      <w:pPr>
-        <w:pStyle w:val="text"/>
-        <w:rPr>
-          <w:noProof/>
-          <w:lang w:val="en-SK"/>
-        </w:rPr>
-      </w:pPr>
-      <w:r>
-        <w:rPr>
-          <w:noProof/>
-          <w:lang w:val="en-SK"/>
-        </w:rPr>
-        <w:t>Testovanie a optimalizácia aplikácie EPOS predstavovali dôležitú fázu vývoja, ktorej cieľom bolo overiť funkčnosť systému, jeho stabilitu a najmä použiteľnosť z pohľadu koncového používateľa. Keďže ide o pokladničný systém určený na každodenné používanie, bolo nevyhnutné zabezpečiť, aby aplikácia fungovala spoľahlivo, reagovala rýchlo a nespôsobovala zbytočné komplikácie pri obsluhe zákazníkov.</w:t>
-      </w:r>
-    </w:p>
-    <w:p>
-      <w:pPr>
-        <w:pStyle w:val="text"/>
-        <w:rPr>
-          <w:noProof/>
-          <w:lang w:val="en-SK"/>
-        </w:rPr>
-      </w:pPr>
-      <w:r>
-        <w:rPr>
-          <w:noProof/>
-          <w:lang w:val="en-SK"/>
-        </w:rPr>
-        <w:t>Testovanie neprebiehalo len formou technickej kontroly funkcií, ale aj ako proces postupného vylepšovania používateľského rozhrania. Počas vývoja sa ukázalo, že aj funkčne správna aplikácia môže byť pre používateľa neprehľadná alebo zbytočne komplikovaná. Z tohto dôvodu bola významná časť testovania zameraná na identifikáciu problémov v intuitívnosti ovládania a následnú optimalizáciu rozhrania.</w:t>
+        <w:t>chýb pri obsluhe. Tieto zistenia viedli k potrebe prehodnotiť rozloženie prvkov a zjednodušiť pracovné postupy.</w:t>
       </w:r>
     </w:p>
     <w:p>
@@ -9326,9 +9086,9 @@
           <w:noProof/>
         </w:rPr>
       </w:pPr>
-      <w:bookmarkStart w:id="42" w:name="_Toc221457120"/>
-      <w:r>
-        <w:t>Spôsob a priebeh testovania aplikácie</w:t>
+      <w:bookmarkStart w:id="42" w:name="_Toc222562839"/>
+      <w:r>
+        <w:t>Optimalizácia používateľského rozhrania</w:t>
       </w:r>
       <w:bookmarkEnd w:id="42"/>
     </w:p>
@@ -9345,23 +9105,39 @@
           <w:noProof/>
           <w:lang w:val="en-SK"/>
         </w:rPr>
-        <w:t>Testovanie aplikácie EPOS prebiehalo priebežne počas celého vývoja, pričom sa kombinovalo interné testovanie s testovaním z pohľadu používateľa. Na testovaní sa podieľali obaja členovia tímu, pričom každý z nich sa zameriaval na inú oblasť systému. Autor práce testoval najmä používateľské rozhranie, logiku ovládania a prehľadnosť jednotlivých obrazoviek, zatiaľ čo druhý člen tímu sa venoval testovaniu backendovej logiky a práce s databázou.</w:t>
-      </w:r>
-    </w:p>
-    <w:p>
-      <w:pPr>
-        <w:pStyle w:val="text"/>
-        <w:rPr>
-          <w:noProof/>
-          <w:lang w:val="en-SK"/>
-        </w:rPr>
-      </w:pPr>
-      <w:r>
-        <w:rPr>
-          <w:noProof/>
-          <w:lang w:val="en-SK"/>
-        </w:rPr>
-        <w:t>Testovanie prebiehalo formou simulácie reálnej prevádzky pokladničného systému. Scenáre testovania zahŕňali prihlasovanie pokladníka, blokovanie rôznych kombinácií produktov, prácu s čiarovými kódmi, správu produktov a generovanie bločkov. Takýto prístup umožnil odhaliť problémy, ktoré by sa pri izolovanom testovaní jednotlivých funkcií nemuseli prejaviť.</w:t>
+        <w:t>Na základe výsledkov testovania boli vykonané viaceré úpravy používateľského rozhrania s cieľom zvýšiť jeho intuitívnosť a efektivitu. Hlavná obrazovka aplikácie bola prepracovaná tak, aby obsahovala len najdôležitejšie informácie potrebné na blokovanie nákupu. Menej používané funkcie boli presunuté do samostatných sekcií aplikácie.</w:t>
+      </w:r>
+    </w:p>
+    <w:p>
+      <w:pPr>
+        <w:pStyle w:val="text"/>
+        <w:rPr>
+          <w:noProof/>
+          <w:lang w:val="en-SK"/>
+        </w:rPr>
+      </w:pPr>
+      <w:r>
+        <w:rPr>
+          <w:noProof/>
+          <w:lang w:val="en-SK"/>
+        </w:rPr>
+        <w:t>Optimalizácia sa zamerala aj na zjednodušenie ovládania. Počet krokov potrebných na vykonanie základných operácií bol minimalizovaný a ovládacie prvky boli preskupené tak, aby zodpovedali prirodzenému pracovnému postupu pokladníka. Týmto spôsobom sa podarilo dosiahnuť plynulejší priebeh práce a znížiť mentálnu záťaž používateľa.</w:t>
+      </w:r>
+    </w:p>
+    <w:p>
+      <w:pPr>
+        <w:pStyle w:val="text"/>
+        <w:rPr>
+          <w:noProof/>
+          <w:lang w:val="en-SK"/>
+        </w:rPr>
+      </w:pPr>
+      <w:r>
+        <w:rPr>
+          <w:noProof/>
+          <w:lang w:val="en-SK"/>
+        </w:rPr>
+        <w:t>Dôležitou súčasťou optimalizácie bolo aj zlepšenie spätnej väzby zo strany aplikácie. Systémové hlášky boli upravené tak, aby boli jasnejšie a jednoznačnejšie, čím sa znížila pravdepodobnosť nesprávnej interpretácie stavu aplikácie.</w:t>
       </w:r>
     </w:p>
     <w:p>
@@ -9375,9 +9151,9 @@
           <w:noProof/>
         </w:rPr>
       </w:pPr>
-      <w:bookmarkStart w:id="43" w:name="_Toc221457121"/>
-      <w:r>
-        <w:t>Identifikácia problémov a nedostatkov</w:t>
+      <w:bookmarkStart w:id="43" w:name="_Toc222562840"/>
+      <w:r>
+        <w:t>Overenie použiteľnosti po úpravách</w:t>
       </w:r>
       <w:bookmarkEnd w:id="43"/>
     </w:p>
@@ -9394,31 +9170,96 @@
           <w:noProof/>
           <w:lang w:val="en-SK"/>
         </w:rPr>
-        <w:t>Počas testovania boli identifikované viaceré nedostatky, ktoré sa týkali najmä používateľského rozhrania a celkovej intuitívnosti aplikácie. Ukázalo sa, že niektoré prvky na hlavnej obrazovke boli zbytočné alebo nejednoznačné, čo mohlo používateľa mýliť a spomaľovať jeho prácu. Tieto problémy sa prejavili najmä pri prvom kontakte s aplikáciou, keď používateľ ešte nepoznal jej štruktúru.</w:t>
-      </w:r>
-    </w:p>
-    <w:p>
-      <w:pPr>
-        <w:pStyle w:val="text"/>
-        <w:rPr>
-          <w:noProof/>
-          <w:lang w:val="en-SK"/>
-        </w:rPr>
-      </w:pPr>
-      <w:r>
-        <w:rPr>
-          <w:noProof/>
-          <w:lang w:val="en-SK"/>
-        </w:rPr>
-        <w:t xml:space="preserve">Ďalším identifikovaným problémom bola nadmerná komplexnosť niektorých obrazoviek, kde bolo zobrazených príliš veľa informácií naraz. Hoci všetky údaje boli technicky správne, ich množstvo mohlo viesť k zníženiu prehľadnosti a zvýšeniu rizika </w:t>
-      </w:r>
-      <w:r>
-        <w:rPr>
-          <w:noProof/>
-          <w:lang w:val="en-SK"/>
-        </w:rPr>
+        <w:t>Po vykonaní optimalizačných úprav bolo aplikáciu potrebné opätovne otestovať, aby sa overilo, či zmeny priniesli požadovaný efekt. Opakované testovanie potvrdilo, že prepracované rozhranie je pre používateľa prehľadnejšie a jednoduchšie na ovládanie. Používatelia sa v aplikácii dokázali rýchlejšie zorientovať a vykonávať jednotlivé operácie s menším počtom chýb.</w:t>
+      </w:r>
+    </w:p>
+    <w:p>
+      <w:pPr>
+        <w:pStyle w:val="text"/>
+        <w:rPr>
+          <w:noProof/>
+          <w:lang w:val="en-SK"/>
+        </w:rPr>
+      </w:pPr>
+      <w:r>
+        <w:rPr>
+          <w:noProof/>
+          <w:lang w:val="en-SK"/>
+        </w:rPr>
+        <w:t>Zlepšená intuitívnosť ovládania mala pozitívny vplyv aj na celkový dojem z aplikácie. Používateľské rozhranie pôsobilo kompaktnejšie a menej rušivo, čo je v prostredí pokladničného systému mimoriadne dôležité. Výsledky testovania potvrdili, že optimalizácia rozhrania je nevyhnutnou súčasťou vývoja aplikácie a výrazne prispieva k jej praktickej použiteľnosti.</w:t>
+      </w:r>
+    </w:p>
+    <w:p>
+      <w:pPr>
+        <w:pStyle w:val="Kapitola"/>
+        <w:rPr>
+          <w:noProof/>
+        </w:rPr>
+      </w:pPr>
+      <w:r>
+        <w:rPr>
+          <w:noProof/>
+        </w:rPr>
+        <w:br w:type="page"/>
+      </w:r>
+      <w:bookmarkStart w:id="44" w:name="_Toc222562841"/>
+      <w:r>
         <w:lastRenderedPageBreak/>
-        <w:t>chýb pri obsluhe. Tieto zistenia viedli k potrebe prehodnotiť rozloženie prvkov a zjednodušiť pracovné postupy.</w:t>
+        <w:t>DISKUSIA, OBMEDZENIA A MOŽNOSTI ROZŠÍRENIA</w:t>
+      </w:r>
+      <w:bookmarkEnd w:id="44"/>
+    </w:p>
+    <w:p>
+      <w:pPr>
+        <w:pStyle w:val="text"/>
+        <w:rPr>
+          <w:noProof/>
+          <w:lang w:val="en-SK"/>
+        </w:rPr>
+      </w:pPr>
+      <w:r>
+        <w:rPr>
+          <w:noProof/>
+          <w:lang w:val="en-SK"/>
+        </w:rPr>
+        <w:t>Pri vývoji pokladničného systému EPOS sa ukázalo, že aj relatívne jednoduchá aplikácia môže priniesť množstvo rozhodnutí, kompromisov a technických obmedzení. Táto kapitola sa preto nezameriava na opis implementácie, ale na zhodnotenie vytvoreného riešenia, jeho silné a slabé stránky a možnosti ďalšieho rozvoja systému v prípade jeho reálneho nasadenia.</w:t>
+      </w:r>
+    </w:p>
+    <w:p>
+      <w:pPr>
+        <w:pStyle w:val="text"/>
+        <w:rPr>
+          <w:noProof/>
+          <w:lang w:val="en-SK"/>
+        </w:rPr>
+      </w:pPr>
+      <w:r>
+        <w:rPr>
+          <w:noProof/>
+          <w:lang w:val="en-SK"/>
+        </w:rPr>
+        <w:t xml:space="preserve">Výsledný systém spĺňa základné požiadavky kladené na pokladničnú aplikáciu v prostredí malej prevádzky. </w:t>
+      </w:r>
+      <w:r>
+        <w:rPr>
+          <w:noProof/>
+          <w:lang w:val="en-SK"/>
+        </w:rPr>
+        <w:t>(OECD, 2022)</w:t>
+      </w:r>
+      <w:r>
+        <w:rPr>
+          <w:noProof/>
+          <w:lang w:val="en-SK"/>
+        </w:rPr>
+        <w:t xml:space="preserve"> </w:t>
+      </w:r>
+      <w:r>
+        <w:rPr>
+          <w:noProof/>
+          <w:lang w:val="en-SK"/>
+        </w:rPr>
+        <w:t>Umožňuje rýchlu obsluhu, prehľadné blokovanie produktov a generovanie bločku. Zároveň však odráža aj limity školského projektu, časové obmedzenia a zvolenú technológiu, ktoré mali priamy vplyv na rozsah implementovaných funkcií.</w:t>
       </w:r>
     </w:p>
     <w:p>
@@ -9432,58 +9273,42 @@
           <w:noProof/>
         </w:rPr>
       </w:pPr>
-      <w:bookmarkStart w:id="44" w:name="_Toc221457122"/>
-      <w:r>
-        <w:t>Optimalizácia používateľského rozhrania</w:t>
-      </w:r>
-      <w:bookmarkEnd w:id="44"/>
-    </w:p>
-    <w:p>
-      <w:pPr>
-        <w:pStyle w:val="text"/>
-        <w:rPr>
-          <w:noProof/>
-          <w:lang w:val="en-SK"/>
-        </w:rPr>
-      </w:pPr>
-      <w:r>
-        <w:rPr>
-          <w:noProof/>
-          <w:lang w:val="en-SK"/>
-        </w:rPr>
-        <w:t>Na základe výsledkov testovania boli vykonané viaceré úpravy používateľského rozhrania s cieľom zvýšiť jeho intuitívnosť a efektivitu. Hlavná obrazovka aplikácie bola prepracovaná tak, aby obsahovala len najdôležitejšie informácie potrebné na blokovanie nákupu. Menej používané funkcie boli presunuté do samostatných sekcií aplikácie.</w:t>
-      </w:r>
-    </w:p>
-    <w:p>
-      <w:pPr>
-        <w:pStyle w:val="text"/>
-        <w:rPr>
-          <w:noProof/>
-          <w:lang w:val="en-SK"/>
-        </w:rPr>
-      </w:pPr>
-      <w:r>
-        <w:rPr>
-          <w:noProof/>
-          <w:lang w:val="en-SK"/>
-        </w:rPr>
-        <w:t>Optimalizácia sa zamerala aj na zjednodušenie ovládania. Počet krokov potrebných na vykonanie základných operácií bol minimalizovaný a ovládacie prvky boli preskupené tak, aby zodpovedali prirodzenému pracovnému postupu pokladníka. Týmto spôsobom sa podarilo dosiahnuť plynulejší priebeh práce a znížiť mentálnu záťaž používateľa.</w:t>
-      </w:r>
-    </w:p>
-    <w:p>
-      <w:pPr>
-        <w:pStyle w:val="text"/>
-        <w:rPr>
-          <w:noProof/>
-          <w:lang w:val="en-SK"/>
-        </w:rPr>
-      </w:pPr>
-      <w:r>
-        <w:rPr>
-          <w:noProof/>
-          <w:lang w:val="en-SK"/>
-        </w:rPr>
-        <w:t>Dôležitou súčasťou optimalizácie bolo aj zlepšenie spätnej väzby zo strany aplikácie. Systémové hlášky boli upravené tak, aby boli jasnejšie a jednoznačnejšie, čím sa znížila pravdepodobnosť nesprávnej interpretácie stavu aplikácie.</w:t>
+      <w:bookmarkStart w:id="45" w:name="_Toc222562842"/>
+      <w:r>
+        <w:t>Zhodnotenie navrhnutého riešenia</w:t>
+      </w:r>
+      <w:bookmarkEnd w:id="45"/>
+    </w:p>
+    <w:p>
+      <w:pPr>
+        <w:pStyle w:val="text"/>
+        <w:rPr>
+          <w:noProof/>
+          <w:lang w:val="en-SK"/>
+        </w:rPr>
+      </w:pPr>
+      <w:r>
+        <w:rPr>
+          <w:noProof/>
+          <w:lang w:val="en-SK"/>
+        </w:rPr>
+        <w:t>Z pohľadu používateľského rozhrania možno riešenie hodnotiť ako prehľadné a intuitívne. Aplikácia je navrhnutá tak, aby používateľa nezaťažovala nadbytočnými prvkami a umožnila mu sústrediť sa na samotný proces predaja. Minimalistický dizajn a logické rozdelenie obrazoviek prispievajú k rýchlej orientácii v systéme aj pri prvom použití.</w:t>
+      </w:r>
+    </w:p>
+    <w:p>
+      <w:pPr>
+        <w:pStyle w:val="text"/>
+        <w:rPr>
+          <w:noProof/>
+          <w:lang w:val="en-SK"/>
+        </w:rPr>
+      </w:pPr>
+      <w:r>
+        <w:rPr>
+          <w:noProof/>
+          <w:lang w:val="en-SK"/>
+        </w:rPr>
+        <w:t>Pozitívne možno hodnotiť aj zvolený pracovný postup pokladníka, ktorý zodpovedá reálnym procesom v predajni. Prihlasovanie pomocou kódu, priebežné zobrazovanie nákupu a náhľad bločku vytvárajú ucelený pracovný tok, ktorý pôsobí prirodzene a zrozumiteľne.</w:t>
       </w:r>
     </w:p>
     <w:p>
@@ -9497,115 +9322,50 @@
           <w:noProof/>
         </w:rPr>
       </w:pPr>
-      <w:bookmarkStart w:id="45" w:name="_Toc221457123"/>
-      <w:r>
-        <w:t>Overenie použiteľnosti po úpravách</w:t>
-      </w:r>
-      <w:bookmarkEnd w:id="45"/>
-    </w:p>
-    <w:p>
-      <w:pPr>
-        <w:pStyle w:val="text"/>
-        <w:rPr>
-          <w:noProof/>
-          <w:lang w:val="en-SK"/>
-        </w:rPr>
-      </w:pPr>
-      <w:r>
-        <w:rPr>
-          <w:noProof/>
-          <w:lang w:val="en-SK"/>
-        </w:rPr>
-        <w:t>Po vykonaní optimalizačných úprav bolo aplikáciu potrebné opätovne otestovať, aby sa overilo, či zmeny priniesli požadovaný efekt. Opakované testovanie potvrdilo, že prepracované rozhranie je pre používateľa prehľadnejšie a jednoduchšie na ovládanie. Používatelia sa v aplikácii dokázali rýchlejšie zorientovať a vykonávať jednotlivé operácie s menším počtom chýb.</w:t>
-      </w:r>
-    </w:p>
-    <w:p>
-      <w:pPr>
-        <w:pStyle w:val="text"/>
-        <w:rPr>
-          <w:noProof/>
-          <w:lang w:val="en-SK"/>
-        </w:rPr>
-      </w:pPr>
-      <w:r>
-        <w:rPr>
-          <w:noProof/>
-          <w:lang w:val="en-SK"/>
-        </w:rPr>
-        <w:t>Zlepšená intuitívnosť ovládania mala pozitívny vplyv aj na celkový dojem z aplikácie. Používateľské rozhranie pôsobilo kompaktnejšie a menej rušivo, čo je v prostredí pokladničného systému mimoriadne dôležité. Výsledky testovania potvrdili, že optimalizácia rozhrania je nevyhnutnou súčasťou vývoja aplikácie a výrazne prispieva k jej praktickej použiteľnosti.</w:t>
-      </w:r>
-    </w:p>
-    <w:p>
-      <w:pPr>
-        <w:pStyle w:val="Kapitola"/>
-        <w:rPr>
-          <w:noProof/>
-        </w:rPr>
-      </w:pPr>
-      <w:r>
-        <w:rPr>
-          <w:noProof/>
-        </w:rPr>
-        <w:br w:type="page"/>
-      </w:r>
-      <w:bookmarkStart w:id="46" w:name="_Toc221457124"/>
-      <w:r>
+      <w:bookmarkStart w:id="46" w:name="_Toc222562843"/>
+      <w:r>
+        <w:t>Technické a časové obmedzenia projektu</w:t>
+      </w:r>
+      <w:bookmarkEnd w:id="46"/>
+    </w:p>
+    <w:p>
+      <w:pPr>
+        <w:pStyle w:val="text"/>
+        <w:rPr>
+          <w:noProof/>
+          <w:lang w:val="en-SK"/>
+        </w:rPr>
+      </w:pPr>
+      <w:r>
+        <w:rPr>
+          <w:noProof/>
+          <w:lang w:val="en-SK"/>
+        </w:rPr>
+        <w:t>Jedným z hlavných obmedzení projektu bola zvolená technológia Windows Forms. Hoci táto technológia umožňuje vytvárať stabilné desktopové aplikácie, jej použitie je viazané na operačný systém Windows. To znamená, že aplikácia nie je prenositeľná na iné platformy, ako sú macOS alebo Linux, čo môže predstavovať limit pri širšom nasadení systému.</w:t>
+      </w:r>
+    </w:p>
+    <w:p>
+      <w:pPr>
+        <w:pStyle w:val="text"/>
+        <w:rPr>
+          <w:noProof/>
+          <w:lang w:val="en-SK"/>
+        </w:rPr>
+      </w:pPr>
+      <w:r>
+        <w:rPr>
+          <w:noProof/>
+          <w:lang w:val="en-SK"/>
+        </w:rPr>
+        <w:t xml:space="preserve">Ďalším obmedzením bol časový rámec školského projektu. Vývoj aplikácie prebiehal popri ďalších školských povinnostiach, čo si vyžadovalo uprednostniť kľúčové funkcionality pred menej podstatnými rozšíreniami. Z tohto dôvodu neboli </w:t>
+      </w:r>
+      <w:r>
+        <w:rPr>
+          <w:noProof/>
+          <w:lang w:val="en-SK"/>
+        </w:rPr>
         <w:lastRenderedPageBreak/>
-        <w:t>DISKUSIA, OBMEDZENIA A MOŽNOSTI ROZŠÍRENIA</w:t>
-      </w:r>
-      <w:bookmarkEnd w:id="46"/>
-    </w:p>
-    <w:p>
-      <w:pPr>
-        <w:pStyle w:val="text"/>
-        <w:rPr>
-          <w:noProof/>
-          <w:lang w:val="en-SK"/>
-        </w:rPr>
-      </w:pPr>
-      <w:r>
-        <w:rPr>
-          <w:noProof/>
-          <w:lang w:val="en-SK"/>
-        </w:rPr>
-        <w:t>Pri vývoji pokladničného systému EPOS sa ukázalo, že aj relatívne jednoduchá aplikácia môže priniesť množstvo rozhodnutí, kompromisov a technických obmedzení. Táto kapitola sa preto nezameriava na opis implementácie, ale na zhodnotenie vytvoreného riešenia, jeho silné a slabé stránky a možnosti ďalšieho rozvoja systému v prípade jeho reálneho nasadenia.</w:t>
-      </w:r>
-    </w:p>
-    <w:p>
-      <w:pPr>
-        <w:pStyle w:val="text"/>
-        <w:rPr>
-          <w:noProof/>
-          <w:lang w:val="en-SK"/>
-        </w:rPr>
-      </w:pPr>
-      <w:r>
-        <w:rPr>
-          <w:noProof/>
-          <w:lang w:val="en-SK"/>
-        </w:rPr>
-        <w:t xml:space="preserve">Výsledný systém spĺňa základné požiadavky kladené na pokladničnú aplikáciu v prostredí malej prevádzky. </w:t>
-      </w:r>
-      <w:r>
-        <w:rPr>
-          <w:noProof/>
-          <w:lang w:val="en-SK"/>
-        </w:rPr>
-        <w:t>(OECD, 2022)</w:t>
-      </w:r>
-      <w:r>
-        <w:rPr>
-          <w:noProof/>
-          <w:lang w:val="en-SK"/>
-        </w:rPr>
-        <w:t xml:space="preserve"> </w:t>
-      </w:r>
-      <w:r>
-        <w:rPr>
-          <w:noProof/>
-          <w:lang w:val="en-SK"/>
-        </w:rPr>
-        <w:t>Umožňuje rýchlu obsluhu, prehľadné blokovanie produktov a generovanie bločku. Zároveň však odráža aj limity školského projektu, časové obmedzenia a zvolenú technológiu, ktoré mali priamy vplyv na rozsah implementovaných funkcií.</w:t>
+        <w:t>implementované niektoré pokročilejšie funkcie, ktoré by boli bežnou súčasťou komerčných pokladničných systémov.</w:t>
       </w:r>
     </w:p>
     <w:p>
@@ -9619,9 +9379,9 @@
           <w:noProof/>
         </w:rPr>
       </w:pPr>
-      <w:bookmarkStart w:id="47" w:name="_Toc221457125"/>
-      <w:r>
-        <w:t>Zhodnotenie navrhnutého riešenia</w:t>
+      <w:bookmarkStart w:id="47" w:name="_Toc222562844"/>
+      <w:r>
+        <w:t>Neimplementované funkcie a ich dopad</w:t>
       </w:r>
       <w:bookmarkEnd w:id="47"/>
     </w:p>
@@ -9638,23 +9398,23 @@
           <w:noProof/>
           <w:lang w:val="en-SK"/>
         </w:rPr>
-        <w:t>Z pohľadu používateľského rozhrania možno riešenie hodnotiť ako prehľadné a intuitívne. Aplikácia je navrhnutá tak, aby používateľa nezaťažovala nadbytočnými prvkami a umožnila mu sústrediť sa na samotný proces predaja. Minimalistický dizajn a logické rozdelenie obrazoviek prispievajú k rýchlej orientácii v systéme aj pri prvom použití.</w:t>
-      </w:r>
-    </w:p>
-    <w:p>
-      <w:pPr>
-        <w:pStyle w:val="text"/>
-        <w:rPr>
-          <w:noProof/>
-          <w:lang w:val="en-SK"/>
-        </w:rPr>
-      </w:pPr>
-      <w:r>
-        <w:rPr>
-          <w:noProof/>
-          <w:lang w:val="en-SK"/>
-        </w:rPr>
-        <w:t>Pozitívne možno hodnotiť aj zvolený pracovný postup pokladníka, ktorý zodpovedá reálnym procesom v predajni. Prihlasovanie pomocou kódu, priebežné zobrazovanie nákupu a náhľad bločku vytvárajú ucelený pracovný tok, ktorý pôsobí prirodzene a zrozumiteľne.</w:t>
+        <w:t>V aktuálnej verzii systému nie je implementované ukladanie histórie bločkov do databázy ani prehľad štatistík predaja. Tieto funkcie by boli prínosné najmä z pohľadu manažérskeho prehľadu a kontroly predaja, avšak ich implementácia by si vyžadovala rozsiahlejšie zásahy do databázovej štruktúry a backendovej logiky.</w:t>
+      </w:r>
+    </w:p>
+    <w:p>
+      <w:pPr>
+        <w:pStyle w:val="text"/>
+        <w:rPr>
+          <w:noProof/>
+          <w:lang w:val="en-SK"/>
+        </w:rPr>
+      </w:pPr>
+      <w:r>
+        <w:rPr>
+          <w:noProof/>
+          <w:lang w:val="en-SK"/>
+        </w:rPr>
+        <w:t>Rovnako nie je implementovaný systém používateľských rolí alebo podrobnejšie prístupové práva. V prostredí malej prevádzky to nemusí predstavovať zásadný problém, avšak pri väčšom nasadení by bolo potrebné tieto mechanizmy doplniť. Ich absencia je dôsledkom zamerania projektu na základnú funkcionalitu a jednoduchosť riešenia.</w:t>
       </w:r>
     </w:p>
     <w:p>
@@ -9668,9 +9428,9 @@
           <w:noProof/>
         </w:rPr>
       </w:pPr>
-      <w:bookmarkStart w:id="48" w:name="_Toc221457126"/>
-      <w:r>
-        <w:t>Technické a časové obmedzenia projektu</w:t>
+      <w:bookmarkStart w:id="48" w:name="_Toc222562845"/>
+      <w:r>
+        <w:t>Možnosti ďalšieho rozšírenia systému</w:t>
       </w:r>
       <w:bookmarkEnd w:id="48"/>
     </w:p>
@@ -9687,31 +9447,53 @@
           <w:noProof/>
           <w:lang w:val="en-SK"/>
         </w:rPr>
-        <w:t>Jedným z hlavných obmedzení projektu bola zvolená technológia Windows Forms. Hoci táto technológia umožňuje vytvárať stabilné desktopové aplikácie, jej použitie je viazané na operačný systém Windows. To znamená, že aplikácia nie je prenositeľná na iné platformy, ako sú macOS alebo Linux, čo môže predstavovať limit pri širšom nasadení systému.</w:t>
-      </w:r>
-    </w:p>
-    <w:p>
-      <w:pPr>
-        <w:pStyle w:val="text"/>
-        <w:rPr>
-          <w:noProof/>
-          <w:lang w:val="en-SK"/>
-        </w:rPr>
-      </w:pPr>
-      <w:r>
-        <w:rPr>
-          <w:noProof/>
-          <w:lang w:val="en-SK"/>
-        </w:rPr>
-        <w:t xml:space="preserve">Ďalším obmedzením bol časový rámec školského projektu. Vývoj aplikácie prebiehal popri ďalších školských povinnostiach, čo si vyžadovalo uprednostniť kľúčové funkcionality pred menej podstatnými rozšíreniami. Z tohto dôvodu neboli </w:t>
-      </w:r>
-      <w:r>
-        <w:rPr>
-          <w:noProof/>
-          <w:lang w:val="en-SK"/>
-        </w:rPr>
-        <w:lastRenderedPageBreak/>
-        <w:t>implementované niektoré pokročilejšie funkcie, ktoré by boli bežnou súčasťou komerčných pokladničných systémov.</w:t>
+        <w:t>Napriek uvedeným obmedzeniam je navrhnutý systém EPOS vhodným základom pre ďalšie rozširovanie. Jednou z najvýznamnejších možností je doplnenie modulu pre ukladanie a správu histórie bločkov, ktorý by umožnil spätnú kontrolu nákupov a jednoduchú archiváciu transakcií.</w:t>
+      </w:r>
+    </w:p>
+    <w:p>
+      <w:pPr>
+        <w:pStyle w:val="text"/>
+        <w:rPr>
+          <w:noProof/>
+          <w:lang w:val="en-SK"/>
+        </w:rPr>
+      </w:pPr>
+      <w:r>
+        <w:rPr>
+          <w:noProof/>
+          <w:lang w:val="en-SK"/>
+        </w:rPr>
+        <w:t>Ďalším možným rozšírením je implementácia štatistických prehľadov, ktoré by poskytovali informácie o predaji jednotlivých produktov, obrate alebo frekvencii nákupov. Takéto rozšírenie by posunulo systém z jednoduchého pokladničného nástroja smerom k manažérskemu informačnému systému.</w:t>
+      </w:r>
+      <w:r>
+        <w:rPr>
+          <w:noProof/>
+          <w:lang w:val="en-SK"/>
+        </w:rPr>
+        <w:t xml:space="preserve"> </w:t>
+      </w:r>
+      <w:r>
+        <w:rPr>
+          <w:noProof/>
+          <w:lang w:val="en-SK"/>
+        </w:rPr>
+        <w:t>(OECD, 2022)</w:t>
+      </w:r>
+    </w:p>
+    <w:p>
+      <w:pPr>
+        <w:pStyle w:val="text"/>
+        <w:rPr>
+          <w:noProof/>
+          <w:lang w:val="en-SK"/>
+        </w:rPr>
+      </w:pPr>
+      <w:r>
+        <w:rPr>
+          <w:noProof/>
+          <w:lang w:val="en-SK"/>
+        </w:rPr>
+        <w:t>Z technického hľadiska by bolo možné systém rozšíriť aj o podporu hardvérovej čítačky čiarových kódov, čím by sa zvýšila jeho praktická využiteľnosť v reálnej prevádzke. V dlhodobejšom horizonte by bolo možné zvážiť aj prechod na modernejšie technologické riešenie, ktoré by umožnilo multiplatformové nasadenie aplikácie.</w:t>
       </w:r>
     </w:p>
     <w:p>
@@ -9725,9 +9507,9 @@
           <w:noProof/>
         </w:rPr>
       </w:pPr>
-      <w:bookmarkStart w:id="49" w:name="_Toc221457127"/>
-      <w:r>
-        <w:t>Neimplementované funkcie a ich dopad</w:t>
+      <w:bookmarkStart w:id="49" w:name="_Toc222562846"/>
+      <w:r>
+        <w:t>Celkové zhodnotenie kapitoly</w:t>
       </w:r>
       <w:bookmarkEnd w:id="49"/>
     </w:p>
@@ -9744,166 +9526,38 @@
           <w:noProof/>
           <w:lang w:val="en-SK"/>
         </w:rPr>
-        <w:t>V aktuálnej verzii systému nie je implementované ukladanie histórie bločkov do databázy ani prehľad štatistík predaja. Tieto funkcie by boli prínosné najmä z pohľadu manažérskeho prehľadu a kontroly predaja, avšak ich implementácia by si vyžadovala rozsiahlejšie zásahy do databázovej štruktúry a backendovej logiky.</w:t>
-      </w:r>
-    </w:p>
-    <w:p>
-      <w:pPr>
-        <w:pStyle w:val="text"/>
-        <w:rPr>
-          <w:noProof/>
-          <w:lang w:val="en-SK"/>
-        </w:rPr>
-      </w:pPr>
-      <w:r>
-        <w:rPr>
-          <w:noProof/>
-          <w:lang w:val="en-SK"/>
-        </w:rPr>
-        <w:t>Rovnako nie je implementovaný systém používateľských rolí alebo podrobnejšie prístupové práva. V prostredí malej prevádzky to nemusí predstavovať zásadný problém, avšak pri väčšom nasadení by bolo potrebné tieto mechanizmy doplniť. Ich absencia je dôsledkom zamerania projektu na základnú funkcionalitu a jednoduchosť riešenia.</w:t>
+        <w:t>Diskusia nad navrhnutým riešením ukazuje, že vytvorený systém EPOS spĺňa ciele stanovené v praktickej časti práce a zároveň poskytuje priestor na ďalší rozvoj. Projekt demonštruje, že aj v rámci školského zadania je možné vytvoriť funkčný a prakticky použiteľný systém, ktorý reflektuje reálne potreby používateľov.</w:t>
+      </w:r>
+    </w:p>
+    <w:p>
+      <w:pPr>
+        <w:pStyle w:val="text"/>
+        <w:rPr>
+          <w:noProof/>
+          <w:lang w:val="en-SK"/>
+        </w:rPr>
+      </w:pPr>
+      <w:r>
+        <w:rPr>
+          <w:noProof/>
+          <w:lang w:val="en-SK"/>
+        </w:rPr>
+        <w:br w:type="page"/>
       </w:r>
     </w:p>
     <w:p>
       <w:pPr>
         <w:pStyle w:val="Kapitola"/>
-        <w:numPr>
-          <w:ilvl w:val="1"/>
-          <w:numId w:val="3"/>
-        </w:numPr>
-        <w:rPr>
-          <w:noProof/>
-        </w:rPr>
-      </w:pPr>
-      <w:bookmarkStart w:id="50" w:name="_Toc221457128"/>
-      <w:r>
-        <w:t>Možnosti ďalšieho rozšírenia systému</w:t>
-      </w:r>
-      <w:bookmarkEnd w:id="50"/>
-    </w:p>
-    <w:p>
-      <w:pPr>
-        <w:pStyle w:val="text"/>
-        <w:rPr>
-          <w:noProof/>
-          <w:lang w:val="en-SK"/>
-        </w:rPr>
-      </w:pPr>
-      <w:r>
-        <w:rPr>
-          <w:noProof/>
-          <w:lang w:val="en-SK"/>
-        </w:rPr>
-        <w:t>Napriek uvedeným obmedzeniam je navrhnutý systém EPOS vhodným základom pre ďalšie rozširovanie. Jednou z najvýznamnejších možností je doplnenie modulu pre ukladanie a správu histórie bločkov, ktorý by umožnil spätnú kontrolu nákupov a jednoduchú archiváciu transakcií.</w:t>
-      </w:r>
-    </w:p>
-    <w:p>
-      <w:pPr>
-        <w:pStyle w:val="text"/>
-        <w:rPr>
-          <w:noProof/>
-          <w:lang w:val="en-SK"/>
-        </w:rPr>
-      </w:pPr>
-      <w:r>
-        <w:rPr>
-          <w:noProof/>
-          <w:lang w:val="en-SK"/>
-        </w:rPr>
-        <w:t>Ďalším možným rozšírením je implementácia štatistických prehľadov, ktoré by poskytovali informácie o predaji jednotlivých produktov, obrate alebo frekvencii nákupov. Takéto rozšírenie by posunulo systém z jednoduchého pokladničného nástroja smerom k manažérskemu informačnému systému.</w:t>
-      </w:r>
-      <w:r>
-        <w:rPr>
-          <w:noProof/>
-          <w:lang w:val="en-SK"/>
-        </w:rPr>
-        <w:t xml:space="preserve"> </w:t>
-      </w:r>
-      <w:r>
-        <w:rPr>
-          <w:noProof/>
-          <w:lang w:val="en-SK"/>
-        </w:rPr>
-        <w:t>(OECD, 2022)</w:t>
-      </w:r>
-    </w:p>
-    <w:p>
-      <w:pPr>
-        <w:pStyle w:val="text"/>
-        <w:rPr>
-          <w:noProof/>
-          <w:lang w:val="en-SK"/>
-        </w:rPr>
-      </w:pPr>
-      <w:r>
-        <w:rPr>
-          <w:noProof/>
-          <w:lang w:val="en-SK"/>
-        </w:rPr>
-        <w:t>Z technického hľadiska by bolo možné systém rozšíriť aj o podporu hardvérovej čítačky čiarových kódov, čím by sa zvýšila jeho praktická využiteľnosť v reálnej prevádzke. V dlhodobejšom horizonte by bolo možné zvážiť aj prechod na modernejšie technologické riešenie, ktoré by umožnilo multiplatformové nasadenie aplikácie.</w:t>
-      </w:r>
-    </w:p>
-    <w:p>
-      <w:pPr>
-        <w:pStyle w:val="Kapitola"/>
-        <w:numPr>
-          <w:ilvl w:val="1"/>
-          <w:numId w:val="3"/>
-        </w:numPr>
-        <w:rPr>
-          <w:noProof/>
-        </w:rPr>
-      </w:pPr>
-      <w:bookmarkStart w:id="51" w:name="_Toc221457129"/>
-      <w:r>
-        <w:t>Celkové zhodnotenie kapitoly</w:t>
-      </w:r>
-      <w:bookmarkEnd w:id="51"/>
-    </w:p>
-    <w:p>
-      <w:pPr>
-        <w:pStyle w:val="text"/>
-        <w:rPr>
-          <w:noProof/>
-          <w:lang w:val="en-SK"/>
-        </w:rPr>
-      </w:pPr>
-      <w:r>
-        <w:rPr>
-          <w:noProof/>
-          <w:lang w:val="en-SK"/>
-        </w:rPr>
-        <w:t>Diskusia nad navrhnutým riešením ukazuje, že vytvorený systém EPOS spĺňa ciele stanovené v praktickej časti práce a zároveň poskytuje priestor na ďalší rozvoj. Projekt demonštruje, že aj v rámci školského zadania je možné vytvoriť funkčný a prakticky použiteľný systém, ktorý reflektuje reálne potreby používateľov.</w:t>
-      </w:r>
-    </w:p>
-    <w:p>
-      <w:pPr>
-        <w:pStyle w:val="text"/>
-        <w:rPr>
-          <w:noProof/>
-          <w:lang w:val="en-SK"/>
-        </w:rPr>
-      </w:pPr>
-      <w:r>
-        <w:rPr>
-          <w:noProof/>
-          <w:lang w:val="en-SK"/>
-        </w:rPr>
-        <w:br w:type="page"/>
-      </w:r>
-    </w:p>
-    <w:p>
-      <w:pPr>
-        <w:pStyle w:val="Kapitola"/>
-        <w:rPr>
-          <w:noProof/>
-        </w:rPr>
-      </w:pPr>
-      <w:bookmarkStart w:id="52" w:name="_Toc221457130"/>
+        <w:rPr>
+          <w:noProof/>
+        </w:rPr>
+      </w:pPr>
+      <w:bookmarkStart w:id="50" w:name="_Toc222562847"/>
       <w:r>
         <w:lastRenderedPageBreak/>
         <w:t>PRAKTICKÉ VYUŽITIE APLIKÁCIE V REÁLNEJ PREVÁDZKE</w:t>
       </w:r>
-      <w:bookmarkEnd w:id="52"/>
+      <w:bookmarkEnd w:id="50"/>
     </w:p>
     <w:p>
       <w:pPr>
@@ -10024,7 +9678,7 @@
           <w:noProof/>
         </w:rPr>
       </w:pPr>
-      <w:bookmarkStart w:id="53" w:name="_Toc221457131"/>
+      <w:bookmarkStart w:id="51" w:name="_Toc222562848"/>
       <w:r>
         <w:rPr>
           <w:caps w:val="0"/>
@@ -10033,48 +9687,70 @@
         <w:lastRenderedPageBreak/>
         <w:t>ZÁVERY PRÁCE</w:t>
       </w:r>
-      <w:bookmarkEnd w:id="53"/>
-    </w:p>
-    <w:p>
-      <w:pPr>
-        <w:pStyle w:val="text"/>
-        <w:rPr>
-          <w:noProof/>
-        </w:rPr>
-      </w:pPr>
-      <w:r>
-        <w:rPr>
-          <w:noProof/>
-        </w:rPr>
-        <w:t>Lorem ipsum dolor sit amet, consectetuer adipiscing elit. Maecenas porttitor congue massa. Fusce posuere, magna sed pulvinar ultricies, purus lectus malesuada libero, sit amet commodo magna eros quis urna. Nunc viverra imperdiet enim. Fusce est. Vivamus a tellus. Pellentesque habitant morbi tristique senectus et netus et malesuada fames ac turpis egestas. Proin pharetra nonummy pede. Mauris et orci. Aenean nec lorem.</w:t>
-      </w:r>
-    </w:p>
-    <w:p>
-      <w:pPr>
-        <w:pStyle w:val="text"/>
-        <w:rPr>
-          <w:noProof/>
-        </w:rPr>
-      </w:pPr>
-      <w:r>
-        <w:rPr>
-          <w:noProof/>
-        </w:rPr>
-        <w:t>In porttitor. Donec laoreet nonummy augue. Suspendisse dui purus, scelerisque at, vulputate vitae, pretium mattis, nunc. Mauris eget neque at sem venenatis eleifend. Ut nonummy. Fusce aliquet pede non pede. Suspendisse dapibus lorem pellentesque magna. Integer nulla. Donec blandit feugiat ligula. Donec hendrerit, felis et imperdiet euismod, purus ipsum pretium metus, in lacinia nulla nisl eget sapien.</w:t>
-      </w:r>
-    </w:p>
-    <w:p>
-      <w:pPr>
-        <w:pStyle w:val="text"/>
-        <w:rPr>
-          <w:noProof/>
-        </w:rPr>
-      </w:pPr>
-      <w:r>
-        <w:rPr>
-          <w:noProof/>
-        </w:rPr>
-        <w:t>Donec ut est in lectus consequat consequat. Etiam eget dui. Aliquam erat volutpat. Sed at lorem in nunc porta tristique. Proin nec augue. Quisque aliquam tempor magna. Pellentesque habitant morbi tristique senectus et netus et malesuada fames ac turpis egestas. Nunc ac magna. Maecenas odio dolor, vulputate vel, auctor ac, accumsan id, felis. Pellentesque cursus sagittis felis.</w:t>
+      <w:bookmarkEnd w:id="51"/>
+    </w:p>
+    <w:p>
+      <w:pPr>
+        <w:pStyle w:val="text"/>
+        <w:rPr>
+          <w:noProof/>
+          <w:lang w:val="en-SK"/>
+        </w:rPr>
+      </w:pPr>
+      <w:r>
+        <w:rPr>
+          <w:noProof/>
+          <w:lang w:val="en-SK"/>
+        </w:rPr>
+        <w:t>Cieľom tejto práce bolo navrhnúť a implementovať frontendovú časť pokladničného systému EPOS ako funkčný prototyp desktopovej aplikácie. Stanovené ciele boli naplnené vytvorením aplikácie, ktorá umožňuje prihlasovanie používateľa, blokovanie nákupu, správu produktov a generovanie bločkov vo formáte PDF. Systém je prepojený s databázovou vrstvou a poskytuje základnú funkcionalitu potrebnú pre prevádzku malej obchodnej jednotky.</w:t>
+      </w:r>
+    </w:p>
+    <w:p>
+      <w:pPr>
+        <w:pStyle w:val="text"/>
+        <w:rPr>
+          <w:noProof/>
+          <w:lang w:val="en-SK"/>
+        </w:rPr>
+      </w:pPr>
+      <w:r>
+        <w:rPr>
+          <w:noProof/>
+          <w:lang w:val="en-SK"/>
+        </w:rPr>
+        <w:t>Počas realizácie projektu bola vykonaná analýza požiadaviek používateľov, návrh architektúry aplikácie a implementácia používateľského rozhrania v technológii Windows Forms. Osobitná pozornosť bola venovaná prehľadnosti rozhrania, ergonomickým zásadám a intuitívnosti ovládania. Testovanie aplikácie v podmienkach simulovanej prevádzky potvrdilo jej funkčnosť a umožnilo odstrániť identifikované nedostatky.</w:t>
+      </w:r>
+    </w:p>
+    <w:p>
+      <w:pPr>
+        <w:pStyle w:val="text"/>
+        <w:rPr>
+          <w:noProof/>
+          <w:lang w:val="en-SK"/>
+        </w:rPr>
+      </w:pPr>
+      <w:r>
+        <w:rPr>
+          <w:noProof/>
+          <w:lang w:val="en-SK"/>
+        </w:rPr>
+        <w:t>Výsledný systém EPOS predstavuje stabilný a použiteľný prototyp, ktorý spĺňa požiadavky zadania práce. Hoci nejde o plnohodnotný komerčný produkt, aplikácia demonštruje schopnosť analyzovať problém, navrhnúť vhodné riešenie a implementovať ho do funkčnej podoby.</w:t>
+      </w:r>
+    </w:p>
+    <w:p>
+      <w:pPr>
+        <w:pStyle w:val="text"/>
+        <w:rPr>
+          <w:noProof/>
+          <w:lang w:val="en-SK"/>
+        </w:rPr>
+      </w:pPr>
+      <w:r>
+        <w:rPr>
+          <w:noProof/>
+          <w:lang w:val="en-SK"/>
+        </w:rPr>
+        <w:t>Do budúcnosti je možné systém rozšíriť o ukladanie histórie bločkov do databázy, implementáciu štatistických prehľadov predaja, zavedenie používateľských rolí alebo podporu viacerých pokladní. Rovnako by bolo možné zvážiť prechod na modernejšie multiplatformové riešenie. Vytvorený prototyp tak predstavuje pevný základ pre ďalší rozvoj systému a praktické využitie v reálnych podmienkach.</w:t>
       </w:r>
     </w:p>
     <w:p>
@@ -10107,94 +9783,7 @@
           <w:noProof/>
         </w:rPr>
       </w:pPr>
-      <w:bookmarkStart w:id="54" w:name="_Toc221457132"/>
-      <w:r>
-        <w:rPr>
-          <w:caps w:val="0"/>
-          <w:noProof/>
-        </w:rPr>
-        <w:lastRenderedPageBreak/>
-        <w:t>ZHRNUTIE</w:t>
-      </w:r>
-      <w:bookmarkEnd w:id="54"/>
-    </w:p>
-    <w:p>
-      <w:pPr>
-        <w:pStyle w:val="text"/>
-        <w:ind w:firstLine="0"/>
-        <w:rPr>
-          <w:noProof/>
-        </w:rPr>
-      </w:pPr>
-    </w:p>
-    <w:p>
-      <w:pPr>
-        <w:pStyle w:val="text"/>
-        <w:rPr>
-          <w:noProof/>
-        </w:rPr>
-      </w:pPr>
-      <w:r>
-        <w:rPr>
-          <w:noProof/>
-        </w:rPr>
-        <w:t>Lorem ipsum dolor sit amet, consectetuer adipiscing elit. Maecenas porttitor congue massa. Fusce posuere, magna sed pulvinar ultricies, purus lectus malesuada libero, sit amet commodo magna eros quis urna. Nunc viverra imperdiet enim. Fusce est.</w:t>
-      </w:r>
-    </w:p>
-    <w:p>
-      <w:pPr>
-        <w:pStyle w:val="text"/>
-        <w:rPr>
-          <w:noProof/>
-        </w:rPr>
-      </w:pPr>
-      <w:r>
-        <w:rPr>
-          <w:noProof/>
-        </w:rPr>
-        <w:t>Vivamus a tellus. Pellentesque habitant morbi tristique senectus et netus et malesuada fames ac turpis egestas. Proin pharetra nonummy pede. Mauris et orci. Aenean nec lorem.</w:t>
-      </w:r>
-    </w:p>
-    <w:p>
-      <w:pPr>
-        <w:pStyle w:val="text"/>
-        <w:rPr>
-          <w:noProof/>
-        </w:rPr>
-      </w:pPr>
-      <w:r>
-        <w:rPr>
-          <w:noProof/>
-        </w:rPr>
-        <w:t>In porttitor. Donec laoreet nonummy augue. Suspendisse dui purus, scelerisque at, vulputate vitae, pretium mattis, nunc. Mauris eget neque at sem venenatis eleifend. Ut nonummy.</w:t>
-      </w:r>
-    </w:p>
-    <w:p>
-      <w:pPr>
-        <w:rPr>
-          <w:rFonts w:ascii="Times New Roman" w:eastAsiaTheme="majorEastAsia" w:hAnsi="Times New Roman" w:cs="Times New Roman"/>
-          <w:b/>
-          <w:caps/>
-          <w:noProof/>
-          <w:sz w:val="28"/>
-          <w:szCs w:val="28"/>
-        </w:rPr>
-      </w:pPr>
-      <w:r>
-        <w:rPr>
-          <w:noProof/>
-        </w:rPr>
-        <w:br w:type="page"/>
-      </w:r>
-    </w:p>
-    <w:p>
-      <w:pPr>
-        <w:pStyle w:val="Kapitola"/>
-        <w:rPr>
-          <w:noProof/>
-        </w:rPr>
-      </w:pPr>
-      <w:bookmarkStart w:id="55" w:name="_Toc221457133"/>
+      <w:bookmarkStart w:id="52" w:name="_Toc222562849"/>
       <w:r>
         <w:rPr>
           <w:caps w:val="0"/>
@@ -10203,7 +9792,7 @@
         <w:lastRenderedPageBreak/>
         <w:t>ZOZNAM POUŽITEJ LITERATÚRY</w:t>
       </w:r>
-      <w:bookmarkEnd w:id="55"/>
+      <w:bookmarkEnd w:id="52"/>
     </w:p>
     <w:p>
       <w:pPr>
@@ -10215,7 +9804,7 @@
     <w:p>
       <w:pPr>
         <w:pStyle w:val="text"/>
-        <w:ind w:firstLine="0"/>
+        <w:ind w:firstLine="360"/>
         <w:jc w:val="left"/>
       </w:pPr>
       <w:r>
@@ -10273,7 +9862,7 @@
     <w:p>
       <w:pPr>
         <w:pStyle w:val="text"/>
-        <w:ind w:firstLine="0"/>
+        <w:ind w:firstLine="360"/>
         <w:jc w:val="left"/>
       </w:pPr>
       <w:r>
@@ -10295,7 +9884,7 @@
     <w:p>
       <w:pPr>
         <w:pStyle w:val="text"/>
-        <w:ind w:firstLine="0"/>
+        <w:ind w:firstLine="360"/>
         <w:jc w:val="left"/>
       </w:pPr>
       <w:r>
@@ -10404,8 +9993,59 @@
     <w:p>
       <w:pPr>
         <w:pStyle w:val="text"/>
-        <w:ind w:firstLine="0"/>
+        <w:ind w:firstLine="360"/>
         <w:jc w:val="left"/>
+        <w:rPr>
+          <w:noProof/>
+        </w:rPr>
+      </w:pPr>
+      <w:r>
+        <w:t xml:space="preserve">MICROSOFT, 2024. Windows </w:t>
+      </w:r>
+      <w:proofErr w:type="spellStart"/>
+      <w:r>
+        <w:t>Forms</w:t>
+      </w:r>
+      <w:proofErr w:type="spellEnd"/>
+      <w:r>
+        <w:t xml:space="preserve"> </w:t>
+      </w:r>
+      <w:proofErr w:type="spellStart"/>
+      <w:r>
+        <w:t>overview</w:t>
+      </w:r>
+      <w:proofErr w:type="spellEnd"/>
+      <w:r>
+        <w:t xml:space="preserve">. [online]. Microsoft </w:t>
+      </w:r>
+      <w:proofErr w:type="spellStart"/>
+      <w:r>
+        <w:t>Learn</w:t>
+      </w:r>
+      <w:proofErr w:type="spellEnd"/>
+      <w:r>
+        <w:t xml:space="preserve">. [cit. 2025-03-16]. Dostupné na: </w:t>
+      </w:r>
+      <w:hyperlink r:id="rId14" w:tgtFrame="_new" w:history="1">
+        <w:r>
+          <w:rPr>
+            <w:rStyle w:val="Hyperlink"/>
+          </w:rPr>
+          <w:t>https://learn.microsoft.com/en-us/dotnet/desktop/winforms/overview/</w:t>
+        </w:r>
+      </w:hyperlink>
+      <w:r>
+        <w:rPr>
+          <w:noProof/>
+        </w:rPr>
+        <w:t xml:space="preserve"> </w:t>
+      </w:r>
+    </w:p>
+    <w:p>
+      <w:pPr>
+        <w:pStyle w:val="text"/>
+        <w:ind w:firstLine="360"/>
+        <w:jc w:val="left"/>
       </w:pPr>
       <w:r>
         <w:t xml:space="preserve">Microsoft, 2023. </w:t>
@@ -10457,7 +10097,7 @@
       <w:r>
         <w:t xml:space="preserve">. [cit. 2026-01-22]. Dostupné na: </w:t>
       </w:r>
-      <w:hyperlink r:id="rId14" w:tgtFrame="_new" w:history="1">
+      <w:hyperlink r:id="rId15" w:tgtFrame="_new" w:history="1">
         <w:r>
           <w:rPr>
             <w:rStyle w:val="Hyperlink"/>
@@ -10469,7 +10109,7 @@
     <w:p>
       <w:pPr>
         <w:pStyle w:val="text"/>
-        <w:ind w:firstLine="0"/>
+        <w:ind w:firstLine="360"/>
         <w:jc w:val="left"/>
       </w:pPr>
       <w:r>
@@ -10514,7 +10154,7 @@
       <w:r>
         <w:t xml:space="preserve">. [cit. 2026-01-22]. Dostupné na: </w:t>
       </w:r>
-      <w:hyperlink r:id="rId15" w:tgtFrame="_new" w:history="1">
+      <w:hyperlink r:id="rId16" w:tgtFrame="_new" w:history="1">
         <w:r>
           <w:rPr>
             <w:rStyle w:val="Hyperlink"/>
@@ -10526,82 +10166,7 @@
     <w:p>
       <w:pPr>
         <w:pStyle w:val="text"/>
-        <w:ind w:firstLine="0"/>
-        <w:jc w:val="left"/>
-        <w:rPr>
-          <w:noProof/>
-        </w:rPr>
-      </w:pPr>
-      <w:r>
-        <w:t>MICROSOFT</w:t>
-      </w:r>
-      <w:r>
-        <w:t>, 2024.</w:t>
-      </w:r>
-      <w:r>
-        <w:t xml:space="preserve"> Windows </w:t>
-      </w:r>
-      <w:proofErr w:type="spellStart"/>
-      <w:r>
-        <w:t>Forms</w:t>
-      </w:r>
-      <w:proofErr w:type="spellEnd"/>
-      <w:r>
-        <w:t xml:space="preserve"> </w:t>
-      </w:r>
-      <w:proofErr w:type="spellStart"/>
-      <w:r>
-        <w:t>overview</w:t>
-      </w:r>
-      <w:proofErr w:type="spellEnd"/>
-      <w:r>
-        <w:t>.</w:t>
-      </w:r>
-      <w:r>
-        <w:t xml:space="preserve"> </w:t>
-      </w:r>
-      <w:r>
-        <w:t xml:space="preserve">[online]. Microsoft </w:t>
-      </w:r>
-      <w:proofErr w:type="spellStart"/>
-      <w:r>
-        <w:t>Learn</w:t>
-      </w:r>
-      <w:proofErr w:type="spellEnd"/>
-      <w:r>
-        <w:t>.</w:t>
-      </w:r>
-      <w:r>
-        <w:t xml:space="preserve"> </w:t>
-      </w:r>
-      <w:r>
-        <w:t>[cit. 2025-03-16].</w:t>
-      </w:r>
-      <w:r>
-        <w:t xml:space="preserve"> </w:t>
-      </w:r>
-      <w:r>
-        <w:t xml:space="preserve">Dostupné na: </w:t>
-      </w:r>
-      <w:hyperlink r:id="rId16" w:tgtFrame="_new" w:history="1">
-        <w:r>
-          <w:rPr>
-            <w:rStyle w:val="Hyperlink"/>
-          </w:rPr>
-          <w:t>https://learn.microsoft.com/en-us/dotnet/desktop/winforms/overview/</w:t>
-        </w:r>
-      </w:hyperlink>
-      <w:r>
-        <w:rPr>
-          <w:noProof/>
-        </w:rPr>
-        <w:t xml:space="preserve"> </w:t>
-      </w:r>
-    </w:p>
-    <w:p>
-      <w:pPr>
-        <w:pStyle w:val="text"/>
-        <w:ind w:firstLine="0"/>
+        <w:ind w:firstLine="360"/>
         <w:jc w:val="left"/>
       </w:pPr>
       <w:r>
@@ -10623,7 +10188,7 @@
     <w:p>
       <w:pPr>
         <w:pStyle w:val="text"/>
-        <w:ind w:firstLine="0"/>
+        <w:ind w:firstLine="360"/>
         <w:jc w:val="left"/>
       </w:pPr>
       <w:r>
@@ -10720,7 +10285,7 @@
     <w:p>
       <w:pPr>
         <w:pStyle w:val="text"/>
-        <w:ind w:firstLine="0"/>
+        <w:ind w:firstLine="360"/>
         <w:jc w:val="left"/>
       </w:pPr>
       <w:r>
@@ -10797,7 +10362,7 @@
     <w:p>
       <w:pPr>
         <w:pStyle w:val="text"/>
-        <w:ind w:firstLine="0"/>
+        <w:ind w:firstLine="360"/>
         <w:jc w:val="left"/>
       </w:pPr>
       <w:r>
@@ -10853,283 +10418,16 @@
         </w:r>
       </w:hyperlink>
     </w:p>
-    <w:p>
-      <w:pPr>
-        <w:pStyle w:val="text"/>
-        <w:ind w:firstLine="0"/>
-        <w:jc w:val="left"/>
-      </w:pPr>
-    </w:p>
-    <w:p>
-      <w:pPr>
-        <w:rPr>
-          <w:rFonts w:ascii="Times New Roman" w:hAnsi="Times New Roman"/>
-          <w:noProof/>
-          <w:sz w:val="24"/>
-        </w:rPr>
-      </w:pPr>
-    </w:p>
-    <w:p>
-      <w:pPr>
-        <w:pStyle w:val="text"/>
-        <w:ind w:firstLine="0"/>
-        <w:rPr>
-          <w:noProof/>
-        </w:rPr>
-      </w:pPr>
-    </w:p>
-    <w:p>
-      <w:pPr>
-        <w:pStyle w:val="text"/>
-        <w:ind w:firstLine="0"/>
-        <w:rPr>
-          <w:noProof/>
-        </w:rPr>
-      </w:pPr>
-    </w:p>
-    <w:p>
-      <w:pPr>
-        <w:pStyle w:val="text"/>
-        <w:ind w:firstLine="0"/>
-        <w:rPr>
-          <w:noProof/>
-        </w:rPr>
-      </w:pPr>
-    </w:p>
-    <w:p>
-      <w:pPr>
-        <w:pStyle w:val="text"/>
-        <w:ind w:firstLine="0"/>
-        <w:rPr>
-          <w:noProof/>
-        </w:rPr>
-      </w:pPr>
-    </w:p>
-    <w:p>
-      <w:pPr>
-        <w:pStyle w:val="text"/>
-        <w:ind w:firstLine="0"/>
-        <w:rPr>
-          <w:noProof/>
-        </w:rPr>
-      </w:pPr>
-    </w:p>
-    <w:p>
-      <w:pPr>
-        <w:pStyle w:val="text"/>
-        <w:ind w:firstLine="0"/>
-        <w:rPr>
-          <w:noProof/>
-        </w:rPr>
-      </w:pPr>
-    </w:p>
-    <w:p>
-      <w:pPr>
-        <w:pStyle w:val="text"/>
-        <w:ind w:firstLine="0"/>
-        <w:rPr>
-          <w:noProof/>
-        </w:rPr>
-      </w:pPr>
-    </w:p>
-    <w:p>
-      <w:pPr>
-        <w:pStyle w:val="text"/>
-        <w:ind w:firstLine="0"/>
-        <w:rPr>
-          <w:noProof/>
-        </w:rPr>
-      </w:pPr>
-    </w:p>
-    <w:p>
-      <w:pPr>
-        <w:pStyle w:val="text"/>
-        <w:ind w:firstLine="0"/>
-        <w:rPr>
-          <w:noProof/>
-        </w:rPr>
-      </w:pPr>
-    </w:p>
-    <w:p>
-      <w:pPr>
-        <w:pStyle w:val="text"/>
-        <w:ind w:firstLine="0"/>
-        <w:rPr>
-          <w:noProof/>
-        </w:rPr>
-      </w:pPr>
-    </w:p>
-    <w:p>
-      <w:pPr>
-        <w:pStyle w:val="text"/>
-        <w:ind w:firstLine="0"/>
-        <w:rPr>
-          <w:noProof/>
-        </w:rPr>
-      </w:pPr>
-    </w:p>
-    <w:p>
-      <w:pPr>
-        <w:pStyle w:val="text"/>
-        <w:ind w:firstLine="0"/>
-        <w:rPr>
-          <w:noProof/>
-        </w:rPr>
-      </w:pPr>
-    </w:p>
-    <w:p>
-      <w:pPr>
-        <w:pStyle w:val="text"/>
-        <w:ind w:firstLine="0"/>
-        <w:rPr>
-          <w:noProof/>
-        </w:rPr>
-      </w:pPr>
-    </w:p>
-    <w:p>
-      <w:pPr>
-        <w:pStyle w:val="text"/>
-        <w:ind w:firstLine="0"/>
-        <w:rPr>
-          <w:noProof/>
-        </w:rPr>
-      </w:pPr>
-    </w:p>
-    <w:p>
-      <w:pPr>
-        <w:pStyle w:val="Kapitola"/>
-        <w:rPr>
-          <w:noProof/>
-        </w:rPr>
-      </w:pPr>
-      <w:bookmarkStart w:id="56" w:name="_Toc221457134"/>
-      <w:r>
-        <w:rPr>
-          <w:caps w:val="0"/>
-          <w:noProof/>
-        </w:rPr>
-        <w:t>PRÍLOHY</w:t>
-      </w:r>
-      <w:bookmarkEnd w:id="56"/>
-    </w:p>
-    <w:p>
-      <w:pPr>
-        <w:rPr>
-          <w:noProof/>
-        </w:rPr>
-        <w:sectPr>
-          <w:footerReference w:type="default" r:id="rId21"/>
-          <w:pgSz w:w="11906" w:h="16838" w:code="9"/>
-          <w:pgMar w:top="1418" w:right="1418" w:bottom="1418" w:left="1985" w:header="709" w:footer="709" w:gutter="0"/>
-          <w:pgNumType w:start="7"/>
-          <w:cols w:space="708"/>
-          <w:docGrid w:linePitch="360"/>
-        </w:sectPr>
-      </w:pPr>
-      <w:r>
-        <w:rPr>
-          <w:noProof/>
-        </w:rPr>
-        <w:br w:type="page"/>
-      </w:r>
-    </w:p>
-    <w:p>
-      <w:pPr>
-        <w:pStyle w:val="text"/>
-        <w:ind w:firstLine="0"/>
-        <w:rPr>
-          <w:b/>
-          <w:bCs/>
-          <w:caps/>
-          <w:noProof/>
-          <w:sz w:val="28"/>
-          <w:szCs w:val="24"/>
-        </w:rPr>
-      </w:pPr>
-      <w:r>
-        <w:rPr>
-          <w:b/>
-          <w:bCs/>
-          <w:caps/>
-          <w:noProof/>
-          <w:sz w:val="28"/>
-          <w:szCs w:val="24"/>
-        </w:rPr>
-        <w:lastRenderedPageBreak/>
-        <w:t xml:space="preserve">Príloha </w:t>
-      </w:r>
-      <w:r>
-        <w:rPr>
-          <w:b/>
-          <w:bCs/>
-          <w:caps/>
-          <w:noProof/>
-          <w:sz w:val="28"/>
-          <w:szCs w:val="24"/>
-        </w:rPr>
-        <w:t>A – Zdrojový kód</w:t>
-      </w:r>
-    </w:p>
-    <w:p>
-      <w:pPr>
-        <w:rPr>
-          <w:rFonts w:ascii="Times New Roman" w:eastAsiaTheme="majorEastAsia" w:hAnsi="Times New Roman" w:cs="Times New Roman"/>
-          <w:b/>
-          <w:caps/>
-          <w:noProof/>
-          <w:sz w:val="28"/>
-          <w:szCs w:val="28"/>
-        </w:rPr>
-      </w:pPr>
-      <w:r>
-        <w:rPr>
-          <w:noProof/>
-        </w:rPr>
-        <w:br w:type="page"/>
-      </w:r>
-    </w:p>
-    <w:p>
-      <w:pPr>
-        <w:pStyle w:val="text"/>
-        <w:ind w:firstLine="0"/>
-        <w:rPr>
-          <w:b/>
-          <w:bCs/>
-          <w:caps/>
-          <w:noProof/>
-          <w:sz w:val="28"/>
-          <w:szCs w:val="24"/>
-        </w:rPr>
-      </w:pPr>
-      <w:r>
-        <w:rPr>
-          <w:b/>
-          <w:bCs/>
-          <w:caps/>
-          <w:noProof/>
-          <w:sz w:val="28"/>
-          <w:szCs w:val="24"/>
-        </w:rPr>
-        <w:lastRenderedPageBreak/>
-        <w:t xml:space="preserve">príloha </w:t>
-      </w:r>
-      <w:r>
-        <w:rPr>
-          <w:b/>
-          <w:bCs/>
-          <w:caps/>
-          <w:noProof/>
-          <w:sz w:val="28"/>
-          <w:szCs w:val="24"/>
-        </w:rPr>
-        <w:t>B - Fotodokumentácia</w:t>
-      </w:r>
-    </w:p>
     <w:sectPr>
-      <w:footerReference w:type="default" r:id="rId22"/>
+      <w:headerReference w:type="even" r:id="rId21"/>
+      <w:headerReference w:type="default" r:id="rId22"/>
+      <w:footerReference w:type="even" r:id="rId23"/>
+      <w:footerReference w:type="default" r:id="rId24"/>
+      <w:headerReference w:type="first" r:id="rId25"/>
+      <w:footerReference w:type="first" r:id="rId26"/>
       <w:pgSz w:w="11906" w:h="16838" w:code="9"/>
       <w:pgMar w:top="1418" w:right="1418" w:bottom="1418" w:left="1985" w:header="709" w:footer="709" w:gutter="0"/>
-      <w:pgNumType w:fmt="upperRoman" w:start="1"/>
+      <w:pgNumType w:start="6"/>
       <w:cols w:space="708"/>
       <w:docGrid w:linePitch="360"/>
     </w:sectPr>
@@ -11167,8 +10465,60 @@
   <w:p>
     <w:pPr>
       <w:pStyle w:val="Footer"/>
+    </w:pPr>
+  </w:p>
+</w:ftr>
+</file>
+
+<file path=word/footer2.xml><?xml version="1.0" encoding="utf-8"?>
+<w:ftr xmlns:wpc="http://schemas.microsoft.com/office/word/2010/wordprocessingCanvas" xmlns:cx="http://schemas.microsoft.com/office/drawing/2014/chartex" xmlns:cx1="http://schemas.microsoft.com/office/drawing/2015/9/8/chartex" xmlns:cx2="http://schemas.microsoft.com/office/drawing/2015/10/21/chartex" xmlns:cx3="http://schemas.microsoft.com/office/drawing/2016/5/9/chartex" xmlns:cx4="http://schemas.microsoft.com/office/drawing/2016/5/10/chartex" xmlns:cx5="http://schemas.microsoft.com/office/drawing/2016/5/11/chartex" xmlns:cx6="http://schemas.microsoft.com/office/drawing/2016/5/12/chartex" xmlns:cx7="http://schemas.microsoft.com/office/drawing/2016/5/13/chartex" xmlns:cx8="http://schemas.microsoft.com/office/drawing/2016/5/14/chartex" xmlns:mc="http://schemas.openxmlformats.org/markup-compatibility/2006" xmlns:aink="http://schemas.microsoft.com/office/drawing/2016/ink" xmlns:am3d="http://schemas.microsoft.com/office/drawing/2017/model3d" xmlns:o="urn:schemas-microsoft-com:office:office" xmlns:oel="http://schemas.microsoft.com/office/2019/extlst" xmlns:r="http://schemas.openxmlformats.org/officeDocument/2006/relationships" xmlns:m="http://schemas.openxmlformats.org/officeDocument/2006/math" xmlns:v="urn:schemas-microsoft-com:vml" xmlns:wp14="http://schemas.microsoft.com/office/word/2010/wordprocessingDrawing" xmlns:wp="http://schemas.openxmlformats.org/drawingml/2006/wordprocessingDrawing" xmlns:w10="urn:schemas-microsoft-com:office:word" xmlns:w="http://schemas.openxmlformats.org/wordprocessingml/2006/main" xmlns:w14="http://schemas.microsoft.com/office/word/2010/wordml" xmlns:w15="http://schemas.microsoft.com/office/word/2012/wordml" xmlns:w16cex="http://schemas.microsoft.com/office/word/2018/wordml/cex" xmlns:w16cid="http://schemas.microsoft.com/office/word/2016/wordml/cid" xmlns:w16="http://schemas.microsoft.com/office/word/2018/wordml" xmlns:w16du="http://schemas.microsoft.com/office/word/2023/wordml/word16du" xmlns:w16sdtdh="http://schemas.microsoft.com/office/word/2020/wordml/sdtdatahash" xmlns:w16sdtfl="http://schemas.microsoft.com/office/word/2024/wordml/sdtformatlock" xmlns:w16se="http://schemas.microsoft.com/office/word/2015/wordml/symex" xmlns:wpg="http://schemas.microsoft.com/office/word/2010/wordprocessingGroup" xmlns:wpi="http://schemas.microsoft.com/office/word/2010/wordprocessingInk" xmlns:wne="http://schemas.microsoft.com/office/word/2006/wordml" xmlns:wps="http://schemas.microsoft.com/office/word/2010/wordprocessingShape" mc:Ignorable="w14 w15 w16se w16cid w16 w16cex w16sdtdh w16sdtfl w16du wp14">
+  <w:p>
+    <w:pPr>
+      <w:pStyle w:val="Footer"/>
       <w:jc w:val="center"/>
+      <w:rPr>
+        <w:caps/>
+        <w:noProof/>
+        <w:color w:val="000000" w:themeColor="text1"/>
+      </w:rPr>
     </w:pPr>
+    <w:r>
+      <w:rPr>
+        <w:caps/>
+        <w:color w:val="000000" w:themeColor="text1"/>
+      </w:rPr>
+      <w:fldChar w:fldCharType="begin"/>
+    </w:r>
+    <w:r>
+      <w:rPr>
+        <w:caps/>
+        <w:color w:val="000000" w:themeColor="text1"/>
+      </w:rPr>
+      <w:instrText xml:space="preserve"> PAGE   \* MERGEFORMAT </w:instrText>
+    </w:r>
+    <w:r>
+      <w:rPr>
+        <w:caps/>
+        <w:color w:val="000000" w:themeColor="text1"/>
+      </w:rPr>
+      <w:fldChar w:fldCharType="separate"/>
+    </w:r>
+    <w:r>
+      <w:rPr>
+        <w:caps/>
+        <w:noProof/>
+        <w:color w:val="000000" w:themeColor="text1"/>
+      </w:rPr>
+      <w:t>2</w:t>
+    </w:r>
+    <w:r>
+      <w:rPr>
+        <w:caps/>
+        <w:noProof/>
+        <w:color w:val="000000" w:themeColor="text1"/>
+      </w:rPr>
+      <w:fldChar w:fldCharType="end"/>
+    </w:r>
   </w:p>
   <w:p>
     <w:pPr>
@@ -11178,43 +10528,8 @@
 </w:ftr>
 </file>
 
-<file path=word/footer2.xml><?xml version="1.0" encoding="utf-8"?>
+<file path=word/footer3.xml><?xml version="1.0" encoding="utf-8"?>
 <w:ftr xmlns:wpc="http://schemas.microsoft.com/office/word/2010/wordprocessingCanvas" xmlns:cx="http://schemas.microsoft.com/office/drawing/2014/chartex" xmlns:cx1="http://schemas.microsoft.com/office/drawing/2015/9/8/chartex" xmlns:cx2="http://schemas.microsoft.com/office/drawing/2015/10/21/chartex" xmlns:cx3="http://schemas.microsoft.com/office/drawing/2016/5/9/chartex" xmlns:cx4="http://schemas.microsoft.com/office/drawing/2016/5/10/chartex" xmlns:cx5="http://schemas.microsoft.com/office/drawing/2016/5/11/chartex" xmlns:cx6="http://schemas.microsoft.com/office/drawing/2016/5/12/chartex" xmlns:cx7="http://schemas.microsoft.com/office/drawing/2016/5/13/chartex" xmlns:cx8="http://schemas.microsoft.com/office/drawing/2016/5/14/chartex" xmlns:mc="http://schemas.openxmlformats.org/markup-compatibility/2006" xmlns:aink="http://schemas.microsoft.com/office/drawing/2016/ink" xmlns:am3d="http://schemas.microsoft.com/office/drawing/2017/model3d" xmlns:o="urn:schemas-microsoft-com:office:office" xmlns:oel="http://schemas.microsoft.com/office/2019/extlst" xmlns:r="http://schemas.openxmlformats.org/officeDocument/2006/relationships" xmlns:m="http://schemas.openxmlformats.org/officeDocument/2006/math" xmlns:v="urn:schemas-microsoft-com:vml" xmlns:wp14="http://schemas.microsoft.com/office/word/2010/wordprocessingDrawing" xmlns:wp="http://schemas.openxmlformats.org/drawingml/2006/wordprocessingDrawing" xmlns:w10="urn:schemas-microsoft-com:office:word" xmlns:w="http://schemas.openxmlformats.org/wordprocessingml/2006/main" xmlns:w14="http://schemas.microsoft.com/office/word/2010/wordml" xmlns:w15="http://schemas.microsoft.com/office/word/2012/wordml" xmlns:w16cex="http://schemas.microsoft.com/office/word/2018/wordml/cex" xmlns:w16cid="http://schemas.microsoft.com/office/word/2016/wordml/cid" xmlns:w16="http://schemas.microsoft.com/office/word/2018/wordml" xmlns:w16du="http://schemas.microsoft.com/office/word/2023/wordml/word16du" xmlns:w16sdtdh="http://schemas.microsoft.com/office/word/2020/wordml/sdtdatahash" xmlns:w16sdtfl="http://schemas.microsoft.com/office/word/2024/wordml/sdtformatlock" xmlns:w16se="http://schemas.microsoft.com/office/word/2015/wordml/symex" xmlns:wpg="http://schemas.microsoft.com/office/word/2010/wordprocessingGroup" xmlns:wpi="http://schemas.microsoft.com/office/word/2010/wordprocessingInk" xmlns:wne="http://schemas.microsoft.com/office/word/2006/wordml" xmlns:wps="http://schemas.microsoft.com/office/word/2010/wordprocessingShape" mc:Ignorable="w14 w15 w16se w16cid w16 w16cex w16sdtdh w16sdtfl w16du wp14">
-  <w:sdt>
-    <w:sdtPr>
-      <w:id w:val="-315487654"/>
-      <w:docPartObj>
-        <w:docPartGallery w:val="Page Numbers (Bottom of Page)"/>
-        <w:docPartUnique/>
-      </w:docPartObj>
-    </w:sdtPr>
-    <w:sdtContent>
-      <w:p>
-        <w:pPr>
-          <w:pStyle w:val="Footer"/>
-          <w:jc w:val="center"/>
-        </w:pPr>
-        <w:r>
-          <w:fldChar w:fldCharType="begin"/>
-        </w:r>
-        <w:r>
-          <w:instrText>PAGE   \* MERGEFORMAT</w:instrText>
-        </w:r>
-        <w:r>
-          <w:fldChar w:fldCharType="separate"/>
-        </w:r>
-        <w:r>
-          <w:t>2</w:t>
-        </w:r>
-        <w:r>
-          <w:fldChar w:fldCharType="end"/>
-        </w:r>
-        <w:r>
-          <w:t>.</w:t>
-        </w:r>
-      </w:p>
-    </w:sdtContent>
-  </w:sdt>
   <w:p>
     <w:pPr>
       <w:pStyle w:val="Footer"/>
@@ -11246,6 +10561,36 @@
     </w:p>
   </w:footnote>
 </w:footnotes>
+</file>
+
+<file path=word/header1.xml><?xml version="1.0" encoding="utf-8"?>
+<w:hdr xmlns:wpc="http://schemas.microsoft.com/office/word/2010/wordprocessingCanvas" xmlns:cx="http://schemas.microsoft.com/office/drawing/2014/chartex" xmlns:cx1="http://schemas.microsoft.com/office/drawing/2015/9/8/chartex" xmlns:cx2="http://schemas.microsoft.com/office/drawing/2015/10/21/chartex" xmlns:cx3="http://schemas.microsoft.com/office/drawing/2016/5/9/chartex" xmlns:cx4="http://schemas.microsoft.com/office/drawing/2016/5/10/chartex" xmlns:cx5="http://schemas.microsoft.com/office/drawing/2016/5/11/chartex" xmlns:cx6="http://schemas.microsoft.com/office/drawing/2016/5/12/chartex" xmlns:cx7="http://schemas.microsoft.com/office/drawing/2016/5/13/chartex" xmlns:cx8="http://schemas.microsoft.com/office/drawing/2016/5/14/chartex" xmlns:mc="http://schemas.openxmlformats.org/markup-compatibility/2006" xmlns:aink="http://schemas.microsoft.com/office/drawing/2016/ink" xmlns:am3d="http://schemas.microsoft.com/office/drawing/2017/model3d" xmlns:o="urn:schemas-microsoft-com:office:office" xmlns:oel="http://schemas.microsoft.com/office/2019/extlst" xmlns:r="http://schemas.openxmlformats.org/officeDocument/2006/relationships" xmlns:m="http://schemas.openxmlformats.org/officeDocument/2006/math" xmlns:v="urn:schemas-microsoft-com:vml" xmlns:wp14="http://schemas.microsoft.com/office/word/2010/wordprocessingDrawing" xmlns:wp="http://schemas.openxmlformats.org/drawingml/2006/wordprocessingDrawing" xmlns:w10="urn:schemas-microsoft-com:office:word" xmlns:w="http://schemas.openxmlformats.org/wordprocessingml/2006/main" xmlns:w14="http://schemas.microsoft.com/office/word/2010/wordml" xmlns:w15="http://schemas.microsoft.com/office/word/2012/wordml" xmlns:w16cex="http://schemas.microsoft.com/office/word/2018/wordml/cex" xmlns:w16cid="http://schemas.microsoft.com/office/word/2016/wordml/cid" xmlns:w16="http://schemas.microsoft.com/office/word/2018/wordml" xmlns:w16du="http://schemas.microsoft.com/office/word/2023/wordml/word16du" xmlns:w16sdtdh="http://schemas.microsoft.com/office/word/2020/wordml/sdtdatahash" xmlns:w16sdtfl="http://schemas.microsoft.com/office/word/2024/wordml/sdtformatlock" xmlns:w16se="http://schemas.microsoft.com/office/word/2015/wordml/symex" xmlns:wpg="http://schemas.microsoft.com/office/word/2010/wordprocessingGroup" xmlns:wpi="http://schemas.microsoft.com/office/word/2010/wordprocessingInk" xmlns:wne="http://schemas.microsoft.com/office/word/2006/wordml" xmlns:wps="http://schemas.microsoft.com/office/word/2010/wordprocessingShape" mc:Ignorable="w14 w15 w16se w16cid w16 w16cex w16sdtdh w16sdtfl w16du wp14">
+  <w:p>
+    <w:pPr>
+      <w:pStyle w:val="Header"/>
+    </w:pPr>
+  </w:p>
+</w:hdr>
+</file>
+
+<file path=word/header2.xml><?xml version="1.0" encoding="utf-8"?>
+<w:hdr xmlns:wpc="http://schemas.microsoft.com/office/word/2010/wordprocessingCanvas" xmlns:cx="http://schemas.microsoft.com/office/drawing/2014/chartex" xmlns:cx1="http://schemas.microsoft.com/office/drawing/2015/9/8/chartex" xmlns:cx2="http://schemas.microsoft.com/office/drawing/2015/10/21/chartex" xmlns:cx3="http://schemas.microsoft.com/office/drawing/2016/5/9/chartex" xmlns:cx4="http://schemas.microsoft.com/office/drawing/2016/5/10/chartex" xmlns:cx5="http://schemas.microsoft.com/office/drawing/2016/5/11/chartex" xmlns:cx6="http://schemas.microsoft.com/office/drawing/2016/5/12/chartex" xmlns:cx7="http://schemas.microsoft.com/office/drawing/2016/5/13/chartex" xmlns:cx8="http://schemas.microsoft.com/office/drawing/2016/5/14/chartex" xmlns:mc="http://schemas.openxmlformats.org/markup-compatibility/2006" xmlns:aink="http://schemas.microsoft.com/office/drawing/2016/ink" xmlns:am3d="http://schemas.microsoft.com/office/drawing/2017/model3d" xmlns:o="urn:schemas-microsoft-com:office:office" xmlns:oel="http://schemas.microsoft.com/office/2019/extlst" xmlns:r="http://schemas.openxmlformats.org/officeDocument/2006/relationships" xmlns:m="http://schemas.openxmlformats.org/officeDocument/2006/math" xmlns:v="urn:schemas-microsoft-com:vml" xmlns:wp14="http://schemas.microsoft.com/office/word/2010/wordprocessingDrawing" xmlns:wp="http://schemas.openxmlformats.org/drawingml/2006/wordprocessingDrawing" xmlns:w10="urn:schemas-microsoft-com:office:word" xmlns:w="http://schemas.openxmlformats.org/wordprocessingml/2006/main" xmlns:w14="http://schemas.microsoft.com/office/word/2010/wordml" xmlns:w15="http://schemas.microsoft.com/office/word/2012/wordml" xmlns:w16cex="http://schemas.microsoft.com/office/word/2018/wordml/cex" xmlns:w16cid="http://schemas.microsoft.com/office/word/2016/wordml/cid" xmlns:w16="http://schemas.microsoft.com/office/word/2018/wordml" xmlns:w16du="http://schemas.microsoft.com/office/word/2023/wordml/word16du" xmlns:w16sdtdh="http://schemas.microsoft.com/office/word/2020/wordml/sdtdatahash" xmlns:w16sdtfl="http://schemas.microsoft.com/office/word/2024/wordml/sdtformatlock" xmlns:w16se="http://schemas.microsoft.com/office/word/2015/wordml/symex" xmlns:wpg="http://schemas.microsoft.com/office/word/2010/wordprocessingGroup" xmlns:wpi="http://schemas.microsoft.com/office/word/2010/wordprocessingInk" xmlns:wne="http://schemas.microsoft.com/office/word/2006/wordml" xmlns:wps="http://schemas.microsoft.com/office/word/2010/wordprocessingShape" mc:Ignorable="w14 w15 w16se w16cid w16 w16cex w16sdtdh w16sdtfl w16du wp14">
+  <w:p>
+    <w:pPr>
+      <w:pStyle w:val="Header"/>
+    </w:pPr>
+  </w:p>
+</w:hdr>
+</file>
+
+<file path=word/header3.xml><?xml version="1.0" encoding="utf-8"?>
+<w:hdr xmlns:wpc="http://schemas.microsoft.com/office/word/2010/wordprocessingCanvas" xmlns:cx="http://schemas.microsoft.com/office/drawing/2014/chartex" xmlns:cx1="http://schemas.microsoft.com/office/drawing/2015/9/8/chartex" xmlns:cx2="http://schemas.microsoft.com/office/drawing/2015/10/21/chartex" xmlns:cx3="http://schemas.microsoft.com/office/drawing/2016/5/9/chartex" xmlns:cx4="http://schemas.microsoft.com/office/drawing/2016/5/10/chartex" xmlns:cx5="http://schemas.microsoft.com/office/drawing/2016/5/11/chartex" xmlns:cx6="http://schemas.microsoft.com/office/drawing/2016/5/12/chartex" xmlns:cx7="http://schemas.microsoft.com/office/drawing/2016/5/13/chartex" xmlns:cx8="http://schemas.microsoft.com/office/drawing/2016/5/14/chartex" xmlns:mc="http://schemas.openxmlformats.org/markup-compatibility/2006" xmlns:aink="http://schemas.microsoft.com/office/drawing/2016/ink" xmlns:am3d="http://schemas.microsoft.com/office/drawing/2017/model3d" xmlns:o="urn:schemas-microsoft-com:office:office" xmlns:oel="http://schemas.microsoft.com/office/2019/extlst" xmlns:r="http://schemas.openxmlformats.org/officeDocument/2006/relationships" xmlns:m="http://schemas.openxmlformats.org/officeDocument/2006/math" xmlns:v="urn:schemas-microsoft-com:vml" xmlns:wp14="http://schemas.microsoft.com/office/word/2010/wordprocessingDrawing" xmlns:wp="http://schemas.openxmlformats.org/drawingml/2006/wordprocessingDrawing" xmlns:w10="urn:schemas-microsoft-com:office:word" xmlns:w="http://schemas.openxmlformats.org/wordprocessingml/2006/main" xmlns:w14="http://schemas.microsoft.com/office/word/2010/wordml" xmlns:w15="http://schemas.microsoft.com/office/word/2012/wordml" xmlns:w16cex="http://schemas.microsoft.com/office/word/2018/wordml/cex" xmlns:w16cid="http://schemas.microsoft.com/office/word/2016/wordml/cid" xmlns:w16="http://schemas.microsoft.com/office/word/2018/wordml" xmlns:w16du="http://schemas.microsoft.com/office/word/2023/wordml/word16du" xmlns:w16sdtdh="http://schemas.microsoft.com/office/word/2020/wordml/sdtdatahash" xmlns:w16sdtfl="http://schemas.microsoft.com/office/word/2024/wordml/sdtformatlock" xmlns:w16se="http://schemas.microsoft.com/office/word/2015/wordml/symex" xmlns:wpg="http://schemas.microsoft.com/office/word/2010/wordprocessingGroup" xmlns:wpi="http://schemas.microsoft.com/office/word/2010/wordprocessingInk" xmlns:wne="http://schemas.microsoft.com/office/word/2006/wordml" xmlns:wps="http://schemas.microsoft.com/office/word/2010/wordprocessingShape" mc:Ignorable="w14 w15 w16se w16cid w16 w16cex w16sdtdh w16sdtfl w16du wp14">
+  <w:p>
+    <w:pPr>
+      <w:pStyle w:val="Header"/>
+    </w:pPr>
+  </w:p>
+</w:hdr>
 </file>
 
 <file path=word/numbering.xml><?xml version="1.0" encoding="utf-8"?>
@@ -13184,7 +12529,6 @@
   <w:style w:type="character" w:default="1" w:styleId="DefaultParagraphFont">
     <w:name w:val="Default Paragraph Font"/>
     <w:uiPriority w:val="1"/>
-    <w:semiHidden/>
     <w:unhideWhenUsed/>
   </w:style>
   <w:style w:type="table" w:default="1" w:styleId="TableNormal">
@@ -13740,6 +13084,14 @@
       <w:color w:val="96607D" w:themeColor="followedHyperlink"/>
       <w:u w:val="single"/>
     </w:rPr>
+  </w:style>
+  <w:style w:type="character" w:styleId="PageNumber">
+    <w:name w:val="page number"/>
+    <w:basedOn w:val="DefaultParagraphFont"/>
+    <w:uiPriority w:val="99"/>
+    <w:semiHidden/>
+    <w:unhideWhenUsed/>
+    <w:rsid w:val="00EE1E96"/>
   </w:style>
 </w:styles>
 </file>

--- a/__ms-praca__/Zak/soc_sablona_2025.docx
+++ b/__ms-praca__/Zak/soc_sablona_2025.docx
@@ -205,22 +205,6 @@
           <w:szCs w:val="24"/>
         </w:rPr>
       </w:pPr>
-      <w:r>
-        <w:rPr>
-          <w:rFonts w:ascii="Times New Roman" w:hAnsi="Times New Roman" w:cs="Times New Roman"/>
-          <w:sz w:val="24"/>
-          <w:szCs w:val="24"/>
-        </w:rPr>
-        <w:t xml:space="preserve">Č. odboru: </w:t>
-      </w:r>
-      <w:r>
-        <w:rPr>
-          <w:rFonts w:ascii="Times New Roman" w:hAnsi="Times New Roman" w:cs="Times New Roman"/>
-          <w:sz w:val="24"/>
-          <w:szCs w:val="24"/>
-        </w:rPr>
-        <w:t>&lt;číslo a názov súťažného odboru&gt;</w:t>
-      </w:r>
     </w:p>
     <w:p>
       <w:pPr>
@@ -704,22 +688,6 @@
           <w:szCs w:val="24"/>
         </w:rPr>
       </w:pPr>
-      <w:r>
-        <w:rPr>
-          <w:rFonts w:ascii="Times New Roman" w:hAnsi="Times New Roman" w:cs="Times New Roman"/>
-          <w:sz w:val="24"/>
-          <w:szCs w:val="24"/>
-        </w:rPr>
-        <w:t xml:space="preserve">Č. odboru: </w:t>
-      </w:r>
-      <w:r>
-        <w:rPr>
-          <w:rFonts w:ascii="Times New Roman" w:hAnsi="Times New Roman" w:cs="Times New Roman"/>
-          <w:sz w:val="24"/>
-          <w:szCs w:val="24"/>
-        </w:rPr>
-        <w:t>&lt;číslo a názov súťažného odboru&gt;</w:t>
-      </w:r>
     </w:p>
     <w:p>
       <w:pPr>
@@ -1471,67 +1439,7 @@
           <w:sz w:val="24"/>
           <w:szCs w:val="24"/>
         </w:rPr>
-        <w:t>&lt;</w:t>
-      </w:r>
-      <w:proofErr w:type="spellStart"/>
-      <w:r>
-        <w:rPr>
-          <w:rFonts w:ascii="Times New Roman" w:hAnsi="Times New Roman" w:cs="Times New Roman"/>
-          <w:sz w:val="24"/>
-          <w:szCs w:val="24"/>
-        </w:rPr>
-        <w:t>dd</w:t>
-      </w:r>
-      <w:proofErr w:type="spellEnd"/>
-      <w:r>
-        <w:rPr>
-          <w:rFonts w:ascii="Times New Roman" w:hAnsi="Times New Roman" w:cs="Times New Roman"/>
-          <w:sz w:val="24"/>
-          <w:szCs w:val="24"/>
-        </w:rPr>
-        <w:t>.</w:t>
-      </w:r>
-      <w:r>
-        <w:rPr>
-          <w:rFonts w:ascii="Times New Roman" w:hAnsi="Times New Roman" w:cs="Times New Roman"/>
-          <w:sz w:val="24"/>
-          <w:szCs w:val="24"/>
-        </w:rPr>
-        <w:t xml:space="preserve"> </w:t>
-      </w:r>
-      <w:r>
-        <w:rPr>
-          <w:rFonts w:ascii="Times New Roman" w:hAnsi="Times New Roman" w:cs="Times New Roman"/>
-          <w:sz w:val="24"/>
-          <w:szCs w:val="24"/>
-        </w:rPr>
-        <w:t>mm.</w:t>
-      </w:r>
-      <w:r>
-        <w:rPr>
-          <w:rFonts w:ascii="Times New Roman" w:hAnsi="Times New Roman" w:cs="Times New Roman"/>
-          <w:sz w:val="24"/>
-          <w:szCs w:val="24"/>
-        </w:rPr>
-        <w:t xml:space="preserve"> </w:t>
-      </w:r>
-      <w:proofErr w:type="spellStart"/>
-      <w:r>
-        <w:rPr>
-          <w:rFonts w:ascii="Times New Roman" w:hAnsi="Times New Roman" w:cs="Times New Roman"/>
-          <w:sz w:val="24"/>
-          <w:szCs w:val="24"/>
-        </w:rPr>
-        <w:t>rrrr</w:t>
-      </w:r>
-      <w:proofErr w:type="spellEnd"/>
-      <w:r>
-        <w:rPr>
-          <w:rFonts w:ascii="Times New Roman" w:hAnsi="Times New Roman" w:cs="Times New Roman"/>
-          <w:sz w:val="24"/>
-          <w:szCs w:val="24"/>
-        </w:rPr>
-        <w:t>&gt;</w:t>
+        <w:t>27.2.2026</w:t>
       </w:r>
       <w:r>
         <w:rPr>
@@ -1571,23 +1479,8 @@
           <w:sz w:val="24"/>
           <w:szCs w:val="24"/>
         </w:rPr>
-        <w:t>&lt;</w:t>
-      </w:r>
-      <w:r>
-        <w:rPr>
-          <w:rFonts w:ascii="Times New Roman" w:hAnsi="Times New Roman" w:cs="Times New Roman"/>
-          <w:sz w:val="24"/>
-          <w:szCs w:val="24"/>
-        </w:rPr>
-        <w:t>Meno a priezvisko autora/autorov</w:t>
-      </w:r>
-      <w:r>
-        <w:rPr>
-          <w:rFonts w:ascii="Times New Roman" w:hAnsi="Times New Roman" w:cs="Times New Roman"/>
-          <w:sz w:val="24"/>
-          <w:szCs w:val="24"/>
-        </w:rPr>
-        <w:t>&gt;</w:t>
+        <w:tab/>
+        <w:t xml:space="preserve">        Jakub Žák</w:t>
       </w:r>
     </w:p>
     <w:p>
@@ -1866,7 +1759,23 @@
           <w:sz w:val="24"/>
           <w:szCs w:val="24"/>
         </w:rPr>
-        <w:t xml:space="preserve">Ing. Dominik </w:t>
+        <w:t>Ing. Dominik</w:t>
+      </w:r>
+      <w:r>
+        <w:rPr>
+          <w:rFonts w:ascii="Times New Roman" w:hAnsi="Times New Roman" w:cs="Times New Roman"/>
+          <w:sz w:val="24"/>
+          <w:szCs w:val="24"/>
+        </w:rPr>
+        <w:t>ovi</w:t>
+      </w:r>
+      <w:r>
+        <w:rPr>
+          <w:rFonts w:ascii="Times New Roman" w:hAnsi="Times New Roman" w:cs="Times New Roman"/>
+          <w:sz w:val="24"/>
+          <w:szCs w:val="24"/>
+        </w:rPr>
+        <w:t xml:space="preserve"> </w:t>
       </w:r>
       <w:proofErr w:type="spellStart"/>
       <w:r>
@@ -1876,6 +1785,14 @@
           <w:szCs w:val="24"/>
         </w:rPr>
         <w:t>Zatkalík</w:t>
+      </w:r>
+      <w:r>
+        <w:rPr>
+          <w:rFonts w:ascii="Times New Roman" w:hAnsi="Times New Roman" w:cs="Times New Roman"/>
+          <w:sz w:val="24"/>
+          <w:szCs w:val="24"/>
+        </w:rPr>
+        <w:t>ovi</w:t>
       </w:r>
       <w:proofErr w:type="spellEnd"/>
       <w:r>
@@ -1937,15 +1854,7 @@
           <w:lang w:val="en-SK"/>
         </w:rPr>
         <w:lastRenderedPageBreak/>
-        <w:t>A</w:t>
-      </w:r>
-      <w:r>
-        <w:rPr>
-          <w:b/>
-          <w:bCs/>
-          <w:lang w:val="en-SK"/>
-        </w:rPr>
-        <w:t>bstrakt</w:t>
+        <w:t>Abstrakt</w:t>
       </w:r>
     </w:p>
     <w:p>
@@ -2095,7 +2004,7 @@
     <w:sdt>
       <w:sdtPr>
         <w:rPr>
-          <w:rFonts w:asciiTheme="minorHAnsi" w:eastAsiaTheme="minorHAnsi" w:hAnsiTheme="minorHAnsi" w:cstheme="minorBidi"/>
+          <w:rFonts w:ascii="Times New Roman" w:eastAsiaTheme="minorHAnsi" w:hAnsi="Times New Roman" w:cs="Times New Roman"/>
           <w:color w:val="auto"/>
           <w:kern w:val="2"/>
           <w:sz w:val="22"/>
@@ -2134,7 +2043,7 @@
               <w:tab w:val="right" w:leader="dot" w:pos="8493"/>
             </w:tabs>
             <w:rPr>
-              <w:rFonts w:eastAsiaTheme="minorEastAsia"/>
+              <w:rFonts w:ascii="Times New Roman" w:eastAsiaTheme="minorEastAsia" w:hAnsi="Times New Roman" w:cs="Times New Roman"/>
               <w:noProof/>
               <w:sz w:val="24"/>
               <w:szCs w:val="24"/>
@@ -2159,16 +2068,34 @@
             </w:rPr>
             <w:fldChar w:fldCharType="separate"/>
           </w:r>
-          <w:hyperlink w:anchor="_Toc222562807" w:history="1">
+          <w:hyperlink w:anchor="_Toc222595804" w:history="1">
             <w:r>
               <w:rPr>
                 <w:rStyle w:val="Hyperlink"/>
-                <w:noProof/>
-              </w:rPr>
-              <w:t>ÚVOD</w:t>
-            </w:r>
-            <w:r>
-              <w:rPr>
+                <w:rFonts w:ascii="Times New Roman" w:hAnsi="Times New Roman" w:cs="Times New Roman"/>
+                <w:noProof/>
+              </w:rPr>
+              <w:t>ÚV</w:t>
+            </w:r>
+            <w:r>
+              <w:rPr>
+                <w:rStyle w:val="Hyperlink"/>
+                <w:rFonts w:ascii="Times New Roman" w:hAnsi="Times New Roman" w:cs="Times New Roman"/>
+                <w:noProof/>
+              </w:rPr>
+              <w:t>O</w:t>
+            </w:r>
+            <w:r>
+              <w:rPr>
+                <w:rStyle w:val="Hyperlink"/>
+                <w:rFonts w:ascii="Times New Roman" w:hAnsi="Times New Roman" w:cs="Times New Roman"/>
+                <w:noProof/>
+              </w:rPr>
+              <w:t>D</w:t>
+            </w:r>
+            <w:r>
+              <w:rPr>
+                <w:rFonts w:ascii="Times New Roman" w:hAnsi="Times New Roman" w:cs="Times New Roman"/>
                 <w:noProof/>
                 <w:webHidden/>
               </w:rPr>
@@ -2176,6 +2103,7 @@
             </w:r>
             <w:r>
               <w:rPr>
+                <w:rFonts w:ascii="Times New Roman" w:hAnsi="Times New Roman" w:cs="Times New Roman"/>
                 <w:noProof/>
                 <w:webHidden/>
               </w:rPr>
@@ -2183,19 +2111,22 @@
             </w:r>
             <w:r>
               <w:rPr>
-                <w:noProof/>
-                <w:webHidden/>
-              </w:rPr>
-              <w:instrText xml:space="preserve"> PAGEREF _Toc222562807 \h </w:instrText>
-            </w:r>
-            <w:r>
-              <w:rPr>
-                <w:noProof/>
-                <w:webHidden/>
-              </w:rPr>
-            </w:r>
-            <w:r>
-              <w:rPr>
+                <w:rFonts w:ascii="Times New Roman" w:hAnsi="Times New Roman" w:cs="Times New Roman"/>
+                <w:noProof/>
+                <w:webHidden/>
+              </w:rPr>
+              <w:instrText xml:space="preserve"> PAGEREF _Toc222595804 \h </w:instrText>
+            </w:r>
+            <w:r>
+              <w:rPr>
+                <w:rFonts w:ascii="Times New Roman" w:hAnsi="Times New Roman" w:cs="Times New Roman"/>
+                <w:noProof/>
+                <w:webHidden/>
+              </w:rPr>
+            </w:r>
+            <w:r>
+              <w:rPr>
+                <w:rFonts w:ascii="Times New Roman" w:hAnsi="Times New Roman" w:cs="Times New Roman"/>
                 <w:noProof/>
                 <w:webHidden/>
               </w:rPr>
@@ -2203,6 +2134,7 @@
             </w:r>
             <w:r>
               <w:rPr>
+                <w:rFonts w:ascii="Times New Roman" w:hAnsi="Times New Roman" w:cs="Times New Roman"/>
                 <w:noProof/>
                 <w:webHidden/>
               </w:rPr>
@@ -2210,6 +2142,7 @@
             </w:r>
             <w:r>
               <w:rPr>
+                <w:rFonts w:ascii="Times New Roman" w:hAnsi="Times New Roman" w:cs="Times New Roman"/>
                 <w:noProof/>
                 <w:webHidden/>
               </w:rPr>
@@ -2225,24 +2158,25 @@
               <w:tab w:val="right" w:leader="dot" w:pos="8493"/>
             </w:tabs>
             <w:rPr>
-              <w:rFonts w:eastAsiaTheme="minorEastAsia"/>
+              <w:rFonts w:ascii="Times New Roman" w:eastAsiaTheme="minorEastAsia" w:hAnsi="Times New Roman" w:cs="Times New Roman"/>
               <w:noProof/>
               <w:sz w:val="24"/>
               <w:szCs w:val="24"/>
               <w:lang w:val="en-SK" w:eastAsia="en-GB"/>
             </w:rPr>
           </w:pPr>
-          <w:hyperlink w:anchor="_Toc222562808" w:history="1">
+          <w:hyperlink w:anchor="_Toc222595805" w:history="1">
             <w:r>
               <w:rPr>
                 <w:rStyle w:val="Hyperlink"/>
+                <w:rFonts w:ascii="Times New Roman" w:hAnsi="Times New Roman" w:cs="Times New Roman"/>
                 <w:noProof/>
               </w:rPr>
               <w:t>1</w:t>
             </w:r>
             <w:r>
               <w:rPr>
-                <w:rFonts w:eastAsiaTheme="minorEastAsia"/>
+                <w:rFonts w:ascii="Times New Roman" w:eastAsiaTheme="minorEastAsia" w:hAnsi="Times New Roman" w:cs="Times New Roman"/>
                 <w:noProof/>
                 <w:sz w:val="24"/>
                 <w:szCs w:val="24"/>
@@ -2253,12 +2187,14 @@
             <w:r>
               <w:rPr>
                 <w:rStyle w:val="Hyperlink"/>
+                <w:rFonts w:ascii="Times New Roman" w:hAnsi="Times New Roman" w:cs="Times New Roman"/>
                 <w:noProof/>
               </w:rPr>
               <w:t>CHARAKTERISTIKA WEBOVÝCH APLIKÁCIÍ A ICH VÝZNAM V EKONOMIKE</w:t>
             </w:r>
             <w:r>
               <w:rPr>
+                <w:rFonts w:ascii="Times New Roman" w:hAnsi="Times New Roman" w:cs="Times New Roman"/>
                 <w:noProof/>
                 <w:webHidden/>
               </w:rPr>
@@ -2266,6 +2202,7 @@
             </w:r>
             <w:r>
               <w:rPr>
+                <w:rFonts w:ascii="Times New Roman" w:hAnsi="Times New Roman" w:cs="Times New Roman"/>
                 <w:noProof/>
                 <w:webHidden/>
               </w:rPr>
@@ -2273,19 +2210,22 @@
             </w:r>
             <w:r>
               <w:rPr>
-                <w:noProof/>
-                <w:webHidden/>
-              </w:rPr>
-              <w:instrText xml:space="preserve"> PAGEREF _Toc222562808 \h </w:instrText>
-            </w:r>
-            <w:r>
-              <w:rPr>
-                <w:noProof/>
-                <w:webHidden/>
-              </w:rPr>
-            </w:r>
-            <w:r>
-              <w:rPr>
+                <w:rFonts w:ascii="Times New Roman" w:hAnsi="Times New Roman" w:cs="Times New Roman"/>
+                <w:noProof/>
+                <w:webHidden/>
+              </w:rPr>
+              <w:instrText xml:space="preserve"> PAGEREF _Toc222595805 \h </w:instrText>
+            </w:r>
+            <w:r>
+              <w:rPr>
+                <w:rFonts w:ascii="Times New Roman" w:hAnsi="Times New Roman" w:cs="Times New Roman"/>
+                <w:noProof/>
+                <w:webHidden/>
+              </w:rPr>
+            </w:r>
+            <w:r>
+              <w:rPr>
+                <w:rFonts w:ascii="Times New Roman" w:hAnsi="Times New Roman" w:cs="Times New Roman"/>
                 <w:noProof/>
                 <w:webHidden/>
               </w:rPr>
@@ -2293,6 +2233,7 @@
             </w:r>
             <w:r>
               <w:rPr>
+                <w:rFonts w:ascii="Times New Roman" w:hAnsi="Times New Roman" w:cs="Times New Roman"/>
                 <w:noProof/>
                 <w:webHidden/>
               </w:rPr>
@@ -2300,6 +2241,7 @@
             </w:r>
             <w:r>
               <w:rPr>
+                <w:rFonts w:ascii="Times New Roman" w:hAnsi="Times New Roman" w:cs="Times New Roman"/>
                 <w:noProof/>
                 <w:webHidden/>
               </w:rPr>
@@ -2315,24 +2257,25 @@
               <w:tab w:val="right" w:leader="dot" w:pos="8493"/>
             </w:tabs>
             <w:rPr>
-              <w:rFonts w:eastAsiaTheme="minorEastAsia"/>
+              <w:rFonts w:ascii="Times New Roman" w:eastAsiaTheme="minorEastAsia" w:hAnsi="Times New Roman" w:cs="Times New Roman"/>
               <w:noProof/>
               <w:sz w:val="24"/>
               <w:szCs w:val="24"/>
               <w:lang w:val="en-SK" w:eastAsia="en-GB"/>
             </w:rPr>
           </w:pPr>
-          <w:hyperlink w:anchor="_Toc222562809" w:history="1">
+          <w:hyperlink w:anchor="_Toc222595806" w:history="1">
             <w:r>
               <w:rPr>
                 <w:rStyle w:val="Hyperlink"/>
+                <w:rFonts w:ascii="Times New Roman" w:hAnsi="Times New Roman" w:cs="Times New Roman"/>
                 <w:noProof/>
               </w:rPr>
               <w:t>2</w:t>
             </w:r>
             <w:r>
               <w:rPr>
-                <w:rFonts w:eastAsiaTheme="minorEastAsia"/>
+                <w:rFonts w:ascii="Times New Roman" w:eastAsiaTheme="minorEastAsia" w:hAnsi="Times New Roman" w:cs="Times New Roman"/>
                 <w:noProof/>
                 <w:sz w:val="24"/>
                 <w:szCs w:val="24"/>
@@ -2343,12 +2286,14 @@
             <w:r>
               <w:rPr>
                 <w:rStyle w:val="Hyperlink"/>
+                <w:rFonts w:ascii="Times New Roman" w:hAnsi="Times New Roman" w:cs="Times New Roman"/>
                 <w:noProof/>
               </w:rPr>
               <w:t>ARCHITEKTÚRA APLIKÁCIE</w:t>
             </w:r>
             <w:r>
               <w:rPr>
+                <w:rFonts w:ascii="Times New Roman" w:hAnsi="Times New Roman" w:cs="Times New Roman"/>
                 <w:noProof/>
                 <w:webHidden/>
               </w:rPr>
@@ -2356,6 +2301,7 @@
             </w:r>
             <w:r>
               <w:rPr>
+                <w:rFonts w:ascii="Times New Roman" w:hAnsi="Times New Roman" w:cs="Times New Roman"/>
                 <w:noProof/>
                 <w:webHidden/>
               </w:rPr>
@@ -2363,19 +2309,22 @@
             </w:r>
             <w:r>
               <w:rPr>
-                <w:noProof/>
-                <w:webHidden/>
-              </w:rPr>
-              <w:instrText xml:space="preserve"> PAGEREF _Toc222562809 \h </w:instrText>
-            </w:r>
-            <w:r>
-              <w:rPr>
-                <w:noProof/>
-                <w:webHidden/>
-              </w:rPr>
-            </w:r>
-            <w:r>
-              <w:rPr>
+                <w:rFonts w:ascii="Times New Roman" w:hAnsi="Times New Roman" w:cs="Times New Roman"/>
+                <w:noProof/>
+                <w:webHidden/>
+              </w:rPr>
+              <w:instrText xml:space="preserve"> PAGEREF _Toc222595806 \h </w:instrText>
+            </w:r>
+            <w:r>
+              <w:rPr>
+                <w:rFonts w:ascii="Times New Roman" w:hAnsi="Times New Roman" w:cs="Times New Roman"/>
+                <w:noProof/>
+                <w:webHidden/>
+              </w:rPr>
+            </w:r>
+            <w:r>
+              <w:rPr>
+                <w:rFonts w:ascii="Times New Roman" w:hAnsi="Times New Roman" w:cs="Times New Roman"/>
                 <w:noProof/>
                 <w:webHidden/>
               </w:rPr>
@@ -2383,6 +2332,7 @@
             </w:r>
             <w:r>
               <w:rPr>
+                <w:rFonts w:ascii="Times New Roman" w:hAnsi="Times New Roman" w:cs="Times New Roman"/>
                 <w:noProof/>
                 <w:webHidden/>
               </w:rPr>
@@ -2390,6 +2340,7 @@
             </w:r>
             <w:r>
               <w:rPr>
+                <w:rFonts w:ascii="Times New Roman" w:hAnsi="Times New Roman" w:cs="Times New Roman"/>
                 <w:noProof/>
                 <w:webHidden/>
               </w:rPr>
@@ -2405,24 +2356,25 @@
               <w:tab w:val="right" w:leader="dot" w:pos="8493"/>
             </w:tabs>
             <w:rPr>
-              <w:rFonts w:eastAsiaTheme="minorEastAsia"/>
+              <w:rFonts w:ascii="Times New Roman" w:eastAsiaTheme="minorEastAsia" w:hAnsi="Times New Roman" w:cs="Times New Roman"/>
               <w:noProof/>
               <w:sz w:val="24"/>
               <w:szCs w:val="24"/>
               <w:lang w:val="en-SK" w:eastAsia="en-GB"/>
             </w:rPr>
           </w:pPr>
-          <w:hyperlink w:anchor="_Toc222562810" w:history="1">
+          <w:hyperlink w:anchor="_Toc222595807" w:history="1">
             <w:r>
               <w:rPr>
                 <w:rStyle w:val="Hyperlink"/>
+                <w:rFonts w:ascii="Times New Roman" w:hAnsi="Times New Roman" w:cs="Times New Roman"/>
                 <w:noProof/>
               </w:rPr>
               <w:t>2.1</w:t>
             </w:r>
             <w:r>
               <w:rPr>
-                <w:rFonts w:eastAsiaTheme="minorEastAsia"/>
+                <w:rFonts w:ascii="Times New Roman" w:eastAsiaTheme="minorEastAsia" w:hAnsi="Times New Roman" w:cs="Times New Roman"/>
                 <w:noProof/>
                 <w:sz w:val="24"/>
                 <w:szCs w:val="24"/>
@@ -2433,12 +2385,14 @@
             <w:r>
               <w:rPr>
                 <w:rStyle w:val="Hyperlink"/>
+                <w:rFonts w:ascii="Times New Roman" w:hAnsi="Times New Roman" w:cs="Times New Roman"/>
                 <w:noProof/>
               </w:rPr>
               <w:t>Klientsko-serverový model</w:t>
             </w:r>
             <w:r>
               <w:rPr>
+                <w:rFonts w:ascii="Times New Roman" w:hAnsi="Times New Roman" w:cs="Times New Roman"/>
                 <w:noProof/>
                 <w:webHidden/>
               </w:rPr>
@@ -2446,6 +2400,7 @@
             </w:r>
             <w:r>
               <w:rPr>
+                <w:rFonts w:ascii="Times New Roman" w:hAnsi="Times New Roman" w:cs="Times New Roman"/>
                 <w:noProof/>
                 <w:webHidden/>
               </w:rPr>
@@ -2453,19 +2408,22 @@
             </w:r>
             <w:r>
               <w:rPr>
-                <w:noProof/>
-                <w:webHidden/>
-              </w:rPr>
-              <w:instrText xml:space="preserve"> PAGEREF _Toc222562810 \h </w:instrText>
-            </w:r>
-            <w:r>
-              <w:rPr>
-                <w:noProof/>
-                <w:webHidden/>
-              </w:rPr>
-            </w:r>
-            <w:r>
-              <w:rPr>
+                <w:rFonts w:ascii="Times New Roman" w:hAnsi="Times New Roman" w:cs="Times New Roman"/>
+                <w:noProof/>
+                <w:webHidden/>
+              </w:rPr>
+              <w:instrText xml:space="preserve"> PAGEREF _Toc222595807 \h </w:instrText>
+            </w:r>
+            <w:r>
+              <w:rPr>
+                <w:rFonts w:ascii="Times New Roman" w:hAnsi="Times New Roman" w:cs="Times New Roman"/>
+                <w:noProof/>
+                <w:webHidden/>
+              </w:rPr>
+            </w:r>
+            <w:r>
+              <w:rPr>
+                <w:rFonts w:ascii="Times New Roman" w:hAnsi="Times New Roman" w:cs="Times New Roman"/>
                 <w:noProof/>
                 <w:webHidden/>
               </w:rPr>
@@ -2473,6 +2431,7 @@
             </w:r>
             <w:r>
               <w:rPr>
+                <w:rFonts w:ascii="Times New Roman" w:hAnsi="Times New Roman" w:cs="Times New Roman"/>
                 <w:noProof/>
                 <w:webHidden/>
               </w:rPr>
@@ -2480,6 +2439,7 @@
             </w:r>
             <w:r>
               <w:rPr>
+                <w:rFonts w:ascii="Times New Roman" w:hAnsi="Times New Roman" w:cs="Times New Roman"/>
                 <w:noProof/>
                 <w:webHidden/>
               </w:rPr>
@@ -2495,24 +2455,25 @@
               <w:tab w:val="right" w:leader="dot" w:pos="8493"/>
             </w:tabs>
             <w:rPr>
-              <w:rFonts w:eastAsiaTheme="minorEastAsia"/>
+              <w:rFonts w:ascii="Times New Roman" w:eastAsiaTheme="minorEastAsia" w:hAnsi="Times New Roman" w:cs="Times New Roman"/>
               <w:noProof/>
               <w:sz w:val="24"/>
               <w:szCs w:val="24"/>
               <w:lang w:val="en-SK" w:eastAsia="en-GB"/>
             </w:rPr>
           </w:pPr>
-          <w:hyperlink w:anchor="_Toc222562811" w:history="1">
+          <w:hyperlink w:anchor="_Toc222595808" w:history="1">
             <w:r>
               <w:rPr>
                 <w:rStyle w:val="Hyperlink"/>
+                <w:rFonts w:ascii="Times New Roman" w:hAnsi="Times New Roman" w:cs="Times New Roman"/>
                 <w:noProof/>
               </w:rPr>
               <w:t>2.2</w:t>
             </w:r>
             <w:r>
               <w:rPr>
-                <w:rFonts w:eastAsiaTheme="minorEastAsia"/>
+                <w:rFonts w:ascii="Times New Roman" w:eastAsiaTheme="minorEastAsia" w:hAnsi="Times New Roman" w:cs="Times New Roman"/>
                 <w:noProof/>
                 <w:sz w:val="24"/>
                 <w:szCs w:val="24"/>
@@ -2523,12 +2484,14 @@
             <w:r>
               <w:rPr>
                 <w:rStyle w:val="Hyperlink"/>
+                <w:rFonts w:ascii="Times New Roman" w:hAnsi="Times New Roman" w:cs="Times New Roman"/>
                 <w:noProof/>
               </w:rPr>
               <w:t>Databázová vrstva</w:t>
             </w:r>
             <w:r>
               <w:rPr>
+                <w:rFonts w:ascii="Times New Roman" w:hAnsi="Times New Roman" w:cs="Times New Roman"/>
                 <w:noProof/>
                 <w:webHidden/>
               </w:rPr>
@@ -2536,6 +2499,7 @@
             </w:r>
             <w:r>
               <w:rPr>
+                <w:rFonts w:ascii="Times New Roman" w:hAnsi="Times New Roman" w:cs="Times New Roman"/>
                 <w:noProof/>
                 <w:webHidden/>
               </w:rPr>
@@ -2543,19 +2507,22 @@
             </w:r>
             <w:r>
               <w:rPr>
-                <w:noProof/>
-                <w:webHidden/>
-              </w:rPr>
-              <w:instrText xml:space="preserve"> PAGEREF _Toc222562811 \h </w:instrText>
-            </w:r>
-            <w:r>
-              <w:rPr>
-                <w:noProof/>
-                <w:webHidden/>
-              </w:rPr>
-            </w:r>
-            <w:r>
-              <w:rPr>
+                <w:rFonts w:ascii="Times New Roman" w:hAnsi="Times New Roman" w:cs="Times New Roman"/>
+                <w:noProof/>
+                <w:webHidden/>
+              </w:rPr>
+              <w:instrText xml:space="preserve"> PAGEREF _Toc222595808 \h </w:instrText>
+            </w:r>
+            <w:r>
+              <w:rPr>
+                <w:rFonts w:ascii="Times New Roman" w:hAnsi="Times New Roman" w:cs="Times New Roman"/>
+                <w:noProof/>
+                <w:webHidden/>
+              </w:rPr>
+            </w:r>
+            <w:r>
+              <w:rPr>
+                <w:rFonts w:ascii="Times New Roman" w:hAnsi="Times New Roman" w:cs="Times New Roman"/>
                 <w:noProof/>
                 <w:webHidden/>
               </w:rPr>
@@ -2563,6 +2530,7 @@
             </w:r>
             <w:r>
               <w:rPr>
+                <w:rFonts w:ascii="Times New Roman" w:hAnsi="Times New Roman" w:cs="Times New Roman"/>
                 <w:noProof/>
                 <w:webHidden/>
               </w:rPr>
@@ -2570,6 +2538,7 @@
             </w:r>
             <w:r>
               <w:rPr>
+                <w:rFonts w:ascii="Times New Roman" w:hAnsi="Times New Roman" w:cs="Times New Roman"/>
                 <w:noProof/>
                 <w:webHidden/>
               </w:rPr>
@@ -2585,24 +2554,25 @@
               <w:tab w:val="right" w:leader="dot" w:pos="8493"/>
             </w:tabs>
             <w:rPr>
-              <w:rFonts w:eastAsiaTheme="minorEastAsia"/>
+              <w:rFonts w:ascii="Times New Roman" w:eastAsiaTheme="minorEastAsia" w:hAnsi="Times New Roman" w:cs="Times New Roman"/>
               <w:noProof/>
               <w:sz w:val="24"/>
               <w:szCs w:val="24"/>
               <w:lang w:val="en-SK" w:eastAsia="en-GB"/>
             </w:rPr>
           </w:pPr>
-          <w:hyperlink w:anchor="_Toc222562812" w:history="1">
+          <w:hyperlink w:anchor="_Toc222595809" w:history="1">
             <w:r>
               <w:rPr>
                 <w:rStyle w:val="Hyperlink"/>
+                <w:rFonts w:ascii="Times New Roman" w:hAnsi="Times New Roman" w:cs="Times New Roman"/>
                 <w:noProof/>
               </w:rPr>
               <w:t>2.3</w:t>
             </w:r>
             <w:r>
               <w:rPr>
-                <w:rFonts w:eastAsiaTheme="minorEastAsia"/>
+                <w:rFonts w:ascii="Times New Roman" w:eastAsiaTheme="minorEastAsia" w:hAnsi="Times New Roman" w:cs="Times New Roman"/>
                 <w:noProof/>
                 <w:sz w:val="24"/>
                 <w:szCs w:val="24"/>
@@ -2613,12 +2583,14 @@
             <w:r>
               <w:rPr>
                 <w:rStyle w:val="Hyperlink"/>
+                <w:rFonts w:ascii="Times New Roman" w:hAnsi="Times New Roman" w:cs="Times New Roman"/>
                 <w:noProof/>
               </w:rPr>
               <w:t>Logická vrstva aplikácie</w:t>
             </w:r>
             <w:r>
               <w:rPr>
+                <w:rFonts w:ascii="Times New Roman" w:hAnsi="Times New Roman" w:cs="Times New Roman"/>
                 <w:noProof/>
                 <w:webHidden/>
               </w:rPr>
@@ -2626,6 +2598,7 @@
             </w:r>
             <w:r>
               <w:rPr>
+                <w:rFonts w:ascii="Times New Roman" w:hAnsi="Times New Roman" w:cs="Times New Roman"/>
                 <w:noProof/>
                 <w:webHidden/>
               </w:rPr>
@@ -2633,19 +2606,22 @@
             </w:r>
             <w:r>
               <w:rPr>
-                <w:noProof/>
-                <w:webHidden/>
-              </w:rPr>
-              <w:instrText xml:space="preserve"> PAGEREF _Toc222562812 \h </w:instrText>
-            </w:r>
-            <w:r>
-              <w:rPr>
-                <w:noProof/>
-                <w:webHidden/>
-              </w:rPr>
-            </w:r>
-            <w:r>
-              <w:rPr>
+                <w:rFonts w:ascii="Times New Roman" w:hAnsi="Times New Roman" w:cs="Times New Roman"/>
+                <w:noProof/>
+                <w:webHidden/>
+              </w:rPr>
+              <w:instrText xml:space="preserve"> PAGEREF _Toc222595809 \h </w:instrText>
+            </w:r>
+            <w:r>
+              <w:rPr>
+                <w:rFonts w:ascii="Times New Roman" w:hAnsi="Times New Roman" w:cs="Times New Roman"/>
+                <w:noProof/>
+                <w:webHidden/>
+              </w:rPr>
+            </w:r>
+            <w:r>
+              <w:rPr>
+                <w:rFonts w:ascii="Times New Roman" w:hAnsi="Times New Roman" w:cs="Times New Roman"/>
                 <w:noProof/>
                 <w:webHidden/>
               </w:rPr>
@@ -2653,6 +2629,7 @@
             </w:r>
             <w:r>
               <w:rPr>
+                <w:rFonts w:ascii="Times New Roman" w:hAnsi="Times New Roman" w:cs="Times New Roman"/>
                 <w:noProof/>
                 <w:webHidden/>
               </w:rPr>
@@ -2660,6 +2637,7 @@
             </w:r>
             <w:r>
               <w:rPr>
+                <w:rFonts w:ascii="Times New Roman" w:hAnsi="Times New Roman" w:cs="Times New Roman"/>
                 <w:noProof/>
                 <w:webHidden/>
               </w:rPr>
@@ -2675,24 +2653,25 @@
               <w:tab w:val="right" w:leader="dot" w:pos="8493"/>
             </w:tabs>
             <w:rPr>
-              <w:rFonts w:eastAsiaTheme="minorEastAsia"/>
+              <w:rFonts w:ascii="Times New Roman" w:eastAsiaTheme="minorEastAsia" w:hAnsi="Times New Roman" w:cs="Times New Roman"/>
               <w:noProof/>
               <w:sz w:val="24"/>
               <w:szCs w:val="24"/>
               <w:lang w:val="en-SK" w:eastAsia="en-GB"/>
             </w:rPr>
           </w:pPr>
-          <w:hyperlink w:anchor="_Toc222562813" w:history="1">
+          <w:hyperlink w:anchor="_Toc222595810" w:history="1">
             <w:r>
               <w:rPr>
                 <w:rStyle w:val="Hyperlink"/>
+                <w:rFonts w:ascii="Times New Roman" w:hAnsi="Times New Roman" w:cs="Times New Roman"/>
                 <w:noProof/>
               </w:rPr>
               <w:t>2.4</w:t>
             </w:r>
             <w:r>
               <w:rPr>
-                <w:rFonts w:eastAsiaTheme="minorEastAsia"/>
+                <w:rFonts w:ascii="Times New Roman" w:eastAsiaTheme="minorEastAsia" w:hAnsi="Times New Roman" w:cs="Times New Roman"/>
                 <w:noProof/>
                 <w:sz w:val="24"/>
                 <w:szCs w:val="24"/>
@@ -2703,12 +2682,14 @@
             <w:r>
               <w:rPr>
                 <w:rStyle w:val="Hyperlink"/>
+                <w:rFonts w:ascii="Times New Roman" w:hAnsi="Times New Roman" w:cs="Times New Roman"/>
                 <w:noProof/>
               </w:rPr>
               <w:t>Užívateľské rozhranie (UI)</w:t>
             </w:r>
             <w:r>
               <w:rPr>
+                <w:rFonts w:ascii="Times New Roman" w:hAnsi="Times New Roman" w:cs="Times New Roman"/>
                 <w:noProof/>
                 <w:webHidden/>
               </w:rPr>
@@ -2716,6 +2697,7 @@
             </w:r>
             <w:r>
               <w:rPr>
+                <w:rFonts w:ascii="Times New Roman" w:hAnsi="Times New Roman" w:cs="Times New Roman"/>
                 <w:noProof/>
                 <w:webHidden/>
               </w:rPr>
@@ -2723,19 +2705,22 @@
             </w:r>
             <w:r>
               <w:rPr>
-                <w:noProof/>
-                <w:webHidden/>
-              </w:rPr>
-              <w:instrText xml:space="preserve"> PAGEREF _Toc222562813 \h </w:instrText>
-            </w:r>
-            <w:r>
-              <w:rPr>
-                <w:noProof/>
-                <w:webHidden/>
-              </w:rPr>
-            </w:r>
-            <w:r>
-              <w:rPr>
+                <w:rFonts w:ascii="Times New Roman" w:hAnsi="Times New Roman" w:cs="Times New Roman"/>
+                <w:noProof/>
+                <w:webHidden/>
+              </w:rPr>
+              <w:instrText xml:space="preserve"> PAGEREF _Toc222595810 \h </w:instrText>
+            </w:r>
+            <w:r>
+              <w:rPr>
+                <w:rFonts w:ascii="Times New Roman" w:hAnsi="Times New Roman" w:cs="Times New Roman"/>
+                <w:noProof/>
+                <w:webHidden/>
+              </w:rPr>
+            </w:r>
+            <w:r>
+              <w:rPr>
+                <w:rFonts w:ascii="Times New Roman" w:hAnsi="Times New Roman" w:cs="Times New Roman"/>
                 <w:noProof/>
                 <w:webHidden/>
               </w:rPr>
@@ -2743,6 +2728,7 @@
             </w:r>
             <w:r>
               <w:rPr>
+                <w:rFonts w:ascii="Times New Roman" w:hAnsi="Times New Roman" w:cs="Times New Roman"/>
                 <w:noProof/>
                 <w:webHidden/>
               </w:rPr>
@@ -2750,6 +2736,7 @@
             </w:r>
             <w:r>
               <w:rPr>
+                <w:rFonts w:ascii="Times New Roman" w:hAnsi="Times New Roman" w:cs="Times New Roman"/>
                 <w:noProof/>
                 <w:webHidden/>
               </w:rPr>
@@ -2765,24 +2752,25 @@
               <w:tab w:val="right" w:leader="dot" w:pos="8493"/>
             </w:tabs>
             <w:rPr>
-              <w:rFonts w:eastAsiaTheme="minorEastAsia"/>
+              <w:rFonts w:ascii="Times New Roman" w:eastAsiaTheme="minorEastAsia" w:hAnsi="Times New Roman" w:cs="Times New Roman"/>
               <w:noProof/>
               <w:sz w:val="24"/>
               <w:szCs w:val="24"/>
               <w:lang w:val="en-SK" w:eastAsia="en-GB"/>
             </w:rPr>
           </w:pPr>
-          <w:hyperlink w:anchor="_Toc222562814" w:history="1">
+          <w:hyperlink w:anchor="_Toc222595811" w:history="1">
             <w:r>
               <w:rPr>
                 <w:rStyle w:val="Hyperlink"/>
+                <w:rFonts w:ascii="Times New Roman" w:hAnsi="Times New Roman" w:cs="Times New Roman"/>
                 <w:noProof/>
               </w:rPr>
               <w:t>3</w:t>
             </w:r>
             <w:r>
               <w:rPr>
-                <w:rFonts w:eastAsiaTheme="minorEastAsia"/>
+                <w:rFonts w:ascii="Times New Roman" w:eastAsiaTheme="minorEastAsia" w:hAnsi="Times New Roman" w:cs="Times New Roman"/>
                 <w:noProof/>
                 <w:sz w:val="24"/>
                 <w:szCs w:val="24"/>
@@ -2793,12 +2781,14 @@
             <w:r>
               <w:rPr>
                 <w:rStyle w:val="Hyperlink"/>
+                <w:rFonts w:ascii="Times New Roman" w:hAnsi="Times New Roman" w:cs="Times New Roman"/>
                 <w:noProof/>
               </w:rPr>
               <w:t>ANALÝZA POŽIADAVIEK POUŽÍVATEĽOV</w:t>
             </w:r>
             <w:r>
               <w:rPr>
+                <w:rFonts w:ascii="Times New Roman" w:hAnsi="Times New Roman" w:cs="Times New Roman"/>
                 <w:noProof/>
                 <w:webHidden/>
               </w:rPr>
@@ -2806,6 +2796,7 @@
             </w:r>
             <w:r>
               <w:rPr>
+                <w:rFonts w:ascii="Times New Roman" w:hAnsi="Times New Roman" w:cs="Times New Roman"/>
                 <w:noProof/>
                 <w:webHidden/>
               </w:rPr>
@@ -2813,19 +2804,22 @@
             </w:r>
             <w:r>
               <w:rPr>
-                <w:noProof/>
-                <w:webHidden/>
-              </w:rPr>
-              <w:instrText xml:space="preserve"> PAGEREF _Toc222562814 \h </w:instrText>
-            </w:r>
-            <w:r>
-              <w:rPr>
-                <w:noProof/>
-                <w:webHidden/>
-              </w:rPr>
-            </w:r>
-            <w:r>
-              <w:rPr>
+                <w:rFonts w:ascii="Times New Roman" w:hAnsi="Times New Roman" w:cs="Times New Roman"/>
+                <w:noProof/>
+                <w:webHidden/>
+              </w:rPr>
+              <w:instrText xml:space="preserve"> PAGEREF _Toc222595811 \h </w:instrText>
+            </w:r>
+            <w:r>
+              <w:rPr>
+                <w:rFonts w:ascii="Times New Roman" w:hAnsi="Times New Roman" w:cs="Times New Roman"/>
+                <w:noProof/>
+                <w:webHidden/>
+              </w:rPr>
+            </w:r>
+            <w:r>
+              <w:rPr>
+                <w:rFonts w:ascii="Times New Roman" w:hAnsi="Times New Roman" w:cs="Times New Roman"/>
                 <w:noProof/>
                 <w:webHidden/>
               </w:rPr>
@@ -2833,6 +2827,7 @@
             </w:r>
             <w:r>
               <w:rPr>
+                <w:rFonts w:ascii="Times New Roman" w:hAnsi="Times New Roman" w:cs="Times New Roman"/>
                 <w:noProof/>
                 <w:webHidden/>
               </w:rPr>
@@ -2840,6 +2835,7 @@
             </w:r>
             <w:r>
               <w:rPr>
+                <w:rFonts w:ascii="Times New Roman" w:hAnsi="Times New Roman" w:cs="Times New Roman"/>
                 <w:noProof/>
                 <w:webHidden/>
               </w:rPr>
@@ -2855,24 +2851,25 @@
               <w:tab w:val="right" w:leader="dot" w:pos="8493"/>
             </w:tabs>
             <w:rPr>
-              <w:rFonts w:eastAsiaTheme="minorEastAsia"/>
+              <w:rFonts w:ascii="Times New Roman" w:eastAsiaTheme="minorEastAsia" w:hAnsi="Times New Roman" w:cs="Times New Roman"/>
               <w:noProof/>
               <w:sz w:val="24"/>
               <w:szCs w:val="24"/>
               <w:lang w:val="en-SK" w:eastAsia="en-GB"/>
             </w:rPr>
           </w:pPr>
-          <w:hyperlink w:anchor="_Toc222562815" w:history="1">
+          <w:hyperlink w:anchor="_Toc222595812" w:history="1">
             <w:r>
               <w:rPr>
                 <w:rStyle w:val="Hyperlink"/>
+                <w:rFonts w:ascii="Times New Roman" w:hAnsi="Times New Roman" w:cs="Times New Roman"/>
                 <w:noProof/>
               </w:rPr>
               <w:t>3.1</w:t>
             </w:r>
             <w:r>
               <w:rPr>
-                <w:rFonts w:eastAsiaTheme="minorEastAsia"/>
+                <w:rFonts w:ascii="Times New Roman" w:eastAsiaTheme="minorEastAsia" w:hAnsi="Times New Roman" w:cs="Times New Roman"/>
                 <w:noProof/>
                 <w:sz w:val="24"/>
                 <w:szCs w:val="24"/>
@@ -2883,12 +2880,14 @@
             <w:r>
               <w:rPr>
                 <w:rStyle w:val="Hyperlink"/>
+                <w:rFonts w:ascii="Times New Roman" w:hAnsi="Times New Roman" w:cs="Times New Roman"/>
                 <w:noProof/>
               </w:rPr>
               <w:t>Identifikácia používateľov</w:t>
             </w:r>
             <w:r>
               <w:rPr>
+                <w:rFonts w:ascii="Times New Roman" w:hAnsi="Times New Roman" w:cs="Times New Roman"/>
                 <w:noProof/>
                 <w:webHidden/>
               </w:rPr>
@@ -2896,6 +2895,7 @@
             </w:r>
             <w:r>
               <w:rPr>
+                <w:rFonts w:ascii="Times New Roman" w:hAnsi="Times New Roman" w:cs="Times New Roman"/>
                 <w:noProof/>
                 <w:webHidden/>
               </w:rPr>
@@ -2903,19 +2903,22 @@
             </w:r>
             <w:r>
               <w:rPr>
-                <w:noProof/>
-                <w:webHidden/>
-              </w:rPr>
-              <w:instrText xml:space="preserve"> PAGEREF _Toc222562815 \h </w:instrText>
-            </w:r>
-            <w:r>
-              <w:rPr>
-                <w:noProof/>
-                <w:webHidden/>
-              </w:rPr>
-            </w:r>
-            <w:r>
-              <w:rPr>
+                <w:rFonts w:ascii="Times New Roman" w:hAnsi="Times New Roman" w:cs="Times New Roman"/>
+                <w:noProof/>
+                <w:webHidden/>
+              </w:rPr>
+              <w:instrText xml:space="preserve"> PAGEREF _Toc222595812 \h </w:instrText>
+            </w:r>
+            <w:r>
+              <w:rPr>
+                <w:rFonts w:ascii="Times New Roman" w:hAnsi="Times New Roman" w:cs="Times New Roman"/>
+                <w:noProof/>
+                <w:webHidden/>
+              </w:rPr>
+            </w:r>
+            <w:r>
+              <w:rPr>
+                <w:rFonts w:ascii="Times New Roman" w:hAnsi="Times New Roman" w:cs="Times New Roman"/>
                 <w:noProof/>
                 <w:webHidden/>
               </w:rPr>
@@ -2923,6 +2926,7 @@
             </w:r>
             <w:r>
               <w:rPr>
+                <w:rFonts w:ascii="Times New Roman" w:hAnsi="Times New Roman" w:cs="Times New Roman"/>
                 <w:noProof/>
                 <w:webHidden/>
               </w:rPr>
@@ -2930,6 +2934,7 @@
             </w:r>
             <w:r>
               <w:rPr>
+                <w:rFonts w:ascii="Times New Roman" w:hAnsi="Times New Roman" w:cs="Times New Roman"/>
                 <w:noProof/>
                 <w:webHidden/>
               </w:rPr>
@@ -2945,24 +2950,25 @@
               <w:tab w:val="right" w:leader="dot" w:pos="8493"/>
             </w:tabs>
             <w:rPr>
-              <w:rFonts w:eastAsiaTheme="minorEastAsia"/>
+              <w:rFonts w:ascii="Times New Roman" w:eastAsiaTheme="minorEastAsia" w:hAnsi="Times New Roman" w:cs="Times New Roman"/>
               <w:noProof/>
               <w:sz w:val="24"/>
               <w:szCs w:val="24"/>
               <w:lang w:val="en-SK" w:eastAsia="en-GB"/>
             </w:rPr>
           </w:pPr>
-          <w:hyperlink w:anchor="_Toc222562816" w:history="1">
+          <w:hyperlink w:anchor="_Toc222595813" w:history="1">
             <w:r>
               <w:rPr>
                 <w:rStyle w:val="Hyperlink"/>
+                <w:rFonts w:ascii="Times New Roman" w:hAnsi="Times New Roman" w:cs="Times New Roman"/>
                 <w:noProof/>
               </w:rPr>
               <w:t>3.2</w:t>
             </w:r>
             <w:r>
               <w:rPr>
-                <w:rFonts w:eastAsiaTheme="minorEastAsia"/>
+                <w:rFonts w:ascii="Times New Roman" w:eastAsiaTheme="minorEastAsia" w:hAnsi="Times New Roman" w:cs="Times New Roman"/>
                 <w:noProof/>
                 <w:sz w:val="24"/>
                 <w:szCs w:val="24"/>
@@ -2973,12 +2979,14 @@
             <w:r>
               <w:rPr>
                 <w:rStyle w:val="Hyperlink"/>
+                <w:rFonts w:ascii="Times New Roman" w:hAnsi="Times New Roman" w:cs="Times New Roman"/>
                 <w:noProof/>
               </w:rPr>
               <w:t>Funkčné a nefunkčné požiadavky</w:t>
             </w:r>
             <w:r>
               <w:rPr>
+                <w:rFonts w:ascii="Times New Roman" w:hAnsi="Times New Roman" w:cs="Times New Roman"/>
                 <w:noProof/>
                 <w:webHidden/>
               </w:rPr>
@@ -2986,6 +2994,7 @@
             </w:r>
             <w:r>
               <w:rPr>
+                <w:rFonts w:ascii="Times New Roman" w:hAnsi="Times New Roman" w:cs="Times New Roman"/>
                 <w:noProof/>
                 <w:webHidden/>
               </w:rPr>
@@ -2993,19 +3002,22 @@
             </w:r>
             <w:r>
               <w:rPr>
-                <w:noProof/>
-                <w:webHidden/>
-              </w:rPr>
-              <w:instrText xml:space="preserve"> PAGEREF _Toc222562816 \h </w:instrText>
-            </w:r>
-            <w:r>
-              <w:rPr>
-                <w:noProof/>
-                <w:webHidden/>
-              </w:rPr>
-            </w:r>
-            <w:r>
-              <w:rPr>
+                <w:rFonts w:ascii="Times New Roman" w:hAnsi="Times New Roman" w:cs="Times New Roman"/>
+                <w:noProof/>
+                <w:webHidden/>
+              </w:rPr>
+              <w:instrText xml:space="preserve"> PAGEREF _Toc222595813 \h </w:instrText>
+            </w:r>
+            <w:r>
+              <w:rPr>
+                <w:rFonts w:ascii="Times New Roman" w:hAnsi="Times New Roman" w:cs="Times New Roman"/>
+                <w:noProof/>
+                <w:webHidden/>
+              </w:rPr>
+            </w:r>
+            <w:r>
+              <w:rPr>
+                <w:rFonts w:ascii="Times New Roman" w:hAnsi="Times New Roman" w:cs="Times New Roman"/>
                 <w:noProof/>
                 <w:webHidden/>
               </w:rPr>
@@ -3013,6 +3025,7 @@
             </w:r>
             <w:r>
               <w:rPr>
+                <w:rFonts w:ascii="Times New Roman" w:hAnsi="Times New Roman" w:cs="Times New Roman"/>
                 <w:noProof/>
                 <w:webHidden/>
               </w:rPr>
@@ -3020,6 +3033,7 @@
             </w:r>
             <w:r>
               <w:rPr>
+                <w:rFonts w:ascii="Times New Roman" w:hAnsi="Times New Roman" w:cs="Times New Roman"/>
                 <w:noProof/>
                 <w:webHidden/>
               </w:rPr>
@@ -3035,24 +3049,25 @@
               <w:tab w:val="right" w:leader="dot" w:pos="8493"/>
             </w:tabs>
             <w:rPr>
-              <w:rFonts w:eastAsiaTheme="minorEastAsia"/>
+              <w:rFonts w:ascii="Times New Roman" w:eastAsiaTheme="minorEastAsia" w:hAnsi="Times New Roman" w:cs="Times New Roman"/>
               <w:noProof/>
               <w:sz w:val="24"/>
               <w:szCs w:val="24"/>
               <w:lang w:val="en-SK" w:eastAsia="en-GB"/>
             </w:rPr>
           </w:pPr>
-          <w:hyperlink w:anchor="_Toc222562817" w:history="1">
+          <w:hyperlink w:anchor="_Toc222595814" w:history="1">
             <w:r>
               <w:rPr>
                 <w:rStyle w:val="Hyperlink"/>
+                <w:rFonts w:ascii="Times New Roman" w:hAnsi="Times New Roman" w:cs="Times New Roman"/>
                 <w:noProof/>
               </w:rPr>
               <w:t>3.3</w:t>
             </w:r>
             <w:r>
               <w:rPr>
-                <w:rFonts w:eastAsiaTheme="minorEastAsia"/>
+                <w:rFonts w:ascii="Times New Roman" w:eastAsiaTheme="minorEastAsia" w:hAnsi="Times New Roman" w:cs="Times New Roman"/>
                 <w:noProof/>
                 <w:sz w:val="24"/>
                 <w:szCs w:val="24"/>
@@ -3063,12 +3078,14 @@
             <w:r>
               <w:rPr>
                 <w:rStyle w:val="Hyperlink"/>
+                <w:rFonts w:ascii="Times New Roman" w:hAnsi="Times New Roman" w:cs="Times New Roman"/>
                 <w:noProof/>
               </w:rPr>
               <w:t>Zber požiadaviek a komunikácia so zadávateľom</w:t>
             </w:r>
             <w:r>
               <w:rPr>
+                <w:rFonts w:ascii="Times New Roman" w:hAnsi="Times New Roman" w:cs="Times New Roman"/>
                 <w:noProof/>
                 <w:webHidden/>
               </w:rPr>
@@ -3076,6 +3093,7 @@
             </w:r>
             <w:r>
               <w:rPr>
+                <w:rFonts w:ascii="Times New Roman" w:hAnsi="Times New Roman" w:cs="Times New Roman"/>
                 <w:noProof/>
                 <w:webHidden/>
               </w:rPr>
@@ -3083,19 +3101,22 @@
             </w:r>
             <w:r>
               <w:rPr>
-                <w:noProof/>
-                <w:webHidden/>
-              </w:rPr>
-              <w:instrText xml:space="preserve"> PAGEREF _Toc222562817 \h </w:instrText>
-            </w:r>
-            <w:r>
-              <w:rPr>
-                <w:noProof/>
-                <w:webHidden/>
-              </w:rPr>
-            </w:r>
-            <w:r>
-              <w:rPr>
+                <w:rFonts w:ascii="Times New Roman" w:hAnsi="Times New Roman" w:cs="Times New Roman"/>
+                <w:noProof/>
+                <w:webHidden/>
+              </w:rPr>
+              <w:instrText xml:space="preserve"> PAGEREF _Toc222595814 \h </w:instrText>
+            </w:r>
+            <w:r>
+              <w:rPr>
+                <w:rFonts w:ascii="Times New Roman" w:hAnsi="Times New Roman" w:cs="Times New Roman"/>
+                <w:noProof/>
+                <w:webHidden/>
+              </w:rPr>
+            </w:r>
+            <w:r>
+              <w:rPr>
+                <w:rFonts w:ascii="Times New Roman" w:hAnsi="Times New Roman" w:cs="Times New Roman"/>
                 <w:noProof/>
                 <w:webHidden/>
               </w:rPr>
@@ -3103,6 +3124,7 @@
             </w:r>
             <w:r>
               <w:rPr>
+                <w:rFonts w:ascii="Times New Roman" w:hAnsi="Times New Roman" w:cs="Times New Roman"/>
                 <w:noProof/>
                 <w:webHidden/>
               </w:rPr>
@@ -3110,6 +3132,7 @@
             </w:r>
             <w:r>
               <w:rPr>
+                <w:rFonts w:ascii="Times New Roman" w:hAnsi="Times New Roman" w:cs="Times New Roman"/>
                 <w:noProof/>
                 <w:webHidden/>
               </w:rPr>
@@ -3125,24 +3148,25 @@
               <w:tab w:val="right" w:leader="dot" w:pos="8493"/>
             </w:tabs>
             <w:rPr>
-              <w:rFonts w:eastAsiaTheme="minorEastAsia"/>
+              <w:rFonts w:ascii="Times New Roman" w:eastAsiaTheme="minorEastAsia" w:hAnsi="Times New Roman" w:cs="Times New Roman"/>
               <w:noProof/>
               <w:sz w:val="24"/>
               <w:szCs w:val="24"/>
               <w:lang w:val="en-SK" w:eastAsia="en-GB"/>
             </w:rPr>
           </w:pPr>
-          <w:hyperlink w:anchor="_Toc222562818" w:history="1">
+          <w:hyperlink w:anchor="_Toc222595815" w:history="1">
             <w:r>
               <w:rPr>
                 <w:rStyle w:val="Hyperlink"/>
+                <w:rFonts w:ascii="Times New Roman" w:hAnsi="Times New Roman" w:cs="Times New Roman"/>
                 <w:noProof/>
               </w:rPr>
               <w:t>4</w:t>
             </w:r>
             <w:r>
               <w:rPr>
-                <w:rFonts w:eastAsiaTheme="minorEastAsia"/>
+                <w:rFonts w:ascii="Times New Roman" w:eastAsiaTheme="minorEastAsia" w:hAnsi="Times New Roman" w:cs="Times New Roman"/>
                 <w:noProof/>
                 <w:sz w:val="24"/>
                 <w:szCs w:val="24"/>
@@ -3153,12 +3177,14 @@
             <w:r>
               <w:rPr>
                 <w:rStyle w:val="Hyperlink"/>
+                <w:rFonts w:ascii="Times New Roman" w:hAnsi="Times New Roman" w:cs="Times New Roman"/>
                 <w:noProof/>
               </w:rPr>
               <w:t>CIELE A ZADANIE PRÁCE</w:t>
             </w:r>
             <w:r>
               <w:rPr>
+                <w:rFonts w:ascii="Times New Roman" w:hAnsi="Times New Roman" w:cs="Times New Roman"/>
                 <w:noProof/>
                 <w:webHidden/>
               </w:rPr>
@@ -3166,6 +3192,7 @@
             </w:r>
             <w:r>
               <w:rPr>
+                <w:rFonts w:ascii="Times New Roman" w:hAnsi="Times New Roman" w:cs="Times New Roman"/>
                 <w:noProof/>
                 <w:webHidden/>
               </w:rPr>
@@ -3173,19 +3200,22 @@
             </w:r>
             <w:r>
               <w:rPr>
-                <w:noProof/>
-                <w:webHidden/>
-              </w:rPr>
-              <w:instrText xml:space="preserve"> PAGEREF _Toc222562818 \h </w:instrText>
-            </w:r>
-            <w:r>
-              <w:rPr>
-                <w:noProof/>
-                <w:webHidden/>
-              </w:rPr>
-            </w:r>
-            <w:r>
-              <w:rPr>
+                <w:rFonts w:ascii="Times New Roman" w:hAnsi="Times New Roman" w:cs="Times New Roman"/>
+                <w:noProof/>
+                <w:webHidden/>
+              </w:rPr>
+              <w:instrText xml:space="preserve"> PAGEREF _Toc222595815 \h </w:instrText>
+            </w:r>
+            <w:r>
+              <w:rPr>
+                <w:rFonts w:ascii="Times New Roman" w:hAnsi="Times New Roman" w:cs="Times New Roman"/>
+                <w:noProof/>
+                <w:webHidden/>
+              </w:rPr>
+            </w:r>
+            <w:r>
+              <w:rPr>
+                <w:rFonts w:ascii="Times New Roman" w:hAnsi="Times New Roman" w:cs="Times New Roman"/>
                 <w:noProof/>
                 <w:webHidden/>
               </w:rPr>
@@ -3193,6 +3223,7 @@
             </w:r>
             <w:r>
               <w:rPr>
+                <w:rFonts w:ascii="Times New Roman" w:hAnsi="Times New Roman" w:cs="Times New Roman"/>
                 <w:noProof/>
                 <w:webHidden/>
               </w:rPr>
@@ -3200,6 +3231,7 @@
             </w:r>
             <w:r>
               <w:rPr>
+                <w:rFonts w:ascii="Times New Roman" w:hAnsi="Times New Roman" w:cs="Times New Roman"/>
                 <w:noProof/>
                 <w:webHidden/>
               </w:rPr>
@@ -3215,24 +3247,25 @@
               <w:tab w:val="right" w:leader="dot" w:pos="8493"/>
             </w:tabs>
             <w:rPr>
-              <w:rFonts w:eastAsiaTheme="minorEastAsia"/>
+              <w:rFonts w:ascii="Times New Roman" w:eastAsiaTheme="minorEastAsia" w:hAnsi="Times New Roman" w:cs="Times New Roman"/>
               <w:noProof/>
               <w:sz w:val="24"/>
               <w:szCs w:val="24"/>
               <w:lang w:val="en-SK" w:eastAsia="en-GB"/>
             </w:rPr>
           </w:pPr>
-          <w:hyperlink w:anchor="_Toc222562819" w:history="1">
+          <w:hyperlink w:anchor="_Toc222595816" w:history="1">
             <w:r>
               <w:rPr>
                 <w:rStyle w:val="Hyperlink"/>
+                <w:rFonts w:ascii="Times New Roman" w:hAnsi="Times New Roman" w:cs="Times New Roman"/>
                 <w:noProof/>
               </w:rPr>
               <w:t>4.1</w:t>
             </w:r>
             <w:r>
               <w:rPr>
-                <w:rFonts w:eastAsiaTheme="minorEastAsia"/>
+                <w:rFonts w:ascii="Times New Roman" w:eastAsiaTheme="minorEastAsia" w:hAnsi="Times New Roman" w:cs="Times New Roman"/>
                 <w:noProof/>
                 <w:sz w:val="24"/>
                 <w:szCs w:val="24"/>
@@ -3243,12 +3276,14 @@
             <w:r>
               <w:rPr>
                 <w:rStyle w:val="Hyperlink"/>
+                <w:rFonts w:ascii="Times New Roman" w:hAnsi="Times New Roman" w:cs="Times New Roman"/>
                 <w:noProof/>
               </w:rPr>
               <w:t>Ciele práce</w:t>
             </w:r>
             <w:r>
               <w:rPr>
+                <w:rFonts w:ascii="Times New Roman" w:hAnsi="Times New Roman" w:cs="Times New Roman"/>
                 <w:noProof/>
                 <w:webHidden/>
               </w:rPr>
@@ -3256,6 +3291,7 @@
             </w:r>
             <w:r>
               <w:rPr>
+                <w:rFonts w:ascii="Times New Roman" w:hAnsi="Times New Roman" w:cs="Times New Roman"/>
                 <w:noProof/>
                 <w:webHidden/>
               </w:rPr>
@@ -3263,19 +3299,22 @@
             </w:r>
             <w:r>
               <w:rPr>
-                <w:noProof/>
-                <w:webHidden/>
-              </w:rPr>
-              <w:instrText xml:space="preserve"> PAGEREF _Toc222562819 \h </w:instrText>
-            </w:r>
-            <w:r>
-              <w:rPr>
-                <w:noProof/>
-                <w:webHidden/>
-              </w:rPr>
-            </w:r>
-            <w:r>
-              <w:rPr>
+                <w:rFonts w:ascii="Times New Roman" w:hAnsi="Times New Roman" w:cs="Times New Roman"/>
+                <w:noProof/>
+                <w:webHidden/>
+              </w:rPr>
+              <w:instrText xml:space="preserve"> PAGEREF _Toc222595816 \h </w:instrText>
+            </w:r>
+            <w:r>
+              <w:rPr>
+                <w:rFonts w:ascii="Times New Roman" w:hAnsi="Times New Roman" w:cs="Times New Roman"/>
+                <w:noProof/>
+                <w:webHidden/>
+              </w:rPr>
+            </w:r>
+            <w:r>
+              <w:rPr>
+                <w:rFonts w:ascii="Times New Roman" w:hAnsi="Times New Roman" w:cs="Times New Roman"/>
                 <w:noProof/>
                 <w:webHidden/>
               </w:rPr>
@@ -3283,6 +3322,7 @@
             </w:r>
             <w:r>
               <w:rPr>
+                <w:rFonts w:ascii="Times New Roman" w:hAnsi="Times New Roman" w:cs="Times New Roman"/>
                 <w:noProof/>
                 <w:webHidden/>
               </w:rPr>
@@ -3290,6 +3330,7 @@
             </w:r>
             <w:r>
               <w:rPr>
+                <w:rFonts w:ascii="Times New Roman" w:hAnsi="Times New Roman" w:cs="Times New Roman"/>
                 <w:noProof/>
                 <w:webHidden/>
               </w:rPr>
@@ -3305,24 +3346,25 @@
               <w:tab w:val="right" w:leader="dot" w:pos="8493"/>
             </w:tabs>
             <w:rPr>
-              <w:rFonts w:eastAsiaTheme="minorEastAsia"/>
+              <w:rFonts w:ascii="Times New Roman" w:eastAsiaTheme="minorEastAsia" w:hAnsi="Times New Roman" w:cs="Times New Roman"/>
               <w:noProof/>
               <w:sz w:val="24"/>
               <w:szCs w:val="24"/>
               <w:lang w:val="en-SK" w:eastAsia="en-GB"/>
             </w:rPr>
           </w:pPr>
-          <w:hyperlink w:anchor="_Toc222562820" w:history="1">
+          <w:hyperlink w:anchor="_Toc222595817" w:history="1">
             <w:r>
               <w:rPr>
                 <w:rStyle w:val="Hyperlink"/>
+                <w:rFonts w:ascii="Times New Roman" w:hAnsi="Times New Roman" w:cs="Times New Roman"/>
                 <w:noProof/>
               </w:rPr>
               <w:t>4.2</w:t>
             </w:r>
             <w:r>
               <w:rPr>
-                <w:rFonts w:eastAsiaTheme="minorEastAsia"/>
+                <w:rFonts w:ascii="Times New Roman" w:eastAsiaTheme="minorEastAsia" w:hAnsi="Times New Roman" w:cs="Times New Roman"/>
                 <w:noProof/>
                 <w:sz w:val="24"/>
                 <w:szCs w:val="24"/>
@@ -3333,12 +3375,14 @@
             <w:r>
               <w:rPr>
                 <w:rStyle w:val="Hyperlink"/>
+                <w:rFonts w:ascii="Times New Roman" w:hAnsi="Times New Roman" w:cs="Times New Roman"/>
                 <w:noProof/>
               </w:rPr>
               <w:t>Zameranie práce a spôsob realizácie</w:t>
             </w:r>
             <w:r>
               <w:rPr>
+                <w:rFonts w:ascii="Times New Roman" w:hAnsi="Times New Roman" w:cs="Times New Roman"/>
                 <w:noProof/>
                 <w:webHidden/>
               </w:rPr>
@@ -3346,6 +3390,7 @@
             </w:r>
             <w:r>
               <w:rPr>
+                <w:rFonts w:ascii="Times New Roman" w:hAnsi="Times New Roman" w:cs="Times New Roman"/>
                 <w:noProof/>
                 <w:webHidden/>
               </w:rPr>
@@ -3353,19 +3398,22 @@
             </w:r>
             <w:r>
               <w:rPr>
-                <w:noProof/>
-                <w:webHidden/>
-              </w:rPr>
-              <w:instrText xml:space="preserve"> PAGEREF _Toc222562820 \h </w:instrText>
-            </w:r>
-            <w:r>
-              <w:rPr>
-                <w:noProof/>
-                <w:webHidden/>
-              </w:rPr>
-            </w:r>
-            <w:r>
-              <w:rPr>
+                <w:rFonts w:ascii="Times New Roman" w:hAnsi="Times New Roman" w:cs="Times New Roman"/>
+                <w:noProof/>
+                <w:webHidden/>
+              </w:rPr>
+              <w:instrText xml:space="preserve"> PAGEREF _Toc222595817 \h </w:instrText>
+            </w:r>
+            <w:r>
+              <w:rPr>
+                <w:rFonts w:ascii="Times New Roman" w:hAnsi="Times New Roman" w:cs="Times New Roman"/>
+                <w:noProof/>
+                <w:webHidden/>
+              </w:rPr>
+            </w:r>
+            <w:r>
+              <w:rPr>
+                <w:rFonts w:ascii="Times New Roman" w:hAnsi="Times New Roman" w:cs="Times New Roman"/>
                 <w:noProof/>
                 <w:webHidden/>
               </w:rPr>
@@ -3373,6 +3421,7 @@
             </w:r>
             <w:r>
               <w:rPr>
+                <w:rFonts w:ascii="Times New Roman" w:hAnsi="Times New Roman" w:cs="Times New Roman"/>
                 <w:noProof/>
                 <w:webHidden/>
               </w:rPr>
@@ -3380,6 +3429,7 @@
             </w:r>
             <w:r>
               <w:rPr>
+                <w:rFonts w:ascii="Times New Roman" w:hAnsi="Times New Roman" w:cs="Times New Roman"/>
                 <w:noProof/>
                 <w:webHidden/>
               </w:rPr>
@@ -3395,24 +3445,25 @@
               <w:tab w:val="right" w:leader="dot" w:pos="8493"/>
             </w:tabs>
             <w:rPr>
-              <w:rFonts w:eastAsiaTheme="minorEastAsia"/>
+              <w:rFonts w:ascii="Times New Roman" w:eastAsiaTheme="minorEastAsia" w:hAnsi="Times New Roman" w:cs="Times New Roman"/>
               <w:noProof/>
               <w:sz w:val="24"/>
               <w:szCs w:val="24"/>
               <w:lang w:val="en-SK" w:eastAsia="en-GB"/>
             </w:rPr>
           </w:pPr>
-          <w:hyperlink w:anchor="_Toc222562821" w:history="1">
+          <w:hyperlink w:anchor="_Toc222595818" w:history="1">
             <w:r>
               <w:rPr>
                 <w:rStyle w:val="Hyperlink"/>
+                <w:rFonts w:ascii="Times New Roman" w:hAnsi="Times New Roman" w:cs="Times New Roman"/>
                 <w:noProof/>
               </w:rPr>
               <w:t>5</w:t>
             </w:r>
             <w:r>
               <w:rPr>
-                <w:rFonts w:eastAsiaTheme="minorEastAsia"/>
+                <w:rFonts w:ascii="Times New Roman" w:eastAsiaTheme="minorEastAsia" w:hAnsi="Times New Roman" w:cs="Times New Roman"/>
                 <w:noProof/>
                 <w:sz w:val="24"/>
                 <w:szCs w:val="24"/>
@@ -3423,12 +3474,30 @@
             <w:r>
               <w:rPr>
                 <w:rStyle w:val="Hyperlink"/>
-                <w:noProof/>
-              </w:rPr>
-              <w:t>NÁVRH RIEŠENIA POKLADNIČNÉHO SYSTÉMU EPOS</w:t>
-            </w:r>
-            <w:r>
-              <w:rPr>
+                <w:rFonts w:ascii="Times New Roman" w:hAnsi="Times New Roman" w:cs="Times New Roman"/>
+                <w:noProof/>
+              </w:rPr>
+              <w:t>NÁVRH RIEŠE</w:t>
+            </w:r>
+            <w:r>
+              <w:rPr>
+                <w:rStyle w:val="Hyperlink"/>
+                <w:rFonts w:ascii="Times New Roman" w:hAnsi="Times New Roman" w:cs="Times New Roman"/>
+                <w:noProof/>
+              </w:rPr>
+              <w:t>N</w:t>
+            </w:r>
+            <w:r>
+              <w:rPr>
+                <w:rStyle w:val="Hyperlink"/>
+                <w:rFonts w:ascii="Times New Roman" w:hAnsi="Times New Roman" w:cs="Times New Roman"/>
+                <w:noProof/>
+              </w:rPr>
+              <w:t>IA POKLADNIČNÉHO SYSTÉMU EPOS</w:t>
+            </w:r>
+            <w:r>
+              <w:rPr>
+                <w:rFonts w:ascii="Times New Roman" w:hAnsi="Times New Roman" w:cs="Times New Roman"/>
                 <w:noProof/>
                 <w:webHidden/>
               </w:rPr>
@@ -3436,6 +3505,7 @@
             </w:r>
             <w:r>
               <w:rPr>
+                <w:rFonts w:ascii="Times New Roman" w:hAnsi="Times New Roman" w:cs="Times New Roman"/>
                 <w:noProof/>
                 <w:webHidden/>
               </w:rPr>
@@ -3443,19 +3513,22 @@
             </w:r>
             <w:r>
               <w:rPr>
-                <w:noProof/>
-                <w:webHidden/>
-              </w:rPr>
-              <w:instrText xml:space="preserve"> PAGEREF _Toc222562821 \h </w:instrText>
-            </w:r>
-            <w:r>
-              <w:rPr>
-                <w:noProof/>
-                <w:webHidden/>
-              </w:rPr>
-            </w:r>
-            <w:r>
-              <w:rPr>
+                <w:rFonts w:ascii="Times New Roman" w:hAnsi="Times New Roman" w:cs="Times New Roman"/>
+                <w:noProof/>
+                <w:webHidden/>
+              </w:rPr>
+              <w:instrText xml:space="preserve"> PAGEREF _Toc222595818 \h </w:instrText>
+            </w:r>
+            <w:r>
+              <w:rPr>
+                <w:rFonts w:ascii="Times New Roman" w:hAnsi="Times New Roman" w:cs="Times New Roman"/>
+                <w:noProof/>
+                <w:webHidden/>
+              </w:rPr>
+            </w:r>
+            <w:r>
+              <w:rPr>
+                <w:rFonts w:ascii="Times New Roman" w:hAnsi="Times New Roman" w:cs="Times New Roman"/>
                 <w:noProof/>
                 <w:webHidden/>
               </w:rPr>
@@ -3463,6 +3536,7 @@
             </w:r>
             <w:r>
               <w:rPr>
+                <w:rFonts w:ascii="Times New Roman" w:hAnsi="Times New Roman" w:cs="Times New Roman"/>
                 <w:noProof/>
                 <w:webHidden/>
               </w:rPr>
@@ -3470,6 +3544,7 @@
             </w:r>
             <w:r>
               <w:rPr>
+                <w:rFonts w:ascii="Times New Roman" w:hAnsi="Times New Roman" w:cs="Times New Roman"/>
                 <w:noProof/>
                 <w:webHidden/>
               </w:rPr>
@@ -3485,24 +3560,25 @@
               <w:tab w:val="right" w:leader="dot" w:pos="8493"/>
             </w:tabs>
             <w:rPr>
-              <w:rFonts w:eastAsiaTheme="minorEastAsia"/>
+              <w:rFonts w:ascii="Times New Roman" w:eastAsiaTheme="minorEastAsia" w:hAnsi="Times New Roman" w:cs="Times New Roman"/>
               <w:noProof/>
               <w:sz w:val="24"/>
               <w:szCs w:val="24"/>
               <w:lang w:val="en-SK" w:eastAsia="en-GB"/>
             </w:rPr>
           </w:pPr>
-          <w:hyperlink w:anchor="_Toc222562822" w:history="1">
+          <w:hyperlink w:anchor="_Toc222595819" w:history="1">
             <w:r>
               <w:rPr>
                 <w:rStyle w:val="Hyperlink"/>
+                <w:rFonts w:ascii="Times New Roman" w:hAnsi="Times New Roman" w:cs="Times New Roman"/>
                 <w:noProof/>
               </w:rPr>
               <w:t>5.1</w:t>
             </w:r>
             <w:r>
               <w:rPr>
-                <w:rFonts w:eastAsiaTheme="minorEastAsia"/>
+                <w:rFonts w:ascii="Times New Roman" w:eastAsiaTheme="minorEastAsia" w:hAnsi="Times New Roman" w:cs="Times New Roman"/>
                 <w:noProof/>
                 <w:sz w:val="24"/>
                 <w:szCs w:val="24"/>
@@ -3513,12 +3589,14 @@
             <w:r>
               <w:rPr>
                 <w:rStyle w:val="Hyperlink"/>
+                <w:rFonts w:ascii="Times New Roman" w:hAnsi="Times New Roman" w:cs="Times New Roman"/>
                 <w:noProof/>
               </w:rPr>
               <w:t>Koncepcia riešenia a použitá technológia</w:t>
             </w:r>
             <w:r>
               <w:rPr>
+                <w:rFonts w:ascii="Times New Roman" w:hAnsi="Times New Roman" w:cs="Times New Roman"/>
                 <w:noProof/>
                 <w:webHidden/>
               </w:rPr>
@@ -3526,6 +3604,7 @@
             </w:r>
             <w:r>
               <w:rPr>
+                <w:rFonts w:ascii="Times New Roman" w:hAnsi="Times New Roman" w:cs="Times New Roman"/>
                 <w:noProof/>
                 <w:webHidden/>
               </w:rPr>
@@ -3533,19 +3612,22 @@
             </w:r>
             <w:r>
               <w:rPr>
-                <w:noProof/>
-                <w:webHidden/>
-              </w:rPr>
-              <w:instrText xml:space="preserve"> PAGEREF _Toc222562822 \h </w:instrText>
-            </w:r>
-            <w:r>
-              <w:rPr>
-                <w:noProof/>
-                <w:webHidden/>
-              </w:rPr>
-            </w:r>
-            <w:r>
-              <w:rPr>
+                <w:rFonts w:ascii="Times New Roman" w:hAnsi="Times New Roman" w:cs="Times New Roman"/>
+                <w:noProof/>
+                <w:webHidden/>
+              </w:rPr>
+              <w:instrText xml:space="preserve"> PAGEREF _Toc222595819 \h </w:instrText>
+            </w:r>
+            <w:r>
+              <w:rPr>
+                <w:rFonts w:ascii="Times New Roman" w:hAnsi="Times New Roman" w:cs="Times New Roman"/>
+                <w:noProof/>
+                <w:webHidden/>
+              </w:rPr>
+            </w:r>
+            <w:r>
+              <w:rPr>
+                <w:rFonts w:ascii="Times New Roman" w:hAnsi="Times New Roman" w:cs="Times New Roman"/>
                 <w:noProof/>
                 <w:webHidden/>
               </w:rPr>
@@ -3553,6 +3635,7 @@
             </w:r>
             <w:r>
               <w:rPr>
+                <w:rFonts w:ascii="Times New Roman" w:hAnsi="Times New Roman" w:cs="Times New Roman"/>
                 <w:noProof/>
                 <w:webHidden/>
               </w:rPr>
@@ -3560,6 +3643,7 @@
             </w:r>
             <w:r>
               <w:rPr>
+                <w:rFonts w:ascii="Times New Roman" w:hAnsi="Times New Roman" w:cs="Times New Roman"/>
                 <w:noProof/>
                 <w:webHidden/>
               </w:rPr>
@@ -3575,24 +3659,25 @@
               <w:tab w:val="right" w:leader="dot" w:pos="8493"/>
             </w:tabs>
             <w:rPr>
-              <w:rFonts w:eastAsiaTheme="minorEastAsia"/>
+              <w:rFonts w:ascii="Times New Roman" w:eastAsiaTheme="minorEastAsia" w:hAnsi="Times New Roman" w:cs="Times New Roman"/>
               <w:noProof/>
               <w:sz w:val="24"/>
               <w:szCs w:val="24"/>
               <w:lang w:val="en-SK" w:eastAsia="en-GB"/>
             </w:rPr>
           </w:pPr>
-          <w:hyperlink w:anchor="_Toc222562823" w:history="1">
+          <w:hyperlink w:anchor="_Toc222595820" w:history="1">
             <w:r>
               <w:rPr>
                 <w:rStyle w:val="Hyperlink"/>
+                <w:rFonts w:ascii="Times New Roman" w:hAnsi="Times New Roman" w:cs="Times New Roman"/>
                 <w:noProof/>
               </w:rPr>
               <w:t>5.2</w:t>
             </w:r>
             <w:r>
               <w:rPr>
-                <w:rFonts w:eastAsiaTheme="minorEastAsia"/>
+                <w:rFonts w:ascii="Times New Roman" w:eastAsiaTheme="minorEastAsia" w:hAnsi="Times New Roman" w:cs="Times New Roman"/>
                 <w:noProof/>
                 <w:sz w:val="24"/>
                 <w:szCs w:val="24"/>
@@ -3603,12 +3688,14 @@
             <w:r>
               <w:rPr>
                 <w:rStyle w:val="Hyperlink"/>
+                <w:rFonts w:ascii="Times New Roman" w:hAnsi="Times New Roman" w:cs="Times New Roman"/>
                 <w:noProof/>
               </w:rPr>
               <w:t>Pracovný proces a spracovanie produktov</w:t>
             </w:r>
             <w:r>
               <w:rPr>
+                <w:rFonts w:ascii="Times New Roman" w:hAnsi="Times New Roman" w:cs="Times New Roman"/>
                 <w:noProof/>
                 <w:webHidden/>
               </w:rPr>
@@ -3616,6 +3703,7 @@
             </w:r>
             <w:r>
               <w:rPr>
+                <w:rFonts w:ascii="Times New Roman" w:hAnsi="Times New Roman" w:cs="Times New Roman"/>
                 <w:noProof/>
                 <w:webHidden/>
               </w:rPr>
@@ -3623,19 +3711,22 @@
             </w:r>
             <w:r>
               <w:rPr>
-                <w:noProof/>
-                <w:webHidden/>
-              </w:rPr>
-              <w:instrText xml:space="preserve"> PAGEREF _Toc222562823 \h </w:instrText>
-            </w:r>
-            <w:r>
-              <w:rPr>
-                <w:noProof/>
-                <w:webHidden/>
-              </w:rPr>
-            </w:r>
-            <w:r>
-              <w:rPr>
+                <w:rFonts w:ascii="Times New Roman" w:hAnsi="Times New Roman" w:cs="Times New Roman"/>
+                <w:noProof/>
+                <w:webHidden/>
+              </w:rPr>
+              <w:instrText xml:space="preserve"> PAGEREF _Toc222595820 \h </w:instrText>
+            </w:r>
+            <w:r>
+              <w:rPr>
+                <w:rFonts w:ascii="Times New Roman" w:hAnsi="Times New Roman" w:cs="Times New Roman"/>
+                <w:noProof/>
+                <w:webHidden/>
+              </w:rPr>
+            </w:r>
+            <w:r>
+              <w:rPr>
+                <w:rFonts w:ascii="Times New Roman" w:hAnsi="Times New Roman" w:cs="Times New Roman"/>
                 <w:noProof/>
                 <w:webHidden/>
               </w:rPr>
@@ -3643,6 +3734,7 @@
             </w:r>
             <w:r>
               <w:rPr>
+                <w:rFonts w:ascii="Times New Roman" w:hAnsi="Times New Roman" w:cs="Times New Roman"/>
                 <w:noProof/>
                 <w:webHidden/>
               </w:rPr>
@@ -3650,6 +3742,7 @@
             </w:r>
             <w:r>
               <w:rPr>
+                <w:rFonts w:ascii="Times New Roman" w:hAnsi="Times New Roman" w:cs="Times New Roman"/>
                 <w:noProof/>
                 <w:webHidden/>
               </w:rPr>
@@ -3665,24 +3758,25 @@
               <w:tab w:val="right" w:leader="dot" w:pos="8493"/>
             </w:tabs>
             <w:rPr>
-              <w:rFonts w:eastAsiaTheme="minorEastAsia"/>
+              <w:rFonts w:ascii="Times New Roman" w:eastAsiaTheme="minorEastAsia" w:hAnsi="Times New Roman" w:cs="Times New Roman"/>
               <w:noProof/>
               <w:sz w:val="24"/>
               <w:szCs w:val="24"/>
               <w:lang w:val="en-SK" w:eastAsia="en-GB"/>
             </w:rPr>
           </w:pPr>
-          <w:hyperlink w:anchor="_Toc222562824" w:history="1">
+          <w:hyperlink w:anchor="_Toc222595821" w:history="1">
             <w:r>
               <w:rPr>
                 <w:rStyle w:val="Hyperlink"/>
+                <w:rFonts w:ascii="Times New Roman" w:hAnsi="Times New Roman" w:cs="Times New Roman"/>
                 <w:noProof/>
               </w:rPr>
               <w:t>5.3</w:t>
             </w:r>
             <w:r>
               <w:rPr>
-                <w:rFonts w:eastAsiaTheme="minorEastAsia"/>
+                <w:rFonts w:ascii="Times New Roman" w:eastAsiaTheme="minorEastAsia" w:hAnsi="Times New Roman" w:cs="Times New Roman"/>
                 <w:noProof/>
                 <w:sz w:val="24"/>
                 <w:szCs w:val="24"/>
@@ -3693,12 +3787,14 @@
             <w:r>
               <w:rPr>
                 <w:rStyle w:val="Hyperlink"/>
+                <w:rFonts w:ascii="Times New Roman" w:hAnsi="Times New Roman" w:cs="Times New Roman"/>
                 <w:noProof/>
               </w:rPr>
               <w:t>Správa dát a generovanie bločkov</w:t>
             </w:r>
             <w:r>
               <w:rPr>
+                <w:rFonts w:ascii="Times New Roman" w:hAnsi="Times New Roman" w:cs="Times New Roman"/>
                 <w:noProof/>
                 <w:webHidden/>
               </w:rPr>
@@ -3706,6 +3802,7 @@
             </w:r>
             <w:r>
               <w:rPr>
+                <w:rFonts w:ascii="Times New Roman" w:hAnsi="Times New Roman" w:cs="Times New Roman"/>
                 <w:noProof/>
                 <w:webHidden/>
               </w:rPr>
@@ -3713,19 +3810,22 @@
             </w:r>
             <w:r>
               <w:rPr>
-                <w:noProof/>
-                <w:webHidden/>
-              </w:rPr>
-              <w:instrText xml:space="preserve"> PAGEREF _Toc222562824 \h </w:instrText>
-            </w:r>
-            <w:r>
-              <w:rPr>
-                <w:noProof/>
-                <w:webHidden/>
-              </w:rPr>
-            </w:r>
-            <w:r>
-              <w:rPr>
+                <w:rFonts w:ascii="Times New Roman" w:hAnsi="Times New Roman" w:cs="Times New Roman"/>
+                <w:noProof/>
+                <w:webHidden/>
+              </w:rPr>
+              <w:instrText xml:space="preserve"> PAGEREF _Toc222595821 \h </w:instrText>
+            </w:r>
+            <w:r>
+              <w:rPr>
+                <w:rFonts w:ascii="Times New Roman" w:hAnsi="Times New Roman" w:cs="Times New Roman"/>
+                <w:noProof/>
+                <w:webHidden/>
+              </w:rPr>
+            </w:r>
+            <w:r>
+              <w:rPr>
+                <w:rFonts w:ascii="Times New Roman" w:hAnsi="Times New Roman" w:cs="Times New Roman"/>
                 <w:noProof/>
                 <w:webHidden/>
               </w:rPr>
@@ -3733,6 +3833,7 @@
             </w:r>
             <w:r>
               <w:rPr>
+                <w:rFonts w:ascii="Times New Roman" w:hAnsi="Times New Roman" w:cs="Times New Roman"/>
                 <w:noProof/>
                 <w:webHidden/>
               </w:rPr>
@@ -3740,6 +3841,7 @@
             </w:r>
             <w:r>
               <w:rPr>
+                <w:rFonts w:ascii="Times New Roman" w:hAnsi="Times New Roman" w:cs="Times New Roman"/>
                 <w:noProof/>
                 <w:webHidden/>
               </w:rPr>
@@ -3755,24 +3857,25 @@
               <w:tab w:val="right" w:leader="dot" w:pos="8493"/>
             </w:tabs>
             <w:rPr>
-              <w:rFonts w:eastAsiaTheme="minorEastAsia"/>
+              <w:rFonts w:ascii="Times New Roman" w:eastAsiaTheme="minorEastAsia" w:hAnsi="Times New Roman" w:cs="Times New Roman"/>
               <w:noProof/>
               <w:sz w:val="24"/>
               <w:szCs w:val="24"/>
               <w:lang w:val="en-SK" w:eastAsia="en-GB"/>
             </w:rPr>
           </w:pPr>
-          <w:hyperlink w:anchor="_Toc222562825" w:history="1">
+          <w:hyperlink w:anchor="_Toc222595822" w:history="1">
             <w:r>
               <w:rPr>
                 <w:rStyle w:val="Hyperlink"/>
+                <w:rFonts w:ascii="Times New Roman" w:hAnsi="Times New Roman" w:cs="Times New Roman"/>
                 <w:noProof/>
               </w:rPr>
               <w:t>5.4</w:t>
             </w:r>
             <w:r>
               <w:rPr>
-                <w:rFonts w:eastAsiaTheme="minorEastAsia"/>
+                <w:rFonts w:ascii="Times New Roman" w:eastAsiaTheme="minorEastAsia" w:hAnsi="Times New Roman" w:cs="Times New Roman"/>
                 <w:noProof/>
                 <w:sz w:val="24"/>
                 <w:szCs w:val="24"/>
@@ -3783,12 +3886,14 @@
             <w:r>
               <w:rPr>
                 <w:rStyle w:val="Hyperlink"/>
+                <w:rFonts w:ascii="Times New Roman" w:hAnsi="Times New Roman" w:cs="Times New Roman"/>
                 <w:noProof/>
               </w:rPr>
               <w:t>Možnosti rozšírenia systému</w:t>
             </w:r>
             <w:r>
               <w:rPr>
+                <w:rFonts w:ascii="Times New Roman" w:hAnsi="Times New Roman" w:cs="Times New Roman"/>
                 <w:noProof/>
                 <w:webHidden/>
               </w:rPr>
@@ -3796,6 +3901,7 @@
             </w:r>
             <w:r>
               <w:rPr>
+                <w:rFonts w:ascii="Times New Roman" w:hAnsi="Times New Roman" w:cs="Times New Roman"/>
                 <w:noProof/>
                 <w:webHidden/>
               </w:rPr>
@@ -3803,19 +3909,22 @@
             </w:r>
             <w:r>
               <w:rPr>
-                <w:noProof/>
-                <w:webHidden/>
-              </w:rPr>
-              <w:instrText xml:space="preserve"> PAGEREF _Toc222562825 \h </w:instrText>
-            </w:r>
-            <w:r>
-              <w:rPr>
-                <w:noProof/>
-                <w:webHidden/>
-              </w:rPr>
-            </w:r>
-            <w:r>
-              <w:rPr>
+                <w:rFonts w:ascii="Times New Roman" w:hAnsi="Times New Roman" w:cs="Times New Roman"/>
+                <w:noProof/>
+                <w:webHidden/>
+              </w:rPr>
+              <w:instrText xml:space="preserve"> PAGEREF _Toc222595822 \h </w:instrText>
+            </w:r>
+            <w:r>
+              <w:rPr>
+                <w:rFonts w:ascii="Times New Roman" w:hAnsi="Times New Roman" w:cs="Times New Roman"/>
+                <w:noProof/>
+                <w:webHidden/>
+              </w:rPr>
+            </w:r>
+            <w:r>
+              <w:rPr>
+                <w:rFonts w:ascii="Times New Roman" w:hAnsi="Times New Roman" w:cs="Times New Roman"/>
                 <w:noProof/>
                 <w:webHidden/>
               </w:rPr>
@@ -3823,6 +3932,7 @@
             </w:r>
             <w:r>
               <w:rPr>
+                <w:rFonts w:ascii="Times New Roman" w:hAnsi="Times New Roman" w:cs="Times New Roman"/>
                 <w:noProof/>
                 <w:webHidden/>
               </w:rPr>
@@ -3830,6 +3940,7 @@
             </w:r>
             <w:r>
               <w:rPr>
+                <w:rFonts w:ascii="Times New Roman" w:hAnsi="Times New Roman" w:cs="Times New Roman"/>
                 <w:noProof/>
                 <w:webHidden/>
               </w:rPr>
@@ -3845,24 +3956,25 @@
               <w:tab w:val="right" w:leader="dot" w:pos="8493"/>
             </w:tabs>
             <w:rPr>
-              <w:rFonts w:eastAsiaTheme="minorEastAsia"/>
+              <w:rFonts w:ascii="Times New Roman" w:eastAsiaTheme="minorEastAsia" w:hAnsi="Times New Roman" w:cs="Times New Roman"/>
               <w:noProof/>
               <w:sz w:val="24"/>
               <w:szCs w:val="24"/>
               <w:lang w:val="en-SK" w:eastAsia="en-GB"/>
             </w:rPr>
           </w:pPr>
-          <w:hyperlink w:anchor="_Toc222562826" w:history="1">
+          <w:hyperlink w:anchor="_Toc222595823" w:history="1">
             <w:r>
               <w:rPr>
                 <w:rStyle w:val="Hyperlink"/>
+                <w:rFonts w:ascii="Times New Roman" w:hAnsi="Times New Roman" w:cs="Times New Roman"/>
                 <w:noProof/>
               </w:rPr>
               <w:t>6</w:t>
             </w:r>
             <w:r>
               <w:rPr>
-                <w:rFonts w:eastAsiaTheme="minorEastAsia"/>
+                <w:rFonts w:ascii="Times New Roman" w:eastAsiaTheme="minorEastAsia" w:hAnsi="Times New Roman" w:cs="Times New Roman"/>
                 <w:noProof/>
                 <w:sz w:val="24"/>
                 <w:szCs w:val="24"/>
@@ -3873,12 +3985,14 @@
             <w:r>
               <w:rPr>
                 <w:rStyle w:val="Hyperlink"/>
+                <w:rFonts w:ascii="Times New Roman" w:hAnsi="Times New Roman" w:cs="Times New Roman"/>
                 <w:noProof/>
               </w:rPr>
               <w:t>IMPLEMENTÁCIA POUŽÍVATEĽSKÉHO ROZHRANIA</w:t>
             </w:r>
             <w:r>
               <w:rPr>
+                <w:rFonts w:ascii="Times New Roman" w:hAnsi="Times New Roman" w:cs="Times New Roman"/>
                 <w:noProof/>
                 <w:webHidden/>
               </w:rPr>
@@ -3886,6 +4000,7 @@
             </w:r>
             <w:r>
               <w:rPr>
+                <w:rFonts w:ascii="Times New Roman" w:hAnsi="Times New Roman" w:cs="Times New Roman"/>
                 <w:noProof/>
                 <w:webHidden/>
               </w:rPr>
@@ -3893,19 +4008,22 @@
             </w:r>
             <w:r>
               <w:rPr>
-                <w:noProof/>
-                <w:webHidden/>
-              </w:rPr>
-              <w:instrText xml:space="preserve"> PAGEREF _Toc222562826 \h </w:instrText>
-            </w:r>
-            <w:r>
-              <w:rPr>
-                <w:noProof/>
-                <w:webHidden/>
-              </w:rPr>
-            </w:r>
-            <w:r>
-              <w:rPr>
+                <w:rFonts w:ascii="Times New Roman" w:hAnsi="Times New Roman" w:cs="Times New Roman"/>
+                <w:noProof/>
+                <w:webHidden/>
+              </w:rPr>
+              <w:instrText xml:space="preserve"> PAGEREF _Toc222595823 \h </w:instrText>
+            </w:r>
+            <w:r>
+              <w:rPr>
+                <w:rFonts w:ascii="Times New Roman" w:hAnsi="Times New Roman" w:cs="Times New Roman"/>
+                <w:noProof/>
+                <w:webHidden/>
+              </w:rPr>
+            </w:r>
+            <w:r>
+              <w:rPr>
+                <w:rFonts w:ascii="Times New Roman" w:hAnsi="Times New Roman" w:cs="Times New Roman"/>
                 <w:noProof/>
                 <w:webHidden/>
               </w:rPr>
@@ -3913,6 +4031,7 @@
             </w:r>
             <w:r>
               <w:rPr>
+                <w:rFonts w:ascii="Times New Roman" w:hAnsi="Times New Roman" w:cs="Times New Roman"/>
                 <w:noProof/>
                 <w:webHidden/>
               </w:rPr>
@@ -3920,6 +4039,7 @@
             </w:r>
             <w:r>
               <w:rPr>
+                <w:rFonts w:ascii="Times New Roman" w:hAnsi="Times New Roman" w:cs="Times New Roman"/>
                 <w:noProof/>
                 <w:webHidden/>
               </w:rPr>
@@ -3935,24 +4055,25 @@
               <w:tab w:val="right" w:leader="dot" w:pos="8493"/>
             </w:tabs>
             <w:rPr>
-              <w:rFonts w:eastAsiaTheme="minorEastAsia"/>
+              <w:rFonts w:ascii="Times New Roman" w:eastAsiaTheme="minorEastAsia" w:hAnsi="Times New Roman" w:cs="Times New Roman"/>
               <w:noProof/>
               <w:sz w:val="24"/>
               <w:szCs w:val="24"/>
               <w:lang w:val="en-SK" w:eastAsia="en-GB"/>
             </w:rPr>
           </w:pPr>
-          <w:hyperlink w:anchor="_Toc222562827" w:history="1">
+          <w:hyperlink w:anchor="_Toc222595824" w:history="1">
             <w:r>
               <w:rPr>
                 <w:rStyle w:val="Hyperlink"/>
+                <w:rFonts w:ascii="Times New Roman" w:hAnsi="Times New Roman" w:cs="Times New Roman"/>
                 <w:noProof/>
               </w:rPr>
               <w:t>6.1</w:t>
             </w:r>
             <w:r>
               <w:rPr>
-                <w:rFonts w:eastAsiaTheme="minorEastAsia"/>
+                <w:rFonts w:ascii="Times New Roman" w:eastAsiaTheme="minorEastAsia" w:hAnsi="Times New Roman" w:cs="Times New Roman"/>
                 <w:noProof/>
                 <w:sz w:val="24"/>
                 <w:szCs w:val="24"/>
@@ -3963,12 +4084,14 @@
             <w:r>
               <w:rPr>
                 <w:rStyle w:val="Hyperlink"/>
+                <w:rFonts w:ascii="Times New Roman" w:hAnsi="Times New Roman" w:cs="Times New Roman"/>
                 <w:noProof/>
               </w:rPr>
               <w:t>Návrh používateľského rozhrania a dizajnový koncept</w:t>
             </w:r>
             <w:r>
               <w:rPr>
+                <w:rFonts w:ascii="Times New Roman" w:hAnsi="Times New Roman" w:cs="Times New Roman"/>
                 <w:noProof/>
                 <w:webHidden/>
               </w:rPr>
@@ -3976,6 +4099,7 @@
             </w:r>
             <w:r>
               <w:rPr>
+                <w:rFonts w:ascii="Times New Roman" w:hAnsi="Times New Roman" w:cs="Times New Roman"/>
                 <w:noProof/>
                 <w:webHidden/>
               </w:rPr>
@@ -3983,19 +4107,22 @@
             </w:r>
             <w:r>
               <w:rPr>
-                <w:noProof/>
-                <w:webHidden/>
-              </w:rPr>
-              <w:instrText xml:space="preserve"> PAGEREF _Toc222562827 \h </w:instrText>
-            </w:r>
-            <w:r>
-              <w:rPr>
-                <w:noProof/>
-                <w:webHidden/>
-              </w:rPr>
-            </w:r>
-            <w:r>
-              <w:rPr>
+                <w:rFonts w:ascii="Times New Roman" w:hAnsi="Times New Roman" w:cs="Times New Roman"/>
+                <w:noProof/>
+                <w:webHidden/>
+              </w:rPr>
+              <w:instrText xml:space="preserve"> PAGEREF _Toc222595824 \h </w:instrText>
+            </w:r>
+            <w:r>
+              <w:rPr>
+                <w:rFonts w:ascii="Times New Roman" w:hAnsi="Times New Roman" w:cs="Times New Roman"/>
+                <w:noProof/>
+                <w:webHidden/>
+              </w:rPr>
+            </w:r>
+            <w:r>
+              <w:rPr>
+                <w:rFonts w:ascii="Times New Roman" w:hAnsi="Times New Roman" w:cs="Times New Roman"/>
                 <w:noProof/>
                 <w:webHidden/>
               </w:rPr>
@@ -4003,6 +4130,7 @@
             </w:r>
             <w:r>
               <w:rPr>
+                <w:rFonts w:ascii="Times New Roman" w:hAnsi="Times New Roman" w:cs="Times New Roman"/>
                 <w:noProof/>
                 <w:webHidden/>
               </w:rPr>
@@ -4010,6 +4138,7 @@
             </w:r>
             <w:r>
               <w:rPr>
+                <w:rFonts w:ascii="Times New Roman" w:hAnsi="Times New Roman" w:cs="Times New Roman"/>
                 <w:noProof/>
                 <w:webHidden/>
               </w:rPr>
@@ -4025,24 +4154,25 @@
               <w:tab w:val="right" w:leader="dot" w:pos="8493"/>
             </w:tabs>
             <w:rPr>
-              <w:rFonts w:eastAsiaTheme="minorEastAsia"/>
+              <w:rFonts w:ascii="Times New Roman" w:eastAsiaTheme="minorEastAsia" w:hAnsi="Times New Roman" w:cs="Times New Roman"/>
               <w:noProof/>
               <w:sz w:val="24"/>
               <w:szCs w:val="24"/>
               <w:lang w:val="en-SK" w:eastAsia="en-GB"/>
             </w:rPr>
           </w:pPr>
-          <w:hyperlink w:anchor="_Toc222562828" w:history="1">
+          <w:hyperlink w:anchor="_Toc222595825" w:history="1">
             <w:r>
               <w:rPr>
                 <w:rStyle w:val="Hyperlink"/>
+                <w:rFonts w:ascii="Times New Roman" w:hAnsi="Times New Roman" w:cs="Times New Roman"/>
                 <w:noProof/>
               </w:rPr>
               <w:t>6.2</w:t>
             </w:r>
             <w:r>
               <w:rPr>
-                <w:rFonts w:eastAsiaTheme="minorEastAsia"/>
+                <w:rFonts w:ascii="Times New Roman" w:eastAsiaTheme="minorEastAsia" w:hAnsi="Times New Roman" w:cs="Times New Roman"/>
                 <w:noProof/>
                 <w:sz w:val="24"/>
                 <w:szCs w:val="24"/>
@@ -4053,12 +4183,14 @@
             <w:r>
               <w:rPr>
                 <w:rStyle w:val="Hyperlink"/>
+                <w:rFonts w:ascii="Times New Roman" w:hAnsi="Times New Roman" w:cs="Times New Roman"/>
                 <w:noProof/>
               </w:rPr>
               <w:t>Implementácia rozhrania v prostredí Windows Forms</w:t>
             </w:r>
             <w:r>
               <w:rPr>
+                <w:rFonts w:ascii="Times New Roman" w:hAnsi="Times New Roman" w:cs="Times New Roman"/>
                 <w:noProof/>
                 <w:webHidden/>
               </w:rPr>
@@ -4066,6 +4198,7 @@
             </w:r>
             <w:r>
               <w:rPr>
+                <w:rFonts w:ascii="Times New Roman" w:hAnsi="Times New Roman" w:cs="Times New Roman"/>
                 <w:noProof/>
                 <w:webHidden/>
               </w:rPr>
@@ -4073,19 +4206,22 @@
             </w:r>
             <w:r>
               <w:rPr>
-                <w:noProof/>
-                <w:webHidden/>
-              </w:rPr>
-              <w:instrText xml:space="preserve"> PAGEREF _Toc222562828 \h </w:instrText>
-            </w:r>
-            <w:r>
-              <w:rPr>
-                <w:noProof/>
-                <w:webHidden/>
-              </w:rPr>
-            </w:r>
-            <w:r>
-              <w:rPr>
+                <w:rFonts w:ascii="Times New Roman" w:hAnsi="Times New Roman" w:cs="Times New Roman"/>
+                <w:noProof/>
+                <w:webHidden/>
+              </w:rPr>
+              <w:instrText xml:space="preserve"> PAGEREF _Toc222595825 \h </w:instrText>
+            </w:r>
+            <w:r>
+              <w:rPr>
+                <w:rFonts w:ascii="Times New Roman" w:hAnsi="Times New Roman" w:cs="Times New Roman"/>
+                <w:noProof/>
+                <w:webHidden/>
+              </w:rPr>
+            </w:r>
+            <w:r>
+              <w:rPr>
+                <w:rFonts w:ascii="Times New Roman" w:hAnsi="Times New Roman" w:cs="Times New Roman"/>
                 <w:noProof/>
                 <w:webHidden/>
               </w:rPr>
@@ -4093,6 +4229,7 @@
             </w:r>
             <w:r>
               <w:rPr>
+                <w:rFonts w:ascii="Times New Roman" w:hAnsi="Times New Roman" w:cs="Times New Roman"/>
                 <w:noProof/>
                 <w:webHidden/>
               </w:rPr>
@@ -4100,6 +4237,7 @@
             </w:r>
             <w:r>
               <w:rPr>
+                <w:rFonts w:ascii="Times New Roman" w:hAnsi="Times New Roman" w:cs="Times New Roman"/>
                 <w:noProof/>
                 <w:webHidden/>
               </w:rPr>
@@ -4115,24 +4253,25 @@
               <w:tab w:val="right" w:leader="dot" w:pos="8493"/>
             </w:tabs>
             <w:rPr>
-              <w:rFonts w:eastAsiaTheme="minorEastAsia"/>
+              <w:rFonts w:ascii="Times New Roman" w:eastAsiaTheme="minorEastAsia" w:hAnsi="Times New Roman" w:cs="Times New Roman"/>
               <w:noProof/>
               <w:sz w:val="24"/>
               <w:szCs w:val="24"/>
               <w:lang w:val="en-SK" w:eastAsia="en-GB"/>
             </w:rPr>
           </w:pPr>
-          <w:hyperlink w:anchor="_Toc222562829" w:history="1">
+          <w:hyperlink w:anchor="_Toc222595826" w:history="1">
             <w:r>
               <w:rPr>
                 <w:rStyle w:val="Hyperlink"/>
+                <w:rFonts w:ascii="Times New Roman" w:hAnsi="Times New Roman" w:cs="Times New Roman"/>
                 <w:noProof/>
               </w:rPr>
               <w:t>6.3</w:t>
             </w:r>
             <w:r>
               <w:rPr>
-                <w:rFonts w:eastAsiaTheme="minorEastAsia"/>
+                <w:rFonts w:ascii="Times New Roman" w:eastAsiaTheme="minorEastAsia" w:hAnsi="Times New Roman" w:cs="Times New Roman"/>
                 <w:noProof/>
                 <w:sz w:val="24"/>
                 <w:szCs w:val="24"/>
@@ -4143,12 +4282,14 @@
             <w:r>
               <w:rPr>
                 <w:rStyle w:val="Hyperlink"/>
+                <w:rFonts w:ascii="Times New Roman" w:hAnsi="Times New Roman" w:cs="Times New Roman"/>
                 <w:noProof/>
               </w:rPr>
               <w:t>Práca s chybovými stavmi a spätná väzba používateľovi</w:t>
             </w:r>
             <w:r>
               <w:rPr>
+                <w:rFonts w:ascii="Times New Roman" w:hAnsi="Times New Roman" w:cs="Times New Roman"/>
                 <w:noProof/>
                 <w:webHidden/>
               </w:rPr>
@@ -4156,6 +4297,7 @@
             </w:r>
             <w:r>
               <w:rPr>
+                <w:rFonts w:ascii="Times New Roman" w:hAnsi="Times New Roman" w:cs="Times New Roman"/>
                 <w:noProof/>
                 <w:webHidden/>
               </w:rPr>
@@ -4163,19 +4305,22 @@
             </w:r>
             <w:r>
               <w:rPr>
-                <w:noProof/>
-                <w:webHidden/>
-              </w:rPr>
-              <w:instrText xml:space="preserve"> PAGEREF _Toc222562829 \h </w:instrText>
-            </w:r>
-            <w:r>
-              <w:rPr>
-                <w:noProof/>
-                <w:webHidden/>
-              </w:rPr>
-            </w:r>
-            <w:r>
-              <w:rPr>
+                <w:rFonts w:ascii="Times New Roman" w:hAnsi="Times New Roman" w:cs="Times New Roman"/>
+                <w:noProof/>
+                <w:webHidden/>
+              </w:rPr>
+              <w:instrText xml:space="preserve"> PAGEREF _Toc222595826 \h </w:instrText>
+            </w:r>
+            <w:r>
+              <w:rPr>
+                <w:rFonts w:ascii="Times New Roman" w:hAnsi="Times New Roman" w:cs="Times New Roman"/>
+                <w:noProof/>
+                <w:webHidden/>
+              </w:rPr>
+            </w:r>
+            <w:r>
+              <w:rPr>
+                <w:rFonts w:ascii="Times New Roman" w:hAnsi="Times New Roman" w:cs="Times New Roman"/>
                 <w:noProof/>
                 <w:webHidden/>
               </w:rPr>
@@ -4183,6 +4328,7 @@
             </w:r>
             <w:r>
               <w:rPr>
+                <w:rFonts w:ascii="Times New Roman" w:hAnsi="Times New Roman" w:cs="Times New Roman"/>
                 <w:noProof/>
                 <w:webHidden/>
               </w:rPr>
@@ -4190,6 +4336,7 @@
             </w:r>
             <w:r>
               <w:rPr>
+                <w:rFonts w:ascii="Times New Roman" w:hAnsi="Times New Roman" w:cs="Times New Roman"/>
                 <w:noProof/>
                 <w:webHidden/>
               </w:rPr>
@@ -4205,24 +4352,25 @@
               <w:tab w:val="right" w:leader="dot" w:pos="8493"/>
             </w:tabs>
             <w:rPr>
-              <w:rFonts w:eastAsiaTheme="minorEastAsia"/>
+              <w:rFonts w:ascii="Times New Roman" w:eastAsiaTheme="minorEastAsia" w:hAnsi="Times New Roman" w:cs="Times New Roman"/>
               <w:noProof/>
               <w:sz w:val="24"/>
               <w:szCs w:val="24"/>
               <w:lang w:val="en-SK" w:eastAsia="en-GB"/>
             </w:rPr>
           </w:pPr>
-          <w:hyperlink w:anchor="_Toc222562830" w:history="1">
+          <w:hyperlink w:anchor="_Toc222595827" w:history="1">
             <w:r>
               <w:rPr>
                 <w:rStyle w:val="Hyperlink"/>
+                <w:rFonts w:ascii="Times New Roman" w:hAnsi="Times New Roman" w:cs="Times New Roman"/>
                 <w:noProof/>
               </w:rPr>
               <w:t>7</w:t>
             </w:r>
             <w:r>
               <w:rPr>
-                <w:rFonts w:eastAsiaTheme="minorEastAsia"/>
+                <w:rFonts w:ascii="Times New Roman" w:eastAsiaTheme="minorEastAsia" w:hAnsi="Times New Roman" w:cs="Times New Roman"/>
                 <w:noProof/>
                 <w:sz w:val="24"/>
                 <w:szCs w:val="24"/>
@@ -4233,12 +4381,14 @@
             <w:r>
               <w:rPr>
                 <w:rStyle w:val="Hyperlink"/>
+                <w:rFonts w:ascii="Times New Roman" w:hAnsi="Times New Roman" w:cs="Times New Roman"/>
                 <w:noProof/>
               </w:rPr>
               <w:t>IMPLEMENTÁCIA FUNKČNÝCH ČASTÍ SYSTÉMU</w:t>
             </w:r>
             <w:r>
               <w:rPr>
+                <w:rFonts w:ascii="Times New Roman" w:hAnsi="Times New Roman" w:cs="Times New Roman"/>
                 <w:noProof/>
                 <w:webHidden/>
               </w:rPr>
@@ -4246,6 +4396,7 @@
             </w:r>
             <w:r>
               <w:rPr>
+                <w:rFonts w:ascii="Times New Roman" w:hAnsi="Times New Roman" w:cs="Times New Roman"/>
                 <w:noProof/>
                 <w:webHidden/>
               </w:rPr>
@@ -4253,19 +4404,22 @@
             </w:r>
             <w:r>
               <w:rPr>
-                <w:noProof/>
-                <w:webHidden/>
-              </w:rPr>
-              <w:instrText xml:space="preserve"> PAGEREF _Toc222562830 \h </w:instrText>
-            </w:r>
-            <w:r>
-              <w:rPr>
-                <w:noProof/>
-                <w:webHidden/>
-              </w:rPr>
-            </w:r>
-            <w:r>
-              <w:rPr>
+                <w:rFonts w:ascii="Times New Roman" w:hAnsi="Times New Roman" w:cs="Times New Roman"/>
+                <w:noProof/>
+                <w:webHidden/>
+              </w:rPr>
+              <w:instrText xml:space="preserve"> PAGEREF _Toc222595827 \h </w:instrText>
+            </w:r>
+            <w:r>
+              <w:rPr>
+                <w:rFonts w:ascii="Times New Roman" w:hAnsi="Times New Roman" w:cs="Times New Roman"/>
+                <w:noProof/>
+                <w:webHidden/>
+              </w:rPr>
+            </w:r>
+            <w:r>
+              <w:rPr>
+                <w:rFonts w:ascii="Times New Roman" w:hAnsi="Times New Roman" w:cs="Times New Roman"/>
                 <w:noProof/>
                 <w:webHidden/>
               </w:rPr>
@@ -4273,6 +4427,7 @@
             </w:r>
             <w:r>
               <w:rPr>
+                <w:rFonts w:ascii="Times New Roman" w:hAnsi="Times New Roman" w:cs="Times New Roman"/>
                 <w:noProof/>
                 <w:webHidden/>
               </w:rPr>
@@ -4280,6 +4435,7 @@
             </w:r>
             <w:r>
               <w:rPr>
+                <w:rFonts w:ascii="Times New Roman" w:hAnsi="Times New Roman" w:cs="Times New Roman"/>
                 <w:noProof/>
                 <w:webHidden/>
               </w:rPr>
@@ -4295,24 +4451,25 @@
               <w:tab w:val="right" w:leader="dot" w:pos="8493"/>
             </w:tabs>
             <w:rPr>
-              <w:rFonts w:eastAsiaTheme="minorEastAsia"/>
+              <w:rFonts w:ascii="Times New Roman" w:eastAsiaTheme="minorEastAsia" w:hAnsi="Times New Roman" w:cs="Times New Roman"/>
               <w:noProof/>
               <w:sz w:val="24"/>
               <w:szCs w:val="24"/>
               <w:lang w:val="en-SK" w:eastAsia="en-GB"/>
             </w:rPr>
           </w:pPr>
-          <w:hyperlink w:anchor="_Toc222562831" w:history="1">
+          <w:hyperlink w:anchor="_Toc222595828" w:history="1">
             <w:r>
               <w:rPr>
                 <w:rStyle w:val="Hyperlink"/>
+                <w:rFonts w:ascii="Times New Roman" w:hAnsi="Times New Roman" w:cs="Times New Roman"/>
                 <w:noProof/>
               </w:rPr>
               <w:t>7.1</w:t>
             </w:r>
             <w:r>
               <w:rPr>
-                <w:rFonts w:eastAsiaTheme="minorEastAsia"/>
+                <w:rFonts w:ascii="Times New Roman" w:eastAsiaTheme="minorEastAsia" w:hAnsi="Times New Roman" w:cs="Times New Roman"/>
                 <w:noProof/>
                 <w:sz w:val="24"/>
                 <w:szCs w:val="24"/>
@@ -4323,12 +4480,14 @@
             <w:r>
               <w:rPr>
                 <w:rStyle w:val="Hyperlink"/>
+                <w:rFonts w:ascii="Times New Roman" w:hAnsi="Times New Roman" w:cs="Times New Roman"/>
                 <w:noProof/>
               </w:rPr>
               <w:t>Prihlasovanie používateľa a zabezpečenie prístupu</w:t>
             </w:r>
             <w:r>
               <w:rPr>
+                <w:rFonts w:ascii="Times New Roman" w:hAnsi="Times New Roman" w:cs="Times New Roman"/>
                 <w:noProof/>
                 <w:webHidden/>
               </w:rPr>
@@ -4336,6 +4495,7 @@
             </w:r>
             <w:r>
               <w:rPr>
+                <w:rFonts w:ascii="Times New Roman" w:hAnsi="Times New Roman" w:cs="Times New Roman"/>
                 <w:noProof/>
                 <w:webHidden/>
               </w:rPr>
@@ -4343,19 +4503,22 @@
             </w:r>
             <w:r>
               <w:rPr>
-                <w:noProof/>
-                <w:webHidden/>
-              </w:rPr>
-              <w:instrText xml:space="preserve"> PAGEREF _Toc222562831 \h </w:instrText>
-            </w:r>
-            <w:r>
-              <w:rPr>
-                <w:noProof/>
-                <w:webHidden/>
-              </w:rPr>
-            </w:r>
-            <w:r>
-              <w:rPr>
+                <w:rFonts w:ascii="Times New Roman" w:hAnsi="Times New Roman" w:cs="Times New Roman"/>
+                <w:noProof/>
+                <w:webHidden/>
+              </w:rPr>
+              <w:instrText xml:space="preserve"> PAGEREF _Toc222595828 \h </w:instrText>
+            </w:r>
+            <w:r>
+              <w:rPr>
+                <w:rFonts w:ascii="Times New Roman" w:hAnsi="Times New Roman" w:cs="Times New Roman"/>
+                <w:noProof/>
+                <w:webHidden/>
+              </w:rPr>
+            </w:r>
+            <w:r>
+              <w:rPr>
+                <w:rFonts w:ascii="Times New Roman" w:hAnsi="Times New Roman" w:cs="Times New Roman"/>
                 <w:noProof/>
                 <w:webHidden/>
               </w:rPr>
@@ -4363,6 +4526,7 @@
             </w:r>
             <w:r>
               <w:rPr>
+                <w:rFonts w:ascii="Times New Roman" w:hAnsi="Times New Roman" w:cs="Times New Roman"/>
                 <w:noProof/>
                 <w:webHidden/>
               </w:rPr>
@@ -4370,6 +4534,7 @@
             </w:r>
             <w:r>
               <w:rPr>
+                <w:rFonts w:ascii="Times New Roman" w:hAnsi="Times New Roman" w:cs="Times New Roman"/>
                 <w:noProof/>
                 <w:webHidden/>
               </w:rPr>
@@ -4385,24 +4550,25 @@
               <w:tab w:val="right" w:leader="dot" w:pos="8493"/>
             </w:tabs>
             <w:rPr>
-              <w:rFonts w:eastAsiaTheme="minorEastAsia"/>
+              <w:rFonts w:ascii="Times New Roman" w:eastAsiaTheme="minorEastAsia" w:hAnsi="Times New Roman" w:cs="Times New Roman"/>
               <w:noProof/>
               <w:sz w:val="24"/>
               <w:szCs w:val="24"/>
               <w:lang w:val="en-SK" w:eastAsia="en-GB"/>
             </w:rPr>
           </w:pPr>
-          <w:hyperlink w:anchor="_Toc222562832" w:history="1">
+          <w:hyperlink w:anchor="_Toc222595829" w:history="1">
             <w:r>
               <w:rPr>
                 <w:rStyle w:val="Hyperlink"/>
+                <w:rFonts w:ascii="Times New Roman" w:hAnsi="Times New Roman" w:cs="Times New Roman"/>
                 <w:noProof/>
               </w:rPr>
               <w:t>7.2</w:t>
             </w:r>
             <w:r>
               <w:rPr>
-                <w:rFonts w:eastAsiaTheme="minorEastAsia"/>
+                <w:rFonts w:ascii="Times New Roman" w:eastAsiaTheme="minorEastAsia" w:hAnsi="Times New Roman" w:cs="Times New Roman"/>
                 <w:noProof/>
                 <w:sz w:val="24"/>
                 <w:szCs w:val="24"/>
@@ -4413,12 +4579,14 @@
             <w:r>
               <w:rPr>
                 <w:rStyle w:val="Hyperlink"/>
+                <w:rFonts w:ascii="Times New Roman" w:hAnsi="Times New Roman" w:cs="Times New Roman"/>
                 <w:noProof/>
               </w:rPr>
               <w:t>Hlavná obrazovka a blokovanie nákupu</w:t>
             </w:r>
             <w:r>
               <w:rPr>
+                <w:rFonts w:ascii="Times New Roman" w:hAnsi="Times New Roman" w:cs="Times New Roman"/>
                 <w:noProof/>
                 <w:webHidden/>
               </w:rPr>
@@ -4426,6 +4594,7 @@
             </w:r>
             <w:r>
               <w:rPr>
+                <w:rFonts w:ascii="Times New Roman" w:hAnsi="Times New Roman" w:cs="Times New Roman"/>
                 <w:noProof/>
                 <w:webHidden/>
               </w:rPr>
@@ -4433,19 +4602,22 @@
             </w:r>
             <w:r>
               <w:rPr>
-                <w:noProof/>
-                <w:webHidden/>
-              </w:rPr>
-              <w:instrText xml:space="preserve"> PAGEREF _Toc222562832 \h </w:instrText>
-            </w:r>
-            <w:r>
-              <w:rPr>
-                <w:noProof/>
-                <w:webHidden/>
-              </w:rPr>
-            </w:r>
-            <w:r>
-              <w:rPr>
+                <w:rFonts w:ascii="Times New Roman" w:hAnsi="Times New Roman" w:cs="Times New Roman"/>
+                <w:noProof/>
+                <w:webHidden/>
+              </w:rPr>
+              <w:instrText xml:space="preserve"> PAGEREF _Toc222595829 \h </w:instrText>
+            </w:r>
+            <w:r>
+              <w:rPr>
+                <w:rFonts w:ascii="Times New Roman" w:hAnsi="Times New Roman" w:cs="Times New Roman"/>
+                <w:noProof/>
+                <w:webHidden/>
+              </w:rPr>
+            </w:r>
+            <w:r>
+              <w:rPr>
+                <w:rFonts w:ascii="Times New Roman" w:hAnsi="Times New Roman" w:cs="Times New Roman"/>
                 <w:noProof/>
                 <w:webHidden/>
               </w:rPr>
@@ -4453,6 +4625,7 @@
             </w:r>
             <w:r>
               <w:rPr>
+                <w:rFonts w:ascii="Times New Roman" w:hAnsi="Times New Roman" w:cs="Times New Roman"/>
                 <w:noProof/>
                 <w:webHidden/>
               </w:rPr>
@@ -4460,6 +4633,7 @@
             </w:r>
             <w:r>
               <w:rPr>
+                <w:rFonts w:ascii="Times New Roman" w:hAnsi="Times New Roman" w:cs="Times New Roman"/>
                 <w:noProof/>
                 <w:webHidden/>
               </w:rPr>
@@ -4475,24 +4649,25 @@
               <w:tab w:val="right" w:leader="dot" w:pos="8493"/>
             </w:tabs>
             <w:rPr>
-              <w:rFonts w:eastAsiaTheme="minorEastAsia"/>
+              <w:rFonts w:ascii="Times New Roman" w:eastAsiaTheme="minorEastAsia" w:hAnsi="Times New Roman" w:cs="Times New Roman"/>
               <w:noProof/>
               <w:sz w:val="24"/>
               <w:szCs w:val="24"/>
               <w:lang w:val="en-SK" w:eastAsia="en-GB"/>
             </w:rPr>
           </w:pPr>
-          <w:hyperlink w:anchor="_Toc222562833" w:history="1">
+          <w:hyperlink w:anchor="_Toc222595830" w:history="1">
             <w:r>
               <w:rPr>
                 <w:rStyle w:val="Hyperlink"/>
+                <w:rFonts w:ascii="Times New Roman" w:hAnsi="Times New Roman" w:cs="Times New Roman"/>
                 <w:noProof/>
               </w:rPr>
               <w:t>7.3</w:t>
             </w:r>
             <w:r>
               <w:rPr>
-                <w:rFonts w:eastAsiaTheme="minorEastAsia"/>
+                <w:rFonts w:ascii="Times New Roman" w:eastAsiaTheme="minorEastAsia" w:hAnsi="Times New Roman" w:cs="Times New Roman"/>
                 <w:noProof/>
                 <w:sz w:val="24"/>
                 <w:szCs w:val="24"/>
@@ -4503,12 +4678,14 @@
             <w:r>
               <w:rPr>
                 <w:rStyle w:val="Hyperlink"/>
+                <w:rFonts w:ascii="Times New Roman" w:hAnsi="Times New Roman" w:cs="Times New Roman"/>
                 <w:noProof/>
               </w:rPr>
               <w:t>Správa produktov a úprava údajov</w:t>
             </w:r>
             <w:r>
               <w:rPr>
+                <w:rFonts w:ascii="Times New Roman" w:hAnsi="Times New Roman" w:cs="Times New Roman"/>
                 <w:noProof/>
                 <w:webHidden/>
               </w:rPr>
@@ -4516,6 +4693,7 @@
             </w:r>
             <w:r>
               <w:rPr>
+                <w:rFonts w:ascii="Times New Roman" w:hAnsi="Times New Roman" w:cs="Times New Roman"/>
                 <w:noProof/>
                 <w:webHidden/>
               </w:rPr>
@@ -4523,19 +4701,22 @@
             </w:r>
             <w:r>
               <w:rPr>
-                <w:noProof/>
-                <w:webHidden/>
-              </w:rPr>
-              <w:instrText xml:space="preserve"> PAGEREF _Toc222562833 \h </w:instrText>
-            </w:r>
-            <w:r>
-              <w:rPr>
-                <w:noProof/>
-                <w:webHidden/>
-              </w:rPr>
-            </w:r>
-            <w:r>
-              <w:rPr>
+                <w:rFonts w:ascii="Times New Roman" w:hAnsi="Times New Roman" w:cs="Times New Roman"/>
+                <w:noProof/>
+                <w:webHidden/>
+              </w:rPr>
+              <w:instrText xml:space="preserve"> PAGEREF _Toc222595830 \h </w:instrText>
+            </w:r>
+            <w:r>
+              <w:rPr>
+                <w:rFonts w:ascii="Times New Roman" w:hAnsi="Times New Roman" w:cs="Times New Roman"/>
+                <w:noProof/>
+                <w:webHidden/>
+              </w:rPr>
+            </w:r>
+            <w:r>
+              <w:rPr>
+                <w:rFonts w:ascii="Times New Roman" w:hAnsi="Times New Roman" w:cs="Times New Roman"/>
                 <w:noProof/>
                 <w:webHidden/>
               </w:rPr>
@@ -4543,6 +4724,7 @@
             </w:r>
             <w:r>
               <w:rPr>
+                <w:rFonts w:ascii="Times New Roman" w:hAnsi="Times New Roman" w:cs="Times New Roman"/>
                 <w:noProof/>
                 <w:webHidden/>
               </w:rPr>
@@ -4550,6 +4732,7 @@
             </w:r>
             <w:r>
               <w:rPr>
+                <w:rFonts w:ascii="Times New Roman" w:hAnsi="Times New Roman" w:cs="Times New Roman"/>
                 <w:noProof/>
                 <w:webHidden/>
               </w:rPr>
@@ -4565,24 +4748,25 @@
               <w:tab w:val="right" w:leader="dot" w:pos="8493"/>
             </w:tabs>
             <w:rPr>
-              <w:rFonts w:eastAsiaTheme="minorEastAsia"/>
+              <w:rFonts w:ascii="Times New Roman" w:eastAsiaTheme="minorEastAsia" w:hAnsi="Times New Roman" w:cs="Times New Roman"/>
               <w:noProof/>
               <w:sz w:val="24"/>
               <w:szCs w:val="24"/>
               <w:lang w:val="en-SK" w:eastAsia="en-GB"/>
             </w:rPr>
           </w:pPr>
-          <w:hyperlink w:anchor="_Toc222562834" w:history="1">
+          <w:hyperlink w:anchor="_Toc222595831" w:history="1">
             <w:r>
               <w:rPr>
                 <w:rStyle w:val="Hyperlink"/>
+                <w:rFonts w:ascii="Times New Roman" w:hAnsi="Times New Roman" w:cs="Times New Roman"/>
                 <w:noProof/>
               </w:rPr>
               <w:t>7.4</w:t>
             </w:r>
             <w:r>
               <w:rPr>
-                <w:rFonts w:eastAsiaTheme="minorEastAsia"/>
+                <w:rFonts w:ascii="Times New Roman" w:eastAsiaTheme="minorEastAsia" w:hAnsi="Times New Roman" w:cs="Times New Roman"/>
                 <w:noProof/>
                 <w:sz w:val="24"/>
                 <w:szCs w:val="24"/>
@@ -4593,12 +4777,14 @@
             <w:r>
               <w:rPr>
                 <w:rStyle w:val="Hyperlink"/>
+                <w:rFonts w:ascii="Times New Roman" w:hAnsi="Times New Roman" w:cs="Times New Roman"/>
                 <w:noProof/>
               </w:rPr>
               <w:t>Nastavenia aplikácie a odhlásenie používateľa</w:t>
             </w:r>
             <w:r>
               <w:rPr>
+                <w:rFonts w:ascii="Times New Roman" w:hAnsi="Times New Roman" w:cs="Times New Roman"/>
                 <w:noProof/>
                 <w:webHidden/>
               </w:rPr>
@@ -4606,6 +4792,7 @@
             </w:r>
             <w:r>
               <w:rPr>
+                <w:rFonts w:ascii="Times New Roman" w:hAnsi="Times New Roman" w:cs="Times New Roman"/>
                 <w:noProof/>
                 <w:webHidden/>
               </w:rPr>
@@ -4613,19 +4800,22 @@
             </w:r>
             <w:r>
               <w:rPr>
-                <w:noProof/>
-                <w:webHidden/>
-              </w:rPr>
-              <w:instrText xml:space="preserve"> PAGEREF _Toc222562834 \h </w:instrText>
-            </w:r>
-            <w:r>
-              <w:rPr>
-                <w:noProof/>
-                <w:webHidden/>
-              </w:rPr>
-            </w:r>
-            <w:r>
-              <w:rPr>
+                <w:rFonts w:ascii="Times New Roman" w:hAnsi="Times New Roman" w:cs="Times New Roman"/>
+                <w:noProof/>
+                <w:webHidden/>
+              </w:rPr>
+              <w:instrText xml:space="preserve"> PAGEREF _Toc222595831 \h </w:instrText>
+            </w:r>
+            <w:r>
+              <w:rPr>
+                <w:rFonts w:ascii="Times New Roman" w:hAnsi="Times New Roman" w:cs="Times New Roman"/>
+                <w:noProof/>
+                <w:webHidden/>
+              </w:rPr>
+            </w:r>
+            <w:r>
+              <w:rPr>
+                <w:rFonts w:ascii="Times New Roman" w:hAnsi="Times New Roman" w:cs="Times New Roman"/>
                 <w:noProof/>
                 <w:webHidden/>
               </w:rPr>
@@ -4633,6 +4823,7 @@
             </w:r>
             <w:r>
               <w:rPr>
+                <w:rFonts w:ascii="Times New Roman" w:hAnsi="Times New Roman" w:cs="Times New Roman"/>
                 <w:noProof/>
                 <w:webHidden/>
               </w:rPr>
@@ -4640,6 +4831,7 @@
             </w:r>
             <w:r>
               <w:rPr>
+                <w:rFonts w:ascii="Times New Roman" w:hAnsi="Times New Roman" w:cs="Times New Roman"/>
                 <w:noProof/>
                 <w:webHidden/>
               </w:rPr>
@@ -4655,24 +4847,25 @@
               <w:tab w:val="right" w:leader="dot" w:pos="8493"/>
             </w:tabs>
             <w:rPr>
-              <w:rFonts w:eastAsiaTheme="minorEastAsia"/>
+              <w:rFonts w:ascii="Times New Roman" w:eastAsiaTheme="minorEastAsia" w:hAnsi="Times New Roman" w:cs="Times New Roman"/>
               <w:noProof/>
               <w:sz w:val="24"/>
               <w:szCs w:val="24"/>
               <w:lang w:val="en-SK" w:eastAsia="en-GB"/>
             </w:rPr>
           </w:pPr>
-          <w:hyperlink w:anchor="_Toc222562835" w:history="1">
+          <w:hyperlink w:anchor="_Toc222595832" w:history="1">
             <w:r>
               <w:rPr>
                 <w:rStyle w:val="Hyperlink"/>
+                <w:rFonts w:ascii="Times New Roman" w:hAnsi="Times New Roman" w:cs="Times New Roman"/>
                 <w:noProof/>
               </w:rPr>
               <w:t>7.5</w:t>
             </w:r>
             <w:r>
               <w:rPr>
-                <w:rFonts w:eastAsiaTheme="minorEastAsia"/>
+                <w:rFonts w:ascii="Times New Roman" w:eastAsiaTheme="minorEastAsia" w:hAnsi="Times New Roman" w:cs="Times New Roman"/>
                 <w:noProof/>
                 <w:sz w:val="24"/>
                 <w:szCs w:val="24"/>
@@ -4683,12 +4876,14 @@
             <w:r>
               <w:rPr>
                 <w:rStyle w:val="Hyperlink"/>
+                <w:rFonts w:ascii="Times New Roman" w:hAnsi="Times New Roman" w:cs="Times New Roman"/>
                 <w:noProof/>
               </w:rPr>
               <w:t>Generovanie a spracovanie bločku</w:t>
             </w:r>
             <w:r>
               <w:rPr>
+                <w:rFonts w:ascii="Times New Roman" w:hAnsi="Times New Roman" w:cs="Times New Roman"/>
                 <w:noProof/>
                 <w:webHidden/>
               </w:rPr>
@@ -4696,6 +4891,7 @@
             </w:r>
             <w:r>
               <w:rPr>
+                <w:rFonts w:ascii="Times New Roman" w:hAnsi="Times New Roman" w:cs="Times New Roman"/>
                 <w:noProof/>
                 <w:webHidden/>
               </w:rPr>
@@ -4703,19 +4899,22 @@
             </w:r>
             <w:r>
               <w:rPr>
-                <w:noProof/>
-                <w:webHidden/>
-              </w:rPr>
-              <w:instrText xml:space="preserve"> PAGEREF _Toc222562835 \h </w:instrText>
-            </w:r>
-            <w:r>
-              <w:rPr>
-                <w:noProof/>
-                <w:webHidden/>
-              </w:rPr>
-            </w:r>
-            <w:r>
-              <w:rPr>
+                <w:rFonts w:ascii="Times New Roman" w:hAnsi="Times New Roman" w:cs="Times New Roman"/>
+                <w:noProof/>
+                <w:webHidden/>
+              </w:rPr>
+              <w:instrText xml:space="preserve"> PAGEREF _Toc222595832 \h </w:instrText>
+            </w:r>
+            <w:r>
+              <w:rPr>
+                <w:rFonts w:ascii="Times New Roman" w:hAnsi="Times New Roman" w:cs="Times New Roman"/>
+                <w:noProof/>
+                <w:webHidden/>
+              </w:rPr>
+            </w:r>
+            <w:r>
+              <w:rPr>
+                <w:rFonts w:ascii="Times New Roman" w:hAnsi="Times New Roman" w:cs="Times New Roman"/>
                 <w:noProof/>
                 <w:webHidden/>
               </w:rPr>
@@ -4723,6 +4922,7 @@
             </w:r>
             <w:r>
               <w:rPr>
+                <w:rFonts w:ascii="Times New Roman" w:hAnsi="Times New Roman" w:cs="Times New Roman"/>
                 <w:noProof/>
                 <w:webHidden/>
               </w:rPr>
@@ -4730,6 +4930,7 @@
             </w:r>
             <w:r>
               <w:rPr>
+                <w:rFonts w:ascii="Times New Roman" w:hAnsi="Times New Roman" w:cs="Times New Roman"/>
                 <w:noProof/>
                 <w:webHidden/>
               </w:rPr>
@@ -4745,24 +4946,25 @@
               <w:tab w:val="right" w:leader="dot" w:pos="8493"/>
             </w:tabs>
             <w:rPr>
-              <w:rFonts w:eastAsiaTheme="minorEastAsia"/>
+              <w:rFonts w:ascii="Times New Roman" w:eastAsiaTheme="minorEastAsia" w:hAnsi="Times New Roman" w:cs="Times New Roman"/>
               <w:noProof/>
               <w:sz w:val="24"/>
               <w:szCs w:val="24"/>
               <w:lang w:val="en-SK" w:eastAsia="en-GB"/>
             </w:rPr>
           </w:pPr>
-          <w:hyperlink w:anchor="_Toc222562836" w:history="1">
+          <w:hyperlink w:anchor="_Toc222595833" w:history="1">
             <w:r>
               <w:rPr>
                 <w:rStyle w:val="Hyperlink"/>
+                <w:rFonts w:ascii="Times New Roman" w:hAnsi="Times New Roman" w:cs="Times New Roman"/>
                 <w:noProof/>
               </w:rPr>
               <w:t>8</w:t>
             </w:r>
             <w:r>
               <w:rPr>
-                <w:rFonts w:eastAsiaTheme="minorEastAsia"/>
+                <w:rFonts w:ascii="Times New Roman" w:eastAsiaTheme="minorEastAsia" w:hAnsi="Times New Roman" w:cs="Times New Roman"/>
                 <w:noProof/>
                 <w:sz w:val="24"/>
                 <w:szCs w:val="24"/>
@@ -4773,12 +4975,14 @@
             <w:r>
               <w:rPr>
                 <w:rStyle w:val="Hyperlink"/>
+                <w:rFonts w:ascii="Times New Roman" w:hAnsi="Times New Roman" w:cs="Times New Roman"/>
                 <w:noProof/>
               </w:rPr>
               <w:t>TESTOVANIE A OPTIMALIZÁCIA APLIKÁCIE</w:t>
             </w:r>
             <w:r>
               <w:rPr>
+                <w:rFonts w:ascii="Times New Roman" w:hAnsi="Times New Roman" w:cs="Times New Roman"/>
                 <w:noProof/>
                 <w:webHidden/>
               </w:rPr>
@@ -4786,6 +4990,7 @@
             </w:r>
             <w:r>
               <w:rPr>
+                <w:rFonts w:ascii="Times New Roman" w:hAnsi="Times New Roman" w:cs="Times New Roman"/>
                 <w:noProof/>
                 <w:webHidden/>
               </w:rPr>
@@ -4793,19 +4998,22 @@
             </w:r>
             <w:r>
               <w:rPr>
-                <w:noProof/>
-                <w:webHidden/>
-              </w:rPr>
-              <w:instrText xml:space="preserve"> PAGEREF _Toc222562836 \h </w:instrText>
-            </w:r>
-            <w:r>
-              <w:rPr>
-                <w:noProof/>
-                <w:webHidden/>
-              </w:rPr>
-            </w:r>
-            <w:r>
-              <w:rPr>
+                <w:rFonts w:ascii="Times New Roman" w:hAnsi="Times New Roman" w:cs="Times New Roman"/>
+                <w:noProof/>
+                <w:webHidden/>
+              </w:rPr>
+              <w:instrText xml:space="preserve"> PAGEREF _Toc222595833 \h </w:instrText>
+            </w:r>
+            <w:r>
+              <w:rPr>
+                <w:rFonts w:ascii="Times New Roman" w:hAnsi="Times New Roman" w:cs="Times New Roman"/>
+                <w:noProof/>
+                <w:webHidden/>
+              </w:rPr>
+            </w:r>
+            <w:r>
+              <w:rPr>
+                <w:rFonts w:ascii="Times New Roman" w:hAnsi="Times New Roman" w:cs="Times New Roman"/>
                 <w:noProof/>
                 <w:webHidden/>
               </w:rPr>
@@ -4813,6 +5021,7 @@
             </w:r>
             <w:r>
               <w:rPr>
+                <w:rFonts w:ascii="Times New Roman" w:hAnsi="Times New Roman" w:cs="Times New Roman"/>
                 <w:noProof/>
                 <w:webHidden/>
               </w:rPr>
@@ -4820,6 +5029,7 @@
             </w:r>
             <w:r>
               <w:rPr>
+                <w:rFonts w:ascii="Times New Roman" w:hAnsi="Times New Roman" w:cs="Times New Roman"/>
                 <w:noProof/>
                 <w:webHidden/>
               </w:rPr>
@@ -4835,24 +5045,25 @@
               <w:tab w:val="right" w:leader="dot" w:pos="8493"/>
             </w:tabs>
             <w:rPr>
-              <w:rFonts w:eastAsiaTheme="minorEastAsia"/>
+              <w:rFonts w:ascii="Times New Roman" w:eastAsiaTheme="minorEastAsia" w:hAnsi="Times New Roman" w:cs="Times New Roman"/>
               <w:noProof/>
               <w:sz w:val="24"/>
               <w:szCs w:val="24"/>
               <w:lang w:val="en-SK" w:eastAsia="en-GB"/>
             </w:rPr>
           </w:pPr>
-          <w:hyperlink w:anchor="_Toc222562837" w:history="1">
+          <w:hyperlink w:anchor="_Toc222595834" w:history="1">
             <w:r>
               <w:rPr>
                 <w:rStyle w:val="Hyperlink"/>
+                <w:rFonts w:ascii="Times New Roman" w:hAnsi="Times New Roman" w:cs="Times New Roman"/>
                 <w:noProof/>
               </w:rPr>
               <w:t>8.1</w:t>
             </w:r>
             <w:r>
               <w:rPr>
-                <w:rFonts w:eastAsiaTheme="minorEastAsia"/>
+                <w:rFonts w:ascii="Times New Roman" w:eastAsiaTheme="minorEastAsia" w:hAnsi="Times New Roman" w:cs="Times New Roman"/>
                 <w:noProof/>
                 <w:sz w:val="24"/>
                 <w:szCs w:val="24"/>
@@ -4863,12 +5074,14 @@
             <w:r>
               <w:rPr>
                 <w:rStyle w:val="Hyperlink"/>
+                <w:rFonts w:ascii="Times New Roman" w:hAnsi="Times New Roman" w:cs="Times New Roman"/>
                 <w:noProof/>
               </w:rPr>
               <w:t>Spôsob a priebeh testovania aplikácie</w:t>
             </w:r>
             <w:r>
               <w:rPr>
+                <w:rFonts w:ascii="Times New Roman" w:hAnsi="Times New Roman" w:cs="Times New Roman"/>
                 <w:noProof/>
                 <w:webHidden/>
               </w:rPr>
@@ -4876,6 +5089,7 @@
             </w:r>
             <w:r>
               <w:rPr>
+                <w:rFonts w:ascii="Times New Roman" w:hAnsi="Times New Roman" w:cs="Times New Roman"/>
                 <w:noProof/>
                 <w:webHidden/>
               </w:rPr>
@@ -4883,19 +5097,22 @@
             </w:r>
             <w:r>
               <w:rPr>
-                <w:noProof/>
-                <w:webHidden/>
-              </w:rPr>
-              <w:instrText xml:space="preserve"> PAGEREF _Toc222562837 \h </w:instrText>
-            </w:r>
-            <w:r>
-              <w:rPr>
-                <w:noProof/>
-                <w:webHidden/>
-              </w:rPr>
-            </w:r>
-            <w:r>
-              <w:rPr>
+                <w:rFonts w:ascii="Times New Roman" w:hAnsi="Times New Roman" w:cs="Times New Roman"/>
+                <w:noProof/>
+                <w:webHidden/>
+              </w:rPr>
+              <w:instrText xml:space="preserve"> PAGEREF _Toc222595834 \h </w:instrText>
+            </w:r>
+            <w:r>
+              <w:rPr>
+                <w:rFonts w:ascii="Times New Roman" w:hAnsi="Times New Roman" w:cs="Times New Roman"/>
+                <w:noProof/>
+                <w:webHidden/>
+              </w:rPr>
+            </w:r>
+            <w:r>
+              <w:rPr>
+                <w:rFonts w:ascii="Times New Roman" w:hAnsi="Times New Roman" w:cs="Times New Roman"/>
                 <w:noProof/>
                 <w:webHidden/>
               </w:rPr>
@@ -4903,6 +5120,7 @@
             </w:r>
             <w:r>
               <w:rPr>
+                <w:rFonts w:ascii="Times New Roman" w:hAnsi="Times New Roman" w:cs="Times New Roman"/>
                 <w:noProof/>
                 <w:webHidden/>
               </w:rPr>
@@ -4910,6 +5128,7 @@
             </w:r>
             <w:r>
               <w:rPr>
+                <w:rFonts w:ascii="Times New Roman" w:hAnsi="Times New Roman" w:cs="Times New Roman"/>
                 <w:noProof/>
                 <w:webHidden/>
               </w:rPr>
@@ -4925,24 +5144,25 @@
               <w:tab w:val="right" w:leader="dot" w:pos="8493"/>
             </w:tabs>
             <w:rPr>
-              <w:rFonts w:eastAsiaTheme="minorEastAsia"/>
+              <w:rFonts w:ascii="Times New Roman" w:eastAsiaTheme="minorEastAsia" w:hAnsi="Times New Roman" w:cs="Times New Roman"/>
               <w:noProof/>
               <w:sz w:val="24"/>
               <w:szCs w:val="24"/>
               <w:lang w:val="en-SK" w:eastAsia="en-GB"/>
             </w:rPr>
           </w:pPr>
-          <w:hyperlink w:anchor="_Toc222562838" w:history="1">
+          <w:hyperlink w:anchor="_Toc222595835" w:history="1">
             <w:r>
               <w:rPr>
                 <w:rStyle w:val="Hyperlink"/>
+                <w:rFonts w:ascii="Times New Roman" w:hAnsi="Times New Roman" w:cs="Times New Roman"/>
                 <w:noProof/>
               </w:rPr>
               <w:t>8.2</w:t>
             </w:r>
             <w:r>
               <w:rPr>
-                <w:rFonts w:eastAsiaTheme="minorEastAsia"/>
+                <w:rFonts w:ascii="Times New Roman" w:eastAsiaTheme="minorEastAsia" w:hAnsi="Times New Roman" w:cs="Times New Roman"/>
                 <w:noProof/>
                 <w:sz w:val="24"/>
                 <w:szCs w:val="24"/>
@@ -4953,12 +5173,14 @@
             <w:r>
               <w:rPr>
                 <w:rStyle w:val="Hyperlink"/>
+                <w:rFonts w:ascii="Times New Roman" w:hAnsi="Times New Roman" w:cs="Times New Roman"/>
                 <w:noProof/>
               </w:rPr>
               <w:t>Identifikácia problémov a nedostatkov</w:t>
             </w:r>
             <w:r>
               <w:rPr>
+                <w:rFonts w:ascii="Times New Roman" w:hAnsi="Times New Roman" w:cs="Times New Roman"/>
                 <w:noProof/>
                 <w:webHidden/>
               </w:rPr>
@@ -4966,6 +5188,7 @@
             </w:r>
             <w:r>
               <w:rPr>
+                <w:rFonts w:ascii="Times New Roman" w:hAnsi="Times New Roman" w:cs="Times New Roman"/>
                 <w:noProof/>
                 <w:webHidden/>
               </w:rPr>
@@ -4973,19 +5196,22 @@
             </w:r>
             <w:r>
               <w:rPr>
-                <w:noProof/>
-                <w:webHidden/>
-              </w:rPr>
-              <w:instrText xml:space="preserve"> PAGEREF _Toc222562838 \h </w:instrText>
-            </w:r>
-            <w:r>
-              <w:rPr>
-                <w:noProof/>
-                <w:webHidden/>
-              </w:rPr>
-            </w:r>
-            <w:r>
-              <w:rPr>
+                <w:rFonts w:ascii="Times New Roman" w:hAnsi="Times New Roman" w:cs="Times New Roman"/>
+                <w:noProof/>
+                <w:webHidden/>
+              </w:rPr>
+              <w:instrText xml:space="preserve"> PAGEREF _Toc222595835 \h </w:instrText>
+            </w:r>
+            <w:r>
+              <w:rPr>
+                <w:rFonts w:ascii="Times New Roman" w:hAnsi="Times New Roman" w:cs="Times New Roman"/>
+                <w:noProof/>
+                <w:webHidden/>
+              </w:rPr>
+            </w:r>
+            <w:r>
+              <w:rPr>
+                <w:rFonts w:ascii="Times New Roman" w:hAnsi="Times New Roman" w:cs="Times New Roman"/>
                 <w:noProof/>
                 <w:webHidden/>
               </w:rPr>
@@ -4993,6 +5219,7 @@
             </w:r>
             <w:r>
               <w:rPr>
+                <w:rFonts w:ascii="Times New Roman" w:hAnsi="Times New Roman" w:cs="Times New Roman"/>
                 <w:noProof/>
                 <w:webHidden/>
               </w:rPr>
@@ -5000,6 +5227,7 @@
             </w:r>
             <w:r>
               <w:rPr>
+                <w:rFonts w:ascii="Times New Roman" w:hAnsi="Times New Roman" w:cs="Times New Roman"/>
                 <w:noProof/>
                 <w:webHidden/>
               </w:rPr>
@@ -5015,24 +5243,25 @@
               <w:tab w:val="right" w:leader="dot" w:pos="8493"/>
             </w:tabs>
             <w:rPr>
-              <w:rFonts w:eastAsiaTheme="minorEastAsia"/>
+              <w:rFonts w:ascii="Times New Roman" w:eastAsiaTheme="minorEastAsia" w:hAnsi="Times New Roman" w:cs="Times New Roman"/>
               <w:noProof/>
               <w:sz w:val="24"/>
               <w:szCs w:val="24"/>
               <w:lang w:val="en-SK" w:eastAsia="en-GB"/>
             </w:rPr>
           </w:pPr>
-          <w:hyperlink w:anchor="_Toc222562839" w:history="1">
+          <w:hyperlink w:anchor="_Toc222595836" w:history="1">
             <w:r>
               <w:rPr>
                 <w:rStyle w:val="Hyperlink"/>
+                <w:rFonts w:ascii="Times New Roman" w:hAnsi="Times New Roman" w:cs="Times New Roman"/>
                 <w:noProof/>
               </w:rPr>
               <w:t>8.3</w:t>
             </w:r>
             <w:r>
               <w:rPr>
-                <w:rFonts w:eastAsiaTheme="minorEastAsia"/>
+                <w:rFonts w:ascii="Times New Roman" w:eastAsiaTheme="minorEastAsia" w:hAnsi="Times New Roman" w:cs="Times New Roman"/>
                 <w:noProof/>
                 <w:sz w:val="24"/>
                 <w:szCs w:val="24"/>
@@ -5043,12 +5272,14 @@
             <w:r>
               <w:rPr>
                 <w:rStyle w:val="Hyperlink"/>
+                <w:rFonts w:ascii="Times New Roman" w:hAnsi="Times New Roman" w:cs="Times New Roman"/>
                 <w:noProof/>
               </w:rPr>
               <w:t>Optimalizácia používateľského rozhrania</w:t>
             </w:r>
             <w:r>
               <w:rPr>
+                <w:rFonts w:ascii="Times New Roman" w:hAnsi="Times New Roman" w:cs="Times New Roman"/>
                 <w:noProof/>
                 <w:webHidden/>
               </w:rPr>
@@ -5056,6 +5287,7 @@
             </w:r>
             <w:r>
               <w:rPr>
+                <w:rFonts w:ascii="Times New Roman" w:hAnsi="Times New Roman" w:cs="Times New Roman"/>
                 <w:noProof/>
                 <w:webHidden/>
               </w:rPr>
@@ -5063,19 +5295,22 @@
             </w:r>
             <w:r>
               <w:rPr>
-                <w:noProof/>
-                <w:webHidden/>
-              </w:rPr>
-              <w:instrText xml:space="preserve"> PAGEREF _Toc222562839 \h </w:instrText>
-            </w:r>
-            <w:r>
-              <w:rPr>
-                <w:noProof/>
-                <w:webHidden/>
-              </w:rPr>
-            </w:r>
-            <w:r>
-              <w:rPr>
+                <w:rFonts w:ascii="Times New Roman" w:hAnsi="Times New Roman" w:cs="Times New Roman"/>
+                <w:noProof/>
+                <w:webHidden/>
+              </w:rPr>
+              <w:instrText xml:space="preserve"> PAGEREF _Toc222595836 \h </w:instrText>
+            </w:r>
+            <w:r>
+              <w:rPr>
+                <w:rFonts w:ascii="Times New Roman" w:hAnsi="Times New Roman" w:cs="Times New Roman"/>
+                <w:noProof/>
+                <w:webHidden/>
+              </w:rPr>
+            </w:r>
+            <w:r>
+              <w:rPr>
+                <w:rFonts w:ascii="Times New Roman" w:hAnsi="Times New Roman" w:cs="Times New Roman"/>
                 <w:noProof/>
                 <w:webHidden/>
               </w:rPr>
@@ -5083,6 +5318,7 @@
             </w:r>
             <w:r>
               <w:rPr>
+                <w:rFonts w:ascii="Times New Roman" w:hAnsi="Times New Roman" w:cs="Times New Roman"/>
                 <w:noProof/>
                 <w:webHidden/>
               </w:rPr>
@@ -5090,6 +5326,7 @@
             </w:r>
             <w:r>
               <w:rPr>
+                <w:rFonts w:ascii="Times New Roman" w:hAnsi="Times New Roman" w:cs="Times New Roman"/>
                 <w:noProof/>
                 <w:webHidden/>
               </w:rPr>
@@ -5105,24 +5342,25 @@
               <w:tab w:val="right" w:leader="dot" w:pos="8493"/>
             </w:tabs>
             <w:rPr>
-              <w:rFonts w:eastAsiaTheme="minorEastAsia"/>
+              <w:rFonts w:ascii="Times New Roman" w:eastAsiaTheme="minorEastAsia" w:hAnsi="Times New Roman" w:cs="Times New Roman"/>
               <w:noProof/>
               <w:sz w:val="24"/>
               <w:szCs w:val="24"/>
               <w:lang w:val="en-SK" w:eastAsia="en-GB"/>
             </w:rPr>
           </w:pPr>
-          <w:hyperlink w:anchor="_Toc222562840" w:history="1">
+          <w:hyperlink w:anchor="_Toc222595837" w:history="1">
             <w:r>
               <w:rPr>
                 <w:rStyle w:val="Hyperlink"/>
+                <w:rFonts w:ascii="Times New Roman" w:hAnsi="Times New Roman" w:cs="Times New Roman"/>
                 <w:noProof/>
               </w:rPr>
               <w:t>8.4</w:t>
             </w:r>
             <w:r>
               <w:rPr>
-                <w:rFonts w:eastAsiaTheme="minorEastAsia"/>
+                <w:rFonts w:ascii="Times New Roman" w:eastAsiaTheme="minorEastAsia" w:hAnsi="Times New Roman" w:cs="Times New Roman"/>
                 <w:noProof/>
                 <w:sz w:val="24"/>
                 <w:szCs w:val="24"/>
@@ -5133,12 +5371,14 @@
             <w:r>
               <w:rPr>
                 <w:rStyle w:val="Hyperlink"/>
+                <w:rFonts w:ascii="Times New Roman" w:hAnsi="Times New Roman" w:cs="Times New Roman"/>
                 <w:noProof/>
               </w:rPr>
               <w:t>Overenie použiteľnosti po úpravách</w:t>
             </w:r>
             <w:r>
               <w:rPr>
+                <w:rFonts w:ascii="Times New Roman" w:hAnsi="Times New Roman" w:cs="Times New Roman"/>
                 <w:noProof/>
                 <w:webHidden/>
               </w:rPr>
@@ -5146,6 +5386,7 @@
             </w:r>
             <w:r>
               <w:rPr>
+                <w:rFonts w:ascii="Times New Roman" w:hAnsi="Times New Roman" w:cs="Times New Roman"/>
                 <w:noProof/>
                 <w:webHidden/>
               </w:rPr>
@@ -5153,19 +5394,22 @@
             </w:r>
             <w:r>
               <w:rPr>
-                <w:noProof/>
-                <w:webHidden/>
-              </w:rPr>
-              <w:instrText xml:space="preserve"> PAGEREF _Toc222562840 \h </w:instrText>
-            </w:r>
-            <w:r>
-              <w:rPr>
-                <w:noProof/>
-                <w:webHidden/>
-              </w:rPr>
-            </w:r>
-            <w:r>
-              <w:rPr>
+                <w:rFonts w:ascii="Times New Roman" w:hAnsi="Times New Roman" w:cs="Times New Roman"/>
+                <w:noProof/>
+                <w:webHidden/>
+              </w:rPr>
+              <w:instrText xml:space="preserve"> PAGEREF _Toc222595837 \h </w:instrText>
+            </w:r>
+            <w:r>
+              <w:rPr>
+                <w:rFonts w:ascii="Times New Roman" w:hAnsi="Times New Roman" w:cs="Times New Roman"/>
+                <w:noProof/>
+                <w:webHidden/>
+              </w:rPr>
+            </w:r>
+            <w:r>
+              <w:rPr>
+                <w:rFonts w:ascii="Times New Roman" w:hAnsi="Times New Roman" w:cs="Times New Roman"/>
                 <w:noProof/>
                 <w:webHidden/>
               </w:rPr>
@@ -5173,6 +5417,7 @@
             </w:r>
             <w:r>
               <w:rPr>
+                <w:rFonts w:ascii="Times New Roman" w:hAnsi="Times New Roman" w:cs="Times New Roman"/>
                 <w:noProof/>
                 <w:webHidden/>
               </w:rPr>
@@ -5180,6 +5425,7 @@
             </w:r>
             <w:r>
               <w:rPr>
+                <w:rFonts w:ascii="Times New Roman" w:hAnsi="Times New Roman" w:cs="Times New Roman"/>
                 <w:noProof/>
                 <w:webHidden/>
               </w:rPr>
@@ -5195,24 +5441,25 @@
               <w:tab w:val="right" w:leader="dot" w:pos="8493"/>
             </w:tabs>
             <w:rPr>
-              <w:rFonts w:eastAsiaTheme="minorEastAsia"/>
+              <w:rFonts w:ascii="Times New Roman" w:eastAsiaTheme="minorEastAsia" w:hAnsi="Times New Roman" w:cs="Times New Roman"/>
               <w:noProof/>
               <w:sz w:val="24"/>
               <w:szCs w:val="24"/>
               <w:lang w:val="en-SK" w:eastAsia="en-GB"/>
             </w:rPr>
           </w:pPr>
-          <w:hyperlink w:anchor="_Toc222562841" w:history="1">
+          <w:hyperlink w:anchor="_Toc222595838" w:history="1">
             <w:r>
               <w:rPr>
                 <w:rStyle w:val="Hyperlink"/>
+                <w:rFonts w:ascii="Times New Roman" w:hAnsi="Times New Roman" w:cs="Times New Roman"/>
                 <w:noProof/>
               </w:rPr>
               <w:t>9</w:t>
             </w:r>
             <w:r>
               <w:rPr>
-                <w:rFonts w:eastAsiaTheme="minorEastAsia"/>
+                <w:rFonts w:ascii="Times New Roman" w:eastAsiaTheme="minorEastAsia" w:hAnsi="Times New Roman" w:cs="Times New Roman"/>
                 <w:noProof/>
                 <w:sz w:val="24"/>
                 <w:szCs w:val="24"/>
@@ -5223,12 +5470,14 @@
             <w:r>
               <w:rPr>
                 <w:rStyle w:val="Hyperlink"/>
+                <w:rFonts w:ascii="Times New Roman" w:hAnsi="Times New Roman" w:cs="Times New Roman"/>
                 <w:noProof/>
               </w:rPr>
               <w:t>DISKUSIA, OBMEDZENIA A MOŽNOSTI ROZŠÍRENIA</w:t>
             </w:r>
             <w:r>
               <w:rPr>
+                <w:rFonts w:ascii="Times New Roman" w:hAnsi="Times New Roman" w:cs="Times New Roman"/>
                 <w:noProof/>
                 <w:webHidden/>
               </w:rPr>
@@ -5236,6 +5485,7 @@
             </w:r>
             <w:r>
               <w:rPr>
+                <w:rFonts w:ascii="Times New Roman" w:hAnsi="Times New Roman" w:cs="Times New Roman"/>
                 <w:noProof/>
                 <w:webHidden/>
               </w:rPr>
@@ -5243,19 +5493,22 @@
             </w:r>
             <w:r>
               <w:rPr>
-                <w:noProof/>
-                <w:webHidden/>
-              </w:rPr>
-              <w:instrText xml:space="preserve"> PAGEREF _Toc222562841 \h </w:instrText>
-            </w:r>
-            <w:r>
-              <w:rPr>
-                <w:noProof/>
-                <w:webHidden/>
-              </w:rPr>
-            </w:r>
-            <w:r>
-              <w:rPr>
+                <w:rFonts w:ascii="Times New Roman" w:hAnsi="Times New Roman" w:cs="Times New Roman"/>
+                <w:noProof/>
+                <w:webHidden/>
+              </w:rPr>
+              <w:instrText xml:space="preserve"> PAGEREF _Toc222595838 \h </w:instrText>
+            </w:r>
+            <w:r>
+              <w:rPr>
+                <w:rFonts w:ascii="Times New Roman" w:hAnsi="Times New Roman" w:cs="Times New Roman"/>
+                <w:noProof/>
+                <w:webHidden/>
+              </w:rPr>
+            </w:r>
+            <w:r>
+              <w:rPr>
+                <w:rFonts w:ascii="Times New Roman" w:hAnsi="Times New Roman" w:cs="Times New Roman"/>
                 <w:noProof/>
                 <w:webHidden/>
               </w:rPr>
@@ -5263,6 +5516,7 @@
             </w:r>
             <w:r>
               <w:rPr>
+                <w:rFonts w:ascii="Times New Roman" w:hAnsi="Times New Roman" w:cs="Times New Roman"/>
                 <w:noProof/>
                 <w:webHidden/>
               </w:rPr>
@@ -5270,6 +5524,7 @@
             </w:r>
             <w:r>
               <w:rPr>
+                <w:rFonts w:ascii="Times New Roman" w:hAnsi="Times New Roman" w:cs="Times New Roman"/>
                 <w:noProof/>
                 <w:webHidden/>
               </w:rPr>
@@ -5285,24 +5540,25 @@
               <w:tab w:val="right" w:leader="dot" w:pos="8493"/>
             </w:tabs>
             <w:rPr>
-              <w:rFonts w:eastAsiaTheme="minorEastAsia"/>
+              <w:rFonts w:ascii="Times New Roman" w:eastAsiaTheme="minorEastAsia" w:hAnsi="Times New Roman" w:cs="Times New Roman"/>
               <w:noProof/>
               <w:sz w:val="24"/>
               <w:szCs w:val="24"/>
               <w:lang w:val="en-SK" w:eastAsia="en-GB"/>
             </w:rPr>
           </w:pPr>
-          <w:hyperlink w:anchor="_Toc222562842" w:history="1">
+          <w:hyperlink w:anchor="_Toc222595839" w:history="1">
             <w:r>
               <w:rPr>
                 <w:rStyle w:val="Hyperlink"/>
+                <w:rFonts w:ascii="Times New Roman" w:hAnsi="Times New Roman" w:cs="Times New Roman"/>
                 <w:noProof/>
               </w:rPr>
               <w:t>9.1</w:t>
             </w:r>
             <w:r>
               <w:rPr>
-                <w:rFonts w:eastAsiaTheme="minorEastAsia"/>
+                <w:rFonts w:ascii="Times New Roman" w:eastAsiaTheme="minorEastAsia" w:hAnsi="Times New Roman" w:cs="Times New Roman"/>
                 <w:noProof/>
                 <w:sz w:val="24"/>
                 <w:szCs w:val="24"/>
@@ -5313,12 +5569,14 @@
             <w:r>
               <w:rPr>
                 <w:rStyle w:val="Hyperlink"/>
+                <w:rFonts w:ascii="Times New Roman" w:hAnsi="Times New Roman" w:cs="Times New Roman"/>
                 <w:noProof/>
               </w:rPr>
               <w:t>Zhodnotenie navrhnutého riešenia</w:t>
             </w:r>
             <w:r>
               <w:rPr>
+                <w:rFonts w:ascii="Times New Roman" w:hAnsi="Times New Roman" w:cs="Times New Roman"/>
                 <w:noProof/>
                 <w:webHidden/>
               </w:rPr>
@@ -5326,6 +5584,7 @@
             </w:r>
             <w:r>
               <w:rPr>
+                <w:rFonts w:ascii="Times New Roman" w:hAnsi="Times New Roman" w:cs="Times New Roman"/>
                 <w:noProof/>
                 <w:webHidden/>
               </w:rPr>
@@ -5333,19 +5592,22 @@
             </w:r>
             <w:r>
               <w:rPr>
-                <w:noProof/>
-                <w:webHidden/>
-              </w:rPr>
-              <w:instrText xml:space="preserve"> PAGEREF _Toc222562842 \h </w:instrText>
-            </w:r>
-            <w:r>
-              <w:rPr>
-                <w:noProof/>
-                <w:webHidden/>
-              </w:rPr>
-            </w:r>
-            <w:r>
-              <w:rPr>
+                <w:rFonts w:ascii="Times New Roman" w:hAnsi="Times New Roman" w:cs="Times New Roman"/>
+                <w:noProof/>
+                <w:webHidden/>
+              </w:rPr>
+              <w:instrText xml:space="preserve"> PAGEREF _Toc222595839 \h </w:instrText>
+            </w:r>
+            <w:r>
+              <w:rPr>
+                <w:rFonts w:ascii="Times New Roman" w:hAnsi="Times New Roman" w:cs="Times New Roman"/>
+                <w:noProof/>
+                <w:webHidden/>
+              </w:rPr>
+            </w:r>
+            <w:r>
+              <w:rPr>
+                <w:rFonts w:ascii="Times New Roman" w:hAnsi="Times New Roman" w:cs="Times New Roman"/>
                 <w:noProof/>
                 <w:webHidden/>
               </w:rPr>
@@ -5353,6 +5615,7 @@
             </w:r>
             <w:r>
               <w:rPr>
+                <w:rFonts w:ascii="Times New Roman" w:hAnsi="Times New Roman" w:cs="Times New Roman"/>
                 <w:noProof/>
                 <w:webHidden/>
               </w:rPr>
@@ -5360,6 +5623,7 @@
             </w:r>
             <w:r>
               <w:rPr>
+                <w:rFonts w:ascii="Times New Roman" w:hAnsi="Times New Roman" w:cs="Times New Roman"/>
                 <w:noProof/>
                 <w:webHidden/>
               </w:rPr>
@@ -5375,24 +5639,25 @@
               <w:tab w:val="right" w:leader="dot" w:pos="8493"/>
             </w:tabs>
             <w:rPr>
-              <w:rFonts w:eastAsiaTheme="minorEastAsia"/>
+              <w:rFonts w:ascii="Times New Roman" w:eastAsiaTheme="minorEastAsia" w:hAnsi="Times New Roman" w:cs="Times New Roman"/>
               <w:noProof/>
               <w:sz w:val="24"/>
               <w:szCs w:val="24"/>
               <w:lang w:val="en-SK" w:eastAsia="en-GB"/>
             </w:rPr>
           </w:pPr>
-          <w:hyperlink w:anchor="_Toc222562843" w:history="1">
+          <w:hyperlink w:anchor="_Toc222595840" w:history="1">
             <w:r>
               <w:rPr>
                 <w:rStyle w:val="Hyperlink"/>
+                <w:rFonts w:ascii="Times New Roman" w:hAnsi="Times New Roman" w:cs="Times New Roman"/>
                 <w:noProof/>
               </w:rPr>
               <w:t>9.2</w:t>
             </w:r>
             <w:r>
               <w:rPr>
-                <w:rFonts w:eastAsiaTheme="minorEastAsia"/>
+                <w:rFonts w:ascii="Times New Roman" w:eastAsiaTheme="minorEastAsia" w:hAnsi="Times New Roman" w:cs="Times New Roman"/>
                 <w:noProof/>
                 <w:sz w:val="24"/>
                 <w:szCs w:val="24"/>
@@ -5403,12 +5668,14 @@
             <w:r>
               <w:rPr>
                 <w:rStyle w:val="Hyperlink"/>
+                <w:rFonts w:ascii="Times New Roman" w:hAnsi="Times New Roman" w:cs="Times New Roman"/>
                 <w:noProof/>
               </w:rPr>
               <w:t>Technické a časové obmedzenia projektu</w:t>
             </w:r>
             <w:r>
               <w:rPr>
+                <w:rFonts w:ascii="Times New Roman" w:hAnsi="Times New Roman" w:cs="Times New Roman"/>
                 <w:noProof/>
                 <w:webHidden/>
               </w:rPr>
@@ -5416,6 +5683,7 @@
             </w:r>
             <w:r>
               <w:rPr>
+                <w:rFonts w:ascii="Times New Roman" w:hAnsi="Times New Roman" w:cs="Times New Roman"/>
                 <w:noProof/>
                 <w:webHidden/>
               </w:rPr>
@@ -5423,19 +5691,22 @@
             </w:r>
             <w:r>
               <w:rPr>
-                <w:noProof/>
-                <w:webHidden/>
-              </w:rPr>
-              <w:instrText xml:space="preserve"> PAGEREF _Toc222562843 \h </w:instrText>
-            </w:r>
-            <w:r>
-              <w:rPr>
-                <w:noProof/>
-                <w:webHidden/>
-              </w:rPr>
-            </w:r>
-            <w:r>
-              <w:rPr>
+                <w:rFonts w:ascii="Times New Roman" w:hAnsi="Times New Roman" w:cs="Times New Roman"/>
+                <w:noProof/>
+                <w:webHidden/>
+              </w:rPr>
+              <w:instrText xml:space="preserve"> PAGEREF _Toc222595840 \h </w:instrText>
+            </w:r>
+            <w:r>
+              <w:rPr>
+                <w:rFonts w:ascii="Times New Roman" w:hAnsi="Times New Roman" w:cs="Times New Roman"/>
+                <w:noProof/>
+                <w:webHidden/>
+              </w:rPr>
+            </w:r>
+            <w:r>
+              <w:rPr>
+                <w:rFonts w:ascii="Times New Roman" w:hAnsi="Times New Roman" w:cs="Times New Roman"/>
                 <w:noProof/>
                 <w:webHidden/>
               </w:rPr>
@@ -5443,6 +5714,7 @@
             </w:r>
             <w:r>
               <w:rPr>
+                <w:rFonts w:ascii="Times New Roman" w:hAnsi="Times New Roman" w:cs="Times New Roman"/>
                 <w:noProof/>
                 <w:webHidden/>
               </w:rPr>
@@ -5450,6 +5722,7 @@
             </w:r>
             <w:r>
               <w:rPr>
+                <w:rFonts w:ascii="Times New Roman" w:hAnsi="Times New Roman" w:cs="Times New Roman"/>
                 <w:noProof/>
                 <w:webHidden/>
               </w:rPr>
@@ -5465,24 +5738,25 @@
               <w:tab w:val="right" w:leader="dot" w:pos="8493"/>
             </w:tabs>
             <w:rPr>
-              <w:rFonts w:eastAsiaTheme="minorEastAsia"/>
+              <w:rFonts w:ascii="Times New Roman" w:eastAsiaTheme="minorEastAsia" w:hAnsi="Times New Roman" w:cs="Times New Roman"/>
               <w:noProof/>
               <w:sz w:val="24"/>
               <w:szCs w:val="24"/>
               <w:lang w:val="en-SK" w:eastAsia="en-GB"/>
             </w:rPr>
           </w:pPr>
-          <w:hyperlink w:anchor="_Toc222562844" w:history="1">
+          <w:hyperlink w:anchor="_Toc222595841" w:history="1">
             <w:r>
               <w:rPr>
                 <w:rStyle w:val="Hyperlink"/>
+                <w:rFonts w:ascii="Times New Roman" w:hAnsi="Times New Roman" w:cs="Times New Roman"/>
                 <w:noProof/>
               </w:rPr>
               <w:t>9.3</w:t>
             </w:r>
             <w:r>
               <w:rPr>
-                <w:rFonts w:eastAsiaTheme="minorEastAsia"/>
+                <w:rFonts w:ascii="Times New Roman" w:eastAsiaTheme="minorEastAsia" w:hAnsi="Times New Roman" w:cs="Times New Roman"/>
                 <w:noProof/>
                 <w:sz w:val="24"/>
                 <w:szCs w:val="24"/>
@@ -5493,12 +5767,14 @@
             <w:r>
               <w:rPr>
                 <w:rStyle w:val="Hyperlink"/>
+                <w:rFonts w:ascii="Times New Roman" w:hAnsi="Times New Roman" w:cs="Times New Roman"/>
                 <w:noProof/>
               </w:rPr>
               <w:t>Neimplementované funkcie a ich dopad</w:t>
             </w:r>
             <w:r>
               <w:rPr>
+                <w:rFonts w:ascii="Times New Roman" w:hAnsi="Times New Roman" w:cs="Times New Roman"/>
                 <w:noProof/>
                 <w:webHidden/>
               </w:rPr>
@@ -5506,6 +5782,7 @@
             </w:r>
             <w:r>
               <w:rPr>
+                <w:rFonts w:ascii="Times New Roman" w:hAnsi="Times New Roman" w:cs="Times New Roman"/>
                 <w:noProof/>
                 <w:webHidden/>
               </w:rPr>
@@ -5513,19 +5790,22 @@
             </w:r>
             <w:r>
               <w:rPr>
-                <w:noProof/>
-                <w:webHidden/>
-              </w:rPr>
-              <w:instrText xml:space="preserve"> PAGEREF _Toc222562844 \h </w:instrText>
-            </w:r>
-            <w:r>
-              <w:rPr>
-                <w:noProof/>
-                <w:webHidden/>
-              </w:rPr>
-            </w:r>
-            <w:r>
-              <w:rPr>
+                <w:rFonts w:ascii="Times New Roman" w:hAnsi="Times New Roman" w:cs="Times New Roman"/>
+                <w:noProof/>
+                <w:webHidden/>
+              </w:rPr>
+              <w:instrText xml:space="preserve"> PAGEREF _Toc222595841 \h </w:instrText>
+            </w:r>
+            <w:r>
+              <w:rPr>
+                <w:rFonts w:ascii="Times New Roman" w:hAnsi="Times New Roman" w:cs="Times New Roman"/>
+                <w:noProof/>
+                <w:webHidden/>
+              </w:rPr>
+            </w:r>
+            <w:r>
+              <w:rPr>
+                <w:rFonts w:ascii="Times New Roman" w:hAnsi="Times New Roman" w:cs="Times New Roman"/>
                 <w:noProof/>
                 <w:webHidden/>
               </w:rPr>
@@ -5533,6 +5813,7 @@
             </w:r>
             <w:r>
               <w:rPr>
+                <w:rFonts w:ascii="Times New Roman" w:hAnsi="Times New Roman" w:cs="Times New Roman"/>
                 <w:noProof/>
                 <w:webHidden/>
               </w:rPr>
@@ -5540,6 +5821,7 @@
             </w:r>
             <w:r>
               <w:rPr>
+                <w:rFonts w:ascii="Times New Roman" w:hAnsi="Times New Roman" w:cs="Times New Roman"/>
                 <w:noProof/>
                 <w:webHidden/>
               </w:rPr>
@@ -5555,24 +5837,25 @@
               <w:tab w:val="right" w:leader="dot" w:pos="8493"/>
             </w:tabs>
             <w:rPr>
-              <w:rFonts w:eastAsiaTheme="minorEastAsia"/>
+              <w:rFonts w:ascii="Times New Roman" w:eastAsiaTheme="minorEastAsia" w:hAnsi="Times New Roman" w:cs="Times New Roman"/>
               <w:noProof/>
               <w:sz w:val="24"/>
               <w:szCs w:val="24"/>
               <w:lang w:val="en-SK" w:eastAsia="en-GB"/>
             </w:rPr>
           </w:pPr>
-          <w:hyperlink w:anchor="_Toc222562845" w:history="1">
+          <w:hyperlink w:anchor="_Toc222595842" w:history="1">
             <w:r>
               <w:rPr>
                 <w:rStyle w:val="Hyperlink"/>
+                <w:rFonts w:ascii="Times New Roman" w:hAnsi="Times New Roman" w:cs="Times New Roman"/>
                 <w:noProof/>
               </w:rPr>
               <w:t>9.4</w:t>
             </w:r>
             <w:r>
               <w:rPr>
-                <w:rFonts w:eastAsiaTheme="minorEastAsia"/>
+                <w:rFonts w:ascii="Times New Roman" w:eastAsiaTheme="minorEastAsia" w:hAnsi="Times New Roman" w:cs="Times New Roman"/>
                 <w:noProof/>
                 <w:sz w:val="24"/>
                 <w:szCs w:val="24"/>
@@ -5583,12 +5866,14 @@
             <w:r>
               <w:rPr>
                 <w:rStyle w:val="Hyperlink"/>
+                <w:rFonts w:ascii="Times New Roman" w:hAnsi="Times New Roman" w:cs="Times New Roman"/>
                 <w:noProof/>
               </w:rPr>
               <w:t>Možnosti ďalšieho rozšírenia systému</w:t>
             </w:r>
             <w:r>
               <w:rPr>
+                <w:rFonts w:ascii="Times New Roman" w:hAnsi="Times New Roman" w:cs="Times New Roman"/>
                 <w:noProof/>
                 <w:webHidden/>
               </w:rPr>
@@ -5596,6 +5881,7 @@
             </w:r>
             <w:r>
               <w:rPr>
+                <w:rFonts w:ascii="Times New Roman" w:hAnsi="Times New Roman" w:cs="Times New Roman"/>
                 <w:noProof/>
                 <w:webHidden/>
               </w:rPr>
@@ -5603,19 +5889,22 @@
             </w:r>
             <w:r>
               <w:rPr>
-                <w:noProof/>
-                <w:webHidden/>
-              </w:rPr>
-              <w:instrText xml:space="preserve"> PAGEREF _Toc222562845 \h </w:instrText>
-            </w:r>
-            <w:r>
-              <w:rPr>
-                <w:noProof/>
-                <w:webHidden/>
-              </w:rPr>
-            </w:r>
-            <w:r>
-              <w:rPr>
+                <w:rFonts w:ascii="Times New Roman" w:hAnsi="Times New Roman" w:cs="Times New Roman"/>
+                <w:noProof/>
+                <w:webHidden/>
+              </w:rPr>
+              <w:instrText xml:space="preserve"> PAGEREF _Toc222595842 \h </w:instrText>
+            </w:r>
+            <w:r>
+              <w:rPr>
+                <w:rFonts w:ascii="Times New Roman" w:hAnsi="Times New Roman" w:cs="Times New Roman"/>
+                <w:noProof/>
+                <w:webHidden/>
+              </w:rPr>
+            </w:r>
+            <w:r>
+              <w:rPr>
+                <w:rFonts w:ascii="Times New Roman" w:hAnsi="Times New Roman" w:cs="Times New Roman"/>
                 <w:noProof/>
                 <w:webHidden/>
               </w:rPr>
@@ -5623,6 +5912,7 @@
             </w:r>
             <w:r>
               <w:rPr>
+                <w:rFonts w:ascii="Times New Roman" w:hAnsi="Times New Roman" w:cs="Times New Roman"/>
                 <w:noProof/>
                 <w:webHidden/>
               </w:rPr>
@@ -5630,6 +5920,7 @@
             </w:r>
             <w:r>
               <w:rPr>
+                <w:rFonts w:ascii="Times New Roman" w:hAnsi="Times New Roman" w:cs="Times New Roman"/>
                 <w:noProof/>
                 <w:webHidden/>
               </w:rPr>
@@ -5645,24 +5936,25 @@
               <w:tab w:val="right" w:leader="dot" w:pos="8493"/>
             </w:tabs>
             <w:rPr>
-              <w:rFonts w:eastAsiaTheme="minorEastAsia"/>
+              <w:rFonts w:ascii="Times New Roman" w:eastAsiaTheme="minorEastAsia" w:hAnsi="Times New Roman" w:cs="Times New Roman"/>
               <w:noProof/>
               <w:sz w:val="24"/>
               <w:szCs w:val="24"/>
               <w:lang w:val="en-SK" w:eastAsia="en-GB"/>
             </w:rPr>
           </w:pPr>
-          <w:hyperlink w:anchor="_Toc222562846" w:history="1">
+          <w:hyperlink w:anchor="_Toc222595843" w:history="1">
             <w:r>
               <w:rPr>
                 <w:rStyle w:val="Hyperlink"/>
+                <w:rFonts w:ascii="Times New Roman" w:hAnsi="Times New Roman" w:cs="Times New Roman"/>
                 <w:noProof/>
               </w:rPr>
               <w:t>9.5</w:t>
             </w:r>
             <w:r>
               <w:rPr>
-                <w:rFonts w:eastAsiaTheme="minorEastAsia"/>
+                <w:rFonts w:ascii="Times New Roman" w:eastAsiaTheme="minorEastAsia" w:hAnsi="Times New Roman" w:cs="Times New Roman"/>
                 <w:noProof/>
                 <w:sz w:val="24"/>
                 <w:szCs w:val="24"/>
@@ -5673,12 +5965,14 @@
             <w:r>
               <w:rPr>
                 <w:rStyle w:val="Hyperlink"/>
+                <w:rFonts w:ascii="Times New Roman" w:hAnsi="Times New Roman" w:cs="Times New Roman"/>
                 <w:noProof/>
               </w:rPr>
               <w:t>Celkové zhodnotenie kapitoly</w:t>
             </w:r>
             <w:r>
               <w:rPr>
+                <w:rFonts w:ascii="Times New Roman" w:hAnsi="Times New Roman" w:cs="Times New Roman"/>
                 <w:noProof/>
                 <w:webHidden/>
               </w:rPr>
@@ -5686,6 +5980,7 @@
             </w:r>
             <w:r>
               <w:rPr>
+                <w:rFonts w:ascii="Times New Roman" w:hAnsi="Times New Roman" w:cs="Times New Roman"/>
                 <w:noProof/>
                 <w:webHidden/>
               </w:rPr>
@@ -5693,19 +5988,22 @@
             </w:r>
             <w:r>
               <w:rPr>
-                <w:noProof/>
-                <w:webHidden/>
-              </w:rPr>
-              <w:instrText xml:space="preserve"> PAGEREF _Toc222562846 \h </w:instrText>
-            </w:r>
-            <w:r>
-              <w:rPr>
-                <w:noProof/>
-                <w:webHidden/>
-              </w:rPr>
-            </w:r>
-            <w:r>
-              <w:rPr>
+                <w:rFonts w:ascii="Times New Roman" w:hAnsi="Times New Roman" w:cs="Times New Roman"/>
+                <w:noProof/>
+                <w:webHidden/>
+              </w:rPr>
+              <w:instrText xml:space="preserve"> PAGEREF _Toc222595843 \h </w:instrText>
+            </w:r>
+            <w:r>
+              <w:rPr>
+                <w:rFonts w:ascii="Times New Roman" w:hAnsi="Times New Roman" w:cs="Times New Roman"/>
+                <w:noProof/>
+                <w:webHidden/>
+              </w:rPr>
+            </w:r>
+            <w:r>
+              <w:rPr>
+                <w:rFonts w:ascii="Times New Roman" w:hAnsi="Times New Roman" w:cs="Times New Roman"/>
                 <w:noProof/>
                 <w:webHidden/>
               </w:rPr>
@@ -5713,6 +6011,7 @@
             </w:r>
             <w:r>
               <w:rPr>
+                <w:rFonts w:ascii="Times New Roman" w:hAnsi="Times New Roman" w:cs="Times New Roman"/>
                 <w:noProof/>
                 <w:webHidden/>
               </w:rPr>
@@ -5720,6 +6019,7 @@
             </w:r>
             <w:r>
               <w:rPr>
+                <w:rFonts w:ascii="Times New Roman" w:hAnsi="Times New Roman" w:cs="Times New Roman"/>
                 <w:noProof/>
                 <w:webHidden/>
               </w:rPr>
@@ -5735,24 +6035,25 @@
               <w:tab w:val="right" w:leader="dot" w:pos="8493"/>
             </w:tabs>
             <w:rPr>
-              <w:rFonts w:eastAsiaTheme="minorEastAsia"/>
+              <w:rFonts w:ascii="Times New Roman" w:eastAsiaTheme="minorEastAsia" w:hAnsi="Times New Roman" w:cs="Times New Roman"/>
               <w:noProof/>
               <w:sz w:val="24"/>
               <w:szCs w:val="24"/>
               <w:lang w:val="en-SK" w:eastAsia="en-GB"/>
             </w:rPr>
           </w:pPr>
-          <w:hyperlink w:anchor="_Toc222562847" w:history="1">
+          <w:hyperlink w:anchor="_Toc222595844" w:history="1">
             <w:r>
               <w:rPr>
                 <w:rStyle w:val="Hyperlink"/>
+                <w:rFonts w:ascii="Times New Roman" w:hAnsi="Times New Roman" w:cs="Times New Roman"/>
                 <w:noProof/>
               </w:rPr>
               <w:t>10</w:t>
             </w:r>
             <w:r>
               <w:rPr>
-                <w:rFonts w:eastAsiaTheme="minorEastAsia"/>
+                <w:rFonts w:ascii="Times New Roman" w:eastAsiaTheme="minorEastAsia" w:hAnsi="Times New Roman" w:cs="Times New Roman"/>
                 <w:noProof/>
                 <w:sz w:val="24"/>
                 <w:szCs w:val="24"/>
@@ -5763,12 +6064,14 @@
             <w:r>
               <w:rPr>
                 <w:rStyle w:val="Hyperlink"/>
+                <w:rFonts w:ascii="Times New Roman" w:hAnsi="Times New Roman" w:cs="Times New Roman"/>
                 <w:noProof/>
               </w:rPr>
               <w:t>PRAKTICKÉ VYUŽITIE APLIKÁCIE V REÁLNEJ PREVÁDZKE</w:t>
             </w:r>
             <w:r>
               <w:rPr>
+                <w:rFonts w:ascii="Times New Roman" w:hAnsi="Times New Roman" w:cs="Times New Roman"/>
                 <w:noProof/>
                 <w:webHidden/>
               </w:rPr>
@@ -5776,6 +6079,7 @@
             </w:r>
             <w:r>
               <w:rPr>
+                <w:rFonts w:ascii="Times New Roman" w:hAnsi="Times New Roman" w:cs="Times New Roman"/>
                 <w:noProof/>
                 <w:webHidden/>
               </w:rPr>
@@ -5783,19 +6087,22 @@
             </w:r>
             <w:r>
               <w:rPr>
-                <w:noProof/>
-                <w:webHidden/>
-              </w:rPr>
-              <w:instrText xml:space="preserve"> PAGEREF _Toc222562847 \h </w:instrText>
-            </w:r>
-            <w:r>
-              <w:rPr>
-                <w:noProof/>
-                <w:webHidden/>
-              </w:rPr>
-            </w:r>
-            <w:r>
-              <w:rPr>
+                <w:rFonts w:ascii="Times New Roman" w:hAnsi="Times New Roman" w:cs="Times New Roman"/>
+                <w:noProof/>
+                <w:webHidden/>
+              </w:rPr>
+              <w:instrText xml:space="preserve"> PAGEREF _Toc222595844 \h </w:instrText>
+            </w:r>
+            <w:r>
+              <w:rPr>
+                <w:rFonts w:ascii="Times New Roman" w:hAnsi="Times New Roman" w:cs="Times New Roman"/>
+                <w:noProof/>
+                <w:webHidden/>
+              </w:rPr>
+            </w:r>
+            <w:r>
+              <w:rPr>
+                <w:rFonts w:ascii="Times New Roman" w:hAnsi="Times New Roman" w:cs="Times New Roman"/>
                 <w:noProof/>
                 <w:webHidden/>
               </w:rPr>
@@ -5803,6 +6110,7 @@
             </w:r>
             <w:r>
               <w:rPr>
+                <w:rFonts w:ascii="Times New Roman" w:hAnsi="Times New Roman" w:cs="Times New Roman"/>
                 <w:noProof/>
                 <w:webHidden/>
               </w:rPr>
@@ -5810,6 +6118,7 @@
             </w:r>
             <w:r>
               <w:rPr>
+                <w:rFonts w:ascii="Times New Roman" w:hAnsi="Times New Roman" w:cs="Times New Roman"/>
                 <w:noProof/>
                 <w:webHidden/>
               </w:rPr>
@@ -5825,24 +6134,25 @@
               <w:tab w:val="right" w:leader="dot" w:pos="8493"/>
             </w:tabs>
             <w:rPr>
-              <w:rFonts w:eastAsiaTheme="minorEastAsia"/>
+              <w:rFonts w:ascii="Times New Roman" w:eastAsiaTheme="minorEastAsia" w:hAnsi="Times New Roman" w:cs="Times New Roman"/>
               <w:noProof/>
               <w:sz w:val="24"/>
               <w:szCs w:val="24"/>
               <w:lang w:val="en-SK" w:eastAsia="en-GB"/>
             </w:rPr>
           </w:pPr>
-          <w:hyperlink w:anchor="_Toc222562848" w:history="1">
+          <w:hyperlink w:anchor="_Toc222595845" w:history="1">
             <w:r>
               <w:rPr>
                 <w:rStyle w:val="Hyperlink"/>
+                <w:rFonts w:ascii="Times New Roman" w:hAnsi="Times New Roman" w:cs="Times New Roman"/>
                 <w:noProof/>
               </w:rPr>
               <w:t>11</w:t>
             </w:r>
             <w:r>
               <w:rPr>
-                <w:rFonts w:eastAsiaTheme="minorEastAsia"/>
+                <w:rFonts w:ascii="Times New Roman" w:eastAsiaTheme="minorEastAsia" w:hAnsi="Times New Roman" w:cs="Times New Roman"/>
                 <w:noProof/>
                 <w:sz w:val="24"/>
                 <w:szCs w:val="24"/>
@@ -5853,12 +6163,14 @@
             <w:r>
               <w:rPr>
                 <w:rStyle w:val="Hyperlink"/>
+                <w:rFonts w:ascii="Times New Roman" w:hAnsi="Times New Roman" w:cs="Times New Roman"/>
                 <w:noProof/>
               </w:rPr>
               <w:t>ZÁVERY PRÁCE</w:t>
             </w:r>
             <w:r>
               <w:rPr>
+                <w:rFonts w:ascii="Times New Roman" w:hAnsi="Times New Roman" w:cs="Times New Roman"/>
                 <w:noProof/>
                 <w:webHidden/>
               </w:rPr>
@@ -5866,6 +6178,7 @@
             </w:r>
             <w:r>
               <w:rPr>
+                <w:rFonts w:ascii="Times New Roman" w:hAnsi="Times New Roman" w:cs="Times New Roman"/>
                 <w:noProof/>
                 <w:webHidden/>
               </w:rPr>
@@ -5873,19 +6186,22 @@
             </w:r>
             <w:r>
               <w:rPr>
-                <w:noProof/>
-                <w:webHidden/>
-              </w:rPr>
-              <w:instrText xml:space="preserve"> PAGEREF _Toc222562848 \h </w:instrText>
-            </w:r>
-            <w:r>
-              <w:rPr>
-                <w:noProof/>
-                <w:webHidden/>
-              </w:rPr>
-            </w:r>
-            <w:r>
-              <w:rPr>
+                <w:rFonts w:ascii="Times New Roman" w:hAnsi="Times New Roman" w:cs="Times New Roman"/>
+                <w:noProof/>
+                <w:webHidden/>
+              </w:rPr>
+              <w:instrText xml:space="preserve"> PAGEREF _Toc222595845 \h </w:instrText>
+            </w:r>
+            <w:r>
+              <w:rPr>
+                <w:rFonts w:ascii="Times New Roman" w:hAnsi="Times New Roman" w:cs="Times New Roman"/>
+                <w:noProof/>
+                <w:webHidden/>
+              </w:rPr>
+            </w:r>
+            <w:r>
+              <w:rPr>
+                <w:rFonts w:ascii="Times New Roman" w:hAnsi="Times New Roman" w:cs="Times New Roman"/>
                 <w:noProof/>
                 <w:webHidden/>
               </w:rPr>
@@ -5893,6 +6209,7 @@
             </w:r>
             <w:r>
               <w:rPr>
+                <w:rFonts w:ascii="Times New Roman" w:hAnsi="Times New Roman" w:cs="Times New Roman"/>
                 <w:noProof/>
                 <w:webHidden/>
               </w:rPr>
@@ -5900,6 +6217,7 @@
             </w:r>
             <w:r>
               <w:rPr>
+                <w:rFonts w:ascii="Times New Roman" w:hAnsi="Times New Roman" w:cs="Times New Roman"/>
                 <w:noProof/>
                 <w:webHidden/>
               </w:rPr>
@@ -5915,24 +6233,25 @@
               <w:tab w:val="right" w:leader="dot" w:pos="8493"/>
             </w:tabs>
             <w:rPr>
-              <w:rFonts w:eastAsiaTheme="minorEastAsia"/>
+              <w:rFonts w:ascii="Times New Roman" w:eastAsiaTheme="minorEastAsia" w:hAnsi="Times New Roman" w:cs="Times New Roman"/>
               <w:noProof/>
               <w:sz w:val="24"/>
               <w:szCs w:val="24"/>
               <w:lang w:val="en-SK" w:eastAsia="en-GB"/>
             </w:rPr>
           </w:pPr>
-          <w:hyperlink w:anchor="_Toc222562849" w:history="1">
+          <w:hyperlink w:anchor="_Toc222595846" w:history="1">
             <w:r>
               <w:rPr>
                 <w:rStyle w:val="Hyperlink"/>
+                <w:rFonts w:ascii="Times New Roman" w:hAnsi="Times New Roman" w:cs="Times New Roman"/>
                 <w:noProof/>
               </w:rPr>
               <w:t>12</w:t>
             </w:r>
             <w:r>
               <w:rPr>
-                <w:rFonts w:eastAsiaTheme="minorEastAsia"/>
+                <w:rFonts w:ascii="Times New Roman" w:eastAsiaTheme="minorEastAsia" w:hAnsi="Times New Roman" w:cs="Times New Roman"/>
                 <w:noProof/>
                 <w:sz w:val="24"/>
                 <w:szCs w:val="24"/>
@@ -5943,12 +6262,14 @@
             <w:r>
               <w:rPr>
                 <w:rStyle w:val="Hyperlink"/>
+                <w:rFonts w:ascii="Times New Roman" w:hAnsi="Times New Roman" w:cs="Times New Roman"/>
                 <w:noProof/>
               </w:rPr>
               <w:t>ZOZNAM POUŽITEJ LITERATÚRY</w:t>
             </w:r>
             <w:r>
               <w:rPr>
+                <w:rFonts w:ascii="Times New Roman" w:hAnsi="Times New Roman" w:cs="Times New Roman"/>
                 <w:noProof/>
                 <w:webHidden/>
               </w:rPr>
@@ -5956,6 +6277,7 @@
             </w:r>
             <w:r>
               <w:rPr>
+                <w:rFonts w:ascii="Times New Roman" w:hAnsi="Times New Roman" w:cs="Times New Roman"/>
                 <w:noProof/>
                 <w:webHidden/>
               </w:rPr>
@@ -5963,19 +6285,22 @@
             </w:r>
             <w:r>
               <w:rPr>
-                <w:noProof/>
-                <w:webHidden/>
-              </w:rPr>
-              <w:instrText xml:space="preserve"> PAGEREF _Toc222562849 \h </w:instrText>
-            </w:r>
-            <w:r>
-              <w:rPr>
-                <w:noProof/>
-                <w:webHidden/>
-              </w:rPr>
-            </w:r>
-            <w:r>
-              <w:rPr>
+                <w:rFonts w:ascii="Times New Roman" w:hAnsi="Times New Roman" w:cs="Times New Roman"/>
+                <w:noProof/>
+                <w:webHidden/>
+              </w:rPr>
+              <w:instrText xml:space="preserve"> PAGEREF _Toc222595846 \h </w:instrText>
+            </w:r>
+            <w:r>
+              <w:rPr>
+                <w:rFonts w:ascii="Times New Roman" w:hAnsi="Times New Roman" w:cs="Times New Roman"/>
+                <w:noProof/>
+                <w:webHidden/>
+              </w:rPr>
+            </w:r>
+            <w:r>
+              <w:rPr>
+                <w:rFonts w:ascii="Times New Roman" w:hAnsi="Times New Roman" w:cs="Times New Roman"/>
                 <w:noProof/>
                 <w:webHidden/>
               </w:rPr>
@@ -5983,6 +6308,7 @@
             </w:r>
             <w:r>
               <w:rPr>
+                <w:rFonts w:ascii="Times New Roman" w:hAnsi="Times New Roman" w:cs="Times New Roman"/>
                 <w:noProof/>
                 <w:webHidden/>
               </w:rPr>
@@ -5990,6 +6316,7 @@
             </w:r>
             <w:r>
               <w:rPr>
+                <w:rFonts w:ascii="Times New Roman" w:hAnsi="Times New Roman" w:cs="Times New Roman"/>
                 <w:noProof/>
                 <w:webHidden/>
               </w:rPr>
@@ -5998,6 +6325,11 @@
           </w:hyperlink>
         </w:p>
         <w:p>
+          <w:pPr>
+            <w:rPr>
+              <w:rFonts w:ascii="Times New Roman" w:hAnsi="Times New Roman" w:cs="Times New Roman"/>
+            </w:rPr>
+          </w:pPr>
           <w:r>
             <w:rPr>
               <w:rFonts w:ascii="Times New Roman" w:hAnsi="Times New Roman" w:cs="Times New Roman"/>
@@ -6061,30 +6393,977 @@
     </w:p>
     <w:p>
       <w:pPr>
-        <w:spacing w:line="360" w:lineRule="auto"/>
-        <w:rPr>
-          <w:rFonts w:ascii="Times New Roman" w:hAnsi="Times New Roman" w:cs="Times New Roman"/>
-          <w:sz w:val="24"/>
-          <w:szCs w:val="24"/>
-        </w:rPr>
-      </w:pPr>
-      <w:r>
-        <w:rPr>
-          <w:rFonts w:ascii="Times New Roman" w:hAnsi="Times New Roman" w:cs="Times New Roman"/>
-          <w:sz w:val="24"/>
-          <w:szCs w:val="24"/>
-        </w:rPr>
-        <w:t>&lt;skratky zoradené v abecednom poradí&gt;</w:t>
-      </w:r>
-    </w:p>
-    <w:p>
-      <w:pPr>
-        <w:rPr>
-          <w:rFonts w:ascii="Times New Roman" w:hAnsi="Times New Roman" w:cs="Times New Roman"/>
-          <w:sz w:val="24"/>
-          <w:szCs w:val="24"/>
-        </w:rPr>
-      </w:pPr>
+        <w:spacing w:before="100" w:beforeAutospacing="1" w:after="100" w:afterAutospacing="1" w:line="240" w:lineRule="auto"/>
+        <w:ind w:left="1416" w:hanging="1416"/>
+        <w:rPr>
+          <w:rFonts w:ascii="Times New Roman" w:eastAsia="Times New Roman" w:hAnsi="Times New Roman" w:cs="Times New Roman"/>
+          <w:kern w:val="0"/>
+          <w:sz w:val="24"/>
+          <w:szCs w:val="24"/>
+          <w:lang w:val="en-SK" w:eastAsia="en-GB"/>
+          <w14:ligatures w14:val="none"/>
+        </w:rPr>
+      </w:pPr>
+      <w:r>
+        <w:rPr>
+          <w:rFonts w:ascii="Times New Roman" w:eastAsia="Times New Roman" w:hAnsi="Times New Roman" w:cs="Times New Roman"/>
+          <w:kern w:val="0"/>
+          <w:sz w:val="24"/>
+          <w:szCs w:val="24"/>
+          <w:lang w:val="en-SK" w:eastAsia="en-GB"/>
+          <w14:ligatures w14:val="none"/>
+        </w:rPr>
+        <w:t>API</w:t>
+      </w:r>
+      <w:r>
+        <w:rPr>
+          <w:rFonts w:ascii="Times New Roman" w:eastAsia="Times New Roman" w:hAnsi="Times New Roman" w:cs="Times New Roman"/>
+          <w:kern w:val="0"/>
+          <w:sz w:val="24"/>
+          <w:szCs w:val="24"/>
+          <w:lang w:val="en-SK" w:eastAsia="en-GB"/>
+          <w14:ligatures w14:val="none"/>
+        </w:rPr>
+        <w:tab/>
+      </w:r>
+      <w:r>
+        <w:rPr>
+          <w:rFonts w:ascii="Times New Roman" w:eastAsia="Times New Roman" w:hAnsi="Times New Roman" w:cs="Times New Roman"/>
+          <w:kern w:val="0"/>
+          <w:sz w:val="24"/>
+          <w:szCs w:val="24"/>
+          <w:lang w:val="en-SK" w:eastAsia="en-GB"/>
+          <w14:ligatures w14:val="none"/>
+        </w:rPr>
+        <w:t>Application Programming Interface; programové rozhranie umožňujúce komunikáciu medzi aplikáciami</w:t>
+      </w:r>
+    </w:p>
+    <w:p>
+      <w:pPr>
+        <w:spacing w:before="100" w:beforeAutospacing="1" w:after="100" w:afterAutospacing="1" w:line="240" w:lineRule="auto"/>
+        <w:ind w:left="1416" w:hanging="1416"/>
+        <w:rPr>
+          <w:rFonts w:ascii="Times New Roman" w:eastAsia="Times New Roman" w:hAnsi="Times New Roman" w:cs="Times New Roman"/>
+          <w:kern w:val="0"/>
+          <w:sz w:val="24"/>
+          <w:szCs w:val="24"/>
+          <w:lang w:val="en-SK" w:eastAsia="en-GB"/>
+          <w14:ligatures w14:val="none"/>
+        </w:rPr>
+      </w:pPr>
+      <w:r>
+        <w:rPr>
+          <w:rFonts w:ascii="Times New Roman" w:eastAsia="Times New Roman" w:hAnsi="Times New Roman" w:cs="Times New Roman"/>
+          <w:kern w:val="0"/>
+          <w:sz w:val="24"/>
+          <w:szCs w:val="24"/>
+          <w:lang w:val="en-SK" w:eastAsia="en-GB"/>
+          <w14:ligatures w14:val="none"/>
+        </w:rPr>
+        <w:t>Backend</w:t>
+      </w:r>
+      <w:r>
+        <w:rPr>
+          <w:rFonts w:ascii="Times New Roman" w:eastAsia="Times New Roman" w:hAnsi="Times New Roman" w:cs="Times New Roman"/>
+          <w:kern w:val="0"/>
+          <w:sz w:val="24"/>
+          <w:szCs w:val="24"/>
+          <w:lang w:val="en-SK" w:eastAsia="en-GB"/>
+          <w14:ligatures w14:val="none"/>
+        </w:rPr>
+        <w:tab/>
+      </w:r>
+      <w:r>
+        <w:rPr>
+          <w:rFonts w:ascii="Times New Roman" w:eastAsia="Times New Roman" w:hAnsi="Times New Roman" w:cs="Times New Roman"/>
+          <w:kern w:val="0"/>
+          <w:sz w:val="24"/>
+          <w:szCs w:val="24"/>
+          <w:lang w:val="en-SK" w:eastAsia="en-GB"/>
+          <w14:ligatures w14:val="none"/>
+        </w:rPr>
+        <w:t>serverová časť aplikácie zabezpečujúca logiku systému, spracovanie dát a komunikáciu s databázou</w:t>
+      </w:r>
+    </w:p>
+    <w:p>
+      <w:pPr>
+        <w:spacing w:before="100" w:beforeAutospacing="1" w:after="100" w:afterAutospacing="1" w:line="240" w:lineRule="auto"/>
+        <w:rPr>
+          <w:rFonts w:ascii="Times New Roman" w:eastAsia="Times New Roman" w:hAnsi="Times New Roman" w:cs="Times New Roman"/>
+          <w:kern w:val="0"/>
+          <w:sz w:val="24"/>
+          <w:szCs w:val="24"/>
+          <w:lang w:val="en-SK" w:eastAsia="en-GB"/>
+          <w14:ligatures w14:val="none"/>
+        </w:rPr>
+      </w:pPr>
+      <w:r>
+        <w:rPr>
+          <w:rFonts w:ascii="Times New Roman" w:eastAsia="Times New Roman" w:hAnsi="Times New Roman" w:cs="Times New Roman"/>
+          <w:kern w:val="0"/>
+          <w:sz w:val="24"/>
+          <w:szCs w:val="24"/>
+          <w:lang w:val="en-SK" w:eastAsia="en-GB"/>
+          <w14:ligatures w14:val="none"/>
+        </w:rPr>
+        <w:t>Cloud</w:t>
+      </w:r>
+      <w:r>
+        <w:rPr>
+          <w:rFonts w:ascii="Times New Roman" w:eastAsia="Times New Roman" w:hAnsi="Times New Roman" w:cs="Times New Roman"/>
+          <w:kern w:val="0"/>
+          <w:sz w:val="24"/>
+          <w:szCs w:val="24"/>
+          <w:lang w:val="en-SK" w:eastAsia="en-GB"/>
+          <w14:ligatures w14:val="none"/>
+        </w:rPr>
+        <w:tab/>
+      </w:r>
+      <w:r>
+        <w:rPr>
+          <w:rFonts w:ascii="Times New Roman" w:eastAsia="Times New Roman" w:hAnsi="Times New Roman" w:cs="Times New Roman"/>
+          <w:kern w:val="0"/>
+          <w:sz w:val="24"/>
+          <w:szCs w:val="24"/>
+          <w:lang w:val="en-SK" w:eastAsia="en-GB"/>
+          <w14:ligatures w14:val="none"/>
+        </w:rPr>
+        <w:tab/>
+      </w:r>
+      <w:r>
+        <w:rPr>
+          <w:rFonts w:ascii="Times New Roman" w:eastAsia="Times New Roman" w:hAnsi="Times New Roman" w:cs="Times New Roman"/>
+          <w:kern w:val="0"/>
+          <w:sz w:val="24"/>
+          <w:szCs w:val="24"/>
+          <w:lang w:val="en-SK" w:eastAsia="en-GB"/>
+          <w14:ligatures w14:val="none"/>
+        </w:rPr>
+        <w:t>vzdialené úložisko a výpočtové prostredie dostupné cez internet</w:t>
+      </w:r>
+    </w:p>
+    <w:p>
+      <w:pPr>
+        <w:spacing w:before="100" w:beforeAutospacing="1" w:after="100" w:afterAutospacing="1" w:line="240" w:lineRule="auto"/>
+        <w:rPr>
+          <w:rFonts w:ascii="Times New Roman" w:eastAsia="Times New Roman" w:hAnsi="Times New Roman" w:cs="Times New Roman"/>
+          <w:kern w:val="0"/>
+          <w:sz w:val="24"/>
+          <w:szCs w:val="24"/>
+          <w:lang w:val="en-SK" w:eastAsia="en-GB"/>
+          <w14:ligatures w14:val="none"/>
+        </w:rPr>
+      </w:pPr>
+      <w:r>
+        <w:rPr>
+          <w:rFonts w:ascii="Times New Roman" w:eastAsia="Times New Roman" w:hAnsi="Times New Roman" w:cs="Times New Roman"/>
+          <w:kern w:val="0"/>
+          <w:sz w:val="24"/>
+          <w:szCs w:val="24"/>
+          <w:lang w:val="en-SK" w:eastAsia="en-GB"/>
+          <w14:ligatures w14:val="none"/>
+        </w:rPr>
+        <w:t>DPH</w:t>
+      </w:r>
+      <w:r>
+        <w:rPr>
+          <w:rFonts w:ascii="Times New Roman" w:eastAsia="Times New Roman" w:hAnsi="Times New Roman" w:cs="Times New Roman"/>
+          <w:kern w:val="0"/>
+          <w:sz w:val="24"/>
+          <w:szCs w:val="24"/>
+          <w:lang w:val="en-SK" w:eastAsia="en-GB"/>
+          <w14:ligatures w14:val="none"/>
+        </w:rPr>
+        <w:tab/>
+      </w:r>
+      <w:r>
+        <w:rPr>
+          <w:rFonts w:ascii="Times New Roman" w:eastAsia="Times New Roman" w:hAnsi="Times New Roman" w:cs="Times New Roman"/>
+          <w:kern w:val="0"/>
+          <w:sz w:val="24"/>
+          <w:szCs w:val="24"/>
+          <w:lang w:val="en-SK" w:eastAsia="en-GB"/>
+          <w14:ligatures w14:val="none"/>
+        </w:rPr>
+        <w:tab/>
+      </w:r>
+      <w:r>
+        <w:rPr>
+          <w:rFonts w:ascii="Times New Roman" w:eastAsia="Times New Roman" w:hAnsi="Times New Roman" w:cs="Times New Roman"/>
+          <w:kern w:val="0"/>
+          <w:sz w:val="24"/>
+          <w:szCs w:val="24"/>
+          <w:lang w:val="en-SK" w:eastAsia="en-GB"/>
+          <w14:ligatures w14:val="none"/>
+        </w:rPr>
+        <w:t>daň z pridanej hodnoty</w:t>
+      </w:r>
+    </w:p>
+    <w:p>
+      <w:pPr>
+        <w:spacing w:before="100" w:beforeAutospacing="1" w:after="100" w:afterAutospacing="1" w:line="240" w:lineRule="auto"/>
+        <w:rPr>
+          <w:rFonts w:ascii="Times New Roman" w:eastAsia="Times New Roman" w:hAnsi="Times New Roman" w:cs="Times New Roman"/>
+          <w:kern w:val="0"/>
+          <w:sz w:val="24"/>
+          <w:szCs w:val="24"/>
+          <w:lang w:val="en-SK" w:eastAsia="en-GB"/>
+          <w14:ligatures w14:val="none"/>
+        </w:rPr>
+      </w:pPr>
+      <w:r>
+        <w:rPr>
+          <w:rFonts w:ascii="Times New Roman" w:eastAsia="Times New Roman" w:hAnsi="Times New Roman" w:cs="Times New Roman"/>
+          <w:kern w:val="0"/>
+          <w:sz w:val="24"/>
+          <w:szCs w:val="24"/>
+          <w:lang w:val="en-SK" w:eastAsia="en-GB"/>
+          <w14:ligatures w14:val="none"/>
+        </w:rPr>
+        <w:t>EPOS</w:t>
+      </w:r>
+      <w:r>
+        <w:rPr>
+          <w:rFonts w:ascii="Times New Roman" w:eastAsia="Times New Roman" w:hAnsi="Times New Roman" w:cs="Times New Roman"/>
+          <w:kern w:val="0"/>
+          <w:sz w:val="24"/>
+          <w:szCs w:val="24"/>
+          <w:lang w:val="en-SK" w:eastAsia="en-GB"/>
+          <w14:ligatures w14:val="none"/>
+        </w:rPr>
+        <w:tab/>
+      </w:r>
+      <w:r>
+        <w:rPr>
+          <w:rFonts w:ascii="Times New Roman" w:eastAsia="Times New Roman" w:hAnsi="Times New Roman" w:cs="Times New Roman"/>
+          <w:kern w:val="0"/>
+          <w:sz w:val="24"/>
+          <w:szCs w:val="24"/>
+          <w:lang w:val="en-SK" w:eastAsia="en-GB"/>
+          <w14:ligatures w14:val="none"/>
+        </w:rPr>
+        <w:tab/>
+      </w:r>
+      <w:r>
+        <w:rPr>
+          <w:rFonts w:ascii="Times New Roman" w:eastAsia="Times New Roman" w:hAnsi="Times New Roman" w:cs="Times New Roman"/>
+          <w:kern w:val="0"/>
+          <w:sz w:val="24"/>
+          <w:szCs w:val="24"/>
+          <w:lang w:val="en-SK" w:eastAsia="en-GB"/>
+          <w14:ligatures w14:val="none"/>
+        </w:rPr>
+        <w:t>Electronic Point of Sale; elektronický pokladničný systém</w:t>
+      </w:r>
+    </w:p>
+    <w:p>
+      <w:pPr>
+        <w:spacing w:before="100" w:beforeAutospacing="1" w:after="100" w:afterAutospacing="1" w:line="240" w:lineRule="auto"/>
+        <w:ind w:left="1416" w:hanging="1416"/>
+        <w:rPr>
+          <w:rFonts w:ascii="Times New Roman" w:eastAsia="Times New Roman" w:hAnsi="Times New Roman" w:cs="Times New Roman"/>
+          <w:kern w:val="0"/>
+          <w:sz w:val="24"/>
+          <w:szCs w:val="24"/>
+          <w:lang w:val="en-SK" w:eastAsia="en-GB"/>
+          <w14:ligatures w14:val="none"/>
+        </w:rPr>
+      </w:pPr>
+      <w:r>
+        <w:rPr>
+          <w:rFonts w:ascii="Times New Roman" w:eastAsia="Times New Roman" w:hAnsi="Times New Roman" w:cs="Times New Roman"/>
+          <w:kern w:val="0"/>
+          <w:sz w:val="24"/>
+          <w:szCs w:val="24"/>
+          <w:lang w:val="en-SK" w:eastAsia="en-GB"/>
+          <w14:ligatures w14:val="none"/>
+        </w:rPr>
+        <w:t>Frontend</w:t>
+      </w:r>
+      <w:r>
+        <w:rPr>
+          <w:rFonts w:ascii="Times New Roman" w:eastAsia="Times New Roman" w:hAnsi="Times New Roman" w:cs="Times New Roman"/>
+          <w:kern w:val="0"/>
+          <w:sz w:val="24"/>
+          <w:szCs w:val="24"/>
+          <w:lang w:val="en-SK" w:eastAsia="en-GB"/>
+          <w14:ligatures w14:val="none"/>
+        </w:rPr>
+        <w:tab/>
+      </w:r>
+      <w:r>
+        <w:rPr>
+          <w:rFonts w:ascii="Times New Roman" w:eastAsia="Times New Roman" w:hAnsi="Times New Roman" w:cs="Times New Roman"/>
+          <w:kern w:val="0"/>
+          <w:sz w:val="24"/>
+          <w:szCs w:val="24"/>
+          <w:lang w:val="en-SK" w:eastAsia="en-GB"/>
+          <w14:ligatures w14:val="none"/>
+        </w:rPr>
+        <w:t>používateľská časť aplikácie zabezpečujúca grafické rozhranie a</w:t>
+      </w:r>
+      <w:r>
+        <w:rPr>
+          <w:rFonts w:ascii="Times New Roman" w:eastAsia="Times New Roman" w:hAnsi="Times New Roman" w:cs="Times New Roman"/>
+          <w:kern w:val="0"/>
+          <w:sz w:val="24"/>
+          <w:szCs w:val="24"/>
+          <w:lang w:val="en-SK" w:eastAsia="en-GB"/>
+          <w14:ligatures w14:val="none"/>
+        </w:rPr>
+        <w:t xml:space="preserve"> i</w:t>
+      </w:r>
+      <w:r>
+        <w:rPr>
+          <w:rFonts w:ascii="Times New Roman" w:eastAsia="Times New Roman" w:hAnsi="Times New Roman" w:cs="Times New Roman"/>
+          <w:kern w:val="0"/>
+          <w:sz w:val="24"/>
+          <w:szCs w:val="24"/>
+          <w:lang w:val="en-SK" w:eastAsia="en-GB"/>
+          <w14:ligatures w14:val="none"/>
+        </w:rPr>
+        <w:t>nterakciu s používateľom</w:t>
+      </w:r>
+    </w:p>
+    <w:p>
+      <w:pPr>
+        <w:spacing w:before="100" w:beforeAutospacing="1" w:after="100" w:afterAutospacing="1" w:line="240" w:lineRule="auto"/>
+        <w:rPr>
+          <w:rFonts w:ascii="Times New Roman" w:eastAsia="Times New Roman" w:hAnsi="Times New Roman" w:cs="Times New Roman"/>
+          <w:kern w:val="0"/>
+          <w:sz w:val="24"/>
+          <w:szCs w:val="24"/>
+          <w:lang w:val="en-SK" w:eastAsia="en-GB"/>
+          <w14:ligatures w14:val="none"/>
+        </w:rPr>
+      </w:pPr>
+      <w:r>
+        <w:rPr>
+          <w:rFonts w:ascii="Times New Roman" w:eastAsia="Times New Roman" w:hAnsi="Times New Roman" w:cs="Times New Roman"/>
+          <w:kern w:val="0"/>
+          <w:sz w:val="24"/>
+          <w:szCs w:val="24"/>
+          <w:lang w:val="en-SK" w:eastAsia="en-GB"/>
+          <w14:ligatures w14:val="none"/>
+        </w:rPr>
+        <w:t>GUI</w:t>
+      </w:r>
+      <w:r>
+        <w:rPr>
+          <w:rFonts w:ascii="Times New Roman" w:eastAsia="Times New Roman" w:hAnsi="Times New Roman" w:cs="Times New Roman"/>
+          <w:kern w:val="0"/>
+          <w:sz w:val="24"/>
+          <w:szCs w:val="24"/>
+          <w:lang w:val="en-SK" w:eastAsia="en-GB"/>
+          <w14:ligatures w14:val="none"/>
+        </w:rPr>
+        <w:tab/>
+      </w:r>
+      <w:r>
+        <w:rPr>
+          <w:rFonts w:ascii="Times New Roman" w:eastAsia="Times New Roman" w:hAnsi="Times New Roman" w:cs="Times New Roman"/>
+          <w:kern w:val="0"/>
+          <w:sz w:val="24"/>
+          <w:szCs w:val="24"/>
+          <w:lang w:val="en-SK" w:eastAsia="en-GB"/>
+          <w14:ligatures w14:val="none"/>
+        </w:rPr>
+        <w:tab/>
+      </w:r>
+      <w:r>
+        <w:rPr>
+          <w:rFonts w:ascii="Times New Roman" w:eastAsia="Times New Roman" w:hAnsi="Times New Roman" w:cs="Times New Roman"/>
+          <w:kern w:val="0"/>
+          <w:sz w:val="24"/>
+          <w:szCs w:val="24"/>
+          <w:lang w:val="en-SK" w:eastAsia="en-GB"/>
+          <w14:ligatures w14:val="none"/>
+        </w:rPr>
+        <w:t>Graphical User Interface; grafické používateľské rozhranie</w:t>
+      </w:r>
+    </w:p>
+    <w:p>
+      <w:pPr>
+        <w:spacing w:before="100" w:beforeAutospacing="1" w:after="100" w:afterAutospacing="1" w:line="240" w:lineRule="auto"/>
+        <w:ind w:left="1416" w:hanging="1416"/>
+        <w:rPr>
+          <w:rFonts w:ascii="Times New Roman" w:eastAsia="Times New Roman" w:hAnsi="Times New Roman" w:cs="Times New Roman"/>
+          <w:kern w:val="0"/>
+          <w:sz w:val="24"/>
+          <w:szCs w:val="24"/>
+          <w:lang w:val="en-SK" w:eastAsia="en-GB"/>
+          <w14:ligatures w14:val="none"/>
+        </w:rPr>
+      </w:pPr>
+      <w:r>
+        <w:rPr>
+          <w:rFonts w:ascii="Times New Roman" w:eastAsia="Times New Roman" w:hAnsi="Times New Roman" w:cs="Times New Roman"/>
+          <w:kern w:val="0"/>
+          <w:sz w:val="24"/>
+          <w:szCs w:val="24"/>
+          <w:lang w:val="en-SK" w:eastAsia="en-GB"/>
+          <w14:ligatures w14:val="none"/>
+        </w:rPr>
+        <w:t>IBM</w:t>
+      </w:r>
+      <w:r>
+        <w:rPr>
+          <w:rFonts w:ascii="Times New Roman" w:eastAsia="Times New Roman" w:hAnsi="Times New Roman" w:cs="Times New Roman"/>
+          <w:kern w:val="0"/>
+          <w:sz w:val="24"/>
+          <w:szCs w:val="24"/>
+          <w:lang w:val="en-SK" w:eastAsia="en-GB"/>
+          <w14:ligatures w14:val="none"/>
+        </w:rPr>
+        <w:tab/>
+      </w:r>
+      <w:r>
+        <w:rPr>
+          <w:rFonts w:ascii="Times New Roman" w:eastAsia="Times New Roman" w:hAnsi="Times New Roman" w:cs="Times New Roman"/>
+          <w:kern w:val="0"/>
+          <w:sz w:val="24"/>
+          <w:szCs w:val="24"/>
+          <w:lang w:val="en-SK" w:eastAsia="en-GB"/>
+          <w14:ligatures w14:val="none"/>
+        </w:rPr>
+        <w:t>International Business Machines; technologická spoločnosť citovaná v práci</w:t>
+      </w:r>
+    </w:p>
+    <w:p>
+      <w:pPr>
+        <w:spacing w:before="100" w:beforeAutospacing="1" w:after="100" w:afterAutospacing="1" w:line="240" w:lineRule="auto"/>
+        <w:rPr>
+          <w:rFonts w:ascii="Times New Roman" w:eastAsia="Times New Roman" w:hAnsi="Times New Roman" w:cs="Times New Roman"/>
+          <w:kern w:val="0"/>
+          <w:sz w:val="24"/>
+          <w:szCs w:val="24"/>
+          <w:lang w:val="en-SK" w:eastAsia="en-GB"/>
+          <w14:ligatures w14:val="none"/>
+        </w:rPr>
+      </w:pPr>
+      <w:r>
+        <w:rPr>
+          <w:rFonts w:ascii="Times New Roman" w:eastAsia="Times New Roman" w:hAnsi="Times New Roman" w:cs="Times New Roman"/>
+          <w:kern w:val="0"/>
+          <w:sz w:val="24"/>
+          <w:szCs w:val="24"/>
+          <w:lang w:val="en-SK" w:eastAsia="en-GB"/>
+          <w14:ligatures w14:val="none"/>
+        </w:rPr>
+        <w:t>JSON</w:t>
+      </w:r>
+      <w:r>
+        <w:rPr>
+          <w:rFonts w:ascii="Times New Roman" w:eastAsia="Times New Roman" w:hAnsi="Times New Roman" w:cs="Times New Roman"/>
+          <w:kern w:val="0"/>
+          <w:sz w:val="24"/>
+          <w:szCs w:val="24"/>
+          <w:lang w:val="en-SK" w:eastAsia="en-GB"/>
+          <w14:ligatures w14:val="none"/>
+        </w:rPr>
+        <w:tab/>
+      </w:r>
+      <w:r>
+        <w:rPr>
+          <w:rFonts w:ascii="Times New Roman" w:eastAsia="Times New Roman" w:hAnsi="Times New Roman" w:cs="Times New Roman"/>
+          <w:kern w:val="0"/>
+          <w:sz w:val="24"/>
+          <w:szCs w:val="24"/>
+          <w:lang w:val="en-SK" w:eastAsia="en-GB"/>
+          <w14:ligatures w14:val="none"/>
+        </w:rPr>
+        <w:tab/>
+      </w:r>
+      <w:r>
+        <w:rPr>
+          <w:rFonts w:ascii="Times New Roman" w:eastAsia="Times New Roman" w:hAnsi="Times New Roman" w:cs="Times New Roman"/>
+          <w:kern w:val="0"/>
+          <w:sz w:val="24"/>
+          <w:szCs w:val="24"/>
+          <w:lang w:val="en-SK" w:eastAsia="en-GB"/>
+          <w14:ligatures w14:val="none"/>
+        </w:rPr>
+        <w:t>JavaScript Object Notation; formát na výmenu dát</w:t>
+      </w:r>
+    </w:p>
+    <w:p>
+      <w:pPr>
+        <w:spacing w:before="100" w:beforeAutospacing="1" w:after="100" w:afterAutospacing="1" w:line="240" w:lineRule="auto"/>
+        <w:rPr>
+          <w:rFonts w:ascii="Times New Roman" w:eastAsia="Times New Roman" w:hAnsi="Times New Roman" w:cs="Times New Roman"/>
+          <w:kern w:val="0"/>
+          <w:sz w:val="24"/>
+          <w:szCs w:val="24"/>
+          <w:lang w:val="en-SK" w:eastAsia="en-GB"/>
+          <w14:ligatures w14:val="none"/>
+        </w:rPr>
+      </w:pPr>
+      <w:r>
+        <w:rPr>
+          <w:rFonts w:ascii="Times New Roman" w:eastAsia="Times New Roman" w:hAnsi="Times New Roman" w:cs="Times New Roman"/>
+          <w:kern w:val="0"/>
+          <w:sz w:val="24"/>
+          <w:szCs w:val="24"/>
+          <w:lang w:val="en-SK" w:eastAsia="en-GB"/>
+          <w14:ligatures w14:val="none"/>
+        </w:rPr>
+        <w:t>Klient</w:t>
+      </w:r>
+      <w:r>
+        <w:rPr>
+          <w:rFonts w:ascii="Times New Roman" w:eastAsia="Times New Roman" w:hAnsi="Times New Roman" w:cs="Times New Roman"/>
+          <w:kern w:val="0"/>
+          <w:sz w:val="24"/>
+          <w:szCs w:val="24"/>
+          <w:lang w:val="en-SK" w:eastAsia="en-GB"/>
+          <w14:ligatures w14:val="none"/>
+        </w:rPr>
+        <w:tab/>
+      </w:r>
+      <w:r>
+        <w:rPr>
+          <w:rFonts w:ascii="Times New Roman" w:eastAsia="Times New Roman" w:hAnsi="Times New Roman" w:cs="Times New Roman"/>
+          <w:kern w:val="0"/>
+          <w:sz w:val="24"/>
+          <w:szCs w:val="24"/>
+          <w:lang w:val="en-SK" w:eastAsia="en-GB"/>
+          <w14:ligatures w14:val="none"/>
+        </w:rPr>
+        <w:tab/>
+      </w:r>
+      <w:r>
+        <w:rPr>
+          <w:rFonts w:ascii="Times New Roman" w:eastAsia="Times New Roman" w:hAnsi="Times New Roman" w:cs="Times New Roman"/>
+          <w:kern w:val="0"/>
+          <w:sz w:val="24"/>
+          <w:szCs w:val="24"/>
+          <w:lang w:val="en-SK" w:eastAsia="en-GB"/>
+          <w14:ligatures w14:val="none"/>
+        </w:rPr>
+        <w:t>časť systému, ktorú priamo používa používateľ</w:t>
+      </w:r>
+    </w:p>
+    <w:p>
+      <w:pPr>
+        <w:spacing w:before="100" w:beforeAutospacing="1" w:after="100" w:afterAutospacing="1" w:line="240" w:lineRule="auto"/>
+        <w:rPr>
+          <w:rFonts w:ascii="Times New Roman" w:eastAsia="Times New Roman" w:hAnsi="Times New Roman" w:cs="Times New Roman"/>
+          <w:kern w:val="0"/>
+          <w:sz w:val="24"/>
+          <w:szCs w:val="24"/>
+          <w:lang w:val="en-SK" w:eastAsia="en-GB"/>
+          <w14:ligatures w14:val="none"/>
+        </w:rPr>
+      </w:pPr>
+      <w:r>
+        <w:rPr>
+          <w:rFonts w:ascii="Times New Roman" w:eastAsia="Times New Roman" w:hAnsi="Times New Roman" w:cs="Times New Roman"/>
+          <w:kern w:val="0"/>
+          <w:sz w:val="24"/>
+          <w:szCs w:val="24"/>
+          <w:lang w:val="en-SK" w:eastAsia="en-GB"/>
+          <w14:ligatures w14:val="none"/>
+        </w:rPr>
+        <w:t>PDF</w:t>
+      </w:r>
+      <w:r>
+        <w:rPr>
+          <w:rFonts w:ascii="Times New Roman" w:eastAsia="Times New Roman" w:hAnsi="Times New Roman" w:cs="Times New Roman"/>
+          <w:kern w:val="0"/>
+          <w:sz w:val="24"/>
+          <w:szCs w:val="24"/>
+          <w:lang w:val="en-SK" w:eastAsia="en-GB"/>
+          <w14:ligatures w14:val="none"/>
+        </w:rPr>
+        <w:tab/>
+      </w:r>
+      <w:r>
+        <w:rPr>
+          <w:rFonts w:ascii="Times New Roman" w:eastAsia="Times New Roman" w:hAnsi="Times New Roman" w:cs="Times New Roman"/>
+          <w:kern w:val="0"/>
+          <w:sz w:val="24"/>
+          <w:szCs w:val="24"/>
+          <w:lang w:val="en-SK" w:eastAsia="en-GB"/>
+          <w14:ligatures w14:val="none"/>
+        </w:rPr>
+        <w:tab/>
+      </w:r>
+      <w:r>
+        <w:rPr>
+          <w:rFonts w:ascii="Times New Roman" w:eastAsia="Times New Roman" w:hAnsi="Times New Roman" w:cs="Times New Roman"/>
+          <w:kern w:val="0"/>
+          <w:sz w:val="24"/>
+          <w:szCs w:val="24"/>
+          <w:lang w:val="en-SK" w:eastAsia="en-GB"/>
+          <w14:ligatures w14:val="none"/>
+        </w:rPr>
+        <w:t>Portable Document Format; formát elektronického dokumentu</w:t>
+      </w:r>
+    </w:p>
+    <w:p>
+      <w:pPr>
+        <w:spacing w:before="100" w:beforeAutospacing="1" w:after="100" w:afterAutospacing="1" w:line="240" w:lineRule="auto"/>
+        <w:rPr>
+          <w:rFonts w:ascii="Times New Roman" w:eastAsia="Times New Roman" w:hAnsi="Times New Roman" w:cs="Times New Roman"/>
+          <w:kern w:val="0"/>
+          <w:sz w:val="24"/>
+          <w:szCs w:val="24"/>
+          <w:lang w:val="en-SK" w:eastAsia="en-GB"/>
+          <w14:ligatures w14:val="none"/>
+        </w:rPr>
+      </w:pPr>
+      <w:r>
+        <w:rPr>
+          <w:rFonts w:ascii="Times New Roman" w:eastAsia="Times New Roman" w:hAnsi="Times New Roman" w:cs="Times New Roman"/>
+          <w:kern w:val="0"/>
+          <w:sz w:val="24"/>
+          <w:szCs w:val="24"/>
+          <w:lang w:val="en-SK" w:eastAsia="en-GB"/>
+          <w14:ligatures w14:val="none"/>
+        </w:rPr>
+        <w:t>Server</w:t>
+      </w:r>
+      <w:r>
+        <w:rPr>
+          <w:rFonts w:ascii="Times New Roman" w:eastAsia="Times New Roman" w:hAnsi="Times New Roman" w:cs="Times New Roman"/>
+          <w:kern w:val="0"/>
+          <w:sz w:val="24"/>
+          <w:szCs w:val="24"/>
+          <w:lang w:val="en-SK" w:eastAsia="en-GB"/>
+          <w14:ligatures w14:val="none"/>
+        </w:rPr>
+        <w:tab/>
+      </w:r>
+      <w:r>
+        <w:rPr>
+          <w:rFonts w:ascii="Times New Roman" w:eastAsia="Times New Roman" w:hAnsi="Times New Roman" w:cs="Times New Roman"/>
+          <w:kern w:val="0"/>
+          <w:sz w:val="24"/>
+          <w:szCs w:val="24"/>
+          <w:lang w:val="en-SK" w:eastAsia="en-GB"/>
+          <w14:ligatures w14:val="none"/>
+        </w:rPr>
+        <w:tab/>
+      </w:r>
+      <w:r>
+        <w:rPr>
+          <w:rFonts w:ascii="Times New Roman" w:eastAsia="Times New Roman" w:hAnsi="Times New Roman" w:cs="Times New Roman"/>
+          <w:kern w:val="0"/>
+          <w:sz w:val="24"/>
+          <w:szCs w:val="24"/>
+          <w:lang w:val="en-SK" w:eastAsia="en-GB"/>
+          <w14:ligatures w14:val="none"/>
+        </w:rPr>
+        <w:t>počítač alebo služba zabezpečujúca spracovanie požiadaviek a správu dát</w:t>
+      </w:r>
+    </w:p>
+    <w:p>
+      <w:pPr>
+        <w:spacing w:before="100" w:beforeAutospacing="1" w:after="100" w:afterAutospacing="1" w:line="240" w:lineRule="auto"/>
+        <w:ind w:left="1416" w:hanging="1416"/>
+        <w:rPr>
+          <w:rFonts w:ascii="Times New Roman" w:eastAsia="Times New Roman" w:hAnsi="Times New Roman" w:cs="Times New Roman"/>
+          <w:kern w:val="0"/>
+          <w:sz w:val="24"/>
+          <w:szCs w:val="24"/>
+          <w:lang w:val="en-SK" w:eastAsia="en-GB"/>
+          <w14:ligatures w14:val="none"/>
+        </w:rPr>
+      </w:pPr>
+      <w:r>
+        <w:rPr>
+          <w:rFonts w:ascii="Times New Roman" w:eastAsia="Times New Roman" w:hAnsi="Times New Roman" w:cs="Times New Roman"/>
+          <w:kern w:val="0"/>
+          <w:sz w:val="24"/>
+          <w:szCs w:val="24"/>
+          <w:lang w:val="en-SK" w:eastAsia="en-GB"/>
+          <w14:ligatures w14:val="none"/>
+        </w:rPr>
+        <w:t>SQL</w:t>
+      </w:r>
+      <w:r>
+        <w:rPr>
+          <w:rFonts w:ascii="Times New Roman" w:eastAsia="Times New Roman" w:hAnsi="Times New Roman" w:cs="Times New Roman"/>
+          <w:kern w:val="0"/>
+          <w:sz w:val="24"/>
+          <w:szCs w:val="24"/>
+          <w:lang w:val="en-SK" w:eastAsia="en-GB"/>
+          <w14:ligatures w14:val="none"/>
+        </w:rPr>
+        <w:tab/>
+      </w:r>
+      <w:r>
+        <w:rPr>
+          <w:rFonts w:ascii="Times New Roman" w:eastAsia="Times New Roman" w:hAnsi="Times New Roman" w:cs="Times New Roman"/>
+          <w:kern w:val="0"/>
+          <w:sz w:val="24"/>
+          <w:szCs w:val="24"/>
+          <w:lang w:val="en-SK" w:eastAsia="en-GB"/>
+          <w14:ligatures w14:val="none"/>
+        </w:rPr>
+        <w:t>Structured Query Language; jazyk určený na prácu s relačnými databázami</w:t>
+      </w:r>
+    </w:p>
+    <w:p>
+      <w:pPr>
+        <w:spacing w:before="100" w:beforeAutospacing="1" w:after="100" w:afterAutospacing="1" w:line="240" w:lineRule="auto"/>
+        <w:rPr>
+          <w:rFonts w:ascii="Times New Roman" w:eastAsia="Times New Roman" w:hAnsi="Times New Roman" w:cs="Times New Roman"/>
+          <w:kern w:val="0"/>
+          <w:sz w:val="24"/>
+          <w:szCs w:val="24"/>
+          <w:lang w:val="en-SK" w:eastAsia="en-GB"/>
+          <w14:ligatures w14:val="none"/>
+        </w:rPr>
+      </w:pPr>
+      <w:r>
+        <w:rPr>
+          <w:rFonts w:ascii="Times New Roman" w:eastAsia="Times New Roman" w:hAnsi="Times New Roman" w:cs="Times New Roman"/>
+          <w:kern w:val="0"/>
+          <w:sz w:val="24"/>
+          <w:szCs w:val="24"/>
+          <w:lang w:val="en-SK" w:eastAsia="en-GB"/>
+          <w14:ligatures w14:val="none"/>
+        </w:rPr>
+        <w:t>UI</w:t>
+      </w:r>
+      <w:r>
+        <w:rPr>
+          <w:rFonts w:ascii="Times New Roman" w:eastAsia="Times New Roman" w:hAnsi="Times New Roman" w:cs="Times New Roman"/>
+          <w:kern w:val="0"/>
+          <w:sz w:val="24"/>
+          <w:szCs w:val="24"/>
+          <w:lang w:val="en-SK" w:eastAsia="en-GB"/>
+          <w14:ligatures w14:val="none"/>
+        </w:rPr>
+        <w:tab/>
+      </w:r>
+      <w:r>
+        <w:rPr>
+          <w:rFonts w:ascii="Times New Roman" w:eastAsia="Times New Roman" w:hAnsi="Times New Roman" w:cs="Times New Roman"/>
+          <w:kern w:val="0"/>
+          <w:sz w:val="24"/>
+          <w:szCs w:val="24"/>
+          <w:lang w:val="en-SK" w:eastAsia="en-GB"/>
+          <w14:ligatures w14:val="none"/>
+        </w:rPr>
+        <w:tab/>
+      </w:r>
+      <w:r>
+        <w:rPr>
+          <w:rFonts w:ascii="Times New Roman" w:eastAsia="Times New Roman" w:hAnsi="Times New Roman" w:cs="Times New Roman"/>
+          <w:kern w:val="0"/>
+          <w:sz w:val="24"/>
+          <w:szCs w:val="24"/>
+          <w:lang w:val="en-SK" w:eastAsia="en-GB"/>
+          <w14:ligatures w14:val="none"/>
+        </w:rPr>
+        <w:t>User Interface; používateľské rozhranie aplikácie</w:t>
+      </w:r>
+    </w:p>
+    <w:p>
+      <w:pPr>
+        <w:spacing w:before="100" w:beforeAutospacing="1" w:after="100" w:afterAutospacing="1" w:line="240" w:lineRule="auto"/>
+        <w:rPr>
+          <w:rFonts w:ascii="Times New Roman" w:eastAsia="Times New Roman" w:hAnsi="Times New Roman" w:cs="Times New Roman"/>
+          <w:kern w:val="0"/>
+          <w:sz w:val="24"/>
+          <w:szCs w:val="24"/>
+          <w:lang w:val="en-SK" w:eastAsia="en-GB"/>
+          <w14:ligatures w14:val="none"/>
+        </w:rPr>
+      </w:pPr>
+      <w:r>
+        <w:rPr>
+          <w:rFonts w:ascii="Times New Roman" w:eastAsia="Times New Roman" w:hAnsi="Times New Roman" w:cs="Times New Roman"/>
+          <w:kern w:val="0"/>
+          <w:sz w:val="24"/>
+          <w:szCs w:val="24"/>
+          <w:lang w:val="en-SK" w:eastAsia="en-GB"/>
+          <w14:ligatures w14:val="none"/>
+        </w:rPr>
+        <w:t>UX</w:t>
+      </w:r>
+      <w:r>
+        <w:rPr>
+          <w:rFonts w:ascii="Times New Roman" w:eastAsia="Times New Roman" w:hAnsi="Times New Roman" w:cs="Times New Roman"/>
+          <w:kern w:val="0"/>
+          <w:sz w:val="24"/>
+          <w:szCs w:val="24"/>
+          <w:lang w:val="en-SK" w:eastAsia="en-GB"/>
+          <w14:ligatures w14:val="none"/>
+        </w:rPr>
+        <w:tab/>
+      </w:r>
+      <w:r>
+        <w:rPr>
+          <w:rFonts w:ascii="Times New Roman" w:eastAsia="Times New Roman" w:hAnsi="Times New Roman" w:cs="Times New Roman"/>
+          <w:kern w:val="0"/>
+          <w:sz w:val="24"/>
+          <w:szCs w:val="24"/>
+          <w:lang w:val="en-SK" w:eastAsia="en-GB"/>
+          <w14:ligatures w14:val="none"/>
+        </w:rPr>
+        <w:tab/>
+      </w:r>
+      <w:r>
+        <w:rPr>
+          <w:rFonts w:ascii="Times New Roman" w:eastAsia="Times New Roman" w:hAnsi="Times New Roman" w:cs="Times New Roman"/>
+          <w:kern w:val="0"/>
+          <w:sz w:val="24"/>
+          <w:szCs w:val="24"/>
+          <w:lang w:val="en-SK" w:eastAsia="en-GB"/>
+          <w14:ligatures w14:val="none"/>
+        </w:rPr>
+        <w:t>User Experience; používateľská skúsenosť pri práci so systémom</w:t>
+      </w:r>
+    </w:p>
+    <w:p>
+      <w:pPr>
+        <w:spacing w:before="100" w:beforeAutospacing="1" w:after="100" w:afterAutospacing="1" w:line="240" w:lineRule="auto"/>
+        <w:rPr>
+          <w:rFonts w:ascii="Times New Roman" w:eastAsia="Times New Roman" w:hAnsi="Times New Roman" w:cs="Times New Roman"/>
+          <w:kern w:val="0"/>
+          <w:sz w:val="24"/>
+          <w:szCs w:val="24"/>
+          <w:lang w:val="en-SK" w:eastAsia="en-GB"/>
+          <w14:ligatures w14:val="none"/>
+        </w:rPr>
+      </w:pPr>
+      <w:r>
+        <w:rPr>
+          <w:rFonts w:ascii="Times New Roman" w:eastAsia="Times New Roman" w:hAnsi="Times New Roman" w:cs="Times New Roman"/>
+          <w:kern w:val="0"/>
+          <w:sz w:val="24"/>
+          <w:szCs w:val="24"/>
+          <w:lang w:val="en-SK" w:eastAsia="en-GB"/>
+          <w14:ligatures w14:val="none"/>
+        </w:rPr>
+        <w:t>Windows</w:t>
+      </w:r>
+      <w:r>
+        <w:rPr>
+          <w:rFonts w:ascii="Times New Roman" w:eastAsia="Times New Roman" w:hAnsi="Times New Roman" w:cs="Times New Roman"/>
+          <w:kern w:val="0"/>
+          <w:sz w:val="24"/>
+          <w:szCs w:val="24"/>
+          <w:lang w:val="en-SK" w:eastAsia="en-GB"/>
+          <w14:ligatures w14:val="none"/>
+        </w:rPr>
+        <w:tab/>
+      </w:r>
+      <w:r>
+        <w:rPr>
+          <w:rFonts w:ascii="Times New Roman" w:eastAsia="Times New Roman" w:hAnsi="Times New Roman" w:cs="Times New Roman"/>
+          <w:kern w:val="0"/>
+          <w:sz w:val="24"/>
+          <w:szCs w:val="24"/>
+          <w:lang w:val="en-SK" w:eastAsia="en-GB"/>
+          <w14:ligatures w14:val="none"/>
+        </w:rPr>
+        <w:t xml:space="preserve">technológia spoločnosti Microsoft určená na tvorbu desktopových </w:t>
+      </w:r>
+      <w:r>
+        <w:rPr>
+          <w:rFonts w:ascii="Times New Roman" w:eastAsia="Times New Roman" w:hAnsi="Times New Roman" w:cs="Times New Roman"/>
+          <w:kern w:val="0"/>
+          <w:sz w:val="24"/>
+          <w:szCs w:val="24"/>
+          <w:lang w:val="en-SK" w:eastAsia="en-GB"/>
+          <w14:ligatures w14:val="none"/>
+        </w:rPr>
+        <w:t xml:space="preserve">  Forms</w:t>
+      </w:r>
+      <w:r>
+        <w:rPr>
+          <w:rFonts w:ascii="Times New Roman" w:eastAsia="Times New Roman" w:hAnsi="Times New Roman" w:cs="Times New Roman"/>
+          <w:kern w:val="0"/>
+          <w:sz w:val="24"/>
+          <w:szCs w:val="24"/>
+          <w:lang w:val="en-SK" w:eastAsia="en-GB"/>
+          <w14:ligatures w14:val="none"/>
+        </w:rPr>
+        <w:tab/>
+      </w:r>
+      <w:r>
+        <w:rPr>
+          <w:rFonts w:ascii="Times New Roman" w:eastAsia="Times New Roman" w:hAnsi="Times New Roman" w:cs="Times New Roman"/>
+          <w:kern w:val="0"/>
+          <w:sz w:val="24"/>
+          <w:szCs w:val="24"/>
+          <w:lang w:val="en-SK" w:eastAsia="en-GB"/>
+          <w14:ligatures w14:val="none"/>
+        </w:rPr>
+        <w:tab/>
+      </w:r>
+      <w:r>
+        <w:rPr>
+          <w:rFonts w:ascii="Times New Roman" w:eastAsia="Times New Roman" w:hAnsi="Times New Roman" w:cs="Times New Roman"/>
+          <w:kern w:val="0"/>
+          <w:sz w:val="24"/>
+          <w:szCs w:val="24"/>
+          <w:lang w:val="en-SK" w:eastAsia="en-GB"/>
+          <w14:ligatures w14:val="none"/>
+        </w:rPr>
+        <w:t>aplikácií</w:t>
+      </w:r>
+    </w:p>
+    <w:p>
+      <w:pPr>
+        <w:spacing w:before="100" w:beforeAutospacing="1" w:after="100" w:afterAutospacing="1" w:line="240" w:lineRule="auto"/>
+        <w:rPr>
+          <w:rFonts w:ascii="Times New Roman" w:eastAsia="Times New Roman" w:hAnsi="Times New Roman" w:cs="Times New Roman"/>
+          <w:kern w:val="0"/>
+          <w:sz w:val="24"/>
+          <w:szCs w:val="24"/>
+          <w:lang w:val="en-SK" w:eastAsia="en-GB"/>
+          <w14:ligatures w14:val="none"/>
+        </w:rPr>
+      </w:pPr>
+      <w:r>
+        <w:rPr>
+          <w:rFonts w:ascii="Times New Roman" w:eastAsia="Times New Roman" w:hAnsi="Times New Roman" w:cs="Times New Roman"/>
+          <w:kern w:val="0"/>
+          <w:sz w:val="24"/>
+          <w:szCs w:val="24"/>
+          <w:lang w:val="en-SK" w:eastAsia="en-GB"/>
+          <w14:ligatures w14:val="none"/>
+        </w:rPr>
+        <w:t>WWW</w:t>
+      </w:r>
+      <w:r>
+        <w:rPr>
+          <w:rFonts w:ascii="Times New Roman" w:eastAsia="Times New Roman" w:hAnsi="Times New Roman" w:cs="Times New Roman"/>
+          <w:kern w:val="0"/>
+          <w:sz w:val="24"/>
+          <w:szCs w:val="24"/>
+          <w:lang w:val="en-SK" w:eastAsia="en-GB"/>
+          <w14:ligatures w14:val="none"/>
+        </w:rPr>
+        <w:tab/>
+      </w:r>
+      <w:r>
+        <w:rPr>
+          <w:rFonts w:ascii="Times New Roman" w:eastAsia="Times New Roman" w:hAnsi="Times New Roman" w:cs="Times New Roman"/>
+          <w:kern w:val="0"/>
+          <w:sz w:val="24"/>
+          <w:szCs w:val="24"/>
+          <w:lang w:val="en-SK" w:eastAsia="en-GB"/>
+          <w14:ligatures w14:val="none"/>
+        </w:rPr>
+        <w:tab/>
+      </w:r>
+      <w:r>
+        <w:rPr>
+          <w:rFonts w:ascii="Times New Roman" w:eastAsia="Times New Roman" w:hAnsi="Times New Roman" w:cs="Times New Roman"/>
+          <w:kern w:val="0"/>
+          <w:sz w:val="24"/>
+          <w:szCs w:val="24"/>
+          <w:lang w:val="en-SK" w:eastAsia="en-GB"/>
+          <w14:ligatures w14:val="none"/>
+        </w:rPr>
+        <w:t>World Wide Web; globálna sieť webových stránok</w:t>
+      </w:r>
       <w:r>
         <w:rPr>
           <w:rFonts w:ascii="Times New Roman" w:hAnsi="Times New Roman" w:cs="Times New Roman"/>
@@ -6111,14 +7390,9 @@
     </w:p>
     <w:p>
       <w:pPr>
-        <w:pStyle w:val="Kapitola"/>
-        <w:numPr>
-          <w:ilvl w:val="0"/>
-          <w:numId w:val="0"/>
-        </w:numPr>
-        <w:ind w:left="426"/>
-      </w:pPr>
-      <w:bookmarkStart w:id="0" w:name="_Toc222562807"/>
+        <w:pStyle w:val="Kapitoly"/>
+      </w:pPr>
+      <w:bookmarkStart w:id="0" w:name="_Toc222595804"/>
       <w:r>
         <w:lastRenderedPageBreak/>
         <w:t>ÚVOD</w:t>
@@ -6223,11 +7497,8 @@
         <w:br w:type="page"/>
       </w:r>
       <w:bookmarkStart w:id="1" w:name="_Toc216377758"/>
-      <w:bookmarkStart w:id="2" w:name="_Toc222562808"/>
-      <w:r>
-        <w:rPr>
-          <w:caps w:val="0"/>
-        </w:rPr>
+      <w:bookmarkStart w:id="2" w:name="_Toc222595805"/>
+      <w:r>
         <w:lastRenderedPageBreak/>
         <w:t>CHARAKTERISTIKA WEBOVÝCH APLIKÁCIÍ A ICH VÝZNAM V EKONOMIKE</w:t>
       </w:r>
@@ -6351,7 +7622,7 @@
         <w:pStyle w:val="Kapitola"/>
       </w:pPr>
       <w:bookmarkStart w:id="3" w:name="_Toc216377759"/>
-      <w:bookmarkStart w:id="4" w:name="_Toc222562809"/>
+      <w:bookmarkStart w:id="4" w:name="_Toc222595806"/>
       <w:r>
         <w:rPr>
           <w:caps w:val="0"/>
@@ -6409,7 +7680,7 @@
         </w:rPr>
       </w:pPr>
       <w:bookmarkStart w:id="5" w:name="_Toc216377760"/>
-      <w:bookmarkStart w:id="6" w:name="_Toc222562810"/>
+      <w:bookmarkStart w:id="6" w:name="_Toc222595807"/>
       <w:r>
         <w:rPr>
           <w:noProof/>
@@ -6532,7 +7803,7 @@
         </w:rPr>
       </w:pPr>
       <w:bookmarkStart w:id="7" w:name="_Toc216377761"/>
-      <w:bookmarkStart w:id="8" w:name="_Toc222562811"/>
+      <w:bookmarkStart w:id="8" w:name="_Toc222595808"/>
       <w:r>
         <w:t>Databázová vrstva</w:t>
       </w:r>
@@ -6576,7 +7847,7 @@
         </w:rPr>
       </w:pPr>
       <w:bookmarkStart w:id="9" w:name="_Toc216377762"/>
-      <w:bookmarkStart w:id="10" w:name="_Toc222562812"/>
+      <w:bookmarkStart w:id="10" w:name="_Toc222595809"/>
       <w:r>
         <w:t>Logická vrstva aplikácie</w:t>
       </w:r>
@@ -6619,7 +7890,7 @@
         </w:rPr>
       </w:pPr>
       <w:bookmarkStart w:id="11" w:name="_Toc216377763"/>
-      <w:bookmarkStart w:id="12" w:name="_Toc222562813"/>
+      <w:bookmarkStart w:id="12" w:name="_Toc222595810"/>
       <w:r>
         <w:t>Užívateľské rozhranie (UI)</w:t>
       </w:r>
@@ -6671,7 +7942,7 @@
         <w:pStyle w:val="Kapitola"/>
       </w:pPr>
       <w:bookmarkStart w:id="13" w:name="_Toc216377764"/>
-      <w:bookmarkStart w:id="14" w:name="_Toc222562814"/>
+      <w:bookmarkStart w:id="14" w:name="_Toc222595811"/>
       <w:r>
         <w:rPr>
           <w:caps w:val="0"/>
@@ -6724,7 +7995,7 @@
         </w:rPr>
       </w:pPr>
       <w:bookmarkStart w:id="15" w:name="_Toc216377765"/>
-      <w:bookmarkStart w:id="16" w:name="_Toc222562815"/>
+      <w:bookmarkStart w:id="16" w:name="_Toc222595812"/>
       <w:r>
         <w:t>Identifikácia používateľov</w:t>
       </w:r>
@@ -6879,7 +8150,7 @@
         </w:rPr>
       </w:pPr>
       <w:bookmarkStart w:id="17" w:name="_Toc216377766"/>
-      <w:bookmarkStart w:id="18" w:name="_Toc222562816"/>
+      <w:bookmarkStart w:id="18" w:name="_Toc222595813"/>
       <w:r>
         <w:lastRenderedPageBreak/>
         <w:t>Funkčné</w:t>
@@ -7134,7 +8405,7 @@
         </w:rPr>
       </w:pPr>
       <w:bookmarkStart w:id="19" w:name="_Toc216377768"/>
-      <w:bookmarkStart w:id="20" w:name="_Toc222562817"/>
+      <w:bookmarkStart w:id="20" w:name="_Toc222595814"/>
       <w:r>
         <w:t>Zber požiadaviek a komunikácia so zadávateľom</w:t>
       </w:r>
@@ -7156,7 +8427,7 @@
       <w:pPr>
         <w:pStyle w:val="Kapitola"/>
       </w:pPr>
-      <w:bookmarkStart w:id="21" w:name="_Toc222562818"/>
+      <w:bookmarkStart w:id="21" w:name="_Toc222595815"/>
       <w:r>
         <w:rPr>
           <w:caps w:val="0"/>
@@ -7205,7 +8476,7 @@
           <w:noProof/>
         </w:rPr>
       </w:pPr>
-      <w:bookmarkStart w:id="22" w:name="_Toc222562819"/>
+      <w:bookmarkStart w:id="22" w:name="_Toc222595816"/>
       <w:r>
         <w:t>Ciele</w:t>
       </w:r>
@@ -7410,7 +8681,7 @@
           <w:noProof/>
         </w:rPr>
       </w:pPr>
-      <w:bookmarkStart w:id="23" w:name="_Toc222562820"/>
+      <w:bookmarkStart w:id="23" w:name="_Toc222595817"/>
       <w:r>
         <w:t xml:space="preserve">Zameranie práce </w:t>
       </w:r>
@@ -7584,7 +8855,7 @@
       <w:pPr>
         <w:pStyle w:val="Kapitola"/>
       </w:pPr>
-      <w:bookmarkStart w:id="24" w:name="_Toc222562821"/>
+      <w:bookmarkStart w:id="24" w:name="_Toc222595818"/>
       <w:r>
         <w:lastRenderedPageBreak/>
         <w:t>NÁVRH RIEŠENIA POKLADNIČNÉHO SYSTÉMU EPOS</w:t>
@@ -7610,7 +8881,7 @@
           <w:noProof/>
         </w:rPr>
       </w:pPr>
-      <w:bookmarkStart w:id="25" w:name="_Toc222562822"/>
+      <w:bookmarkStart w:id="25" w:name="_Toc222595819"/>
       <w:r>
         <w:t>Koncepcia riešenia a použitá technológia</w:t>
       </w:r>
@@ -7763,7 +9034,7 @@
           <w:noProof/>
         </w:rPr>
       </w:pPr>
-      <w:bookmarkStart w:id="26" w:name="_Toc222562823"/>
+      <w:bookmarkStart w:id="26" w:name="_Toc222595820"/>
       <w:r>
         <w:t>Pracovný proces a spracovanie produktov</w:t>
       </w:r>
@@ -7860,7 +9131,7 @@
           <w:noProof/>
         </w:rPr>
       </w:pPr>
-      <w:bookmarkStart w:id="27" w:name="_Toc222562824"/>
+      <w:bookmarkStart w:id="27" w:name="_Toc222595821"/>
       <w:r>
         <w:lastRenderedPageBreak/>
         <w:t>Správa dát a generovanie bločkov</w:t>
@@ -7942,7 +9213,7 @@
           <w:noProof/>
         </w:rPr>
       </w:pPr>
-      <w:bookmarkStart w:id="28" w:name="_Toc222562825"/>
+      <w:bookmarkStart w:id="28" w:name="_Toc222595822"/>
       <w:r>
         <w:t xml:space="preserve">Možnosti rozšírenia </w:t>
       </w:r>
@@ -8035,7 +9306,7 @@
       <w:pPr>
         <w:pStyle w:val="Kapitola"/>
       </w:pPr>
-      <w:bookmarkStart w:id="29" w:name="_Toc222562826"/>
+      <w:bookmarkStart w:id="29" w:name="_Toc222595823"/>
       <w:r>
         <w:lastRenderedPageBreak/>
         <w:t>IMPLEMENTÁCIA POUŽÍVATEĽSKÉHO ROZHRANIA</w:t>
@@ -8072,7 +9343,7 @@
           <w:noProof/>
         </w:rPr>
       </w:pPr>
-      <w:bookmarkStart w:id="30" w:name="_Toc222562827"/>
+      <w:bookmarkStart w:id="30" w:name="_Toc222595824"/>
       <w:r>
         <w:t>Návrh používateľského rozhrania a dizajnový koncept</w:t>
       </w:r>
@@ -8186,7 +9457,7 @@
           <w:noProof/>
         </w:rPr>
       </w:pPr>
-      <w:bookmarkStart w:id="31" w:name="_Toc222562828"/>
+      <w:bookmarkStart w:id="31" w:name="_Toc222595825"/>
       <w:r>
         <w:t>Implementácia rozhrania v prostredí Windows Forms</w:t>
       </w:r>
@@ -8366,7 +9637,7 @@
           <w:noProof/>
         </w:rPr>
       </w:pPr>
-      <w:bookmarkStart w:id="32" w:name="_Toc222562829"/>
+      <w:bookmarkStart w:id="32" w:name="_Toc222595826"/>
       <w:r>
         <w:t>Práca s chybovými stavmi a spätná väzba používateľovi</w:t>
       </w:r>
@@ -8488,7 +9759,7 @@
           <w:noProof/>
         </w:rPr>
       </w:pPr>
-      <w:bookmarkStart w:id="33" w:name="_Toc222562830"/>
+      <w:bookmarkStart w:id="33" w:name="_Toc222595827"/>
       <w:r>
         <w:lastRenderedPageBreak/>
         <w:t>IMPLEMENTÁCIA FUNKČNÝCH ČASTÍ SYSTÉMU</w:t>
@@ -8554,7 +9825,7 @@
           <w:noProof/>
         </w:rPr>
       </w:pPr>
-      <w:bookmarkStart w:id="34" w:name="_Toc222562831"/>
+      <w:bookmarkStart w:id="34" w:name="_Toc222595828"/>
       <w:r>
         <w:t>Prihlasovanie používateľa a zabezpečenie prístupu</w:t>
       </w:r>
@@ -8612,7 +9883,7 @@
           <w:noProof/>
         </w:rPr>
       </w:pPr>
-      <w:bookmarkStart w:id="35" w:name="_Toc222562832"/>
+      <w:bookmarkStart w:id="35" w:name="_Toc222595829"/>
       <w:r>
         <w:lastRenderedPageBreak/>
         <w:t>Hlavná obrazovka a blokovanie nákupu</w:t>
@@ -8678,7 +9949,7 @@
           <w:noProof/>
         </w:rPr>
       </w:pPr>
-      <w:bookmarkStart w:id="36" w:name="_Toc222562833"/>
+      <w:bookmarkStart w:id="36" w:name="_Toc222595830"/>
       <w:r>
         <w:t>Správa produktov a úprava údajov</w:t>
       </w:r>
@@ -8759,7 +10030,7 @@
           <w:noProof/>
         </w:rPr>
       </w:pPr>
-      <w:bookmarkStart w:id="37" w:name="_Toc222562834"/>
+      <w:bookmarkStart w:id="37" w:name="_Toc222595831"/>
       <w:r>
         <w:lastRenderedPageBreak/>
         <w:t>Nastavenia aplikácie a odhlásenie používateľa</w:t>
@@ -8837,7 +10108,7 @@
           <w:noProof/>
         </w:rPr>
       </w:pPr>
-      <w:bookmarkStart w:id="38" w:name="_Toc222562835"/>
+      <w:bookmarkStart w:id="38" w:name="_Toc222595832"/>
       <w:r>
         <w:t>Generovanie a spracovanie bločku</w:t>
       </w:r>
@@ -8930,7 +10201,7 @@
           <w:noProof/>
         </w:rPr>
       </w:pPr>
-      <w:bookmarkStart w:id="39" w:name="_Toc222562836"/>
+      <w:bookmarkStart w:id="39" w:name="_Toc222595833"/>
       <w:r>
         <w:lastRenderedPageBreak/>
         <w:t>TESTOVANIE A OPTIMALIZÁCIA APLIKÁCIE</w:t>
@@ -8980,7 +10251,7 @@
           <w:noProof/>
         </w:rPr>
       </w:pPr>
-      <w:bookmarkStart w:id="40" w:name="_Toc222562837"/>
+      <w:bookmarkStart w:id="40" w:name="_Toc222595834"/>
       <w:r>
         <w:t>Spôsob a priebeh testovania aplikácie</w:t>
       </w:r>
@@ -9029,7 +10300,7 @@
           <w:noProof/>
         </w:rPr>
       </w:pPr>
-      <w:bookmarkStart w:id="41" w:name="_Toc222562838"/>
+      <w:bookmarkStart w:id="41" w:name="_Toc222595835"/>
       <w:r>
         <w:t>Identifikácia problémov a nedostatkov</w:t>
       </w:r>
@@ -9086,7 +10357,7 @@
           <w:noProof/>
         </w:rPr>
       </w:pPr>
-      <w:bookmarkStart w:id="42" w:name="_Toc222562839"/>
+      <w:bookmarkStart w:id="42" w:name="_Toc222595836"/>
       <w:r>
         <w:t>Optimalizácia používateľského rozhrania</w:t>
       </w:r>
@@ -9151,7 +10422,7 @@
           <w:noProof/>
         </w:rPr>
       </w:pPr>
-      <w:bookmarkStart w:id="43" w:name="_Toc222562840"/>
+      <w:bookmarkStart w:id="43" w:name="_Toc222595837"/>
       <w:r>
         <w:t>Overenie použiteľnosti po úpravách</w:t>
       </w:r>
@@ -9202,7 +10473,7 @@
         </w:rPr>
         <w:br w:type="page"/>
       </w:r>
-      <w:bookmarkStart w:id="44" w:name="_Toc222562841"/>
+      <w:bookmarkStart w:id="44" w:name="_Toc222595838"/>
       <w:r>
         <w:lastRenderedPageBreak/>
         <w:t>DISKUSIA, OBMEDZENIA A MOŽNOSTI ROZŠÍRENIA</w:t>
@@ -9273,7 +10544,7 @@
           <w:noProof/>
         </w:rPr>
       </w:pPr>
-      <w:bookmarkStart w:id="45" w:name="_Toc222562842"/>
+      <w:bookmarkStart w:id="45" w:name="_Toc222595839"/>
       <w:r>
         <w:t>Zhodnotenie navrhnutého riešenia</w:t>
       </w:r>
@@ -9322,7 +10593,7 @@
           <w:noProof/>
         </w:rPr>
       </w:pPr>
-      <w:bookmarkStart w:id="46" w:name="_Toc222562843"/>
+      <w:bookmarkStart w:id="46" w:name="_Toc222595840"/>
       <w:r>
         <w:t>Technické a časové obmedzenia projektu</w:t>
       </w:r>
@@ -9379,7 +10650,7 @@
           <w:noProof/>
         </w:rPr>
       </w:pPr>
-      <w:bookmarkStart w:id="47" w:name="_Toc222562844"/>
+      <w:bookmarkStart w:id="47" w:name="_Toc222595841"/>
       <w:r>
         <w:t>Neimplementované funkcie a ich dopad</w:t>
       </w:r>
@@ -9428,7 +10699,7 @@
           <w:noProof/>
         </w:rPr>
       </w:pPr>
-      <w:bookmarkStart w:id="48" w:name="_Toc222562845"/>
+      <w:bookmarkStart w:id="48" w:name="_Toc222595842"/>
       <w:r>
         <w:t>Možnosti ďalšieho rozšírenia systému</w:t>
       </w:r>
@@ -9507,7 +10778,7 @@
           <w:noProof/>
         </w:rPr>
       </w:pPr>
-      <w:bookmarkStart w:id="49" w:name="_Toc222562846"/>
+      <w:bookmarkStart w:id="49" w:name="_Toc222595843"/>
       <w:r>
         <w:t>Celkové zhodnotenie kapitoly</w:t>
       </w:r>
@@ -9552,7 +10823,7 @@
           <w:noProof/>
         </w:rPr>
       </w:pPr>
-      <w:bookmarkStart w:id="50" w:name="_Toc222562847"/>
+      <w:bookmarkStart w:id="50" w:name="_Toc222595844"/>
       <w:r>
         <w:lastRenderedPageBreak/>
         <w:t>PRAKTICKÉ VYUŽITIE APLIKÁCIE V REÁLNEJ PREVÁDZKE</w:t>
@@ -9678,7 +10949,7 @@
           <w:noProof/>
         </w:rPr>
       </w:pPr>
-      <w:bookmarkStart w:id="51" w:name="_Toc222562848"/>
+      <w:bookmarkStart w:id="51" w:name="_Toc222595845"/>
       <w:r>
         <w:rPr>
           <w:caps w:val="0"/>
@@ -9783,7 +11054,7 @@
           <w:noProof/>
         </w:rPr>
       </w:pPr>
-      <w:bookmarkStart w:id="52" w:name="_Toc222562849"/>
+      <w:bookmarkStart w:id="52" w:name="_Toc222595846"/>
       <w:r>
         <w:rPr>
           <w:caps w:val="0"/>
@@ -12529,6 +13800,7 @@
   <w:style w:type="character" w:default="1" w:styleId="DefaultParagraphFont">
     <w:name w:val="Default Paragraph Font"/>
     <w:uiPriority w:val="1"/>
+    <w:semiHidden/>
     <w:unhideWhenUsed/>
   </w:style>
   <w:style w:type="table" w:default="1" w:styleId="TableNormal">
@@ -13631,12 +14903,7 @@
 </file>
 
 <file path=customXml/item2.xml><?xml version="1.0" encoding="utf-8"?>
-<?mso-contentType ?>
-<FormTemplates xmlns="http://schemas.microsoft.com/sharepoint/v3/contenttype/forms">
-  <Display>DocumentLibraryForm</Display>
-  <Edit>DocumentLibraryForm</Edit>
-  <New>DocumentLibraryForm</New>
-</FormTemplates>
+<b:Sources xmlns:b="http://schemas.openxmlformats.org/officeDocument/2006/bibliography" xmlns="http://schemas.openxmlformats.org/officeDocument/2006/bibliography" SelectedStyle="\APASixthEditionOfficeOnline.xsl" StyleName="APA" Version="6"/>
 </file>
 
 <file path=customXml/item3.xml><?xml version="1.0" encoding="utf-8"?>
@@ -13648,7 +14915,12 @@
 </file>
 
 <file path=customXml/item4.xml><?xml version="1.0" encoding="utf-8"?>
-<b:Sources xmlns:b="http://schemas.openxmlformats.org/officeDocument/2006/bibliography" xmlns="http://schemas.openxmlformats.org/officeDocument/2006/bibliography" SelectedStyle="\APASixthEditionOfficeOnline.xsl" StyleName="APA" Version="6"/>
+<?mso-contentType ?>
+<FormTemplates xmlns="http://schemas.microsoft.com/sharepoint/v3/contenttype/forms">
+  <Display>DocumentLibraryForm</Display>
+  <Edit>DocumentLibraryForm</Edit>
+  <New>DocumentLibraryForm</New>
+</FormTemplates>
 </file>
 
 <file path=customXml/itemProps1.xml><?xml version="1.0" encoding="utf-8"?>
@@ -13671,9 +14943,9 @@
 </file>
 
 <file path=customXml/itemProps2.xml><?xml version="1.0" encoding="utf-8"?>
-<ds:datastoreItem xmlns:ds="http://schemas.openxmlformats.org/officeDocument/2006/customXml" ds:itemID="{1F4F2074-9665-40AE-AC4D-38B5428FDE6E}">
+<ds:datastoreItem xmlns:ds="http://schemas.openxmlformats.org/officeDocument/2006/customXml" ds:itemID="{33B51BA0-60DC-4A69-874E-22CBA927F23E}">
   <ds:schemaRefs>
-    <ds:schemaRef ds:uri="http://schemas.microsoft.com/sharepoint/v3/contenttype/forms"/>
+    <ds:schemaRef ds:uri="http://schemas.openxmlformats.org/officeDocument/2006/bibliography"/>
   </ds:schemaRefs>
 </ds:datastoreItem>
 </file>
@@ -13689,9 +14961,9 @@
 </file>
 
 <file path=customXml/itemProps4.xml><?xml version="1.0" encoding="utf-8"?>
-<ds:datastoreItem xmlns:ds="http://schemas.openxmlformats.org/officeDocument/2006/customXml" ds:itemID="{33B51BA0-60DC-4A69-874E-22CBA927F23E}">
+<ds:datastoreItem xmlns:ds="http://schemas.openxmlformats.org/officeDocument/2006/customXml" ds:itemID="{1F4F2074-9665-40AE-AC4D-38B5428FDE6E}">
   <ds:schemaRefs>
-    <ds:schemaRef ds:uri="http://schemas.openxmlformats.org/officeDocument/2006/bibliography"/>
+    <ds:schemaRef ds:uri="http://schemas.microsoft.com/sharepoint/v3/contenttype/forms"/>
   </ds:schemaRefs>
 </ds:datastoreItem>
 </file>
--- a/__ms-praca__/Zak/soc_sablona_2025.docx
+++ b/__ms-praca__/Zak/soc_sablona_2025.docx
@@ -688,6 +688,14 @@
           <w:szCs w:val="24"/>
         </w:rPr>
       </w:pPr>
+      <w:r>
+        <w:rPr>
+          <w:rFonts w:ascii="Times New Roman" w:hAnsi="Times New Roman" w:cs="Times New Roman"/>
+          <w:sz w:val="24"/>
+          <w:szCs w:val="24"/>
+        </w:rPr>
+        <w:t>Č. odboru: 2573 M programovanie digitálnych technológií</w:t>
+      </w:r>
     </w:p>
     <w:p>
       <w:pPr>
@@ -1012,6 +1020,22 @@
           <w:sz w:val="24"/>
           <w:szCs w:val="24"/>
         </w:rPr>
+        <w:tab/>
+      </w:r>
+      <w:r>
+        <w:rPr>
+          <w:rFonts w:ascii="Times New Roman" w:hAnsi="Times New Roman" w:cs="Times New Roman"/>
+          <w:sz w:val="24"/>
+          <w:szCs w:val="24"/>
+        </w:rPr>
+        <w:tab/>
+      </w:r>
+      <w:r>
+        <w:rPr>
+          <w:rFonts w:ascii="Times New Roman" w:hAnsi="Times New Roman" w:cs="Times New Roman"/>
+          <w:sz w:val="24"/>
+          <w:szCs w:val="24"/>
+        </w:rPr>
         <w:t xml:space="preserve">Ing. Dominik </w:t>
       </w:r>
       <w:proofErr w:type="spellStart"/>
@@ -1030,18 +1054,8 @@
           <w:sz w:val="24"/>
           <w:szCs w:val="24"/>
         </w:rPr>
-        <w:t xml:space="preserve">, PhD., </w:t>
-      </w:r>
-      <w:proofErr w:type="spellStart"/>
-      <w:r>
-        <w:rPr>
-          <w:rFonts w:ascii="Times New Roman" w:hAnsi="Times New Roman" w:cs="Times New Roman"/>
-          <w:sz w:val="24"/>
-          <w:szCs w:val="24"/>
-        </w:rPr>
-        <w:t>Ing.Paed.IGIP</w:t>
-      </w:r>
-      <w:proofErr w:type="spellEnd"/>
+        <w:t>, PhD.</w:t>
+      </w:r>
     </w:p>
     <w:p>
       <w:pPr>
@@ -1801,25 +1815,7 @@
           <w:sz w:val="24"/>
           <w:szCs w:val="24"/>
         </w:rPr>
-        <w:t xml:space="preserve">, PhD., </w:t>
-      </w:r>
-      <w:proofErr w:type="spellStart"/>
-      <w:r>
-        <w:rPr>
-          <w:rFonts w:ascii="Times New Roman" w:hAnsi="Times New Roman" w:cs="Times New Roman"/>
-          <w:sz w:val="24"/>
-          <w:szCs w:val="24"/>
-        </w:rPr>
-        <w:t>Ing.Paed.IGIP</w:t>
-      </w:r>
-      <w:proofErr w:type="spellEnd"/>
-      <w:r>
-        <w:rPr>
-          <w:rFonts w:ascii="Times New Roman" w:hAnsi="Times New Roman" w:cs="Times New Roman"/>
-          <w:sz w:val="24"/>
-          <w:szCs w:val="24"/>
-        </w:rPr>
-        <w:t xml:space="preserve"> </w:t>
+        <w:t>, PhD.</w:t>
       </w:r>
       <w:r>
         <w:rPr>
@@ -1868,7 +1864,19 @@
         <w:rPr>
           <w:lang w:val="en-SK"/>
         </w:rPr>
-        <w:t>Táto práca sa zaoberá návrhom a implementáciou frontendovej časti pokladničného systému EPOS. Cieľom bolo vytvoriť funkčný prototyp desktopovej aplikácie v technológii Windows Forms, ktorý simuluje reálne prostredie malej obchodnej prevádzky. Systém umožňuje prihlasovanie používateľa, blokovanie nákupu, správu produktov a generovanie bločkov vo formáte PDF. Súčasťou práce bola analýza požiadaviek, návrh architektúry, implementácia používateľského rozhrania a testovanie aplikácie. Výsledkom je funkčný pokladničný systém, ktorý spĺňa stanovené ciele a vytvára priestor na ďalšie rozšírenie.</w:t>
+        <w:t>Táto práca sa zaoberá návrhom a implementáciou frontendovej časti pokladničného systému EPOS. Cieľom bolo vytvoriť funkčný prototyp desktopovej aplikácie v technológii Windows Forms, ktorý simuluje reálne prostredie malej obchodnej prevádzky. Systém umožňuje prihlasovanie používateľa, blokovanie nákupu, správu produktov a generovanie bločkov vo formáte PDF. Súčasťou práce bola analýza požiadaviek, návrh architektúry, implementácia používateľského rozhrania a testovanie aplikácie. Výsledkom je funkčný pokladničný systém, ktorý spĺňa stanovené ciele a</w:t>
+      </w:r>
+      <w:r>
+        <w:rPr>
+          <w:lang w:val="en-SK"/>
+        </w:rPr>
+        <w:t> </w:t>
+      </w:r>
+      <w:r>
+        <w:rPr>
+          <w:lang w:val="en-SK"/>
+        </w:rPr>
+        <w:t>vytvára priestor na ďalšie rozšírenie.</w:t>
       </w:r>
     </w:p>
     <w:p>
@@ -1890,6 +1898,14 @@
         </w:rPr>
         <w:t xml:space="preserve"> pokladničný systém, EPOS, frontend, Windows Forms, desktopová aplikácia, používateľské rozhranie, databáza, generovanie bločku, testovanie aplikácie, softvérový návrh</w:t>
       </w:r>
+    </w:p>
+    <w:p>
+      <w:pPr>
+        <w:pStyle w:val="text"/>
+        <w:rPr>
+          <w:lang w:val="en-SK"/>
+        </w:rPr>
+      </w:pPr>
     </w:p>
     <w:p>
       <w:pPr>
@@ -2068,30 +2084,14 @@
             </w:rPr>
             <w:fldChar w:fldCharType="separate"/>
           </w:r>
-          <w:hyperlink w:anchor="_Toc222595804" w:history="1">
+          <w:hyperlink w:anchor="_Toc222759825" w:history="1">
             <w:r>
               <w:rPr>
                 <w:rStyle w:val="Hyperlink"/>
                 <w:rFonts w:ascii="Times New Roman" w:hAnsi="Times New Roman" w:cs="Times New Roman"/>
                 <w:noProof/>
               </w:rPr>
-              <w:t>ÚV</w:t>
-            </w:r>
-            <w:r>
-              <w:rPr>
-                <w:rStyle w:val="Hyperlink"/>
-                <w:rFonts w:ascii="Times New Roman" w:hAnsi="Times New Roman" w:cs="Times New Roman"/>
-                <w:noProof/>
-              </w:rPr>
-              <w:t>O</w:t>
-            </w:r>
-            <w:r>
-              <w:rPr>
-                <w:rStyle w:val="Hyperlink"/>
-                <w:rFonts w:ascii="Times New Roman" w:hAnsi="Times New Roman" w:cs="Times New Roman"/>
-                <w:noProof/>
-              </w:rPr>
-              <w:t>D</w:t>
+              <w:t>ÚVOD</w:t>
             </w:r>
             <w:r>
               <w:rPr>
@@ -2115,7 +2115,7 @@
                 <w:noProof/>
                 <w:webHidden/>
               </w:rPr>
-              <w:instrText xml:space="preserve"> PAGEREF _Toc222595804 \h </w:instrText>
+              <w:instrText xml:space="preserve"> PAGEREF _Toc222759825 \h </w:instrText>
             </w:r>
             <w:r>
               <w:rPr>
@@ -2165,7 +2165,7 @@
               <w:lang w:val="en-SK" w:eastAsia="en-GB"/>
             </w:rPr>
           </w:pPr>
-          <w:hyperlink w:anchor="_Toc222595805" w:history="1">
+          <w:hyperlink w:anchor="_Toc222759826" w:history="1">
             <w:r>
               <w:rPr>
                 <w:rStyle w:val="Hyperlink"/>
@@ -2190,7 +2190,23 @@
                 <w:rFonts w:ascii="Times New Roman" w:hAnsi="Times New Roman" w:cs="Times New Roman"/>
                 <w:noProof/>
               </w:rPr>
-              <w:t>CHARAKTERISTIKA WEBOVÝCH APLIKÁCIÍ A ICH VÝZNAM V EKONOMIKE</w:t>
+              <w:t>CHARAKTERIS</w:t>
+            </w:r>
+            <w:r>
+              <w:rPr>
+                <w:rStyle w:val="Hyperlink"/>
+                <w:rFonts w:ascii="Times New Roman" w:hAnsi="Times New Roman" w:cs="Times New Roman"/>
+                <w:noProof/>
+              </w:rPr>
+              <w:t>T</w:t>
+            </w:r>
+            <w:r>
+              <w:rPr>
+                <w:rStyle w:val="Hyperlink"/>
+                <w:rFonts w:ascii="Times New Roman" w:hAnsi="Times New Roman" w:cs="Times New Roman"/>
+                <w:noProof/>
+              </w:rPr>
+              <w:t>IKA WEBOVÝCH APLIKÁCIÍ A ICH VÝZNAM V EKONOMIKE</w:t>
             </w:r>
             <w:r>
               <w:rPr>
@@ -2214,7 +2230,7 @@
                 <w:noProof/>
                 <w:webHidden/>
               </w:rPr>
-              <w:instrText xml:space="preserve"> PAGEREF _Toc222595805 \h </w:instrText>
+              <w:instrText xml:space="preserve"> PAGEREF _Toc222759826 \h </w:instrText>
             </w:r>
             <w:r>
               <w:rPr>
@@ -2264,7 +2280,7 @@
               <w:lang w:val="en-SK" w:eastAsia="en-GB"/>
             </w:rPr>
           </w:pPr>
-          <w:hyperlink w:anchor="_Toc222595806" w:history="1">
+          <w:hyperlink w:anchor="_Toc222759827" w:history="1">
             <w:r>
               <w:rPr>
                 <w:rStyle w:val="Hyperlink"/>
@@ -2313,7 +2329,7 @@
                 <w:noProof/>
                 <w:webHidden/>
               </w:rPr>
-              <w:instrText xml:space="preserve"> PAGEREF _Toc222595806 \h </w:instrText>
+              <w:instrText xml:space="preserve"> PAGEREF _Toc222759827 \h </w:instrText>
             </w:r>
             <w:r>
               <w:rPr>
@@ -2363,7 +2379,7 @@
               <w:lang w:val="en-SK" w:eastAsia="en-GB"/>
             </w:rPr>
           </w:pPr>
-          <w:hyperlink w:anchor="_Toc222595807" w:history="1">
+          <w:hyperlink w:anchor="_Toc222759828" w:history="1">
             <w:r>
               <w:rPr>
                 <w:rStyle w:val="Hyperlink"/>
@@ -2412,7 +2428,7 @@
                 <w:noProof/>
                 <w:webHidden/>
               </w:rPr>
-              <w:instrText xml:space="preserve"> PAGEREF _Toc222595807 \h </w:instrText>
+              <w:instrText xml:space="preserve"> PAGEREF _Toc222759828 \h </w:instrText>
             </w:r>
             <w:r>
               <w:rPr>
@@ -2462,7 +2478,7 @@
               <w:lang w:val="en-SK" w:eastAsia="en-GB"/>
             </w:rPr>
           </w:pPr>
-          <w:hyperlink w:anchor="_Toc222595808" w:history="1">
+          <w:hyperlink w:anchor="_Toc222759829" w:history="1">
             <w:r>
               <w:rPr>
                 <w:rStyle w:val="Hyperlink"/>
@@ -2511,7 +2527,7 @@
                 <w:noProof/>
                 <w:webHidden/>
               </w:rPr>
-              <w:instrText xml:space="preserve"> PAGEREF _Toc222595808 \h </w:instrText>
+              <w:instrText xml:space="preserve"> PAGEREF _Toc222759829 \h </w:instrText>
             </w:r>
             <w:r>
               <w:rPr>
@@ -2561,7 +2577,7 @@
               <w:lang w:val="en-SK" w:eastAsia="en-GB"/>
             </w:rPr>
           </w:pPr>
-          <w:hyperlink w:anchor="_Toc222595809" w:history="1">
+          <w:hyperlink w:anchor="_Toc222759830" w:history="1">
             <w:r>
               <w:rPr>
                 <w:rStyle w:val="Hyperlink"/>
@@ -2586,7 +2602,23 @@
                 <w:rFonts w:ascii="Times New Roman" w:hAnsi="Times New Roman" w:cs="Times New Roman"/>
                 <w:noProof/>
               </w:rPr>
-              <w:t>Logická vrstva aplikácie</w:t>
+              <w:t>Logická vrs</w:t>
+            </w:r>
+            <w:r>
+              <w:rPr>
+                <w:rStyle w:val="Hyperlink"/>
+                <w:rFonts w:ascii="Times New Roman" w:hAnsi="Times New Roman" w:cs="Times New Roman"/>
+                <w:noProof/>
+              </w:rPr>
+              <w:t>t</w:t>
+            </w:r>
+            <w:r>
+              <w:rPr>
+                <w:rStyle w:val="Hyperlink"/>
+                <w:rFonts w:ascii="Times New Roman" w:hAnsi="Times New Roman" w:cs="Times New Roman"/>
+                <w:noProof/>
+              </w:rPr>
+              <w:t>va aplikácie</w:t>
             </w:r>
             <w:r>
               <w:rPr>
@@ -2610,7 +2642,7 @@
                 <w:noProof/>
                 <w:webHidden/>
               </w:rPr>
-              <w:instrText xml:space="preserve"> PAGEREF _Toc222595809 \h </w:instrText>
+              <w:instrText xml:space="preserve"> PAGEREF _Toc222759830 \h </w:instrText>
             </w:r>
             <w:r>
               <w:rPr>
@@ -2660,7 +2692,7 @@
               <w:lang w:val="en-SK" w:eastAsia="en-GB"/>
             </w:rPr>
           </w:pPr>
-          <w:hyperlink w:anchor="_Toc222595810" w:history="1">
+          <w:hyperlink w:anchor="_Toc222759831" w:history="1">
             <w:r>
               <w:rPr>
                 <w:rStyle w:val="Hyperlink"/>
@@ -2709,7 +2741,7 @@
                 <w:noProof/>
                 <w:webHidden/>
               </w:rPr>
-              <w:instrText xml:space="preserve"> PAGEREF _Toc222595810 \h </w:instrText>
+              <w:instrText xml:space="preserve"> PAGEREF _Toc222759831 \h </w:instrText>
             </w:r>
             <w:r>
               <w:rPr>
@@ -2759,7 +2791,7 @@
               <w:lang w:val="en-SK" w:eastAsia="en-GB"/>
             </w:rPr>
           </w:pPr>
-          <w:hyperlink w:anchor="_Toc222595811" w:history="1">
+          <w:hyperlink w:anchor="_Toc222759832" w:history="1">
             <w:r>
               <w:rPr>
                 <w:rStyle w:val="Hyperlink"/>
@@ -2808,7 +2840,7 @@
                 <w:noProof/>
                 <w:webHidden/>
               </w:rPr>
-              <w:instrText xml:space="preserve"> PAGEREF _Toc222595811 \h </w:instrText>
+              <w:instrText xml:space="preserve"> PAGEREF _Toc222759832 \h </w:instrText>
             </w:r>
             <w:r>
               <w:rPr>
@@ -2858,7 +2890,7 @@
               <w:lang w:val="en-SK" w:eastAsia="en-GB"/>
             </w:rPr>
           </w:pPr>
-          <w:hyperlink w:anchor="_Toc222595812" w:history="1">
+          <w:hyperlink w:anchor="_Toc222759833" w:history="1">
             <w:r>
               <w:rPr>
                 <w:rStyle w:val="Hyperlink"/>
@@ -2907,7 +2939,7 @@
                 <w:noProof/>
                 <w:webHidden/>
               </w:rPr>
-              <w:instrText xml:space="preserve"> PAGEREF _Toc222595812 \h </w:instrText>
+              <w:instrText xml:space="preserve"> PAGEREF _Toc222759833 \h </w:instrText>
             </w:r>
             <w:r>
               <w:rPr>
@@ -2957,7 +2989,7 @@
               <w:lang w:val="en-SK" w:eastAsia="en-GB"/>
             </w:rPr>
           </w:pPr>
-          <w:hyperlink w:anchor="_Toc222595813" w:history="1">
+          <w:hyperlink w:anchor="_Toc222759834" w:history="1">
             <w:r>
               <w:rPr>
                 <w:rStyle w:val="Hyperlink"/>
@@ -3006,7 +3038,7 @@
                 <w:noProof/>
                 <w:webHidden/>
               </w:rPr>
-              <w:instrText xml:space="preserve"> PAGEREF _Toc222595813 \h </w:instrText>
+              <w:instrText xml:space="preserve"> PAGEREF _Toc222759834 \h </w:instrText>
             </w:r>
             <w:r>
               <w:rPr>
@@ -3056,7 +3088,7 @@
               <w:lang w:val="en-SK" w:eastAsia="en-GB"/>
             </w:rPr>
           </w:pPr>
-          <w:hyperlink w:anchor="_Toc222595814" w:history="1">
+          <w:hyperlink w:anchor="_Toc222759835" w:history="1">
             <w:r>
               <w:rPr>
                 <w:rStyle w:val="Hyperlink"/>
@@ -3105,7 +3137,7 @@
                 <w:noProof/>
                 <w:webHidden/>
               </w:rPr>
-              <w:instrText xml:space="preserve"> PAGEREF _Toc222595814 \h </w:instrText>
+              <w:instrText xml:space="preserve"> PAGEREF _Toc222759835 \h </w:instrText>
             </w:r>
             <w:r>
               <w:rPr>
@@ -3155,7 +3187,7 @@
               <w:lang w:val="en-SK" w:eastAsia="en-GB"/>
             </w:rPr>
           </w:pPr>
-          <w:hyperlink w:anchor="_Toc222595815" w:history="1">
+          <w:hyperlink w:anchor="_Toc222759836" w:history="1">
             <w:r>
               <w:rPr>
                 <w:rStyle w:val="Hyperlink"/>
@@ -3204,7 +3236,7 @@
                 <w:noProof/>
                 <w:webHidden/>
               </w:rPr>
-              <w:instrText xml:space="preserve"> PAGEREF _Toc222595815 \h </w:instrText>
+              <w:instrText xml:space="preserve"> PAGEREF _Toc222759836 \h </w:instrText>
             </w:r>
             <w:r>
               <w:rPr>
@@ -3254,7 +3286,7 @@
               <w:lang w:val="en-SK" w:eastAsia="en-GB"/>
             </w:rPr>
           </w:pPr>
-          <w:hyperlink w:anchor="_Toc222595816" w:history="1">
+          <w:hyperlink w:anchor="_Toc222759837" w:history="1">
             <w:r>
               <w:rPr>
                 <w:rStyle w:val="Hyperlink"/>
@@ -3303,7 +3335,7 @@
                 <w:noProof/>
                 <w:webHidden/>
               </w:rPr>
-              <w:instrText xml:space="preserve"> PAGEREF _Toc222595816 \h </w:instrText>
+              <w:instrText xml:space="preserve"> PAGEREF _Toc222759837 \h </w:instrText>
             </w:r>
             <w:r>
               <w:rPr>
@@ -3353,7 +3385,7 @@
               <w:lang w:val="en-SK" w:eastAsia="en-GB"/>
             </w:rPr>
           </w:pPr>
-          <w:hyperlink w:anchor="_Toc222595817" w:history="1">
+          <w:hyperlink w:anchor="_Toc222759838" w:history="1">
             <w:r>
               <w:rPr>
                 <w:rStyle w:val="Hyperlink"/>
@@ -3402,7 +3434,7 @@
                 <w:noProof/>
                 <w:webHidden/>
               </w:rPr>
-              <w:instrText xml:space="preserve"> PAGEREF _Toc222595817 \h </w:instrText>
+              <w:instrText xml:space="preserve"> PAGEREF _Toc222759838 \h </w:instrText>
             </w:r>
             <w:r>
               <w:rPr>
@@ -3452,7 +3484,7 @@
               <w:lang w:val="en-SK" w:eastAsia="en-GB"/>
             </w:rPr>
           </w:pPr>
-          <w:hyperlink w:anchor="_Toc222595818" w:history="1">
+          <w:hyperlink w:anchor="_Toc222759839" w:history="1">
             <w:r>
               <w:rPr>
                 <w:rStyle w:val="Hyperlink"/>
@@ -3477,23 +3509,7 @@
                 <w:rFonts w:ascii="Times New Roman" w:hAnsi="Times New Roman" w:cs="Times New Roman"/>
                 <w:noProof/>
               </w:rPr>
-              <w:t>NÁVRH RIEŠE</w:t>
-            </w:r>
-            <w:r>
-              <w:rPr>
-                <w:rStyle w:val="Hyperlink"/>
-                <w:rFonts w:ascii="Times New Roman" w:hAnsi="Times New Roman" w:cs="Times New Roman"/>
-                <w:noProof/>
-              </w:rPr>
-              <w:t>N</w:t>
-            </w:r>
-            <w:r>
-              <w:rPr>
-                <w:rStyle w:val="Hyperlink"/>
-                <w:rFonts w:ascii="Times New Roman" w:hAnsi="Times New Roman" w:cs="Times New Roman"/>
-                <w:noProof/>
-              </w:rPr>
-              <w:t>IA POKLADNIČNÉHO SYSTÉMU EPOS</w:t>
+              <w:t>NÁVRH RIEŠENIA POKLADNIČNÉHO SYSTÉMU EPOS</w:t>
             </w:r>
             <w:r>
               <w:rPr>
@@ -3517,7 +3533,7 @@
                 <w:noProof/>
                 <w:webHidden/>
               </w:rPr>
-              <w:instrText xml:space="preserve"> PAGEREF _Toc222595818 \h </w:instrText>
+              <w:instrText xml:space="preserve"> PAGEREF _Toc222759839 \h </w:instrText>
             </w:r>
             <w:r>
               <w:rPr>
@@ -3567,7 +3583,7 @@
               <w:lang w:val="en-SK" w:eastAsia="en-GB"/>
             </w:rPr>
           </w:pPr>
-          <w:hyperlink w:anchor="_Toc222595819" w:history="1">
+          <w:hyperlink w:anchor="_Toc222759840" w:history="1">
             <w:r>
               <w:rPr>
                 <w:rStyle w:val="Hyperlink"/>
@@ -3616,7 +3632,7 @@
                 <w:noProof/>
                 <w:webHidden/>
               </w:rPr>
-              <w:instrText xml:space="preserve"> PAGEREF _Toc222595819 \h </w:instrText>
+              <w:instrText xml:space="preserve"> PAGEREF _Toc222759840 \h </w:instrText>
             </w:r>
             <w:r>
               <w:rPr>
@@ -3666,7 +3682,7 @@
               <w:lang w:val="en-SK" w:eastAsia="en-GB"/>
             </w:rPr>
           </w:pPr>
-          <w:hyperlink w:anchor="_Toc222595820" w:history="1">
+          <w:hyperlink w:anchor="_Toc222759841" w:history="1">
             <w:r>
               <w:rPr>
                 <w:rStyle w:val="Hyperlink"/>
@@ -3715,7 +3731,7 @@
                 <w:noProof/>
                 <w:webHidden/>
               </w:rPr>
-              <w:instrText xml:space="preserve"> PAGEREF _Toc222595820 \h </w:instrText>
+              <w:instrText xml:space="preserve"> PAGEREF _Toc222759841 \h </w:instrText>
             </w:r>
             <w:r>
               <w:rPr>
@@ -3765,7 +3781,7 @@
               <w:lang w:val="en-SK" w:eastAsia="en-GB"/>
             </w:rPr>
           </w:pPr>
-          <w:hyperlink w:anchor="_Toc222595821" w:history="1">
+          <w:hyperlink w:anchor="_Toc222759842" w:history="1">
             <w:r>
               <w:rPr>
                 <w:rStyle w:val="Hyperlink"/>
@@ -3814,7 +3830,7 @@
                 <w:noProof/>
                 <w:webHidden/>
               </w:rPr>
-              <w:instrText xml:space="preserve"> PAGEREF _Toc222595821 \h </w:instrText>
+              <w:instrText xml:space="preserve"> PAGEREF _Toc222759842 \h </w:instrText>
             </w:r>
             <w:r>
               <w:rPr>
@@ -3864,7 +3880,7 @@
               <w:lang w:val="en-SK" w:eastAsia="en-GB"/>
             </w:rPr>
           </w:pPr>
-          <w:hyperlink w:anchor="_Toc222595822" w:history="1">
+          <w:hyperlink w:anchor="_Toc222759843" w:history="1">
             <w:r>
               <w:rPr>
                 <w:rStyle w:val="Hyperlink"/>
@@ -3913,7 +3929,7 @@
                 <w:noProof/>
                 <w:webHidden/>
               </w:rPr>
-              <w:instrText xml:space="preserve"> PAGEREF _Toc222595822 \h </w:instrText>
+              <w:instrText xml:space="preserve"> PAGEREF _Toc222759843 \h </w:instrText>
             </w:r>
             <w:r>
               <w:rPr>
@@ -3963,7 +3979,7 @@
               <w:lang w:val="en-SK" w:eastAsia="en-GB"/>
             </w:rPr>
           </w:pPr>
-          <w:hyperlink w:anchor="_Toc222595823" w:history="1">
+          <w:hyperlink w:anchor="_Toc222759844" w:history="1">
             <w:r>
               <w:rPr>
                 <w:rStyle w:val="Hyperlink"/>
@@ -4012,7 +4028,7 @@
                 <w:noProof/>
                 <w:webHidden/>
               </w:rPr>
-              <w:instrText xml:space="preserve"> PAGEREF _Toc222595823 \h </w:instrText>
+              <w:instrText xml:space="preserve"> PAGEREF _Toc222759844 \h </w:instrText>
             </w:r>
             <w:r>
               <w:rPr>
@@ -4062,7 +4078,7 @@
               <w:lang w:val="en-SK" w:eastAsia="en-GB"/>
             </w:rPr>
           </w:pPr>
-          <w:hyperlink w:anchor="_Toc222595824" w:history="1">
+          <w:hyperlink w:anchor="_Toc222759845" w:history="1">
             <w:r>
               <w:rPr>
                 <w:rStyle w:val="Hyperlink"/>
@@ -4111,7 +4127,7 @@
                 <w:noProof/>
                 <w:webHidden/>
               </w:rPr>
-              <w:instrText xml:space="preserve"> PAGEREF _Toc222595824 \h </w:instrText>
+              <w:instrText xml:space="preserve"> PAGEREF _Toc222759845 \h </w:instrText>
             </w:r>
             <w:r>
               <w:rPr>
@@ -4161,7 +4177,7 @@
               <w:lang w:val="en-SK" w:eastAsia="en-GB"/>
             </w:rPr>
           </w:pPr>
-          <w:hyperlink w:anchor="_Toc222595825" w:history="1">
+          <w:hyperlink w:anchor="_Toc222759846" w:history="1">
             <w:r>
               <w:rPr>
                 <w:rStyle w:val="Hyperlink"/>
@@ -4210,7 +4226,7 @@
                 <w:noProof/>
                 <w:webHidden/>
               </w:rPr>
-              <w:instrText xml:space="preserve"> PAGEREF _Toc222595825 \h </w:instrText>
+              <w:instrText xml:space="preserve"> PAGEREF _Toc222759846 \h </w:instrText>
             </w:r>
             <w:r>
               <w:rPr>
@@ -4260,7 +4276,7 @@
               <w:lang w:val="en-SK" w:eastAsia="en-GB"/>
             </w:rPr>
           </w:pPr>
-          <w:hyperlink w:anchor="_Toc222595826" w:history="1">
+          <w:hyperlink w:anchor="_Toc222759847" w:history="1">
             <w:r>
               <w:rPr>
                 <w:rStyle w:val="Hyperlink"/>
@@ -4309,7 +4325,7 @@
                 <w:noProof/>
                 <w:webHidden/>
               </w:rPr>
-              <w:instrText xml:space="preserve"> PAGEREF _Toc222595826 \h </w:instrText>
+              <w:instrText xml:space="preserve"> PAGEREF _Toc222759847 \h </w:instrText>
             </w:r>
             <w:r>
               <w:rPr>
@@ -4359,7 +4375,7 @@
               <w:lang w:val="en-SK" w:eastAsia="en-GB"/>
             </w:rPr>
           </w:pPr>
-          <w:hyperlink w:anchor="_Toc222595827" w:history="1">
+          <w:hyperlink w:anchor="_Toc222759848" w:history="1">
             <w:r>
               <w:rPr>
                 <w:rStyle w:val="Hyperlink"/>
@@ -4408,7 +4424,7 @@
                 <w:noProof/>
                 <w:webHidden/>
               </w:rPr>
-              <w:instrText xml:space="preserve"> PAGEREF _Toc222595827 \h </w:instrText>
+              <w:instrText xml:space="preserve"> PAGEREF _Toc222759848 \h </w:instrText>
             </w:r>
             <w:r>
               <w:rPr>
@@ -4458,7 +4474,7 @@
               <w:lang w:val="en-SK" w:eastAsia="en-GB"/>
             </w:rPr>
           </w:pPr>
-          <w:hyperlink w:anchor="_Toc222595828" w:history="1">
+          <w:hyperlink w:anchor="_Toc222759849" w:history="1">
             <w:r>
               <w:rPr>
                 <w:rStyle w:val="Hyperlink"/>
@@ -4507,7 +4523,7 @@
                 <w:noProof/>
                 <w:webHidden/>
               </w:rPr>
-              <w:instrText xml:space="preserve"> PAGEREF _Toc222595828 \h </w:instrText>
+              <w:instrText xml:space="preserve"> PAGEREF _Toc222759849 \h </w:instrText>
             </w:r>
             <w:r>
               <w:rPr>
@@ -4557,7 +4573,7 @@
               <w:lang w:val="en-SK" w:eastAsia="en-GB"/>
             </w:rPr>
           </w:pPr>
-          <w:hyperlink w:anchor="_Toc222595829" w:history="1">
+          <w:hyperlink w:anchor="_Toc222759850" w:history="1">
             <w:r>
               <w:rPr>
                 <w:rStyle w:val="Hyperlink"/>
@@ -4606,7 +4622,7 @@
                 <w:noProof/>
                 <w:webHidden/>
               </w:rPr>
-              <w:instrText xml:space="preserve"> PAGEREF _Toc222595829 \h </w:instrText>
+              <w:instrText xml:space="preserve"> PAGEREF _Toc222759850 \h </w:instrText>
             </w:r>
             <w:r>
               <w:rPr>
@@ -4656,7 +4672,7 @@
               <w:lang w:val="en-SK" w:eastAsia="en-GB"/>
             </w:rPr>
           </w:pPr>
-          <w:hyperlink w:anchor="_Toc222595830" w:history="1">
+          <w:hyperlink w:anchor="_Toc222759851" w:history="1">
             <w:r>
               <w:rPr>
                 <w:rStyle w:val="Hyperlink"/>
@@ -4705,7 +4721,7 @@
                 <w:noProof/>
                 <w:webHidden/>
               </w:rPr>
-              <w:instrText xml:space="preserve"> PAGEREF _Toc222595830 \h </w:instrText>
+              <w:instrText xml:space="preserve"> PAGEREF _Toc222759851 \h </w:instrText>
             </w:r>
             <w:r>
               <w:rPr>
@@ -4755,7 +4771,7 @@
               <w:lang w:val="en-SK" w:eastAsia="en-GB"/>
             </w:rPr>
           </w:pPr>
-          <w:hyperlink w:anchor="_Toc222595831" w:history="1">
+          <w:hyperlink w:anchor="_Toc222759852" w:history="1">
             <w:r>
               <w:rPr>
                 <w:rStyle w:val="Hyperlink"/>
@@ -4804,7 +4820,7 @@
                 <w:noProof/>
                 <w:webHidden/>
               </w:rPr>
-              <w:instrText xml:space="preserve"> PAGEREF _Toc222595831 \h </w:instrText>
+              <w:instrText xml:space="preserve"> PAGEREF _Toc222759852 \h </w:instrText>
             </w:r>
             <w:r>
               <w:rPr>
@@ -4854,7 +4870,7 @@
               <w:lang w:val="en-SK" w:eastAsia="en-GB"/>
             </w:rPr>
           </w:pPr>
-          <w:hyperlink w:anchor="_Toc222595832" w:history="1">
+          <w:hyperlink w:anchor="_Toc222759853" w:history="1">
             <w:r>
               <w:rPr>
                 <w:rStyle w:val="Hyperlink"/>
@@ -4903,7 +4919,7 @@
                 <w:noProof/>
                 <w:webHidden/>
               </w:rPr>
-              <w:instrText xml:space="preserve"> PAGEREF _Toc222595832 \h </w:instrText>
+              <w:instrText xml:space="preserve"> PAGEREF _Toc222759853 \h </w:instrText>
             </w:r>
             <w:r>
               <w:rPr>
@@ -4953,7 +4969,7 @@
               <w:lang w:val="en-SK" w:eastAsia="en-GB"/>
             </w:rPr>
           </w:pPr>
-          <w:hyperlink w:anchor="_Toc222595833" w:history="1">
+          <w:hyperlink w:anchor="_Toc222759854" w:history="1">
             <w:r>
               <w:rPr>
                 <w:rStyle w:val="Hyperlink"/>
@@ -5002,7 +5018,7 @@
                 <w:noProof/>
                 <w:webHidden/>
               </w:rPr>
-              <w:instrText xml:space="preserve"> PAGEREF _Toc222595833 \h </w:instrText>
+              <w:instrText xml:space="preserve"> PAGEREF _Toc222759854 \h </w:instrText>
             </w:r>
             <w:r>
               <w:rPr>
@@ -5052,7 +5068,7 @@
               <w:lang w:val="en-SK" w:eastAsia="en-GB"/>
             </w:rPr>
           </w:pPr>
-          <w:hyperlink w:anchor="_Toc222595834" w:history="1">
+          <w:hyperlink w:anchor="_Toc222759855" w:history="1">
             <w:r>
               <w:rPr>
                 <w:rStyle w:val="Hyperlink"/>
@@ -5101,7 +5117,7 @@
                 <w:noProof/>
                 <w:webHidden/>
               </w:rPr>
-              <w:instrText xml:space="preserve"> PAGEREF _Toc222595834 \h </w:instrText>
+              <w:instrText xml:space="preserve"> PAGEREF _Toc222759855 \h </w:instrText>
             </w:r>
             <w:r>
               <w:rPr>
@@ -5151,7 +5167,7 @@
               <w:lang w:val="en-SK" w:eastAsia="en-GB"/>
             </w:rPr>
           </w:pPr>
-          <w:hyperlink w:anchor="_Toc222595835" w:history="1">
+          <w:hyperlink w:anchor="_Toc222759856" w:history="1">
             <w:r>
               <w:rPr>
                 <w:rStyle w:val="Hyperlink"/>
@@ -5200,7 +5216,7 @@
                 <w:noProof/>
                 <w:webHidden/>
               </w:rPr>
-              <w:instrText xml:space="preserve"> PAGEREF _Toc222595835 \h </w:instrText>
+              <w:instrText xml:space="preserve"> PAGEREF _Toc222759856 \h </w:instrText>
             </w:r>
             <w:r>
               <w:rPr>
@@ -5250,7 +5266,7 @@
               <w:lang w:val="en-SK" w:eastAsia="en-GB"/>
             </w:rPr>
           </w:pPr>
-          <w:hyperlink w:anchor="_Toc222595836" w:history="1">
+          <w:hyperlink w:anchor="_Toc222759857" w:history="1">
             <w:r>
               <w:rPr>
                 <w:rStyle w:val="Hyperlink"/>
@@ -5299,7 +5315,7 @@
                 <w:noProof/>
                 <w:webHidden/>
               </w:rPr>
-              <w:instrText xml:space="preserve"> PAGEREF _Toc222595836 \h </w:instrText>
+              <w:instrText xml:space="preserve"> PAGEREF _Toc222759857 \h </w:instrText>
             </w:r>
             <w:r>
               <w:rPr>
@@ -5349,7 +5365,7 @@
               <w:lang w:val="en-SK" w:eastAsia="en-GB"/>
             </w:rPr>
           </w:pPr>
-          <w:hyperlink w:anchor="_Toc222595837" w:history="1">
+          <w:hyperlink w:anchor="_Toc222759858" w:history="1">
             <w:r>
               <w:rPr>
                 <w:rStyle w:val="Hyperlink"/>
@@ -5398,7 +5414,7 @@
                 <w:noProof/>
                 <w:webHidden/>
               </w:rPr>
-              <w:instrText xml:space="preserve"> PAGEREF _Toc222595837 \h </w:instrText>
+              <w:instrText xml:space="preserve"> PAGEREF _Toc222759858 \h </w:instrText>
             </w:r>
             <w:r>
               <w:rPr>
@@ -5448,7 +5464,7 @@
               <w:lang w:val="en-SK" w:eastAsia="en-GB"/>
             </w:rPr>
           </w:pPr>
-          <w:hyperlink w:anchor="_Toc222595838" w:history="1">
+          <w:hyperlink w:anchor="_Toc222759859" w:history="1">
             <w:r>
               <w:rPr>
                 <w:rStyle w:val="Hyperlink"/>
@@ -5497,7 +5513,7 @@
                 <w:noProof/>
                 <w:webHidden/>
               </w:rPr>
-              <w:instrText xml:space="preserve"> PAGEREF _Toc222595838 \h </w:instrText>
+              <w:instrText xml:space="preserve"> PAGEREF _Toc222759859 \h </w:instrText>
             </w:r>
             <w:r>
               <w:rPr>
@@ -5547,7 +5563,7 @@
               <w:lang w:val="en-SK" w:eastAsia="en-GB"/>
             </w:rPr>
           </w:pPr>
-          <w:hyperlink w:anchor="_Toc222595839" w:history="1">
+          <w:hyperlink w:anchor="_Toc222759860" w:history="1">
             <w:r>
               <w:rPr>
                 <w:rStyle w:val="Hyperlink"/>
@@ -5596,7 +5612,7 @@
                 <w:noProof/>
                 <w:webHidden/>
               </w:rPr>
-              <w:instrText xml:space="preserve"> PAGEREF _Toc222595839 \h </w:instrText>
+              <w:instrText xml:space="preserve"> PAGEREF _Toc222759860 \h </w:instrText>
             </w:r>
             <w:r>
               <w:rPr>
@@ -5646,7 +5662,7 @@
               <w:lang w:val="en-SK" w:eastAsia="en-GB"/>
             </w:rPr>
           </w:pPr>
-          <w:hyperlink w:anchor="_Toc222595840" w:history="1">
+          <w:hyperlink w:anchor="_Toc222759861" w:history="1">
             <w:r>
               <w:rPr>
                 <w:rStyle w:val="Hyperlink"/>
@@ -5695,7 +5711,7 @@
                 <w:noProof/>
                 <w:webHidden/>
               </w:rPr>
-              <w:instrText xml:space="preserve"> PAGEREF _Toc222595840 \h </w:instrText>
+              <w:instrText xml:space="preserve"> PAGEREF _Toc222759861 \h </w:instrText>
             </w:r>
             <w:r>
               <w:rPr>
@@ -5745,7 +5761,7 @@
               <w:lang w:val="en-SK" w:eastAsia="en-GB"/>
             </w:rPr>
           </w:pPr>
-          <w:hyperlink w:anchor="_Toc222595841" w:history="1">
+          <w:hyperlink w:anchor="_Toc222759862" w:history="1">
             <w:r>
               <w:rPr>
                 <w:rStyle w:val="Hyperlink"/>
@@ -5794,7 +5810,7 @@
                 <w:noProof/>
                 <w:webHidden/>
               </w:rPr>
-              <w:instrText xml:space="preserve"> PAGEREF _Toc222595841 \h </w:instrText>
+              <w:instrText xml:space="preserve"> PAGEREF _Toc222759862 \h </w:instrText>
             </w:r>
             <w:r>
               <w:rPr>
@@ -5844,7 +5860,7 @@
               <w:lang w:val="en-SK" w:eastAsia="en-GB"/>
             </w:rPr>
           </w:pPr>
-          <w:hyperlink w:anchor="_Toc222595842" w:history="1">
+          <w:hyperlink w:anchor="_Toc222759863" w:history="1">
             <w:r>
               <w:rPr>
                 <w:rStyle w:val="Hyperlink"/>
@@ -5893,7 +5909,7 @@
                 <w:noProof/>
                 <w:webHidden/>
               </w:rPr>
-              <w:instrText xml:space="preserve"> PAGEREF _Toc222595842 \h </w:instrText>
+              <w:instrText xml:space="preserve"> PAGEREF _Toc222759863 \h </w:instrText>
             </w:r>
             <w:r>
               <w:rPr>
@@ -5943,7 +5959,7 @@
               <w:lang w:val="en-SK" w:eastAsia="en-GB"/>
             </w:rPr>
           </w:pPr>
-          <w:hyperlink w:anchor="_Toc222595843" w:history="1">
+          <w:hyperlink w:anchor="_Toc222759864" w:history="1">
             <w:r>
               <w:rPr>
                 <w:rStyle w:val="Hyperlink"/>
@@ -5992,7 +6008,7 @@
                 <w:noProof/>
                 <w:webHidden/>
               </w:rPr>
-              <w:instrText xml:space="preserve"> PAGEREF _Toc222595843 \h </w:instrText>
+              <w:instrText xml:space="preserve"> PAGEREF _Toc222759864 \h </w:instrText>
             </w:r>
             <w:r>
               <w:rPr>
@@ -6042,7 +6058,7 @@
               <w:lang w:val="en-SK" w:eastAsia="en-GB"/>
             </w:rPr>
           </w:pPr>
-          <w:hyperlink w:anchor="_Toc222595844" w:history="1">
+          <w:hyperlink w:anchor="_Toc222759865" w:history="1">
             <w:r>
               <w:rPr>
                 <w:rStyle w:val="Hyperlink"/>
@@ -6091,7 +6107,7 @@
                 <w:noProof/>
                 <w:webHidden/>
               </w:rPr>
-              <w:instrText xml:space="preserve"> PAGEREF _Toc222595844 \h </w:instrText>
+              <w:instrText xml:space="preserve"> PAGEREF _Toc222759865 \h </w:instrText>
             </w:r>
             <w:r>
               <w:rPr>
@@ -6141,7 +6157,7 @@
               <w:lang w:val="en-SK" w:eastAsia="en-GB"/>
             </w:rPr>
           </w:pPr>
-          <w:hyperlink w:anchor="_Toc222595845" w:history="1">
+          <w:hyperlink w:anchor="_Toc222759866" w:history="1">
             <w:r>
               <w:rPr>
                 <w:rStyle w:val="Hyperlink"/>
@@ -6190,7 +6206,7 @@
                 <w:noProof/>
                 <w:webHidden/>
               </w:rPr>
-              <w:instrText xml:space="preserve"> PAGEREF _Toc222595845 \h </w:instrText>
+              <w:instrText xml:space="preserve"> PAGEREF _Toc222759866 \h </w:instrText>
             </w:r>
             <w:r>
               <w:rPr>
@@ -6229,7 +6245,6 @@
           <w:pPr>
             <w:pStyle w:val="TOC1"/>
             <w:tabs>
-              <w:tab w:val="left" w:pos="480"/>
               <w:tab w:val="right" w:leader="dot" w:pos="8493"/>
             </w:tabs>
             <w:rPr>
@@ -6240,43 +6255,25 @@
               <w:lang w:val="en-SK" w:eastAsia="en-GB"/>
             </w:rPr>
           </w:pPr>
-          <w:hyperlink w:anchor="_Toc222595846" w:history="1">
+          <w:hyperlink w:anchor="_Toc222759867" w:history="1">
             <w:r>
               <w:rPr>
                 <w:rStyle w:val="Hyperlink"/>
                 <w:rFonts w:ascii="Times New Roman" w:hAnsi="Times New Roman" w:cs="Times New Roman"/>
                 <w:noProof/>
               </w:rPr>
-              <w:t>12</w:t>
-            </w:r>
-            <w:r>
-              <w:rPr>
-                <w:rFonts w:ascii="Times New Roman" w:eastAsiaTheme="minorEastAsia" w:hAnsi="Times New Roman" w:cs="Times New Roman"/>
-                <w:noProof/>
-                <w:sz w:val="24"/>
-                <w:szCs w:val="24"/>
-                <w:lang w:val="en-SK" w:eastAsia="en-GB"/>
+              <w:t>ZOZNAM POUŽITEJ LITERATÚRY</w:t>
+            </w:r>
+            <w:r>
+              <w:rPr>
+                <w:rFonts w:ascii="Times New Roman" w:hAnsi="Times New Roman" w:cs="Times New Roman"/>
+                <w:noProof/>
+                <w:webHidden/>
               </w:rPr>
               <w:tab/>
             </w:r>
             <w:r>
               <w:rPr>
-                <w:rStyle w:val="Hyperlink"/>
-                <w:rFonts w:ascii="Times New Roman" w:hAnsi="Times New Roman" w:cs="Times New Roman"/>
-                <w:noProof/>
-              </w:rPr>
-              <w:t>ZOZNAM POUŽITEJ LITERATÚRY</w:t>
-            </w:r>
-            <w:r>
-              <w:rPr>
-                <w:rFonts w:ascii="Times New Roman" w:hAnsi="Times New Roman" w:cs="Times New Roman"/>
-                <w:noProof/>
-                <w:webHidden/>
-              </w:rPr>
-              <w:tab/>
-            </w:r>
-            <w:r>
-              <w:rPr>
                 <w:rFonts w:ascii="Times New Roman" w:hAnsi="Times New Roman" w:cs="Times New Roman"/>
                 <w:noProof/>
                 <w:webHidden/>
@@ -6289,7 +6286,7 @@
                 <w:noProof/>
                 <w:webHidden/>
               </w:rPr>
-              <w:instrText xml:space="preserve"> PAGEREF _Toc222595846 \h </w:instrText>
+              <w:instrText xml:space="preserve"> PAGEREF _Toc222759867 \h </w:instrText>
             </w:r>
             <w:r>
               <w:rPr>
@@ -6435,7 +6432,40 @@
           <w:lang w:val="en-SK" w:eastAsia="en-GB"/>
           <w14:ligatures w14:val="none"/>
         </w:rPr>
-        <w:t>Application Programming Interface; programové rozhranie umožňujúce komunikáciu medzi aplikáciami</w:t>
+        <w:t xml:space="preserve">(z angl. </w:t>
+      </w:r>
+      <w:r>
+        <w:rPr>
+          <w:rFonts w:ascii="Times New Roman" w:eastAsia="Times New Roman" w:hAnsi="Times New Roman" w:cs="Times New Roman"/>
+          <w:kern w:val="0"/>
+          <w:sz w:val="24"/>
+          <w:szCs w:val="24"/>
+          <w:lang w:val="en-SK" w:eastAsia="en-GB"/>
+          <w14:ligatures w14:val="none"/>
+        </w:rPr>
+        <w:t>Application Programming Interface</w:t>
+      </w:r>
+      <w:r>
+        <w:rPr>
+          <w:rFonts w:ascii="Times New Roman" w:eastAsia="Times New Roman" w:hAnsi="Times New Roman" w:cs="Times New Roman"/>
+          <w:kern w:val="0"/>
+          <w:sz w:val="24"/>
+          <w:szCs w:val="24"/>
+          <w:lang w:val="en-SK" w:eastAsia="en-GB"/>
+          <w14:ligatures w14:val="none"/>
+        </w:rPr>
+        <w:t>)</w:t>
+      </w:r>
+      <w:r>
+        <w:rPr>
+          <w:rFonts w:ascii="Times New Roman" w:eastAsia="Times New Roman" w:hAnsi="Times New Roman" w:cs="Times New Roman"/>
+          <w:kern w:val="0"/>
+          <w:sz w:val="24"/>
+          <w:szCs w:val="24"/>
+          <w:lang w:val="en-SK" w:eastAsia="en-GB"/>
+          <w14:ligatures w14:val="none"/>
+        </w:rPr>
+        <w:t>; programové rozhranie umožňujúce komunikáciu medzi aplikáciami</w:t>
       </w:r>
     </w:p>
     <w:p>
@@ -6472,8 +6502,12 @@
           <w14:ligatures w14:val="none"/>
         </w:rPr>
         <w:tab/>
-      </w:r>
-      <w:r>
+        <w:t>serverová časť aplikácie zabezpečujúca logiku systému, spracovanie dát a komunikáciu s databázou</w:t>
+      </w:r>
+    </w:p>
+    <w:p>
+      <w:pPr>
+        <w:spacing w:before="100" w:beforeAutospacing="1" w:after="100" w:afterAutospacing="1" w:line="240" w:lineRule="auto"/>
         <w:rPr>
           <w:rFonts w:ascii="Times New Roman" w:eastAsia="Times New Roman" w:hAnsi="Times New Roman" w:cs="Times New Roman"/>
           <w:kern w:val="0"/>
@@ -6482,12 +6516,8 @@
           <w:lang w:val="en-SK" w:eastAsia="en-GB"/>
           <w14:ligatures w14:val="none"/>
         </w:rPr>
-        <w:t>serverová časť aplikácie zabezpečujúca logiku systému, spracovanie dát a komunikáciu s databázou</w:t>
-      </w:r>
-    </w:p>
-    <w:p>
-      <w:pPr>
-        <w:spacing w:before="100" w:beforeAutospacing="1" w:after="100" w:afterAutospacing="1" w:line="240" w:lineRule="auto"/>
+      </w:pPr>
+      <w:r>
         <w:rPr>
           <w:rFonts w:ascii="Times New Roman" w:eastAsia="Times New Roman" w:hAnsi="Times New Roman" w:cs="Times New Roman"/>
           <w:kern w:val="0"/>
@@ -6496,7 +6526,8 @@
           <w:lang w:val="en-SK" w:eastAsia="en-GB"/>
           <w14:ligatures w14:val="none"/>
         </w:rPr>
-      </w:pPr>
+        <w:t>Cloud</w:t>
+      </w:r>
       <w:r>
         <w:rPr>
           <w:rFonts w:ascii="Times New Roman" w:eastAsia="Times New Roman" w:hAnsi="Times New Roman" w:cs="Times New Roman"/>
@@ -6506,7 +6537,7 @@
           <w:lang w:val="en-SK" w:eastAsia="en-GB"/>
           <w14:ligatures w14:val="none"/>
         </w:rPr>
-        <w:t>Cloud</w:t>
+        <w:tab/>
       </w:r>
       <w:r>
         <w:rPr>
@@ -6518,8 +6549,12 @@
           <w14:ligatures w14:val="none"/>
         </w:rPr>
         <w:tab/>
-      </w:r>
-      <w:r>
+        <w:t>vzdialené úložisko a výpočtové prostredie dostupné cez internet</w:t>
+      </w:r>
+    </w:p>
+    <w:p>
+      <w:pPr>
+        <w:spacing w:before="100" w:beforeAutospacing="1" w:after="100" w:afterAutospacing="1" w:line="240" w:lineRule="auto"/>
         <w:rPr>
           <w:rFonts w:ascii="Times New Roman" w:eastAsia="Times New Roman" w:hAnsi="Times New Roman" w:cs="Times New Roman"/>
           <w:kern w:val="0"/>
@@ -6528,8 +6563,7 @@
           <w:lang w:val="en-SK" w:eastAsia="en-GB"/>
           <w14:ligatures w14:val="none"/>
         </w:rPr>
-        <w:tab/>
-      </w:r>
+      </w:pPr>
       <w:r>
         <w:rPr>
           <w:rFonts w:ascii="Times New Roman" w:eastAsia="Times New Roman" w:hAnsi="Times New Roman" w:cs="Times New Roman"/>
@@ -6539,12 +6573,9 @@
           <w:lang w:val="en-SK" w:eastAsia="en-GB"/>
           <w14:ligatures w14:val="none"/>
         </w:rPr>
-        <w:t>vzdialené úložisko a výpočtové prostredie dostupné cez internet</w:t>
-      </w:r>
-    </w:p>
-    <w:p>
-      <w:pPr>
-        <w:spacing w:before="100" w:beforeAutospacing="1" w:after="100" w:afterAutospacing="1" w:line="240" w:lineRule="auto"/>
+        <w:t>DPH</w:t>
+      </w:r>
+      <w:r>
         <w:rPr>
           <w:rFonts w:ascii="Times New Roman" w:eastAsia="Times New Roman" w:hAnsi="Times New Roman" w:cs="Times New Roman"/>
           <w:kern w:val="0"/>
@@ -6553,7 +6584,8 @@
           <w:lang w:val="en-SK" w:eastAsia="en-GB"/>
           <w14:ligatures w14:val="none"/>
         </w:rPr>
-      </w:pPr>
+        <w:tab/>
+      </w:r>
       <w:r>
         <w:rPr>
           <w:rFonts w:ascii="Times New Roman" w:eastAsia="Times New Roman" w:hAnsi="Times New Roman" w:cs="Times New Roman"/>
@@ -6563,9 +6595,13 @@
           <w:lang w:val="en-SK" w:eastAsia="en-GB"/>
           <w14:ligatures w14:val="none"/>
         </w:rPr>
-        <w:t>DPH</w:t>
-      </w:r>
-      <w:r>
+        <w:tab/>
+        <w:t>daň z pridanej hodnoty</w:t>
+      </w:r>
+    </w:p>
+    <w:p>
+      <w:pPr>
+        <w:spacing w:before="100" w:beforeAutospacing="1" w:after="100" w:afterAutospacing="1" w:line="240" w:lineRule="auto"/>
         <w:rPr>
           <w:rFonts w:ascii="Times New Roman" w:eastAsia="Times New Roman" w:hAnsi="Times New Roman" w:cs="Times New Roman"/>
           <w:kern w:val="0"/>
@@ -6574,8 +6610,7 @@
           <w:lang w:val="en-SK" w:eastAsia="en-GB"/>
           <w14:ligatures w14:val="none"/>
         </w:rPr>
-        <w:tab/>
-      </w:r>
+      </w:pPr>
       <w:r>
         <w:rPr>
           <w:rFonts w:ascii="Times New Roman" w:eastAsia="Times New Roman" w:hAnsi="Times New Roman" w:cs="Times New Roman"/>
@@ -6585,7 +6620,7 @@
           <w:lang w:val="en-SK" w:eastAsia="en-GB"/>
           <w14:ligatures w14:val="none"/>
         </w:rPr>
-        <w:tab/>
+        <w:t>EPOS</w:t>
       </w:r>
       <w:r>
         <w:rPr>
@@ -6596,12 +6631,9 @@
           <w:lang w:val="en-SK" w:eastAsia="en-GB"/>
           <w14:ligatures w14:val="none"/>
         </w:rPr>
-        <w:t>daň z pridanej hodnoty</w:t>
-      </w:r>
-    </w:p>
-    <w:p>
-      <w:pPr>
-        <w:spacing w:before="100" w:beforeAutospacing="1" w:after="100" w:afterAutospacing="1" w:line="240" w:lineRule="auto"/>
+        <w:tab/>
+      </w:r>
+      <w:r>
         <w:rPr>
           <w:rFonts w:ascii="Times New Roman" w:eastAsia="Times New Roman" w:hAnsi="Times New Roman" w:cs="Times New Roman"/>
           <w:kern w:val="0"/>
@@ -6610,7 +6642,8 @@
           <w:lang w:val="en-SK" w:eastAsia="en-GB"/>
           <w14:ligatures w14:val="none"/>
         </w:rPr>
-      </w:pPr>
+        <w:tab/>
+      </w:r>
       <w:r>
         <w:rPr>
           <w:rFonts w:ascii="Times New Roman" w:eastAsia="Times New Roman" w:hAnsi="Times New Roman" w:cs="Times New Roman"/>
@@ -6620,7 +6653,7 @@
           <w:lang w:val="en-SK" w:eastAsia="en-GB"/>
           <w14:ligatures w14:val="none"/>
         </w:rPr>
-        <w:t>EPOS</w:t>
+        <w:t xml:space="preserve">(z angl. </w:t>
       </w:r>
       <w:r>
         <w:rPr>
@@ -6631,7 +6664,7 @@
           <w:lang w:val="en-SK" w:eastAsia="en-GB"/>
           <w14:ligatures w14:val="none"/>
         </w:rPr>
-        <w:tab/>
+        <w:t>Electronic Point of Sale</w:t>
       </w:r>
       <w:r>
         <w:rPr>
@@ -6642,7 +6675,7 @@
           <w:lang w:val="en-SK" w:eastAsia="en-GB"/>
           <w14:ligatures w14:val="none"/>
         </w:rPr>
-        <w:tab/>
+        <w:t>)</w:t>
       </w:r>
       <w:r>
         <w:rPr>
@@ -6653,7 +6686,7 @@
           <w:lang w:val="en-SK" w:eastAsia="en-GB"/>
           <w14:ligatures w14:val="none"/>
         </w:rPr>
-        <w:t>Electronic Point of Sale; elektronický pokladničný systém</w:t>
+        <w:t>; elektronický pokladničný systém</w:t>
       </w:r>
     </w:p>
     <w:p>
@@ -6690,6 +6723,7 @@
           <w14:ligatures w14:val="none"/>
         </w:rPr>
         <w:tab/>
+        <w:t>používateľská časť aplikácie zabezpečujúca grafické rozhranie a</w:t>
       </w:r>
       <w:r>
         <w:rPr>
@@ -6700,7 +6734,7 @@
           <w:lang w:val="en-SK" w:eastAsia="en-GB"/>
           <w14:ligatures w14:val="none"/>
         </w:rPr>
-        <w:t>používateľská časť aplikácie zabezpečujúca grafické rozhranie a</w:t>
+        <w:t> </w:t>
       </w:r>
       <w:r>
         <w:rPr>
@@ -6711,9 +6745,12 @@
           <w:lang w:val="en-SK" w:eastAsia="en-GB"/>
           <w14:ligatures w14:val="none"/>
         </w:rPr>
-        <w:t xml:space="preserve"> i</w:t>
-      </w:r>
-      <w:r>
+        <w:t>interakciu s používateľom</w:t>
+      </w:r>
+    </w:p>
+    <w:p>
+      <w:pPr>
+        <w:spacing w:before="100" w:beforeAutospacing="1" w:after="100" w:afterAutospacing="1" w:line="240" w:lineRule="auto"/>
         <w:rPr>
           <w:rFonts w:ascii="Times New Roman" w:eastAsia="Times New Roman" w:hAnsi="Times New Roman" w:cs="Times New Roman"/>
           <w:kern w:val="0"/>
@@ -6722,12 +6759,8 @@
           <w:lang w:val="en-SK" w:eastAsia="en-GB"/>
           <w14:ligatures w14:val="none"/>
         </w:rPr>
-        <w:t>nterakciu s používateľom</w:t>
-      </w:r>
-    </w:p>
-    <w:p>
-      <w:pPr>
-        <w:spacing w:before="100" w:beforeAutospacing="1" w:after="100" w:afterAutospacing="1" w:line="240" w:lineRule="auto"/>
+      </w:pPr>
+      <w:r>
         <w:rPr>
           <w:rFonts w:ascii="Times New Roman" w:eastAsia="Times New Roman" w:hAnsi="Times New Roman" w:cs="Times New Roman"/>
           <w:kern w:val="0"/>
@@ -6736,7 +6769,8 @@
           <w:lang w:val="en-SK" w:eastAsia="en-GB"/>
           <w14:ligatures w14:val="none"/>
         </w:rPr>
-      </w:pPr>
+        <w:t>GUI</w:t>
+      </w:r>
       <w:r>
         <w:rPr>
           <w:rFonts w:ascii="Times New Roman" w:eastAsia="Times New Roman" w:hAnsi="Times New Roman" w:cs="Times New Roman"/>
@@ -6746,7 +6780,7 @@
           <w:lang w:val="en-SK" w:eastAsia="en-GB"/>
           <w14:ligatures w14:val="none"/>
         </w:rPr>
-        <w:t>GUI</w:t>
+        <w:tab/>
       </w:r>
       <w:r>
         <w:rPr>
@@ -6768,7 +6802,7 @@
           <w:lang w:val="en-SK" w:eastAsia="en-GB"/>
           <w14:ligatures w14:val="none"/>
         </w:rPr>
-        <w:tab/>
+        <w:t xml:space="preserve">(z angl. </w:t>
       </w:r>
       <w:r>
         <w:rPr>
@@ -6779,7 +6813,29 @@
           <w:lang w:val="en-SK" w:eastAsia="en-GB"/>
           <w14:ligatures w14:val="none"/>
         </w:rPr>
-        <w:t>Graphical User Interface; grafické používateľské rozhranie</w:t>
+        <w:t>Graphical User Interface</w:t>
+      </w:r>
+      <w:r>
+        <w:rPr>
+          <w:rFonts w:ascii="Times New Roman" w:eastAsia="Times New Roman" w:hAnsi="Times New Roman" w:cs="Times New Roman"/>
+          <w:kern w:val="0"/>
+          <w:sz w:val="24"/>
+          <w:szCs w:val="24"/>
+          <w:lang w:val="en-SK" w:eastAsia="en-GB"/>
+          <w14:ligatures w14:val="none"/>
+        </w:rPr>
+        <w:t>)</w:t>
+      </w:r>
+      <w:r>
+        <w:rPr>
+          <w:rFonts w:ascii="Times New Roman" w:eastAsia="Times New Roman" w:hAnsi="Times New Roman" w:cs="Times New Roman"/>
+          <w:kern w:val="0"/>
+          <w:sz w:val="24"/>
+          <w:szCs w:val="24"/>
+          <w:lang w:val="en-SK" w:eastAsia="en-GB"/>
+          <w14:ligatures w14:val="none"/>
+        </w:rPr>
+        <w:t>; grafické používateľské rozhranie</w:t>
       </w:r>
     </w:p>
     <w:p>
@@ -6826,12 +6882,9 @@
           <w:lang w:val="en-SK" w:eastAsia="en-GB"/>
           <w14:ligatures w14:val="none"/>
         </w:rPr>
-        <w:t>International Business Machines; technologická spoločnosť citovaná v práci</w:t>
-      </w:r>
-    </w:p>
-    <w:p>
-      <w:pPr>
-        <w:spacing w:before="100" w:beforeAutospacing="1" w:after="100" w:afterAutospacing="1" w:line="240" w:lineRule="auto"/>
+        <w:t xml:space="preserve">(z angl. </w:t>
+      </w:r>
+      <w:r>
         <w:rPr>
           <w:rFonts w:ascii="Times New Roman" w:eastAsia="Times New Roman" w:hAnsi="Times New Roman" w:cs="Times New Roman"/>
           <w:kern w:val="0"/>
@@ -6840,7 +6893,8 @@
           <w:lang w:val="en-SK" w:eastAsia="en-GB"/>
           <w14:ligatures w14:val="none"/>
         </w:rPr>
-      </w:pPr>
+        <w:t>International Business Machines</w:t>
+      </w:r>
       <w:r>
         <w:rPr>
           <w:rFonts w:ascii="Times New Roman" w:eastAsia="Times New Roman" w:hAnsi="Times New Roman" w:cs="Times New Roman"/>
@@ -6850,7 +6904,7 @@
           <w:lang w:val="en-SK" w:eastAsia="en-GB"/>
           <w14:ligatures w14:val="none"/>
         </w:rPr>
-        <w:t>JSON</w:t>
+        <w:t>)</w:t>
       </w:r>
       <w:r>
         <w:rPr>
@@ -6861,9 +6915,12 @@
           <w:lang w:val="en-SK" w:eastAsia="en-GB"/>
           <w14:ligatures w14:val="none"/>
         </w:rPr>
-        <w:tab/>
-      </w:r>
-      <w:r>
+        <w:t>; technologická spoločnosť citovaná v práci</w:t>
+      </w:r>
+    </w:p>
+    <w:p>
+      <w:pPr>
+        <w:spacing w:before="100" w:beforeAutospacing="1" w:after="100" w:afterAutospacing="1" w:line="240" w:lineRule="auto"/>
         <w:rPr>
           <w:rFonts w:ascii="Times New Roman" w:eastAsia="Times New Roman" w:hAnsi="Times New Roman" w:cs="Times New Roman"/>
           <w:kern w:val="0"/>
@@ -6872,8 +6929,7 @@
           <w:lang w:val="en-SK" w:eastAsia="en-GB"/>
           <w14:ligatures w14:val="none"/>
         </w:rPr>
-        <w:tab/>
-      </w:r>
+      </w:pPr>
       <w:r>
         <w:rPr>
           <w:rFonts w:ascii="Times New Roman" w:eastAsia="Times New Roman" w:hAnsi="Times New Roman" w:cs="Times New Roman"/>
@@ -6883,12 +6939,9 @@
           <w:lang w:val="en-SK" w:eastAsia="en-GB"/>
           <w14:ligatures w14:val="none"/>
         </w:rPr>
-        <w:t>JavaScript Object Notation; formát na výmenu dát</w:t>
-      </w:r>
-    </w:p>
-    <w:p>
-      <w:pPr>
-        <w:spacing w:before="100" w:beforeAutospacing="1" w:after="100" w:afterAutospacing="1" w:line="240" w:lineRule="auto"/>
+        <w:t>JSON</w:t>
+      </w:r>
+      <w:r>
         <w:rPr>
           <w:rFonts w:ascii="Times New Roman" w:eastAsia="Times New Roman" w:hAnsi="Times New Roman" w:cs="Times New Roman"/>
           <w:kern w:val="0"/>
@@ -6897,7 +6950,8 @@
           <w:lang w:val="en-SK" w:eastAsia="en-GB"/>
           <w14:ligatures w14:val="none"/>
         </w:rPr>
-      </w:pPr>
+        <w:tab/>
+      </w:r>
       <w:r>
         <w:rPr>
           <w:rFonts w:ascii="Times New Roman" w:eastAsia="Times New Roman" w:hAnsi="Times New Roman" w:cs="Times New Roman"/>
@@ -6907,7 +6961,7 @@
           <w:lang w:val="en-SK" w:eastAsia="en-GB"/>
           <w14:ligatures w14:val="none"/>
         </w:rPr>
-        <w:t>Klient</w:t>
+        <w:tab/>
       </w:r>
       <w:r>
         <w:rPr>
@@ -6918,7 +6972,7 @@
           <w:lang w:val="en-SK" w:eastAsia="en-GB"/>
           <w14:ligatures w14:val="none"/>
         </w:rPr>
-        <w:tab/>
+        <w:t xml:space="preserve">(z angl. </w:t>
       </w:r>
       <w:r>
         <w:rPr>
@@ -6929,7 +6983,7 @@
           <w:lang w:val="en-SK" w:eastAsia="en-GB"/>
           <w14:ligatures w14:val="none"/>
         </w:rPr>
-        <w:tab/>
+        <w:t>JavaScript Object Notation</w:t>
       </w:r>
       <w:r>
         <w:rPr>
@@ -6940,12 +6994,9 @@
           <w:lang w:val="en-SK" w:eastAsia="en-GB"/>
           <w14:ligatures w14:val="none"/>
         </w:rPr>
-        <w:t>časť systému, ktorú priamo používa používateľ</w:t>
-      </w:r>
-    </w:p>
-    <w:p>
-      <w:pPr>
-        <w:spacing w:before="100" w:beforeAutospacing="1" w:after="100" w:afterAutospacing="1" w:line="240" w:lineRule="auto"/>
+        <w:t>)</w:t>
+      </w:r>
+      <w:r>
         <w:rPr>
           <w:rFonts w:ascii="Times New Roman" w:eastAsia="Times New Roman" w:hAnsi="Times New Roman" w:cs="Times New Roman"/>
           <w:kern w:val="0"/>
@@ -6954,8 +7005,12 @@
           <w:lang w:val="en-SK" w:eastAsia="en-GB"/>
           <w14:ligatures w14:val="none"/>
         </w:rPr>
-      </w:pPr>
-      <w:r>
+        <w:t>; formát na výmenu dát</w:t>
+      </w:r>
+    </w:p>
+    <w:p>
+      <w:pPr>
+        <w:spacing w:before="100" w:beforeAutospacing="1" w:after="100" w:afterAutospacing="1" w:line="240" w:lineRule="auto"/>
         <w:rPr>
           <w:rFonts w:ascii="Times New Roman" w:eastAsia="Times New Roman" w:hAnsi="Times New Roman" w:cs="Times New Roman"/>
           <w:kern w:val="0"/>
@@ -6964,8 +7019,7 @@
           <w:lang w:val="en-SK" w:eastAsia="en-GB"/>
           <w14:ligatures w14:val="none"/>
         </w:rPr>
-        <w:t>PDF</w:t>
-      </w:r>
+      </w:pPr>
       <w:r>
         <w:rPr>
           <w:rFonts w:ascii="Times New Roman" w:eastAsia="Times New Roman" w:hAnsi="Times New Roman" w:cs="Times New Roman"/>
@@ -6975,7 +7029,7 @@
           <w:lang w:val="en-SK" w:eastAsia="en-GB"/>
           <w14:ligatures w14:val="none"/>
         </w:rPr>
-        <w:tab/>
+        <w:t>Klient</w:t>
       </w:r>
       <w:r>
         <w:rPr>
@@ -6997,7 +7051,8 @@
           <w:lang w:val="en-SK" w:eastAsia="en-GB"/>
           <w14:ligatures w14:val="none"/>
         </w:rPr>
-        <w:t>Portable Document Format; formát elektronického dokumentu</w:t>
+        <w:tab/>
+        <w:t>časť systému, ktorú priamo používa používateľ</w:t>
       </w:r>
     </w:p>
     <w:p>
@@ -7021,7 +7076,7 @@
           <w:lang w:val="en-SK" w:eastAsia="en-GB"/>
           <w14:ligatures w14:val="none"/>
         </w:rPr>
-        <w:t>Server</w:t>
+        <w:t>PDF</w:t>
       </w:r>
       <w:r>
         <w:rPr>
@@ -7054,6 +7109,86 @@
           <w:lang w:val="en-SK" w:eastAsia="en-GB"/>
           <w14:ligatures w14:val="none"/>
         </w:rPr>
+        <w:t xml:space="preserve">(z angl. </w:t>
+      </w:r>
+      <w:r>
+        <w:rPr>
+          <w:rFonts w:ascii="Times New Roman" w:eastAsia="Times New Roman" w:hAnsi="Times New Roman" w:cs="Times New Roman"/>
+          <w:kern w:val="0"/>
+          <w:sz w:val="24"/>
+          <w:szCs w:val="24"/>
+          <w:lang w:val="en-SK" w:eastAsia="en-GB"/>
+          <w14:ligatures w14:val="none"/>
+        </w:rPr>
+        <w:t>Portable Document Format</w:t>
+      </w:r>
+      <w:r>
+        <w:rPr>
+          <w:rFonts w:ascii="Times New Roman" w:eastAsia="Times New Roman" w:hAnsi="Times New Roman" w:cs="Times New Roman"/>
+          <w:kern w:val="0"/>
+          <w:sz w:val="24"/>
+          <w:szCs w:val="24"/>
+          <w:lang w:val="en-SK" w:eastAsia="en-GB"/>
+          <w14:ligatures w14:val="none"/>
+        </w:rPr>
+        <w:t>)</w:t>
+      </w:r>
+      <w:r>
+        <w:rPr>
+          <w:rFonts w:ascii="Times New Roman" w:eastAsia="Times New Roman" w:hAnsi="Times New Roman" w:cs="Times New Roman"/>
+          <w:kern w:val="0"/>
+          <w:sz w:val="24"/>
+          <w:szCs w:val="24"/>
+          <w:lang w:val="en-SK" w:eastAsia="en-GB"/>
+          <w14:ligatures w14:val="none"/>
+        </w:rPr>
+        <w:t>; formát elektronického dokumentu</w:t>
+      </w:r>
+    </w:p>
+    <w:p>
+      <w:pPr>
+        <w:spacing w:before="100" w:beforeAutospacing="1" w:after="100" w:afterAutospacing="1" w:line="240" w:lineRule="auto"/>
+        <w:rPr>
+          <w:rFonts w:ascii="Times New Roman" w:eastAsia="Times New Roman" w:hAnsi="Times New Roman" w:cs="Times New Roman"/>
+          <w:kern w:val="0"/>
+          <w:sz w:val="24"/>
+          <w:szCs w:val="24"/>
+          <w:lang w:val="en-SK" w:eastAsia="en-GB"/>
+          <w14:ligatures w14:val="none"/>
+        </w:rPr>
+      </w:pPr>
+      <w:r>
+        <w:rPr>
+          <w:rFonts w:ascii="Times New Roman" w:eastAsia="Times New Roman" w:hAnsi="Times New Roman" w:cs="Times New Roman"/>
+          <w:kern w:val="0"/>
+          <w:sz w:val="24"/>
+          <w:szCs w:val="24"/>
+          <w:lang w:val="en-SK" w:eastAsia="en-GB"/>
+          <w14:ligatures w14:val="none"/>
+        </w:rPr>
+        <w:t>Server</w:t>
+      </w:r>
+      <w:r>
+        <w:rPr>
+          <w:rFonts w:ascii="Times New Roman" w:eastAsia="Times New Roman" w:hAnsi="Times New Roman" w:cs="Times New Roman"/>
+          <w:kern w:val="0"/>
+          <w:sz w:val="24"/>
+          <w:szCs w:val="24"/>
+          <w:lang w:val="en-SK" w:eastAsia="en-GB"/>
+          <w14:ligatures w14:val="none"/>
+        </w:rPr>
+        <w:tab/>
+      </w:r>
+      <w:r>
+        <w:rPr>
+          <w:rFonts w:ascii="Times New Roman" w:eastAsia="Times New Roman" w:hAnsi="Times New Roman" w:cs="Times New Roman"/>
+          <w:kern w:val="0"/>
+          <w:sz w:val="24"/>
+          <w:szCs w:val="24"/>
+          <w:lang w:val="en-SK" w:eastAsia="en-GB"/>
+          <w14:ligatures w14:val="none"/>
+        </w:rPr>
+        <w:tab/>
         <w:t>počítač alebo služba zabezpečujúca spracovanie požiadaviek a správu dát</w:t>
       </w:r>
     </w:p>
@@ -7101,12 +7236,9 @@
           <w:lang w:val="en-SK" w:eastAsia="en-GB"/>
           <w14:ligatures w14:val="none"/>
         </w:rPr>
-        <w:t>Structured Query Language; jazyk určený na prácu s relačnými databázami</w:t>
-      </w:r>
-    </w:p>
-    <w:p>
-      <w:pPr>
-        <w:spacing w:before="100" w:beforeAutospacing="1" w:after="100" w:afterAutospacing="1" w:line="240" w:lineRule="auto"/>
+        <w:t xml:space="preserve">(z angl. </w:t>
+      </w:r>
+      <w:r>
         <w:rPr>
           <w:rFonts w:ascii="Times New Roman" w:eastAsia="Times New Roman" w:hAnsi="Times New Roman" w:cs="Times New Roman"/>
           <w:kern w:val="0"/>
@@ -7115,7 +7247,8 @@
           <w:lang w:val="en-SK" w:eastAsia="en-GB"/>
           <w14:ligatures w14:val="none"/>
         </w:rPr>
-      </w:pPr>
+        <w:t>Structured Query Language</w:t>
+      </w:r>
       <w:r>
         <w:rPr>
           <w:rFonts w:ascii="Times New Roman" w:eastAsia="Times New Roman" w:hAnsi="Times New Roman" w:cs="Times New Roman"/>
@@ -7125,7 +7258,7 @@
           <w:lang w:val="en-SK" w:eastAsia="en-GB"/>
           <w14:ligatures w14:val="none"/>
         </w:rPr>
-        <w:t>UI</w:t>
+        <w:t>)</w:t>
       </w:r>
       <w:r>
         <w:rPr>
@@ -7136,9 +7269,12 @@
           <w:lang w:val="en-SK" w:eastAsia="en-GB"/>
           <w14:ligatures w14:val="none"/>
         </w:rPr>
-        <w:tab/>
-      </w:r>
-      <w:r>
+        <w:t>; jazyk určený na prácu s relačnými databázami</w:t>
+      </w:r>
+    </w:p>
+    <w:p>
+      <w:pPr>
+        <w:spacing w:before="100" w:beforeAutospacing="1" w:after="100" w:afterAutospacing="1" w:line="240" w:lineRule="auto"/>
         <w:rPr>
           <w:rFonts w:ascii="Times New Roman" w:eastAsia="Times New Roman" w:hAnsi="Times New Roman" w:cs="Times New Roman"/>
           <w:kern w:val="0"/>
@@ -7147,8 +7283,7 @@
           <w:lang w:val="en-SK" w:eastAsia="en-GB"/>
           <w14:ligatures w14:val="none"/>
         </w:rPr>
-        <w:tab/>
-      </w:r>
+      </w:pPr>
       <w:r>
         <w:rPr>
           <w:rFonts w:ascii="Times New Roman" w:eastAsia="Times New Roman" w:hAnsi="Times New Roman" w:cs="Times New Roman"/>
@@ -7158,12 +7293,9 @@
           <w:lang w:val="en-SK" w:eastAsia="en-GB"/>
           <w14:ligatures w14:val="none"/>
         </w:rPr>
-        <w:t>User Interface; používateľské rozhranie aplikácie</w:t>
-      </w:r>
-    </w:p>
-    <w:p>
-      <w:pPr>
-        <w:spacing w:before="100" w:beforeAutospacing="1" w:after="100" w:afterAutospacing="1" w:line="240" w:lineRule="auto"/>
+        <w:t>UI</w:t>
+      </w:r>
+      <w:r>
         <w:rPr>
           <w:rFonts w:ascii="Times New Roman" w:eastAsia="Times New Roman" w:hAnsi="Times New Roman" w:cs="Times New Roman"/>
           <w:kern w:val="0"/>
@@ -7172,7 +7304,8 @@
           <w:lang w:val="en-SK" w:eastAsia="en-GB"/>
           <w14:ligatures w14:val="none"/>
         </w:rPr>
-      </w:pPr>
+        <w:tab/>
+      </w:r>
       <w:r>
         <w:rPr>
           <w:rFonts w:ascii="Times New Roman" w:eastAsia="Times New Roman" w:hAnsi="Times New Roman" w:cs="Times New Roman"/>
@@ -7182,7 +7315,7 @@
           <w:lang w:val="en-SK" w:eastAsia="en-GB"/>
           <w14:ligatures w14:val="none"/>
         </w:rPr>
-        <w:t>UX</w:t>
+        <w:tab/>
       </w:r>
       <w:r>
         <w:rPr>
@@ -7193,7 +7326,7 @@
           <w:lang w:val="en-SK" w:eastAsia="en-GB"/>
           <w14:ligatures w14:val="none"/>
         </w:rPr>
-        <w:tab/>
+        <w:t xml:space="preserve">(z angl. </w:t>
       </w:r>
       <w:r>
         <w:rPr>
@@ -7204,7 +7337,7 @@
           <w:lang w:val="en-SK" w:eastAsia="en-GB"/>
           <w14:ligatures w14:val="none"/>
         </w:rPr>
-        <w:tab/>
+        <w:t>User Interface</w:t>
       </w:r>
       <w:r>
         <w:rPr>
@@ -7215,12 +7348,9 @@
           <w:lang w:val="en-SK" w:eastAsia="en-GB"/>
           <w14:ligatures w14:val="none"/>
         </w:rPr>
-        <w:t>User Experience; používateľská skúsenosť pri práci so systémom</w:t>
-      </w:r>
-    </w:p>
-    <w:p>
-      <w:pPr>
-        <w:spacing w:before="100" w:beforeAutospacing="1" w:after="100" w:afterAutospacing="1" w:line="240" w:lineRule="auto"/>
+        <w:t>)</w:t>
+      </w:r>
+      <w:r>
         <w:rPr>
           <w:rFonts w:ascii="Times New Roman" w:eastAsia="Times New Roman" w:hAnsi="Times New Roman" w:cs="Times New Roman"/>
           <w:kern w:val="0"/>
@@ -7229,8 +7359,13 @@
           <w:lang w:val="en-SK" w:eastAsia="en-GB"/>
           <w14:ligatures w14:val="none"/>
         </w:rPr>
-      </w:pPr>
-      <w:r>
+        <w:t>; používateľské rozhranie aplikácie</w:t>
+      </w:r>
+    </w:p>
+    <w:p>
+      <w:pPr>
+        <w:spacing w:before="100" w:beforeAutospacing="1" w:after="100" w:afterAutospacing="1" w:line="240" w:lineRule="auto"/>
+        <w:ind w:left="1416" w:hanging="1416"/>
         <w:rPr>
           <w:rFonts w:ascii="Times New Roman" w:eastAsia="Times New Roman" w:hAnsi="Times New Roman" w:cs="Times New Roman"/>
           <w:kern w:val="0"/>
@@ -7239,8 +7374,7 @@
           <w:lang w:val="en-SK" w:eastAsia="en-GB"/>
           <w14:ligatures w14:val="none"/>
         </w:rPr>
-        <w:t>Windows</w:t>
-      </w:r>
+      </w:pPr>
       <w:r>
         <w:rPr>
           <w:rFonts w:ascii="Times New Roman" w:eastAsia="Times New Roman" w:hAnsi="Times New Roman" w:cs="Times New Roman"/>
@@ -7250,7 +7384,7 @@
           <w:lang w:val="en-SK" w:eastAsia="en-GB"/>
           <w14:ligatures w14:val="none"/>
         </w:rPr>
-        <w:tab/>
+        <w:t>UX</w:t>
       </w:r>
       <w:r>
         <w:rPr>
@@ -7261,7 +7395,7 @@
           <w:lang w:val="en-SK" w:eastAsia="en-GB"/>
           <w14:ligatures w14:val="none"/>
         </w:rPr>
-        <w:t xml:space="preserve">technológia spoločnosti Microsoft určená na tvorbu desktopových </w:t>
+        <w:tab/>
       </w:r>
       <w:r>
         <w:rPr>
@@ -7272,7 +7406,7 @@
           <w:lang w:val="en-SK" w:eastAsia="en-GB"/>
           <w14:ligatures w14:val="none"/>
         </w:rPr>
-        <w:t xml:space="preserve">  Forms</w:t>
+        <w:t xml:space="preserve">(z angl. </w:t>
       </w:r>
       <w:r>
         <w:rPr>
@@ -7283,7 +7417,7 @@
           <w:lang w:val="en-SK" w:eastAsia="en-GB"/>
           <w14:ligatures w14:val="none"/>
         </w:rPr>
-        <w:tab/>
+        <w:t>User Experience</w:t>
       </w:r>
       <w:r>
         <w:rPr>
@@ -7294,7 +7428,7 @@
           <w:lang w:val="en-SK" w:eastAsia="en-GB"/>
           <w14:ligatures w14:val="none"/>
         </w:rPr>
-        <w:tab/>
+        <w:t>)</w:t>
       </w:r>
       <w:r>
         <w:rPr>
@@ -7305,12 +7439,9 @@
           <w:lang w:val="en-SK" w:eastAsia="en-GB"/>
           <w14:ligatures w14:val="none"/>
         </w:rPr>
-        <w:t>aplikácií</w:t>
-      </w:r>
-    </w:p>
-    <w:p>
-      <w:pPr>
-        <w:spacing w:before="100" w:beforeAutospacing="1" w:after="100" w:afterAutospacing="1" w:line="240" w:lineRule="auto"/>
+        <w:t>; používateľská skúsenosť pri práci so</w:t>
+      </w:r>
+      <w:r>
         <w:rPr>
           <w:rFonts w:ascii="Times New Roman" w:eastAsia="Times New Roman" w:hAnsi="Times New Roman" w:cs="Times New Roman"/>
           <w:kern w:val="0"/>
@@ -7319,7 +7450,8 @@
           <w:lang w:val="en-SK" w:eastAsia="en-GB"/>
           <w14:ligatures w14:val="none"/>
         </w:rPr>
-      </w:pPr>
+        <w:t> </w:t>
+      </w:r>
       <w:r>
         <w:rPr>
           <w:rFonts w:ascii="Times New Roman" w:eastAsia="Times New Roman" w:hAnsi="Times New Roman" w:cs="Times New Roman"/>
@@ -7329,9 +7461,12 @@
           <w:lang w:val="en-SK" w:eastAsia="en-GB"/>
           <w14:ligatures w14:val="none"/>
         </w:rPr>
-        <w:t>WWW</w:t>
-      </w:r>
-      <w:r>
+        <w:t>systémom</w:t>
+      </w:r>
+    </w:p>
+    <w:p>
+      <w:pPr>
+        <w:spacing w:before="100" w:beforeAutospacing="1" w:after="100" w:afterAutospacing="1" w:line="240" w:lineRule="auto"/>
         <w:rPr>
           <w:rFonts w:ascii="Times New Roman" w:eastAsia="Times New Roman" w:hAnsi="Times New Roman" w:cs="Times New Roman"/>
           <w:kern w:val="0"/>
@@ -7340,8 +7475,7 @@
           <w:lang w:val="en-SK" w:eastAsia="en-GB"/>
           <w14:ligatures w14:val="none"/>
         </w:rPr>
-        <w:tab/>
-      </w:r>
+      </w:pPr>
       <w:r>
         <w:rPr>
           <w:rFonts w:ascii="Times New Roman" w:eastAsia="Times New Roman" w:hAnsi="Times New Roman" w:cs="Times New Roman"/>
@@ -7351,7 +7485,7 @@
           <w:lang w:val="en-SK" w:eastAsia="en-GB"/>
           <w14:ligatures w14:val="none"/>
         </w:rPr>
-        <w:tab/>
+        <w:t>Windows</w:t>
       </w:r>
       <w:r>
         <w:rPr>
@@ -7362,7 +7496,121 @@
           <w:lang w:val="en-SK" w:eastAsia="en-GB"/>
           <w14:ligatures w14:val="none"/>
         </w:rPr>
-        <w:t>World Wide Web; globálna sieť webových stránok</w:t>
+        <w:tab/>
+        <w:t>technológia spoločnosti Microsoft určená na tvorbu desktopových   Forms</w:t>
+      </w:r>
+      <w:r>
+        <w:rPr>
+          <w:rFonts w:ascii="Times New Roman" w:eastAsia="Times New Roman" w:hAnsi="Times New Roman" w:cs="Times New Roman"/>
+          <w:kern w:val="0"/>
+          <w:sz w:val="24"/>
+          <w:szCs w:val="24"/>
+          <w:lang w:val="en-SK" w:eastAsia="en-GB"/>
+          <w14:ligatures w14:val="none"/>
+        </w:rPr>
+        <w:tab/>
+      </w:r>
+      <w:r>
+        <w:rPr>
+          <w:rFonts w:ascii="Times New Roman" w:eastAsia="Times New Roman" w:hAnsi="Times New Roman" w:cs="Times New Roman"/>
+          <w:kern w:val="0"/>
+          <w:sz w:val="24"/>
+          <w:szCs w:val="24"/>
+          <w:lang w:val="en-SK" w:eastAsia="en-GB"/>
+          <w14:ligatures w14:val="none"/>
+        </w:rPr>
+        <w:tab/>
+        <w:t>aplikácií</w:t>
+      </w:r>
+    </w:p>
+    <w:p>
+      <w:pPr>
+        <w:spacing w:before="100" w:beforeAutospacing="1" w:after="100" w:afterAutospacing="1" w:line="240" w:lineRule="auto"/>
+        <w:rPr>
+          <w:rFonts w:ascii="Times New Roman" w:eastAsia="Times New Roman" w:hAnsi="Times New Roman" w:cs="Times New Roman"/>
+          <w:kern w:val="0"/>
+          <w:sz w:val="24"/>
+          <w:szCs w:val="24"/>
+          <w:lang w:val="en-SK" w:eastAsia="en-GB"/>
+          <w14:ligatures w14:val="none"/>
+        </w:rPr>
+      </w:pPr>
+      <w:r>
+        <w:rPr>
+          <w:rFonts w:ascii="Times New Roman" w:eastAsia="Times New Roman" w:hAnsi="Times New Roman" w:cs="Times New Roman"/>
+          <w:kern w:val="0"/>
+          <w:sz w:val="24"/>
+          <w:szCs w:val="24"/>
+          <w:lang w:val="en-SK" w:eastAsia="en-GB"/>
+          <w14:ligatures w14:val="none"/>
+        </w:rPr>
+        <w:t>WWW</w:t>
+      </w:r>
+      <w:r>
+        <w:rPr>
+          <w:rFonts w:ascii="Times New Roman" w:eastAsia="Times New Roman" w:hAnsi="Times New Roman" w:cs="Times New Roman"/>
+          <w:kern w:val="0"/>
+          <w:sz w:val="24"/>
+          <w:szCs w:val="24"/>
+          <w:lang w:val="en-SK" w:eastAsia="en-GB"/>
+          <w14:ligatures w14:val="none"/>
+        </w:rPr>
+        <w:tab/>
+      </w:r>
+      <w:r>
+        <w:rPr>
+          <w:rFonts w:ascii="Times New Roman" w:eastAsia="Times New Roman" w:hAnsi="Times New Roman" w:cs="Times New Roman"/>
+          <w:kern w:val="0"/>
+          <w:sz w:val="24"/>
+          <w:szCs w:val="24"/>
+          <w:lang w:val="en-SK" w:eastAsia="en-GB"/>
+          <w14:ligatures w14:val="none"/>
+        </w:rPr>
+        <w:tab/>
+      </w:r>
+      <w:r>
+        <w:rPr>
+          <w:rFonts w:ascii="Times New Roman" w:eastAsia="Times New Roman" w:hAnsi="Times New Roman" w:cs="Times New Roman"/>
+          <w:kern w:val="0"/>
+          <w:sz w:val="24"/>
+          <w:szCs w:val="24"/>
+          <w:lang w:val="en-SK" w:eastAsia="en-GB"/>
+          <w14:ligatures w14:val="none"/>
+        </w:rPr>
+        <w:t xml:space="preserve">(z angl. </w:t>
+      </w:r>
+      <w:r>
+        <w:rPr>
+          <w:rFonts w:ascii="Times New Roman" w:eastAsia="Times New Roman" w:hAnsi="Times New Roman" w:cs="Times New Roman"/>
+          <w:kern w:val="0"/>
+          <w:sz w:val="24"/>
+          <w:szCs w:val="24"/>
+          <w:lang w:val="en-SK" w:eastAsia="en-GB"/>
+          <w14:ligatures w14:val="none"/>
+        </w:rPr>
+        <w:t>World Wide Web</w:t>
+      </w:r>
+      <w:r>
+        <w:rPr>
+          <w:rFonts w:ascii="Times New Roman" w:eastAsia="Times New Roman" w:hAnsi="Times New Roman" w:cs="Times New Roman"/>
+          <w:kern w:val="0"/>
+          <w:sz w:val="24"/>
+          <w:szCs w:val="24"/>
+          <w:lang w:val="en-SK" w:eastAsia="en-GB"/>
+          <w14:ligatures w14:val="none"/>
+        </w:rPr>
+        <w:t>)</w:t>
+      </w:r>
+      <w:r>
+        <w:rPr>
+          <w:rFonts w:ascii="Times New Roman" w:eastAsia="Times New Roman" w:hAnsi="Times New Roman" w:cs="Times New Roman"/>
+          <w:kern w:val="0"/>
+          <w:sz w:val="24"/>
+          <w:szCs w:val="24"/>
+          <w:lang w:val="en-SK" w:eastAsia="en-GB"/>
+          <w14:ligatures w14:val="none"/>
+        </w:rPr>
+        <w:t>; globálna sieť webových stránok</w:t>
       </w:r>
       <w:r>
         <w:rPr>
@@ -7392,7 +7640,7 @@
       <w:pPr>
         <w:pStyle w:val="Kapitoly"/>
       </w:pPr>
-      <w:bookmarkStart w:id="0" w:name="_Toc222595804"/>
+      <w:bookmarkStart w:id="0" w:name="_Toc222759825"/>
       <w:r>
         <w:lastRenderedPageBreak/>
         <w:t>ÚVOD</w:t>
@@ -7401,91 +7649,67 @@
     </w:p>
     <w:p>
       <w:pPr>
-        <w:spacing w:line="360" w:lineRule="auto"/>
-        <w:rPr>
-          <w:rFonts w:ascii="Times New Roman" w:hAnsi="Times New Roman" w:cs="Times New Roman"/>
-          <w:sz w:val="24"/>
-          <w:szCs w:val="24"/>
-        </w:rPr>
-      </w:pPr>
-    </w:p>
-    <w:p>
-      <w:pPr>
-        <w:pStyle w:val="text"/>
-      </w:pPr>
-      <w:r>
-        <w:t>Digitalizácia podnikových procesov predstavuje jeden z najvýznamnejších trendov súčasnej ekonomiky. Moderné obchodné prevádzky sa čoraz viac spoliehajú na informačné systémy, ktoré umožňujú rýchle spracovanie údajov, automatizáciu predajných procesov a efektívnu správu produktov. Medzi najdôležitejšie nástroje v oblasti maloobchodu patria pokladničné systémy, ktoré zabezpečujú evidenciu predaja, výpočet cien, generovanie bločkov a správu produktovej databázy.</w:t>
-      </w:r>
-    </w:p>
-    <w:p>
-      <w:pPr>
-        <w:spacing w:line="360" w:lineRule="auto"/>
-        <w:ind w:firstLine="708"/>
-        <w:jc w:val="both"/>
-        <w:rPr>
-          <w:rFonts w:ascii="Times New Roman" w:hAnsi="Times New Roman" w:cs="Times New Roman"/>
-          <w:noProof/>
-          <w:sz w:val="24"/>
-          <w:szCs w:val="24"/>
-          <w:lang w:val="en-SK"/>
-        </w:rPr>
-      </w:pPr>
-      <w:r>
-        <w:rPr>
-          <w:rFonts w:ascii="Times New Roman" w:hAnsi="Times New Roman" w:cs="Times New Roman"/>
-          <w:noProof/>
-          <w:sz w:val="24"/>
-          <w:szCs w:val="24"/>
-          <w:lang w:val="en-SK"/>
-        </w:rPr>
-        <w:t>Predmetom tejto komplexnej odbornej maturitnej práce je návrh a implementácia frontendovej časti pokladničného systému EPOS. Cieľom práce je vytvoriť funkčný prototyp desktopovej aplikácie, ktorá simuluje reálne prostredie malej obchodnej prevádzky a umožňuje vykonávať základné úkony spojené s predajom tovaru. Systém je navrhnutý ako aplikácia v technológii Windows Forms, pričom dôraz je kladený na jednoduchosť ovládania, prehľadnosť používateľského rozhrania a praktickú využiteľnosť.</w:t>
-      </w:r>
-    </w:p>
-    <w:p>
-      <w:pPr>
-        <w:spacing w:line="360" w:lineRule="auto"/>
-        <w:ind w:firstLine="708"/>
-        <w:jc w:val="both"/>
-        <w:rPr>
-          <w:rFonts w:ascii="Times New Roman" w:hAnsi="Times New Roman" w:cs="Times New Roman"/>
-          <w:noProof/>
-          <w:sz w:val="24"/>
-          <w:szCs w:val="24"/>
-          <w:lang w:val="en-SK"/>
-        </w:rPr>
-      </w:pPr>
-      <w:r>
-        <w:rPr>
-          <w:rFonts w:ascii="Times New Roman" w:hAnsi="Times New Roman" w:cs="Times New Roman"/>
-          <w:noProof/>
-          <w:sz w:val="24"/>
-          <w:szCs w:val="24"/>
-          <w:lang w:val="en-SK"/>
-        </w:rPr>
+        <w:pStyle w:val="text"/>
+      </w:pPr>
+      <w:r>
+        <w:t>Digitalizácia podnikových procesov predstavuje jeden z najvýznamnejších trendov súčasnej ekonomiky. Moderné obchodné prevádzky sa čoraz viac spoliehajú na</w:t>
+      </w:r>
+      <w:r>
+        <w:t> </w:t>
+      </w:r>
+      <w:r>
+        <w:t>informačné systémy, ktoré umožňujú rýchle spracovanie údajov, automatizáciu predajných procesov a efektívnu správu produktov. Medzi najdôležitejšie nástroje v</w:t>
+      </w:r>
+      <w:r>
+        <w:t> </w:t>
+      </w:r>
+      <w:r>
+        <w:t>oblasti maloobchodu patria pokladničné systémy, ktoré zabezpečujú evidenciu predaja, výpočet cien, generovanie bločkov a správu produktovej databázy.</w:t>
+      </w:r>
+    </w:p>
+    <w:p>
+      <w:pPr>
+        <w:pStyle w:val="text"/>
+      </w:pPr>
+      <w:r>
+        <w:t xml:space="preserve">Predmetom tejto komplexnej odbornej maturitnej práce je návrh a implementácia </w:t>
+      </w:r>
+      <w:proofErr w:type="spellStart"/>
+      <w:r>
+        <w:t>frontendovej</w:t>
+      </w:r>
+      <w:proofErr w:type="spellEnd"/>
+      <w:r>
+        <w:t xml:space="preserve"> časti pokladničného systému EPOS. Cieľom práce je vytvoriť funkčný prototyp desktopovej aplikácie, ktorá simuluje reálne prostredie malej obchodnej prevádzky a umožňuje vykonávať základné úkony spojené s predajom tovaru. Systém je navrhnutý ako aplikácia v technológii Windows </w:t>
+      </w:r>
+      <w:proofErr w:type="spellStart"/>
+      <w:r>
+        <w:t>Forms</w:t>
+      </w:r>
+      <w:proofErr w:type="spellEnd"/>
+      <w:r>
+        <w:t>, pričom dôraz je kladený na</w:t>
+      </w:r>
+      <w:r>
+        <w:t> </w:t>
+      </w:r>
+      <w:r>
+        <w:t>jednoduchosť ovládania, prehľadnosť používateľského rozhrania a praktickú využiteľnosť.</w:t>
+      </w:r>
+    </w:p>
+    <w:p>
+      <w:pPr>
+        <w:pStyle w:val="text"/>
+      </w:pPr>
+      <w:r>
         <w:t>Motiváciou pre výber témy bola snaha pochopiť proces vývoja softvérového riešenia od analýzy požiadaviek až po implementáciu funkčného systému. Pokladničný systém predstavuje ideálny príklad aplikácie, ktorá kombinuje používateľské rozhranie, aplikačnú logiku a databázovú vrstvu do jedného uceleného celku. Zároveň ide o riešenie, ktoré má jasné praktické uplatnenie v reálnej prevádzke.</w:t>
       </w:r>
     </w:p>
     <w:p>
       <w:pPr>
-        <w:spacing w:line="360" w:lineRule="auto"/>
-        <w:ind w:firstLine="708"/>
-        <w:jc w:val="both"/>
-        <w:rPr>
-          <w:rFonts w:ascii="Times New Roman" w:hAnsi="Times New Roman" w:cs="Times New Roman"/>
-          <w:noProof/>
-          <w:sz w:val="24"/>
-          <w:szCs w:val="24"/>
-          <w:lang w:val="en-SK"/>
-        </w:rPr>
-      </w:pPr>
-      <w:r>
-        <w:rPr>
-          <w:rFonts w:ascii="Times New Roman" w:hAnsi="Times New Roman" w:cs="Times New Roman"/>
-          <w:noProof/>
-          <w:sz w:val="24"/>
-          <w:szCs w:val="24"/>
-          <w:lang w:val="en-SK"/>
-        </w:rPr>
+        <w:pStyle w:val="text"/>
+      </w:pPr>
+      <w:r>
         <w:t>Práca sa venuje analýze požiadaviek používateľov, návrhu architektúry systému, implementácii používateľského rozhrania a funkčných častí aplikácie, ako aj testovaniu a optimalizácii výsledného riešenia. Výsledkom je funkčný prototyp pokladničného systému EPOS, ktorý demonštruje možnosti tvorby desktopových aplikácií a reflektuje základné potreby malej obchodnej prevádzky.</w:t>
       </w:r>
     </w:p>
@@ -7497,7 +7721,7 @@
         <w:br w:type="page"/>
       </w:r>
       <w:bookmarkStart w:id="1" w:name="_Toc216377758"/>
-      <w:bookmarkStart w:id="2" w:name="_Toc222595805"/>
+      <w:bookmarkStart w:id="2" w:name="_Toc222759826"/>
       <w:r>
         <w:lastRenderedPageBreak/>
         <w:t>CHARAKTERISTIKA WEBOVÝCH APLIKÁCIÍ A ICH VÝZNAM V EKONOMIKE</w:t>
@@ -7510,7 +7734,13 @@
         <w:pStyle w:val="text"/>
       </w:pPr>
       <w:r>
-        <w:t xml:space="preserve">Webové aplikácie predstavujú typ softvéru, ktorý beží na vzdialenom serveri a používatelia k nemu pristupujú prostredníctvom webového prehliadača. Ich popularita neustále rastie vďaka dostupnosti, </w:t>
+        <w:t>Webové aplikácie predstavujú typ softvéru, ktorý beží na vzdialenom serveri a</w:t>
+      </w:r>
+      <w:r>
+        <w:t> </w:t>
+      </w:r>
+      <w:r>
+        <w:t xml:space="preserve">používatelia k nemu pristupujú prostredníctvom webového prehliadača. Ich popularita neustále rastie vďaka dostupnosti, </w:t>
       </w:r>
       <w:proofErr w:type="spellStart"/>
       <w:r>
@@ -7528,27 +7758,75 @@
       </w:r>
       <w:proofErr w:type="spellStart"/>
       <w:r>
-        <w:t>Encyclopedia</w:t>
+        <w:t>Laudon</w:t>
       </w:r>
       <w:proofErr w:type="spellEnd"/>
       <w:r>
+        <w:t xml:space="preserve">, </w:t>
+      </w:r>
+      <w:r>
+        <w:t>2025</w:t>
+      </w:r>
+      <w:r>
+        <w:t>)</w:t>
+      </w:r>
+    </w:p>
+    <w:p>
+      <w:pPr>
+        <w:pStyle w:val="text"/>
+      </w:pPr>
+      <w:r>
+        <w:t>Význam webových aplikácií prudko stúpa najmä v ekonomike. Moderné podniky sú čoraz viac závislé od digitálnych riešení, ktoré zvyšujú efektivitu, znižujú náklady a</w:t>
+      </w:r>
+      <w:r>
+        <w:t> </w:t>
+      </w:r>
+      <w:r>
+        <w:t>automatizujú interné procesy. V oblastiach ako maloobchod, logistika, zdravotníctvo alebo financie sa webové aplikácie stávajú základným pilierom prevádzky. Poskytujú možnosť spracovávať dáta v reálnom čase, sledovať ekonomické ukazovatele, digitalizovať služby a komunikovať so zákazníkmi rýchlejšie než tradičné postupy.</w:t>
+      </w:r>
+      <w:r>
         <w:t xml:space="preserve"> </w:t>
       </w:r>
+      <w:r>
+        <w:t>(IBM, 2023)</w:t>
+      </w:r>
+    </w:p>
+    <w:p>
+      <w:pPr>
+        <w:pStyle w:val="text"/>
+      </w:pPr>
+      <w:r>
+        <w:t>Digitálna transformácia, ktorá v posledných rokoch výrazne zrýchlila, posunula webové aplikácie do role strategického nástroja pre rast firiem. Zákazníci aj zamestnanci očakávajú rýchly prístup k informáciám, pohodlné používanie služieb a transparentnosť procesov. Webové riešenia umožňujú vytvárať komplexné informačné systémy, ktoré prepájajú rôzne oddelenia v podniku a tým zlepšujú komunikáciu aj rozhodovanie.</w:t>
+      </w:r>
+      <w:r>
+        <w:t xml:space="preserve"> </w:t>
+      </w:r>
+      <w:r>
+        <w:t>(IBM, 2023)</w:t>
+      </w:r>
+    </w:p>
+    <w:p>
+      <w:pPr>
+        <w:pStyle w:val="text"/>
+      </w:pPr>
+      <w:r>
+        <w:t xml:space="preserve">V ekonomike je obzvlášť dôležitý rozmach cloudových technológií. </w:t>
+      </w:r>
       <w:proofErr w:type="spellStart"/>
       <w:r>
-        <w:t>Britannica</w:t>
+        <w:t>Hosting</w:t>
       </w:r>
       <w:proofErr w:type="spellEnd"/>
       <w:r>
-        <w:t>, n. d.)</w:t>
-      </w:r>
-    </w:p>
-    <w:p>
-      <w:pPr>
-        <w:pStyle w:val="text"/>
-      </w:pPr>
-      <w:r>
-        <w:t>Význam webových aplikácií prudko stúpa najmä v ekonomike. Moderné podniky sú čoraz viac závislé od digitálnych riešení, ktoré zvyšujú efektivitu, znižujú náklady a automatizujú interné procesy. V oblastiach ako maloobchod, logistika, zdravotníctvo alebo financie sa webové aplikácie stávajú základným pilierom prevádzky. Poskytujú možnosť spracovávať dáta v reálnom čase, sledovať ekonomické ukazovatele, digitalizovať služby a komunikovať so zákazníkmi rýchlejšie než tradičné postupy.</w:t>
+        <w:t xml:space="preserve"> aplikácií v </w:t>
+      </w:r>
+      <w:proofErr w:type="spellStart"/>
+      <w:r>
+        <w:t>cloude</w:t>
+      </w:r>
+      <w:proofErr w:type="spellEnd"/>
+      <w:r>
+        <w:t xml:space="preserve"> znižuje investičné náklady a umožňuje škálovanie podľa potreby. Malé aj stredné podniky tak získavajú rovnaké technologické výhody ako veľké firmy. Webové aplikácie sa stali základom elektronického obchodu, digitálneho marketingu, online finančných operácií a automatizácie procesov. Ich prínos spočíva nielen v znižovaní nákladov, ale najmä v zvyšovaní produktivity, rýchlosti práce a dostupnosti služieb.</w:t>
       </w:r>
       <w:r>
         <w:t xml:space="preserve"> </w:t>
@@ -7560,50 +7838,6 @@
     <w:p>
       <w:pPr>
         <w:pStyle w:val="text"/>
-      </w:pPr>
-      <w:r>
-        <w:t>Digitálna transformácia, ktorá v posledných rokoch výrazne zrýchlila, posunula webové aplikácie do role strategického nástroja pre rast firiem. Zákazníci aj zamestnanci očakávajú rýchly prístup k informáciám, pohodlné používanie služieb a transparentnosť procesov. Webové riešenia umožňujú vytvárať komplexné informačné systémy, ktoré prepájajú rôzne oddelenia v podniku a tým zlepšujú komunikáciu aj rozhodovanie.</w:t>
-      </w:r>
-      <w:r>
-        <w:t xml:space="preserve"> </w:t>
-      </w:r>
-      <w:r>
-        <w:t>(IBM, 2023)</w:t>
-      </w:r>
-    </w:p>
-    <w:p>
-      <w:pPr>
-        <w:pStyle w:val="text"/>
-      </w:pPr>
-      <w:r>
-        <w:t xml:space="preserve">V ekonomike je obzvlášť dôležitý rozmach cloudových technológií. </w:t>
-      </w:r>
-      <w:proofErr w:type="spellStart"/>
-      <w:r>
-        <w:t>Hosting</w:t>
-      </w:r>
-      <w:proofErr w:type="spellEnd"/>
-      <w:r>
-        <w:t xml:space="preserve"> aplikácií v </w:t>
-      </w:r>
-      <w:proofErr w:type="spellStart"/>
-      <w:r>
-        <w:t>cloude</w:t>
-      </w:r>
-      <w:proofErr w:type="spellEnd"/>
-      <w:r>
-        <w:t xml:space="preserve"> znižuje investičné náklady a umožňuje škálovanie podľa potreby. Malé aj stredné podniky tak získavajú rovnaké technologické výhody ako veľké firmy. Webové aplikácie sa stali základom elektronického obchodu, digitálneho marketingu, online finančných operácií a automatizácie procesov. Ich prínos spočíva nielen v znižovaní nákladov, ale najmä v zvyšovaní produktivity, rýchlosti práce a dostupnosti služieb.</w:t>
-      </w:r>
-      <w:r>
-        <w:t xml:space="preserve"> </w:t>
-      </w:r>
-      <w:r>
-        <w:t>(IBM, 2023)</w:t>
-      </w:r>
-    </w:p>
-    <w:p>
-      <w:pPr>
-        <w:pStyle w:val="text"/>
         <w:rPr>
           <w:rFonts w:cs="Times New Roman"/>
           <w:szCs w:val="24"/>
@@ -7622,7 +7856,7 @@
         <w:pStyle w:val="Kapitola"/>
       </w:pPr>
       <w:bookmarkStart w:id="3" w:name="_Toc216377759"/>
-      <w:bookmarkStart w:id="4" w:name="_Toc222595806"/>
+      <w:bookmarkStart w:id="4" w:name="_Toc222759827"/>
       <w:r>
         <w:rPr>
           <w:caps w:val="0"/>
@@ -7641,7 +7875,13 @@
         </w:rPr>
       </w:pPr>
       <w:r>
-        <w:t xml:space="preserve">Architektúra softvérového systému predstavuje spôsob, akým sú jednotlivé časti aplikácie navrhnuté, prepojené a usporiadané, pričom určuje rozdelenie zodpovedností medzi jednotlivé vrstvy systému. (Microsoft, 2023) </w:t>
+        <w:t>Architektúra softvérového systému predstavuje spôsob, akým sú jednotlivé časti aplikácie navrhnuté, prepojené a usporiadané, pričom určuje rozdelenie zodpovedností medzi jednotlivé vrstvy systému. (Microsoft, 2023</w:t>
+      </w:r>
+      <w:r>
+        <w:t>a</w:t>
+      </w:r>
+      <w:r>
+        <w:t xml:space="preserve">) </w:t>
       </w:r>
       <w:r>
         <w:rPr>
@@ -7680,7 +7920,7 @@
         </w:rPr>
       </w:pPr>
       <w:bookmarkStart w:id="5" w:name="_Toc216377760"/>
-      <w:bookmarkStart w:id="6" w:name="_Toc222595807"/>
+      <w:bookmarkStart w:id="6" w:name="_Toc222759828"/>
       <w:r>
         <w:rPr>
           <w:noProof/>
@@ -7704,7 +7944,13 @@
         <w:t>(IBM, 2023)</w:t>
       </w:r>
       <w:r>
-        <w:t xml:space="preserve"> Klient predstavuje zariadenie alebo program, ktorý používateľ ovláda, zatiaľ čo server zabezpečuje spracovanie požiadaviek, komunikáciu s databázou a poskytovanie výsledkov.</w:t>
+        <w:t xml:space="preserve"> Klient predstavuje zariadenie alebo program, ktorý používateľ ovláda, zatiaľ čo server zabezpečuje spracovanie požiadaviek, komunikáciu s</w:t>
+      </w:r>
+      <w:r>
+        <w:t> </w:t>
+      </w:r>
+      <w:r>
+        <w:t>databázou a poskytovanie výsledkov.</w:t>
       </w:r>
     </w:p>
     <w:p>
@@ -7803,7 +8049,7 @@
         </w:rPr>
       </w:pPr>
       <w:bookmarkStart w:id="7" w:name="_Toc216377761"/>
-      <w:bookmarkStart w:id="8" w:name="_Toc222595808"/>
+      <w:bookmarkStart w:id="8" w:name="_Toc222759829"/>
       <w:r>
         <w:t>Databázová vrstva</w:t>
       </w:r>
@@ -7815,7 +8061,13 @@
         <w:pStyle w:val="text"/>
       </w:pPr>
       <w:r>
-        <w:t>Databáza predstavuje centrálny bod, v ktorom sú uložené všetky údaje o produktoch, transakciách a účtenkách.</w:t>
+        <w:t>Databáza predstavuje centrálny bod, v ktorom sú uložené všetky údaje o</w:t>
+      </w:r>
+      <w:r>
+        <w:t> </w:t>
+      </w:r>
+      <w:r>
+        <w:t>produktoch, transakciách a účtenkách.</w:t>
       </w:r>
       <w:r>
         <w:t xml:space="preserve"> </w:t>
@@ -7847,7 +8099,7 @@
         </w:rPr>
       </w:pPr>
       <w:bookmarkStart w:id="9" w:name="_Toc216377762"/>
-      <w:bookmarkStart w:id="10" w:name="_Toc222595809"/>
+      <w:bookmarkStart w:id="10" w:name="_Toc222759830"/>
       <w:r>
         <w:t>Logická vrstva aplikácie</w:t>
       </w:r>
@@ -7890,7 +8142,7 @@
         </w:rPr>
       </w:pPr>
       <w:bookmarkStart w:id="11" w:name="_Toc216377763"/>
-      <w:bookmarkStart w:id="12" w:name="_Toc222595810"/>
+      <w:bookmarkStart w:id="12" w:name="_Toc222759831"/>
       <w:r>
         <w:t>Užívateľské rozhranie (UI)</w:t>
       </w:r>
@@ -7942,7 +8194,7 @@
         <w:pStyle w:val="Kapitola"/>
       </w:pPr>
       <w:bookmarkStart w:id="13" w:name="_Toc216377764"/>
-      <w:bookmarkStart w:id="14" w:name="_Toc222595811"/>
+      <w:bookmarkStart w:id="14" w:name="_Toc222759832"/>
       <w:r>
         <w:rPr>
           <w:caps w:val="0"/>
@@ -7980,7 +8232,13 @@
       </w:r>
       <w:proofErr w:type="spellEnd"/>
       <w:r>
-        <w:t>, n. d.)</w:t>
+        <w:t xml:space="preserve">, </w:t>
+      </w:r>
+      <w:r>
+        <w:t>2025</w:t>
+      </w:r>
+      <w:r>
+        <w:t>)</w:t>
       </w:r>
     </w:p>
     <w:p>
@@ -7995,7 +8253,7 @@
         </w:rPr>
       </w:pPr>
       <w:bookmarkStart w:id="15" w:name="_Toc216377765"/>
-      <w:bookmarkStart w:id="16" w:name="_Toc222595812"/>
+      <w:bookmarkStart w:id="16" w:name="_Toc222759833"/>
       <w:r>
         <w:t>Identifikácia používateľov</w:t>
       </w:r>
@@ -8007,105 +8265,92 @@
         <w:pStyle w:val="text"/>
       </w:pPr>
       <w:r>
-        <w:t xml:space="preserve">Pri návrhu softvéru je identifikácia používateľov jedným z najdôležitejších krokov. Každá skupina používateľov má iné potreby, očakávania a pracovné postupy. Ak má byť aplikácia úspešná, musí byť navrhnutá tak, aby týmto skupinám čo najviac vyhovovala. </w:t>
+        <w:t>Pri návrhu softvéru je identifikácia používateľov jedným z najdôležitejších krokov. Každá skupina používateľov má iné potreby, očakávania a pracovné postupy. Ak má byť aplikácia úspešná, musí byť navrhnutá tak, aby týmto skupinám čo najviac vyhovovala.</w:t>
+      </w:r>
+      <w:r>
+        <w:t xml:space="preserve"> </w:t>
+      </w:r>
+      <w:r>
+        <w:t>Pokladničný systém EPOS preto analyzuje rôzne typy používateľov, ich úlohy a spôsob interakcie so systémom.</w:t>
+      </w:r>
+    </w:p>
+    <w:p>
+      <w:pPr>
+        <w:pStyle w:val="text"/>
+      </w:pPr>
+      <w:r>
+        <w:t xml:space="preserve">Najpočetnejšou skupinou sú </w:t>
+      </w:r>
+      <w:r>
+        <w:rPr>
+          <w:rStyle w:val="Strong"/>
+        </w:rPr>
+        <w:t>pokladníci</w:t>
+      </w:r>
+      <w:r>
+        <w:t>, ktorí so systémom pracujú denne a musia vedieť vykonávať operácie rýchlo a presne. Ich práca je do veľkej miery rutinná a opakuje sa pri každom zákazníkovi. Preto je dôležité, aby boli najčastejšie používané funkcie dostupné okamžite a bez zbytočných krokov. Rýchle načítanie produktov, prehľadné zobrazenie položiek a jednoznačné tlačidlá sú základným predpokladom pre vytvorenie použiteľného rozhrania.</w:t>
+      </w:r>
+      <w:r>
+        <w:t xml:space="preserve"> </w:t>
       </w:r>
       <w:r>
         <w:t>(</w:t>
       </w:r>
       <w:proofErr w:type="spellStart"/>
       <w:r>
-        <w:t>Interaction</w:t>
+        <w:t>Nielsen</w:t>
       </w:r>
       <w:proofErr w:type="spellEnd"/>
       <w:r>
-        <w:t xml:space="preserve"> Design </w:t>
+        <w:t xml:space="preserve"> </w:t>
       </w:r>
       <w:proofErr w:type="spellStart"/>
       <w:r>
-        <w:t>Foundation</w:t>
+        <w:t>Norman</w:t>
       </w:r>
       <w:proofErr w:type="spellEnd"/>
       <w:r>
-        <w:t>, n. d.)</w:t>
-      </w:r>
-      <w:r>
-        <w:t xml:space="preserve"> </w:t>
-      </w:r>
-      <w:r>
-        <w:t>Pokladničný systém EPOS preto analyzuje rôzne typy používateľov, ich úlohy a spôsob interakcie so systémom.</w:t>
-      </w:r>
-    </w:p>
-    <w:p>
-      <w:pPr>
-        <w:pStyle w:val="text"/>
-      </w:pPr>
-      <w:r>
-        <w:t xml:space="preserve">Najpočetnejšou skupinou sú </w:t>
+        <w:t xml:space="preserve"> Group, 2020)</w:t>
+      </w:r>
+    </w:p>
+    <w:p>
+      <w:pPr>
+        <w:pStyle w:val="text"/>
+      </w:pPr>
+      <w:r>
+        <w:t xml:space="preserve">Ďalšou skupinou sú </w:t>
       </w:r>
       <w:r>
         <w:rPr>
           <w:rStyle w:val="Strong"/>
         </w:rPr>
-        <w:t>pokladníci</w:t>
-      </w:r>
-      <w:r>
-        <w:t>, ktorí so systémom pracujú denne a musia vedieť vykonávať operácie rýchlo a presne. Ich práca je do veľkej miery rutinná a opakuje sa pri každom zákazníkovi. Preto je dôležité, aby boli najčastejšie používané funkcie dostupné okamžite a bez zbytočných krokov. Rýchle načítanie produktov, prehľadné zobrazenie položiek a jednoznačné tlačidlá sú základným predpokladom pre vytvorenie použiteľného rozhrania.</w:t>
-      </w:r>
-      <w:r>
-        <w:t xml:space="preserve"> </w:t>
-      </w:r>
-      <w:r>
-        <w:t>(</w:t>
-      </w:r>
-      <w:proofErr w:type="spellStart"/>
-      <w:r>
-        <w:t>Nielsen</w:t>
-      </w:r>
-      <w:proofErr w:type="spellEnd"/>
-      <w:r>
-        <w:t xml:space="preserve"> </w:t>
-      </w:r>
-      <w:proofErr w:type="spellStart"/>
-      <w:r>
-        <w:t>Norman</w:t>
-      </w:r>
-      <w:proofErr w:type="spellEnd"/>
-      <w:r>
-        <w:t xml:space="preserve"> Group, 2020)</w:t>
-      </w:r>
-    </w:p>
-    <w:p>
-      <w:pPr>
-        <w:pStyle w:val="text"/>
-      </w:pPr>
-      <w:r>
-        <w:t xml:space="preserve">Ďalšou skupinou sú </w:t>
+        <w:t>správcovia prevádzky</w:t>
+      </w:r>
+      <w:r>
+        <w:t>, ktorí používajú aplikáciu menej často, no vykonávajú dôležité operácie ako kontrolu tržieb, prehľad transakcií, úpravu cien alebo spracovanie reklamácií. Ich očakávania smerujú najmä k spoľahlivosti aplikácie a možnosti jednoducho filtrovať a analyzovať údaje. Správcovia potrebujú prístup k informáciám v prehľadnej podobe, často formou tabuliek, grafov alebo zoznamov, ktoré im umožnia rýchlo sa zorientovať v ekonomickej situácii prevádzky.</w:t>
+      </w:r>
+    </w:p>
+    <w:p>
+      <w:pPr>
+        <w:pStyle w:val="text"/>
+      </w:pPr>
+      <w:r>
+        <w:t xml:space="preserve">Tretia skupina používateľov sú </w:t>
       </w:r>
       <w:r>
         <w:rPr>
           <w:rStyle w:val="Strong"/>
         </w:rPr>
-        <w:t>správcovia prevádzky</w:t>
-      </w:r>
-      <w:r>
-        <w:t>, ktorí používajú aplikáciu menej často, no vykonávajú dôležité operácie ako kontrolu tržieb, prehľad transakcií, úpravu cien alebo spracovanie reklamácií. Ich očakávania smerujú najmä k spoľahlivosti aplikácie a možnosti jednoducho filtrovať a analyzovať údaje. Správcovia potrebujú prístup k informáciám v prehľadnej podobe, často formou tabuliek, grafov alebo zoznamov, ktoré im umožnia rýchlo sa zorientovať v ekonomickej situácii prevádzky.</w:t>
-      </w:r>
-    </w:p>
-    <w:p>
-      <w:pPr>
-        <w:pStyle w:val="text"/>
-      </w:pPr>
-      <w:r>
-        <w:t xml:space="preserve">Tretia skupina používateľov sú </w:t>
-      </w:r>
-      <w:r>
-        <w:rPr>
-          <w:rStyle w:val="Strong"/>
-        </w:rPr>
         <w:t>vývojári a administrátori systému</w:t>
       </w:r>
       <w:r>
-        <w:t>. Aj keď s aplikáciou nepracujú priamo pri pokladni, ich rola je kľúčová pri jej údržbe. Potrebujú mať jasnú architektúru systému, prehľadnú databázovú štruktúru a možnosť jednoducho nasadzovať aktualizácie. Ich požiadavky sa týkajú najmä stability, jasne definovaných API rozhraní a schopnosti monitorovať správanie aplikácie.</w:t>
+        <w:t>. Aj keď s</w:t>
+      </w:r>
+      <w:r>
+        <w:t> </w:t>
+      </w:r>
+      <w:r>
+        <w:t>aplikáciou nepracujú priamo pri pokladni, ich rola je kľúčová pri jej údržbe. Potrebujú mať jasnú architektúru systému, prehľadnú databázovú štruktúru a možnosť jednoducho nasadzovať aktualizácie. Ich požiadavky sa týkajú najmä stability, jasne definovaných API rozhraní a schopnosti monitorovať správanie aplikácie.</w:t>
       </w:r>
     </w:p>
     <w:p>
@@ -8114,28 +8359,6 @@
       </w:pPr>
       <w:r>
         <w:t>Tým, že sú tieto skupiny identifikované, môže byť aplikácia navrhnutá tak, aby riešila ich špecifické potreby. Dobrá analýza používateľov znižuje počet chýb, uľahčuje implementáciu a zvyšuje celkovú spokojnosť s finálnym produktom.</w:t>
-      </w:r>
-      <w:r>
-        <w:t xml:space="preserve"> </w:t>
-      </w:r>
-      <w:r>
-        <w:t>(</w:t>
-      </w:r>
-      <w:proofErr w:type="spellStart"/>
-      <w:r>
-        <w:t>Interaction</w:t>
-      </w:r>
-      <w:proofErr w:type="spellEnd"/>
-      <w:r>
-        <w:t xml:space="preserve"> Design </w:t>
-      </w:r>
-      <w:proofErr w:type="spellStart"/>
-      <w:r>
-        <w:t>Foundation</w:t>
-      </w:r>
-      <w:proofErr w:type="spellEnd"/>
-      <w:r>
-        <w:t>, n. d.)</w:t>
       </w:r>
     </w:p>
     <w:p>
@@ -8150,7 +8373,7 @@
         </w:rPr>
       </w:pPr>
       <w:bookmarkStart w:id="17" w:name="_Toc216377766"/>
-      <w:bookmarkStart w:id="18" w:name="_Toc222595813"/>
+      <w:bookmarkStart w:id="18" w:name="_Toc222759834"/>
       <w:r>
         <w:lastRenderedPageBreak/>
         <w:t>Funkčné</w:t>
@@ -8310,7 +8533,13 @@
         <w:t>Rýchlosť</w:t>
       </w:r>
       <w:r>
-        <w:t>: reakcie systému musia byť okamžité, bez zdržania pri práci s databázou.</w:t>
+        <w:t>: reakcie systému musia byť okamžité, bez zdržania pri práci s</w:t>
+      </w:r>
+      <w:r>
+        <w:t> </w:t>
+      </w:r>
+      <w:r>
+        <w:t>databázou.</w:t>
       </w:r>
     </w:p>
     <w:p>
@@ -8405,7 +8634,7 @@
         </w:rPr>
       </w:pPr>
       <w:bookmarkStart w:id="19" w:name="_Toc216377768"/>
-      <w:bookmarkStart w:id="20" w:name="_Toc222595814"/>
+      <w:bookmarkStart w:id="20" w:name="_Toc222759835"/>
       <w:r>
         <w:t>Zber požiadaviek a komunikácia so zadávateľom</w:t>
       </w:r>
@@ -8420,14 +8649,20 @@
         <w:pStyle w:val="text"/>
       </w:pPr>
       <w:r>
-        <w:t>V rámci projektu je kľúčová komunikácia medzi členmi tímu. Analýza požiadaviek prebiehala rozhovorom, sledovaním existujúcich pokladničných systémov a identifikovaním základných procesov, ktoré musí aplikácia podporovať. Výsledkom bol zoznam funkcionalít, ktorý sa v ďalších fázach rozpracoval do konkrétnych návrhov obrazoviek a dátových modelov.</w:t>
+        <w:t>V rámci projektu je kľúčová komunikácia medzi členmi tímu. Analýza požiadaviek prebiehala rozhovorom, sledovaním existujúcich pokladničných systémov a</w:t>
+      </w:r>
+      <w:r>
+        <w:t> </w:t>
+      </w:r>
+      <w:r>
+        <w:t>identifikovaním základných procesov, ktoré musí aplikácia podporovať. Výsledkom bol zoznam funkcionalít, ktorý sa v ďalších fázach rozpracoval do konkrétnych návrhov obrazoviek a dátových modelov.</w:t>
       </w:r>
     </w:p>
     <w:p>
       <w:pPr>
         <w:pStyle w:val="Kapitola"/>
       </w:pPr>
-      <w:bookmarkStart w:id="21" w:name="_Toc222595815"/>
+      <w:bookmarkStart w:id="21" w:name="_Toc222759836"/>
       <w:r>
         <w:rPr>
           <w:caps w:val="0"/>
@@ -8448,7 +8683,19 @@
         <w:rPr>
           <w:lang w:val="en-SK"/>
         </w:rPr>
-        <w:t>Popri hlavnom cieli práce bolo dôležité zohľadniť aj praktické obmedzenia a reálne podmienky, v ktorých sa pokladničné systémy bežne používajú. Návrh aplikácie preto vychádzal z predpokladu, že systém bude obsluhovaný používateľmi s rôznou úrovňou technických znalostí. Z tohto dôvodu bol kladený dôraz najmä na jednoduchosť ovládania, logické usporiadanie prvkov a minimalizáciu chýb pri obsluhe.</w:t>
+        <w:t>Popri hlavnom cieli práce bolo dôležité zohľadniť aj praktické obmedzenia a</w:t>
+      </w:r>
+      <w:r>
+        <w:rPr>
+          <w:lang w:val="en-SK"/>
+        </w:rPr>
+        <w:t> </w:t>
+      </w:r>
+      <w:r>
+        <w:rPr>
+          <w:lang w:val="en-SK"/>
+        </w:rPr>
+        <w:t>reálne podmienky, v ktorých sa pokladničné systémy bežne používajú. Návrh aplikácie preto vychádzal z predpokladu, že systém bude obsluhovaný používateľmi s rôznou úrovňou technických znalostí. Z tohto dôvodu bol kladený dôraz najmä na jednoduchosť ovládania, logické usporiadanie prvkov a minimalizáciu chýb pri obsluhe.</w:t>
       </w:r>
     </w:p>
     <w:p>
@@ -8476,7 +8723,7 @@
           <w:noProof/>
         </w:rPr>
       </w:pPr>
-      <w:bookmarkStart w:id="22" w:name="_Toc222595816"/>
+      <w:bookmarkStart w:id="22" w:name="_Toc222759837"/>
       <w:r>
         <w:t>Ciele</w:t>
       </w:r>
@@ -8681,7 +8928,7 @@
           <w:noProof/>
         </w:rPr>
       </w:pPr>
-      <w:bookmarkStart w:id="23" w:name="_Toc222595817"/>
+      <w:bookmarkStart w:id="23" w:name="_Toc222759838"/>
       <w:r>
         <w:t xml:space="preserve">Zameranie práce </w:t>
       </w:r>
@@ -8706,7 +8953,21 @@
           <w:noProof/>
           <w:lang w:val="en-SK"/>
         </w:rPr>
-        <w:t>Práca je zameraná predovšetkým na frontendovú časť systému EPOS. Autor sa venoval návrhu používateľského rozhrania, jeho vizuálnemu spracovaniu a implementácii jednotlivých obrazoviek v prostredí Windows Forms. Cieľom bolo vytvoriť rozhranie, ktoré je nielen funkčné, ale aj vizuálne čisté a prehľadné.</w:t>
+        <w:t>Práca je zameraná predovšetkým na frontendovú časť systému EPOS. Autor sa venoval návrhu používateľského rozhrania, jeho vizuálnemu spracovaniu a</w:t>
+      </w:r>
+      <w:r>
+        <w:rPr>
+          <w:noProof/>
+          <w:lang w:val="en-SK"/>
+        </w:rPr>
+        <w:t> </w:t>
+      </w:r>
+      <w:r>
+        <w:rPr>
+          <w:noProof/>
+          <w:lang w:val="en-SK"/>
+        </w:rPr>
+        <w:t>implementácii jednotlivých obrazoviek v prostredí Windows Forms. Cieľom bolo vytvoriť rozhranie, ktoré je nielen funkčné, ale aj vizuálne čisté a prehľadné.</w:t>
       </w:r>
     </w:p>
     <w:p>
@@ -8816,7 +9077,21 @@
           <w:noProof/>
           <w:lang w:val="en-SK"/>
         </w:rPr>
-        <w:t>Takéto rozdelenie práce umožnilo sústrediť sa na konkrétne oblasti vývoja a zároveň simulovalo reálne podmienky pri vývoji softvéru, kde sa na projekte podieľa viacero vývojárov s rôznym zameraním.</w:t>
+        <w:t>Takéto rozdelenie práce umožnilo sústrediť sa na konkrétne oblasti vývoja a</w:t>
+      </w:r>
+      <w:r>
+        <w:rPr>
+          <w:noProof/>
+          <w:lang w:val="en-SK"/>
+        </w:rPr>
+        <w:t> </w:t>
+      </w:r>
+      <w:r>
+        <w:rPr>
+          <w:noProof/>
+          <w:lang w:val="en-SK"/>
+        </w:rPr>
+        <w:t>zároveň simulovalo reálne podmienky pri vývoji softvéru, kde sa na projekte podieľa viacero vývojárov s rôznym zameraním.</w:t>
       </w:r>
     </w:p>
     <w:p>
@@ -8855,7 +9130,7 @@
       <w:pPr>
         <w:pStyle w:val="Kapitola"/>
       </w:pPr>
-      <w:bookmarkStart w:id="24" w:name="_Toc222595818"/>
+      <w:bookmarkStart w:id="24" w:name="_Toc222759839"/>
       <w:r>
         <w:lastRenderedPageBreak/>
         <w:t>NÁVRH RIEŠENIA POKLADNIČNÉHO SYSTÉMU EPOS</w:t>
@@ -8867,7 +9142,13 @@
         <w:pStyle w:val="text"/>
       </w:pPr>
       <w:r>
-        <w:t>Táto kapitola sa zameriava na praktický návrh riešenia pokladničného systému EPOS z pohľadu používateľského rozhrania a celkovej koncepcie aplikácie. Opisuje základné rozhodnutia, ktoré boli prijaté pri návrhu systému, spôsob jeho fungovania a prepojenie jednotlivých častí aplikácie. Dôraz je kladený najmä na jednoduchosť riešenia, jeho praktickú využiteľnosť a možnosť ďalšieho rozširovania.</w:t>
+        <w:t>Táto kapitola sa zameriava na praktický návrh riešenia pokladničného systému EPOS z pohľadu používateľského rozhrania a celkovej koncepcie aplikácie. Opisuje základné rozhodnutia, ktoré boli prijaté pri návrhu systému, spôsob jeho fungovania a</w:t>
+      </w:r>
+      <w:r>
+        <w:t> </w:t>
+      </w:r>
+      <w:r>
+        <w:t>prepojenie jednotlivých častí aplikácie. Dôraz je kladený najmä na jednoduchosť riešenia, jeho praktickú využiteľnosť a možnosť ďalšieho rozširovania.</w:t>
       </w:r>
     </w:p>
     <w:p>
@@ -8881,7 +9162,7 @@
           <w:noProof/>
         </w:rPr>
       </w:pPr>
-      <w:bookmarkStart w:id="25" w:name="_Toc222595819"/>
+      <w:bookmarkStart w:id="25" w:name="_Toc222759840"/>
       <w:r>
         <w:t>Koncepcia riešenia a použitá technológia</w:t>
       </w:r>
@@ -8900,39 +9181,109 @@
           <w:noProof/>
           <w:lang w:val="en-SK"/>
         </w:rPr>
-        <w:t>Pokladničný systém EPOS bol navrhnutý ako desktopová aplikácia vytvorená v technológii Windows Forms. Voľba desktopového riešenia vychádzala z predpokladu, že v malých prevádzkach sa často používa jeden počítač ako centrálna pokladňa, na ktorom je aplikácia nainštalovaná lokálne. Takýto prístup umožňuje rýchlu odozvu systému, jednoduché ovládanie a priamy prístup k periférnym zariadeniam.</w:t>
-      </w:r>
-    </w:p>
-    <w:p>
-      <w:pPr>
-        <w:pStyle w:val="text"/>
-        <w:rPr>
-          <w:noProof/>
-          <w:lang w:val="en-SK"/>
-        </w:rPr>
-      </w:pPr>
-      <w:r>
-        <w:rPr>
-          <w:noProof/>
-          <w:lang w:val="en-SK"/>
-        </w:rPr>
-        <w:t>Technológia Windows Forms bola zvolená najmä z dôvodu jej dostupnosti, jednoduchosti implementácie a vhodnosti pre školský projekt. Napriek tomu, že ide o staršiu technológiu, pri správnom návrhu umožňuje vytvárať stabilné a prehľadné aplikácie. Cieľom práce bolo ukázať, že aj pomocou tejto technológie je možné navrhnúť moderný a funkčný pokladničný systém.</w:t>
-      </w:r>
-    </w:p>
-    <w:p>
-      <w:pPr>
-        <w:pStyle w:val="text"/>
-        <w:rPr>
-          <w:noProof/>
-          <w:lang w:val="en-SK"/>
-        </w:rPr>
-      </w:pPr>
-      <w:r>
-        <w:rPr>
-          <w:noProof/>
-          <w:lang w:val="en-SK"/>
-        </w:rPr>
-        <w:t>Navrhované riešenie EPOS systému je postavené na oddelení frontendovej a backendovej časti aplikácie. Frontend zabezpečuje používateľské rozhranie a interakciu s obsluhou, zatiaľ čo backendová časť spracúva aplikačnú logiku a komunikáciu s databázou.</w:t>
+        <w:t>Pokladničný systém EPOS bol navrhnutý ako desktopová aplikácia vytvorená v</w:t>
+      </w:r>
+      <w:r>
+        <w:rPr>
+          <w:noProof/>
+          <w:lang w:val="en-SK"/>
+        </w:rPr>
+        <w:t> </w:t>
+      </w:r>
+      <w:r>
+        <w:rPr>
+          <w:noProof/>
+          <w:lang w:val="en-SK"/>
+        </w:rPr>
+        <w:t>technológii Windows Forms. Voľba desktopového riešenia vychádzala z predpokladu, že v malých prevádzkach sa často používa jeden počítač ako centrálna pokladňa, na</w:t>
+      </w:r>
+      <w:r>
+        <w:rPr>
+          <w:noProof/>
+          <w:lang w:val="en-SK"/>
+        </w:rPr>
+        <w:t xml:space="preserve"> </w:t>
+      </w:r>
+      <w:r>
+        <w:rPr>
+          <w:noProof/>
+          <w:lang w:val="en-SK"/>
+        </w:rPr>
+        <w:t>ktorom je aplikácia nainštalovaná lokálne. Takýto prístup umožňuje rýchlu odozvu systému, jednoduché ovládanie a priamy prístup k periférnym zariadeniam.</w:t>
+      </w:r>
+    </w:p>
+    <w:p>
+      <w:pPr>
+        <w:pStyle w:val="text"/>
+        <w:rPr>
+          <w:noProof/>
+          <w:lang w:val="en-SK"/>
+        </w:rPr>
+      </w:pPr>
+      <w:r>
+        <w:rPr>
+          <w:noProof/>
+          <w:lang w:val="en-SK"/>
+        </w:rPr>
+        <w:t>Technológia Windows Forms bola zvolená najmä z dôvodu jej dostupnosti, jednoduchosti implementácie a vhodnosti pre školský projekt. Napriek tomu, že ide o</w:t>
+      </w:r>
+      <w:r>
+        <w:rPr>
+          <w:noProof/>
+          <w:lang w:val="en-SK"/>
+        </w:rPr>
+        <w:t> </w:t>
+      </w:r>
+      <w:r>
+        <w:rPr>
+          <w:noProof/>
+          <w:lang w:val="en-SK"/>
+        </w:rPr>
+        <w:t>staršiu technológiu, pri správnom návrhu umožňuje vytvárať stabilné a prehľadné aplikácie. Cieľom práce bolo ukázať, že aj pomocou tejto technológie je možné navrhnúť moderný a funkčný pokladničný systém.</w:t>
+      </w:r>
+    </w:p>
+    <w:p>
+      <w:pPr>
+        <w:pStyle w:val="text"/>
+        <w:rPr>
+          <w:noProof/>
+          <w:lang w:val="en-SK"/>
+        </w:rPr>
+      </w:pPr>
+      <w:r>
+        <w:rPr>
+          <w:noProof/>
+          <w:lang w:val="en-SK"/>
+        </w:rPr>
+        <w:t>Navrhované riešenie EPOS systému je postavené na oddelení frontendovej a</w:t>
+      </w:r>
+      <w:r>
+        <w:rPr>
+          <w:noProof/>
+          <w:lang w:val="en-SK"/>
+        </w:rPr>
+        <w:t> </w:t>
+      </w:r>
+      <w:r>
+        <w:rPr>
+          <w:noProof/>
+          <w:lang w:val="en-SK"/>
+        </w:rPr>
+        <w:t>backendovej časti aplikácie. Frontend zabezpečuje používateľské rozhranie a interakciu s obsluhou, zatiaľ čo backendová časť spracúva aplikačnú logiku a komunikáciu s</w:t>
+      </w:r>
+      <w:r>
+        <w:rPr>
+          <w:noProof/>
+          <w:lang w:val="en-SK"/>
+        </w:rPr>
+        <w:t> </w:t>
+      </w:r>
+      <w:r>
+        <w:rPr>
+          <w:noProof/>
+          <w:lang w:val="en-SK"/>
+        </w:rPr>
+        <w:t>databázou.</w:t>
       </w:r>
     </w:p>
     <w:p>
@@ -9020,7 +9371,21 @@
           <w:noProof/>
           <w:lang w:val="en-SK"/>
         </w:rPr>
-        <w:t>Architektúra systému bola navrhnutá tak, aby jednotlivé časti aplikácie boli logicky oddelené. Používateľské rozhranie komunikuje s backendovou logikou prostredníctvom jasne definovaných rozhraní, čo zvyšuje prehľadnosť riešenia a umožňuje jednoduchšie úpravy v budúcnosti. Takýto návrh zároveň podporuje rozšíriteľnosť systému bez nutnosti zásadného prepisovania existujúceho kódu.</w:t>
+        <w:t>Architektúra systému bola navrhnutá tak, aby jednotlivé časti aplikácie boli logicky oddelené. Používateľské rozhranie komunikuje s backendovou logikou prostredníctvom jasne definovaných rozhraní, čo zvyšuje prehľadnosť riešenia a</w:t>
+      </w:r>
+      <w:r>
+        <w:rPr>
+          <w:noProof/>
+          <w:lang w:val="en-SK"/>
+        </w:rPr>
+        <w:t> </w:t>
+      </w:r>
+      <w:r>
+        <w:rPr>
+          <w:noProof/>
+          <w:lang w:val="en-SK"/>
+        </w:rPr>
+        <w:t>umožňuje jednoduchšie úpravy v budúcnosti. Takýto návrh zároveň podporuje rozšíriteľnosť systému bez nutnosti zásadného prepisovania existujúceho kódu.</w:t>
       </w:r>
     </w:p>
     <w:p>
@@ -9034,7 +9399,7 @@
           <w:noProof/>
         </w:rPr>
       </w:pPr>
-      <w:bookmarkStart w:id="26" w:name="_Toc222595820"/>
+      <w:bookmarkStart w:id="26" w:name="_Toc222759841"/>
       <w:r>
         <w:t>Pracovný proces a spracovanie produktov</w:t>
       </w:r>
@@ -9131,7 +9496,7 @@
           <w:noProof/>
         </w:rPr>
       </w:pPr>
-      <w:bookmarkStart w:id="27" w:name="_Toc222595821"/>
+      <w:bookmarkStart w:id="27" w:name="_Toc222759842"/>
       <w:r>
         <w:lastRenderedPageBreak/>
         <w:t>Správa dát a generovanie bločkov</w:t>
@@ -9213,7 +9578,7 @@
           <w:noProof/>
         </w:rPr>
       </w:pPr>
-      <w:bookmarkStart w:id="28" w:name="_Toc222595822"/>
+      <w:bookmarkStart w:id="28" w:name="_Toc222759843"/>
       <w:r>
         <w:t xml:space="preserve">Možnosti rozšírenia </w:t>
       </w:r>
@@ -9235,7 +9600,21 @@
           <w:noProof/>
           <w:lang w:val="en-SK"/>
         </w:rPr>
-        <w:t>Navrhnuté riešenie EPOS systému je koncipované tak, aby bolo možné ho v budúcnosti ďalej rozširovať. Medzi možné rozšírenia patrí napríklad ukladanie histórie bločkov, pridanie štatistických prehľadov predaja alebo rozšírenie systému o podporu viacerých pokladní.</w:t>
+        <w:t>Navrhnuté riešenie EPOS systému je koncipované tak, aby bolo možné ho v</w:t>
+      </w:r>
+      <w:r>
+        <w:rPr>
+          <w:noProof/>
+          <w:lang w:val="en-SK"/>
+        </w:rPr>
+        <w:t> </w:t>
+      </w:r>
+      <w:r>
+        <w:rPr>
+          <w:noProof/>
+          <w:lang w:val="en-SK"/>
+        </w:rPr>
+        <w:t>budúcnosti ďalej rozširovať. Medzi možné rozšírenia patrí napríklad ukladanie histórie bločkov, pridanie štatistických prehľadov predaja alebo rozšírenie systému o podporu viacerých pokladní.</w:t>
       </w:r>
     </w:p>
     <w:p>
@@ -9267,23 +9646,51 @@
           <w:noProof/>
           <w:lang w:val="en-SK"/>
         </w:rPr>
-        <w:t>Navrhnuté riešenie pokladničného systému EPOS vytvára priestor pre jeho ďalší rozvoj a rozširovanie. Už v návrhovej fáze sa počítalo s tým, že systém môže byť v budúcnosti doplnený o nové funkcionality bez nutnosti zásadných zásahov do existujúcej architektúry aplikácie.</w:t>
-      </w:r>
-    </w:p>
-    <w:p>
-      <w:pPr>
-        <w:pStyle w:val="text"/>
-        <w:rPr>
-          <w:noProof/>
-          <w:lang w:val="en-SK"/>
-        </w:rPr>
-      </w:pPr>
-      <w:r>
-        <w:rPr>
-          <w:noProof/>
-          <w:lang w:val="en-SK"/>
-        </w:rPr>
-        <w:t>Medzi možné rozšírenia patrí napríklad ukladanie histórie nákupov, ktoré by umožnilo spätnú kontrolu transakcií, alebo doplnenie jednoduchých štatistických prehľadov predaja. Tieto prehľady by mohli poskytovať základné informácie o predávaných produktoch a celkovom obrate v zvolenom časovom období.</w:t>
+        <w:t>Navrhnuté riešenie pokladničného systému EPOS vytvára priestor pre jeho ďalší rozvoj a rozširovanie. Už v návrhovej fáze sa počítalo s tým, že systém môže byť v</w:t>
+      </w:r>
+      <w:r>
+        <w:rPr>
+          <w:noProof/>
+          <w:lang w:val="en-SK"/>
+        </w:rPr>
+        <w:t> </w:t>
+      </w:r>
+      <w:r>
+        <w:rPr>
+          <w:noProof/>
+          <w:lang w:val="en-SK"/>
+        </w:rPr>
+        <w:t>budúcnosti doplnený o nové funkcionality bez nutnosti zásadných zásahov do existujúcej architektúry aplikácie.</w:t>
+      </w:r>
+    </w:p>
+    <w:p>
+      <w:pPr>
+        <w:pStyle w:val="text"/>
+        <w:rPr>
+          <w:noProof/>
+          <w:lang w:val="en-SK"/>
+        </w:rPr>
+      </w:pPr>
+      <w:r>
+        <w:rPr>
+          <w:noProof/>
+          <w:lang w:val="en-SK"/>
+        </w:rPr>
+        <w:t>Medzi možné rozšírenia patrí napríklad ukladanie histórie nákupov, ktoré by umožnilo spätnú kontrolu transakcií, alebo doplnenie jednoduchých štatistických prehľadov predaja. Tieto prehľady by mohli poskytovať základné informácie o</w:t>
+      </w:r>
+      <w:r>
+        <w:rPr>
+          <w:noProof/>
+          <w:lang w:val="en-SK"/>
+        </w:rPr>
+        <w:t> </w:t>
+      </w:r>
+      <w:r>
+        <w:rPr>
+          <w:noProof/>
+          <w:lang w:val="en-SK"/>
+        </w:rPr>
+        <w:t>predávaných produktoch a celkovom obrate v zvolenom časovom období.</w:t>
       </w:r>
     </w:p>
     <w:p>
@@ -9306,7 +9713,7 @@
       <w:pPr>
         <w:pStyle w:val="Kapitola"/>
       </w:pPr>
-      <w:bookmarkStart w:id="29" w:name="_Toc222595823"/>
+      <w:bookmarkStart w:id="29" w:name="_Toc222759844"/>
       <w:r>
         <w:lastRenderedPageBreak/>
         <w:t>IMPLEMENTÁCIA POUŽÍVATEĽSKÉHO ROZHRANIA</w:t>
@@ -9343,7 +9750,7 @@
           <w:noProof/>
         </w:rPr>
       </w:pPr>
-      <w:bookmarkStart w:id="30" w:name="_Toc222595824"/>
+      <w:bookmarkStart w:id="30" w:name="_Toc222759845"/>
       <w:r>
         <w:t>Návrh používateľského rozhrania a dizajnový koncept</w:t>
       </w:r>
@@ -9378,7 +9785,35 @@
           <w:noProof/>
           <w:lang w:val="en-SK"/>
         </w:rPr>
-        <w:t>Ako základ pre implementáciu rozhrania slúžili dizajnové návrhy vytvorené v nástroji Figma. Tieto návrhy umožnili experimentovať s rozložením jednotlivých prvkov ešte pred samotnou implementáciou v prostredí Windows Forms. Vďaka tomu bolo možné vopred identifikovať potenciálne problémy s orientáciou používateľa alebo s veľkosťou ovládacích prvkov. Počas návrhu sa dbalo na konzistentnosť rozhrania, jednotné rozloženie obrazoviek a jasné oddelenie jednotlivých funkčných častí aplikácie.</w:t>
+        <w:t>Ako základ pre implementáciu rozhrania slúžili dizajnové návrhy vytvorené v</w:t>
+      </w:r>
+      <w:r>
+        <w:rPr>
+          <w:noProof/>
+          <w:lang w:val="en-SK"/>
+        </w:rPr>
+        <w:t> </w:t>
+      </w:r>
+      <w:r>
+        <w:rPr>
+          <w:noProof/>
+          <w:lang w:val="en-SK"/>
+        </w:rPr>
+        <w:t>nástroji Figma. Tieto návrhy umožnili experimentovať s rozložením jednotlivých prvkov ešte pred samotnou implementáciou v prostredí Windows Forms. Vďaka tomu bolo možné vopred identifikovať potenciálne problémy s orientáciou používateľa alebo s</w:t>
+      </w:r>
+      <w:r>
+        <w:rPr>
+          <w:noProof/>
+          <w:lang w:val="en-SK"/>
+        </w:rPr>
+        <w:t> </w:t>
+      </w:r>
+      <w:r>
+        <w:rPr>
+          <w:noProof/>
+          <w:lang w:val="en-SK"/>
+        </w:rPr>
+        <w:t>veľkosťou ovládacích prvkov. Počas návrhu sa dbalo na konzistentnosť rozhrania, jednotné rozloženie obrazoviek a jasné oddelenie jednotlivých funkčných častí aplikácie.</w:t>
       </w:r>
     </w:p>
     <w:p>
@@ -9439,11 +9874,17 @@
         </w:rPr>
       </w:pPr>
       <w:r>
-        <w:rPr>
-          <w:noProof/>
-          <w:lang w:val="en-SK"/>
-        </w:rPr>
-        <w:t>Pri návrhu dizajnu sa vychádzalo z moderných trendov používateľských rozhraní, ktoré preferujú minimalizmus a konzistentnosť. Rovnaké typy tlačidiel, farby a rozloženie prvkov sa opakujú v celej aplikácii, čo používateľovi umožňuje rýchlo si osvojiť spôsob ovládania systému.</w:t>
+        <w:t>Pri návrhu dizajnu sa vychádzalo z moderných trendov používateľských rozhraní, ktoré preferujú minimalizmus, konzistentnosť a jasnú vizuálnu hierarchiu. (Microsoft, 2023b)</w:t>
+      </w:r>
+      <w:r>
+        <w:t xml:space="preserve"> </w:t>
+      </w:r>
+      <w:r>
+        <w:rPr>
+          <w:noProof/>
+          <w:lang w:val="en-SK"/>
+        </w:rPr>
+        <w:t>Rovnaké typy tlačidiel, farby a rozloženie prvkov sa opakujú v celej aplikácii, čo používateľovi umožňuje rýchlo si osvojiť spôsob ovládania systému.</w:t>
       </w:r>
     </w:p>
     <w:p>
@@ -9457,7 +9898,7 @@
           <w:noProof/>
         </w:rPr>
       </w:pPr>
-      <w:bookmarkStart w:id="31" w:name="_Toc222595825"/>
+      <w:bookmarkStart w:id="31" w:name="_Toc222759846"/>
       <w:r>
         <w:t>Implementácia rozhrania v prostredí Windows Forms</w:t>
       </w:r>
@@ -9476,7 +9917,21 @@
           <w:noProof/>
           <w:lang w:val="en-SK"/>
         </w:rPr>
-        <w:t>Používateľské rozhranie bolo implementované pomocou štandardných komponentov technológie Windows Forms. Jednotlivé obrazovky aplikácie sú riešené ako formuláre, ktoré obsahujú ovládacie prvky ako tlačidlá, textové polia, tabuľky a panely. Tento prístup umožňuje jednoduchú správu rozhrania a jasné oddelenie jednotlivých funkcií aplikácie.</w:t>
+        <w:t>Používateľské rozhranie bolo implementované pomocou štandardných komponentov technológie Windows Forms. Jednotlivé obrazovky aplikácie sú riešené ako formuláre, ktoré obsahujú ovládacie prvky ako tlačidlá, textové polia, tabuľky a</w:t>
+      </w:r>
+      <w:r>
+        <w:rPr>
+          <w:noProof/>
+          <w:lang w:val="en-SK"/>
+        </w:rPr>
+        <w:t> </w:t>
+      </w:r>
+      <w:r>
+        <w:rPr>
+          <w:noProof/>
+          <w:lang w:val="en-SK"/>
+        </w:rPr>
+        <w:t>panely. Tento prístup umožňuje jednoduchú správu rozhrania a jasné oddelenie jednotlivých funkcií aplikácie.</w:t>
       </w:r>
     </w:p>
     <w:p>
@@ -9520,7 +9975,21 @@
           <w:noProof/>
           <w:lang w:val="en-SK"/>
         </w:rPr>
-        <w:t>. Rozloženie prvkov bolo navrhnuté s ohľadom na prirodzený pohyb očí používateľa, pričom najdôležitejšie informácie sú umiestnené v centrálnej časti obrazovky.</w:t>
+        <w:t>. Rozloženie prvkov bolo navrhnuté s ohľadom na prirodzený pohyb očí používateľa, pričom najdôležitejšie informácie sú umiestnené v</w:t>
+      </w:r>
+      <w:r>
+        <w:rPr>
+          <w:noProof/>
+          <w:lang w:val="en-SK"/>
+        </w:rPr>
+        <w:t> </w:t>
+      </w:r>
+      <w:r>
+        <w:rPr>
+          <w:noProof/>
+          <w:lang w:val="en-SK"/>
+        </w:rPr>
+        <w:t>centrálnej časti obrazovky.</w:t>
       </w:r>
     </w:p>
     <w:p>
@@ -9550,7 +10019,21 @@
           <w:noProof/>
           <w:lang w:val="en-SK"/>
         </w:rPr>
-        <w:t>(Microsoft, 2023)</w:t>
+        <w:t>(Microsoft, 202</w:t>
+      </w:r>
+      <w:r>
+        <w:rPr>
+          <w:noProof/>
+          <w:lang w:val="en-SK"/>
+        </w:rPr>
+        <w:t>4</w:t>
+      </w:r>
+      <w:r>
+        <w:rPr>
+          <w:noProof/>
+          <w:lang w:val="en-SK"/>
+        </w:rPr>
+        <w:t>)</w:t>
       </w:r>
     </w:p>
     <w:p>
@@ -9607,7 +10090,21 @@
           <w:noProof/>
           <w:lang w:val="en-SK"/>
         </w:rPr>
-        <w:t>Intuitívnosť ovládania bola dosiahnutá najmä logickým rozdelením obrazoviek a konzistentným správaním aplikácie. Používateľ sa po krátkom oboznámení s rozhraním dokáže v aplikácii orientovať bez potreby ďalších inštrukcií. Každá obrazovka má jasne definovaný účel a neobsahuje funkcie, ktoré by s danou činnosťou nesúviseli.</w:t>
+        <w:t>Intuitívnosť ovládania bola dosiahnutá najmä logickým rozdelením obrazoviek a</w:t>
+      </w:r>
+      <w:r>
+        <w:rPr>
+          <w:noProof/>
+          <w:lang w:val="en-SK"/>
+        </w:rPr>
+        <w:t> </w:t>
+      </w:r>
+      <w:r>
+        <w:rPr>
+          <w:noProof/>
+          <w:lang w:val="en-SK"/>
+        </w:rPr>
+        <w:t>konzistentným správaním aplikácie. Používateľ sa po krátkom oboznámení s rozhraním dokáže v aplikácii orientovať bez potreby ďalších inštrukcií. Každá obrazovka má jasne definovaný účel a neobsahuje funkcie, ktoré by s danou činnosťou nesúviseli.</w:t>
       </w:r>
     </w:p>
     <w:p>
@@ -9637,7 +10134,7 @@
           <w:noProof/>
         </w:rPr>
       </w:pPr>
-      <w:bookmarkStart w:id="32" w:name="_Toc222595826"/>
+      <w:bookmarkStart w:id="32" w:name="_Toc222759847"/>
       <w:r>
         <w:t>Práca s chybovými stavmi a spätná väzba používateľovi</w:t>
       </w:r>
@@ -9656,7 +10153,35 @@
           <w:noProof/>
           <w:lang w:val="en-SK"/>
         </w:rPr>
-        <w:t>Používateľské rozhranie aplikácie EPOS bolo navrhnuté tak, aby dokázalo efektívne pracovať aj s chybovými stavmi. Pri zadávaní údajov alebo pri práci s databázou môže dôjsť k situáciám, ktoré si vyžadujú upozornenie používateľa. Tieto situácie sú riešené prostredníctvom chybových hlášok, ktoré sú jasné, stručné a jednoznačné.</w:t>
+        <w:t>Používateľské rozhranie aplikácie EPOS bolo navrhnuté tak, aby dokázalo efektívne pracovať aj s chybovými stavmi. Pri zadávaní údajov alebo pri práci s</w:t>
+      </w:r>
+      <w:r>
+        <w:rPr>
+          <w:noProof/>
+          <w:lang w:val="en-SK"/>
+        </w:rPr>
+        <w:t> </w:t>
+      </w:r>
+      <w:r>
+        <w:rPr>
+          <w:noProof/>
+          <w:lang w:val="en-SK"/>
+        </w:rPr>
+        <w:t>databázou môže dôjsť k situáciám, ktoré si vyžadujú upozornenie používateľa. Tieto situácie sú riešené prostredníctvom chybových hlášok, ktoré sú jasné, stručné a</w:t>
+      </w:r>
+      <w:r>
+        <w:rPr>
+          <w:noProof/>
+          <w:lang w:val="en-SK"/>
+        </w:rPr>
+        <w:t> </w:t>
+      </w:r>
+      <w:r>
+        <w:rPr>
+          <w:noProof/>
+          <w:lang w:val="en-SK"/>
+        </w:rPr>
+        <w:t>jednoznačné.</w:t>
       </w:r>
     </w:p>
     <w:p>
@@ -9718,7 +10243,21 @@
           <w:noProof/>
           <w:lang w:val="en-SK"/>
         </w:rPr>
-        <w:t>Používateľské rozhranie aplikácie EPOS reaguje na chybové stavy jasným a zrozumiteľným spôsobom. V prípade nesprávneho vstupu, napríklad neexistujúceho čiarového kódu alebo pokusu o generovanie bločku bez položiek, je používateľ okamžite upozornený chybovou hláškou.</w:t>
+        <w:t>Používateľské rozhranie aplikácie EPOS reaguje na chybové stavy jasným a</w:t>
+      </w:r>
+      <w:r>
+        <w:rPr>
+          <w:noProof/>
+          <w:lang w:val="en-SK"/>
+        </w:rPr>
+        <w:t> </w:t>
+      </w:r>
+      <w:r>
+        <w:rPr>
+          <w:noProof/>
+          <w:lang w:val="en-SK"/>
+        </w:rPr>
+        <w:t>zrozumiteľným spôsobom. V prípade nesprávneho vstupu, napríklad neexistujúceho čiarového kódu alebo pokusu o generovanie bločku bez položiek, je používateľ okamžite upozornený chybovou hláškou.</w:t>
       </w:r>
     </w:p>
     <w:p>
@@ -9759,7 +10298,7 @@
           <w:noProof/>
         </w:rPr>
       </w:pPr>
-      <w:bookmarkStart w:id="33" w:name="_Toc222595827"/>
+      <w:bookmarkStart w:id="33" w:name="_Toc222759848"/>
       <w:r>
         <w:lastRenderedPageBreak/>
         <w:t>IMPLEMENTÁCIA FUNKČNÝCH ČASTÍ SYSTÉMU</w:t>
@@ -9795,7 +10334,21 @@
           <w:noProof/>
           <w:lang w:val="en-SK"/>
         </w:rPr>
-        <w:t>Pri návrhu a implementácii funkcionalít sa kládol dôraz na plynulosť práce a minimalizáciu zbytočných krokov. Jednotlivé funkcie boli navrhnuté tak, aby logicky nadväzovali jedna na druhú a používateľ nemusel premýšľať nad tým, kde sa nachádza alebo aký krok má vykonať ako ďalší. Implementácia rešpektuje princíp, že pokladničný systém má obsluhu podporovať, nie spomaľovať.</w:t>
+        <w:t>Pri návrhu a implementácii funkcionalít sa kládol dôraz na plynulosť práce a</w:t>
+      </w:r>
+      <w:r>
+        <w:rPr>
+          <w:noProof/>
+          <w:lang w:val="en-SK"/>
+        </w:rPr>
+        <w:t> </w:t>
+      </w:r>
+      <w:r>
+        <w:rPr>
+          <w:noProof/>
+          <w:lang w:val="en-SK"/>
+        </w:rPr>
+        <w:t>minimalizáciu zbytočných krokov. Jednotlivé funkcie boli navrhnuté tak, aby logicky nadväzovali jedna na druhú a používateľ nemusel premýšľať nad tým, kde sa nachádza alebo aký krok má vykonať ako ďalší. Implementácia rešpektuje princíp, že pokladničný systém má obsluhu podporovať, nie spomaľovať.</w:t>
       </w:r>
     </w:p>
     <w:p>
@@ -9825,7 +10378,7 @@
           <w:noProof/>
         </w:rPr>
       </w:pPr>
-      <w:bookmarkStart w:id="34" w:name="_Toc222595828"/>
+      <w:bookmarkStart w:id="34" w:name="_Toc222759849"/>
       <w:r>
         <w:t>Prihlasovanie používateľa a zabezpečenie prístupu</w:t>
       </w:r>
@@ -9844,7 +10397,21 @@
           <w:noProof/>
           <w:lang w:val="en-SK"/>
         </w:rPr>
-        <w:t>Po spustení aplikácie je používateľ vyzvaný na prihlásenie pomocou štvorciferného číselného kódu pokladníka. Tento spôsob autentifikácie bol zvolený z dôvodu jednoduchosti a rýchlosti, ktoré sú v prostredí malej prevádzky kľúčové. Kód je uložený v databáze a jeho správnosť je overovaná ešte pred sprístupnením hlavného rozhrania aplikácie. Takýto mechanizmus zároveň minimalizuje riziko neoprávneného prístupu a znižuje čas potrebný na zaškolenie nových zamestnancov.</w:t>
+        <w:t>Po spustení aplikácie je používateľ vyzvaný na prihlásenie pomocou štvorciferného číselného kódu pokladníka. Tento spôsob autentifikácie bol zvolený z</w:t>
+      </w:r>
+      <w:r>
+        <w:rPr>
+          <w:noProof/>
+          <w:lang w:val="en-SK"/>
+        </w:rPr>
+        <w:t> </w:t>
+      </w:r>
+      <w:r>
+        <w:rPr>
+          <w:noProof/>
+          <w:lang w:val="en-SK"/>
+        </w:rPr>
+        <w:t>dôvodu jednoduchosti a rýchlosti, ktoré sú v prostredí malej prevádzky kľúčové. Kód je uložený v databáze a jeho správnosť je overovaná ešte pred sprístupnením hlavného rozhrania aplikácie. Takýto mechanizmus zároveň minimalizuje riziko neoprávneného prístupu a znižuje čas potrebný na zaškolenie nových zamestnancov.</w:t>
       </w:r>
     </w:p>
     <w:p>
@@ -9883,7 +10450,7 @@
           <w:noProof/>
         </w:rPr>
       </w:pPr>
-      <w:bookmarkStart w:id="35" w:name="_Toc222595829"/>
+      <w:bookmarkStart w:id="35" w:name="_Toc222759850"/>
       <w:r>
         <w:lastRenderedPageBreak/>
         <w:t>Hlavná obrazovka a blokovanie nákupu</w:t>
@@ -9919,23 +10486,65 @@
           <w:noProof/>
           <w:lang w:val="en-SK"/>
         </w:rPr>
-        <w:t>Produkty je možné pridávať dvoma spôsobmi. Prvým je skenovanie čiarového kódu pomocou kamery, ktorá je do aplikácie prenášaná prostredníctvom mobilného zariadenia a nástroja DroidCam. Druhým spôsobom je manuálne zadanie čiarového kódu, ktoré slúži ako alternatíva v prípade technických problémov alebo nečitateľného kódu. Po pridaní produktu systém okamžite vyhľadá zodpovedajúci záznam v databáze a zobrazí ho v zozname nákupu.</w:t>
-      </w:r>
-    </w:p>
-    <w:p>
-      <w:pPr>
-        <w:pStyle w:val="text"/>
-        <w:rPr>
-          <w:noProof/>
-          <w:lang w:val="en-SK"/>
-        </w:rPr>
-      </w:pPr>
-      <w:r>
-        <w:rPr>
-          <w:noProof/>
-          <w:lang w:val="en-SK"/>
-        </w:rPr>
-        <w:t>Súčasťou hlavnej obrazovky je aj náhľad bločku, ktorý sa priebežne aktualizuje s každým pridaným produktom. Používateľ tak má neustály prehľad o obsahu nákupu a môže okamžite odhaliť prípadné chyby ešte pred jeho dokončením.</w:t>
+        <w:t>Produkty je možné pridávať dvoma spôsobmi. Prvým je skenovanie čiarového kódu pomocou kamery, ktorá je do aplikácie prenášaná prostredníctvom mobilného zariadenia a nástroja DroidCam. Druhým spôsobom je manuálne zadanie čiarového kódu, ktoré slúži ako alternatíva v prípade technických problémov alebo nečitateľného kódu. Po pridaní produktu systém okamžite vyhľadá zodpovedajúci záznam v databáze a</w:t>
+      </w:r>
+      <w:r>
+        <w:rPr>
+          <w:noProof/>
+          <w:lang w:val="en-SK"/>
+        </w:rPr>
+        <w:t> </w:t>
+      </w:r>
+      <w:r>
+        <w:rPr>
+          <w:noProof/>
+          <w:lang w:val="en-SK"/>
+        </w:rPr>
+        <w:t>zobrazí ho v zozname nákupu.</w:t>
+      </w:r>
+    </w:p>
+    <w:p>
+      <w:pPr>
+        <w:pStyle w:val="text"/>
+        <w:rPr>
+          <w:noProof/>
+          <w:lang w:val="en-SK"/>
+        </w:rPr>
+      </w:pPr>
+      <w:r>
+        <w:rPr>
+          <w:noProof/>
+          <w:lang w:val="en-SK"/>
+        </w:rPr>
+        <w:t>Súčasťou hlavnej obrazovky je aj náhľad bločku, ktorý sa priebežne aktualizuje s</w:t>
+      </w:r>
+      <w:r>
+        <w:rPr>
+          <w:noProof/>
+          <w:lang w:val="en-SK"/>
+        </w:rPr>
+        <w:t> </w:t>
+      </w:r>
+      <w:r>
+        <w:rPr>
+          <w:noProof/>
+          <w:lang w:val="en-SK"/>
+        </w:rPr>
+        <w:t>každým pridaným produktom. Používateľ tak má neustály prehľad o obsahu nákupu a</w:t>
+      </w:r>
+      <w:r>
+        <w:rPr>
+          <w:noProof/>
+          <w:lang w:val="en-SK"/>
+        </w:rPr>
+        <w:t> </w:t>
+      </w:r>
+      <w:r>
+        <w:rPr>
+          <w:noProof/>
+          <w:lang w:val="en-SK"/>
+        </w:rPr>
+        <w:t>môže okamžite odhaliť prípadné chyby ešte pred jeho dokončením.</w:t>
       </w:r>
     </w:p>
     <w:p>
@@ -9949,7 +10558,7 @@
           <w:noProof/>
         </w:rPr>
       </w:pPr>
-      <w:bookmarkStart w:id="36" w:name="_Toc222595830"/>
+      <w:bookmarkStart w:id="36" w:name="_Toc222759851"/>
       <w:r>
         <w:t>Správa produktov a úprava údajov</w:t>
       </w:r>
@@ -10030,7 +10639,7 @@
           <w:noProof/>
         </w:rPr>
       </w:pPr>
-      <w:bookmarkStart w:id="37" w:name="_Toc222595831"/>
+      <w:bookmarkStart w:id="37" w:name="_Toc222759852"/>
       <w:r>
         <w:lastRenderedPageBreak/>
         <w:t>Nastavenia aplikácie a odhlásenie používateľa</w:t>
@@ -10078,7 +10687,21 @@
           <w:noProof/>
           <w:lang w:val="en-SK"/>
         </w:rPr>
-        <w:t>. Takéto riešenie zvyšuje flexibilitu systému a umožňuje jeho jednoduché prispôsobenie bez potreby zásahu vývojára.</w:t>
+        <w:t>. Takéto riešenie zvyšuje flexibilitu systému a</w:t>
+      </w:r>
+      <w:r>
+        <w:rPr>
+          <w:noProof/>
+          <w:lang w:val="en-SK"/>
+        </w:rPr>
+        <w:t> </w:t>
+      </w:r>
+      <w:r>
+        <w:rPr>
+          <w:noProof/>
+          <w:lang w:val="en-SK"/>
+        </w:rPr>
+        <w:t>umožňuje jeho jednoduché prispôsobenie bez potreby zásahu vývojára.</w:t>
       </w:r>
     </w:p>
     <w:p>
@@ -10108,7 +10731,7 @@
           <w:noProof/>
         </w:rPr>
       </w:pPr>
-      <w:bookmarkStart w:id="38" w:name="_Toc222595832"/>
+      <w:bookmarkStart w:id="38" w:name="_Toc222759853"/>
       <w:r>
         <w:t>Generovanie a spracovanie bločku</w:t>
       </w:r>
@@ -10159,7 +10782,21 @@
           <w:noProof/>
           <w:lang w:val="en-SK"/>
         </w:rPr>
-        <w:t>Generovanie bločku predstavuje záverečný krok nákupného procesu v pokladničnom systéme EPOS. Po ukončení blokovania produktov má používateľ možnosť vytvoriť bloček, ktorý sumarizuje celý nákup a slúži ako potvrdenie transakcie pre zákazníka. Bloček obsahuje základné informácie o zakúpených položkách, ich cenách a celkovej sume.</w:t>
+        <w:t>Generovanie bločku predstavuje záverečný krok nákupného procesu v</w:t>
+      </w:r>
+      <w:r>
+        <w:rPr>
+          <w:noProof/>
+          <w:lang w:val="en-SK"/>
+        </w:rPr>
+        <w:t> </w:t>
+      </w:r>
+      <w:r>
+        <w:rPr>
+          <w:noProof/>
+          <w:lang w:val="en-SK"/>
+        </w:rPr>
+        <w:t>pokladničnom systéme EPOS. Po ukončení blokovania produktov má používateľ možnosť vytvoriť bloček, ktorý sumarizuje celý nákup a slúži ako potvrdenie transakcie pre zákazníka. Bloček obsahuje základné informácie o zakúpených položkách, ich cenách a celkovej sume.</w:t>
       </w:r>
     </w:p>
     <w:p>
@@ -10201,7 +10838,7 @@
           <w:noProof/>
         </w:rPr>
       </w:pPr>
-      <w:bookmarkStart w:id="39" w:name="_Toc222595833"/>
+      <w:bookmarkStart w:id="39" w:name="_Toc222759854"/>
       <w:r>
         <w:lastRenderedPageBreak/>
         <w:t>TESTOVANIE A OPTIMALIZÁCIA APLIKÁCIE</w:t>
@@ -10221,23 +10858,43 @@
           <w:noProof/>
           <w:lang w:val="en-SK"/>
         </w:rPr>
-        <w:t>Testovanie a optimalizácia aplikácie EPOS predstavovali dôležitú fázu vývoja, ktorej cieľom bolo overiť funkčnosť systému, jeho stabilitu a najmä použiteľnosť z pohľadu koncového používateľa. Keďže ide o pokladničný systém určený na každodenné používanie, bolo nevyhnutné zabezpečiť, aby aplikácia fungovala spoľahlivo, reagovala rýchlo a nespôsobovala zbytočné komplikácie pri obsluhe zákazníkov.</w:t>
-      </w:r>
-    </w:p>
-    <w:p>
-      <w:pPr>
-        <w:pStyle w:val="text"/>
-        <w:rPr>
-          <w:noProof/>
-          <w:lang w:val="en-SK"/>
-        </w:rPr>
-      </w:pPr>
-      <w:r>
-        <w:rPr>
-          <w:noProof/>
-          <w:lang w:val="en-SK"/>
-        </w:rPr>
-        <w:t>Testovanie neprebiehalo len formou technickej kontroly funkcií, ale aj ako proces postupného vylepšovania používateľského rozhrania. Počas vývoja sa ukázalo, že aj funkčne správna aplikácia môže byť pre používateľa neprehľadná alebo zbytočne komplikovaná. Z tohto dôvodu bola významná časť testovania zameraná na identifikáciu problémov v intuitívnosti ovládania a následnú optimalizáciu rozhrania.</w:t>
+        <w:t>Testovanie a optimalizácia aplikácie EPOS predstavovali dôležitú fázu vývoja, ktorej cieľom bolo overiť funkčnosť systému, jeho stabilitu a najmä použiteľnosť z</w:t>
+      </w:r>
+      <w:r>
+        <w:rPr>
+          <w:noProof/>
+          <w:lang w:val="en-SK"/>
+        </w:rPr>
+        <w:t> </w:t>
+      </w:r>
+      <w:r>
+        <w:rPr>
+          <w:noProof/>
+          <w:lang w:val="en-SK"/>
+        </w:rPr>
+        <w:t>pohľadu koncového používateľa. Keďže ide o pokladničný systém určený na každodenné používanie, bolo nevyhnutné zabezpečiť, aby aplikácia fungovala spoľahlivo, reagovala rýchlo a nespôsobovala zbytočné komplikácie pri obsluhe zákazníkov.</w:t>
+      </w:r>
+    </w:p>
+    <w:p>
+      <w:pPr>
+        <w:pStyle w:val="text"/>
+        <w:rPr>
+          <w:noProof/>
+          <w:lang w:val="en-SK"/>
+        </w:rPr>
+      </w:pPr>
+      <w:r>
+        <w:t>Testovanie neprebiehalo len formou technickej kontroly funkcií, ale aj ako proces systematického overovania použiteľnosti a identifikácie problémov v používateľskom rozhraní. (Usability.gov, 2022)</w:t>
+      </w:r>
+      <w:r>
+        <w:t xml:space="preserve"> </w:t>
+      </w:r>
+      <w:r>
+        <w:rPr>
+          <w:noProof/>
+          <w:lang w:val="en-SK"/>
+        </w:rPr>
+        <w:t>Počas vývoja sa ukázalo, že aj funkčne správna aplikácia môže byť pre používateľa neprehľadná alebo zbytočne komplikovaná. Z tohto dôvodu bola významná časť testovania zameraná na identifikáciu problémov v intuitívnosti ovládania a následnú optimalizáciu rozhrania.</w:t>
       </w:r>
     </w:p>
     <w:p>
@@ -10251,7 +10908,7 @@
           <w:noProof/>
         </w:rPr>
       </w:pPr>
-      <w:bookmarkStart w:id="40" w:name="_Toc222595834"/>
+      <w:bookmarkStart w:id="40" w:name="_Toc222759855"/>
       <w:r>
         <w:t>Spôsob a priebeh testovania aplikácie</w:t>
       </w:r>
@@ -10300,7 +10957,7 @@
           <w:noProof/>
         </w:rPr>
       </w:pPr>
-      <w:bookmarkStart w:id="41" w:name="_Toc222595835"/>
+      <w:bookmarkStart w:id="41" w:name="_Toc222759856"/>
       <w:r>
         <w:t>Identifikácia problémov a nedostatkov</w:t>
       </w:r>
@@ -10319,31 +10976,52 @@
           <w:noProof/>
           <w:lang w:val="en-SK"/>
         </w:rPr>
-        <w:t>Počas testovania boli identifikované viaceré nedostatky, ktoré sa týkali najmä používateľského rozhrania a celkovej intuitívnosti aplikácie. Ukázalo sa, že niektoré prvky na hlavnej obrazovke boli zbytočné alebo nejednoznačné, čo mohlo používateľa mýliť a spomaľovať jeho prácu. Tieto problémy sa prejavili najmä pri prvom kontakte s aplikáciou, keď používateľ ešte nepoznal jej štruktúru.</w:t>
-      </w:r>
-    </w:p>
-    <w:p>
-      <w:pPr>
-        <w:pStyle w:val="text"/>
-        <w:rPr>
-          <w:noProof/>
-          <w:lang w:val="en-SK"/>
-        </w:rPr>
-      </w:pPr>
-      <w:r>
-        <w:rPr>
-          <w:noProof/>
-          <w:lang w:val="en-SK"/>
-        </w:rPr>
-        <w:t xml:space="preserve">Ďalším identifikovaným problémom bola nadmerná komplexnosť niektorých obrazoviek, kde bolo zobrazených príliš veľa informácií naraz. Hoci všetky údaje boli technicky správne, ich množstvo mohlo viesť k zníženiu prehľadnosti a zvýšeniu rizika </w:t>
-      </w:r>
+        <w:t>Počas testovania boli identifikované viaceré nedostatky, ktoré sa týkali najmä používateľského rozhrania a celkovej intuitívnosti aplikácie. Ukázalo sa, že niektoré prvky na hlavnej obrazovke boli zbytočné alebo nejednoznačné, čo mohlo používateľa mýliť a spomaľovať jeho prácu. Tieto problémy sa prejavili najmä pri prvom kontakte s</w:t>
+      </w:r>
+      <w:r>
+        <w:rPr>
+          <w:noProof/>
+          <w:lang w:val="en-SK"/>
+        </w:rPr>
+        <w:t> </w:t>
+      </w:r>
+      <w:r>
+        <w:rPr>
+          <w:noProof/>
+          <w:lang w:val="en-SK"/>
+        </w:rPr>
+        <w:t>aplikáciou, keď používateľ ešte nepoznal jej štruktúru.</w:t>
+      </w:r>
+    </w:p>
+    <w:p>
+      <w:pPr>
+        <w:pStyle w:val="text"/>
+        <w:rPr>
+          <w:noProof/>
+          <w:lang w:val="en-SK"/>
+        </w:rPr>
+      </w:pPr>
       <w:r>
         <w:rPr>
           <w:noProof/>
           <w:lang w:val="en-SK"/>
         </w:rPr>
         <w:lastRenderedPageBreak/>
-        <w:t>chýb pri obsluhe. Tieto zistenia viedli k potrebe prehodnotiť rozloženie prvkov a zjednodušiť pracovné postupy.</w:t>
+        <w:t>Ďalším identifikovaným problémom bola nadmerná komplexnosť niektorých obrazoviek, kde bolo zobrazených príliš veľa informácií naraz. Hoci všetky údaje boli technicky správne, ich množstvo mohlo viesť k zníženiu prehľadnosti a zvýšeniu rizika chýb pri obsluhe. Tieto zistenia viedli k potrebe prehodnotiť rozloženie prvkov a</w:t>
+      </w:r>
+      <w:r>
+        <w:rPr>
+          <w:noProof/>
+          <w:lang w:val="en-SK"/>
+        </w:rPr>
+        <w:t> </w:t>
+      </w:r>
+      <w:r>
+        <w:rPr>
+          <w:noProof/>
+          <w:lang w:val="en-SK"/>
+        </w:rPr>
+        <w:t>zjednodušiť pracovné postupy.</w:t>
       </w:r>
     </w:p>
     <w:p>
@@ -10357,7 +11035,7 @@
           <w:noProof/>
         </w:rPr>
       </w:pPr>
-      <w:bookmarkStart w:id="42" w:name="_Toc222595836"/>
+      <w:bookmarkStart w:id="42" w:name="_Toc222759857"/>
       <w:r>
         <w:t>Optimalizácia používateľského rozhrania</w:t>
       </w:r>
@@ -10422,7 +11100,7 @@
           <w:noProof/>
         </w:rPr>
       </w:pPr>
-      <w:bookmarkStart w:id="43" w:name="_Toc222595837"/>
+      <w:bookmarkStart w:id="43" w:name="_Toc222759858"/>
       <w:r>
         <w:t>Overenie použiteľnosti po úpravách</w:t>
       </w:r>
@@ -10457,7 +11135,35 @@
           <w:noProof/>
           <w:lang w:val="en-SK"/>
         </w:rPr>
-        <w:t>Zlepšená intuitívnosť ovládania mala pozitívny vplyv aj na celkový dojem z aplikácie. Používateľské rozhranie pôsobilo kompaktnejšie a menej rušivo, čo je v prostredí pokladničného systému mimoriadne dôležité. Výsledky testovania potvrdili, že optimalizácia rozhrania je nevyhnutnou súčasťou vývoja aplikácie a výrazne prispieva k jej praktickej použiteľnosti.</w:t>
+        <w:t>Zlepšená intuitívnosť ovládania mala pozitívny vplyv aj na celkový dojem z</w:t>
+      </w:r>
+      <w:r>
+        <w:rPr>
+          <w:noProof/>
+          <w:lang w:val="en-SK"/>
+        </w:rPr>
+        <w:t> </w:t>
+      </w:r>
+      <w:r>
+        <w:rPr>
+          <w:noProof/>
+          <w:lang w:val="en-SK"/>
+        </w:rPr>
+        <w:t>aplikácie. Používateľské rozhranie pôsobilo kompaktnejšie a menej rušivo, čo je v</w:t>
+      </w:r>
+      <w:r>
+        <w:rPr>
+          <w:noProof/>
+          <w:lang w:val="en-SK"/>
+        </w:rPr>
+        <w:t> </w:t>
+      </w:r>
+      <w:r>
+        <w:rPr>
+          <w:noProof/>
+          <w:lang w:val="en-SK"/>
+        </w:rPr>
+        <w:t>prostredí pokladničného systému mimoriadne dôležité. Výsledky testovania potvrdili, že optimalizácia rozhrania je nevyhnutnou súčasťou vývoja aplikácie a výrazne prispieva k jej praktickej použiteľnosti.</w:t>
       </w:r>
     </w:p>
     <w:p>
@@ -10473,7 +11179,7 @@
         </w:rPr>
         <w:br w:type="page"/>
       </w:r>
-      <w:bookmarkStart w:id="44" w:name="_Toc222595838"/>
+      <w:bookmarkStart w:id="44" w:name="_Toc222759859"/>
       <w:r>
         <w:lastRenderedPageBreak/>
         <w:t>DISKUSIA, OBMEDZENIA A MOŽNOSTI ROZŠÍRENIA</w:t>
@@ -10493,23 +11199,51 @@
           <w:noProof/>
           <w:lang w:val="en-SK"/>
         </w:rPr>
-        <w:t>Pri vývoji pokladničného systému EPOS sa ukázalo, že aj relatívne jednoduchá aplikácia môže priniesť množstvo rozhodnutí, kompromisov a technických obmedzení. Táto kapitola sa preto nezameriava na opis implementácie, ale na zhodnotenie vytvoreného riešenia, jeho silné a slabé stránky a možnosti ďalšieho rozvoja systému v prípade jeho reálneho nasadenia.</w:t>
-      </w:r>
-    </w:p>
-    <w:p>
-      <w:pPr>
-        <w:pStyle w:val="text"/>
-        <w:rPr>
-          <w:noProof/>
-          <w:lang w:val="en-SK"/>
-        </w:rPr>
-      </w:pPr>
-      <w:r>
-        <w:rPr>
-          <w:noProof/>
-          <w:lang w:val="en-SK"/>
-        </w:rPr>
-        <w:t xml:space="preserve">Výsledný systém spĺňa základné požiadavky kladené na pokladničnú aplikáciu v prostredí malej prevádzky. </w:t>
+        <w:t>Pri vývoji pokladničného systému EPOS sa ukázalo, že aj relatívne jednoduchá aplikácia môže priniesť množstvo rozhodnutí, kompromisov a technických obmedzení. Táto kapitola sa preto nezameriava na opis implementácie, ale na zhodnotenie vytvoreného riešenia, jeho silné a slabé stránky a možnosti ďalšieho rozvoja systému v</w:t>
+      </w:r>
+      <w:r>
+        <w:rPr>
+          <w:noProof/>
+          <w:lang w:val="en-SK"/>
+        </w:rPr>
+        <w:t> </w:t>
+      </w:r>
+      <w:r>
+        <w:rPr>
+          <w:noProof/>
+          <w:lang w:val="en-SK"/>
+        </w:rPr>
+        <w:t>prípade jeho reálneho nasadenia.</w:t>
+      </w:r>
+    </w:p>
+    <w:p>
+      <w:pPr>
+        <w:pStyle w:val="text"/>
+        <w:rPr>
+          <w:noProof/>
+          <w:lang w:val="en-SK"/>
+        </w:rPr>
+      </w:pPr>
+      <w:r>
+        <w:rPr>
+          <w:noProof/>
+          <w:lang w:val="en-SK"/>
+        </w:rPr>
+        <w:t>Výsledný systém spĺňa základné požiadavky kladené na pokladničnú aplikáciu v</w:t>
+      </w:r>
+      <w:r>
+        <w:rPr>
+          <w:noProof/>
+          <w:lang w:val="en-SK"/>
+        </w:rPr>
+        <w:t> </w:t>
+      </w:r>
+      <w:r>
+        <w:rPr>
+          <w:noProof/>
+          <w:lang w:val="en-SK"/>
+        </w:rPr>
+        <w:t xml:space="preserve">prostredí malej prevádzky. </w:t>
       </w:r>
       <w:r>
         <w:rPr>
@@ -10544,7 +11278,7 @@
           <w:noProof/>
         </w:rPr>
       </w:pPr>
-      <w:bookmarkStart w:id="45" w:name="_Toc222595839"/>
+      <w:bookmarkStart w:id="45" w:name="_Toc222759860"/>
       <w:r>
         <w:t>Zhodnotenie navrhnutého riešenia</w:t>
       </w:r>
@@ -10563,7 +11297,35 @@
           <w:noProof/>
           <w:lang w:val="en-SK"/>
         </w:rPr>
-        <w:t>Z pohľadu používateľského rozhrania možno riešenie hodnotiť ako prehľadné a intuitívne. Aplikácia je navrhnutá tak, aby používateľa nezaťažovala nadbytočnými prvkami a umožnila mu sústrediť sa na samotný proces predaja. Minimalistický dizajn a logické rozdelenie obrazoviek prispievajú k rýchlej orientácii v systéme aj pri prvom použití.</w:t>
+        <w:t>Z pohľadu používateľského rozhrania možno riešenie hodnotiť ako prehľadné a</w:t>
+      </w:r>
+      <w:r>
+        <w:rPr>
+          <w:noProof/>
+          <w:lang w:val="en-SK"/>
+        </w:rPr>
+        <w:t> </w:t>
+      </w:r>
+      <w:r>
+        <w:rPr>
+          <w:noProof/>
+          <w:lang w:val="en-SK"/>
+        </w:rPr>
+        <w:t>intuitívne. Aplikácia je navrhnutá tak, aby používateľa nezaťažovala nadbytočnými prvkami a umožnila mu sústrediť sa na samotný proces predaja. Minimalistický dizajn a</w:t>
+      </w:r>
+      <w:r>
+        <w:rPr>
+          <w:noProof/>
+          <w:lang w:val="en-SK"/>
+        </w:rPr>
+        <w:t> </w:t>
+      </w:r>
+      <w:r>
+        <w:rPr>
+          <w:noProof/>
+          <w:lang w:val="en-SK"/>
+        </w:rPr>
+        <w:t>logické rozdelenie obrazoviek prispievajú k rýchlej orientácii v systéme aj pri prvom použití.</w:t>
       </w:r>
     </w:p>
     <w:p>
@@ -10593,7 +11355,7 @@
           <w:noProof/>
         </w:rPr>
       </w:pPr>
-      <w:bookmarkStart w:id="46" w:name="_Toc222595840"/>
+      <w:bookmarkStart w:id="46" w:name="_Toc222759861"/>
       <w:r>
         <w:t>Technické a časové obmedzenia projektu</w:t>
       </w:r>
@@ -10650,7 +11412,7 @@
           <w:noProof/>
         </w:rPr>
       </w:pPr>
-      <w:bookmarkStart w:id="47" w:name="_Toc222595841"/>
+      <w:bookmarkStart w:id="47" w:name="_Toc222759862"/>
       <w:r>
         <w:t>Neimplementované funkcie a ich dopad</w:t>
       </w:r>
@@ -10699,7 +11461,7 @@
           <w:noProof/>
         </w:rPr>
       </w:pPr>
-      <w:bookmarkStart w:id="48" w:name="_Toc222595842"/>
+      <w:bookmarkStart w:id="48" w:name="_Toc222759863"/>
       <w:r>
         <w:t>Možnosti ďalšieho rozšírenia systému</w:t>
       </w:r>
@@ -10718,7 +11480,21 @@
           <w:noProof/>
           <w:lang w:val="en-SK"/>
         </w:rPr>
-        <w:t>Napriek uvedeným obmedzeniam je navrhnutý systém EPOS vhodným základom pre ďalšie rozširovanie. Jednou z najvýznamnejších možností je doplnenie modulu pre ukladanie a správu histórie bločkov, ktorý by umožnil spätnú kontrolu nákupov a jednoduchú archiváciu transakcií.</w:t>
+        <w:t>Napriek uvedeným obmedzeniam je navrhnutý systém EPOS vhodným základom pre ďalšie rozširovanie. Jednou z najvýznamnejších možností je doplnenie modulu pre ukladanie a správu histórie bločkov, ktorý by umožnil spätnú kontrolu nákupov a</w:t>
+      </w:r>
+      <w:r>
+        <w:rPr>
+          <w:noProof/>
+          <w:lang w:val="en-SK"/>
+        </w:rPr>
+        <w:t> </w:t>
+      </w:r>
+      <w:r>
+        <w:rPr>
+          <w:noProof/>
+          <w:lang w:val="en-SK"/>
+        </w:rPr>
+        <w:t>jednoduchú archiváciu transakcií.</w:t>
       </w:r>
     </w:p>
     <w:p>
@@ -10778,7 +11554,7 @@
           <w:noProof/>
         </w:rPr>
       </w:pPr>
-      <w:bookmarkStart w:id="49" w:name="_Toc222595843"/>
+      <w:bookmarkStart w:id="49" w:name="_Toc222759864"/>
       <w:r>
         <w:t>Celkové zhodnotenie kapitoly</w:t>
       </w:r>
@@ -10797,7 +11573,21 @@
           <w:noProof/>
           <w:lang w:val="en-SK"/>
         </w:rPr>
-        <w:t>Diskusia nad navrhnutým riešením ukazuje, že vytvorený systém EPOS spĺňa ciele stanovené v praktickej časti práce a zároveň poskytuje priestor na ďalší rozvoj. Projekt demonštruje, že aj v rámci školského zadania je možné vytvoriť funkčný a prakticky použiteľný systém, ktorý reflektuje reálne potreby používateľov.</w:t>
+        <w:t>Diskusia nad navrhnutým riešením ukazuje, že vytvorený systém EPOS spĺňa ciele stanovené v praktickej časti práce a zároveň poskytuje priestor na ďalší rozvoj. Projekt demonštruje, že aj v rámci školského zadania je možné vytvoriť funkčný a</w:t>
+      </w:r>
+      <w:r>
+        <w:rPr>
+          <w:noProof/>
+          <w:lang w:val="en-SK"/>
+        </w:rPr>
+        <w:t> </w:t>
+      </w:r>
+      <w:r>
+        <w:rPr>
+          <w:noProof/>
+          <w:lang w:val="en-SK"/>
+        </w:rPr>
+        <w:t>prakticky použiteľný systém, ktorý reflektuje reálne potreby používateľov.</w:t>
       </w:r>
     </w:p>
     <w:p>
@@ -10823,7 +11613,7 @@
           <w:noProof/>
         </w:rPr>
       </w:pPr>
-      <w:bookmarkStart w:id="50" w:name="_Toc222595844"/>
+      <w:bookmarkStart w:id="50" w:name="_Toc222759865"/>
       <w:r>
         <w:lastRenderedPageBreak/>
         <w:t>PRAKTICKÉ VYUŽITIE APLIKÁCIE V REÁLNEJ PREVÁDZKE</w:t>
@@ -10859,7 +11649,21 @@
           <w:noProof/>
           <w:lang w:val="en-SK"/>
         </w:rPr>
-        <w:t>Navrhnutý systém EPOS je svojím rozsahom a funkcionalitou vhodný najmä pre menšie prevádzky, kde nie je potrebná komplexná infraštruktúra ani rozsiahla administrácia. Aplikácia umožňuje rýchle a prehľadné blokovanie nákupov, prácu s produktmi a generovanie bločkov bez zbytočných krokov. Vďaka desktopovému riešeniu je systém stabilný a nezávislý od internetového pripojenia, čo je v niektorých prevádzkach významnou výhodou.</w:t>
+        <w:t>Navrhnutý systém EPOS je svojím rozsahom a funkcionalitou vhodný najmä pre menšie prevádzky, kde nie je potrebná komplexná infraštruktúra ani rozsiahla administrácia. Aplikácia umožňuje rýchle a prehľadné blokovanie nákupov, prácu s</w:t>
+      </w:r>
+      <w:r>
+        <w:rPr>
+          <w:noProof/>
+          <w:lang w:val="en-SK"/>
+        </w:rPr>
+        <w:t> </w:t>
+      </w:r>
+      <w:r>
+        <w:rPr>
+          <w:noProof/>
+          <w:lang w:val="en-SK"/>
+        </w:rPr>
+        <w:t>produktmi a generovanie bločkov bez zbytočných krokov. Vďaka desktopovému riešeniu je systém stabilný a nezávislý od internetového pripojenia, čo je v niektorých prevádzkach významnou výhodou.</w:t>
       </w:r>
     </w:p>
     <w:p>
@@ -10891,7 +11695,21 @@
           <w:noProof/>
           <w:lang w:val="en-SK"/>
         </w:rPr>
-        <w:t>Z technického hľadiska aplikácia demonštruje, že aj pomocou technológie Windows Forms je možné vytvoriť použiteľný a vizuálne čistý pokladničný systém. Hoci ide o školský projekt, jeho architektúra a rozdelenie funkcií umožňujú ďalší rozvoj a rozširovanie bez zásadných zásahov do existujúceho riešenia.</w:t>
+        <w:t>Z technického hľadiska aplikácia demonštruje, že aj pomocou technológie Windows Forms je možné vytvoriť použiteľný a vizuálne čistý pokladničný systém. Hoci ide o školský projekt, jeho architektúra a rozdelenie funkcií umožňujú ďalší rozvoj a</w:t>
+      </w:r>
+      <w:r>
+        <w:rPr>
+          <w:noProof/>
+          <w:lang w:val="en-SK"/>
+        </w:rPr>
+        <w:t> </w:t>
+      </w:r>
+      <w:r>
+        <w:rPr>
+          <w:noProof/>
+          <w:lang w:val="en-SK"/>
+        </w:rPr>
+        <w:t>rozširovanie bez zásadných zásahov do existujúceho riešenia.</w:t>
       </w:r>
     </w:p>
     <w:p>
@@ -10949,7 +11767,7 @@
           <w:noProof/>
         </w:rPr>
       </w:pPr>
-      <w:bookmarkStart w:id="51" w:name="_Toc222595845"/>
+      <w:bookmarkStart w:id="51" w:name="_Toc222759866"/>
       <w:r>
         <w:rPr>
           <w:caps w:val="0"/>
@@ -11050,11 +11868,16 @@
     <w:p>
       <w:pPr>
         <w:pStyle w:val="Kapitola"/>
-        <w:rPr>
-          <w:noProof/>
-        </w:rPr>
-      </w:pPr>
-      <w:bookmarkStart w:id="52" w:name="_Toc222595846"/>
+        <w:numPr>
+          <w:ilvl w:val="0"/>
+          <w:numId w:val="0"/>
+        </w:numPr>
+        <w:ind w:left="360"/>
+        <w:rPr>
+          <w:noProof/>
+        </w:rPr>
+      </w:pPr>
+      <w:bookmarkStart w:id="52" w:name="_Toc222759867"/>
       <w:r>
         <w:rPr>
           <w:caps w:val="0"/>
@@ -11079,31 +11902,58 @@
         <w:jc w:val="left"/>
       </w:pPr>
       <w:r>
-        <w:t xml:space="preserve">IBM, 2023. </w:t>
+        <w:rPr>
+          <w:rStyle w:val="Strong"/>
+        </w:rPr>
+        <w:t>IBM.</w:t>
+      </w:r>
+      <w:r>
+        <w:t xml:space="preserve"> 2023. </w:t>
       </w:r>
       <w:proofErr w:type="spellStart"/>
       <w:r>
+        <w:rPr>
+          <w:rStyle w:val="Emphasis"/>
+        </w:rPr>
         <w:t>What</w:t>
       </w:r>
       <w:proofErr w:type="spellEnd"/>
       <w:r>
+        <w:rPr>
+          <w:rStyle w:val="Emphasis"/>
+        </w:rPr>
         <w:t xml:space="preserve"> </w:t>
       </w:r>
       <w:proofErr w:type="spellStart"/>
       <w:r>
+        <w:rPr>
+          <w:rStyle w:val="Emphasis"/>
+        </w:rPr>
         <w:t>is</w:t>
       </w:r>
       <w:proofErr w:type="spellEnd"/>
       <w:r>
+        <w:rPr>
+          <w:rStyle w:val="Emphasis"/>
+        </w:rPr>
         <w:t xml:space="preserve"> a web </w:t>
       </w:r>
       <w:proofErr w:type="spellStart"/>
       <w:r>
+        <w:rPr>
+          <w:rStyle w:val="Emphasis"/>
+        </w:rPr>
         <w:t>application</w:t>
       </w:r>
       <w:proofErr w:type="spellEnd"/>
       <w:r>
-        <w:t xml:space="preserve">? [online]. IBM </w:t>
+        <w:rPr>
+          <w:rStyle w:val="Emphasis"/>
+        </w:rPr>
+        <w:t>?</w:t>
+      </w:r>
+      <w:r>
+        <w:t xml:space="preserve"> [online]. IBM </w:t>
       </w:r>
       <w:proofErr w:type="spellStart"/>
       <w:r>
@@ -11119,7 +11969,19 @@
       </w:r>
       <w:proofErr w:type="spellEnd"/>
       <w:r>
-        <w:t xml:space="preserve">. [cit. 2025-03-16]. Dostupné na: </w:t>
+        <w:t>. [cit. 2025-</w:t>
+      </w:r>
+      <w:r>
+        <w:t>10</w:t>
+      </w:r>
+      <w:r>
+        <w:t>-</w:t>
+      </w:r>
+      <w:r>
+        <w:t>20</w:t>
+      </w:r>
+      <w:r>
+        <w:t xml:space="preserve">]. Dostupné na: </w:t>
       </w:r>
       <w:hyperlink r:id="rId11" w:history="1">
         <w:r>
@@ -11138,126 +12000,50 @@
       </w:pPr>
       <w:r>
         <w:rPr>
-          <w:noProof/>
-        </w:rPr>
-        <w:t xml:space="preserve">INTERACTION DESIGN FOUNDATION, n. d. User Requirements Analysis. [online]. [cit. 2025-03-16]. Dostupné na: </w:t>
-      </w:r>
-      <w:hyperlink r:id="rId12" w:history="1">
-        <w:r>
-          <w:rPr>
-            <w:rStyle w:val="Hyperlink"/>
-            <w:noProof/>
-          </w:rPr>
-          <w:t>https://www.interaction-design.org/literature/topics/user-requirements</w:t>
-        </w:r>
-      </w:hyperlink>
-    </w:p>
-    <w:p>
-      <w:pPr>
-        <w:pStyle w:val="text"/>
-        <w:ind w:firstLine="360"/>
-        <w:jc w:val="left"/>
-      </w:pPr>
-      <w:r>
-        <w:t xml:space="preserve">LAUDON, </w:t>
+          <w:b/>
+          <w:bCs/>
+        </w:rPr>
+        <w:t>INTERACTION DESIGN FOUNDATION.</w:t>
+      </w:r>
+      <w:r>
+        <w:t xml:space="preserve"> 2025. </w:t>
       </w:r>
       <w:proofErr w:type="spellStart"/>
       <w:r>
-        <w:t>Kenneth</w:t>
+        <w:t>What</w:t>
       </w:r>
       <w:proofErr w:type="spellEnd"/>
       <w:r>
-        <w:t xml:space="preserve"> C. </w:t>
+        <w:t xml:space="preserve"> are </w:t>
       </w:r>
       <w:proofErr w:type="spellStart"/>
       <w:r>
-        <w:t>What</w:t>
+        <w:t>Functional</w:t>
       </w:r>
       <w:proofErr w:type="spellEnd"/>
       <w:r>
-        <w:t xml:space="preserve"> Are Web </w:t>
+        <w:t xml:space="preserve"> </w:t>
       </w:r>
       <w:proofErr w:type="spellStart"/>
       <w:r>
-        <w:t>Applications</w:t>
+        <w:t>Requirements</w:t>
       </w:r>
       <w:proofErr w:type="spellEnd"/>
       <w:r>
-        <w:t xml:space="preserve"> and </w:t>
-      </w:r>
-      <w:proofErr w:type="spellStart"/>
-      <w:r>
-        <w:t>Why</w:t>
-      </w:r>
-      <w:proofErr w:type="spellEnd"/>
-      <w:r>
-        <w:t xml:space="preserve"> Are </w:t>
-      </w:r>
-      <w:proofErr w:type="spellStart"/>
-      <w:r>
-        <w:t>They</w:t>
-      </w:r>
-      <w:proofErr w:type="spellEnd"/>
-      <w:r>
-        <w:t xml:space="preserve"> </w:t>
-      </w:r>
-      <w:proofErr w:type="spellStart"/>
-      <w:r>
-        <w:t>Important</w:t>
-      </w:r>
-      <w:proofErr w:type="spellEnd"/>
-      <w:r>
-        <w:t>?</w:t>
-      </w:r>
-      <w:r>
-        <w:t xml:space="preserve"> </w:t>
-      </w:r>
-      <w:r>
-        <w:t xml:space="preserve">In: </w:t>
-      </w:r>
-      <w:proofErr w:type="spellStart"/>
-      <w:r>
-        <w:rPr>
-          <w:rStyle w:val="Emphasis"/>
-        </w:rPr>
-        <w:t>Encyclopedia</w:t>
-      </w:r>
-      <w:proofErr w:type="spellEnd"/>
-      <w:r>
-        <w:rPr>
-          <w:rStyle w:val="Emphasis"/>
-        </w:rPr>
-        <w:t xml:space="preserve"> </w:t>
-      </w:r>
-      <w:proofErr w:type="spellStart"/>
-      <w:r>
-        <w:rPr>
-          <w:rStyle w:val="Emphasis"/>
-        </w:rPr>
-        <w:t>Britannica</w:t>
-      </w:r>
-      <w:proofErr w:type="spellEnd"/>
-      <w:r>
-        <w:t xml:space="preserve"> [online].</w:t>
-      </w:r>
-      <w:r>
-        <w:t xml:space="preserve"> </w:t>
-      </w:r>
-      <w:r>
-        <w:t>[cit. 2025-03-16].</w:t>
-      </w:r>
-      <w:r>
-        <w:t xml:space="preserve"> </w:t>
-      </w:r>
-      <w:r>
-        <w:t xml:space="preserve">Dostupné na: </w:t>
-      </w:r>
-      <w:hyperlink r:id="rId13" w:history="1">
+        <w:t>. [online]. [</w:t>
+      </w:r>
+      <w:r>
+        <w:t>cit. 2026-02-23</w:t>
+      </w:r>
+      <w:r>
+        <w:t xml:space="preserve">]. Dostupné na: </w:t>
+      </w:r>
+      <w:hyperlink r:id="rId12" w:tgtFrame="_new" w:history="1">
         <w:r>
           <w:rPr>
             <w:rStyle w:val="Hyperlink"/>
           </w:rPr>
-          <w:t>https://www.britannica.com/technology/web-application</w:t>
+          <w:t>https://www.interaction-design.org/literature/topics/functional-requirements</w:t>
         </w:r>
       </w:hyperlink>
     </w:p>
@@ -11265,29 +12051,185 @@
       <w:pPr>
         <w:pStyle w:val="text"/>
         <w:ind w:firstLine="360"/>
+        <w:rPr>
+          <w:lang w:val="en-SK"/>
+        </w:rPr>
+      </w:pPr>
+      <w:r>
+        <w:rPr>
+          <w:b/>
+          <w:bCs/>
+          <w:lang w:val="en-SK"/>
+        </w:rPr>
+        <w:t>LAUDON, Kenneth C.</w:t>
+      </w:r>
+      <w:r>
+        <w:rPr>
+          <w:lang w:val="en-SK"/>
+        </w:rPr>
+        <w:t xml:space="preserve"> </w:t>
+      </w:r>
+      <w:r>
+        <w:rPr>
+          <w:lang w:val="en-SK"/>
+        </w:rPr>
+        <w:t>2025</w:t>
+      </w:r>
+      <w:r>
+        <w:rPr>
+          <w:lang w:val="en-SK"/>
+        </w:rPr>
+        <w:t xml:space="preserve">. </w:t>
+      </w:r>
+      <w:r>
+        <w:rPr>
+          <w:i/>
+          <w:iCs/>
+          <w:lang w:val="en-SK"/>
+        </w:rPr>
+        <w:t>What Are Web Applications and Why Are They Important?</w:t>
+      </w:r>
+      <w:r>
+        <w:rPr>
+          <w:lang w:val="en-SK"/>
+        </w:rPr>
+        <w:t xml:space="preserve"> In: </w:t>
+      </w:r>
+      <w:r>
+        <w:rPr>
+          <w:i/>
+          <w:iCs/>
+          <w:lang w:val="en-SK"/>
+        </w:rPr>
+        <w:t>Encyclopedia Britannica.</w:t>
+      </w:r>
+      <w:r>
+        <w:rPr>
+          <w:lang w:val="en-SK"/>
+        </w:rPr>
+        <w:t xml:space="preserve"> [online]. [cit. 2025-</w:t>
+      </w:r>
+      <w:r>
+        <w:rPr>
+          <w:lang w:val="en-SK"/>
+        </w:rPr>
+        <w:t>10</w:t>
+      </w:r>
+      <w:r>
+        <w:rPr>
+          <w:lang w:val="en-SK"/>
+        </w:rPr>
+        <w:t xml:space="preserve">-16]. Dostupné na: </w:t>
+      </w:r>
+      <w:r>
+        <w:rPr>
+          <w:lang w:val="en-SK"/>
+        </w:rPr>
+        <w:fldChar w:fldCharType="begin"/>
+      </w:r>
+      <w:r>
+        <w:rPr>
+          <w:lang w:val="en-SK"/>
+        </w:rPr>
+        <w:instrText>HYPERLINK "</w:instrText>
+      </w:r>
+      <w:r>
+        <w:rPr>
+          <w:lang w:val="en-SK"/>
+        </w:rPr>
+        <w:instrText>https://www.britannica.com/technology/web-application</w:instrText>
+      </w:r>
+      <w:r>
+        <w:rPr>
+          <w:lang w:val="en-SK"/>
+        </w:rPr>
+        <w:instrText>"</w:instrText>
+      </w:r>
+      <w:r>
+        <w:rPr>
+          <w:lang w:val="en-SK"/>
+        </w:rPr>
+        <w:fldChar w:fldCharType="separate"/>
+      </w:r>
+      <w:r>
+        <w:rPr>
+          <w:rStyle w:val="Hyperlink"/>
+          <w:lang w:val="en-SK"/>
+        </w:rPr>
+        <w:t>https://www.britannica.com/technology/web-app</w:t>
+      </w:r>
+      <w:r>
+        <w:rPr>
+          <w:rStyle w:val="Hyperlink"/>
+          <w:lang w:val="en-SK"/>
+        </w:rPr>
+        <w:t>l</w:t>
+      </w:r>
+      <w:r>
+        <w:rPr>
+          <w:rStyle w:val="Hyperlink"/>
+          <w:lang w:val="en-SK"/>
+        </w:rPr>
+        <w:t>ication</w:t>
+      </w:r>
+      <w:r>
+        <w:rPr>
+          <w:lang w:val="en-SK"/>
+        </w:rPr>
+        <w:fldChar w:fldCharType="end"/>
+      </w:r>
+    </w:p>
+    <w:p>
+      <w:pPr>
+        <w:pStyle w:val="text"/>
+        <w:ind w:firstLine="360"/>
         <w:jc w:val="left"/>
-        <w:rPr>
-          <w:noProof/>
-        </w:rPr>
-      </w:pPr>
-      <w:r>
-        <w:t xml:space="preserve">MICROSOFT, 2024. Windows </w:t>
+      </w:pPr>
+      <w:r>
+        <w:rPr>
+          <w:rStyle w:val="Strong"/>
+        </w:rPr>
+        <w:t>MICROSOFT.</w:t>
+      </w:r>
+      <w:r>
+        <w:t xml:space="preserve"> 2024. </w:t>
+      </w:r>
+      <w:r>
+        <w:rPr>
+          <w:rStyle w:val="Emphasis"/>
+        </w:rPr>
+        <w:t xml:space="preserve">Windows </w:t>
       </w:r>
       <w:proofErr w:type="spellStart"/>
       <w:r>
+        <w:rPr>
+          <w:rStyle w:val="Emphasis"/>
+        </w:rPr>
         <w:t>Forms</w:t>
       </w:r>
       <w:proofErr w:type="spellEnd"/>
       <w:r>
+        <w:rPr>
+          <w:rStyle w:val="Emphasis"/>
+        </w:rPr>
         <w:t xml:space="preserve"> </w:t>
       </w:r>
       <w:proofErr w:type="spellStart"/>
       <w:r>
+        <w:rPr>
+          <w:rStyle w:val="Emphasis"/>
+        </w:rPr>
         <w:t>overview</w:t>
       </w:r>
       <w:proofErr w:type="spellEnd"/>
       <w:r>
-        <w:t xml:space="preserve">. [online]. Microsoft </w:t>
+        <w:rPr>
+          <w:rStyle w:val="Emphasis"/>
+        </w:rPr>
+        <w:t>.</w:t>
+      </w:r>
+      <w:r>
+        <w:t xml:space="preserve"> [online]. Microsoft </w:t>
       </w:r>
       <w:proofErr w:type="spellStart"/>
       <w:r>
@@ -11295,9 +12237,15 @@
       </w:r>
       <w:proofErr w:type="spellEnd"/>
       <w:r>
-        <w:t xml:space="preserve">. [cit. 2025-03-16]. Dostupné na: </w:t>
-      </w:r>
-      <w:hyperlink r:id="rId14" w:tgtFrame="_new" w:history="1">
+        <w:t>. [cit. 2025-</w:t>
+      </w:r>
+      <w:r>
+        <w:t>10</w:t>
+      </w:r>
+      <w:r>
+        <w:t xml:space="preserve">-16]. Dostupné na: </w:t>
+      </w:r>
+      <w:hyperlink r:id="rId13" w:tgtFrame="_new" w:history="1">
         <w:r>
           <w:rPr>
             <w:rStyle w:val="Hyperlink"/>
@@ -11305,12 +12253,6 @@
           <w:t>https://learn.microsoft.com/en-us/dotnet/desktop/winforms/overview/</w:t>
         </w:r>
       </w:hyperlink>
-      <w:r>
-        <w:rPr>
-          <w:noProof/>
-        </w:rPr>
-        <w:t xml:space="preserve"> </w:t>
-      </w:r>
     </w:p>
     <w:p>
       <w:pPr>
@@ -11319,7 +12261,13 @@
         <w:jc w:val="left"/>
       </w:pPr>
       <w:r>
-        <w:t xml:space="preserve">Microsoft, 2023. </w:t>
+        <w:rPr>
+          <w:rStyle w:val="Strong"/>
+        </w:rPr>
+        <w:t>MICROSOFT.</w:t>
+      </w:r>
+      <w:r>
+        <w:t xml:space="preserve"> 2023a. </w:t>
       </w:r>
       <w:proofErr w:type="spellStart"/>
       <w:r>
@@ -11358,6 +12306,12 @@
       </w:r>
       <w:proofErr w:type="spellEnd"/>
       <w:r>
+        <w:rPr>
+          <w:rStyle w:val="Emphasis"/>
+        </w:rPr>
+        <w:t>.</w:t>
+      </w:r>
+      <w:r>
         <w:t xml:space="preserve"> [online]. Microsoft </w:t>
       </w:r>
       <w:proofErr w:type="spellStart"/>
@@ -11368,7 +12322,7 @@
       <w:r>
         <w:t xml:space="preserve">. [cit. 2026-01-22]. Dostupné na: </w:t>
       </w:r>
-      <w:hyperlink r:id="rId15" w:tgtFrame="_new" w:history="1">
+      <w:hyperlink r:id="rId14" w:tgtFrame="_new" w:history="1">
         <w:r>
           <w:rPr>
             <w:rStyle w:val="Hyperlink"/>
@@ -11384,7 +12338,13 @@
         <w:jc w:val="left"/>
       </w:pPr>
       <w:r>
-        <w:t xml:space="preserve">Microsoft, 2023. </w:t>
+        <w:rPr>
+          <w:rStyle w:val="Strong"/>
+        </w:rPr>
+        <w:t>MICROSOFT.</w:t>
+      </w:r>
+      <w:r>
+        <w:t xml:space="preserve"> 2023b. </w:t>
       </w:r>
       <w:r>
         <w:rPr>
@@ -11415,6 +12375,12 @@
       </w:r>
       <w:proofErr w:type="spellEnd"/>
       <w:r>
+        <w:rPr>
+          <w:rStyle w:val="Emphasis"/>
+        </w:rPr>
+        <w:t>.</w:t>
+      </w:r>
+      <w:r>
         <w:t xml:space="preserve"> [online]. Microsoft </w:t>
       </w:r>
       <w:proofErr w:type="spellStart"/>
@@ -11425,7 +12391,7 @@
       <w:r>
         <w:t xml:space="preserve">. [cit. 2026-01-22]. Dostupné na: </w:t>
       </w:r>
-      <w:hyperlink r:id="rId16" w:tgtFrame="_new" w:history="1">
+      <w:hyperlink r:id="rId15" w:tgtFrame="_new" w:history="1">
         <w:r>
           <w:rPr>
             <w:rStyle w:val="Hyperlink"/>
@@ -11442,15 +12408,74 @@
       </w:pPr>
       <w:r>
         <w:rPr>
-          <w:noProof/>
-        </w:rPr>
-        <w:t xml:space="preserve">NIELSEN NORMAN GROUP, 2020. Usability 101: Introduction to Usability. [online]. [cit. 2025-03-16]. Dostupné na: </w:t>
-      </w:r>
-      <w:hyperlink r:id="rId17" w:history="1">
+          <w:rStyle w:val="Strong"/>
+        </w:rPr>
+        <w:t>NIELSEN NORMAN GROUP.</w:t>
+      </w:r>
+      <w:r>
+        <w:t xml:space="preserve"> 2020. </w:t>
+      </w:r>
+      <w:proofErr w:type="spellStart"/>
+      <w:r>
+        <w:rPr>
+          <w:rStyle w:val="Emphasis"/>
+        </w:rPr>
+        <w:t>Usability</w:t>
+      </w:r>
+      <w:proofErr w:type="spellEnd"/>
+      <w:r>
+        <w:rPr>
+          <w:rStyle w:val="Emphasis"/>
+        </w:rPr>
+        <w:t xml:space="preserve"> 101: </w:t>
+      </w:r>
+      <w:proofErr w:type="spellStart"/>
+      <w:r>
+        <w:rPr>
+          <w:rStyle w:val="Emphasis"/>
+        </w:rPr>
+        <w:t>Introduction</w:t>
+      </w:r>
+      <w:proofErr w:type="spellEnd"/>
+      <w:r>
+        <w:rPr>
+          <w:rStyle w:val="Emphasis"/>
+        </w:rPr>
+        <w:t xml:space="preserve"> to </w:t>
+      </w:r>
+      <w:proofErr w:type="spellStart"/>
+      <w:r>
+        <w:rPr>
+          <w:rStyle w:val="Emphasis"/>
+        </w:rPr>
+        <w:t>Usability</w:t>
+      </w:r>
+      <w:proofErr w:type="spellEnd"/>
+      <w:r>
+        <w:rPr>
+          <w:rStyle w:val="Emphasis"/>
+        </w:rPr>
+        <w:t>.</w:t>
+      </w:r>
+      <w:r>
+        <w:t xml:space="preserve"> [online]. [cit. 2025-</w:t>
+      </w:r>
+      <w:r>
+        <w:t>10</w:t>
+      </w:r>
+      <w:r>
+        <w:t>-</w:t>
+      </w:r>
+      <w:r>
+        <w:t>20</w:t>
+      </w:r>
+      <w:r>
+        <w:t xml:space="preserve">]. Dostupné na: </w:t>
+      </w:r>
+      <w:hyperlink r:id="rId16" w:tgtFrame="_new" w:history="1">
         <w:r>
           <w:rPr>
             <w:rStyle w:val="Hyperlink"/>
-            <w:noProof/>
           </w:rPr>
           <w:t>https://www.nngroup.com/articles/usability-101-introduction-to-usability/</w:t>
         </w:r>
@@ -11463,7 +12488,13 @@
         <w:jc w:val="left"/>
       </w:pPr>
       <w:r>
-        <w:t xml:space="preserve">OECD, 2022. </w:t>
+        <w:rPr>
+          <w:rStyle w:val="Strong"/>
+        </w:rPr>
+        <w:t>OECD.</w:t>
+      </w:r>
+      <w:r>
+        <w:t xml:space="preserve"> 2022. </w:t>
       </w:r>
       <w:proofErr w:type="spellStart"/>
       <w:r>
@@ -11502,6 +12533,12 @@
       </w:r>
       <w:proofErr w:type="spellEnd"/>
       <w:r>
+        <w:rPr>
+          <w:rStyle w:val="Emphasis"/>
+        </w:rPr>
+        <w:t>.</w:t>
+      </w:r>
+      <w:r>
         <w:t xml:space="preserve"> [online]. </w:t>
       </w:r>
       <w:proofErr w:type="spellStart"/>
@@ -11544,7 +12581,7 @@
       <w:r>
         <w:t xml:space="preserve">. [cit. 2026-01-22]. Dostupné na: </w:t>
       </w:r>
-      <w:hyperlink r:id="rId18" w:history="1">
+      <w:hyperlink r:id="rId17" w:history="1">
         <w:r>
           <w:rPr>
             <w:rStyle w:val="Hyperlink"/>
@@ -11555,12 +12592,17 @@
     </w:p>
     <w:p>
       <w:pPr>
-        <w:pStyle w:val="text"/>
+        <w:pStyle w:val="NormalWeb"/>
         <w:ind w:firstLine="360"/>
-        <w:jc w:val="left"/>
-      </w:pPr>
-      <w:r>
-        <w:t xml:space="preserve">Oracle, 2023. </w:t>
+      </w:pPr>
+      <w:r>
+        <w:rPr>
+          <w:rStyle w:val="Strong"/>
+        </w:rPr>
+        <w:t>ORACLE.</w:t>
+      </w:r>
+      <w:r>
+        <w:t xml:space="preserve"> 2023. </w:t>
       </w:r>
       <w:proofErr w:type="spellStart"/>
       <w:r>
@@ -11621,7 +12663,7 @@
       <w:r>
         <w:t xml:space="preserve"> [online]. Oracle. [cit. 2026-01-22]. Dostupné na: </w:t>
       </w:r>
-      <w:hyperlink r:id="rId19" w:tgtFrame="_new" w:history="1">
+      <w:hyperlink r:id="rId18" w:tgtFrame="_new" w:history="1">
         <w:r>
           <w:rPr>
             <w:rStyle w:val="Hyperlink"/>
@@ -11637,7 +12679,13 @@
         <w:jc w:val="left"/>
       </w:pPr>
       <w:r>
-        <w:t xml:space="preserve">Usability.gov, 2022. </w:t>
+        <w:rPr>
+          <w:rStyle w:val="Strong"/>
+        </w:rPr>
+        <w:t>USABILITY.GOV.</w:t>
+      </w:r>
+      <w:r>
+        <w:t xml:space="preserve"> 2022. </w:t>
       </w:r>
       <w:proofErr w:type="spellStart"/>
       <w:r>
@@ -11662,6 +12710,12 @@
       </w:r>
       <w:proofErr w:type="spellEnd"/>
       <w:r>
+        <w:rPr>
+          <w:rStyle w:val="Emphasis"/>
+        </w:rPr>
+        <w:t>.</w:t>
+      </w:r>
+      <w:r>
         <w:t xml:space="preserve"> [online]. U.S. Department of Health and </w:t>
       </w:r>
       <w:proofErr w:type="spellStart"/>
@@ -11680,7 +12734,7 @@
       <w:r>
         <w:t xml:space="preserve">. [cit. 2026-01-22]. Dostupné na: </w:t>
       </w:r>
-      <w:hyperlink r:id="rId20" w:history="1">
+      <w:hyperlink r:id="rId19" w:history="1">
         <w:r>
           <w:rPr>
             <w:rStyle w:val="Hyperlink"/>
@@ -11689,13 +12743,20 @@
         </w:r>
       </w:hyperlink>
     </w:p>
+    <w:p>
+      <w:pPr>
+        <w:pStyle w:val="text"/>
+        <w:ind w:firstLine="360"/>
+        <w:jc w:val="left"/>
+      </w:pPr>
+    </w:p>
     <w:sectPr>
-      <w:headerReference w:type="even" r:id="rId21"/>
-      <w:headerReference w:type="default" r:id="rId22"/>
-      <w:footerReference w:type="even" r:id="rId23"/>
-      <w:footerReference w:type="default" r:id="rId24"/>
-      <w:headerReference w:type="first" r:id="rId25"/>
-      <w:footerReference w:type="first" r:id="rId26"/>
+      <w:headerReference w:type="even" r:id="rId20"/>
+      <w:headerReference w:type="default" r:id="rId21"/>
+      <w:footerReference w:type="even" r:id="rId22"/>
+      <w:footerReference w:type="default" r:id="rId23"/>
+      <w:headerReference w:type="first" r:id="rId24"/>
+      <w:footerReference w:type="first" r:id="rId25"/>
       <w:pgSz w:w="11906" w:h="16838" w:code="9"/>
       <w:pgMar w:top="1418" w:right="1418" w:bottom="1418" w:left="1985" w:header="709" w:footer="709" w:gutter="0"/>
       <w:pgNumType w:start="6"/>
@@ -13800,7 +14861,6 @@
   <w:style w:type="character" w:default="1" w:styleId="DefaultParagraphFont">
     <w:name w:val="Default Paragraph Font"/>
     <w:uiPriority w:val="1"/>
-    <w:semiHidden/>
     <w:unhideWhenUsed/>
   </w:style>
   <w:style w:type="table" w:default="1" w:styleId="TableNormal">
@@ -14664,6 +15724,10 @@
 </file>
 
 <file path=customXml/item1.xml><?xml version="1.0" encoding="utf-8"?>
+<b:Sources xmlns:b="http://schemas.openxmlformats.org/officeDocument/2006/bibliography" xmlns="http://schemas.openxmlformats.org/officeDocument/2006/bibliography" SelectedStyle="\APASixthEditionOfficeOnline.xsl" StyleName="APA" Version="6"/>
+</file>
+
+<file path=customXml/item2.xml><?xml version="1.0" encoding="utf-8"?>
 <ct:contentTypeSchema xmlns:ct="http://schemas.microsoft.com/office/2006/metadata/contentType" xmlns:ma="http://schemas.microsoft.com/office/2006/metadata/properties/metaAttributes" ct:_="" ma:_="" ma:contentTypeName="Dokument" ma:contentTypeID="0x010100FF914F332154174D803A7B644D03395C" ma:contentTypeVersion="16" ma:contentTypeDescription="Umožňuje vytvoriť nový dokument." ma:contentTypeScope="" ma:versionID="fd77751d24e8168fda22eab337079d00">
   <xsd:schema xmlns:xsd="http://www.w3.org/2001/XMLSchema" xmlns:xs="http://www.w3.org/2001/XMLSchema" xmlns:p="http://schemas.microsoft.com/office/2006/metadata/properties" xmlns:ns3="a94799e5-846a-4ad9-b31d-5ba5d0428847" xmlns:ns4="b0f22963-9bb8-4dce-be88-550968040c8c" targetNamespace="http://schemas.microsoft.com/office/2006/metadata/properties" ma:root="true" ma:fieldsID="b71646f853d82629af3ee6a4474bd060" ns3:_="" ns4:_="">
     <xsd:import namespace="a94799e5-846a-4ad9-b31d-5ba5d0428847"/>
@@ -14902,19 +15966,7 @@
 </ct:contentTypeSchema>
 </file>
 
-<file path=customXml/item2.xml><?xml version="1.0" encoding="utf-8"?>
-<b:Sources xmlns:b="http://schemas.openxmlformats.org/officeDocument/2006/bibliography" xmlns="http://schemas.openxmlformats.org/officeDocument/2006/bibliography" SelectedStyle="\APASixthEditionOfficeOnline.xsl" StyleName="APA" Version="6"/>
-</file>
-
 <file path=customXml/item3.xml><?xml version="1.0" encoding="utf-8"?>
-<p:properties xmlns:p="http://schemas.microsoft.com/office/2006/metadata/properties" xmlns:xsi="http://www.w3.org/2001/XMLSchema-instance" xmlns:pc="http://schemas.microsoft.com/office/infopath/2007/PartnerControls">
-  <documentManagement>
-    <_activity xmlns="a94799e5-846a-4ad9-b31d-5ba5d0428847" xsi:nil="true"/>
-  </documentManagement>
-</p:properties>
-</file>
-
-<file path=customXml/item4.xml><?xml version="1.0" encoding="utf-8"?>
 <?mso-contentType ?>
 <FormTemplates xmlns="http://schemas.microsoft.com/sharepoint/v3/contenttype/forms">
   <Display>DocumentLibraryForm</Display>
@@ -14923,7 +15975,23 @@
 </FormTemplates>
 </file>
 
+<file path=customXml/item4.xml><?xml version="1.0" encoding="utf-8"?>
+<p:properties xmlns:p="http://schemas.microsoft.com/office/2006/metadata/properties" xmlns:xsi="http://www.w3.org/2001/XMLSchema-instance" xmlns:pc="http://schemas.microsoft.com/office/infopath/2007/PartnerControls">
+  <documentManagement>
+    <_activity xmlns="a94799e5-846a-4ad9-b31d-5ba5d0428847" xsi:nil="true"/>
+  </documentManagement>
+</p:properties>
+</file>
+
 <file path=customXml/itemProps1.xml><?xml version="1.0" encoding="utf-8"?>
+<ds:datastoreItem xmlns:ds="http://schemas.openxmlformats.org/officeDocument/2006/customXml" ds:itemID="{33B51BA0-60DC-4A69-874E-22CBA927F23E}">
+  <ds:schemaRefs>
+    <ds:schemaRef ds:uri="http://schemas.openxmlformats.org/officeDocument/2006/bibliography"/>
+  </ds:schemaRefs>
+</ds:datastoreItem>
+</file>
+
+<file path=customXml/itemProps2.xml><?xml version="1.0" encoding="utf-8"?>
 <ds:datastoreItem xmlns:ds="http://schemas.openxmlformats.org/officeDocument/2006/customXml" ds:itemID="{C3329A49-AD3D-4BA1-96E5-F249191C1F65}">
   <ds:schemaRefs>
     <ds:schemaRef ds:uri="http://schemas.microsoft.com/office/2006/metadata/contentType"/>
@@ -14942,15 +16010,15 @@
 </ds:datastoreItem>
 </file>
 
-<file path=customXml/itemProps2.xml><?xml version="1.0" encoding="utf-8"?>
-<ds:datastoreItem xmlns:ds="http://schemas.openxmlformats.org/officeDocument/2006/customXml" ds:itemID="{33B51BA0-60DC-4A69-874E-22CBA927F23E}">
+<file path=customXml/itemProps3.xml><?xml version="1.0" encoding="utf-8"?>
+<ds:datastoreItem xmlns:ds="http://schemas.openxmlformats.org/officeDocument/2006/customXml" ds:itemID="{1F4F2074-9665-40AE-AC4D-38B5428FDE6E}">
   <ds:schemaRefs>
-    <ds:schemaRef ds:uri="http://schemas.openxmlformats.org/officeDocument/2006/bibliography"/>
+    <ds:schemaRef ds:uri="http://schemas.microsoft.com/sharepoint/v3/contenttype/forms"/>
   </ds:schemaRefs>
 </ds:datastoreItem>
 </file>
 
-<file path=customXml/itemProps3.xml><?xml version="1.0" encoding="utf-8"?>
+<file path=customXml/itemProps4.xml><?xml version="1.0" encoding="utf-8"?>
 <ds:datastoreItem xmlns:ds="http://schemas.openxmlformats.org/officeDocument/2006/customXml" ds:itemID="{8A7D4A20-64F2-4259-949F-7A93E612CEDE}">
   <ds:schemaRefs>
     <ds:schemaRef ds:uri="http://schemas.microsoft.com/office/2006/metadata/properties"/>
@@ -14958,12 +16026,4 @@
     <ds:schemaRef ds:uri="a94799e5-846a-4ad9-b31d-5ba5d0428847"/>
   </ds:schemaRefs>
 </ds:datastoreItem>
-</file>
-
-<file path=customXml/itemProps4.xml><?xml version="1.0" encoding="utf-8"?>
-<ds:datastoreItem xmlns:ds="http://schemas.openxmlformats.org/officeDocument/2006/customXml" ds:itemID="{1F4F2074-9665-40AE-AC4D-38B5428FDE6E}">
-  <ds:schemaRefs>
-    <ds:schemaRef ds:uri="http://schemas.microsoft.com/sharepoint/v3/contenttype/forms"/>
-  </ds:schemaRefs>
-</ds:datastoreItem>
 </file>